--- a/DevOps Foundation.docx
+++ b/DevOps Foundation.docx
@@ -345,8 +345,16 @@
         <w:rPr>
           <w:lang w:val="en-US"/>
         </w:rPr>
-        <w:t>This topic describes the three DevOps principles of flow, feedback, and continuous learning to derive better DevOps behaviour</w:t>
-      </w:r>
+        <w:t xml:space="preserve">This topic describes the three DevOps principles of flow, feedback, and continuous learning to derive better DevOps </w:t>
+      </w:r>
+      <w:proofErr w:type="spellStart"/>
+      <w:r>
+        <w:rPr>
+          <w:lang w:val="en-US"/>
+        </w:rPr>
+        <w:t>behaviour</w:t>
+      </w:r>
+      <w:proofErr w:type="spellEnd"/>
       <w:r>
         <w:rPr>
           <w:lang w:val="en-US"/>
@@ -395,21 +403,7 @@
         <w:rPr>
           <w:lang w:val="en-US"/>
         </w:rPr>
-        <w:t xml:space="preserve">Principle of flow – enumerates how we’ll </w:t>
-      </w:r>
-      <w:proofErr w:type="gramStart"/>
-      <w:r>
-        <w:rPr>
-          <w:lang w:val="en-US"/>
-        </w:rPr>
-        <w:t>actually move</w:t>
-      </w:r>
-      <w:proofErr w:type="gramEnd"/>
-      <w:r>
-        <w:rPr>
-          <w:lang w:val="en-US"/>
-        </w:rPr>
-        <w:t xml:space="preserve"> from development of artifacts to management of said artifacts using operations</w:t>
+        <w:t>Principle of flow – enumerates how we’ll actually move from development of artifacts to management of said artifacts using operations</w:t>
       </w:r>
     </w:p>
     <w:p>
@@ -427,21 +421,7 @@
         <w:rPr>
           <w:lang w:val="en-US"/>
         </w:rPr>
-        <w:t xml:space="preserve">Principle of feedback – cultivates culture of quick feedback availability </w:t>
-      </w:r>
-      <w:proofErr w:type="gramStart"/>
-      <w:r>
-        <w:rPr>
-          <w:lang w:val="en-US"/>
-        </w:rPr>
-        <w:t>in order to</w:t>
-      </w:r>
-      <w:proofErr w:type="gramEnd"/>
-      <w:r>
-        <w:rPr>
-          <w:lang w:val="en-US"/>
-        </w:rPr>
-        <w:t xml:space="preserve"> improvise? the product</w:t>
+        <w:t>Principle of feedback – cultivates culture of quick feedback availability in order to improvise? the product</w:t>
       </w:r>
     </w:p>
     <w:p>
@@ -583,21 +563,7 @@
         <w:rPr>
           <w:lang w:val="en-US"/>
         </w:rPr>
-        <w:t xml:space="preserve">We need to ensure that they collaborate </w:t>
-      </w:r>
-      <w:proofErr w:type="gramStart"/>
-      <w:r>
-        <w:rPr>
-          <w:lang w:val="en-US"/>
-        </w:rPr>
-        <w:t>well, and</w:t>
-      </w:r>
-      <w:proofErr w:type="gramEnd"/>
-      <w:r>
-        <w:rPr>
-          <w:lang w:val="en-US"/>
-        </w:rPr>
-        <w:t xml:space="preserve"> therein lies the responsibility with implementing proper DevOps culture.</w:t>
+        <w:t>We need to ensure that they collaborate well, and therein lies the responsibility with implementing proper DevOps culture.</w:t>
       </w:r>
     </w:p>
     <w:p>
@@ -709,19 +675,11 @@
         </w:rPr>
         <w:t xml:space="preserve">Can be enhanced using different tools - </w:t>
       </w:r>
-      <w:proofErr w:type="gramStart"/>
-      <w:r>
-        <w:rPr>
-          <w:lang w:val="en-US"/>
-        </w:rPr>
-        <w:t>In order to</w:t>
-      </w:r>
-      <w:proofErr w:type="gramEnd"/>
-      <w:r>
-        <w:rPr>
-          <w:lang w:val="en-US"/>
-        </w:rPr>
-        <w:t xml:space="preserve"> ensure everyone follows a common objective, they can also depend on tools</w:t>
+      <w:r>
+        <w:rPr>
+          <w:lang w:val="en-US"/>
+        </w:rPr>
+        <w:t>In order to ensure everyone follows a common objective, they can also depend on tools</w:t>
       </w:r>
     </w:p>
     <w:p>
@@ -739,34 +697,28 @@
         <w:rPr>
           <w:lang w:val="en-US"/>
         </w:rPr>
-        <w:t xml:space="preserve">Can have in-house programs </w:t>
-      </w:r>
-      <w:proofErr w:type="gramStart"/>
-      <w:r>
-        <w:rPr>
-          <w:lang w:val="en-US"/>
-        </w:rPr>
-        <w:t>in order to</w:t>
-      </w:r>
-      <w:proofErr w:type="gramEnd"/>
-      <w:r>
-        <w:rPr>
-          <w:lang w:val="en-US"/>
-        </w:rPr>
-        <w:t xml:space="preserve"> have proper exchange of learning</w:t>
-      </w:r>
-    </w:p>
-    <w:p>
-      <w:pPr>
-        <w:rPr>
-          <w:lang w:val="en-US"/>
-        </w:rPr>
-      </w:pPr>
-      <w:r>
-        <w:rPr>
-          <w:lang w:val="en-US"/>
-        </w:rPr>
-        <w:t>Organisational culture</w:t>
+        <w:t>Can have in-house programs in order to have proper exchange of learning</w:t>
+      </w:r>
+    </w:p>
+    <w:p>
+      <w:pPr>
+        <w:rPr>
+          <w:lang w:val="en-US"/>
+        </w:rPr>
+      </w:pPr>
+      <w:proofErr w:type="spellStart"/>
+      <w:r>
+        <w:rPr>
+          <w:lang w:val="en-US"/>
+        </w:rPr>
+        <w:t>Organisational</w:t>
+      </w:r>
+      <w:proofErr w:type="spellEnd"/>
+      <w:r>
+        <w:rPr>
+          <w:lang w:val="en-US"/>
+        </w:rPr>
+        <w:t xml:space="preserve"> culture</w:t>
       </w:r>
     </w:p>
     <w:p>
@@ -780,19 +732,11 @@
           <w:lang w:val="en-US"/>
         </w:rPr>
       </w:pPr>
-      <w:proofErr w:type="gramStart"/>
-      <w:r>
-        <w:rPr>
-          <w:lang w:val="en-US"/>
-        </w:rPr>
-        <w:t>Should</w:t>
-      </w:r>
-      <w:proofErr w:type="gramEnd"/>
-      <w:r>
-        <w:rPr>
-          <w:lang w:val="en-US"/>
-        </w:rPr>
-        <w:t xml:space="preserve"> adopt automation rather than going for silos???</w:t>
+      <w:r>
+        <w:rPr>
+          <w:lang w:val="en-US"/>
+        </w:rPr>
+        <w:t>Should adopt automation rather than going for silos???</w:t>
       </w:r>
     </w:p>
     <w:p>
@@ -857,16 +801,8 @@
         <w:rPr>
           <w:lang w:val="en-US"/>
         </w:rPr>
-        <w:t xml:space="preserve">Design thinking is divided into 5 </w:t>
-      </w:r>
-      <w:proofErr w:type="gramStart"/>
-      <w:r>
-        <w:rPr>
-          <w:lang w:val="en-US"/>
-        </w:rPr>
-        <w:t>steps;</w:t>
-      </w:r>
-      <w:proofErr w:type="gramEnd"/>
+        <w:t>Design thinking is divided into 5 steps;</w:t>
+      </w:r>
     </w:p>
     <w:p>
       <w:pPr>
@@ -879,11 +815,19 @@
           <w:lang w:val="en-US"/>
         </w:rPr>
       </w:pPr>
-      <w:r>
-        <w:rPr>
-          <w:lang w:val="en-US"/>
-        </w:rPr>
-        <w:t>Empathise – think what the customer or user might want; put yourself in their shoes, so you can better provide a useful solution to them</w:t>
+      <w:proofErr w:type="spellStart"/>
+      <w:r>
+        <w:rPr>
+          <w:lang w:val="en-US"/>
+        </w:rPr>
+        <w:t>Empathise</w:t>
+      </w:r>
+      <w:proofErr w:type="spellEnd"/>
+      <w:r>
+        <w:rPr>
+          <w:lang w:val="en-US"/>
+        </w:rPr>
+        <w:t xml:space="preserve"> – think what the customer or user might want; put yourself in their shoes, so you can better provide a useful solution to them</w:t>
       </w:r>
     </w:p>
     <w:p>
@@ -901,16 +845,8 @@
         <w:rPr>
           <w:lang w:val="en-US"/>
         </w:rPr>
-        <w:t xml:space="preserve">Define </w:t>
-      </w:r>
-      <w:proofErr w:type="gramStart"/>
-      <w:r>
-        <w:rPr>
-          <w:lang w:val="en-US"/>
-        </w:rPr>
-        <w:t>- ???</w:t>
-      </w:r>
-      <w:proofErr w:type="gramEnd"/>
+        <w:t>Define - ???</w:t>
+      </w:r>
     </w:p>
     <w:p>
       <w:pPr>
@@ -963,21 +899,7 @@
         <w:rPr>
           <w:lang w:val="en-US"/>
         </w:rPr>
-        <w:t xml:space="preserve">Test – refining the prototype </w:t>
-      </w:r>
-      <w:proofErr w:type="gramStart"/>
-      <w:r>
-        <w:rPr>
-          <w:lang w:val="en-US"/>
-        </w:rPr>
-        <w:t>in order to</w:t>
-      </w:r>
-      <w:proofErr w:type="gramEnd"/>
-      <w:r>
-        <w:rPr>
-          <w:lang w:val="en-US"/>
-        </w:rPr>
-        <w:t xml:space="preserve"> realise the improved customer experience that is required???</w:t>
+        <w:t>Test – refining the prototype in order to realise the improved customer experience that is required???</w:t>
       </w:r>
     </w:p>
     <w:p>
@@ -1034,21 +956,7 @@
         <w:rPr>
           <w:lang w:val="en-US"/>
         </w:rPr>
-        <w:t xml:space="preserve">How </w:t>
-      </w:r>
-      <w:proofErr w:type="gramStart"/>
-      <w:r>
-        <w:rPr>
-          <w:lang w:val="en-US"/>
-        </w:rPr>
-        <w:t>design</w:t>
-      </w:r>
-      <w:proofErr w:type="gramEnd"/>
-      <w:r>
-        <w:rPr>
-          <w:lang w:val="en-US"/>
-        </w:rPr>
-        <w:t xml:space="preserve"> thinking helps agile</w:t>
+        <w:t>How design thinking helps agile</w:t>
       </w:r>
       <w:r>
         <w:rPr>
@@ -1056,7 +964,6 @@
         </w:rPr>
         <w:t xml:space="preserve">/how we apply design thinking on agility to derive a </w:t>
       </w:r>
-      <w:proofErr w:type="gramStart"/>
       <w:r>
         <w:rPr>
           <w:lang w:val="en-US"/>
@@ -1067,14 +974,7 @@
         <w:rPr>
           <w:lang w:val="en-US"/>
         </w:rPr>
-        <w:t>??</w:t>
-      </w:r>
-      <w:proofErr w:type="gramEnd"/>
-      <w:r>
-        <w:rPr>
-          <w:lang w:val="en-US"/>
-        </w:rPr>
-        <w:t>?????</w:t>
+        <w:t>???????</w:t>
       </w:r>
     </w:p>
     <w:p>
@@ -1128,21 +1028,7 @@
         <w:rPr>
           <w:lang w:val="en-US"/>
         </w:rPr>
-        <w:t xml:space="preserve">Find the </w:t>
-      </w:r>
-      <w:proofErr w:type="gramStart"/>
-      <w:r>
-        <w:rPr>
-          <w:lang w:val="en-US"/>
-        </w:rPr>
-        <w:t>root pain</w:t>
-      </w:r>
-      <w:proofErr w:type="gramEnd"/>
-      <w:r>
-        <w:rPr>
-          <w:lang w:val="en-US"/>
-        </w:rPr>
-        <w:t xml:space="preserve"> points the user is facing, for which you are planning to build a solution</w:t>
+        <w:t>Find the root pain points the user is facing, for which you are planning to build a solution</w:t>
       </w:r>
     </w:p>
     <w:p>
@@ -1178,21 +1064,7 @@
         <w:rPr>
           <w:lang w:val="en-US"/>
         </w:rPr>
-        <w:t xml:space="preserve">Validate ideas with a </w:t>
-      </w:r>
-      <w:proofErr w:type="gramStart"/>
-      <w:r>
-        <w:rPr>
-          <w:lang w:val="en-US"/>
-        </w:rPr>
-        <w:t>prototypes</w:t>
-      </w:r>
-      <w:proofErr w:type="gramEnd"/>
-      <w:r>
-        <w:rPr>
-          <w:lang w:val="en-US"/>
-        </w:rPr>
-        <w:t>; is it taking care of all the pain points or not</w:t>
+        <w:t>Validate ideas with a prototypes; is it taking care of all the pain points or not</w:t>
       </w:r>
     </w:p>
     <w:p>
@@ -1210,75 +1082,47 @@
         <w:rPr>
           <w:lang w:val="en-US"/>
         </w:rPr>
-        <w:t xml:space="preserve">Implementation </w:t>
-      </w:r>
-      <w:proofErr w:type="gramStart"/>
-      <w:r>
-        <w:rPr>
-          <w:lang w:val="en-US"/>
-        </w:rPr>
-        <w:t>plan;</w:t>
-      </w:r>
-      <w:proofErr w:type="gramEnd"/>
-      <w:r>
-        <w:rPr>
-          <w:lang w:val="en-US"/>
-        </w:rPr>
-        <w:t xml:space="preserve"> finalise what needs to be implemented and start the implementation process.</w:t>
-      </w:r>
-    </w:p>
-    <w:p>
-      <w:pPr>
-        <w:rPr>
-          <w:lang w:val="en-US"/>
-        </w:rPr>
-      </w:pPr>
-    </w:p>
-    <w:p>
-      <w:pPr>
-        <w:rPr>
-          <w:lang w:val="en-US"/>
-        </w:rPr>
-      </w:pPr>
-      <w:r>
-        <w:rPr>
-          <w:lang w:val="en-US"/>
-        </w:rPr>
-        <w:t xml:space="preserve">How </w:t>
-      </w:r>
-      <w:proofErr w:type="gramStart"/>
-      <w:r>
-        <w:rPr>
-          <w:lang w:val="en-US"/>
-        </w:rPr>
-        <w:t>we</w:t>
-      </w:r>
-      <w:proofErr w:type="gramEnd"/>
-      <w:r>
-        <w:rPr>
-          <w:lang w:val="en-US"/>
-        </w:rPr>
-        <w:t xml:space="preserve"> apply design thinking to </w:t>
-      </w:r>
-      <w:proofErr w:type="gramStart"/>
-      <w:r>
-        <w:rPr>
-          <w:lang w:val="en-US"/>
-        </w:rPr>
-        <w:t>DevOps</w:t>
-      </w:r>
-      <w:r>
-        <w:rPr>
-          <w:lang w:val="en-US"/>
-        </w:rPr>
-        <w:t>??</w:t>
-      </w:r>
-      <w:proofErr w:type="gramEnd"/>
-      <w:r>
-        <w:rPr>
-          <w:lang w:val="en-US"/>
-        </w:rPr>
-        <w:t>?????</w:t>
+        <w:t xml:space="preserve">Implementation plan; </w:t>
+      </w:r>
+      <w:proofErr w:type="spellStart"/>
+      <w:r>
+        <w:rPr>
+          <w:lang w:val="en-US"/>
+        </w:rPr>
+        <w:t>finalise</w:t>
+      </w:r>
+      <w:proofErr w:type="spellEnd"/>
+      <w:r>
+        <w:rPr>
+          <w:lang w:val="en-US"/>
+        </w:rPr>
+        <w:t xml:space="preserve"> what needs to be implemented and start the implementation process.</w:t>
+      </w:r>
+    </w:p>
+    <w:p>
+      <w:pPr>
+        <w:rPr>
+          <w:lang w:val="en-US"/>
+        </w:rPr>
+      </w:pPr>
+    </w:p>
+    <w:p>
+      <w:pPr>
+        <w:rPr>
+          <w:lang w:val="en-US"/>
+        </w:rPr>
+      </w:pPr>
+      <w:r>
+        <w:rPr>
+          <w:lang w:val="en-US"/>
+        </w:rPr>
+        <w:t>How we apply design thinking to DevOps</w:t>
+      </w:r>
+      <w:r>
+        <w:rPr>
+          <w:lang w:val="en-US"/>
+        </w:rPr>
+        <w:t>???????</w:t>
       </w:r>
     </w:p>
     <w:p>
@@ -1568,16 +1412,8 @@
         <w:rPr>
           <w:lang w:val="en-US"/>
         </w:rPr>
-        <w:t xml:space="preserve">in the </w:t>
-      </w:r>
-      <w:proofErr w:type="gramStart"/>
-      <w:r>
-        <w:rPr>
-          <w:lang w:val="en-US"/>
-        </w:rPr>
-        <w:t>vid</w:t>
-      </w:r>
-      <w:proofErr w:type="gramEnd"/>
+        <w:t>in the vid</w:t>
+      </w:r>
     </w:p>
     <w:p>
       <w:pPr>
@@ -1819,30 +1655,8 @@
         <w:rPr>
           <w:lang w:val="en-US"/>
         </w:rPr>
-        <w:t xml:space="preserve">Reasons it’s often </w:t>
-      </w:r>
-      <w:proofErr w:type="gramStart"/>
-      <w:r>
-        <w:rPr>
-          <w:lang w:val="en-US"/>
-        </w:rPr>
-        <w:t>one of the more adopted</w:t>
-      </w:r>
-      <w:proofErr w:type="gramEnd"/>
-      <w:r>
-        <w:rPr>
-          <w:lang w:val="en-US"/>
-        </w:rPr>
-        <w:t xml:space="preserve"> for Agile practice </w:t>
-      </w:r>
-      <w:proofErr w:type="gramStart"/>
-      <w:r>
-        <w:rPr>
-          <w:lang w:val="en-US"/>
-        </w:rPr>
-        <w:t>are;</w:t>
-      </w:r>
-      <w:proofErr w:type="gramEnd"/>
+        <w:t>Reasons it’s often one of the more adopted for Agile practice are;</w:t>
+      </w:r>
     </w:p>
     <w:p>
       <w:pPr>
@@ -1933,21 +1747,7 @@
         <w:rPr>
           <w:lang w:val="en-US"/>
         </w:rPr>
-        <w:t xml:space="preserve">Backlog, assigned </w:t>
-      </w:r>
-      <w:proofErr w:type="gramStart"/>
-      <w:r>
-        <w:rPr>
-          <w:lang w:val="en-US"/>
-        </w:rPr>
-        <w:t>task</w:t>
-      </w:r>
-      <w:proofErr w:type="gramEnd"/>
-      <w:r>
-        <w:rPr>
-          <w:lang w:val="en-US"/>
-        </w:rPr>
-        <w:t>, development, testing, documentation, deploy, done</w:t>
+        <w:t>Backlog, assigned task, development, testing, documentation, deploy, done</w:t>
       </w:r>
     </w:p>
     <w:p>
@@ -1984,33 +1784,11 @@
           <w:lang w:val="en-US"/>
         </w:rPr>
       </w:pPr>
-      <w:proofErr w:type="gramStart"/>
-      <w:r>
-        <w:rPr>
-          <w:lang w:val="en-US"/>
-        </w:rPr>
-        <w:t>Similar to</w:t>
-      </w:r>
-      <w:proofErr w:type="gramEnd"/>
-      <w:r>
-        <w:rPr>
-          <w:lang w:val="en-US"/>
-        </w:rPr>
-        <w:t xml:space="preserve"> Kanban; framework (or methodology</w:t>
-      </w:r>
-      <w:proofErr w:type="gramStart"/>
-      <w:r>
-        <w:rPr>
-          <w:lang w:val="en-US"/>
-        </w:rPr>
-        <w:t>???)…</w:t>
-      </w:r>
-      <w:proofErr w:type="gramEnd"/>
-      <w:r>
-        <w:rPr>
-          <w:lang w:val="en-US"/>
-        </w:rPr>
-        <w:t>???</w:t>
+      <w:r>
+        <w:rPr>
+          <w:lang w:val="en-US"/>
+        </w:rPr>
+        <w:t>Similar to Kanban; framework (or methodology???)…???</w:t>
       </w:r>
     </w:p>
     <w:p>
@@ -2219,35 +1997,178 @@
         <w:rPr>
           <w:lang w:val="en-US"/>
         </w:rPr>
-        <w:t xml:space="preserve">Greenfield development is something that starts from the beginning, or </w:t>
-      </w:r>
-      <w:proofErr w:type="gramStart"/>
-      <w:r>
-        <w:rPr>
-          <w:lang w:val="en-US"/>
-        </w:rPr>
-        <w:t>it</w:t>
-      </w:r>
-      <w:proofErr w:type="gramEnd"/>
+        <w:t>Greenfield development is something that starts from the beginning, or it starts for a new project?</w:t>
+      </w:r>
+    </w:p>
+    <w:p>
+      <w:pPr>
+        <w:rPr>
+          <w:lang w:val="en-US"/>
+        </w:rPr>
+      </w:pPr>
+      <w:r>
+        <w:rPr>
+          <w:lang w:val="en-US"/>
+        </w:rPr>
+        <w:t>Benefits:</w:t>
+      </w:r>
+    </w:p>
+    <w:p>
+      <w:pPr>
+        <w:pStyle w:val="ListParagraph"/>
+        <w:numPr>
+          <w:ilvl w:val="0"/>
+          <w:numId w:val="12"/>
+        </w:numPr>
+        <w:rPr>
+          <w:lang w:val="en-US"/>
+        </w:rPr>
+      </w:pPr>
+      <w:r>
+        <w:rPr>
+          <w:lang w:val="en-US"/>
+        </w:rPr>
+        <w:t>Fast change, innovative and bug tolerance</w:t>
+      </w:r>
+    </w:p>
+    <w:p>
+      <w:pPr>
+        <w:pStyle w:val="ListParagraph"/>
+        <w:numPr>
+          <w:ilvl w:val="0"/>
+          <w:numId w:val="12"/>
+        </w:numPr>
+        <w:rPr>
+          <w:lang w:val="en-US"/>
+        </w:rPr>
+      </w:pPr>
+      <w:r>
+        <w:rPr>
+          <w:lang w:val="en-US"/>
+        </w:rPr>
+        <w:t>Adopts Agile development cycles</w:t>
+      </w:r>
+    </w:p>
+    <w:p>
+      <w:pPr>
+        <w:pStyle w:val="ListParagraph"/>
+        <w:numPr>
+          <w:ilvl w:val="0"/>
+          <w:numId w:val="12"/>
+        </w:numPr>
+        <w:rPr>
+          <w:lang w:val="en-US"/>
+        </w:rPr>
+      </w:pPr>
+      <w:proofErr w:type="spellStart"/>
+      <w:r>
+        <w:rPr>
+          <w:lang w:val="en-US"/>
+        </w:rPr>
+        <w:t>Maintaing</w:t>
+      </w:r>
+      <w:proofErr w:type="spellEnd"/>
       <w:r>
         <w:rPr>
           <w:lang w:val="en-US"/>
         </w:rPr>
         <w:t xml:space="preserve"> </w:t>
       </w:r>
-      <w:proofErr w:type="gramStart"/>
-      <w:r>
-        <w:rPr>
-          <w:lang w:val="en-US"/>
-        </w:rPr>
-        <w:t>starts</w:t>
-      </w:r>
-      <w:proofErr w:type="gramEnd"/>
-      <w:r>
-        <w:rPr>
-          <w:lang w:val="en-US"/>
-        </w:rPr>
-        <w:t xml:space="preserve"> for a new project?</w:t>
+      <w:proofErr w:type="spellStart"/>
+      <w:r>
+        <w:rPr>
+          <w:lang w:val="en-US"/>
+        </w:rPr>
+        <w:t>worksloads</w:t>
+      </w:r>
+      <w:proofErr w:type="spellEnd"/>
+      <w:r>
+        <w:rPr>
+          <w:lang w:val="en-US"/>
+        </w:rPr>
+        <w:t xml:space="preserve"> across externally sourced </w:t>
+      </w:r>
+      <w:proofErr w:type="spellStart"/>
+      <w:r>
+        <w:rPr>
+          <w:lang w:val="en-US"/>
+        </w:rPr>
+        <w:t>infrastructres</w:t>
+      </w:r>
+      <w:proofErr w:type="spellEnd"/>
+    </w:p>
+    <w:p>
+      <w:pPr>
+        <w:pStyle w:val="ListParagraph"/>
+        <w:numPr>
+          <w:ilvl w:val="0"/>
+          <w:numId w:val="12"/>
+        </w:numPr>
+        <w:rPr>
+          <w:lang w:val="en-US"/>
+        </w:rPr>
+      </w:pPr>
+      <w:r>
+        <w:rPr>
+          <w:lang w:val="en-US"/>
+        </w:rPr>
+        <w:t>Composable tools</w:t>
+      </w:r>
+    </w:p>
+    <w:p>
+      <w:pPr>
+        <w:pStyle w:val="ListParagraph"/>
+        <w:numPr>
+          <w:ilvl w:val="0"/>
+          <w:numId w:val="12"/>
+        </w:numPr>
+        <w:rPr>
+          <w:lang w:val="en-US"/>
+        </w:rPr>
+      </w:pPr>
+      <w:r>
+        <w:rPr>
+          <w:lang w:val="en-US"/>
+        </w:rPr>
+        <w:t>Cloud platform enabled</w:t>
+      </w:r>
+    </w:p>
+    <w:p>
+      <w:pPr>
+        <w:pStyle w:val="ListParagraph"/>
+        <w:numPr>
+          <w:ilvl w:val="0"/>
+          <w:numId w:val="12"/>
+        </w:numPr>
+        <w:rPr>
+          <w:lang w:val="en-US"/>
+        </w:rPr>
+      </w:pPr>
+      <w:r>
+        <w:rPr>
+          <w:lang w:val="en-US"/>
+        </w:rPr>
+        <w:t>Collaborative processes</w:t>
+      </w:r>
+    </w:p>
+    <w:p>
+      <w:pPr>
+        <w:rPr>
+          <w:lang w:val="en-US"/>
+        </w:rPr>
+      </w:pPr>
+    </w:p>
+    <w:p>
+      <w:pPr>
+        <w:rPr>
+          <w:lang w:val="en-US"/>
+        </w:rPr>
+      </w:pPr>
+      <w:r>
+        <w:rPr>
+          <w:lang w:val="en-US"/>
+        </w:rPr>
+        <w:t>Brownfield development happens when we decide to improvise an existing application or infrastructure???</w:t>
       </w:r>
     </w:p>
     <w:p>
@@ -2268,43 +2189,43 @@
         <w:pStyle w:val="ListParagraph"/>
         <w:numPr>
           <w:ilvl w:val="0"/>
-          <w:numId w:val="12"/>
-        </w:numPr>
-        <w:rPr>
-          <w:lang w:val="en-US"/>
-        </w:rPr>
-      </w:pPr>
-      <w:r>
-        <w:rPr>
-          <w:lang w:val="en-US"/>
-        </w:rPr>
-        <w:t>Fast change, innovative and bug tolerance</w:t>
-      </w:r>
-    </w:p>
-    <w:p>
-      <w:pPr>
-        <w:pStyle w:val="ListParagraph"/>
-        <w:numPr>
-          <w:ilvl w:val="0"/>
-          <w:numId w:val="12"/>
-        </w:numPr>
-        <w:rPr>
-          <w:lang w:val="en-US"/>
-        </w:rPr>
-      </w:pPr>
-      <w:r>
-        <w:rPr>
-          <w:lang w:val="en-US"/>
-        </w:rPr>
-        <w:t>Adopts Agile development cycles</w:t>
-      </w:r>
-    </w:p>
-    <w:p>
-      <w:pPr>
-        <w:pStyle w:val="ListParagraph"/>
-        <w:numPr>
-          <w:ilvl w:val="0"/>
-          <w:numId w:val="12"/>
+          <w:numId w:val="13"/>
+        </w:numPr>
+        <w:rPr>
+          <w:lang w:val="en-US"/>
+        </w:rPr>
+      </w:pPr>
+      <w:r>
+        <w:rPr>
+          <w:lang w:val="en-US"/>
+        </w:rPr>
+        <w:t>Slow change, but reliable and scalable</w:t>
+      </w:r>
+    </w:p>
+    <w:p>
+      <w:pPr>
+        <w:pStyle w:val="ListParagraph"/>
+        <w:numPr>
+          <w:ilvl w:val="0"/>
+          <w:numId w:val="13"/>
+        </w:numPr>
+        <w:rPr>
+          <w:lang w:val="en-US"/>
+        </w:rPr>
+      </w:pPr>
+      <w:r>
+        <w:rPr>
+          <w:lang w:val="en-US"/>
+        </w:rPr>
+        <w:t>Adopts waterfall release cycles</w:t>
+      </w:r>
+    </w:p>
+    <w:p>
+      <w:pPr>
+        <w:pStyle w:val="ListParagraph"/>
+        <w:numPr>
+          <w:ilvl w:val="0"/>
+          <w:numId w:val="13"/>
         </w:numPr>
         <w:rPr>
           <w:lang w:val="en-US"/>
@@ -2315,199 +2236,14 @@
         <w:rPr>
           <w:lang w:val="en-US"/>
         </w:rPr>
-        <w:t>Maintaing</w:t>
+        <w:t>Maintining</w:t>
       </w:r>
       <w:proofErr w:type="spellEnd"/>
       <w:r>
         <w:rPr>
           <w:lang w:val="en-US"/>
         </w:rPr>
-        <w:t xml:space="preserve"> </w:t>
-      </w:r>
-      <w:proofErr w:type="spellStart"/>
-      <w:r>
-        <w:rPr>
-          <w:lang w:val="en-US"/>
-        </w:rPr>
-        <w:t>worksloads</w:t>
-      </w:r>
-      <w:proofErr w:type="spellEnd"/>
-      <w:r>
-        <w:rPr>
-          <w:lang w:val="en-US"/>
-        </w:rPr>
-        <w:t xml:space="preserve"> across externally sourced </w:t>
-      </w:r>
-      <w:proofErr w:type="spellStart"/>
-      <w:r>
-        <w:rPr>
-          <w:lang w:val="en-US"/>
-        </w:rPr>
-        <w:t>infrastructres</w:t>
-      </w:r>
-      <w:proofErr w:type="spellEnd"/>
-    </w:p>
-    <w:p>
-      <w:pPr>
-        <w:pStyle w:val="ListParagraph"/>
-        <w:numPr>
-          <w:ilvl w:val="0"/>
-          <w:numId w:val="12"/>
-        </w:numPr>
-        <w:rPr>
-          <w:lang w:val="en-US"/>
-        </w:rPr>
-      </w:pPr>
-      <w:r>
-        <w:rPr>
-          <w:lang w:val="en-US"/>
-        </w:rPr>
-        <w:t>Composable tools</w:t>
-      </w:r>
-    </w:p>
-    <w:p>
-      <w:pPr>
-        <w:pStyle w:val="ListParagraph"/>
-        <w:numPr>
-          <w:ilvl w:val="0"/>
-          <w:numId w:val="12"/>
-        </w:numPr>
-        <w:rPr>
-          <w:lang w:val="en-US"/>
-        </w:rPr>
-      </w:pPr>
-      <w:r>
-        <w:rPr>
-          <w:lang w:val="en-US"/>
-        </w:rPr>
-        <w:t>Cloud platform enabled</w:t>
-      </w:r>
-    </w:p>
-    <w:p>
-      <w:pPr>
-        <w:pStyle w:val="ListParagraph"/>
-        <w:numPr>
-          <w:ilvl w:val="0"/>
-          <w:numId w:val="12"/>
-        </w:numPr>
-        <w:rPr>
-          <w:lang w:val="en-US"/>
-        </w:rPr>
-      </w:pPr>
-      <w:r>
-        <w:rPr>
-          <w:lang w:val="en-US"/>
-        </w:rPr>
-        <w:t>Collaborative processes</w:t>
-      </w:r>
-    </w:p>
-    <w:p>
-      <w:pPr>
-        <w:rPr>
-          <w:lang w:val="en-US"/>
-        </w:rPr>
-      </w:pPr>
-    </w:p>
-    <w:p>
-      <w:pPr>
-        <w:rPr>
-          <w:lang w:val="en-US"/>
-        </w:rPr>
-      </w:pPr>
-      <w:r>
-        <w:rPr>
-          <w:lang w:val="en-US"/>
-        </w:rPr>
-        <w:t>Brownfield development happens when we decide to improvise an existing application or infrastructure???</w:t>
-      </w:r>
-    </w:p>
-    <w:p>
-      <w:pPr>
-        <w:rPr>
-          <w:lang w:val="en-US"/>
-        </w:rPr>
-      </w:pPr>
-      <w:r>
-        <w:rPr>
-          <w:lang w:val="en-US"/>
-        </w:rPr>
-        <w:t>Benefits:</w:t>
-      </w:r>
-    </w:p>
-    <w:p>
-      <w:pPr>
-        <w:pStyle w:val="ListParagraph"/>
-        <w:numPr>
-          <w:ilvl w:val="0"/>
-          <w:numId w:val="13"/>
-        </w:numPr>
-        <w:rPr>
-          <w:lang w:val="en-US"/>
-        </w:rPr>
-      </w:pPr>
-      <w:r>
-        <w:rPr>
-          <w:lang w:val="en-US"/>
-        </w:rPr>
-        <w:t>Slow change, but reliable and scalable</w:t>
-      </w:r>
-    </w:p>
-    <w:p>
-      <w:pPr>
-        <w:pStyle w:val="ListParagraph"/>
-        <w:numPr>
-          <w:ilvl w:val="0"/>
-          <w:numId w:val="13"/>
-        </w:numPr>
-        <w:rPr>
-          <w:lang w:val="en-US"/>
-        </w:rPr>
-      </w:pPr>
-      <w:r>
-        <w:rPr>
-          <w:lang w:val="en-US"/>
-        </w:rPr>
-        <w:t>Adopts waterfall release cycles</w:t>
-      </w:r>
-    </w:p>
-    <w:p>
-      <w:pPr>
-        <w:pStyle w:val="ListParagraph"/>
-        <w:numPr>
-          <w:ilvl w:val="0"/>
-          <w:numId w:val="13"/>
-        </w:numPr>
-        <w:rPr>
-          <w:lang w:val="en-US"/>
-        </w:rPr>
-      </w:pPr>
-      <w:proofErr w:type="spellStart"/>
-      <w:r>
-        <w:rPr>
-          <w:lang w:val="en-US"/>
-        </w:rPr>
-        <w:t>Maintining</w:t>
-      </w:r>
-      <w:proofErr w:type="spellEnd"/>
-      <w:r>
-        <w:rPr>
-          <w:lang w:val="en-US"/>
-        </w:rPr>
-        <w:t xml:space="preserve"> workload across-on-</w:t>
-      </w:r>
-      <w:proofErr w:type="gramStart"/>
-      <w:r>
-        <w:rPr>
-          <w:lang w:val="en-US"/>
-        </w:rPr>
-        <w:t>premise</w:t>
-      </w:r>
-      <w:proofErr w:type="gramEnd"/>
-      <w:r>
-        <w:rPr>
-          <w:lang w:val="en-US"/>
-        </w:rPr>
-        <w:t xml:space="preserve"> data centers</w:t>
+        <w:t xml:space="preserve"> workload across-on-premise data centers</w:t>
       </w:r>
     </w:p>
     <w:p>
@@ -2798,16 +2534,8 @@
               <w:rPr>
                 <w:lang w:val="en-US"/>
               </w:rPr>
-              <w:t xml:space="preserve">Less, as the </w:t>
+              <w:t>Less, as the basic foundation</w:t>
             </w:r>
-            <w:proofErr w:type="gramStart"/>
-            <w:r>
-              <w:rPr>
-                <w:lang w:val="en-US"/>
-              </w:rPr>
-              <w:t>basic foundation</w:t>
-            </w:r>
-            <w:proofErr w:type="gramEnd"/>
           </w:p>
           <w:p>
             <w:pPr>
@@ -3445,49 +3173,7 @@
         <w:rPr>
           <w:lang w:val="en-US"/>
         </w:rPr>
-        <w:t xml:space="preserve">Value stream refers to the set of all the activities that we start from beginning to </w:t>
-      </w:r>
-      <w:proofErr w:type="gramStart"/>
-      <w:r>
-        <w:rPr>
-          <w:lang w:val="en-US"/>
-        </w:rPr>
-        <w:t>end</w:t>
-      </w:r>
-      <w:proofErr w:type="gramEnd"/>
-      <w:r>
-        <w:rPr>
-          <w:lang w:val="en-US"/>
-        </w:rPr>
-        <w:t xml:space="preserve"> for a specific product or service </w:t>
-      </w:r>
-      <w:proofErr w:type="gramStart"/>
-      <w:r>
-        <w:rPr>
-          <w:lang w:val="en-US"/>
-        </w:rPr>
-        <w:t>in order to</w:t>
-      </w:r>
-      <w:proofErr w:type="gramEnd"/>
-      <w:r>
-        <w:rPr>
-          <w:lang w:val="en-US"/>
-        </w:rPr>
-        <w:t xml:space="preserve"> ensure that we </w:t>
-      </w:r>
-      <w:proofErr w:type="gramStart"/>
-      <w:r>
-        <w:rPr>
-          <w:lang w:val="en-US"/>
-        </w:rPr>
-        <w:t>are able to</w:t>
-      </w:r>
-      <w:proofErr w:type="gramEnd"/>
-      <w:r>
-        <w:rPr>
-          <w:lang w:val="en-US"/>
-        </w:rPr>
-        <w:t xml:space="preserve"> provide some business value to the intended customer.</w:t>
+        <w:t>Value stream refers to the set of all the activities that we start from beginning to end for a specific product or service in order to ensure that we are able to provide some business value to the intended customer.</w:t>
       </w:r>
     </w:p>
     <w:p>
@@ -3625,6 +3311,2661 @@
         <w:rPr>
           <w:lang w:val="en-US"/>
         </w:rPr>
+        <w:t>DevOps Smart Failure: Fail Fast &amp; DevOps</w:t>
+      </w:r>
+    </w:p>
+    <w:p>
+      <w:pPr>
+        <w:rPr>
+          <w:b/>
+          <w:bCs/>
+          <w:u w:val="single"/>
+          <w:lang w:val="en-US"/>
+        </w:rPr>
+      </w:pPr>
+      <w:r>
+        <w:rPr>
+          <w:b/>
+          <w:bCs/>
+          <w:u w:val="single"/>
+          <w:lang w:val="en-US"/>
+        </w:rPr>
+        <w:t>Intro</w:t>
+      </w:r>
+    </w:p>
+    <w:p>
+      <w:pPr>
+        <w:rPr>
+          <w:lang w:val="en-US"/>
+        </w:rPr>
+      </w:pPr>
+      <w:r>
+        <w:rPr>
+          <w:lang w:val="en-US"/>
+        </w:rPr>
+        <w:t>Traditional approaches to development often take the approach that failure is</w:t>
+      </w:r>
+      <w:r>
+        <w:rPr>
+          <w:lang w:val="en-US"/>
+        </w:rPr>
+        <w:t xml:space="preserve"> </w:t>
+      </w:r>
+      <w:r>
+        <w:rPr>
+          <w:lang w:val="en-US"/>
+        </w:rPr>
+        <w:t>bad thing.</w:t>
+      </w:r>
+      <w:r>
+        <w:rPr>
+          <w:lang w:val="en-US"/>
+        </w:rPr>
+        <w:t xml:space="preserve"> </w:t>
+      </w:r>
+      <w:r>
+        <w:rPr>
+          <w:lang w:val="en-US"/>
+        </w:rPr>
+        <w:t>However, with the shift to Agile and DevOps,</w:t>
+      </w:r>
+      <w:r>
+        <w:rPr>
+          <w:lang w:val="en-US"/>
+        </w:rPr>
+        <w:t xml:space="preserve"> </w:t>
+      </w:r>
+      <w:r>
+        <w:rPr>
+          <w:lang w:val="en-US"/>
+        </w:rPr>
+        <w:t>failure is not necessarily a bad thing.</w:t>
+      </w:r>
+      <w:r>
+        <w:rPr>
+          <w:lang w:val="en-US"/>
+        </w:rPr>
+        <w:t xml:space="preserve"> </w:t>
+      </w:r>
+      <w:r>
+        <w:rPr>
+          <w:lang w:val="en-US"/>
+        </w:rPr>
+        <w:t>Failure can now lead to continuous improvement in the development lifecycle.</w:t>
+      </w:r>
+      <w:r>
+        <w:rPr>
+          <w:lang w:val="en-US"/>
+        </w:rPr>
+        <w:t xml:space="preserve"> </w:t>
+      </w:r>
+    </w:p>
+    <w:p>
+      <w:pPr>
+        <w:rPr>
+          <w:lang w:val="en-US"/>
+        </w:rPr>
+      </w:pPr>
+      <w:r>
+        <w:rPr>
+          <w:lang w:val="en-US"/>
+        </w:rPr>
+        <w:t>In this course I will explore the concept of</w:t>
+      </w:r>
+      <w:r>
+        <w:rPr>
+          <w:lang w:val="en-US"/>
+        </w:rPr>
+        <w:t>;</w:t>
+      </w:r>
+    </w:p>
+    <w:p>
+      <w:pPr>
+        <w:pStyle w:val="ListParagraph"/>
+        <w:numPr>
+          <w:ilvl w:val="0"/>
+          <w:numId w:val="21"/>
+        </w:numPr>
+        <w:rPr>
+          <w:lang w:val="en-US"/>
+        </w:rPr>
+      </w:pPr>
+      <w:r>
+        <w:rPr>
+          <w:lang w:val="en-US"/>
+        </w:rPr>
+        <w:t xml:space="preserve">fail fast in DevOps and software development. </w:t>
+      </w:r>
+    </w:p>
+    <w:p>
+      <w:pPr>
+        <w:pStyle w:val="ListParagraph"/>
+        <w:numPr>
+          <w:ilvl w:val="0"/>
+          <w:numId w:val="21"/>
+        </w:numPr>
+        <w:rPr>
+          <w:lang w:val="en-US"/>
+        </w:rPr>
+      </w:pPr>
+      <w:r>
+        <w:rPr>
+          <w:lang w:val="en-US"/>
+        </w:rPr>
+        <w:t xml:space="preserve">How to prevent failure and the scenarios of adopting fail fast systems. </w:t>
+      </w:r>
+    </w:p>
+    <w:p>
+      <w:pPr>
+        <w:pStyle w:val="ListParagraph"/>
+        <w:numPr>
+          <w:ilvl w:val="0"/>
+          <w:numId w:val="21"/>
+        </w:numPr>
+        <w:rPr>
+          <w:lang w:val="en-US"/>
+        </w:rPr>
+      </w:pPr>
+      <w:r>
+        <w:rPr>
+          <w:lang w:val="en-US"/>
+        </w:rPr>
+        <w:t xml:space="preserve">I will also discuss the prominent software development techniques for fail fast </w:t>
+      </w:r>
+    </w:p>
+    <w:p>
+      <w:pPr>
+        <w:pStyle w:val="ListParagraph"/>
+        <w:numPr>
+          <w:ilvl w:val="0"/>
+          <w:numId w:val="21"/>
+        </w:numPr>
+        <w:rPr>
+          <w:lang w:val="en-US"/>
+        </w:rPr>
+      </w:pPr>
+      <w:r>
+        <w:rPr>
+          <w:lang w:val="en-US"/>
+        </w:rPr>
+        <w:t xml:space="preserve">along with the implementation of fail-fast principles in software development. </w:t>
+      </w:r>
+    </w:p>
+    <w:p>
+      <w:pPr>
+        <w:pStyle w:val="ListParagraph"/>
+        <w:numPr>
+          <w:ilvl w:val="0"/>
+          <w:numId w:val="21"/>
+        </w:numPr>
+        <w:rPr>
+          <w:lang w:val="en-US"/>
+        </w:rPr>
+      </w:pPr>
+      <w:r>
+        <w:rPr>
+          <w:lang w:val="en-US"/>
+        </w:rPr>
+        <w:t xml:space="preserve">I will then demonstrate how to set a fail fast development and operations environment, </w:t>
+      </w:r>
+    </w:p>
+    <w:p>
+      <w:pPr>
+        <w:pStyle w:val="ListParagraph"/>
+        <w:numPr>
+          <w:ilvl w:val="0"/>
+          <w:numId w:val="21"/>
+        </w:numPr>
+        <w:rPr>
+          <w:lang w:val="en-US"/>
+        </w:rPr>
+      </w:pPr>
+      <w:r>
+        <w:rPr>
+          <w:lang w:val="en-US"/>
+        </w:rPr>
+        <w:t xml:space="preserve">set up Jenkin Pipeline for fail fast management, </w:t>
+      </w:r>
+    </w:p>
+    <w:p>
+      <w:pPr>
+        <w:pStyle w:val="ListParagraph"/>
+        <w:numPr>
+          <w:ilvl w:val="0"/>
+          <w:numId w:val="21"/>
+        </w:numPr>
+        <w:rPr>
+          <w:lang w:val="en-US"/>
+        </w:rPr>
+      </w:pPr>
+      <w:r>
+        <w:rPr>
+          <w:lang w:val="en-US"/>
+        </w:rPr>
+        <w:t>and lastly enforce fail fast in Maven.</w:t>
+      </w:r>
+    </w:p>
+    <w:p>
+      <w:pPr>
+        <w:rPr>
+          <w:lang w:val="en-US"/>
+        </w:rPr>
+      </w:pPr>
+    </w:p>
+    <w:p>
+      <w:pPr>
+        <w:rPr>
+          <w:b/>
+          <w:bCs/>
+          <w:u w:val="single"/>
+          <w:lang w:val="en-US"/>
+        </w:rPr>
+      </w:pPr>
+      <w:r>
+        <w:rPr>
+          <w:b/>
+          <w:bCs/>
+          <w:u w:val="single"/>
+          <w:lang w:val="en-US"/>
+        </w:rPr>
+        <w:t>Failure Prevention Approach</w:t>
+      </w:r>
+    </w:p>
+    <w:p>
+      <w:pPr>
+        <w:rPr>
+          <w:lang w:val="en-US"/>
+        </w:rPr>
+      </w:pPr>
+      <w:r>
+        <w:rPr>
+          <w:lang w:val="en-US"/>
+        </w:rPr>
+        <w:t>The primary objective of adopting a methodology is to provide an error-free, optimized, and fast delivery of the product.</w:t>
+      </w:r>
+    </w:p>
+    <w:p>
+      <w:pPr>
+        <w:rPr>
+          <w:lang w:val="en-US"/>
+        </w:rPr>
+      </w:pPr>
+      <w:r>
+        <w:rPr>
+          <w:lang w:val="en-US"/>
+        </w:rPr>
+        <w:t>Project failure when adopting DevOps can come from several sources</w:t>
+      </w:r>
+      <w:r>
+        <w:rPr>
+          <w:lang w:val="en-US"/>
+        </w:rPr>
+        <w:t>;</w:t>
+      </w:r>
+    </w:p>
+    <w:p>
+      <w:pPr>
+        <w:pStyle w:val="ListParagraph"/>
+        <w:numPr>
+          <w:ilvl w:val="0"/>
+          <w:numId w:val="22"/>
+        </w:numPr>
+        <w:rPr>
+          <w:lang w:val="en-US"/>
+        </w:rPr>
+      </w:pPr>
+      <w:r>
+        <w:rPr>
+          <w:b/>
+          <w:bCs/>
+          <w:u w:val="single"/>
+          <w:lang w:val="en-US"/>
+        </w:rPr>
+        <w:t>Lack of project vision</w:t>
+      </w:r>
+      <w:r>
+        <w:rPr>
+          <w:lang w:val="en-US"/>
+        </w:rPr>
+        <w:t xml:space="preserve"> – without vision for or understanding of the project and its audience, issues in development can occur</w:t>
+      </w:r>
+    </w:p>
+    <w:p>
+      <w:pPr>
+        <w:pStyle w:val="ListParagraph"/>
+        <w:numPr>
+          <w:ilvl w:val="0"/>
+          <w:numId w:val="22"/>
+        </w:numPr>
+        <w:rPr>
+          <w:lang w:val="en-US"/>
+        </w:rPr>
+      </w:pPr>
+      <w:r>
+        <w:rPr>
+          <w:b/>
+          <w:bCs/>
+          <w:u w:val="single"/>
+          <w:lang w:val="en-US"/>
+        </w:rPr>
+        <w:t>Less focus on people and process</w:t>
+      </w:r>
+      <w:r>
+        <w:rPr>
+          <w:lang w:val="en-US"/>
+        </w:rPr>
+        <w:t xml:space="preserve"> – When going into DevOps, if the focus is largely on gathering input and output data, rather than on people and the processes, then DevOps is incredibly hard to adjust to, leading to issues</w:t>
+      </w:r>
+    </w:p>
+    <w:p>
+      <w:pPr>
+        <w:pStyle w:val="ListParagraph"/>
+        <w:numPr>
+          <w:ilvl w:val="0"/>
+          <w:numId w:val="22"/>
+        </w:numPr>
+        <w:rPr>
+          <w:lang w:val="en-US"/>
+        </w:rPr>
+      </w:pPr>
+      <w:r>
+        <w:rPr>
+          <w:b/>
+          <w:bCs/>
+          <w:u w:val="single"/>
+          <w:lang w:val="en-US"/>
+        </w:rPr>
+        <w:t>Poor coordination between dev and ops</w:t>
+      </w:r>
+      <w:r>
+        <w:rPr>
+          <w:lang w:val="en-US"/>
+        </w:rPr>
+        <w:t xml:space="preserve"> – If there is little to no coordination between development and operations, </w:t>
+      </w:r>
+      <w:r>
+        <w:rPr>
+          <w:lang w:val="en-US"/>
+        </w:rPr>
+        <w:t>something which DevOps tries to marry together, then the culture debt will cause adjusting to DevOps problematic.</w:t>
+      </w:r>
+      <w:r>
+        <w:rPr>
+          <w:lang w:val="en-US"/>
+        </w:rPr>
+        <w:t xml:space="preserve"> </w:t>
+      </w:r>
+    </w:p>
+    <w:p>
+      <w:pPr>
+        <w:pStyle w:val="ListParagraph"/>
+        <w:numPr>
+          <w:ilvl w:val="0"/>
+          <w:numId w:val="22"/>
+        </w:numPr>
+        <w:rPr>
+          <w:lang w:val="en-US"/>
+        </w:rPr>
+      </w:pPr>
+      <w:r>
+        <w:rPr>
+          <w:b/>
+          <w:bCs/>
+          <w:u w:val="single"/>
+          <w:lang w:val="en-US"/>
+        </w:rPr>
+        <w:t>Incorrect tool selection</w:t>
+      </w:r>
+      <w:r>
+        <w:rPr>
+          <w:lang w:val="en-US"/>
+        </w:rPr>
+        <w:t xml:space="preserve"> </w:t>
+      </w:r>
+      <w:r>
+        <w:rPr>
+          <w:lang w:val="en-US"/>
+        </w:rPr>
+        <w:t>– If the incorrect tool for the job is selected, there can be issues using it, or delays, etc., which will cause issues</w:t>
+      </w:r>
+    </w:p>
+    <w:p>
+      <w:pPr>
+        <w:pStyle w:val="ListParagraph"/>
+        <w:numPr>
+          <w:ilvl w:val="0"/>
+          <w:numId w:val="22"/>
+        </w:numPr>
+        <w:rPr>
+          <w:lang w:val="en-US"/>
+        </w:rPr>
+      </w:pPr>
+      <w:r>
+        <w:rPr>
+          <w:b/>
+          <w:bCs/>
+          <w:u w:val="single"/>
+          <w:lang w:val="en-US"/>
+        </w:rPr>
+        <w:t>Incorrect DevOps implementation approach</w:t>
+      </w:r>
+      <w:r>
+        <w:rPr>
+          <w:lang w:val="en-US"/>
+        </w:rPr>
+        <w:t xml:space="preserve"> – If you’ve not selected the right methodology for your project, then the approach and DevOps practices themselves can lead to failure</w:t>
+      </w:r>
+    </w:p>
+    <w:p>
+      <w:pPr>
+        <w:pStyle w:val="ListParagraph"/>
+        <w:numPr>
+          <w:ilvl w:val="0"/>
+          <w:numId w:val="22"/>
+        </w:numPr>
+        <w:rPr>
+          <w:lang w:val="en-US"/>
+        </w:rPr>
+      </w:pPr>
+      <w:r>
+        <w:rPr>
+          <w:b/>
+          <w:bCs/>
+          <w:u w:val="single"/>
+          <w:lang w:val="en-US"/>
+        </w:rPr>
+        <w:t>Infrequent releases</w:t>
+      </w:r>
+      <w:r>
+        <w:rPr>
+          <w:lang w:val="en-US"/>
+        </w:rPr>
+        <w:t xml:space="preserve"> – Without quick releases, lack of feedback can lead to confusion, which in turn can cause the project to fail</w:t>
+      </w:r>
+    </w:p>
+    <w:p>
+      <w:pPr>
+        <w:rPr>
+          <w:lang w:val="en-US"/>
+        </w:rPr>
+      </w:pPr>
+    </w:p>
+    <w:p>
+      <w:pPr>
+        <w:rPr>
+          <w:lang w:val="en-US"/>
+        </w:rPr>
+      </w:pPr>
+      <w:r>
+        <w:rPr>
+          <w:lang w:val="en-US"/>
+        </w:rPr>
+        <w:t>Preventing the above failure can involve;</w:t>
+      </w:r>
+    </w:p>
+    <w:p>
+      <w:pPr>
+        <w:pStyle w:val="ListParagraph"/>
+        <w:numPr>
+          <w:ilvl w:val="0"/>
+          <w:numId w:val="22"/>
+        </w:numPr>
+        <w:rPr>
+          <w:lang w:val="en-US"/>
+        </w:rPr>
+      </w:pPr>
+      <w:r>
+        <w:rPr>
+          <w:b/>
+          <w:bCs/>
+          <w:u w:val="single"/>
+          <w:lang w:val="en-US"/>
+        </w:rPr>
+        <w:t xml:space="preserve">Set appropriate expectation and vision </w:t>
+      </w:r>
+      <w:r>
+        <w:rPr>
+          <w:lang w:val="en-US"/>
+        </w:rPr>
+        <w:t xml:space="preserve">– </w:t>
+      </w:r>
+      <w:r>
+        <w:rPr>
+          <w:lang w:val="en-US"/>
+        </w:rPr>
+        <w:t xml:space="preserve">Ensure you have the right understanding of the vision and expectations </w:t>
+      </w:r>
+      <w:r>
+        <w:rPr>
+          <w:lang w:val="en-US"/>
+        </w:rPr>
+        <w:t>of the product you are going to build.</w:t>
+      </w:r>
+    </w:p>
+    <w:p>
+      <w:pPr>
+        <w:pStyle w:val="ListParagraph"/>
+        <w:numPr>
+          <w:ilvl w:val="0"/>
+          <w:numId w:val="22"/>
+        </w:numPr>
+        <w:rPr>
+          <w:lang w:val="en-US"/>
+        </w:rPr>
+      </w:pPr>
+      <w:r>
+        <w:rPr>
+          <w:b/>
+          <w:bCs/>
+          <w:u w:val="single"/>
+          <w:lang w:val="en-US"/>
+        </w:rPr>
+        <w:t xml:space="preserve">Assess Properly </w:t>
+      </w:r>
+      <w:r>
+        <w:rPr>
+          <w:lang w:val="en-US"/>
+        </w:rPr>
+        <w:t xml:space="preserve">– </w:t>
+      </w:r>
+      <w:r>
+        <w:rPr>
+          <w:lang w:val="en-US"/>
+        </w:rPr>
+        <w:t>You need to understand what is being used currently how you are going to transform and adopt new practices</w:t>
+      </w:r>
+    </w:p>
+    <w:p>
+      <w:pPr>
+        <w:pStyle w:val="ListParagraph"/>
+        <w:numPr>
+          <w:ilvl w:val="0"/>
+          <w:numId w:val="22"/>
+        </w:numPr>
+        <w:rPr>
+          <w:lang w:val="en-US"/>
+        </w:rPr>
+      </w:pPr>
+      <w:r>
+        <w:rPr>
+          <w:b/>
+          <w:bCs/>
+          <w:u w:val="single"/>
+          <w:lang w:val="en-US"/>
+        </w:rPr>
+        <w:t xml:space="preserve">Set right DevOps culture </w:t>
+      </w:r>
+      <w:r>
+        <w:rPr>
+          <w:lang w:val="en-US"/>
+        </w:rPr>
+        <w:t xml:space="preserve">– </w:t>
+      </w:r>
+      <w:r>
+        <w:rPr>
+          <w:lang w:val="en-US"/>
+        </w:rPr>
+        <w:t>Promote cooperation and a DevOps culture, ensuring collaboration to deliver a successful product.</w:t>
+      </w:r>
+    </w:p>
+    <w:p>
+      <w:pPr>
+        <w:pStyle w:val="ListParagraph"/>
+        <w:numPr>
+          <w:ilvl w:val="0"/>
+          <w:numId w:val="22"/>
+        </w:numPr>
+        <w:rPr>
+          <w:lang w:val="en-US"/>
+        </w:rPr>
+      </w:pPr>
+      <w:r>
+        <w:rPr>
+          <w:b/>
+          <w:bCs/>
+          <w:u w:val="single"/>
+          <w:lang w:val="en-US"/>
+        </w:rPr>
+        <w:t xml:space="preserve">Select tools appropriately </w:t>
+      </w:r>
+      <w:r>
+        <w:rPr>
+          <w:lang w:val="en-US"/>
+        </w:rPr>
+        <w:t xml:space="preserve">– </w:t>
+      </w:r>
+      <w:r>
+        <w:rPr>
+          <w:lang w:val="en-US"/>
+        </w:rPr>
+        <w:t>Selecting the right tool for the right lifecycle phase of DevOps is essential to delivering releases frequently.</w:t>
+      </w:r>
+    </w:p>
+    <w:p>
+      <w:pPr>
+        <w:pStyle w:val="ListParagraph"/>
+        <w:numPr>
+          <w:ilvl w:val="0"/>
+          <w:numId w:val="22"/>
+        </w:numPr>
+        <w:rPr>
+          <w:lang w:val="en-US"/>
+        </w:rPr>
+      </w:pPr>
+      <w:r>
+        <w:rPr>
+          <w:b/>
+          <w:bCs/>
+          <w:u w:val="single"/>
+          <w:lang w:val="en-US"/>
+        </w:rPr>
+        <w:t xml:space="preserve">Enable team collaboration </w:t>
+      </w:r>
+      <w:r>
+        <w:rPr>
+          <w:lang w:val="en-US"/>
+        </w:rPr>
+        <w:t xml:space="preserve">– </w:t>
+      </w:r>
+      <w:r>
+        <w:rPr>
+          <w:lang w:val="en-US"/>
+        </w:rPr>
+        <w:t xml:space="preserve">As a DevOps Architect, you must </w:t>
+      </w:r>
+      <w:r>
+        <w:rPr>
+          <w:lang w:val="en-US"/>
+        </w:rPr>
+        <w:t>select the right mechanism to ensure the team adopts positive collaboration.</w:t>
+      </w:r>
+    </w:p>
+    <w:p>
+      <w:pPr>
+        <w:pStyle w:val="ListParagraph"/>
+        <w:numPr>
+          <w:ilvl w:val="0"/>
+          <w:numId w:val="22"/>
+        </w:numPr>
+        <w:rPr>
+          <w:lang w:val="en-US"/>
+        </w:rPr>
+      </w:pPr>
+      <w:r>
+        <w:rPr>
+          <w:b/>
+          <w:bCs/>
+          <w:u w:val="single"/>
+          <w:lang w:val="en-US"/>
+        </w:rPr>
+        <w:t xml:space="preserve">Adopt incremental and iterative approach </w:t>
+      </w:r>
+      <w:r>
+        <w:rPr>
+          <w:lang w:val="en-US"/>
+        </w:rPr>
+        <w:t xml:space="preserve">– </w:t>
+      </w:r>
+      <w:r>
+        <w:rPr>
+          <w:lang w:val="en-US"/>
+        </w:rPr>
+        <w:t>By making sure development is not only incremental, but also iterative, you help ensure builds and releases will be frequent.</w:t>
+      </w:r>
+    </w:p>
+    <w:p>
+      <w:pPr>
+        <w:rPr>
+          <w:lang w:val="en-US"/>
+        </w:rPr>
+      </w:pPr>
+    </w:p>
+    <w:p>
+      <w:pPr>
+        <w:rPr>
+          <w:lang w:val="en-US"/>
+        </w:rPr>
+      </w:pPr>
+      <w:r>
+        <w:rPr>
+          <w:lang w:val="en-US"/>
+        </w:rPr>
+        <w:t>Failure Cost Analysis</w:t>
+      </w:r>
+    </w:p>
+    <w:p>
+      <w:pPr>
+        <w:rPr>
+          <w:lang w:val="en-US"/>
+        </w:rPr>
+      </w:pPr>
+      <w:r>
+        <w:rPr>
+          <w:lang w:val="en-US"/>
+        </w:rPr>
+        <w:t>Fail Fast Principle</w:t>
+      </w:r>
+    </w:p>
+    <w:p>
+      <w:pPr>
+        <w:pStyle w:val="ListParagraph"/>
+        <w:numPr>
+          <w:ilvl w:val="0"/>
+          <w:numId w:val="24"/>
+        </w:numPr>
+        <w:rPr>
+          <w:lang w:val="en-US"/>
+        </w:rPr>
+      </w:pPr>
+      <w:r>
+        <w:rPr>
+          <w:lang w:val="en-US"/>
+        </w:rPr>
+        <w:t>Methodology a</w:t>
+      </w:r>
+      <w:r>
+        <w:rPr>
+          <w:lang w:val="en-US"/>
+        </w:rPr>
+        <w:t>dopted by Agile and DevOps</w:t>
+      </w:r>
+    </w:p>
+    <w:p>
+      <w:pPr>
+        <w:pStyle w:val="ListParagraph"/>
+        <w:numPr>
+          <w:ilvl w:val="0"/>
+          <w:numId w:val="24"/>
+        </w:numPr>
+        <w:rPr>
+          <w:lang w:val="en-US"/>
+        </w:rPr>
+      </w:pPr>
+      <w:r>
+        <w:rPr>
+          <w:lang w:val="en-US"/>
+        </w:rPr>
+        <w:t>Objective to immediately track conditions that indicate failure, done by keeping your system under continuous monitoring</w:t>
+      </w:r>
+    </w:p>
+    <w:p>
+      <w:pPr>
+        <w:pStyle w:val="ListParagraph"/>
+        <w:numPr>
+          <w:ilvl w:val="0"/>
+          <w:numId w:val="24"/>
+        </w:numPr>
+        <w:rPr>
+          <w:lang w:val="en-US"/>
+        </w:rPr>
+      </w:pPr>
+      <w:r>
+        <w:rPr>
+          <w:lang w:val="en-US"/>
+        </w:rPr>
+        <w:t xml:space="preserve">Objective to reduce project risk, </w:t>
+      </w:r>
+      <w:r>
+        <w:rPr>
+          <w:lang w:val="en-US"/>
+        </w:rPr>
+        <w:t>by identifying and being able to deal with defects early</w:t>
+      </w:r>
+    </w:p>
+    <w:p>
+      <w:pPr>
+        <w:pStyle w:val="ListParagraph"/>
+        <w:numPr>
+          <w:ilvl w:val="0"/>
+          <w:numId w:val="24"/>
+        </w:numPr>
+        <w:rPr>
+          <w:lang w:val="en-US"/>
+        </w:rPr>
+      </w:pPr>
+      <w:r>
+        <w:rPr>
+          <w:lang w:val="en-US"/>
+        </w:rPr>
+        <w:t>Based on principled of “fail fast, succeed faster”; if you are to track failure fast, you will succeed faster.</w:t>
+      </w:r>
+    </w:p>
+    <w:p>
+      <w:pPr>
+        <w:pStyle w:val="ListParagraph"/>
+        <w:numPr>
+          <w:ilvl w:val="0"/>
+          <w:numId w:val="24"/>
+        </w:numPr>
+        <w:rPr>
+          <w:lang w:val="en-US"/>
+        </w:rPr>
+      </w:pPr>
+      <w:r>
+        <w:rPr>
+          <w:lang w:val="en-US"/>
+        </w:rPr>
+        <w:t>Objective to reduce failing’s impact on the usability of the product</w:t>
+      </w:r>
+    </w:p>
+    <w:p>
+      <w:pPr>
+        <w:rPr>
+          <w:lang w:val="en-US"/>
+        </w:rPr>
+      </w:pPr>
+    </w:p>
+    <w:p>
+      <w:pPr>
+        <w:rPr>
+          <w:lang w:val="en-US"/>
+        </w:rPr>
+      </w:pPr>
+      <w:r>
+        <w:rPr>
+          <w:lang w:val="en-US"/>
+        </w:rPr>
+        <w:t>Adopting Fail Fast Systems</w:t>
+      </w:r>
+    </w:p>
+    <w:p>
+      <w:pPr>
+        <w:rPr>
+          <w:lang w:val="en-US"/>
+        </w:rPr>
+      </w:pPr>
+      <w:r>
+        <w:rPr>
+          <w:lang w:val="en-US"/>
+        </w:rPr>
+        <w:t>When we take the time to understand our failures, we learn from them. This means we can improve for next time and try and avoid the failure?</w:t>
+      </w:r>
+    </w:p>
+    <w:p>
+      <w:pPr>
+        <w:rPr>
+          <w:lang w:val="en-US"/>
+        </w:rPr>
+      </w:pPr>
+    </w:p>
+    <w:p>
+      <w:pPr>
+        <w:rPr>
+          <w:lang w:val="en-US"/>
+        </w:rPr>
+      </w:pPr>
+      <w:r>
+        <w:rPr>
+          <w:lang w:val="en-US"/>
+        </w:rPr>
+        <w:t>Concept of Failing</w:t>
+      </w:r>
+    </w:p>
+    <w:p>
+      <w:pPr>
+        <w:pStyle w:val="ListParagraph"/>
+        <w:numPr>
+          <w:ilvl w:val="0"/>
+          <w:numId w:val="25"/>
+        </w:numPr>
+        <w:rPr>
+          <w:lang w:val="en-US"/>
+        </w:rPr>
+      </w:pPr>
+      <w:r>
+        <w:rPr>
+          <w:lang w:val="en-US"/>
+        </w:rPr>
+        <w:t>Fail early – The sooner the failure occurs, the sooner the learning begins; you can create something useful and deliver it to the consumer as soon as possible by identifying the contributors of failure in early phases.</w:t>
+      </w:r>
+    </w:p>
+    <w:p>
+      <w:pPr>
+        <w:pStyle w:val="ListParagraph"/>
+        <w:numPr>
+          <w:ilvl w:val="0"/>
+          <w:numId w:val="25"/>
+        </w:numPr>
+        <w:rPr>
+          <w:lang w:val="en-US"/>
+        </w:rPr>
+      </w:pPr>
+      <w:r>
+        <w:rPr>
+          <w:lang w:val="en-US"/>
+        </w:rPr>
+        <w:t xml:space="preserve">Fail fast – The faster we fail, the quicker we can begin the learning process. There are many ways to achieve this during development, with one method being TDD; </w:t>
+      </w:r>
+      <w:r>
+        <w:rPr>
+          <w:b/>
+          <w:bCs/>
+          <w:lang w:val="en-US"/>
+        </w:rPr>
+        <w:t>test-driven development</w:t>
+      </w:r>
+      <w:r>
+        <w:rPr>
+          <w:lang w:val="en-US"/>
+        </w:rPr>
+        <w:t>, which involves first failing, then passing by writing the right code.</w:t>
+      </w:r>
+    </w:p>
+    <w:p>
+      <w:pPr>
+        <w:pStyle w:val="ListParagraph"/>
+        <w:numPr>
+          <w:ilvl w:val="0"/>
+          <w:numId w:val="25"/>
+        </w:numPr>
+        <w:rPr>
+          <w:lang w:val="en-US"/>
+        </w:rPr>
+      </w:pPr>
+      <w:r>
+        <w:rPr>
+          <w:lang w:val="en-US"/>
+        </w:rPr>
+        <w:t>Fail often</w:t>
+      </w:r>
+      <w:r>
+        <w:rPr>
+          <w:lang w:val="en-US"/>
+        </w:rPr>
+        <w:t xml:space="preserve"> – The more we try, the more failures we will identify, and the more chances we get for learning and steering our project in the right direction. This helps eliminates the need to waste time working on incorrect factors.</w:t>
+      </w:r>
+    </w:p>
+    <w:p>
+      <w:pPr>
+        <w:pStyle w:val="ListParagraph"/>
+        <w:numPr>
+          <w:ilvl w:val="0"/>
+          <w:numId w:val="25"/>
+        </w:numPr>
+        <w:rPr>
+          <w:lang w:val="en-US"/>
+        </w:rPr>
+      </w:pPr>
+      <w:r>
+        <w:rPr>
+          <w:lang w:val="en-US"/>
+        </w:rPr>
+        <w:t>Fail better</w:t>
+      </w:r>
+      <w:r>
+        <w:rPr>
+          <w:lang w:val="en-US"/>
+        </w:rPr>
+        <w:t xml:space="preserve"> – With early and frequent failures, all that is left is to </w:t>
+      </w:r>
+      <w:proofErr w:type="spellStart"/>
+      <w:r>
+        <w:rPr>
+          <w:lang w:val="en-US"/>
+        </w:rPr>
+        <w:t>maximise</w:t>
+      </w:r>
+      <w:proofErr w:type="spellEnd"/>
+      <w:r>
+        <w:rPr>
+          <w:lang w:val="en-US"/>
+        </w:rPr>
+        <w:t xml:space="preserve"> the learning we achieve from failure. This could be done through </w:t>
+      </w:r>
+      <w:r>
+        <w:rPr>
+          <w:b/>
+          <w:bCs/>
+          <w:lang w:val="en-US"/>
+        </w:rPr>
+        <w:t>user-experience testing</w:t>
+      </w:r>
+      <w:r>
+        <w:rPr>
+          <w:lang w:val="en-US"/>
+        </w:rPr>
+        <w:t>; by being in-person with the user whilst they test the project, gaining more feedback than online quizzes for example.</w:t>
+      </w:r>
+    </w:p>
+    <w:p>
+      <w:pPr>
+        <w:rPr>
+          <w:lang w:val="en-US"/>
+        </w:rPr>
+      </w:pPr>
+    </w:p>
+    <w:p>
+      <w:pPr>
+        <w:rPr>
+          <w:lang w:val="en-US"/>
+        </w:rPr>
+      </w:pPr>
+      <w:r>
+        <w:rPr>
+          <w:lang w:val="en-US"/>
+        </w:rPr>
+        <w:t>Reasons for adopting Fail Fast</w:t>
+      </w:r>
+    </w:p>
+    <w:p>
+      <w:pPr>
+        <w:pStyle w:val="ListParagraph"/>
+        <w:numPr>
+          <w:ilvl w:val="0"/>
+          <w:numId w:val="26"/>
+        </w:numPr>
+        <w:rPr>
+          <w:lang w:val="en-US"/>
+        </w:rPr>
+      </w:pPr>
+      <w:r>
+        <w:rPr>
+          <w:b/>
+          <w:bCs/>
+          <w:u w:val="single"/>
+          <w:lang w:val="en-US"/>
+        </w:rPr>
+        <w:t>Early bug detection</w:t>
+      </w:r>
+      <w:r>
+        <w:rPr>
+          <w:lang w:val="en-US"/>
+        </w:rPr>
+        <w:t xml:space="preserve"> – especially with automation, it is better to identify bugs early so they can be treated as early as possible</w:t>
+      </w:r>
+      <w:r>
+        <w:rPr>
+          <w:lang w:val="en-US"/>
+        </w:rPr>
+        <w:t>.</w:t>
+      </w:r>
+    </w:p>
+    <w:p>
+      <w:pPr>
+        <w:pStyle w:val="ListParagraph"/>
+        <w:numPr>
+          <w:ilvl w:val="1"/>
+          <w:numId w:val="26"/>
+        </w:numPr>
+        <w:rPr>
+          <w:lang w:val="en-US"/>
+        </w:rPr>
+      </w:pPr>
+      <w:r>
+        <w:rPr>
+          <w:lang w:val="en-US"/>
+        </w:rPr>
+        <w:t>This also enables us to avoid the impact of failure cascading onto other components, detecting them before they become an issue???</w:t>
+      </w:r>
+    </w:p>
+    <w:p>
+      <w:pPr>
+        <w:pStyle w:val="ListParagraph"/>
+        <w:numPr>
+          <w:ilvl w:val="0"/>
+          <w:numId w:val="26"/>
+        </w:numPr>
+        <w:rPr>
+          <w:lang w:val="en-US"/>
+        </w:rPr>
+      </w:pPr>
+      <w:r>
+        <w:rPr>
+          <w:b/>
+          <w:bCs/>
+          <w:u w:val="single"/>
+          <w:lang w:val="en-US"/>
+        </w:rPr>
+        <w:t>Simplify reproduction and fix faster</w:t>
+      </w:r>
+      <w:r>
+        <w:rPr>
+          <w:lang w:val="en-US"/>
+        </w:rPr>
+        <w:t xml:space="preserve"> – Able to fix the error, or reproduce the error </w:t>
+      </w:r>
+      <w:r>
+        <w:rPr>
+          <w:lang w:val="en-US"/>
+        </w:rPr>
+        <w:t>to</w:t>
+      </w:r>
+      <w:r>
+        <w:rPr>
+          <w:lang w:val="en-US"/>
+        </w:rPr>
+        <w:t xml:space="preserve"> simulate the similar situation to look at causes from different perspectives???</w:t>
+      </w:r>
+    </w:p>
+    <w:p>
+      <w:pPr>
+        <w:pStyle w:val="ListParagraph"/>
+        <w:numPr>
+          <w:ilvl w:val="1"/>
+          <w:numId w:val="26"/>
+        </w:numPr>
+        <w:rPr>
+          <w:lang w:val="en-US"/>
+        </w:rPr>
+      </w:pPr>
+      <w:r>
+        <w:rPr>
+          <w:lang w:val="en-US"/>
+        </w:rPr>
+        <w:t>Create build infrastructure to quickly find defects???</w:t>
+      </w:r>
+    </w:p>
+    <w:p>
+      <w:pPr>
+        <w:pStyle w:val="ListParagraph"/>
+        <w:numPr>
+          <w:ilvl w:val="0"/>
+          <w:numId w:val="26"/>
+        </w:numPr>
+        <w:rPr>
+          <w:lang w:val="en-US"/>
+        </w:rPr>
+      </w:pPr>
+      <w:r>
+        <w:rPr>
+          <w:b/>
+          <w:bCs/>
+          <w:u w:val="single"/>
+          <w:lang w:val="en-US"/>
+        </w:rPr>
+        <w:t xml:space="preserve">Ensures </w:t>
+      </w:r>
+      <w:proofErr w:type="spellStart"/>
+      <w:r>
+        <w:rPr>
+          <w:b/>
+          <w:bCs/>
+          <w:u w:val="single"/>
+          <w:lang w:val="en-US"/>
+        </w:rPr>
+        <w:t>stabili</w:t>
+      </w:r>
+      <w:r>
+        <w:rPr>
+          <w:b/>
+          <w:bCs/>
+          <w:u w:val="single"/>
+          <w:lang w:val="en-US"/>
+        </w:rPr>
+        <w:t>s</w:t>
+      </w:r>
+      <w:r>
+        <w:rPr>
+          <w:b/>
+          <w:bCs/>
+          <w:u w:val="single"/>
+          <w:lang w:val="en-US"/>
+        </w:rPr>
+        <w:t>ed</w:t>
+      </w:r>
+      <w:proofErr w:type="spellEnd"/>
+      <w:r>
+        <w:rPr>
+          <w:b/>
+          <w:bCs/>
+          <w:u w:val="single"/>
+          <w:lang w:val="en-US"/>
+        </w:rPr>
+        <w:t xml:space="preserve"> software</w:t>
+      </w:r>
+      <w:r>
+        <w:rPr>
+          <w:lang w:val="en-US"/>
+        </w:rPr>
+        <w:t xml:space="preserve"> – </w:t>
+      </w:r>
+      <w:r>
+        <w:rPr>
+          <w:lang w:val="en-US"/>
+        </w:rPr>
+        <w:t xml:space="preserve">By learning from failure quickly, it helps ensure the releases users receive are </w:t>
+      </w:r>
+      <w:proofErr w:type="spellStart"/>
+      <w:r>
+        <w:rPr>
+          <w:lang w:val="en-US"/>
+        </w:rPr>
+        <w:t>stabalised</w:t>
+      </w:r>
+      <w:proofErr w:type="spellEnd"/>
+      <w:r>
+        <w:rPr>
+          <w:lang w:val="en-US"/>
+        </w:rPr>
+        <w:t>.</w:t>
+      </w:r>
+    </w:p>
+    <w:p>
+      <w:pPr>
+        <w:pStyle w:val="ListParagraph"/>
+        <w:numPr>
+          <w:ilvl w:val="0"/>
+          <w:numId w:val="26"/>
+        </w:numPr>
+        <w:rPr>
+          <w:lang w:val="en-US"/>
+        </w:rPr>
+      </w:pPr>
+      <w:r>
+        <w:rPr>
+          <w:b/>
+          <w:bCs/>
+          <w:u w:val="single"/>
+          <w:lang w:val="en-US"/>
+        </w:rPr>
+        <w:t>Higher-quality &amp; production-ready software</w:t>
+      </w:r>
+      <w:r>
+        <w:rPr>
+          <w:lang w:val="en-US"/>
+        </w:rPr>
+        <w:t xml:space="preserve"> – With fewer bugs and defects, especially if we’re able to treat issues at the early stages, it leads to higher-quality, production-ready software.</w:t>
+      </w:r>
+    </w:p>
+    <w:p>
+      <w:pPr>
+        <w:pStyle w:val="ListParagraph"/>
+        <w:numPr>
+          <w:ilvl w:val="0"/>
+          <w:numId w:val="26"/>
+        </w:numPr>
+        <w:rPr>
+          <w:lang w:val="en-US"/>
+        </w:rPr>
+      </w:pPr>
+      <w:r>
+        <w:rPr>
+          <w:b/>
+          <w:bCs/>
+          <w:u w:val="single"/>
+          <w:lang w:val="en-US"/>
+        </w:rPr>
+        <w:t>Reduces costs of failures &amp; bugs</w:t>
+      </w:r>
+      <w:r>
+        <w:rPr>
+          <w:lang w:val="en-US"/>
+        </w:rPr>
+        <w:t xml:space="preserve"> – </w:t>
+      </w:r>
+      <w:r>
+        <w:rPr>
+          <w:lang w:val="en-US"/>
+        </w:rPr>
+        <w:t>When you detect bugs earlier, the costs of managing failures is reduced significantly.</w:t>
+      </w:r>
+    </w:p>
+    <w:p>
+      <w:pPr>
+        <w:pStyle w:val="ListParagraph"/>
+        <w:numPr>
+          <w:ilvl w:val="0"/>
+          <w:numId w:val="26"/>
+        </w:numPr>
+        <w:rPr>
+          <w:lang w:val="en-US"/>
+        </w:rPr>
+      </w:pPr>
+      <w:r>
+        <w:rPr>
+          <w:b/>
+          <w:bCs/>
+          <w:u w:val="single"/>
+          <w:lang w:val="en-US"/>
+        </w:rPr>
+        <w:t>Embed software quality into build infrastructure</w:t>
+      </w:r>
+      <w:r>
+        <w:rPr>
+          <w:lang w:val="en-US"/>
+        </w:rPr>
+        <w:t xml:space="preserve"> – To promote DevOps culture???</w:t>
+      </w:r>
+    </w:p>
+    <w:p>
+      <w:pPr>
+        <w:pStyle w:val="ListParagraph"/>
+        <w:numPr>
+          <w:ilvl w:val="0"/>
+          <w:numId w:val="26"/>
+        </w:numPr>
+        <w:rPr>
+          <w:lang w:val="en-US"/>
+        </w:rPr>
+      </w:pPr>
+      <w:r>
+        <w:rPr>
+          <w:b/>
+          <w:bCs/>
+          <w:u w:val="single"/>
+          <w:lang w:val="en-US"/>
+        </w:rPr>
+        <w:t>Reduce debugging efforts</w:t>
+      </w:r>
+      <w:r>
+        <w:rPr>
+          <w:lang w:val="en-US"/>
+        </w:rPr>
+        <w:t xml:space="preserve"> – Adopting fail fast principle as part of your build helps reduce debugging effort or contributes to introducing automation</w:t>
+      </w:r>
+    </w:p>
+    <w:p>
+      <w:pPr>
+        <w:rPr>
+          <w:lang w:val="en-US"/>
+        </w:rPr>
+      </w:pPr>
+    </w:p>
+    <w:p>
+      <w:pPr>
+        <w:rPr>
+          <w:lang w:val="en-US"/>
+        </w:rPr>
+      </w:pPr>
+      <w:r>
+        <w:rPr>
+          <w:lang w:val="en-US"/>
+        </w:rPr>
+        <w:t>Two examples of traditional development vs quick win, fast fail example???</w:t>
+      </w:r>
+    </w:p>
+    <w:p>
+      <w:pPr>
+        <w:pStyle w:val="ListParagraph"/>
+        <w:numPr>
+          <w:ilvl w:val="0"/>
+          <w:numId w:val="27"/>
+        </w:numPr>
+        <w:rPr>
+          <w:lang w:val="en-US"/>
+        </w:rPr>
+      </w:pPr>
+      <w:r>
+        <w:rPr>
+          <w:lang w:val="en-US"/>
+        </w:rPr>
+        <w:t>Traditional does test at end, leading to infrequent releases, whereas fast fail does abundant development and testing, leading to more testing and failure and learning</w:t>
+      </w:r>
+    </w:p>
+    <w:p>
+      <w:pPr>
+        <w:rPr>
+          <w:lang w:val="en-US"/>
+        </w:rPr>
+      </w:pPr>
+    </w:p>
+    <w:p>
+      <w:pPr>
+        <w:rPr>
+          <w:b/>
+          <w:bCs/>
+          <w:u w:val="single"/>
+          <w:lang w:val="en-US"/>
+        </w:rPr>
+      </w:pPr>
+      <w:r>
+        <w:rPr>
+          <w:b/>
+          <w:bCs/>
+          <w:u w:val="single"/>
+          <w:lang w:val="en-US"/>
+        </w:rPr>
+        <w:t>Fail Fast and DevOps</w:t>
+      </w:r>
+    </w:p>
+    <w:p>
+      <w:pPr>
+        <w:rPr>
+          <w:lang w:val="en-US"/>
+        </w:rPr>
+      </w:pPr>
+      <w:r>
+        <w:rPr>
+          <w:lang w:val="en-US"/>
+        </w:rPr>
+        <w:t>This topic describes fail fast as a DevOps principle and illustrates the role of feedback cycle.</w:t>
+      </w:r>
+    </w:p>
+    <w:p>
+      <w:pPr>
+        <w:rPr>
+          <w:lang w:val="en-US"/>
+        </w:rPr>
+      </w:pPr>
+    </w:p>
+    <w:p>
+      <w:pPr>
+        <w:rPr>
+          <w:lang w:val="en-US"/>
+        </w:rPr>
+      </w:pPr>
+      <w:r>
+        <w:rPr>
+          <w:lang w:val="en-US"/>
+        </w:rPr>
+        <w:t>Fail fast is implemented in DevOps with;</w:t>
+      </w:r>
+    </w:p>
+    <w:p>
+      <w:pPr>
+        <w:pStyle w:val="ListParagraph"/>
+        <w:numPr>
+          <w:ilvl w:val="0"/>
+          <w:numId w:val="27"/>
+        </w:numPr>
+        <w:rPr>
+          <w:lang w:val="en-US"/>
+        </w:rPr>
+      </w:pPr>
+      <w:r>
+        <w:rPr>
+          <w:lang w:val="en-US"/>
+        </w:rPr>
+        <w:t>Test-driven development (TDD) – explanation; fixtures???</w:t>
+      </w:r>
+    </w:p>
+    <w:p>
+      <w:pPr>
+        <w:pStyle w:val="ListParagraph"/>
+        <w:numPr>
+          <w:ilvl w:val="0"/>
+          <w:numId w:val="27"/>
+        </w:numPr>
+        <w:rPr>
+          <w:lang w:val="en-US"/>
+        </w:rPr>
+      </w:pPr>
+      <w:proofErr w:type="spellStart"/>
+      <w:r>
+        <w:rPr>
+          <w:lang w:val="en-US"/>
+        </w:rPr>
+        <w:t>Behaviour</w:t>
+      </w:r>
+      <w:proofErr w:type="spellEnd"/>
+      <w:r>
+        <w:rPr>
+          <w:lang w:val="en-US"/>
+        </w:rPr>
+        <w:t>-driven development – Describes…???</w:t>
+      </w:r>
+    </w:p>
+    <w:p>
+      <w:pPr>
+        <w:rPr>
+          <w:lang w:val="en-US"/>
+        </w:rPr>
+      </w:pPr>
+    </w:p>
+    <w:p>
+      <w:pPr>
+        <w:rPr>
+          <w:lang w:val="en-US"/>
+        </w:rPr>
+      </w:pPr>
+      <w:r>
+        <w:rPr>
+          <w:lang w:val="en-US"/>
+        </w:rPr>
+        <w:t>Continuous Feedback</w:t>
+      </w:r>
+    </w:p>
+    <w:p>
+      <w:pPr>
+        <w:pStyle w:val="ListParagraph"/>
+        <w:numPr>
+          <w:ilvl w:val="0"/>
+          <w:numId w:val="28"/>
+        </w:numPr>
+        <w:rPr>
+          <w:lang w:val="en-US"/>
+        </w:rPr>
+      </w:pPr>
+      <w:r>
+        <w:rPr>
+          <w:lang w:val="en-US"/>
+        </w:rPr>
+        <w:t>Depicts progress of DevOps processes</w:t>
+      </w:r>
+    </w:p>
+    <w:p>
+      <w:pPr>
+        <w:pStyle w:val="ListParagraph"/>
+        <w:numPr>
+          <w:ilvl w:val="0"/>
+          <w:numId w:val="28"/>
+        </w:numPr>
+        <w:rPr>
+          <w:lang w:val="en-US"/>
+        </w:rPr>
+      </w:pPr>
+      <w:proofErr w:type="spellStart"/>
+      <w:r>
+        <w:rPr>
+          <w:lang w:val="en-US"/>
+        </w:rPr>
+        <w:t>Evalutates</w:t>
+      </w:r>
+      <w:proofErr w:type="spellEnd"/>
+      <w:r>
+        <w:rPr>
+          <w:lang w:val="en-US"/>
+        </w:rPr>
+        <w:t xml:space="preserve"> the effects of each release on user experience</w:t>
+      </w:r>
+    </w:p>
+    <w:p>
+      <w:pPr>
+        <w:pStyle w:val="ListParagraph"/>
+        <w:numPr>
+          <w:ilvl w:val="0"/>
+          <w:numId w:val="28"/>
+        </w:numPr>
+        <w:rPr>
+          <w:lang w:val="en-US"/>
+        </w:rPr>
+      </w:pPr>
+      <w:r>
+        <w:rPr>
+          <w:lang w:val="en-US"/>
+        </w:rPr>
+        <w:t>Reports evaluation back to DevOps team to improve future releases</w:t>
+      </w:r>
+    </w:p>
+    <w:p>
+      <w:pPr>
+        <w:pStyle w:val="ListParagraph"/>
+        <w:numPr>
+          <w:ilvl w:val="0"/>
+          <w:numId w:val="28"/>
+        </w:numPr>
+        <w:rPr>
+          <w:lang w:val="en-US"/>
+        </w:rPr>
+      </w:pPr>
+      <w:r>
+        <w:rPr>
+          <w:lang w:val="en-US"/>
+        </w:rPr>
+        <w:t>Feedback gathering mechanisms;</w:t>
+      </w:r>
+    </w:p>
+    <w:p>
+      <w:pPr>
+        <w:pStyle w:val="ListParagraph"/>
+        <w:numPr>
+          <w:ilvl w:val="1"/>
+          <w:numId w:val="28"/>
+        </w:numPr>
+        <w:rPr>
+          <w:lang w:val="en-US"/>
+        </w:rPr>
+      </w:pPr>
+      <w:r>
+        <w:rPr>
+          <w:b/>
+          <w:bCs/>
+          <w:u w:val="single"/>
+          <w:lang w:val="en-US"/>
+        </w:rPr>
+        <w:t>Structured methods</w:t>
+      </w:r>
+      <w:r>
+        <w:rPr>
+          <w:lang w:val="en-US"/>
+        </w:rPr>
+        <w:t xml:space="preserve"> – those which you can conduct using surveys, questionaries, </w:t>
+      </w:r>
+      <w:r>
+        <w:rPr>
+          <w:b/>
+          <w:bCs/>
+          <w:lang w:val="en-US"/>
+        </w:rPr>
+        <w:t>always targeting the end-user audience</w:t>
+      </w:r>
+      <w:r>
+        <w:rPr>
+          <w:lang w:val="en-US"/>
+        </w:rPr>
+        <w:t>.</w:t>
+      </w:r>
+    </w:p>
+    <w:p>
+      <w:pPr>
+        <w:pStyle w:val="ListParagraph"/>
+        <w:numPr>
+          <w:ilvl w:val="1"/>
+          <w:numId w:val="28"/>
+        </w:numPr>
+        <w:rPr>
+          <w:lang w:val="en-US"/>
+        </w:rPr>
+      </w:pPr>
+      <w:r>
+        <w:rPr>
+          <w:b/>
+          <w:bCs/>
+          <w:u w:val="single"/>
+          <w:lang w:val="en-US"/>
+        </w:rPr>
+        <w:t>Unstructured methods</w:t>
+      </w:r>
+      <w:r>
+        <w:rPr>
+          <w:lang w:val="en-US"/>
+        </w:rPr>
+        <w:t xml:space="preserve"> – delivered through open channels such as social media, which means </w:t>
+      </w:r>
+      <w:r>
+        <w:rPr>
+          <w:b/>
+          <w:bCs/>
+          <w:lang w:val="en-US"/>
+        </w:rPr>
+        <w:t>even those who are not the intended target audience can provide feedback</w:t>
+      </w:r>
+      <w:r>
+        <w:rPr>
+          <w:lang w:val="en-US"/>
+        </w:rPr>
+        <w:t>.</w:t>
+      </w:r>
+    </w:p>
+    <w:p>
+      <w:pPr>
+        <w:pStyle w:val="ListParagraph"/>
+        <w:numPr>
+          <w:ilvl w:val="0"/>
+          <w:numId w:val="28"/>
+        </w:numPr>
+        <w:rPr>
+          <w:lang w:val="en-US"/>
+        </w:rPr>
+      </w:pPr>
+      <w:r>
+        <w:rPr>
+          <w:lang w:val="en-US"/>
+        </w:rPr>
+        <w:t>Improves software delivery process, helping us to adopt the right delivery mechanism</w:t>
+      </w:r>
+    </w:p>
+    <w:p>
+      <w:pPr>
+        <w:pStyle w:val="ListParagraph"/>
+        <w:numPr>
+          <w:ilvl w:val="0"/>
+          <w:numId w:val="28"/>
+        </w:numPr>
+        <w:rPr>
+          <w:lang w:val="en-US"/>
+        </w:rPr>
+      </w:pPr>
+      <w:r>
+        <w:rPr>
+          <w:lang w:val="en-US"/>
+        </w:rPr>
+        <w:t>Speeds up time to market</w:t>
+      </w:r>
+    </w:p>
+    <w:p>
+      <w:pPr>
+        <w:rPr>
+          <w:lang w:val="en-US"/>
+        </w:rPr>
+      </w:pPr>
+    </w:p>
+    <w:p>
+      <w:pPr>
+        <w:rPr>
+          <w:lang w:val="en-US"/>
+        </w:rPr>
+      </w:pPr>
+      <w:r>
+        <w:rPr>
+          <w:lang w:val="en-US"/>
+        </w:rPr>
+        <w:t>DevOps Cycle (looping of course)</w:t>
+      </w:r>
+    </w:p>
+    <w:p>
+      <w:pPr>
+        <w:pStyle w:val="ListParagraph"/>
+        <w:numPr>
+          <w:ilvl w:val="0"/>
+          <w:numId w:val="30"/>
+        </w:numPr>
+        <w:rPr>
+          <w:lang w:val="en-US"/>
+        </w:rPr>
+      </w:pPr>
+      <w:r>
+        <w:rPr>
+          <w:lang w:val="en-US"/>
+        </w:rPr>
+        <w:t>Continuous business planning</w:t>
+      </w:r>
+    </w:p>
+    <w:p>
+      <w:pPr>
+        <w:pStyle w:val="ListParagraph"/>
+        <w:numPr>
+          <w:ilvl w:val="0"/>
+          <w:numId w:val="30"/>
+        </w:numPr>
+        <w:rPr>
+          <w:lang w:val="en-US"/>
+        </w:rPr>
+      </w:pPr>
+      <w:r>
+        <w:rPr>
+          <w:lang w:val="en-US"/>
+        </w:rPr>
+        <w:t>Collaborative development</w:t>
+      </w:r>
+    </w:p>
+    <w:p>
+      <w:pPr>
+        <w:pStyle w:val="ListParagraph"/>
+        <w:numPr>
+          <w:ilvl w:val="0"/>
+          <w:numId w:val="30"/>
+        </w:numPr>
+        <w:rPr>
+          <w:lang w:val="en-US"/>
+        </w:rPr>
+      </w:pPr>
+      <w:r>
+        <w:rPr>
+          <w:lang w:val="en-US"/>
+        </w:rPr>
+        <w:t>Continuous testing</w:t>
+      </w:r>
+    </w:p>
+    <w:p>
+      <w:pPr>
+        <w:pStyle w:val="ListParagraph"/>
+        <w:numPr>
+          <w:ilvl w:val="0"/>
+          <w:numId w:val="30"/>
+        </w:numPr>
+        <w:rPr>
+          <w:lang w:val="en-US"/>
+        </w:rPr>
+      </w:pPr>
+      <w:r>
+        <w:rPr>
+          <w:lang w:val="en-US"/>
+        </w:rPr>
+        <w:t>Continuous release &amp; deployment</w:t>
+      </w:r>
+    </w:p>
+    <w:p>
+      <w:pPr>
+        <w:pStyle w:val="ListParagraph"/>
+        <w:numPr>
+          <w:ilvl w:val="0"/>
+          <w:numId w:val="30"/>
+        </w:numPr>
+        <w:rPr>
+          <w:lang w:val="en-US"/>
+        </w:rPr>
+      </w:pPr>
+      <w:r>
+        <w:rPr>
+          <w:lang w:val="en-US"/>
+        </w:rPr>
+        <w:t>Continuous monitoring</w:t>
+      </w:r>
+    </w:p>
+    <w:p>
+      <w:pPr>
+        <w:pStyle w:val="ListParagraph"/>
+        <w:numPr>
+          <w:ilvl w:val="0"/>
+          <w:numId w:val="30"/>
+        </w:numPr>
+        <w:rPr>
+          <w:lang w:val="en-US"/>
+        </w:rPr>
+      </w:pPr>
+      <w:r>
+        <w:rPr>
+          <w:lang w:val="en-US"/>
+        </w:rPr>
+        <w:t>Collaborative feedback &amp; Optimization</w:t>
+      </w:r>
+    </w:p>
+    <w:p>
+      <w:pPr>
+        <w:pStyle w:val="ListParagraph"/>
+        <w:numPr>
+          <w:ilvl w:val="0"/>
+          <w:numId w:val="30"/>
+        </w:numPr>
+        <w:rPr>
+          <w:lang w:val="en-US"/>
+        </w:rPr>
+      </w:pPr>
+      <w:r>
+        <w:rPr>
+          <w:lang w:val="en-US"/>
+        </w:rPr>
+        <w:t>And back to Continuous business planning…</w:t>
+      </w:r>
+    </w:p>
+    <w:p>
+      <w:pPr>
+        <w:rPr>
+          <w:lang w:val="en-US"/>
+        </w:rPr>
+      </w:pPr>
+    </w:p>
+    <w:p>
+      <w:pPr>
+        <w:rPr>
+          <w:lang w:val="en-US"/>
+        </w:rPr>
+      </w:pPr>
+      <w:r>
+        <w:rPr>
+          <w:lang w:val="en-US"/>
+        </w:rPr>
+        <w:t xml:space="preserve">By testing environments with the goal of finding failures, we aim to find defects as early as possible </w:t>
+      </w:r>
+      <w:r>
+        <w:rPr>
+          <w:lang w:val="en-US"/>
+        </w:rPr>
+        <w:t>to</w:t>
+      </w:r>
+      <w:r>
+        <w:rPr>
+          <w:lang w:val="en-US"/>
+        </w:rPr>
+        <w:t xml:space="preserve"> fix them as early as possible.</w:t>
+      </w:r>
+    </w:p>
+    <w:p>
+      <w:pPr>
+        <w:rPr>
+          <w:lang w:val="en-US"/>
+        </w:rPr>
+      </w:pPr>
+    </w:p>
+    <w:p>
+      <w:pPr>
+        <w:rPr>
+          <w:b/>
+          <w:bCs/>
+          <w:u w:val="single"/>
+          <w:lang w:val="en-US"/>
+        </w:rPr>
+      </w:pPr>
+      <w:r>
+        <w:rPr>
+          <w:b/>
+          <w:bCs/>
+          <w:u w:val="single"/>
+          <w:lang w:val="en-US"/>
+        </w:rPr>
+        <w:t>Agile Manifesto</w:t>
+      </w:r>
+    </w:p>
+    <w:p>
+      <w:pPr>
+        <w:rPr>
+          <w:lang w:val="en-US"/>
+        </w:rPr>
+      </w:pPr>
+      <w:r>
+        <w:rPr>
+          <w:lang w:val="en-US"/>
+        </w:rPr>
+        <w:t>Describes the Agile Manifesto and Agile Fail Fast</w:t>
+      </w:r>
+    </w:p>
+    <w:p>
+      <w:pPr>
+        <w:rPr>
+          <w:lang w:val="en-US"/>
+        </w:rPr>
+      </w:pPr>
+    </w:p>
+    <w:p>
+      <w:pPr>
+        <w:rPr>
+          <w:lang w:val="en-US"/>
+        </w:rPr>
+      </w:pPr>
+      <w:r>
+        <w:rPr>
+          <w:lang w:val="en-US"/>
+        </w:rPr>
+        <w:t>Agile Principles and DevOps together; Agile is more about development?????</w:t>
+      </w:r>
+    </w:p>
+    <w:p>
+      <w:pPr>
+        <w:pStyle w:val="ListParagraph"/>
+        <w:numPr>
+          <w:ilvl w:val="0"/>
+          <w:numId w:val="34"/>
+        </w:numPr>
+        <w:rPr>
+          <w:lang w:val="en-US"/>
+        </w:rPr>
+      </w:pPr>
+      <w:r>
+        <w:rPr>
+          <w:lang w:val="en-US"/>
+        </w:rPr>
+        <w:t>Development</w:t>
+      </w:r>
+    </w:p>
+    <w:p>
+      <w:pPr>
+        <w:pStyle w:val="ListParagraph"/>
+        <w:numPr>
+          <w:ilvl w:val="1"/>
+          <w:numId w:val="34"/>
+        </w:numPr>
+        <w:rPr>
+          <w:lang w:val="en-US"/>
+        </w:rPr>
+      </w:pPr>
+      <w:r>
+        <w:rPr>
+          <w:lang w:val="en-US"/>
+        </w:rPr>
+        <w:t>Many examples said below this, and for all others</w:t>
+      </w:r>
+    </w:p>
+    <w:p>
+      <w:pPr>
+        <w:pStyle w:val="ListParagraph"/>
+        <w:numPr>
+          <w:ilvl w:val="0"/>
+          <w:numId w:val="34"/>
+        </w:numPr>
+        <w:rPr>
+          <w:lang w:val="en-US"/>
+        </w:rPr>
+      </w:pPr>
+      <w:r>
+        <w:rPr>
+          <w:lang w:val="en-US"/>
+        </w:rPr>
+        <w:t>Version control</w:t>
+      </w:r>
+    </w:p>
+    <w:p>
+      <w:pPr>
+        <w:pStyle w:val="ListParagraph"/>
+        <w:numPr>
+          <w:ilvl w:val="1"/>
+          <w:numId w:val="34"/>
+        </w:numPr>
+        <w:rPr>
+          <w:lang w:val="en-US"/>
+        </w:rPr>
+      </w:pPr>
+      <w:r>
+        <w:rPr>
+          <w:lang w:val="en-US"/>
+        </w:rPr>
+        <w:t>Proper check-in process that triggers pipeline and maintains versioning</w:t>
+      </w:r>
+    </w:p>
+    <w:p>
+      <w:pPr>
+        <w:pStyle w:val="ListParagraph"/>
+        <w:numPr>
+          <w:ilvl w:val="0"/>
+          <w:numId w:val="34"/>
+        </w:numPr>
+        <w:rPr>
+          <w:lang w:val="en-US"/>
+        </w:rPr>
+      </w:pPr>
+      <w:r>
+        <w:rPr>
+          <w:lang w:val="en-US"/>
+        </w:rPr>
+        <w:t>Build and unit-testing</w:t>
+      </w:r>
+    </w:p>
+    <w:p>
+      <w:pPr>
+        <w:pStyle w:val="ListParagraph"/>
+        <w:numPr>
+          <w:ilvl w:val="0"/>
+          <w:numId w:val="34"/>
+        </w:numPr>
+        <w:rPr>
+          <w:lang w:val="en-US"/>
+        </w:rPr>
+      </w:pPr>
+      <w:r>
+        <w:rPr>
+          <w:lang w:val="en-US"/>
+        </w:rPr>
+        <w:t>Automated acceptance testing</w:t>
+      </w:r>
+    </w:p>
+    <w:p>
+      <w:pPr>
+        <w:pStyle w:val="ListParagraph"/>
+        <w:numPr>
+          <w:ilvl w:val="0"/>
+          <w:numId w:val="34"/>
+        </w:numPr>
+        <w:rPr>
+          <w:lang w:val="en-US"/>
+        </w:rPr>
+      </w:pPr>
+      <w:r>
+        <w:rPr>
+          <w:lang w:val="en-US"/>
+        </w:rPr>
+        <w:t>User accepting testing</w:t>
+      </w:r>
+    </w:p>
+    <w:p>
+      <w:pPr>
+        <w:pStyle w:val="ListParagraph"/>
+        <w:numPr>
+          <w:ilvl w:val="0"/>
+          <w:numId w:val="34"/>
+        </w:numPr>
+        <w:rPr>
+          <w:lang w:val="en-US"/>
+        </w:rPr>
+      </w:pPr>
+      <w:r>
+        <w:rPr>
+          <w:lang w:val="en-US"/>
+        </w:rPr>
+        <w:t>Release</w:t>
+      </w:r>
+    </w:p>
+    <w:p>
+      <w:pPr>
+        <w:pStyle w:val="ListParagraph"/>
+        <w:numPr>
+          <w:ilvl w:val="1"/>
+          <w:numId w:val="34"/>
+        </w:numPr>
+        <w:rPr>
+          <w:lang w:val="en-US"/>
+        </w:rPr>
+      </w:pPr>
+      <w:r>
+        <w:rPr>
+          <w:lang w:val="en-US"/>
+        </w:rPr>
+        <w:t>Approval based release process</w:t>
+      </w:r>
+    </w:p>
+    <w:p>
+      <w:pPr>
+        <w:rPr>
+          <w:lang w:val="en-US"/>
+        </w:rPr>
+      </w:pPr>
+    </w:p>
+    <w:p>
+      <w:pPr>
+        <w:rPr>
+          <w:lang w:val="en-US"/>
+        </w:rPr>
+      </w:pPr>
+      <w:r>
+        <w:rPr>
+          <w:lang w:val="en-US"/>
+        </w:rPr>
+        <w:t>Then some weird graph about “Agile Fail Fast”</w:t>
+      </w:r>
+    </w:p>
+    <w:p>
+      <w:pPr>
+        <w:pStyle w:val="ListParagraph"/>
+        <w:numPr>
+          <w:ilvl w:val="0"/>
+          <w:numId w:val="35"/>
+        </w:numPr>
+        <w:rPr>
+          <w:lang w:val="en-US"/>
+        </w:rPr>
+      </w:pPr>
+      <w:r>
+        <w:rPr>
+          <w:lang w:val="en-US"/>
+        </w:rPr>
+        <w:t>Legit can just be summarized to “finding bugs early means we can keep costs under control”</w:t>
+      </w:r>
+    </w:p>
+    <w:p>
+      <w:pPr>
+        <w:rPr>
+          <w:lang w:val="en-US"/>
+        </w:rPr>
+      </w:pPr>
+    </w:p>
+    <w:p>
+      <w:pPr>
+        <w:rPr>
+          <w:lang w:val="en-US"/>
+        </w:rPr>
+      </w:pPr>
+      <w:r>
+        <w:rPr>
+          <w:lang w:val="en-US"/>
+        </w:rPr>
+        <w:t>Software Design and Fail Fast</w:t>
+      </w:r>
+    </w:p>
+    <w:p>
+      <w:pPr>
+        <w:rPr>
+          <w:lang w:val="en-US"/>
+        </w:rPr>
+      </w:pPr>
+      <w:proofErr w:type="spellStart"/>
+      <w:r>
+        <w:rPr>
+          <w:lang w:val="en-US"/>
+        </w:rPr>
+        <w:t>Recognise</w:t>
+      </w:r>
+      <w:proofErr w:type="spellEnd"/>
+      <w:r>
+        <w:rPr>
+          <w:lang w:val="en-US"/>
+        </w:rPr>
+        <w:t xml:space="preserve"> the essential software development techniques we can use to build </w:t>
+      </w:r>
+      <w:proofErr w:type="spellStart"/>
+      <w:r>
+        <w:rPr>
+          <w:lang w:val="en-US"/>
+        </w:rPr>
+        <w:t>softwares</w:t>
+      </w:r>
+      <w:proofErr w:type="spellEnd"/>
+      <w:r>
+        <w:rPr>
+          <w:lang w:val="en-US"/>
+        </w:rPr>
+        <w:t xml:space="preserve"> to fail fast.</w:t>
+      </w:r>
+    </w:p>
+    <w:p>
+      <w:pPr>
+        <w:rPr>
+          <w:lang w:val="en-US"/>
+        </w:rPr>
+      </w:pPr>
+    </w:p>
+    <w:p>
+      <w:pPr>
+        <w:rPr>
+          <w:lang w:val="en-US"/>
+        </w:rPr>
+      </w:pPr>
+      <w:r>
+        <w:rPr>
+          <w:lang w:val="en-US"/>
+        </w:rPr>
+        <w:t>Methodologies;</w:t>
+      </w:r>
+    </w:p>
+    <w:p>
+      <w:pPr>
+        <w:pStyle w:val="ListParagraph"/>
+        <w:numPr>
+          <w:ilvl w:val="0"/>
+          <w:numId w:val="35"/>
+        </w:numPr>
+        <w:rPr>
+          <w:lang w:val="en-US"/>
+        </w:rPr>
+      </w:pPr>
+      <w:r>
+        <w:rPr>
+          <w:lang w:val="en-US"/>
+        </w:rPr>
+        <w:t>Waterfall</w:t>
+      </w:r>
+    </w:p>
+    <w:p>
+      <w:pPr>
+        <w:pStyle w:val="ListParagraph"/>
+        <w:numPr>
+          <w:ilvl w:val="1"/>
+          <w:numId w:val="35"/>
+        </w:numPr>
+        <w:rPr>
+          <w:lang w:val="en-US"/>
+        </w:rPr>
+      </w:pPr>
+      <w:r>
+        <w:rPr>
+          <w:lang w:val="en-US"/>
+        </w:rPr>
+        <w:t>Adopting incremental and linear approach to development</w:t>
+      </w:r>
+    </w:p>
+    <w:p>
+      <w:pPr>
+        <w:pStyle w:val="ListParagraph"/>
+        <w:numPr>
+          <w:ilvl w:val="0"/>
+          <w:numId w:val="35"/>
+        </w:numPr>
+        <w:rPr>
+          <w:lang w:val="en-US"/>
+        </w:rPr>
+      </w:pPr>
+      <w:r>
+        <w:rPr>
+          <w:lang w:val="en-US"/>
+        </w:rPr>
+        <w:t>Agile</w:t>
+      </w:r>
+    </w:p>
+    <w:p>
+      <w:pPr>
+        <w:pStyle w:val="ListParagraph"/>
+        <w:numPr>
+          <w:ilvl w:val="1"/>
+          <w:numId w:val="35"/>
+        </w:numPr>
+        <w:rPr>
+          <w:lang w:val="en-US"/>
+        </w:rPr>
+      </w:pPr>
+      <w:r>
+        <w:rPr>
+          <w:lang w:val="en-US"/>
+        </w:rPr>
+        <w:t>More iterative and incremental in nature</w:t>
+      </w:r>
+    </w:p>
+    <w:p>
+      <w:pPr>
+        <w:pStyle w:val="ListParagraph"/>
+        <w:numPr>
+          <w:ilvl w:val="1"/>
+          <w:numId w:val="35"/>
+        </w:numPr>
+        <w:rPr>
+          <w:lang w:val="en-US"/>
+        </w:rPr>
+      </w:pPr>
+      <w:r>
+        <w:rPr>
+          <w:lang w:val="en-US"/>
+        </w:rPr>
+        <w:t>Adopts team-based approaches to development</w:t>
+      </w:r>
+    </w:p>
+    <w:p>
+      <w:pPr>
+        <w:pStyle w:val="ListParagraph"/>
+        <w:numPr>
+          <w:ilvl w:val="1"/>
+          <w:numId w:val="35"/>
+        </w:numPr>
+        <w:rPr>
+          <w:lang w:val="en-US"/>
+        </w:rPr>
+      </w:pPr>
+      <w:r>
+        <w:rPr>
+          <w:lang w:val="en-US"/>
+        </w:rPr>
+        <w:t>Emphasizes rapid development</w:t>
+      </w:r>
+    </w:p>
+    <w:p>
+      <w:pPr>
+        <w:pStyle w:val="ListParagraph"/>
+        <w:numPr>
+          <w:ilvl w:val="1"/>
+          <w:numId w:val="35"/>
+        </w:numPr>
+        <w:rPr>
+          <w:lang w:val="en-US"/>
+        </w:rPr>
+      </w:pPr>
+      <w:proofErr w:type="spellStart"/>
+      <w:r>
+        <w:rPr>
+          <w:lang w:val="en-US"/>
+        </w:rPr>
+        <w:t>Dvides</w:t>
+      </w:r>
+      <w:proofErr w:type="spellEnd"/>
+      <w:r>
+        <w:rPr>
+          <w:lang w:val="en-US"/>
+        </w:rPr>
+        <w:t xml:space="preserve"> phases into sprints</w:t>
+      </w:r>
+    </w:p>
+    <w:p>
+      <w:pPr>
+        <w:pStyle w:val="ListParagraph"/>
+        <w:numPr>
+          <w:ilvl w:val="2"/>
+          <w:numId w:val="35"/>
+        </w:numPr>
+        <w:rPr>
+          <w:lang w:val="en-US"/>
+        </w:rPr>
+      </w:pPr>
+      <w:r>
+        <w:rPr>
+          <w:lang w:val="en-US"/>
+        </w:rPr>
+        <w:t>User stories???</w:t>
+      </w:r>
+    </w:p>
+    <w:p>
+      <w:pPr>
+        <w:rPr>
+          <w:lang w:val="en-US"/>
+        </w:rPr>
+      </w:pPr>
+    </w:p>
+    <w:p>
+      <w:pPr>
+        <w:rPr>
+          <w:lang w:val="en-US"/>
+        </w:rPr>
+      </w:pPr>
+      <w:r>
+        <w:rPr>
+          <w:lang w:val="en-US"/>
+        </w:rPr>
+        <w:t>DevOps is not just a methodology, like Agile, but goes further, encompassing the entire teams and process; focusing on improving the culture. Still, adopting DevOps means to adopt Agile, but also establishing proper relations between dev and ops teams.</w:t>
+      </w:r>
+    </w:p>
+    <w:p>
+      <w:pPr>
+        <w:rPr>
+          <w:lang w:val="en-US"/>
+        </w:rPr>
+      </w:pPr>
+    </w:p>
+    <w:p>
+      <w:pPr>
+        <w:rPr>
+          <w:lang w:val="en-US"/>
+        </w:rPr>
+      </w:pPr>
+      <w:r>
+        <w:rPr>
+          <w:lang w:val="en-US"/>
+        </w:rPr>
+        <w:t>Software Development Lifecycle (SDC)</w:t>
+      </w:r>
+    </w:p>
+    <w:p>
+      <w:pPr>
+        <w:rPr>
+          <w:lang w:val="en-US"/>
+        </w:rPr>
+      </w:pPr>
+      <w:r>
+        <w:rPr>
+          <w:lang w:val="en-US"/>
+        </w:rPr>
+        <w:t>Looping</w:t>
+      </w:r>
+      <w:r>
+        <w:rPr>
+          <w:lang w:val="en-US"/>
+        </w:rPr>
+        <w:t xml:space="preserve">, iterative </w:t>
+      </w:r>
+      <w:r>
+        <w:rPr>
+          <w:lang w:val="en-US"/>
+        </w:rPr>
+        <w:t>process that starts with;</w:t>
+      </w:r>
+    </w:p>
+    <w:p>
+      <w:pPr>
+        <w:pStyle w:val="ListParagraph"/>
+        <w:numPr>
+          <w:ilvl w:val="0"/>
+          <w:numId w:val="36"/>
+        </w:numPr>
+        <w:rPr>
+          <w:lang w:val="en-US"/>
+        </w:rPr>
+      </w:pPr>
+      <w:r>
+        <w:rPr>
+          <w:lang w:val="en-US"/>
+        </w:rPr>
+        <w:t>Design</w:t>
+      </w:r>
+    </w:p>
+    <w:p>
+      <w:pPr>
+        <w:pStyle w:val="ListParagraph"/>
+        <w:numPr>
+          <w:ilvl w:val="1"/>
+          <w:numId w:val="36"/>
+        </w:numPr>
+        <w:rPr>
+          <w:lang w:val="en-US"/>
+        </w:rPr>
+      </w:pPr>
+      <w:r>
+        <w:rPr>
+          <w:lang w:val="en-US"/>
+        </w:rPr>
+        <w:t>Starts after you have identified and elaborated upon all use cases</w:t>
+      </w:r>
+      <w:r>
+        <w:rPr>
+          <w:lang w:val="en-US"/>
+        </w:rPr>
+        <w:t>, now having proper understanding of the actors and processes which need to be handled to meet business need.</w:t>
+      </w:r>
+    </w:p>
+    <w:p>
+      <w:pPr>
+        <w:pStyle w:val="ListParagraph"/>
+        <w:numPr>
+          <w:ilvl w:val="0"/>
+          <w:numId w:val="36"/>
+        </w:numPr>
+        <w:rPr>
+          <w:lang w:val="en-US"/>
+        </w:rPr>
+      </w:pPr>
+      <w:r>
+        <w:rPr>
+          <w:lang w:val="en-US"/>
+        </w:rPr>
+        <w:t>Analyze</w:t>
+      </w:r>
+    </w:p>
+    <w:p>
+      <w:pPr>
+        <w:pStyle w:val="ListParagraph"/>
+        <w:numPr>
+          <w:ilvl w:val="1"/>
+          <w:numId w:val="36"/>
+        </w:numPr>
+        <w:rPr>
+          <w:lang w:val="en-US"/>
+        </w:rPr>
+      </w:pPr>
+      <w:r>
+        <w:rPr>
+          <w:lang w:val="en-US"/>
+        </w:rPr>
+        <w:t>Analysis will often provide multiple solutions with which to provide to handle a particular user’s scenario</w:t>
+      </w:r>
+    </w:p>
+    <w:p>
+      <w:pPr>
+        <w:pStyle w:val="ListParagraph"/>
+        <w:numPr>
+          <w:ilvl w:val="0"/>
+          <w:numId w:val="36"/>
+        </w:numPr>
+        <w:rPr>
+          <w:lang w:val="en-US"/>
+        </w:rPr>
+      </w:pPr>
+      <w:r>
+        <w:rPr>
+          <w:lang w:val="en-US"/>
+        </w:rPr>
+        <w:t>Evaluate</w:t>
+      </w:r>
+    </w:p>
+    <w:p>
+      <w:pPr>
+        <w:pStyle w:val="ListParagraph"/>
+        <w:numPr>
+          <w:ilvl w:val="1"/>
+          <w:numId w:val="36"/>
+        </w:numPr>
+        <w:rPr>
+          <w:lang w:val="en-US"/>
+        </w:rPr>
+      </w:pPr>
+      <w:r>
+        <w:rPr>
+          <w:lang w:val="en-US"/>
+        </w:rPr>
+        <w:t>Feasibility study</w:t>
+      </w:r>
+    </w:p>
+    <w:p>
+      <w:pPr>
+        <w:pStyle w:val="ListParagraph"/>
+        <w:numPr>
+          <w:ilvl w:val="0"/>
+          <w:numId w:val="36"/>
+        </w:numPr>
+        <w:rPr>
+          <w:lang w:val="en-US"/>
+        </w:rPr>
+      </w:pPr>
+      <w:r>
+        <w:rPr>
+          <w:lang w:val="en-US"/>
+        </w:rPr>
+        <w:t>Test</w:t>
+      </w:r>
+    </w:p>
+    <w:p>
+      <w:pPr>
+        <w:pStyle w:val="ListParagraph"/>
+        <w:numPr>
+          <w:ilvl w:val="0"/>
+          <w:numId w:val="36"/>
+        </w:numPr>
+        <w:rPr>
+          <w:lang w:val="en-US"/>
+        </w:rPr>
+      </w:pPr>
+      <w:r>
+        <w:rPr>
+          <w:lang w:val="en-US"/>
+        </w:rPr>
+        <w:t>Implement</w:t>
+      </w:r>
+    </w:p>
+    <w:p>
+      <w:pPr>
+        <w:pStyle w:val="ListParagraph"/>
+        <w:numPr>
+          <w:ilvl w:val="1"/>
+          <w:numId w:val="36"/>
+        </w:numPr>
+        <w:rPr>
+          <w:lang w:val="en-US"/>
+        </w:rPr>
+      </w:pPr>
+      <w:r>
+        <w:rPr>
+          <w:lang w:val="en-US"/>
+        </w:rPr>
+        <w:t>With Fail Fast, testing and implementation go together, because you must first test for failure, then implementing the right processes and code that ensures the test passes implementation.</w:t>
+      </w:r>
+    </w:p>
+    <w:p>
+      <w:pPr>
+        <w:pStyle w:val="ListParagraph"/>
+        <w:numPr>
+          <w:ilvl w:val="0"/>
+          <w:numId w:val="36"/>
+        </w:numPr>
+        <w:rPr>
+          <w:lang w:val="en-US"/>
+        </w:rPr>
+      </w:pPr>
+      <w:r>
+        <w:rPr>
+          <w:lang w:val="en-US"/>
+        </w:rPr>
+        <w:t>Back to Design…</w:t>
+      </w:r>
+    </w:p>
+    <w:p>
+      <w:pPr>
+        <w:rPr>
+          <w:lang w:val="en-US"/>
+        </w:rPr>
+      </w:pPr>
+    </w:p>
+    <w:p>
+      <w:pPr>
+        <w:rPr>
+          <w:lang w:val="en-US"/>
+        </w:rPr>
+      </w:pPr>
+      <w:r>
+        <w:rPr>
+          <w:lang w:val="en-US"/>
+        </w:rPr>
+        <w:t>Comparison between waterfall, agile and DevOps</w:t>
+      </w:r>
+    </w:p>
+    <w:p>
+      <w:pPr>
+        <w:rPr>
+          <w:lang w:val="en-US"/>
+        </w:rPr>
+      </w:pPr>
+    </w:p>
+    <w:p>
+      <w:pPr>
+        <w:pStyle w:val="Heading1"/>
+        <w:rPr>
+          <w:lang w:val="en-US"/>
+        </w:rPr>
+      </w:pPr>
+      <w:r>
+        <w:rPr>
+          <w:lang w:val="en-US"/>
+        </w:rPr>
         <w:t>Concept and Terminology List</w:t>
       </w:r>
       <w:r>
@@ -3636,6 +5977,998 @@
     </w:p>
     <w:p>
       <w:pPr>
+        <w:pStyle w:val="Heading2"/>
+        <w:rPr>
+          <w:lang w:val="en-US"/>
+        </w:rPr>
+      </w:pPr>
+      <w:r>
+        <w:rPr>
+          <w:lang w:val="en-US"/>
+        </w:rPr>
+        <w:t xml:space="preserve">Agile Manifesto </w:t>
+      </w:r>
+    </w:p>
+    <w:p>
+      <w:pPr>
+        <w:rPr>
+          <w:lang w:val="en-US"/>
+        </w:rPr>
+      </w:pPr>
+      <w:r>
+        <w:rPr>
+          <w:rFonts w:hint="cs"/>
+          <w:lang w:val="en-US"/>
+        </w:rPr>
+        <w:t>‘</w:t>
+      </w:r>
+      <w:r>
+        <w:rPr>
+          <w:lang w:val="en-US"/>
+        </w:rPr>
+        <w:t>The Agile Manifesto</w:t>
+      </w:r>
+      <w:r>
+        <w:rPr>
+          <w:rFonts w:hint="cs"/>
+          <w:lang w:val="en-US"/>
+        </w:rPr>
+        <w:t>’</w:t>
+      </w:r>
+      <w:r>
+        <w:rPr>
+          <w:lang w:val="en-US"/>
+        </w:rPr>
+        <w:t xml:space="preserve"> was written in 2001 by a group of 17 software developers to promote lightweight software development methods, outlining 4 values, or </w:t>
+      </w:r>
+      <w:r>
+        <w:rPr>
+          <w:rFonts w:hint="cs"/>
+          <w:lang w:val="en-US"/>
+        </w:rPr>
+        <w:t>‘</w:t>
+      </w:r>
+      <w:r>
+        <w:rPr>
+          <w:lang w:val="en-US"/>
+        </w:rPr>
+        <w:t>pillars</w:t>
+      </w:r>
+      <w:r>
+        <w:rPr>
+          <w:rFonts w:hint="cs"/>
+          <w:lang w:val="en-US"/>
+        </w:rPr>
+        <w:t>’</w:t>
+      </w:r>
+      <w:r>
+        <w:rPr>
+          <w:lang w:val="en-US"/>
+        </w:rPr>
+        <w:t>, for improving the software development process, as well as 12 principles that expand on the handful of sentences that make up the values.</w:t>
+      </w:r>
+    </w:p>
+    <w:p>
+      <w:pPr>
+        <w:pStyle w:val="Heading3"/>
+        <w:rPr>
+          <w:lang w:val="en-US"/>
+        </w:rPr>
+      </w:pPr>
+      <w:r>
+        <w:rPr>
+          <w:lang w:val="en-US"/>
+        </w:rPr>
+        <w:t>Agile Manifesto has 4 core pillars/values for improving the software development process;</w:t>
+      </w:r>
+    </w:p>
+    <w:p>
+      <w:pPr>
+        <w:pStyle w:val="ListParagraph"/>
+        <w:numPr>
+          <w:ilvl w:val="0"/>
+          <w:numId w:val="31"/>
+        </w:numPr>
+        <w:rPr>
+          <w:lang w:val="en-US"/>
+        </w:rPr>
+      </w:pPr>
+      <w:r>
+        <w:rPr>
+          <w:lang w:val="en-US"/>
+        </w:rPr>
+        <w:t>Individuals and interactions over processes and tools</w:t>
+      </w:r>
+    </w:p>
+    <w:p>
+      <w:pPr>
+        <w:pStyle w:val="ListParagraph"/>
+        <w:numPr>
+          <w:ilvl w:val="1"/>
+          <w:numId w:val="31"/>
+        </w:numPr>
+        <w:rPr>
+          <w:lang w:val="en-US"/>
+        </w:rPr>
+      </w:pPr>
+      <w:r>
+        <w:rPr>
+          <w:lang w:val="en-US"/>
+        </w:rPr>
+        <w:t>Means that people are the core value of a software project.</w:t>
+      </w:r>
+    </w:p>
+    <w:p>
+      <w:pPr>
+        <w:pStyle w:val="ListParagraph"/>
+        <w:numPr>
+          <w:ilvl w:val="1"/>
+          <w:numId w:val="31"/>
+        </w:numPr>
+        <w:rPr>
+          <w:lang w:val="en-US"/>
+        </w:rPr>
+      </w:pPr>
+      <w:r>
+        <w:rPr>
+          <w:lang w:val="en-US"/>
+        </w:rPr>
+        <w:t>Attests that forcing these people to conform to certain processes or tools will result in lost creativity and problem-solving abilities.</w:t>
+      </w:r>
+    </w:p>
+    <w:p>
+      <w:pPr>
+        <w:pStyle w:val="ListParagraph"/>
+        <w:numPr>
+          <w:ilvl w:val="0"/>
+          <w:numId w:val="31"/>
+        </w:numPr>
+        <w:rPr>
+          <w:lang w:val="en-US"/>
+        </w:rPr>
+      </w:pPr>
+      <w:r>
+        <w:rPr>
+          <w:lang w:val="en-US"/>
+        </w:rPr>
+        <w:t>Working software over comprehensive documentation</w:t>
+      </w:r>
+    </w:p>
+    <w:p>
+      <w:pPr>
+        <w:pStyle w:val="ListParagraph"/>
+        <w:numPr>
+          <w:ilvl w:val="1"/>
+          <w:numId w:val="31"/>
+        </w:numPr>
+        <w:rPr>
+          <w:lang w:val="en-US"/>
+        </w:rPr>
+      </w:pPr>
+      <w:r>
+        <w:rPr>
+          <w:lang w:val="en-US"/>
+        </w:rPr>
+        <w:t>Prioritise developing software rather than detailed documentation, as working software is more critical.</w:t>
+      </w:r>
+    </w:p>
+    <w:p>
+      <w:pPr>
+        <w:pStyle w:val="ListParagraph"/>
+        <w:numPr>
+          <w:ilvl w:val="0"/>
+          <w:numId w:val="31"/>
+        </w:numPr>
+        <w:rPr>
+          <w:lang w:val="en-US"/>
+        </w:rPr>
+      </w:pPr>
+      <w:r>
+        <w:rPr>
+          <w:lang w:val="en-US"/>
+        </w:rPr>
+        <w:t>Customer collaboration over contract negotiation</w:t>
+      </w:r>
+    </w:p>
+    <w:p>
+      <w:pPr>
+        <w:pStyle w:val="ListParagraph"/>
+        <w:numPr>
+          <w:ilvl w:val="1"/>
+          <w:numId w:val="31"/>
+        </w:numPr>
+        <w:rPr>
+          <w:lang w:val="en-US"/>
+        </w:rPr>
+      </w:pPr>
+      <w:r>
+        <w:rPr>
+          <w:lang w:val="en-US"/>
+        </w:rPr>
+        <w:t>The contract signed means less than the work done afterwards; rather than blaming each other for mistakes, work together to achieve an optimal result for both parties.</w:t>
+      </w:r>
+    </w:p>
+    <w:p>
+      <w:pPr>
+        <w:pStyle w:val="ListParagraph"/>
+        <w:numPr>
+          <w:ilvl w:val="0"/>
+          <w:numId w:val="31"/>
+        </w:numPr>
+        <w:rPr>
+          <w:lang w:val="en-US"/>
+        </w:rPr>
+      </w:pPr>
+      <w:r>
+        <w:rPr>
+          <w:lang w:val="en-US"/>
+        </w:rPr>
+        <w:t>Responding to change over following a plan</w:t>
+      </w:r>
+    </w:p>
+    <w:p>
+      <w:pPr>
+        <w:pStyle w:val="ListParagraph"/>
+        <w:numPr>
+          <w:ilvl w:val="1"/>
+          <w:numId w:val="31"/>
+        </w:numPr>
+        <w:rPr>
+          <w:lang w:val="en-US"/>
+        </w:rPr>
+      </w:pPr>
+      <w:r>
+        <w:rPr>
+          <w:lang w:val="en-US"/>
+        </w:rPr>
+        <w:t>In most software products, customers don</w:t>
+      </w:r>
+      <w:r>
+        <w:rPr>
+          <w:rFonts w:hint="cs"/>
+          <w:lang w:val="en-US"/>
+        </w:rPr>
+        <w:t>’</w:t>
+      </w:r>
+      <w:r>
+        <w:rPr>
+          <w:lang w:val="en-US"/>
+        </w:rPr>
+        <w:t>t really know exactly what they want until a product is presented to them.</w:t>
+      </w:r>
+    </w:p>
+    <w:p>
+      <w:pPr>
+        <w:pStyle w:val="ListParagraph"/>
+        <w:numPr>
+          <w:ilvl w:val="1"/>
+          <w:numId w:val="31"/>
+        </w:numPr>
+        <w:rPr>
+          <w:lang w:val="en-US"/>
+        </w:rPr>
+      </w:pPr>
+      <w:r>
+        <w:rPr>
+          <w:lang w:val="en-US"/>
+        </w:rPr>
+        <w:t>Due to this, it</w:t>
+      </w:r>
+      <w:r>
+        <w:rPr>
+          <w:rFonts w:hint="cs"/>
+          <w:lang w:val="en-US"/>
+        </w:rPr>
+        <w:t>’</w:t>
+      </w:r>
+      <w:r>
+        <w:rPr>
+          <w:lang w:val="en-US"/>
+        </w:rPr>
+        <w:t>s important to embrace change to make a better product.</w:t>
+      </w:r>
+    </w:p>
+    <w:p>
+      <w:pPr>
+        <w:pStyle w:val="Heading3"/>
+        <w:rPr>
+          <w:i/>
+          <w:iCs/>
+          <w:lang w:val="en-US"/>
+        </w:rPr>
+      </w:pPr>
+      <w:r>
+        <w:rPr>
+          <w:i/>
+          <w:iCs/>
+          <w:lang w:val="en-US"/>
+        </w:rPr>
+        <w:t>The 12 Agile principles, that expand upon the values of Agile, are;</w:t>
+      </w:r>
+    </w:p>
+    <w:p>
+      <w:pPr>
+        <w:numPr>
+          <w:ilvl w:val="0"/>
+          <w:numId w:val="32"/>
+        </w:numPr>
+        <w:rPr>
+          <w:lang w:val="en-US"/>
+        </w:rPr>
+      </w:pPr>
+      <w:r>
+        <w:rPr>
+          <w:lang w:val="en-US"/>
+        </w:rPr>
+        <w:t xml:space="preserve">Our highest priority is to satisfy the customer through </w:t>
+      </w:r>
+      <w:r>
+        <w:rPr>
+          <w:b/>
+          <w:bCs/>
+          <w:lang w:val="en-US"/>
+        </w:rPr>
+        <w:t>early and continuous delivery</w:t>
+      </w:r>
+      <w:r>
+        <w:rPr>
+          <w:lang w:val="en-US"/>
+        </w:rPr>
+        <w:t xml:space="preserve"> of valuable software</w:t>
+      </w:r>
+    </w:p>
+    <w:p>
+      <w:pPr>
+        <w:numPr>
+          <w:ilvl w:val="1"/>
+          <w:numId w:val="32"/>
+        </w:numPr>
+        <w:rPr>
+          <w:lang w:val="en-US"/>
+        </w:rPr>
+      </w:pPr>
+      <w:r>
+        <w:rPr>
+          <w:lang w:val="en-US"/>
+        </w:rPr>
+        <w:t>Means we focus on customers and their satisfaction, through early and continuous delivery</w:t>
+      </w:r>
+    </w:p>
+    <w:p>
+      <w:pPr>
+        <w:numPr>
+          <w:ilvl w:val="1"/>
+          <w:numId w:val="32"/>
+        </w:numPr>
+        <w:rPr>
+          <w:lang w:val="en-US"/>
+        </w:rPr>
+      </w:pPr>
+      <w:r>
+        <w:rPr>
+          <w:lang w:val="en-US"/>
+        </w:rPr>
+        <w:t>GRAB THE INFO FROM THE GEEKS FOR GEEKS LINK</w:t>
+      </w:r>
+    </w:p>
+    <w:p>
+      <w:pPr>
+        <w:numPr>
+          <w:ilvl w:val="0"/>
+          <w:numId w:val="32"/>
+        </w:numPr>
+        <w:rPr>
+          <w:lang w:val="en-US"/>
+        </w:rPr>
+      </w:pPr>
+      <w:r>
+        <w:rPr>
+          <w:lang w:val="en-US"/>
+        </w:rPr>
+        <w:lastRenderedPageBreak/>
+        <w:t>Welcome changing requirements, even late in development. Agile processes harness change for the customer's competitive advantage</w:t>
+      </w:r>
+    </w:p>
+    <w:p>
+      <w:pPr>
+        <w:numPr>
+          <w:ilvl w:val="1"/>
+          <w:numId w:val="32"/>
+        </w:numPr>
+        <w:rPr>
+          <w:lang w:val="en-US"/>
+        </w:rPr>
+      </w:pPr>
+      <w:r>
+        <w:rPr>
+          <w:lang w:val="en-US"/>
+        </w:rPr>
+        <w:t>We must embrace change and be adaptable</w:t>
+      </w:r>
+    </w:p>
+    <w:p>
+      <w:pPr>
+        <w:numPr>
+          <w:ilvl w:val="0"/>
+          <w:numId w:val="32"/>
+        </w:numPr>
+        <w:rPr>
+          <w:lang w:val="en-US"/>
+        </w:rPr>
+      </w:pPr>
+      <w:r>
+        <w:rPr>
+          <w:lang w:val="en-US"/>
+        </w:rPr>
+        <w:t>Deliver working software frequently, from a couple of weeks to a couple of months, with a preference to the shorter timescale</w:t>
+      </w:r>
+    </w:p>
+    <w:p>
+      <w:pPr>
+        <w:numPr>
+          <w:ilvl w:val="1"/>
+          <w:numId w:val="32"/>
+        </w:numPr>
+        <w:rPr>
+          <w:lang w:val="en-US"/>
+        </w:rPr>
+      </w:pPr>
+      <w:r>
+        <w:rPr>
+          <w:lang w:val="en-US"/>
+        </w:rPr>
+        <w:t>Delivery must be frequent</w:t>
+      </w:r>
+    </w:p>
+    <w:p>
+      <w:pPr>
+        <w:numPr>
+          <w:ilvl w:val="0"/>
+          <w:numId w:val="32"/>
+        </w:numPr>
+        <w:rPr>
+          <w:lang w:val="en-US"/>
+        </w:rPr>
+      </w:pPr>
+      <w:r>
+        <w:rPr>
+          <w:lang w:val="en-US"/>
+        </w:rPr>
+        <w:t>Business people and developers must work together daily throughout the project</w:t>
+      </w:r>
+    </w:p>
+    <w:p>
+      <w:pPr>
+        <w:numPr>
+          <w:ilvl w:val="1"/>
+          <w:numId w:val="32"/>
+        </w:numPr>
+        <w:rPr>
+          <w:lang w:val="en-US"/>
+        </w:rPr>
+      </w:pPr>
+    </w:p>
+    <w:p>
+      <w:pPr>
+        <w:numPr>
+          <w:ilvl w:val="0"/>
+          <w:numId w:val="32"/>
+        </w:numPr>
+        <w:rPr>
+          <w:lang w:val="en-US"/>
+        </w:rPr>
+      </w:pPr>
+      <w:r>
+        <w:rPr>
+          <w:lang w:val="en-US"/>
+        </w:rPr>
+        <w:t>Build projects around motivated individuals. Give them the environment and support they need, and trust them to get the job done</w:t>
+      </w:r>
+    </w:p>
+    <w:p>
+      <w:pPr>
+        <w:numPr>
+          <w:ilvl w:val="0"/>
+          <w:numId w:val="32"/>
+        </w:numPr>
+        <w:rPr>
+          <w:lang w:val="en-US"/>
+        </w:rPr>
+      </w:pPr>
+      <w:r>
+        <w:rPr>
+          <w:lang w:val="en-US"/>
+        </w:rPr>
+        <w:t>The most efficient and effective method of conveying information to and within a development team is face-to-face conversation</w:t>
+      </w:r>
+    </w:p>
+    <w:p>
+      <w:pPr>
+        <w:numPr>
+          <w:ilvl w:val="1"/>
+          <w:numId w:val="32"/>
+        </w:numPr>
+        <w:rPr>
+          <w:lang w:val="en-US"/>
+        </w:rPr>
+      </w:pPr>
+      <w:r>
+        <w:rPr>
+          <w:lang w:val="en-US"/>
+        </w:rPr>
+        <w:t>“</w:t>
+      </w:r>
+      <w:r>
+        <w:rPr>
+          <w:lang w:val="en-US"/>
+        </w:rPr>
+        <w:t>Face-to-face communication is the most effective method of discussion and conveying information. This principle depicts the importance of direct interaction which helps minimize misunderstandings, and hence effective communication is achieved.</w:t>
+      </w:r>
+      <w:r>
+        <w:rPr>
+          <w:lang w:val="en-US"/>
+        </w:rPr>
+        <w:t>”</w:t>
+      </w:r>
+    </w:p>
+    <w:p>
+      <w:pPr>
+        <w:numPr>
+          <w:ilvl w:val="1"/>
+          <w:numId w:val="32"/>
+        </w:numPr>
+        <w:rPr>
+          <w:lang w:val="en-US"/>
+        </w:rPr>
+      </w:pPr>
+    </w:p>
+    <w:p>
+      <w:pPr>
+        <w:numPr>
+          <w:ilvl w:val="0"/>
+          <w:numId w:val="32"/>
+        </w:numPr>
+        <w:rPr>
+          <w:lang w:val="en-US"/>
+        </w:rPr>
+      </w:pPr>
+      <w:r>
+        <w:rPr>
+          <w:lang w:val="en-US"/>
+        </w:rPr>
+        <w:t>Working software is the primary measure of progress</w:t>
+      </w:r>
+    </w:p>
+    <w:p>
+      <w:pPr>
+        <w:numPr>
+          <w:ilvl w:val="0"/>
+          <w:numId w:val="32"/>
+        </w:numPr>
+        <w:rPr>
+          <w:lang w:val="en-US"/>
+        </w:rPr>
+      </w:pPr>
+      <w:r>
+        <w:rPr>
+          <w:lang w:val="en-US"/>
+        </w:rPr>
+        <w:t>Agile processes promote sustainable development. The sponsors, developers, and users should be able to maintain a constant pace indefinitely</w:t>
+      </w:r>
+    </w:p>
+    <w:p>
+      <w:pPr>
+        <w:numPr>
+          <w:ilvl w:val="0"/>
+          <w:numId w:val="32"/>
+        </w:numPr>
+        <w:rPr>
+          <w:lang w:val="en-US"/>
+        </w:rPr>
+      </w:pPr>
+      <w:r>
+        <w:rPr>
+          <w:lang w:val="en-US"/>
+        </w:rPr>
+        <w:t>Continuous attention to technical excellence and good design enhances agility.</w:t>
+      </w:r>
+      <w:r>
+        <w:rPr>
+          <w:lang w:val="en-US"/>
+        </w:rPr>
+        <w:t xml:space="preserve"> </w:t>
+      </w:r>
+    </w:p>
+    <w:p>
+      <w:pPr>
+        <w:numPr>
+          <w:ilvl w:val="0"/>
+          <w:numId w:val="32"/>
+        </w:numPr>
+        <w:rPr>
+          <w:lang w:val="en-US"/>
+        </w:rPr>
+      </w:pPr>
+      <w:r>
+        <w:rPr>
+          <w:lang w:val="en-US"/>
+        </w:rPr>
+        <w:t>Simplicity</w:t>
+      </w:r>
+      <w:r>
+        <w:rPr>
+          <w:lang w:val="en-US"/>
+        </w:rPr>
+        <w:t xml:space="preserve"> </w:t>
+      </w:r>
+      <w:r>
+        <w:rPr>
+          <w:rFonts w:hint="cs"/>
+          <w:lang w:val="en-US"/>
+        </w:rPr>
+        <w:t>–</w:t>
+      </w:r>
+      <w:r>
+        <w:rPr>
+          <w:lang w:val="en-US"/>
+        </w:rPr>
+        <w:t xml:space="preserve"> </w:t>
+      </w:r>
+      <w:r>
+        <w:rPr>
+          <w:lang w:val="en-US"/>
+        </w:rPr>
+        <w:t>the art of maximizing the amount of work not done</w:t>
+      </w:r>
+      <w:r>
+        <w:rPr>
+          <w:lang w:val="en-US"/>
+        </w:rPr>
+        <w:t xml:space="preserve"> </w:t>
+      </w:r>
+      <w:r>
+        <w:rPr>
+          <w:rFonts w:hint="cs"/>
+          <w:lang w:val="en-US"/>
+        </w:rPr>
+        <w:t>–</w:t>
+      </w:r>
+      <w:r>
+        <w:rPr>
+          <w:lang w:val="en-US"/>
+        </w:rPr>
+        <w:t xml:space="preserve"> </w:t>
+      </w:r>
+      <w:r>
+        <w:rPr>
+          <w:lang w:val="en-US"/>
+        </w:rPr>
+        <w:t>is essential</w:t>
+      </w:r>
+    </w:p>
+    <w:p>
+      <w:pPr>
+        <w:numPr>
+          <w:ilvl w:val="1"/>
+          <w:numId w:val="32"/>
+        </w:numPr>
+        <w:rPr>
+          <w:lang w:val="en-US"/>
+        </w:rPr>
+      </w:pPr>
+      <w:r>
+        <w:rPr>
+          <w:lang w:val="en-US"/>
+        </w:rPr>
+        <w:t>By</w:t>
+      </w:r>
+      <w:r>
+        <w:rPr>
+          <w:lang w:val="en-US"/>
+        </w:rPr>
+        <w:t xml:space="preserve"> </w:t>
+      </w:r>
+      <w:r>
+        <w:rPr>
+          <w:b/>
+          <w:bCs/>
+          <w:lang w:val="en-US"/>
+        </w:rPr>
+        <w:t>concentrating on the most valuable features and tasks</w:t>
+      </w:r>
+      <w:r>
+        <w:rPr>
+          <w:lang w:val="en-US"/>
+        </w:rPr>
+        <w:t xml:space="preserve">, we </w:t>
+      </w:r>
+      <w:r>
+        <w:rPr>
+          <w:lang w:val="en-US"/>
+        </w:rPr>
+        <w:t>avoid unnecessary complexity</w:t>
+      </w:r>
+      <w:r>
+        <w:rPr>
+          <w:lang w:val="en-US"/>
+        </w:rPr>
+        <w:t xml:space="preserve">, helping </w:t>
+      </w:r>
+      <w:r>
+        <w:rPr>
+          <w:b/>
+          <w:bCs/>
+          <w:lang w:val="en-US"/>
+        </w:rPr>
+        <w:t>minimize the work we need to do</w:t>
+      </w:r>
+      <w:r>
+        <w:rPr>
+          <w:lang w:val="en-US"/>
+        </w:rPr>
+        <w:t>.</w:t>
+      </w:r>
+    </w:p>
+    <w:p>
+      <w:pPr>
+        <w:numPr>
+          <w:ilvl w:val="0"/>
+          <w:numId w:val="32"/>
+        </w:numPr>
+        <w:rPr>
+          <w:lang w:val="en-US"/>
+        </w:rPr>
+      </w:pPr>
+      <w:r>
+        <w:rPr>
+          <w:lang w:val="en-US"/>
+        </w:rPr>
+        <w:t>The best architectures, requirements, and designs emerge from self-organizing teams</w:t>
+      </w:r>
+    </w:p>
+    <w:p>
+      <w:pPr>
+        <w:numPr>
+          <w:ilvl w:val="1"/>
+          <w:numId w:val="32"/>
+        </w:numPr>
+        <w:rPr>
+          <w:lang w:val="en-US"/>
+        </w:rPr>
+      </w:pPr>
+      <w:r>
+        <w:rPr>
+          <w:b/>
+          <w:bCs/>
+          <w:lang w:val="en-US"/>
+        </w:rPr>
+        <w:t xml:space="preserve">Helping empower </w:t>
+      </w:r>
+      <w:r>
+        <w:rPr>
+          <w:b/>
+          <w:bCs/>
+          <w:lang w:val="en-US"/>
+        </w:rPr>
+        <w:t>teams</w:t>
+      </w:r>
+      <w:r>
+        <w:rPr>
+          <w:b/>
+          <w:bCs/>
+          <w:lang w:val="en-US"/>
+        </w:rPr>
+        <w:t>, by allowing them to self-organise</w:t>
+      </w:r>
+      <w:r>
+        <w:rPr>
+          <w:lang w:val="en-US"/>
+        </w:rPr>
+        <w:t>,</w:t>
+      </w:r>
+      <w:r>
+        <w:rPr>
+          <w:b/>
+          <w:bCs/>
+          <w:lang w:val="en-US"/>
+        </w:rPr>
+        <w:t xml:space="preserve"> </w:t>
+      </w:r>
+      <w:r>
+        <w:rPr>
+          <w:lang w:val="en-US"/>
+        </w:rPr>
+        <w:t>enables them to do their best, optimiz</w:t>
+      </w:r>
+      <w:r>
+        <w:rPr>
+          <w:lang w:val="en-US"/>
+        </w:rPr>
+        <w:t xml:space="preserve">ing </w:t>
+      </w:r>
+      <w:r>
+        <w:rPr>
+          <w:lang w:val="en-US"/>
+        </w:rPr>
+        <w:t xml:space="preserve">their </w:t>
+      </w:r>
+      <w:r>
+        <w:rPr>
+          <w:lang w:val="en-US"/>
+        </w:rPr>
+        <w:t>efficiency and creativity.</w:t>
+      </w:r>
+    </w:p>
+    <w:p>
+      <w:pPr>
+        <w:numPr>
+          <w:ilvl w:val="0"/>
+          <w:numId w:val="32"/>
+        </w:numPr>
+        <w:rPr>
+          <w:lang w:val="en-US"/>
+        </w:rPr>
+      </w:pPr>
+      <w:r>
+        <w:rPr>
+          <w:lang w:val="en-US"/>
+        </w:rPr>
+        <w:t>At regular intervals, the team reflects on how to become more effective, then tunes and adjusts its behavior accordingly</w:t>
+      </w:r>
+    </w:p>
+    <w:p>
+      <w:pPr>
+        <w:numPr>
+          <w:ilvl w:val="1"/>
+          <w:numId w:val="32"/>
+        </w:numPr>
+        <w:rPr>
+          <w:lang w:val="en-US"/>
+        </w:rPr>
+      </w:pPr>
+      <w:r>
+        <w:rPr>
+          <w:lang w:val="en-US"/>
+        </w:rPr>
+        <w:t>By making teams reflect at regular intervals how to become more affect</w:t>
+      </w:r>
+      <w:r>
+        <w:rPr>
+          <w:lang w:val="en-US"/>
+        </w:rPr>
+        <w:t>ive,</w:t>
+      </w:r>
+      <w:r>
+        <w:rPr>
+          <w:lang w:val="en-US"/>
+        </w:rPr>
+        <w:t xml:space="preserve"> then adjusting accordingly, </w:t>
+      </w:r>
+      <w:r>
+        <w:rPr>
+          <w:lang w:val="en-US"/>
+        </w:rPr>
+        <w:t xml:space="preserve">you </w:t>
+      </w:r>
+      <w:r>
+        <w:rPr>
+          <w:b/>
+          <w:bCs/>
+          <w:lang w:val="en-US"/>
+        </w:rPr>
+        <w:t>contribute to continuous improvement, which is crucial for adaptation and optimization over time</w:t>
+      </w:r>
+      <w:r>
+        <w:rPr>
+          <w:lang w:val="en-US"/>
+        </w:rPr>
+        <w:t>.</w:t>
+      </w:r>
+    </w:p>
+    <w:p>
+      <w:pPr>
+        <w:rPr>
+          <w:lang w:val="en-US"/>
+        </w:rPr>
+      </w:pPr>
+    </w:p>
+    <w:p>
+      <w:pPr>
+        <w:rPr>
+          <w:lang w:val="en-US"/>
+        </w:rPr>
+      </w:pPr>
+      <w:r>
+        <w:rPr>
+          <w:lang w:val="en-US"/>
+        </w:rPr>
+        <w:t>Sources:</w:t>
+      </w:r>
+    </w:p>
+    <w:p>
+      <w:pPr>
+        <w:pStyle w:val="ListParagraph"/>
+        <w:numPr>
+          <w:ilvl w:val="0"/>
+          <w:numId w:val="33"/>
+        </w:numPr>
+        <w:rPr>
+          <w:lang w:val="en-US"/>
+        </w:rPr>
+      </w:pPr>
+      <w:hyperlink r:id="rId6" w:history="1">
+        <w:r>
+          <w:rPr>
+            <w:rStyle w:val="Hyperlink"/>
+          </w:rPr>
+          <w:t>12 Principles Behind the Agile Manifesto | Agile Alliance</w:t>
+        </w:r>
+      </w:hyperlink>
+    </w:p>
+    <w:p>
+      <w:pPr>
+        <w:pStyle w:val="ListParagraph"/>
+        <w:numPr>
+          <w:ilvl w:val="0"/>
+          <w:numId w:val="33"/>
+        </w:numPr>
+        <w:rPr>
+          <w:lang w:val="en-US"/>
+        </w:rPr>
+      </w:pPr>
+      <w:hyperlink r:id="rId7" w:history="1">
+        <w:r>
+          <w:rPr>
+            <w:rStyle w:val="Hyperlink"/>
+          </w:rPr>
+          <w:t>Agile Manifesto for Software Development | Atlassian</w:t>
+        </w:r>
+      </w:hyperlink>
+    </w:p>
+    <w:p>
+      <w:pPr>
+        <w:pStyle w:val="ListParagraph"/>
+        <w:numPr>
+          <w:ilvl w:val="0"/>
+          <w:numId w:val="33"/>
+        </w:numPr>
+        <w:rPr>
+          <w:lang w:val="en-US"/>
+        </w:rPr>
+      </w:pPr>
+      <w:hyperlink r:id="rId8" w:history="1">
+        <w:r>
+          <w:rPr>
+            <w:rStyle w:val="Hyperlink"/>
+          </w:rPr>
+          <w:t xml:space="preserve">Manifesto for Agile Software Development - </w:t>
+        </w:r>
+        <w:proofErr w:type="spellStart"/>
+        <w:r>
+          <w:rPr>
+            <w:rStyle w:val="Hyperlink"/>
+          </w:rPr>
+          <w:t>GeeksforGeeks</w:t>
+        </w:r>
+        <w:proofErr w:type="spellEnd"/>
+      </w:hyperlink>
+    </w:p>
+    <w:p>
+      <w:pPr>
+        <w:rPr>
+          <w:lang w:val="en-US"/>
+        </w:rPr>
+      </w:pPr>
+    </w:p>
+    <w:p>
+      <w:pPr>
+        <w:rPr>
+          <w:lang w:val="en-US"/>
+        </w:rPr>
+      </w:pPr>
+    </w:p>
+    <w:p>
+      <w:pPr>
         <w:pStyle w:val="ListParagraph"/>
         <w:numPr>
           <w:ilvl w:val="0"/>
@@ -3649,97 +6982,7 @@
         <w:rPr>
           <w:lang w:val="en-US"/>
         </w:rPr>
-        <w:t xml:space="preserve">Agile Manifesto </w:t>
-      </w:r>
-    </w:p>
-    <w:p>
-      <w:pPr>
-        <w:pStyle w:val="ListParagraph"/>
-        <w:numPr>
-          <w:ilvl w:val="0"/>
-          <w:numId w:val="14"/>
-        </w:numPr>
-        <w:rPr>
-          <w:lang w:val="en-US"/>
-        </w:rPr>
-      </w:pPr>
-      <w:r>
-        <w:rPr>
-          <w:lang w:val="en-US"/>
-        </w:rPr>
         <w:t xml:space="preserve">Agile service management </w:t>
-      </w:r>
-    </w:p>
-    <w:p>
-      <w:pPr>
-        <w:pStyle w:val="ListParagraph"/>
-        <w:numPr>
-          <w:ilvl w:val="0"/>
-          <w:numId w:val="14"/>
-        </w:numPr>
-        <w:rPr>
-          <w:lang w:val="en-US"/>
-        </w:rPr>
-      </w:pPr>
-      <w:r>
-        <w:rPr>
-          <w:lang w:val="en-US"/>
-        </w:rPr>
-        <w:t xml:space="preserve">Agile software development </w:t>
-      </w:r>
-    </w:p>
-    <w:p>
-      <w:pPr>
-        <w:pStyle w:val="ListParagraph"/>
-        <w:numPr>
-          <w:ilvl w:val="0"/>
-          <w:numId w:val="14"/>
-        </w:numPr>
-        <w:rPr>
-          <w:lang w:val="en-US"/>
-        </w:rPr>
-      </w:pPr>
-      <w:r>
-        <w:rPr>
-          <w:lang w:val="en-US"/>
-        </w:rPr>
-        <w:t xml:space="preserve">Application Programming Interface </w:t>
-      </w:r>
-    </w:p>
-    <w:p>
-      <w:pPr>
-        <w:pStyle w:val="ListParagraph"/>
-        <w:numPr>
-          <w:ilvl w:val="0"/>
-          <w:numId w:val="14"/>
-        </w:numPr>
-        <w:rPr>
-          <w:lang w:val="en-US"/>
-        </w:rPr>
-      </w:pPr>
-      <w:r>
-        <w:rPr>
-          <w:lang w:val="en-US"/>
-        </w:rPr>
-        <w:t xml:space="preserve">PI) </w:t>
-      </w:r>
-    </w:p>
-    <w:p>
-      <w:pPr>
-        <w:pStyle w:val="ListParagraph"/>
-        <w:numPr>
-          <w:ilvl w:val="0"/>
-          <w:numId w:val="14"/>
-        </w:numPr>
-        <w:rPr>
-          <w:lang w:val="en-US"/>
-        </w:rPr>
-      </w:pPr>
-      <w:r>
-        <w:rPr>
-          <w:lang w:val="en-US"/>
-        </w:rPr>
-        <w:t>CALMS</w:t>
       </w:r>
     </w:p>
     <w:p>
@@ -3753,7 +6996,166 @@
           <w:lang w:val="en-US"/>
         </w:rPr>
       </w:pPr>
-      <w:hyperlink r:id="rId5" w:history="1">
+      <w:r>
+        <w:rPr>
+          <w:lang w:val="en-US"/>
+        </w:rPr>
+        <w:t>Sources:</w:t>
+      </w:r>
+    </w:p>
+    <w:p>
+      <w:pPr>
+        <w:pStyle w:val="ListParagraph"/>
+        <w:numPr>
+          <w:ilvl w:val="2"/>
+          <w:numId w:val="14"/>
+        </w:numPr>
+        <w:rPr>
+          <w:lang w:val="en-US"/>
+        </w:rPr>
+      </w:pPr>
+      <w:hyperlink r:id="rId9" w:history="1">
+        <w:r>
+          <w:rPr>
+            <w:rStyle w:val="Hyperlink"/>
+          </w:rPr>
+          <w:t>What is Agile Service Management? | Agile ITSM Framework</w:t>
+        </w:r>
+      </w:hyperlink>
+    </w:p>
+    <w:p>
+      <w:pPr>
+        <w:pStyle w:val="ListParagraph"/>
+        <w:numPr>
+          <w:ilvl w:val="2"/>
+          <w:numId w:val="14"/>
+        </w:numPr>
+        <w:rPr>
+          <w:lang w:val="en-US"/>
+        </w:rPr>
+      </w:pPr>
+      <w:hyperlink r:id="rId10" w:history="1">
+        <w:r>
+          <w:rPr>
+            <w:rStyle w:val="Hyperlink"/>
+          </w:rPr>
+          <w:t>Agile Service Management Guide — DevOps Institute</w:t>
+        </w:r>
+      </w:hyperlink>
+    </w:p>
+    <w:p>
+      <w:pPr>
+        <w:pStyle w:val="Heading2"/>
+        <w:rPr>
+          <w:lang w:val="en-US"/>
+        </w:rPr>
+      </w:pPr>
+      <w:r>
+        <w:rPr>
+          <w:lang w:val="en-US"/>
+        </w:rPr>
+        <w:t xml:space="preserve">Agile software development </w:t>
+      </w:r>
+    </w:p>
+    <w:p>
+      <w:pPr>
+        <w:rPr>
+          <w:lang w:val="en-US"/>
+        </w:rPr>
+      </w:pPr>
+      <w:r>
+        <w:rPr>
+          <w:lang w:val="en-US"/>
+        </w:rPr>
+        <w:t xml:space="preserve">Agile software development is an umbrella term for approaches that reflect values and principles agreed upon in </w:t>
+      </w:r>
+      <w:r>
+        <w:rPr>
+          <w:rFonts w:hint="cs"/>
+          <w:lang w:val="en-US"/>
+        </w:rPr>
+        <w:t>‘</w:t>
+      </w:r>
+      <w:r>
+        <w:rPr>
+          <w:lang w:val="en-US"/>
+        </w:rPr>
+        <w:t>The Agile Manifesto</w:t>
+      </w:r>
+      <w:r>
+        <w:rPr>
+          <w:rFonts w:hint="cs"/>
+          <w:lang w:val="en-US"/>
+        </w:rPr>
+        <w:t>’</w:t>
+      </w:r>
+      <w:r>
+        <w:rPr>
+          <w:lang w:val="en-US"/>
+        </w:rPr>
+        <w:t>, specifically regarding managing software development projects and teams.</w:t>
+      </w:r>
+    </w:p>
+    <w:p>
+      <w:pPr>
+        <w:pStyle w:val="ListParagraph"/>
+        <w:numPr>
+          <w:ilvl w:val="0"/>
+          <w:numId w:val="14"/>
+        </w:numPr>
+        <w:rPr>
+          <w:lang w:val="en-US"/>
+        </w:rPr>
+      </w:pPr>
+      <w:r>
+        <w:rPr>
+          <w:lang w:val="en-US"/>
+        </w:rPr>
+        <w:t>Application Programming Interface</w:t>
+      </w:r>
+      <w:r>
+        <w:rPr>
+          <w:lang w:val="en-US"/>
+        </w:rPr>
+        <w:t xml:space="preserve"> (A</w:t>
+      </w:r>
+      <w:r>
+        <w:rPr>
+          <w:lang w:val="en-US"/>
+        </w:rPr>
+        <w:t xml:space="preserve">PI) </w:t>
+      </w:r>
+    </w:p>
+    <w:p>
+      <w:pPr>
+        <w:pStyle w:val="ListParagraph"/>
+        <w:numPr>
+          <w:ilvl w:val="0"/>
+          <w:numId w:val="14"/>
+        </w:numPr>
+        <w:rPr>
+          <w:lang w:val="en-US"/>
+        </w:rPr>
+      </w:pPr>
+      <w:r>
+        <w:rPr>
+          <w:lang w:val="en-US"/>
+        </w:rPr>
+        <w:t>CALMS</w:t>
+      </w:r>
+    </w:p>
+    <w:p>
+      <w:pPr>
+        <w:pStyle w:val="ListParagraph"/>
+        <w:numPr>
+          <w:ilvl w:val="1"/>
+          <w:numId w:val="14"/>
+        </w:numPr>
+        <w:rPr>
+          <w:lang w:val="en-US"/>
+        </w:rPr>
+      </w:pPr>
+      <w:hyperlink r:id="rId11" w:history="1">
         <w:r>
           <w:rPr>
             <w:rStyle w:val="Hyperlink"/>
@@ -3791,7 +7193,7 @@
           <w:lang w:val="en-US"/>
         </w:rPr>
       </w:pPr>
-      <w:hyperlink r:id="rId6" w:history="1">
+      <w:hyperlink r:id="rId12" w:history="1">
         <w:r>
           <w:rPr>
             <w:rStyle w:val="Hyperlink"/>
@@ -3811,7 +7213,7 @@
           <w:lang w:val="en-US"/>
         </w:rPr>
       </w:pPr>
-      <w:hyperlink r:id="rId7" w:history="1">
+      <w:hyperlink r:id="rId13" w:history="1">
         <w:r>
           <w:rPr>
             <w:rStyle w:val="Hyperlink"/>
@@ -3849,7 +7251,7 @@
           <w:lang w:val="en-US"/>
         </w:rPr>
       </w:pPr>
-      <w:hyperlink r:id="rId8" w:history="1">
+      <w:hyperlink r:id="rId14" w:history="1">
         <w:r>
           <w:rPr>
             <w:rStyle w:val="Hyperlink"/>
@@ -3887,7 +7289,7 @@
           <w:lang w:val="en-US"/>
         </w:rPr>
       </w:pPr>
-      <w:hyperlink r:id="rId9" w:history="1">
+      <w:hyperlink r:id="rId15" w:history="1">
         <w:r>
           <w:rPr>
             <w:rStyle w:val="Hyperlink"/>
@@ -3927,7 +7329,7 @@
           <w:lang w:val="en-US"/>
         </w:rPr>
       </w:pPr>
-      <w:hyperlink r:id="rId10" w:history="1">
+      <w:hyperlink r:id="rId16" w:history="1">
         <w:proofErr w:type="spellStart"/>
         <w:r>
           <w:rPr>
@@ -3959,21 +7361,7 @@
         <w:rPr>
           <w:lang w:val="en-US"/>
         </w:rPr>
-        <w:t xml:space="preserve">Code </w:t>
-      </w:r>
-      <w:proofErr w:type="gramStart"/>
-      <w:r>
-        <w:rPr>
-          <w:lang w:val="en-US"/>
-        </w:rPr>
-        <w:t>commit</w:t>
-      </w:r>
-      <w:proofErr w:type="gramEnd"/>
-      <w:r>
-        <w:rPr>
-          <w:lang w:val="en-US"/>
-        </w:rPr>
-        <w:t xml:space="preserve"> </w:t>
+        <w:t xml:space="preserve">Code commit </w:t>
       </w:r>
     </w:p>
     <w:p>
@@ -4023,26 +7411,12 @@
           <w:lang w:val="en-US"/>
         </w:rPr>
       </w:pPr>
-      <w:hyperlink r:id="rId11" w:history="1">
+      <w:hyperlink r:id="rId17" w:history="1">
         <w:r>
           <w:rPr>
             <w:rStyle w:val="Hyperlink"/>
           </w:rPr>
-          <w:t xml:space="preserve">DevOps Institute Announces First Playbook to Ignite </w:t>
-        </w:r>
-        <w:proofErr w:type="gramStart"/>
-        <w:r>
-          <w:rPr>
-            <w:rStyle w:val="Hyperlink"/>
-          </w:rPr>
-          <w:t>The</w:t>
-        </w:r>
-        <w:proofErr w:type="gramEnd"/>
-        <w:r>
-          <w:rPr>
-            <w:rStyle w:val="Hyperlink"/>
-          </w:rPr>
-          <w:t xml:space="preserve"> DevOps Journey - DevOps.com</w:t>
+          <w:t>DevOps Institute Announces First Playbook to Ignite The DevOps Journey - DevOps.com</w:t>
         </w:r>
       </w:hyperlink>
     </w:p>
@@ -4057,7 +7431,7 @@
           <w:lang w:val="en-US"/>
         </w:rPr>
       </w:pPr>
-      <w:hyperlink r:id="rId12" w:anchor=":~:text=call%20it%20the-,CBOK,-.%20ITIL%20is%20part" w:history="1">
+      <w:hyperlink r:id="rId18" w:anchor=":~:text=call%20it%20the-,CBOK,-.%20ITIL%20is%20part" w:history="1">
         <w:r>
           <w:rPr>
             <w:rStyle w:val="Hyperlink"/>
@@ -4078,7 +7452,7 @@
           <w:lang w:val="en-US"/>
         </w:rPr>
       </w:pPr>
-      <w:hyperlink r:id="rId13" w:history="1">
+      <w:hyperlink r:id="rId19" w:history="1">
         <w:r>
           <w:rPr>
             <w:rStyle w:val="Hyperlink"/>
@@ -4120,25 +7494,7 @@
         <w:rPr>
           <w:lang w:val="en-US"/>
         </w:rPr>
-        <w:t xml:space="preserve">Containers </w:t>
-      </w:r>
-    </w:p>
-    <w:p>
-      <w:pPr>
-        <w:pStyle w:val="ListParagraph"/>
-        <w:numPr>
-          <w:ilvl w:val="0"/>
-          <w:numId w:val="14"/>
-        </w:numPr>
-        <w:rPr>
-          <w:lang w:val="en-US"/>
-        </w:rPr>
-      </w:pPr>
-      <w:r>
-        <w:rPr>
-          <w:lang w:val="en-US"/>
-        </w:rPr>
-        <w:t>Continuous integration</w:t>
+        <w:t>Containers</w:t>
       </w:r>
     </w:p>
     <w:p>
@@ -4152,7 +7508,83 @@
           <w:lang w:val="en-US"/>
         </w:rPr>
       </w:pPr>
-      <w:hyperlink r:id="rId14" w:history="1">
+      <w:r>
+        <w:rPr>
+          <w:lang w:val="en-US"/>
+        </w:rPr>
+        <w:t>Seems to refer to the concept from the first chapter, where software is packaged in self-contained ‘containers’. The reason this relates to DevOps is that the IT software practice translates so well to the practices DevOps teaches.</w:t>
+      </w:r>
+    </w:p>
+    <w:p>
+      <w:pPr>
+        <w:pStyle w:val="ListParagraph"/>
+        <w:numPr>
+          <w:ilvl w:val="1"/>
+          <w:numId w:val="14"/>
+        </w:numPr>
+        <w:rPr>
+          <w:lang w:val="en-US"/>
+        </w:rPr>
+      </w:pPr>
+      <w:hyperlink r:id="rId20" w:anchor=":~:text=DevOps%20containers%20and%20containerization%20are%20a%20key,instances%20on%20the%20same%20host%20without%20interference." w:history="1">
+        <w:r>
+          <w:rPr>
+            <w:rStyle w:val="Hyperlink"/>
+          </w:rPr>
+          <w:t>DevOps Containers &amp; Containerization</w:t>
+        </w:r>
+      </w:hyperlink>
+    </w:p>
+    <w:p>
+      <w:pPr>
+        <w:pStyle w:val="ListParagraph"/>
+        <w:numPr>
+          <w:ilvl w:val="1"/>
+          <w:numId w:val="14"/>
+        </w:numPr>
+        <w:rPr>
+          <w:lang w:val="en-US"/>
+        </w:rPr>
+      </w:pPr>
+      <w:hyperlink r:id="rId21" w:anchor=":~:text=Containers%20provide%20a%20standardized%20format,from%20dev%20box%20to%20production." w:history="1">
+        <w:r>
+          <w:rPr>
+            <w:rStyle w:val="Hyperlink"/>
+          </w:rPr>
+          <w:t>What is a container? | Microsoft Azure</w:t>
+        </w:r>
+      </w:hyperlink>
+    </w:p>
+    <w:p>
+      <w:pPr>
+        <w:pStyle w:val="ListParagraph"/>
+        <w:numPr>
+          <w:ilvl w:val="0"/>
+          <w:numId w:val="14"/>
+        </w:numPr>
+        <w:rPr>
+          <w:lang w:val="en-US"/>
+        </w:rPr>
+      </w:pPr>
+      <w:r>
+        <w:rPr>
+          <w:lang w:val="en-US"/>
+        </w:rPr>
+        <w:t>Continuous integration</w:t>
+      </w:r>
+    </w:p>
+    <w:p>
+      <w:pPr>
+        <w:pStyle w:val="ListParagraph"/>
+        <w:numPr>
+          <w:ilvl w:val="1"/>
+          <w:numId w:val="14"/>
+        </w:numPr>
+        <w:rPr>
+          <w:lang w:val="en-US"/>
+        </w:rPr>
+      </w:pPr>
+      <w:hyperlink r:id="rId22" w:history="1">
         <w:r>
           <w:rPr>
             <w:rStyle w:val="Hyperlink"/>
@@ -4228,7 +7660,6 @@
         <w:rPr>
           <w:lang w:val="en-US"/>
         </w:rPr>
-        <w:lastRenderedPageBreak/>
         <w:t xml:space="preserve">Cultural </w:t>
       </w:r>
       <w:r>
@@ -4321,23 +7752,7 @@
           <w:b/>
           <w:bCs/>
         </w:rPr>
-        <w:t xml:space="preserve">This can manifest as, for </w:t>
-      </w:r>
-      <w:proofErr w:type="gramStart"/>
-      <w:r>
-        <w:rPr>
-          <w:b/>
-          <w:bCs/>
-        </w:rPr>
-        <w:t>example;</w:t>
-      </w:r>
-      <w:proofErr w:type="gramEnd"/>
-      <w:r>
-        <w:rPr>
-          <w:b/>
-          <w:bCs/>
-        </w:rPr>
-        <w:t xml:space="preserve"> </w:t>
+        <w:t xml:space="preserve">This can manifest as, for example; </w:t>
       </w:r>
     </w:p>
     <w:p>
@@ -4487,7 +7902,7 @@
           <w:numId w:val="17"/>
         </w:numPr>
       </w:pPr>
-      <w:hyperlink r:id="rId15" w:history="1">
+      <w:hyperlink r:id="rId23" w:history="1">
         <w:r>
           <w:rPr>
             <w:rStyle w:val="Hyperlink"/>
@@ -4507,7 +7922,7 @@
           <w:lang w:val="en-US"/>
         </w:rPr>
       </w:pPr>
-      <w:hyperlink r:id="rId16" w:history="1">
+      <w:hyperlink r:id="rId24" w:history="1">
         <w:r>
           <w:rPr>
             <w:rStyle w:val="Hyperlink"/>
@@ -4556,25 +7971,8 @@
         <w:rPr>
           <w:lang w:val="en-US"/>
         </w:rPr>
+        <w:lastRenderedPageBreak/>
         <w:t xml:space="preserve">Deployment pipeline </w:t>
-      </w:r>
-    </w:p>
-    <w:p>
-      <w:pPr>
-        <w:pStyle w:val="ListParagraph"/>
-        <w:numPr>
-          <w:ilvl w:val="0"/>
-          <w:numId w:val="14"/>
-        </w:numPr>
-        <w:rPr>
-          <w:lang w:val="en-US"/>
-        </w:rPr>
-      </w:pPr>
-      <w:r>
-        <w:rPr>
-          <w:lang w:val="en-US"/>
-        </w:rPr>
-        <w:t>Deployment frequency</w:t>
       </w:r>
     </w:p>
     <w:p>
@@ -4588,7 +7986,43 @@
           <w:lang w:val="en-US"/>
         </w:rPr>
       </w:pPr>
-      <w:hyperlink r:id="rId17" w:history="1">
+      <w:r>
+        <w:rPr>
+          <w:lang w:val="en-US"/>
+        </w:rPr>
+        <w:t>Same as DevOps cycle?</w:t>
+      </w:r>
+    </w:p>
+    <w:p>
+      <w:pPr>
+        <w:pStyle w:val="ListParagraph"/>
+        <w:numPr>
+          <w:ilvl w:val="0"/>
+          <w:numId w:val="14"/>
+        </w:numPr>
+        <w:rPr>
+          <w:lang w:val="en-US"/>
+        </w:rPr>
+      </w:pPr>
+      <w:r>
+        <w:rPr>
+          <w:lang w:val="en-US"/>
+        </w:rPr>
+        <w:t>Deployment frequency</w:t>
+      </w:r>
+    </w:p>
+    <w:p>
+      <w:pPr>
+        <w:pStyle w:val="ListParagraph"/>
+        <w:numPr>
+          <w:ilvl w:val="1"/>
+          <w:numId w:val="14"/>
+        </w:numPr>
+        <w:rPr>
+          <w:lang w:val="en-US"/>
+        </w:rPr>
+      </w:pPr>
+      <w:hyperlink r:id="rId25" w:history="1">
         <w:r>
           <w:rPr>
             <w:rStyle w:val="Hyperlink"/>
@@ -4608,7 +8042,7 @@
           <w:lang w:val="en-US"/>
         </w:rPr>
       </w:pPr>
-      <w:hyperlink r:id="rId18" w:history="1">
+      <w:hyperlink r:id="rId26" w:history="1">
         <w:r>
           <w:rPr>
             <w:rStyle w:val="Hyperlink"/>
@@ -4648,7 +8082,7 @@
           <w:lang w:val="en-US"/>
         </w:rPr>
       </w:pPr>
-      <w:hyperlink r:id="rId19" w:history="1">
+      <w:hyperlink r:id="rId27" w:history="1">
         <w:r>
           <w:rPr>
             <w:rStyle w:val="Hyperlink"/>
@@ -4682,7 +8116,7 @@
           <w:lang w:val="en-US"/>
         </w:rPr>
       </w:pPr>
-      <w:hyperlink r:id="rId20" w:history="1">
+      <w:hyperlink r:id="rId28" w:history="1">
         <w:r>
           <w:rPr>
             <w:rStyle w:val="Hyperlink"/>
@@ -4716,7 +8150,7 @@
           <w:lang w:val="en-US"/>
         </w:rPr>
       </w:pPr>
-      <w:hyperlink r:id="rId21" w:history="1">
+      <w:hyperlink r:id="rId29" w:history="1">
         <w:r>
           <w:rPr>
             <w:rStyle w:val="Hyperlink"/>
@@ -4822,7 +8256,7 @@
           <w:lang w:val="en-US"/>
         </w:rPr>
       </w:pPr>
-      <w:hyperlink r:id="rId22" w:history="1">
+      <w:hyperlink r:id="rId30" w:history="1">
         <w:r>
           <w:rPr>
             <w:rStyle w:val="Hyperlink"/>
@@ -4860,7 +8294,7 @@
           <w:lang w:val="en-US"/>
         </w:rPr>
       </w:pPr>
-      <w:hyperlink r:id="rId23" w:history="1">
+      <w:hyperlink r:id="rId31" w:history="1">
         <w:r>
           <w:rPr>
             <w:rStyle w:val="Hyperlink"/>
@@ -4928,16 +8362,34 @@
           <w:bCs/>
           <w:lang w:val="en-US"/>
         </w:rPr>
-        <w:t xml:space="preserve">a DevOps Dojo provides a space where teams can study and practices DevOps principles, tools, and Agile methodologies on real-world projects with guidance from </w:t>
-      </w:r>
-      <w:proofErr w:type="gramStart"/>
+        <w:t>a DevOps Dojo provides a space where teams can study and practices DevOps principles, tools, and Agile methodologies on real-world projects with guidance from experts</w:t>
+      </w:r>
       <w:r>
         <w:rPr>
           <w:b/>
           <w:bCs/>
           <w:lang w:val="en-US"/>
         </w:rPr>
-        <w:t>experts</w:t>
+        <w:t>; DevOps coaches</w:t>
+      </w:r>
+      <w:r>
+        <w:rPr>
+          <w:lang w:val="en-US"/>
+        </w:rPr>
+        <w:t xml:space="preserve">. </w:t>
+      </w:r>
+    </w:p>
+    <w:p>
+      <w:pPr>
+        <w:rPr>
+          <w:lang w:val="en-US"/>
+        </w:rPr>
+      </w:pPr>
+      <w:r>
+        <w:rPr>
+          <w:lang w:val="en-US"/>
+        </w:rPr>
+        <w:t xml:space="preserve">This immersive learning experience, performed on real work in short, intense sprints, </w:t>
       </w:r>
       <w:r>
         <w:rPr>
@@ -4945,65 +8397,29 @@
           <w:bCs/>
           <w:lang w:val="en-US"/>
         </w:rPr>
-        <w:t>;</w:t>
-      </w:r>
-      <w:proofErr w:type="gramEnd"/>
-      <w:r>
+        <w:t>means a team can learn and “fail fast” without risking anything</w:t>
+      </w:r>
+      <w:r>
+        <w:rPr>
+          <w:lang w:val="en-US"/>
+        </w:rPr>
+        <w:t>.</w:t>
+      </w:r>
+    </w:p>
+    <w:p>
+      <w:pPr>
         <w:rPr>
           <w:b/>
           <w:bCs/>
           <w:lang w:val="en-US"/>
         </w:rPr>
-        <w:t xml:space="preserve"> DevOps coaches</w:t>
-      </w:r>
-      <w:r>
-        <w:rPr>
-          <w:lang w:val="en-US"/>
-        </w:rPr>
-        <w:t xml:space="preserve">. </w:t>
-      </w:r>
-    </w:p>
-    <w:p>
-      <w:pPr>
-        <w:rPr>
-          <w:lang w:val="en-US"/>
-        </w:rPr>
-      </w:pPr>
-      <w:r>
-        <w:rPr>
-          <w:lang w:val="en-US"/>
-        </w:rPr>
-        <w:t xml:space="preserve">This immersive learning experience, performed on real work in short, intense sprints, </w:t>
-      </w:r>
+      </w:pPr>
       <w:r>
         <w:rPr>
           <w:b/>
           <w:bCs/>
           <w:lang w:val="en-US"/>
         </w:rPr>
-        <w:t>means a team can learn and “fail fast” without risking anything</w:t>
-      </w:r>
-      <w:r>
-        <w:rPr>
-          <w:lang w:val="en-US"/>
-        </w:rPr>
-        <w:t>.</w:t>
-      </w:r>
-    </w:p>
-    <w:p>
-      <w:pPr>
-        <w:rPr>
-          <w:b/>
-          <w:bCs/>
-          <w:lang w:val="en-US"/>
-        </w:rPr>
-      </w:pPr>
-      <w:r>
-        <w:rPr>
-          <w:b/>
-          <w:bCs/>
-          <w:lang w:val="en-US"/>
-        </w:rPr>
         <w:t>Sources:</w:t>
       </w:r>
     </w:p>
@@ -5018,7 +8434,7 @@
           <w:lang w:val="en-US"/>
         </w:rPr>
       </w:pPr>
-      <w:hyperlink r:id="rId24" w:anchor=":~:text=A%20DevOps%20Dojo%20is%20a%20place%20where,teams%20with%20a%20collaborative%2C%20risk%2Dfree%20learning%20environment" w:history="1">
+      <w:hyperlink r:id="rId32" w:anchor=":~:text=A%20DevOps%20Dojo%20is%20a%20place%20where,teams%20with%20a%20collaborative%2C%20risk%2Dfree%20learning%20environment" w:history="1">
         <w:r>
           <w:rPr>
             <w:rStyle w:val="Hyperlink"/>
@@ -5038,7 +8454,7 @@
           <w:lang w:val="en-US"/>
         </w:rPr>
       </w:pPr>
-      <w:hyperlink r:id="rId25" w:history="1">
+      <w:hyperlink r:id="rId33" w:history="1">
         <w:r>
           <w:rPr>
             <w:rStyle w:val="Hyperlink"/>
@@ -5121,16 +8537,8 @@
         <w:rPr>
           <w:lang w:val="en-US"/>
         </w:rPr>
-        <w:t xml:space="preserve">) is a way for organizations to measure employee loyalty. The Net Promoter Score, originally a customer service tool, was later used internally on employees instead of </w:t>
-      </w:r>
-      <w:proofErr w:type="gramStart"/>
-      <w:r>
-        <w:rPr>
-          <w:lang w:val="en-US"/>
-        </w:rPr>
-        <w:t>customers.”</w:t>
-      </w:r>
-      <w:proofErr w:type="gramEnd"/>
+        <w:t>) is a way for organizations to measure employee loyalty. The Net Promoter Score, originally a customer service tool, was later used internally on employees instead of customers.”</w:t>
+      </w:r>
     </w:p>
     <w:p>
       <w:pPr>
@@ -5161,7 +8569,7 @@
           <w:lang w:val="en-US"/>
         </w:rPr>
       </w:pPr>
-      <w:hyperlink r:id="rId26" w:history="1">
+      <w:hyperlink r:id="rId34" w:history="1">
         <w:r>
           <w:rPr>
             <w:rStyle w:val="Hyperlink"/>
@@ -5241,7 +8649,7 @@
           <w:lang w:val="en-US"/>
         </w:rPr>
       </w:pPr>
-      <w:hyperlink r:id="rId27" w:history="1">
+      <w:hyperlink r:id="rId35" w:history="1">
         <w:r>
           <w:rPr>
             <w:rStyle w:val="Hyperlink"/>
@@ -5287,7 +8695,7 @@
           <w:lang w:val="en-US"/>
         </w:rPr>
       </w:pPr>
-      <w:hyperlink r:id="rId28" w:history="1">
+      <w:hyperlink r:id="rId36" w:history="1">
         <w:r>
           <w:rPr>
             <w:rStyle w:val="Hyperlink"/>
@@ -5307,26 +8715,12 @@
           <w:lang w:val="en-US"/>
         </w:rPr>
       </w:pPr>
-      <w:hyperlink r:id="rId29" w:history="1">
+      <w:hyperlink r:id="rId37" w:history="1">
         <w:r>
           <w:rPr>
             <w:rStyle w:val="Hyperlink"/>
           </w:rPr>
-          <w:t xml:space="preserve">The Engineer’s Golden Circle: Why "Start </w:t>
-        </w:r>
-        <w:proofErr w:type="gramStart"/>
-        <w:r>
-          <w:rPr>
-            <w:rStyle w:val="Hyperlink"/>
-          </w:rPr>
-          <w:t>With</w:t>
-        </w:r>
-        <w:proofErr w:type="gramEnd"/>
-        <w:r>
-          <w:rPr>
-            <w:rStyle w:val="Hyperlink"/>
-          </w:rPr>
-          <w:t xml:space="preserve"> Why" Isn’t Just a Buzzword, It’s Your Most Powerful Debugging Tool | by </w:t>
+          <w:t xml:space="preserve">The Engineer’s Golden Circle: Why "Start With Why" Isn’t Just a Buzzword, It’s Your Most Powerful Debugging Tool | by </w:t>
         </w:r>
         <w:proofErr w:type="spellStart"/>
         <w:r>
@@ -5409,7 +8803,7 @@
           <w:lang w:val="en-US"/>
         </w:rPr>
       </w:pPr>
-      <w:hyperlink r:id="rId30" w:history="1">
+      <w:hyperlink r:id="rId38" w:history="1">
         <w:r>
           <w:rPr>
             <w:rStyle w:val="Hyperlink"/>
@@ -5451,7 +8845,6 @@
         <w:rPr>
           <w:lang w:val="en-US"/>
         </w:rPr>
-        <w:lastRenderedPageBreak/>
         <w:t xml:space="preserve">Kanban </w:t>
       </w:r>
     </w:p>
@@ -5574,7 +8967,7 @@
           <w:lang w:val="en-US"/>
         </w:rPr>
       </w:pPr>
-      <w:hyperlink r:id="rId31" w:history="1">
+      <w:hyperlink r:id="rId39" w:history="1">
         <w:r>
           <w:rPr>
             <w:rStyle w:val="Hyperlink"/>
@@ -5612,7 +9005,7 @@
           <w:lang w:val="en-US"/>
         </w:rPr>
       </w:pPr>
-      <w:hyperlink r:id="rId32" w:history="1">
+      <w:hyperlink r:id="rId40" w:history="1">
         <w:r>
           <w:rPr>
             <w:rStyle w:val="Hyperlink"/>
@@ -5632,7 +9025,7 @@
           <w:lang w:val="en-US"/>
         </w:rPr>
       </w:pPr>
-      <w:hyperlink r:id="rId33" w:history="1">
+      <w:hyperlink r:id="rId41" w:history="1">
         <w:proofErr w:type="spellStart"/>
         <w:r>
           <w:rPr>
@@ -5668,7 +9061,7 @@
           <w:lang w:val="en-US"/>
         </w:rPr>
       </w:pPr>
-      <w:hyperlink r:id="rId34" w:anchor=":~:text=%E2%9C%85%201.,Distributed%20tracing" w:history="1">
+      <w:hyperlink r:id="rId42" w:anchor=":~:text=%E2%9C%85%201.,Distributed%20tracing" w:history="1">
         <w:r>
           <w:rPr>
             <w:rStyle w:val="Hyperlink"/>
@@ -5768,7 +9161,7 @@
         </w:rPr>
         <w:t xml:space="preserve"> - </w:t>
       </w:r>
-      <w:hyperlink r:id="rId35" w:history="1">
+      <w:hyperlink r:id="rId43" w:history="1">
         <w:r>
           <w:rPr>
             <w:rStyle w:val="Hyperlink"/>
@@ -5824,7 +9217,70 @@
           <w:lang w:val="en-US"/>
         </w:rPr>
       </w:pPr>
-      <w:hyperlink r:id="rId36" w:history="1">
+      <w:r>
+        <w:rPr>
+          <w:lang w:val="en-US"/>
+        </w:rPr>
+        <w:t>When compared to SRE, “</w:t>
+      </w:r>
+      <w:r>
+        <w:rPr>
+          <w:lang w:val="en-US"/>
+        </w:rPr>
+        <w:t>The purpose of the term is to change the focus from simply reacting to incidents to developing long-term response strategies for them.</w:t>
+      </w:r>
+      <w:r>
+        <w:rPr>
+          <w:lang w:val="en-US"/>
+        </w:rPr>
+        <w:t>”</w:t>
+      </w:r>
+    </w:p>
+    <w:p>
+      <w:pPr>
+        <w:pStyle w:val="ListParagraph"/>
+        <w:numPr>
+          <w:ilvl w:val="1"/>
+          <w:numId w:val="14"/>
+        </w:numPr>
+        <w:rPr>
+          <w:lang w:val="en-US"/>
+        </w:rPr>
+      </w:pPr>
+      <w:r>
+        <w:rPr>
+          <w:lang w:val="en-US"/>
+        </w:rPr>
+        <w:lastRenderedPageBreak/>
+        <w:t xml:space="preserve">Thus, compared to reliability, resilience is the </w:t>
+      </w:r>
+      <w:proofErr w:type="spellStart"/>
+      <w:r>
+        <w:rPr>
+          <w:lang w:val="en-US"/>
+        </w:rPr>
+        <w:t>oppositve</w:t>
+      </w:r>
+      <w:proofErr w:type="spellEnd"/>
+      <w:r>
+        <w:rPr>
+          <w:lang w:val="en-US"/>
+        </w:rPr>
+        <w:t xml:space="preserve"> of ‘flying by the seat of your pants’ when things break; you need to be ready, or have always been ready?</w:t>
+      </w:r>
+    </w:p>
+    <w:p>
+      <w:pPr>
+        <w:pStyle w:val="ListParagraph"/>
+        <w:numPr>
+          <w:ilvl w:val="1"/>
+          <w:numId w:val="14"/>
+        </w:numPr>
+        <w:rPr>
+          <w:lang w:val="en-US"/>
+        </w:rPr>
+      </w:pPr>
+      <w:hyperlink r:id="rId44" w:history="1">
         <w:r>
           <w:rPr>
             <w:rStyle w:val="Hyperlink"/>
@@ -5990,6 +9446,12 @@
         </w:rPr>
         <w:t>Site Reliability Engineering</w:t>
       </w:r>
+      <w:r>
+        <w:rPr>
+          <w:lang w:val="en-US"/>
+        </w:rPr>
+        <w:t xml:space="preserve"> (SRE)</w:t>
+      </w:r>
     </w:p>
     <w:p>
       <w:pPr>
@@ -6002,7 +9464,97 @@
           <w:lang w:val="en-US"/>
         </w:rPr>
       </w:pPr>
-      <w:hyperlink r:id="rId37" w:history="1">
+      <w:r>
+        <w:rPr>
+          <w:lang w:val="en-US"/>
+        </w:rPr>
+        <w:t>Its creator, Ben Traynor of Google, describes site reliability as “what happens when a software engineer is tasked with what used to be called operations.”</w:t>
+      </w:r>
+    </w:p>
+    <w:p>
+      <w:pPr>
+        <w:pStyle w:val="ListParagraph"/>
+        <w:numPr>
+          <w:ilvl w:val="1"/>
+          <w:numId w:val="14"/>
+        </w:numPr>
+        <w:rPr>
+          <w:lang w:val="en-US"/>
+        </w:rPr>
+      </w:pPr>
+      <w:r>
+        <w:rPr>
+          <w:lang w:val="en-US"/>
+        </w:rPr>
+        <w:t xml:space="preserve">SRE refers to a mathematical formula for green or red-lighting launches, </w:t>
+      </w:r>
+    </w:p>
+    <w:p>
+      <w:pPr>
+        <w:pStyle w:val="ListParagraph"/>
+        <w:numPr>
+          <w:ilvl w:val="2"/>
+          <w:numId w:val="14"/>
+        </w:numPr>
+        <w:rPr>
+          <w:lang w:val="en-US"/>
+        </w:rPr>
+      </w:pPr>
+      <w:r>
+        <w:rPr>
+          <w:lang w:val="en-US"/>
+        </w:rPr>
+        <w:t>used to help solve the issue of dev teams wanting to release grand new features, and op teams putting brakes in place, wanting to make sure those features don’t break</w:t>
+      </w:r>
+    </w:p>
+    <w:p>
+      <w:pPr>
+        <w:pStyle w:val="ListParagraph"/>
+        <w:numPr>
+          <w:ilvl w:val="3"/>
+          <w:numId w:val="14"/>
+        </w:numPr>
+        <w:rPr>
+          <w:lang w:val="en-US"/>
+        </w:rPr>
+      </w:pPr>
+      <w:r>
+        <w:rPr>
+          <w:lang w:val="en-US"/>
+        </w:rPr>
+        <w:t>solves this by using the aforementioned formula, instead of arguing between the two teams?</w:t>
+      </w:r>
+    </w:p>
+    <w:p>
+      <w:pPr>
+        <w:pStyle w:val="ListParagraph"/>
+        <w:numPr>
+          <w:ilvl w:val="2"/>
+          <w:numId w:val="14"/>
+        </w:numPr>
+        <w:rPr>
+          <w:lang w:val="en-US"/>
+        </w:rPr>
+      </w:pPr>
+      <w:r>
+        <w:rPr>
+          <w:lang w:val="en-US"/>
+        </w:rPr>
+        <w:t>Has a dedicated team of people with Ops skills, called Service Reliability Engineers (SRE’s) to continuously oversee the reliability of the product.</w:t>
+      </w:r>
+    </w:p>
+    <w:p>
+      <w:pPr>
+        <w:pStyle w:val="ListParagraph"/>
+        <w:numPr>
+          <w:ilvl w:val="1"/>
+          <w:numId w:val="14"/>
+        </w:numPr>
+        <w:rPr>
+          <w:lang w:val="en-US"/>
+        </w:rPr>
+      </w:pPr>
+      <w:hyperlink r:id="rId45" w:history="1">
         <w:r>
           <w:rPr>
             <w:rStyle w:val="Hyperlink"/>
@@ -6015,96 +9567,6 @@
       <w:pPr>
         <w:pStyle w:val="ListParagraph"/>
         <w:numPr>
-          <w:ilvl w:val="0"/>
-          <w:numId w:val="14"/>
-        </w:numPr>
-        <w:rPr>
-          <w:lang w:val="en-US"/>
-        </w:rPr>
-      </w:pPr>
-      <w:r>
-        <w:rPr>
-          <w:lang w:val="en-US"/>
-        </w:rPr>
-        <w:t xml:space="preserve">Test driven development </w:t>
-      </w:r>
-    </w:p>
-    <w:p>
-      <w:pPr>
-        <w:pStyle w:val="ListParagraph"/>
-        <w:numPr>
-          <w:ilvl w:val="0"/>
-          <w:numId w:val="14"/>
-        </w:numPr>
-        <w:rPr>
-          <w:lang w:val="en-US"/>
-        </w:rPr>
-      </w:pPr>
-      <w:r>
-        <w:rPr>
-          <w:lang w:val="en-US"/>
-        </w:rPr>
-        <w:t xml:space="preserve">Testing (unit, acceptance, integration) </w:t>
-      </w:r>
-    </w:p>
-    <w:p>
-      <w:pPr>
-        <w:pStyle w:val="ListParagraph"/>
-        <w:numPr>
-          <w:ilvl w:val="0"/>
-          <w:numId w:val="14"/>
-        </w:numPr>
-        <w:rPr>
-          <w:lang w:val="en-US"/>
-        </w:rPr>
-      </w:pPr>
-      <w:r>
-        <w:rPr>
-          <w:lang w:val="en-US"/>
-        </w:rPr>
-        <w:t xml:space="preserve">The Three Ways </w:t>
-      </w:r>
-    </w:p>
-    <w:p>
-      <w:pPr>
-        <w:pStyle w:val="ListParagraph"/>
-        <w:numPr>
-          <w:ilvl w:val="0"/>
-          <w:numId w:val="14"/>
-        </w:numPr>
-        <w:rPr>
-          <w:lang w:val="en-US"/>
-        </w:rPr>
-      </w:pPr>
-      <w:r>
-        <w:rPr>
-          <w:lang w:val="en-US"/>
-        </w:rPr>
-        <w:t xml:space="preserve">Theory of Constraints </w:t>
-      </w:r>
-    </w:p>
-    <w:p>
-      <w:pPr>
-        <w:pStyle w:val="ListParagraph"/>
-        <w:numPr>
-          <w:ilvl w:val="0"/>
-          <w:numId w:val="14"/>
-        </w:numPr>
-        <w:rPr>
-          <w:lang w:val="en-US"/>
-        </w:rPr>
-      </w:pPr>
-      <w:r>
-        <w:rPr>
-          <w:lang w:val="en-US"/>
-        </w:rPr>
-        <w:t>Thomas-Kilmann Conflict Modes</w:t>
-      </w:r>
-    </w:p>
-    <w:p>
-      <w:pPr>
-        <w:pStyle w:val="ListParagraph"/>
-        <w:numPr>
           <w:ilvl w:val="1"/>
           <w:numId w:val="14"/>
         </w:numPr>
@@ -6112,7 +9574,117 @@
           <w:lang w:val="en-US"/>
         </w:rPr>
       </w:pPr>
-      <w:hyperlink r:id="rId38" w:history="1">
+      <w:hyperlink r:id="rId46" w:history="1">
+        <w:r>
+          <w:rPr>
+            <w:rStyle w:val="Hyperlink"/>
+          </w:rPr>
+          <w:t>SRE: Bridging DevOps and Incident Management | Atlassian</w:t>
+        </w:r>
+      </w:hyperlink>
+    </w:p>
+    <w:p>
+      <w:pPr>
+        <w:pStyle w:val="ListParagraph"/>
+        <w:numPr>
+          <w:ilvl w:val="0"/>
+          <w:numId w:val="14"/>
+        </w:numPr>
+        <w:rPr>
+          <w:lang w:val="en-US"/>
+        </w:rPr>
+      </w:pPr>
+      <w:r>
+        <w:rPr>
+          <w:lang w:val="en-US"/>
+        </w:rPr>
+        <w:t xml:space="preserve">Test driven development </w:t>
+      </w:r>
+    </w:p>
+    <w:p>
+      <w:pPr>
+        <w:pStyle w:val="ListParagraph"/>
+        <w:numPr>
+          <w:ilvl w:val="0"/>
+          <w:numId w:val="14"/>
+        </w:numPr>
+        <w:rPr>
+          <w:lang w:val="en-US"/>
+        </w:rPr>
+      </w:pPr>
+      <w:r>
+        <w:rPr>
+          <w:lang w:val="en-US"/>
+        </w:rPr>
+        <w:t xml:space="preserve">Testing (unit, acceptance, integration) </w:t>
+      </w:r>
+    </w:p>
+    <w:p>
+      <w:pPr>
+        <w:pStyle w:val="ListParagraph"/>
+        <w:numPr>
+          <w:ilvl w:val="0"/>
+          <w:numId w:val="14"/>
+        </w:numPr>
+        <w:rPr>
+          <w:lang w:val="en-US"/>
+        </w:rPr>
+      </w:pPr>
+      <w:r>
+        <w:rPr>
+          <w:lang w:val="en-US"/>
+        </w:rPr>
+        <w:t xml:space="preserve">The Three Ways </w:t>
+      </w:r>
+    </w:p>
+    <w:p>
+      <w:pPr>
+        <w:pStyle w:val="ListParagraph"/>
+        <w:numPr>
+          <w:ilvl w:val="0"/>
+          <w:numId w:val="14"/>
+        </w:numPr>
+        <w:rPr>
+          <w:lang w:val="en-US"/>
+        </w:rPr>
+      </w:pPr>
+      <w:r>
+        <w:rPr>
+          <w:lang w:val="en-US"/>
+        </w:rPr>
+        <w:t xml:space="preserve">Theory of Constraints </w:t>
+      </w:r>
+    </w:p>
+    <w:p>
+      <w:pPr>
+        <w:pStyle w:val="ListParagraph"/>
+        <w:numPr>
+          <w:ilvl w:val="0"/>
+          <w:numId w:val="14"/>
+        </w:numPr>
+        <w:rPr>
+          <w:lang w:val="en-US"/>
+        </w:rPr>
+      </w:pPr>
+      <w:r>
+        <w:rPr>
+          <w:lang w:val="en-US"/>
+        </w:rPr>
+        <w:t>Thomas-Kilmann Conflict Modes</w:t>
+      </w:r>
+    </w:p>
+    <w:p>
+      <w:pPr>
+        <w:pStyle w:val="ListParagraph"/>
+        <w:numPr>
+          <w:ilvl w:val="1"/>
+          <w:numId w:val="14"/>
+        </w:numPr>
+        <w:rPr>
+          <w:lang w:val="en-US"/>
+        </w:rPr>
+      </w:pPr>
+      <w:hyperlink r:id="rId47" w:history="1">
         <w:r>
           <w:rPr>
             <w:rStyle w:val="Hyperlink"/>
@@ -6132,7 +9704,7 @@
           <w:lang w:val="en-US"/>
         </w:rPr>
       </w:pPr>
-      <w:hyperlink r:id="rId39" w:history="1">
+      <w:hyperlink r:id="rId48" w:history="1">
         <w:r>
           <w:rPr>
             <w:rStyle w:val="Hyperlink"/>
@@ -6206,7 +9778,7 @@
           <w:lang w:val="en-US"/>
         </w:rPr>
       </w:pPr>
-      <w:hyperlink r:id="rId40" w:history="1">
+      <w:hyperlink r:id="rId49" w:history="1">
         <w:r>
           <w:rPr>
             <w:rStyle w:val="Hyperlink"/>
@@ -6226,7 +9798,7 @@
           <w:lang w:val="en-US"/>
         </w:rPr>
       </w:pPr>
-      <w:hyperlink r:id="rId41" w:history="1">
+      <w:hyperlink r:id="rId50" w:history="1">
         <w:r>
           <w:rPr>
             <w:rStyle w:val="Hyperlink"/>
@@ -6282,6 +9854,7 @@
         <w:rPr>
           <w:lang w:val="en-US"/>
         </w:rPr>
+        <w:lastRenderedPageBreak/>
         <w:t>Concept and Terminology List (Additional)</w:t>
       </w:r>
     </w:p>
@@ -6318,7 +9891,7 @@
         <w:rPr>
           <w:lang w:val="en-US"/>
         </w:rPr>
-        <w:t>Pipeline</w:t>
+        <w:t>Fail Fast</w:t>
       </w:r>
     </w:p>
     <w:p>
@@ -6336,7 +9909,7 @@
         <w:rPr>
           <w:lang w:val="en-US"/>
         </w:rPr>
-        <w:t>Lead Time for Changes</w:t>
+        <w:t>Methodologies/Agile Methodologies</w:t>
       </w:r>
     </w:p>
     <w:p>
@@ -6350,19 +9923,400 @@
           <w:lang w:val="en-US"/>
         </w:rPr>
       </w:pPr>
-      <w:proofErr w:type="gramStart"/>
-      <w:r>
-        <w:rPr>
-          <w:lang w:val="en-US"/>
-        </w:rPr>
-        <w:t>Involves</w:t>
-      </w:r>
-      <w:proofErr w:type="gramEnd"/>
-      <w:r>
-        <w:rPr>
-          <w:lang w:val="en-US"/>
-        </w:rPr>
-        <w:t xml:space="preserve"> commits?</w:t>
+      <w:r>
+        <w:rPr>
+          <w:lang w:val="en-US"/>
+        </w:rPr>
+        <w:t xml:space="preserve">Agile methodologies then, are the </w:t>
+      </w:r>
+      <w:r>
+        <w:rPr>
+          <w:rFonts w:hint="cs"/>
+          <w:lang w:val="en-US"/>
+        </w:rPr>
+        <w:t>‘</w:t>
+      </w:r>
+      <w:r>
+        <w:rPr>
+          <w:lang w:val="en-US"/>
+        </w:rPr>
+        <w:t>system of methods used</w:t>
+      </w:r>
+      <w:r>
+        <w:rPr>
+          <w:rFonts w:hint="cs"/>
+          <w:lang w:val="en-US"/>
+        </w:rPr>
+        <w:t>’</w:t>
+      </w:r>
+      <w:r>
+        <w:rPr>
+          <w:lang w:val="en-US"/>
+        </w:rPr>
+        <w:t xml:space="preserve"> to implement the values and principles of Agile.</w:t>
+      </w:r>
+    </w:p>
+    <w:p>
+      <w:pPr>
+        <w:pStyle w:val="ListParagraph"/>
+        <w:numPr>
+          <w:ilvl w:val="0"/>
+          <w:numId w:val="15"/>
+        </w:numPr>
+        <w:rPr>
+          <w:lang w:val="en-US"/>
+        </w:rPr>
+      </w:pPr>
+      <w:r>
+        <w:rPr>
+          <w:lang w:val="en-US"/>
+        </w:rPr>
+        <w:t>Software Development Lifecycle (SDC)</w:t>
+      </w:r>
+    </w:p>
+    <w:p>
+      <w:pPr>
+        <w:pStyle w:val="ListParagraph"/>
+        <w:numPr>
+          <w:ilvl w:val="0"/>
+          <w:numId w:val="15"/>
+        </w:numPr>
+        <w:rPr>
+          <w:lang w:val="en-US"/>
+        </w:rPr>
+      </w:pPr>
+      <w:r>
+        <w:rPr>
+          <w:lang w:val="en-US"/>
+        </w:rPr>
+        <w:t>User Stories</w:t>
+      </w:r>
+    </w:p>
+    <w:p>
+      <w:pPr>
+        <w:pStyle w:val="Heading2"/>
+        <w:rPr>
+          <w:lang w:val="en-US"/>
+        </w:rPr>
+      </w:pPr>
+      <w:r>
+        <w:rPr>
+          <w:lang w:val="en-US"/>
+        </w:rPr>
+        <w:t>Failure Cost Analysis</w:t>
+      </w:r>
+    </w:p>
+    <w:p>
+      <w:pPr>
+        <w:rPr>
+          <w:lang w:val="en-US"/>
+        </w:rPr>
+      </w:pPr>
+    </w:p>
+    <w:p>
+      <w:pPr>
+        <w:rPr>
+          <w:lang w:val="en-US"/>
+        </w:rPr>
+      </w:pPr>
+      <w:r>
+        <w:rPr>
+          <w:lang w:val="en-US"/>
+        </w:rPr>
+        <w:t>Sources:</w:t>
+      </w:r>
+    </w:p>
+    <w:p>
+      <w:pPr>
+        <w:pStyle w:val="ListParagraph"/>
+        <w:numPr>
+          <w:ilvl w:val="0"/>
+          <w:numId w:val="23"/>
+        </w:numPr>
+        <w:rPr>
+          <w:lang w:val="en-US"/>
+        </w:rPr>
+      </w:pPr>
+      <w:hyperlink r:id="rId51" w:history="1">
+        <w:r>
+          <w:rPr>
+            <w:rStyle w:val="Hyperlink"/>
+          </w:rPr>
+          <w:t xml:space="preserve">Failure Cost Analysis - </w:t>
+        </w:r>
+        <w:proofErr w:type="spellStart"/>
+        <w:r>
+          <w:rPr>
+            <w:rStyle w:val="Hyperlink"/>
+          </w:rPr>
+          <w:t>Superworks</w:t>
+        </w:r>
+        <w:proofErr w:type="spellEnd"/>
+      </w:hyperlink>
+    </w:p>
+    <w:p>
+      <w:pPr>
+        <w:rPr>
+          <w:lang w:val="en-US"/>
+        </w:rPr>
+      </w:pPr>
+      <w:r>
+        <w:rPr>
+          <w:lang w:val="en-US"/>
+        </w:rPr>
+        <w:t>…</w:t>
+      </w:r>
+    </w:p>
+    <w:p>
+      <w:pPr>
+        <w:rPr>
+          <w:lang w:val="en-US"/>
+        </w:rPr>
+      </w:pPr>
+      <w:r>
+        <w:rPr>
+          <w:lang w:val="en-US"/>
+        </w:rPr>
+        <w:t xml:space="preserve">DevOps advocates that we identify defects as soon as they occur. This, combined with the fact that </w:t>
+      </w:r>
+      <w:r>
+        <w:rPr>
+          <w:b/>
+          <w:bCs/>
+          <w:lang w:val="en-US"/>
+        </w:rPr>
+        <w:t>the cost of managing defects as soon as feedback becomes available is better with DevOps</w:t>
+      </w:r>
+      <w:r>
+        <w:rPr>
+          <w:lang w:val="en-US"/>
+        </w:rPr>
+        <w:t>, means it shines in regards to Failure Cost Analysis.</w:t>
+      </w:r>
+    </w:p>
+    <w:p>
+      <w:pPr>
+        <w:pStyle w:val="ListParagraph"/>
+        <w:numPr>
+          <w:ilvl w:val="0"/>
+          <w:numId w:val="15"/>
+        </w:numPr>
+        <w:rPr>
+          <w:lang w:val="en-US"/>
+        </w:rPr>
+      </w:pPr>
+      <w:r>
+        <w:rPr>
+          <w:lang w:val="en-US"/>
+        </w:rPr>
+        <w:t>Pipeline</w:t>
+      </w:r>
+    </w:p>
+    <w:p>
+      <w:pPr>
+        <w:pStyle w:val="ListParagraph"/>
+        <w:numPr>
+          <w:ilvl w:val="0"/>
+          <w:numId w:val="15"/>
+        </w:numPr>
+        <w:rPr>
+          <w:lang w:val="en-US"/>
+        </w:rPr>
+      </w:pPr>
+      <w:r>
+        <w:rPr>
+          <w:lang w:val="en-US"/>
+        </w:rPr>
+        <w:t>Lead Time for Changes</w:t>
+      </w:r>
+    </w:p>
+    <w:p>
+      <w:pPr>
+        <w:pStyle w:val="ListParagraph"/>
+        <w:numPr>
+          <w:ilvl w:val="1"/>
+          <w:numId w:val="15"/>
+        </w:numPr>
+        <w:rPr>
+          <w:lang w:val="en-US"/>
+        </w:rPr>
+      </w:pPr>
+      <w:r>
+        <w:rPr>
+          <w:lang w:val="en-US"/>
+        </w:rPr>
+        <w:t>Involves commits?</w:t>
+      </w:r>
+    </w:p>
+    <w:p>
+      <w:pPr>
+        <w:pStyle w:val="ListParagraph"/>
+        <w:numPr>
+          <w:ilvl w:val="0"/>
+          <w:numId w:val="15"/>
+        </w:numPr>
+        <w:rPr>
+          <w:lang w:val="en-US"/>
+        </w:rPr>
+      </w:pPr>
+      <w:r>
+        <w:rPr>
+          <w:lang w:val="en-US"/>
+        </w:rPr>
+        <w:t>Service-level Agreement (SLA)</w:t>
+      </w:r>
+    </w:p>
+    <w:p>
+      <w:pPr>
+        <w:pStyle w:val="ListParagraph"/>
+        <w:numPr>
+          <w:ilvl w:val="1"/>
+          <w:numId w:val="15"/>
+        </w:numPr>
+        <w:rPr>
+          <w:lang w:val="en-US"/>
+        </w:rPr>
+      </w:pPr>
+      <w:r>
+        <w:rPr>
+          <w:lang w:val="en-US"/>
+        </w:rPr>
+        <w:t>Relates to SREs</w:t>
+      </w:r>
+    </w:p>
+    <w:p>
+      <w:pPr>
+        <w:pStyle w:val="ListParagraph"/>
+        <w:numPr>
+          <w:ilvl w:val="2"/>
+          <w:numId w:val="15"/>
+        </w:numPr>
+        <w:rPr>
+          <w:lang w:val="en-US"/>
+        </w:rPr>
+      </w:pPr>
+      <w:hyperlink r:id="rId52" w:anchor="the-devops-incident-management-process" w:history="1">
+        <w:r>
+          <w:rPr>
+            <w:rStyle w:val="Hyperlink"/>
+          </w:rPr>
+          <w:t>SRE: Bridging DevOps and Incident Management | Atlassian</w:t>
+        </w:r>
+      </w:hyperlink>
+    </w:p>
+    <w:p>
+      <w:pPr>
+        <w:pStyle w:val="ListParagraph"/>
+        <w:numPr>
+          <w:ilvl w:val="3"/>
+          <w:numId w:val="15"/>
+        </w:numPr>
+        <w:rPr>
+          <w:lang w:val="en-US"/>
+        </w:rPr>
+      </w:pPr>
+      <w:r>
+        <w:rPr>
+          <w:lang w:val="en-US"/>
+        </w:rPr>
+        <w:t>“</w:t>
+      </w:r>
+      <w:r>
+        <w:rPr>
+          <w:lang w:val="en-US"/>
+        </w:rPr>
+        <w:t>So for each service, the SRE team sets a service-level agreement (SLA) that defines how reliable the system needs to be to end-users. If the team agrees on a 99.9% SLA, that gives them an error budget of 0.1%. An error budget is exactly as it</w:t>
+      </w:r>
+      <w:r>
+        <w:rPr>
+          <w:rFonts w:hint="cs"/>
+          <w:lang w:val="en-US"/>
+        </w:rPr>
+        <w:t>’</w:t>
+      </w:r>
+      <w:r>
+        <w:rPr>
+          <w:lang w:val="en-US"/>
+        </w:rPr>
+        <w:t>s named: it</w:t>
+      </w:r>
+      <w:r>
+        <w:rPr>
+          <w:rFonts w:hint="cs"/>
+          <w:lang w:val="en-US"/>
+        </w:rPr>
+        <w:t>’</w:t>
+      </w:r>
+      <w:r>
+        <w:rPr>
+          <w:lang w:val="en-US"/>
+        </w:rPr>
+        <w:t>s the maximum allowable threshold for errors and outages.</w:t>
+      </w:r>
+    </w:p>
+    <w:p>
+      <w:pPr>
+        <w:pStyle w:val="ListParagraph"/>
+        <w:numPr>
+          <w:ilvl w:val="3"/>
+          <w:numId w:val="15"/>
+        </w:numPr>
+        <w:rPr>
+          <w:lang w:val="en-US"/>
+        </w:rPr>
+      </w:pPr>
+      <w:proofErr w:type="spellStart"/>
+      <w:r>
+        <w:rPr>
+          <w:lang w:val="en-US"/>
+        </w:rPr>
+        <w:t>ProTip</w:t>
+      </w:r>
+      <w:proofErr w:type="spellEnd"/>
+      <w:r>
+        <w:rPr>
+          <w:lang w:val="en-US"/>
+        </w:rPr>
+        <w:t xml:space="preserve">: You can easily convert SLAs into "minutes of downtime" with this cool </w:t>
+      </w:r>
+      <w:hyperlink r:id="rId53" w:history="1">
+        <w:r>
+          <w:rPr>
+            <w:rStyle w:val="Hyperlink"/>
+            <w:lang w:val="en-US"/>
+          </w:rPr>
+          <w:t>uptime cheat sheet</w:t>
+        </w:r>
+      </w:hyperlink>
+      <w:r>
+        <w:rPr>
+          <w:lang w:val="en-US"/>
+        </w:rPr>
+        <w:t>.</w:t>
+      </w:r>
+      <w:r>
+        <w:rPr>
+          <w:lang w:val="en-US"/>
+        </w:rPr>
+        <w:t>”</w:t>
+      </w:r>
+    </w:p>
+    <w:p>
+      <w:pPr>
+        <w:pStyle w:val="ListParagraph"/>
+        <w:numPr>
+          <w:ilvl w:val="0"/>
+          <w:numId w:val="15"/>
+        </w:numPr>
+        <w:rPr>
+          <w:lang w:val="en-US"/>
+        </w:rPr>
+      </w:pPr>
+      <w:r>
+        <w:rPr>
+          <w:lang w:val="en-US"/>
+        </w:rPr>
+        <w:t>Sprint</w:t>
       </w:r>
     </w:p>
     <w:p>
@@ -6409,7 +10363,19 @@
         <w:rPr>
           <w:lang w:val="en-US"/>
         </w:rPr>
-        <w:t>A Silo</w:t>
+        <w:t>S</w:t>
+      </w:r>
+      <w:r>
+        <w:rPr>
+          <w:lang w:val="en-US"/>
+        </w:rPr>
+        <w:t>ilo</w:t>
+      </w:r>
+      <w:r>
+        <w:rPr>
+          <w:lang w:val="en-US"/>
+        </w:rPr>
+        <w:t>s</w:t>
       </w:r>
       <w:r>
         <w:rPr>
@@ -6485,7 +10451,14 @@
         <w:rPr>
           <w:lang w:val="en-US"/>
         </w:rPr>
-        <w:t xml:space="preserve"> This lack of cooperation and </w:t>
+        <w:t xml:space="preserve"> This </w:t>
+      </w:r>
+      <w:r>
+        <w:rPr>
+          <w:lang w:val="en-US"/>
+        </w:rPr>
+        <w:lastRenderedPageBreak/>
+        <w:t xml:space="preserve">lack of cooperation and </w:t>
       </w:r>
       <w:r>
         <w:rPr>
@@ -6614,7 +10587,7 @@
           <w:lang w:val="en-US"/>
         </w:rPr>
       </w:pPr>
-      <w:hyperlink r:id="rId42" w:history="1">
+      <w:hyperlink r:id="rId54" w:history="1">
         <w:r>
           <w:rPr>
             <w:rStyle w:val="Hyperlink"/>
@@ -6683,7 +10656,6 @@
         </w:numPr>
       </w:pPr>
       <w:r>
-        <w:lastRenderedPageBreak/>
         <w:t>Brittle systems, with frequent outages or instability after changes</w:t>
       </w:r>
     </w:p>
@@ -6819,7 +10791,7 @@
           <w:numId w:val="17"/>
         </w:numPr>
       </w:pPr>
-      <w:hyperlink r:id="rId43" w:history="1">
+      <w:hyperlink r:id="rId55" w:history="1">
         <w:r>
           <w:rPr>
             <w:rStyle w:val="Hyperlink"/>
@@ -6842,6 +10814,208 @@
 <file path=word/numbering.xml><?xml version="1.0" encoding="utf-8"?>
 <w:numbering xmlns:wpc="http://schemas.microsoft.com/office/word/2010/wordprocessingCanvas" xmlns:cx="http://schemas.microsoft.com/office/drawing/2014/chartex" xmlns:cx1="http://schemas.microsoft.com/office/drawing/2015/9/8/chartex" xmlns:cx2="http://schemas.microsoft.com/office/drawing/2015/10/21/chartex" xmlns:cx3="http://schemas.microsoft.com/office/drawing/2016/5/9/chartex" xmlns:cx4="http://schemas.microsoft.com/office/drawing/2016/5/10/chartex" xmlns:cx5="http://schemas.microsoft.com/office/drawing/2016/5/11/chartex" xmlns:cx6="http://schemas.microsoft.com/office/drawing/2016/5/12/chartex" xmlns:cx7="http://schemas.microsoft.com/office/drawing/2016/5/13/chartex" xmlns:cx8="http://schemas.microsoft.com/office/drawing/2016/5/14/chartex" xmlns:mc="http://schemas.openxmlformats.org/markup-compatibility/2006" xmlns:aink="http://schemas.microsoft.com/office/drawing/2016/ink" xmlns:am3d="http://schemas.microsoft.com/office/drawing/2017/model3d" xmlns:o="urn:schemas-microsoft-com:office:office" xmlns:oel="http://schemas.microsoft.com/office/2019/extlst" xmlns:r="http://schemas.openxmlformats.org/officeDocument/2006/relationships" xmlns:m="http://schemas.openxmlformats.org/officeDocument/2006/math" xmlns:v="urn:schemas-microsoft-com:vml" xmlns:wp14="http://schemas.microsoft.com/office/word/2010/wordprocessingDrawing" xmlns:wp="http://schemas.openxmlformats.org/drawingml/2006/wordprocessingDrawing" xmlns:w10="urn:schemas-microsoft-com:office:word" xmlns:w="http://schemas.openxmlformats.org/wordprocessingml/2006/main" xmlns:w14="http://schemas.microsoft.com/office/word/2010/wordml" xmlns:w15="http://schemas.microsoft.com/office/word/2012/wordml" xmlns:w16cex="http://schemas.microsoft.com/office/word/2018/wordml/cex" xmlns:w16cid="http://schemas.microsoft.com/office/word/2016/wordml/cid" xmlns:w16="http://schemas.microsoft.com/office/word/2018/wordml" xmlns:w16du="http://schemas.microsoft.com/office/word/2023/wordml/word16du" xmlns:w16sdtdh="http://schemas.microsoft.com/office/word/2020/wordml/sdtdatahash" xmlns:w16sdtfl="http://schemas.microsoft.com/office/word/2024/wordml/sdtformatlock" xmlns:w16se="http://schemas.microsoft.com/office/word/2015/wordml/symex" xmlns:wpg="http://schemas.microsoft.com/office/word/2010/wordprocessingGroup" xmlns:wpi="http://schemas.microsoft.com/office/word/2010/wordprocessingInk" xmlns:wne="http://schemas.microsoft.com/office/word/2006/wordml" xmlns:wps="http://schemas.microsoft.com/office/word/2010/wordprocessingShape" mc:Ignorable="w14 w15 w16se w16cid w16 w16cex w16sdtdh w16sdtfl w16du wp14">
   <w:abstractNum w:abstractNumId="0" w15:restartNumberingAfterBreak="0">
+    <w:nsid w:val="056B12BE"/>
+    <w:multiLevelType w:val="hybridMultilevel"/>
+    <w:tmpl w:val="5600D686"/>
+    <w:lvl w:ilvl="0" w:tplc="CB006262">
+      <w:start w:val="1"/>
+      <w:numFmt w:val="decimal"/>
+      <w:lvlText w:val="%1."/>
+      <w:lvlJc w:val="left"/>
+      <w:pPr>
+        <w:ind w:left="360" w:hanging="360"/>
+      </w:pPr>
+      <w:rPr>
+        <w:rFonts w:hint="default"/>
+      </w:rPr>
+    </w:lvl>
+    <w:lvl w:ilvl="1" w:tplc="0C090019">
+      <w:start w:val="1"/>
+      <w:numFmt w:val="lowerLetter"/>
+      <w:lvlText w:val="%2."/>
+      <w:lvlJc w:val="left"/>
+      <w:pPr>
+        <w:ind w:left="1440" w:hanging="360"/>
+      </w:pPr>
+    </w:lvl>
+    <w:lvl w:ilvl="2" w:tplc="0C09001B" w:tentative="1">
+      <w:start w:val="1"/>
+      <w:numFmt w:val="lowerRoman"/>
+      <w:lvlText w:val="%3."/>
+      <w:lvlJc w:val="right"/>
+      <w:pPr>
+        <w:ind w:left="2160" w:hanging="180"/>
+      </w:pPr>
+    </w:lvl>
+    <w:lvl w:ilvl="3" w:tplc="0C09000F" w:tentative="1">
+      <w:start w:val="1"/>
+      <w:numFmt w:val="decimal"/>
+      <w:lvlText w:val="%4."/>
+      <w:lvlJc w:val="left"/>
+      <w:pPr>
+        <w:ind w:left="2880" w:hanging="360"/>
+      </w:pPr>
+    </w:lvl>
+    <w:lvl w:ilvl="4" w:tplc="0C090019" w:tentative="1">
+      <w:start w:val="1"/>
+      <w:numFmt w:val="lowerLetter"/>
+      <w:lvlText w:val="%5."/>
+      <w:lvlJc w:val="left"/>
+      <w:pPr>
+        <w:ind w:left="3600" w:hanging="360"/>
+      </w:pPr>
+    </w:lvl>
+    <w:lvl w:ilvl="5" w:tplc="0C09001B" w:tentative="1">
+      <w:start w:val="1"/>
+      <w:numFmt w:val="lowerRoman"/>
+      <w:lvlText w:val="%6."/>
+      <w:lvlJc w:val="right"/>
+      <w:pPr>
+        <w:ind w:left="4320" w:hanging="180"/>
+      </w:pPr>
+    </w:lvl>
+    <w:lvl w:ilvl="6" w:tplc="0C09000F" w:tentative="1">
+      <w:start w:val="1"/>
+      <w:numFmt w:val="decimal"/>
+      <w:lvlText w:val="%7."/>
+      <w:lvlJc w:val="left"/>
+      <w:pPr>
+        <w:ind w:left="5040" w:hanging="360"/>
+      </w:pPr>
+    </w:lvl>
+    <w:lvl w:ilvl="7" w:tplc="0C090019" w:tentative="1">
+      <w:start w:val="1"/>
+      <w:numFmt w:val="lowerLetter"/>
+      <w:lvlText w:val="%8."/>
+      <w:lvlJc w:val="left"/>
+      <w:pPr>
+        <w:ind w:left="5760" w:hanging="360"/>
+      </w:pPr>
+    </w:lvl>
+    <w:lvl w:ilvl="8" w:tplc="0C09001B" w:tentative="1">
+      <w:start w:val="1"/>
+      <w:numFmt w:val="lowerRoman"/>
+      <w:lvlText w:val="%9."/>
+      <w:lvlJc w:val="right"/>
+      <w:pPr>
+        <w:ind w:left="6480" w:hanging="180"/>
+      </w:pPr>
+    </w:lvl>
+  </w:abstractNum>
+  <w:abstractNum w:abstractNumId="1" w15:restartNumberingAfterBreak="0">
+    <w:nsid w:val="0D0C47D3"/>
+    <w:multiLevelType w:val="hybridMultilevel"/>
+    <w:tmpl w:val="8000E822"/>
+    <w:lvl w:ilvl="0" w:tplc="0C090001">
+      <w:start w:val="1"/>
+      <w:numFmt w:val="bullet"/>
+      <w:lvlText w:val=""/>
+      <w:lvlJc w:val="left"/>
+      <w:pPr>
+        <w:ind w:left="360" w:hanging="360"/>
+      </w:pPr>
+      <w:rPr>
+        <w:rFonts w:ascii="Symbol" w:hAnsi="Symbol" w:hint="default"/>
+      </w:rPr>
+    </w:lvl>
+    <w:lvl w:ilvl="1" w:tplc="0C090003" w:tentative="1">
+      <w:start w:val="1"/>
+      <w:numFmt w:val="bullet"/>
+      <w:lvlText w:val="o"/>
+      <w:lvlJc w:val="left"/>
+      <w:pPr>
+        <w:ind w:left="1080" w:hanging="360"/>
+      </w:pPr>
+      <w:rPr>
+        <w:rFonts w:ascii="Courier New" w:hAnsi="Courier New" w:cs="Courier New" w:hint="default"/>
+      </w:rPr>
+    </w:lvl>
+    <w:lvl w:ilvl="2" w:tplc="0C090005" w:tentative="1">
+      <w:start w:val="1"/>
+      <w:numFmt w:val="bullet"/>
+      <w:lvlText w:val=""/>
+      <w:lvlJc w:val="left"/>
+      <w:pPr>
+        <w:ind w:left="1800" w:hanging="360"/>
+      </w:pPr>
+      <w:rPr>
+        <w:rFonts w:ascii="Wingdings" w:hAnsi="Wingdings" w:hint="default"/>
+      </w:rPr>
+    </w:lvl>
+    <w:lvl w:ilvl="3" w:tplc="0C090001" w:tentative="1">
+      <w:start w:val="1"/>
+      <w:numFmt w:val="bullet"/>
+      <w:lvlText w:val=""/>
+      <w:lvlJc w:val="left"/>
+      <w:pPr>
+        <w:ind w:left="2520" w:hanging="360"/>
+      </w:pPr>
+      <w:rPr>
+        <w:rFonts w:ascii="Symbol" w:hAnsi="Symbol" w:hint="default"/>
+      </w:rPr>
+    </w:lvl>
+    <w:lvl w:ilvl="4" w:tplc="0C090003" w:tentative="1">
+      <w:start w:val="1"/>
+      <w:numFmt w:val="bullet"/>
+      <w:lvlText w:val="o"/>
+      <w:lvlJc w:val="left"/>
+      <w:pPr>
+        <w:ind w:left="3240" w:hanging="360"/>
+      </w:pPr>
+      <w:rPr>
+        <w:rFonts w:ascii="Courier New" w:hAnsi="Courier New" w:cs="Courier New" w:hint="default"/>
+      </w:rPr>
+    </w:lvl>
+    <w:lvl w:ilvl="5" w:tplc="0C090005" w:tentative="1">
+      <w:start w:val="1"/>
+      <w:numFmt w:val="bullet"/>
+      <w:lvlText w:val=""/>
+      <w:lvlJc w:val="left"/>
+      <w:pPr>
+        <w:ind w:left="3960" w:hanging="360"/>
+      </w:pPr>
+      <w:rPr>
+        <w:rFonts w:ascii="Wingdings" w:hAnsi="Wingdings" w:hint="default"/>
+      </w:rPr>
+    </w:lvl>
+    <w:lvl w:ilvl="6" w:tplc="0C090001" w:tentative="1">
+      <w:start w:val="1"/>
+      <w:numFmt w:val="bullet"/>
+      <w:lvlText w:val=""/>
+      <w:lvlJc w:val="left"/>
+      <w:pPr>
+        <w:ind w:left="4680" w:hanging="360"/>
+      </w:pPr>
+      <w:rPr>
+        <w:rFonts w:ascii="Symbol" w:hAnsi="Symbol" w:hint="default"/>
+      </w:rPr>
+    </w:lvl>
+    <w:lvl w:ilvl="7" w:tplc="0C090003" w:tentative="1">
+      <w:start w:val="1"/>
+      <w:numFmt w:val="bullet"/>
+      <w:lvlText w:val="o"/>
+      <w:lvlJc w:val="left"/>
+      <w:pPr>
+        <w:ind w:left="5400" w:hanging="360"/>
+      </w:pPr>
+      <w:rPr>
+        <w:rFonts w:ascii="Courier New" w:hAnsi="Courier New" w:cs="Courier New" w:hint="default"/>
+      </w:rPr>
+    </w:lvl>
+    <w:lvl w:ilvl="8" w:tplc="0C090005" w:tentative="1">
+      <w:start w:val="1"/>
+      <w:numFmt w:val="bullet"/>
+      <w:lvlText w:val=""/>
+      <w:lvlJc w:val="left"/>
+      <w:pPr>
+        <w:ind w:left="6120" w:hanging="360"/>
+      </w:pPr>
+      <w:rPr>
+        <w:rFonts w:ascii="Wingdings" w:hAnsi="Wingdings" w:hint="default"/>
+      </w:rPr>
+    </w:lvl>
+  </w:abstractNum>
+  <w:abstractNum w:abstractNumId="2" w15:restartNumberingAfterBreak="0">
     <w:nsid w:val="0F1E1B69"/>
     <w:multiLevelType w:val="hybridMultilevel"/>
     <w:tmpl w:val="84D8D212"/>
@@ -6954,7 +11128,7 @@
       </w:rPr>
     </w:lvl>
   </w:abstractNum>
-  <w:abstractNum w:abstractNumId="1" w15:restartNumberingAfterBreak="0">
+  <w:abstractNum w:abstractNumId="3" w15:restartNumberingAfterBreak="0">
     <w:nsid w:val="10B933D7"/>
     <w:multiLevelType w:val="hybridMultilevel"/>
     <w:tmpl w:val="0BF400E4"/>
@@ -7067,7 +11241,7 @@
       </w:rPr>
     </w:lvl>
   </w:abstractNum>
-  <w:abstractNum w:abstractNumId="2" w15:restartNumberingAfterBreak="0">
+  <w:abstractNum w:abstractNumId="4" w15:restartNumberingAfterBreak="0">
     <w:nsid w:val="12E514A1"/>
     <w:multiLevelType w:val="hybridMultilevel"/>
     <w:tmpl w:val="5238AF3C"/>
@@ -7180,7 +11354,233 @@
       </w:rPr>
     </w:lvl>
   </w:abstractNum>
-  <w:abstractNum w:abstractNumId="3" w15:restartNumberingAfterBreak="0">
+  <w:abstractNum w:abstractNumId="5" w15:restartNumberingAfterBreak="0">
+    <w:nsid w:val="1C007388"/>
+    <w:multiLevelType w:val="hybridMultilevel"/>
+    <w:tmpl w:val="0D0869E6"/>
+    <w:lvl w:ilvl="0" w:tplc="0C090001">
+      <w:start w:val="1"/>
+      <w:numFmt w:val="bullet"/>
+      <w:lvlText w:val=""/>
+      <w:lvlJc w:val="left"/>
+      <w:pPr>
+        <w:ind w:left="360" w:hanging="360"/>
+      </w:pPr>
+      <w:rPr>
+        <w:rFonts w:ascii="Symbol" w:hAnsi="Symbol" w:hint="default"/>
+      </w:rPr>
+    </w:lvl>
+    <w:lvl w:ilvl="1" w:tplc="0C090003" w:tentative="1">
+      <w:start w:val="1"/>
+      <w:numFmt w:val="bullet"/>
+      <w:lvlText w:val="o"/>
+      <w:lvlJc w:val="left"/>
+      <w:pPr>
+        <w:ind w:left="1080" w:hanging="360"/>
+      </w:pPr>
+      <w:rPr>
+        <w:rFonts w:ascii="Courier New" w:hAnsi="Courier New" w:cs="Courier New" w:hint="default"/>
+      </w:rPr>
+    </w:lvl>
+    <w:lvl w:ilvl="2" w:tplc="0C090005" w:tentative="1">
+      <w:start w:val="1"/>
+      <w:numFmt w:val="bullet"/>
+      <w:lvlText w:val=""/>
+      <w:lvlJc w:val="left"/>
+      <w:pPr>
+        <w:ind w:left="1800" w:hanging="360"/>
+      </w:pPr>
+      <w:rPr>
+        <w:rFonts w:ascii="Wingdings" w:hAnsi="Wingdings" w:hint="default"/>
+      </w:rPr>
+    </w:lvl>
+    <w:lvl w:ilvl="3" w:tplc="0C090001" w:tentative="1">
+      <w:start w:val="1"/>
+      <w:numFmt w:val="bullet"/>
+      <w:lvlText w:val=""/>
+      <w:lvlJc w:val="left"/>
+      <w:pPr>
+        <w:ind w:left="2520" w:hanging="360"/>
+      </w:pPr>
+      <w:rPr>
+        <w:rFonts w:ascii="Symbol" w:hAnsi="Symbol" w:hint="default"/>
+      </w:rPr>
+    </w:lvl>
+    <w:lvl w:ilvl="4" w:tplc="0C090003" w:tentative="1">
+      <w:start w:val="1"/>
+      <w:numFmt w:val="bullet"/>
+      <w:lvlText w:val="o"/>
+      <w:lvlJc w:val="left"/>
+      <w:pPr>
+        <w:ind w:left="3240" w:hanging="360"/>
+      </w:pPr>
+      <w:rPr>
+        <w:rFonts w:ascii="Courier New" w:hAnsi="Courier New" w:cs="Courier New" w:hint="default"/>
+      </w:rPr>
+    </w:lvl>
+    <w:lvl w:ilvl="5" w:tplc="0C090005" w:tentative="1">
+      <w:start w:val="1"/>
+      <w:numFmt w:val="bullet"/>
+      <w:lvlText w:val=""/>
+      <w:lvlJc w:val="left"/>
+      <w:pPr>
+        <w:ind w:left="3960" w:hanging="360"/>
+      </w:pPr>
+      <w:rPr>
+        <w:rFonts w:ascii="Wingdings" w:hAnsi="Wingdings" w:hint="default"/>
+      </w:rPr>
+    </w:lvl>
+    <w:lvl w:ilvl="6" w:tplc="0C090001" w:tentative="1">
+      <w:start w:val="1"/>
+      <w:numFmt w:val="bullet"/>
+      <w:lvlText w:val=""/>
+      <w:lvlJc w:val="left"/>
+      <w:pPr>
+        <w:ind w:left="4680" w:hanging="360"/>
+      </w:pPr>
+      <w:rPr>
+        <w:rFonts w:ascii="Symbol" w:hAnsi="Symbol" w:hint="default"/>
+      </w:rPr>
+    </w:lvl>
+    <w:lvl w:ilvl="7" w:tplc="0C090003" w:tentative="1">
+      <w:start w:val="1"/>
+      <w:numFmt w:val="bullet"/>
+      <w:lvlText w:val="o"/>
+      <w:lvlJc w:val="left"/>
+      <w:pPr>
+        <w:ind w:left="5400" w:hanging="360"/>
+      </w:pPr>
+      <w:rPr>
+        <w:rFonts w:ascii="Courier New" w:hAnsi="Courier New" w:cs="Courier New" w:hint="default"/>
+      </w:rPr>
+    </w:lvl>
+    <w:lvl w:ilvl="8" w:tplc="0C090005" w:tentative="1">
+      <w:start w:val="1"/>
+      <w:numFmt w:val="bullet"/>
+      <w:lvlText w:val=""/>
+      <w:lvlJc w:val="left"/>
+      <w:pPr>
+        <w:ind w:left="6120" w:hanging="360"/>
+      </w:pPr>
+      <w:rPr>
+        <w:rFonts w:ascii="Wingdings" w:hAnsi="Wingdings" w:hint="default"/>
+      </w:rPr>
+    </w:lvl>
+  </w:abstractNum>
+  <w:abstractNum w:abstractNumId="6" w15:restartNumberingAfterBreak="0">
+    <w:nsid w:val="25DD509F"/>
+    <w:multiLevelType w:val="hybridMultilevel"/>
+    <w:tmpl w:val="592662CA"/>
+    <w:lvl w:ilvl="0" w:tplc="0C090001">
+      <w:start w:val="1"/>
+      <w:numFmt w:val="bullet"/>
+      <w:lvlText w:val=""/>
+      <w:lvlJc w:val="left"/>
+      <w:pPr>
+        <w:ind w:left="360" w:hanging="360"/>
+      </w:pPr>
+      <w:rPr>
+        <w:rFonts w:ascii="Symbol" w:hAnsi="Symbol" w:hint="default"/>
+      </w:rPr>
+    </w:lvl>
+    <w:lvl w:ilvl="1" w:tplc="0C090003" w:tentative="1">
+      <w:start w:val="1"/>
+      <w:numFmt w:val="bullet"/>
+      <w:lvlText w:val="o"/>
+      <w:lvlJc w:val="left"/>
+      <w:pPr>
+        <w:ind w:left="1080" w:hanging="360"/>
+      </w:pPr>
+      <w:rPr>
+        <w:rFonts w:ascii="Courier New" w:hAnsi="Courier New" w:cs="Courier New" w:hint="default"/>
+      </w:rPr>
+    </w:lvl>
+    <w:lvl w:ilvl="2" w:tplc="0C090005" w:tentative="1">
+      <w:start w:val="1"/>
+      <w:numFmt w:val="bullet"/>
+      <w:lvlText w:val=""/>
+      <w:lvlJc w:val="left"/>
+      <w:pPr>
+        <w:ind w:left="1800" w:hanging="360"/>
+      </w:pPr>
+      <w:rPr>
+        <w:rFonts w:ascii="Wingdings" w:hAnsi="Wingdings" w:hint="default"/>
+      </w:rPr>
+    </w:lvl>
+    <w:lvl w:ilvl="3" w:tplc="0C090001" w:tentative="1">
+      <w:start w:val="1"/>
+      <w:numFmt w:val="bullet"/>
+      <w:lvlText w:val=""/>
+      <w:lvlJc w:val="left"/>
+      <w:pPr>
+        <w:ind w:left="2520" w:hanging="360"/>
+      </w:pPr>
+      <w:rPr>
+        <w:rFonts w:ascii="Symbol" w:hAnsi="Symbol" w:hint="default"/>
+      </w:rPr>
+    </w:lvl>
+    <w:lvl w:ilvl="4" w:tplc="0C090003" w:tentative="1">
+      <w:start w:val="1"/>
+      <w:numFmt w:val="bullet"/>
+      <w:lvlText w:val="o"/>
+      <w:lvlJc w:val="left"/>
+      <w:pPr>
+        <w:ind w:left="3240" w:hanging="360"/>
+      </w:pPr>
+      <w:rPr>
+        <w:rFonts w:ascii="Courier New" w:hAnsi="Courier New" w:cs="Courier New" w:hint="default"/>
+      </w:rPr>
+    </w:lvl>
+    <w:lvl w:ilvl="5" w:tplc="0C090005" w:tentative="1">
+      <w:start w:val="1"/>
+      <w:numFmt w:val="bullet"/>
+      <w:lvlText w:val=""/>
+      <w:lvlJc w:val="left"/>
+      <w:pPr>
+        <w:ind w:left="3960" w:hanging="360"/>
+      </w:pPr>
+      <w:rPr>
+        <w:rFonts w:ascii="Wingdings" w:hAnsi="Wingdings" w:hint="default"/>
+      </w:rPr>
+    </w:lvl>
+    <w:lvl w:ilvl="6" w:tplc="0C090001" w:tentative="1">
+      <w:start w:val="1"/>
+      <w:numFmt w:val="bullet"/>
+      <w:lvlText w:val=""/>
+      <w:lvlJc w:val="left"/>
+      <w:pPr>
+        <w:ind w:left="4680" w:hanging="360"/>
+      </w:pPr>
+      <w:rPr>
+        <w:rFonts w:ascii="Symbol" w:hAnsi="Symbol" w:hint="default"/>
+      </w:rPr>
+    </w:lvl>
+    <w:lvl w:ilvl="7" w:tplc="0C090003" w:tentative="1">
+      <w:start w:val="1"/>
+      <w:numFmt w:val="bullet"/>
+      <w:lvlText w:val="o"/>
+      <w:lvlJc w:val="left"/>
+      <w:pPr>
+        <w:ind w:left="5400" w:hanging="360"/>
+      </w:pPr>
+      <w:rPr>
+        <w:rFonts w:ascii="Courier New" w:hAnsi="Courier New" w:cs="Courier New" w:hint="default"/>
+      </w:rPr>
+    </w:lvl>
+    <w:lvl w:ilvl="8" w:tplc="0C090005" w:tentative="1">
+      <w:start w:val="1"/>
+      <w:numFmt w:val="bullet"/>
+      <w:lvlText w:val=""/>
+      <w:lvlJc w:val="left"/>
+      <w:pPr>
+        <w:ind w:left="6120" w:hanging="360"/>
+      </w:pPr>
+      <w:rPr>
+        <w:rFonts w:ascii="Wingdings" w:hAnsi="Wingdings" w:hint="default"/>
+      </w:rPr>
+    </w:lvl>
+  </w:abstractNum>
+  <w:abstractNum w:abstractNumId="7" w15:restartNumberingAfterBreak="0">
     <w:nsid w:val="280A30DA"/>
     <w:multiLevelType w:val="hybridMultilevel"/>
     <w:tmpl w:val="9698D9BA"/>
@@ -7293,7 +11693,7 @@
       </w:rPr>
     </w:lvl>
   </w:abstractNum>
-  <w:abstractNum w:abstractNumId="4" w15:restartNumberingAfterBreak="0">
+  <w:abstractNum w:abstractNumId="8" w15:restartNumberingAfterBreak="0">
     <w:nsid w:val="2BEF37AD"/>
     <w:multiLevelType w:val="hybridMultilevel"/>
     <w:tmpl w:val="DDEE9362"/>
@@ -7406,7 +11806,7 @@
       </w:rPr>
     </w:lvl>
   </w:abstractNum>
-  <w:abstractNum w:abstractNumId="5" w15:restartNumberingAfterBreak="0">
+  <w:abstractNum w:abstractNumId="9" w15:restartNumberingAfterBreak="0">
     <w:nsid w:val="38CC1C9F"/>
     <w:multiLevelType w:val="hybridMultilevel"/>
     <w:tmpl w:val="1D883956"/>
@@ -7519,7 +11919,7 @@
       </w:rPr>
     </w:lvl>
   </w:abstractNum>
-  <w:abstractNum w:abstractNumId="6" w15:restartNumberingAfterBreak="0">
+  <w:abstractNum w:abstractNumId="10" w15:restartNumberingAfterBreak="0">
     <w:nsid w:val="39BE5C9B"/>
     <w:multiLevelType w:val="hybridMultilevel"/>
     <w:tmpl w:val="3BDE4582"/>
@@ -7632,7 +12032,233 @@
       </w:rPr>
     </w:lvl>
   </w:abstractNum>
-  <w:abstractNum w:abstractNumId="7" w15:restartNumberingAfterBreak="0">
+  <w:abstractNum w:abstractNumId="11" w15:restartNumberingAfterBreak="0">
+    <w:nsid w:val="3A340D93"/>
+    <w:multiLevelType w:val="hybridMultilevel"/>
+    <w:tmpl w:val="05640FB8"/>
+    <w:lvl w:ilvl="0" w:tplc="0C090001">
+      <w:start w:val="1"/>
+      <w:numFmt w:val="bullet"/>
+      <w:lvlText w:val=""/>
+      <w:lvlJc w:val="left"/>
+      <w:pPr>
+        <w:ind w:left="360" w:hanging="360"/>
+      </w:pPr>
+      <w:rPr>
+        <w:rFonts w:ascii="Symbol" w:hAnsi="Symbol" w:hint="default"/>
+      </w:rPr>
+    </w:lvl>
+    <w:lvl w:ilvl="1" w:tplc="0C090003" w:tentative="1">
+      <w:start w:val="1"/>
+      <w:numFmt w:val="bullet"/>
+      <w:lvlText w:val="o"/>
+      <w:lvlJc w:val="left"/>
+      <w:pPr>
+        <w:ind w:left="1080" w:hanging="360"/>
+      </w:pPr>
+      <w:rPr>
+        <w:rFonts w:ascii="Courier New" w:hAnsi="Courier New" w:cs="Courier New" w:hint="default"/>
+      </w:rPr>
+    </w:lvl>
+    <w:lvl w:ilvl="2" w:tplc="0C090005" w:tentative="1">
+      <w:start w:val="1"/>
+      <w:numFmt w:val="bullet"/>
+      <w:lvlText w:val=""/>
+      <w:lvlJc w:val="left"/>
+      <w:pPr>
+        <w:ind w:left="1800" w:hanging="360"/>
+      </w:pPr>
+      <w:rPr>
+        <w:rFonts w:ascii="Wingdings" w:hAnsi="Wingdings" w:hint="default"/>
+      </w:rPr>
+    </w:lvl>
+    <w:lvl w:ilvl="3" w:tplc="0C090001" w:tentative="1">
+      <w:start w:val="1"/>
+      <w:numFmt w:val="bullet"/>
+      <w:lvlText w:val=""/>
+      <w:lvlJc w:val="left"/>
+      <w:pPr>
+        <w:ind w:left="2520" w:hanging="360"/>
+      </w:pPr>
+      <w:rPr>
+        <w:rFonts w:ascii="Symbol" w:hAnsi="Symbol" w:hint="default"/>
+      </w:rPr>
+    </w:lvl>
+    <w:lvl w:ilvl="4" w:tplc="0C090003" w:tentative="1">
+      <w:start w:val="1"/>
+      <w:numFmt w:val="bullet"/>
+      <w:lvlText w:val="o"/>
+      <w:lvlJc w:val="left"/>
+      <w:pPr>
+        <w:ind w:left="3240" w:hanging="360"/>
+      </w:pPr>
+      <w:rPr>
+        <w:rFonts w:ascii="Courier New" w:hAnsi="Courier New" w:cs="Courier New" w:hint="default"/>
+      </w:rPr>
+    </w:lvl>
+    <w:lvl w:ilvl="5" w:tplc="0C090005" w:tentative="1">
+      <w:start w:val="1"/>
+      <w:numFmt w:val="bullet"/>
+      <w:lvlText w:val=""/>
+      <w:lvlJc w:val="left"/>
+      <w:pPr>
+        <w:ind w:left="3960" w:hanging="360"/>
+      </w:pPr>
+      <w:rPr>
+        <w:rFonts w:ascii="Wingdings" w:hAnsi="Wingdings" w:hint="default"/>
+      </w:rPr>
+    </w:lvl>
+    <w:lvl w:ilvl="6" w:tplc="0C090001" w:tentative="1">
+      <w:start w:val="1"/>
+      <w:numFmt w:val="bullet"/>
+      <w:lvlText w:val=""/>
+      <w:lvlJc w:val="left"/>
+      <w:pPr>
+        <w:ind w:left="4680" w:hanging="360"/>
+      </w:pPr>
+      <w:rPr>
+        <w:rFonts w:ascii="Symbol" w:hAnsi="Symbol" w:hint="default"/>
+      </w:rPr>
+    </w:lvl>
+    <w:lvl w:ilvl="7" w:tplc="0C090003" w:tentative="1">
+      <w:start w:val="1"/>
+      <w:numFmt w:val="bullet"/>
+      <w:lvlText w:val="o"/>
+      <w:lvlJc w:val="left"/>
+      <w:pPr>
+        <w:ind w:left="5400" w:hanging="360"/>
+      </w:pPr>
+      <w:rPr>
+        <w:rFonts w:ascii="Courier New" w:hAnsi="Courier New" w:cs="Courier New" w:hint="default"/>
+      </w:rPr>
+    </w:lvl>
+    <w:lvl w:ilvl="8" w:tplc="0C090005" w:tentative="1">
+      <w:start w:val="1"/>
+      <w:numFmt w:val="bullet"/>
+      <w:lvlText w:val=""/>
+      <w:lvlJc w:val="left"/>
+      <w:pPr>
+        <w:ind w:left="6120" w:hanging="360"/>
+      </w:pPr>
+      <w:rPr>
+        <w:rFonts w:ascii="Wingdings" w:hAnsi="Wingdings" w:hint="default"/>
+      </w:rPr>
+    </w:lvl>
+  </w:abstractNum>
+  <w:abstractNum w:abstractNumId="12" w15:restartNumberingAfterBreak="0">
+    <w:nsid w:val="3D105C69"/>
+    <w:multiLevelType w:val="hybridMultilevel"/>
+    <w:tmpl w:val="C6BA4992"/>
+    <w:lvl w:ilvl="0" w:tplc="0C090001">
+      <w:start w:val="1"/>
+      <w:numFmt w:val="bullet"/>
+      <w:lvlText w:val=""/>
+      <w:lvlJc w:val="left"/>
+      <w:pPr>
+        <w:ind w:left="360" w:hanging="360"/>
+      </w:pPr>
+      <w:rPr>
+        <w:rFonts w:ascii="Symbol" w:hAnsi="Symbol" w:hint="default"/>
+      </w:rPr>
+    </w:lvl>
+    <w:lvl w:ilvl="1" w:tplc="0C090003">
+      <w:start w:val="1"/>
+      <w:numFmt w:val="bullet"/>
+      <w:lvlText w:val="o"/>
+      <w:lvlJc w:val="left"/>
+      <w:pPr>
+        <w:ind w:left="1080" w:hanging="360"/>
+      </w:pPr>
+      <w:rPr>
+        <w:rFonts w:ascii="Courier New" w:hAnsi="Courier New" w:cs="Courier New" w:hint="default"/>
+      </w:rPr>
+    </w:lvl>
+    <w:lvl w:ilvl="2" w:tplc="0C090005" w:tentative="1">
+      <w:start w:val="1"/>
+      <w:numFmt w:val="bullet"/>
+      <w:lvlText w:val=""/>
+      <w:lvlJc w:val="left"/>
+      <w:pPr>
+        <w:ind w:left="1800" w:hanging="360"/>
+      </w:pPr>
+      <w:rPr>
+        <w:rFonts w:ascii="Wingdings" w:hAnsi="Wingdings" w:hint="default"/>
+      </w:rPr>
+    </w:lvl>
+    <w:lvl w:ilvl="3" w:tplc="0C090001" w:tentative="1">
+      <w:start w:val="1"/>
+      <w:numFmt w:val="bullet"/>
+      <w:lvlText w:val=""/>
+      <w:lvlJc w:val="left"/>
+      <w:pPr>
+        <w:ind w:left="2520" w:hanging="360"/>
+      </w:pPr>
+      <w:rPr>
+        <w:rFonts w:ascii="Symbol" w:hAnsi="Symbol" w:hint="default"/>
+      </w:rPr>
+    </w:lvl>
+    <w:lvl w:ilvl="4" w:tplc="0C090003" w:tentative="1">
+      <w:start w:val="1"/>
+      <w:numFmt w:val="bullet"/>
+      <w:lvlText w:val="o"/>
+      <w:lvlJc w:val="left"/>
+      <w:pPr>
+        <w:ind w:left="3240" w:hanging="360"/>
+      </w:pPr>
+      <w:rPr>
+        <w:rFonts w:ascii="Courier New" w:hAnsi="Courier New" w:cs="Courier New" w:hint="default"/>
+      </w:rPr>
+    </w:lvl>
+    <w:lvl w:ilvl="5" w:tplc="0C090005" w:tentative="1">
+      <w:start w:val="1"/>
+      <w:numFmt w:val="bullet"/>
+      <w:lvlText w:val=""/>
+      <w:lvlJc w:val="left"/>
+      <w:pPr>
+        <w:ind w:left="3960" w:hanging="360"/>
+      </w:pPr>
+      <w:rPr>
+        <w:rFonts w:ascii="Wingdings" w:hAnsi="Wingdings" w:hint="default"/>
+      </w:rPr>
+    </w:lvl>
+    <w:lvl w:ilvl="6" w:tplc="0C090001" w:tentative="1">
+      <w:start w:val="1"/>
+      <w:numFmt w:val="bullet"/>
+      <w:lvlText w:val=""/>
+      <w:lvlJc w:val="left"/>
+      <w:pPr>
+        <w:ind w:left="4680" w:hanging="360"/>
+      </w:pPr>
+      <w:rPr>
+        <w:rFonts w:ascii="Symbol" w:hAnsi="Symbol" w:hint="default"/>
+      </w:rPr>
+    </w:lvl>
+    <w:lvl w:ilvl="7" w:tplc="0C090003" w:tentative="1">
+      <w:start w:val="1"/>
+      <w:numFmt w:val="bullet"/>
+      <w:lvlText w:val="o"/>
+      <w:lvlJc w:val="left"/>
+      <w:pPr>
+        <w:ind w:left="5400" w:hanging="360"/>
+      </w:pPr>
+      <w:rPr>
+        <w:rFonts w:ascii="Courier New" w:hAnsi="Courier New" w:cs="Courier New" w:hint="default"/>
+      </w:rPr>
+    </w:lvl>
+    <w:lvl w:ilvl="8" w:tplc="0C090005" w:tentative="1">
+      <w:start w:val="1"/>
+      <w:numFmt w:val="bullet"/>
+      <w:lvlText w:val=""/>
+      <w:lvlJc w:val="left"/>
+      <w:pPr>
+        <w:ind w:left="6120" w:hanging="360"/>
+      </w:pPr>
+      <w:rPr>
+        <w:rFonts w:ascii="Wingdings" w:hAnsi="Wingdings" w:hint="default"/>
+      </w:rPr>
+    </w:lvl>
+  </w:abstractNum>
+  <w:abstractNum w:abstractNumId="13" w15:restartNumberingAfterBreak="0">
     <w:nsid w:val="3D470236"/>
     <w:multiLevelType w:val="hybridMultilevel"/>
     <w:tmpl w:val="BADE6096"/>
@@ -7660,6 +12286,119 @@
         <w:rFonts w:ascii="Courier New" w:hAnsi="Courier New" w:cs="Courier New" w:hint="default"/>
       </w:rPr>
     </w:lvl>
+    <w:lvl w:ilvl="2" w:tplc="0C090005">
+      <w:start w:val="1"/>
+      <w:numFmt w:val="bullet"/>
+      <w:lvlText w:val=""/>
+      <w:lvlJc w:val="left"/>
+      <w:pPr>
+        <w:ind w:left="1800" w:hanging="360"/>
+      </w:pPr>
+      <w:rPr>
+        <w:rFonts w:ascii="Wingdings" w:hAnsi="Wingdings" w:hint="default"/>
+      </w:rPr>
+    </w:lvl>
+    <w:lvl w:ilvl="3" w:tplc="0C090001">
+      <w:start w:val="1"/>
+      <w:numFmt w:val="bullet"/>
+      <w:lvlText w:val=""/>
+      <w:lvlJc w:val="left"/>
+      <w:pPr>
+        <w:ind w:left="2520" w:hanging="360"/>
+      </w:pPr>
+      <w:rPr>
+        <w:rFonts w:ascii="Symbol" w:hAnsi="Symbol" w:hint="default"/>
+      </w:rPr>
+    </w:lvl>
+    <w:lvl w:ilvl="4" w:tplc="0C090003" w:tentative="1">
+      <w:start w:val="1"/>
+      <w:numFmt w:val="bullet"/>
+      <w:lvlText w:val="o"/>
+      <w:lvlJc w:val="left"/>
+      <w:pPr>
+        <w:ind w:left="3240" w:hanging="360"/>
+      </w:pPr>
+      <w:rPr>
+        <w:rFonts w:ascii="Courier New" w:hAnsi="Courier New" w:cs="Courier New" w:hint="default"/>
+      </w:rPr>
+    </w:lvl>
+    <w:lvl w:ilvl="5" w:tplc="0C090005" w:tentative="1">
+      <w:start w:val="1"/>
+      <w:numFmt w:val="bullet"/>
+      <w:lvlText w:val=""/>
+      <w:lvlJc w:val="left"/>
+      <w:pPr>
+        <w:ind w:left="3960" w:hanging="360"/>
+      </w:pPr>
+      <w:rPr>
+        <w:rFonts w:ascii="Wingdings" w:hAnsi="Wingdings" w:hint="default"/>
+      </w:rPr>
+    </w:lvl>
+    <w:lvl w:ilvl="6" w:tplc="0C090001" w:tentative="1">
+      <w:start w:val="1"/>
+      <w:numFmt w:val="bullet"/>
+      <w:lvlText w:val=""/>
+      <w:lvlJc w:val="left"/>
+      <w:pPr>
+        <w:ind w:left="4680" w:hanging="360"/>
+      </w:pPr>
+      <w:rPr>
+        <w:rFonts w:ascii="Symbol" w:hAnsi="Symbol" w:hint="default"/>
+      </w:rPr>
+    </w:lvl>
+    <w:lvl w:ilvl="7" w:tplc="0C090003" w:tentative="1">
+      <w:start w:val="1"/>
+      <w:numFmt w:val="bullet"/>
+      <w:lvlText w:val="o"/>
+      <w:lvlJc w:val="left"/>
+      <w:pPr>
+        <w:ind w:left="5400" w:hanging="360"/>
+      </w:pPr>
+      <w:rPr>
+        <w:rFonts w:ascii="Courier New" w:hAnsi="Courier New" w:cs="Courier New" w:hint="default"/>
+      </w:rPr>
+    </w:lvl>
+    <w:lvl w:ilvl="8" w:tplc="0C090005" w:tentative="1">
+      <w:start w:val="1"/>
+      <w:numFmt w:val="bullet"/>
+      <w:lvlText w:val=""/>
+      <w:lvlJc w:val="left"/>
+      <w:pPr>
+        <w:ind w:left="6120" w:hanging="360"/>
+      </w:pPr>
+      <w:rPr>
+        <w:rFonts w:ascii="Wingdings" w:hAnsi="Wingdings" w:hint="default"/>
+      </w:rPr>
+    </w:lvl>
+  </w:abstractNum>
+  <w:abstractNum w:abstractNumId="14" w15:restartNumberingAfterBreak="0">
+    <w:nsid w:val="447D22FA"/>
+    <w:multiLevelType w:val="hybridMultilevel"/>
+    <w:tmpl w:val="35568372"/>
+    <w:lvl w:ilvl="0" w:tplc="0C090001">
+      <w:start w:val="1"/>
+      <w:numFmt w:val="bullet"/>
+      <w:lvlText w:val=""/>
+      <w:lvlJc w:val="left"/>
+      <w:pPr>
+        <w:ind w:left="360" w:hanging="360"/>
+      </w:pPr>
+      <w:rPr>
+        <w:rFonts w:ascii="Symbol" w:hAnsi="Symbol" w:hint="default"/>
+      </w:rPr>
+    </w:lvl>
+    <w:lvl w:ilvl="1" w:tplc="0C090003">
+      <w:start w:val="1"/>
+      <w:numFmt w:val="bullet"/>
+      <w:lvlText w:val="o"/>
+      <w:lvlJc w:val="left"/>
+      <w:pPr>
+        <w:ind w:left="1080" w:hanging="360"/>
+      </w:pPr>
+      <w:rPr>
+        <w:rFonts w:ascii="Courier New" w:hAnsi="Courier New" w:cs="Courier New" w:hint="default"/>
+      </w:rPr>
+    </w:lvl>
     <w:lvl w:ilvl="2" w:tplc="0C090005" w:tentative="1">
       <w:start w:val="1"/>
       <w:numFmt w:val="bullet"/>
@@ -7745,7 +12484,120 @@
       </w:rPr>
     </w:lvl>
   </w:abstractNum>
-  <w:abstractNum w:abstractNumId="8" w15:restartNumberingAfterBreak="0">
+  <w:abstractNum w:abstractNumId="15" w15:restartNumberingAfterBreak="0">
+    <w:nsid w:val="46EB5BB5"/>
+    <w:multiLevelType w:val="hybridMultilevel"/>
+    <w:tmpl w:val="015C74D0"/>
+    <w:lvl w:ilvl="0" w:tplc="0C090001">
+      <w:start w:val="1"/>
+      <w:numFmt w:val="bullet"/>
+      <w:lvlText w:val=""/>
+      <w:lvlJc w:val="left"/>
+      <w:pPr>
+        <w:ind w:left="360" w:hanging="360"/>
+      </w:pPr>
+      <w:rPr>
+        <w:rFonts w:ascii="Symbol" w:hAnsi="Symbol" w:hint="default"/>
+      </w:rPr>
+    </w:lvl>
+    <w:lvl w:ilvl="1" w:tplc="0C090003">
+      <w:start w:val="1"/>
+      <w:numFmt w:val="bullet"/>
+      <w:lvlText w:val="o"/>
+      <w:lvlJc w:val="left"/>
+      <w:pPr>
+        <w:ind w:left="1080" w:hanging="360"/>
+      </w:pPr>
+      <w:rPr>
+        <w:rFonts w:ascii="Courier New" w:hAnsi="Courier New" w:cs="Courier New" w:hint="default"/>
+      </w:rPr>
+    </w:lvl>
+    <w:lvl w:ilvl="2" w:tplc="0C090005" w:tentative="1">
+      <w:start w:val="1"/>
+      <w:numFmt w:val="bullet"/>
+      <w:lvlText w:val=""/>
+      <w:lvlJc w:val="left"/>
+      <w:pPr>
+        <w:ind w:left="1800" w:hanging="360"/>
+      </w:pPr>
+      <w:rPr>
+        <w:rFonts w:ascii="Wingdings" w:hAnsi="Wingdings" w:hint="default"/>
+      </w:rPr>
+    </w:lvl>
+    <w:lvl w:ilvl="3" w:tplc="0C090001" w:tentative="1">
+      <w:start w:val="1"/>
+      <w:numFmt w:val="bullet"/>
+      <w:lvlText w:val=""/>
+      <w:lvlJc w:val="left"/>
+      <w:pPr>
+        <w:ind w:left="2520" w:hanging="360"/>
+      </w:pPr>
+      <w:rPr>
+        <w:rFonts w:ascii="Symbol" w:hAnsi="Symbol" w:hint="default"/>
+      </w:rPr>
+    </w:lvl>
+    <w:lvl w:ilvl="4" w:tplc="0C090003" w:tentative="1">
+      <w:start w:val="1"/>
+      <w:numFmt w:val="bullet"/>
+      <w:lvlText w:val="o"/>
+      <w:lvlJc w:val="left"/>
+      <w:pPr>
+        <w:ind w:left="3240" w:hanging="360"/>
+      </w:pPr>
+      <w:rPr>
+        <w:rFonts w:ascii="Courier New" w:hAnsi="Courier New" w:cs="Courier New" w:hint="default"/>
+      </w:rPr>
+    </w:lvl>
+    <w:lvl w:ilvl="5" w:tplc="0C090005" w:tentative="1">
+      <w:start w:val="1"/>
+      <w:numFmt w:val="bullet"/>
+      <w:lvlText w:val=""/>
+      <w:lvlJc w:val="left"/>
+      <w:pPr>
+        <w:ind w:left="3960" w:hanging="360"/>
+      </w:pPr>
+      <w:rPr>
+        <w:rFonts w:ascii="Wingdings" w:hAnsi="Wingdings" w:hint="default"/>
+      </w:rPr>
+    </w:lvl>
+    <w:lvl w:ilvl="6" w:tplc="0C090001" w:tentative="1">
+      <w:start w:val="1"/>
+      <w:numFmt w:val="bullet"/>
+      <w:lvlText w:val=""/>
+      <w:lvlJc w:val="left"/>
+      <w:pPr>
+        <w:ind w:left="4680" w:hanging="360"/>
+      </w:pPr>
+      <w:rPr>
+        <w:rFonts w:ascii="Symbol" w:hAnsi="Symbol" w:hint="default"/>
+      </w:rPr>
+    </w:lvl>
+    <w:lvl w:ilvl="7" w:tplc="0C090003" w:tentative="1">
+      <w:start w:val="1"/>
+      <w:numFmt w:val="bullet"/>
+      <w:lvlText w:val="o"/>
+      <w:lvlJc w:val="left"/>
+      <w:pPr>
+        <w:ind w:left="5400" w:hanging="360"/>
+      </w:pPr>
+      <w:rPr>
+        <w:rFonts w:ascii="Courier New" w:hAnsi="Courier New" w:cs="Courier New" w:hint="default"/>
+      </w:rPr>
+    </w:lvl>
+    <w:lvl w:ilvl="8" w:tplc="0C090005" w:tentative="1">
+      <w:start w:val="1"/>
+      <w:numFmt w:val="bullet"/>
+      <w:lvlText w:val=""/>
+      <w:lvlJc w:val="left"/>
+      <w:pPr>
+        <w:ind w:left="6120" w:hanging="360"/>
+      </w:pPr>
+      <w:rPr>
+        <w:rFonts w:ascii="Wingdings" w:hAnsi="Wingdings" w:hint="default"/>
+      </w:rPr>
+    </w:lvl>
+  </w:abstractNum>
+  <w:abstractNum w:abstractNumId="16" w15:restartNumberingAfterBreak="0">
     <w:nsid w:val="47EA10E0"/>
     <w:multiLevelType w:val="hybridMultilevel"/>
     <w:tmpl w:val="47FCF308"/>
@@ -7858,7 +12710,233 @@
       </w:rPr>
     </w:lvl>
   </w:abstractNum>
-  <w:abstractNum w:abstractNumId="9" w15:restartNumberingAfterBreak="0">
+  <w:abstractNum w:abstractNumId="17" w15:restartNumberingAfterBreak="0">
+    <w:nsid w:val="4A3B71FE"/>
+    <w:multiLevelType w:val="hybridMultilevel"/>
+    <w:tmpl w:val="BAEC612A"/>
+    <w:lvl w:ilvl="0" w:tplc="0C090001">
+      <w:start w:val="1"/>
+      <w:numFmt w:val="bullet"/>
+      <w:lvlText w:val=""/>
+      <w:lvlJc w:val="left"/>
+      <w:pPr>
+        <w:ind w:left="360" w:hanging="360"/>
+      </w:pPr>
+      <w:rPr>
+        <w:rFonts w:ascii="Symbol" w:hAnsi="Symbol" w:hint="default"/>
+      </w:rPr>
+    </w:lvl>
+    <w:lvl w:ilvl="1" w:tplc="0C090003" w:tentative="1">
+      <w:start w:val="1"/>
+      <w:numFmt w:val="bullet"/>
+      <w:lvlText w:val="o"/>
+      <w:lvlJc w:val="left"/>
+      <w:pPr>
+        <w:ind w:left="1080" w:hanging="360"/>
+      </w:pPr>
+      <w:rPr>
+        <w:rFonts w:ascii="Courier New" w:hAnsi="Courier New" w:cs="Courier New" w:hint="default"/>
+      </w:rPr>
+    </w:lvl>
+    <w:lvl w:ilvl="2" w:tplc="0C090005" w:tentative="1">
+      <w:start w:val="1"/>
+      <w:numFmt w:val="bullet"/>
+      <w:lvlText w:val=""/>
+      <w:lvlJc w:val="left"/>
+      <w:pPr>
+        <w:ind w:left="1800" w:hanging="360"/>
+      </w:pPr>
+      <w:rPr>
+        <w:rFonts w:ascii="Wingdings" w:hAnsi="Wingdings" w:hint="default"/>
+      </w:rPr>
+    </w:lvl>
+    <w:lvl w:ilvl="3" w:tplc="0C090001" w:tentative="1">
+      <w:start w:val="1"/>
+      <w:numFmt w:val="bullet"/>
+      <w:lvlText w:val=""/>
+      <w:lvlJc w:val="left"/>
+      <w:pPr>
+        <w:ind w:left="2520" w:hanging="360"/>
+      </w:pPr>
+      <w:rPr>
+        <w:rFonts w:ascii="Symbol" w:hAnsi="Symbol" w:hint="default"/>
+      </w:rPr>
+    </w:lvl>
+    <w:lvl w:ilvl="4" w:tplc="0C090003" w:tentative="1">
+      <w:start w:val="1"/>
+      <w:numFmt w:val="bullet"/>
+      <w:lvlText w:val="o"/>
+      <w:lvlJc w:val="left"/>
+      <w:pPr>
+        <w:ind w:left="3240" w:hanging="360"/>
+      </w:pPr>
+      <w:rPr>
+        <w:rFonts w:ascii="Courier New" w:hAnsi="Courier New" w:cs="Courier New" w:hint="default"/>
+      </w:rPr>
+    </w:lvl>
+    <w:lvl w:ilvl="5" w:tplc="0C090005" w:tentative="1">
+      <w:start w:val="1"/>
+      <w:numFmt w:val="bullet"/>
+      <w:lvlText w:val=""/>
+      <w:lvlJc w:val="left"/>
+      <w:pPr>
+        <w:ind w:left="3960" w:hanging="360"/>
+      </w:pPr>
+      <w:rPr>
+        <w:rFonts w:ascii="Wingdings" w:hAnsi="Wingdings" w:hint="default"/>
+      </w:rPr>
+    </w:lvl>
+    <w:lvl w:ilvl="6" w:tplc="0C090001" w:tentative="1">
+      <w:start w:val="1"/>
+      <w:numFmt w:val="bullet"/>
+      <w:lvlText w:val=""/>
+      <w:lvlJc w:val="left"/>
+      <w:pPr>
+        <w:ind w:left="4680" w:hanging="360"/>
+      </w:pPr>
+      <w:rPr>
+        <w:rFonts w:ascii="Symbol" w:hAnsi="Symbol" w:hint="default"/>
+      </w:rPr>
+    </w:lvl>
+    <w:lvl w:ilvl="7" w:tplc="0C090003" w:tentative="1">
+      <w:start w:val="1"/>
+      <w:numFmt w:val="bullet"/>
+      <w:lvlText w:val="o"/>
+      <w:lvlJc w:val="left"/>
+      <w:pPr>
+        <w:ind w:left="5400" w:hanging="360"/>
+      </w:pPr>
+      <w:rPr>
+        <w:rFonts w:ascii="Courier New" w:hAnsi="Courier New" w:cs="Courier New" w:hint="default"/>
+      </w:rPr>
+    </w:lvl>
+    <w:lvl w:ilvl="8" w:tplc="0C090005" w:tentative="1">
+      <w:start w:val="1"/>
+      <w:numFmt w:val="bullet"/>
+      <w:lvlText w:val=""/>
+      <w:lvlJc w:val="left"/>
+      <w:pPr>
+        <w:ind w:left="6120" w:hanging="360"/>
+      </w:pPr>
+      <w:rPr>
+        <w:rFonts w:ascii="Wingdings" w:hAnsi="Wingdings" w:hint="default"/>
+      </w:rPr>
+    </w:lvl>
+  </w:abstractNum>
+  <w:abstractNum w:abstractNumId="18" w15:restartNumberingAfterBreak="0">
+    <w:nsid w:val="4AE616A9"/>
+    <w:multiLevelType w:val="hybridMultilevel"/>
+    <w:tmpl w:val="8E96977A"/>
+    <w:lvl w:ilvl="0" w:tplc="0C090001">
+      <w:start w:val="1"/>
+      <w:numFmt w:val="bullet"/>
+      <w:lvlText w:val=""/>
+      <w:lvlJc w:val="left"/>
+      <w:pPr>
+        <w:ind w:left="360" w:hanging="360"/>
+      </w:pPr>
+      <w:rPr>
+        <w:rFonts w:ascii="Symbol" w:hAnsi="Symbol" w:hint="default"/>
+      </w:rPr>
+    </w:lvl>
+    <w:lvl w:ilvl="1" w:tplc="0C090003">
+      <w:start w:val="1"/>
+      <w:numFmt w:val="bullet"/>
+      <w:lvlText w:val="o"/>
+      <w:lvlJc w:val="left"/>
+      <w:pPr>
+        <w:ind w:left="1080" w:hanging="360"/>
+      </w:pPr>
+      <w:rPr>
+        <w:rFonts w:ascii="Courier New" w:hAnsi="Courier New" w:cs="Courier New" w:hint="default"/>
+      </w:rPr>
+    </w:lvl>
+    <w:lvl w:ilvl="2" w:tplc="0C090005">
+      <w:start w:val="1"/>
+      <w:numFmt w:val="bullet"/>
+      <w:lvlText w:val=""/>
+      <w:lvlJc w:val="left"/>
+      <w:pPr>
+        <w:ind w:left="1800" w:hanging="360"/>
+      </w:pPr>
+      <w:rPr>
+        <w:rFonts w:ascii="Wingdings" w:hAnsi="Wingdings" w:hint="default"/>
+      </w:rPr>
+    </w:lvl>
+    <w:lvl w:ilvl="3" w:tplc="0C090001" w:tentative="1">
+      <w:start w:val="1"/>
+      <w:numFmt w:val="bullet"/>
+      <w:lvlText w:val=""/>
+      <w:lvlJc w:val="left"/>
+      <w:pPr>
+        <w:ind w:left="2520" w:hanging="360"/>
+      </w:pPr>
+      <w:rPr>
+        <w:rFonts w:ascii="Symbol" w:hAnsi="Symbol" w:hint="default"/>
+      </w:rPr>
+    </w:lvl>
+    <w:lvl w:ilvl="4" w:tplc="0C090003" w:tentative="1">
+      <w:start w:val="1"/>
+      <w:numFmt w:val="bullet"/>
+      <w:lvlText w:val="o"/>
+      <w:lvlJc w:val="left"/>
+      <w:pPr>
+        <w:ind w:left="3240" w:hanging="360"/>
+      </w:pPr>
+      <w:rPr>
+        <w:rFonts w:ascii="Courier New" w:hAnsi="Courier New" w:cs="Courier New" w:hint="default"/>
+      </w:rPr>
+    </w:lvl>
+    <w:lvl w:ilvl="5" w:tplc="0C090005" w:tentative="1">
+      <w:start w:val="1"/>
+      <w:numFmt w:val="bullet"/>
+      <w:lvlText w:val=""/>
+      <w:lvlJc w:val="left"/>
+      <w:pPr>
+        <w:ind w:left="3960" w:hanging="360"/>
+      </w:pPr>
+      <w:rPr>
+        <w:rFonts w:ascii="Wingdings" w:hAnsi="Wingdings" w:hint="default"/>
+      </w:rPr>
+    </w:lvl>
+    <w:lvl w:ilvl="6" w:tplc="0C090001" w:tentative="1">
+      <w:start w:val="1"/>
+      <w:numFmt w:val="bullet"/>
+      <w:lvlText w:val=""/>
+      <w:lvlJc w:val="left"/>
+      <w:pPr>
+        <w:ind w:left="4680" w:hanging="360"/>
+      </w:pPr>
+      <w:rPr>
+        <w:rFonts w:ascii="Symbol" w:hAnsi="Symbol" w:hint="default"/>
+      </w:rPr>
+    </w:lvl>
+    <w:lvl w:ilvl="7" w:tplc="0C090003" w:tentative="1">
+      <w:start w:val="1"/>
+      <w:numFmt w:val="bullet"/>
+      <w:lvlText w:val="o"/>
+      <w:lvlJc w:val="left"/>
+      <w:pPr>
+        <w:ind w:left="5400" w:hanging="360"/>
+      </w:pPr>
+      <w:rPr>
+        <w:rFonts w:ascii="Courier New" w:hAnsi="Courier New" w:cs="Courier New" w:hint="default"/>
+      </w:rPr>
+    </w:lvl>
+    <w:lvl w:ilvl="8" w:tplc="0C090005" w:tentative="1">
+      <w:start w:val="1"/>
+      <w:numFmt w:val="bullet"/>
+      <w:lvlText w:val=""/>
+      <w:lvlJc w:val="left"/>
+      <w:pPr>
+        <w:ind w:left="6120" w:hanging="360"/>
+      </w:pPr>
+      <w:rPr>
+        <w:rFonts w:ascii="Wingdings" w:hAnsi="Wingdings" w:hint="default"/>
+      </w:rPr>
+    </w:lvl>
+  </w:abstractNum>
+  <w:abstractNum w:abstractNumId="19" w15:restartNumberingAfterBreak="0">
     <w:nsid w:val="4B1F2D17"/>
     <w:multiLevelType w:val="hybridMultilevel"/>
     <w:tmpl w:val="EE2EE136"/>
@@ -7971,7 +13049,7 @@
       </w:rPr>
     </w:lvl>
   </w:abstractNum>
-  <w:abstractNum w:abstractNumId="10" w15:restartNumberingAfterBreak="0">
+  <w:abstractNum w:abstractNumId="20" w15:restartNumberingAfterBreak="0">
     <w:nsid w:val="53053D73"/>
     <w:multiLevelType w:val="hybridMultilevel"/>
     <w:tmpl w:val="6B46EF60"/>
@@ -8084,7 +13162,7 @@
       </w:rPr>
     </w:lvl>
   </w:abstractNum>
-  <w:abstractNum w:abstractNumId="11" w15:restartNumberingAfterBreak="0">
+  <w:abstractNum w:abstractNumId="21" w15:restartNumberingAfterBreak="0">
     <w:nsid w:val="593624BC"/>
     <w:multiLevelType w:val="hybridMultilevel"/>
     <w:tmpl w:val="C80E6D70"/>
@@ -8197,7 +13275,7 @@
       </w:rPr>
     </w:lvl>
   </w:abstractNum>
-  <w:abstractNum w:abstractNumId="12" w15:restartNumberingAfterBreak="0">
+  <w:abstractNum w:abstractNumId="22" w15:restartNumberingAfterBreak="0">
     <w:nsid w:val="5A391856"/>
     <w:multiLevelType w:val="hybridMultilevel"/>
     <w:tmpl w:val="91E0AD94"/>
@@ -8225,6 +13303,119 @@
         <w:rFonts w:ascii="Courier New" w:hAnsi="Courier New" w:cs="Courier New" w:hint="default"/>
       </w:rPr>
     </w:lvl>
+    <w:lvl w:ilvl="2" w:tplc="0C090005">
+      <w:start w:val="1"/>
+      <w:numFmt w:val="bullet"/>
+      <w:lvlText w:val=""/>
+      <w:lvlJc w:val="left"/>
+      <w:pPr>
+        <w:ind w:left="1800" w:hanging="360"/>
+      </w:pPr>
+      <w:rPr>
+        <w:rFonts w:ascii="Wingdings" w:hAnsi="Wingdings" w:hint="default"/>
+      </w:rPr>
+    </w:lvl>
+    <w:lvl w:ilvl="3" w:tplc="0C090001">
+      <w:start w:val="1"/>
+      <w:numFmt w:val="bullet"/>
+      <w:lvlText w:val=""/>
+      <w:lvlJc w:val="left"/>
+      <w:pPr>
+        <w:ind w:left="2520" w:hanging="360"/>
+      </w:pPr>
+      <w:rPr>
+        <w:rFonts w:ascii="Symbol" w:hAnsi="Symbol" w:hint="default"/>
+      </w:rPr>
+    </w:lvl>
+    <w:lvl w:ilvl="4" w:tplc="0C090003" w:tentative="1">
+      <w:start w:val="1"/>
+      <w:numFmt w:val="bullet"/>
+      <w:lvlText w:val="o"/>
+      <w:lvlJc w:val="left"/>
+      <w:pPr>
+        <w:ind w:left="3240" w:hanging="360"/>
+      </w:pPr>
+      <w:rPr>
+        <w:rFonts w:ascii="Courier New" w:hAnsi="Courier New" w:cs="Courier New" w:hint="default"/>
+      </w:rPr>
+    </w:lvl>
+    <w:lvl w:ilvl="5" w:tplc="0C090005" w:tentative="1">
+      <w:start w:val="1"/>
+      <w:numFmt w:val="bullet"/>
+      <w:lvlText w:val=""/>
+      <w:lvlJc w:val="left"/>
+      <w:pPr>
+        <w:ind w:left="3960" w:hanging="360"/>
+      </w:pPr>
+      <w:rPr>
+        <w:rFonts w:ascii="Wingdings" w:hAnsi="Wingdings" w:hint="default"/>
+      </w:rPr>
+    </w:lvl>
+    <w:lvl w:ilvl="6" w:tplc="0C090001" w:tentative="1">
+      <w:start w:val="1"/>
+      <w:numFmt w:val="bullet"/>
+      <w:lvlText w:val=""/>
+      <w:lvlJc w:val="left"/>
+      <w:pPr>
+        <w:ind w:left="4680" w:hanging="360"/>
+      </w:pPr>
+      <w:rPr>
+        <w:rFonts w:ascii="Symbol" w:hAnsi="Symbol" w:hint="default"/>
+      </w:rPr>
+    </w:lvl>
+    <w:lvl w:ilvl="7" w:tplc="0C090003" w:tentative="1">
+      <w:start w:val="1"/>
+      <w:numFmt w:val="bullet"/>
+      <w:lvlText w:val="o"/>
+      <w:lvlJc w:val="left"/>
+      <w:pPr>
+        <w:ind w:left="5400" w:hanging="360"/>
+      </w:pPr>
+      <w:rPr>
+        <w:rFonts w:ascii="Courier New" w:hAnsi="Courier New" w:cs="Courier New" w:hint="default"/>
+      </w:rPr>
+    </w:lvl>
+    <w:lvl w:ilvl="8" w:tplc="0C090005" w:tentative="1">
+      <w:start w:val="1"/>
+      <w:numFmt w:val="bullet"/>
+      <w:lvlText w:val=""/>
+      <w:lvlJc w:val="left"/>
+      <w:pPr>
+        <w:ind w:left="6120" w:hanging="360"/>
+      </w:pPr>
+      <w:rPr>
+        <w:rFonts w:ascii="Wingdings" w:hAnsi="Wingdings" w:hint="default"/>
+      </w:rPr>
+    </w:lvl>
+  </w:abstractNum>
+  <w:abstractNum w:abstractNumId="23" w15:restartNumberingAfterBreak="0">
+    <w:nsid w:val="5C4C1445"/>
+    <w:multiLevelType w:val="hybridMultilevel"/>
+    <w:tmpl w:val="86CA69CC"/>
+    <w:lvl w:ilvl="0" w:tplc="0C090001">
+      <w:start w:val="1"/>
+      <w:numFmt w:val="bullet"/>
+      <w:lvlText w:val=""/>
+      <w:lvlJc w:val="left"/>
+      <w:pPr>
+        <w:ind w:left="360" w:hanging="360"/>
+      </w:pPr>
+      <w:rPr>
+        <w:rFonts w:ascii="Symbol" w:hAnsi="Symbol" w:hint="default"/>
+      </w:rPr>
+    </w:lvl>
+    <w:lvl w:ilvl="1" w:tplc="0C090003">
+      <w:start w:val="1"/>
+      <w:numFmt w:val="bullet"/>
+      <w:lvlText w:val="o"/>
+      <w:lvlJc w:val="left"/>
+      <w:pPr>
+        <w:ind w:left="1080" w:hanging="360"/>
+      </w:pPr>
+      <w:rPr>
+        <w:rFonts w:ascii="Courier New" w:hAnsi="Courier New" w:cs="Courier New" w:hint="default"/>
+      </w:rPr>
+    </w:lvl>
     <w:lvl w:ilvl="2" w:tplc="0C090005" w:tentative="1">
       <w:start w:val="1"/>
       <w:numFmt w:val="bullet"/>
@@ -8310,7 +13501,7 @@
       </w:rPr>
     </w:lvl>
   </w:abstractNum>
-  <w:abstractNum w:abstractNumId="13" w15:restartNumberingAfterBreak="0">
+  <w:abstractNum w:abstractNumId="24" w15:restartNumberingAfterBreak="0">
     <w:nsid w:val="5D456D81"/>
     <w:multiLevelType w:val="hybridMultilevel"/>
     <w:tmpl w:val="389AB30E"/>
@@ -8423,7 +13614,7 @@
       </w:rPr>
     </w:lvl>
   </w:abstractNum>
-  <w:abstractNum w:abstractNumId="14" w15:restartNumberingAfterBreak="0">
+  <w:abstractNum w:abstractNumId="25" w15:restartNumberingAfterBreak="0">
     <w:nsid w:val="5FE511BC"/>
     <w:multiLevelType w:val="hybridMultilevel"/>
     <w:tmpl w:val="146CEB3C"/>
@@ -8512,7 +13703,7 @@
       </w:pPr>
     </w:lvl>
   </w:abstractNum>
-  <w:abstractNum w:abstractNumId="15" w15:restartNumberingAfterBreak="0">
+  <w:abstractNum w:abstractNumId="26" w15:restartNumberingAfterBreak="0">
     <w:nsid w:val="67E91361"/>
     <w:multiLevelType w:val="hybridMultilevel"/>
     <w:tmpl w:val="4B5A1D02"/>
@@ -8625,7 +13816,7 @@
       </w:rPr>
     </w:lvl>
   </w:abstractNum>
-  <w:abstractNum w:abstractNumId="16" w15:restartNumberingAfterBreak="0">
+  <w:abstractNum w:abstractNumId="27" w15:restartNumberingAfterBreak="0">
     <w:nsid w:val="6928679F"/>
     <w:multiLevelType w:val="hybridMultilevel"/>
     <w:tmpl w:val="238E678E"/>
@@ -8738,7 +13929,7 @@
       </w:rPr>
     </w:lvl>
   </w:abstractNum>
-  <w:abstractNum w:abstractNumId="17" w15:restartNumberingAfterBreak="0">
+  <w:abstractNum w:abstractNumId="28" w15:restartNumberingAfterBreak="0">
     <w:nsid w:val="6C7D3ECF"/>
     <w:multiLevelType w:val="hybridMultilevel"/>
     <w:tmpl w:val="AB7C2D6A"/>
@@ -8851,7 +14042,120 @@
       </w:rPr>
     </w:lvl>
   </w:abstractNum>
-  <w:abstractNum w:abstractNumId="18" w15:restartNumberingAfterBreak="0">
+  <w:abstractNum w:abstractNumId="29" w15:restartNumberingAfterBreak="0">
+    <w:nsid w:val="6D011304"/>
+    <w:multiLevelType w:val="hybridMultilevel"/>
+    <w:tmpl w:val="4D9CBA90"/>
+    <w:lvl w:ilvl="0" w:tplc="0C090001">
+      <w:start w:val="1"/>
+      <w:numFmt w:val="bullet"/>
+      <w:lvlText w:val=""/>
+      <w:lvlJc w:val="left"/>
+      <w:pPr>
+        <w:ind w:left="360" w:hanging="360"/>
+      </w:pPr>
+      <w:rPr>
+        <w:rFonts w:ascii="Symbol" w:hAnsi="Symbol" w:hint="default"/>
+      </w:rPr>
+    </w:lvl>
+    <w:lvl w:ilvl="1" w:tplc="0C090003" w:tentative="1">
+      <w:start w:val="1"/>
+      <w:numFmt w:val="bullet"/>
+      <w:lvlText w:val="o"/>
+      <w:lvlJc w:val="left"/>
+      <w:pPr>
+        <w:ind w:left="1080" w:hanging="360"/>
+      </w:pPr>
+      <w:rPr>
+        <w:rFonts w:ascii="Courier New" w:hAnsi="Courier New" w:cs="Courier New" w:hint="default"/>
+      </w:rPr>
+    </w:lvl>
+    <w:lvl w:ilvl="2" w:tplc="0C090005" w:tentative="1">
+      <w:start w:val="1"/>
+      <w:numFmt w:val="bullet"/>
+      <w:lvlText w:val=""/>
+      <w:lvlJc w:val="left"/>
+      <w:pPr>
+        <w:ind w:left="1800" w:hanging="360"/>
+      </w:pPr>
+      <w:rPr>
+        <w:rFonts w:ascii="Wingdings" w:hAnsi="Wingdings" w:hint="default"/>
+      </w:rPr>
+    </w:lvl>
+    <w:lvl w:ilvl="3" w:tplc="0C090001" w:tentative="1">
+      <w:start w:val="1"/>
+      <w:numFmt w:val="bullet"/>
+      <w:lvlText w:val=""/>
+      <w:lvlJc w:val="left"/>
+      <w:pPr>
+        <w:ind w:left="2520" w:hanging="360"/>
+      </w:pPr>
+      <w:rPr>
+        <w:rFonts w:ascii="Symbol" w:hAnsi="Symbol" w:hint="default"/>
+      </w:rPr>
+    </w:lvl>
+    <w:lvl w:ilvl="4" w:tplc="0C090003" w:tentative="1">
+      <w:start w:val="1"/>
+      <w:numFmt w:val="bullet"/>
+      <w:lvlText w:val="o"/>
+      <w:lvlJc w:val="left"/>
+      <w:pPr>
+        <w:ind w:left="3240" w:hanging="360"/>
+      </w:pPr>
+      <w:rPr>
+        <w:rFonts w:ascii="Courier New" w:hAnsi="Courier New" w:cs="Courier New" w:hint="default"/>
+      </w:rPr>
+    </w:lvl>
+    <w:lvl w:ilvl="5" w:tplc="0C090005" w:tentative="1">
+      <w:start w:val="1"/>
+      <w:numFmt w:val="bullet"/>
+      <w:lvlText w:val=""/>
+      <w:lvlJc w:val="left"/>
+      <w:pPr>
+        <w:ind w:left="3960" w:hanging="360"/>
+      </w:pPr>
+      <w:rPr>
+        <w:rFonts w:ascii="Wingdings" w:hAnsi="Wingdings" w:hint="default"/>
+      </w:rPr>
+    </w:lvl>
+    <w:lvl w:ilvl="6" w:tplc="0C090001" w:tentative="1">
+      <w:start w:val="1"/>
+      <w:numFmt w:val="bullet"/>
+      <w:lvlText w:val=""/>
+      <w:lvlJc w:val="left"/>
+      <w:pPr>
+        <w:ind w:left="4680" w:hanging="360"/>
+      </w:pPr>
+      <w:rPr>
+        <w:rFonts w:ascii="Symbol" w:hAnsi="Symbol" w:hint="default"/>
+      </w:rPr>
+    </w:lvl>
+    <w:lvl w:ilvl="7" w:tplc="0C090003" w:tentative="1">
+      <w:start w:val="1"/>
+      <w:numFmt w:val="bullet"/>
+      <w:lvlText w:val="o"/>
+      <w:lvlJc w:val="left"/>
+      <w:pPr>
+        <w:ind w:left="5400" w:hanging="360"/>
+      </w:pPr>
+      <w:rPr>
+        <w:rFonts w:ascii="Courier New" w:hAnsi="Courier New" w:cs="Courier New" w:hint="default"/>
+      </w:rPr>
+    </w:lvl>
+    <w:lvl w:ilvl="8" w:tplc="0C090005" w:tentative="1">
+      <w:start w:val="1"/>
+      <w:numFmt w:val="bullet"/>
+      <w:lvlText w:val=""/>
+      <w:lvlJc w:val="left"/>
+      <w:pPr>
+        <w:ind w:left="6120" w:hanging="360"/>
+      </w:pPr>
+      <w:rPr>
+        <w:rFonts w:ascii="Wingdings" w:hAnsi="Wingdings" w:hint="default"/>
+      </w:rPr>
+    </w:lvl>
+  </w:abstractNum>
+  <w:abstractNum w:abstractNumId="30" w15:restartNumberingAfterBreak="0">
     <w:nsid w:val="6F266615"/>
     <w:multiLevelType w:val="hybridMultilevel"/>
     <w:tmpl w:val="CAE0AB56"/>
@@ -8940,7 +14244,120 @@
       </w:pPr>
     </w:lvl>
   </w:abstractNum>
-  <w:abstractNum w:abstractNumId="19" w15:restartNumberingAfterBreak="0">
+  <w:abstractNum w:abstractNumId="31" w15:restartNumberingAfterBreak="0">
+    <w:nsid w:val="703456C7"/>
+    <w:multiLevelType w:val="hybridMultilevel"/>
+    <w:tmpl w:val="CB52ABC2"/>
+    <w:lvl w:ilvl="0" w:tplc="0C090001">
+      <w:start w:val="1"/>
+      <w:numFmt w:val="bullet"/>
+      <w:lvlText w:val=""/>
+      <w:lvlJc w:val="left"/>
+      <w:pPr>
+        <w:ind w:left="360" w:hanging="360"/>
+      </w:pPr>
+      <w:rPr>
+        <w:rFonts w:ascii="Symbol" w:hAnsi="Symbol" w:hint="default"/>
+      </w:rPr>
+    </w:lvl>
+    <w:lvl w:ilvl="1" w:tplc="0C090003">
+      <w:start w:val="1"/>
+      <w:numFmt w:val="bullet"/>
+      <w:lvlText w:val="o"/>
+      <w:lvlJc w:val="left"/>
+      <w:pPr>
+        <w:ind w:left="1080" w:hanging="360"/>
+      </w:pPr>
+      <w:rPr>
+        <w:rFonts w:ascii="Courier New" w:hAnsi="Courier New" w:cs="Courier New" w:hint="default"/>
+      </w:rPr>
+    </w:lvl>
+    <w:lvl w:ilvl="2" w:tplc="0C090005" w:tentative="1">
+      <w:start w:val="1"/>
+      <w:numFmt w:val="bullet"/>
+      <w:lvlText w:val=""/>
+      <w:lvlJc w:val="left"/>
+      <w:pPr>
+        <w:ind w:left="1800" w:hanging="360"/>
+      </w:pPr>
+      <w:rPr>
+        <w:rFonts w:ascii="Wingdings" w:hAnsi="Wingdings" w:hint="default"/>
+      </w:rPr>
+    </w:lvl>
+    <w:lvl w:ilvl="3" w:tplc="0C090001" w:tentative="1">
+      <w:start w:val="1"/>
+      <w:numFmt w:val="bullet"/>
+      <w:lvlText w:val=""/>
+      <w:lvlJc w:val="left"/>
+      <w:pPr>
+        <w:ind w:left="2520" w:hanging="360"/>
+      </w:pPr>
+      <w:rPr>
+        <w:rFonts w:ascii="Symbol" w:hAnsi="Symbol" w:hint="default"/>
+      </w:rPr>
+    </w:lvl>
+    <w:lvl w:ilvl="4" w:tplc="0C090003" w:tentative="1">
+      <w:start w:val="1"/>
+      <w:numFmt w:val="bullet"/>
+      <w:lvlText w:val="o"/>
+      <w:lvlJc w:val="left"/>
+      <w:pPr>
+        <w:ind w:left="3240" w:hanging="360"/>
+      </w:pPr>
+      <w:rPr>
+        <w:rFonts w:ascii="Courier New" w:hAnsi="Courier New" w:cs="Courier New" w:hint="default"/>
+      </w:rPr>
+    </w:lvl>
+    <w:lvl w:ilvl="5" w:tplc="0C090005" w:tentative="1">
+      <w:start w:val="1"/>
+      <w:numFmt w:val="bullet"/>
+      <w:lvlText w:val=""/>
+      <w:lvlJc w:val="left"/>
+      <w:pPr>
+        <w:ind w:left="3960" w:hanging="360"/>
+      </w:pPr>
+      <w:rPr>
+        <w:rFonts w:ascii="Wingdings" w:hAnsi="Wingdings" w:hint="default"/>
+      </w:rPr>
+    </w:lvl>
+    <w:lvl w:ilvl="6" w:tplc="0C090001" w:tentative="1">
+      <w:start w:val="1"/>
+      <w:numFmt w:val="bullet"/>
+      <w:lvlText w:val=""/>
+      <w:lvlJc w:val="left"/>
+      <w:pPr>
+        <w:ind w:left="4680" w:hanging="360"/>
+      </w:pPr>
+      <w:rPr>
+        <w:rFonts w:ascii="Symbol" w:hAnsi="Symbol" w:hint="default"/>
+      </w:rPr>
+    </w:lvl>
+    <w:lvl w:ilvl="7" w:tplc="0C090003" w:tentative="1">
+      <w:start w:val="1"/>
+      <w:numFmt w:val="bullet"/>
+      <w:lvlText w:val="o"/>
+      <w:lvlJc w:val="left"/>
+      <w:pPr>
+        <w:ind w:left="5400" w:hanging="360"/>
+      </w:pPr>
+      <w:rPr>
+        <w:rFonts w:ascii="Courier New" w:hAnsi="Courier New" w:cs="Courier New" w:hint="default"/>
+      </w:rPr>
+    </w:lvl>
+    <w:lvl w:ilvl="8" w:tplc="0C090005" w:tentative="1">
+      <w:start w:val="1"/>
+      <w:numFmt w:val="bullet"/>
+      <w:lvlText w:val=""/>
+      <w:lvlJc w:val="left"/>
+      <w:pPr>
+        <w:ind w:left="6120" w:hanging="360"/>
+      </w:pPr>
+      <w:rPr>
+        <w:rFonts w:ascii="Wingdings" w:hAnsi="Wingdings" w:hint="default"/>
+      </w:rPr>
+    </w:lvl>
+  </w:abstractNum>
+  <w:abstractNum w:abstractNumId="32" w15:restartNumberingAfterBreak="0">
     <w:nsid w:val="71355303"/>
     <w:multiLevelType w:val="hybridMultilevel"/>
     <w:tmpl w:val="B596D492"/>
@@ -9053,65 +14470,452 @@
       </w:rPr>
     </w:lvl>
   </w:abstractNum>
+  <w:abstractNum w:abstractNumId="33" w15:restartNumberingAfterBreak="0">
+    <w:nsid w:val="77AF420C"/>
+    <w:multiLevelType w:val="hybridMultilevel"/>
+    <w:tmpl w:val="F8EAE540"/>
+    <w:lvl w:ilvl="0" w:tplc="0C090001">
+      <w:start w:val="1"/>
+      <w:numFmt w:val="bullet"/>
+      <w:lvlText w:val=""/>
+      <w:lvlJc w:val="left"/>
+      <w:pPr>
+        <w:ind w:left="360" w:hanging="360"/>
+      </w:pPr>
+      <w:rPr>
+        <w:rFonts w:ascii="Symbol" w:hAnsi="Symbol" w:hint="default"/>
+      </w:rPr>
+    </w:lvl>
+    <w:lvl w:ilvl="1" w:tplc="0C090003" w:tentative="1">
+      <w:start w:val="1"/>
+      <w:numFmt w:val="bullet"/>
+      <w:lvlText w:val="o"/>
+      <w:lvlJc w:val="left"/>
+      <w:pPr>
+        <w:ind w:left="1080" w:hanging="360"/>
+      </w:pPr>
+      <w:rPr>
+        <w:rFonts w:ascii="Courier New" w:hAnsi="Courier New" w:cs="Courier New" w:hint="default"/>
+      </w:rPr>
+    </w:lvl>
+    <w:lvl w:ilvl="2" w:tplc="0C090005" w:tentative="1">
+      <w:start w:val="1"/>
+      <w:numFmt w:val="bullet"/>
+      <w:lvlText w:val=""/>
+      <w:lvlJc w:val="left"/>
+      <w:pPr>
+        <w:ind w:left="1800" w:hanging="360"/>
+      </w:pPr>
+      <w:rPr>
+        <w:rFonts w:ascii="Wingdings" w:hAnsi="Wingdings" w:hint="default"/>
+      </w:rPr>
+    </w:lvl>
+    <w:lvl w:ilvl="3" w:tplc="0C090001" w:tentative="1">
+      <w:start w:val="1"/>
+      <w:numFmt w:val="bullet"/>
+      <w:lvlText w:val=""/>
+      <w:lvlJc w:val="left"/>
+      <w:pPr>
+        <w:ind w:left="2520" w:hanging="360"/>
+      </w:pPr>
+      <w:rPr>
+        <w:rFonts w:ascii="Symbol" w:hAnsi="Symbol" w:hint="default"/>
+      </w:rPr>
+    </w:lvl>
+    <w:lvl w:ilvl="4" w:tplc="0C090003" w:tentative="1">
+      <w:start w:val="1"/>
+      <w:numFmt w:val="bullet"/>
+      <w:lvlText w:val="o"/>
+      <w:lvlJc w:val="left"/>
+      <w:pPr>
+        <w:ind w:left="3240" w:hanging="360"/>
+      </w:pPr>
+      <w:rPr>
+        <w:rFonts w:ascii="Courier New" w:hAnsi="Courier New" w:cs="Courier New" w:hint="default"/>
+      </w:rPr>
+    </w:lvl>
+    <w:lvl w:ilvl="5" w:tplc="0C090005" w:tentative="1">
+      <w:start w:val="1"/>
+      <w:numFmt w:val="bullet"/>
+      <w:lvlText w:val=""/>
+      <w:lvlJc w:val="left"/>
+      <w:pPr>
+        <w:ind w:left="3960" w:hanging="360"/>
+      </w:pPr>
+      <w:rPr>
+        <w:rFonts w:ascii="Wingdings" w:hAnsi="Wingdings" w:hint="default"/>
+      </w:rPr>
+    </w:lvl>
+    <w:lvl w:ilvl="6" w:tplc="0C090001" w:tentative="1">
+      <w:start w:val="1"/>
+      <w:numFmt w:val="bullet"/>
+      <w:lvlText w:val=""/>
+      <w:lvlJc w:val="left"/>
+      <w:pPr>
+        <w:ind w:left="4680" w:hanging="360"/>
+      </w:pPr>
+      <w:rPr>
+        <w:rFonts w:ascii="Symbol" w:hAnsi="Symbol" w:hint="default"/>
+      </w:rPr>
+    </w:lvl>
+    <w:lvl w:ilvl="7" w:tplc="0C090003" w:tentative="1">
+      <w:start w:val="1"/>
+      <w:numFmt w:val="bullet"/>
+      <w:lvlText w:val="o"/>
+      <w:lvlJc w:val="left"/>
+      <w:pPr>
+        <w:ind w:left="5400" w:hanging="360"/>
+      </w:pPr>
+      <w:rPr>
+        <w:rFonts w:ascii="Courier New" w:hAnsi="Courier New" w:cs="Courier New" w:hint="default"/>
+      </w:rPr>
+    </w:lvl>
+    <w:lvl w:ilvl="8" w:tplc="0C090005" w:tentative="1">
+      <w:start w:val="1"/>
+      <w:numFmt w:val="bullet"/>
+      <w:lvlText w:val=""/>
+      <w:lvlJc w:val="left"/>
+      <w:pPr>
+        <w:ind w:left="6120" w:hanging="360"/>
+      </w:pPr>
+      <w:rPr>
+        <w:rFonts w:ascii="Wingdings" w:hAnsi="Wingdings" w:hint="default"/>
+      </w:rPr>
+    </w:lvl>
+  </w:abstractNum>
+  <w:abstractNum w:abstractNumId="34" w15:restartNumberingAfterBreak="0">
+    <w:nsid w:val="7B1517D2"/>
+    <w:multiLevelType w:val="hybridMultilevel"/>
+    <w:tmpl w:val="E0B4EB06"/>
+    <w:lvl w:ilvl="0" w:tplc="0C090001">
+      <w:start w:val="1"/>
+      <w:numFmt w:val="bullet"/>
+      <w:lvlText w:val=""/>
+      <w:lvlJc w:val="left"/>
+      <w:pPr>
+        <w:ind w:left="360" w:hanging="360"/>
+      </w:pPr>
+      <w:rPr>
+        <w:rFonts w:ascii="Symbol" w:hAnsi="Symbol" w:hint="default"/>
+      </w:rPr>
+    </w:lvl>
+    <w:lvl w:ilvl="1" w:tplc="0C090003" w:tentative="1">
+      <w:start w:val="1"/>
+      <w:numFmt w:val="bullet"/>
+      <w:lvlText w:val="o"/>
+      <w:lvlJc w:val="left"/>
+      <w:pPr>
+        <w:ind w:left="1080" w:hanging="360"/>
+      </w:pPr>
+      <w:rPr>
+        <w:rFonts w:ascii="Courier New" w:hAnsi="Courier New" w:cs="Courier New" w:hint="default"/>
+      </w:rPr>
+    </w:lvl>
+    <w:lvl w:ilvl="2" w:tplc="0C090005" w:tentative="1">
+      <w:start w:val="1"/>
+      <w:numFmt w:val="bullet"/>
+      <w:lvlText w:val=""/>
+      <w:lvlJc w:val="left"/>
+      <w:pPr>
+        <w:ind w:left="1800" w:hanging="360"/>
+      </w:pPr>
+      <w:rPr>
+        <w:rFonts w:ascii="Wingdings" w:hAnsi="Wingdings" w:hint="default"/>
+      </w:rPr>
+    </w:lvl>
+    <w:lvl w:ilvl="3" w:tplc="0C090001" w:tentative="1">
+      <w:start w:val="1"/>
+      <w:numFmt w:val="bullet"/>
+      <w:lvlText w:val=""/>
+      <w:lvlJc w:val="left"/>
+      <w:pPr>
+        <w:ind w:left="2520" w:hanging="360"/>
+      </w:pPr>
+      <w:rPr>
+        <w:rFonts w:ascii="Symbol" w:hAnsi="Symbol" w:hint="default"/>
+      </w:rPr>
+    </w:lvl>
+    <w:lvl w:ilvl="4" w:tplc="0C090003" w:tentative="1">
+      <w:start w:val="1"/>
+      <w:numFmt w:val="bullet"/>
+      <w:lvlText w:val="o"/>
+      <w:lvlJc w:val="left"/>
+      <w:pPr>
+        <w:ind w:left="3240" w:hanging="360"/>
+      </w:pPr>
+      <w:rPr>
+        <w:rFonts w:ascii="Courier New" w:hAnsi="Courier New" w:cs="Courier New" w:hint="default"/>
+      </w:rPr>
+    </w:lvl>
+    <w:lvl w:ilvl="5" w:tplc="0C090005" w:tentative="1">
+      <w:start w:val="1"/>
+      <w:numFmt w:val="bullet"/>
+      <w:lvlText w:val=""/>
+      <w:lvlJc w:val="left"/>
+      <w:pPr>
+        <w:ind w:left="3960" w:hanging="360"/>
+      </w:pPr>
+      <w:rPr>
+        <w:rFonts w:ascii="Wingdings" w:hAnsi="Wingdings" w:hint="default"/>
+      </w:rPr>
+    </w:lvl>
+    <w:lvl w:ilvl="6" w:tplc="0C090001" w:tentative="1">
+      <w:start w:val="1"/>
+      <w:numFmt w:val="bullet"/>
+      <w:lvlText w:val=""/>
+      <w:lvlJc w:val="left"/>
+      <w:pPr>
+        <w:ind w:left="4680" w:hanging="360"/>
+      </w:pPr>
+      <w:rPr>
+        <w:rFonts w:ascii="Symbol" w:hAnsi="Symbol" w:hint="default"/>
+      </w:rPr>
+    </w:lvl>
+    <w:lvl w:ilvl="7" w:tplc="0C090003" w:tentative="1">
+      <w:start w:val="1"/>
+      <w:numFmt w:val="bullet"/>
+      <w:lvlText w:val="o"/>
+      <w:lvlJc w:val="left"/>
+      <w:pPr>
+        <w:ind w:left="5400" w:hanging="360"/>
+      </w:pPr>
+      <w:rPr>
+        <w:rFonts w:ascii="Courier New" w:hAnsi="Courier New" w:cs="Courier New" w:hint="default"/>
+      </w:rPr>
+    </w:lvl>
+    <w:lvl w:ilvl="8" w:tplc="0C090005" w:tentative="1">
+      <w:start w:val="1"/>
+      <w:numFmt w:val="bullet"/>
+      <w:lvlText w:val=""/>
+      <w:lvlJc w:val="left"/>
+      <w:pPr>
+        <w:ind w:left="6120" w:hanging="360"/>
+      </w:pPr>
+      <w:rPr>
+        <w:rFonts w:ascii="Wingdings" w:hAnsi="Wingdings" w:hint="default"/>
+      </w:rPr>
+    </w:lvl>
+  </w:abstractNum>
+  <w:abstractNum w:abstractNumId="35" w15:restartNumberingAfterBreak="0">
+    <w:nsid w:val="7E501058"/>
+    <w:multiLevelType w:val="hybridMultilevel"/>
+    <w:tmpl w:val="503C8CC8"/>
+    <w:lvl w:ilvl="0" w:tplc="0C090001">
+      <w:start w:val="1"/>
+      <w:numFmt w:val="bullet"/>
+      <w:lvlText w:val=""/>
+      <w:lvlJc w:val="left"/>
+      <w:pPr>
+        <w:ind w:left="360" w:hanging="360"/>
+      </w:pPr>
+      <w:rPr>
+        <w:rFonts w:ascii="Symbol" w:hAnsi="Symbol" w:hint="default"/>
+      </w:rPr>
+    </w:lvl>
+    <w:lvl w:ilvl="1" w:tplc="0C090003">
+      <w:start w:val="1"/>
+      <w:numFmt w:val="bullet"/>
+      <w:lvlText w:val="o"/>
+      <w:lvlJc w:val="left"/>
+      <w:pPr>
+        <w:ind w:left="1080" w:hanging="360"/>
+      </w:pPr>
+      <w:rPr>
+        <w:rFonts w:ascii="Courier New" w:hAnsi="Courier New" w:cs="Courier New" w:hint="default"/>
+      </w:rPr>
+    </w:lvl>
+    <w:lvl w:ilvl="2" w:tplc="0C090005" w:tentative="1">
+      <w:start w:val="1"/>
+      <w:numFmt w:val="bullet"/>
+      <w:lvlText w:val=""/>
+      <w:lvlJc w:val="left"/>
+      <w:pPr>
+        <w:ind w:left="1800" w:hanging="360"/>
+      </w:pPr>
+      <w:rPr>
+        <w:rFonts w:ascii="Wingdings" w:hAnsi="Wingdings" w:hint="default"/>
+      </w:rPr>
+    </w:lvl>
+    <w:lvl w:ilvl="3" w:tplc="0C090001" w:tentative="1">
+      <w:start w:val="1"/>
+      <w:numFmt w:val="bullet"/>
+      <w:lvlText w:val=""/>
+      <w:lvlJc w:val="left"/>
+      <w:pPr>
+        <w:ind w:left="2520" w:hanging="360"/>
+      </w:pPr>
+      <w:rPr>
+        <w:rFonts w:ascii="Symbol" w:hAnsi="Symbol" w:hint="default"/>
+      </w:rPr>
+    </w:lvl>
+    <w:lvl w:ilvl="4" w:tplc="0C090003" w:tentative="1">
+      <w:start w:val="1"/>
+      <w:numFmt w:val="bullet"/>
+      <w:lvlText w:val="o"/>
+      <w:lvlJc w:val="left"/>
+      <w:pPr>
+        <w:ind w:left="3240" w:hanging="360"/>
+      </w:pPr>
+      <w:rPr>
+        <w:rFonts w:ascii="Courier New" w:hAnsi="Courier New" w:cs="Courier New" w:hint="default"/>
+      </w:rPr>
+    </w:lvl>
+    <w:lvl w:ilvl="5" w:tplc="0C090005" w:tentative="1">
+      <w:start w:val="1"/>
+      <w:numFmt w:val="bullet"/>
+      <w:lvlText w:val=""/>
+      <w:lvlJc w:val="left"/>
+      <w:pPr>
+        <w:ind w:left="3960" w:hanging="360"/>
+      </w:pPr>
+      <w:rPr>
+        <w:rFonts w:ascii="Wingdings" w:hAnsi="Wingdings" w:hint="default"/>
+      </w:rPr>
+    </w:lvl>
+    <w:lvl w:ilvl="6" w:tplc="0C090001" w:tentative="1">
+      <w:start w:val="1"/>
+      <w:numFmt w:val="bullet"/>
+      <w:lvlText w:val=""/>
+      <w:lvlJc w:val="left"/>
+      <w:pPr>
+        <w:ind w:left="4680" w:hanging="360"/>
+      </w:pPr>
+      <w:rPr>
+        <w:rFonts w:ascii="Symbol" w:hAnsi="Symbol" w:hint="default"/>
+      </w:rPr>
+    </w:lvl>
+    <w:lvl w:ilvl="7" w:tplc="0C090003" w:tentative="1">
+      <w:start w:val="1"/>
+      <w:numFmt w:val="bullet"/>
+      <w:lvlText w:val="o"/>
+      <w:lvlJc w:val="left"/>
+      <w:pPr>
+        <w:ind w:left="5400" w:hanging="360"/>
+      </w:pPr>
+      <w:rPr>
+        <w:rFonts w:ascii="Courier New" w:hAnsi="Courier New" w:cs="Courier New" w:hint="default"/>
+      </w:rPr>
+    </w:lvl>
+    <w:lvl w:ilvl="8" w:tplc="0C090005" w:tentative="1">
+      <w:start w:val="1"/>
+      <w:numFmt w:val="bullet"/>
+      <w:lvlText w:val=""/>
+      <w:lvlJc w:val="left"/>
+      <w:pPr>
+        <w:ind w:left="6120" w:hanging="360"/>
+      </w:pPr>
+      <w:rPr>
+        <w:rFonts w:ascii="Wingdings" w:hAnsi="Wingdings" w:hint="default"/>
+      </w:rPr>
+    </w:lvl>
+  </w:abstractNum>
   <w:num w:numId="1" w16cid:durableId="1894852809">
+    <w:abstractNumId w:val="30"/>
+  </w:num>
+  <w:num w:numId="2" w16cid:durableId="378214647">
+    <w:abstractNumId w:val="26"/>
+  </w:num>
+  <w:num w:numId="3" w16cid:durableId="244533345">
+    <w:abstractNumId w:val="28"/>
+  </w:num>
+  <w:num w:numId="4" w16cid:durableId="2028603337">
+    <w:abstractNumId w:val="20"/>
+  </w:num>
+  <w:num w:numId="5" w16cid:durableId="1624771115">
+    <w:abstractNumId w:val="9"/>
+  </w:num>
+  <w:num w:numId="6" w16cid:durableId="1832023564">
+    <w:abstractNumId w:val="25"/>
+  </w:num>
+  <w:num w:numId="7" w16cid:durableId="217984890">
+    <w:abstractNumId w:val="24"/>
+  </w:num>
+  <w:num w:numId="8" w16cid:durableId="2024701067">
+    <w:abstractNumId w:val="10"/>
+  </w:num>
+  <w:num w:numId="9" w16cid:durableId="1235512037">
+    <w:abstractNumId w:val="2"/>
+  </w:num>
+  <w:num w:numId="10" w16cid:durableId="867453629">
+    <w:abstractNumId w:val="32"/>
+  </w:num>
+  <w:num w:numId="11" w16cid:durableId="983392060">
+    <w:abstractNumId w:val="21"/>
+  </w:num>
+  <w:num w:numId="12" w16cid:durableId="1425810004">
+    <w:abstractNumId w:val="8"/>
+  </w:num>
+  <w:num w:numId="13" w16cid:durableId="1606881946">
+    <w:abstractNumId w:val="19"/>
+  </w:num>
+  <w:num w:numId="14" w16cid:durableId="787620961">
+    <w:abstractNumId w:val="22"/>
+  </w:num>
+  <w:num w:numId="15" w16cid:durableId="1931967077">
+    <w:abstractNumId w:val="13"/>
+  </w:num>
+  <w:num w:numId="16" w16cid:durableId="674193393">
+    <w:abstractNumId w:val="27"/>
+  </w:num>
+  <w:num w:numId="17" w16cid:durableId="557474289">
+    <w:abstractNumId w:val="7"/>
+  </w:num>
+  <w:num w:numId="18" w16cid:durableId="2100245841">
+    <w:abstractNumId w:val="3"/>
+  </w:num>
+  <w:num w:numId="19" w16cid:durableId="662123550">
+    <w:abstractNumId w:val="4"/>
+  </w:num>
+  <w:num w:numId="20" w16cid:durableId="714696325">
+    <w:abstractNumId w:val="16"/>
+  </w:num>
+  <w:num w:numId="21" w16cid:durableId="1936597003">
+    <w:abstractNumId w:val="29"/>
+  </w:num>
+  <w:num w:numId="22" w16cid:durableId="291328965">
+    <w:abstractNumId w:val="35"/>
+  </w:num>
+  <w:num w:numId="23" w16cid:durableId="141586272">
+    <w:abstractNumId w:val="1"/>
+  </w:num>
+  <w:num w:numId="24" w16cid:durableId="1113325865">
+    <w:abstractNumId w:val="6"/>
+  </w:num>
+  <w:num w:numId="25" w16cid:durableId="1307390170">
+    <w:abstractNumId w:val="17"/>
+  </w:num>
+  <w:num w:numId="26" w16cid:durableId="977613968">
+    <w:abstractNumId w:val="12"/>
+  </w:num>
+  <w:num w:numId="27" w16cid:durableId="2121954247">
+    <w:abstractNumId w:val="34"/>
+  </w:num>
+  <w:num w:numId="28" w16cid:durableId="1455521282">
+    <w:abstractNumId w:val="31"/>
+  </w:num>
+  <w:num w:numId="29" w16cid:durableId="901864970">
+    <w:abstractNumId w:val="33"/>
+  </w:num>
+  <w:num w:numId="30" w16cid:durableId="548538309">
+    <w:abstractNumId w:val="11"/>
+  </w:num>
+  <w:num w:numId="31" w16cid:durableId="184826915">
+    <w:abstractNumId w:val="23"/>
+  </w:num>
+  <w:num w:numId="32" w16cid:durableId="1971747184">
+    <w:abstractNumId w:val="0"/>
+  </w:num>
+  <w:num w:numId="33" w16cid:durableId="364018126">
+    <w:abstractNumId w:val="5"/>
+  </w:num>
+  <w:num w:numId="34" w16cid:durableId="406147078">
+    <w:abstractNumId w:val="15"/>
+  </w:num>
+  <w:num w:numId="35" w16cid:durableId="1255699031">
     <w:abstractNumId w:val="18"/>
   </w:num>
-  <w:num w:numId="2" w16cid:durableId="378214647">
-    <w:abstractNumId w:val="15"/>
-  </w:num>
-  <w:num w:numId="3" w16cid:durableId="244533345">
-    <w:abstractNumId w:val="17"/>
-  </w:num>
-  <w:num w:numId="4" w16cid:durableId="2028603337">
-    <w:abstractNumId w:val="10"/>
-  </w:num>
-  <w:num w:numId="5" w16cid:durableId="1624771115">
-    <w:abstractNumId w:val="5"/>
-  </w:num>
-  <w:num w:numId="6" w16cid:durableId="1832023564">
+  <w:num w:numId="36" w16cid:durableId="636493510">
     <w:abstractNumId w:val="14"/>
-  </w:num>
-  <w:num w:numId="7" w16cid:durableId="217984890">
-    <w:abstractNumId w:val="13"/>
-  </w:num>
-  <w:num w:numId="8" w16cid:durableId="2024701067">
-    <w:abstractNumId w:val="6"/>
-  </w:num>
-  <w:num w:numId="9" w16cid:durableId="1235512037">
-    <w:abstractNumId w:val="0"/>
-  </w:num>
-  <w:num w:numId="10" w16cid:durableId="867453629">
-    <w:abstractNumId w:val="19"/>
-  </w:num>
-  <w:num w:numId="11" w16cid:durableId="983392060">
-    <w:abstractNumId w:val="11"/>
-  </w:num>
-  <w:num w:numId="12" w16cid:durableId="1425810004">
-    <w:abstractNumId w:val="4"/>
-  </w:num>
-  <w:num w:numId="13" w16cid:durableId="1606881946">
-    <w:abstractNumId w:val="9"/>
-  </w:num>
-  <w:num w:numId="14" w16cid:durableId="787620961">
-    <w:abstractNumId w:val="12"/>
-  </w:num>
-  <w:num w:numId="15" w16cid:durableId="1931967077">
-    <w:abstractNumId w:val="7"/>
-  </w:num>
-  <w:num w:numId="16" w16cid:durableId="674193393">
-    <w:abstractNumId w:val="16"/>
-  </w:num>
-  <w:num w:numId="17" w16cid:durableId="557474289">
-    <w:abstractNumId w:val="3"/>
-  </w:num>
-  <w:num w:numId="18" w16cid:durableId="2100245841">
-    <w:abstractNumId w:val="1"/>
-  </w:num>
-  <w:num w:numId="19" w16cid:durableId="662123550">
-    <w:abstractNumId w:val="2"/>
-  </w:num>
-  <w:num w:numId="20" w16cid:durableId="714696325">
-    <w:abstractNumId w:val="8"/>
   </w:num>
 </w:numbering>
 </file>
@@ -9566,7 +15370,6 @@
     <w:next w:val="Normal"/>
     <w:link w:val="Heading3Char"/>
     <w:uiPriority w:val="9"/>
-    <w:semiHidden/>
     <w:unhideWhenUsed/>
     <w:qFormat/>
     <w:rsid w:val="00035A0D"/>
@@ -9718,6 +15521,7 @@
   <w:style w:type="character" w:default="1" w:styleId="DefaultParagraphFont">
     <w:name w:val="Default Paragraph Font"/>
     <w:uiPriority w:val="1"/>
+    <w:semiHidden/>
     <w:unhideWhenUsed/>
   </w:style>
   <w:style w:type="table" w:default="1" w:styleId="TableNormal">
@@ -9772,7 +15576,6 @@
     <w:basedOn w:val="DefaultParagraphFont"/>
     <w:link w:val="Heading3"/>
     <w:uiPriority w:val="9"/>
-    <w:semiHidden/>
     <w:rsid w:val="00035A0D"/>
     <w:rPr>
       <w:rFonts w:eastAsiaTheme="majorEastAsia" w:cstheme="majorBidi"/>
@@ -10476,4 +16279,16 @@
     </a:ext>
   </a:extLst>
 </a:theme>
+</file>
+
+<file path=customXml/item1.xml><?xml version="1.0" encoding="utf-8"?>
+<b:Sources xmlns:b="http://schemas.openxmlformats.org/officeDocument/2006/bibliography" xmlns="http://schemas.openxmlformats.org/officeDocument/2006/bibliography" SelectedStyle="\APASixthEditionOfficeOnline.xsl" StyleName="APA" Version="6"/>
+</file>
+
+<file path=customXml/itemProps1.xml><?xml version="1.0" encoding="utf-8"?>
+<ds:datastoreItem xmlns:ds="http://schemas.openxmlformats.org/officeDocument/2006/customXml" ds:itemID="{5AB6988B-913B-4B49-B1FE-433ABEDED844}">
+  <ds:schemaRefs>
+    <ds:schemaRef ds:uri="http://schemas.openxmlformats.org/officeDocument/2006/bibliography"/>
+  </ds:schemaRefs>
+</ds:datastoreItem>
 </file>
--- a/DevOps Foundation.docx
+++ b/DevOps Foundation.docx
@@ -345,16 +345,8 @@
         <w:rPr>
           <w:lang w:val="en-US"/>
         </w:rPr>
-        <w:t xml:space="preserve">This topic describes the three DevOps principles of flow, feedback, and continuous learning to derive better DevOps </w:t>
-      </w:r>
-      <w:proofErr w:type="spellStart"/>
-      <w:r>
-        <w:rPr>
-          <w:lang w:val="en-US"/>
-        </w:rPr>
-        <w:t>behaviour</w:t>
-      </w:r>
-      <w:proofErr w:type="spellEnd"/>
+        <w:t>This topic describes the three DevOps principles of flow, feedback, and continuous learning to derive better DevOps behaviour</w:t>
+      </w:r>
       <w:r>
         <w:rPr>
           <w:lang w:val="en-US"/>
@@ -706,19 +698,11 @@
           <w:lang w:val="en-US"/>
         </w:rPr>
       </w:pPr>
-      <w:proofErr w:type="spellStart"/>
-      <w:r>
-        <w:rPr>
-          <w:lang w:val="en-US"/>
-        </w:rPr>
-        <w:t>Organisational</w:t>
-      </w:r>
-      <w:proofErr w:type="spellEnd"/>
-      <w:r>
-        <w:rPr>
-          <w:lang w:val="en-US"/>
-        </w:rPr>
-        <w:t xml:space="preserve"> culture</w:t>
+      <w:r>
+        <w:rPr>
+          <w:lang w:val="en-US"/>
+        </w:rPr>
+        <w:t>Organisational culture</w:t>
       </w:r>
     </w:p>
     <w:p>
@@ -815,19 +799,11 @@
           <w:lang w:val="en-US"/>
         </w:rPr>
       </w:pPr>
-      <w:proofErr w:type="spellStart"/>
-      <w:r>
-        <w:rPr>
-          <w:lang w:val="en-US"/>
-        </w:rPr>
-        <w:t>Empathise</w:t>
-      </w:r>
-      <w:proofErr w:type="spellEnd"/>
-      <w:r>
-        <w:rPr>
-          <w:lang w:val="en-US"/>
-        </w:rPr>
-        <w:t xml:space="preserve"> – think what the customer or user might want; put yourself in their shoes, so you can better provide a useful solution to them</w:t>
+      <w:r>
+        <w:rPr>
+          <w:lang w:val="en-US"/>
+        </w:rPr>
+        <w:t>Empathise – think what the customer or user might want; put yourself in their shoes, so you can better provide a useful solution to them</w:t>
       </w:r>
     </w:p>
     <w:p>
@@ -1082,21 +1058,7 @@
         <w:rPr>
           <w:lang w:val="en-US"/>
         </w:rPr>
-        <w:t xml:space="preserve">Implementation plan; </w:t>
-      </w:r>
-      <w:proofErr w:type="spellStart"/>
-      <w:r>
-        <w:rPr>
-          <w:lang w:val="en-US"/>
-        </w:rPr>
-        <w:t>finalise</w:t>
-      </w:r>
-      <w:proofErr w:type="spellEnd"/>
-      <w:r>
-        <w:rPr>
-          <w:lang w:val="en-US"/>
-        </w:rPr>
-        <w:t xml:space="preserve"> what needs to be implemented and start the implementation process.</w:t>
+        <w:t>Implementation plan; finalise what needs to be implemented and start the implementation process.</w:t>
       </w:r>
     </w:p>
     <w:p>
@@ -1542,16 +1504,8 @@
         <w:rPr>
           <w:lang w:val="en-US"/>
         </w:rPr>
-        <w:t xml:space="preserve">Kanban </w:t>
-      </w:r>
-      <w:proofErr w:type="spellStart"/>
-      <w:r>
-        <w:rPr>
-          <w:lang w:val="en-US"/>
-        </w:rPr>
-        <w:t>Characertistics</w:t>
-      </w:r>
-      <w:proofErr w:type="spellEnd"/>
+        <w:t>Kanban Characertistics</w:t>
+      </w:r>
     </w:p>
     <w:p>
       <w:pPr>
@@ -1767,16 +1721,8 @@
         <w:rPr>
           <w:lang w:val="en-US"/>
         </w:rPr>
-        <w:t xml:space="preserve">Scrum </w:t>
-      </w:r>
-      <w:proofErr w:type="spellStart"/>
-      <w:r>
-        <w:rPr>
-          <w:lang w:val="en-US"/>
-        </w:rPr>
-        <w:t>Charactertistics</w:t>
-      </w:r>
-      <w:proofErr w:type="spellEnd"/>
+        <w:t>Scrum Charactertistics</w:t>
+      </w:r>
     </w:p>
     <w:p>
       <w:pPr>
@@ -1951,33 +1897,11 @@
           <w:lang w:val="en-US"/>
         </w:rPr>
       </w:pPr>
-      <w:proofErr w:type="spellStart"/>
-      <w:r>
-        <w:rPr>
-          <w:lang w:val="en-US"/>
-        </w:rPr>
-        <w:t>Recognose</w:t>
-      </w:r>
-      <w:proofErr w:type="spellEnd"/>
-      <w:r>
-        <w:rPr>
-          <w:lang w:val="en-US"/>
-        </w:rPr>
-        <w:t xml:space="preserve"> the process of DevOps </w:t>
-      </w:r>
-      <w:proofErr w:type="spellStart"/>
-      <w:r>
-        <w:rPr>
-          <w:lang w:val="en-US"/>
-        </w:rPr>
-        <w:t>transofmration</w:t>
-      </w:r>
-      <w:proofErr w:type="spellEnd"/>
-      <w:r>
-        <w:rPr>
-          <w:lang w:val="en-US"/>
-        </w:rPr>
-        <w:t xml:space="preserve"> with focus on greenfield and brownfield DevOps project.</w:t>
+      <w:r>
+        <w:rPr>
+          <w:lang w:val="en-US"/>
+        </w:rPr>
+        <w:t>Recognose the process of DevOps transofmration with focus on greenfield and brownfield DevOps project.</w:t>
       </w:r>
     </w:p>
     <w:p>
@@ -2060,42 +1984,12 @@
           <w:lang w:val="en-US"/>
         </w:rPr>
       </w:pPr>
-      <w:proofErr w:type="spellStart"/>
-      <w:r>
-        <w:rPr>
-          <w:lang w:val="en-US"/>
-        </w:rPr>
-        <w:t>Maintaing</w:t>
-      </w:r>
-      <w:proofErr w:type="spellEnd"/>
-      <w:r>
-        <w:rPr>
-          <w:lang w:val="en-US"/>
-        </w:rPr>
-        <w:t xml:space="preserve"> </w:t>
-      </w:r>
-      <w:proofErr w:type="spellStart"/>
-      <w:r>
-        <w:rPr>
-          <w:lang w:val="en-US"/>
-        </w:rPr>
-        <w:t>worksloads</w:t>
-      </w:r>
-      <w:proofErr w:type="spellEnd"/>
-      <w:r>
-        <w:rPr>
-          <w:lang w:val="en-US"/>
-        </w:rPr>
-        <w:t xml:space="preserve"> across externally sourced </w:t>
-      </w:r>
-      <w:proofErr w:type="spellStart"/>
-      <w:r>
-        <w:rPr>
-          <w:lang w:val="en-US"/>
-        </w:rPr>
-        <w:t>infrastructres</w:t>
-      </w:r>
-      <w:proofErr w:type="spellEnd"/>
+      <w:r>
+        <w:rPr>
+          <w:lang w:val="en-US"/>
+        </w:rPr>
+        <w:t>Maintaing worksloads across externally sourced infrastructres</w:t>
+      </w:r>
     </w:p>
     <w:p>
       <w:pPr>
@@ -2231,19 +2125,11 @@
           <w:lang w:val="en-US"/>
         </w:rPr>
       </w:pPr>
-      <w:proofErr w:type="spellStart"/>
-      <w:r>
-        <w:rPr>
-          <w:lang w:val="en-US"/>
-        </w:rPr>
-        <w:t>Maintining</w:t>
-      </w:r>
-      <w:proofErr w:type="spellEnd"/>
-      <w:r>
-        <w:rPr>
-          <w:lang w:val="en-US"/>
-        </w:rPr>
-        <w:t xml:space="preserve"> workload across-on-premise data centers</w:t>
+      <w:r>
+        <w:rPr>
+          <w:lang w:val="en-US"/>
+        </w:rPr>
+        <w:t>Maintining workload across-on-premise data centers</w:t>
       </w:r>
     </w:p>
     <w:p>
@@ -2297,16 +2183,8 @@
         <w:rPr>
           <w:lang w:val="en-US"/>
         </w:rPr>
-        <w:t xml:space="preserve">Supports serial </w:t>
-      </w:r>
-      <w:proofErr w:type="spellStart"/>
-      <w:r>
-        <w:rPr>
-          <w:lang w:val="en-US"/>
-        </w:rPr>
-        <w:t>proccesses</w:t>
-      </w:r>
-      <w:proofErr w:type="spellEnd"/>
+        <w:t>Supports serial proccesses</w:t>
+      </w:r>
     </w:p>
     <w:p>
       <w:pPr>
@@ -4296,21 +4174,7 @@
         <w:rPr>
           <w:lang w:val="en-US"/>
         </w:rPr>
-        <w:t xml:space="preserve"> – With early and frequent failures, all that is left is to </w:t>
-      </w:r>
-      <w:proofErr w:type="spellStart"/>
-      <w:r>
-        <w:rPr>
-          <w:lang w:val="en-US"/>
-        </w:rPr>
-        <w:t>maximise</w:t>
-      </w:r>
-      <w:proofErr w:type="spellEnd"/>
-      <w:r>
-        <w:rPr>
-          <w:lang w:val="en-US"/>
-        </w:rPr>
-        <w:t xml:space="preserve"> the learning we achieve from failure. This could be done through </w:t>
+        <w:t xml:space="preserve"> – With early and frequent failures, all that is left is to maximise the learning we achieve from failure. This could be done through </w:t>
       </w:r>
       <w:r>
         <w:rPr>
@@ -4473,9 +4337,8 @@
           <w:u w:val="single"/>
           <w:lang w:val="en-US"/>
         </w:rPr>
-        <w:t xml:space="preserve">Ensures </w:t>
-      </w:r>
-      <w:proofErr w:type="spellStart"/>
+        <w:t>Ensures stabili</w:t>
+      </w:r>
       <w:r>
         <w:rPr>
           <w:b/>
@@ -4483,7 +4346,7 @@
           <w:u w:val="single"/>
           <w:lang w:val="en-US"/>
         </w:rPr>
-        <w:t>stabili</w:t>
+        <w:t>s</w:t>
       </w:r>
       <w:r>
         <w:rPr>
@@ -4492,8 +4355,32 @@
           <w:u w:val="single"/>
           <w:lang w:val="en-US"/>
         </w:rPr>
-        <w:t>s</w:t>
-      </w:r>
+        <w:t>ed software</w:t>
+      </w:r>
+      <w:r>
+        <w:rPr>
+          <w:lang w:val="en-US"/>
+        </w:rPr>
+        <w:t xml:space="preserve"> – </w:t>
+      </w:r>
+      <w:r>
+        <w:rPr>
+          <w:lang w:val="en-US"/>
+        </w:rPr>
+        <w:t>By learning from failure quickly, it helps ensure the releases users receive are stabalised.</w:t>
+      </w:r>
+    </w:p>
+    <w:p>
+      <w:pPr>
+        <w:pStyle w:val="ListParagraph"/>
+        <w:numPr>
+          <w:ilvl w:val="0"/>
+          <w:numId w:val="26"/>
+        </w:numPr>
+        <w:rPr>
+          <w:lang w:val="en-US"/>
+        </w:rPr>
+      </w:pPr>
       <w:r>
         <w:rPr>
           <w:b/>
@@ -4501,9 +4388,26 @@
           <w:u w:val="single"/>
           <w:lang w:val="en-US"/>
         </w:rPr>
-        <w:t>ed</w:t>
-      </w:r>
-      <w:proofErr w:type="spellEnd"/>
+        <w:t>Higher-quality &amp; production-ready software</w:t>
+      </w:r>
+      <w:r>
+        <w:rPr>
+          <w:lang w:val="en-US"/>
+        </w:rPr>
+        <w:t xml:space="preserve"> – With fewer bugs and defects, especially if we’re able to treat issues at the early stages, it leads to higher-quality, production-ready software.</w:t>
+      </w:r>
+    </w:p>
+    <w:p>
+      <w:pPr>
+        <w:pStyle w:val="ListParagraph"/>
+        <w:numPr>
+          <w:ilvl w:val="0"/>
+          <w:numId w:val="26"/>
+        </w:numPr>
+        <w:rPr>
+          <w:lang w:val="en-US"/>
+        </w:rPr>
+      </w:pPr>
       <w:r>
         <w:rPr>
           <w:b/>
@@ -4511,7 +4415,7 @@
           <w:u w:val="single"/>
           <w:lang w:val="en-US"/>
         </w:rPr>
-        <w:t xml:space="preserve"> software</w:t>
+        <w:t>Reduces costs of failures &amp; bugs</w:t>
       </w:r>
       <w:r>
         <w:rPr>
@@ -4523,21 +4427,7 @@
         <w:rPr>
           <w:lang w:val="en-US"/>
         </w:rPr>
-        <w:t xml:space="preserve">By learning from failure quickly, it helps ensure the releases users receive are </w:t>
-      </w:r>
-      <w:proofErr w:type="spellStart"/>
-      <w:r>
-        <w:rPr>
-          <w:lang w:val="en-US"/>
-        </w:rPr>
-        <w:t>stabalised</w:t>
-      </w:r>
-      <w:proofErr w:type="spellEnd"/>
-      <w:r>
-        <w:rPr>
-          <w:lang w:val="en-US"/>
-        </w:rPr>
-        <w:t>.</w:t>
+        <w:t>When you detect bugs earlier, the costs of managing failures is reduced significantly.</w:t>
       </w:r>
     </w:p>
     <w:p>
@@ -4558,13 +4448,13 @@
           <w:u w:val="single"/>
           <w:lang w:val="en-US"/>
         </w:rPr>
-        <w:t>Higher-quality &amp; production-ready software</w:t>
-      </w:r>
-      <w:r>
-        <w:rPr>
-          <w:lang w:val="en-US"/>
-        </w:rPr>
-        <w:t xml:space="preserve"> – With fewer bugs and defects, especially if we’re able to treat issues at the early stages, it leads to higher-quality, production-ready software.</w:t>
+        <w:t>Embed software quality into build infrastructure</w:t>
+      </w:r>
+      <w:r>
+        <w:rPr>
+          <w:lang w:val="en-US"/>
+        </w:rPr>
+        <w:t xml:space="preserve"> – To promote DevOps culture???</w:t>
       </w:r>
     </w:p>
     <w:p>
@@ -4585,58 +4475,68 @@
           <w:u w:val="single"/>
           <w:lang w:val="en-US"/>
         </w:rPr>
-        <w:t>Reduces costs of failures &amp; bugs</w:t>
-      </w:r>
-      <w:r>
-        <w:rPr>
-          <w:lang w:val="en-US"/>
-        </w:rPr>
-        <w:t xml:space="preserve"> – </w:t>
-      </w:r>
-      <w:r>
-        <w:rPr>
-          <w:lang w:val="en-US"/>
-        </w:rPr>
-        <w:t>When you detect bugs earlier, the costs of managing failures is reduced significantly.</w:t>
-      </w:r>
-    </w:p>
-    <w:p>
-      <w:pPr>
-        <w:pStyle w:val="ListParagraph"/>
-        <w:numPr>
-          <w:ilvl w:val="0"/>
-          <w:numId w:val="26"/>
-        </w:numPr>
-        <w:rPr>
-          <w:lang w:val="en-US"/>
-        </w:rPr>
-      </w:pPr>
-      <w:r>
+        <w:t>Reduce debugging efforts</w:t>
+      </w:r>
+      <w:r>
+        <w:rPr>
+          <w:lang w:val="en-US"/>
+        </w:rPr>
+        <w:t xml:space="preserve"> – Adopting fail fast principle as part of your build helps reduce debugging effort or contributes to introducing automation</w:t>
+      </w:r>
+    </w:p>
+    <w:p>
+      <w:pPr>
+        <w:rPr>
+          <w:lang w:val="en-US"/>
+        </w:rPr>
+      </w:pPr>
+    </w:p>
+    <w:p>
+      <w:pPr>
+        <w:rPr>
+          <w:lang w:val="en-US"/>
+        </w:rPr>
+      </w:pPr>
+      <w:r>
+        <w:rPr>
+          <w:lang w:val="en-US"/>
+        </w:rPr>
+        <w:t>Two examples of traditional development vs quick win, fast fail example???</w:t>
+      </w:r>
+    </w:p>
+    <w:p>
+      <w:pPr>
+        <w:pStyle w:val="ListParagraph"/>
+        <w:numPr>
+          <w:ilvl w:val="0"/>
+          <w:numId w:val="27"/>
+        </w:numPr>
+        <w:rPr>
+          <w:lang w:val="en-US"/>
+        </w:rPr>
+      </w:pPr>
+      <w:r>
+        <w:rPr>
+          <w:lang w:val="en-US"/>
+        </w:rPr>
+        <w:t>Traditional does test at end, leading to infrequent releases, whereas fast fail does abundant development and testing, leading to more testing and failure and learning</w:t>
+      </w:r>
+    </w:p>
+    <w:p>
+      <w:pPr>
+        <w:rPr>
+          <w:lang w:val="en-US"/>
+        </w:rPr>
+      </w:pPr>
+    </w:p>
+    <w:p>
+      <w:pPr>
         <w:rPr>
           <w:b/>
           <w:bCs/>
           <w:u w:val="single"/>
           <w:lang w:val="en-US"/>
         </w:rPr>
-        <w:t>Embed software quality into build infrastructure</w:t>
-      </w:r>
-      <w:r>
-        <w:rPr>
-          <w:lang w:val="en-US"/>
-        </w:rPr>
-        <w:t xml:space="preserve"> – To promote DevOps culture???</w:t>
-      </w:r>
-    </w:p>
-    <w:p>
-      <w:pPr>
-        <w:pStyle w:val="ListParagraph"/>
-        <w:numPr>
-          <w:ilvl w:val="0"/>
-          <w:numId w:val="26"/>
-        </w:numPr>
-        <w:rPr>
-          <w:lang w:val="en-US"/>
-        </w:rPr>
       </w:pPr>
       <w:r>
         <w:rPr>
@@ -4645,33 +4545,40 @@
           <w:u w:val="single"/>
           <w:lang w:val="en-US"/>
         </w:rPr>
-        <w:t>Reduce debugging efforts</w:t>
-      </w:r>
-      <w:r>
-        <w:rPr>
-          <w:lang w:val="en-US"/>
-        </w:rPr>
-        <w:t xml:space="preserve"> – Adopting fail fast principle as part of your build helps reduce debugging effort or contributes to introducing automation</w:t>
-      </w:r>
-    </w:p>
-    <w:p>
-      <w:pPr>
-        <w:rPr>
-          <w:lang w:val="en-US"/>
-        </w:rPr>
-      </w:pPr>
-    </w:p>
-    <w:p>
-      <w:pPr>
-        <w:rPr>
-          <w:lang w:val="en-US"/>
-        </w:rPr>
-      </w:pPr>
-      <w:r>
-        <w:rPr>
-          <w:lang w:val="en-US"/>
-        </w:rPr>
-        <w:t>Two examples of traditional development vs quick win, fast fail example???</w:t>
+        <w:t>Fail Fast and DevOps</w:t>
+      </w:r>
+    </w:p>
+    <w:p>
+      <w:pPr>
+        <w:rPr>
+          <w:lang w:val="en-US"/>
+        </w:rPr>
+      </w:pPr>
+      <w:r>
+        <w:rPr>
+          <w:lang w:val="en-US"/>
+        </w:rPr>
+        <w:t>This topic describes fail fast as a DevOps principle and illustrates the role of feedback cycle.</w:t>
+      </w:r>
+    </w:p>
+    <w:p>
+      <w:pPr>
+        <w:rPr>
+          <w:lang w:val="en-US"/>
+        </w:rPr>
+      </w:pPr>
+    </w:p>
+    <w:p>
+      <w:pPr>
+        <w:rPr>
+          <w:lang w:val="en-US"/>
+        </w:rPr>
+      </w:pPr>
+      <w:r>
+        <w:rPr>
+          <w:lang w:val="en-US"/>
+        </w:rPr>
+        <w:t>Fail fast is implemented in DevOps with;</w:t>
       </w:r>
     </w:p>
     <w:p>
@@ -4689,24 +4596,170 @@
         <w:rPr>
           <w:lang w:val="en-US"/>
         </w:rPr>
-        <w:t>Traditional does test at end, leading to infrequent releases, whereas fast fail does abundant development and testing, leading to more testing and failure and learning</w:t>
-      </w:r>
-    </w:p>
-    <w:p>
-      <w:pPr>
-        <w:rPr>
-          <w:lang w:val="en-US"/>
-        </w:rPr>
-      </w:pPr>
-    </w:p>
-    <w:p>
-      <w:pPr>
+        <w:t>Test-driven development (TDD) – explanation; fixtures???</w:t>
+      </w:r>
+    </w:p>
+    <w:p>
+      <w:pPr>
+        <w:pStyle w:val="ListParagraph"/>
+        <w:numPr>
+          <w:ilvl w:val="0"/>
+          <w:numId w:val="27"/>
+        </w:numPr>
+        <w:rPr>
+          <w:lang w:val="en-US"/>
+        </w:rPr>
+      </w:pPr>
+      <w:r>
+        <w:rPr>
+          <w:lang w:val="en-US"/>
+        </w:rPr>
+        <w:t>Behaviour-driven development – Describes…???</w:t>
+      </w:r>
+    </w:p>
+    <w:p>
+      <w:pPr>
+        <w:rPr>
+          <w:lang w:val="en-US"/>
+        </w:rPr>
+      </w:pPr>
+    </w:p>
+    <w:p>
+      <w:pPr>
+        <w:rPr>
+          <w:lang w:val="en-US"/>
+        </w:rPr>
+      </w:pPr>
+      <w:r>
+        <w:rPr>
+          <w:lang w:val="en-US"/>
+        </w:rPr>
+        <w:t>Continuous Feedback</w:t>
+      </w:r>
+    </w:p>
+    <w:p>
+      <w:pPr>
+        <w:pStyle w:val="ListParagraph"/>
+        <w:numPr>
+          <w:ilvl w:val="0"/>
+          <w:numId w:val="28"/>
+        </w:numPr>
+        <w:rPr>
+          <w:lang w:val="en-US"/>
+        </w:rPr>
+      </w:pPr>
+      <w:r>
+        <w:rPr>
+          <w:lang w:val="en-US"/>
+        </w:rPr>
+        <w:t>Depicts progress of DevOps processes</w:t>
+      </w:r>
+    </w:p>
+    <w:p>
+      <w:pPr>
+        <w:pStyle w:val="ListParagraph"/>
+        <w:numPr>
+          <w:ilvl w:val="0"/>
+          <w:numId w:val="28"/>
+        </w:numPr>
+        <w:rPr>
+          <w:lang w:val="en-US"/>
+        </w:rPr>
+      </w:pPr>
+      <w:r>
+        <w:rPr>
+          <w:lang w:val="en-US"/>
+        </w:rPr>
+        <w:t>Evalutates the effects of each release on user experience</w:t>
+      </w:r>
+    </w:p>
+    <w:p>
+      <w:pPr>
+        <w:pStyle w:val="ListParagraph"/>
+        <w:numPr>
+          <w:ilvl w:val="0"/>
+          <w:numId w:val="28"/>
+        </w:numPr>
+        <w:rPr>
+          <w:lang w:val="en-US"/>
+        </w:rPr>
+      </w:pPr>
+      <w:r>
+        <w:rPr>
+          <w:lang w:val="en-US"/>
+        </w:rPr>
+        <w:t>Reports evaluation back to DevOps team to improve future releases</w:t>
+      </w:r>
+    </w:p>
+    <w:p>
+      <w:pPr>
+        <w:pStyle w:val="ListParagraph"/>
+        <w:numPr>
+          <w:ilvl w:val="0"/>
+          <w:numId w:val="28"/>
+        </w:numPr>
+        <w:rPr>
+          <w:lang w:val="en-US"/>
+        </w:rPr>
+      </w:pPr>
+      <w:r>
+        <w:rPr>
+          <w:lang w:val="en-US"/>
+        </w:rPr>
+        <w:t>Feedback gathering mechanisms;</w:t>
+      </w:r>
+    </w:p>
+    <w:p>
+      <w:pPr>
+        <w:pStyle w:val="ListParagraph"/>
+        <w:numPr>
+          <w:ilvl w:val="1"/>
+          <w:numId w:val="28"/>
+        </w:numPr>
+        <w:rPr>
+          <w:lang w:val="en-US"/>
+        </w:rPr>
+      </w:pPr>
+      <w:r>
         <w:rPr>
           <w:b/>
           <w:bCs/>
           <w:u w:val="single"/>
           <w:lang w:val="en-US"/>
         </w:rPr>
+        <w:t>Structured methods</w:t>
+      </w:r>
+      <w:r>
+        <w:rPr>
+          <w:lang w:val="en-US"/>
+        </w:rPr>
+        <w:t xml:space="preserve"> – those which you can conduct using surveys, questionaries, </w:t>
+      </w:r>
+      <w:r>
+        <w:rPr>
+          <w:b/>
+          <w:bCs/>
+          <w:lang w:val="en-US"/>
+        </w:rPr>
+        <w:t>always targeting the end-user audience</w:t>
+      </w:r>
+      <w:r>
+        <w:rPr>
+          <w:lang w:val="en-US"/>
+        </w:rPr>
+        <w:t>.</w:t>
+      </w:r>
+    </w:p>
+    <w:p>
+      <w:pPr>
+        <w:pStyle w:val="ListParagraph"/>
+        <w:numPr>
+          <w:ilvl w:val="1"/>
+          <w:numId w:val="28"/>
+        </w:numPr>
+        <w:rPr>
+          <w:lang w:val="en-US"/>
+        </w:rPr>
       </w:pPr>
       <w:r>
         <w:rPr>
@@ -4715,104 +4768,27 @@
           <w:u w:val="single"/>
           <w:lang w:val="en-US"/>
         </w:rPr>
-        <w:t>Fail Fast and DevOps</w:t>
-      </w:r>
-    </w:p>
-    <w:p>
-      <w:pPr>
-        <w:rPr>
-          <w:lang w:val="en-US"/>
-        </w:rPr>
-      </w:pPr>
-      <w:r>
-        <w:rPr>
-          <w:lang w:val="en-US"/>
-        </w:rPr>
-        <w:t>This topic describes fail fast as a DevOps principle and illustrates the role of feedback cycle.</w:t>
-      </w:r>
-    </w:p>
-    <w:p>
-      <w:pPr>
-        <w:rPr>
-          <w:lang w:val="en-US"/>
-        </w:rPr>
-      </w:pPr>
-    </w:p>
-    <w:p>
-      <w:pPr>
-        <w:rPr>
-          <w:lang w:val="en-US"/>
-        </w:rPr>
-      </w:pPr>
-      <w:r>
-        <w:rPr>
-          <w:lang w:val="en-US"/>
-        </w:rPr>
-        <w:t>Fail fast is implemented in DevOps with;</w:t>
-      </w:r>
-    </w:p>
-    <w:p>
-      <w:pPr>
-        <w:pStyle w:val="ListParagraph"/>
-        <w:numPr>
-          <w:ilvl w:val="0"/>
-          <w:numId w:val="27"/>
-        </w:numPr>
-        <w:rPr>
-          <w:lang w:val="en-US"/>
-        </w:rPr>
-      </w:pPr>
-      <w:r>
-        <w:rPr>
-          <w:lang w:val="en-US"/>
-        </w:rPr>
-        <w:t>Test-driven development (TDD) – explanation; fixtures???</w:t>
-      </w:r>
-    </w:p>
-    <w:p>
-      <w:pPr>
-        <w:pStyle w:val="ListParagraph"/>
-        <w:numPr>
-          <w:ilvl w:val="0"/>
-          <w:numId w:val="27"/>
-        </w:numPr>
-        <w:rPr>
-          <w:lang w:val="en-US"/>
-        </w:rPr>
-      </w:pPr>
-      <w:proofErr w:type="spellStart"/>
-      <w:r>
-        <w:rPr>
-          <w:lang w:val="en-US"/>
-        </w:rPr>
-        <w:t>Behaviour</w:t>
-      </w:r>
-      <w:proofErr w:type="spellEnd"/>
-      <w:r>
-        <w:rPr>
-          <w:lang w:val="en-US"/>
-        </w:rPr>
-        <w:t>-driven development – Describes…???</w:t>
-      </w:r>
-    </w:p>
-    <w:p>
-      <w:pPr>
-        <w:rPr>
-          <w:lang w:val="en-US"/>
-        </w:rPr>
-      </w:pPr>
-    </w:p>
-    <w:p>
-      <w:pPr>
-        <w:rPr>
-          <w:lang w:val="en-US"/>
-        </w:rPr>
-      </w:pPr>
-      <w:r>
-        <w:rPr>
-          <w:lang w:val="en-US"/>
-        </w:rPr>
-        <w:t>Continuous Feedback</w:t>
+        <w:t>Unstructured methods</w:t>
+      </w:r>
+      <w:r>
+        <w:rPr>
+          <w:lang w:val="en-US"/>
+        </w:rPr>
+        <w:t xml:space="preserve"> – delivered through open channels such as social media, which means </w:t>
+      </w:r>
+      <w:r>
+        <w:rPr>
+          <w:b/>
+          <w:bCs/>
+          <w:lang w:val="en-US"/>
+        </w:rPr>
+        <w:t>even those who are not the intended target audience can provide feedback</w:t>
+      </w:r>
+      <w:r>
+        <w:rPr>
+          <w:lang w:val="en-US"/>
+        </w:rPr>
+        <w:t>.</w:t>
       </w:r>
     </w:p>
     <w:p>
@@ -4830,7 +4806,7 @@
         <w:rPr>
           <w:lang w:val="en-US"/>
         </w:rPr>
-        <w:t>Depicts progress of DevOps processes</w:t>
+        <w:t>Improves software delivery process, helping us to adopt the right delivery mechanism</w:t>
       </w:r>
     </w:p>
     <w:p>
@@ -4844,108 +4820,206 @@
           <w:lang w:val="en-US"/>
         </w:rPr>
       </w:pPr>
-      <w:proofErr w:type="spellStart"/>
-      <w:r>
-        <w:rPr>
-          <w:lang w:val="en-US"/>
-        </w:rPr>
-        <w:t>Evalutates</w:t>
-      </w:r>
-      <w:proofErr w:type="spellEnd"/>
-      <w:r>
-        <w:rPr>
-          <w:lang w:val="en-US"/>
-        </w:rPr>
-        <w:t xml:space="preserve"> the effects of each release on user experience</w:t>
-      </w:r>
-    </w:p>
-    <w:p>
-      <w:pPr>
-        <w:pStyle w:val="ListParagraph"/>
-        <w:numPr>
-          <w:ilvl w:val="0"/>
-          <w:numId w:val="28"/>
-        </w:numPr>
-        <w:rPr>
-          <w:lang w:val="en-US"/>
-        </w:rPr>
-      </w:pPr>
-      <w:r>
-        <w:rPr>
-          <w:lang w:val="en-US"/>
-        </w:rPr>
-        <w:t>Reports evaluation back to DevOps team to improve future releases</w:t>
-      </w:r>
-    </w:p>
-    <w:p>
-      <w:pPr>
-        <w:pStyle w:val="ListParagraph"/>
-        <w:numPr>
-          <w:ilvl w:val="0"/>
-          <w:numId w:val="28"/>
-        </w:numPr>
-        <w:rPr>
-          <w:lang w:val="en-US"/>
-        </w:rPr>
-      </w:pPr>
-      <w:r>
-        <w:rPr>
-          <w:lang w:val="en-US"/>
-        </w:rPr>
-        <w:t>Feedback gathering mechanisms;</w:t>
-      </w:r>
-    </w:p>
-    <w:p>
-      <w:pPr>
-        <w:pStyle w:val="ListParagraph"/>
-        <w:numPr>
-          <w:ilvl w:val="1"/>
-          <w:numId w:val="28"/>
-        </w:numPr>
-        <w:rPr>
-          <w:lang w:val="en-US"/>
-        </w:rPr>
-      </w:pPr>
-      <w:r>
+      <w:r>
+        <w:rPr>
+          <w:lang w:val="en-US"/>
+        </w:rPr>
+        <w:t>Speeds up time to market</w:t>
+      </w:r>
+    </w:p>
+    <w:p>
+      <w:pPr>
+        <w:rPr>
+          <w:lang w:val="en-US"/>
+        </w:rPr>
+      </w:pPr>
+    </w:p>
+    <w:p>
+      <w:pPr>
+        <w:rPr>
+          <w:lang w:val="en-US"/>
+        </w:rPr>
+      </w:pPr>
+      <w:r>
+        <w:rPr>
+          <w:lang w:val="en-US"/>
+        </w:rPr>
+        <w:t>DevOps Cycle (looping of course)</w:t>
+      </w:r>
+    </w:p>
+    <w:p>
+      <w:pPr>
+        <w:pStyle w:val="ListParagraph"/>
+        <w:numPr>
+          <w:ilvl w:val="0"/>
+          <w:numId w:val="30"/>
+        </w:numPr>
+        <w:rPr>
+          <w:lang w:val="en-US"/>
+        </w:rPr>
+      </w:pPr>
+      <w:r>
+        <w:rPr>
+          <w:lang w:val="en-US"/>
+        </w:rPr>
+        <w:t>Continuous business planning</w:t>
+      </w:r>
+    </w:p>
+    <w:p>
+      <w:pPr>
+        <w:pStyle w:val="ListParagraph"/>
+        <w:numPr>
+          <w:ilvl w:val="0"/>
+          <w:numId w:val="30"/>
+        </w:numPr>
+        <w:rPr>
+          <w:lang w:val="en-US"/>
+        </w:rPr>
+      </w:pPr>
+      <w:r>
+        <w:rPr>
+          <w:lang w:val="en-US"/>
+        </w:rPr>
+        <w:t>Collaborative development</w:t>
+      </w:r>
+    </w:p>
+    <w:p>
+      <w:pPr>
+        <w:pStyle w:val="ListParagraph"/>
+        <w:numPr>
+          <w:ilvl w:val="0"/>
+          <w:numId w:val="30"/>
+        </w:numPr>
+        <w:rPr>
+          <w:lang w:val="en-US"/>
+        </w:rPr>
+      </w:pPr>
+      <w:r>
+        <w:rPr>
+          <w:lang w:val="en-US"/>
+        </w:rPr>
+        <w:t>Continuous testing</w:t>
+      </w:r>
+    </w:p>
+    <w:p>
+      <w:pPr>
+        <w:pStyle w:val="ListParagraph"/>
+        <w:numPr>
+          <w:ilvl w:val="0"/>
+          <w:numId w:val="30"/>
+        </w:numPr>
+        <w:rPr>
+          <w:lang w:val="en-US"/>
+        </w:rPr>
+      </w:pPr>
+      <w:r>
+        <w:rPr>
+          <w:lang w:val="en-US"/>
+        </w:rPr>
+        <w:t>Continuous release &amp; deployment</w:t>
+      </w:r>
+    </w:p>
+    <w:p>
+      <w:pPr>
+        <w:pStyle w:val="ListParagraph"/>
+        <w:numPr>
+          <w:ilvl w:val="0"/>
+          <w:numId w:val="30"/>
+        </w:numPr>
+        <w:rPr>
+          <w:lang w:val="en-US"/>
+        </w:rPr>
+      </w:pPr>
+      <w:r>
+        <w:rPr>
+          <w:lang w:val="en-US"/>
+        </w:rPr>
+        <w:t>Continuous monitoring</w:t>
+      </w:r>
+    </w:p>
+    <w:p>
+      <w:pPr>
+        <w:pStyle w:val="ListParagraph"/>
+        <w:numPr>
+          <w:ilvl w:val="0"/>
+          <w:numId w:val="30"/>
+        </w:numPr>
+        <w:rPr>
+          <w:lang w:val="en-US"/>
+        </w:rPr>
+      </w:pPr>
+      <w:r>
+        <w:rPr>
+          <w:lang w:val="en-US"/>
+        </w:rPr>
+        <w:t>Collaborative feedback &amp; Optimization</w:t>
+      </w:r>
+    </w:p>
+    <w:p>
+      <w:pPr>
+        <w:pStyle w:val="ListParagraph"/>
+        <w:numPr>
+          <w:ilvl w:val="0"/>
+          <w:numId w:val="30"/>
+        </w:numPr>
+        <w:rPr>
+          <w:lang w:val="en-US"/>
+        </w:rPr>
+      </w:pPr>
+      <w:r>
+        <w:rPr>
+          <w:lang w:val="en-US"/>
+        </w:rPr>
+        <w:t>And back to Continuous business planning…</w:t>
+      </w:r>
+    </w:p>
+    <w:p>
+      <w:pPr>
+        <w:rPr>
+          <w:lang w:val="en-US"/>
+        </w:rPr>
+      </w:pPr>
+    </w:p>
+    <w:p>
+      <w:pPr>
+        <w:rPr>
+          <w:lang w:val="en-US"/>
+        </w:rPr>
+      </w:pPr>
+      <w:r>
+        <w:rPr>
+          <w:lang w:val="en-US"/>
+        </w:rPr>
+        <w:t xml:space="preserve">By testing environments with the goal of finding failures, we aim to find defects as early as possible </w:t>
+      </w:r>
+      <w:r>
+        <w:rPr>
+          <w:lang w:val="en-US"/>
+        </w:rPr>
+        <w:t>to</w:t>
+      </w:r>
+      <w:r>
+        <w:rPr>
+          <w:lang w:val="en-US"/>
+        </w:rPr>
+        <w:t xml:space="preserve"> fix them as early as possible.</w:t>
+      </w:r>
+    </w:p>
+    <w:p>
+      <w:pPr>
+        <w:rPr>
+          <w:lang w:val="en-US"/>
+        </w:rPr>
+      </w:pPr>
+    </w:p>
+    <w:p>
+      <w:pPr>
         <w:rPr>
           <w:b/>
           <w:bCs/>
           <w:u w:val="single"/>
           <w:lang w:val="en-US"/>
         </w:rPr>
-        <w:t>Structured methods</w:t>
-      </w:r>
-      <w:r>
-        <w:rPr>
-          <w:lang w:val="en-US"/>
-        </w:rPr>
-        <w:t xml:space="preserve"> – those which you can conduct using surveys, questionaries, </w:t>
-      </w:r>
-      <w:r>
-        <w:rPr>
-          <w:b/>
-          <w:bCs/>
-          <w:lang w:val="en-US"/>
-        </w:rPr>
-        <w:t>always targeting the end-user audience</w:t>
-      </w:r>
-      <w:r>
-        <w:rPr>
-          <w:lang w:val="en-US"/>
-        </w:rPr>
-        <w:t>.</w:t>
-      </w:r>
-    </w:p>
-    <w:p>
-      <w:pPr>
-        <w:pStyle w:val="ListParagraph"/>
-        <w:numPr>
-          <w:ilvl w:val="1"/>
-          <w:numId w:val="28"/>
-        </w:numPr>
-        <w:rPr>
-          <w:lang w:val="en-US"/>
-        </w:rPr>
       </w:pPr>
       <w:r>
         <w:rPr>
@@ -4954,13 +5028,1059 @@
           <w:u w:val="single"/>
           <w:lang w:val="en-US"/>
         </w:rPr>
-        <w:t>Unstructured methods</w:t>
-      </w:r>
-      <w:r>
-        <w:rPr>
-          <w:lang w:val="en-US"/>
-        </w:rPr>
-        <w:t xml:space="preserve"> – delivered through open channels such as social media, which means </w:t>
+        <w:t>Agile Manifesto</w:t>
+      </w:r>
+    </w:p>
+    <w:p>
+      <w:pPr>
+        <w:rPr>
+          <w:lang w:val="en-US"/>
+        </w:rPr>
+      </w:pPr>
+      <w:r>
+        <w:rPr>
+          <w:lang w:val="en-US"/>
+        </w:rPr>
+        <w:t>Describes the Agile Manifesto and Agile Fail Fast</w:t>
+      </w:r>
+    </w:p>
+    <w:p>
+      <w:pPr>
+        <w:rPr>
+          <w:lang w:val="en-US"/>
+        </w:rPr>
+      </w:pPr>
+    </w:p>
+    <w:p>
+      <w:pPr>
+        <w:rPr>
+          <w:lang w:val="en-US"/>
+        </w:rPr>
+      </w:pPr>
+      <w:r>
+        <w:rPr>
+          <w:lang w:val="en-US"/>
+        </w:rPr>
+        <w:t>Agile Principles and DevOps together; Agile is more about development?????</w:t>
+      </w:r>
+    </w:p>
+    <w:p>
+      <w:pPr>
+        <w:pStyle w:val="ListParagraph"/>
+        <w:numPr>
+          <w:ilvl w:val="0"/>
+          <w:numId w:val="34"/>
+        </w:numPr>
+        <w:rPr>
+          <w:lang w:val="en-US"/>
+        </w:rPr>
+      </w:pPr>
+      <w:r>
+        <w:rPr>
+          <w:lang w:val="en-US"/>
+        </w:rPr>
+        <w:t>Development</w:t>
+      </w:r>
+    </w:p>
+    <w:p>
+      <w:pPr>
+        <w:pStyle w:val="ListParagraph"/>
+        <w:numPr>
+          <w:ilvl w:val="1"/>
+          <w:numId w:val="34"/>
+        </w:numPr>
+        <w:rPr>
+          <w:lang w:val="en-US"/>
+        </w:rPr>
+      </w:pPr>
+      <w:r>
+        <w:rPr>
+          <w:lang w:val="en-US"/>
+        </w:rPr>
+        <w:t>Many examples said below this, and for all others</w:t>
+      </w:r>
+    </w:p>
+    <w:p>
+      <w:pPr>
+        <w:pStyle w:val="ListParagraph"/>
+        <w:numPr>
+          <w:ilvl w:val="0"/>
+          <w:numId w:val="34"/>
+        </w:numPr>
+        <w:rPr>
+          <w:lang w:val="en-US"/>
+        </w:rPr>
+      </w:pPr>
+      <w:r>
+        <w:rPr>
+          <w:lang w:val="en-US"/>
+        </w:rPr>
+        <w:t>Version control</w:t>
+      </w:r>
+    </w:p>
+    <w:p>
+      <w:pPr>
+        <w:pStyle w:val="ListParagraph"/>
+        <w:numPr>
+          <w:ilvl w:val="1"/>
+          <w:numId w:val="34"/>
+        </w:numPr>
+        <w:rPr>
+          <w:lang w:val="en-US"/>
+        </w:rPr>
+      </w:pPr>
+      <w:r>
+        <w:rPr>
+          <w:lang w:val="en-US"/>
+        </w:rPr>
+        <w:t>Proper check-in process that triggers pipeline and maintains versioning</w:t>
+      </w:r>
+    </w:p>
+    <w:p>
+      <w:pPr>
+        <w:pStyle w:val="ListParagraph"/>
+        <w:numPr>
+          <w:ilvl w:val="0"/>
+          <w:numId w:val="34"/>
+        </w:numPr>
+        <w:rPr>
+          <w:lang w:val="en-US"/>
+        </w:rPr>
+      </w:pPr>
+      <w:r>
+        <w:rPr>
+          <w:lang w:val="en-US"/>
+        </w:rPr>
+        <w:t>Build and unit-testing</w:t>
+      </w:r>
+    </w:p>
+    <w:p>
+      <w:pPr>
+        <w:pStyle w:val="ListParagraph"/>
+        <w:numPr>
+          <w:ilvl w:val="0"/>
+          <w:numId w:val="34"/>
+        </w:numPr>
+        <w:rPr>
+          <w:lang w:val="en-US"/>
+        </w:rPr>
+      </w:pPr>
+      <w:r>
+        <w:rPr>
+          <w:lang w:val="en-US"/>
+        </w:rPr>
+        <w:t>Automated acceptance testing</w:t>
+      </w:r>
+    </w:p>
+    <w:p>
+      <w:pPr>
+        <w:pStyle w:val="ListParagraph"/>
+        <w:numPr>
+          <w:ilvl w:val="0"/>
+          <w:numId w:val="34"/>
+        </w:numPr>
+        <w:rPr>
+          <w:lang w:val="en-US"/>
+        </w:rPr>
+      </w:pPr>
+      <w:r>
+        <w:rPr>
+          <w:lang w:val="en-US"/>
+        </w:rPr>
+        <w:t>User accepting testing</w:t>
+      </w:r>
+    </w:p>
+    <w:p>
+      <w:pPr>
+        <w:pStyle w:val="ListParagraph"/>
+        <w:numPr>
+          <w:ilvl w:val="0"/>
+          <w:numId w:val="34"/>
+        </w:numPr>
+        <w:rPr>
+          <w:lang w:val="en-US"/>
+        </w:rPr>
+      </w:pPr>
+      <w:r>
+        <w:rPr>
+          <w:lang w:val="en-US"/>
+        </w:rPr>
+        <w:t>Release</w:t>
+      </w:r>
+    </w:p>
+    <w:p>
+      <w:pPr>
+        <w:pStyle w:val="ListParagraph"/>
+        <w:numPr>
+          <w:ilvl w:val="1"/>
+          <w:numId w:val="34"/>
+        </w:numPr>
+        <w:rPr>
+          <w:lang w:val="en-US"/>
+        </w:rPr>
+      </w:pPr>
+      <w:r>
+        <w:rPr>
+          <w:lang w:val="en-US"/>
+        </w:rPr>
+        <w:t>Approval based release process</w:t>
+      </w:r>
+    </w:p>
+    <w:p>
+      <w:pPr>
+        <w:rPr>
+          <w:lang w:val="en-US"/>
+        </w:rPr>
+      </w:pPr>
+    </w:p>
+    <w:p>
+      <w:pPr>
+        <w:rPr>
+          <w:lang w:val="en-US"/>
+        </w:rPr>
+      </w:pPr>
+      <w:r>
+        <w:rPr>
+          <w:lang w:val="en-US"/>
+        </w:rPr>
+        <w:t>Then some weird graph about “Agile Fail Fast”</w:t>
+      </w:r>
+    </w:p>
+    <w:p>
+      <w:pPr>
+        <w:pStyle w:val="ListParagraph"/>
+        <w:numPr>
+          <w:ilvl w:val="0"/>
+          <w:numId w:val="35"/>
+        </w:numPr>
+        <w:rPr>
+          <w:lang w:val="en-US"/>
+        </w:rPr>
+      </w:pPr>
+      <w:r>
+        <w:rPr>
+          <w:lang w:val="en-US"/>
+        </w:rPr>
+        <w:t>Legit can just be summarized to “finding bugs early means we can keep costs under control”</w:t>
+      </w:r>
+    </w:p>
+    <w:p>
+      <w:pPr>
+        <w:rPr>
+          <w:lang w:val="en-US"/>
+        </w:rPr>
+      </w:pPr>
+    </w:p>
+    <w:p>
+      <w:pPr>
+        <w:rPr>
+          <w:lang w:val="en-US"/>
+        </w:rPr>
+      </w:pPr>
+      <w:r>
+        <w:rPr>
+          <w:lang w:val="en-US"/>
+        </w:rPr>
+        <w:t>Software Design and Fail Fast</w:t>
+      </w:r>
+    </w:p>
+    <w:p>
+      <w:pPr>
+        <w:rPr>
+          <w:lang w:val="en-US"/>
+        </w:rPr>
+      </w:pPr>
+      <w:r>
+        <w:rPr>
+          <w:lang w:val="en-US"/>
+        </w:rPr>
+        <w:t>Recognise the essential software development techniques we can use to build softwares to fail fast.</w:t>
+      </w:r>
+    </w:p>
+    <w:p>
+      <w:pPr>
+        <w:rPr>
+          <w:lang w:val="en-US"/>
+        </w:rPr>
+      </w:pPr>
+    </w:p>
+    <w:p>
+      <w:pPr>
+        <w:rPr>
+          <w:lang w:val="en-US"/>
+        </w:rPr>
+      </w:pPr>
+      <w:r>
+        <w:rPr>
+          <w:lang w:val="en-US"/>
+        </w:rPr>
+        <w:t>Methodologies;</w:t>
+      </w:r>
+    </w:p>
+    <w:p>
+      <w:pPr>
+        <w:pStyle w:val="ListParagraph"/>
+        <w:numPr>
+          <w:ilvl w:val="0"/>
+          <w:numId w:val="35"/>
+        </w:numPr>
+        <w:rPr>
+          <w:lang w:val="en-US"/>
+        </w:rPr>
+      </w:pPr>
+      <w:r>
+        <w:rPr>
+          <w:lang w:val="en-US"/>
+        </w:rPr>
+        <w:t>Waterfall</w:t>
+      </w:r>
+    </w:p>
+    <w:p>
+      <w:pPr>
+        <w:pStyle w:val="ListParagraph"/>
+        <w:numPr>
+          <w:ilvl w:val="1"/>
+          <w:numId w:val="35"/>
+        </w:numPr>
+        <w:rPr>
+          <w:lang w:val="en-US"/>
+        </w:rPr>
+      </w:pPr>
+      <w:r>
+        <w:rPr>
+          <w:lang w:val="en-US"/>
+        </w:rPr>
+        <w:t>Adopting incremental and linear approach to development</w:t>
+      </w:r>
+    </w:p>
+    <w:p>
+      <w:pPr>
+        <w:pStyle w:val="ListParagraph"/>
+        <w:numPr>
+          <w:ilvl w:val="0"/>
+          <w:numId w:val="35"/>
+        </w:numPr>
+        <w:rPr>
+          <w:lang w:val="en-US"/>
+        </w:rPr>
+      </w:pPr>
+      <w:r>
+        <w:rPr>
+          <w:lang w:val="en-US"/>
+        </w:rPr>
+        <w:t>Agile</w:t>
+      </w:r>
+    </w:p>
+    <w:p>
+      <w:pPr>
+        <w:pStyle w:val="ListParagraph"/>
+        <w:numPr>
+          <w:ilvl w:val="1"/>
+          <w:numId w:val="35"/>
+        </w:numPr>
+        <w:rPr>
+          <w:lang w:val="en-US"/>
+        </w:rPr>
+      </w:pPr>
+      <w:r>
+        <w:rPr>
+          <w:lang w:val="en-US"/>
+        </w:rPr>
+        <w:t>More iterative and incremental in nature</w:t>
+      </w:r>
+    </w:p>
+    <w:p>
+      <w:pPr>
+        <w:pStyle w:val="ListParagraph"/>
+        <w:numPr>
+          <w:ilvl w:val="1"/>
+          <w:numId w:val="35"/>
+        </w:numPr>
+        <w:rPr>
+          <w:lang w:val="en-US"/>
+        </w:rPr>
+      </w:pPr>
+      <w:r>
+        <w:rPr>
+          <w:lang w:val="en-US"/>
+        </w:rPr>
+        <w:t>Adopts team-based approaches to development</w:t>
+      </w:r>
+    </w:p>
+    <w:p>
+      <w:pPr>
+        <w:pStyle w:val="ListParagraph"/>
+        <w:numPr>
+          <w:ilvl w:val="1"/>
+          <w:numId w:val="35"/>
+        </w:numPr>
+        <w:rPr>
+          <w:lang w:val="en-US"/>
+        </w:rPr>
+      </w:pPr>
+      <w:r>
+        <w:rPr>
+          <w:lang w:val="en-US"/>
+        </w:rPr>
+        <w:t>Emphasizes rapid development</w:t>
+      </w:r>
+    </w:p>
+    <w:p>
+      <w:pPr>
+        <w:pStyle w:val="ListParagraph"/>
+        <w:numPr>
+          <w:ilvl w:val="1"/>
+          <w:numId w:val="35"/>
+        </w:numPr>
+        <w:rPr>
+          <w:lang w:val="en-US"/>
+        </w:rPr>
+      </w:pPr>
+      <w:r>
+        <w:rPr>
+          <w:lang w:val="en-US"/>
+        </w:rPr>
+        <w:t>Dvides phases into sprints</w:t>
+      </w:r>
+    </w:p>
+    <w:p>
+      <w:pPr>
+        <w:pStyle w:val="ListParagraph"/>
+        <w:numPr>
+          <w:ilvl w:val="2"/>
+          <w:numId w:val="35"/>
+        </w:numPr>
+        <w:rPr>
+          <w:lang w:val="en-US"/>
+        </w:rPr>
+      </w:pPr>
+      <w:r>
+        <w:rPr>
+          <w:lang w:val="en-US"/>
+        </w:rPr>
+        <w:t>User stories???</w:t>
+      </w:r>
+    </w:p>
+    <w:p>
+      <w:pPr>
+        <w:rPr>
+          <w:lang w:val="en-US"/>
+        </w:rPr>
+      </w:pPr>
+    </w:p>
+    <w:p>
+      <w:pPr>
+        <w:rPr>
+          <w:lang w:val="en-US"/>
+        </w:rPr>
+      </w:pPr>
+      <w:r>
+        <w:rPr>
+          <w:lang w:val="en-US"/>
+        </w:rPr>
+        <w:t>DevOps is not just a methodology, like Agile, but goes further, encompassing the entire teams and process; focusing on improving the culture. Still, adopting DevOps means to adopt Agile, but also establishing proper relations between dev and ops teams.</w:t>
+      </w:r>
+    </w:p>
+    <w:p>
+      <w:pPr>
+        <w:rPr>
+          <w:lang w:val="en-US"/>
+        </w:rPr>
+      </w:pPr>
+    </w:p>
+    <w:p>
+      <w:pPr>
+        <w:rPr>
+          <w:lang w:val="en-US"/>
+        </w:rPr>
+      </w:pPr>
+      <w:r>
+        <w:rPr>
+          <w:lang w:val="en-US"/>
+        </w:rPr>
+        <w:t>Software Development Lifecycle (SDC)</w:t>
+      </w:r>
+    </w:p>
+    <w:p>
+      <w:pPr>
+        <w:rPr>
+          <w:lang w:val="en-US"/>
+        </w:rPr>
+      </w:pPr>
+      <w:r>
+        <w:rPr>
+          <w:lang w:val="en-US"/>
+        </w:rPr>
+        <w:t>Looping</w:t>
+      </w:r>
+      <w:r>
+        <w:rPr>
+          <w:lang w:val="en-US"/>
+        </w:rPr>
+        <w:t xml:space="preserve">, iterative </w:t>
+      </w:r>
+      <w:r>
+        <w:rPr>
+          <w:lang w:val="en-US"/>
+        </w:rPr>
+        <w:t>process that starts with;</w:t>
+      </w:r>
+    </w:p>
+    <w:p>
+      <w:pPr>
+        <w:pStyle w:val="ListParagraph"/>
+        <w:numPr>
+          <w:ilvl w:val="0"/>
+          <w:numId w:val="36"/>
+        </w:numPr>
+        <w:rPr>
+          <w:lang w:val="en-US"/>
+        </w:rPr>
+      </w:pPr>
+      <w:r>
+        <w:rPr>
+          <w:lang w:val="en-US"/>
+        </w:rPr>
+        <w:t>Design</w:t>
+      </w:r>
+    </w:p>
+    <w:p>
+      <w:pPr>
+        <w:pStyle w:val="ListParagraph"/>
+        <w:numPr>
+          <w:ilvl w:val="1"/>
+          <w:numId w:val="36"/>
+        </w:numPr>
+        <w:rPr>
+          <w:lang w:val="en-US"/>
+        </w:rPr>
+      </w:pPr>
+      <w:r>
+        <w:rPr>
+          <w:lang w:val="en-US"/>
+        </w:rPr>
+        <w:t>Starts after you have identified and elaborated upon all use cases</w:t>
+      </w:r>
+      <w:r>
+        <w:rPr>
+          <w:lang w:val="en-US"/>
+        </w:rPr>
+        <w:t>, now having proper understanding of the actors and processes which need to be handled to meet business need.</w:t>
+      </w:r>
+    </w:p>
+    <w:p>
+      <w:pPr>
+        <w:pStyle w:val="ListParagraph"/>
+        <w:numPr>
+          <w:ilvl w:val="0"/>
+          <w:numId w:val="36"/>
+        </w:numPr>
+        <w:rPr>
+          <w:lang w:val="en-US"/>
+        </w:rPr>
+      </w:pPr>
+      <w:r>
+        <w:rPr>
+          <w:lang w:val="en-US"/>
+        </w:rPr>
+        <w:t>Analyze</w:t>
+      </w:r>
+    </w:p>
+    <w:p>
+      <w:pPr>
+        <w:pStyle w:val="ListParagraph"/>
+        <w:numPr>
+          <w:ilvl w:val="1"/>
+          <w:numId w:val="36"/>
+        </w:numPr>
+        <w:rPr>
+          <w:lang w:val="en-US"/>
+        </w:rPr>
+      </w:pPr>
+      <w:r>
+        <w:rPr>
+          <w:lang w:val="en-US"/>
+        </w:rPr>
+        <w:t>Analysis will often provide multiple solutions with which to provide to handle a particular user’s scenario</w:t>
+      </w:r>
+    </w:p>
+    <w:p>
+      <w:pPr>
+        <w:pStyle w:val="ListParagraph"/>
+        <w:numPr>
+          <w:ilvl w:val="0"/>
+          <w:numId w:val="36"/>
+        </w:numPr>
+        <w:rPr>
+          <w:lang w:val="en-US"/>
+        </w:rPr>
+      </w:pPr>
+      <w:r>
+        <w:rPr>
+          <w:lang w:val="en-US"/>
+        </w:rPr>
+        <w:t>Evaluate</w:t>
+      </w:r>
+    </w:p>
+    <w:p>
+      <w:pPr>
+        <w:pStyle w:val="ListParagraph"/>
+        <w:numPr>
+          <w:ilvl w:val="1"/>
+          <w:numId w:val="36"/>
+        </w:numPr>
+        <w:rPr>
+          <w:lang w:val="en-US"/>
+        </w:rPr>
+      </w:pPr>
+      <w:r>
+        <w:rPr>
+          <w:lang w:val="en-US"/>
+        </w:rPr>
+        <w:t>Feasibility study</w:t>
+      </w:r>
+    </w:p>
+    <w:p>
+      <w:pPr>
+        <w:pStyle w:val="ListParagraph"/>
+        <w:numPr>
+          <w:ilvl w:val="0"/>
+          <w:numId w:val="36"/>
+        </w:numPr>
+        <w:rPr>
+          <w:lang w:val="en-US"/>
+        </w:rPr>
+      </w:pPr>
+      <w:r>
+        <w:rPr>
+          <w:lang w:val="en-US"/>
+        </w:rPr>
+        <w:t>Test</w:t>
+      </w:r>
+    </w:p>
+    <w:p>
+      <w:pPr>
+        <w:pStyle w:val="ListParagraph"/>
+        <w:numPr>
+          <w:ilvl w:val="0"/>
+          <w:numId w:val="36"/>
+        </w:numPr>
+        <w:rPr>
+          <w:lang w:val="en-US"/>
+        </w:rPr>
+      </w:pPr>
+      <w:r>
+        <w:rPr>
+          <w:lang w:val="en-US"/>
+        </w:rPr>
+        <w:t>Implement</w:t>
+      </w:r>
+    </w:p>
+    <w:p>
+      <w:pPr>
+        <w:pStyle w:val="ListParagraph"/>
+        <w:numPr>
+          <w:ilvl w:val="1"/>
+          <w:numId w:val="36"/>
+        </w:numPr>
+        <w:rPr>
+          <w:lang w:val="en-US"/>
+        </w:rPr>
+      </w:pPr>
+      <w:r>
+        <w:rPr>
+          <w:lang w:val="en-US"/>
+        </w:rPr>
+        <w:t>With Fail Fast, testing and implementation go together, because you must first test for failure, then implementing the right processes and code that ensures the test passes implementation.</w:t>
+      </w:r>
+    </w:p>
+    <w:p>
+      <w:pPr>
+        <w:pStyle w:val="ListParagraph"/>
+        <w:numPr>
+          <w:ilvl w:val="0"/>
+          <w:numId w:val="36"/>
+        </w:numPr>
+        <w:rPr>
+          <w:lang w:val="en-US"/>
+        </w:rPr>
+      </w:pPr>
+      <w:r>
+        <w:rPr>
+          <w:lang w:val="en-US"/>
+        </w:rPr>
+        <w:t>Back to Design…</w:t>
+      </w:r>
+    </w:p>
+    <w:p>
+      <w:pPr>
+        <w:rPr>
+          <w:lang w:val="en-US"/>
+        </w:rPr>
+      </w:pPr>
+    </w:p>
+    <w:p>
+      <w:pPr>
+        <w:rPr>
+          <w:lang w:val="en-US"/>
+        </w:rPr>
+      </w:pPr>
+      <w:r>
+        <w:rPr>
+          <w:lang w:val="en-US"/>
+        </w:rPr>
+        <w:t>Comparison between waterfall, agile and DevOps</w:t>
+      </w:r>
+    </w:p>
+    <w:p>
+      <w:pPr>
+        <w:rPr>
+          <w:lang w:val="en-US"/>
+        </w:rPr>
+      </w:pPr>
+    </w:p>
+    <w:p>
+      <w:pPr>
+        <w:pStyle w:val="Heading1"/>
+        <w:rPr>
+          <w:lang w:val="en-US"/>
+        </w:rPr>
+      </w:pPr>
+      <w:r>
+        <w:rPr>
+          <w:lang w:val="en-US"/>
+        </w:rPr>
+        <w:t>Concept and Terminology List</w:t>
+      </w:r>
+      <w:r>
+        <w:rPr>
+          <w:lang w:val="en-US"/>
+        </w:rPr>
+        <w:t xml:space="preserve"> (Exam Required)</w:t>
+      </w:r>
+    </w:p>
+    <w:p>
+      <w:pPr>
+        <w:pStyle w:val="Heading2"/>
+        <w:rPr>
+          <w:lang w:val="en-US"/>
+        </w:rPr>
+      </w:pPr>
+      <w:r>
+        <w:rPr>
+          <w:lang w:val="en-US"/>
+        </w:rPr>
+        <w:t xml:space="preserve">Agile Manifesto </w:t>
+      </w:r>
+    </w:p>
+    <w:p>
+      <w:pPr>
+        <w:rPr>
+          <w:lang w:val="en-US"/>
+        </w:rPr>
+      </w:pPr>
+      <w:r>
+        <w:rPr>
+          <w:rFonts w:hint="cs"/>
+          <w:lang w:val="en-US"/>
+        </w:rPr>
+        <w:t>‘</w:t>
+      </w:r>
+      <w:r>
+        <w:rPr>
+          <w:lang w:val="en-US"/>
+        </w:rPr>
+        <w:t>The Agile Manifesto</w:t>
+      </w:r>
+      <w:r>
+        <w:rPr>
+          <w:rFonts w:hint="cs"/>
+          <w:lang w:val="en-US"/>
+        </w:rPr>
+        <w:t>’</w:t>
+      </w:r>
+      <w:r>
+        <w:rPr>
+          <w:lang w:val="en-US"/>
+        </w:rPr>
+        <w:t xml:space="preserve"> was written in 2001 by a group of 17 software developers to promote lightweight software development methods, outlining 4 values, or </w:t>
+      </w:r>
+      <w:r>
+        <w:rPr>
+          <w:rFonts w:hint="cs"/>
+          <w:lang w:val="en-US"/>
+        </w:rPr>
+        <w:t>‘</w:t>
+      </w:r>
+      <w:r>
+        <w:rPr>
+          <w:lang w:val="en-US"/>
+        </w:rPr>
+        <w:t>pillars</w:t>
+      </w:r>
+      <w:r>
+        <w:rPr>
+          <w:rFonts w:hint="cs"/>
+          <w:lang w:val="en-US"/>
+        </w:rPr>
+        <w:t>’</w:t>
+      </w:r>
+      <w:r>
+        <w:rPr>
+          <w:lang w:val="en-US"/>
+        </w:rPr>
+        <w:t>, for improving the software development process, as well as 12 principles that expand on the handful of sentences that make up the values.</w:t>
+      </w:r>
+    </w:p>
+    <w:p>
+      <w:pPr>
+        <w:pStyle w:val="Heading3"/>
+        <w:rPr>
+          <w:lang w:val="en-US"/>
+        </w:rPr>
+      </w:pPr>
+      <w:r>
+        <w:rPr>
+          <w:lang w:val="en-US"/>
+        </w:rPr>
+        <w:t>Agile Manifesto has 4 core pillars/values for improving the software development process;</w:t>
+      </w:r>
+    </w:p>
+    <w:p>
+      <w:pPr>
+        <w:pStyle w:val="ListParagraph"/>
+        <w:numPr>
+          <w:ilvl w:val="0"/>
+          <w:numId w:val="31"/>
+        </w:numPr>
+        <w:rPr>
+          <w:lang w:val="en-US"/>
+        </w:rPr>
+      </w:pPr>
+      <w:r>
+        <w:rPr>
+          <w:lang w:val="en-US"/>
+        </w:rPr>
+        <w:t>Individuals and interactions over processes and tools</w:t>
+      </w:r>
+    </w:p>
+    <w:p>
+      <w:pPr>
+        <w:pStyle w:val="ListParagraph"/>
+        <w:numPr>
+          <w:ilvl w:val="1"/>
+          <w:numId w:val="31"/>
+        </w:numPr>
+        <w:rPr>
+          <w:lang w:val="en-US"/>
+        </w:rPr>
+      </w:pPr>
+      <w:r>
+        <w:rPr>
+          <w:lang w:val="en-US"/>
+        </w:rPr>
+        <w:t>Means that people are the core value of a software project.</w:t>
+      </w:r>
+    </w:p>
+    <w:p>
+      <w:pPr>
+        <w:pStyle w:val="ListParagraph"/>
+        <w:numPr>
+          <w:ilvl w:val="1"/>
+          <w:numId w:val="31"/>
+        </w:numPr>
+        <w:rPr>
+          <w:lang w:val="en-US"/>
+        </w:rPr>
+      </w:pPr>
+      <w:r>
+        <w:rPr>
+          <w:lang w:val="en-US"/>
+        </w:rPr>
+        <w:t>Attests that forcing these people to conform to certain processes or tools will result in lost creativity and problem-solving abilities.</w:t>
+      </w:r>
+    </w:p>
+    <w:p>
+      <w:pPr>
+        <w:pStyle w:val="ListParagraph"/>
+        <w:numPr>
+          <w:ilvl w:val="0"/>
+          <w:numId w:val="31"/>
+        </w:numPr>
+        <w:rPr>
+          <w:lang w:val="en-US"/>
+        </w:rPr>
+      </w:pPr>
+      <w:r>
+        <w:rPr>
+          <w:lang w:val="en-US"/>
+        </w:rPr>
+        <w:t>Working software over comprehensive documentation</w:t>
+      </w:r>
+    </w:p>
+    <w:p>
+      <w:pPr>
+        <w:pStyle w:val="ListParagraph"/>
+        <w:numPr>
+          <w:ilvl w:val="1"/>
+          <w:numId w:val="31"/>
+        </w:numPr>
+        <w:rPr>
+          <w:lang w:val="en-US"/>
+        </w:rPr>
+      </w:pPr>
+      <w:r>
+        <w:rPr>
+          <w:lang w:val="en-US"/>
+        </w:rPr>
+        <w:t>Prioritise developing software rather than detailed documentation, as working software is more critical.</w:t>
+      </w:r>
+    </w:p>
+    <w:p>
+      <w:pPr>
+        <w:pStyle w:val="ListParagraph"/>
+        <w:numPr>
+          <w:ilvl w:val="0"/>
+          <w:numId w:val="31"/>
+        </w:numPr>
+        <w:rPr>
+          <w:lang w:val="en-US"/>
+        </w:rPr>
+      </w:pPr>
+      <w:r>
+        <w:rPr>
+          <w:lang w:val="en-US"/>
+        </w:rPr>
+        <w:t>Customer collaboration over contract negotiation</w:t>
+      </w:r>
+    </w:p>
+    <w:p>
+      <w:pPr>
+        <w:pStyle w:val="ListParagraph"/>
+        <w:numPr>
+          <w:ilvl w:val="1"/>
+          <w:numId w:val="31"/>
+        </w:numPr>
+        <w:rPr>
+          <w:lang w:val="en-US"/>
+        </w:rPr>
+      </w:pPr>
+      <w:r>
+        <w:rPr>
+          <w:lang w:val="en-US"/>
+        </w:rPr>
+        <w:t>The contract signed means less than the work done afterwards; rather than blaming each other for mistakes, work together to achieve an optimal result for both parties.</w:t>
+      </w:r>
+    </w:p>
+    <w:p>
+      <w:pPr>
+        <w:pStyle w:val="ListParagraph"/>
+        <w:numPr>
+          <w:ilvl w:val="0"/>
+          <w:numId w:val="31"/>
+        </w:numPr>
+        <w:rPr>
+          <w:lang w:val="en-US"/>
+        </w:rPr>
+      </w:pPr>
+      <w:r>
+        <w:rPr>
+          <w:lang w:val="en-US"/>
+        </w:rPr>
+        <w:t>Responding to change over following a plan</w:t>
+      </w:r>
+    </w:p>
+    <w:p>
+      <w:pPr>
+        <w:pStyle w:val="ListParagraph"/>
+        <w:numPr>
+          <w:ilvl w:val="1"/>
+          <w:numId w:val="31"/>
+        </w:numPr>
+        <w:rPr>
+          <w:lang w:val="en-US"/>
+        </w:rPr>
+      </w:pPr>
+      <w:r>
+        <w:rPr>
+          <w:lang w:val="en-US"/>
+        </w:rPr>
+        <w:t>In most software products, customers don</w:t>
+      </w:r>
+      <w:r>
+        <w:rPr>
+          <w:rFonts w:hint="cs"/>
+          <w:lang w:val="en-US"/>
+        </w:rPr>
+        <w:t>’</w:t>
+      </w:r>
+      <w:r>
+        <w:rPr>
+          <w:lang w:val="en-US"/>
+        </w:rPr>
+        <w:t>t really know exactly what they want until a product is presented to them.</w:t>
+      </w:r>
+    </w:p>
+    <w:p>
+      <w:pPr>
+        <w:pStyle w:val="ListParagraph"/>
+        <w:numPr>
+          <w:ilvl w:val="1"/>
+          <w:numId w:val="31"/>
+        </w:numPr>
+        <w:rPr>
+          <w:lang w:val="en-US"/>
+        </w:rPr>
+      </w:pPr>
+      <w:r>
+        <w:rPr>
+          <w:lang w:val="en-US"/>
+        </w:rPr>
+        <w:t>Due to this, it</w:t>
+      </w:r>
+      <w:r>
+        <w:rPr>
+          <w:rFonts w:hint="cs"/>
+          <w:lang w:val="en-US"/>
+        </w:rPr>
+        <w:t>’</w:t>
+      </w:r>
+      <w:r>
+        <w:rPr>
+          <w:lang w:val="en-US"/>
+        </w:rPr>
+        <w:t>s important to embrace change to make a better product.</w:t>
+      </w:r>
+    </w:p>
+    <w:p>
+      <w:pPr>
+        <w:pStyle w:val="Heading3"/>
+        <w:rPr>
+          <w:lang w:val="en-US"/>
+        </w:rPr>
+      </w:pPr>
+      <w:r>
+        <w:rPr>
+          <w:lang w:val="en-US"/>
+        </w:rPr>
+        <w:t>The 12 Agile principles, that expand upon the values of Agile, are;</w:t>
+      </w:r>
+    </w:p>
+    <w:p>
+      <w:pPr>
+        <w:numPr>
+          <w:ilvl w:val="0"/>
+          <w:numId w:val="32"/>
+        </w:numPr>
+        <w:rPr>
+          <w:lang w:val="en-US"/>
+        </w:rPr>
+      </w:pPr>
+      <w:r>
+        <w:rPr>
+          <w:lang w:val="en-US"/>
+        </w:rPr>
+        <w:t xml:space="preserve">Our highest priority is to satisfy the customer through </w:t>
       </w:r>
       <w:r>
         <w:rPr>
@@ -4968,1339 +6088,209 @@
           <w:bCs/>
           <w:lang w:val="en-US"/>
         </w:rPr>
-        <w:t>even those who are not the intended target audience can provide feedback</w:t>
-      </w:r>
-      <w:r>
-        <w:rPr>
-          <w:lang w:val="en-US"/>
-        </w:rPr>
-        <w:t>.</w:t>
-      </w:r>
-    </w:p>
-    <w:p>
-      <w:pPr>
-        <w:pStyle w:val="ListParagraph"/>
-        <w:numPr>
-          <w:ilvl w:val="0"/>
-          <w:numId w:val="28"/>
-        </w:numPr>
-        <w:rPr>
-          <w:lang w:val="en-US"/>
-        </w:rPr>
-      </w:pPr>
-      <w:r>
-        <w:rPr>
-          <w:lang w:val="en-US"/>
-        </w:rPr>
-        <w:t>Improves software delivery process, helping us to adopt the right delivery mechanism</w:t>
-      </w:r>
-    </w:p>
-    <w:p>
-      <w:pPr>
-        <w:pStyle w:val="ListParagraph"/>
-        <w:numPr>
-          <w:ilvl w:val="0"/>
-          <w:numId w:val="28"/>
-        </w:numPr>
-        <w:rPr>
-          <w:lang w:val="en-US"/>
-        </w:rPr>
-      </w:pPr>
-      <w:r>
-        <w:rPr>
-          <w:lang w:val="en-US"/>
-        </w:rPr>
-        <w:t>Speeds up time to market</w:t>
-      </w:r>
-    </w:p>
-    <w:p>
-      <w:pPr>
-        <w:rPr>
-          <w:lang w:val="en-US"/>
-        </w:rPr>
-      </w:pPr>
-    </w:p>
-    <w:p>
-      <w:pPr>
-        <w:rPr>
-          <w:lang w:val="en-US"/>
-        </w:rPr>
-      </w:pPr>
-      <w:r>
-        <w:rPr>
-          <w:lang w:val="en-US"/>
-        </w:rPr>
-        <w:t>DevOps Cycle (looping of course)</w:t>
-      </w:r>
-    </w:p>
-    <w:p>
-      <w:pPr>
-        <w:pStyle w:val="ListParagraph"/>
-        <w:numPr>
-          <w:ilvl w:val="0"/>
-          <w:numId w:val="30"/>
-        </w:numPr>
-        <w:rPr>
-          <w:lang w:val="en-US"/>
-        </w:rPr>
-      </w:pPr>
-      <w:r>
-        <w:rPr>
-          <w:lang w:val="en-US"/>
-        </w:rPr>
-        <w:t>Continuous business planning</w:t>
-      </w:r>
-    </w:p>
-    <w:p>
-      <w:pPr>
-        <w:pStyle w:val="ListParagraph"/>
-        <w:numPr>
-          <w:ilvl w:val="0"/>
-          <w:numId w:val="30"/>
-        </w:numPr>
-        <w:rPr>
-          <w:lang w:val="en-US"/>
-        </w:rPr>
-      </w:pPr>
-      <w:r>
-        <w:rPr>
-          <w:lang w:val="en-US"/>
-        </w:rPr>
-        <w:t>Collaborative development</w:t>
-      </w:r>
-    </w:p>
-    <w:p>
-      <w:pPr>
-        <w:pStyle w:val="ListParagraph"/>
-        <w:numPr>
-          <w:ilvl w:val="0"/>
-          <w:numId w:val="30"/>
-        </w:numPr>
-        <w:rPr>
-          <w:lang w:val="en-US"/>
-        </w:rPr>
-      </w:pPr>
-      <w:r>
-        <w:rPr>
-          <w:lang w:val="en-US"/>
-        </w:rPr>
-        <w:t>Continuous testing</w:t>
-      </w:r>
-    </w:p>
-    <w:p>
-      <w:pPr>
-        <w:pStyle w:val="ListParagraph"/>
-        <w:numPr>
-          <w:ilvl w:val="0"/>
-          <w:numId w:val="30"/>
-        </w:numPr>
-        <w:rPr>
-          <w:lang w:val="en-US"/>
-        </w:rPr>
-      </w:pPr>
-      <w:r>
-        <w:rPr>
-          <w:lang w:val="en-US"/>
-        </w:rPr>
-        <w:t>Continuous release &amp; deployment</w:t>
-      </w:r>
-    </w:p>
-    <w:p>
-      <w:pPr>
-        <w:pStyle w:val="ListParagraph"/>
-        <w:numPr>
-          <w:ilvl w:val="0"/>
-          <w:numId w:val="30"/>
-        </w:numPr>
-        <w:rPr>
-          <w:lang w:val="en-US"/>
-        </w:rPr>
-      </w:pPr>
-      <w:r>
-        <w:rPr>
-          <w:lang w:val="en-US"/>
-        </w:rPr>
-        <w:t>Continuous monitoring</w:t>
-      </w:r>
-    </w:p>
-    <w:p>
-      <w:pPr>
-        <w:pStyle w:val="ListParagraph"/>
-        <w:numPr>
-          <w:ilvl w:val="0"/>
-          <w:numId w:val="30"/>
-        </w:numPr>
-        <w:rPr>
-          <w:lang w:val="en-US"/>
-        </w:rPr>
-      </w:pPr>
-      <w:r>
-        <w:rPr>
-          <w:lang w:val="en-US"/>
-        </w:rPr>
-        <w:t>Collaborative feedback &amp; Optimization</w:t>
-      </w:r>
-    </w:p>
-    <w:p>
-      <w:pPr>
-        <w:pStyle w:val="ListParagraph"/>
-        <w:numPr>
-          <w:ilvl w:val="0"/>
-          <w:numId w:val="30"/>
-        </w:numPr>
-        <w:rPr>
-          <w:lang w:val="en-US"/>
-        </w:rPr>
-      </w:pPr>
-      <w:r>
-        <w:rPr>
-          <w:lang w:val="en-US"/>
-        </w:rPr>
-        <w:t>And back to Continuous business planning…</w:t>
-      </w:r>
-    </w:p>
-    <w:p>
-      <w:pPr>
-        <w:rPr>
-          <w:lang w:val="en-US"/>
-        </w:rPr>
-      </w:pPr>
-    </w:p>
-    <w:p>
-      <w:pPr>
-        <w:rPr>
-          <w:lang w:val="en-US"/>
-        </w:rPr>
-      </w:pPr>
-      <w:r>
-        <w:rPr>
-          <w:lang w:val="en-US"/>
-        </w:rPr>
-        <w:t xml:space="preserve">By testing environments with the goal of finding failures, we aim to find defects as early as possible </w:t>
-      </w:r>
-      <w:r>
-        <w:rPr>
-          <w:lang w:val="en-US"/>
-        </w:rPr>
-        <w:t>to</w:t>
-      </w:r>
-      <w:r>
-        <w:rPr>
-          <w:lang w:val="en-US"/>
-        </w:rPr>
-        <w:t xml:space="preserve"> fix them as early as possible.</w:t>
-      </w:r>
-    </w:p>
-    <w:p>
-      <w:pPr>
-        <w:rPr>
-          <w:lang w:val="en-US"/>
-        </w:rPr>
-      </w:pPr>
-    </w:p>
-    <w:p>
-      <w:pPr>
+        <w:t>early and continuous delivery</w:t>
+      </w:r>
+      <w:r>
+        <w:rPr>
+          <w:lang w:val="en-US"/>
+        </w:rPr>
+        <w:t xml:space="preserve"> of valuable software</w:t>
+      </w:r>
+    </w:p>
+    <w:p>
+      <w:pPr>
+        <w:numPr>
+          <w:ilvl w:val="1"/>
+          <w:numId w:val="32"/>
+        </w:numPr>
+        <w:rPr>
+          <w:lang w:val="en-US"/>
+        </w:rPr>
+      </w:pPr>
+      <w:r>
+        <w:rPr>
+          <w:lang w:val="en-US"/>
+        </w:rPr>
+        <w:t>Means we focus on customers and their satisfaction, through early and continuous delivery</w:t>
+      </w:r>
+    </w:p>
+    <w:p>
+      <w:pPr>
+        <w:pStyle w:val="ListParagraph"/>
+        <w:numPr>
+          <w:ilvl w:val="1"/>
+          <w:numId w:val="32"/>
+        </w:numPr>
+        <w:rPr>
+          <w:lang w:val="en-US"/>
+        </w:rPr>
+      </w:pPr>
+      <w:r>
+        <w:rPr>
+          <w:lang w:val="en-US"/>
+        </w:rPr>
+        <w:lastRenderedPageBreak/>
+        <w:t>Customer Satisfaction through Early and Continuous Delivery: This principle concentrates on the importance of customer satisfaction by providing information to customers early on time and also with consistency throughout the development process.</w:t>
+      </w:r>
+    </w:p>
+    <w:p>
+      <w:pPr>
+        <w:pStyle w:val="ListParagraph"/>
+        <w:numPr>
+          <w:ilvl w:val="1"/>
+          <w:numId w:val="32"/>
+        </w:numPr>
+        <w:rPr>
+          <w:lang w:val="en-US"/>
+        </w:rPr>
+      </w:pPr>
+      <w:r>
+        <w:rPr>
+          <w:lang w:val="en-US"/>
+        </w:rPr>
+        <w:t>By delivery valuable, incremental products *frequently*, we keep delivering valuable products that keep the customer satisfied, whilst also working towards our final deliverable for the customer</w:t>
+      </w:r>
+    </w:p>
+    <w:p>
+      <w:pPr>
+        <w:pStyle w:val="ListParagraph"/>
+        <w:numPr>
+          <w:ilvl w:val="1"/>
+          <w:numId w:val="32"/>
+        </w:numPr>
+        <w:rPr>
+          <w:lang w:val="en-US"/>
+        </w:rPr>
+      </w:pPr>
+      <w:r>
+        <w:rPr>
+          <w:lang w:val="en-US"/>
+        </w:rPr>
+        <w:t>Opposed to working only towards the end goal, rathe than incrementals</w:t>
+      </w:r>
+    </w:p>
+    <w:p>
+      <w:pPr>
+        <w:numPr>
+          <w:ilvl w:val="0"/>
+          <w:numId w:val="32"/>
+        </w:numPr>
+        <w:rPr>
+          <w:lang w:val="en-US"/>
+        </w:rPr>
+      </w:pPr>
+      <w:r>
+        <w:rPr>
+          <w:lang w:val="en-US"/>
+        </w:rPr>
+        <w:t>Welcome changing requirements, even late in development. Agile processes harness change for the customer's competitive advantage</w:t>
+      </w:r>
+    </w:p>
+    <w:p>
+      <w:pPr>
+        <w:numPr>
+          <w:ilvl w:val="1"/>
+          <w:numId w:val="32"/>
+        </w:numPr>
+        <w:rPr>
+          <w:lang w:val="en-US"/>
+        </w:rPr>
+      </w:pPr>
+      <w:r>
+        <w:rPr>
+          <w:lang w:val="en-US"/>
+        </w:rPr>
+        <w:t>We must embrace change and be adaptable</w:t>
+      </w:r>
+    </w:p>
+    <w:p>
+      <w:pPr>
+        <w:numPr>
+          <w:ilvl w:val="1"/>
+          <w:numId w:val="32"/>
+        </w:numPr>
+        <w:rPr>
+          <w:lang w:val="en-US"/>
+        </w:rPr>
+      </w:pPr>
+      <w:r>
+        <w:rPr>
+          <w:lang w:val="en-US"/>
+        </w:rPr>
+        <w:t>Welcome Changing Requirements, Even Late in Development: Agile processes tackle change for the customer's competitive advantage. Even late in development, changes in requirements are welcomed to ensure the delivered software meets the evolving requirements of the customer.</w:t>
+      </w:r>
+    </w:p>
+    <w:p>
+      <w:pPr>
+        <w:numPr>
+          <w:ilvl w:val="1"/>
+          <w:numId w:val="32"/>
+        </w:numPr>
+        <w:rPr>
+          <w:lang w:val="en-US"/>
+        </w:rPr>
+      </w:pPr>
+    </w:p>
+    <w:p>
+      <w:pPr>
+        <w:numPr>
+          <w:ilvl w:val="0"/>
+          <w:numId w:val="32"/>
+        </w:numPr>
+        <w:rPr>
+          <w:lang w:val="en-US"/>
+        </w:rPr>
+      </w:pPr>
+      <w:r>
+        <w:rPr>
+          <w:lang w:val="en-US"/>
+        </w:rPr>
+        <w:t>Deliver working software frequently, from a couple of weeks to a couple of months, with a preference to the shorter timescale</w:t>
+      </w:r>
+    </w:p>
+    <w:p>
+      <w:pPr>
+        <w:numPr>
+          <w:ilvl w:val="1"/>
+          <w:numId w:val="32"/>
+        </w:numPr>
+        <w:rPr>
+          <w:lang w:val="en-US"/>
+        </w:rPr>
+      </w:pPr>
+      <w:r>
+        <w:rPr>
+          <w:lang w:val="en-US"/>
+        </w:rPr>
+        <w:t xml:space="preserve">By </w:t>
+      </w:r>
+      <w:r>
         <w:rPr>
           <w:b/>
           <w:bCs/>
-          <w:u w:val="single"/>
-          <w:lang w:val="en-US"/>
-        </w:rPr>
-      </w:pPr>
+          <w:lang w:val="en-US"/>
+        </w:rPr>
+        <w:t>regularly releasing functional software</w:t>
+      </w:r>
+      <w:r>
+        <w:rPr>
+          <w:lang w:val="en-US"/>
+        </w:rPr>
+        <w:t xml:space="preserve"> increments in </w:t>
+      </w:r>
       <w:r>
         <w:rPr>
           <w:b/>
           <w:bCs/>
-          <w:u w:val="single"/>
-          <w:lang w:val="en-US"/>
-        </w:rPr>
-        <w:t>Agile Manifesto</w:t>
-      </w:r>
-    </w:p>
-    <w:p>
-      <w:pPr>
-        <w:rPr>
-          <w:lang w:val="en-US"/>
-        </w:rPr>
-      </w:pPr>
-      <w:r>
-        <w:rPr>
-          <w:lang w:val="en-US"/>
-        </w:rPr>
-        <w:t>Describes the Agile Manifesto and Agile Fail Fast</w:t>
-      </w:r>
-    </w:p>
-    <w:p>
-      <w:pPr>
-        <w:rPr>
-          <w:lang w:val="en-US"/>
-        </w:rPr>
-      </w:pPr>
-    </w:p>
-    <w:p>
-      <w:pPr>
-        <w:rPr>
-          <w:lang w:val="en-US"/>
-        </w:rPr>
-      </w:pPr>
-      <w:r>
-        <w:rPr>
-          <w:lang w:val="en-US"/>
-        </w:rPr>
-        <w:t>Agile Principles and DevOps together; Agile is more about development?????</w:t>
-      </w:r>
-    </w:p>
-    <w:p>
-      <w:pPr>
-        <w:pStyle w:val="ListParagraph"/>
-        <w:numPr>
-          <w:ilvl w:val="0"/>
-          <w:numId w:val="34"/>
-        </w:numPr>
-        <w:rPr>
-          <w:lang w:val="en-US"/>
-        </w:rPr>
-      </w:pPr>
-      <w:r>
-        <w:rPr>
-          <w:lang w:val="en-US"/>
-        </w:rPr>
-        <w:t>Development</w:t>
-      </w:r>
-    </w:p>
-    <w:p>
-      <w:pPr>
-        <w:pStyle w:val="ListParagraph"/>
-        <w:numPr>
-          <w:ilvl w:val="1"/>
-          <w:numId w:val="34"/>
-        </w:numPr>
-        <w:rPr>
-          <w:lang w:val="en-US"/>
-        </w:rPr>
-      </w:pPr>
-      <w:r>
-        <w:rPr>
-          <w:lang w:val="en-US"/>
-        </w:rPr>
-        <w:t>Many examples said below this, and for all others</w:t>
-      </w:r>
-    </w:p>
-    <w:p>
-      <w:pPr>
-        <w:pStyle w:val="ListParagraph"/>
-        <w:numPr>
-          <w:ilvl w:val="0"/>
-          <w:numId w:val="34"/>
-        </w:numPr>
-        <w:rPr>
-          <w:lang w:val="en-US"/>
-        </w:rPr>
-      </w:pPr>
-      <w:r>
-        <w:rPr>
-          <w:lang w:val="en-US"/>
-        </w:rPr>
-        <w:t>Version control</w:t>
-      </w:r>
-    </w:p>
-    <w:p>
-      <w:pPr>
-        <w:pStyle w:val="ListParagraph"/>
-        <w:numPr>
-          <w:ilvl w:val="1"/>
-          <w:numId w:val="34"/>
-        </w:numPr>
-        <w:rPr>
-          <w:lang w:val="en-US"/>
-        </w:rPr>
-      </w:pPr>
-      <w:r>
-        <w:rPr>
-          <w:lang w:val="en-US"/>
-        </w:rPr>
-        <w:t>Proper check-in process that triggers pipeline and maintains versioning</w:t>
-      </w:r>
-    </w:p>
-    <w:p>
-      <w:pPr>
-        <w:pStyle w:val="ListParagraph"/>
-        <w:numPr>
-          <w:ilvl w:val="0"/>
-          <w:numId w:val="34"/>
-        </w:numPr>
-        <w:rPr>
-          <w:lang w:val="en-US"/>
-        </w:rPr>
-      </w:pPr>
-      <w:r>
-        <w:rPr>
-          <w:lang w:val="en-US"/>
-        </w:rPr>
-        <w:t>Build and unit-testing</w:t>
-      </w:r>
-    </w:p>
-    <w:p>
-      <w:pPr>
-        <w:pStyle w:val="ListParagraph"/>
-        <w:numPr>
-          <w:ilvl w:val="0"/>
-          <w:numId w:val="34"/>
-        </w:numPr>
-        <w:rPr>
-          <w:lang w:val="en-US"/>
-        </w:rPr>
-      </w:pPr>
-      <w:r>
-        <w:rPr>
-          <w:lang w:val="en-US"/>
-        </w:rPr>
-        <w:t>Automated acceptance testing</w:t>
-      </w:r>
-    </w:p>
-    <w:p>
-      <w:pPr>
-        <w:pStyle w:val="ListParagraph"/>
-        <w:numPr>
-          <w:ilvl w:val="0"/>
-          <w:numId w:val="34"/>
-        </w:numPr>
-        <w:rPr>
-          <w:lang w:val="en-US"/>
-        </w:rPr>
-      </w:pPr>
-      <w:r>
-        <w:rPr>
-          <w:lang w:val="en-US"/>
-        </w:rPr>
-        <w:t>User accepting testing</w:t>
-      </w:r>
-    </w:p>
-    <w:p>
-      <w:pPr>
-        <w:pStyle w:val="ListParagraph"/>
-        <w:numPr>
-          <w:ilvl w:val="0"/>
-          <w:numId w:val="34"/>
-        </w:numPr>
-        <w:rPr>
-          <w:lang w:val="en-US"/>
-        </w:rPr>
-      </w:pPr>
-      <w:r>
-        <w:rPr>
-          <w:lang w:val="en-US"/>
-        </w:rPr>
-        <w:t>Release</w:t>
-      </w:r>
-    </w:p>
-    <w:p>
-      <w:pPr>
-        <w:pStyle w:val="ListParagraph"/>
-        <w:numPr>
-          <w:ilvl w:val="1"/>
-          <w:numId w:val="34"/>
-        </w:numPr>
-        <w:rPr>
-          <w:lang w:val="en-US"/>
-        </w:rPr>
-      </w:pPr>
-      <w:r>
-        <w:rPr>
-          <w:lang w:val="en-US"/>
-        </w:rPr>
-        <w:t>Approval based release process</w:t>
-      </w:r>
-    </w:p>
-    <w:p>
-      <w:pPr>
-        <w:rPr>
-          <w:lang w:val="en-US"/>
-        </w:rPr>
-      </w:pPr>
-    </w:p>
-    <w:p>
-      <w:pPr>
-        <w:rPr>
-          <w:lang w:val="en-US"/>
-        </w:rPr>
-      </w:pPr>
-      <w:r>
-        <w:rPr>
-          <w:lang w:val="en-US"/>
-        </w:rPr>
-        <w:t>Then some weird graph about “Agile Fail Fast”</w:t>
-      </w:r>
-    </w:p>
-    <w:p>
-      <w:pPr>
-        <w:pStyle w:val="ListParagraph"/>
-        <w:numPr>
-          <w:ilvl w:val="0"/>
-          <w:numId w:val="35"/>
-        </w:numPr>
-        <w:rPr>
-          <w:lang w:val="en-US"/>
-        </w:rPr>
-      </w:pPr>
-      <w:r>
-        <w:rPr>
-          <w:lang w:val="en-US"/>
-        </w:rPr>
-        <w:t>Legit can just be summarized to “finding bugs early means we can keep costs under control”</w:t>
-      </w:r>
-    </w:p>
-    <w:p>
-      <w:pPr>
-        <w:rPr>
-          <w:lang w:val="en-US"/>
-        </w:rPr>
-      </w:pPr>
-    </w:p>
-    <w:p>
-      <w:pPr>
-        <w:rPr>
-          <w:lang w:val="en-US"/>
-        </w:rPr>
-      </w:pPr>
-      <w:r>
-        <w:rPr>
-          <w:lang w:val="en-US"/>
-        </w:rPr>
-        <w:t>Software Design and Fail Fast</w:t>
-      </w:r>
-    </w:p>
-    <w:p>
-      <w:pPr>
-        <w:rPr>
-          <w:lang w:val="en-US"/>
-        </w:rPr>
-      </w:pPr>
-      <w:proofErr w:type="spellStart"/>
-      <w:r>
-        <w:rPr>
-          <w:lang w:val="en-US"/>
-        </w:rPr>
-        <w:t>Recognise</w:t>
-      </w:r>
-      <w:proofErr w:type="spellEnd"/>
-      <w:r>
-        <w:rPr>
-          <w:lang w:val="en-US"/>
-        </w:rPr>
-        <w:t xml:space="preserve"> the essential software development techniques we can use to build </w:t>
-      </w:r>
-      <w:proofErr w:type="spellStart"/>
-      <w:r>
-        <w:rPr>
-          <w:lang w:val="en-US"/>
-        </w:rPr>
-        <w:t>softwares</w:t>
-      </w:r>
-      <w:proofErr w:type="spellEnd"/>
-      <w:r>
-        <w:rPr>
-          <w:lang w:val="en-US"/>
-        </w:rPr>
-        <w:t xml:space="preserve"> to fail fast.</w:t>
-      </w:r>
-    </w:p>
-    <w:p>
-      <w:pPr>
-        <w:rPr>
-          <w:lang w:val="en-US"/>
-        </w:rPr>
-      </w:pPr>
-    </w:p>
-    <w:p>
-      <w:pPr>
-        <w:rPr>
-          <w:lang w:val="en-US"/>
-        </w:rPr>
-      </w:pPr>
-      <w:r>
-        <w:rPr>
-          <w:lang w:val="en-US"/>
-        </w:rPr>
-        <w:t>Methodologies;</w:t>
-      </w:r>
-    </w:p>
-    <w:p>
-      <w:pPr>
-        <w:pStyle w:val="ListParagraph"/>
-        <w:numPr>
-          <w:ilvl w:val="0"/>
-          <w:numId w:val="35"/>
-        </w:numPr>
-        <w:rPr>
-          <w:lang w:val="en-US"/>
-        </w:rPr>
-      </w:pPr>
-      <w:r>
-        <w:rPr>
-          <w:lang w:val="en-US"/>
-        </w:rPr>
-        <w:t>Waterfall</w:t>
-      </w:r>
-    </w:p>
-    <w:p>
-      <w:pPr>
-        <w:pStyle w:val="ListParagraph"/>
-        <w:numPr>
-          <w:ilvl w:val="1"/>
-          <w:numId w:val="35"/>
-        </w:numPr>
-        <w:rPr>
-          <w:lang w:val="en-US"/>
-        </w:rPr>
-      </w:pPr>
-      <w:r>
-        <w:rPr>
-          <w:lang w:val="en-US"/>
-        </w:rPr>
-        <w:t>Adopting incremental and linear approach to development</w:t>
-      </w:r>
-    </w:p>
-    <w:p>
-      <w:pPr>
-        <w:pStyle w:val="ListParagraph"/>
-        <w:numPr>
-          <w:ilvl w:val="0"/>
-          <w:numId w:val="35"/>
-        </w:numPr>
-        <w:rPr>
-          <w:lang w:val="en-US"/>
-        </w:rPr>
-      </w:pPr>
-      <w:r>
-        <w:rPr>
-          <w:lang w:val="en-US"/>
-        </w:rPr>
-        <w:t>Agile</w:t>
-      </w:r>
-    </w:p>
-    <w:p>
-      <w:pPr>
-        <w:pStyle w:val="ListParagraph"/>
-        <w:numPr>
-          <w:ilvl w:val="1"/>
-          <w:numId w:val="35"/>
-        </w:numPr>
-        <w:rPr>
-          <w:lang w:val="en-US"/>
-        </w:rPr>
-      </w:pPr>
-      <w:r>
-        <w:rPr>
-          <w:lang w:val="en-US"/>
-        </w:rPr>
-        <w:t>More iterative and incremental in nature</w:t>
-      </w:r>
-    </w:p>
-    <w:p>
-      <w:pPr>
-        <w:pStyle w:val="ListParagraph"/>
-        <w:numPr>
-          <w:ilvl w:val="1"/>
-          <w:numId w:val="35"/>
-        </w:numPr>
-        <w:rPr>
-          <w:lang w:val="en-US"/>
-        </w:rPr>
-      </w:pPr>
-      <w:r>
-        <w:rPr>
-          <w:lang w:val="en-US"/>
-        </w:rPr>
-        <w:t>Adopts team-based approaches to development</w:t>
-      </w:r>
-    </w:p>
-    <w:p>
-      <w:pPr>
-        <w:pStyle w:val="ListParagraph"/>
-        <w:numPr>
-          <w:ilvl w:val="1"/>
-          <w:numId w:val="35"/>
-        </w:numPr>
-        <w:rPr>
-          <w:lang w:val="en-US"/>
-        </w:rPr>
-      </w:pPr>
-      <w:r>
-        <w:rPr>
-          <w:lang w:val="en-US"/>
-        </w:rPr>
-        <w:t>Emphasizes rapid development</w:t>
-      </w:r>
-    </w:p>
-    <w:p>
-      <w:pPr>
-        <w:pStyle w:val="ListParagraph"/>
-        <w:numPr>
-          <w:ilvl w:val="1"/>
-          <w:numId w:val="35"/>
-        </w:numPr>
-        <w:rPr>
-          <w:lang w:val="en-US"/>
-        </w:rPr>
-      </w:pPr>
-      <w:proofErr w:type="spellStart"/>
-      <w:r>
-        <w:rPr>
-          <w:lang w:val="en-US"/>
-        </w:rPr>
-        <w:t>Dvides</w:t>
-      </w:r>
-      <w:proofErr w:type="spellEnd"/>
-      <w:r>
-        <w:rPr>
-          <w:lang w:val="en-US"/>
-        </w:rPr>
-        <w:t xml:space="preserve"> phases into sprints</w:t>
-      </w:r>
-    </w:p>
-    <w:p>
-      <w:pPr>
-        <w:pStyle w:val="ListParagraph"/>
-        <w:numPr>
-          <w:ilvl w:val="2"/>
-          <w:numId w:val="35"/>
-        </w:numPr>
-        <w:rPr>
-          <w:lang w:val="en-US"/>
-        </w:rPr>
-      </w:pPr>
-      <w:r>
-        <w:rPr>
-          <w:lang w:val="en-US"/>
-        </w:rPr>
-        <w:t>User stories???</w:t>
-      </w:r>
-    </w:p>
-    <w:p>
-      <w:pPr>
-        <w:rPr>
-          <w:lang w:val="en-US"/>
-        </w:rPr>
-      </w:pPr>
-    </w:p>
-    <w:p>
-      <w:pPr>
-        <w:rPr>
-          <w:lang w:val="en-US"/>
-        </w:rPr>
-      </w:pPr>
-      <w:r>
-        <w:rPr>
-          <w:lang w:val="en-US"/>
-        </w:rPr>
-        <w:t>DevOps is not just a methodology, like Agile, but goes further, encompassing the entire teams and process; focusing on improving the culture. Still, adopting DevOps means to adopt Agile, but also establishing proper relations between dev and ops teams.</w:t>
-      </w:r>
-    </w:p>
-    <w:p>
-      <w:pPr>
-        <w:rPr>
-          <w:lang w:val="en-US"/>
-        </w:rPr>
-      </w:pPr>
-    </w:p>
-    <w:p>
-      <w:pPr>
-        <w:rPr>
-          <w:lang w:val="en-US"/>
-        </w:rPr>
-      </w:pPr>
-      <w:r>
-        <w:rPr>
-          <w:lang w:val="en-US"/>
-        </w:rPr>
-        <w:t>Software Development Lifecycle (SDC)</w:t>
-      </w:r>
-    </w:p>
-    <w:p>
-      <w:pPr>
-        <w:rPr>
-          <w:lang w:val="en-US"/>
-        </w:rPr>
-      </w:pPr>
-      <w:r>
-        <w:rPr>
-          <w:lang w:val="en-US"/>
-        </w:rPr>
-        <w:t>Looping</w:t>
-      </w:r>
-      <w:r>
-        <w:rPr>
-          <w:lang w:val="en-US"/>
-        </w:rPr>
-        <w:t xml:space="preserve">, iterative </w:t>
-      </w:r>
-      <w:r>
-        <w:rPr>
-          <w:lang w:val="en-US"/>
-        </w:rPr>
-        <w:t>process that starts with;</w:t>
-      </w:r>
-    </w:p>
-    <w:p>
-      <w:pPr>
-        <w:pStyle w:val="ListParagraph"/>
-        <w:numPr>
-          <w:ilvl w:val="0"/>
-          <w:numId w:val="36"/>
-        </w:numPr>
-        <w:rPr>
-          <w:lang w:val="en-US"/>
-        </w:rPr>
-      </w:pPr>
-      <w:r>
-        <w:rPr>
-          <w:lang w:val="en-US"/>
-        </w:rPr>
-        <w:t>Design</w:t>
-      </w:r>
-    </w:p>
-    <w:p>
-      <w:pPr>
-        <w:pStyle w:val="ListParagraph"/>
-        <w:numPr>
-          <w:ilvl w:val="1"/>
-          <w:numId w:val="36"/>
-        </w:numPr>
-        <w:rPr>
-          <w:lang w:val="en-US"/>
-        </w:rPr>
-      </w:pPr>
-      <w:r>
-        <w:rPr>
-          <w:lang w:val="en-US"/>
-        </w:rPr>
-        <w:t>Starts after you have identified and elaborated upon all use cases</w:t>
-      </w:r>
-      <w:r>
-        <w:rPr>
-          <w:lang w:val="en-US"/>
-        </w:rPr>
-        <w:t>, now having proper understanding of the actors and processes which need to be handled to meet business need.</w:t>
-      </w:r>
-    </w:p>
-    <w:p>
-      <w:pPr>
-        <w:pStyle w:val="ListParagraph"/>
-        <w:numPr>
-          <w:ilvl w:val="0"/>
-          <w:numId w:val="36"/>
-        </w:numPr>
-        <w:rPr>
-          <w:lang w:val="en-US"/>
-        </w:rPr>
-      </w:pPr>
-      <w:r>
-        <w:rPr>
-          <w:lang w:val="en-US"/>
-        </w:rPr>
-        <w:t>Analyze</w:t>
-      </w:r>
-    </w:p>
-    <w:p>
-      <w:pPr>
-        <w:pStyle w:val="ListParagraph"/>
-        <w:numPr>
-          <w:ilvl w:val="1"/>
-          <w:numId w:val="36"/>
-        </w:numPr>
-        <w:rPr>
-          <w:lang w:val="en-US"/>
-        </w:rPr>
-      </w:pPr>
-      <w:r>
-        <w:rPr>
-          <w:lang w:val="en-US"/>
-        </w:rPr>
-        <w:t>Analysis will often provide multiple solutions with which to provide to handle a particular user’s scenario</w:t>
-      </w:r>
-    </w:p>
-    <w:p>
-      <w:pPr>
-        <w:pStyle w:val="ListParagraph"/>
-        <w:numPr>
-          <w:ilvl w:val="0"/>
-          <w:numId w:val="36"/>
-        </w:numPr>
-        <w:rPr>
-          <w:lang w:val="en-US"/>
-        </w:rPr>
-      </w:pPr>
-      <w:r>
-        <w:rPr>
-          <w:lang w:val="en-US"/>
-        </w:rPr>
-        <w:t>Evaluate</w:t>
-      </w:r>
-    </w:p>
-    <w:p>
-      <w:pPr>
-        <w:pStyle w:val="ListParagraph"/>
-        <w:numPr>
-          <w:ilvl w:val="1"/>
-          <w:numId w:val="36"/>
-        </w:numPr>
-        <w:rPr>
-          <w:lang w:val="en-US"/>
-        </w:rPr>
-      </w:pPr>
-      <w:r>
-        <w:rPr>
-          <w:lang w:val="en-US"/>
-        </w:rPr>
-        <w:t>Feasibility study</w:t>
-      </w:r>
-    </w:p>
-    <w:p>
-      <w:pPr>
-        <w:pStyle w:val="ListParagraph"/>
-        <w:numPr>
-          <w:ilvl w:val="0"/>
-          <w:numId w:val="36"/>
-        </w:numPr>
-        <w:rPr>
-          <w:lang w:val="en-US"/>
-        </w:rPr>
-      </w:pPr>
-      <w:r>
-        <w:rPr>
-          <w:lang w:val="en-US"/>
-        </w:rPr>
-        <w:t>Test</w:t>
-      </w:r>
-    </w:p>
-    <w:p>
-      <w:pPr>
-        <w:pStyle w:val="ListParagraph"/>
-        <w:numPr>
-          <w:ilvl w:val="0"/>
-          <w:numId w:val="36"/>
-        </w:numPr>
-        <w:rPr>
-          <w:lang w:val="en-US"/>
-        </w:rPr>
-      </w:pPr>
-      <w:r>
-        <w:rPr>
-          <w:lang w:val="en-US"/>
-        </w:rPr>
-        <w:t>Implement</w:t>
-      </w:r>
-    </w:p>
-    <w:p>
-      <w:pPr>
-        <w:pStyle w:val="ListParagraph"/>
-        <w:numPr>
-          <w:ilvl w:val="1"/>
-          <w:numId w:val="36"/>
-        </w:numPr>
-        <w:rPr>
-          <w:lang w:val="en-US"/>
-        </w:rPr>
-      </w:pPr>
-      <w:r>
-        <w:rPr>
-          <w:lang w:val="en-US"/>
-        </w:rPr>
-        <w:t>With Fail Fast, testing and implementation go together, because you must first test for failure, then implementing the right processes and code that ensures the test passes implementation.</w:t>
-      </w:r>
-    </w:p>
-    <w:p>
-      <w:pPr>
-        <w:pStyle w:val="ListParagraph"/>
-        <w:numPr>
-          <w:ilvl w:val="0"/>
-          <w:numId w:val="36"/>
-        </w:numPr>
-        <w:rPr>
-          <w:lang w:val="en-US"/>
-        </w:rPr>
-      </w:pPr>
-      <w:r>
-        <w:rPr>
-          <w:lang w:val="en-US"/>
-        </w:rPr>
-        <w:t>Back to Design…</w:t>
-      </w:r>
-    </w:p>
-    <w:p>
-      <w:pPr>
-        <w:rPr>
-          <w:lang w:val="en-US"/>
-        </w:rPr>
-      </w:pPr>
-    </w:p>
-    <w:p>
-      <w:pPr>
-        <w:rPr>
-          <w:lang w:val="en-US"/>
-        </w:rPr>
-      </w:pPr>
-      <w:r>
-        <w:rPr>
-          <w:lang w:val="en-US"/>
-        </w:rPr>
-        <w:t>Comparison between waterfall, agile and DevOps</w:t>
-      </w:r>
-    </w:p>
-    <w:p>
-      <w:pPr>
-        <w:rPr>
-          <w:lang w:val="en-US"/>
-        </w:rPr>
-      </w:pPr>
-    </w:p>
-    <w:p>
-      <w:pPr>
-        <w:pStyle w:val="Heading1"/>
-        <w:rPr>
-          <w:lang w:val="en-US"/>
-        </w:rPr>
-      </w:pPr>
-      <w:r>
-        <w:rPr>
-          <w:lang w:val="en-US"/>
-        </w:rPr>
-        <w:t>Concept and Terminology List</w:t>
-      </w:r>
-      <w:r>
-        <w:rPr>
-          <w:lang w:val="en-US"/>
-        </w:rPr>
-        <w:t xml:space="preserve"> (Exam Required)</w:t>
-      </w:r>
-    </w:p>
-    <w:p>
-      <w:pPr>
-        <w:pStyle w:val="Heading2"/>
-        <w:rPr>
-          <w:lang w:val="en-US"/>
-        </w:rPr>
-      </w:pPr>
-      <w:r>
-        <w:rPr>
-          <w:lang w:val="en-US"/>
-        </w:rPr>
-        <w:t xml:space="preserve">Agile Manifesto </w:t>
-      </w:r>
-    </w:p>
-    <w:p>
-      <w:pPr>
-        <w:rPr>
-          <w:lang w:val="en-US"/>
-        </w:rPr>
-      </w:pPr>
-      <w:r>
-        <w:rPr>
-          <w:rFonts w:hint="cs"/>
-          <w:lang w:val="en-US"/>
-        </w:rPr>
-        <w:t>‘</w:t>
-      </w:r>
-      <w:r>
-        <w:rPr>
-          <w:lang w:val="en-US"/>
-        </w:rPr>
-        <w:t>The Agile Manifesto</w:t>
-      </w:r>
-      <w:r>
-        <w:rPr>
-          <w:rFonts w:hint="cs"/>
-          <w:lang w:val="en-US"/>
-        </w:rPr>
-        <w:t>’</w:t>
-      </w:r>
-      <w:r>
-        <w:rPr>
-          <w:lang w:val="en-US"/>
-        </w:rPr>
-        <w:t xml:space="preserve"> was written in 2001 by a group of 17 software developers to promote lightweight software development methods, outlining 4 values, or </w:t>
-      </w:r>
-      <w:r>
-        <w:rPr>
-          <w:rFonts w:hint="cs"/>
-          <w:lang w:val="en-US"/>
-        </w:rPr>
-        <w:t>‘</w:t>
-      </w:r>
-      <w:r>
-        <w:rPr>
-          <w:lang w:val="en-US"/>
-        </w:rPr>
-        <w:t>pillars</w:t>
-      </w:r>
-      <w:r>
-        <w:rPr>
-          <w:rFonts w:hint="cs"/>
-          <w:lang w:val="en-US"/>
-        </w:rPr>
-        <w:t>’</w:t>
-      </w:r>
-      <w:r>
-        <w:rPr>
-          <w:lang w:val="en-US"/>
-        </w:rPr>
-        <w:t>, for improving the software development process, as well as 12 principles that expand on the handful of sentences that make up the values.</w:t>
-      </w:r>
-    </w:p>
-    <w:p>
-      <w:pPr>
-        <w:pStyle w:val="Heading3"/>
-        <w:rPr>
-          <w:lang w:val="en-US"/>
-        </w:rPr>
-      </w:pPr>
-      <w:r>
-        <w:rPr>
-          <w:lang w:val="en-US"/>
-        </w:rPr>
-        <w:t>Agile Manifesto has 4 core pillars/values for improving the software development process;</w:t>
-      </w:r>
-    </w:p>
-    <w:p>
-      <w:pPr>
-        <w:pStyle w:val="ListParagraph"/>
-        <w:numPr>
-          <w:ilvl w:val="0"/>
-          <w:numId w:val="31"/>
-        </w:numPr>
-        <w:rPr>
-          <w:lang w:val="en-US"/>
-        </w:rPr>
-      </w:pPr>
-      <w:r>
-        <w:rPr>
-          <w:lang w:val="en-US"/>
-        </w:rPr>
-        <w:t>Individuals and interactions over processes and tools</w:t>
-      </w:r>
-    </w:p>
-    <w:p>
-      <w:pPr>
-        <w:pStyle w:val="ListParagraph"/>
-        <w:numPr>
-          <w:ilvl w:val="1"/>
-          <w:numId w:val="31"/>
-        </w:numPr>
-        <w:rPr>
-          <w:lang w:val="en-US"/>
-        </w:rPr>
-      </w:pPr>
-      <w:r>
-        <w:rPr>
-          <w:lang w:val="en-US"/>
-        </w:rPr>
-        <w:t>Means that people are the core value of a software project.</w:t>
-      </w:r>
-    </w:p>
-    <w:p>
-      <w:pPr>
-        <w:pStyle w:val="ListParagraph"/>
-        <w:numPr>
-          <w:ilvl w:val="1"/>
-          <w:numId w:val="31"/>
-        </w:numPr>
-        <w:rPr>
-          <w:lang w:val="en-US"/>
-        </w:rPr>
-      </w:pPr>
-      <w:r>
-        <w:rPr>
-          <w:lang w:val="en-US"/>
-        </w:rPr>
-        <w:t>Attests that forcing these people to conform to certain processes or tools will result in lost creativity and problem-solving abilities.</w:t>
-      </w:r>
-    </w:p>
-    <w:p>
-      <w:pPr>
-        <w:pStyle w:val="ListParagraph"/>
-        <w:numPr>
-          <w:ilvl w:val="0"/>
-          <w:numId w:val="31"/>
-        </w:numPr>
-        <w:rPr>
-          <w:lang w:val="en-US"/>
-        </w:rPr>
-      </w:pPr>
-      <w:r>
-        <w:rPr>
-          <w:lang w:val="en-US"/>
-        </w:rPr>
-        <w:t>Working software over comprehensive documentation</w:t>
-      </w:r>
-    </w:p>
-    <w:p>
-      <w:pPr>
-        <w:pStyle w:val="ListParagraph"/>
-        <w:numPr>
-          <w:ilvl w:val="1"/>
-          <w:numId w:val="31"/>
-        </w:numPr>
-        <w:rPr>
-          <w:lang w:val="en-US"/>
-        </w:rPr>
-      </w:pPr>
-      <w:r>
-        <w:rPr>
-          <w:lang w:val="en-US"/>
-        </w:rPr>
-        <w:t>Prioritise developing software rather than detailed documentation, as working software is more critical.</w:t>
-      </w:r>
-    </w:p>
-    <w:p>
-      <w:pPr>
-        <w:pStyle w:val="ListParagraph"/>
-        <w:numPr>
-          <w:ilvl w:val="0"/>
-          <w:numId w:val="31"/>
-        </w:numPr>
-        <w:rPr>
-          <w:lang w:val="en-US"/>
-        </w:rPr>
-      </w:pPr>
-      <w:r>
-        <w:rPr>
-          <w:lang w:val="en-US"/>
-        </w:rPr>
-        <w:t>Customer collaboration over contract negotiation</w:t>
-      </w:r>
-    </w:p>
-    <w:p>
-      <w:pPr>
-        <w:pStyle w:val="ListParagraph"/>
-        <w:numPr>
-          <w:ilvl w:val="1"/>
-          <w:numId w:val="31"/>
-        </w:numPr>
-        <w:rPr>
-          <w:lang w:val="en-US"/>
-        </w:rPr>
-      </w:pPr>
-      <w:r>
-        <w:rPr>
-          <w:lang w:val="en-US"/>
-        </w:rPr>
-        <w:t>The contract signed means less than the work done afterwards; rather than blaming each other for mistakes, work together to achieve an optimal result for both parties.</w:t>
-      </w:r>
-    </w:p>
-    <w:p>
-      <w:pPr>
-        <w:pStyle w:val="ListParagraph"/>
-        <w:numPr>
-          <w:ilvl w:val="0"/>
-          <w:numId w:val="31"/>
-        </w:numPr>
-        <w:rPr>
-          <w:lang w:val="en-US"/>
-        </w:rPr>
-      </w:pPr>
-      <w:r>
-        <w:rPr>
-          <w:lang w:val="en-US"/>
-        </w:rPr>
-        <w:t>Responding to change over following a plan</w:t>
-      </w:r>
-    </w:p>
-    <w:p>
-      <w:pPr>
-        <w:pStyle w:val="ListParagraph"/>
-        <w:numPr>
-          <w:ilvl w:val="1"/>
-          <w:numId w:val="31"/>
-        </w:numPr>
-        <w:rPr>
-          <w:lang w:val="en-US"/>
-        </w:rPr>
-      </w:pPr>
-      <w:r>
-        <w:rPr>
-          <w:lang w:val="en-US"/>
-        </w:rPr>
-        <w:t>In most software products, customers don</w:t>
-      </w:r>
-      <w:r>
-        <w:rPr>
-          <w:rFonts w:hint="cs"/>
-          <w:lang w:val="en-US"/>
-        </w:rPr>
-        <w:t>’</w:t>
-      </w:r>
-      <w:r>
-        <w:rPr>
-          <w:lang w:val="en-US"/>
-        </w:rPr>
-        <w:t>t really know exactly what they want until a product is presented to them.</w:t>
-      </w:r>
-    </w:p>
-    <w:p>
-      <w:pPr>
-        <w:pStyle w:val="ListParagraph"/>
-        <w:numPr>
-          <w:ilvl w:val="1"/>
-          <w:numId w:val="31"/>
-        </w:numPr>
-        <w:rPr>
-          <w:lang w:val="en-US"/>
-        </w:rPr>
-      </w:pPr>
-      <w:r>
-        <w:rPr>
-          <w:lang w:val="en-US"/>
-        </w:rPr>
-        <w:t>Due to this, it</w:t>
-      </w:r>
-      <w:r>
-        <w:rPr>
-          <w:rFonts w:hint="cs"/>
-          <w:lang w:val="en-US"/>
-        </w:rPr>
-        <w:t>’</w:t>
-      </w:r>
-      <w:r>
-        <w:rPr>
-          <w:lang w:val="en-US"/>
-        </w:rPr>
-        <w:t>s important to embrace change to make a better product.</w:t>
-      </w:r>
-    </w:p>
-    <w:p>
-      <w:pPr>
-        <w:pStyle w:val="Heading3"/>
-        <w:rPr>
-          <w:i/>
-          <w:iCs/>
-          <w:lang w:val="en-US"/>
-        </w:rPr>
-      </w:pPr>
-      <w:r>
-        <w:rPr>
-          <w:i/>
-          <w:iCs/>
-          <w:lang w:val="en-US"/>
-        </w:rPr>
-        <w:t>The 12 Agile principles, that expand upon the values of Agile, are;</w:t>
-      </w:r>
-    </w:p>
-    <w:p>
-      <w:pPr>
-        <w:numPr>
-          <w:ilvl w:val="0"/>
-          <w:numId w:val="32"/>
-        </w:numPr>
-        <w:rPr>
-          <w:lang w:val="en-US"/>
-        </w:rPr>
-      </w:pPr>
-      <w:r>
-        <w:rPr>
-          <w:lang w:val="en-US"/>
-        </w:rPr>
-        <w:t xml:space="preserve">Our highest priority is to satisfy the customer through </w:t>
+          <w:lang w:val="en-US"/>
+        </w:rPr>
+        <w:t>short iterations</w:t>
+      </w:r>
+      <w:r>
+        <w:rPr>
+          <w:lang w:val="en-US"/>
+        </w:rPr>
+        <w:t xml:space="preserve">, we enable </w:t>
       </w:r>
       <w:r>
         <w:rPr>
@@ -6308,13 +6298,44 @@
           <w:bCs/>
           <w:lang w:val="en-US"/>
         </w:rPr>
-        <w:t>early and continuous delivery</w:t>
-      </w:r>
-      <w:r>
-        <w:rPr>
-          <w:lang w:val="en-US"/>
-        </w:rPr>
-        <w:t xml:space="preserve"> of valuable software</w:t>
+        <w:t>faster feedback</w:t>
+      </w:r>
+      <w:r>
+        <w:rPr>
+          <w:lang w:val="en-US"/>
+        </w:rPr>
+        <w:t xml:space="preserve"> and </w:t>
+      </w:r>
+      <w:r>
+        <w:rPr>
+          <w:b/>
+          <w:bCs/>
+          <w:lang w:val="en-US"/>
+        </w:rPr>
+        <w:t>adaptation to changing requirements</w:t>
+      </w:r>
+      <w:r>
+        <w:rPr>
+          <w:lang w:val="en-US"/>
+        </w:rPr>
+        <w:t>.</w:t>
+      </w:r>
+    </w:p>
+    <w:p>
+      <w:pPr>
+        <w:numPr>
+          <w:ilvl w:val="0"/>
+          <w:numId w:val="32"/>
+        </w:numPr>
+        <w:rPr>
+          <w:lang w:val="en-US"/>
+        </w:rPr>
+      </w:pPr>
+      <w:r>
+        <w:rPr>
+          <w:lang w:val="en-US"/>
+        </w:rPr>
+        <w:t>Business people and developers must work together daily throughout the project</w:t>
       </w:r>
     </w:p>
     <w:p>
@@ -6331,7 +6352,76 @@
         <w:rPr>
           <w:lang w:val="en-US"/>
         </w:rPr>
-        <w:t>Means we focus on customers and their satisfaction, through early and continuous delivery</w:t>
+        <w:t xml:space="preserve">There must be </w:t>
+      </w:r>
+      <w:r>
+        <w:rPr>
+          <w:b/>
+          <w:bCs/>
+          <w:lang w:val="en-US"/>
+        </w:rPr>
+        <w:t>regular communication and collaboration between stakeholders and the development team</w:t>
+      </w:r>
+      <w:r>
+        <w:rPr>
+          <w:lang w:val="en-US"/>
+        </w:rPr>
+        <w:t xml:space="preserve"> </w:t>
+      </w:r>
+      <w:r>
+        <w:rPr>
+          <w:lang w:val="en-US"/>
+        </w:rPr>
+        <w:t>for</w:t>
+      </w:r>
+      <w:r>
+        <w:rPr>
+          <w:lang w:val="en-US"/>
+        </w:rPr>
+        <w:t xml:space="preserve"> </w:t>
+      </w:r>
+      <w:r>
+        <w:rPr>
+          <w:b/>
+          <w:bCs/>
+          <w:lang w:val="en-US"/>
+        </w:rPr>
+        <w:t>effective understanding</w:t>
+      </w:r>
+      <w:r>
+        <w:rPr>
+          <w:lang w:val="en-US"/>
+        </w:rPr>
+        <w:t xml:space="preserve"> and </w:t>
+      </w:r>
+      <w:r>
+        <w:rPr>
+          <w:lang w:val="en-US"/>
+        </w:rPr>
+        <w:t>prioritization</w:t>
+      </w:r>
+      <w:r>
+        <w:rPr>
+          <w:lang w:val="en-US"/>
+        </w:rPr>
+        <w:t xml:space="preserve"> of requirements.</w:t>
+      </w:r>
+    </w:p>
+    <w:p>
+      <w:pPr>
+        <w:numPr>
+          <w:ilvl w:val="0"/>
+          <w:numId w:val="32"/>
+        </w:numPr>
+        <w:rPr>
+          <w:lang w:val="en-US"/>
+        </w:rPr>
+      </w:pPr>
+      <w:r>
+        <w:rPr>
+          <w:lang w:val="en-US"/>
+        </w:rPr>
+        <w:t>Build projects around motivated individuals. Give them the environment and support they need, and trust them to get the job done</w:t>
       </w:r>
     </w:p>
     <w:p>
@@ -6348,7 +6438,63 @@
         <w:rPr>
           <w:lang w:val="en-US"/>
         </w:rPr>
-        <w:t>GRAB THE INFO FROM THE GEEKS FOR GEEKS LINK</w:t>
+        <w:t xml:space="preserve">By </w:t>
+      </w:r>
+      <w:r>
+        <w:rPr>
+          <w:b/>
+          <w:bCs/>
+          <w:lang w:val="en-US"/>
+        </w:rPr>
+        <w:t>trusting developers</w:t>
+      </w:r>
+      <w:r>
+        <w:rPr>
+          <w:lang w:val="en-US"/>
+        </w:rPr>
+        <w:t xml:space="preserve"> to do their jobs, and </w:t>
+      </w:r>
+      <w:r>
+        <w:rPr>
+          <w:b/>
+          <w:bCs/>
+          <w:lang w:val="en-US"/>
+        </w:rPr>
+        <w:t>giving them the environment and support they need</w:t>
+      </w:r>
+      <w:r>
+        <w:rPr>
+          <w:lang w:val="en-US"/>
+        </w:rPr>
+        <w:t xml:space="preserve">, you </w:t>
+      </w:r>
+      <w:r>
+        <w:rPr>
+          <w:b/>
+          <w:bCs/>
+          <w:lang w:val="en-US"/>
+        </w:rPr>
+        <w:t>motivate and empower your developers</w:t>
+      </w:r>
+      <w:r>
+        <w:rPr>
+          <w:lang w:val="en-US"/>
+        </w:rPr>
+        <w:t xml:space="preserve">. This makes them </w:t>
+      </w:r>
+      <w:r>
+        <w:rPr>
+          <w:b/>
+          <w:bCs/>
+          <w:lang w:val="en-US"/>
+        </w:rPr>
+        <w:t>more likely to produce quality work</w:t>
+      </w:r>
+      <w:r>
+        <w:rPr>
+          <w:lang w:val="en-US"/>
+        </w:rPr>
+        <w:t xml:space="preserve"> and make valuable contributions to the project.</w:t>
       </w:r>
     </w:p>
     <w:p>
@@ -6365,8 +6511,7 @@
         <w:rPr>
           <w:lang w:val="en-US"/>
         </w:rPr>
-        <w:lastRenderedPageBreak/>
-        <w:t>Welcome changing requirements, even late in development. Agile processes harness change for the customer's competitive advantage</w:t>
+        <w:t>The most efficient and effective method of conveying information to and within a development team is face-to-face conversation</w:t>
       </w:r>
     </w:p>
     <w:p>
@@ -6381,9 +6526,57 @@
       </w:pPr>
       <w:r>
         <w:rPr>
-          <w:lang w:val="en-US"/>
-        </w:rPr>
-        <w:t>We must embrace change and be adaptable</w:t>
+          <w:b/>
+          <w:bCs/>
+          <w:lang w:val="en-US"/>
+        </w:rPr>
+        <w:t>Direct interaction</w:t>
+      </w:r>
+      <w:r>
+        <w:rPr>
+          <w:lang w:val="en-US"/>
+        </w:rPr>
+        <w:t>, when discussing and conveying information</w:t>
+      </w:r>
+      <w:r>
+        <w:rPr>
+          <w:lang w:val="en-US"/>
+        </w:rPr>
+        <w:t xml:space="preserve"> face-to-face</w:t>
+      </w:r>
+      <w:r>
+        <w:rPr>
+          <w:lang w:val="en-US"/>
+        </w:rPr>
+        <w:t xml:space="preserve">, </w:t>
+      </w:r>
+      <w:r>
+        <w:rPr>
+          <w:b/>
+          <w:bCs/>
+          <w:lang w:val="en-US"/>
+        </w:rPr>
+        <w:t>helps minimize misunderstandings</w:t>
+      </w:r>
+      <w:r>
+        <w:rPr>
+          <w:lang w:val="en-US"/>
+        </w:rPr>
+        <w:t xml:space="preserve"> and </w:t>
+      </w:r>
+      <w:r>
+        <w:rPr>
+          <w:b/>
+          <w:bCs/>
+          <w:lang w:val="en-US"/>
+        </w:rPr>
+        <w:t>promotes effective communication</w:t>
+      </w:r>
+      <w:r>
+        <w:rPr>
+          <w:lang w:val="en-US"/>
+        </w:rPr>
+        <w:t>.</w:t>
       </w:r>
     </w:p>
     <w:p>
@@ -6400,7 +6593,7 @@
         <w:rPr>
           <w:lang w:val="en-US"/>
         </w:rPr>
-        <w:t>Deliver working software frequently, from a couple of weeks to a couple of months, with a preference to the shorter timescale</w:t>
+        <w:t>Working software is the primary measure of progress</w:t>
       </w:r>
     </w:p>
     <w:p>
@@ -6415,9 +6608,52 @@
       </w:pPr>
       <w:r>
         <w:rPr>
-          <w:lang w:val="en-US"/>
-        </w:rPr>
-        <w:t>Delivery must be frequent</w:t>
+          <w:b/>
+          <w:bCs/>
+          <w:lang w:val="en-US"/>
+        </w:rPr>
+        <w:lastRenderedPageBreak/>
+        <w:t>Emphasizes delivering functional and working software as the primary metric for project advancement</w:t>
+      </w:r>
+      <w:r>
+        <w:rPr>
+          <w:lang w:val="en-US"/>
+        </w:rPr>
+        <w:t xml:space="preserve">. </w:t>
+      </w:r>
+      <w:r>
+        <w:rPr>
+          <w:lang w:val="en-US"/>
+        </w:rPr>
+        <w:t xml:space="preserve">By encouraging teams to prioritise continuous delivery of valuable features, it </w:t>
+      </w:r>
+      <w:r>
+        <w:rPr>
+          <w:b/>
+          <w:bCs/>
+          <w:lang w:val="en-US"/>
+        </w:rPr>
+        <w:t>ensures customers are provided with incremental value</w:t>
+      </w:r>
+      <w:r>
+        <w:rPr>
+          <w:lang w:val="en-US"/>
+        </w:rPr>
+        <w:t xml:space="preserve">, while also </w:t>
+      </w:r>
+      <w:r>
+        <w:rPr>
+          <w:b/>
+          <w:bCs/>
+          <w:lang w:val="en-US"/>
+        </w:rPr>
+        <w:t>allowing feedback to be gathered early</w:t>
+      </w:r>
+      <w:r>
+        <w:rPr>
+          <w:lang w:val="en-US"/>
+        </w:rPr>
+        <w:t xml:space="preserve"> in the project life cycle.</w:t>
       </w:r>
     </w:p>
     <w:p>
@@ -6434,7 +6670,7 @@
         <w:rPr>
           <w:lang w:val="en-US"/>
         </w:rPr>
-        <w:t>Business people and developers must work together daily throughout the project</w:t>
+        <w:t>Agile processes promote sustainable development. The sponsors, developers, and users should be able to maintain a constant pace indefinitely</w:t>
       </w:r>
     </w:p>
     <w:p>
@@ -6447,6 +6683,62 @@
           <w:lang w:val="en-US"/>
         </w:rPr>
       </w:pPr>
+      <w:r>
+        <w:rPr>
+          <w:b/>
+          <w:bCs/>
+          <w:lang w:val="en-US"/>
+        </w:rPr>
+        <w:t>Sustainable and consistent development pace</w:t>
+      </w:r>
+      <w:r>
+        <w:rPr>
+          <w:lang w:val="en-US"/>
+        </w:rPr>
+        <w:t xml:space="preserve"> helps </w:t>
+      </w:r>
+      <w:r>
+        <w:rPr>
+          <w:b/>
+          <w:bCs/>
+          <w:lang w:val="en-US"/>
+        </w:rPr>
+        <w:t xml:space="preserve">avoid </w:t>
+      </w:r>
+      <w:r>
+        <w:rPr>
+          <w:b/>
+          <w:bCs/>
+          <w:lang w:val="en-US"/>
+        </w:rPr>
+        <w:t>burnout</w:t>
+      </w:r>
+      <w:r>
+        <w:rPr>
+          <w:lang w:val="en-US"/>
+        </w:rPr>
+        <w:t xml:space="preserve"> and</w:t>
+      </w:r>
+      <w:r>
+        <w:rPr>
+          <w:lang w:val="en-US"/>
+        </w:rPr>
+        <w:t xml:space="preserve"> </w:t>
+      </w:r>
+      <w:r>
+        <w:rPr>
+          <w:b/>
+          <w:bCs/>
+          <w:lang w:val="en-US"/>
+        </w:rPr>
+        <w:t>ensures long-term project success</w:t>
+      </w:r>
+      <w:r>
+        <w:rPr>
+          <w:lang w:val="en-US"/>
+        </w:rPr>
+        <w:t>.</w:t>
+      </w:r>
     </w:p>
     <w:p>
       <w:pPr>
@@ -6462,24 +6754,13 @@
         <w:rPr>
           <w:lang w:val="en-US"/>
         </w:rPr>
-        <w:t>Build projects around motivated individuals. Give them the environment and support they need, and trust them to get the job done</w:t>
-      </w:r>
-    </w:p>
-    <w:p>
-      <w:pPr>
-        <w:numPr>
-          <w:ilvl w:val="0"/>
-          <w:numId w:val="32"/>
-        </w:numPr>
-        <w:rPr>
-          <w:lang w:val="en-US"/>
-        </w:rPr>
-      </w:pPr>
-      <w:r>
-        <w:rPr>
-          <w:lang w:val="en-US"/>
-        </w:rPr>
-        <w:t>The most efficient and effective method of conveying information to and within a development team is face-to-face conversation</w:t>
+        <w:t>Continuous attention to technical excellence and good design enhances agility.</w:t>
+      </w:r>
+      <w:r>
+        <w:rPr>
+          <w:lang w:val="en-US"/>
+        </w:rPr>
+        <w:t xml:space="preserve"> </w:t>
       </w:r>
     </w:p>
     <w:p>
@@ -6496,87 +6777,63 @@
         <w:rPr>
           <w:lang w:val="en-US"/>
         </w:rPr>
-        <w:t>“</w:t>
-      </w:r>
-      <w:r>
-        <w:rPr>
-          <w:lang w:val="en-US"/>
-        </w:rPr>
-        <w:t>Face-to-face communication is the most effective method of discussion and conveying information. This principle depicts the importance of direct interaction which helps minimize misunderstandings, and hence effective communication is achieved.</w:t>
-      </w:r>
-      <w:r>
-        <w:rPr>
-          <w:lang w:val="en-US"/>
-        </w:rPr>
-        <w:t>”</w:t>
-      </w:r>
-    </w:p>
-    <w:p>
-      <w:pPr>
-        <w:numPr>
-          <w:ilvl w:val="1"/>
-          <w:numId w:val="32"/>
-        </w:numPr>
-        <w:rPr>
-          <w:lang w:val="en-US"/>
-        </w:rPr>
-      </w:pPr>
-    </w:p>
-    <w:p>
-      <w:pPr>
-        <w:numPr>
-          <w:ilvl w:val="0"/>
-          <w:numId w:val="32"/>
-        </w:numPr>
-        <w:rPr>
-          <w:lang w:val="en-US"/>
-        </w:rPr>
-      </w:pPr>
-      <w:r>
-        <w:rPr>
-          <w:lang w:val="en-US"/>
-        </w:rPr>
-        <w:t>Working software is the primary measure of progress</w:t>
-      </w:r>
-    </w:p>
-    <w:p>
-      <w:pPr>
-        <w:numPr>
-          <w:ilvl w:val="0"/>
-          <w:numId w:val="32"/>
-        </w:numPr>
-        <w:rPr>
-          <w:lang w:val="en-US"/>
-        </w:rPr>
-      </w:pPr>
-      <w:r>
-        <w:rPr>
-          <w:lang w:val="en-US"/>
-        </w:rPr>
-        <w:t>Agile processes promote sustainable development. The sponsors, developers, and users should be able to maintain a constant pace indefinitely</w:t>
-      </w:r>
-    </w:p>
-    <w:p>
-      <w:pPr>
-        <w:numPr>
-          <w:ilvl w:val="0"/>
-          <w:numId w:val="32"/>
-        </w:numPr>
-        <w:rPr>
-          <w:lang w:val="en-US"/>
-        </w:rPr>
-      </w:pPr>
-      <w:r>
-        <w:rPr>
-          <w:lang w:val="en-US"/>
-        </w:rPr>
-        <w:t>Continuous attention to technical excellence and good design enhances agility.</w:t>
-      </w:r>
-      <w:r>
-        <w:rPr>
-          <w:lang w:val="en-US"/>
-        </w:rPr>
-        <w:t xml:space="preserve"> </w:t>
+        <w:t xml:space="preserve">By </w:t>
+      </w:r>
+      <w:r>
+        <w:rPr>
+          <w:b/>
+          <w:bCs/>
+          <w:lang w:val="en-US"/>
+        </w:rPr>
+        <w:t>maintaining high standards of technical craft and design</w:t>
+      </w:r>
+      <w:r>
+        <w:rPr>
+          <w:lang w:val="en-US"/>
+        </w:rPr>
+        <w:t xml:space="preserve">, we </w:t>
+      </w:r>
+      <w:r>
+        <w:rPr>
+          <w:b/>
+          <w:bCs/>
+          <w:lang w:val="en-US"/>
+        </w:rPr>
+        <w:t>ensure long-term agility</w:t>
+      </w:r>
+      <w:r>
+        <w:rPr>
+          <w:lang w:val="en-US"/>
+        </w:rPr>
+        <w:t xml:space="preserve">; the </w:t>
+      </w:r>
+      <w:r>
+        <w:rPr>
+          <w:b/>
+          <w:bCs/>
+          <w:lang w:val="en-US"/>
+        </w:rPr>
+        <w:t>ease of maintenance</w:t>
+      </w:r>
+      <w:r>
+        <w:rPr>
+          <w:lang w:val="en-US"/>
+        </w:rPr>
+        <w:t xml:space="preserve"> and </w:t>
+      </w:r>
+      <w:r>
+        <w:rPr>
+          <w:b/>
+          <w:bCs/>
+          <w:lang w:val="en-US"/>
+        </w:rPr>
+        <w:t>adaptability of the software</w:t>
+      </w:r>
+      <w:r>
+        <w:rPr>
+          <w:lang w:val="en-US"/>
+        </w:rPr>
+        <w:t>.</w:t>
       </w:r>
     </w:p>
     <w:p>
@@ -6941,16 +7198,28 @@
           <w:rPr>
             <w:rStyle w:val="Hyperlink"/>
           </w:rPr>
-          <w:t xml:space="preserve">Manifesto for Agile Software Development - </w:t>
+          <w:t>Manifesto for Agile Software Development - GeeksforGeeks</w:t>
         </w:r>
-        <w:proofErr w:type="spellStart"/>
+      </w:hyperlink>
+    </w:p>
+    <w:p>
+      <w:pPr>
+        <w:pStyle w:val="ListParagraph"/>
+        <w:numPr>
+          <w:ilvl w:val="0"/>
+          <w:numId w:val="33"/>
+        </w:numPr>
+        <w:rPr>
+          <w:lang w:val="en-US"/>
+        </w:rPr>
+      </w:pPr>
+      <w:hyperlink r:id="rId9" w:history="1">
         <w:r>
           <w:rPr>
             <w:rStyle w:val="Hyperlink"/>
           </w:rPr>
-          <w:t>GeeksforGeeks</w:t>
+          <w:t>How the 12 Principles in the Agile Manifesto work in real life</w:t>
         </w:r>
-        <w:proofErr w:type="spellEnd"/>
       </w:hyperlink>
     </w:p>
     <w:p>
@@ -7014,7 +7283,7 @@
           <w:lang w:val="en-US"/>
         </w:rPr>
       </w:pPr>
-      <w:hyperlink r:id="rId9" w:history="1">
+      <w:hyperlink r:id="rId10" w:history="1">
         <w:r>
           <w:rPr>
             <w:rStyle w:val="Hyperlink"/>
@@ -7034,7 +7303,7 @@
           <w:lang w:val="en-US"/>
         </w:rPr>
       </w:pPr>
-      <w:hyperlink r:id="rId10" w:history="1">
+      <w:hyperlink r:id="rId11" w:history="1">
         <w:r>
           <w:rPr>
             <w:rStyle w:val="Hyperlink"/>
@@ -7155,7 +7424,7 @@
           <w:lang w:val="en-US"/>
         </w:rPr>
       </w:pPr>
-      <w:hyperlink r:id="rId11" w:history="1">
+      <w:hyperlink r:id="rId12" w:history="1">
         <w:r>
           <w:rPr>
             <w:rStyle w:val="Hyperlink"/>
@@ -7193,7 +7462,7 @@
           <w:lang w:val="en-US"/>
         </w:rPr>
       </w:pPr>
-      <w:hyperlink r:id="rId12" w:history="1">
+      <w:hyperlink r:id="rId13" w:history="1">
         <w:r>
           <w:rPr>
             <w:rStyle w:val="Hyperlink"/>
@@ -7213,7 +7482,7 @@
           <w:lang w:val="en-US"/>
         </w:rPr>
       </w:pPr>
-      <w:hyperlink r:id="rId13" w:history="1">
+      <w:hyperlink r:id="rId14" w:history="1">
         <w:r>
           <w:rPr>
             <w:rStyle w:val="Hyperlink"/>
@@ -7251,7 +7520,7 @@
           <w:lang w:val="en-US"/>
         </w:rPr>
       </w:pPr>
-      <w:hyperlink r:id="rId14" w:history="1">
+      <w:hyperlink r:id="rId15" w:history="1">
         <w:r>
           <w:rPr>
             <w:rStyle w:val="Hyperlink"/>
@@ -7289,7 +7558,7 @@
           <w:lang w:val="en-US"/>
         </w:rPr>
       </w:pPr>
-      <w:hyperlink r:id="rId15" w:history="1">
+      <w:hyperlink r:id="rId16" w:history="1">
         <w:r>
           <w:rPr>
             <w:rStyle w:val="Hyperlink"/>
@@ -7309,14 +7578,12 @@
           <w:lang w:val="en-US"/>
         </w:rPr>
       </w:pPr>
-      <w:proofErr w:type="spellStart"/>
       <w:r>
         <w:rPr>
           <w:lang w:val="en-US"/>
         </w:rPr>
         <w:t>ChatOps</w:t>
       </w:r>
-      <w:proofErr w:type="spellEnd"/>
     </w:p>
     <w:p>
       <w:pPr>
@@ -7329,20 +7596,12 @@
           <w:lang w:val="en-US"/>
         </w:rPr>
       </w:pPr>
-      <w:hyperlink r:id="rId16" w:history="1">
-        <w:proofErr w:type="spellStart"/>
+      <w:hyperlink r:id="rId17" w:history="1">
         <w:r>
           <w:rPr>
             <w:rStyle w:val="Hyperlink"/>
           </w:rPr>
-          <w:t>ChatOps</w:t>
-        </w:r>
-        <w:proofErr w:type="spellEnd"/>
-        <w:r>
-          <w:rPr>
-            <w:rStyle w:val="Hyperlink"/>
-          </w:rPr>
-          <w:t xml:space="preserve"> for incident management | Atlassian</w:t>
+          <w:t>ChatOps for incident management | Atlassian</w:t>
         </w:r>
       </w:hyperlink>
     </w:p>
@@ -7411,7 +7670,7 @@
           <w:lang w:val="en-US"/>
         </w:rPr>
       </w:pPr>
-      <w:hyperlink r:id="rId17" w:history="1">
+      <w:hyperlink r:id="rId18" w:history="1">
         <w:r>
           <w:rPr>
             <w:rStyle w:val="Hyperlink"/>
@@ -7431,7 +7690,7 @@
           <w:lang w:val="en-US"/>
         </w:rPr>
       </w:pPr>
-      <w:hyperlink r:id="rId18" w:anchor=":~:text=call%20it%20the-,CBOK,-.%20ITIL%20is%20part" w:history="1">
+      <w:hyperlink r:id="rId19" w:anchor=":~:text=call%20it%20the-,CBOK,-.%20ITIL%20is%20part" w:history="1">
         <w:r>
           <w:rPr>
             <w:rStyle w:val="Hyperlink"/>
@@ -7452,7 +7711,7 @@
           <w:lang w:val="en-US"/>
         </w:rPr>
       </w:pPr>
-      <w:hyperlink r:id="rId19" w:history="1">
+      <w:hyperlink r:id="rId20" w:history="1">
         <w:r>
           <w:rPr>
             <w:rStyle w:val="Hyperlink"/>
@@ -7526,7 +7785,37 @@
           <w:lang w:val="en-US"/>
         </w:rPr>
       </w:pPr>
-      <w:hyperlink r:id="rId20" w:anchor=":~:text=DevOps%20containers%20and%20containerization%20are%20a%20key,instances%20on%20the%20same%20host%20without%20interference." w:history="1">
+      <w:r>
+        <w:rPr>
+          <w:lang w:val="en-US"/>
+        </w:rPr>
+        <w:t xml:space="preserve">Docker is mentioned in CI/CD as one of the tools used during the process, which is a software used for containers, so I reckon that’s right; this is more a software concept, which </w:t>
+      </w:r>
+      <w:r>
+        <w:rPr>
+          <w:lang w:val="en-US"/>
+        </w:rPr>
+        <w:t>DevOps</w:t>
+      </w:r>
+      <w:r>
+        <w:rPr>
+          <w:lang w:val="en-US"/>
+        </w:rPr>
+        <w:t xml:space="preserve"> is heavily intertwined wth</w:t>
+      </w:r>
+    </w:p>
+    <w:p>
+      <w:pPr>
+        <w:pStyle w:val="ListParagraph"/>
+        <w:numPr>
+          <w:ilvl w:val="1"/>
+          <w:numId w:val="14"/>
+        </w:numPr>
+        <w:rPr>
+          <w:lang w:val="en-US"/>
+        </w:rPr>
+      </w:pPr>
+      <w:hyperlink r:id="rId21" w:anchor=":~:text=DevOps%20containers%20and%20containerization%20are%20a%20key,instances%20on%20the%20same%20host%20without%20interference." w:history="1">
         <w:r>
           <w:rPr>
             <w:rStyle w:val="Hyperlink"/>
@@ -7546,7 +7835,7 @@
           <w:lang w:val="en-US"/>
         </w:rPr>
       </w:pPr>
-      <w:hyperlink r:id="rId21" w:anchor=":~:text=Containers%20provide%20a%20standardized%20format,from%20dev%20box%20to%20production." w:history="1">
+      <w:hyperlink r:id="rId22" w:anchor=":~:text=Containers%20provide%20a%20standardized%20format,from%20dev%20box%20to%20production." w:history="1">
         <w:r>
           <w:rPr>
             <w:rStyle w:val="Hyperlink"/>
@@ -7557,6 +7846,174 @@
     </w:p>
     <w:p>
       <w:pPr>
+        <w:pStyle w:val="Heading2"/>
+        <w:rPr>
+          <w:lang w:val="en-US"/>
+        </w:rPr>
+      </w:pPr>
+      <w:r>
+        <w:rPr>
+          <w:lang w:val="en-US"/>
+        </w:rPr>
+        <w:lastRenderedPageBreak/>
+        <w:t>Continuous integration</w:t>
+      </w:r>
+      <w:r>
+        <w:rPr>
+          <w:lang w:val="en-US"/>
+        </w:rPr>
+        <w:t xml:space="preserve"> (CI)</w:t>
+      </w:r>
+    </w:p>
+    <w:p>
+      <w:pPr>
+        <w:rPr>
+          <w:lang w:val="en-US"/>
+        </w:rPr>
+      </w:pPr>
+      <w:r>
+        <w:rPr>
+          <w:lang w:val="en-US"/>
+        </w:rPr>
+        <w:t xml:space="preserve">Continuous Integration (CI) refers to a </w:t>
+      </w:r>
+      <w:r>
+        <w:rPr>
+          <w:b/>
+          <w:bCs/>
+          <w:lang w:val="en-US"/>
+        </w:rPr>
+        <w:t>s</w:t>
+      </w:r>
+      <w:r>
+        <w:rPr>
+          <w:b/>
+          <w:bCs/>
+          <w:lang w:val="en-US"/>
+        </w:rPr>
+        <w:t>oftware development practice</w:t>
+      </w:r>
+      <w:r>
+        <w:rPr>
+          <w:lang w:val="en-US"/>
+        </w:rPr>
+        <w:t xml:space="preserve">, often </w:t>
+      </w:r>
+      <w:r>
+        <w:rPr>
+          <w:lang w:val="en-US"/>
+        </w:rPr>
+        <w:t>paired with other continuous practices within</w:t>
+      </w:r>
+      <w:r>
+        <w:rPr>
+          <w:lang w:val="en-US"/>
+        </w:rPr>
+        <w:t xml:space="preserve"> the </w:t>
+      </w:r>
+      <w:r>
+        <w:rPr>
+          <w:b/>
+          <w:bCs/>
+          <w:color w:val="EE0000"/>
+          <w:lang w:val="en-US"/>
+        </w:rPr>
+        <w:t>CI/CD pipeline</w:t>
+      </w:r>
+      <w:r>
+        <w:rPr>
+          <w:lang w:val="en-US"/>
+        </w:rPr>
+        <w:t>, where</w:t>
+      </w:r>
+      <w:r>
+        <w:rPr>
+          <w:b/>
+          <w:bCs/>
+          <w:lang w:val="en-US"/>
+        </w:rPr>
+        <w:t xml:space="preserve"> </w:t>
+      </w:r>
+      <w:r>
+        <w:rPr>
+          <w:b/>
+          <w:bCs/>
+          <w:color w:val="EE0000"/>
+          <w:lang w:val="en-US"/>
+        </w:rPr>
+        <w:t xml:space="preserve">code commits </w:t>
+      </w:r>
+      <w:r>
+        <w:rPr>
+          <w:b/>
+          <w:bCs/>
+          <w:lang w:val="en-US"/>
+        </w:rPr>
+        <w:t>from multiple developers</w:t>
+      </w:r>
+      <w:r>
+        <w:rPr>
+          <w:b/>
+          <w:bCs/>
+          <w:lang w:val="en-US"/>
+        </w:rPr>
+        <w:t xml:space="preserve"> are merged</w:t>
+      </w:r>
+      <w:r>
+        <w:rPr>
+          <w:b/>
+          <w:bCs/>
+          <w:lang w:val="en-US"/>
+        </w:rPr>
+        <w:t xml:space="preserve"> into a shared repository</w:t>
+      </w:r>
+      <w:r>
+        <w:rPr>
+          <w:b/>
+          <w:bCs/>
+          <w:lang w:val="en-US"/>
+        </w:rPr>
+        <w:t xml:space="preserve"> after testing</w:t>
+      </w:r>
+      <w:r>
+        <w:rPr>
+          <w:lang w:val="en-US"/>
+        </w:rPr>
+        <w:t>.</w:t>
+      </w:r>
+    </w:p>
+    <w:p>
+      <w:pPr>
+        <w:rPr>
+          <w:lang w:val="en-US"/>
+        </w:rPr>
+      </w:pPr>
+      <w:r>
+        <w:rPr>
+          <w:lang w:val="en-US"/>
+        </w:rPr>
+        <w:t>Automating CI involves an automated CI server monitoring a repository for commits. When one is detected, the system builds the code, runs tests and, if the test fails, the build is rejected and the developer is notified immediately.</w:t>
+      </w:r>
+    </w:p>
+    <w:p>
+      <w:pPr>
+        <w:rPr>
+          <w:b/>
+          <w:bCs/>
+          <w:lang w:val="en-US"/>
+        </w:rPr>
+      </w:pPr>
+      <w:r>
+        <w:rPr>
+          <w:b/>
+          <w:bCs/>
+          <w:lang w:val="en-US"/>
+        </w:rPr>
+        <w:t>Sources:</w:t>
+      </w:r>
+    </w:p>
+    <w:p>
+      <w:pPr>
         <w:pStyle w:val="ListParagraph"/>
         <w:numPr>
           <w:ilvl w:val="0"/>
@@ -7566,25 +8023,7 @@
           <w:lang w:val="en-US"/>
         </w:rPr>
       </w:pPr>
-      <w:r>
-        <w:rPr>
-          <w:lang w:val="en-US"/>
-        </w:rPr>
-        <w:t>Continuous integration</w:t>
-      </w:r>
-    </w:p>
-    <w:p>
-      <w:pPr>
-        <w:pStyle w:val="ListParagraph"/>
-        <w:numPr>
-          <w:ilvl w:val="1"/>
-          <w:numId w:val="14"/>
-        </w:numPr>
-        <w:rPr>
-          <w:lang w:val="en-US"/>
-        </w:rPr>
-      </w:pPr>
-      <w:hyperlink r:id="rId22" w:history="1">
+      <w:hyperlink r:id="rId23" w:history="1">
         <w:r>
           <w:rPr>
             <w:rStyle w:val="Hyperlink"/>
@@ -7604,6 +8043,53 @@
           <w:lang w:val="en-US"/>
         </w:rPr>
       </w:pPr>
+      <w:hyperlink r:id="rId24" w:history="1">
+        <w:r>
+          <w:rPr>
+            <w:rStyle w:val="Hyperlink"/>
+          </w:rPr>
+          <w:t>Continuous integration and continuous deployment definition – Glossary | NordVPN</w:t>
+        </w:r>
+      </w:hyperlink>
+    </w:p>
+    <w:p>
+      <w:pPr>
+        <w:pStyle w:val="ListParagraph"/>
+        <w:numPr>
+          <w:ilvl w:val="0"/>
+          <w:numId w:val="14"/>
+        </w:numPr>
+        <w:rPr>
+          <w:lang w:val="en-US"/>
+        </w:rPr>
+      </w:pPr>
+      <w:hyperlink r:id="rId25" w:history="1">
+        <w:r>
+          <w:rPr>
+            <w:rStyle w:val="Hyperlink"/>
+          </w:rPr>
+          <w:t>What is CI/CD? - GeeksforGeeks</w:t>
+        </w:r>
+      </w:hyperlink>
+    </w:p>
+    <w:p>
+      <w:pPr>
+        <w:rPr>
+          <w:lang w:val="en-US"/>
+        </w:rPr>
+      </w:pPr>
+    </w:p>
+    <w:p>
+      <w:pPr>
+        <w:pStyle w:val="ListParagraph"/>
+        <w:numPr>
+          <w:ilvl w:val="0"/>
+          <w:numId w:val="14"/>
+        </w:numPr>
+        <w:rPr>
+          <w:lang w:val="en-US"/>
+        </w:rPr>
+      </w:pPr>
       <w:r>
         <w:rPr>
           <w:lang w:val="en-US"/>
@@ -7613,39 +8099,143 @@
     </w:p>
     <w:p>
       <w:pPr>
-        <w:pStyle w:val="ListParagraph"/>
-        <w:numPr>
-          <w:ilvl w:val="0"/>
+        <w:pStyle w:val="Heading2"/>
+        <w:rPr>
+          <w:lang w:val="en-US"/>
+        </w:rPr>
+      </w:pPr>
+      <w:r>
+        <w:rPr>
+          <w:lang w:val="en-US"/>
+        </w:rPr>
+        <w:t xml:space="preserve">Continuous deployment </w:t>
+      </w:r>
+    </w:p>
+    <w:p>
+      <w:pPr>
+        <w:rPr>
+          <w:lang w:val="en-US"/>
+        </w:rPr>
+      </w:pPr>
+      <w:r>
+        <w:rPr>
+          <w:lang w:val="en-US"/>
+        </w:rPr>
+        <w:t xml:space="preserve">Continuous Deployment (CD) refers to a </w:t>
+      </w:r>
+      <w:r>
+        <w:rPr>
+          <w:b/>
+          <w:bCs/>
+          <w:lang w:val="en-US"/>
+        </w:rPr>
+        <w:t>software development practice</w:t>
+      </w:r>
+      <w:r>
+        <w:rPr>
+          <w:lang w:val="en-US"/>
+        </w:rPr>
+        <w:t xml:space="preserve">, </w:t>
+      </w:r>
+      <w:r>
+        <w:rPr>
+          <w:lang w:val="en-US"/>
+        </w:rPr>
+        <w:t xml:space="preserve">often paired with other continuous practices within the </w:t>
+      </w:r>
+      <w:r>
+        <w:rPr>
+          <w:b/>
+          <w:bCs/>
+          <w:color w:val="EE0000"/>
+          <w:lang w:val="en-US"/>
+        </w:rPr>
+        <w:t>CI/CD pipeline</w:t>
+      </w:r>
+      <w:r>
+        <w:rPr>
+          <w:lang w:val="en-US"/>
+        </w:rPr>
+        <w:t xml:space="preserve">, where </w:t>
+      </w:r>
+    </w:p>
+    <w:p>
+      <w:pPr>
+        <w:pStyle w:val="ListParagraph"/>
+        <w:numPr>
+          <w:ilvl w:val="1"/>
           <w:numId w:val="14"/>
         </w:numPr>
         <w:rPr>
           <w:lang w:val="en-US"/>
         </w:rPr>
       </w:pPr>
-      <w:r>
-        <w:rPr>
-          <w:lang w:val="en-US"/>
-        </w:rPr>
-        <w:t xml:space="preserve">Continuous deployment </w:t>
-      </w:r>
-    </w:p>
-    <w:p>
-      <w:pPr>
-        <w:pStyle w:val="ListParagraph"/>
-        <w:numPr>
-          <w:ilvl w:val="0"/>
+      <w:hyperlink r:id="rId26" w:history="1">
+        <w:r>
+          <w:rPr>
+            <w:rStyle w:val="Hyperlink"/>
+          </w:rPr>
+          <w:t>Continuous integration and continuous deployment definition – Glossary | NordVPN</w:t>
+        </w:r>
+      </w:hyperlink>
+    </w:p>
+    <w:p>
+      <w:pPr>
+        <w:pStyle w:val="ListParagraph"/>
+        <w:numPr>
+          <w:ilvl w:val="1"/>
           <w:numId w:val="14"/>
         </w:numPr>
         <w:rPr>
           <w:lang w:val="en-US"/>
         </w:rPr>
       </w:pPr>
+      <w:hyperlink r:id="rId27" w:history="1">
+        <w:r>
+          <w:rPr>
+            <w:rStyle w:val="Hyperlink"/>
+          </w:rPr>
+          <w:t>What is CI/CD? - GeeksforGeeks</w:t>
+        </w:r>
+      </w:hyperlink>
+    </w:p>
+    <w:p>
+      <w:pPr>
+        <w:pStyle w:val="ListParagraph"/>
+        <w:numPr>
+          <w:ilvl w:val="0"/>
+          <w:numId w:val="14"/>
+        </w:numPr>
+        <w:rPr>
+          <w:lang w:val="en-US"/>
+        </w:rPr>
+      </w:pPr>
       <w:r>
         <w:rPr>
           <w:lang w:val="en-US"/>
         </w:rPr>
         <w:t xml:space="preserve">Continuous testing </w:t>
       </w:r>
+    </w:p>
+    <w:p>
+      <w:pPr>
+        <w:pStyle w:val="ListParagraph"/>
+        <w:numPr>
+          <w:ilvl w:val="1"/>
+          <w:numId w:val="14"/>
+        </w:numPr>
+        <w:rPr>
+          <w:lang w:val="en-US"/>
+        </w:rPr>
+      </w:pPr>
+      <w:hyperlink r:id="rId28" w:history="1">
+        <w:r>
+          <w:rPr>
+            <w:rStyle w:val="Hyperlink"/>
+          </w:rPr>
+          <w:t>What is CI/CD? - GeeksforGeeks</w:t>
+        </w:r>
+      </w:hyperlink>
     </w:p>
     <w:p>
       <w:pPr>
@@ -7851,7 +8441,11 @@
         <w:t>’</w:t>
       </w:r>
       <w:r>
-        <w:t>s responsible. This reluctance reinforces siloed behaviour and deepens mistrust, further degrading the culture</w:t>
+        <w:t xml:space="preserve">s responsible. This reluctance </w:t>
+      </w:r>
+      <w:r>
+        <w:lastRenderedPageBreak/>
+        <w:t>reinforces siloed behaviour and deepens mistrust, further degrading the culture</w:t>
       </w:r>
       <w:r>
         <w:t xml:space="preserve"> and accumulating cultural debt</w:t>
@@ -7902,7 +8496,7 @@
           <w:numId w:val="17"/>
         </w:numPr>
       </w:pPr>
-      <w:hyperlink r:id="rId23" w:history="1">
+      <w:hyperlink r:id="rId29" w:history="1">
         <w:r>
           <w:rPr>
             <w:rStyle w:val="Hyperlink"/>
@@ -7922,7 +8516,7 @@
           <w:lang w:val="en-US"/>
         </w:rPr>
       </w:pPr>
-      <w:hyperlink r:id="rId24" w:history="1">
+      <w:hyperlink r:id="rId30" w:history="1">
         <w:r>
           <w:rPr>
             <w:rStyle w:val="Hyperlink"/>
@@ -7971,7 +8565,6 @@
         <w:rPr>
           <w:lang w:val="en-US"/>
         </w:rPr>
-        <w:lastRenderedPageBreak/>
         <w:t xml:space="preserve">Deployment pipeline </w:t>
       </w:r>
     </w:p>
@@ -8022,7 +8615,7 @@
           <w:lang w:val="en-US"/>
         </w:rPr>
       </w:pPr>
-      <w:hyperlink r:id="rId25" w:history="1">
+      <w:hyperlink r:id="rId31" w:history="1">
         <w:r>
           <w:rPr>
             <w:rStyle w:val="Hyperlink"/>
@@ -8042,7 +8635,7 @@
           <w:lang w:val="en-US"/>
         </w:rPr>
       </w:pPr>
-      <w:hyperlink r:id="rId26" w:history="1">
+      <w:hyperlink r:id="rId32" w:history="1">
         <w:r>
           <w:rPr>
             <w:rStyle w:val="Hyperlink"/>
@@ -8062,14 +8655,12 @@
           <w:lang w:val="en-US"/>
         </w:rPr>
       </w:pPr>
-      <w:proofErr w:type="spellStart"/>
       <w:r>
         <w:rPr>
           <w:lang w:val="en-US"/>
         </w:rPr>
         <w:t>DevSecOps</w:t>
       </w:r>
-      <w:proofErr w:type="spellEnd"/>
     </w:p>
     <w:p>
       <w:pPr>
@@ -8082,26 +8673,52 @@
           <w:lang w:val="en-US"/>
         </w:rPr>
       </w:pPr>
-      <w:hyperlink r:id="rId27" w:history="1">
+      <w:hyperlink r:id="rId33" w:history="1">
         <w:r>
           <w:rPr>
             <w:rStyle w:val="Hyperlink"/>
           </w:rPr>
-          <w:t xml:space="preserve">What Is </w:t>
+          <w:t>What Is DevSecOps? Definition and Best Practices | Microsoft Security</w:t>
         </w:r>
-        <w:proofErr w:type="spellStart"/>
+      </w:hyperlink>
+    </w:p>
+    <w:p>
+      <w:pPr>
+        <w:pStyle w:val="ListParagraph"/>
+        <w:numPr>
+          <w:ilvl w:val="1"/>
+          <w:numId w:val="14"/>
+        </w:numPr>
+        <w:rPr>
+          <w:lang w:val="en-US"/>
+        </w:rPr>
+      </w:pPr>
+      <w:hyperlink r:id="rId34" w:history="1">
         <w:r>
           <w:rPr>
             <w:rStyle w:val="Hyperlink"/>
           </w:rPr>
-          <w:t>DevSecOps</w:t>
+          <w:t>What is DevSecOps?</w:t>
         </w:r>
-        <w:proofErr w:type="spellEnd"/>
+      </w:hyperlink>
+    </w:p>
+    <w:p>
+      <w:pPr>
+        <w:pStyle w:val="ListParagraph"/>
+        <w:numPr>
+          <w:ilvl w:val="1"/>
+          <w:numId w:val="14"/>
+        </w:numPr>
+        <w:rPr>
+          <w:lang w:val="en-US"/>
+        </w:rPr>
+      </w:pPr>
+      <w:hyperlink r:id="rId35" w:history="1">
         <w:r>
           <w:rPr>
             <w:rStyle w:val="Hyperlink"/>
           </w:rPr>
-          <w:t>? Definition and Best Practices | Microsoft Security</w:t>
+          <w:t>What is DevSecOps? - Developer Security Operations Explained - AWS</w:t>
         </w:r>
       </w:hyperlink>
     </w:p>
@@ -8109,6 +8726,78 @@
       <w:pPr>
         <w:pStyle w:val="ListParagraph"/>
         <w:numPr>
+          <w:ilvl w:val="0"/>
+          <w:numId w:val="14"/>
+        </w:numPr>
+        <w:rPr>
+          <w:lang w:val="en-US"/>
+        </w:rPr>
+      </w:pPr>
+      <w:r>
+        <w:rPr>
+          <w:lang w:val="en-US"/>
+        </w:rPr>
+        <w:t xml:space="preserve">DevOps </w:t>
+      </w:r>
+    </w:p>
+    <w:p>
+      <w:pPr>
+        <w:pStyle w:val="ListParagraph"/>
+        <w:numPr>
+          <w:ilvl w:val="0"/>
+          <w:numId w:val="14"/>
+        </w:numPr>
+        <w:rPr>
+          <w:lang w:val="en-US"/>
+        </w:rPr>
+      </w:pPr>
+      <w:r>
+        <w:rPr>
+          <w:lang w:val="en-US"/>
+        </w:rPr>
+        <w:t xml:space="preserve">DevOps metrics </w:t>
+      </w:r>
+    </w:p>
+    <w:p>
+      <w:pPr>
+        <w:pStyle w:val="ListParagraph"/>
+        <w:numPr>
+          <w:ilvl w:val="0"/>
+          <w:numId w:val="14"/>
+        </w:numPr>
+        <w:rPr>
+          <w:lang w:val="en-US"/>
+        </w:rPr>
+      </w:pPr>
+      <w:r>
+        <w:rPr>
+          <w:lang w:val="en-US"/>
+        </w:rPr>
+        <w:t xml:space="preserve">DevOps stakeholders </w:t>
+      </w:r>
+    </w:p>
+    <w:p>
+      <w:pPr>
+        <w:pStyle w:val="ListParagraph"/>
+        <w:numPr>
+          <w:ilvl w:val="0"/>
+          <w:numId w:val="14"/>
+        </w:numPr>
+        <w:rPr>
+          <w:lang w:val="en-US"/>
+        </w:rPr>
+      </w:pPr>
+      <w:r>
+        <w:rPr>
+          <w:lang w:val="en-US"/>
+        </w:rPr>
+        <w:t>DevOps teams</w:t>
+      </w:r>
+    </w:p>
+    <w:p>
+      <w:pPr>
+        <w:pStyle w:val="ListParagraph"/>
+        <w:numPr>
           <w:ilvl w:val="1"/>
           <w:numId w:val="14"/>
         </w:numPr>
@@ -8116,147 +8805,7 @@
           <w:lang w:val="en-US"/>
         </w:rPr>
       </w:pPr>
-      <w:hyperlink r:id="rId28" w:history="1">
-        <w:r>
-          <w:rPr>
-            <w:rStyle w:val="Hyperlink"/>
-          </w:rPr>
-          <w:t xml:space="preserve">What is </w:t>
-        </w:r>
-        <w:proofErr w:type="spellStart"/>
-        <w:r>
-          <w:rPr>
-            <w:rStyle w:val="Hyperlink"/>
-          </w:rPr>
-          <w:t>DevSecOps</w:t>
-        </w:r>
-        <w:proofErr w:type="spellEnd"/>
-        <w:r>
-          <w:rPr>
-            <w:rStyle w:val="Hyperlink"/>
-          </w:rPr>
-          <w:t>?</w:t>
-        </w:r>
-      </w:hyperlink>
-    </w:p>
-    <w:p>
-      <w:pPr>
-        <w:pStyle w:val="ListParagraph"/>
-        <w:numPr>
-          <w:ilvl w:val="1"/>
-          <w:numId w:val="14"/>
-        </w:numPr>
-        <w:rPr>
-          <w:lang w:val="en-US"/>
-        </w:rPr>
-      </w:pPr>
-      <w:hyperlink r:id="rId29" w:history="1">
-        <w:r>
-          <w:rPr>
-            <w:rStyle w:val="Hyperlink"/>
-          </w:rPr>
-          <w:t xml:space="preserve">What is </w:t>
-        </w:r>
-        <w:proofErr w:type="spellStart"/>
-        <w:r>
-          <w:rPr>
-            <w:rStyle w:val="Hyperlink"/>
-          </w:rPr>
-          <w:t>DevSecOps</w:t>
-        </w:r>
-        <w:proofErr w:type="spellEnd"/>
-        <w:r>
-          <w:rPr>
-            <w:rStyle w:val="Hyperlink"/>
-          </w:rPr>
-          <w:t>? - Developer Security Operations Explained - AWS</w:t>
-        </w:r>
-      </w:hyperlink>
-    </w:p>
-    <w:p>
-      <w:pPr>
-        <w:pStyle w:val="ListParagraph"/>
-        <w:numPr>
-          <w:ilvl w:val="0"/>
-          <w:numId w:val="14"/>
-        </w:numPr>
-        <w:rPr>
-          <w:lang w:val="en-US"/>
-        </w:rPr>
-      </w:pPr>
-      <w:r>
-        <w:rPr>
-          <w:lang w:val="en-US"/>
-        </w:rPr>
-        <w:t xml:space="preserve">DevOps </w:t>
-      </w:r>
-    </w:p>
-    <w:p>
-      <w:pPr>
-        <w:pStyle w:val="ListParagraph"/>
-        <w:numPr>
-          <w:ilvl w:val="0"/>
-          <w:numId w:val="14"/>
-        </w:numPr>
-        <w:rPr>
-          <w:lang w:val="en-US"/>
-        </w:rPr>
-      </w:pPr>
-      <w:r>
-        <w:rPr>
-          <w:lang w:val="en-US"/>
-        </w:rPr>
-        <w:t xml:space="preserve">DevOps metrics </w:t>
-      </w:r>
-    </w:p>
-    <w:p>
-      <w:pPr>
-        <w:pStyle w:val="ListParagraph"/>
-        <w:numPr>
-          <w:ilvl w:val="0"/>
-          <w:numId w:val="14"/>
-        </w:numPr>
-        <w:rPr>
-          <w:lang w:val="en-US"/>
-        </w:rPr>
-      </w:pPr>
-      <w:r>
-        <w:rPr>
-          <w:lang w:val="en-US"/>
-        </w:rPr>
-        <w:t xml:space="preserve">DevOps stakeholders </w:t>
-      </w:r>
-    </w:p>
-    <w:p>
-      <w:pPr>
-        <w:pStyle w:val="ListParagraph"/>
-        <w:numPr>
-          <w:ilvl w:val="0"/>
-          <w:numId w:val="14"/>
-        </w:numPr>
-        <w:rPr>
-          <w:lang w:val="en-US"/>
-        </w:rPr>
-      </w:pPr>
-      <w:r>
-        <w:rPr>
-          <w:lang w:val="en-US"/>
-        </w:rPr>
-        <w:t>DevOps teams</w:t>
-      </w:r>
-    </w:p>
-    <w:p>
-      <w:pPr>
-        <w:pStyle w:val="ListParagraph"/>
-        <w:numPr>
-          <w:ilvl w:val="1"/>
-          <w:numId w:val="14"/>
-        </w:numPr>
-        <w:rPr>
-          <w:lang w:val="en-US"/>
-        </w:rPr>
-      </w:pPr>
-      <w:hyperlink r:id="rId30" w:history="1">
+      <w:hyperlink r:id="rId36" w:history="1">
         <w:r>
           <w:rPr>
             <w:rStyle w:val="Hyperlink"/>
@@ -8294,7 +8843,7 @@
           <w:lang w:val="en-US"/>
         </w:rPr>
       </w:pPr>
-      <w:hyperlink r:id="rId31" w:history="1">
+      <w:hyperlink r:id="rId37" w:history="1">
         <w:r>
           <w:rPr>
             <w:rStyle w:val="Hyperlink"/>
@@ -8434,7 +8983,7 @@
           <w:lang w:val="en-US"/>
         </w:rPr>
       </w:pPr>
-      <w:hyperlink r:id="rId32" w:anchor=":~:text=A%20DevOps%20Dojo%20is%20a%20place%20where,teams%20with%20a%20collaborative%2C%20risk%2Dfree%20learning%20environment" w:history="1">
+      <w:hyperlink r:id="rId38" w:anchor=":~:text=A%20DevOps%20Dojo%20is%20a%20place%20where,teams%20with%20a%20collaborative%2C%20risk%2Dfree%20learning%20environment" w:history="1">
         <w:r>
           <w:rPr>
             <w:rStyle w:val="Hyperlink"/>
@@ -8454,7 +9003,7 @@
           <w:lang w:val="en-US"/>
         </w:rPr>
       </w:pPr>
-      <w:hyperlink r:id="rId33" w:history="1">
+      <w:hyperlink r:id="rId39" w:history="1">
         <w:r>
           <w:rPr>
             <w:rStyle w:val="Hyperlink"/>
@@ -8485,21 +9034,7 @@
         <w:rPr>
           <w:lang w:val="en-US"/>
         </w:rPr>
-        <w:t>employee Net Promoter Score (</w:t>
-      </w:r>
-      <w:proofErr w:type="spellStart"/>
-      <w:r>
-        <w:rPr>
-          <w:lang w:val="en-US"/>
-        </w:rPr>
-        <w:t>eNPS</w:t>
-      </w:r>
-      <w:proofErr w:type="spellEnd"/>
-      <w:r>
-        <w:rPr>
-          <w:lang w:val="en-US"/>
-        </w:rPr>
-        <w:t>)</w:t>
+        <w:t>employee Net Promoter Score (eNPS)</w:t>
       </w:r>
     </w:p>
     <w:p>
@@ -8523,21 +9058,7 @@
         <w:rPr>
           <w:lang w:val="en-US"/>
         </w:rPr>
-        <w:t>Employee Net Promoter Score (</w:t>
-      </w:r>
-      <w:proofErr w:type="spellStart"/>
-      <w:r>
-        <w:rPr>
-          <w:lang w:val="en-US"/>
-        </w:rPr>
-        <w:t>eNPS</w:t>
-      </w:r>
-      <w:proofErr w:type="spellEnd"/>
-      <w:r>
-        <w:rPr>
-          <w:lang w:val="en-US"/>
-        </w:rPr>
-        <w:t>) is a way for organizations to measure employee loyalty. The Net Promoter Score, originally a customer service tool, was later used internally on employees instead of customers.”</w:t>
+        <w:t>Employee Net Promoter Score (eNPS) is a way for organizations to measure employee loyalty. The Net Promoter Score, originally a customer service tool, was later used internally on employees instead of customers.”</w:t>
       </w:r>
     </w:p>
     <w:p>
@@ -8569,7 +9090,7 @@
           <w:lang w:val="en-US"/>
         </w:rPr>
       </w:pPr>
-      <w:hyperlink r:id="rId34" w:history="1">
+      <w:hyperlink r:id="rId40" w:history="1">
         <w:r>
           <w:rPr>
             <w:rStyle w:val="Hyperlink"/>
@@ -8649,7 +9170,7 @@
           <w:lang w:val="en-US"/>
         </w:rPr>
       </w:pPr>
-      <w:hyperlink r:id="rId35" w:history="1">
+      <w:hyperlink r:id="rId41" w:history="1">
         <w:r>
           <w:rPr>
             <w:rStyle w:val="Hyperlink"/>
@@ -8695,7 +9216,7 @@
           <w:lang w:val="en-US"/>
         </w:rPr>
       </w:pPr>
-      <w:hyperlink r:id="rId36" w:history="1">
+      <w:hyperlink r:id="rId42" w:history="1">
         <w:r>
           <w:rPr>
             <w:rStyle w:val="Hyperlink"/>
@@ -8715,26 +9236,12 @@
           <w:lang w:val="en-US"/>
         </w:rPr>
       </w:pPr>
-      <w:hyperlink r:id="rId37" w:history="1">
+      <w:hyperlink r:id="rId43" w:history="1">
         <w:r>
           <w:rPr>
             <w:rStyle w:val="Hyperlink"/>
           </w:rPr>
-          <w:t xml:space="preserve">The Engineer’s Golden Circle: Why "Start With Why" Isn’t Just a Buzzword, It’s Your Most Powerful Debugging Tool | by </w:t>
-        </w:r>
-        <w:proofErr w:type="spellStart"/>
-        <w:r>
-          <w:rPr>
-            <w:rStyle w:val="Hyperlink"/>
-          </w:rPr>
-          <w:t>Slimen</w:t>
-        </w:r>
-        <w:proofErr w:type="spellEnd"/>
-        <w:r>
-          <w:rPr>
-            <w:rStyle w:val="Hyperlink"/>
-          </w:rPr>
-          <w:t xml:space="preserve"> HMIDI | Medium</w:t>
+          <w:t>The Engineer’s Golden Circle: Why "Start With Why" Isn’t Just a Buzzword, It’s Your Most Powerful Debugging Tool | by Slimen HMIDI | Medium</w:t>
         </w:r>
       </w:hyperlink>
     </w:p>
@@ -8803,7 +9310,7 @@
           <w:lang w:val="en-US"/>
         </w:rPr>
       </w:pPr>
-      <w:hyperlink r:id="rId38" w:history="1">
+      <w:hyperlink r:id="rId44" w:history="1">
         <w:r>
           <w:rPr>
             <w:rStyle w:val="Hyperlink"/>
@@ -8967,7 +9474,7 @@
           <w:lang w:val="en-US"/>
         </w:rPr>
       </w:pPr>
-      <w:hyperlink r:id="rId39" w:history="1">
+      <w:hyperlink r:id="rId45" w:history="1">
         <w:r>
           <w:rPr>
             <w:rStyle w:val="Hyperlink"/>
@@ -9005,7 +9512,7 @@
           <w:lang w:val="en-US"/>
         </w:rPr>
       </w:pPr>
-      <w:hyperlink r:id="rId40" w:history="1">
+      <w:hyperlink r:id="rId46" w:history="1">
         <w:r>
           <w:rPr>
             <w:rStyle w:val="Hyperlink"/>
@@ -9025,29 +9532,13 @@
           <w:lang w:val="en-US"/>
         </w:rPr>
       </w:pPr>
-      <w:hyperlink r:id="rId41" w:history="1">
-        <w:proofErr w:type="spellStart"/>
+      <w:hyperlink r:id="rId47" w:history="1">
         <w:r>
           <w:rPr>
             <w:rStyle w:val="Hyperlink"/>
           </w:rPr>
-          <w:t>Devops</w:t>
+          <w:t>Devops and Microservices - GeeksforGeeks</w:t>
         </w:r>
-        <w:proofErr w:type="spellEnd"/>
-        <w:r>
-          <w:rPr>
-            <w:rStyle w:val="Hyperlink"/>
-          </w:rPr>
-          <w:t xml:space="preserve"> and Microservices - </w:t>
-        </w:r>
-        <w:proofErr w:type="spellStart"/>
-        <w:r>
-          <w:rPr>
-            <w:rStyle w:val="Hyperlink"/>
-          </w:rPr>
-          <w:t>GeeksforGeeks</w:t>
-        </w:r>
-        <w:proofErr w:type="spellEnd"/>
       </w:hyperlink>
     </w:p>
     <w:p>
@@ -9061,7 +9552,7 @@
           <w:lang w:val="en-US"/>
         </w:rPr>
       </w:pPr>
-      <w:hyperlink r:id="rId42" w:anchor=":~:text=%E2%9C%85%201.,Distributed%20tracing" w:history="1">
+      <w:hyperlink r:id="rId48" w:anchor=":~:text=%E2%9C%85%201.,Distributed%20tracing" w:history="1">
         <w:r>
           <w:rPr>
             <w:rStyle w:val="Hyperlink"/>
@@ -9121,6 +9612,7 @@
         <w:rPr>
           <w:lang w:val="en-US"/>
         </w:rPr>
+        <w:lastRenderedPageBreak/>
         <w:t>“</w:t>
       </w:r>
       <w:r>
@@ -9161,7 +9653,7 @@
         </w:rPr>
         <w:t xml:space="preserve"> - </w:t>
       </w:r>
-      <w:hyperlink r:id="rId43" w:history="1">
+      <w:hyperlink r:id="rId49" w:history="1">
         <w:r>
           <w:rPr>
             <w:rStyle w:val="Hyperlink"/>
@@ -9251,22 +9743,7 @@
         <w:rPr>
           <w:lang w:val="en-US"/>
         </w:rPr>
-        <w:lastRenderedPageBreak/>
-        <w:t xml:space="preserve">Thus, compared to reliability, resilience is the </w:t>
-      </w:r>
-      <w:proofErr w:type="spellStart"/>
-      <w:r>
-        <w:rPr>
-          <w:lang w:val="en-US"/>
-        </w:rPr>
-        <w:t>oppositve</w:t>
-      </w:r>
-      <w:proofErr w:type="spellEnd"/>
-      <w:r>
-        <w:rPr>
-          <w:lang w:val="en-US"/>
-        </w:rPr>
-        <w:t xml:space="preserve"> of ‘flying by the seat of your pants’ when things break; you need to be ready, or have always been ready?</w:t>
+        <w:t>Thus, compared to reliability, resilience is the oppositve of ‘flying by the seat of your pants’ when things break; you need to be ready, or have always been ready?</w:t>
       </w:r>
     </w:p>
     <w:p>
@@ -9280,7 +9757,7 @@
           <w:lang w:val="en-US"/>
         </w:rPr>
       </w:pPr>
-      <w:hyperlink r:id="rId44" w:history="1">
+      <w:hyperlink r:id="rId50" w:history="1">
         <w:r>
           <w:rPr>
             <w:rStyle w:val="Hyperlink"/>
@@ -9304,21 +9781,7 @@
         <w:rPr>
           <w:lang w:val="en-US"/>
         </w:rPr>
-        <w:t>Scaled Agile Framework (</w:t>
-      </w:r>
-      <w:proofErr w:type="spellStart"/>
-      <w:r>
-        <w:rPr>
-          <w:lang w:val="en-US"/>
-        </w:rPr>
-        <w:t>SAFe</w:t>
-      </w:r>
-      <w:proofErr w:type="spellEnd"/>
-      <w:r>
-        <w:rPr>
-          <w:lang w:val="en-US"/>
-        </w:rPr>
-        <w:t xml:space="preserve">) </w:t>
+        <w:t xml:space="preserve">Scaled Agile Framework (SAFe) </w:t>
       </w:r>
     </w:p>
     <w:p>
@@ -9554,7 +10017,7 @@
           <w:lang w:val="en-US"/>
         </w:rPr>
       </w:pPr>
-      <w:hyperlink r:id="rId45" w:history="1">
+      <w:hyperlink r:id="rId51" w:history="1">
         <w:r>
           <w:rPr>
             <w:rStyle w:val="Hyperlink"/>
@@ -9574,7 +10037,7 @@
           <w:lang w:val="en-US"/>
         </w:rPr>
       </w:pPr>
-      <w:hyperlink r:id="rId46" w:history="1">
+      <w:hyperlink r:id="rId52" w:history="1">
         <w:r>
           <w:rPr>
             <w:rStyle w:val="Hyperlink"/>
@@ -9684,7 +10147,7 @@
           <w:lang w:val="en-US"/>
         </w:rPr>
       </w:pPr>
-      <w:hyperlink r:id="rId47" w:history="1">
+      <w:hyperlink r:id="rId53" w:history="1">
         <w:r>
           <w:rPr>
             <w:rStyle w:val="Hyperlink"/>
@@ -9704,7 +10167,7 @@
           <w:lang w:val="en-US"/>
         </w:rPr>
       </w:pPr>
-      <w:hyperlink r:id="rId48" w:history="1">
+      <w:hyperlink r:id="rId54" w:history="1">
         <w:r>
           <w:rPr>
             <w:rStyle w:val="Hyperlink"/>
@@ -9746,6 +10209,7 @@
         <w:rPr>
           <w:lang w:val="en-US"/>
         </w:rPr>
+        <w:lastRenderedPageBreak/>
         <w:t xml:space="preserve">Value stream mapping </w:t>
       </w:r>
     </w:p>
@@ -9778,7 +10242,7 @@
           <w:lang w:val="en-US"/>
         </w:rPr>
       </w:pPr>
-      <w:hyperlink r:id="rId49" w:history="1">
+      <w:hyperlink r:id="rId55" w:history="1">
         <w:r>
           <w:rPr>
             <w:rStyle w:val="Hyperlink"/>
@@ -9798,7 +10262,7 @@
           <w:lang w:val="en-US"/>
         </w:rPr>
       </w:pPr>
-      <w:hyperlink r:id="rId50" w:history="1">
+      <w:hyperlink r:id="rId56" w:history="1">
         <w:r>
           <w:rPr>
             <w:rStyle w:val="Hyperlink"/>
@@ -9854,7 +10318,6 @@
         <w:rPr>
           <w:lang w:val="en-US"/>
         </w:rPr>
-        <w:lastRenderedPageBreak/>
         <w:t>Concept and Terminology List (Additional)</w:t>
       </w:r>
     </w:p>
@@ -10037,21 +10500,13 @@
           <w:lang w:val="en-US"/>
         </w:rPr>
       </w:pPr>
-      <w:hyperlink r:id="rId51" w:history="1">
+      <w:hyperlink r:id="rId57" w:history="1">
         <w:r>
           <w:rPr>
             <w:rStyle w:val="Hyperlink"/>
           </w:rPr>
-          <w:t xml:space="preserve">Failure Cost Analysis - </w:t>
+          <w:t>Failure Cost Analysis - Superworks</w:t>
         </w:r>
-        <w:proofErr w:type="spellStart"/>
-        <w:r>
-          <w:rPr>
-            <w:rStyle w:val="Hyperlink"/>
-          </w:rPr>
-          <w:t>Superworks</w:t>
-        </w:r>
-        <w:proofErr w:type="spellEnd"/>
       </w:hyperlink>
     </w:p>
     <w:p>
@@ -10195,7 +10650,7 @@
           <w:lang w:val="en-US"/>
         </w:rPr>
       </w:pPr>
-      <w:hyperlink r:id="rId52" w:anchor="the-devops-incident-management-process" w:history="1">
+      <w:hyperlink r:id="rId58" w:anchor="the-devops-incident-management-process" w:history="1">
         <w:r>
           <w:rPr>
             <w:rStyle w:val="Hyperlink"/>
@@ -10265,21 +10720,13 @@
           <w:lang w:val="en-US"/>
         </w:rPr>
       </w:pPr>
-      <w:proofErr w:type="spellStart"/>
-      <w:r>
-        <w:rPr>
-          <w:lang w:val="en-US"/>
-        </w:rPr>
-        <w:t>ProTip</w:t>
-      </w:r>
-      <w:proofErr w:type="spellEnd"/>
-      <w:r>
-        <w:rPr>
-          <w:lang w:val="en-US"/>
-        </w:rPr>
-        <w:t xml:space="preserve">: You can easily convert SLAs into "minutes of downtime" with this cool </w:t>
-      </w:r>
-      <w:hyperlink r:id="rId53" w:history="1">
+      <w:r>
+        <w:rPr>
+          <w:lang w:val="en-US"/>
+        </w:rPr>
+        <w:t xml:space="preserve">ProTip: You can easily convert SLAs into "minutes of downtime" with this cool </w:t>
+      </w:r>
+      <w:hyperlink r:id="rId59" w:history="1">
         <w:r>
           <w:rPr>
             <w:rStyle w:val="Hyperlink"/>
@@ -10316,6 +10763,7 @@
         <w:rPr>
           <w:lang w:val="en-US"/>
         </w:rPr>
+        <w:lastRenderedPageBreak/>
         <w:t>Sprint</w:t>
       </w:r>
     </w:p>
@@ -10451,14 +10899,7 @@
         <w:rPr>
           <w:lang w:val="en-US"/>
         </w:rPr>
-        <w:t xml:space="preserve"> This </w:t>
-      </w:r>
-      <w:r>
-        <w:rPr>
-          <w:lang w:val="en-US"/>
-        </w:rPr>
-        <w:lastRenderedPageBreak/>
-        <w:t xml:space="preserve">lack of cooperation and </w:t>
+        <w:t xml:space="preserve"> This lack of cooperation and </w:t>
       </w:r>
       <w:r>
         <w:rPr>
@@ -10587,7 +11028,7 @@
           <w:lang w:val="en-US"/>
         </w:rPr>
       </w:pPr>
-      <w:hyperlink r:id="rId54" w:history="1">
+      <w:hyperlink r:id="rId60" w:history="1">
         <w:r>
           <w:rPr>
             <w:rStyle w:val="Hyperlink"/>
@@ -10791,7 +11232,7 @@
           <w:numId w:val="17"/>
         </w:numPr>
       </w:pPr>
-      <w:hyperlink r:id="rId55" w:history="1">
+      <w:hyperlink r:id="rId61" w:history="1">
         <w:r>
           <w:rPr>
             <w:rStyle w:val="Hyperlink"/>

--- a/DevOps Foundation.docx
+++ b/DevOps Foundation.docx
@@ -17,6 +17,242 @@
     </w:p>
     <w:p>
       <w:pPr>
+        <w:rPr>
+          <w:lang w:val="en-US"/>
+        </w:rPr>
+      </w:pPr>
+      <w:r>
+        <w:rPr>
+          <w:lang w:val="en-US"/>
+        </w:rPr>
+        <w:t>QUESTIONS FOR ME</w:t>
+      </w:r>
+    </w:p>
+    <w:p>
+      <w:pPr>
+        <w:pStyle w:val="ListParagraph"/>
+        <w:numPr>
+          <w:ilvl w:val="0"/>
+          <w:numId w:val="38"/>
+        </w:numPr>
+        <w:rPr>
+          <w:lang w:val="en-US"/>
+        </w:rPr>
+      </w:pPr>
+      <w:r>
+        <w:rPr>
+          <w:lang w:val="en-US"/>
+        </w:rPr>
+        <w:t>What is trunk-based development?</w:t>
+      </w:r>
+    </w:p>
+    <w:p>
+      <w:pPr>
+        <w:pStyle w:val="ListParagraph"/>
+        <w:numPr>
+          <w:ilvl w:val="1"/>
+          <w:numId w:val="38"/>
+        </w:numPr>
+        <w:rPr>
+          <w:lang w:val="en-US"/>
+        </w:rPr>
+      </w:pPr>
+      <w:r>
+        <w:rPr>
+          <w:lang w:val="en-US"/>
+        </w:rPr>
+        <w:t>It was mentioned under change failure rate, and was also mentioned as “committing to the trunk” under lead time for change</w:t>
+      </w:r>
+      <w:r>
+        <w:rPr>
+          <w:lang w:val="en-US"/>
+        </w:rPr>
+        <w:t>.</w:t>
+      </w:r>
+    </w:p>
+    <w:p>
+      <w:pPr>
+        <w:rPr>
+          <w:lang w:val="en-US"/>
+        </w:rPr>
+      </w:pPr>
+      <w:r>
+        <w:rPr>
+          <w:lang w:val="en-US"/>
+        </w:rPr>
+        <w:t xml:space="preserve">QUESTIONS </w:t>
+      </w:r>
+      <w:r>
+        <w:rPr>
+          <w:lang w:val="en-US"/>
+        </w:rPr>
+        <w:t>FOR TUTOR</w:t>
+      </w:r>
+    </w:p>
+    <w:p>
+      <w:pPr>
+        <w:pStyle w:val="ListParagraph"/>
+        <w:numPr>
+          <w:ilvl w:val="0"/>
+          <w:numId w:val="37"/>
+        </w:numPr>
+        <w:rPr>
+          <w:lang w:val="en-US"/>
+        </w:rPr>
+      </w:pPr>
+      <w:r>
+        <w:rPr>
+          <w:lang w:val="en-US"/>
+        </w:rPr>
+        <w:t>Regarding units of work in Agile, does it go Themes -&gt; Epics -&gt; Stories -&gt; Tasks?</w:t>
+      </w:r>
+    </w:p>
+    <w:p>
+      <w:pPr>
+        <w:pStyle w:val="ListParagraph"/>
+        <w:numPr>
+          <w:ilvl w:val="1"/>
+          <w:numId w:val="37"/>
+        </w:numPr>
+        <w:rPr>
+          <w:lang w:val="en-US"/>
+        </w:rPr>
+      </w:pPr>
+      <w:r>
+        <w:rPr>
+          <w:lang w:val="en-US"/>
+        </w:rPr>
+        <w:t>If so, where do Roadmaps fit into this?</w:t>
+      </w:r>
+      <w:r>
+        <w:rPr>
+          <w:lang w:val="en-US"/>
+        </w:rPr>
+        <w:t xml:space="preserve"> Are they not considered a unit of work?</w:t>
+      </w:r>
+    </w:p>
+    <w:p>
+      <w:pPr>
+        <w:pStyle w:val="ListParagraph"/>
+        <w:numPr>
+          <w:ilvl w:val="0"/>
+          <w:numId w:val="37"/>
+        </w:numPr>
+        <w:rPr>
+          <w:lang w:val="en-US"/>
+        </w:rPr>
+      </w:pPr>
+      <w:r>
+        <w:rPr>
+          <w:lang w:val="en-US"/>
+        </w:rPr>
+        <w:t>Does monolithic tools refer to monolithic architecture, or is it a different or more specific term?</w:t>
+      </w:r>
+    </w:p>
+    <w:p>
+      <w:pPr>
+        <w:pStyle w:val="ListParagraph"/>
+        <w:numPr>
+          <w:ilvl w:val="0"/>
+          <w:numId w:val="37"/>
+        </w:numPr>
+        <w:rPr>
+          <w:lang w:val="en-US"/>
+        </w:rPr>
+      </w:pPr>
+      <w:r>
+        <w:rPr>
+          <w:lang w:val="en-US"/>
+        </w:rPr>
+        <w:t>Does “change lead time” and “lead time for changes” refer to the same thing?</w:t>
+      </w:r>
+    </w:p>
+    <w:p>
+      <w:pPr>
+        <w:pStyle w:val="ListParagraph"/>
+        <w:numPr>
+          <w:ilvl w:val="0"/>
+          <w:numId w:val="37"/>
+        </w:numPr>
+        <w:rPr>
+          <w:lang w:val="en-US"/>
+        </w:rPr>
+      </w:pPr>
+      <w:r>
+        <w:rPr>
+          <w:lang w:val="en-US"/>
+        </w:rPr>
+        <w:t>Which of these is correct regarding deployment frequency?</w:t>
+      </w:r>
+    </w:p>
+    <w:p>
+      <w:pPr>
+        <w:pStyle w:val="ListParagraph"/>
+        <w:numPr>
+          <w:ilvl w:val="1"/>
+          <w:numId w:val="37"/>
+        </w:numPr>
+        <w:rPr>
+          <w:lang w:val="en-US"/>
+        </w:rPr>
+      </w:pPr>
+      <w:r>
+        <w:rPr>
+          <w:lang w:val="en-US"/>
+        </w:rPr>
+        <w:t>Deployment Frequency refers to how often new code is deployed into production.</w:t>
+      </w:r>
+    </w:p>
+    <w:p>
+      <w:pPr>
+        <w:pStyle w:val="ListParagraph"/>
+        <w:numPr>
+          <w:ilvl w:val="1"/>
+          <w:numId w:val="37"/>
+        </w:numPr>
+        <w:rPr>
+          <w:lang w:val="en-US"/>
+        </w:rPr>
+      </w:pPr>
+      <w:r>
+        <w:rPr>
+          <w:lang w:val="en-US"/>
+        </w:rPr>
+        <w:t>Deployment Frequency refers to how often an organization successfully releases to production.</w:t>
+      </w:r>
+    </w:p>
+    <w:p>
+      <w:pPr>
+        <w:pStyle w:val="ListParagraph"/>
+        <w:numPr>
+          <w:ilvl w:val="1"/>
+          <w:numId w:val="37"/>
+        </w:numPr>
+        <w:rPr>
+          <w:lang w:val="en-US"/>
+        </w:rPr>
+      </w:pPr>
+      <w:r>
+        <w:rPr>
+          <w:lang w:val="en-US"/>
+        </w:rPr>
+        <w:t>Deployment Frequency refers to the number of successful product releases within a specific period of time.</w:t>
+      </w:r>
+    </w:p>
+    <w:p>
+      <w:pPr>
+        <w:pStyle w:val="ListParagraph"/>
+        <w:numPr>
+          <w:ilvl w:val="1"/>
+          <w:numId w:val="37"/>
+        </w:numPr>
+        <w:rPr>
+          <w:lang w:val="en-US"/>
+        </w:rPr>
+      </w:pPr>
+    </w:p>
+    <w:p>
+      <w:pPr>
         <w:pStyle w:val="Heading1"/>
         <w:rPr>
           <w:lang w:val="en-US"/>
@@ -345,8 +581,16 @@
         <w:rPr>
           <w:lang w:val="en-US"/>
         </w:rPr>
-        <w:t>This topic describes the three DevOps principles of flow, feedback, and continuous learning to derive better DevOps behaviour</w:t>
-      </w:r>
+        <w:t xml:space="preserve">This topic describes the three DevOps principles of flow, feedback, and continuous learning to derive better DevOps </w:t>
+      </w:r>
+      <w:proofErr w:type="spellStart"/>
+      <w:r>
+        <w:rPr>
+          <w:lang w:val="en-US"/>
+        </w:rPr>
+        <w:t>behaviour</w:t>
+      </w:r>
+      <w:proofErr w:type="spellEnd"/>
       <w:r>
         <w:rPr>
           <w:lang w:val="en-US"/>
@@ -698,11 +942,19 @@
           <w:lang w:val="en-US"/>
         </w:rPr>
       </w:pPr>
-      <w:r>
-        <w:rPr>
-          <w:lang w:val="en-US"/>
-        </w:rPr>
-        <w:t>Organisational culture</w:t>
+      <w:proofErr w:type="spellStart"/>
+      <w:r>
+        <w:rPr>
+          <w:lang w:val="en-US"/>
+        </w:rPr>
+        <w:t>Organisational</w:t>
+      </w:r>
+      <w:proofErr w:type="spellEnd"/>
+      <w:r>
+        <w:rPr>
+          <w:lang w:val="en-US"/>
+        </w:rPr>
+        <w:t xml:space="preserve"> culture</w:t>
       </w:r>
     </w:p>
     <w:p>
@@ -799,11 +1051,19 @@
           <w:lang w:val="en-US"/>
         </w:rPr>
       </w:pPr>
-      <w:r>
-        <w:rPr>
-          <w:lang w:val="en-US"/>
-        </w:rPr>
-        <w:t>Empathise – think what the customer or user might want; put yourself in their shoes, so you can better provide a useful solution to them</w:t>
+      <w:proofErr w:type="spellStart"/>
+      <w:r>
+        <w:rPr>
+          <w:lang w:val="en-US"/>
+        </w:rPr>
+        <w:t>Empathise</w:t>
+      </w:r>
+      <w:proofErr w:type="spellEnd"/>
+      <w:r>
+        <w:rPr>
+          <w:lang w:val="en-US"/>
+        </w:rPr>
+        <w:t xml:space="preserve"> – think what the customer or user might want; put yourself in their shoes, so you can better provide a useful solution to them</w:t>
       </w:r>
     </w:p>
     <w:p>
@@ -1058,7 +1318,21 @@
         <w:rPr>
           <w:lang w:val="en-US"/>
         </w:rPr>
-        <w:t>Implementation plan; finalise what needs to be implemented and start the implementation process.</w:t>
+        <w:t xml:space="preserve">Implementation plan; </w:t>
+      </w:r>
+      <w:proofErr w:type="spellStart"/>
+      <w:r>
+        <w:rPr>
+          <w:lang w:val="en-US"/>
+        </w:rPr>
+        <w:t>finalise</w:t>
+      </w:r>
+      <w:proofErr w:type="spellEnd"/>
+      <w:r>
+        <w:rPr>
+          <w:lang w:val="en-US"/>
+        </w:rPr>
+        <w:t xml:space="preserve"> what needs to be implemented and start the implementation process.</w:t>
       </w:r>
     </w:p>
     <w:p>
@@ -1504,8 +1778,16 @@
         <w:rPr>
           <w:lang w:val="en-US"/>
         </w:rPr>
-        <w:t>Kanban Characertistics</w:t>
-      </w:r>
+        <w:t xml:space="preserve">Kanban </w:t>
+      </w:r>
+      <w:proofErr w:type="spellStart"/>
+      <w:r>
+        <w:rPr>
+          <w:lang w:val="en-US"/>
+        </w:rPr>
+        <w:t>Characertistics</w:t>
+      </w:r>
+      <w:proofErr w:type="spellEnd"/>
     </w:p>
     <w:p>
       <w:pPr>
@@ -1721,8 +2003,16 @@
         <w:rPr>
           <w:lang w:val="en-US"/>
         </w:rPr>
-        <w:t>Scrum Charactertistics</w:t>
-      </w:r>
+        <w:t xml:space="preserve">Scrum </w:t>
+      </w:r>
+      <w:proofErr w:type="spellStart"/>
+      <w:r>
+        <w:rPr>
+          <w:lang w:val="en-US"/>
+        </w:rPr>
+        <w:t>Charactertistics</w:t>
+      </w:r>
+      <w:proofErr w:type="spellEnd"/>
     </w:p>
     <w:p>
       <w:pPr>
@@ -1897,11 +2187,33 @@
           <w:lang w:val="en-US"/>
         </w:rPr>
       </w:pPr>
-      <w:r>
-        <w:rPr>
-          <w:lang w:val="en-US"/>
-        </w:rPr>
-        <w:t>Recognose the process of DevOps transofmration with focus on greenfield and brownfield DevOps project.</w:t>
+      <w:proofErr w:type="spellStart"/>
+      <w:r>
+        <w:rPr>
+          <w:lang w:val="en-US"/>
+        </w:rPr>
+        <w:t>Recognose</w:t>
+      </w:r>
+      <w:proofErr w:type="spellEnd"/>
+      <w:r>
+        <w:rPr>
+          <w:lang w:val="en-US"/>
+        </w:rPr>
+        <w:t xml:space="preserve"> the process of DevOps </w:t>
+      </w:r>
+      <w:proofErr w:type="spellStart"/>
+      <w:r>
+        <w:rPr>
+          <w:lang w:val="en-US"/>
+        </w:rPr>
+        <w:t>transofmration</w:t>
+      </w:r>
+      <w:proofErr w:type="spellEnd"/>
+      <w:r>
+        <w:rPr>
+          <w:lang w:val="en-US"/>
+        </w:rPr>
+        <w:t xml:space="preserve"> with focus on greenfield and brownfield DevOps project.</w:t>
       </w:r>
     </w:p>
     <w:p>
@@ -1984,12 +2296,42 @@
           <w:lang w:val="en-US"/>
         </w:rPr>
       </w:pPr>
-      <w:r>
-        <w:rPr>
-          <w:lang w:val="en-US"/>
-        </w:rPr>
-        <w:t>Maintaing worksloads across externally sourced infrastructres</w:t>
-      </w:r>
+      <w:proofErr w:type="spellStart"/>
+      <w:r>
+        <w:rPr>
+          <w:lang w:val="en-US"/>
+        </w:rPr>
+        <w:t>Maintaing</w:t>
+      </w:r>
+      <w:proofErr w:type="spellEnd"/>
+      <w:r>
+        <w:rPr>
+          <w:lang w:val="en-US"/>
+        </w:rPr>
+        <w:t xml:space="preserve"> </w:t>
+      </w:r>
+      <w:proofErr w:type="spellStart"/>
+      <w:r>
+        <w:rPr>
+          <w:lang w:val="en-US"/>
+        </w:rPr>
+        <w:t>worksloads</w:t>
+      </w:r>
+      <w:proofErr w:type="spellEnd"/>
+      <w:r>
+        <w:rPr>
+          <w:lang w:val="en-US"/>
+        </w:rPr>
+        <w:t xml:space="preserve"> across externally sourced </w:t>
+      </w:r>
+      <w:proofErr w:type="spellStart"/>
+      <w:r>
+        <w:rPr>
+          <w:lang w:val="en-US"/>
+        </w:rPr>
+        <w:t>infrastructres</w:t>
+      </w:r>
+      <w:proofErr w:type="spellEnd"/>
     </w:p>
     <w:p>
       <w:pPr>
@@ -2125,11 +2467,19 @@
           <w:lang w:val="en-US"/>
         </w:rPr>
       </w:pPr>
-      <w:r>
-        <w:rPr>
-          <w:lang w:val="en-US"/>
-        </w:rPr>
-        <w:t>Maintining workload across-on-premise data centers</w:t>
+      <w:proofErr w:type="spellStart"/>
+      <w:r>
+        <w:rPr>
+          <w:lang w:val="en-US"/>
+        </w:rPr>
+        <w:t>Maintining</w:t>
+      </w:r>
+      <w:proofErr w:type="spellEnd"/>
+      <w:r>
+        <w:rPr>
+          <w:lang w:val="en-US"/>
+        </w:rPr>
+        <w:t xml:space="preserve"> workload across-on-premise data centers</w:t>
       </w:r>
     </w:p>
     <w:p>
@@ -2183,8 +2533,16 @@
         <w:rPr>
           <w:lang w:val="en-US"/>
         </w:rPr>
-        <w:t>Supports serial proccesses</w:t>
-      </w:r>
+        <w:t xml:space="preserve">Supports serial </w:t>
+      </w:r>
+      <w:proofErr w:type="spellStart"/>
+      <w:r>
+        <w:rPr>
+          <w:lang w:val="en-US"/>
+        </w:rPr>
+        <w:t>proccesses</w:t>
+      </w:r>
+      <w:proofErr w:type="spellEnd"/>
     </w:p>
     <w:p>
       <w:pPr>
@@ -4174,7 +4532,21 @@
         <w:rPr>
           <w:lang w:val="en-US"/>
         </w:rPr>
-        <w:t xml:space="preserve"> – With early and frequent failures, all that is left is to maximise the learning we achieve from failure. This could be done through </w:t>
+        <w:t xml:space="preserve"> – With early and frequent failures, all that is left is to </w:t>
+      </w:r>
+      <w:proofErr w:type="spellStart"/>
+      <w:r>
+        <w:rPr>
+          <w:lang w:val="en-US"/>
+        </w:rPr>
+        <w:t>maximise</w:t>
+      </w:r>
+      <w:proofErr w:type="spellEnd"/>
+      <w:r>
+        <w:rPr>
+          <w:lang w:val="en-US"/>
+        </w:rPr>
+        <w:t xml:space="preserve"> the learning we achieve from failure. This could be done through </w:t>
       </w:r>
       <w:r>
         <w:rPr>
@@ -4337,8 +4709,9 @@
           <w:u w:val="single"/>
           <w:lang w:val="en-US"/>
         </w:rPr>
-        <w:t>Ensures stabili</w:t>
-      </w:r>
+        <w:t xml:space="preserve">Ensures </w:t>
+      </w:r>
+      <w:proofErr w:type="spellStart"/>
       <w:r>
         <w:rPr>
           <w:b/>
@@ -4346,7 +4719,7 @@
           <w:u w:val="single"/>
           <w:lang w:val="en-US"/>
         </w:rPr>
-        <w:t>s</w:t>
+        <w:t>stabili</w:t>
       </w:r>
       <w:r>
         <w:rPr>
@@ -4355,32 +4728,8 @@
           <w:u w:val="single"/>
           <w:lang w:val="en-US"/>
         </w:rPr>
-        <w:t>ed software</w:t>
-      </w:r>
-      <w:r>
-        <w:rPr>
-          <w:lang w:val="en-US"/>
-        </w:rPr>
-        <w:t xml:space="preserve"> – </w:t>
-      </w:r>
-      <w:r>
-        <w:rPr>
-          <w:lang w:val="en-US"/>
-        </w:rPr>
-        <w:t>By learning from failure quickly, it helps ensure the releases users receive are stabalised.</w:t>
-      </w:r>
-    </w:p>
-    <w:p>
-      <w:pPr>
-        <w:pStyle w:val="ListParagraph"/>
-        <w:numPr>
-          <w:ilvl w:val="0"/>
-          <w:numId w:val="26"/>
-        </w:numPr>
-        <w:rPr>
-          <w:lang w:val="en-US"/>
-        </w:rPr>
-      </w:pPr>
+        <w:t>s</w:t>
+      </w:r>
       <w:r>
         <w:rPr>
           <w:b/>
@@ -4388,26 +4737,9 @@
           <w:u w:val="single"/>
           <w:lang w:val="en-US"/>
         </w:rPr>
-        <w:t>Higher-quality &amp; production-ready software</w:t>
-      </w:r>
-      <w:r>
-        <w:rPr>
-          <w:lang w:val="en-US"/>
-        </w:rPr>
-        <w:t xml:space="preserve"> – With fewer bugs and defects, especially if we’re able to treat issues at the early stages, it leads to higher-quality, production-ready software.</w:t>
-      </w:r>
-    </w:p>
-    <w:p>
-      <w:pPr>
-        <w:pStyle w:val="ListParagraph"/>
-        <w:numPr>
-          <w:ilvl w:val="0"/>
-          <w:numId w:val="26"/>
-        </w:numPr>
-        <w:rPr>
-          <w:lang w:val="en-US"/>
-        </w:rPr>
-      </w:pPr>
+        <w:t>ed</w:t>
+      </w:r>
+      <w:proofErr w:type="spellEnd"/>
       <w:r>
         <w:rPr>
           <w:b/>
@@ -4415,7 +4747,7 @@
           <w:u w:val="single"/>
           <w:lang w:val="en-US"/>
         </w:rPr>
-        <w:t>Reduces costs of failures &amp; bugs</w:t>
+        <w:t xml:space="preserve"> software</w:t>
       </w:r>
       <w:r>
         <w:rPr>
@@ -4427,7 +4759,21 @@
         <w:rPr>
           <w:lang w:val="en-US"/>
         </w:rPr>
-        <w:t>When you detect bugs earlier, the costs of managing failures is reduced significantly.</w:t>
+        <w:t xml:space="preserve">By learning from failure quickly, it helps ensure the releases users receive are </w:t>
+      </w:r>
+      <w:proofErr w:type="spellStart"/>
+      <w:r>
+        <w:rPr>
+          <w:lang w:val="en-US"/>
+        </w:rPr>
+        <w:t>stabalised</w:t>
+      </w:r>
+      <w:proofErr w:type="spellEnd"/>
+      <w:r>
+        <w:rPr>
+          <w:lang w:val="en-US"/>
+        </w:rPr>
+        <w:t>.</w:t>
       </w:r>
     </w:p>
     <w:p>
@@ -4448,13 +4794,13 @@
           <w:u w:val="single"/>
           <w:lang w:val="en-US"/>
         </w:rPr>
-        <w:t>Embed software quality into build infrastructure</w:t>
-      </w:r>
-      <w:r>
-        <w:rPr>
-          <w:lang w:val="en-US"/>
-        </w:rPr>
-        <w:t xml:space="preserve"> – To promote DevOps culture???</w:t>
+        <w:t>Higher-quality &amp; production-ready software</w:t>
+      </w:r>
+      <w:r>
+        <w:rPr>
+          <w:lang w:val="en-US"/>
+        </w:rPr>
+        <w:t xml:space="preserve"> – With fewer bugs and defects, especially if we’re able to treat issues at the early stages, it leads to higher-quality, production-ready software.</w:t>
       </w:r>
     </w:p>
     <w:p>
@@ -4475,68 +4821,58 @@
           <w:u w:val="single"/>
           <w:lang w:val="en-US"/>
         </w:rPr>
-        <w:t>Reduce debugging efforts</w:t>
-      </w:r>
-      <w:r>
-        <w:rPr>
-          <w:lang w:val="en-US"/>
-        </w:rPr>
-        <w:t xml:space="preserve"> – Adopting fail fast principle as part of your build helps reduce debugging effort or contributes to introducing automation</w:t>
-      </w:r>
-    </w:p>
-    <w:p>
-      <w:pPr>
-        <w:rPr>
-          <w:lang w:val="en-US"/>
-        </w:rPr>
-      </w:pPr>
-    </w:p>
-    <w:p>
-      <w:pPr>
-        <w:rPr>
-          <w:lang w:val="en-US"/>
-        </w:rPr>
-      </w:pPr>
-      <w:r>
-        <w:rPr>
-          <w:lang w:val="en-US"/>
-        </w:rPr>
-        <w:t>Two examples of traditional development vs quick win, fast fail example???</w:t>
-      </w:r>
-    </w:p>
-    <w:p>
-      <w:pPr>
-        <w:pStyle w:val="ListParagraph"/>
-        <w:numPr>
-          <w:ilvl w:val="0"/>
-          <w:numId w:val="27"/>
-        </w:numPr>
-        <w:rPr>
-          <w:lang w:val="en-US"/>
-        </w:rPr>
-      </w:pPr>
-      <w:r>
-        <w:rPr>
-          <w:lang w:val="en-US"/>
-        </w:rPr>
-        <w:t>Traditional does test at end, leading to infrequent releases, whereas fast fail does abundant development and testing, leading to more testing and failure and learning</w:t>
-      </w:r>
-    </w:p>
-    <w:p>
-      <w:pPr>
-        <w:rPr>
-          <w:lang w:val="en-US"/>
-        </w:rPr>
-      </w:pPr>
-    </w:p>
-    <w:p>
-      <w:pPr>
+        <w:t>Reduces costs of failures &amp; bugs</w:t>
+      </w:r>
+      <w:r>
+        <w:rPr>
+          <w:lang w:val="en-US"/>
+        </w:rPr>
+        <w:t xml:space="preserve"> – </w:t>
+      </w:r>
+      <w:r>
+        <w:rPr>
+          <w:lang w:val="en-US"/>
+        </w:rPr>
+        <w:t>When you detect bugs earlier, the costs of managing failures is reduced significantly.</w:t>
+      </w:r>
+    </w:p>
+    <w:p>
+      <w:pPr>
+        <w:pStyle w:val="ListParagraph"/>
+        <w:numPr>
+          <w:ilvl w:val="0"/>
+          <w:numId w:val="26"/>
+        </w:numPr>
+        <w:rPr>
+          <w:lang w:val="en-US"/>
+        </w:rPr>
+      </w:pPr>
+      <w:r>
         <w:rPr>
           <w:b/>
           <w:bCs/>
           <w:u w:val="single"/>
           <w:lang w:val="en-US"/>
         </w:rPr>
+        <w:t>Embed software quality into build infrastructure</w:t>
+      </w:r>
+      <w:r>
+        <w:rPr>
+          <w:lang w:val="en-US"/>
+        </w:rPr>
+        <w:t xml:space="preserve"> – To promote DevOps culture???</w:t>
+      </w:r>
+    </w:p>
+    <w:p>
+      <w:pPr>
+        <w:pStyle w:val="ListParagraph"/>
+        <w:numPr>
+          <w:ilvl w:val="0"/>
+          <w:numId w:val="26"/>
+        </w:numPr>
+        <w:rPr>
+          <w:lang w:val="en-US"/>
+        </w:rPr>
       </w:pPr>
       <w:r>
         <w:rPr>
@@ -4545,40 +4881,33 @@
           <w:u w:val="single"/>
           <w:lang w:val="en-US"/>
         </w:rPr>
-        <w:t>Fail Fast and DevOps</w:t>
-      </w:r>
-    </w:p>
-    <w:p>
-      <w:pPr>
-        <w:rPr>
-          <w:lang w:val="en-US"/>
-        </w:rPr>
-      </w:pPr>
-      <w:r>
-        <w:rPr>
-          <w:lang w:val="en-US"/>
-        </w:rPr>
-        <w:t>This topic describes fail fast as a DevOps principle and illustrates the role of feedback cycle.</w:t>
-      </w:r>
-    </w:p>
-    <w:p>
-      <w:pPr>
-        <w:rPr>
-          <w:lang w:val="en-US"/>
-        </w:rPr>
-      </w:pPr>
-    </w:p>
-    <w:p>
-      <w:pPr>
-        <w:rPr>
-          <w:lang w:val="en-US"/>
-        </w:rPr>
-      </w:pPr>
-      <w:r>
-        <w:rPr>
-          <w:lang w:val="en-US"/>
-        </w:rPr>
-        <w:t>Fail fast is implemented in DevOps with;</w:t>
+        <w:t>Reduce debugging efforts</w:t>
+      </w:r>
+      <w:r>
+        <w:rPr>
+          <w:lang w:val="en-US"/>
+        </w:rPr>
+        <w:t xml:space="preserve"> – Adopting fail fast principle as part of your build helps reduce debugging effort or contributes to introducing automation</w:t>
+      </w:r>
+    </w:p>
+    <w:p>
+      <w:pPr>
+        <w:rPr>
+          <w:lang w:val="en-US"/>
+        </w:rPr>
+      </w:pPr>
+    </w:p>
+    <w:p>
+      <w:pPr>
+        <w:rPr>
+          <w:lang w:val="en-US"/>
+        </w:rPr>
+      </w:pPr>
+      <w:r>
+        <w:rPr>
+          <w:lang w:val="en-US"/>
+        </w:rPr>
+        <w:t>Two examples of traditional development vs quick win, fast fail example???</w:t>
       </w:r>
     </w:p>
     <w:p>
@@ -4596,170 +4925,24 @@
         <w:rPr>
           <w:lang w:val="en-US"/>
         </w:rPr>
-        <w:t>Test-driven development (TDD) – explanation; fixtures???</w:t>
-      </w:r>
-    </w:p>
-    <w:p>
-      <w:pPr>
-        <w:pStyle w:val="ListParagraph"/>
-        <w:numPr>
-          <w:ilvl w:val="0"/>
-          <w:numId w:val="27"/>
-        </w:numPr>
-        <w:rPr>
-          <w:lang w:val="en-US"/>
-        </w:rPr>
-      </w:pPr>
-      <w:r>
-        <w:rPr>
-          <w:lang w:val="en-US"/>
-        </w:rPr>
-        <w:t>Behaviour-driven development – Describes…???</w:t>
-      </w:r>
-    </w:p>
-    <w:p>
-      <w:pPr>
-        <w:rPr>
-          <w:lang w:val="en-US"/>
-        </w:rPr>
-      </w:pPr>
-    </w:p>
-    <w:p>
-      <w:pPr>
-        <w:rPr>
-          <w:lang w:val="en-US"/>
-        </w:rPr>
-      </w:pPr>
-      <w:r>
-        <w:rPr>
-          <w:lang w:val="en-US"/>
-        </w:rPr>
-        <w:t>Continuous Feedback</w:t>
-      </w:r>
-    </w:p>
-    <w:p>
-      <w:pPr>
-        <w:pStyle w:val="ListParagraph"/>
-        <w:numPr>
-          <w:ilvl w:val="0"/>
-          <w:numId w:val="28"/>
-        </w:numPr>
-        <w:rPr>
-          <w:lang w:val="en-US"/>
-        </w:rPr>
-      </w:pPr>
-      <w:r>
-        <w:rPr>
-          <w:lang w:val="en-US"/>
-        </w:rPr>
-        <w:t>Depicts progress of DevOps processes</w:t>
-      </w:r>
-    </w:p>
-    <w:p>
-      <w:pPr>
-        <w:pStyle w:val="ListParagraph"/>
-        <w:numPr>
-          <w:ilvl w:val="0"/>
-          <w:numId w:val="28"/>
-        </w:numPr>
-        <w:rPr>
-          <w:lang w:val="en-US"/>
-        </w:rPr>
-      </w:pPr>
-      <w:r>
-        <w:rPr>
-          <w:lang w:val="en-US"/>
-        </w:rPr>
-        <w:t>Evalutates the effects of each release on user experience</w:t>
-      </w:r>
-    </w:p>
-    <w:p>
-      <w:pPr>
-        <w:pStyle w:val="ListParagraph"/>
-        <w:numPr>
-          <w:ilvl w:val="0"/>
-          <w:numId w:val="28"/>
-        </w:numPr>
-        <w:rPr>
-          <w:lang w:val="en-US"/>
-        </w:rPr>
-      </w:pPr>
-      <w:r>
-        <w:rPr>
-          <w:lang w:val="en-US"/>
-        </w:rPr>
-        <w:t>Reports evaluation back to DevOps team to improve future releases</w:t>
-      </w:r>
-    </w:p>
-    <w:p>
-      <w:pPr>
-        <w:pStyle w:val="ListParagraph"/>
-        <w:numPr>
-          <w:ilvl w:val="0"/>
-          <w:numId w:val="28"/>
-        </w:numPr>
-        <w:rPr>
-          <w:lang w:val="en-US"/>
-        </w:rPr>
-      </w:pPr>
-      <w:r>
-        <w:rPr>
-          <w:lang w:val="en-US"/>
-        </w:rPr>
-        <w:t>Feedback gathering mechanisms;</w:t>
-      </w:r>
-    </w:p>
-    <w:p>
-      <w:pPr>
-        <w:pStyle w:val="ListParagraph"/>
-        <w:numPr>
-          <w:ilvl w:val="1"/>
-          <w:numId w:val="28"/>
-        </w:numPr>
-        <w:rPr>
-          <w:lang w:val="en-US"/>
-        </w:rPr>
-      </w:pPr>
-      <w:r>
+        <w:t>Traditional does test at end, leading to infrequent releases, whereas fast fail does abundant development and testing, leading to more testing and failure and learning</w:t>
+      </w:r>
+    </w:p>
+    <w:p>
+      <w:pPr>
+        <w:rPr>
+          <w:lang w:val="en-US"/>
+        </w:rPr>
+      </w:pPr>
+    </w:p>
+    <w:p>
+      <w:pPr>
         <w:rPr>
           <w:b/>
           <w:bCs/>
           <w:u w:val="single"/>
           <w:lang w:val="en-US"/>
         </w:rPr>
-        <w:t>Structured methods</w:t>
-      </w:r>
-      <w:r>
-        <w:rPr>
-          <w:lang w:val="en-US"/>
-        </w:rPr>
-        <w:t xml:space="preserve"> – those which you can conduct using surveys, questionaries, </w:t>
-      </w:r>
-      <w:r>
-        <w:rPr>
-          <w:b/>
-          <w:bCs/>
-          <w:lang w:val="en-US"/>
-        </w:rPr>
-        <w:t>always targeting the end-user audience</w:t>
-      </w:r>
-      <w:r>
-        <w:rPr>
-          <w:lang w:val="en-US"/>
-        </w:rPr>
-        <w:t>.</w:t>
-      </w:r>
-    </w:p>
-    <w:p>
-      <w:pPr>
-        <w:pStyle w:val="ListParagraph"/>
-        <w:numPr>
-          <w:ilvl w:val="1"/>
-          <w:numId w:val="28"/>
-        </w:numPr>
-        <w:rPr>
-          <w:lang w:val="en-US"/>
-        </w:rPr>
       </w:pPr>
       <w:r>
         <w:rPr>
@@ -4768,27 +4951,104 @@
           <w:u w:val="single"/>
           <w:lang w:val="en-US"/>
         </w:rPr>
-        <w:t>Unstructured methods</w:t>
-      </w:r>
-      <w:r>
-        <w:rPr>
-          <w:lang w:val="en-US"/>
-        </w:rPr>
-        <w:t xml:space="preserve"> – delivered through open channels such as social media, which means </w:t>
-      </w:r>
-      <w:r>
-        <w:rPr>
-          <w:b/>
-          <w:bCs/>
-          <w:lang w:val="en-US"/>
-        </w:rPr>
-        <w:t>even those who are not the intended target audience can provide feedback</w:t>
-      </w:r>
-      <w:r>
-        <w:rPr>
-          <w:lang w:val="en-US"/>
-        </w:rPr>
-        <w:t>.</w:t>
+        <w:t>Fail Fast and DevOps</w:t>
+      </w:r>
+    </w:p>
+    <w:p>
+      <w:pPr>
+        <w:rPr>
+          <w:lang w:val="en-US"/>
+        </w:rPr>
+      </w:pPr>
+      <w:r>
+        <w:rPr>
+          <w:lang w:val="en-US"/>
+        </w:rPr>
+        <w:t>This topic describes fail fast as a DevOps principle and illustrates the role of feedback cycle.</w:t>
+      </w:r>
+    </w:p>
+    <w:p>
+      <w:pPr>
+        <w:rPr>
+          <w:lang w:val="en-US"/>
+        </w:rPr>
+      </w:pPr>
+    </w:p>
+    <w:p>
+      <w:pPr>
+        <w:rPr>
+          <w:lang w:val="en-US"/>
+        </w:rPr>
+      </w:pPr>
+      <w:r>
+        <w:rPr>
+          <w:lang w:val="en-US"/>
+        </w:rPr>
+        <w:t>Fail fast is implemented in DevOps with;</w:t>
+      </w:r>
+    </w:p>
+    <w:p>
+      <w:pPr>
+        <w:pStyle w:val="ListParagraph"/>
+        <w:numPr>
+          <w:ilvl w:val="0"/>
+          <w:numId w:val="27"/>
+        </w:numPr>
+        <w:rPr>
+          <w:lang w:val="en-US"/>
+        </w:rPr>
+      </w:pPr>
+      <w:r>
+        <w:rPr>
+          <w:lang w:val="en-US"/>
+        </w:rPr>
+        <w:t>Test-driven development (TDD) – explanation; fixtures???</w:t>
+      </w:r>
+    </w:p>
+    <w:p>
+      <w:pPr>
+        <w:pStyle w:val="ListParagraph"/>
+        <w:numPr>
+          <w:ilvl w:val="0"/>
+          <w:numId w:val="27"/>
+        </w:numPr>
+        <w:rPr>
+          <w:lang w:val="en-US"/>
+        </w:rPr>
+      </w:pPr>
+      <w:proofErr w:type="spellStart"/>
+      <w:r>
+        <w:rPr>
+          <w:lang w:val="en-US"/>
+        </w:rPr>
+        <w:t>Behaviour</w:t>
+      </w:r>
+      <w:proofErr w:type="spellEnd"/>
+      <w:r>
+        <w:rPr>
+          <w:lang w:val="en-US"/>
+        </w:rPr>
+        <w:t>-driven development – Describes…???</w:t>
+      </w:r>
+    </w:p>
+    <w:p>
+      <w:pPr>
+        <w:rPr>
+          <w:lang w:val="en-US"/>
+        </w:rPr>
+      </w:pPr>
+    </w:p>
+    <w:p>
+      <w:pPr>
+        <w:rPr>
+          <w:lang w:val="en-US"/>
+        </w:rPr>
+      </w:pPr>
+      <w:r>
+        <w:rPr>
+          <w:lang w:val="en-US"/>
+        </w:rPr>
+        <w:t>Continuous Feedback</w:t>
       </w:r>
     </w:p>
     <w:p>
@@ -4806,7 +5066,7 @@
         <w:rPr>
           <w:lang w:val="en-US"/>
         </w:rPr>
-        <w:t>Improves software delivery process, helping us to adopt the right delivery mechanism</w:t>
+        <w:t>Depicts progress of DevOps processes</w:t>
       </w:r>
     </w:p>
     <w:p>
@@ -4820,206 +5080,108 @@
           <w:lang w:val="en-US"/>
         </w:rPr>
       </w:pPr>
-      <w:r>
-        <w:rPr>
-          <w:lang w:val="en-US"/>
-        </w:rPr>
-        <w:t>Speeds up time to market</w:t>
-      </w:r>
-    </w:p>
-    <w:p>
-      <w:pPr>
-        <w:rPr>
-          <w:lang w:val="en-US"/>
-        </w:rPr>
-      </w:pPr>
-    </w:p>
-    <w:p>
-      <w:pPr>
-        <w:rPr>
-          <w:lang w:val="en-US"/>
-        </w:rPr>
-      </w:pPr>
-      <w:r>
-        <w:rPr>
-          <w:lang w:val="en-US"/>
-        </w:rPr>
-        <w:t>DevOps Cycle (looping of course)</w:t>
-      </w:r>
-    </w:p>
-    <w:p>
-      <w:pPr>
-        <w:pStyle w:val="ListParagraph"/>
-        <w:numPr>
-          <w:ilvl w:val="0"/>
-          <w:numId w:val="30"/>
-        </w:numPr>
-        <w:rPr>
-          <w:lang w:val="en-US"/>
-        </w:rPr>
-      </w:pPr>
-      <w:r>
-        <w:rPr>
-          <w:lang w:val="en-US"/>
-        </w:rPr>
-        <w:t>Continuous business planning</w:t>
-      </w:r>
-    </w:p>
-    <w:p>
-      <w:pPr>
-        <w:pStyle w:val="ListParagraph"/>
-        <w:numPr>
-          <w:ilvl w:val="0"/>
-          <w:numId w:val="30"/>
-        </w:numPr>
-        <w:rPr>
-          <w:lang w:val="en-US"/>
-        </w:rPr>
-      </w:pPr>
-      <w:r>
-        <w:rPr>
-          <w:lang w:val="en-US"/>
-        </w:rPr>
-        <w:t>Collaborative development</w:t>
-      </w:r>
-    </w:p>
-    <w:p>
-      <w:pPr>
-        <w:pStyle w:val="ListParagraph"/>
-        <w:numPr>
-          <w:ilvl w:val="0"/>
-          <w:numId w:val="30"/>
-        </w:numPr>
-        <w:rPr>
-          <w:lang w:val="en-US"/>
-        </w:rPr>
-      </w:pPr>
-      <w:r>
-        <w:rPr>
-          <w:lang w:val="en-US"/>
-        </w:rPr>
-        <w:t>Continuous testing</w:t>
-      </w:r>
-    </w:p>
-    <w:p>
-      <w:pPr>
-        <w:pStyle w:val="ListParagraph"/>
-        <w:numPr>
-          <w:ilvl w:val="0"/>
-          <w:numId w:val="30"/>
-        </w:numPr>
-        <w:rPr>
-          <w:lang w:val="en-US"/>
-        </w:rPr>
-      </w:pPr>
-      <w:r>
-        <w:rPr>
-          <w:lang w:val="en-US"/>
-        </w:rPr>
-        <w:t>Continuous release &amp; deployment</w:t>
-      </w:r>
-    </w:p>
-    <w:p>
-      <w:pPr>
-        <w:pStyle w:val="ListParagraph"/>
-        <w:numPr>
-          <w:ilvl w:val="0"/>
-          <w:numId w:val="30"/>
-        </w:numPr>
-        <w:rPr>
-          <w:lang w:val="en-US"/>
-        </w:rPr>
-      </w:pPr>
-      <w:r>
-        <w:rPr>
-          <w:lang w:val="en-US"/>
-        </w:rPr>
-        <w:t>Continuous monitoring</w:t>
-      </w:r>
-    </w:p>
-    <w:p>
-      <w:pPr>
-        <w:pStyle w:val="ListParagraph"/>
-        <w:numPr>
-          <w:ilvl w:val="0"/>
-          <w:numId w:val="30"/>
-        </w:numPr>
-        <w:rPr>
-          <w:lang w:val="en-US"/>
-        </w:rPr>
-      </w:pPr>
-      <w:r>
-        <w:rPr>
-          <w:lang w:val="en-US"/>
-        </w:rPr>
-        <w:t>Collaborative feedback &amp; Optimization</w:t>
-      </w:r>
-    </w:p>
-    <w:p>
-      <w:pPr>
-        <w:pStyle w:val="ListParagraph"/>
-        <w:numPr>
-          <w:ilvl w:val="0"/>
-          <w:numId w:val="30"/>
-        </w:numPr>
-        <w:rPr>
-          <w:lang w:val="en-US"/>
-        </w:rPr>
-      </w:pPr>
-      <w:r>
-        <w:rPr>
-          <w:lang w:val="en-US"/>
-        </w:rPr>
-        <w:t>And back to Continuous business planning…</w:t>
-      </w:r>
-    </w:p>
-    <w:p>
-      <w:pPr>
-        <w:rPr>
-          <w:lang w:val="en-US"/>
-        </w:rPr>
-      </w:pPr>
-    </w:p>
-    <w:p>
-      <w:pPr>
-        <w:rPr>
-          <w:lang w:val="en-US"/>
-        </w:rPr>
-      </w:pPr>
-      <w:r>
-        <w:rPr>
-          <w:lang w:val="en-US"/>
-        </w:rPr>
-        <w:t xml:space="preserve">By testing environments with the goal of finding failures, we aim to find defects as early as possible </w:t>
-      </w:r>
-      <w:r>
-        <w:rPr>
-          <w:lang w:val="en-US"/>
-        </w:rPr>
-        <w:t>to</w:t>
-      </w:r>
-      <w:r>
-        <w:rPr>
-          <w:lang w:val="en-US"/>
-        </w:rPr>
-        <w:t xml:space="preserve"> fix them as early as possible.</w:t>
-      </w:r>
-    </w:p>
-    <w:p>
-      <w:pPr>
-        <w:rPr>
-          <w:lang w:val="en-US"/>
-        </w:rPr>
-      </w:pPr>
-    </w:p>
-    <w:p>
-      <w:pPr>
+      <w:proofErr w:type="spellStart"/>
+      <w:r>
+        <w:rPr>
+          <w:lang w:val="en-US"/>
+        </w:rPr>
+        <w:t>Evalutates</w:t>
+      </w:r>
+      <w:proofErr w:type="spellEnd"/>
+      <w:r>
+        <w:rPr>
+          <w:lang w:val="en-US"/>
+        </w:rPr>
+        <w:t xml:space="preserve"> the effects of each release on user experience</w:t>
+      </w:r>
+    </w:p>
+    <w:p>
+      <w:pPr>
+        <w:pStyle w:val="ListParagraph"/>
+        <w:numPr>
+          <w:ilvl w:val="0"/>
+          <w:numId w:val="28"/>
+        </w:numPr>
+        <w:rPr>
+          <w:lang w:val="en-US"/>
+        </w:rPr>
+      </w:pPr>
+      <w:r>
+        <w:rPr>
+          <w:lang w:val="en-US"/>
+        </w:rPr>
+        <w:t>Reports evaluation back to DevOps team to improve future releases</w:t>
+      </w:r>
+    </w:p>
+    <w:p>
+      <w:pPr>
+        <w:pStyle w:val="ListParagraph"/>
+        <w:numPr>
+          <w:ilvl w:val="0"/>
+          <w:numId w:val="28"/>
+        </w:numPr>
+        <w:rPr>
+          <w:lang w:val="en-US"/>
+        </w:rPr>
+      </w:pPr>
+      <w:r>
+        <w:rPr>
+          <w:lang w:val="en-US"/>
+        </w:rPr>
+        <w:t>Feedback gathering mechanisms;</w:t>
+      </w:r>
+    </w:p>
+    <w:p>
+      <w:pPr>
+        <w:pStyle w:val="ListParagraph"/>
+        <w:numPr>
+          <w:ilvl w:val="1"/>
+          <w:numId w:val="28"/>
+        </w:numPr>
+        <w:rPr>
+          <w:lang w:val="en-US"/>
+        </w:rPr>
+      </w:pPr>
+      <w:r>
         <w:rPr>
           <w:b/>
           <w:bCs/>
           <w:u w:val="single"/>
           <w:lang w:val="en-US"/>
         </w:rPr>
+        <w:t>Structured methods</w:t>
+      </w:r>
+      <w:r>
+        <w:rPr>
+          <w:lang w:val="en-US"/>
+        </w:rPr>
+        <w:t xml:space="preserve"> – those which you can conduct using surveys, questionaries, </w:t>
+      </w:r>
+      <w:r>
+        <w:rPr>
+          <w:b/>
+          <w:bCs/>
+          <w:lang w:val="en-US"/>
+        </w:rPr>
+        <w:t>always targeting the end-user audience</w:t>
+      </w:r>
+      <w:r>
+        <w:rPr>
+          <w:lang w:val="en-US"/>
+        </w:rPr>
+        <w:t>.</w:t>
+      </w:r>
+    </w:p>
+    <w:p>
+      <w:pPr>
+        <w:pStyle w:val="ListParagraph"/>
+        <w:numPr>
+          <w:ilvl w:val="1"/>
+          <w:numId w:val="28"/>
+        </w:numPr>
+        <w:rPr>
+          <w:lang w:val="en-US"/>
+        </w:rPr>
       </w:pPr>
       <w:r>
         <w:rPr>
@@ -5028,6 +5190,266 @@
           <w:u w:val="single"/>
           <w:lang w:val="en-US"/>
         </w:rPr>
+        <w:t>Unstructured methods</w:t>
+      </w:r>
+      <w:r>
+        <w:rPr>
+          <w:lang w:val="en-US"/>
+        </w:rPr>
+        <w:t xml:space="preserve"> – delivered through open channels such as social media, which means </w:t>
+      </w:r>
+      <w:r>
+        <w:rPr>
+          <w:b/>
+          <w:bCs/>
+          <w:lang w:val="en-US"/>
+        </w:rPr>
+        <w:t>even those who are not the intended target audience can provide feedback</w:t>
+      </w:r>
+      <w:r>
+        <w:rPr>
+          <w:lang w:val="en-US"/>
+        </w:rPr>
+        <w:t>.</w:t>
+      </w:r>
+    </w:p>
+    <w:p>
+      <w:pPr>
+        <w:pStyle w:val="ListParagraph"/>
+        <w:numPr>
+          <w:ilvl w:val="0"/>
+          <w:numId w:val="28"/>
+        </w:numPr>
+        <w:rPr>
+          <w:lang w:val="en-US"/>
+        </w:rPr>
+      </w:pPr>
+      <w:r>
+        <w:rPr>
+          <w:lang w:val="en-US"/>
+        </w:rPr>
+        <w:t>Improves software delivery process, helping us to adopt the right delivery mechanism</w:t>
+      </w:r>
+    </w:p>
+    <w:p>
+      <w:pPr>
+        <w:pStyle w:val="ListParagraph"/>
+        <w:numPr>
+          <w:ilvl w:val="0"/>
+          <w:numId w:val="28"/>
+        </w:numPr>
+        <w:rPr>
+          <w:lang w:val="en-US"/>
+        </w:rPr>
+      </w:pPr>
+      <w:r>
+        <w:rPr>
+          <w:lang w:val="en-US"/>
+        </w:rPr>
+        <w:t>Speeds up time to market</w:t>
+      </w:r>
+    </w:p>
+    <w:p>
+      <w:pPr>
+        <w:rPr>
+          <w:lang w:val="en-US"/>
+        </w:rPr>
+      </w:pPr>
+    </w:p>
+    <w:p>
+      <w:pPr>
+        <w:rPr>
+          <w:lang w:val="en-US"/>
+        </w:rPr>
+      </w:pPr>
+      <w:r>
+        <w:rPr>
+          <w:lang w:val="en-US"/>
+        </w:rPr>
+        <w:t>DevOps Cycle (looping of course)</w:t>
+      </w:r>
+    </w:p>
+    <w:p>
+      <w:pPr>
+        <w:pStyle w:val="ListParagraph"/>
+        <w:numPr>
+          <w:ilvl w:val="0"/>
+          <w:numId w:val="30"/>
+        </w:numPr>
+        <w:rPr>
+          <w:lang w:val="en-US"/>
+        </w:rPr>
+      </w:pPr>
+      <w:r>
+        <w:rPr>
+          <w:lang w:val="en-US"/>
+        </w:rPr>
+        <w:t>Continuous business planning</w:t>
+      </w:r>
+    </w:p>
+    <w:p>
+      <w:pPr>
+        <w:pStyle w:val="ListParagraph"/>
+        <w:numPr>
+          <w:ilvl w:val="0"/>
+          <w:numId w:val="30"/>
+        </w:numPr>
+        <w:rPr>
+          <w:lang w:val="en-US"/>
+        </w:rPr>
+      </w:pPr>
+      <w:r>
+        <w:rPr>
+          <w:lang w:val="en-US"/>
+        </w:rPr>
+        <w:t>Collaborative development</w:t>
+      </w:r>
+    </w:p>
+    <w:p>
+      <w:pPr>
+        <w:pStyle w:val="ListParagraph"/>
+        <w:numPr>
+          <w:ilvl w:val="0"/>
+          <w:numId w:val="30"/>
+        </w:numPr>
+        <w:rPr>
+          <w:lang w:val="en-US"/>
+        </w:rPr>
+      </w:pPr>
+      <w:r>
+        <w:rPr>
+          <w:lang w:val="en-US"/>
+        </w:rPr>
+        <w:t>Continuous testing</w:t>
+      </w:r>
+    </w:p>
+    <w:p>
+      <w:pPr>
+        <w:pStyle w:val="ListParagraph"/>
+        <w:numPr>
+          <w:ilvl w:val="0"/>
+          <w:numId w:val="30"/>
+        </w:numPr>
+        <w:rPr>
+          <w:lang w:val="en-US"/>
+        </w:rPr>
+      </w:pPr>
+      <w:r>
+        <w:rPr>
+          <w:lang w:val="en-US"/>
+        </w:rPr>
+        <w:t>Continuous release &amp; deployment</w:t>
+      </w:r>
+    </w:p>
+    <w:p>
+      <w:pPr>
+        <w:pStyle w:val="ListParagraph"/>
+        <w:numPr>
+          <w:ilvl w:val="0"/>
+          <w:numId w:val="30"/>
+        </w:numPr>
+        <w:rPr>
+          <w:lang w:val="en-US"/>
+        </w:rPr>
+      </w:pPr>
+      <w:r>
+        <w:rPr>
+          <w:lang w:val="en-US"/>
+        </w:rPr>
+        <w:t>Continuous monitoring</w:t>
+      </w:r>
+    </w:p>
+    <w:p>
+      <w:pPr>
+        <w:pStyle w:val="ListParagraph"/>
+        <w:numPr>
+          <w:ilvl w:val="0"/>
+          <w:numId w:val="30"/>
+        </w:numPr>
+        <w:rPr>
+          <w:lang w:val="en-US"/>
+        </w:rPr>
+      </w:pPr>
+      <w:r>
+        <w:rPr>
+          <w:lang w:val="en-US"/>
+        </w:rPr>
+        <w:t>Collaborative feedback &amp; Optimization</w:t>
+      </w:r>
+    </w:p>
+    <w:p>
+      <w:pPr>
+        <w:pStyle w:val="ListParagraph"/>
+        <w:numPr>
+          <w:ilvl w:val="0"/>
+          <w:numId w:val="30"/>
+        </w:numPr>
+        <w:rPr>
+          <w:lang w:val="en-US"/>
+        </w:rPr>
+      </w:pPr>
+      <w:r>
+        <w:rPr>
+          <w:lang w:val="en-US"/>
+        </w:rPr>
+        <w:t>And back to Continuous business planning…</w:t>
+      </w:r>
+    </w:p>
+    <w:p>
+      <w:pPr>
+        <w:rPr>
+          <w:lang w:val="en-US"/>
+        </w:rPr>
+      </w:pPr>
+    </w:p>
+    <w:p>
+      <w:pPr>
+        <w:rPr>
+          <w:lang w:val="en-US"/>
+        </w:rPr>
+      </w:pPr>
+      <w:r>
+        <w:rPr>
+          <w:lang w:val="en-US"/>
+        </w:rPr>
+        <w:t xml:space="preserve">By testing environments with the goal of finding failures, we aim to find defects as early as possible </w:t>
+      </w:r>
+      <w:r>
+        <w:rPr>
+          <w:lang w:val="en-US"/>
+        </w:rPr>
+        <w:t>to</w:t>
+      </w:r>
+      <w:r>
+        <w:rPr>
+          <w:lang w:val="en-US"/>
+        </w:rPr>
+        <w:t xml:space="preserve"> fix them as early as possible.</w:t>
+      </w:r>
+    </w:p>
+    <w:p>
+      <w:pPr>
+        <w:rPr>
+          <w:lang w:val="en-US"/>
+        </w:rPr>
+      </w:pPr>
+    </w:p>
+    <w:p>
+      <w:pPr>
+        <w:rPr>
+          <w:b/>
+          <w:bCs/>
+          <w:u w:val="single"/>
+          <w:lang w:val="en-US"/>
+        </w:rPr>
+      </w:pPr>
+      <w:r>
+        <w:rPr>
+          <w:b/>
+          <w:bCs/>
+          <w:u w:val="single"/>
+          <w:lang w:val="en-US"/>
+        </w:rPr>
         <w:t>Agile Manifesto</w:t>
       </w:r>
     </w:p>
@@ -5290,11 +5712,33 @@
           <w:lang w:val="en-US"/>
         </w:rPr>
       </w:pPr>
-      <w:r>
-        <w:rPr>
-          <w:lang w:val="en-US"/>
-        </w:rPr>
-        <w:t>Recognise the essential software development techniques we can use to build softwares to fail fast.</w:t>
+      <w:proofErr w:type="spellStart"/>
+      <w:r>
+        <w:rPr>
+          <w:lang w:val="en-US"/>
+        </w:rPr>
+        <w:t>Recognise</w:t>
+      </w:r>
+      <w:proofErr w:type="spellEnd"/>
+      <w:r>
+        <w:rPr>
+          <w:lang w:val="en-US"/>
+        </w:rPr>
+        <w:t xml:space="preserve"> the essential software development techniques we can use to build </w:t>
+      </w:r>
+      <w:proofErr w:type="spellStart"/>
+      <w:r>
+        <w:rPr>
+          <w:lang w:val="en-US"/>
+        </w:rPr>
+        <w:t>softwares</w:t>
+      </w:r>
+      <w:proofErr w:type="spellEnd"/>
+      <w:r>
+        <w:rPr>
+          <w:lang w:val="en-US"/>
+        </w:rPr>
+        <w:t xml:space="preserve"> to fail fast.</w:t>
       </w:r>
     </w:p>
     <w:p>
@@ -5436,11 +5880,19 @@
           <w:lang w:val="en-US"/>
         </w:rPr>
       </w:pPr>
-      <w:r>
-        <w:rPr>
-          <w:lang w:val="en-US"/>
-        </w:rPr>
-        <w:t>Dvides phases into sprints</w:t>
+      <w:proofErr w:type="spellStart"/>
+      <w:r>
+        <w:rPr>
+          <w:lang w:val="en-US"/>
+        </w:rPr>
+        <w:t>Dvides</w:t>
+      </w:r>
+      <w:proofErr w:type="spellEnd"/>
+      <w:r>
+        <w:rPr>
+          <w:lang w:val="en-US"/>
+        </w:rPr>
+        <w:t xml:space="preserve"> phases into sprints</w:t>
       </w:r>
     </w:p>
     <w:p>
@@ -5897,6 +6349,7 @@
         <w:rPr>
           <w:lang w:val="en-US"/>
         </w:rPr>
+        <w:lastRenderedPageBreak/>
         <w:t>Attests that forcing these people to conform to certain processes or tools will result in lost creativity and problem-solving abilities.</w:t>
       </w:r>
     </w:p>
@@ -6129,7 +6582,6 @@
         <w:rPr>
           <w:lang w:val="en-US"/>
         </w:rPr>
-        <w:lastRenderedPageBreak/>
         <w:t>Customer Satisfaction through Early and Continuous Delivery: This principle concentrates on the importance of customer satisfaction by providing information to customers early on time and also with consistency throughout the development process.</w:t>
       </w:r>
     </w:p>
@@ -6166,8 +6618,30 @@
         <w:rPr>
           <w:lang w:val="en-US"/>
         </w:rPr>
-        <w:t>Opposed to working only towards the end goal, rathe than incrementals</w:t>
-      </w:r>
+        <w:t xml:space="preserve">Opposed to working only towards the end goal, </w:t>
+      </w:r>
+      <w:proofErr w:type="spellStart"/>
+      <w:r>
+        <w:rPr>
+          <w:lang w:val="en-US"/>
+        </w:rPr>
+        <w:t>rathe</w:t>
+      </w:r>
+      <w:proofErr w:type="spellEnd"/>
+      <w:r>
+        <w:rPr>
+          <w:lang w:val="en-US"/>
+        </w:rPr>
+        <w:t xml:space="preserve"> than </w:t>
+      </w:r>
+      <w:proofErr w:type="spellStart"/>
+      <w:r>
+        <w:rPr>
+          <w:lang w:val="en-US"/>
+        </w:rPr>
+        <w:t>incrementals</w:t>
+      </w:r>
+      <w:proofErr w:type="spellEnd"/>
     </w:p>
     <w:p>
       <w:pPr>
@@ -6262,6 +6736,7 @@
         <w:rPr>
           <w:lang w:val="en-US"/>
         </w:rPr>
+        <w:lastRenderedPageBreak/>
         <w:t xml:space="preserve">By </w:t>
       </w:r>
       <w:r>
@@ -6612,7 +7087,6 @@
           <w:bCs/>
           <w:lang w:val="en-US"/>
         </w:rPr>
-        <w:lastRenderedPageBreak/>
         <w:t>Emphasizes delivering functional and working software as the primary metric for project advancement</w:t>
       </w:r>
       <w:r>
@@ -6999,6 +7473,7 @@
           <w:bCs/>
           <w:lang w:val="en-US"/>
         </w:rPr>
+        <w:lastRenderedPageBreak/>
         <w:t xml:space="preserve">Helping empower </w:t>
       </w:r>
       <w:r>
@@ -7198,8 +7673,16 @@
           <w:rPr>
             <w:rStyle w:val="Hyperlink"/>
           </w:rPr>
-          <w:t>Manifesto for Agile Software Development - GeeksforGeeks</w:t>
+          <w:t xml:space="preserve">Manifesto for Agile Software Development - </w:t>
         </w:r>
+        <w:proofErr w:type="spellStart"/>
+        <w:r>
+          <w:rPr>
+            <w:rStyle w:val="Hyperlink"/>
+          </w:rPr>
+          <w:t>GeeksforGeeks</w:t>
+        </w:r>
+        <w:proofErr w:type="spellEnd"/>
       </w:hyperlink>
     </w:p>
     <w:p>
@@ -7462,6 +7945,54 @@
           <w:lang w:val="en-US"/>
         </w:rPr>
       </w:pPr>
+      <w:r>
+        <w:rPr>
+          <w:lang w:val="en-US"/>
+        </w:rPr>
+        <w:t>“</w:t>
+      </w:r>
+      <w:r>
+        <w:t>The change failure rate is the percentage of code changes that require hot fixes or other remediation after production. This does not measure failures caught by testing and fixed before code is deployed.</w:t>
+      </w:r>
+      <w:r>
+        <w:t>”</w:t>
+      </w:r>
+    </w:p>
+    <w:p>
+      <w:pPr>
+        <w:pStyle w:val="ListParagraph"/>
+        <w:numPr>
+          <w:ilvl w:val="1"/>
+          <w:numId w:val="14"/>
+        </w:numPr>
+        <w:rPr>
+          <w:lang w:val="en-US"/>
+        </w:rPr>
+      </w:pPr>
+      <w:r>
+        <w:rPr>
+          <w:lang w:val="en-US"/>
+        </w:rPr>
+        <w:t>It is one of four critical DevOps metrics to track and can be used to</w:t>
+      </w:r>
+      <w:r>
+        <w:rPr>
+          <w:lang w:val="en-US"/>
+        </w:rPr>
+        <w:t>…</w:t>
+      </w:r>
+    </w:p>
+    <w:p>
+      <w:pPr>
+        <w:pStyle w:val="ListParagraph"/>
+        <w:numPr>
+          <w:ilvl w:val="1"/>
+          <w:numId w:val="14"/>
+        </w:numPr>
+        <w:rPr>
+          <w:lang w:val="en-US"/>
+        </w:rPr>
+      </w:pPr>
       <w:hyperlink r:id="rId13" w:history="1">
         <w:r>
           <w:rPr>
@@ -7531,27 +8062,227 @@
     </w:p>
     <w:p>
       <w:pPr>
-        <w:pStyle w:val="ListParagraph"/>
-        <w:numPr>
-          <w:ilvl w:val="0"/>
-          <w:numId w:val="14"/>
-        </w:numPr>
-        <w:rPr>
-          <w:lang w:val="en-US"/>
-        </w:rPr>
-      </w:pPr>
+        <w:pStyle w:val="Heading2"/>
+        <w:rPr>
+          <w:lang w:val="en-US"/>
+        </w:rPr>
+      </w:pPr>
+      <w:bookmarkStart w:id="0" w:name="_Change_lead_time/Lead"/>
+      <w:bookmarkEnd w:id="0"/>
       <w:r>
         <w:rPr>
           <w:lang w:val="en-US"/>
         </w:rPr>
         <w:t>Change lead time</w:t>
       </w:r>
-    </w:p>
-    <w:p>
-      <w:pPr>
-        <w:pStyle w:val="ListParagraph"/>
-        <w:numPr>
-          <w:ilvl w:val="1"/>
+      <w:r>
+        <w:rPr>
+          <w:lang w:val="en-US"/>
+        </w:rPr>
+        <w:t>/Lead Time for Changes?</w:t>
+      </w:r>
+    </w:p>
+    <w:p>
+      <w:pPr>
+        <w:rPr>
+          <w:lang w:val="en-US"/>
+        </w:rPr>
+      </w:pPr>
+      <w:r>
+        <w:rPr>
+          <w:lang w:val="en-US"/>
+        </w:rPr>
+        <w:t xml:space="preserve">Lead Time for Changes is the length of time between when </w:t>
+      </w:r>
+      <w:r>
+        <w:rPr>
+          <w:lang w:val="en-US"/>
+        </w:rPr>
+        <w:t>a customer’s requests the product or solution</w:t>
+      </w:r>
+      <w:r>
+        <w:rPr>
+          <w:lang w:val="en-US"/>
+        </w:rPr>
+        <w:t>, to when it is in a deployable state</w:t>
+      </w:r>
+      <w:r>
+        <w:rPr>
+          <w:lang w:val="en-US"/>
+        </w:rPr>
+        <w:t xml:space="preserve"> and delivered</w:t>
+      </w:r>
+      <w:r>
+        <w:rPr>
+          <w:lang w:val="en-US"/>
+        </w:rPr>
+        <w:t xml:space="preserve">. That is, </w:t>
+      </w:r>
+      <w:r>
+        <w:rPr>
+          <w:lang w:val="en-US"/>
+        </w:rPr>
+        <w:t>from when a work item is created</w:t>
+      </w:r>
+      <w:r>
+        <w:rPr>
+          <w:lang w:val="en-US"/>
+        </w:rPr>
+        <w:t>,</w:t>
+      </w:r>
+      <w:r>
+        <w:rPr>
+          <w:lang w:val="en-US"/>
+        </w:rPr>
+        <w:t xml:space="preserve"> until it reaches a </w:t>
+      </w:r>
+      <w:r>
+        <w:rPr>
+          <w:lang w:val="en-US"/>
+        </w:rPr>
+        <w:t>‘</w:t>
+      </w:r>
+      <w:r>
+        <w:rPr>
+          <w:lang w:val="en-US"/>
+        </w:rPr>
+        <w:t>Completed</w:t>
+      </w:r>
+      <w:r>
+        <w:rPr>
+          <w:lang w:val="en-US"/>
+        </w:rPr>
+        <w:t>’</w:t>
+      </w:r>
+      <w:r>
+        <w:rPr>
+          <w:lang w:val="en-US"/>
+        </w:rPr>
+        <w:t xml:space="preserve"> state. </w:t>
+      </w:r>
+    </w:p>
+    <w:p>
+      <w:pPr>
+        <w:rPr>
+          <w:lang w:val="en-US"/>
+        </w:rPr>
+      </w:pPr>
+      <w:r>
+        <w:rPr>
+          <w:lang w:val="en-US"/>
+        </w:rPr>
+        <w:t>It is o</w:t>
+      </w:r>
+      <w:r>
+        <w:rPr>
+          <w:lang w:val="en-US"/>
+        </w:rPr>
+        <w:t>ne of four critical DevOps metrics to track</w:t>
+      </w:r>
+      <w:r>
+        <w:rPr>
+          <w:lang w:val="en-US"/>
+        </w:rPr>
+        <w:t xml:space="preserve"> and can be used to estimate delivery times and track Service-Level Agreements (SLAs)</w:t>
+      </w:r>
+      <w:r>
+        <w:rPr>
+          <w:lang w:val="en-US"/>
+        </w:rPr>
+        <w:t>.</w:t>
+      </w:r>
+    </w:p>
+    <w:p>
+      <w:pPr>
+        <w:rPr>
+          <w:lang w:val="en-US"/>
+        </w:rPr>
+      </w:pPr>
+      <w:r>
+        <w:rPr>
+          <w:lang w:val="en-US"/>
+        </w:rPr>
+        <w:t xml:space="preserve">This is not to be confused with </w:t>
+      </w:r>
+      <w:hyperlink w:anchor="_Cycle_time" w:history="1">
+        <w:r>
+          <w:rPr>
+            <w:rStyle w:val="Hyperlink"/>
+            <w:b/>
+            <w:bCs/>
+            <w:lang w:val="en-US"/>
+          </w:rPr>
+          <w:t>cycl</w:t>
+        </w:r>
+        <w:r>
+          <w:rPr>
+            <w:rStyle w:val="Hyperlink"/>
+            <w:b/>
+            <w:bCs/>
+            <w:lang w:val="en-US"/>
+          </w:rPr>
+          <w:t>e</w:t>
+        </w:r>
+        <w:r>
+          <w:rPr>
+            <w:rStyle w:val="Hyperlink"/>
+            <w:b/>
+            <w:bCs/>
+            <w:lang w:val="en-US"/>
+          </w:rPr>
+          <w:t xml:space="preserve"> </w:t>
+        </w:r>
+        <w:r>
+          <w:rPr>
+            <w:rStyle w:val="Hyperlink"/>
+            <w:b/>
+            <w:bCs/>
+            <w:lang w:val="en-US"/>
+          </w:rPr>
+          <w:t>time</w:t>
+        </w:r>
+      </w:hyperlink>
+      <w:r>
+        <w:rPr>
+          <w:lang w:val="en-US"/>
+        </w:rPr>
+        <w:t xml:space="preserve">, which is the time </w:t>
+      </w:r>
+      <w:r>
+        <w:rPr>
+          <w:lang w:val="en-US"/>
+        </w:rPr>
+        <w:t xml:space="preserve">from </w:t>
+      </w:r>
+      <w:r>
+        <w:rPr>
+          <w:lang w:val="en-US"/>
+        </w:rPr>
+        <w:t>when a work item first enters an ‘In Progress’ state, until it reaches a ‘Completed’ state.</w:t>
+      </w:r>
+    </w:p>
+    <w:p>
+      <w:pPr>
+        <w:rPr>
+          <w:b/>
+          <w:bCs/>
+          <w:lang w:val="en-US"/>
+        </w:rPr>
+      </w:pPr>
+      <w:r>
+        <w:rPr>
+          <w:b/>
+          <w:bCs/>
+          <w:lang w:val="en-US"/>
+        </w:rPr>
+        <w:t>Sources:</w:t>
+      </w:r>
+    </w:p>
+    <w:p>
+      <w:pPr>
+        <w:pStyle w:val="ListParagraph"/>
+        <w:numPr>
+          <w:ilvl w:val="0"/>
           <w:numId w:val="14"/>
         </w:numPr>
         <w:rPr>
@@ -7578,30 +8309,12 @@
           <w:lang w:val="en-US"/>
         </w:rPr>
       </w:pPr>
-      <w:r>
-        <w:rPr>
-          <w:lang w:val="en-US"/>
-        </w:rPr>
-        <w:t>ChatOps</w:t>
-      </w:r>
-    </w:p>
-    <w:p>
-      <w:pPr>
-        <w:pStyle w:val="ListParagraph"/>
-        <w:numPr>
-          <w:ilvl w:val="1"/>
-          <w:numId w:val="14"/>
-        </w:numPr>
-        <w:rPr>
-          <w:lang w:val="en-US"/>
-        </w:rPr>
-      </w:pPr>
       <w:hyperlink r:id="rId17" w:history="1">
         <w:r>
           <w:rPr>
             <w:rStyle w:val="Hyperlink"/>
           </w:rPr>
-          <w:t>ChatOps for incident management | Atlassian</w:t>
+          <w:t>Timing metrics explained: Lead time vs Cycle time - Screenful Guide</w:t>
         </w:r>
       </w:hyperlink>
     </w:p>
@@ -7616,12 +8329,14 @@
           <w:lang w:val="en-US"/>
         </w:rPr>
       </w:pPr>
-      <w:r>
-        <w:rPr>
-          <w:lang w:val="en-US"/>
-        </w:rPr>
-        <w:t xml:space="preserve">Code commit </w:t>
-      </w:r>
+      <w:hyperlink r:id="rId18" w:history="1">
+        <w:r>
+          <w:rPr>
+            <w:rStyle w:val="Hyperlink"/>
+          </w:rPr>
+          <w:t>Configure lead time and cycle time widgets - Azure DevOps | Microsoft Learn</w:t>
+        </w:r>
+      </w:hyperlink>
     </w:p>
     <w:p>
       <w:pPr>
@@ -7634,12 +8349,21 @@
           <w:lang w:val="en-US"/>
         </w:rPr>
       </w:pPr>
-      <w:r>
-        <w:rPr>
-          <w:lang w:val="en-US"/>
-        </w:rPr>
-        <w:t xml:space="preserve">Collaboration and communication </w:t>
-      </w:r>
+      <w:hyperlink r:id="rId19" w:history="1">
+        <w:r>
+          <w:rPr>
+            <w:rStyle w:val="Hyperlink"/>
+          </w:rPr>
+          <w:t>Timing metrics explained: Lead time vs Cycle time - Screenful Guide</w:t>
+        </w:r>
+      </w:hyperlink>
+    </w:p>
+    <w:p>
+      <w:pPr>
+        <w:rPr>
+          <w:lang w:val="en-US"/>
+        </w:rPr>
+      </w:pPr>
     </w:p>
     <w:p>
       <w:pPr>
@@ -7652,12 +8376,14 @@
           <w:lang w:val="en-US"/>
         </w:rPr>
       </w:pPr>
-      <w:r>
-        <w:rPr>
-          <w:lang w:val="en-US"/>
-        </w:rPr>
-        <w:t>Collective Body of Knowledge (CBOK)</w:t>
-      </w:r>
+      <w:proofErr w:type="spellStart"/>
+      <w:r>
+        <w:rPr>
+          <w:lang w:val="en-US"/>
+        </w:rPr>
+        <w:t>ChatOps</w:t>
+      </w:r>
+      <w:proofErr w:type="spellEnd"/>
     </w:p>
     <w:p>
       <w:pPr>
@@ -7670,7 +8396,89 @@
           <w:lang w:val="en-US"/>
         </w:rPr>
       </w:pPr>
-      <w:hyperlink r:id="rId18" w:history="1">
+      <w:hyperlink r:id="rId20" w:history="1">
+        <w:proofErr w:type="spellStart"/>
+        <w:r>
+          <w:rPr>
+            <w:rStyle w:val="Hyperlink"/>
+          </w:rPr>
+          <w:t>ChatOps</w:t>
+        </w:r>
+        <w:proofErr w:type="spellEnd"/>
+        <w:r>
+          <w:rPr>
+            <w:rStyle w:val="Hyperlink"/>
+          </w:rPr>
+          <w:t xml:space="preserve"> for incident management | Atlassian</w:t>
+        </w:r>
+      </w:hyperlink>
+    </w:p>
+    <w:p>
+      <w:pPr>
+        <w:pStyle w:val="ListParagraph"/>
+        <w:numPr>
+          <w:ilvl w:val="0"/>
+          <w:numId w:val="14"/>
+        </w:numPr>
+        <w:rPr>
+          <w:lang w:val="en-US"/>
+        </w:rPr>
+      </w:pPr>
+      <w:r>
+        <w:rPr>
+          <w:lang w:val="en-US"/>
+        </w:rPr>
+        <w:t xml:space="preserve">Code commit </w:t>
+      </w:r>
+    </w:p>
+    <w:p>
+      <w:pPr>
+        <w:pStyle w:val="ListParagraph"/>
+        <w:numPr>
+          <w:ilvl w:val="0"/>
+          <w:numId w:val="14"/>
+        </w:numPr>
+        <w:rPr>
+          <w:lang w:val="en-US"/>
+        </w:rPr>
+      </w:pPr>
+      <w:r>
+        <w:rPr>
+          <w:lang w:val="en-US"/>
+        </w:rPr>
+        <w:t xml:space="preserve">Collaboration and communication </w:t>
+      </w:r>
+    </w:p>
+    <w:p>
+      <w:pPr>
+        <w:pStyle w:val="ListParagraph"/>
+        <w:numPr>
+          <w:ilvl w:val="0"/>
+          <w:numId w:val="14"/>
+        </w:numPr>
+        <w:rPr>
+          <w:lang w:val="en-US"/>
+        </w:rPr>
+      </w:pPr>
+      <w:r>
+        <w:rPr>
+          <w:lang w:val="en-US"/>
+        </w:rPr>
+        <w:t>Collective Body of Knowledge (CBOK)</w:t>
+      </w:r>
+    </w:p>
+    <w:p>
+      <w:pPr>
+        <w:pStyle w:val="ListParagraph"/>
+        <w:numPr>
+          <w:ilvl w:val="1"/>
+          <w:numId w:val="14"/>
+        </w:numPr>
+        <w:rPr>
+          <w:lang w:val="en-US"/>
+        </w:rPr>
+      </w:pPr>
+      <w:hyperlink r:id="rId21" w:history="1">
         <w:r>
           <w:rPr>
             <w:rStyle w:val="Hyperlink"/>
@@ -7690,7 +8498,7 @@
           <w:lang w:val="en-US"/>
         </w:rPr>
       </w:pPr>
-      <w:hyperlink r:id="rId19" w:anchor=":~:text=call%20it%20the-,CBOK,-.%20ITIL%20is%20part" w:history="1">
+      <w:hyperlink r:id="rId22" w:anchor=":~:text=call%20it%20the-,CBOK,-.%20ITIL%20is%20part" w:history="1">
         <w:r>
           <w:rPr>
             <w:rStyle w:val="Hyperlink"/>
@@ -7711,7 +8519,7 @@
           <w:lang w:val="en-US"/>
         </w:rPr>
       </w:pPr>
-      <w:hyperlink r:id="rId20" w:history="1">
+      <w:hyperlink r:id="rId23" w:history="1">
         <w:r>
           <w:rPr>
             <w:rStyle w:val="Hyperlink"/>
@@ -7801,8 +8609,16 @@
         <w:rPr>
           <w:lang w:val="en-US"/>
         </w:rPr>
-        <w:t xml:space="preserve"> is heavily intertwined wth</w:t>
-      </w:r>
+        <w:t xml:space="preserve"> is heavily intertwined </w:t>
+      </w:r>
+      <w:proofErr w:type="spellStart"/>
+      <w:r>
+        <w:rPr>
+          <w:lang w:val="en-US"/>
+        </w:rPr>
+        <w:t>wth</w:t>
+      </w:r>
+      <w:proofErr w:type="spellEnd"/>
     </w:p>
     <w:p>
       <w:pPr>
@@ -7815,7 +8631,7 @@
           <w:lang w:val="en-US"/>
         </w:rPr>
       </w:pPr>
-      <w:hyperlink r:id="rId21" w:anchor=":~:text=DevOps%20containers%20and%20containerization%20are%20a%20key,instances%20on%20the%20same%20host%20without%20interference." w:history="1">
+      <w:hyperlink r:id="rId24" w:anchor=":~:text=DevOps%20containers%20and%20containerization%20are%20a%20key,instances%20on%20the%20same%20host%20without%20interference." w:history="1">
         <w:r>
           <w:rPr>
             <w:rStyle w:val="Hyperlink"/>
@@ -7835,7 +8651,7 @@
           <w:lang w:val="en-US"/>
         </w:rPr>
       </w:pPr>
-      <w:hyperlink r:id="rId22" w:anchor=":~:text=Containers%20provide%20a%20standardized%20format,from%20dev%20box%20to%20production." w:history="1">
+      <w:hyperlink r:id="rId25" w:anchor=":~:text=Containers%20provide%20a%20standardized%20format,from%20dev%20box%20to%20production." w:history="1">
         <w:r>
           <w:rPr>
             <w:rStyle w:val="Hyperlink"/>
@@ -8023,7 +8839,7 @@
           <w:lang w:val="en-US"/>
         </w:rPr>
       </w:pPr>
-      <w:hyperlink r:id="rId23" w:history="1">
+      <w:hyperlink r:id="rId26" w:history="1">
         <w:r>
           <w:rPr>
             <w:rStyle w:val="Hyperlink"/>
@@ -8043,160 +8859,21 @@
           <w:lang w:val="en-US"/>
         </w:rPr>
       </w:pPr>
-      <w:hyperlink r:id="rId24" w:history="1">
-        <w:r>
-          <w:rPr>
-            <w:rStyle w:val="Hyperlink"/>
-          </w:rPr>
-          <w:t>Continuous integration and continuous deployment definition – Glossary | NordVPN</w:t>
-        </w:r>
-      </w:hyperlink>
-    </w:p>
-    <w:p>
-      <w:pPr>
-        <w:pStyle w:val="ListParagraph"/>
-        <w:numPr>
-          <w:ilvl w:val="0"/>
-          <w:numId w:val="14"/>
-        </w:numPr>
-        <w:rPr>
-          <w:lang w:val="en-US"/>
-        </w:rPr>
-      </w:pPr>
-      <w:hyperlink r:id="rId25" w:history="1">
-        <w:r>
-          <w:rPr>
-            <w:rStyle w:val="Hyperlink"/>
-          </w:rPr>
-          <w:t>What is CI/CD? - GeeksforGeeks</w:t>
-        </w:r>
-      </w:hyperlink>
-    </w:p>
-    <w:p>
-      <w:pPr>
-        <w:rPr>
-          <w:lang w:val="en-US"/>
-        </w:rPr>
-      </w:pPr>
-    </w:p>
-    <w:p>
-      <w:pPr>
-        <w:pStyle w:val="ListParagraph"/>
-        <w:numPr>
-          <w:ilvl w:val="0"/>
-          <w:numId w:val="14"/>
-        </w:numPr>
-        <w:rPr>
-          <w:lang w:val="en-US"/>
-        </w:rPr>
-      </w:pPr>
-      <w:r>
-        <w:rPr>
-          <w:lang w:val="en-US"/>
-        </w:rPr>
-        <w:t xml:space="preserve">Continuous delivery </w:t>
-      </w:r>
-    </w:p>
-    <w:p>
-      <w:pPr>
-        <w:pStyle w:val="Heading2"/>
-        <w:rPr>
-          <w:lang w:val="en-US"/>
-        </w:rPr>
-      </w:pPr>
-      <w:r>
-        <w:rPr>
-          <w:lang w:val="en-US"/>
-        </w:rPr>
-        <w:t xml:space="preserve">Continuous deployment </w:t>
-      </w:r>
-    </w:p>
-    <w:p>
-      <w:pPr>
-        <w:rPr>
-          <w:lang w:val="en-US"/>
-        </w:rPr>
-      </w:pPr>
-      <w:r>
-        <w:rPr>
-          <w:lang w:val="en-US"/>
-        </w:rPr>
-        <w:t xml:space="preserve">Continuous Deployment (CD) refers to a </w:t>
-      </w:r>
-      <w:r>
-        <w:rPr>
-          <w:b/>
-          <w:bCs/>
-          <w:lang w:val="en-US"/>
-        </w:rPr>
-        <w:t>software development practice</w:t>
-      </w:r>
-      <w:r>
-        <w:rPr>
-          <w:lang w:val="en-US"/>
-        </w:rPr>
-        <w:t xml:space="preserve">, </w:t>
-      </w:r>
-      <w:r>
-        <w:rPr>
-          <w:lang w:val="en-US"/>
-        </w:rPr>
-        <w:t xml:space="preserve">often paired with other continuous practices within the </w:t>
-      </w:r>
-      <w:r>
-        <w:rPr>
-          <w:b/>
-          <w:bCs/>
-          <w:color w:val="EE0000"/>
-          <w:lang w:val="en-US"/>
-        </w:rPr>
-        <w:t>CI/CD pipeline</w:t>
-      </w:r>
-      <w:r>
-        <w:rPr>
-          <w:lang w:val="en-US"/>
-        </w:rPr>
-        <w:t xml:space="preserve">, where </w:t>
-      </w:r>
-    </w:p>
-    <w:p>
-      <w:pPr>
-        <w:pStyle w:val="ListParagraph"/>
-        <w:numPr>
-          <w:ilvl w:val="1"/>
-          <w:numId w:val="14"/>
-        </w:numPr>
-        <w:rPr>
-          <w:lang w:val="en-US"/>
-        </w:rPr>
-      </w:pPr>
-      <w:hyperlink r:id="rId26" w:history="1">
-        <w:r>
-          <w:rPr>
-            <w:rStyle w:val="Hyperlink"/>
-          </w:rPr>
-          <w:t>Continuous integration and continuous deployment definition – Glossary | NordVPN</w:t>
-        </w:r>
-      </w:hyperlink>
-    </w:p>
-    <w:p>
-      <w:pPr>
-        <w:pStyle w:val="ListParagraph"/>
-        <w:numPr>
-          <w:ilvl w:val="1"/>
-          <w:numId w:val="14"/>
-        </w:numPr>
-        <w:rPr>
-          <w:lang w:val="en-US"/>
-        </w:rPr>
-      </w:pPr>
       <w:hyperlink r:id="rId27" w:history="1">
         <w:r>
           <w:rPr>
             <w:rStyle w:val="Hyperlink"/>
           </w:rPr>
-          <w:t>What is CI/CD? - GeeksforGeeks</w:t>
+          <w:t xml:space="preserve">Continuous integration and continuous deployment definition – Glossary | </w:t>
         </w:r>
+        <w:proofErr w:type="spellStart"/>
+        <w:r>
+          <w:rPr>
+            <w:rStyle w:val="Hyperlink"/>
+          </w:rPr>
+          <w:t>NordVPN</w:t>
+        </w:r>
+        <w:proofErr w:type="spellEnd"/>
       </w:hyperlink>
     </w:p>
     <w:p>
@@ -8204,24 +8881,6 @@
         <w:pStyle w:val="ListParagraph"/>
         <w:numPr>
           <w:ilvl w:val="0"/>
-          <w:numId w:val="14"/>
-        </w:numPr>
-        <w:rPr>
-          <w:lang w:val="en-US"/>
-        </w:rPr>
-      </w:pPr>
-      <w:r>
-        <w:rPr>
-          <w:lang w:val="en-US"/>
-        </w:rPr>
-        <w:t xml:space="preserve">Continuous testing </w:t>
-      </w:r>
-    </w:p>
-    <w:p>
-      <w:pPr>
-        <w:pStyle w:val="ListParagraph"/>
-        <w:numPr>
-          <w:ilvl w:val="1"/>
           <w:numId w:val="14"/>
         </w:numPr>
         <w:rPr>
@@ -8233,19 +8892,210 @@
           <w:rPr>
             <w:rStyle w:val="Hyperlink"/>
           </w:rPr>
-          <w:t>What is CI/CD? - GeeksforGeeks</w:t>
+          <w:t xml:space="preserve">What is CI/CD? - </w:t>
         </w:r>
+        <w:proofErr w:type="spellStart"/>
+        <w:r>
+          <w:rPr>
+            <w:rStyle w:val="Hyperlink"/>
+          </w:rPr>
+          <w:t>GeeksforGeeks</w:t>
+        </w:r>
+        <w:proofErr w:type="spellEnd"/>
       </w:hyperlink>
     </w:p>
     <w:p>
       <w:pPr>
+        <w:rPr>
+          <w:lang w:val="en-US"/>
+        </w:rPr>
+      </w:pPr>
+    </w:p>
+    <w:p>
+      <w:pPr>
+        <w:pStyle w:val="ListParagraph"/>
+        <w:numPr>
+          <w:ilvl w:val="0"/>
+          <w:numId w:val="14"/>
+        </w:numPr>
+        <w:rPr>
+          <w:lang w:val="en-US"/>
+        </w:rPr>
+      </w:pPr>
+      <w:r>
+        <w:rPr>
+          <w:lang w:val="en-US"/>
+        </w:rPr>
+        <w:t xml:space="preserve">Continuous delivery </w:t>
+      </w:r>
+    </w:p>
+    <w:p>
+      <w:pPr>
         <w:pStyle w:val="Heading2"/>
         <w:rPr>
           <w:lang w:val="en-US"/>
         </w:rPr>
       </w:pPr>
-      <w:bookmarkStart w:id="0" w:name="_Cultural_Debt"/>
-      <w:bookmarkEnd w:id="0"/>
+      <w:r>
+        <w:rPr>
+          <w:lang w:val="en-US"/>
+        </w:rPr>
+        <w:t xml:space="preserve">Continuous deployment </w:t>
+      </w:r>
+    </w:p>
+    <w:p>
+      <w:pPr>
+        <w:rPr>
+          <w:lang w:val="en-US"/>
+        </w:rPr>
+      </w:pPr>
+      <w:r>
+        <w:rPr>
+          <w:lang w:val="en-US"/>
+        </w:rPr>
+        <w:t xml:space="preserve">Continuous Deployment (CD) refers to a </w:t>
+      </w:r>
+      <w:r>
+        <w:rPr>
+          <w:b/>
+          <w:bCs/>
+          <w:lang w:val="en-US"/>
+        </w:rPr>
+        <w:t>software development practice</w:t>
+      </w:r>
+      <w:r>
+        <w:rPr>
+          <w:lang w:val="en-US"/>
+        </w:rPr>
+        <w:t xml:space="preserve">, often paired with other continuous practices within the </w:t>
+      </w:r>
+      <w:r>
+        <w:rPr>
+          <w:b/>
+          <w:bCs/>
+          <w:color w:val="EE0000"/>
+          <w:lang w:val="en-US"/>
+        </w:rPr>
+        <w:t>CI/CD pipeline</w:t>
+      </w:r>
+      <w:r>
+        <w:rPr>
+          <w:lang w:val="en-US"/>
+        </w:rPr>
+        <w:t xml:space="preserve">, where </w:t>
+      </w:r>
+    </w:p>
+    <w:p>
+      <w:pPr>
+        <w:pStyle w:val="ListParagraph"/>
+        <w:numPr>
+          <w:ilvl w:val="1"/>
+          <w:numId w:val="14"/>
+        </w:numPr>
+        <w:rPr>
+          <w:lang w:val="en-US"/>
+        </w:rPr>
+      </w:pPr>
+      <w:hyperlink r:id="rId29" w:history="1">
+        <w:r>
+          <w:rPr>
+            <w:rStyle w:val="Hyperlink"/>
+          </w:rPr>
+          <w:t xml:space="preserve">Continuous integration and continuous deployment definition – Glossary | </w:t>
+        </w:r>
+        <w:proofErr w:type="spellStart"/>
+        <w:r>
+          <w:rPr>
+            <w:rStyle w:val="Hyperlink"/>
+          </w:rPr>
+          <w:t>NordVPN</w:t>
+        </w:r>
+        <w:proofErr w:type="spellEnd"/>
+      </w:hyperlink>
+    </w:p>
+    <w:p>
+      <w:pPr>
+        <w:pStyle w:val="ListParagraph"/>
+        <w:numPr>
+          <w:ilvl w:val="1"/>
+          <w:numId w:val="14"/>
+        </w:numPr>
+        <w:rPr>
+          <w:lang w:val="en-US"/>
+        </w:rPr>
+      </w:pPr>
+      <w:hyperlink r:id="rId30" w:history="1">
+        <w:r>
+          <w:rPr>
+            <w:rStyle w:val="Hyperlink"/>
+          </w:rPr>
+          <w:t xml:space="preserve">What is CI/CD? - </w:t>
+        </w:r>
+        <w:proofErr w:type="spellStart"/>
+        <w:r>
+          <w:rPr>
+            <w:rStyle w:val="Hyperlink"/>
+          </w:rPr>
+          <w:t>GeeksforGeeks</w:t>
+        </w:r>
+        <w:proofErr w:type="spellEnd"/>
+      </w:hyperlink>
+    </w:p>
+    <w:p>
+      <w:pPr>
+        <w:pStyle w:val="ListParagraph"/>
+        <w:numPr>
+          <w:ilvl w:val="0"/>
+          <w:numId w:val="14"/>
+        </w:numPr>
+        <w:rPr>
+          <w:lang w:val="en-US"/>
+        </w:rPr>
+      </w:pPr>
+      <w:r>
+        <w:rPr>
+          <w:lang w:val="en-US"/>
+        </w:rPr>
+        <w:t xml:space="preserve">Continuous testing </w:t>
+      </w:r>
+    </w:p>
+    <w:p>
+      <w:pPr>
+        <w:pStyle w:val="ListParagraph"/>
+        <w:numPr>
+          <w:ilvl w:val="1"/>
+          <w:numId w:val="14"/>
+        </w:numPr>
+        <w:rPr>
+          <w:lang w:val="en-US"/>
+        </w:rPr>
+      </w:pPr>
+      <w:hyperlink r:id="rId31" w:history="1">
+        <w:r>
+          <w:rPr>
+            <w:rStyle w:val="Hyperlink"/>
+          </w:rPr>
+          <w:t xml:space="preserve">What is CI/CD? - </w:t>
+        </w:r>
+        <w:proofErr w:type="spellStart"/>
+        <w:r>
+          <w:rPr>
+            <w:rStyle w:val="Hyperlink"/>
+          </w:rPr>
+          <w:t>GeeksforGeeks</w:t>
+        </w:r>
+        <w:proofErr w:type="spellEnd"/>
+      </w:hyperlink>
+    </w:p>
+    <w:p>
+      <w:pPr>
+        <w:pStyle w:val="Heading2"/>
+        <w:rPr>
+          <w:lang w:val="en-US"/>
+        </w:rPr>
+      </w:pPr>
+      <w:bookmarkStart w:id="1" w:name="_Cultural_Debt"/>
+      <w:bookmarkEnd w:id="1"/>
       <w:r>
         <w:rPr>
           <w:lang w:val="en-US"/>
@@ -8496,7 +9346,7 @@
           <w:numId w:val="17"/>
         </w:numPr>
       </w:pPr>
-      <w:hyperlink r:id="rId29" w:history="1">
+      <w:hyperlink r:id="rId32" w:history="1">
         <w:r>
           <w:rPr>
             <w:rStyle w:val="Hyperlink"/>
@@ -8516,7 +9366,7 @@
           <w:lang w:val="en-US"/>
         </w:rPr>
       </w:pPr>
-      <w:hyperlink r:id="rId30" w:history="1">
+      <w:hyperlink r:id="rId33" w:history="1">
         <w:r>
           <w:rPr>
             <w:rStyle w:val="Hyperlink"/>
@@ -8534,15 +9384,13 @@
     </w:p>
     <w:p>
       <w:pPr>
-        <w:pStyle w:val="ListParagraph"/>
-        <w:numPr>
-          <w:ilvl w:val="0"/>
-          <w:numId w:val="14"/>
-        </w:numPr>
-        <w:rPr>
-          <w:lang w:val="en-US"/>
-        </w:rPr>
-      </w:pPr>
+        <w:pStyle w:val="Heading2"/>
+        <w:rPr>
+          <w:lang w:val="en-US"/>
+        </w:rPr>
+      </w:pPr>
+      <w:bookmarkStart w:id="2" w:name="_Cycle_time"/>
+      <w:bookmarkEnd w:id="2"/>
       <w:r>
         <w:rPr>
           <w:lang w:val="en-US"/>
@@ -8552,90 +9400,165 @@
     </w:p>
     <w:p>
       <w:pPr>
-        <w:pStyle w:val="ListParagraph"/>
-        <w:numPr>
-          <w:ilvl w:val="0"/>
-          <w:numId w:val="14"/>
-        </w:numPr>
-        <w:rPr>
-          <w:lang w:val="en-US"/>
-        </w:rPr>
-      </w:pPr>
-      <w:r>
-        <w:rPr>
-          <w:lang w:val="en-US"/>
-        </w:rPr>
-        <w:t xml:space="preserve">Deployment pipeline </w:t>
-      </w:r>
-    </w:p>
-    <w:p>
-      <w:pPr>
-        <w:pStyle w:val="ListParagraph"/>
-        <w:numPr>
-          <w:ilvl w:val="1"/>
-          <w:numId w:val="14"/>
-        </w:numPr>
-        <w:rPr>
-          <w:lang w:val="en-US"/>
-        </w:rPr>
-      </w:pPr>
-      <w:r>
-        <w:rPr>
-          <w:lang w:val="en-US"/>
-        </w:rPr>
-        <w:t>Same as DevOps cycle?</w:t>
-      </w:r>
-    </w:p>
-    <w:p>
-      <w:pPr>
-        <w:pStyle w:val="ListParagraph"/>
-        <w:numPr>
-          <w:ilvl w:val="0"/>
-          <w:numId w:val="14"/>
-        </w:numPr>
-        <w:rPr>
-          <w:lang w:val="en-US"/>
-        </w:rPr>
-      </w:pPr>
-      <w:r>
-        <w:rPr>
-          <w:lang w:val="en-US"/>
-        </w:rPr>
-        <w:t>Deployment frequency</w:t>
-      </w:r>
-    </w:p>
-    <w:p>
-      <w:pPr>
-        <w:pStyle w:val="ListParagraph"/>
-        <w:numPr>
-          <w:ilvl w:val="1"/>
-          <w:numId w:val="14"/>
-        </w:numPr>
-        <w:rPr>
-          <w:lang w:val="en-US"/>
-        </w:rPr>
-      </w:pPr>
-      <w:hyperlink r:id="rId31" w:history="1">
+        <w:rPr>
+          <w:lang w:val="en-US"/>
+        </w:rPr>
+      </w:pPr>
+      <w:r>
+        <w:rPr>
+          <w:lang w:val="en-US"/>
+        </w:rPr>
+        <w:t xml:space="preserve">Cycle Time refers to the time a team spends working on an item until it is ready for shipment. That is, </w:t>
+      </w:r>
+      <w:r>
+        <w:rPr>
+          <w:lang w:val="en-US"/>
+        </w:rPr>
+        <w:t xml:space="preserve">from </w:t>
+      </w:r>
+      <w:r>
+        <w:rPr>
+          <w:lang w:val="en-US"/>
+        </w:rPr>
+        <w:t>when a work item first enters an ‘In Progress’ state, until it reaches a ‘Completed’ state.</w:t>
+      </w:r>
+    </w:p>
+    <w:p>
+      <w:pPr>
+        <w:rPr>
+          <w:lang w:val="en-US"/>
+        </w:rPr>
+      </w:pPr>
+      <w:r>
+        <w:rPr>
+          <w:lang w:val="en-US"/>
+        </w:rPr>
+        <w:t xml:space="preserve">This is not to be confused with </w:t>
+      </w:r>
+      <w:hyperlink w:anchor="_Change_lead_time/Lead" w:history="1">
         <w:r>
           <w:rPr>
             <w:rStyle w:val="Hyperlink"/>
+            <w:b/>
+            <w:bCs/>
+            <w:lang w:val="en-US"/>
           </w:rPr>
-          <w:t>Use Four Keys metrics like change failure rate to measure your DevOps performance | Google Cloud Blog</w:t>
+          <w:t>lead</w:t>
+        </w:r>
+        <w:r>
+          <w:rPr>
+            <w:rStyle w:val="Hyperlink"/>
+            <w:b/>
+            <w:bCs/>
+            <w:lang w:val="en-US"/>
+          </w:rPr>
+          <w:t xml:space="preserve"> </w:t>
+        </w:r>
+        <w:r>
+          <w:rPr>
+            <w:rStyle w:val="Hyperlink"/>
+            <w:b/>
+            <w:bCs/>
+            <w:lang w:val="en-US"/>
+          </w:rPr>
+          <w:t>time</w:t>
         </w:r>
       </w:hyperlink>
-    </w:p>
-    <w:p>
-      <w:pPr>
-        <w:pStyle w:val="ListParagraph"/>
-        <w:numPr>
-          <w:ilvl w:val="1"/>
+      <w:r>
+        <w:rPr>
+          <w:lang w:val="en-US"/>
+        </w:rPr>
+        <w:t>, which is the time from when a work item is created, until it reaches a ‘Completed’ state.</w:t>
+      </w:r>
+    </w:p>
+    <w:p>
+      <w:pPr>
+        <w:rPr>
+          <w:lang w:val="en-US"/>
+        </w:rPr>
+      </w:pPr>
+      <w:r>
+        <w:rPr>
+          <w:lang w:val="en-US"/>
+        </w:rPr>
+        <w:t>In the development world, this refers to</w:t>
+      </w:r>
+      <w:r>
+        <w:rPr>
+          <w:lang w:val="en-US"/>
+        </w:rPr>
+        <w:t xml:space="preserve"> the time</w:t>
+      </w:r>
+      <w:r>
+        <w:rPr>
+          <w:lang w:val="en-US"/>
+        </w:rPr>
+        <w:t xml:space="preserve"> taken for active production once work state;</w:t>
+      </w:r>
+      <w:r>
+        <w:rPr>
+          <w:lang w:val="en-US"/>
+        </w:rPr>
+        <w:t xml:space="preserve"> from when developers make a commit to the moment it's deployed to production.</w:t>
+      </w:r>
+    </w:p>
+    <w:p>
+      <w:pPr>
+        <w:rPr>
+          <w:lang w:val="en-US"/>
+        </w:rPr>
+      </w:pPr>
+      <w:r>
+        <w:rPr>
+          <w:lang w:val="en-US"/>
+        </w:rPr>
+        <w:t xml:space="preserve">This is used as a metric to </w:t>
+      </w:r>
+      <w:r>
+        <w:t>identify process bottlenecks</w:t>
+      </w:r>
+      <w:r>
+        <w:t xml:space="preserve"> and</w:t>
+      </w:r>
+      <w:r>
+        <w:t xml:space="preserve"> measure team efficiency</w:t>
+      </w:r>
+      <w:r>
+        <w:rPr>
+          <w:lang w:val="en-US"/>
+        </w:rPr>
+        <w:t>.</w:t>
+      </w:r>
+    </w:p>
+    <w:p>
+      <w:pPr>
+        <w:rPr>
+          <w:b/>
+          <w:bCs/>
+          <w:lang w:val="en-US"/>
+        </w:rPr>
+      </w:pPr>
+      <w:r>
+        <w:rPr>
+          <w:b/>
+          <w:bCs/>
+          <w:lang w:val="en-US"/>
+        </w:rPr>
+        <w:t>Sources:</w:t>
+      </w:r>
+    </w:p>
+    <w:p>
+      <w:pPr>
+        <w:pStyle w:val="ListParagraph"/>
+        <w:numPr>
+          <w:ilvl w:val="0"/>
           <w:numId w:val="14"/>
         </w:numPr>
         <w:rPr>
           <w:lang w:val="en-US"/>
         </w:rPr>
       </w:pPr>
-      <w:hyperlink r:id="rId32" w:history="1">
+      <w:hyperlink r:id="rId34" w:history="1">
         <w:r>
           <w:rPr>
             <w:rStyle w:val="Hyperlink"/>
@@ -8655,70 +9578,12 @@
           <w:lang w:val="en-US"/>
         </w:rPr>
       </w:pPr>
-      <w:r>
-        <w:rPr>
-          <w:lang w:val="en-US"/>
-        </w:rPr>
-        <w:t>DevSecOps</w:t>
-      </w:r>
-    </w:p>
-    <w:p>
-      <w:pPr>
-        <w:pStyle w:val="ListParagraph"/>
-        <w:numPr>
-          <w:ilvl w:val="1"/>
-          <w:numId w:val="14"/>
-        </w:numPr>
-        <w:rPr>
-          <w:lang w:val="en-US"/>
-        </w:rPr>
-      </w:pPr>
-      <w:hyperlink r:id="rId33" w:history="1">
-        <w:r>
-          <w:rPr>
-            <w:rStyle w:val="Hyperlink"/>
-          </w:rPr>
-          <w:t>What Is DevSecOps? Definition and Best Practices | Microsoft Security</w:t>
-        </w:r>
-      </w:hyperlink>
-    </w:p>
-    <w:p>
-      <w:pPr>
-        <w:pStyle w:val="ListParagraph"/>
-        <w:numPr>
-          <w:ilvl w:val="1"/>
-          <w:numId w:val="14"/>
-        </w:numPr>
-        <w:rPr>
-          <w:lang w:val="en-US"/>
-        </w:rPr>
-      </w:pPr>
-      <w:hyperlink r:id="rId34" w:history="1">
-        <w:r>
-          <w:rPr>
-            <w:rStyle w:val="Hyperlink"/>
-          </w:rPr>
-          <w:t>What is DevSecOps?</w:t>
-        </w:r>
-      </w:hyperlink>
-    </w:p>
-    <w:p>
-      <w:pPr>
-        <w:pStyle w:val="ListParagraph"/>
-        <w:numPr>
-          <w:ilvl w:val="1"/>
-          <w:numId w:val="14"/>
-        </w:numPr>
-        <w:rPr>
-          <w:lang w:val="en-US"/>
-        </w:rPr>
-      </w:pPr>
       <w:hyperlink r:id="rId35" w:history="1">
         <w:r>
           <w:rPr>
             <w:rStyle w:val="Hyperlink"/>
           </w:rPr>
-          <w:t>What is DevSecOps? - Developer Security Operations Explained - AWS</w:t>
+          <w:t>Timing metrics explained: Lead time vs Cycle time - Screenful Guide</w:t>
         </w:r>
       </w:hyperlink>
     </w:p>
@@ -8733,12 +9598,14 @@
           <w:lang w:val="en-US"/>
         </w:rPr>
       </w:pPr>
-      <w:r>
-        <w:rPr>
-          <w:lang w:val="en-US"/>
-        </w:rPr>
-        <w:t xml:space="preserve">DevOps </w:t>
-      </w:r>
+      <w:hyperlink r:id="rId36" w:history="1">
+        <w:r>
+          <w:rPr>
+            <w:rStyle w:val="Hyperlink"/>
+          </w:rPr>
+          <w:t>Configure lead time and cycle time widgets - Azure DevOps | Microsoft Learn</w:t>
+        </w:r>
+      </w:hyperlink>
     </w:p>
     <w:p>
       <w:pPr>
@@ -8751,12 +9618,21 @@
           <w:lang w:val="en-US"/>
         </w:rPr>
       </w:pPr>
-      <w:r>
-        <w:rPr>
-          <w:lang w:val="en-US"/>
-        </w:rPr>
-        <w:t xml:space="preserve">DevOps metrics </w:t>
-      </w:r>
+      <w:hyperlink r:id="rId37" w:history="1">
+        <w:r>
+          <w:rPr>
+            <w:rStyle w:val="Hyperlink"/>
+          </w:rPr>
+          <w:t>Timing metrics explained: Lead time vs Cycle time - Screenful Guide</w:t>
+        </w:r>
+      </w:hyperlink>
+    </w:p>
+    <w:p>
+      <w:pPr>
+        <w:rPr>
+          <w:lang w:val="en-US"/>
+        </w:rPr>
+      </w:pPr>
     </w:p>
     <w:p>
       <w:pPr>
@@ -8773,25 +9649,7 @@
         <w:rPr>
           <w:lang w:val="en-US"/>
         </w:rPr>
-        <w:t xml:space="preserve">DevOps stakeholders </w:t>
-      </w:r>
-    </w:p>
-    <w:p>
-      <w:pPr>
-        <w:pStyle w:val="ListParagraph"/>
-        <w:numPr>
-          <w:ilvl w:val="0"/>
-          <w:numId w:val="14"/>
-        </w:numPr>
-        <w:rPr>
-          <w:lang w:val="en-US"/>
-        </w:rPr>
-      </w:pPr>
-      <w:r>
-        <w:rPr>
-          <w:lang w:val="en-US"/>
-        </w:rPr>
-        <w:t>DevOps teams</w:t>
+        <w:t xml:space="preserve">Deployment pipeline </w:t>
       </w:r>
     </w:p>
     <w:p>
@@ -8805,7 +9663,379 @@
           <w:lang w:val="en-US"/>
         </w:rPr>
       </w:pPr>
-      <w:hyperlink r:id="rId36" w:history="1">
+      <w:r>
+        <w:rPr>
+          <w:lang w:val="en-US"/>
+        </w:rPr>
+        <w:t>Same as DevOps cycle?</w:t>
+      </w:r>
+    </w:p>
+    <w:p>
+      <w:pPr>
+        <w:pStyle w:val="ListParagraph"/>
+        <w:numPr>
+          <w:ilvl w:val="0"/>
+          <w:numId w:val="14"/>
+        </w:numPr>
+        <w:rPr>
+          <w:lang w:val="en-US"/>
+        </w:rPr>
+      </w:pPr>
+      <w:r>
+        <w:rPr>
+          <w:lang w:val="en-US"/>
+        </w:rPr>
+        <w:t>Deployment frequency</w:t>
+      </w:r>
+    </w:p>
+    <w:p>
+      <w:pPr>
+        <w:pStyle w:val="ListParagraph"/>
+        <w:numPr>
+          <w:ilvl w:val="1"/>
+          <w:numId w:val="14"/>
+        </w:numPr>
+        <w:rPr>
+          <w:lang w:val="en-US"/>
+        </w:rPr>
+      </w:pPr>
+      <w:r>
+        <w:rPr>
+          <w:lang w:val="en-US"/>
+        </w:rPr>
+        <w:t>Deployment Frequency refers to how often new code is deployed into production.</w:t>
+      </w:r>
+    </w:p>
+    <w:p>
+      <w:pPr>
+        <w:pStyle w:val="ListParagraph"/>
+        <w:numPr>
+          <w:ilvl w:val="1"/>
+          <w:numId w:val="14"/>
+        </w:numPr>
+        <w:rPr>
+          <w:lang w:val="en-US"/>
+        </w:rPr>
+      </w:pPr>
+      <w:r>
+        <w:rPr>
+          <w:lang w:val="en-US"/>
+        </w:rPr>
+        <w:t>Deployment Frequency refers to</w:t>
+      </w:r>
+      <w:r>
+        <w:rPr>
+          <w:lang w:val="en-US"/>
+        </w:rPr>
+        <w:t xml:space="preserve"> how often an organization successfully releases to production.</w:t>
+      </w:r>
+    </w:p>
+    <w:p>
+      <w:pPr>
+        <w:pStyle w:val="ListParagraph"/>
+        <w:numPr>
+          <w:ilvl w:val="1"/>
+          <w:numId w:val="14"/>
+        </w:numPr>
+        <w:rPr>
+          <w:lang w:val="en-US"/>
+        </w:rPr>
+      </w:pPr>
+      <w:r>
+        <w:rPr>
+          <w:lang w:val="en-US"/>
+        </w:rPr>
+        <w:t>Deployment Frequency refers to</w:t>
+      </w:r>
+      <w:r>
+        <w:rPr>
+          <w:lang w:val="en-US"/>
+        </w:rPr>
+        <w:t xml:space="preserve"> the number of successful product releases within a specific period of time.</w:t>
+      </w:r>
+    </w:p>
+    <w:p>
+      <w:pPr>
+        <w:pStyle w:val="ListParagraph"/>
+        <w:numPr>
+          <w:ilvl w:val="1"/>
+          <w:numId w:val="14"/>
+        </w:numPr>
+        <w:rPr>
+          <w:lang w:val="en-US"/>
+        </w:rPr>
+      </w:pPr>
+      <w:r>
+        <w:rPr>
+          <w:lang w:val="en-US"/>
+        </w:rPr>
+        <w:t>It is one of four critical DevOps metrics to track and can be used to</w:t>
+      </w:r>
+      <w:r>
+        <w:rPr>
+          <w:lang w:val="en-US"/>
+        </w:rPr>
+        <w:t xml:space="preserve"> evaluate performance, focusing on speed and continuous delivery.</w:t>
+      </w:r>
+    </w:p>
+    <w:p>
+      <w:pPr>
+        <w:pStyle w:val="ListParagraph"/>
+        <w:numPr>
+          <w:ilvl w:val="1"/>
+          <w:numId w:val="14"/>
+        </w:numPr>
+        <w:rPr>
+          <w:lang w:val="en-US"/>
+        </w:rPr>
+      </w:pPr>
+      <w:hyperlink r:id="rId38" w:history="1">
+        <w:r>
+          <w:rPr>
+            <w:rStyle w:val="Hyperlink"/>
+          </w:rPr>
+          <w:t>Use Four Keys metr</w:t>
+        </w:r>
+        <w:r>
+          <w:rPr>
+            <w:rStyle w:val="Hyperlink"/>
+          </w:rPr>
+          <w:t>i</w:t>
+        </w:r>
+        <w:r>
+          <w:rPr>
+            <w:rStyle w:val="Hyperlink"/>
+          </w:rPr>
+          <w:t>cs like change failure rate to measure your DevOps performance | Google Cloud Blog</w:t>
+        </w:r>
+      </w:hyperlink>
+    </w:p>
+    <w:p>
+      <w:pPr>
+        <w:pStyle w:val="ListParagraph"/>
+        <w:numPr>
+          <w:ilvl w:val="1"/>
+          <w:numId w:val="14"/>
+        </w:numPr>
+        <w:rPr>
+          <w:lang w:val="en-US"/>
+        </w:rPr>
+      </w:pPr>
+      <w:hyperlink r:id="rId39" w:history="1">
+        <w:r>
+          <w:rPr>
+            <w:rStyle w:val="Hyperlink"/>
+          </w:rPr>
+          <w:t>4 Key DevOps Metrics to Know | Atlassian</w:t>
+        </w:r>
+      </w:hyperlink>
+    </w:p>
+    <w:p>
+      <w:pPr>
+        <w:pStyle w:val="ListParagraph"/>
+        <w:numPr>
+          <w:ilvl w:val="0"/>
+          <w:numId w:val="14"/>
+        </w:numPr>
+        <w:rPr>
+          <w:lang w:val="en-US"/>
+        </w:rPr>
+      </w:pPr>
+      <w:proofErr w:type="spellStart"/>
+      <w:r>
+        <w:rPr>
+          <w:lang w:val="en-US"/>
+        </w:rPr>
+        <w:t>DevSecOps</w:t>
+      </w:r>
+      <w:proofErr w:type="spellEnd"/>
+    </w:p>
+    <w:p>
+      <w:pPr>
+        <w:pStyle w:val="ListParagraph"/>
+        <w:numPr>
+          <w:ilvl w:val="1"/>
+          <w:numId w:val="14"/>
+        </w:numPr>
+        <w:rPr>
+          <w:lang w:val="en-US"/>
+        </w:rPr>
+      </w:pPr>
+      <w:hyperlink r:id="rId40" w:history="1">
+        <w:r>
+          <w:rPr>
+            <w:rStyle w:val="Hyperlink"/>
+          </w:rPr>
+          <w:t xml:space="preserve">What Is </w:t>
+        </w:r>
+        <w:proofErr w:type="spellStart"/>
+        <w:r>
+          <w:rPr>
+            <w:rStyle w:val="Hyperlink"/>
+          </w:rPr>
+          <w:t>DevSecOps</w:t>
+        </w:r>
+        <w:proofErr w:type="spellEnd"/>
+        <w:r>
+          <w:rPr>
+            <w:rStyle w:val="Hyperlink"/>
+          </w:rPr>
+          <w:t>? Definition and Best Practices | Microsoft Security</w:t>
+        </w:r>
+      </w:hyperlink>
+    </w:p>
+    <w:p>
+      <w:pPr>
+        <w:pStyle w:val="ListParagraph"/>
+        <w:numPr>
+          <w:ilvl w:val="1"/>
+          <w:numId w:val="14"/>
+        </w:numPr>
+        <w:rPr>
+          <w:lang w:val="en-US"/>
+        </w:rPr>
+      </w:pPr>
+      <w:hyperlink r:id="rId41" w:history="1">
+        <w:r>
+          <w:rPr>
+            <w:rStyle w:val="Hyperlink"/>
+          </w:rPr>
+          <w:t xml:space="preserve">What is </w:t>
+        </w:r>
+        <w:proofErr w:type="spellStart"/>
+        <w:r>
+          <w:rPr>
+            <w:rStyle w:val="Hyperlink"/>
+          </w:rPr>
+          <w:t>DevSecOps</w:t>
+        </w:r>
+        <w:proofErr w:type="spellEnd"/>
+        <w:r>
+          <w:rPr>
+            <w:rStyle w:val="Hyperlink"/>
+          </w:rPr>
+          <w:t>?</w:t>
+        </w:r>
+      </w:hyperlink>
+    </w:p>
+    <w:p>
+      <w:pPr>
+        <w:pStyle w:val="ListParagraph"/>
+        <w:numPr>
+          <w:ilvl w:val="1"/>
+          <w:numId w:val="14"/>
+        </w:numPr>
+        <w:rPr>
+          <w:lang w:val="en-US"/>
+        </w:rPr>
+      </w:pPr>
+      <w:hyperlink r:id="rId42" w:history="1">
+        <w:r>
+          <w:rPr>
+            <w:rStyle w:val="Hyperlink"/>
+          </w:rPr>
+          <w:t xml:space="preserve">What is </w:t>
+        </w:r>
+        <w:proofErr w:type="spellStart"/>
+        <w:r>
+          <w:rPr>
+            <w:rStyle w:val="Hyperlink"/>
+          </w:rPr>
+          <w:t>DevSecOps</w:t>
+        </w:r>
+        <w:proofErr w:type="spellEnd"/>
+        <w:r>
+          <w:rPr>
+            <w:rStyle w:val="Hyperlink"/>
+          </w:rPr>
+          <w:t>? - Developer Security Operations Explained - AWS</w:t>
+        </w:r>
+      </w:hyperlink>
+    </w:p>
+    <w:p>
+      <w:pPr>
+        <w:pStyle w:val="ListParagraph"/>
+        <w:numPr>
+          <w:ilvl w:val="0"/>
+          <w:numId w:val="14"/>
+        </w:numPr>
+        <w:rPr>
+          <w:lang w:val="en-US"/>
+        </w:rPr>
+      </w:pPr>
+      <w:r>
+        <w:rPr>
+          <w:lang w:val="en-US"/>
+        </w:rPr>
+        <w:t xml:space="preserve">DevOps </w:t>
+      </w:r>
+    </w:p>
+    <w:p>
+      <w:pPr>
+        <w:pStyle w:val="ListParagraph"/>
+        <w:numPr>
+          <w:ilvl w:val="0"/>
+          <w:numId w:val="14"/>
+        </w:numPr>
+        <w:rPr>
+          <w:lang w:val="en-US"/>
+        </w:rPr>
+      </w:pPr>
+      <w:r>
+        <w:rPr>
+          <w:lang w:val="en-US"/>
+        </w:rPr>
+        <w:t xml:space="preserve">DevOps metrics </w:t>
+      </w:r>
+    </w:p>
+    <w:p>
+      <w:pPr>
+        <w:pStyle w:val="ListParagraph"/>
+        <w:numPr>
+          <w:ilvl w:val="0"/>
+          <w:numId w:val="14"/>
+        </w:numPr>
+        <w:rPr>
+          <w:lang w:val="en-US"/>
+        </w:rPr>
+      </w:pPr>
+      <w:r>
+        <w:rPr>
+          <w:lang w:val="en-US"/>
+        </w:rPr>
+        <w:t xml:space="preserve">DevOps stakeholders </w:t>
+      </w:r>
+    </w:p>
+    <w:p>
+      <w:pPr>
+        <w:pStyle w:val="ListParagraph"/>
+        <w:numPr>
+          <w:ilvl w:val="0"/>
+          <w:numId w:val="14"/>
+        </w:numPr>
+        <w:rPr>
+          <w:lang w:val="en-US"/>
+        </w:rPr>
+      </w:pPr>
+      <w:r>
+        <w:rPr>
+          <w:lang w:val="en-US"/>
+        </w:rPr>
+        <w:t>DevOps teams</w:t>
+      </w:r>
+    </w:p>
+    <w:p>
+      <w:pPr>
+        <w:pStyle w:val="ListParagraph"/>
+        <w:numPr>
+          <w:ilvl w:val="1"/>
+          <w:numId w:val="14"/>
+        </w:numPr>
+        <w:rPr>
+          <w:lang w:val="en-US"/>
+        </w:rPr>
+      </w:pPr>
+      <w:hyperlink r:id="rId43" w:history="1">
         <w:r>
           <w:rPr>
             <w:rStyle w:val="Hyperlink"/>
@@ -8843,7 +10073,7 @@
           <w:lang w:val="en-US"/>
         </w:rPr>
       </w:pPr>
-      <w:hyperlink r:id="rId37" w:history="1">
+      <w:hyperlink r:id="rId44" w:history="1">
         <w:r>
           <w:rPr>
             <w:rStyle w:val="Hyperlink"/>
@@ -8983,7 +10213,7 @@
           <w:lang w:val="en-US"/>
         </w:rPr>
       </w:pPr>
-      <w:hyperlink r:id="rId38" w:anchor=":~:text=A%20DevOps%20Dojo%20is%20a%20place%20where,teams%20with%20a%20collaborative%2C%20risk%2Dfree%20learning%20environment" w:history="1">
+      <w:hyperlink r:id="rId45" w:anchor=":~:text=A%20DevOps%20Dojo%20is%20a%20place%20where,teams%20with%20a%20collaborative%2C%20risk%2Dfree%20learning%20environment" w:history="1">
         <w:r>
           <w:rPr>
             <w:rStyle w:val="Hyperlink"/>
@@ -9003,7 +10233,7 @@
           <w:lang w:val="en-US"/>
         </w:rPr>
       </w:pPr>
-      <w:hyperlink r:id="rId39" w:history="1">
+      <w:hyperlink r:id="rId46" w:history="1">
         <w:r>
           <w:rPr>
             <w:rStyle w:val="Hyperlink"/>
@@ -9034,7 +10264,21 @@
         <w:rPr>
           <w:lang w:val="en-US"/>
         </w:rPr>
-        <w:t>employee Net Promoter Score (eNPS)</w:t>
+        <w:t>employee Net Promoter Score (</w:t>
+      </w:r>
+      <w:proofErr w:type="spellStart"/>
+      <w:r>
+        <w:rPr>
+          <w:lang w:val="en-US"/>
+        </w:rPr>
+        <w:t>eNPS</w:t>
+      </w:r>
+      <w:proofErr w:type="spellEnd"/>
+      <w:r>
+        <w:rPr>
+          <w:lang w:val="en-US"/>
+        </w:rPr>
+        <w:t>)</w:t>
       </w:r>
     </w:p>
     <w:p>
@@ -9058,7 +10302,21 @@
         <w:rPr>
           <w:lang w:val="en-US"/>
         </w:rPr>
-        <w:t>Employee Net Promoter Score (eNPS) is a way for organizations to measure employee loyalty. The Net Promoter Score, originally a customer service tool, was later used internally on employees instead of customers.”</w:t>
+        <w:t>Employee Net Promoter Score (</w:t>
+      </w:r>
+      <w:proofErr w:type="spellStart"/>
+      <w:r>
+        <w:rPr>
+          <w:lang w:val="en-US"/>
+        </w:rPr>
+        <w:t>eNPS</w:t>
+      </w:r>
+      <w:proofErr w:type="spellEnd"/>
+      <w:r>
+        <w:rPr>
+          <w:lang w:val="en-US"/>
+        </w:rPr>
+        <w:t>) is a way for organizations to measure employee loyalty. The Net Promoter Score, originally a customer service tool, was later used internally on employees instead of customers.”</w:t>
       </w:r>
     </w:p>
     <w:p>
@@ -9090,7 +10348,7 @@
           <w:lang w:val="en-US"/>
         </w:rPr>
       </w:pPr>
-      <w:hyperlink r:id="rId40" w:history="1">
+      <w:hyperlink r:id="rId47" w:history="1">
         <w:r>
           <w:rPr>
             <w:rStyle w:val="Hyperlink"/>
@@ -9127,42 +10385,6 @@
       <w:pPr>
         <w:pStyle w:val="ListParagraph"/>
         <w:numPr>
-          <w:ilvl w:val="0"/>
-          <w:numId w:val="14"/>
-        </w:numPr>
-        <w:rPr>
-          <w:lang w:val="en-US"/>
-        </w:rPr>
-      </w:pPr>
-      <w:r>
-        <w:rPr>
-          <w:lang w:val="en-US"/>
-        </w:rPr>
-        <w:t xml:space="preserve">Flow </w:t>
-      </w:r>
-    </w:p>
-    <w:p>
-      <w:pPr>
-        <w:pStyle w:val="ListParagraph"/>
-        <w:numPr>
-          <w:ilvl w:val="0"/>
-          <w:numId w:val="14"/>
-        </w:numPr>
-        <w:rPr>
-          <w:lang w:val="en-US"/>
-        </w:rPr>
-      </w:pPr>
-      <w:r>
-        <w:rPr>
-          <w:lang w:val="en-US"/>
-        </w:rPr>
-        <w:t>Golden Circle</w:t>
-      </w:r>
-    </w:p>
-    <w:p>
-      <w:pPr>
-        <w:pStyle w:val="ListParagraph"/>
-        <w:numPr>
           <w:ilvl w:val="1"/>
           <w:numId w:val="14"/>
         </w:numPr>
@@ -9170,7 +10392,122 @@
           <w:lang w:val="en-US"/>
         </w:rPr>
       </w:pPr>
-      <w:hyperlink r:id="rId41" w:history="1">
+      <w:r>
+        <w:lastRenderedPageBreak/>
+        <w:t>An Epic is a large body of work in Agile that are broken down into smaller user stories for incremental delivery.</w:t>
+      </w:r>
+    </w:p>
+    <w:p>
+      <w:pPr>
+        <w:pStyle w:val="ListParagraph"/>
+        <w:numPr>
+          <w:ilvl w:val="1"/>
+          <w:numId w:val="14"/>
+        </w:numPr>
+        <w:rPr>
+          <w:lang w:val="en-US"/>
+        </w:rPr>
+      </w:pPr>
+      <w:r>
+        <w:t>Epics themselves span multiple sprints and often involve cross-team collaboration and ongoing refinement.</w:t>
+      </w:r>
+    </w:p>
+    <w:p>
+      <w:pPr>
+        <w:pStyle w:val="ListParagraph"/>
+        <w:numPr>
+          <w:ilvl w:val="1"/>
+          <w:numId w:val="14"/>
+        </w:numPr>
+        <w:rPr>
+          <w:lang w:val="en-US"/>
+        </w:rPr>
+      </w:pPr>
+      <w:r>
+        <w:t>They are used to help teams organise, prioritise</w:t>
+      </w:r>
+      <w:r>
+        <w:t>,</w:t>
+      </w:r>
+      <w:r>
+        <w:t xml:space="preserve"> and track progress towards bigger goals while maintaining agility.</w:t>
+      </w:r>
+    </w:p>
+    <w:p>
+      <w:pPr>
+        <w:pStyle w:val="ListParagraph"/>
+        <w:numPr>
+          <w:ilvl w:val="1"/>
+          <w:numId w:val="14"/>
+        </w:numPr>
+        <w:rPr>
+          <w:lang w:val="en-US"/>
+        </w:rPr>
+      </w:pPr>
+      <w:r>
+        <w:t>It is the highest tier of the development team’s work hierarchy.</w:t>
+      </w:r>
+    </w:p>
+    <w:p>
+      <w:pPr>
+        <w:pStyle w:val="ListParagraph"/>
+        <w:numPr>
+          <w:ilvl w:val="1"/>
+          <w:numId w:val="14"/>
+        </w:numPr>
+        <w:rPr>
+          <w:lang w:val="en-US"/>
+        </w:rPr>
+      </w:pPr>
+    </w:p>
+    <w:p>
+      <w:pPr>
+        <w:pStyle w:val="ListParagraph"/>
+        <w:numPr>
+          <w:ilvl w:val="0"/>
+          <w:numId w:val="14"/>
+        </w:numPr>
+        <w:rPr>
+          <w:lang w:val="en-US"/>
+        </w:rPr>
+      </w:pPr>
+      <w:r>
+        <w:rPr>
+          <w:lang w:val="en-US"/>
+        </w:rPr>
+        <w:t xml:space="preserve">Flow </w:t>
+      </w:r>
+    </w:p>
+    <w:p>
+      <w:pPr>
+        <w:pStyle w:val="ListParagraph"/>
+        <w:numPr>
+          <w:ilvl w:val="0"/>
+          <w:numId w:val="14"/>
+        </w:numPr>
+        <w:rPr>
+          <w:lang w:val="en-US"/>
+        </w:rPr>
+      </w:pPr>
+      <w:r>
+        <w:rPr>
+          <w:lang w:val="en-US"/>
+        </w:rPr>
+        <w:t>Golden Circle</w:t>
+      </w:r>
+    </w:p>
+    <w:p>
+      <w:pPr>
+        <w:pStyle w:val="ListParagraph"/>
+        <w:numPr>
+          <w:ilvl w:val="1"/>
+          <w:numId w:val="14"/>
+        </w:numPr>
+        <w:rPr>
+          <w:lang w:val="en-US"/>
+        </w:rPr>
+      </w:pPr>
+      <w:hyperlink r:id="rId48" w:history="1">
         <w:r>
           <w:rPr>
             <w:rStyle w:val="Hyperlink"/>
@@ -9216,7 +10553,7 @@
           <w:lang w:val="en-US"/>
         </w:rPr>
       </w:pPr>
-      <w:hyperlink r:id="rId42" w:history="1">
+      <w:hyperlink r:id="rId49" w:history="1">
         <w:r>
           <w:rPr>
             <w:rStyle w:val="Hyperlink"/>
@@ -9236,12 +10573,26 @@
           <w:lang w:val="en-US"/>
         </w:rPr>
       </w:pPr>
-      <w:hyperlink r:id="rId43" w:history="1">
+      <w:hyperlink r:id="rId50" w:history="1">
         <w:r>
           <w:rPr>
             <w:rStyle w:val="Hyperlink"/>
           </w:rPr>
-          <w:t>The Engineer’s Golden Circle: Why "Start With Why" Isn’t Just a Buzzword, It’s Your Most Powerful Debugging Tool | by Slimen HMIDI | Medium</w:t>
+          <w:t xml:space="preserve">The Engineer’s Golden Circle: Why "Start With Why" Isn’t Just a Buzzword, It’s Your Most Powerful Debugging Tool | by </w:t>
+        </w:r>
+        <w:proofErr w:type="spellStart"/>
+        <w:r>
+          <w:rPr>
+            <w:rStyle w:val="Hyperlink"/>
+          </w:rPr>
+          <w:t>Slimen</w:t>
+        </w:r>
+        <w:proofErr w:type="spellEnd"/>
+        <w:r>
+          <w:rPr>
+            <w:rStyle w:val="Hyperlink"/>
+          </w:rPr>
+          <w:t xml:space="preserve"> HMIDI | Medium</w:t>
         </w:r>
       </w:hyperlink>
     </w:p>
@@ -9310,7 +10661,7 @@
           <w:lang w:val="en-US"/>
         </w:rPr>
       </w:pPr>
-      <w:hyperlink r:id="rId44" w:history="1">
+      <w:hyperlink r:id="rId51" w:history="1">
         <w:r>
           <w:rPr>
             <w:rStyle w:val="Hyperlink"/>
@@ -9474,7 +10825,31 @@
           <w:lang w:val="en-US"/>
         </w:rPr>
       </w:pPr>
-      <w:hyperlink r:id="rId45" w:history="1">
+      <w:r>
+        <w:rPr>
+          <w:lang w:val="en-US"/>
+        </w:rPr>
+        <w:t xml:space="preserve">It is one of four critical DevOps metrics to track and can be used </w:t>
+      </w:r>
+      <w:r>
+        <w:rPr>
+          <w:lang w:val="en-US"/>
+        </w:rPr>
+        <w:t>to…</w:t>
+      </w:r>
+    </w:p>
+    <w:p>
+      <w:pPr>
+        <w:pStyle w:val="ListParagraph"/>
+        <w:numPr>
+          <w:ilvl w:val="1"/>
+          <w:numId w:val="14"/>
+        </w:numPr>
+        <w:rPr>
+          <w:lang w:val="en-US"/>
+        </w:rPr>
+      </w:pPr>
+      <w:hyperlink r:id="rId52" w:history="1">
         <w:r>
           <w:rPr>
             <w:rStyle w:val="Hyperlink"/>
@@ -9485,6 +10860,157 @@
     </w:p>
     <w:p>
       <w:pPr>
+        <w:pStyle w:val="Heading2"/>
+        <w:rPr>
+          <w:color w:val="EE0000"/>
+          <w:lang w:val="en-US"/>
+        </w:rPr>
+      </w:pPr>
+      <w:r>
+        <w:rPr>
+          <w:color w:val="EE0000"/>
+          <w:lang w:val="en-US"/>
+        </w:rPr>
+        <w:t>Microservices</w:t>
+      </w:r>
+    </w:p>
+    <w:p>
+      <w:pPr>
+        <w:rPr>
+          <w:lang w:val="en-US"/>
+        </w:rPr>
+      </w:pPr>
+      <w:r>
+        <w:rPr>
+          <w:lang w:val="en-US"/>
+        </w:rPr>
+        <w:t xml:space="preserve">Microservices are an architectural approach to developing software applications as a collection of small, independent services that </w:t>
+      </w:r>
+      <w:r>
+        <w:rPr>
+          <w:lang w:val="en-US"/>
+        </w:rPr>
+        <w:t xml:space="preserve">perform specific business functions and </w:t>
+      </w:r>
+      <w:r>
+        <w:rPr>
+          <w:lang w:val="en-US"/>
+        </w:rPr>
+        <w:t>communicate with each other over a network.</w:t>
+      </w:r>
+    </w:p>
+    <w:p>
+      <w:pPr>
+        <w:rPr>
+          <w:lang w:val="en-US"/>
+        </w:rPr>
+      </w:pPr>
+      <w:r>
+        <w:rPr>
+          <w:lang w:val="en-US"/>
+        </w:rPr>
+        <w:t xml:space="preserve">This approach is often compared with </w:t>
+      </w:r>
+      <w:r>
+        <w:rPr>
+          <w:b/>
+          <w:bCs/>
+          <w:color w:val="EE0000"/>
+          <w:lang w:val="en-US"/>
+        </w:rPr>
+        <w:t>monolithic applications</w:t>
+      </w:r>
+      <w:r>
+        <w:rPr>
+          <w:lang w:val="en-US"/>
+        </w:rPr>
+        <w:t>, where it is built as a single unified unit, where all the functionality is tightly integrated into a single codebase.</w:t>
+      </w:r>
+    </w:p>
+    <w:p>
+      <w:pPr>
+        <w:rPr>
+          <w:lang w:val="en-US"/>
+        </w:rPr>
+      </w:pPr>
+      <w:r>
+        <w:rPr>
+          <w:lang w:val="en-US"/>
+        </w:rPr>
+        <w:t xml:space="preserve">Here, </w:t>
+      </w:r>
+      <w:r>
+        <w:rPr>
+          <w:lang w:val="en-US"/>
+        </w:rPr>
+        <w:t xml:space="preserve">DevOps teams will enclose </w:t>
+      </w:r>
+      <w:r>
+        <w:rPr>
+          <w:lang w:val="en-US"/>
+        </w:rPr>
+        <w:t>individual pieces of functionality in microservices and build larger systems by combining the microservices like building blocks.</w:t>
+      </w:r>
+    </w:p>
+    <w:p>
+      <w:pPr>
+        <w:rPr>
+          <w:lang w:val="en-US"/>
+        </w:rPr>
+      </w:pPr>
+      <w:r>
+        <w:rPr>
+          <w:lang w:val="en-US"/>
+        </w:rPr>
+        <w:lastRenderedPageBreak/>
+        <w:t>Due to their individuality, each microservice can be developed, deployed, and scaled independently.</w:t>
+      </w:r>
+    </w:p>
+    <w:p>
+      <w:pPr>
+        <w:rPr>
+          <w:lang w:val="en-US"/>
+        </w:rPr>
+      </w:pPr>
+      <w:r>
+        <w:rPr>
+          <w:lang w:val="en-US"/>
+        </w:rPr>
+        <w:t>“</w:t>
+      </w:r>
+      <w:r>
+        <w:rPr>
+          <w:lang w:val="en-US"/>
+        </w:rPr>
+        <w:t xml:space="preserve">Microservices apply an example of the </w:t>
+      </w:r>
+      <w:r>
+        <w:rPr>
+          <w:b/>
+          <w:bCs/>
+          <w:color w:val="EE0000"/>
+          <w:lang w:val="en-US"/>
+        </w:rPr>
+        <w:t>open/closed principle</w:t>
+      </w:r>
+      <w:r>
+        <w:rPr>
+          <w:b/>
+          <w:bCs/>
+          <w:color w:val="EE0000"/>
+          <w:lang w:val="en-US"/>
+        </w:rPr>
+        <w:t xml:space="preserve"> (OCP)</w:t>
+      </w:r>
+      <w:r>
+        <w:rPr>
+          <w:lang w:val="en-US"/>
+        </w:rPr>
+        <w:t>:</w:t>
+      </w:r>
+    </w:p>
+    <w:p>
+      <w:pPr>
         <w:pStyle w:val="ListParagraph"/>
         <w:numPr>
           <w:ilvl w:val="0"/>
@@ -9498,21 +11024,250 @@
         <w:rPr>
           <w:lang w:val="en-US"/>
         </w:rPr>
-        <w:t>Microservices</w:t>
-      </w:r>
-    </w:p>
-    <w:p>
-      <w:pPr>
-        <w:pStyle w:val="ListParagraph"/>
-        <w:numPr>
-          <w:ilvl w:val="1"/>
+        <w:t>They're open for extension (using the interfaces they expose)</w:t>
+      </w:r>
+    </w:p>
+    <w:p>
+      <w:pPr>
+        <w:pStyle w:val="ListParagraph"/>
+        <w:numPr>
+          <w:ilvl w:val="0"/>
           <w:numId w:val="14"/>
         </w:numPr>
         <w:rPr>
           <w:lang w:val="en-US"/>
         </w:rPr>
       </w:pPr>
-      <w:hyperlink r:id="rId46" w:history="1">
+      <w:r>
+        <w:rPr>
+          <w:lang w:val="en-US"/>
+        </w:rPr>
+        <w:t>They're closed for modification (each is implemented and versioned independently)</w:t>
+      </w:r>
+      <w:r>
+        <w:rPr>
+          <w:lang w:val="en-US"/>
+        </w:rPr>
+        <w:t>”</w:t>
+      </w:r>
+    </w:p>
+    <w:p>
+      <w:pPr>
+        <w:rPr>
+          <w:lang w:val="en-US"/>
+        </w:rPr>
+      </w:pPr>
+      <w:r>
+        <w:rPr>
+          <w:lang w:val="en-US"/>
+        </w:rPr>
+        <w:t>“</w:t>
+      </w:r>
+      <w:r>
+        <w:rPr>
+          <w:lang w:val="en-US"/>
+        </w:rPr>
+        <w:t xml:space="preserve">Microservices provide many benefits over </w:t>
+      </w:r>
+      <w:r>
+        <w:rPr>
+          <w:b/>
+          <w:bCs/>
+          <w:color w:val="EE0000"/>
+          <w:lang w:val="en-US"/>
+        </w:rPr>
+        <w:t>monolithic architectures</w:t>
+      </w:r>
+      <w:r>
+        <w:rPr>
+          <w:lang w:val="en-US"/>
+        </w:rPr>
+        <w:t>:</w:t>
+      </w:r>
+    </w:p>
+    <w:p>
+      <w:pPr>
+        <w:pStyle w:val="ListParagraph"/>
+        <w:numPr>
+          <w:ilvl w:val="0"/>
+          <w:numId w:val="14"/>
+        </w:numPr>
+        <w:rPr>
+          <w:lang w:val="en-US"/>
+        </w:rPr>
+      </w:pPr>
+      <w:r>
+        <w:rPr>
+          <w:lang w:val="en-US"/>
+        </w:rPr>
+        <w:t>They can remove single points of failure (SPOFs) by ensuring issues in one service don't crash or affect other parts of an application.</w:t>
+      </w:r>
+    </w:p>
+    <w:p>
+      <w:pPr>
+        <w:pStyle w:val="ListParagraph"/>
+        <w:numPr>
+          <w:ilvl w:val="0"/>
+          <w:numId w:val="14"/>
+        </w:numPr>
+        <w:rPr>
+          <w:lang w:val="en-US"/>
+        </w:rPr>
+      </w:pPr>
+      <w:r>
+        <w:rPr>
+          <w:lang w:val="en-US"/>
+        </w:rPr>
+        <w:t>Individual microservices can be scaled out independently to provide extra availability and capacity.</w:t>
+      </w:r>
+    </w:p>
+    <w:p>
+      <w:pPr>
+        <w:pStyle w:val="ListParagraph"/>
+        <w:numPr>
+          <w:ilvl w:val="0"/>
+          <w:numId w:val="14"/>
+        </w:numPr>
+        <w:rPr>
+          <w:lang w:val="en-US"/>
+        </w:rPr>
+      </w:pPr>
+      <w:r>
+        <w:rPr>
+          <w:lang w:val="en-US"/>
+        </w:rPr>
+        <w:t>DevOps teams can extend functionality by adding new microservices without unnecessarily affecting other parts of the application.</w:t>
+      </w:r>
+      <w:r>
+        <w:rPr>
+          <w:lang w:val="en-US"/>
+        </w:rPr>
+        <w:t>”</w:t>
+      </w:r>
+    </w:p>
+    <w:p>
+      <w:pPr>
+        <w:rPr>
+          <w:lang w:val="en-US"/>
+        </w:rPr>
+      </w:pPr>
+      <w:r>
+        <w:rPr>
+          <w:lang w:val="en-US"/>
+        </w:rPr>
+        <w:t>“</w:t>
+      </w:r>
+      <w:r>
+        <w:rPr>
+          <w:lang w:val="en-US"/>
+        </w:rPr>
+        <w:t>DevOps practices, such as Continuous Integration and Continuous Delivery, are used to drive microservice deployments.</w:t>
+      </w:r>
+      <w:r>
+        <w:rPr>
+          <w:lang w:val="en-US"/>
+        </w:rPr>
+        <w:t>”</w:t>
+      </w:r>
+    </w:p>
+    <w:p>
+      <w:pPr>
+        <w:rPr>
+          <w:lang w:val="en-US"/>
+        </w:rPr>
+      </w:pPr>
+      <w:r>
+        <w:rPr>
+          <w:lang w:val="en-US"/>
+        </w:rPr>
+        <w:t>“</w:t>
+      </w:r>
+      <w:r>
+        <w:rPr>
+          <w:lang w:val="en-US"/>
+        </w:rPr>
+        <w:t xml:space="preserve">An increasingly common practice is to use </w:t>
+      </w:r>
+      <w:r>
+        <w:rPr>
+          <w:b/>
+          <w:bCs/>
+          <w:color w:val="EE0000"/>
+          <w:lang w:val="en-US"/>
+        </w:rPr>
+        <w:t>container</w:t>
+      </w:r>
+      <w:r>
+        <w:rPr>
+          <w:color w:val="EE0000"/>
+          <w:lang w:val="en-US"/>
+        </w:rPr>
+        <w:t xml:space="preserve"> </w:t>
+      </w:r>
+      <w:r>
+        <w:rPr>
+          <w:lang w:val="en-US"/>
+        </w:rPr>
+        <w:t xml:space="preserve">clusters to implement microservices. </w:t>
+      </w:r>
+      <w:r>
+        <w:rPr>
+          <w:b/>
+          <w:bCs/>
+          <w:color w:val="EE0000"/>
+          <w:lang w:val="en-US"/>
+        </w:rPr>
+        <w:t>Containers</w:t>
+      </w:r>
+      <w:r>
+        <w:rPr>
+          <w:color w:val="EE0000"/>
+          <w:lang w:val="en-US"/>
+        </w:rPr>
+        <w:t xml:space="preserve"> </w:t>
+      </w:r>
+      <w:r>
+        <w:rPr>
+          <w:lang w:val="en-US"/>
+        </w:rPr>
+        <w:t>allow for the isolation, packaging, and deployment of microservices, while orchestration scales out a group of containers into an application.</w:t>
+      </w:r>
+      <w:r>
+        <w:rPr>
+          <w:lang w:val="en-US"/>
+        </w:rPr>
+        <w:t>”</w:t>
+      </w:r>
+    </w:p>
+    <w:p>
+      <w:pPr>
+        <w:rPr>
+          <w:b/>
+          <w:bCs/>
+          <w:lang w:val="en-US"/>
+        </w:rPr>
+      </w:pPr>
+      <w:r>
+        <w:rPr>
+          <w:b/>
+          <w:bCs/>
+          <w:lang w:val="en-US"/>
+        </w:rPr>
+        <w:t>Sources:</w:t>
+      </w:r>
+    </w:p>
+    <w:p>
+      <w:pPr>
+        <w:pStyle w:val="ListParagraph"/>
+        <w:numPr>
+          <w:ilvl w:val="0"/>
+          <w:numId w:val="14"/>
+        </w:numPr>
+        <w:rPr>
+          <w:lang w:val="en-US"/>
+        </w:rPr>
+      </w:pPr>
+      <w:hyperlink r:id="rId53" w:history="1">
         <w:r>
           <w:rPr>
             <w:rStyle w:val="Hyperlink"/>
@@ -9525,34 +11280,78 @@
       <w:pPr>
         <w:pStyle w:val="ListParagraph"/>
         <w:numPr>
-          <w:ilvl w:val="1"/>
+          <w:ilvl w:val="0"/>
           <w:numId w:val="14"/>
         </w:numPr>
         <w:rPr>
           <w:lang w:val="en-US"/>
         </w:rPr>
       </w:pPr>
-      <w:hyperlink r:id="rId47" w:history="1">
+      <w:hyperlink r:id="rId54" w:history="1">
         <w:r>
           <w:rPr>
             <w:rStyle w:val="Hyperlink"/>
           </w:rPr>
-          <w:t>Devops and Microservices - GeeksforGeeks</w:t>
+          <w:t xml:space="preserve">Microservices - </w:t>
         </w:r>
+        <w:proofErr w:type="spellStart"/>
+        <w:r>
+          <w:rPr>
+            <w:rStyle w:val="Hyperlink"/>
+          </w:rPr>
+          <w:t>GeeksforGeeks</w:t>
+        </w:r>
+        <w:proofErr w:type="spellEnd"/>
       </w:hyperlink>
     </w:p>
     <w:p>
       <w:pPr>
         <w:pStyle w:val="ListParagraph"/>
         <w:numPr>
-          <w:ilvl w:val="1"/>
+          <w:ilvl w:val="0"/>
           <w:numId w:val="14"/>
         </w:numPr>
         <w:rPr>
           <w:lang w:val="en-US"/>
         </w:rPr>
       </w:pPr>
-      <w:hyperlink r:id="rId48" w:anchor=":~:text=%E2%9C%85%201.,Distributed%20tracing" w:history="1">
+      <w:hyperlink r:id="rId55" w:history="1">
+        <w:proofErr w:type="spellStart"/>
+        <w:r>
+          <w:rPr>
+            <w:rStyle w:val="Hyperlink"/>
+          </w:rPr>
+          <w:t>Devops</w:t>
+        </w:r>
+        <w:proofErr w:type="spellEnd"/>
+        <w:r>
+          <w:rPr>
+            <w:rStyle w:val="Hyperlink"/>
+          </w:rPr>
+          <w:t xml:space="preserve"> and Microservices - </w:t>
+        </w:r>
+        <w:proofErr w:type="spellStart"/>
+        <w:r>
+          <w:rPr>
+            <w:rStyle w:val="Hyperlink"/>
+          </w:rPr>
+          <w:t>GeeksforGeeks</w:t>
+        </w:r>
+        <w:proofErr w:type="spellEnd"/>
+      </w:hyperlink>
+    </w:p>
+    <w:p>
+      <w:pPr>
+        <w:pStyle w:val="ListParagraph"/>
+        <w:numPr>
+          <w:ilvl w:val="0"/>
+          <w:numId w:val="14"/>
+        </w:numPr>
+        <w:rPr>
+          <w:lang w:val="en-US"/>
+        </w:rPr>
+      </w:pPr>
+      <w:hyperlink r:id="rId56" w:anchor=":~:text=%E2%9C%85%201.,Distributed%20tracing" w:history="1">
         <w:r>
           <w:rPr>
             <w:rStyle w:val="Hyperlink"/>
@@ -9572,11 +11371,149 @@
           <w:lang w:val="en-US"/>
         </w:rPr>
       </w:pPr>
-      <w:r>
-        <w:rPr>
-          <w:lang w:val="en-US"/>
-        </w:rPr>
-        <w:t xml:space="preserve">Open source </w:t>
+      <w:hyperlink r:id="rId57" w:history="1">
+        <w:r>
+          <w:rPr>
+            <w:rStyle w:val="Hyperlink"/>
+          </w:rPr>
+          <w:t>Microservices vs. monolithic architecture | Atlassian</w:t>
+        </w:r>
+      </w:hyperlink>
+    </w:p>
+    <w:p>
+      <w:pPr>
+        <w:pStyle w:val="Heading2"/>
+        <w:rPr>
+          <w:lang w:val="en-US"/>
+        </w:rPr>
+      </w:pPr>
+      <w:r>
+        <w:rPr>
+          <w:lang w:val="en-US"/>
+        </w:rPr>
+        <w:t xml:space="preserve">Open </w:t>
+      </w:r>
+      <w:r>
+        <w:rPr>
+          <w:lang w:val="en-US"/>
+        </w:rPr>
+        <w:t>S</w:t>
+      </w:r>
+      <w:r>
+        <w:rPr>
+          <w:lang w:val="en-US"/>
+        </w:rPr>
+        <w:t xml:space="preserve">ource </w:t>
+      </w:r>
+      <w:r>
+        <w:rPr>
+          <w:lang w:val="en-US"/>
+        </w:rPr>
+        <w:t>Software (OSS)</w:t>
+      </w:r>
+    </w:p>
+    <w:p>
+      <w:pPr>
+        <w:rPr>
+          <w:lang w:val="en-US"/>
+        </w:rPr>
+      </w:pPr>
+      <w:r>
+        <w:rPr>
+          <w:lang w:val="en-US"/>
+        </w:rPr>
+        <w:t xml:space="preserve">Open Source Software (OSS) refers to software that </w:t>
+      </w:r>
+      <w:r>
+        <w:rPr>
+          <w:lang w:val="en-US"/>
+        </w:rPr>
+        <w:t>features freely available source code, which users may view, modify, adopt, and share for both commercial and non</w:t>
+      </w:r>
+      <w:r>
+        <w:rPr>
+          <w:lang w:val="en-US"/>
+        </w:rPr>
+        <w:t>-</w:t>
+      </w:r>
+      <w:r>
+        <w:rPr>
+          <w:lang w:val="en-US"/>
+        </w:rPr>
+        <w:t>commercial purposes.</w:t>
+      </w:r>
+    </w:p>
+    <w:p>
+      <w:pPr>
+        <w:rPr>
+          <w:lang w:val="en-US"/>
+        </w:rPr>
+      </w:pPr>
+      <w:r>
+        <w:rPr>
+          <w:lang w:val="en-US"/>
+        </w:rPr>
+        <w:t xml:space="preserve">It is driven by the </w:t>
+      </w:r>
+      <w:r>
+        <w:rPr>
+          <w:b/>
+          <w:bCs/>
+          <w:lang w:val="en-US"/>
+        </w:rPr>
+        <w:t xml:space="preserve">key principles of transparency, collaboration, and </w:t>
+      </w:r>
+      <w:r>
+        <w:rPr>
+          <w:b/>
+          <w:bCs/>
+          <w:lang w:val="en-US"/>
+        </w:rPr>
+        <w:t>decentralization</w:t>
+      </w:r>
+      <w:r>
+        <w:rPr>
+          <w:lang w:val="en-US"/>
+        </w:rPr>
+        <w:t>.</w:t>
+      </w:r>
+    </w:p>
+    <w:p>
+      <w:pPr>
+        <w:rPr>
+          <w:lang w:val="en-US"/>
+        </w:rPr>
+      </w:pPr>
+      <w:r>
+        <w:rPr>
+          <w:b/>
+          <w:bCs/>
+          <w:lang w:val="en-US"/>
+        </w:rPr>
+        <w:t>Commonly OSS is referred to as “open source”</w:t>
+      </w:r>
+      <w:r>
+        <w:rPr>
+          <w:lang w:val="en-US"/>
+        </w:rPr>
+        <w:t>, which in itself just refers to the software that is freely available, in the form of the source code.</w:t>
+      </w:r>
+    </w:p>
+    <w:p>
+      <w:pPr>
+        <w:rPr>
+          <w:b/>
+          <w:bCs/>
+          <w:lang w:val="en-US"/>
+        </w:rPr>
+      </w:pPr>
+      <w:r>
+        <w:rPr>
+          <w:b/>
+          <w:bCs/>
+          <w:lang w:val="en-US"/>
+        </w:rPr>
+        <w:t>Sources:</w:t>
       </w:r>
     </w:p>
     <w:p>
@@ -9590,10 +11527,38 @@
           <w:lang w:val="en-US"/>
         </w:rPr>
       </w:pPr>
-      <w:r>
-        <w:rPr>
-          <w:lang w:val="en-US"/>
-        </w:rPr>
+      <w:hyperlink r:id="rId58" w:history="1">
+        <w:r>
+          <w:rPr>
+            <w:rStyle w:val="Hyperlink"/>
+          </w:rPr>
+          <w:t>What is Open Source Software (OSS)?</w:t>
+        </w:r>
+      </w:hyperlink>
+    </w:p>
+    <w:p>
+      <w:pPr>
+        <w:rPr>
+          <w:lang w:val="en-US"/>
+        </w:rPr>
+      </w:pPr>
+    </w:p>
+    <w:p>
+      <w:pPr>
+        <w:pStyle w:val="ListParagraph"/>
+        <w:numPr>
+          <w:ilvl w:val="0"/>
+          <w:numId w:val="14"/>
+        </w:numPr>
+        <w:rPr>
+          <w:lang w:val="en-US"/>
+        </w:rPr>
+      </w:pPr>
+      <w:r>
+        <w:rPr>
+          <w:lang w:val="en-US"/>
+        </w:rPr>
+        <w:lastRenderedPageBreak/>
         <w:t>Organizational culture</w:t>
       </w:r>
     </w:p>
@@ -9612,7 +11577,6 @@
         <w:rPr>
           <w:lang w:val="en-US"/>
         </w:rPr>
-        <w:lastRenderedPageBreak/>
         <w:t>“</w:t>
       </w:r>
       <w:r>
@@ -9653,7 +11617,7 @@
         </w:rPr>
         <w:t xml:space="preserve"> - </w:t>
       </w:r>
-      <w:hyperlink r:id="rId49" w:history="1">
+      <w:hyperlink r:id="rId59" w:history="1">
         <w:r>
           <w:rPr>
             <w:rStyle w:val="Hyperlink"/>
@@ -9743,7 +11707,21 @@
         <w:rPr>
           <w:lang w:val="en-US"/>
         </w:rPr>
-        <w:t>Thus, compared to reliability, resilience is the oppositve of ‘flying by the seat of your pants’ when things break; you need to be ready, or have always been ready?</w:t>
+        <w:t xml:space="preserve">Thus, compared to reliability, resilience is the </w:t>
+      </w:r>
+      <w:proofErr w:type="spellStart"/>
+      <w:r>
+        <w:rPr>
+          <w:lang w:val="en-US"/>
+        </w:rPr>
+        <w:t>oppositve</w:t>
+      </w:r>
+      <w:proofErr w:type="spellEnd"/>
+      <w:r>
+        <w:rPr>
+          <w:lang w:val="en-US"/>
+        </w:rPr>
+        <w:t xml:space="preserve"> of ‘flying by the seat of your pants’ when things break; you need to be ready, or have always been ready?</w:t>
       </w:r>
     </w:p>
     <w:p>
@@ -9757,7 +11735,7 @@
           <w:lang w:val="en-US"/>
         </w:rPr>
       </w:pPr>
-      <w:hyperlink r:id="rId50" w:history="1">
+      <w:hyperlink r:id="rId60" w:history="1">
         <w:r>
           <w:rPr>
             <w:rStyle w:val="Hyperlink"/>
@@ -9781,7 +11759,21 @@
         <w:rPr>
           <w:lang w:val="en-US"/>
         </w:rPr>
-        <w:t xml:space="preserve">Scaled Agile Framework (SAFe) </w:t>
+        <w:t>Scaled Agile Framework (</w:t>
+      </w:r>
+      <w:proofErr w:type="spellStart"/>
+      <w:r>
+        <w:rPr>
+          <w:lang w:val="en-US"/>
+        </w:rPr>
+        <w:t>SAFe</w:t>
+      </w:r>
+      <w:proofErr w:type="spellEnd"/>
+      <w:r>
+        <w:rPr>
+          <w:lang w:val="en-US"/>
+        </w:rPr>
+        <w:t xml:space="preserve">) </w:t>
       </w:r>
     </w:p>
     <w:p>
@@ -10017,7 +12009,7 @@
           <w:lang w:val="en-US"/>
         </w:rPr>
       </w:pPr>
-      <w:hyperlink r:id="rId51" w:history="1">
+      <w:hyperlink r:id="rId61" w:history="1">
         <w:r>
           <w:rPr>
             <w:rStyle w:val="Hyperlink"/>
@@ -10037,7 +12029,7 @@
           <w:lang w:val="en-US"/>
         </w:rPr>
       </w:pPr>
-      <w:hyperlink r:id="rId52" w:history="1">
+      <w:hyperlink r:id="rId62" w:history="1">
         <w:r>
           <w:rPr>
             <w:rStyle w:val="Hyperlink"/>
@@ -10147,7 +12139,7 @@
           <w:lang w:val="en-US"/>
         </w:rPr>
       </w:pPr>
-      <w:hyperlink r:id="rId53" w:history="1">
+      <w:hyperlink r:id="rId63" w:history="1">
         <w:r>
           <w:rPr>
             <w:rStyle w:val="Hyperlink"/>
@@ -10167,7 +12159,7 @@
           <w:lang w:val="en-US"/>
         </w:rPr>
       </w:pPr>
-      <w:hyperlink r:id="rId54" w:history="1">
+      <w:hyperlink r:id="rId64" w:history="1">
         <w:r>
           <w:rPr>
             <w:rStyle w:val="Hyperlink"/>
@@ -10191,6 +12183,7 @@
         <w:rPr>
           <w:lang w:val="en-US"/>
         </w:rPr>
+        <w:lastRenderedPageBreak/>
         <w:t xml:space="preserve">DevOps toolchain  </w:t>
       </w:r>
     </w:p>
@@ -10209,7 +12202,6 @@
         <w:rPr>
           <w:lang w:val="en-US"/>
         </w:rPr>
-        <w:lastRenderedPageBreak/>
         <w:t xml:space="preserve">Value stream mapping </w:t>
       </w:r>
     </w:p>
@@ -10242,7 +12234,7 @@
           <w:lang w:val="en-US"/>
         </w:rPr>
       </w:pPr>
-      <w:hyperlink r:id="rId55" w:history="1">
+      <w:hyperlink r:id="rId65" w:history="1">
         <w:r>
           <w:rPr>
             <w:rStyle w:val="Hyperlink"/>
@@ -10262,7 +12254,7 @@
           <w:lang w:val="en-US"/>
         </w:rPr>
       </w:pPr>
-      <w:hyperlink r:id="rId56" w:history="1">
+      <w:hyperlink r:id="rId66" w:history="1">
         <w:r>
           <w:rPr>
             <w:rStyle w:val="Hyperlink"/>
@@ -10434,6 +12426,174 @@
         <w:rPr>
           <w:lang w:val="en-US"/>
         </w:rPr>
+        <w:t>Roadmap</w:t>
+      </w:r>
+    </w:p>
+    <w:p>
+      <w:pPr>
+        <w:pStyle w:val="ListParagraph"/>
+        <w:numPr>
+          <w:ilvl w:val="1"/>
+          <w:numId w:val="15"/>
+        </w:numPr>
+        <w:rPr>
+          <w:lang w:val="en-US"/>
+        </w:rPr>
+      </w:pPr>
+      <w:r>
+        <w:rPr>
+          <w:lang w:val="en-US"/>
+        </w:rPr>
+        <w:t xml:space="preserve">An Agile roadmap is a dynamic plan outlining a product’s long-term </w:t>
+      </w:r>
+      <w:r>
+        <w:rPr>
+          <w:lang w:val="en-US"/>
+        </w:rPr>
+        <w:t>planning; vision</w:t>
+      </w:r>
+      <w:r>
+        <w:rPr>
+          <w:lang w:val="en-US"/>
+        </w:rPr>
+        <w:t xml:space="preserve">, initiatives, and timelines. It </w:t>
+      </w:r>
+      <w:r>
+        <w:rPr>
+          <w:lang w:val="en-US"/>
+        </w:rPr>
+        <w:t xml:space="preserve">is a plan of action for how a product or solution will evolve over time, and </w:t>
+      </w:r>
+      <w:r>
+        <w:rPr>
+          <w:lang w:val="en-US"/>
+        </w:rPr>
+        <w:t>provides context for daily work and long-term goals.</w:t>
+      </w:r>
+    </w:p>
+    <w:p>
+      <w:pPr>
+        <w:pStyle w:val="ListParagraph"/>
+        <w:numPr>
+          <w:ilvl w:val="1"/>
+          <w:numId w:val="15"/>
+        </w:numPr>
+        <w:rPr>
+          <w:lang w:val="en-US"/>
+        </w:rPr>
+      </w:pPr>
+      <w:r>
+        <w:rPr>
+          <w:lang w:val="en-US"/>
+        </w:rPr>
+        <w:t>In terms of the overall hierarchy;</w:t>
+      </w:r>
+    </w:p>
+    <w:p>
+      <w:pPr>
+        <w:pStyle w:val="ListParagraph"/>
+        <w:numPr>
+          <w:ilvl w:val="2"/>
+          <w:numId w:val="15"/>
+        </w:numPr>
+        <w:rPr>
+          <w:lang w:val="en-US"/>
+        </w:rPr>
+      </w:pPr>
+      <w:r>
+        <w:rPr>
+          <w:lang w:val="en-US"/>
+        </w:rPr>
+        <w:t>A roadmap sits at the top, as the plan of action for the product</w:t>
+      </w:r>
+      <w:r>
+        <w:rPr>
+          <w:lang w:val="en-US"/>
+        </w:rPr>
+        <w:t>.</w:t>
+      </w:r>
+    </w:p>
+    <w:p>
+      <w:pPr>
+        <w:pStyle w:val="ListParagraph"/>
+        <w:numPr>
+          <w:ilvl w:val="3"/>
+          <w:numId w:val="15"/>
+        </w:numPr>
+        <w:rPr>
+          <w:lang w:val="en-US"/>
+        </w:rPr>
+      </w:pPr>
+      <w:r>
+        <w:rPr>
+          <w:lang w:val="en-US"/>
+        </w:rPr>
+        <w:t>For example, our roadmap could track increasing space shuttle launches from 3 per quarter to 4.</w:t>
+      </w:r>
+    </w:p>
+    <w:p>
+      <w:pPr>
+        <w:pStyle w:val="ListParagraph"/>
+        <w:numPr>
+          <w:ilvl w:val="2"/>
+          <w:numId w:val="15"/>
+        </w:numPr>
+        <w:rPr>
+          <w:lang w:val="en-US"/>
+        </w:rPr>
+      </w:pPr>
+      <w:r>
+        <w:rPr>
+          <w:lang w:val="en-US"/>
+        </w:rPr>
+        <w:t>A theme is an organizational goal that will drive the creation of epics and initiatives.</w:t>
+      </w:r>
+    </w:p>
+    <w:p>
+      <w:pPr>
+        <w:pStyle w:val="ListParagraph"/>
+        <w:numPr>
+          <w:ilvl w:val="3"/>
+          <w:numId w:val="15"/>
+        </w:numPr>
+        <w:rPr>
+          <w:lang w:val="en-US"/>
+        </w:rPr>
+      </w:pPr>
+      <w:r>
+        <w:rPr>
+          <w:lang w:val="en-US"/>
+        </w:rPr>
+        <w:t>For example, a theme would be increasing space shuttle launches.</w:t>
+      </w:r>
+    </w:p>
+    <w:p>
+      <w:pPr>
+        <w:pStyle w:val="ListParagraph"/>
+        <w:numPr>
+          <w:ilvl w:val="2"/>
+          <w:numId w:val="15"/>
+        </w:numPr>
+        <w:rPr>
+          <w:lang w:val="en-US"/>
+        </w:rPr>
+      </w:pPr>
+    </w:p>
+    <w:p>
+      <w:pPr>
+        <w:pStyle w:val="ListParagraph"/>
+        <w:numPr>
+          <w:ilvl w:val="0"/>
+          <w:numId w:val="15"/>
+        </w:numPr>
+        <w:rPr>
+          <w:lang w:val="en-US"/>
+        </w:rPr>
+      </w:pPr>
+      <w:r>
+        <w:rPr>
+          <w:lang w:val="en-US"/>
+        </w:rPr>
         <w:t>Software Development Lifecycle (SDC)</w:t>
       </w:r>
     </w:p>
@@ -10500,13 +12660,21 @@
           <w:lang w:val="en-US"/>
         </w:rPr>
       </w:pPr>
-      <w:hyperlink r:id="rId57" w:history="1">
+      <w:hyperlink r:id="rId67" w:history="1">
         <w:r>
           <w:rPr>
             <w:rStyle w:val="Hyperlink"/>
           </w:rPr>
-          <w:t>Failure Cost Analysis - Superworks</w:t>
+          <w:t xml:space="preserve">Failure Cost Analysis - </w:t>
         </w:r>
+        <w:proofErr w:type="spellStart"/>
+        <w:r>
+          <w:rPr>
+            <w:rStyle w:val="Hyperlink"/>
+          </w:rPr>
+          <w:t>Superworks</w:t>
+        </w:r>
+        <w:proofErr w:type="spellEnd"/>
       </w:hyperlink>
     </w:p>
     <w:p>
@@ -10532,6 +12700,7 @@
         <w:rPr>
           <w:lang w:val="en-US"/>
         </w:rPr>
+        <w:lastRenderedPageBreak/>
         <w:t xml:space="preserve">DevOps advocates that we identify defects as soon as they occur. This, combined with the fact that </w:t>
       </w:r>
       <w:r>
@@ -10582,7 +12751,7 @@
         <w:rPr>
           <w:lang w:val="en-US"/>
         </w:rPr>
-        <w:t>Lead Time for Changes</w:t>
+        <w:t>Service-level Agreement (SLA)</w:t>
       </w:r>
     </w:p>
     <w:p>
@@ -10600,42 +12769,6 @@
         <w:rPr>
           <w:lang w:val="en-US"/>
         </w:rPr>
-        <w:t>Involves commits?</w:t>
-      </w:r>
-    </w:p>
-    <w:p>
-      <w:pPr>
-        <w:pStyle w:val="ListParagraph"/>
-        <w:numPr>
-          <w:ilvl w:val="0"/>
-          <w:numId w:val="15"/>
-        </w:numPr>
-        <w:rPr>
-          <w:lang w:val="en-US"/>
-        </w:rPr>
-      </w:pPr>
-      <w:r>
-        <w:rPr>
-          <w:lang w:val="en-US"/>
-        </w:rPr>
-        <w:t>Service-level Agreement (SLA)</w:t>
-      </w:r>
-    </w:p>
-    <w:p>
-      <w:pPr>
-        <w:pStyle w:val="ListParagraph"/>
-        <w:numPr>
-          <w:ilvl w:val="1"/>
-          <w:numId w:val="15"/>
-        </w:numPr>
-        <w:rPr>
-          <w:lang w:val="en-US"/>
-        </w:rPr>
-      </w:pPr>
-      <w:r>
-        <w:rPr>
-          <w:lang w:val="en-US"/>
-        </w:rPr>
         <w:t>Relates to SREs</w:t>
       </w:r>
     </w:p>
@@ -10650,7 +12783,7 @@
           <w:lang w:val="en-US"/>
         </w:rPr>
       </w:pPr>
-      <w:hyperlink r:id="rId58" w:anchor="the-devops-incident-management-process" w:history="1">
+      <w:hyperlink r:id="rId68" w:anchor="the-devops-incident-management-process" w:history="1">
         <w:r>
           <w:rPr>
             <w:rStyle w:val="Hyperlink"/>
@@ -10720,13 +12853,21 @@
           <w:lang w:val="en-US"/>
         </w:rPr>
       </w:pPr>
-      <w:r>
-        <w:rPr>
-          <w:lang w:val="en-US"/>
-        </w:rPr>
-        <w:t xml:space="preserve">ProTip: You can easily convert SLAs into "minutes of downtime" with this cool </w:t>
-      </w:r>
-      <w:hyperlink r:id="rId59" w:history="1">
+      <w:proofErr w:type="spellStart"/>
+      <w:r>
+        <w:rPr>
+          <w:lang w:val="en-US"/>
+        </w:rPr>
+        <w:t>ProTip</w:t>
+      </w:r>
+      <w:proofErr w:type="spellEnd"/>
+      <w:r>
+        <w:rPr>
+          <w:lang w:val="en-US"/>
+        </w:rPr>
+        <w:t xml:space="preserve">: You can easily convert SLAs into "minutes of downtime" with this cool </w:t>
+      </w:r>
+      <w:hyperlink r:id="rId69" w:history="1">
         <w:r>
           <w:rPr>
             <w:rStyle w:val="Hyperlink"/>
@@ -10763,7 +12904,6 @@
         <w:rPr>
           <w:lang w:val="en-US"/>
         </w:rPr>
-        <w:lastRenderedPageBreak/>
         <w:t>Sprint</w:t>
       </w:r>
     </w:p>
@@ -10792,8 +12932,8 @@
           <w:lang w:val="en-US"/>
         </w:rPr>
       </w:pPr>
-      <w:bookmarkStart w:id="1" w:name="_Silo"/>
-      <w:bookmarkEnd w:id="1"/>
+      <w:bookmarkStart w:id="3" w:name="_Silo"/>
+      <w:bookmarkEnd w:id="3"/>
       <w:r>
         <w:rPr>
           <w:lang w:val="en-US"/>
@@ -11028,7 +13168,7 @@
           <w:lang w:val="en-US"/>
         </w:rPr>
       </w:pPr>
-      <w:hyperlink r:id="rId60" w:history="1">
+      <w:hyperlink r:id="rId70" w:history="1">
         <w:r>
           <w:rPr>
             <w:rStyle w:val="Hyperlink"/>
@@ -11042,6 +13182,7 @@
         <w:pStyle w:val="Heading2"/>
       </w:pPr>
       <w:r>
+        <w:lastRenderedPageBreak/>
         <w:t xml:space="preserve">Technical </w:t>
       </w:r>
       <w:r>
@@ -11232,7 +13373,7 @@
           <w:numId w:val="17"/>
         </w:numPr>
       </w:pPr>
-      <w:hyperlink r:id="rId61" w:history="1">
+      <w:hyperlink r:id="rId71" w:history="1">
         <w:r>
           <w:rPr>
             <w:rStyle w:val="Hyperlink"/>
@@ -11344,6 +13485,119 @@
     </w:lvl>
   </w:abstractNum>
   <w:abstractNum w:abstractNumId="1" w15:restartNumberingAfterBreak="0">
+    <w:nsid w:val="081F433C"/>
+    <w:multiLevelType w:val="hybridMultilevel"/>
+    <w:tmpl w:val="174C157E"/>
+    <w:lvl w:ilvl="0" w:tplc="0C090001">
+      <w:start w:val="1"/>
+      <w:numFmt w:val="bullet"/>
+      <w:lvlText w:val=""/>
+      <w:lvlJc w:val="left"/>
+      <w:pPr>
+        <w:ind w:left="720" w:hanging="360"/>
+      </w:pPr>
+      <w:rPr>
+        <w:rFonts w:ascii="Symbol" w:hAnsi="Symbol" w:hint="default"/>
+      </w:rPr>
+    </w:lvl>
+    <w:lvl w:ilvl="1" w:tplc="0C090003">
+      <w:start w:val="1"/>
+      <w:numFmt w:val="bullet"/>
+      <w:lvlText w:val="o"/>
+      <w:lvlJc w:val="left"/>
+      <w:pPr>
+        <w:ind w:left="1440" w:hanging="360"/>
+      </w:pPr>
+      <w:rPr>
+        <w:rFonts w:ascii="Courier New" w:hAnsi="Courier New" w:cs="Courier New" w:hint="default"/>
+      </w:rPr>
+    </w:lvl>
+    <w:lvl w:ilvl="2" w:tplc="0C090005" w:tentative="1">
+      <w:start w:val="1"/>
+      <w:numFmt w:val="bullet"/>
+      <w:lvlText w:val=""/>
+      <w:lvlJc w:val="left"/>
+      <w:pPr>
+        <w:ind w:left="2160" w:hanging="360"/>
+      </w:pPr>
+      <w:rPr>
+        <w:rFonts w:ascii="Wingdings" w:hAnsi="Wingdings" w:hint="default"/>
+      </w:rPr>
+    </w:lvl>
+    <w:lvl w:ilvl="3" w:tplc="0C090001" w:tentative="1">
+      <w:start w:val="1"/>
+      <w:numFmt w:val="bullet"/>
+      <w:lvlText w:val=""/>
+      <w:lvlJc w:val="left"/>
+      <w:pPr>
+        <w:ind w:left="2880" w:hanging="360"/>
+      </w:pPr>
+      <w:rPr>
+        <w:rFonts w:ascii="Symbol" w:hAnsi="Symbol" w:hint="default"/>
+      </w:rPr>
+    </w:lvl>
+    <w:lvl w:ilvl="4" w:tplc="0C090003" w:tentative="1">
+      <w:start w:val="1"/>
+      <w:numFmt w:val="bullet"/>
+      <w:lvlText w:val="o"/>
+      <w:lvlJc w:val="left"/>
+      <w:pPr>
+        <w:ind w:left="3600" w:hanging="360"/>
+      </w:pPr>
+      <w:rPr>
+        <w:rFonts w:ascii="Courier New" w:hAnsi="Courier New" w:cs="Courier New" w:hint="default"/>
+      </w:rPr>
+    </w:lvl>
+    <w:lvl w:ilvl="5" w:tplc="0C090005" w:tentative="1">
+      <w:start w:val="1"/>
+      <w:numFmt w:val="bullet"/>
+      <w:lvlText w:val=""/>
+      <w:lvlJc w:val="left"/>
+      <w:pPr>
+        <w:ind w:left="4320" w:hanging="360"/>
+      </w:pPr>
+      <w:rPr>
+        <w:rFonts w:ascii="Wingdings" w:hAnsi="Wingdings" w:hint="default"/>
+      </w:rPr>
+    </w:lvl>
+    <w:lvl w:ilvl="6" w:tplc="0C090001" w:tentative="1">
+      <w:start w:val="1"/>
+      <w:numFmt w:val="bullet"/>
+      <w:lvlText w:val=""/>
+      <w:lvlJc w:val="left"/>
+      <w:pPr>
+        <w:ind w:left="5040" w:hanging="360"/>
+      </w:pPr>
+      <w:rPr>
+        <w:rFonts w:ascii="Symbol" w:hAnsi="Symbol" w:hint="default"/>
+      </w:rPr>
+    </w:lvl>
+    <w:lvl w:ilvl="7" w:tplc="0C090003" w:tentative="1">
+      <w:start w:val="1"/>
+      <w:numFmt w:val="bullet"/>
+      <w:lvlText w:val="o"/>
+      <w:lvlJc w:val="left"/>
+      <w:pPr>
+        <w:ind w:left="5760" w:hanging="360"/>
+      </w:pPr>
+      <w:rPr>
+        <w:rFonts w:ascii="Courier New" w:hAnsi="Courier New" w:cs="Courier New" w:hint="default"/>
+      </w:rPr>
+    </w:lvl>
+    <w:lvl w:ilvl="8" w:tplc="0C090005" w:tentative="1">
+      <w:start w:val="1"/>
+      <w:numFmt w:val="bullet"/>
+      <w:lvlText w:val=""/>
+      <w:lvlJc w:val="left"/>
+      <w:pPr>
+        <w:ind w:left="6480" w:hanging="360"/>
+      </w:pPr>
+      <w:rPr>
+        <w:rFonts w:ascii="Wingdings" w:hAnsi="Wingdings" w:hint="default"/>
+      </w:rPr>
+    </w:lvl>
+  </w:abstractNum>
+  <w:abstractNum w:abstractNumId="2" w15:restartNumberingAfterBreak="0">
     <w:nsid w:val="0D0C47D3"/>
     <w:multiLevelType w:val="hybridMultilevel"/>
     <w:tmpl w:val="8000E822"/>
@@ -11456,7 +13710,7 @@
       </w:rPr>
     </w:lvl>
   </w:abstractNum>
-  <w:abstractNum w:abstractNumId="2" w15:restartNumberingAfterBreak="0">
+  <w:abstractNum w:abstractNumId="3" w15:restartNumberingAfterBreak="0">
     <w:nsid w:val="0F1E1B69"/>
     <w:multiLevelType w:val="hybridMultilevel"/>
     <w:tmpl w:val="84D8D212"/>
@@ -11569,7 +13823,7 @@
       </w:rPr>
     </w:lvl>
   </w:abstractNum>
-  <w:abstractNum w:abstractNumId="3" w15:restartNumberingAfterBreak="0">
+  <w:abstractNum w:abstractNumId="4" w15:restartNumberingAfterBreak="0">
     <w:nsid w:val="10B933D7"/>
     <w:multiLevelType w:val="hybridMultilevel"/>
     <w:tmpl w:val="0BF400E4"/>
@@ -11682,7 +13936,7 @@
       </w:rPr>
     </w:lvl>
   </w:abstractNum>
-  <w:abstractNum w:abstractNumId="4" w15:restartNumberingAfterBreak="0">
+  <w:abstractNum w:abstractNumId="5" w15:restartNumberingAfterBreak="0">
     <w:nsid w:val="12E514A1"/>
     <w:multiLevelType w:val="hybridMultilevel"/>
     <w:tmpl w:val="5238AF3C"/>
@@ -11795,7 +14049,7 @@
       </w:rPr>
     </w:lvl>
   </w:abstractNum>
-  <w:abstractNum w:abstractNumId="5" w15:restartNumberingAfterBreak="0">
+  <w:abstractNum w:abstractNumId="6" w15:restartNumberingAfterBreak="0">
     <w:nsid w:val="1C007388"/>
     <w:multiLevelType w:val="hybridMultilevel"/>
     <w:tmpl w:val="0D0869E6"/>
@@ -11908,7 +14162,7 @@
       </w:rPr>
     </w:lvl>
   </w:abstractNum>
-  <w:abstractNum w:abstractNumId="6" w15:restartNumberingAfterBreak="0">
+  <w:abstractNum w:abstractNumId="7" w15:restartNumberingAfterBreak="0">
     <w:nsid w:val="25DD509F"/>
     <w:multiLevelType w:val="hybridMultilevel"/>
     <w:tmpl w:val="592662CA"/>
@@ -12021,7 +14275,7 @@
       </w:rPr>
     </w:lvl>
   </w:abstractNum>
-  <w:abstractNum w:abstractNumId="7" w15:restartNumberingAfterBreak="0">
+  <w:abstractNum w:abstractNumId="8" w15:restartNumberingAfterBreak="0">
     <w:nsid w:val="280A30DA"/>
     <w:multiLevelType w:val="hybridMultilevel"/>
     <w:tmpl w:val="9698D9BA"/>
@@ -12134,7 +14388,7 @@
       </w:rPr>
     </w:lvl>
   </w:abstractNum>
-  <w:abstractNum w:abstractNumId="8" w15:restartNumberingAfterBreak="0">
+  <w:abstractNum w:abstractNumId="9" w15:restartNumberingAfterBreak="0">
     <w:nsid w:val="2BEF37AD"/>
     <w:multiLevelType w:val="hybridMultilevel"/>
     <w:tmpl w:val="DDEE9362"/>
@@ -12247,7 +14501,7 @@
       </w:rPr>
     </w:lvl>
   </w:abstractNum>
-  <w:abstractNum w:abstractNumId="9" w15:restartNumberingAfterBreak="0">
+  <w:abstractNum w:abstractNumId="10" w15:restartNumberingAfterBreak="0">
     <w:nsid w:val="38CC1C9F"/>
     <w:multiLevelType w:val="hybridMultilevel"/>
     <w:tmpl w:val="1D883956"/>
@@ -12360,7 +14614,7 @@
       </w:rPr>
     </w:lvl>
   </w:abstractNum>
-  <w:abstractNum w:abstractNumId="10" w15:restartNumberingAfterBreak="0">
+  <w:abstractNum w:abstractNumId="11" w15:restartNumberingAfterBreak="0">
     <w:nsid w:val="39BE5C9B"/>
     <w:multiLevelType w:val="hybridMultilevel"/>
     <w:tmpl w:val="3BDE4582"/>
@@ -12473,7 +14727,7 @@
       </w:rPr>
     </w:lvl>
   </w:abstractNum>
-  <w:abstractNum w:abstractNumId="11" w15:restartNumberingAfterBreak="0">
+  <w:abstractNum w:abstractNumId="12" w15:restartNumberingAfterBreak="0">
     <w:nsid w:val="3A340D93"/>
     <w:multiLevelType w:val="hybridMultilevel"/>
     <w:tmpl w:val="05640FB8"/>
@@ -12586,7 +14840,120 @@
       </w:rPr>
     </w:lvl>
   </w:abstractNum>
-  <w:abstractNum w:abstractNumId="12" w15:restartNumberingAfterBreak="0">
+  <w:abstractNum w:abstractNumId="13" w15:restartNumberingAfterBreak="0">
+    <w:nsid w:val="3AEA6DA4"/>
+    <w:multiLevelType w:val="hybridMultilevel"/>
+    <w:tmpl w:val="FD5AF4F4"/>
+    <w:lvl w:ilvl="0" w:tplc="0C090001">
+      <w:start w:val="1"/>
+      <w:numFmt w:val="bullet"/>
+      <w:lvlText w:val=""/>
+      <w:lvlJc w:val="left"/>
+      <w:pPr>
+        <w:ind w:left="720" w:hanging="360"/>
+      </w:pPr>
+      <w:rPr>
+        <w:rFonts w:ascii="Symbol" w:hAnsi="Symbol" w:hint="default"/>
+      </w:rPr>
+    </w:lvl>
+    <w:lvl w:ilvl="1" w:tplc="0C090003">
+      <w:start w:val="1"/>
+      <w:numFmt w:val="bullet"/>
+      <w:lvlText w:val="o"/>
+      <w:lvlJc w:val="left"/>
+      <w:pPr>
+        <w:ind w:left="1440" w:hanging="360"/>
+      </w:pPr>
+      <w:rPr>
+        <w:rFonts w:ascii="Courier New" w:hAnsi="Courier New" w:cs="Courier New" w:hint="default"/>
+      </w:rPr>
+    </w:lvl>
+    <w:lvl w:ilvl="2" w:tplc="0C090005" w:tentative="1">
+      <w:start w:val="1"/>
+      <w:numFmt w:val="bullet"/>
+      <w:lvlText w:val=""/>
+      <w:lvlJc w:val="left"/>
+      <w:pPr>
+        <w:ind w:left="2160" w:hanging="360"/>
+      </w:pPr>
+      <w:rPr>
+        <w:rFonts w:ascii="Wingdings" w:hAnsi="Wingdings" w:hint="default"/>
+      </w:rPr>
+    </w:lvl>
+    <w:lvl w:ilvl="3" w:tplc="0C090001" w:tentative="1">
+      <w:start w:val="1"/>
+      <w:numFmt w:val="bullet"/>
+      <w:lvlText w:val=""/>
+      <w:lvlJc w:val="left"/>
+      <w:pPr>
+        <w:ind w:left="2880" w:hanging="360"/>
+      </w:pPr>
+      <w:rPr>
+        <w:rFonts w:ascii="Symbol" w:hAnsi="Symbol" w:hint="default"/>
+      </w:rPr>
+    </w:lvl>
+    <w:lvl w:ilvl="4" w:tplc="0C090003" w:tentative="1">
+      <w:start w:val="1"/>
+      <w:numFmt w:val="bullet"/>
+      <w:lvlText w:val="o"/>
+      <w:lvlJc w:val="left"/>
+      <w:pPr>
+        <w:ind w:left="3600" w:hanging="360"/>
+      </w:pPr>
+      <w:rPr>
+        <w:rFonts w:ascii="Courier New" w:hAnsi="Courier New" w:cs="Courier New" w:hint="default"/>
+      </w:rPr>
+    </w:lvl>
+    <w:lvl w:ilvl="5" w:tplc="0C090005" w:tentative="1">
+      <w:start w:val="1"/>
+      <w:numFmt w:val="bullet"/>
+      <w:lvlText w:val=""/>
+      <w:lvlJc w:val="left"/>
+      <w:pPr>
+        <w:ind w:left="4320" w:hanging="360"/>
+      </w:pPr>
+      <w:rPr>
+        <w:rFonts w:ascii="Wingdings" w:hAnsi="Wingdings" w:hint="default"/>
+      </w:rPr>
+    </w:lvl>
+    <w:lvl w:ilvl="6" w:tplc="0C090001" w:tentative="1">
+      <w:start w:val="1"/>
+      <w:numFmt w:val="bullet"/>
+      <w:lvlText w:val=""/>
+      <w:lvlJc w:val="left"/>
+      <w:pPr>
+        <w:ind w:left="5040" w:hanging="360"/>
+      </w:pPr>
+      <w:rPr>
+        <w:rFonts w:ascii="Symbol" w:hAnsi="Symbol" w:hint="default"/>
+      </w:rPr>
+    </w:lvl>
+    <w:lvl w:ilvl="7" w:tplc="0C090003" w:tentative="1">
+      <w:start w:val="1"/>
+      <w:numFmt w:val="bullet"/>
+      <w:lvlText w:val="o"/>
+      <w:lvlJc w:val="left"/>
+      <w:pPr>
+        <w:ind w:left="5760" w:hanging="360"/>
+      </w:pPr>
+      <w:rPr>
+        <w:rFonts w:ascii="Courier New" w:hAnsi="Courier New" w:cs="Courier New" w:hint="default"/>
+      </w:rPr>
+    </w:lvl>
+    <w:lvl w:ilvl="8" w:tplc="0C090005" w:tentative="1">
+      <w:start w:val="1"/>
+      <w:numFmt w:val="bullet"/>
+      <w:lvlText w:val=""/>
+      <w:lvlJc w:val="left"/>
+      <w:pPr>
+        <w:ind w:left="6480" w:hanging="360"/>
+      </w:pPr>
+      <w:rPr>
+        <w:rFonts w:ascii="Wingdings" w:hAnsi="Wingdings" w:hint="default"/>
+      </w:rPr>
+    </w:lvl>
+  </w:abstractNum>
+  <w:abstractNum w:abstractNumId="14" w15:restartNumberingAfterBreak="0">
     <w:nsid w:val="3D105C69"/>
     <w:multiLevelType w:val="hybridMultilevel"/>
     <w:tmpl w:val="C6BA4992"/>
@@ -12699,7 +15066,7 @@
       </w:rPr>
     </w:lvl>
   </w:abstractNum>
-  <w:abstractNum w:abstractNumId="13" w15:restartNumberingAfterBreak="0">
+  <w:abstractNum w:abstractNumId="15" w15:restartNumberingAfterBreak="0">
     <w:nsid w:val="3D470236"/>
     <w:multiLevelType w:val="hybridMultilevel"/>
     <w:tmpl w:val="BADE6096"/>
@@ -12812,7 +15179,7 @@
       </w:rPr>
     </w:lvl>
   </w:abstractNum>
-  <w:abstractNum w:abstractNumId="14" w15:restartNumberingAfterBreak="0">
+  <w:abstractNum w:abstractNumId="16" w15:restartNumberingAfterBreak="0">
     <w:nsid w:val="447D22FA"/>
     <w:multiLevelType w:val="hybridMultilevel"/>
     <w:tmpl w:val="35568372"/>
@@ -12925,7 +15292,7 @@
       </w:rPr>
     </w:lvl>
   </w:abstractNum>
-  <w:abstractNum w:abstractNumId="15" w15:restartNumberingAfterBreak="0">
+  <w:abstractNum w:abstractNumId="17" w15:restartNumberingAfterBreak="0">
     <w:nsid w:val="46EB5BB5"/>
     <w:multiLevelType w:val="hybridMultilevel"/>
     <w:tmpl w:val="015C74D0"/>
@@ -13038,7 +15405,7 @@
       </w:rPr>
     </w:lvl>
   </w:abstractNum>
-  <w:abstractNum w:abstractNumId="16" w15:restartNumberingAfterBreak="0">
+  <w:abstractNum w:abstractNumId="18" w15:restartNumberingAfterBreak="0">
     <w:nsid w:val="47EA10E0"/>
     <w:multiLevelType w:val="hybridMultilevel"/>
     <w:tmpl w:val="47FCF308"/>
@@ -13151,7 +15518,7 @@
       </w:rPr>
     </w:lvl>
   </w:abstractNum>
-  <w:abstractNum w:abstractNumId="17" w15:restartNumberingAfterBreak="0">
+  <w:abstractNum w:abstractNumId="19" w15:restartNumberingAfterBreak="0">
     <w:nsid w:val="4A3B71FE"/>
     <w:multiLevelType w:val="hybridMultilevel"/>
     <w:tmpl w:val="BAEC612A"/>
@@ -13264,7 +15631,7 @@
       </w:rPr>
     </w:lvl>
   </w:abstractNum>
-  <w:abstractNum w:abstractNumId="18" w15:restartNumberingAfterBreak="0">
+  <w:abstractNum w:abstractNumId="20" w15:restartNumberingAfterBreak="0">
     <w:nsid w:val="4AE616A9"/>
     <w:multiLevelType w:val="hybridMultilevel"/>
     <w:tmpl w:val="8E96977A"/>
@@ -13377,7 +15744,7 @@
       </w:rPr>
     </w:lvl>
   </w:abstractNum>
-  <w:abstractNum w:abstractNumId="19" w15:restartNumberingAfterBreak="0">
+  <w:abstractNum w:abstractNumId="21" w15:restartNumberingAfterBreak="0">
     <w:nsid w:val="4B1F2D17"/>
     <w:multiLevelType w:val="hybridMultilevel"/>
     <w:tmpl w:val="EE2EE136"/>
@@ -13490,7 +15857,7 @@
       </w:rPr>
     </w:lvl>
   </w:abstractNum>
-  <w:abstractNum w:abstractNumId="20" w15:restartNumberingAfterBreak="0">
+  <w:abstractNum w:abstractNumId="22" w15:restartNumberingAfterBreak="0">
     <w:nsid w:val="53053D73"/>
     <w:multiLevelType w:val="hybridMultilevel"/>
     <w:tmpl w:val="6B46EF60"/>
@@ -13603,7 +15970,7 @@
       </w:rPr>
     </w:lvl>
   </w:abstractNum>
-  <w:abstractNum w:abstractNumId="21" w15:restartNumberingAfterBreak="0">
+  <w:abstractNum w:abstractNumId="23" w15:restartNumberingAfterBreak="0">
     <w:nsid w:val="593624BC"/>
     <w:multiLevelType w:val="hybridMultilevel"/>
     <w:tmpl w:val="C80E6D70"/>
@@ -13716,7 +16083,7 @@
       </w:rPr>
     </w:lvl>
   </w:abstractNum>
-  <w:abstractNum w:abstractNumId="22" w15:restartNumberingAfterBreak="0">
+  <w:abstractNum w:abstractNumId="24" w15:restartNumberingAfterBreak="0">
     <w:nsid w:val="5A391856"/>
     <w:multiLevelType w:val="hybridMultilevel"/>
     <w:tmpl w:val="91E0AD94"/>
@@ -13829,7 +16196,7 @@
       </w:rPr>
     </w:lvl>
   </w:abstractNum>
-  <w:abstractNum w:abstractNumId="23" w15:restartNumberingAfterBreak="0">
+  <w:abstractNum w:abstractNumId="25" w15:restartNumberingAfterBreak="0">
     <w:nsid w:val="5C4C1445"/>
     <w:multiLevelType w:val="hybridMultilevel"/>
     <w:tmpl w:val="86CA69CC"/>
@@ -13942,7 +16309,7 @@
       </w:rPr>
     </w:lvl>
   </w:abstractNum>
-  <w:abstractNum w:abstractNumId="24" w15:restartNumberingAfterBreak="0">
+  <w:abstractNum w:abstractNumId="26" w15:restartNumberingAfterBreak="0">
     <w:nsid w:val="5D456D81"/>
     <w:multiLevelType w:val="hybridMultilevel"/>
     <w:tmpl w:val="389AB30E"/>
@@ -14055,7 +16422,7 @@
       </w:rPr>
     </w:lvl>
   </w:abstractNum>
-  <w:abstractNum w:abstractNumId="25" w15:restartNumberingAfterBreak="0">
+  <w:abstractNum w:abstractNumId="27" w15:restartNumberingAfterBreak="0">
     <w:nsid w:val="5FE511BC"/>
     <w:multiLevelType w:val="hybridMultilevel"/>
     <w:tmpl w:val="146CEB3C"/>
@@ -14144,7 +16511,7 @@
       </w:pPr>
     </w:lvl>
   </w:abstractNum>
-  <w:abstractNum w:abstractNumId="26" w15:restartNumberingAfterBreak="0">
+  <w:abstractNum w:abstractNumId="28" w15:restartNumberingAfterBreak="0">
     <w:nsid w:val="67E91361"/>
     <w:multiLevelType w:val="hybridMultilevel"/>
     <w:tmpl w:val="4B5A1D02"/>
@@ -14257,7 +16624,7 @@
       </w:rPr>
     </w:lvl>
   </w:abstractNum>
-  <w:abstractNum w:abstractNumId="27" w15:restartNumberingAfterBreak="0">
+  <w:abstractNum w:abstractNumId="29" w15:restartNumberingAfterBreak="0">
     <w:nsid w:val="6928679F"/>
     <w:multiLevelType w:val="hybridMultilevel"/>
     <w:tmpl w:val="238E678E"/>
@@ -14370,7 +16737,7 @@
       </w:rPr>
     </w:lvl>
   </w:abstractNum>
-  <w:abstractNum w:abstractNumId="28" w15:restartNumberingAfterBreak="0">
+  <w:abstractNum w:abstractNumId="30" w15:restartNumberingAfterBreak="0">
     <w:nsid w:val="6C7D3ECF"/>
     <w:multiLevelType w:val="hybridMultilevel"/>
     <w:tmpl w:val="AB7C2D6A"/>
@@ -14483,7 +16850,7 @@
       </w:rPr>
     </w:lvl>
   </w:abstractNum>
-  <w:abstractNum w:abstractNumId="29" w15:restartNumberingAfterBreak="0">
+  <w:abstractNum w:abstractNumId="31" w15:restartNumberingAfterBreak="0">
     <w:nsid w:val="6D011304"/>
     <w:multiLevelType w:val="hybridMultilevel"/>
     <w:tmpl w:val="4D9CBA90"/>
@@ -14596,7 +16963,7 @@
       </w:rPr>
     </w:lvl>
   </w:abstractNum>
-  <w:abstractNum w:abstractNumId="30" w15:restartNumberingAfterBreak="0">
+  <w:abstractNum w:abstractNumId="32" w15:restartNumberingAfterBreak="0">
     <w:nsid w:val="6F266615"/>
     <w:multiLevelType w:val="hybridMultilevel"/>
     <w:tmpl w:val="CAE0AB56"/>
@@ -14685,7 +17052,7 @@
       </w:pPr>
     </w:lvl>
   </w:abstractNum>
-  <w:abstractNum w:abstractNumId="31" w15:restartNumberingAfterBreak="0">
+  <w:abstractNum w:abstractNumId="33" w15:restartNumberingAfterBreak="0">
     <w:nsid w:val="703456C7"/>
     <w:multiLevelType w:val="hybridMultilevel"/>
     <w:tmpl w:val="CB52ABC2"/>
@@ -14798,7 +17165,7 @@
       </w:rPr>
     </w:lvl>
   </w:abstractNum>
-  <w:abstractNum w:abstractNumId="32" w15:restartNumberingAfterBreak="0">
+  <w:abstractNum w:abstractNumId="34" w15:restartNumberingAfterBreak="0">
     <w:nsid w:val="71355303"/>
     <w:multiLevelType w:val="hybridMultilevel"/>
     <w:tmpl w:val="B596D492"/>
@@ -14911,7 +17278,7 @@
       </w:rPr>
     </w:lvl>
   </w:abstractNum>
-  <w:abstractNum w:abstractNumId="33" w15:restartNumberingAfterBreak="0">
+  <w:abstractNum w:abstractNumId="35" w15:restartNumberingAfterBreak="0">
     <w:nsid w:val="77AF420C"/>
     <w:multiLevelType w:val="hybridMultilevel"/>
     <w:tmpl w:val="F8EAE540"/>
@@ -15024,7 +17391,7 @@
       </w:rPr>
     </w:lvl>
   </w:abstractNum>
-  <w:abstractNum w:abstractNumId="34" w15:restartNumberingAfterBreak="0">
+  <w:abstractNum w:abstractNumId="36" w15:restartNumberingAfterBreak="0">
     <w:nsid w:val="7B1517D2"/>
     <w:multiLevelType w:val="hybridMultilevel"/>
     <w:tmpl w:val="E0B4EB06"/>
@@ -15137,7 +17504,7 @@
       </w:rPr>
     </w:lvl>
   </w:abstractNum>
-  <w:abstractNum w:abstractNumId="35" w15:restartNumberingAfterBreak="0">
+  <w:abstractNum w:abstractNumId="37" w15:restartNumberingAfterBreak="0">
     <w:nsid w:val="7E501058"/>
     <w:multiLevelType w:val="hybridMultilevel"/>
     <w:tmpl w:val="503C8CC8"/>
@@ -15251,112 +17618,118 @@
     </w:lvl>
   </w:abstractNum>
   <w:num w:numId="1" w16cid:durableId="1894852809">
+    <w:abstractNumId w:val="32"/>
+  </w:num>
+  <w:num w:numId="2" w16cid:durableId="378214647">
+    <w:abstractNumId w:val="28"/>
+  </w:num>
+  <w:num w:numId="3" w16cid:durableId="244533345">
     <w:abstractNumId w:val="30"/>
   </w:num>
-  <w:num w:numId="2" w16cid:durableId="378214647">
+  <w:num w:numId="4" w16cid:durableId="2028603337">
+    <w:abstractNumId w:val="22"/>
+  </w:num>
+  <w:num w:numId="5" w16cid:durableId="1624771115">
+    <w:abstractNumId w:val="10"/>
+  </w:num>
+  <w:num w:numId="6" w16cid:durableId="1832023564">
+    <w:abstractNumId w:val="27"/>
+  </w:num>
+  <w:num w:numId="7" w16cid:durableId="217984890">
     <w:abstractNumId w:val="26"/>
   </w:num>
-  <w:num w:numId="3" w16cid:durableId="244533345">
-    <w:abstractNumId w:val="28"/>
+  <w:num w:numId="8" w16cid:durableId="2024701067">
+    <w:abstractNumId w:val="11"/>
   </w:num>
-  <w:num w:numId="4" w16cid:durableId="2028603337">
-    <w:abstractNumId w:val="20"/>
+  <w:num w:numId="9" w16cid:durableId="1235512037">
+    <w:abstractNumId w:val="3"/>
   </w:num>
-  <w:num w:numId="5" w16cid:durableId="1624771115">
+  <w:num w:numId="10" w16cid:durableId="867453629">
+    <w:abstractNumId w:val="34"/>
+  </w:num>
+  <w:num w:numId="11" w16cid:durableId="983392060">
+    <w:abstractNumId w:val="23"/>
+  </w:num>
+  <w:num w:numId="12" w16cid:durableId="1425810004">
     <w:abstractNumId w:val="9"/>
   </w:num>
-  <w:num w:numId="6" w16cid:durableId="1832023564">
-    <w:abstractNumId w:val="25"/>
+  <w:num w:numId="13" w16cid:durableId="1606881946">
+    <w:abstractNumId w:val="21"/>
   </w:num>
-  <w:num w:numId="7" w16cid:durableId="217984890">
+  <w:num w:numId="14" w16cid:durableId="787620961">
     <w:abstractNumId w:val="24"/>
   </w:num>
-  <w:num w:numId="8" w16cid:durableId="2024701067">
-    <w:abstractNumId w:val="10"/>
+  <w:num w:numId="15" w16cid:durableId="1931967077">
+    <w:abstractNumId w:val="15"/>
   </w:num>
-  <w:num w:numId="9" w16cid:durableId="1235512037">
+  <w:num w:numId="16" w16cid:durableId="674193393">
+    <w:abstractNumId w:val="29"/>
+  </w:num>
+  <w:num w:numId="17" w16cid:durableId="557474289">
+    <w:abstractNumId w:val="8"/>
+  </w:num>
+  <w:num w:numId="18" w16cid:durableId="2100245841">
+    <w:abstractNumId w:val="4"/>
+  </w:num>
+  <w:num w:numId="19" w16cid:durableId="662123550">
+    <w:abstractNumId w:val="5"/>
+  </w:num>
+  <w:num w:numId="20" w16cid:durableId="714696325">
+    <w:abstractNumId w:val="18"/>
+  </w:num>
+  <w:num w:numId="21" w16cid:durableId="1936597003">
+    <w:abstractNumId w:val="31"/>
+  </w:num>
+  <w:num w:numId="22" w16cid:durableId="291328965">
+    <w:abstractNumId w:val="37"/>
+  </w:num>
+  <w:num w:numId="23" w16cid:durableId="141586272">
     <w:abstractNumId w:val="2"/>
   </w:num>
-  <w:num w:numId="10" w16cid:durableId="867453629">
-    <w:abstractNumId w:val="32"/>
+  <w:num w:numId="24" w16cid:durableId="1113325865">
+    <w:abstractNumId w:val="7"/>
   </w:num>
-  <w:num w:numId="11" w16cid:durableId="983392060">
-    <w:abstractNumId w:val="21"/>
-  </w:num>
-  <w:num w:numId="12" w16cid:durableId="1425810004">
-    <w:abstractNumId w:val="8"/>
-  </w:num>
-  <w:num w:numId="13" w16cid:durableId="1606881946">
+  <w:num w:numId="25" w16cid:durableId="1307390170">
     <w:abstractNumId w:val="19"/>
   </w:num>
-  <w:num w:numId="14" w16cid:durableId="787620961">
-    <w:abstractNumId w:val="22"/>
+  <w:num w:numId="26" w16cid:durableId="977613968">
+    <w:abstractNumId w:val="14"/>
   </w:num>
-  <w:num w:numId="15" w16cid:durableId="1931967077">
-    <w:abstractNumId w:val="13"/>
+  <w:num w:numId="27" w16cid:durableId="2121954247">
+    <w:abstractNumId w:val="36"/>
   </w:num>
-  <w:num w:numId="16" w16cid:durableId="674193393">
-    <w:abstractNumId w:val="27"/>
+  <w:num w:numId="28" w16cid:durableId="1455521282">
+    <w:abstractNumId w:val="33"/>
   </w:num>
-  <w:num w:numId="17" w16cid:durableId="557474289">
-    <w:abstractNumId w:val="7"/>
-  </w:num>
-  <w:num w:numId="18" w16cid:durableId="2100245841">
-    <w:abstractNumId w:val="3"/>
-  </w:num>
-  <w:num w:numId="19" w16cid:durableId="662123550">
-    <w:abstractNumId w:val="4"/>
-  </w:num>
-  <w:num w:numId="20" w16cid:durableId="714696325">
-    <w:abstractNumId w:val="16"/>
-  </w:num>
-  <w:num w:numId="21" w16cid:durableId="1936597003">
-    <w:abstractNumId w:val="29"/>
-  </w:num>
-  <w:num w:numId="22" w16cid:durableId="291328965">
+  <w:num w:numId="29" w16cid:durableId="901864970">
     <w:abstractNumId w:val="35"/>
   </w:num>
-  <w:num w:numId="23" w16cid:durableId="141586272">
-    <w:abstractNumId w:val="1"/>
-  </w:num>
-  <w:num w:numId="24" w16cid:durableId="1113325865">
-    <w:abstractNumId w:val="6"/>
-  </w:num>
-  <w:num w:numId="25" w16cid:durableId="1307390170">
-    <w:abstractNumId w:val="17"/>
-  </w:num>
-  <w:num w:numId="26" w16cid:durableId="977613968">
+  <w:num w:numId="30" w16cid:durableId="548538309">
     <w:abstractNumId w:val="12"/>
   </w:num>
-  <w:num w:numId="27" w16cid:durableId="2121954247">
-    <w:abstractNumId w:val="34"/>
-  </w:num>
-  <w:num w:numId="28" w16cid:durableId="1455521282">
-    <w:abstractNumId w:val="31"/>
-  </w:num>
-  <w:num w:numId="29" w16cid:durableId="901864970">
-    <w:abstractNumId w:val="33"/>
-  </w:num>
-  <w:num w:numId="30" w16cid:durableId="548538309">
-    <w:abstractNumId w:val="11"/>
-  </w:num>
   <w:num w:numId="31" w16cid:durableId="184826915">
-    <w:abstractNumId w:val="23"/>
+    <w:abstractNumId w:val="25"/>
   </w:num>
   <w:num w:numId="32" w16cid:durableId="1971747184">
     <w:abstractNumId w:val="0"/>
   </w:num>
   <w:num w:numId="33" w16cid:durableId="364018126">
-    <w:abstractNumId w:val="5"/>
+    <w:abstractNumId w:val="6"/>
   </w:num>
   <w:num w:numId="34" w16cid:durableId="406147078">
-    <w:abstractNumId w:val="15"/>
+    <w:abstractNumId w:val="17"/>
   </w:num>
   <w:num w:numId="35" w16cid:durableId="1255699031">
-    <w:abstractNumId w:val="18"/>
+    <w:abstractNumId w:val="20"/>
   </w:num>
   <w:num w:numId="36" w16cid:durableId="636493510">
-    <w:abstractNumId w:val="14"/>
+    <w:abstractNumId w:val="16"/>
+  </w:num>
+  <w:num w:numId="37" w16cid:durableId="2132354401">
+    <w:abstractNumId w:val="13"/>
+  </w:num>
+  <w:num w:numId="38" w16cid:durableId="2093352439">
+    <w:abstractNumId w:val="1"/>
   </w:num>
 </w:numbering>
 </file>
@@ -15962,7 +18335,6 @@
   <w:style w:type="character" w:default="1" w:styleId="DefaultParagraphFont">
     <w:name w:val="Default Paragraph Font"/>
     <w:uiPriority w:val="1"/>
-    <w:semiHidden/>
     <w:unhideWhenUsed/>
   </w:style>
   <w:style w:type="table" w:default="1" w:styleId="TableNormal">

--- a/DevOps Foundation.docx
+++ b/DevOps Foundation.docx
@@ -345,8 +345,16 @@
         <w:rPr>
           <w:lang w:val="en-US"/>
         </w:rPr>
-        <w:t>This topic describes the three DevOps principles of flow, feedback, and continuous learning to derive better DevOps behaviour</w:t>
-      </w:r>
+        <w:t xml:space="preserve">This topic describes the three DevOps principles of flow, feedback, and continuous learning to derive better DevOps </w:t>
+      </w:r>
+      <w:proofErr w:type="spellStart"/>
+      <w:r>
+        <w:rPr>
+          <w:lang w:val="en-US"/>
+        </w:rPr>
+        <w:t>behaviour</w:t>
+      </w:r>
+      <w:proofErr w:type="spellEnd"/>
       <w:r>
         <w:rPr>
           <w:lang w:val="en-US"/>
@@ -698,11 +706,19 @@
           <w:lang w:val="en-US"/>
         </w:rPr>
       </w:pPr>
-      <w:r>
-        <w:rPr>
-          <w:lang w:val="en-US"/>
-        </w:rPr>
-        <w:t>Organisational culture</w:t>
+      <w:proofErr w:type="spellStart"/>
+      <w:r>
+        <w:rPr>
+          <w:lang w:val="en-US"/>
+        </w:rPr>
+        <w:t>Organisational</w:t>
+      </w:r>
+      <w:proofErr w:type="spellEnd"/>
+      <w:r>
+        <w:rPr>
+          <w:lang w:val="en-US"/>
+        </w:rPr>
+        <w:t xml:space="preserve"> culture</w:t>
       </w:r>
     </w:p>
     <w:p>
@@ -799,11 +815,19 @@
           <w:lang w:val="en-US"/>
         </w:rPr>
       </w:pPr>
-      <w:r>
-        <w:rPr>
-          <w:lang w:val="en-US"/>
-        </w:rPr>
-        <w:t>Empathise – think what the customer or user might want; put yourself in their shoes, so you can better provide a useful solution to them</w:t>
+      <w:proofErr w:type="spellStart"/>
+      <w:r>
+        <w:rPr>
+          <w:lang w:val="en-US"/>
+        </w:rPr>
+        <w:t>Empathise</w:t>
+      </w:r>
+      <w:proofErr w:type="spellEnd"/>
+      <w:r>
+        <w:rPr>
+          <w:lang w:val="en-US"/>
+        </w:rPr>
+        <w:t xml:space="preserve"> – think what the customer or user might want; put yourself in their shoes, so you can better provide a useful solution to them</w:t>
       </w:r>
     </w:p>
     <w:p>
@@ -1058,7 +1082,21 @@
         <w:rPr>
           <w:lang w:val="en-US"/>
         </w:rPr>
-        <w:t>Implementation plan; finalise what needs to be implemented and start the implementation process.</w:t>
+        <w:t xml:space="preserve">Implementation plan; </w:t>
+      </w:r>
+      <w:proofErr w:type="spellStart"/>
+      <w:r>
+        <w:rPr>
+          <w:lang w:val="en-US"/>
+        </w:rPr>
+        <w:t>finalise</w:t>
+      </w:r>
+      <w:proofErr w:type="spellEnd"/>
+      <w:r>
+        <w:rPr>
+          <w:lang w:val="en-US"/>
+        </w:rPr>
+        <w:t xml:space="preserve"> what needs to be implemented and start the implementation process.</w:t>
       </w:r>
     </w:p>
     <w:p>
@@ -1504,8 +1542,16 @@
         <w:rPr>
           <w:lang w:val="en-US"/>
         </w:rPr>
-        <w:t>Kanban Characertistics</w:t>
-      </w:r>
+        <w:t xml:space="preserve">Kanban </w:t>
+      </w:r>
+      <w:proofErr w:type="spellStart"/>
+      <w:r>
+        <w:rPr>
+          <w:lang w:val="en-US"/>
+        </w:rPr>
+        <w:t>Characertistics</w:t>
+      </w:r>
+      <w:proofErr w:type="spellEnd"/>
     </w:p>
     <w:p>
       <w:pPr>
@@ -1721,8 +1767,16 @@
         <w:rPr>
           <w:lang w:val="en-US"/>
         </w:rPr>
-        <w:t>Scrum Charactertistics</w:t>
-      </w:r>
+        <w:t xml:space="preserve">Scrum </w:t>
+      </w:r>
+      <w:proofErr w:type="spellStart"/>
+      <w:r>
+        <w:rPr>
+          <w:lang w:val="en-US"/>
+        </w:rPr>
+        <w:t>Charactertistics</w:t>
+      </w:r>
+      <w:proofErr w:type="spellEnd"/>
     </w:p>
     <w:p>
       <w:pPr>
@@ -1897,11 +1951,33 @@
           <w:lang w:val="en-US"/>
         </w:rPr>
       </w:pPr>
-      <w:r>
-        <w:rPr>
-          <w:lang w:val="en-US"/>
-        </w:rPr>
-        <w:t>Recognose the process of DevOps transofmration with focus on greenfield and brownfield DevOps project.</w:t>
+      <w:proofErr w:type="spellStart"/>
+      <w:r>
+        <w:rPr>
+          <w:lang w:val="en-US"/>
+        </w:rPr>
+        <w:t>Recognose</w:t>
+      </w:r>
+      <w:proofErr w:type="spellEnd"/>
+      <w:r>
+        <w:rPr>
+          <w:lang w:val="en-US"/>
+        </w:rPr>
+        <w:t xml:space="preserve"> the process of DevOps </w:t>
+      </w:r>
+      <w:proofErr w:type="spellStart"/>
+      <w:r>
+        <w:rPr>
+          <w:lang w:val="en-US"/>
+        </w:rPr>
+        <w:t>transofmration</w:t>
+      </w:r>
+      <w:proofErr w:type="spellEnd"/>
+      <w:r>
+        <w:rPr>
+          <w:lang w:val="en-US"/>
+        </w:rPr>
+        <w:t xml:space="preserve"> with focus on greenfield and brownfield DevOps project.</w:t>
       </w:r>
     </w:p>
     <w:p>
@@ -1984,12 +2060,42 @@
           <w:lang w:val="en-US"/>
         </w:rPr>
       </w:pPr>
-      <w:r>
-        <w:rPr>
-          <w:lang w:val="en-US"/>
-        </w:rPr>
-        <w:t>Maintaing worksloads across externally sourced infrastructres</w:t>
-      </w:r>
+      <w:proofErr w:type="spellStart"/>
+      <w:r>
+        <w:rPr>
+          <w:lang w:val="en-US"/>
+        </w:rPr>
+        <w:t>Maintaing</w:t>
+      </w:r>
+      <w:proofErr w:type="spellEnd"/>
+      <w:r>
+        <w:rPr>
+          <w:lang w:val="en-US"/>
+        </w:rPr>
+        <w:t xml:space="preserve"> </w:t>
+      </w:r>
+      <w:proofErr w:type="spellStart"/>
+      <w:r>
+        <w:rPr>
+          <w:lang w:val="en-US"/>
+        </w:rPr>
+        <w:t>worksloads</w:t>
+      </w:r>
+      <w:proofErr w:type="spellEnd"/>
+      <w:r>
+        <w:rPr>
+          <w:lang w:val="en-US"/>
+        </w:rPr>
+        <w:t xml:space="preserve"> across externally sourced </w:t>
+      </w:r>
+      <w:proofErr w:type="spellStart"/>
+      <w:r>
+        <w:rPr>
+          <w:lang w:val="en-US"/>
+        </w:rPr>
+        <w:t>infrastructres</w:t>
+      </w:r>
+      <w:proofErr w:type="spellEnd"/>
     </w:p>
     <w:p>
       <w:pPr>
@@ -2125,11 +2231,19 @@
           <w:lang w:val="en-US"/>
         </w:rPr>
       </w:pPr>
-      <w:r>
-        <w:rPr>
-          <w:lang w:val="en-US"/>
-        </w:rPr>
-        <w:t>Maintining workload across-on-premise data centers</w:t>
+      <w:proofErr w:type="spellStart"/>
+      <w:r>
+        <w:rPr>
+          <w:lang w:val="en-US"/>
+        </w:rPr>
+        <w:t>Maintining</w:t>
+      </w:r>
+      <w:proofErr w:type="spellEnd"/>
+      <w:r>
+        <w:rPr>
+          <w:lang w:val="en-US"/>
+        </w:rPr>
+        <w:t xml:space="preserve"> workload across-on-premise data centers</w:t>
       </w:r>
     </w:p>
     <w:p>
@@ -2183,8 +2297,16 @@
         <w:rPr>
           <w:lang w:val="en-US"/>
         </w:rPr>
-        <w:t>Supports serial proccesses</w:t>
-      </w:r>
+        <w:t xml:space="preserve">Supports serial </w:t>
+      </w:r>
+      <w:proofErr w:type="spellStart"/>
+      <w:r>
+        <w:rPr>
+          <w:lang w:val="en-US"/>
+        </w:rPr>
+        <w:t>proccesses</w:t>
+      </w:r>
+      <w:proofErr w:type="spellEnd"/>
     </w:p>
     <w:p>
       <w:pPr>
@@ -4174,7 +4296,21 @@
         <w:rPr>
           <w:lang w:val="en-US"/>
         </w:rPr>
-        <w:t xml:space="preserve"> – With early and frequent failures, all that is left is to maximise the learning we achieve from failure. This could be done through </w:t>
+        <w:t xml:space="preserve"> – With early and frequent failures, all that is left is to </w:t>
+      </w:r>
+      <w:proofErr w:type="spellStart"/>
+      <w:r>
+        <w:rPr>
+          <w:lang w:val="en-US"/>
+        </w:rPr>
+        <w:t>maximise</w:t>
+      </w:r>
+      <w:proofErr w:type="spellEnd"/>
+      <w:r>
+        <w:rPr>
+          <w:lang w:val="en-US"/>
+        </w:rPr>
+        <w:t xml:space="preserve"> the learning we achieve from failure. This could be done through </w:t>
       </w:r>
       <w:r>
         <w:rPr>
@@ -4337,8 +4473,9 @@
           <w:u w:val="single"/>
           <w:lang w:val="en-US"/>
         </w:rPr>
-        <w:t>Ensures stabili</w:t>
-      </w:r>
+        <w:t xml:space="preserve">Ensures </w:t>
+      </w:r>
+      <w:proofErr w:type="spellStart"/>
       <w:r>
         <w:rPr>
           <w:b/>
@@ -4346,7 +4483,7 @@
           <w:u w:val="single"/>
           <w:lang w:val="en-US"/>
         </w:rPr>
-        <w:t>s</w:t>
+        <w:t>stabili</w:t>
       </w:r>
       <w:r>
         <w:rPr>
@@ -4355,32 +4492,8 @@
           <w:u w:val="single"/>
           <w:lang w:val="en-US"/>
         </w:rPr>
-        <w:t>ed software</w:t>
-      </w:r>
-      <w:r>
-        <w:rPr>
-          <w:lang w:val="en-US"/>
-        </w:rPr>
-        <w:t xml:space="preserve"> – </w:t>
-      </w:r>
-      <w:r>
-        <w:rPr>
-          <w:lang w:val="en-US"/>
-        </w:rPr>
-        <w:t>By learning from failure quickly, it helps ensure the releases users receive are stabalised.</w:t>
-      </w:r>
-    </w:p>
-    <w:p>
-      <w:pPr>
-        <w:pStyle w:val="ListParagraph"/>
-        <w:numPr>
-          <w:ilvl w:val="0"/>
-          <w:numId w:val="26"/>
-        </w:numPr>
-        <w:rPr>
-          <w:lang w:val="en-US"/>
-        </w:rPr>
-      </w:pPr>
+        <w:t>s</w:t>
+      </w:r>
       <w:r>
         <w:rPr>
           <w:b/>
@@ -4388,26 +4501,9 @@
           <w:u w:val="single"/>
           <w:lang w:val="en-US"/>
         </w:rPr>
-        <w:t>Higher-quality &amp; production-ready software</w:t>
-      </w:r>
-      <w:r>
-        <w:rPr>
-          <w:lang w:val="en-US"/>
-        </w:rPr>
-        <w:t xml:space="preserve"> – With fewer bugs and defects, especially if we’re able to treat issues at the early stages, it leads to higher-quality, production-ready software.</w:t>
-      </w:r>
-    </w:p>
-    <w:p>
-      <w:pPr>
-        <w:pStyle w:val="ListParagraph"/>
-        <w:numPr>
-          <w:ilvl w:val="0"/>
-          <w:numId w:val="26"/>
-        </w:numPr>
-        <w:rPr>
-          <w:lang w:val="en-US"/>
-        </w:rPr>
-      </w:pPr>
+        <w:t>ed</w:t>
+      </w:r>
+      <w:proofErr w:type="spellEnd"/>
       <w:r>
         <w:rPr>
           <w:b/>
@@ -4415,7 +4511,7 @@
           <w:u w:val="single"/>
           <w:lang w:val="en-US"/>
         </w:rPr>
-        <w:t>Reduces costs of failures &amp; bugs</w:t>
+        <w:t xml:space="preserve"> software</w:t>
       </w:r>
       <w:r>
         <w:rPr>
@@ -4427,7 +4523,21 @@
         <w:rPr>
           <w:lang w:val="en-US"/>
         </w:rPr>
-        <w:t>When you detect bugs earlier, the costs of managing failures is reduced significantly.</w:t>
+        <w:t xml:space="preserve">By learning from failure quickly, it helps ensure the releases users receive are </w:t>
+      </w:r>
+      <w:proofErr w:type="spellStart"/>
+      <w:r>
+        <w:rPr>
+          <w:lang w:val="en-US"/>
+        </w:rPr>
+        <w:t>stabalised</w:t>
+      </w:r>
+      <w:proofErr w:type="spellEnd"/>
+      <w:r>
+        <w:rPr>
+          <w:lang w:val="en-US"/>
+        </w:rPr>
+        <w:t>.</w:t>
       </w:r>
     </w:p>
     <w:p>
@@ -4448,13 +4558,13 @@
           <w:u w:val="single"/>
           <w:lang w:val="en-US"/>
         </w:rPr>
-        <w:t>Embed software quality into build infrastructure</w:t>
-      </w:r>
-      <w:r>
-        <w:rPr>
-          <w:lang w:val="en-US"/>
-        </w:rPr>
-        <w:t xml:space="preserve"> – To promote DevOps culture???</w:t>
+        <w:t>Higher-quality &amp; production-ready software</w:t>
+      </w:r>
+      <w:r>
+        <w:rPr>
+          <w:lang w:val="en-US"/>
+        </w:rPr>
+        <w:t xml:space="preserve"> – With fewer bugs and defects, especially if we’re able to treat issues at the early stages, it leads to higher-quality, production-ready software.</w:t>
       </w:r>
     </w:p>
     <w:p>
@@ -4475,68 +4585,58 @@
           <w:u w:val="single"/>
           <w:lang w:val="en-US"/>
         </w:rPr>
-        <w:t>Reduce debugging efforts</w:t>
-      </w:r>
-      <w:r>
-        <w:rPr>
-          <w:lang w:val="en-US"/>
-        </w:rPr>
-        <w:t xml:space="preserve"> – Adopting fail fast principle as part of your build helps reduce debugging effort or contributes to introducing automation</w:t>
-      </w:r>
-    </w:p>
-    <w:p>
-      <w:pPr>
-        <w:rPr>
-          <w:lang w:val="en-US"/>
-        </w:rPr>
-      </w:pPr>
-    </w:p>
-    <w:p>
-      <w:pPr>
-        <w:rPr>
-          <w:lang w:val="en-US"/>
-        </w:rPr>
-      </w:pPr>
-      <w:r>
-        <w:rPr>
-          <w:lang w:val="en-US"/>
-        </w:rPr>
-        <w:t>Two examples of traditional development vs quick win, fast fail example???</w:t>
-      </w:r>
-    </w:p>
-    <w:p>
-      <w:pPr>
-        <w:pStyle w:val="ListParagraph"/>
-        <w:numPr>
-          <w:ilvl w:val="0"/>
-          <w:numId w:val="27"/>
-        </w:numPr>
-        <w:rPr>
-          <w:lang w:val="en-US"/>
-        </w:rPr>
-      </w:pPr>
-      <w:r>
-        <w:rPr>
-          <w:lang w:val="en-US"/>
-        </w:rPr>
-        <w:t>Traditional does test at end, leading to infrequent releases, whereas fast fail does abundant development and testing, leading to more testing and failure and learning</w:t>
-      </w:r>
-    </w:p>
-    <w:p>
-      <w:pPr>
-        <w:rPr>
-          <w:lang w:val="en-US"/>
-        </w:rPr>
-      </w:pPr>
-    </w:p>
-    <w:p>
-      <w:pPr>
+        <w:t>Reduces costs of failures &amp; bugs</w:t>
+      </w:r>
+      <w:r>
+        <w:rPr>
+          <w:lang w:val="en-US"/>
+        </w:rPr>
+        <w:t xml:space="preserve"> – </w:t>
+      </w:r>
+      <w:r>
+        <w:rPr>
+          <w:lang w:val="en-US"/>
+        </w:rPr>
+        <w:t>When you detect bugs earlier, the costs of managing failures is reduced significantly.</w:t>
+      </w:r>
+    </w:p>
+    <w:p>
+      <w:pPr>
+        <w:pStyle w:val="ListParagraph"/>
+        <w:numPr>
+          <w:ilvl w:val="0"/>
+          <w:numId w:val="26"/>
+        </w:numPr>
+        <w:rPr>
+          <w:lang w:val="en-US"/>
+        </w:rPr>
+      </w:pPr>
+      <w:r>
         <w:rPr>
           <w:b/>
           <w:bCs/>
           <w:u w:val="single"/>
           <w:lang w:val="en-US"/>
         </w:rPr>
+        <w:t>Embed software quality into build infrastructure</w:t>
+      </w:r>
+      <w:r>
+        <w:rPr>
+          <w:lang w:val="en-US"/>
+        </w:rPr>
+        <w:t xml:space="preserve"> – To promote DevOps culture???</w:t>
+      </w:r>
+    </w:p>
+    <w:p>
+      <w:pPr>
+        <w:pStyle w:val="ListParagraph"/>
+        <w:numPr>
+          <w:ilvl w:val="0"/>
+          <w:numId w:val="26"/>
+        </w:numPr>
+        <w:rPr>
+          <w:lang w:val="en-US"/>
+        </w:rPr>
       </w:pPr>
       <w:r>
         <w:rPr>
@@ -4545,40 +4645,33 @@
           <w:u w:val="single"/>
           <w:lang w:val="en-US"/>
         </w:rPr>
-        <w:t>Fail Fast and DevOps</w:t>
-      </w:r>
-    </w:p>
-    <w:p>
-      <w:pPr>
-        <w:rPr>
-          <w:lang w:val="en-US"/>
-        </w:rPr>
-      </w:pPr>
-      <w:r>
-        <w:rPr>
-          <w:lang w:val="en-US"/>
-        </w:rPr>
-        <w:t>This topic describes fail fast as a DevOps principle and illustrates the role of feedback cycle.</w:t>
-      </w:r>
-    </w:p>
-    <w:p>
-      <w:pPr>
-        <w:rPr>
-          <w:lang w:val="en-US"/>
-        </w:rPr>
-      </w:pPr>
-    </w:p>
-    <w:p>
-      <w:pPr>
-        <w:rPr>
-          <w:lang w:val="en-US"/>
-        </w:rPr>
-      </w:pPr>
-      <w:r>
-        <w:rPr>
-          <w:lang w:val="en-US"/>
-        </w:rPr>
-        <w:t>Fail fast is implemented in DevOps with;</w:t>
+        <w:t>Reduce debugging efforts</w:t>
+      </w:r>
+      <w:r>
+        <w:rPr>
+          <w:lang w:val="en-US"/>
+        </w:rPr>
+        <w:t xml:space="preserve"> – Adopting fail fast principle as part of your build helps reduce debugging effort or contributes to introducing automation</w:t>
+      </w:r>
+    </w:p>
+    <w:p>
+      <w:pPr>
+        <w:rPr>
+          <w:lang w:val="en-US"/>
+        </w:rPr>
+      </w:pPr>
+    </w:p>
+    <w:p>
+      <w:pPr>
+        <w:rPr>
+          <w:lang w:val="en-US"/>
+        </w:rPr>
+      </w:pPr>
+      <w:r>
+        <w:rPr>
+          <w:lang w:val="en-US"/>
+        </w:rPr>
+        <w:t>Two examples of traditional development vs quick win, fast fail example???</w:t>
       </w:r>
     </w:p>
     <w:p>
@@ -4596,170 +4689,24 @@
         <w:rPr>
           <w:lang w:val="en-US"/>
         </w:rPr>
-        <w:t>Test-driven development (TDD) – explanation; fixtures???</w:t>
-      </w:r>
-    </w:p>
-    <w:p>
-      <w:pPr>
-        <w:pStyle w:val="ListParagraph"/>
-        <w:numPr>
-          <w:ilvl w:val="0"/>
-          <w:numId w:val="27"/>
-        </w:numPr>
-        <w:rPr>
-          <w:lang w:val="en-US"/>
-        </w:rPr>
-      </w:pPr>
-      <w:r>
-        <w:rPr>
-          <w:lang w:val="en-US"/>
-        </w:rPr>
-        <w:t>Behaviour-driven development – Describes…???</w:t>
-      </w:r>
-    </w:p>
-    <w:p>
-      <w:pPr>
-        <w:rPr>
-          <w:lang w:val="en-US"/>
-        </w:rPr>
-      </w:pPr>
-    </w:p>
-    <w:p>
-      <w:pPr>
-        <w:rPr>
-          <w:lang w:val="en-US"/>
-        </w:rPr>
-      </w:pPr>
-      <w:r>
-        <w:rPr>
-          <w:lang w:val="en-US"/>
-        </w:rPr>
-        <w:t>Continuous Feedback</w:t>
-      </w:r>
-    </w:p>
-    <w:p>
-      <w:pPr>
-        <w:pStyle w:val="ListParagraph"/>
-        <w:numPr>
-          <w:ilvl w:val="0"/>
-          <w:numId w:val="28"/>
-        </w:numPr>
-        <w:rPr>
-          <w:lang w:val="en-US"/>
-        </w:rPr>
-      </w:pPr>
-      <w:r>
-        <w:rPr>
-          <w:lang w:val="en-US"/>
-        </w:rPr>
-        <w:t>Depicts progress of DevOps processes</w:t>
-      </w:r>
-    </w:p>
-    <w:p>
-      <w:pPr>
-        <w:pStyle w:val="ListParagraph"/>
-        <w:numPr>
-          <w:ilvl w:val="0"/>
-          <w:numId w:val="28"/>
-        </w:numPr>
-        <w:rPr>
-          <w:lang w:val="en-US"/>
-        </w:rPr>
-      </w:pPr>
-      <w:r>
-        <w:rPr>
-          <w:lang w:val="en-US"/>
-        </w:rPr>
-        <w:t>Evalutates the effects of each release on user experience</w:t>
-      </w:r>
-    </w:p>
-    <w:p>
-      <w:pPr>
-        <w:pStyle w:val="ListParagraph"/>
-        <w:numPr>
-          <w:ilvl w:val="0"/>
-          <w:numId w:val="28"/>
-        </w:numPr>
-        <w:rPr>
-          <w:lang w:val="en-US"/>
-        </w:rPr>
-      </w:pPr>
-      <w:r>
-        <w:rPr>
-          <w:lang w:val="en-US"/>
-        </w:rPr>
-        <w:t>Reports evaluation back to DevOps team to improve future releases</w:t>
-      </w:r>
-    </w:p>
-    <w:p>
-      <w:pPr>
-        <w:pStyle w:val="ListParagraph"/>
-        <w:numPr>
-          <w:ilvl w:val="0"/>
-          <w:numId w:val="28"/>
-        </w:numPr>
-        <w:rPr>
-          <w:lang w:val="en-US"/>
-        </w:rPr>
-      </w:pPr>
-      <w:r>
-        <w:rPr>
-          <w:lang w:val="en-US"/>
-        </w:rPr>
-        <w:t>Feedback gathering mechanisms;</w:t>
-      </w:r>
-    </w:p>
-    <w:p>
-      <w:pPr>
-        <w:pStyle w:val="ListParagraph"/>
-        <w:numPr>
-          <w:ilvl w:val="1"/>
-          <w:numId w:val="28"/>
-        </w:numPr>
-        <w:rPr>
-          <w:lang w:val="en-US"/>
-        </w:rPr>
-      </w:pPr>
-      <w:r>
+        <w:t>Traditional does test at end, leading to infrequent releases, whereas fast fail does abundant development and testing, leading to more testing and failure and learning</w:t>
+      </w:r>
+    </w:p>
+    <w:p>
+      <w:pPr>
+        <w:rPr>
+          <w:lang w:val="en-US"/>
+        </w:rPr>
+      </w:pPr>
+    </w:p>
+    <w:p>
+      <w:pPr>
         <w:rPr>
           <w:b/>
           <w:bCs/>
           <w:u w:val="single"/>
           <w:lang w:val="en-US"/>
         </w:rPr>
-        <w:t>Structured methods</w:t>
-      </w:r>
-      <w:r>
-        <w:rPr>
-          <w:lang w:val="en-US"/>
-        </w:rPr>
-        <w:t xml:space="preserve"> – those which you can conduct using surveys, questionaries, </w:t>
-      </w:r>
-      <w:r>
-        <w:rPr>
-          <w:b/>
-          <w:bCs/>
-          <w:lang w:val="en-US"/>
-        </w:rPr>
-        <w:t>always targeting the end-user audience</w:t>
-      </w:r>
-      <w:r>
-        <w:rPr>
-          <w:lang w:val="en-US"/>
-        </w:rPr>
-        <w:t>.</w:t>
-      </w:r>
-    </w:p>
-    <w:p>
-      <w:pPr>
-        <w:pStyle w:val="ListParagraph"/>
-        <w:numPr>
-          <w:ilvl w:val="1"/>
-          <w:numId w:val="28"/>
-        </w:numPr>
-        <w:rPr>
-          <w:lang w:val="en-US"/>
-        </w:rPr>
       </w:pPr>
       <w:r>
         <w:rPr>
@@ -4768,27 +4715,104 @@
           <w:u w:val="single"/>
           <w:lang w:val="en-US"/>
         </w:rPr>
-        <w:t>Unstructured methods</w:t>
-      </w:r>
-      <w:r>
-        <w:rPr>
-          <w:lang w:val="en-US"/>
-        </w:rPr>
-        <w:t xml:space="preserve"> – delivered through open channels such as social media, which means </w:t>
-      </w:r>
-      <w:r>
-        <w:rPr>
-          <w:b/>
-          <w:bCs/>
-          <w:lang w:val="en-US"/>
-        </w:rPr>
-        <w:t>even those who are not the intended target audience can provide feedback</w:t>
-      </w:r>
-      <w:r>
-        <w:rPr>
-          <w:lang w:val="en-US"/>
-        </w:rPr>
-        <w:t>.</w:t>
+        <w:t>Fail Fast and DevOps</w:t>
+      </w:r>
+    </w:p>
+    <w:p>
+      <w:pPr>
+        <w:rPr>
+          <w:lang w:val="en-US"/>
+        </w:rPr>
+      </w:pPr>
+      <w:r>
+        <w:rPr>
+          <w:lang w:val="en-US"/>
+        </w:rPr>
+        <w:t>This topic describes fail fast as a DevOps principle and illustrates the role of feedback cycle.</w:t>
+      </w:r>
+    </w:p>
+    <w:p>
+      <w:pPr>
+        <w:rPr>
+          <w:lang w:val="en-US"/>
+        </w:rPr>
+      </w:pPr>
+    </w:p>
+    <w:p>
+      <w:pPr>
+        <w:rPr>
+          <w:lang w:val="en-US"/>
+        </w:rPr>
+      </w:pPr>
+      <w:r>
+        <w:rPr>
+          <w:lang w:val="en-US"/>
+        </w:rPr>
+        <w:t>Fail fast is implemented in DevOps with;</w:t>
+      </w:r>
+    </w:p>
+    <w:p>
+      <w:pPr>
+        <w:pStyle w:val="ListParagraph"/>
+        <w:numPr>
+          <w:ilvl w:val="0"/>
+          <w:numId w:val="27"/>
+        </w:numPr>
+        <w:rPr>
+          <w:lang w:val="en-US"/>
+        </w:rPr>
+      </w:pPr>
+      <w:r>
+        <w:rPr>
+          <w:lang w:val="en-US"/>
+        </w:rPr>
+        <w:t>Test-driven development (TDD) – explanation; fixtures???</w:t>
+      </w:r>
+    </w:p>
+    <w:p>
+      <w:pPr>
+        <w:pStyle w:val="ListParagraph"/>
+        <w:numPr>
+          <w:ilvl w:val="0"/>
+          <w:numId w:val="27"/>
+        </w:numPr>
+        <w:rPr>
+          <w:lang w:val="en-US"/>
+        </w:rPr>
+      </w:pPr>
+      <w:proofErr w:type="spellStart"/>
+      <w:r>
+        <w:rPr>
+          <w:lang w:val="en-US"/>
+        </w:rPr>
+        <w:t>Behaviour</w:t>
+      </w:r>
+      <w:proofErr w:type="spellEnd"/>
+      <w:r>
+        <w:rPr>
+          <w:lang w:val="en-US"/>
+        </w:rPr>
+        <w:t>-driven development – Describes…???</w:t>
+      </w:r>
+    </w:p>
+    <w:p>
+      <w:pPr>
+        <w:rPr>
+          <w:lang w:val="en-US"/>
+        </w:rPr>
+      </w:pPr>
+    </w:p>
+    <w:p>
+      <w:pPr>
+        <w:rPr>
+          <w:lang w:val="en-US"/>
+        </w:rPr>
+      </w:pPr>
+      <w:r>
+        <w:rPr>
+          <w:lang w:val="en-US"/>
+        </w:rPr>
+        <w:t>Continuous Feedback</w:t>
       </w:r>
     </w:p>
     <w:p>
@@ -4806,7 +4830,7 @@
         <w:rPr>
           <w:lang w:val="en-US"/>
         </w:rPr>
-        <w:t>Improves software delivery process, helping us to adopt the right delivery mechanism</w:t>
+        <w:t>Depicts progress of DevOps processes</w:t>
       </w:r>
     </w:p>
     <w:p>
@@ -4820,206 +4844,108 @@
           <w:lang w:val="en-US"/>
         </w:rPr>
       </w:pPr>
-      <w:r>
-        <w:rPr>
-          <w:lang w:val="en-US"/>
-        </w:rPr>
-        <w:t>Speeds up time to market</w:t>
-      </w:r>
-    </w:p>
-    <w:p>
-      <w:pPr>
-        <w:rPr>
-          <w:lang w:val="en-US"/>
-        </w:rPr>
-      </w:pPr>
-    </w:p>
-    <w:p>
-      <w:pPr>
-        <w:rPr>
-          <w:lang w:val="en-US"/>
-        </w:rPr>
-      </w:pPr>
-      <w:r>
-        <w:rPr>
-          <w:lang w:val="en-US"/>
-        </w:rPr>
-        <w:t>DevOps Cycle (looping of course)</w:t>
-      </w:r>
-    </w:p>
-    <w:p>
-      <w:pPr>
-        <w:pStyle w:val="ListParagraph"/>
-        <w:numPr>
-          <w:ilvl w:val="0"/>
-          <w:numId w:val="30"/>
-        </w:numPr>
-        <w:rPr>
-          <w:lang w:val="en-US"/>
-        </w:rPr>
-      </w:pPr>
-      <w:r>
-        <w:rPr>
-          <w:lang w:val="en-US"/>
-        </w:rPr>
-        <w:t>Continuous business planning</w:t>
-      </w:r>
-    </w:p>
-    <w:p>
-      <w:pPr>
-        <w:pStyle w:val="ListParagraph"/>
-        <w:numPr>
-          <w:ilvl w:val="0"/>
-          <w:numId w:val="30"/>
-        </w:numPr>
-        <w:rPr>
-          <w:lang w:val="en-US"/>
-        </w:rPr>
-      </w:pPr>
-      <w:r>
-        <w:rPr>
-          <w:lang w:val="en-US"/>
-        </w:rPr>
-        <w:t>Collaborative development</w:t>
-      </w:r>
-    </w:p>
-    <w:p>
-      <w:pPr>
-        <w:pStyle w:val="ListParagraph"/>
-        <w:numPr>
-          <w:ilvl w:val="0"/>
-          <w:numId w:val="30"/>
-        </w:numPr>
-        <w:rPr>
-          <w:lang w:val="en-US"/>
-        </w:rPr>
-      </w:pPr>
-      <w:r>
-        <w:rPr>
-          <w:lang w:val="en-US"/>
-        </w:rPr>
-        <w:t>Continuous testing</w:t>
-      </w:r>
-    </w:p>
-    <w:p>
-      <w:pPr>
-        <w:pStyle w:val="ListParagraph"/>
-        <w:numPr>
-          <w:ilvl w:val="0"/>
-          <w:numId w:val="30"/>
-        </w:numPr>
-        <w:rPr>
-          <w:lang w:val="en-US"/>
-        </w:rPr>
-      </w:pPr>
-      <w:r>
-        <w:rPr>
-          <w:lang w:val="en-US"/>
-        </w:rPr>
-        <w:t>Continuous release &amp; deployment</w:t>
-      </w:r>
-    </w:p>
-    <w:p>
-      <w:pPr>
-        <w:pStyle w:val="ListParagraph"/>
-        <w:numPr>
-          <w:ilvl w:val="0"/>
-          <w:numId w:val="30"/>
-        </w:numPr>
-        <w:rPr>
-          <w:lang w:val="en-US"/>
-        </w:rPr>
-      </w:pPr>
-      <w:r>
-        <w:rPr>
-          <w:lang w:val="en-US"/>
-        </w:rPr>
-        <w:t>Continuous monitoring</w:t>
-      </w:r>
-    </w:p>
-    <w:p>
-      <w:pPr>
-        <w:pStyle w:val="ListParagraph"/>
-        <w:numPr>
-          <w:ilvl w:val="0"/>
-          <w:numId w:val="30"/>
-        </w:numPr>
-        <w:rPr>
-          <w:lang w:val="en-US"/>
-        </w:rPr>
-      </w:pPr>
-      <w:r>
-        <w:rPr>
-          <w:lang w:val="en-US"/>
-        </w:rPr>
-        <w:t>Collaborative feedback &amp; Optimization</w:t>
-      </w:r>
-    </w:p>
-    <w:p>
-      <w:pPr>
-        <w:pStyle w:val="ListParagraph"/>
-        <w:numPr>
-          <w:ilvl w:val="0"/>
-          <w:numId w:val="30"/>
-        </w:numPr>
-        <w:rPr>
-          <w:lang w:val="en-US"/>
-        </w:rPr>
-      </w:pPr>
-      <w:r>
-        <w:rPr>
-          <w:lang w:val="en-US"/>
-        </w:rPr>
-        <w:t>And back to Continuous business planning…</w:t>
-      </w:r>
-    </w:p>
-    <w:p>
-      <w:pPr>
-        <w:rPr>
-          <w:lang w:val="en-US"/>
-        </w:rPr>
-      </w:pPr>
-    </w:p>
-    <w:p>
-      <w:pPr>
-        <w:rPr>
-          <w:lang w:val="en-US"/>
-        </w:rPr>
-      </w:pPr>
-      <w:r>
-        <w:rPr>
-          <w:lang w:val="en-US"/>
-        </w:rPr>
-        <w:t xml:space="preserve">By testing environments with the goal of finding failures, we aim to find defects as early as possible </w:t>
-      </w:r>
-      <w:r>
-        <w:rPr>
-          <w:lang w:val="en-US"/>
-        </w:rPr>
-        <w:t>to</w:t>
-      </w:r>
-      <w:r>
-        <w:rPr>
-          <w:lang w:val="en-US"/>
-        </w:rPr>
-        <w:t xml:space="preserve"> fix them as early as possible.</w:t>
-      </w:r>
-    </w:p>
-    <w:p>
-      <w:pPr>
-        <w:rPr>
-          <w:lang w:val="en-US"/>
-        </w:rPr>
-      </w:pPr>
-    </w:p>
-    <w:p>
-      <w:pPr>
+      <w:proofErr w:type="spellStart"/>
+      <w:r>
+        <w:rPr>
+          <w:lang w:val="en-US"/>
+        </w:rPr>
+        <w:t>Evalutates</w:t>
+      </w:r>
+      <w:proofErr w:type="spellEnd"/>
+      <w:r>
+        <w:rPr>
+          <w:lang w:val="en-US"/>
+        </w:rPr>
+        <w:t xml:space="preserve"> the effects of each release on user experience</w:t>
+      </w:r>
+    </w:p>
+    <w:p>
+      <w:pPr>
+        <w:pStyle w:val="ListParagraph"/>
+        <w:numPr>
+          <w:ilvl w:val="0"/>
+          <w:numId w:val="28"/>
+        </w:numPr>
+        <w:rPr>
+          <w:lang w:val="en-US"/>
+        </w:rPr>
+      </w:pPr>
+      <w:r>
+        <w:rPr>
+          <w:lang w:val="en-US"/>
+        </w:rPr>
+        <w:t>Reports evaluation back to DevOps team to improve future releases</w:t>
+      </w:r>
+    </w:p>
+    <w:p>
+      <w:pPr>
+        <w:pStyle w:val="ListParagraph"/>
+        <w:numPr>
+          <w:ilvl w:val="0"/>
+          <w:numId w:val="28"/>
+        </w:numPr>
+        <w:rPr>
+          <w:lang w:val="en-US"/>
+        </w:rPr>
+      </w:pPr>
+      <w:r>
+        <w:rPr>
+          <w:lang w:val="en-US"/>
+        </w:rPr>
+        <w:t>Feedback gathering mechanisms;</w:t>
+      </w:r>
+    </w:p>
+    <w:p>
+      <w:pPr>
+        <w:pStyle w:val="ListParagraph"/>
+        <w:numPr>
+          <w:ilvl w:val="1"/>
+          <w:numId w:val="28"/>
+        </w:numPr>
+        <w:rPr>
+          <w:lang w:val="en-US"/>
+        </w:rPr>
+      </w:pPr>
+      <w:r>
         <w:rPr>
           <w:b/>
           <w:bCs/>
           <w:u w:val="single"/>
           <w:lang w:val="en-US"/>
         </w:rPr>
+        <w:t>Structured methods</w:t>
+      </w:r>
+      <w:r>
+        <w:rPr>
+          <w:lang w:val="en-US"/>
+        </w:rPr>
+        <w:t xml:space="preserve"> – those which you can conduct using surveys, questionaries, </w:t>
+      </w:r>
+      <w:r>
+        <w:rPr>
+          <w:b/>
+          <w:bCs/>
+          <w:lang w:val="en-US"/>
+        </w:rPr>
+        <w:t>always targeting the end-user audience</w:t>
+      </w:r>
+      <w:r>
+        <w:rPr>
+          <w:lang w:val="en-US"/>
+        </w:rPr>
+        <w:t>.</w:t>
+      </w:r>
+    </w:p>
+    <w:p>
+      <w:pPr>
+        <w:pStyle w:val="ListParagraph"/>
+        <w:numPr>
+          <w:ilvl w:val="1"/>
+          <w:numId w:val="28"/>
+        </w:numPr>
+        <w:rPr>
+          <w:lang w:val="en-US"/>
+        </w:rPr>
       </w:pPr>
       <w:r>
         <w:rPr>
@@ -5028,6 +4954,266 @@
           <w:u w:val="single"/>
           <w:lang w:val="en-US"/>
         </w:rPr>
+        <w:t>Unstructured methods</w:t>
+      </w:r>
+      <w:r>
+        <w:rPr>
+          <w:lang w:val="en-US"/>
+        </w:rPr>
+        <w:t xml:space="preserve"> – delivered through open channels such as social media, which means </w:t>
+      </w:r>
+      <w:r>
+        <w:rPr>
+          <w:b/>
+          <w:bCs/>
+          <w:lang w:val="en-US"/>
+        </w:rPr>
+        <w:t>even those who are not the intended target audience can provide feedback</w:t>
+      </w:r>
+      <w:r>
+        <w:rPr>
+          <w:lang w:val="en-US"/>
+        </w:rPr>
+        <w:t>.</w:t>
+      </w:r>
+    </w:p>
+    <w:p>
+      <w:pPr>
+        <w:pStyle w:val="ListParagraph"/>
+        <w:numPr>
+          <w:ilvl w:val="0"/>
+          <w:numId w:val="28"/>
+        </w:numPr>
+        <w:rPr>
+          <w:lang w:val="en-US"/>
+        </w:rPr>
+      </w:pPr>
+      <w:r>
+        <w:rPr>
+          <w:lang w:val="en-US"/>
+        </w:rPr>
+        <w:t>Improves software delivery process, helping us to adopt the right delivery mechanism</w:t>
+      </w:r>
+    </w:p>
+    <w:p>
+      <w:pPr>
+        <w:pStyle w:val="ListParagraph"/>
+        <w:numPr>
+          <w:ilvl w:val="0"/>
+          <w:numId w:val="28"/>
+        </w:numPr>
+        <w:rPr>
+          <w:lang w:val="en-US"/>
+        </w:rPr>
+      </w:pPr>
+      <w:r>
+        <w:rPr>
+          <w:lang w:val="en-US"/>
+        </w:rPr>
+        <w:t>Speeds up time to market</w:t>
+      </w:r>
+    </w:p>
+    <w:p>
+      <w:pPr>
+        <w:rPr>
+          <w:lang w:val="en-US"/>
+        </w:rPr>
+      </w:pPr>
+    </w:p>
+    <w:p>
+      <w:pPr>
+        <w:rPr>
+          <w:lang w:val="en-US"/>
+        </w:rPr>
+      </w:pPr>
+      <w:r>
+        <w:rPr>
+          <w:lang w:val="en-US"/>
+        </w:rPr>
+        <w:t>DevOps Cycle (looping of course)</w:t>
+      </w:r>
+    </w:p>
+    <w:p>
+      <w:pPr>
+        <w:pStyle w:val="ListParagraph"/>
+        <w:numPr>
+          <w:ilvl w:val="0"/>
+          <w:numId w:val="30"/>
+        </w:numPr>
+        <w:rPr>
+          <w:lang w:val="en-US"/>
+        </w:rPr>
+      </w:pPr>
+      <w:r>
+        <w:rPr>
+          <w:lang w:val="en-US"/>
+        </w:rPr>
+        <w:t>Continuous business planning</w:t>
+      </w:r>
+    </w:p>
+    <w:p>
+      <w:pPr>
+        <w:pStyle w:val="ListParagraph"/>
+        <w:numPr>
+          <w:ilvl w:val="0"/>
+          <w:numId w:val="30"/>
+        </w:numPr>
+        <w:rPr>
+          <w:lang w:val="en-US"/>
+        </w:rPr>
+      </w:pPr>
+      <w:r>
+        <w:rPr>
+          <w:lang w:val="en-US"/>
+        </w:rPr>
+        <w:t>Collaborative development</w:t>
+      </w:r>
+    </w:p>
+    <w:p>
+      <w:pPr>
+        <w:pStyle w:val="ListParagraph"/>
+        <w:numPr>
+          <w:ilvl w:val="0"/>
+          <w:numId w:val="30"/>
+        </w:numPr>
+        <w:rPr>
+          <w:lang w:val="en-US"/>
+        </w:rPr>
+      </w:pPr>
+      <w:r>
+        <w:rPr>
+          <w:lang w:val="en-US"/>
+        </w:rPr>
+        <w:t>Continuous testing</w:t>
+      </w:r>
+    </w:p>
+    <w:p>
+      <w:pPr>
+        <w:pStyle w:val="ListParagraph"/>
+        <w:numPr>
+          <w:ilvl w:val="0"/>
+          <w:numId w:val="30"/>
+        </w:numPr>
+        <w:rPr>
+          <w:lang w:val="en-US"/>
+        </w:rPr>
+      </w:pPr>
+      <w:r>
+        <w:rPr>
+          <w:lang w:val="en-US"/>
+        </w:rPr>
+        <w:t>Continuous release &amp; deployment</w:t>
+      </w:r>
+    </w:p>
+    <w:p>
+      <w:pPr>
+        <w:pStyle w:val="ListParagraph"/>
+        <w:numPr>
+          <w:ilvl w:val="0"/>
+          <w:numId w:val="30"/>
+        </w:numPr>
+        <w:rPr>
+          <w:lang w:val="en-US"/>
+        </w:rPr>
+      </w:pPr>
+      <w:r>
+        <w:rPr>
+          <w:lang w:val="en-US"/>
+        </w:rPr>
+        <w:t>Continuous monitoring</w:t>
+      </w:r>
+    </w:p>
+    <w:p>
+      <w:pPr>
+        <w:pStyle w:val="ListParagraph"/>
+        <w:numPr>
+          <w:ilvl w:val="0"/>
+          <w:numId w:val="30"/>
+        </w:numPr>
+        <w:rPr>
+          <w:lang w:val="en-US"/>
+        </w:rPr>
+      </w:pPr>
+      <w:r>
+        <w:rPr>
+          <w:lang w:val="en-US"/>
+        </w:rPr>
+        <w:t>Collaborative feedback &amp; Optimization</w:t>
+      </w:r>
+    </w:p>
+    <w:p>
+      <w:pPr>
+        <w:pStyle w:val="ListParagraph"/>
+        <w:numPr>
+          <w:ilvl w:val="0"/>
+          <w:numId w:val="30"/>
+        </w:numPr>
+        <w:rPr>
+          <w:lang w:val="en-US"/>
+        </w:rPr>
+      </w:pPr>
+      <w:r>
+        <w:rPr>
+          <w:lang w:val="en-US"/>
+        </w:rPr>
+        <w:t>And back to Continuous business planning…</w:t>
+      </w:r>
+    </w:p>
+    <w:p>
+      <w:pPr>
+        <w:rPr>
+          <w:lang w:val="en-US"/>
+        </w:rPr>
+      </w:pPr>
+    </w:p>
+    <w:p>
+      <w:pPr>
+        <w:rPr>
+          <w:lang w:val="en-US"/>
+        </w:rPr>
+      </w:pPr>
+      <w:r>
+        <w:rPr>
+          <w:lang w:val="en-US"/>
+        </w:rPr>
+        <w:t xml:space="preserve">By testing environments with the goal of finding failures, we aim to find defects as early as possible </w:t>
+      </w:r>
+      <w:r>
+        <w:rPr>
+          <w:lang w:val="en-US"/>
+        </w:rPr>
+        <w:t>to</w:t>
+      </w:r>
+      <w:r>
+        <w:rPr>
+          <w:lang w:val="en-US"/>
+        </w:rPr>
+        <w:t xml:space="preserve"> fix them as early as possible.</w:t>
+      </w:r>
+    </w:p>
+    <w:p>
+      <w:pPr>
+        <w:rPr>
+          <w:lang w:val="en-US"/>
+        </w:rPr>
+      </w:pPr>
+    </w:p>
+    <w:p>
+      <w:pPr>
+        <w:rPr>
+          <w:b/>
+          <w:bCs/>
+          <w:u w:val="single"/>
+          <w:lang w:val="en-US"/>
+        </w:rPr>
+      </w:pPr>
+      <w:r>
+        <w:rPr>
+          <w:b/>
+          <w:bCs/>
+          <w:u w:val="single"/>
+          <w:lang w:val="en-US"/>
+        </w:rPr>
         <w:t>Agile Manifesto</w:t>
       </w:r>
     </w:p>
@@ -5290,11 +5476,33 @@
           <w:lang w:val="en-US"/>
         </w:rPr>
       </w:pPr>
-      <w:r>
-        <w:rPr>
-          <w:lang w:val="en-US"/>
-        </w:rPr>
-        <w:t>Recognise the essential software development techniques we can use to build softwares to fail fast.</w:t>
+      <w:proofErr w:type="spellStart"/>
+      <w:r>
+        <w:rPr>
+          <w:lang w:val="en-US"/>
+        </w:rPr>
+        <w:t>Recognise</w:t>
+      </w:r>
+      <w:proofErr w:type="spellEnd"/>
+      <w:r>
+        <w:rPr>
+          <w:lang w:val="en-US"/>
+        </w:rPr>
+        <w:t xml:space="preserve"> the essential software development techniques we can use to build </w:t>
+      </w:r>
+      <w:proofErr w:type="spellStart"/>
+      <w:r>
+        <w:rPr>
+          <w:lang w:val="en-US"/>
+        </w:rPr>
+        <w:t>softwares</w:t>
+      </w:r>
+      <w:proofErr w:type="spellEnd"/>
+      <w:r>
+        <w:rPr>
+          <w:lang w:val="en-US"/>
+        </w:rPr>
+        <w:t xml:space="preserve"> to fail fast.</w:t>
       </w:r>
     </w:p>
     <w:p>
@@ -5436,11 +5644,19 @@
           <w:lang w:val="en-US"/>
         </w:rPr>
       </w:pPr>
-      <w:r>
-        <w:rPr>
-          <w:lang w:val="en-US"/>
-        </w:rPr>
-        <w:t>Dvides phases into sprints</w:t>
+      <w:proofErr w:type="spellStart"/>
+      <w:r>
+        <w:rPr>
+          <w:lang w:val="en-US"/>
+        </w:rPr>
+        <w:t>Dvides</w:t>
+      </w:r>
+      <w:proofErr w:type="spellEnd"/>
+      <w:r>
+        <w:rPr>
+          <w:lang w:val="en-US"/>
+        </w:rPr>
+        <w:t xml:space="preserve"> phases into sprints</w:t>
       </w:r>
     </w:p>
     <w:p>
@@ -6166,8 +6382,30 @@
         <w:rPr>
           <w:lang w:val="en-US"/>
         </w:rPr>
-        <w:t>Opposed to working only towards the end goal, rathe than incrementals</w:t>
-      </w:r>
+        <w:t xml:space="preserve">Opposed to working only towards the end goal, </w:t>
+      </w:r>
+      <w:proofErr w:type="spellStart"/>
+      <w:r>
+        <w:rPr>
+          <w:lang w:val="en-US"/>
+        </w:rPr>
+        <w:t>rathe</w:t>
+      </w:r>
+      <w:proofErr w:type="spellEnd"/>
+      <w:r>
+        <w:rPr>
+          <w:lang w:val="en-US"/>
+        </w:rPr>
+        <w:t xml:space="preserve"> than </w:t>
+      </w:r>
+      <w:proofErr w:type="spellStart"/>
+      <w:r>
+        <w:rPr>
+          <w:lang w:val="en-US"/>
+        </w:rPr>
+        <w:t>incrementals</w:t>
+      </w:r>
+      <w:proofErr w:type="spellEnd"/>
     </w:p>
     <w:p>
       <w:pPr>
@@ -7132,11 +7370,15 @@
     <w:p>
       <w:pPr>
         <w:rPr>
-          <w:lang w:val="en-US"/>
-        </w:rPr>
-      </w:pPr>
-      <w:r>
-        <w:rPr>
+          <w:b/>
+          <w:bCs/>
+          <w:lang w:val="en-US"/>
+        </w:rPr>
+      </w:pPr>
+      <w:r>
+        <w:rPr>
+          <w:b/>
+          <w:bCs/>
           <w:lang w:val="en-US"/>
         </w:rPr>
         <w:t>Sources:</w:t>
@@ -7198,8 +7440,16 @@
           <w:rPr>
             <w:rStyle w:val="Hyperlink"/>
           </w:rPr>
-          <w:t>Manifesto for Agile Software Development - GeeksforGeeks</w:t>
+          <w:t xml:space="preserve">Manifesto for Agile Software Development - </w:t>
         </w:r>
+        <w:proofErr w:type="spellStart"/>
+        <w:r>
+          <w:rPr>
+            <w:rStyle w:val="Hyperlink"/>
+          </w:rPr>
+          <w:t>GeeksforGeeks</w:t>
+        </w:r>
+        <w:proofErr w:type="spellEnd"/>
       </w:hyperlink>
     </w:p>
     <w:p>
@@ -7251,7 +7501,122 @@
         <w:rPr>
           <w:lang w:val="en-US"/>
         </w:rPr>
-        <w:t xml:space="preserve">Agile service management </w:t>
+        <w:t xml:space="preserve">Agile </w:t>
+      </w:r>
+      <w:r>
+        <w:rPr>
+          <w:lang w:val="en-US"/>
+        </w:rPr>
+        <w:t>S</w:t>
+      </w:r>
+      <w:r>
+        <w:rPr>
+          <w:lang w:val="en-US"/>
+        </w:rPr>
+        <w:t xml:space="preserve">ervice </w:t>
+      </w:r>
+      <w:r>
+        <w:rPr>
+          <w:lang w:val="en-US"/>
+        </w:rPr>
+        <w:t>M</w:t>
+      </w:r>
+      <w:r>
+        <w:rPr>
+          <w:lang w:val="en-US"/>
+        </w:rPr>
+        <w:t xml:space="preserve">anagement </w:t>
+      </w:r>
+      <w:r>
+        <w:rPr>
+          <w:lang w:val="en-US"/>
+        </w:rPr>
+        <w:t>(ASM)</w:t>
+      </w:r>
+    </w:p>
+    <w:p>
+      <w:pPr>
+        <w:pStyle w:val="ListParagraph"/>
+        <w:numPr>
+          <w:ilvl w:val="0"/>
+          <w:numId w:val="14"/>
+        </w:numPr>
+        <w:rPr>
+          <w:lang w:val="en-US"/>
+        </w:rPr>
+      </w:pPr>
+      <w:r>
+        <w:rPr>
+          <w:lang w:val="en-US"/>
+        </w:rPr>
+        <w:lastRenderedPageBreak/>
+        <w:t>“</w:t>
+      </w:r>
+      <w:r>
+        <w:rPr>
+          <w:lang w:val="en-US"/>
+        </w:rPr>
+        <w:t>Agile Service Management (ASM) is about using agile methods in IT service management. It makes sure that service management processes are flexible, easy to adapt, and have just the right amount of control. This helps organizations provide services quickly and efficiently, staying up-to-date with market changes and customer demands.</w:t>
+      </w:r>
+      <w:r>
+        <w:rPr>
+          <w:lang w:val="en-US"/>
+        </w:rPr>
+        <w:t>”</w:t>
+      </w:r>
+    </w:p>
+    <w:p>
+      <w:pPr>
+        <w:pStyle w:val="ListParagraph"/>
+        <w:numPr>
+          <w:ilvl w:val="0"/>
+          <w:numId w:val="14"/>
+        </w:numPr>
+        <w:rPr>
+          <w:lang w:val="en-US"/>
+        </w:rPr>
+      </w:pPr>
+      <w:r>
+        <w:rPr>
+          <w:lang w:val="en-US"/>
+        </w:rPr>
+        <w:t>ASM revolves around translating Agile to support ITSM.</w:t>
+      </w:r>
+    </w:p>
+    <w:p>
+      <w:pPr>
+        <w:pStyle w:val="ListParagraph"/>
+        <w:numPr>
+          <w:ilvl w:val="0"/>
+          <w:numId w:val="14"/>
+        </w:numPr>
+        <w:rPr>
+          <w:lang w:val="en-US"/>
+        </w:rPr>
+      </w:pPr>
+      <w:r>
+        <w:rPr>
+          <w:lang w:val="en-US"/>
+        </w:rPr>
+        <w:t>Adjusts agile value 2, to focus on services; as ASM focusses on services and their development??</w:t>
+      </w:r>
+    </w:p>
+    <w:p>
+      <w:pPr>
+        <w:pStyle w:val="ListParagraph"/>
+        <w:numPr>
+          <w:ilvl w:val="0"/>
+          <w:numId w:val="14"/>
+        </w:numPr>
+        <w:rPr>
+          <w:lang w:val="en-US"/>
+        </w:rPr>
+      </w:pPr>
+      <w:r>
+        <w:rPr>
+          <w:lang w:val="en-US"/>
+        </w:rPr>
+        <w:t>Examples of how ASM works in practice, to make IT work more agile, are;</w:t>
       </w:r>
     </w:p>
     <w:p>
@@ -7269,6 +7634,78 @@
         <w:rPr>
           <w:lang w:val="en-US"/>
         </w:rPr>
+        <w:t>Involve your customers in designing your processes and services.</w:t>
+      </w:r>
+    </w:p>
+    <w:p>
+      <w:pPr>
+        <w:pStyle w:val="ListParagraph"/>
+        <w:numPr>
+          <w:ilvl w:val="1"/>
+          <w:numId w:val="14"/>
+        </w:numPr>
+        <w:rPr>
+          <w:lang w:val="en-US"/>
+        </w:rPr>
+      </w:pPr>
+      <w:r>
+        <w:rPr>
+          <w:lang w:val="en-US"/>
+        </w:rPr>
+        <w:t>When releasing a new product, release a basic solution to a small test audience and iterate based on their feedback.</w:t>
+      </w:r>
+    </w:p>
+    <w:p>
+      <w:pPr>
+        <w:pStyle w:val="ListParagraph"/>
+        <w:numPr>
+          <w:ilvl w:val="1"/>
+          <w:numId w:val="14"/>
+        </w:numPr>
+        <w:rPr>
+          <w:lang w:val="en-US"/>
+        </w:rPr>
+      </w:pPr>
+      <w:r>
+        <w:rPr>
+          <w:lang w:val="en-US"/>
+        </w:rPr>
+        <w:t>Aim for simplicity in your processes, remove steps that have no value for your customer.</w:t>
+      </w:r>
+    </w:p>
+    <w:p>
+      <w:pPr>
+        <w:pStyle w:val="ListParagraph"/>
+        <w:numPr>
+          <w:ilvl w:val="1"/>
+          <w:numId w:val="14"/>
+        </w:numPr>
+        <w:rPr>
+          <w:lang w:val="en-US"/>
+        </w:rPr>
+      </w:pPr>
+      <w:r>
+        <w:rPr>
+          <w:lang w:val="en-US"/>
+        </w:rPr>
+        <w:t>Allow your team to deviate from the default process when it results in a better solution</w:t>
+      </w:r>
+    </w:p>
+    <w:p>
+      <w:pPr>
+        <w:pStyle w:val="ListParagraph"/>
+        <w:numPr>
+          <w:ilvl w:val="0"/>
+          <w:numId w:val="14"/>
+        </w:numPr>
+        <w:rPr>
+          <w:lang w:val="en-US"/>
+        </w:rPr>
+      </w:pPr>
+      <w:r>
+        <w:rPr>
+          <w:lang w:val="en-US"/>
+        </w:rPr>
         <w:t>Sources:</w:t>
       </w:r>
     </w:p>
@@ -7276,7 +7713,7 @@
       <w:pPr>
         <w:pStyle w:val="ListParagraph"/>
         <w:numPr>
-          <w:ilvl w:val="2"/>
+          <w:ilvl w:val="0"/>
           <w:numId w:val="14"/>
         </w:numPr>
         <w:rPr>
@@ -7296,7 +7733,7 @@
       <w:pPr>
         <w:pStyle w:val="ListParagraph"/>
         <w:numPr>
-          <w:ilvl w:val="2"/>
+          <w:ilvl w:val="0"/>
           <w:numId w:val="14"/>
         </w:numPr>
         <w:rPr>
@@ -7323,7 +7760,31 @@
         <w:rPr>
           <w:lang w:val="en-US"/>
         </w:rPr>
-        <w:t xml:space="preserve">Agile software development </w:t>
+        <w:t xml:space="preserve">Agile </w:t>
+      </w:r>
+      <w:r>
+        <w:rPr>
+          <w:lang w:val="en-US"/>
+        </w:rPr>
+        <w:t>S</w:t>
+      </w:r>
+      <w:r>
+        <w:rPr>
+          <w:lang w:val="en-US"/>
+        </w:rPr>
+        <w:t xml:space="preserve">oftware </w:t>
+      </w:r>
+      <w:r>
+        <w:rPr>
+          <w:lang w:val="en-US"/>
+        </w:rPr>
+        <w:t>D</w:t>
+      </w:r>
+      <w:r>
+        <w:rPr>
+          <w:lang w:val="en-US"/>
+        </w:rPr>
+        <w:t xml:space="preserve">evelopment </w:t>
       </w:r>
     </w:p>
     <w:p>
@@ -7367,6 +7828,102 @@
     </w:p>
     <w:p>
       <w:pPr>
+        <w:pStyle w:val="Heading2"/>
+        <w:rPr>
+          <w:lang w:val="en-US"/>
+        </w:rPr>
+      </w:pPr>
+      <w:r>
+        <w:rPr>
+          <w:lang w:val="en-US"/>
+        </w:rPr>
+        <w:t>Application Programming Interface</w:t>
+      </w:r>
+      <w:r>
+        <w:rPr>
+          <w:lang w:val="en-US"/>
+        </w:rPr>
+        <w:t xml:space="preserve"> (A</w:t>
+      </w:r>
+      <w:r>
+        <w:rPr>
+          <w:lang w:val="en-US"/>
+        </w:rPr>
+        <w:t>PI)</w:t>
+      </w:r>
+    </w:p>
+    <w:p>
+      <w:pPr>
+        <w:rPr>
+          <w:lang w:val="en-US"/>
+        </w:rPr>
+      </w:pPr>
+      <w:r>
+        <w:rPr>
+          <w:lang w:val="en-US"/>
+        </w:rPr>
+        <w:t>An application programming interface</w:t>
+      </w:r>
+      <w:r>
+        <w:rPr>
+          <w:lang w:val="en-US"/>
+        </w:rPr>
+        <w:t xml:space="preserve"> (API)</w:t>
+      </w:r>
+      <w:r>
+        <w:rPr>
+          <w:lang w:val="en-US"/>
+        </w:rPr>
+        <w:t xml:space="preserve"> is a </w:t>
+      </w:r>
+      <w:r>
+        <w:rPr>
+          <w:b/>
+          <w:bCs/>
+          <w:lang w:val="en-US"/>
+        </w:rPr>
+        <w:t>set of rules or protocols</w:t>
+      </w:r>
+      <w:r>
+        <w:rPr>
+          <w:lang w:val="en-US"/>
+        </w:rPr>
+        <w:t xml:space="preserve"> that </w:t>
+      </w:r>
+      <w:r>
+        <w:rPr>
+          <w:b/>
+          <w:bCs/>
+          <w:lang w:val="en-US"/>
+        </w:rPr>
+        <w:t>enables software applications to communicate with each other</w:t>
+      </w:r>
+      <w:r>
+        <w:rPr>
+          <w:lang w:val="en-US"/>
+        </w:rPr>
+        <w:t xml:space="preserve"> to exchange data, features and functionality.</w:t>
+      </w:r>
+    </w:p>
+    <w:p>
+      <w:pPr>
+        <w:rPr>
+          <w:b/>
+          <w:bCs/>
+          <w:lang w:val="en-US"/>
+        </w:rPr>
+      </w:pPr>
+      <w:r>
+        <w:rPr>
+          <w:b/>
+          <w:bCs/>
+          <w:lang w:val="en-US"/>
+        </w:rPr>
+        <w:t>Sources:</w:t>
+      </w:r>
+    </w:p>
+    <w:p>
+      <w:pPr>
         <w:pStyle w:val="ListParagraph"/>
         <w:numPr>
           <w:ilvl w:val="0"/>
@@ -7376,24 +7933,14 @@
           <w:lang w:val="en-US"/>
         </w:rPr>
       </w:pPr>
-      <w:r>
-        <w:rPr>
-          <w:lang w:val="en-US"/>
-        </w:rPr>
-        <w:t>Application Programming Interface</w:t>
-      </w:r>
-      <w:r>
-        <w:rPr>
-          <w:lang w:val="en-US"/>
-        </w:rPr>
-        <w:t xml:space="preserve"> (A</w:t>
-      </w:r>
-      <w:r>
-        <w:rPr>
-          <w:lang w:val="en-US"/>
-        </w:rPr>
-        <w:t xml:space="preserve">PI) </w:t>
-      </w:r>
+      <w:hyperlink r:id="rId12" w:history="1">
+        <w:r>
+          <w:rPr>
+            <w:rStyle w:val="Hyperlink"/>
+          </w:rPr>
+          <w:t>What Is an API (Application Programming Interface)? | IBM</w:t>
+        </w:r>
+      </w:hyperlink>
     </w:p>
     <w:p>
       <w:pPr>
@@ -7406,8 +7953,26 @@
           <w:lang w:val="en-US"/>
         </w:rPr>
       </w:pPr>
-      <w:r>
-        <w:rPr>
+      <w:hyperlink r:id="rId13" w:history="1">
+        <w:r>
+          <w:rPr>
+            <w:rStyle w:val="Hyperlink"/>
+          </w:rPr>
+          <w:t>What Is an API? (+ How Does It Work?) | Coursera</w:t>
+        </w:r>
+      </w:hyperlink>
+    </w:p>
+    <w:p>
+      <w:pPr>
+        <w:pStyle w:val="Heading2"/>
+        <w:rPr>
+          <w:color w:val="EE0000"/>
+          <w:lang w:val="en-US"/>
+        </w:rPr>
+      </w:pPr>
+      <w:r>
+        <w:rPr>
+          <w:color w:val="EE0000"/>
           <w:lang w:val="en-US"/>
         </w:rPr>
         <w:t>CALMS</w:t>
@@ -7415,16 +7980,253 @@
     </w:p>
     <w:p>
       <w:pPr>
-        <w:pStyle w:val="ListParagraph"/>
-        <w:numPr>
-          <w:ilvl w:val="1"/>
+        <w:rPr>
+          <w:lang w:val="en-US"/>
+        </w:rPr>
+      </w:pPr>
+      <w:r>
+        <w:rPr>
+          <w:b/>
+          <w:bCs/>
+          <w:lang w:val="en-US"/>
+        </w:rPr>
+        <w:t>CALMS is a framework designed to assess a company’s ability to adopt DevOps processes, including measuring success during the DevOps transformation</w:t>
+      </w:r>
+      <w:r>
+        <w:rPr>
+          <w:lang w:val="en-US"/>
+        </w:rPr>
+        <w:t>.</w:t>
+      </w:r>
+    </w:p>
+    <w:p>
+      <w:pPr>
+        <w:rPr>
+          <w:lang w:val="en-US"/>
+        </w:rPr>
+      </w:pPr>
+      <w:r>
+        <w:rPr>
+          <w:lang w:val="en-US"/>
+        </w:rPr>
+        <w:t xml:space="preserve">Coined by Jez Humble, co-author of “The DevOps Handbook”, it stands for </w:t>
+      </w:r>
+      <w:r>
+        <w:rPr>
+          <w:b/>
+          <w:bCs/>
+          <w:lang w:val="en-US"/>
+        </w:rPr>
+        <w:t>Culture, Automation, Lean, Measure and Sharing</w:t>
+      </w:r>
+      <w:r>
+        <w:rPr>
+          <w:lang w:val="en-US"/>
+        </w:rPr>
+        <w:t>.</w:t>
+      </w:r>
+    </w:p>
+    <w:p>
+      <w:pPr>
+        <w:rPr>
+          <w:color w:val="EE0000"/>
+          <w:lang w:val="en-US"/>
+        </w:rPr>
+      </w:pPr>
+      <w:r>
+        <w:rPr>
+          <w:color w:val="EE0000"/>
+          <w:lang w:val="en-US"/>
+        </w:rPr>
+        <w:t>EXPLAIN HOW IT TESTS AND WHAT IS CONSIDRED SUCCESS OR FAILURE</w:t>
+      </w:r>
+    </w:p>
+    <w:p>
+      <w:pPr>
+        <w:rPr>
+          <w:lang w:val="en-US"/>
+        </w:rPr>
+      </w:pPr>
+      <w:r>
+        <w:rPr>
+          <w:lang w:val="en-US"/>
+        </w:rPr>
+        <w:t>Culture refers to…. For example, culture is considered good if, after challenges and emergencies, people work as a team, looking to improve for next time, instead of pointing fingers on who’s to blame.</w:t>
+      </w:r>
+    </w:p>
+    <w:p>
+      <w:pPr>
+        <w:rPr>
+          <w:lang w:val="en-US"/>
+        </w:rPr>
+      </w:pPr>
+      <w:r>
+        <w:rPr>
+          <w:lang w:val="en-US"/>
+        </w:rPr>
+        <w:t>“</w:t>
+      </w:r>
+      <w:r>
+        <w:rPr>
+          <w:lang w:val="en-US"/>
+        </w:rPr>
+        <w:t>Automation helps eliminate repetitive manual work, yields repeatable processes, and creates reliable systems.</w:t>
+      </w:r>
+      <w:r>
+        <w:rPr>
+          <w:lang w:val="en-US"/>
+        </w:rPr>
+        <w:t>”</w:t>
+      </w:r>
+    </w:p>
+    <w:p>
+      <w:pPr>
+        <w:rPr>
+          <w:lang w:val="en-US"/>
+        </w:rPr>
+      </w:pPr>
+      <w:r>
+        <w:rPr>
+          <w:lang w:val="en-US"/>
+        </w:rPr>
+        <w:t>“</w:t>
+      </w:r>
+      <w:r>
+        <w:rPr>
+          <w:lang w:val="en-US"/>
+        </w:rPr>
+        <w:t xml:space="preserve">When we hear </w:t>
+      </w:r>
+      <w:r>
+        <w:rPr>
+          <w:rFonts w:hint="cs"/>
+          <w:lang w:val="en-US"/>
+        </w:rPr>
+        <w:t>“</w:t>
+      </w:r>
+      <w:r>
+        <w:rPr>
+          <w:lang w:val="en-US"/>
+        </w:rPr>
+        <w:t>lean</w:t>
+      </w:r>
+      <w:r>
+        <w:rPr>
+          <w:rFonts w:hint="cs"/>
+          <w:lang w:val="en-US"/>
+        </w:rPr>
+        <w:t>”</w:t>
+      </w:r>
+      <w:r>
+        <w:rPr>
+          <w:lang w:val="en-US"/>
+        </w:rPr>
+        <w:t xml:space="preserve"> in the context of software, we usually think about eliminating low-value activities and moving quickly </w:t>
+      </w:r>
+      <w:r>
+        <w:rPr>
+          <w:rFonts w:hint="cs"/>
+          <w:lang w:val="en-US"/>
+        </w:rPr>
+        <w:t>—</w:t>
+      </w:r>
+      <w:r>
+        <w:rPr>
+          <w:lang w:val="en-US"/>
+        </w:rPr>
+        <w:t xml:space="preserve"> being scrappy and agile. Even more relevant for DevOps are the concepts of continuous improvement and embracing failure </w:t>
+      </w:r>
+      <w:r>
+        <w:rPr>
+          <w:rFonts w:hint="cs"/>
+          <w:lang w:val="en-US"/>
+        </w:rPr>
+        <w:t>—</w:t>
+      </w:r>
+      <w:r>
+        <w:rPr>
+          <w:lang w:val="en-US"/>
+        </w:rPr>
+        <w:t xml:space="preserve"> which lay the foundation of an experimental mindset.</w:t>
+      </w:r>
+      <w:r>
+        <w:rPr>
+          <w:lang w:val="en-US"/>
+        </w:rPr>
+        <w:t>”</w:t>
+      </w:r>
+    </w:p>
+    <w:p>
+      <w:r>
+        <w:rPr>
+          <w:lang w:val="en-US"/>
+        </w:rPr>
+        <w:lastRenderedPageBreak/>
+        <w:t>“</w:t>
+      </w:r>
+      <w:r>
+        <w:t>With a solid foundation in place, it’s easier to capture sophisticated metrics around feature usage, customer journeys, and service level agreements (SLAs). The information you get comes in handy when it’s time for road mapping and spec’ing out your next big move.</w:t>
+      </w:r>
+      <w:r>
+        <w:t>”</w:t>
+      </w:r>
+    </w:p>
+    <w:p>
+      <w:pPr>
+        <w:rPr>
+          <w:lang w:val="en-US"/>
+        </w:rPr>
+      </w:pPr>
+      <w:r>
+        <w:t>“</w:t>
+      </w:r>
+      <w:r>
+        <w:t>As much as we wished that there was a magic wand to transform all teams into high-performing DevOps teams, DevOps transformations require a blend of practices, cultural philosophies, and tools. But like you’ve read, the benefits to breaking down the Development and Operations siloes are well worth it — increased trust, faster </w:t>
+      </w:r>
+      <w:hyperlink r:id="rId14" w:history="1">
+        <w:r>
+          <w:rPr>
+            <w:rStyle w:val="Hyperlink"/>
+          </w:rPr>
+          <w:t>software releases</w:t>
+        </w:r>
+      </w:hyperlink>
+      <w:r>
+        <w:t>, more reliable deployments, and a better feedback loop between teams and customers.</w:t>
+      </w:r>
+      <w:r>
+        <w:t>”</w:t>
+      </w:r>
+    </w:p>
+    <w:p>
+      <w:pPr>
+        <w:rPr>
+          <w:b/>
+          <w:bCs/>
+          <w:lang w:val="en-US"/>
+        </w:rPr>
+      </w:pPr>
+      <w:r>
+        <w:rPr>
+          <w:b/>
+          <w:bCs/>
+          <w:lang w:val="en-US"/>
+        </w:rPr>
+        <w:t>Sources:</w:t>
+      </w:r>
+    </w:p>
+    <w:p>
+      <w:pPr>
+        <w:pStyle w:val="ListParagraph"/>
+        <w:numPr>
+          <w:ilvl w:val="0"/>
           <w:numId w:val="14"/>
         </w:numPr>
         <w:rPr>
           <w:lang w:val="en-US"/>
         </w:rPr>
       </w:pPr>
-      <w:hyperlink r:id="rId12" w:history="1">
+      <w:hyperlink r:id="rId15" w:history="1">
         <w:r>
           <w:rPr>
             <w:rStyle w:val="Hyperlink"/>
@@ -7435,6 +8237,13 @@
     </w:p>
     <w:p>
       <w:pPr>
+        <w:rPr>
+          <w:lang w:val="en-US"/>
+        </w:rPr>
+      </w:pPr>
+    </w:p>
+    <w:p>
+      <w:pPr>
         <w:pStyle w:val="ListParagraph"/>
         <w:numPr>
           <w:ilvl w:val="0"/>
@@ -7462,7 +8271,7 @@
           <w:lang w:val="en-US"/>
         </w:rPr>
       </w:pPr>
-      <w:hyperlink r:id="rId13" w:history="1">
+      <w:hyperlink r:id="rId16" w:history="1">
         <w:r>
           <w:rPr>
             <w:rStyle w:val="Hyperlink"/>
@@ -7482,7 +8291,7 @@
           <w:lang w:val="en-US"/>
         </w:rPr>
       </w:pPr>
-      <w:hyperlink r:id="rId14" w:history="1">
+      <w:hyperlink r:id="rId17" w:history="1">
         <w:r>
           <w:rPr>
             <w:rStyle w:val="Hyperlink"/>
@@ -7520,7 +8329,7 @@
           <w:lang w:val="en-US"/>
         </w:rPr>
       </w:pPr>
-      <w:hyperlink r:id="rId15" w:history="1">
+      <w:hyperlink r:id="rId18" w:history="1">
         <w:r>
           <w:rPr>
             <w:rStyle w:val="Hyperlink"/>
@@ -7558,7 +8367,7 @@
           <w:lang w:val="en-US"/>
         </w:rPr>
       </w:pPr>
-      <w:hyperlink r:id="rId16" w:history="1">
+      <w:hyperlink r:id="rId19" w:history="1">
         <w:r>
           <w:rPr>
             <w:rStyle w:val="Hyperlink"/>
@@ -7578,12 +8387,14 @@
           <w:lang w:val="en-US"/>
         </w:rPr>
       </w:pPr>
+      <w:proofErr w:type="spellStart"/>
       <w:r>
         <w:rPr>
           <w:lang w:val="en-US"/>
         </w:rPr>
         <w:t>ChatOps</w:t>
       </w:r>
+      <w:proofErr w:type="spellEnd"/>
     </w:p>
     <w:p>
       <w:pPr>
@@ -7596,12 +8407,20 @@
           <w:lang w:val="en-US"/>
         </w:rPr>
       </w:pPr>
-      <w:hyperlink r:id="rId17" w:history="1">
+      <w:hyperlink r:id="rId20" w:history="1">
+        <w:proofErr w:type="spellStart"/>
         <w:r>
           <w:rPr>
             <w:rStyle w:val="Hyperlink"/>
           </w:rPr>
-          <w:t>ChatOps for incident management | Atlassian</w:t>
+          <w:t>ChatOps</w:t>
+        </w:r>
+        <w:proofErr w:type="spellEnd"/>
+        <w:r>
+          <w:rPr>
+            <w:rStyle w:val="Hyperlink"/>
+          </w:rPr>
+          <w:t xml:space="preserve"> for incident management | Atlassian</w:t>
         </w:r>
       </w:hyperlink>
     </w:p>
@@ -7670,7 +8489,7 @@
           <w:lang w:val="en-US"/>
         </w:rPr>
       </w:pPr>
-      <w:hyperlink r:id="rId18" w:history="1">
+      <w:hyperlink r:id="rId21" w:history="1">
         <w:r>
           <w:rPr>
             <w:rStyle w:val="Hyperlink"/>
@@ -7690,7 +8509,7 @@
           <w:lang w:val="en-US"/>
         </w:rPr>
       </w:pPr>
-      <w:hyperlink r:id="rId19" w:anchor=":~:text=call%20it%20the-,CBOK,-.%20ITIL%20is%20part" w:history="1">
+      <w:hyperlink r:id="rId22" w:anchor=":~:text=call%20it%20the-,CBOK,-.%20ITIL%20is%20part" w:history="1">
         <w:r>
           <w:rPr>
             <w:rStyle w:val="Hyperlink"/>
@@ -7711,7 +8530,7 @@
           <w:lang w:val="en-US"/>
         </w:rPr>
       </w:pPr>
-      <w:hyperlink r:id="rId20" w:history="1">
+      <w:hyperlink r:id="rId23" w:history="1">
         <w:r>
           <w:rPr>
             <w:rStyle w:val="Hyperlink"/>
@@ -7789,6 +8608,7 @@
         <w:rPr>
           <w:lang w:val="en-US"/>
         </w:rPr>
+        <w:lastRenderedPageBreak/>
         <w:t xml:space="preserve">Docker is mentioned in CI/CD as one of the tools used during the process, which is a software used for containers, so I reckon that’s right; this is more a software concept, which </w:t>
       </w:r>
       <w:r>
@@ -7801,8 +8621,16 @@
         <w:rPr>
           <w:lang w:val="en-US"/>
         </w:rPr>
-        <w:t xml:space="preserve"> is heavily intertwined wth</w:t>
-      </w:r>
+        <w:t xml:space="preserve"> is heavily intertwined </w:t>
+      </w:r>
+      <w:proofErr w:type="spellStart"/>
+      <w:r>
+        <w:rPr>
+          <w:lang w:val="en-US"/>
+        </w:rPr>
+        <w:t>wth</w:t>
+      </w:r>
+      <w:proofErr w:type="spellEnd"/>
     </w:p>
     <w:p>
       <w:pPr>
@@ -7815,7 +8643,7 @@
           <w:lang w:val="en-US"/>
         </w:rPr>
       </w:pPr>
-      <w:hyperlink r:id="rId21" w:anchor=":~:text=DevOps%20containers%20and%20containerization%20are%20a%20key,instances%20on%20the%20same%20host%20without%20interference." w:history="1">
+      <w:hyperlink r:id="rId24" w:anchor=":~:text=DevOps%20containers%20and%20containerization%20are%20a%20key,instances%20on%20the%20same%20host%20without%20interference." w:history="1">
         <w:r>
           <w:rPr>
             <w:rStyle w:val="Hyperlink"/>
@@ -7835,7 +8663,7 @@
           <w:lang w:val="en-US"/>
         </w:rPr>
       </w:pPr>
-      <w:hyperlink r:id="rId22" w:anchor=":~:text=Containers%20provide%20a%20standardized%20format,from%20dev%20box%20to%20production." w:history="1">
+      <w:hyperlink r:id="rId25" w:anchor=":~:text=Containers%20provide%20a%20standardized%20format,from%20dev%20box%20to%20production." w:history="1">
         <w:r>
           <w:rPr>
             <w:rStyle w:val="Hyperlink"/>
@@ -7855,7 +8683,6 @@
         <w:rPr>
           <w:lang w:val="en-US"/>
         </w:rPr>
-        <w:lastRenderedPageBreak/>
         <w:t>Continuous integration</w:t>
       </w:r>
       <w:r>
@@ -8023,7 +8850,7 @@
           <w:lang w:val="en-US"/>
         </w:rPr>
       </w:pPr>
-      <w:hyperlink r:id="rId23" w:history="1">
+      <w:hyperlink r:id="rId26" w:history="1">
         <w:r>
           <w:rPr>
             <w:rStyle w:val="Hyperlink"/>
@@ -8043,160 +8870,21 @@
           <w:lang w:val="en-US"/>
         </w:rPr>
       </w:pPr>
-      <w:hyperlink r:id="rId24" w:history="1">
-        <w:r>
-          <w:rPr>
-            <w:rStyle w:val="Hyperlink"/>
-          </w:rPr>
-          <w:t>Continuous integration and continuous deployment definition – Glossary | NordVPN</w:t>
-        </w:r>
-      </w:hyperlink>
-    </w:p>
-    <w:p>
-      <w:pPr>
-        <w:pStyle w:val="ListParagraph"/>
-        <w:numPr>
-          <w:ilvl w:val="0"/>
-          <w:numId w:val="14"/>
-        </w:numPr>
-        <w:rPr>
-          <w:lang w:val="en-US"/>
-        </w:rPr>
-      </w:pPr>
-      <w:hyperlink r:id="rId25" w:history="1">
-        <w:r>
-          <w:rPr>
-            <w:rStyle w:val="Hyperlink"/>
-          </w:rPr>
-          <w:t>What is CI/CD? - GeeksforGeeks</w:t>
-        </w:r>
-      </w:hyperlink>
-    </w:p>
-    <w:p>
-      <w:pPr>
-        <w:rPr>
-          <w:lang w:val="en-US"/>
-        </w:rPr>
-      </w:pPr>
-    </w:p>
-    <w:p>
-      <w:pPr>
-        <w:pStyle w:val="ListParagraph"/>
-        <w:numPr>
-          <w:ilvl w:val="0"/>
-          <w:numId w:val="14"/>
-        </w:numPr>
-        <w:rPr>
-          <w:lang w:val="en-US"/>
-        </w:rPr>
-      </w:pPr>
-      <w:r>
-        <w:rPr>
-          <w:lang w:val="en-US"/>
-        </w:rPr>
-        <w:t xml:space="preserve">Continuous delivery </w:t>
-      </w:r>
-    </w:p>
-    <w:p>
-      <w:pPr>
-        <w:pStyle w:val="Heading2"/>
-        <w:rPr>
-          <w:lang w:val="en-US"/>
-        </w:rPr>
-      </w:pPr>
-      <w:r>
-        <w:rPr>
-          <w:lang w:val="en-US"/>
-        </w:rPr>
-        <w:t xml:space="preserve">Continuous deployment </w:t>
-      </w:r>
-    </w:p>
-    <w:p>
-      <w:pPr>
-        <w:rPr>
-          <w:lang w:val="en-US"/>
-        </w:rPr>
-      </w:pPr>
-      <w:r>
-        <w:rPr>
-          <w:lang w:val="en-US"/>
-        </w:rPr>
-        <w:t xml:space="preserve">Continuous Deployment (CD) refers to a </w:t>
-      </w:r>
-      <w:r>
-        <w:rPr>
-          <w:b/>
-          <w:bCs/>
-          <w:lang w:val="en-US"/>
-        </w:rPr>
-        <w:t>software development practice</w:t>
-      </w:r>
-      <w:r>
-        <w:rPr>
-          <w:lang w:val="en-US"/>
-        </w:rPr>
-        <w:t xml:space="preserve">, </w:t>
-      </w:r>
-      <w:r>
-        <w:rPr>
-          <w:lang w:val="en-US"/>
-        </w:rPr>
-        <w:t xml:space="preserve">often paired with other continuous practices within the </w:t>
-      </w:r>
-      <w:r>
-        <w:rPr>
-          <w:b/>
-          <w:bCs/>
-          <w:color w:val="EE0000"/>
-          <w:lang w:val="en-US"/>
-        </w:rPr>
-        <w:t>CI/CD pipeline</w:t>
-      </w:r>
-      <w:r>
-        <w:rPr>
-          <w:lang w:val="en-US"/>
-        </w:rPr>
-        <w:t xml:space="preserve">, where </w:t>
-      </w:r>
-    </w:p>
-    <w:p>
-      <w:pPr>
-        <w:pStyle w:val="ListParagraph"/>
-        <w:numPr>
-          <w:ilvl w:val="1"/>
-          <w:numId w:val="14"/>
-        </w:numPr>
-        <w:rPr>
-          <w:lang w:val="en-US"/>
-        </w:rPr>
-      </w:pPr>
-      <w:hyperlink r:id="rId26" w:history="1">
-        <w:r>
-          <w:rPr>
-            <w:rStyle w:val="Hyperlink"/>
-          </w:rPr>
-          <w:t>Continuous integration and continuous deployment definition – Glossary | NordVPN</w:t>
-        </w:r>
-      </w:hyperlink>
-    </w:p>
-    <w:p>
-      <w:pPr>
-        <w:pStyle w:val="ListParagraph"/>
-        <w:numPr>
-          <w:ilvl w:val="1"/>
-          <w:numId w:val="14"/>
-        </w:numPr>
-        <w:rPr>
-          <w:lang w:val="en-US"/>
-        </w:rPr>
-      </w:pPr>
       <w:hyperlink r:id="rId27" w:history="1">
         <w:r>
           <w:rPr>
             <w:rStyle w:val="Hyperlink"/>
           </w:rPr>
-          <w:t>What is CI/CD? - GeeksforGeeks</w:t>
+          <w:t xml:space="preserve">Continuous integration and continuous deployment definition – Glossary | </w:t>
         </w:r>
+        <w:proofErr w:type="spellStart"/>
+        <w:r>
+          <w:rPr>
+            <w:rStyle w:val="Hyperlink"/>
+          </w:rPr>
+          <w:t>NordVPN</w:t>
+        </w:r>
+        <w:proofErr w:type="spellEnd"/>
       </w:hyperlink>
     </w:p>
     <w:p>
@@ -8204,24 +8892,6 @@
         <w:pStyle w:val="ListParagraph"/>
         <w:numPr>
           <w:ilvl w:val="0"/>
-          <w:numId w:val="14"/>
-        </w:numPr>
-        <w:rPr>
-          <w:lang w:val="en-US"/>
-        </w:rPr>
-      </w:pPr>
-      <w:r>
-        <w:rPr>
-          <w:lang w:val="en-US"/>
-        </w:rPr>
-        <w:t xml:space="preserve">Continuous testing </w:t>
-      </w:r>
-    </w:p>
-    <w:p>
-      <w:pPr>
-        <w:pStyle w:val="ListParagraph"/>
-        <w:numPr>
-          <w:ilvl w:val="1"/>
           <w:numId w:val="14"/>
         </w:numPr>
         <w:rPr>
@@ -8233,8 +8903,199 @@
           <w:rPr>
             <w:rStyle w:val="Hyperlink"/>
           </w:rPr>
-          <w:t>What is CI/CD? - GeeksforGeeks</w:t>
+          <w:t xml:space="preserve">What is CI/CD? - </w:t>
         </w:r>
+        <w:proofErr w:type="spellStart"/>
+        <w:r>
+          <w:rPr>
+            <w:rStyle w:val="Hyperlink"/>
+          </w:rPr>
+          <w:t>GeeksforGeeks</w:t>
+        </w:r>
+        <w:proofErr w:type="spellEnd"/>
+      </w:hyperlink>
+    </w:p>
+    <w:p>
+      <w:pPr>
+        <w:rPr>
+          <w:lang w:val="en-US"/>
+        </w:rPr>
+      </w:pPr>
+    </w:p>
+    <w:p>
+      <w:pPr>
+        <w:pStyle w:val="ListParagraph"/>
+        <w:numPr>
+          <w:ilvl w:val="0"/>
+          <w:numId w:val="14"/>
+        </w:numPr>
+        <w:rPr>
+          <w:lang w:val="en-US"/>
+        </w:rPr>
+      </w:pPr>
+      <w:r>
+        <w:rPr>
+          <w:lang w:val="en-US"/>
+        </w:rPr>
+        <w:t xml:space="preserve">Continuous delivery </w:t>
+      </w:r>
+    </w:p>
+    <w:p>
+      <w:pPr>
+        <w:pStyle w:val="Heading2"/>
+        <w:rPr>
+          <w:lang w:val="en-US"/>
+        </w:rPr>
+      </w:pPr>
+      <w:r>
+        <w:rPr>
+          <w:lang w:val="en-US"/>
+        </w:rPr>
+        <w:t xml:space="preserve">Continuous deployment </w:t>
+      </w:r>
+    </w:p>
+    <w:p>
+      <w:pPr>
+        <w:rPr>
+          <w:lang w:val="en-US"/>
+        </w:rPr>
+      </w:pPr>
+      <w:r>
+        <w:rPr>
+          <w:lang w:val="en-US"/>
+        </w:rPr>
+        <w:t xml:space="preserve">Continuous Deployment (CD) refers to a </w:t>
+      </w:r>
+      <w:r>
+        <w:rPr>
+          <w:b/>
+          <w:bCs/>
+          <w:lang w:val="en-US"/>
+        </w:rPr>
+        <w:t>software development practice</w:t>
+      </w:r>
+      <w:r>
+        <w:rPr>
+          <w:lang w:val="en-US"/>
+        </w:rPr>
+        <w:t xml:space="preserve">, often paired with other continuous practices within the </w:t>
+      </w:r>
+      <w:r>
+        <w:rPr>
+          <w:b/>
+          <w:bCs/>
+          <w:color w:val="EE0000"/>
+          <w:lang w:val="en-US"/>
+        </w:rPr>
+        <w:t>CI/CD pipeline</w:t>
+      </w:r>
+      <w:r>
+        <w:rPr>
+          <w:lang w:val="en-US"/>
+        </w:rPr>
+        <w:t xml:space="preserve">, where </w:t>
+      </w:r>
+    </w:p>
+    <w:p>
+      <w:pPr>
+        <w:pStyle w:val="ListParagraph"/>
+        <w:numPr>
+          <w:ilvl w:val="1"/>
+          <w:numId w:val="14"/>
+        </w:numPr>
+        <w:rPr>
+          <w:lang w:val="en-US"/>
+        </w:rPr>
+      </w:pPr>
+      <w:hyperlink r:id="rId29" w:history="1">
+        <w:r>
+          <w:rPr>
+            <w:rStyle w:val="Hyperlink"/>
+          </w:rPr>
+          <w:t xml:space="preserve">Continuous integration and continuous deployment definition – Glossary | </w:t>
+        </w:r>
+        <w:proofErr w:type="spellStart"/>
+        <w:r>
+          <w:rPr>
+            <w:rStyle w:val="Hyperlink"/>
+          </w:rPr>
+          <w:t>NordVPN</w:t>
+        </w:r>
+        <w:proofErr w:type="spellEnd"/>
+      </w:hyperlink>
+    </w:p>
+    <w:p>
+      <w:pPr>
+        <w:pStyle w:val="ListParagraph"/>
+        <w:numPr>
+          <w:ilvl w:val="1"/>
+          <w:numId w:val="14"/>
+        </w:numPr>
+        <w:rPr>
+          <w:lang w:val="en-US"/>
+        </w:rPr>
+      </w:pPr>
+      <w:hyperlink r:id="rId30" w:history="1">
+        <w:r>
+          <w:rPr>
+            <w:rStyle w:val="Hyperlink"/>
+          </w:rPr>
+          <w:t xml:space="preserve">What is CI/CD? - </w:t>
+        </w:r>
+        <w:proofErr w:type="spellStart"/>
+        <w:r>
+          <w:rPr>
+            <w:rStyle w:val="Hyperlink"/>
+          </w:rPr>
+          <w:t>GeeksforGeeks</w:t>
+        </w:r>
+        <w:proofErr w:type="spellEnd"/>
+      </w:hyperlink>
+    </w:p>
+    <w:p>
+      <w:pPr>
+        <w:pStyle w:val="ListParagraph"/>
+        <w:numPr>
+          <w:ilvl w:val="0"/>
+          <w:numId w:val="14"/>
+        </w:numPr>
+        <w:rPr>
+          <w:lang w:val="en-US"/>
+        </w:rPr>
+      </w:pPr>
+      <w:r>
+        <w:rPr>
+          <w:lang w:val="en-US"/>
+        </w:rPr>
+        <w:t xml:space="preserve">Continuous testing </w:t>
+      </w:r>
+    </w:p>
+    <w:p>
+      <w:pPr>
+        <w:pStyle w:val="ListParagraph"/>
+        <w:numPr>
+          <w:ilvl w:val="1"/>
+          <w:numId w:val="14"/>
+        </w:numPr>
+        <w:rPr>
+          <w:lang w:val="en-US"/>
+        </w:rPr>
+      </w:pPr>
+      <w:hyperlink r:id="rId31" w:history="1">
+        <w:r>
+          <w:rPr>
+            <w:rStyle w:val="Hyperlink"/>
+          </w:rPr>
+          <w:t xml:space="preserve">What is CI/CD? - </w:t>
+        </w:r>
+        <w:proofErr w:type="spellStart"/>
+        <w:r>
+          <w:rPr>
+            <w:rStyle w:val="Hyperlink"/>
+          </w:rPr>
+          <w:t>GeeksforGeeks</w:t>
+        </w:r>
+        <w:proofErr w:type="spellEnd"/>
       </w:hyperlink>
     </w:p>
     <w:p>
@@ -8395,6 +9256,7 @@
           <w:b/>
           <w:bCs/>
         </w:rPr>
+        <w:lastRenderedPageBreak/>
         <w:t>Cultural Debt</w:t>
       </w:r>
       <w:r>
@@ -8441,11 +9303,7 @@
         <w:t>’</w:t>
       </w:r>
       <w:r>
-        <w:t xml:space="preserve">s responsible. This reluctance </w:t>
-      </w:r>
-      <w:r>
-        <w:lastRenderedPageBreak/>
-        <w:t>reinforces siloed behaviour and deepens mistrust, further degrading the culture</w:t>
+        <w:t>s responsible. This reluctance reinforces siloed behaviour and deepens mistrust, further degrading the culture</w:t>
       </w:r>
       <w:r>
         <w:t xml:space="preserve"> and accumulating cultural debt</w:t>
@@ -8496,7 +9354,7 @@
           <w:numId w:val="17"/>
         </w:numPr>
       </w:pPr>
-      <w:hyperlink r:id="rId29" w:history="1">
+      <w:hyperlink r:id="rId32" w:history="1">
         <w:r>
           <w:rPr>
             <w:rStyle w:val="Hyperlink"/>
@@ -8516,7 +9374,7 @@
           <w:lang w:val="en-US"/>
         </w:rPr>
       </w:pPr>
-      <w:hyperlink r:id="rId30" w:history="1">
+      <w:hyperlink r:id="rId33" w:history="1">
         <w:r>
           <w:rPr>
             <w:rStyle w:val="Hyperlink"/>
@@ -8615,7 +9473,7 @@
           <w:lang w:val="en-US"/>
         </w:rPr>
       </w:pPr>
-      <w:hyperlink r:id="rId31" w:history="1">
+      <w:hyperlink r:id="rId34" w:history="1">
         <w:r>
           <w:rPr>
             <w:rStyle w:val="Hyperlink"/>
@@ -8635,7 +9493,7 @@
           <w:lang w:val="en-US"/>
         </w:rPr>
       </w:pPr>
-      <w:hyperlink r:id="rId32" w:history="1">
+      <w:hyperlink r:id="rId35" w:history="1">
         <w:r>
           <w:rPr>
             <w:rStyle w:val="Hyperlink"/>
@@ -8655,12 +9513,14 @@
           <w:lang w:val="en-US"/>
         </w:rPr>
       </w:pPr>
+      <w:proofErr w:type="spellStart"/>
       <w:r>
         <w:rPr>
           <w:lang w:val="en-US"/>
         </w:rPr>
         <w:t>DevSecOps</w:t>
       </w:r>
+      <w:proofErr w:type="spellEnd"/>
     </w:p>
     <w:p>
       <w:pPr>
@@ -8673,52 +9533,26 @@
           <w:lang w:val="en-US"/>
         </w:rPr>
       </w:pPr>
-      <w:hyperlink r:id="rId33" w:history="1">
+      <w:hyperlink r:id="rId36" w:history="1">
         <w:r>
           <w:rPr>
             <w:rStyle w:val="Hyperlink"/>
           </w:rPr>
-          <w:t>What Is DevSecOps? Definition and Best Practices | Microsoft Security</w:t>
+          <w:t xml:space="preserve">What Is </w:t>
         </w:r>
-      </w:hyperlink>
-    </w:p>
-    <w:p>
-      <w:pPr>
-        <w:pStyle w:val="ListParagraph"/>
-        <w:numPr>
-          <w:ilvl w:val="1"/>
-          <w:numId w:val="14"/>
-        </w:numPr>
-        <w:rPr>
-          <w:lang w:val="en-US"/>
-        </w:rPr>
-      </w:pPr>
-      <w:hyperlink r:id="rId34" w:history="1">
+        <w:proofErr w:type="spellStart"/>
         <w:r>
           <w:rPr>
             <w:rStyle w:val="Hyperlink"/>
           </w:rPr>
-          <w:t>What is DevSecOps?</w:t>
+          <w:t>DevSecOps</w:t>
         </w:r>
-      </w:hyperlink>
-    </w:p>
-    <w:p>
-      <w:pPr>
-        <w:pStyle w:val="ListParagraph"/>
-        <w:numPr>
-          <w:ilvl w:val="1"/>
-          <w:numId w:val="14"/>
-        </w:numPr>
-        <w:rPr>
-          <w:lang w:val="en-US"/>
-        </w:rPr>
-      </w:pPr>
-      <w:hyperlink r:id="rId35" w:history="1">
+        <w:proofErr w:type="spellEnd"/>
         <w:r>
           <w:rPr>
             <w:rStyle w:val="Hyperlink"/>
           </w:rPr>
-          <w:t>What is DevSecOps? - Developer Security Operations Explained - AWS</w:t>
+          <w:t>? Definition and Best Practices | Microsoft Security</w:t>
         </w:r>
       </w:hyperlink>
     </w:p>
@@ -8726,78 +9560,6 @@
       <w:pPr>
         <w:pStyle w:val="ListParagraph"/>
         <w:numPr>
-          <w:ilvl w:val="0"/>
-          <w:numId w:val="14"/>
-        </w:numPr>
-        <w:rPr>
-          <w:lang w:val="en-US"/>
-        </w:rPr>
-      </w:pPr>
-      <w:r>
-        <w:rPr>
-          <w:lang w:val="en-US"/>
-        </w:rPr>
-        <w:t xml:space="preserve">DevOps </w:t>
-      </w:r>
-    </w:p>
-    <w:p>
-      <w:pPr>
-        <w:pStyle w:val="ListParagraph"/>
-        <w:numPr>
-          <w:ilvl w:val="0"/>
-          <w:numId w:val="14"/>
-        </w:numPr>
-        <w:rPr>
-          <w:lang w:val="en-US"/>
-        </w:rPr>
-      </w:pPr>
-      <w:r>
-        <w:rPr>
-          <w:lang w:val="en-US"/>
-        </w:rPr>
-        <w:t xml:space="preserve">DevOps metrics </w:t>
-      </w:r>
-    </w:p>
-    <w:p>
-      <w:pPr>
-        <w:pStyle w:val="ListParagraph"/>
-        <w:numPr>
-          <w:ilvl w:val="0"/>
-          <w:numId w:val="14"/>
-        </w:numPr>
-        <w:rPr>
-          <w:lang w:val="en-US"/>
-        </w:rPr>
-      </w:pPr>
-      <w:r>
-        <w:rPr>
-          <w:lang w:val="en-US"/>
-        </w:rPr>
-        <w:t xml:space="preserve">DevOps stakeholders </w:t>
-      </w:r>
-    </w:p>
-    <w:p>
-      <w:pPr>
-        <w:pStyle w:val="ListParagraph"/>
-        <w:numPr>
-          <w:ilvl w:val="0"/>
-          <w:numId w:val="14"/>
-        </w:numPr>
-        <w:rPr>
-          <w:lang w:val="en-US"/>
-        </w:rPr>
-      </w:pPr>
-      <w:r>
-        <w:rPr>
-          <w:lang w:val="en-US"/>
-        </w:rPr>
-        <w:t>DevOps teams</w:t>
-      </w:r>
-    </w:p>
-    <w:p>
-      <w:pPr>
-        <w:pStyle w:val="ListParagraph"/>
-        <w:numPr>
           <w:ilvl w:val="1"/>
           <w:numId w:val="14"/>
         </w:numPr>
@@ -8805,7 +9567,147 @@
           <w:lang w:val="en-US"/>
         </w:rPr>
       </w:pPr>
-      <w:hyperlink r:id="rId36" w:history="1">
+      <w:hyperlink r:id="rId37" w:history="1">
+        <w:r>
+          <w:rPr>
+            <w:rStyle w:val="Hyperlink"/>
+          </w:rPr>
+          <w:t xml:space="preserve">What is </w:t>
+        </w:r>
+        <w:proofErr w:type="spellStart"/>
+        <w:r>
+          <w:rPr>
+            <w:rStyle w:val="Hyperlink"/>
+          </w:rPr>
+          <w:t>DevSecOps</w:t>
+        </w:r>
+        <w:proofErr w:type="spellEnd"/>
+        <w:r>
+          <w:rPr>
+            <w:rStyle w:val="Hyperlink"/>
+          </w:rPr>
+          <w:t>?</w:t>
+        </w:r>
+      </w:hyperlink>
+    </w:p>
+    <w:p>
+      <w:pPr>
+        <w:pStyle w:val="ListParagraph"/>
+        <w:numPr>
+          <w:ilvl w:val="1"/>
+          <w:numId w:val="14"/>
+        </w:numPr>
+        <w:rPr>
+          <w:lang w:val="en-US"/>
+        </w:rPr>
+      </w:pPr>
+      <w:hyperlink r:id="rId38" w:history="1">
+        <w:r>
+          <w:rPr>
+            <w:rStyle w:val="Hyperlink"/>
+          </w:rPr>
+          <w:t xml:space="preserve">What is </w:t>
+        </w:r>
+        <w:proofErr w:type="spellStart"/>
+        <w:r>
+          <w:rPr>
+            <w:rStyle w:val="Hyperlink"/>
+          </w:rPr>
+          <w:t>DevSecOps</w:t>
+        </w:r>
+        <w:proofErr w:type="spellEnd"/>
+        <w:r>
+          <w:rPr>
+            <w:rStyle w:val="Hyperlink"/>
+          </w:rPr>
+          <w:t>? - Developer Security Operations Explained - AWS</w:t>
+        </w:r>
+      </w:hyperlink>
+    </w:p>
+    <w:p>
+      <w:pPr>
+        <w:pStyle w:val="ListParagraph"/>
+        <w:numPr>
+          <w:ilvl w:val="0"/>
+          <w:numId w:val="14"/>
+        </w:numPr>
+        <w:rPr>
+          <w:lang w:val="en-US"/>
+        </w:rPr>
+      </w:pPr>
+      <w:r>
+        <w:rPr>
+          <w:lang w:val="en-US"/>
+        </w:rPr>
+        <w:t xml:space="preserve">DevOps </w:t>
+      </w:r>
+    </w:p>
+    <w:p>
+      <w:pPr>
+        <w:pStyle w:val="ListParagraph"/>
+        <w:numPr>
+          <w:ilvl w:val="0"/>
+          <w:numId w:val="14"/>
+        </w:numPr>
+        <w:rPr>
+          <w:lang w:val="en-US"/>
+        </w:rPr>
+      </w:pPr>
+      <w:r>
+        <w:rPr>
+          <w:lang w:val="en-US"/>
+        </w:rPr>
+        <w:t xml:space="preserve">DevOps metrics </w:t>
+      </w:r>
+    </w:p>
+    <w:p>
+      <w:pPr>
+        <w:pStyle w:val="ListParagraph"/>
+        <w:numPr>
+          <w:ilvl w:val="0"/>
+          <w:numId w:val="14"/>
+        </w:numPr>
+        <w:rPr>
+          <w:lang w:val="en-US"/>
+        </w:rPr>
+      </w:pPr>
+      <w:r>
+        <w:rPr>
+          <w:lang w:val="en-US"/>
+        </w:rPr>
+        <w:t xml:space="preserve">DevOps stakeholders </w:t>
+      </w:r>
+    </w:p>
+    <w:p>
+      <w:pPr>
+        <w:pStyle w:val="ListParagraph"/>
+        <w:numPr>
+          <w:ilvl w:val="0"/>
+          <w:numId w:val="14"/>
+        </w:numPr>
+        <w:rPr>
+          <w:lang w:val="en-US"/>
+        </w:rPr>
+      </w:pPr>
+      <w:r>
+        <w:rPr>
+          <w:lang w:val="en-US"/>
+        </w:rPr>
+        <w:t>DevOps teams</w:t>
+      </w:r>
+    </w:p>
+    <w:p>
+      <w:pPr>
+        <w:pStyle w:val="ListParagraph"/>
+        <w:numPr>
+          <w:ilvl w:val="1"/>
+          <w:numId w:val="14"/>
+        </w:numPr>
+        <w:rPr>
+          <w:lang w:val="en-US"/>
+        </w:rPr>
+      </w:pPr>
+      <w:hyperlink r:id="rId39" w:history="1">
         <w:r>
           <w:rPr>
             <w:rStyle w:val="Hyperlink"/>
@@ -8843,7 +9745,7 @@
           <w:lang w:val="en-US"/>
         </w:rPr>
       </w:pPr>
-      <w:hyperlink r:id="rId37" w:history="1">
+      <w:hyperlink r:id="rId40" w:history="1">
         <w:r>
           <w:rPr>
             <w:rStyle w:val="Hyperlink"/>
@@ -8911,7 +9813,7 @@
           <w:bCs/>
           <w:lang w:val="en-US"/>
         </w:rPr>
-        <w:t>a DevOps Dojo provides a space where teams can study and practices DevOps principles, tools, and Agile methodologies on real-world projects with guidance from experts</w:t>
+        <w:t xml:space="preserve">a DevOps Dojo provides a space where teams can study and practices DevOps principles, </w:t>
       </w:r>
       <w:r>
         <w:rPr>
@@ -8919,26 +9821,8 @@
           <w:bCs/>
           <w:lang w:val="en-US"/>
         </w:rPr>
-        <w:t>; DevOps coaches</w:t>
-      </w:r>
-      <w:r>
-        <w:rPr>
-          <w:lang w:val="en-US"/>
-        </w:rPr>
-        <w:t xml:space="preserve">. </w:t>
-      </w:r>
-    </w:p>
-    <w:p>
-      <w:pPr>
-        <w:rPr>
-          <w:lang w:val="en-US"/>
-        </w:rPr>
-      </w:pPr>
-      <w:r>
-        <w:rPr>
-          <w:lang w:val="en-US"/>
-        </w:rPr>
-        <w:t xml:space="preserve">This immersive learning experience, performed on real work in short, intense sprints, </w:t>
+        <w:lastRenderedPageBreak/>
+        <w:t>tools, and Agile methodologies on real-world projects with guidance from experts</w:t>
       </w:r>
       <w:r>
         <w:rPr>
@@ -8946,29 +9830,56 @@
           <w:bCs/>
           <w:lang w:val="en-US"/>
         </w:rPr>
-        <w:t>means a team can learn and “fail fast” without risking anything</w:t>
-      </w:r>
-      <w:r>
-        <w:rPr>
-          <w:lang w:val="en-US"/>
-        </w:rPr>
-        <w:t>.</w:t>
-      </w:r>
-    </w:p>
-    <w:p>
-      <w:pPr>
+        <w:t>; DevOps coaches</w:t>
+      </w:r>
+      <w:r>
+        <w:rPr>
+          <w:lang w:val="en-US"/>
+        </w:rPr>
+        <w:t xml:space="preserve">. </w:t>
+      </w:r>
+    </w:p>
+    <w:p>
+      <w:pPr>
+        <w:rPr>
+          <w:lang w:val="en-US"/>
+        </w:rPr>
+      </w:pPr>
+      <w:r>
+        <w:rPr>
+          <w:lang w:val="en-US"/>
+        </w:rPr>
+        <w:t xml:space="preserve">This immersive learning experience, performed on real work in short, intense sprints, </w:t>
+      </w:r>
+      <w:r>
         <w:rPr>
           <w:b/>
           <w:bCs/>
           <w:lang w:val="en-US"/>
         </w:rPr>
-      </w:pPr>
-      <w:r>
+        <w:t>means a team can learn and “fail fast” without risking anything</w:t>
+      </w:r>
+      <w:r>
+        <w:rPr>
+          <w:lang w:val="en-US"/>
+        </w:rPr>
+        <w:t>.</w:t>
+      </w:r>
+    </w:p>
+    <w:p>
+      <w:pPr>
         <w:rPr>
           <w:b/>
           <w:bCs/>
           <w:lang w:val="en-US"/>
         </w:rPr>
+      </w:pPr>
+      <w:r>
+        <w:rPr>
+          <w:b/>
+          <w:bCs/>
+          <w:lang w:val="en-US"/>
+        </w:rPr>
         <w:t>Sources:</w:t>
       </w:r>
     </w:p>
@@ -8983,7 +9894,7 @@
           <w:lang w:val="en-US"/>
         </w:rPr>
       </w:pPr>
-      <w:hyperlink r:id="rId38" w:anchor=":~:text=A%20DevOps%20Dojo%20is%20a%20place%20where,teams%20with%20a%20collaborative%2C%20risk%2Dfree%20learning%20environment" w:history="1">
+      <w:hyperlink r:id="rId41" w:anchor=":~:text=A%20DevOps%20Dojo%20is%20a%20place%20where,teams%20with%20a%20collaborative%2C%20risk%2Dfree%20learning%20environment" w:history="1">
         <w:r>
           <w:rPr>
             <w:rStyle w:val="Hyperlink"/>
@@ -9003,7 +9914,7 @@
           <w:lang w:val="en-US"/>
         </w:rPr>
       </w:pPr>
-      <w:hyperlink r:id="rId39" w:history="1">
+      <w:hyperlink r:id="rId42" w:history="1">
         <w:r>
           <w:rPr>
             <w:rStyle w:val="Hyperlink"/>
@@ -9034,7 +9945,21 @@
         <w:rPr>
           <w:lang w:val="en-US"/>
         </w:rPr>
-        <w:t>employee Net Promoter Score (eNPS)</w:t>
+        <w:t>employee Net Promoter Score (</w:t>
+      </w:r>
+      <w:proofErr w:type="spellStart"/>
+      <w:r>
+        <w:rPr>
+          <w:lang w:val="en-US"/>
+        </w:rPr>
+        <w:t>eNPS</w:t>
+      </w:r>
+      <w:proofErr w:type="spellEnd"/>
+      <w:r>
+        <w:rPr>
+          <w:lang w:val="en-US"/>
+        </w:rPr>
+        <w:t>)</w:t>
       </w:r>
     </w:p>
     <w:p>
@@ -9058,7 +9983,21 @@
         <w:rPr>
           <w:lang w:val="en-US"/>
         </w:rPr>
-        <w:t>Employee Net Promoter Score (eNPS) is a way for organizations to measure employee loyalty. The Net Promoter Score, originally a customer service tool, was later used internally on employees instead of customers.”</w:t>
+        <w:t>Employee Net Promoter Score (</w:t>
+      </w:r>
+      <w:proofErr w:type="spellStart"/>
+      <w:r>
+        <w:rPr>
+          <w:lang w:val="en-US"/>
+        </w:rPr>
+        <w:t>eNPS</w:t>
+      </w:r>
+      <w:proofErr w:type="spellEnd"/>
+      <w:r>
+        <w:rPr>
+          <w:lang w:val="en-US"/>
+        </w:rPr>
+        <w:t>) is a way for organizations to measure employee loyalty. The Net Promoter Score, originally a customer service tool, was later used internally on employees instead of customers.”</w:t>
       </w:r>
     </w:p>
     <w:p>
@@ -9090,7 +10029,7 @@
           <w:lang w:val="en-US"/>
         </w:rPr>
       </w:pPr>
-      <w:hyperlink r:id="rId40" w:history="1">
+      <w:hyperlink r:id="rId43" w:history="1">
         <w:r>
           <w:rPr>
             <w:rStyle w:val="Hyperlink"/>
@@ -9170,7 +10109,7 @@
           <w:lang w:val="en-US"/>
         </w:rPr>
       </w:pPr>
-      <w:hyperlink r:id="rId41" w:history="1">
+      <w:hyperlink r:id="rId44" w:history="1">
         <w:r>
           <w:rPr>
             <w:rStyle w:val="Hyperlink"/>
@@ -9216,7 +10155,7 @@
           <w:lang w:val="en-US"/>
         </w:rPr>
       </w:pPr>
-      <w:hyperlink r:id="rId42" w:history="1">
+      <w:hyperlink r:id="rId45" w:history="1">
         <w:r>
           <w:rPr>
             <w:rStyle w:val="Hyperlink"/>
@@ -9236,12 +10175,26 @@
           <w:lang w:val="en-US"/>
         </w:rPr>
       </w:pPr>
-      <w:hyperlink r:id="rId43" w:history="1">
+      <w:hyperlink r:id="rId46" w:history="1">
         <w:r>
           <w:rPr>
             <w:rStyle w:val="Hyperlink"/>
           </w:rPr>
-          <w:t>The Engineer’s Golden Circle: Why "Start With Why" Isn’t Just a Buzzword, It’s Your Most Powerful Debugging Tool | by Slimen HMIDI | Medium</w:t>
+          <w:t xml:space="preserve">The Engineer’s Golden Circle: Why "Start With Why" Isn’t Just a Buzzword, It’s Your Most Powerful Debugging Tool | by </w:t>
+        </w:r>
+        <w:proofErr w:type="spellStart"/>
+        <w:r>
+          <w:rPr>
+            <w:rStyle w:val="Hyperlink"/>
+          </w:rPr>
+          <w:t>Slimen</w:t>
+        </w:r>
+        <w:proofErr w:type="spellEnd"/>
+        <w:r>
+          <w:rPr>
+            <w:rStyle w:val="Hyperlink"/>
+          </w:rPr>
+          <w:t xml:space="preserve"> HMIDI | Medium</w:t>
         </w:r>
       </w:hyperlink>
     </w:p>
@@ -9310,7 +10263,7 @@
           <w:lang w:val="en-US"/>
         </w:rPr>
       </w:pPr>
-      <w:hyperlink r:id="rId44" w:history="1">
+      <w:hyperlink r:id="rId47" w:history="1">
         <w:r>
           <w:rPr>
             <w:rStyle w:val="Hyperlink"/>
@@ -9474,7 +10427,7 @@
           <w:lang w:val="en-US"/>
         </w:rPr>
       </w:pPr>
-      <w:hyperlink r:id="rId45" w:history="1">
+      <w:hyperlink r:id="rId48" w:history="1">
         <w:r>
           <w:rPr>
             <w:rStyle w:val="Hyperlink"/>
@@ -9498,6 +10451,7 @@
         <w:rPr>
           <w:lang w:val="en-US"/>
         </w:rPr>
+        <w:lastRenderedPageBreak/>
         <w:t>Microservices</w:t>
       </w:r>
     </w:p>
@@ -9512,7 +10466,7 @@
           <w:lang w:val="en-US"/>
         </w:rPr>
       </w:pPr>
-      <w:hyperlink r:id="rId46" w:history="1">
+      <w:hyperlink r:id="rId49" w:history="1">
         <w:r>
           <w:rPr>
             <w:rStyle w:val="Hyperlink"/>
@@ -9532,13 +10486,29 @@
           <w:lang w:val="en-US"/>
         </w:rPr>
       </w:pPr>
-      <w:hyperlink r:id="rId47" w:history="1">
+      <w:hyperlink r:id="rId50" w:history="1">
+        <w:proofErr w:type="spellStart"/>
         <w:r>
           <w:rPr>
             <w:rStyle w:val="Hyperlink"/>
           </w:rPr>
-          <w:t>Devops and Microservices - GeeksforGeeks</w:t>
+          <w:t>Devops</w:t>
         </w:r>
+        <w:proofErr w:type="spellEnd"/>
+        <w:r>
+          <w:rPr>
+            <w:rStyle w:val="Hyperlink"/>
+          </w:rPr>
+          <w:t xml:space="preserve"> and Microservices - </w:t>
+        </w:r>
+        <w:proofErr w:type="spellStart"/>
+        <w:r>
+          <w:rPr>
+            <w:rStyle w:val="Hyperlink"/>
+          </w:rPr>
+          <w:t>GeeksforGeeks</w:t>
+        </w:r>
+        <w:proofErr w:type="spellEnd"/>
       </w:hyperlink>
     </w:p>
     <w:p>
@@ -9552,7 +10522,7 @@
           <w:lang w:val="en-US"/>
         </w:rPr>
       </w:pPr>
-      <w:hyperlink r:id="rId48" w:anchor=":~:text=%E2%9C%85%201.,Distributed%20tracing" w:history="1">
+      <w:hyperlink r:id="rId51" w:anchor=":~:text=%E2%9C%85%201.,Distributed%20tracing" w:history="1">
         <w:r>
           <w:rPr>
             <w:rStyle w:val="Hyperlink"/>
@@ -9612,7 +10582,6 @@
         <w:rPr>
           <w:lang w:val="en-US"/>
         </w:rPr>
-        <w:lastRenderedPageBreak/>
         <w:t>“</w:t>
       </w:r>
       <w:r>
@@ -9653,7 +10622,7 @@
         </w:rPr>
         <w:t xml:space="preserve"> - </w:t>
       </w:r>
-      <w:hyperlink r:id="rId49" w:history="1">
+      <w:hyperlink r:id="rId52" w:history="1">
         <w:r>
           <w:rPr>
             <w:rStyle w:val="Hyperlink"/>
@@ -9743,7 +10712,21 @@
         <w:rPr>
           <w:lang w:val="en-US"/>
         </w:rPr>
-        <w:t>Thus, compared to reliability, resilience is the oppositve of ‘flying by the seat of your pants’ when things break; you need to be ready, or have always been ready?</w:t>
+        <w:t xml:space="preserve">Thus, compared to reliability, resilience is the </w:t>
+      </w:r>
+      <w:proofErr w:type="spellStart"/>
+      <w:r>
+        <w:rPr>
+          <w:lang w:val="en-US"/>
+        </w:rPr>
+        <w:t>oppositve</w:t>
+      </w:r>
+      <w:proofErr w:type="spellEnd"/>
+      <w:r>
+        <w:rPr>
+          <w:lang w:val="en-US"/>
+        </w:rPr>
+        <w:t xml:space="preserve"> of ‘flying by the seat of your pants’ when things break; you need to be ready, or have always been ready?</w:t>
       </w:r>
     </w:p>
     <w:p>
@@ -9757,7 +10740,7 @@
           <w:lang w:val="en-US"/>
         </w:rPr>
       </w:pPr>
-      <w:hyperlink r:id="rId50" w:history="1">
+      <w:hyperlink r:id="rId53" w:history="1">
         <w:r>
           <w:rPr>
             <w:rStyle w:val="Hyperlink"/>
@@ -9781,7 +10764,21 @@
         <w:rPr>
           <w:lang w:val="en-US"/>
         </w:rPr>
-        <w:t xml:space="preserve">Scaled Agile Framework (SAFe) </w:t>
+        <w:t>Scaled Agile Framework (</w:t>
+      </w:r>
+      <w:proofErr w:type="spellStart"/>
+      <w:r>
+        <w:rPr>
+          <w:lang w:val="en-US"/>
+        </w:rPr>
+        <w:t>SAFe</w:t>
+      </w:r>
+      <w:proofErr w:type="spellEnd"/>
+      <w:r>
+        <w:rPr>
+          <w:lang w:val="en-US"/>
+        </w:rPr>
+        <w:t xml:space="preserve">) </w:t>
       </w:r>
     </w:p>
     <w:p>
@@ -10017,7 +11014,7 @@
           <w:lang w:val="en-US"/>
         </w:rPr>
       </w:pPr>
-      <w:hyperlink r:id="rId51" w:history="1">
+      <w:hyperlink r:id="rId54" w:history="1">
         <w:r>
           <w:rPr>
             <w:rStyle w:val="Hyperlink"/>
@@ -10037,7 +11034,7 @@
           <w:lang w:val="en-US"/>
         </w:rPr>
       </w:pPr>
-      <w:hyperlink r:id="rId52" w:history="1">
+      <w:hyperlink r:id="rId55" w:history="1">
         <w:r>
           <w:rPr>
             <w:rStyle w:val="Hyperlink"/>
@@ -10097,6 +11094,7 @@
         <w:rPr>
           <w:lang w:val="en-US"/>
         </w:rPr>
+        <w:lastRenderedPageBreak/>
         <w:t xml:space="preserve">The Three Ways </w:t>
       </w:r>
     </w:p>
@@ -10147,7 +11145,7 @@
           <w:lang w:val="en-US"/>
         </w:rPr>
       </w:pPr>
-      <w:hyperlink r:id="rId53" w:history="1">
+      <w:hyperlink r:id="rId56" w:history="1">
         <w:r>
           <w:rPr>
             <w:rStyle w:val="Hyperlink"/>
@@ -10167,7 +11165,7 @@
           <w:lang w:val="en-US"/>
         </w:rPr>
       </w:pPr>
-      <w:hyperlink r:id="rId54" w:history="1">
+      <w:hyperlink r:id="rId57" w:history="1">
         <w:r>
           <w:rPr>
             <w:rStyle w:val="Hyperlink"/>
@@ -10209,7 +11207,6 @@
         <w:rPr>
           <w:lang w:val="en-US"/>
         </w:rPr>
-        <w:lastRenderedPageBreak/>
         <w:t xml:space="preserve">Value stream mapping </w:t>
       </w:r>
     </w:p>
@@ -10242,7 +11239,7 @@
           <w:lang w:val="en-US"/>
         </w:rPr>
       </w:pPr>
-      <w:hyperlink r:id="rId55" w:history="1">
+      <w:hyperlink r:id="rId58" w:history="1">
         <w:r>
           <w:rPr>
             <w:rStyle w:val="Hyperlink"/>
@@ -10262,7 +11259,7 @@
           <w:lang w:val="en-US"/>
         </w:rPr>
       </w:pPr>
-      <w:hyperlink r:id="rId56" w:history="1">
+      <w:hyperlink r:id="rId59" w:history="1">
         <w:r>
           <w:rPr>
             <w:rStyle w:val="Hyperlink"/>
@@ -10500,13 +11497,21 @@
           <w:lang w:val="en-US"/>
         </w:rPr>
       </w:pPr>
-      <w:hyperlink r:id="rId57" w:history="1">
+      <w:hyperlink r:id="rId60" w:history="1">
         <w:r>
           <w:rPr>
             <w:rStyle w:val="Hyperlink"/>
           </w:rPr>
-          <w:t>Failure Cost Analysis - Superworks</w:t>
+          <w:t xml:space="preserve">Failure Cost Analysis - </w:t>
         </w:r>
+        <w:proofErr w:type="spellStart"/>
+        <w:r>
+          <w:rPr>
+            <w:rStyle w:val="Hyperlink"/>
+          </w:rPr>
+          <w:t>Superworks</w:t>
+        </w:r>
+        <w:proofErr w:type="spellEnd"/>
       </w:hyperlink>
     </w:p>
     <w:p>
@@ -10650,7 +11655,7 @@
           <w:lang w:val="en-US"/>
         </w:rPr>
       </w:pPr>
-      <w:hyperlink r:id="rId58" w:anchor="the-devops-incident-management-process" w:history="1">
+      <w:hyperlink r:id="rId61" w:anchor="the-devops-incident-management-process" w:history="1">
         <w:r>
           <w:rPr>
             <w:rStyle w:val="Hyperlink"/>
@@ -10674,6 +11679,7 @@
         <w:rPr>
           <w:lang w:val="en-US"/>
         </w:rPr>
+        <w:lastRenderedPageBreak/>
         <w:t>“</w:t>
       </w:r>
       <w:r>
@@ -10720,13 +11726,21 @@
           <w:lang w:val="en-US"/>
         </w:rPr>
       </w:pPr>
-      <w:r>
-        <w:rPr>
-          <w:lang w:val="en-US"/>
-        </w:rPr>
-        <w:t xml:space="preserve">ProTip: You can easily convert SLAs into "minutes of downtime" with this cool </w:t>
-      </w:r>
-      <w:hyperlink r:id="rId59" w:history="1">
+      <w:proofErr w:type="spellStart"/>
+      <w:r>
+        <w:rPr>
+          <w:lang w:val="en-US"/>
+        </w:rPr>
+        <w:t>ProTip</w:t>
+      </w:r>
+      <w:proofErr w:type="spellEnd"/>
+      <w:r>
+        <w:rPr>
+          <w:lang w:val="en-US"/>
+        </w:rPr>
+        <w:t xml:space="preserve">: You can easily convert SLAs into "minutes of downtime" with this cool </w:t>
+      </w:r>
+      <w:hyperlink r:id="rId62" w:history="1">
         <w:r>
           <w:rPr>
             <w:rStyle w:val="Hyperlink"/>
@@ -10750,6 +11764,63 @@
     </w:p>
     <w:p>
       <w:pPr>
+        <w:pStyle w:val="Heading2"/>
+        <w:rPr>
+          <w:lang w:val="en-US"/>
+        </w:rPr>
+      </w:pPr>
+      <w:r>
+        <w:rPr>
+          <w:lang w:val="en-US"/>
+        </w:rPr>
+        <w:t>IT Service Management (ITSM)</w:t>
+      </w:r>
+    </w:p>
+    <w:p>
+      <w:pPr>
+        <w:rPr>
+          <w:lang w:val="en-US"/>
+        </w:rPr>
+      </w:pPr>
+      <w:r>
+        <w:rPr>
+          <w:lang w:val="en-US"/>
+        </w:rPr>
+        <w:t>IT service management (ITSM) is the practice of designing, delivering, managing, and improving IT services to meet business goals and enhance customer satisfaction.</w:t>
+      </w:r>
+    </w:p>
+    <w:p>
+      <w:pPr>
+        <w:rPr>
+          <w:lang w:val="en-US"/>
+        </w:rPr>
+      </w:pPr>
+      <w:r>
+        <w:rPr>
+          <w:lang w:val="en-US"/>
+        </w:rPr>
+        <w:t>In other words, it’ how you manage your IT services through their entire lifecycle.</w:t>
+      </w:r>
+    </w:p>
+    <w:p>
+      <w:pPr>
+        <w:rPr>
+          <w:b/>
+          <w:bCs/>
+          <w:lang w:val="en-US"/>
+        </w:rPr>
+      </w:pPr>
+      <w:r>
+        <w:rPr>
+          <w:b/>
+          <w:bCs/>
+          <w:lang w:val="en-US"/>
+        </w:rPr>
+        <w:t>Sources:</w:t>
+      </w:r>
+    </w:p>
+    <w:p>
+      <w:pPr>
         <w:pStyle w:val="ListParagraph"/>
         <w:numPr>
           <w:ilvl w:val="0"/>
@@ -10759,11 +11830,37 @@
           <w:lang w:val="en-US"/>
         </w:rPr>
       </w:pPr>
-      <w:r>
-        <w:rPr>
-          <w:lang w:val="en-US"/>
-        </w:rPr>
-        <w:lastRenderedPageBreak/>
+      <w:hyperlink r:id="rId63" w:history="1">
+        <w:r>
+          <w:rPr>
+            <w:rStyle w:val="Hyperlink"/>
+          </w:rPr>
+          <w:t>What Is IT Service Management: ITSM Examples &amp; Benefits</w:t>
+        </w:r>
+      </w:hyperlink>
+    </w:p>
+    <w:p>
+      <w:pPr>
+        <w:rPr>
+          <w:lang w:val="en-US"/>
+        </w:rPr>
+      </w:pPr>
+    </w:p>
+    <w:p>
+      <w:pPr>
+        <w:pStyle w:val="ListParagraph"/>
+        <w:numPr>
+          <w:ilvl w:val="0"/>
+          <w:numId w:val="15"/>
+        </w:numPr>
+        <w:rPr>
+          <w:lang w:val="en-US"/>
+        </w:rPr>
+      </w:pPr>
+      <w:r>
+        <w:rPr>
+          <w:lang w:val="en-US"/>
+        </w:rPr>
         <w:t>Sprint</w:t>
       </w:r>
     </w:p>
@@ -11028,7 +12125,7 @@
           <w:lang w:val="en-US"/>
         </w:rPr>
       </w:pPr>
-      <w:hyperlink r:id="rId60" w:history="1">
+      <w:hyperlink r:id="rId64" w:history="1">
         <w:r>
           <w:rPr>
             <w:rStyle w:val="Hyperlink"/>
@@ -11042,6 +12139,7 @@
         <w:pStyle w:val="Heading2"/>
       </w:pPr>
       <w:r>
+        <w:lastRenderedPageBreak/>
         <w:t xml:space="preserve">Technical </w:t>
       </w:r>
       <w:r>
@@ -11232,7 +12330,7 @@
           <w:numId w:val="17"/>
         </w:numPr>
       </w:pPr>
-      <w:hyperlink r:id="rId61" w:history="1">
+      <w:hyperlink r:id="rId65" w:history="1">
         <w:r>
           <w:rPr>
             <w:rStyle w:val="Hyperlink"/>
@@ -15962,7 +17060,6 @@
   <w:style w:type="character" w:default="1" w:styleId="DefaultParagraphFont">
     <w:name w:val="Default Paragraph Font"/>
     <w:uiPriority w:val="1"/>
-    <w:semiHidden/>
     <w:unhideWhenUsed/>
   </w:style>
   <w:style w:type="table" w:default="1" w:styleId="TableNormal">

--- a/DevOps Foundation.docx
+++ b/DevOps Foundation.docx
@@ -149,80 +149,20 @@
       <w:pPr>
         <w:pStyle w:val="ListParagraph"/>
         <w:numPr>
-          <w:ilvl w:val="0"/>
-          <w:numId w:val="37"/>
-        </w:numPr>
-        <w:rPr>
-          <w:lang w:val="en-US"/>
-        </w:rPr>
-      </w:pPr>
-      <w:proofErr w:type="gramStart"/>
-      <w:r>
-        <w:rPr>
-          <w:lang w:val="en-US"/>
-        </w:rPr>
-        <w:t>Does</w:t>
-      </w:r>
-      <w:proofErr w:type="gramEnd"/>
-      <w:r>
-        <w:rPr>
-          <w:lang w:val="en-US"/>
-        </w:rPr>
-        <w:t xml:space="preserve"> monolithic tools refer to monolithic architecture, or is it a different or more specific term?</w:t>
-      </w:r>
-    </w:p>
-    <w:p>
-      <w:pPr>
-        <w:pStyle w:val="ListParagraph"/>
-        <w:numPr>
-          <w:ilvl w:val="0"/>
-          <w:numId w:val="37"/>
-        </w:numPr>
-        <w:rPr>
-          <w:lang w:val="en-US"/>
-        </w:rPr>
-      </w:pPr>
-      <w:r>
-        <w:rPr>
-          <w:lang w:val="en-US"/>
-        </w:rPr>
-        <w:t>Does “change lead time” and “lead time for changes” refer to the same thing?</w:t>
-      </w:r>
-    </w:p>
-    <w:p>
-      <w:pPr>
-        <w:pStyle w:val="ListParagraph"/>
-        <w:numPr>
-          <w:ilvl w:val="0"/>
-          <w:numId w:val="37"/>
-        </w:numPr>
-        <w:rPr>
-          <w:lang w:val="en-US"/>
-        </w:rPr>
-      </w:pPr>
-      <w:r>
-        <w:rPr>
-          <w:lang w:val="en-US"/>
-        </w:rPr>
-        <w:t>Which of these is correct regarding deployment frequency?</w:t>
-      </w:r>
-    </w:p>
-    <w:p>
-      <w:pPr>
-        <w:pStyle w:val="ListParagraph"/>
-        <w:numPr>
           <w:ilvl w:val="1"/>
           <w:numId w:val="37"/>
         </w:numPr>
         <w:rPr>
-          <w:lang w:val="en-US"/>
-        </w:rPr>
-      </w:pPr>
-      <w:r>
-        <w:rPr>
-          <w:lang w:val="en-US"/>
-        </w:rPr>
-        <w:t>Deployment Frequency refers to how often new code is deployed into production.</w:t>
+          <w:color w:val="00B050"/>
+          <w:lang w:val="en-US"/>
+        </w:rPr>
+      </w:pPr>
+      <w:r>
+        <w:rPr>
+          <w:color w:val="00B050"/>
+          <w:lang w:val="en-US"/>
+        </w:rPr>
+        <w:t>Yes. Unit of work, from largest to smallest: Themes -&gt; Epics -&gt; Stories -&gt; Tasks</w:t>
       </w:r>
     </w:p>
     <w:p>
@@ -233,28 +173,72 @@
           <w:numId w:val="37"/>
         </w:numPr>
         <w:rPr>
-          <w:lang w:val="en-US"/>
-        </w:rPr>
-      </w:pPr>
-      <w:r>
-        <w:rPr>
-          <w:lang w:val="en-US"/>
-        </w:rPr>
-        <w:t xml:space="preserve">Deployment Frequency refers to how often an organization successfully </w:t>
-      </w:r>
+          <w:color w:val="00B050"/>
+          <w:lang w:val="en-US"/>
+        </w:rPr>
+      </w:pPr>
+      <w:r>
+        <w:rPr>
+          <w:color w:val="00B050"/>
+          <w:lang w:val="en-US"/>
+        </w:rPr>
+        <w:t>Roadmaps are not a unit of work. It</w:t>
+      </w:r>
+      <w:r>
+        <w:rPr>
+          <w:rFonts w:hint="cs"/>
+          <w:color w:val="00B050"/>
+          <w:lang w:val="en-US"/>
+        </w:rPr>
+        <w:t>’</w:t>
+      </w:r>
+      <w:r>
+        <w:rPr>
+          <w:color w:val="00B050"/>
+          <w:lang w:val="en-US"/>
+        </w:rPr>
+        <w:t>s more of a view of work. It</w:t>
+      </w:r>
+      <w:r>
+        <w:rPr>
+          <w:rFonts w:hint="cs"/>
+          <w:color w:val="00B050"/>
+          <w:lang w:val="en-US"/>
+        </w:rPr>
+        <w:t>’</w:t>
+      </w:r>
+      <w:r>
+        <w:rPr>
+          <w:color w:val="00B050"/>
+          <w:lang w:val="en-US"/>
+        </w:rPr>
+        <w:t xml:space="preserve">s a strategic planning document. </w:t>
+      </w:r>
+    </w:p>
+    <w:p>
+      <w:pPr>
+        <w:pStyle w:val="ListParagraph"/>
+        <w:numPr>
+          <w:ilvl w:val="0"/>
+          <w:numId w:val="37"/>
+        </w:numPr>
+        <w:rPr>
+          <w:lang w:val="en-US"/>
+        </w:rPr>
+      </w:pPr>
       <w:proofErr w:type="gramStart"/>
       <w:r>
         <w:rPr>
           <w:lang w:val="en-US"/>
         </w:rPr>
-        <w:t>releases to</w:t>
+        <w:t>Does</w:t>
       </w:r>
       <w:proofErr w:type="gramEnd"/>
       <w:r>
         <w:rPr>
           <w:lang w:val="en-US"/>
         </w:rPr>
-        <w:t xml:space="preserve"> production.</w:t>
+        <w:t xml:space="preserve"> monolithic tools refer to monolithic architecture, or is it a different or more specific term?</w:t>
       </w:r>
     </w:p>
     <w:p>
@@ -265,28 +249,39 @@
           <w:numId w:val="37"/>
         </w:numPr>
         <w:rPr>
-          <w:lang w:val="en-US"/>
-        </w:rPr>
-      </w:pPr>
-      <w:r>
-        <w:rPr>
-          <w:lang w:val="en-US"/>
-        </w:rPr>
-        <w:t xml:space="preserve">Deployment Frequency refers to the number of successful product releases within a specific </w:t>
-      </w:r>
-      <w:proofErr w:type="gramStart"/>
-      <w:r>
-        <w:rPr>
-          <w:lang w:val="en-US"/>
-        </w:rPr>
-        <w:t>period of time</w:t>
-      </w:r>
-      <w:proofErr w:type="gramEnd"/>
-      <w:r>
-        <w:rPr>
-          <w:lang w:val="en-US"/>
-        </w:rPr>
-        <w:t>.</w:t>
+          <w:color w:val="00B050"/>
+          <w:lang w:val="en-US"/>
+        </w:rPr>
+      </w:pPr>
+      <w:r>
+        <w:rPr>
+          <w:color w:val="00B050"/>
+          <w:lang w:val="en-US"/>
+        </w:rPr>
+        <w:t>This is different to Monolithic architecture. In the eyes of DevOps, it</w:t>
+      </w:r>
+      <w:r>
+        <w:rPr>
+          <w:rFonts w:hint="cs"/>
+          <w:color w:val="00B050"/>
+          <w:lang w:val="en-US"/>
+        </w:rPr>
+        <w:t>’</w:t>
+      </w:r>
+      <w:r>
+        <w:rPr>
+          <w:color w:val="00B050"/>
+          <w:lang w:val="en-US"/>
+        </w:rPr>
+        <w:t>s a concept explaining the concept of tight tools and platforms with bundling of functionality. Monolithic tools are usually difficult to swap out and extend. DevOps on the other hand is about flexibility and overall pipeline integration.</w:t>
+      </w:r>
+      <w:r>
+        <w:rPr>
+          <w:rFonts w:hint="cs"/>
+          <w:color w:val="00B050"/>
+          <w:lang w:val="en-US"/>
+        </w:rPr>
+        <w:t> </w:t>
       </w:r>
     </w:p>
     <w:p>
@@ -297,23 +292,14 @@
           <w:numId w:val="37"/>
         </w:numPr>
         <w:rPr>
-          <w:color w:val="EE0000"/>
-          <w:lang w:val="en-US"/>
-        </w:rPr>
-      </w:pPr>
-      <w:r>
-        <w:rPr>
-          <w:color w:val="EE0000"/>
-          <w:lang w:val="en-US"/>
-        </w:rPr>
-        <w:t>Don’t understand part</w:t>
-      </w:r>
-      <w:r>
-        <w:rPr>
-          <w:color w:val="EE0000"/>
-          <w:lang w:val="en-US"/>
-        </w:rPr>
-        <w:t>s of Waste</w:t>
+          <w:lang w:val="en-US"/>
+        </w:rPr>
+      </w:pPr>
+      <w:r>
+        <w:rPr>
+          <w:lang w:val="en-US"/>
+        </w:rPr>
+        <w:t>Does “change lead time” and “lead time for changes” refer to the same thing?</w:t>
       </w:r>
     </w:p>
     <w:p>
@@ -324,32 +310,34 @@
           <w:numId w:val="37"/>
         </w:numPr>
         <w:rPr>
-          <w:color w:val="EE0000"/>
-          <w:lang w:val="en-US"/>
-        </w:rPr>
-      </w:pPr>
-      <w:r>
-        <w:rPr>
-          <w:color w:val="EE0000"/>
-          <w:lang w:val="en-US"/>
-        </w:rPr>
-        <w:t xml:space="preserve">Regarding Lean software </w:t>
-      </w:r>
-      <w:proofErr w:type="spellStart"/>
-      <w:r>
-        <w:rPr>
-          <w:color w:val="EE0000"/>
-          <w:lang w:val="en-US"/>
-        </w:rPr>
-        <w:t>developments’s</w:t>
-      </w:r>
-      <w:proofErr w:type="spellEnd"/>
-      <w:r>
-        <w:rPr>
-          <w:color w:val="EE0000"/>
-          <w:lang w:val="en-US"/>
-        </w:rPr>
-        <w:t xml:space="preserve"> partially done work, I don’t quite understand how it occurs; why would developers finish work? Is it largely due to changing requirements causing progress on some features to be redundant?</w:t>
+          <w:color w:val="00B050"/>
+          <w:lang w:val="en-US"/>
+        </w:rPr>
+      </w:pPr>
+      <w:r>
+        <w:rPr>
+          <w:color w:val="00B050"/>
+          <w:lang w:val="en-US"/>
+        </w:rPr>
+        <w:t>Yes - change lead time and lead time for changes are the same</w:t>
+      </w:r>
+    </w:p>
+    <w:p>
+      <w:pPr>
+        <w:pStyle w:val="ListParagraph"/>
+        <w:numPr>
+          <w:ilvl w:val="0"/>
+          <w:numId w:val="37"/>
+        </w:numPr>
+        <w:rPr>
+          <w:lang w:val="en-US"/>
+        </w:rPr>
+      </w:pPr>
+      <w:r>
+        <w:rPr>
+          <w:lang w:val="en-US"/>
+        </w:rPr>
+        <w:t>Which of these is correct regarding deployment frequency?</w:t>
       </w:r>
     </w:p>
     <w:p>
@@ -360,10 +348,229 @@
           <w:numId w:val="37"/>
         </w:numPr>
         <w:rPr>
+          <w:strike/>
+          <w:lang w:val="en-US"/>
+        </w:rPr>
+      </w:pPr>
+      <w:r>
+        <w:rPr>
+          <w:strike/>
+          <w:lang w:val="en-US"/>
+        </w:rPr>
+        <w:t>Deployment Frequency refers to how often new code is deployed into production.</w:t>
+      </w:r>
+    </w:p>
+    <w:p>
+      <w:pPr>
+        <w:pStyle w:val="ListParagraph"/>
+        <w:numPr>
+          <w:ilvl w:val="1"/>
+          <w:numId w:val="37"/>
+        </w:numPr>
+        <w:rPr>
+          <w:b/>
+          <w:bCs/>
+          <w:lang w:val="en-US"/>
+        </w:rPr>
+      </w:pPr>
+      <w:r>
+        <w:rPr>
+          <w:b/>
+          <w:bCs/>
+          <w:lang w:val="en-US"/>
+        </w:rPr>
+        <w:t xml:space="preserve">Deployment Frequency refers to how often an organization successfully </w:t>
+      </w:r>
+      <w:proofErr w:type="gramStart"/>
+      <w:r>
+        <w:rPr>
+          <w:b/>
+          <w:bCs/>
+          <w:lang w:val="en-US"/>
+        </w:rPr>
+        <w:t>releases to</w:t>
+      </w:r>
+      <w:proofErr w:type="gramEnd"/>
+      <w:r>
+        <w:rPr>
+          <w:b/>
+          <w:bCs/>
+          <w:lang w:val="en-US"/>
+        </w:rPr>
+        <w:t xml:space="preserve"> production.</w:t>
+      </w:r>
+    </w:p>
+    <w:p>
+      <w:pPr>
+        <w:pStyle w:val="ListParagraph"/>
+        <w:numPr>
+          <w:ilvl w:val="1"/>
+          <w:numId w:val="37"/>
+        </w:numPr>
+        <w:rPr>
+          <w:strike/>
+          <w:lang w:val="en-US"/>
+        </w:rPr>
+      </w:pPr>
+      <w:r>
+        <w:rPr>
+          <w:strike/>
+          <w:lang w:val="en-US"/>
+        </w:rPr>
+        <w:t xml:space="preserve">Deployment Frequency refers to the number of successful product releases within a specific </w:t>
+      </w:r>
+      <w:proofErr w:type="gramStart"/>
+      <w:r>
+        <w:rPr>
+          <w:strike/>
+          <w:lang w:val="en-US"/>
+        </w:rPr>
+        <w:t>period of time</w:t>
+      </w:r>
+      <w:proofErr w:type="gramEnd"/>
+      <w:r>
+        <w:rPr>
+          <w:strike/>
+          <w:lang w:val="en-US"/>
+        </w:rPr>
+        <w:t>.</w:t>
+      </w:r>
+    </w:p>
+    <w:p>
+      <w:pPr>
+        <w:pStyle w:val="ListParagraph"/>
+        <w:numPr>
+          <w:ilvl w:val="1"/>
+          <w:numId w:val="37"/>
+        </w:numPr>
+        <w:rPr>
+          <w:color w:val="00B050"/>
+          <w:lang w:val="en-US"/>
+        </w:rPr>
+      </w:pPr>
+      <w:r>
+        <w:rPr>
+          <w:color w:val="00B050"/>
+          <w:lang w:val="en-US"/>
+        </w:rPr>
+        <w:t xml:space="preserve">Deployment frequency refers to how often an </w:t>
+      </w:r>
+      <w:proofErr w:type="spellStart"/>
+      <w:r>
+        <w:rPr>
+          <w:color w:val="00B050"/>
+          <w:lang w:val="en-US"/>
+        </w:rPr>
+        <w:t>organisation</w:t>
+      </w:r>
+      <w:proofErr w:type="spellEnd"/>
+      <w:r>
+        <w:rPr>
+          <w:color w:val="00B050"/>
+          <w:lang w:val="en-US"/>
+        </w:rPr>
+        <w:t xml:space="preserve"> successfully </w:t>
+      </w:r>
+      <w:proofErr w:type="gramStart"/>
+      <w:r>
+        <w:rPr>
+          <w:color w:val="00B050"/>
+          <w:lang w:val="en-US"/>
+        </w:rPr>
+        <w:t>releases to</w:t>
+      </w:r>
+      <w:proofErr w:type="gramEnd"/>
+      <w:r>
+        <w:rPr>
+          <w:color w:val="00B050"/>
+          <w:lang w:val="en-US"/>
+        </w:rPr>
+        <w:t xml:space="preserve"> production would be the best option of the three.</w:t>
+      </w:r>
+      <w:r>
+        <w:rPr>
+          <w:rFonts w:hint="cs"/>
+          <w:color w:val="00B050"/>
+          <w:lang w:val="en-US"/>
+        </w:rPr>
+        <w:t> </w:t>
+      </w:r>
+    </w:p>
+    <w:p>
+      <w:pPr>
+        <w:pStyle w:val="ListParagraph"/>
+        <w:numPr>
+          <w:ilvl w:val="0"/>
+          <w:numId w:val="37"/>
+        </w:numPr>
+        <w:rPr>
           <w:color w:val="EE0000"/>
           <w:lang w:val="en-US"/>
         </w:rPr>
       </w:pPr>
+      <w:r>
+        <w:rPr>
+          <w:color w:val="EE0000"/>
+          <w:lang w:val="en-US"/>
+        </w:rPr>
+        <w:t>Don’t understand part</w:t>
+      </w:r>
+      <w:r>
+        <w:rPr>
+          <w:color w:val="EE0000"/>
+          <w:lang w:val="en-US"/>
+        </w:rPr>
+        <w:t>s of Waste</w:t>
+      </w:r>
+    </w:p>
+    <w:p>
+      <w:pPr>
+        <w:pStyle w:val="ListParagraph"/>
+        <w:numPr>
+          <w:ilvl w:val="1"/>
+          <w:numId w:val="37"/>
+        </w:numPr>
+        <w:rPr>
+          <w:color w:val="EE0000"/>
+          <w:lang w:val="en-US"/>
+        </w:rPr>
+      </w:pPr>
+      <w:r>
+        <w:rPr>
+          <w:color w:val="EE0000"/>
+          <w:lang w:val="en-US"/>
+        </w:rPr>
+        <w:t xml:space="preserve">Regarding Lean software </w:t>
+      </w:r>
+      <w:proofErr w:type="spellStart"/>
+      <w:r>
+        <w:rPr>
+          <w:color w:val="EE0000"/>
+          <w:lang w:val="en-US"/>
+        </w:rPr>
+        <w:t>developments’s</w:t>
+      </w:r>
+      <w:proofErr w:type="spellEnd"/>
+      <w:r>
+        <w:rPr>
+          <w:color w:val="EE0000"/>
+          <w:lang w:val="en-US"/>
+        </w:rPr>
+        <w:t xml:space="preserve"> partially done work, I don’t quite understand how it occurs; why would developers finish work? Is it largely due to changing requirements causing progress on some features to be redundant?</w:t>
+      </w:r>
+    </w:p>
+    <w:p>
+      <w:pPr>
+        <w:pStyle w:val="ListParagraph"/>
+        <w:numPr>
+          <w:ilvl w:val="1"/>
+          <w:numId w:val="37"/>
+        </w:numPr>
+        <w:rPr>
+          <w:color w:val="EE0000"/>
+          <w:lang w:val="en-US"/>
+        </w:rPr>
+      </w:pPr>
       <w:proofErr w:type="gramStart"/>
       <w:r>
         <w:rPr>
@@ -411,6 +618,7 @@
         <w:rPr>
           <w:lang w:val="en-US"/>
         </w:rPr>
+        <w:lastRenderedPageBreak/>
         <w:t>Agile Processes for DevOps</w:t>
       </w:r>
     </w:p>
@@ -587,7 +795,6 @@
         <w:rPr>
           <w:lang w:val="en-US"/>
         </w:rPr>
-        <w:lastRenderedPageBreak/>
         <w:t xml:space="preserve">and continuous monitoring. </w:t>
       </w:r>
     </w:p>
@@ -977,7 +1184,6 @@
         <w:rPr>
           <w:lang w:val="en-US"/>
         </w:rPr>
-        <w:lastRenderedPageBreak/>
         <w:t xml:space="preserve">We need to ensure that they collaborate </w:t>
       </w:r>
       <w:proofErr w:type="gramStart"/>
@@ -1539,7 +1745,6 @@
         <w:rPr>
           <w:lang w:val="en-US"/>
         </w:rPr>
-        <w:lastRenderedPageBreak/>
         <w:t xml:space="preserve">Find the </w:t>
       </w:r>
       <w:proofErr w:type="gramStart"/>
@@ -2112,7 +2317,6 @@
         <w:rPr>
           <w:lang w:val="en-US"/>
         </w:rPr>
-        <w:lastRenderedPageBreak/>
         <w:t>Unless not minimum viable product to garner feedback???</w:t>
       </w:r>
     </w:p>
@@ -2605,7 +2809,6 @@
         <w:rPr>
           <w:lang w:val="en-US"/>
         </w:rPr>
-        <w:lastRenderedPageBreak/>
         <w:t>Recognose</w:t>
       </w:r>
       <w:proofErr w:type="spellEnd"/>
@@ -3561,7 +3764,6 @@
               <w:rPr>
                 <w:lang w:val="en-US"/>
               </w:rPr>
-              <w:lastRenderedPageBreak/>
               <w:t>Cost</w:t>
             </w:r>
           </w:p>
@@ -4054,7 +4256,6 @@
         <w:rPr>
           <w:lang w:val="en-US"/>
         </w:rPr>
-        <w:lastRenderedPageBreak/>
         <w:t>DevOps Smart Failure: Fail Fast &amp; DevOps</w:t>
       </w:r>
     </w:p>
@@ -7347,7 +7548,14 @@
         <w:rPr>
           <w:lang w:val="en-US"/>
         </w:rPr>
-        <w:t xml:space="preserve">Customer Satisfaction through Early and Continuous Delivery: This principle concentrates on the importance of customer satisfaction by providing information to customers early on time </w:t>
+        <w:t xml:space="preserve">Customer Satisfaction through Early and Continuous Delivery: This principle concentrates on the importance of customer satisfaction by providing </w:t>
+      </w:r>
+      <w:r>
+        <w:rPr>
+          <w:lang w:val="en-US"/>
+        </w:rPr>
+        <w:lastRenderedPageBreak/>
+        <w:t xml:space="preserve">information to customers early on time </w:t>
       </w:r>
       <w:r>
         <w:rPr>
@@ -7377,7 +7585,6 @@
         <w:rPr>
           <w:lang w:val="en-US"/>
         </w:rPr>
-        <w:lastRenderedPageBreak/>
         <w:t>By delivery valuable, incremental products *frequently*, we keep delivering valuable products that keep the customer satisfied, whilst also working towards our final deliverable for the customer</w:t>
       </w:r>
     </w:p>
@@ -7886,6 +8093,7 @@
           <w:bCs/>
           <w:lang w:val="en-US"/>
         </w:rPr>
+        <w:lastRenderedPageBreak/>
         <w:t>Emphasizes delivering functional and working software as the primary metric for project advancement</w:t>
       </w:r>
       <w:r>
@@ -7906,16 +8114,7 @@
           <w:bCs/>
           <w:lang w:val="en-US"/>
         </w:rPr>
-        <w:t xml:space="preserve">ensures customers are provided </w:t>
-      </w:r>
-      <w:r>
-        <w:rPr>
-          <w:b/>
-          <w:bCs/>
-          <w:lang w:val="en-US"/>
-        </w:rPr>
-        <w:lastRenderedPageBreak/>
-        <w:t>with incremental value</w:t>
+        <w:t>ensures customers are provided with incremental value</w:t>
       </w:r>
       <w:r>
         <w:rPr>
@@ -8602,7 +8801,29 @@
         <w:rPr>
           <w:lang w:val="en-US"/>
         </w:rPr>
-        <w:t xml:space="preserve">Agile Service Management (ASM) is about using agile methods in IT service management. It makes sure that service management processes are flexible, easy to adapt, and have just the right amount of control. This helps organizations provide services quickly and efficiently, staying </w:t>
+        <w:t xml:space="preserve">Agile Service Management (ASM) is about using agile methods in </w:t>
+      </w:r>
+      <w:r>
+        <w:rPr>
+          <w:b/>
+          <w:bCs/>
+          <w:color w:val="EE0000"/>
+          <w:lang w:val="en-US"/>
+        </w:rPr>
+        <w:t>IT service management</w:t>
+      </w:r>
+      <w:r>
+        <w:rPr>
+          <w:lang w:val="en-US"/>
+        </w:rPr>
+        <w:t xml:space="preserve">. It makes sure that service management processes are flexible, easy to adapt, and have just the right amount of control. This helps organizations </w:t>
+      </w:r>
+      <w:r>
+        <w:rPr>
+          <w:lang w:val="en-US"/>
+        </w:rPr>
+        <w:lastRenderedPageBreak/>
+        <w:t xml:space="preserve">provide services quickly and efficiently, staying </w:t>
       </w:r>
       <w:proofErr w:type="gramStart"/>
       <w:r>
@@ -8666,7 +8887,6 @@
         <w:rPr>
           <w:lang w:val="en-US"/>
         </w:rPr>
-        <w:lastRenderedPageBreak/>
         <w:t>Adjusts agile value 2, to focus on services; as ASM focusses on services and their development??</w:t>
       </w:r>
     </w:p>
@@ -9116,6 +9336,7 @@
         <w:rPr>
           <w:lang w:val="en-US"/>
         </w:rPr>
+        <w:lastRenderedPageBreak/>
         <w:t xml:space="preserve">Culture refers to…. For example, culture is considered good if, after challenges and emergencies, people work as a team, looking to </w:t>
       </w:r>
       <w:proofErr w:type="gramStart"/>
@@ -9168,7 +9389,6 @@
         <w:rPr>
           <w:lang w:val="en-US"/>
         </w:rPr>
-        <w:lastRenderedPageBreak/>
         <w:t>“</w:t>
       </w:r>
       <w:r>
@@ -9478,7 +9698,19 @@
           <w:rPr>
             <w:rStyle w:val="Hyperlink"/>
           </w:rPr>
-          <w:t>What causes change fatigue and how to overcome it</w:t>
+          <w:t>What cau</w:t>
+        </w:r>
+        <w:r>
+          <w:rPr>
+            <w:rStyle w:val="Hyperlink"/>
+          </w:rPr>
+          <w:t>s</w:t>
+        </w:r>
+        <w:r>
+          <w:rPr>
+            <w:rStyle w:val="Hyperlink"/>
+          </w:rPr>
+          <w:t>es change fatigue and how to overcome it</w:t>
         </w:r>
       </w:hyperlink>
       <w:bookmarkStart w:id="0" w:name="_Change_lead_time/Lead"/>
@@ -9557,48 +9789,6 @@
         <w:t>commit</w:t>
       </w:r>
       <w:proofErr w:type="gramEnd"/>
-      <w:r>
-        <w:rPr>
-          <w:lang w:val="en-US"/>
-        </w:rPr>
-        <w:t xml:space="preserve"> </w:t>
-      </w:r>
-    </w:p>
-    <w:p>
-      <w:pPr>
-        <w:pStyle w:val="ListParagraph"/>
-        <w:numPr>
-          <w:ilvl w:val="0"/>
-          <w:numId w:val="14"/>
-        </w:numPr>
-        <w:rPr>
-          <w:lang w:val="en-US"/>
-        </w:rPr>
-      </w:pPr>
-      <w:r>
-        <w:rPr>
-          <w:lang w:val="en-US"/>
-        </w:rPr>
-        <w:t xml:space="preserve">Collaboration and communication </w:t>
-      </w:r>
-    </w:p>
-    <w:p>
-      <w:pPr>
-        <w:pStyle w:val="ListParagraph"/>
-        <w:numPr>
-          <w:ilvl w:val="0"/>
-          <w:numId w:val="14"/>
-        </w:numPr>
-        <w:rPr>
-          <w:lang w:val="en-US"/>
-        </w:rPr>
-      </w:pPr>
-      <w:r>
-        <w:rPr>
-          <w:lang w:val="en-US"/>
-        </w:rPr>
-        <w:t>Collective Body of Knowledge (CBOK)</w:t>
-      </w:r>
     </w:p>
     <w:p>
       <w:pPr>
@@ -9611,7 +9801,142 @@
           <w:lang w:val="en-US"/>
         </w:rPr>
       </w:pPr>
+      <w:r>
+        <w:rPr>
+          <w:lang w:val="en-US"/>
+        </w:rPr>
+        <w:t>Code commit, in the context of version control systems such as Git, is when a snapshot of the current code is saved to a code repository.</w:t>
+      </w:r>
+    </w:p>
+    <w:p>
+      <w:pPr>
+        <w:pStyle w:val="ListParagraph"/>
+        <w:numPr>
+          <w:ilvl w:val="1"/>
+          <w:numId w:val="14"/>
+        </w:numPr>
+        <w:rPr>
+          <w:lang w:val="en-US"/>
+        </w:rPr>
+      </w:pPr>
+      <w:r>
+        <w:lastRenderedPageBreak/>
+        <w:t xml:space="preserve">a saved snapshot of changes made to files in a software project, acting as a permanent record in a version control system like Git. It records </w:t>
+      </w:r>
+      <w:r>
+        <w:rPr>
+          <w:i/>
+          <w:iCs/>
+        </w:rPr>
+        <w:t>who</w:t>
+      </w:r>
+      <w:r>
+        <w:t xml:space="preserve"> made the change, </w:t>
+      </w:r>
+      <w:r>
+        <w:rPr>
+          <w:i/>
+          <w:iCs/>
+        </w:rPr>
+        <w:t>when</w:t>
+      </w:r>
+      <w:r>
+        <w:t xml:space="preserve">, and </w:t>
+      </w:r>
+      <w:r>
+        <w:rPr>
+          <w:i/>
+          <w:iCs/>
+        </w:rPr>
+        <w:t>what</w:t>
+      </w:r>
+      <w:r>
+        <w:t xml:space="preserve"> was modified, allowing developers to track history, revert to previous versions, and collaborate.</w:t>
+      </w:r>
+    </w:p>
+    <w:p>
+      <w:pPr>
+        <w:pStyle w:val="ListParagraph"/>
+        <w:numPr>
+          <w:ilvl w:val="1"/>
+          <w:numId w:val="14"/>
+        </w:numPr>
+        <w:rPr>
+          <w:lang w:val="en-US"/>
+        </w:rPr>
+      </w:pPr>
+      <w:r>
+        <w:t>Sources:</w:t>
+      </w:r>
+    </w:p>
+    <w:p>
+      <w:pPr>
+        <w:pStyle w:val="ListParagraph"/>
+        <w:numPr>
+          <w:ilvl w:val="2"/>
+          <w:numId w:val="14"/>
+        </w:numPr>
+        <w:rPr>
+          <w:lang w:val="en-US"/>
+        </w:rPr>
+      </w:pPr>
       <w:hyperlink r:id="rId20" w:history="1">
+        <w:r>
+          <w:rPr>
+            <w:rStyle w:val="Hyperlink"/>
+          </w:rPr>
+          <w:t>Commit in Git. This article is one of the articles in… | by Ario Liyan | Medium</w:t>
+        </w:r>
+      </w:hyperlink>
+    </w:p>
+    <w:p>
+      <w:pPr>
+        <w:pStyle w:val="ListParagraph"/>
+        <w:numPr>
+          <w:ilvl w:val="0"/>
+          <w:numId w:val="14"/>
+        </w:numPr>
+        <w:rPr>
+          <w:lang w:val="en-US"/>
+        </w:rPr>
+      </w:pPr>
+      <w:r>
+        <w:rPr>
+          <w:lang w:val="en-US"/>
+        </w:rPr>
+        <w:t xml:space="preserve">Collaboration and communication </w:t>
+      </w:r>
+    </w:p>
+    <w:p>
+      <w:pPr>
+        <w:pStyle w:val="ListParagraph"/>
+        <w:numPr>
+          <w:ilvl w:val="0"/>
+          <w:numId w:val="14"/>
+        </w:numPr>
+        <w:rPr>
+          <w:lang w:val="en-US"/>
+        </w:rPr>
+      </w:pPr>
+      <w:r>
+        <w:rPr>
+          <w:lang w:val="en-US"/>
+        </w:rPr>
+        <w:t>Collective Body of Knowledge (CBOK)</w:t>
+      </w:r>
+    </w:p>
+    <w:p>
+      <w:pPr>
+        <w:pStyle w:val="ListParagraph"/>
+        <w:numPr>
+          <w:ilvl w:val="1"/>
+          <w:numId w:val="14"/>
+        </w:numPr>
+        <w:rPr>
+          <w:lang w:val="en-US"/>
+        </w:rPr>
+      </w:pPr>
+      <w:hyperlink r:id="rId21" w:history="1">
         <w:r>
           <w:rPr>
             <w:rStyle w:val="Hyperlink"/>
@@ -9645,7 +9970,7 @@
           <w:lang w:val="en-US"/>
         </w:rPr>
       </w:pPr>
-      <w:hyperlink r:id="rId21" w:anchor=":~:text=call%20it%20the-,CBOK,-.%20ITIL%20is%20part" w:history="1">
+      <w:hyperlink r:id="rId22" w:anchor=":~:text=call%20it%20the-,CBOK,-.%20ITIL%20is%20part" w:history="1">
         <w:r>
           <w:rPr>
             <w:rStyle w:val="Hyperlink"/>
@@ -9666,7 +9991,7 @@
           <w:lang w:val="en-US"/>
         </w:rPr>
       </w:pPr>
-      <w:hyperlink r:id="rId22" w:history="1">
+      <w:hyperlink r:id="rId23" w:history="1">
         <w:r>
           <w:rPr>
             <w:rStyle w:val="Hyperlink"/>
@@ -9708,7 +10033,6 @@
         <w:rPr>
           <w:lang w:val="en-US"/>
         </w:rPr>
-        <w:lastRenderedPageBreak/>
         <w:t>Containers</w:t>
       </w:r>
     </w:p>
@@ -9807,7 +10131,7 @@
           <w:lang w:val="en-US"/>
         </w:rPr>
       </w:pPr>
-      <w:hyperlink r:id="rId23" w:anchor=":~:text=DevOps%20containers%20and%20containerization%20are%20a%20key,instances%20on%20the%20same%20host%20without%20interference." w:history="1">
+      <w:hyperlink r:id="rId24" w:anchor=":~:text=DevOps%20containers%20and%20containerization%20are%20a%20key,instances%20on%20the%20same%20host%20without%20interference." w:history="1">
         <w:r>
           <w:rPr>
             <w:rStyle w:val="Hyperlink"/>
@@ -9827,7 +10151,7 @@
           <w:lang w:val="en-US"/>
         </w:rPr>
       </w:pPr>
-      <w:hyperlink r:id="rId24" w:anchor=":~:text=Containers%20provide%20a%20standardized%20format,from%20dev%20box%20to%20production." w:history="1">
+      <w:hyperlink r:id="rId25" w:anchor=":~:text=Containers%20provide%20a%20standardized%20format,from%20dev%20box%20to%20production." w:history="1">
         <w:r>
           <w:rPr>
             <w:rStyle w:val="Hyperlink"/>
@@ -10034,7 +10358,7 @@
           <w:lang w:val="en-US"/>
         </w:rPr>
       </w:pPr>
-      <w:hyperlink r:id="rId25" w:history="1">
+      <w:hyperlink r:id="rId26" w:history="1">
         <w:r>
           <w:rPr>
             <w:rStyle w:val="Hyperlink"/>
@@ -10054,7 +10378,7 @@
           <w:lang w:val="en-US"/>
         </w:rPr>
       </w:pPr>
-      <w:hyperlink r:id="rId26" w:history="1">
+      <w:hyperlink r:id="rId27" w:history="1">
         <w:r>
           <w:rPr>
             <w:rStyle w:val="Hyperlink"/>
@@ -10074,7 +10398,7 @@
           <w:lang w:val="en-US"/>
         </w:rPr>
       </w:pPr>
-      <w:hyperlink r:id="rId27" w:history="1">
+      <w:hyperlink r:id="rId28" w:history="1">
         <w:r>
           <w:rPr>
             <w:rStyle w:val="Hyperlink"/>
@@ -10113,6 +10437,7 @@
         <w:rPr>
           <w:lang w:val="en-US"/>
         </w:rPr>
+        <w:lastRenderedPageBreak/>
         <w:t xml:space="preserve">Continuous delivery </w:t>
       </w:r>
     </w:p>
@@ -10197,7 +10522,7 @@
           <w:lang w:val="en-US"/>
         </w:rPr>
       </w:pPr>
-      <w:hyperlink r:id="rId28" w:history="1">
+      <w:hyperlink r:id="rId29" w:history="1">
         <w:r>
           <w:rPr>
             <w:rStyle w:val="Hyperlink"/>
@@ -10205,52 +10530,6 @@
           <w:t>Continuous integration and continuous deployment definition – Glossary | NordVPN</w:t>
         </w:r>
       </w:hyperlink>
-    </w:p>
-    <w:p>
-      <w:pPr>
-        <w:pStyle w:val="ListParagraph"/>
-        <w:numPr>
-          <w:ilvl w:val="1"/>
-          <w:numId w:val="14"/>
-        </w:numPr>
-        <w:rPr>
-          <w:lang w:val="en-US"/>
-        </w:rPr>
-      </w:pPr>
-      <w:hyperlink r:id="rId29" w:history="1">
-        <w:r>
-          <w:rPr>
-            <w:rStyle w:val="Hyperlink"/>
-          </w:rPr>
-          <w:t xml:space="preserve">What is CI/CD? - </w:t>
-        </w:r>
-        <w:proofErr w:type="spellStart"/>
-        <w:r>
-          <w:rPr>
-            <w:rStyle w:val="Hyperlink"/>
-          </w:rPr>
-          <w:t>GeeksforGeeks</w:t>
-        </w:r>
-        <w:proofErr w:type="spellEnd"/>
-      </w:hyperlink>
-    </w:p>
-    <w:p>
-      <w:pPr>
-        <w:pStyle w:val="ListParagraph"/>
-        <w:numPr>
-          <w:ilvl w:val="0"/>
-          <w:numId w:val="14"/>
-        </w:numPr>
-        <w:rPr>
-          <w:lang w:val="en-US"/>
-        </w:rPr>
-      </w:pPr>
-      <w:r>
-        <w:rPr>
-          <w:lang w:val="en-US"/>
-        </w:rPr>
-        <w:t xml:space="preserve">Continuous testing </w:t>
-      </w:r>
     </w:p>
     <w:p>
       <w:pPr>
@@ -10282,6 +10561,52 @@
     </w:p>
     <w:p>
       <w:pPr>
+        <w:pStyle w:val="ListParagraph"/>
+        <w:numPr>
+          <w:ilvl w:val="0"/>
+          <w:numId w:val="14"/>
+        </w:numPr>
+        <w:rPr>
+          <w:lang w:val="en-US"/>
+        </w:rPr>
+      </w:pPr>
+      <w:r>
+        <w:rPr>
+          <w:lang w:val="en-US"/>
+        </w:rPr>
+        <w:t xml:space="preserve">Continuous testing </w:t>
+      </w:r>
+    </w:p>
+    <w:p>
+      <w:pPr>
+        <w:pStyle w:val="ListParagraph"/>
+        <w:numPr>
+          <w:ilvl w:val="1"/>
+          <w:numId w:val="14"/>
+        </w:numPr>
+        <w:rPr>
+          <w:lang w:val="en-US"/>
+        </w:rPr>
+      </w:pPr>
+      <w:hyperlink r:id="rId31" w:history="1">
+        <w:r>
+          <w:rPr>
+            <w:rStyle w:val="Hyperlink"/>
+          </w:rPr>
+          <w:t xml:space="preserve">What is CI/CD? - </w:t>
+        </w:r>
+        <w:proofErr w:type="spellStart"/>
+        <w:r>
+          <w:rPr>
+            <w:rStyle w:val="Hyperlink"/>
+          </w:rPr>
+          <w:t>GeeksforGeeks</w:t>
+        </w:r>
+        <w:proofErr w:type="spellEnd"/>
+      </w:hyperlink>
+    </w:p>
+    <w:p>
+      <w:pPr>
         <w:pStyle w:val="Heading2"/>
         <w:rPr>
           <w:lang w:val="en-US"/>
@@ -10385,7 +10710,6 @@
           <w:b/>
           <w:bCs/>
         </w:rPr>
-        <w:lastRenderedPageBreak/>
         <w:t xml:space="preserve">This can manifest as, for </w:t>
       </w:r>
       <w:proofErr w:type="gramStart"/>
@@ -10552,7 +10876,7 @@
           <w:numId w:val="17"/>
         </w:numPr>
       </w:pPr>
-      <w:hyperlink r:id="rId31" w:history="1">
+      <w:hyperlink r:id="rId32" w:history="1">
         <w:r>
           <w:rPr>
             <w:rStyle w:val="Hyperlink"/>
@@ -10572,7 +10896,7 @@
           <w:lang w:val="en-US"/>
         </w:rPr>
       </w:pPr>
-      <w:hyperlink r:id="rId32" w:history="1">
+      <w:hyperlink r:id="rId33" w:history="1">
         <w:r>
           <w:rPr>
             <w:rStyle w:val="Hyperlink"/>
@@ -10580,13 +10904,6 @@
           <w:t>Cultural debt can be the primary driver of technical debt | Technical Debt for Policymakers</w:t>
         </w:r>
       </w:hyperlink>
-    </w:p>
-    <w:p>
-      <w:pPr>
-        <w:rPr>
-          <w:lang w:val="en-US"/>
-        </w:rPr>
-      </w:pPr>
     </w:p>
     <w:p>
       <w:pPr>
@@ -10649,52 +10966,7 @@
             <w:bCs/>
             <w:lang w:val="en-US"/>
           </w:rPr>
-          <w:t>lea</w:t>
-        </w:r>
-        <w:r>
-          <w:rPr>
-            <w:rStyle w:val="Hyperlink"/>
-            <w:b/>
-            <w:bCs/>
-            <w:lang w:val="en-US"/>
-          </w:rPr>
-          <w:t>d</w:t>
-        </w:r>
-        <w:r>
-          <w:rPr>
-            <w:rStyle w:val="Hyperlink"/>
-            <w:b/>
-            <w:bCs/>
-            <w:lang w:val="en-US"/>
-          </w:rPr>
-          <w:t xml:space="preserve"> </w:t>
-        </w:r>
-        <w:r>
-          <w:rPr>
-            <w:rStyle w:val="Hyperlink"/>
-            <w:b/>
-            <w:bCs/>
-            <w:lang w:val="en-US"/>
-          </w:rPr>
-          <w:t>t</w:t>
-        </w:r>
-        <w:r>
-          <w:rPr>
-            <w:rStyle w:val="Hyperlink"/>
-            <w:b/>
-            <w:bCs/>
-            <w:lang w:val="en-US"/>
-          </w:rPr>
-          <w:t>i</w:t>
-        </w:r>
-        <w:r>
-          <w:rPr>
-            <w:rStyle w:val="Hyperlink"/>
-            <w:b/>
-            <w:bCs/>
-            <w:lang w:val="en-US"/>
-          </w:rPr>
-          <w:t>me</w:t>
+          <w:t>lead time</w:t>
         </w:r>
       </w:hyperlink>
       <w:r>
@@ -10714,6 +10986,7 @@
         <w:rPr>
           <w:lang w:val="en-US"/>
         </w:rPr>
+        <w:lastRenderedPageBreak/>
         <w:t>In the development world, this refers to the time</w:t>
       </w:r>
       <w:r>
@@ -10811,7 +11084,7 @@
           <w:lang w:val="en-US"/>
         </w:rPr>
       </w:pPr>
-      <w:hyperlink r:id="rId33" w:history="1">
+      <w:hyperlink r:id="rId34" w:history="1">
         <w:r>
           <w:rPr>
             <w:rStyle w:val="Hyperlink"/>
@@ -10831,7 +11104,7 @@
           <w:lang w:val="en-US"/>
         </w:rPr>
       </w:pPr>
-      <w:hyperlink r:id="rId34" w:history="1">
+      <w:hyperlink r:id="rId35" w:history="1">
         <w:r>
           <w:rPr>
             <w:rStyle w:val="Hyperlink"/>
@@ -10851,7 +11124,7 @@
           <w:lang w:val="en-US"/>
         </w:rPr>
       </w:pPr>
-      <w:hyperlink r:id="rId35" w:history="1">
+      <w:hyperlink r:id="rId36" w:history="1">
         <w:r>
           <w:rPr>
             <w:rStyle w:val="Hyperlink"/>
@@ -10871,7 +11144,7 @@
           <w:lang w:val="en-US"/>
         </w:rPr>
       </w:pPr>
-      <w:hyperlink r:id="rId36" w:history="1">
+      <w:hyperlink r:id="rId37" w:history="1">
         <w:r>
           <w:rPr>
             <w:rStyle w:val="Hyperlink"/>
@@ -10895,11 +11168,13 @@
           <w:numId w:val="14"/>
         </w:numPr>
         <w:rPr>
-          <w:lang w:val="en-US"/>
-        </w:rPr>
-      </w:pPr>
-      <w:r>
-        <w:rPr>
+          <w:color w:val="EE0000"/>
+          <w:lang w:val="en-US"/>
+        </w:rPr>
+      </w:pPr>
+      <w:r>
+        <w:rPr>
+          <w:color w:val="EE0000"/>
           <w:lang w:val="en-US"/>
         </w:rPr>
         <w:t xml:space="preserve">Deployment pipeline </w:t>
@@ -10925,48 +11200,22 @@
     </w:p>
     <w:p>
       <w:pPr>
-        <w:pStyle w:val="ListParagraph"/>
-        <w:numPr>
-          <w:ilvl w:val="0"/>
-          <w:numId w:val="14"/>
-        </w:numPr>
-        <w:rPr>
-          <w:lang w:val="en-US"/>
-        </w:rPr>
-      </w:pPr>
-      <w:r>
-        <w:rPr>
-          <w:lang w:val="en-US"/>
-        </w:rPr>
-        <w:lastRenderedPageBreak/>
+        <w:pStyle w:val="Heading2"/>
+        <w:rPr>
+          <w:lang w:val="en-US"/>
+        </w:rPr>
+      </w:pPr>
+      <w:bookmarkStart w:id="3" w:name="_Deployment_frequency"/>
+      <w:bookmarkEnd w:id="3"/>
+      <w:r>
+        <w:rPr>
+          <w:lang w:val="en-US"/>
+        </w:rPr>
         <w:t>Deployment frequency</w:t>
       </w:r>
     </w:p>
     <w:p>
       <w:pPr>
-        <w:pStyle w:val="ListParagraph"/>
-        <w:numPr>
-          <w:ilvl w:val="1"/>
-          <w:numId w:val="14"/>
-        </w:numPr>
-        <w:rPr>
-          <w:lang w:val="en-US"/>
-        </w:rPr>
-      </w:pPr>
-      <w:r>
-        <w:rPr>
-          <w:lang w:val="en-US"/>
-        </w:rPr>
-        <w:t>Deployment Frequency refers to how often new code is deployed into production.</w:t>
-      </w:r>
-    </w:p>
-    <w:p>
-      <w:pPr>
-        <w:pStyle w:val="ListParagraph"/>
-        <w:numPr>
-          <w:ilvl w:val="1"/>
-          <w:numId w:val="14"/>
-        </w:numPr>
         <w:rPr>
           <w:lang w:val="en-US"/>
         </w:rPr>
@@ -10994,29 +11243,32 @@
     </w:p>
     <w:p>
       <w:pPr>
-        <w:pStyle w:val="ListParagraph"/>
-        <w:numPr>
-          <w:ilvl w:val="1"/>
-          <w:numId w:val="14"/>
-        </w:numPr>
-        <w:rPr>
-          <w:lang w:val="en-US"/>
-        </w:rPr>
-      </w:pPr>
-      <w:r>
-        <w:rPr>
-          <w:lang w:val="en-US"/>
-        </w:rPr>
-        <w:t xml:space="preserve">Deployment Frequency refers to the number of successful product releases within a specific </w:t>
-      </w:r>
-      <w:proofErr w:type="gramStart"/>
-      <w:r>
-        <w:rPr>
-          <w:lang w:val="en-US"/>
-        </w:rPr>
-        <w:t>period of time</w:t>
-      </w:r>
-      <w:proofErr w:type="gramEnd"/>
+        <w:rPr>
+          <w:lang w:val="en-US"/>
+        </w:rPr>
+      </w:pPr>
+      <w:r>
+        <w:rPr>
+          <w:b/>
+          <w:bCs/>
+          <w:lang w:val="en-US"/>
+        </w:rPr>
+        <w:t>Not to be confused with “delivery”</w:t>
+      </w:r>
+      <w:r>
+        <w:rPr>
+          <w:lang w:val="en-US"/>
+        </w:rPr>
+        <w:t xml:space="preserve">, which refers to code changes released to a pre-production environment, whereas </w:t>
+      </w:r>
+      <w:r>
+        <w:rPr>
+          <w:b/>
+          <w:bCs/>
+          <w:lang w:val="en-US"/>
+        </w:rPr>
+        <w:t>“deployment” is reserved for changes that are released to production</w:t>
+      </w:r>
       <w:r>
         <w:rPr>
           <w:lang w:val="en-US"/>
@@ -11026,11 +11278,6 @@
     </w:p>
     <w:p>
       <w:pPr>
-        <w:pStyle w:val="ListParagraph"/>
-        <w:numPr>
-          <w:ilvl w:val="1"/>
-          <w:numId w:val="14"/>
-        </w:numPr>
         <w:rPr>
           <w:lang w:val="en-US"/>
         </w:rPr>
@@ -11045,34 +11292,181 @@
         <w:rPr>
           <w:lang w:val="en-US"/>
         </w:rPr>
-        <w:t xml:space="preserve"> evaluate performance, focusing on speed and continuous delivery.</w:t>
-      </w:r>
-    </w:p>
-    <w:p>
-      <w:pPr>
-        <w:pStyle w:val="ListParagraph"/>
-        <w:numPr>
-          <w:ilvl w:val="1"/>
-          <w:numId w:val="14"/>
-        </w:numPr>
-        <w:rPr>
-          <w:lang w:val="en-US"/>
-        </w:rPr>
-      </w:pPr>
-      <w:hyperlink r:id="rId37" w:history="1">
+        <w:t xml:space="preserve"> </w:t>
+      </w:r>
+      <w:r>
+        <w:rPr>
+          <w:lang w:val="en-US"/>
+        </w:rPr>
+        <w:t xml:space="preserve">help </w:t>
+      </w:r>
+      <w:r>
+        <w:rPr>
+          <w:lang w:val="en-US"/>
+        </w:rPr>
+        <w:t xml:space="preserve">evaluate </w:t>
+      </w:r>
+      <w:r>
+        <w:rPr>
+          <w:lang w:val="en-US"/>
+        </w:rPr>
+        <w:t xml:space="preserve">team </w:t>
+      </w:r>
+      <w:r>
+        <w:rPr>
+          <w:lang w:val="en-US"/>
+        </w:rPr>
+        <w:t xml:space="preserve">performance, focusing on speed and </w:t>
+      </w:r>
+      <w:r>
+        <w:rPr>
+          <w:b/>
+          <w:bCs/>
+          <w:color w:val="EE0000"/>
+          <w:lang w:val="en-US"/>
+        </w:rPr>
+        <w:t>continuous delivery</w:t>
+      </w:r>
+      <w:r>
+        <w:rPr>
+          <w:lang w:val="en-US"/>
+        </w:rPr>
+        <w:t xml:space="preserve">, </w:t>
+      </w:r>
+      <w:r>
+        <w:rPr>
+          <w:lang w:val="en-US"/>
+        </w:rPr>
+        <w:t xml:space="preserve">by looking at how quickly </w:t>
+      </w:r>
+      <w:r>
+        <w:rPr>
+          <w:lang w:val="en-US"/>
+        </w:rPr>
+        <w:t>a team</w:t>
+      </w:r>
+      <w:r>
+        <w:rPr>
+          <w:lang w:val="en-US"/>
+        </w:rPr>
+        <w:t xml:space="preserve"> can deploy changes</w:t>
+      </w:r>
+      <w:r>
+        <w:rPr>
+          <w:lang w:val="en-US"/>
+        </w:rPr>
+        <w:t>.</w:t>
+      </w:r>
+    </w:p>
+    <w:p>
+      <w:pPr>
+        <w:rPr>
+          <w:lang w:val="en-US"/>
+        </w:rPr>
+      </w:pPr>
+      <w:r>
+        <w:rPr>
+          <w:lang w:val="en-US"/>
+        </w:rPr>
+        <w:t xml:space="preserve">It should be noted that </w:t>
+      </w:r>
+      <w:r>
+        <w:rPr>
+          <w:b/>
+          <w:bCs/>
+          <w:lang w:val="en-US"/>
+        </w:rPr>
+        <w:t xml:space="preserve">the ability to deploy on demand requires an automated deployment </w:t>
+      </w:r>
+      <w:r>
+        <w:rPr>
+          <w:b/>
+          <w:bCs/>
+          <w:color w:val="EE0000"/>
+          <w:lang w:val="en-US"/>
+        </w:rPr>
+        <w:t>pipeline</w:t>
+      </w:r>
+      <w:r>
+        <w:rPr>
+          <w:lang w:val="en-US"/>
+        </w:rPr>
+        <w:t>, incorporating automated testing and feedback mechanisms, to minimize the need for human intervention and streamline the deployment process as much as possible.</w:t>
+      </w:r>
+    </w:p>
+    <w:p>
+      <w:pPr>
+        <w:rPr>
+          <w:lang w:val="en-US"/>
+        </w:rPr>
+      </w:pPr>
+      <w:r>
+        <w:t xml:space="preserve">At a high level, </w:t>
+      </w:r>
+      <w:r>
+        <w:t xml:space="preserve">both </w:t>
+      </w:r>
+      <w:r>
+        <w:t xml:space="preserve">Deployment Frequency and </w:t>
+      </w:r>
+      <w:hyperlink w:anchor="_Lead_Time_for" w:history="1">
         <w:r>
           <w:rPr>
             <w:rStyle w:val="Hyperlink"/>
           </w:rPr>
-          <w:t>Use Four Keys metrics like change failure rate to measure your DevOps performance | Google Cloud Blog</w:t>
+          <w:t>Lead Time for Changes</w:t>
         </w:r>
       </w:hyperlink>
-    </w:p>
-    <w:p>
-      <w:pPr>
-        <w:pStyle w:val="ListParagraph"/>
-        <w:numPr>
-          <w:ilvl w:val="1"/>
+      <w:r>
+        <w:t xml:space="preserve"> </w:t>
+      </w:r>
+      <w:r>
+        <w:t xml:space="preserve">are </w:t>
+      </w:r>
+      <w:r>
+        <w:t>measure</w:t>
+      </w:r>
+      <w:r>
+        <w:t>s of</w:t>
+      </w:r>
+      <w:r>
+        <w:t xml:space="preserve"> </w:t>
+      </w:r>
+      <w:hyperlink w:anchor="_Velocity" w:history="1">
+        <w:r>
+          <w:rPr>
+            <w:rStyle w:val="Hyperlink"/>
+            <w:b/>
+            <w:bCs/>
+          </w:rPr>
+          <w:t>velocity</w:t>
+        </w:r>
+      </w:hyperlink>
+      <w:r>
+        <w:t>.</w:t>
+      </w:r>
+    </w:p>
+    <w:p>
+      <w:pPr>
+        <w:rPr>
+          <w:b/>
+          <w:bCs/>
+          <w:lang w:val="en-US"/>
+        </w:rPr>
+      </w:pPr>
+      <w:r>
+        <w:rPr>
+          <w:b/>
+          <w:bCs/>
+        </w:rPr>
+        <w:t>Sources:</w:t>
+      </w:r>
+    </w:p>
+    <w:p>
+      <w:pPr>
+        <w:pStyle w:val="ListParagraph"/>
+        <w:numPr>
+          <w:ilvl w:val="0"/>
           <w:numId w:val="14"/>
         </w:numPr>
         <w:rPr>
@@ -11084,7 +11478,19 @@
           <w:rPr>
             <w:rStyle w:val="Hyperlink"/>
           </w:rPr>
-          <w:t>4 Key DevOps Metrics to Know | Atlassian</w:t>
+          <w:t>Use Fou</w:t>
+        </w:r>
+        <w:r>
+          <w:rPr>
+            <w:rStyle w:val="Hyperlink"/>
+          </w:rPr>
+          <w:t>r</w:t>
+        </w:r>
+        <w:r>
+          <w:rPr>
+            <w:rStyle w:val="Hyperlink"/>
+          </w:rPr>
+          <w:t xml:space="preserve"> Keys metrics like change failure rate to measure your DevOps performance | Google Cloud Blog</w:t>
         </w:r>
       </w:hyperlink>
     </w:p>
@@ -11099,6 +11505,65 @@
           <w:lang w:val="en-US"/>
         </w:rPr>
       </w:pPr>
+      <w:hyperlink r:id="rId39" w:history="1">
+        <w:r>
+          <w:rPr>
+            <w:rStyle w:val="Hyperlink"/>
+          </w:rPr>
+          <w:t xml:space="preserve">4 Key </w:t>
+        </w:r>
+        <w:r>
+          <w:rPr>
+            <w:rStyle w:val="Hyperlink"/>
+          </w:rPr>
+          <w:t>D</w:t>
+        </w:r>
+        <w:r>
+          <w:rPr>
+            <w:rStyle w:val="Hyperlink"/>
+          </w:rPr>
+          <w:t>evOps Metrics to Know | Atlassian</w:t>
+        </w:r>
+      </w:hyperlink>
+    </w:p>
+    <w:p>
+      <w:pPr>
+        <w:pStyle w:val="ListParagraph"/>
+        <w:numPr>
+          <w:ilvl w:val="0"/>
+          <w:numId w:val="14"/>
+        </w:numPr>
+        <w:rPr>
+          <w:lang w:val="en-US"/>
+        </w:rPr>
+      </w:pPr>
+      <w:hyperlink r:id="rId40" w:history="1">
+        <w:r>
+          <w:rPr>
+            <w:rStyle w:val="Hyperlink"/>
+          </w:rPr>
+          <w:t>Deployment Frequency: Definition, Formula &amp; Best Practices | Cortex</w:t>
+        </w:r>
+      </w:hyperlink>
+    </w:p>
+    <w:p>
+      <w:pPr>
+        <w:rPr>
+          <w:lang w:val="en-US"/>
+        </w:rPr>
+      </w:pPr>
+    </w:p>
+    <w:p>
+      <w:pPr>
+        <w:pStyle w:val="ListParagraph"/>
+        <w:numPr>
+          <w:ilvl w:val="0"/>
+          <w:numId w:val="14"/>
+        </w:numPr>
+        <w:rPr>
+          <w:lang w:val="en-US"/>
+        </w:rPr>
+      </w:pPr>
       <w:proofErr w:type="spellStart"/>
       <w:r>
         <w:rPr>
@@ -11119,7 +11584,7 @@
           <w:lang w:val="en-US"/>
         </w:rPr>
       </w:pPr>
-      <w:hyperlink r:id="rId39" w:history="1">
+      <w:hyperlink r:id="rId41" w:history="1">
         <w:r>
           <w:rPr>
             <w:rStyle w:val="Hyperlink"/>
@@ -11153,7 +11618,7 @@
           <w:lang w:val="en-US"/>
         </w:rPr>
       </w:pPr>
-      <w:hyperlink r:id="rId40" w:history="1">
+      <w:hyperlink r:id="rId42" w:history="1">
         <w:r>
           <w:rPr>
             <w:rStyle w:val="Hyperlink"/>
@@ -11187,7 +11652,7 @@
           <w:lang w:val="en-US"/>
         </w:rPr>
       </w:pPr>
-      <w:hyperlink r:id="rId41" w:history="1">
+      <w:hyperlink r:id="rId43" w:history="1">
         <w:r>
           <w:rPr>
             <w:rStyle w:val="Hyperlink"/>
@@ -11293,7 +11758,7 @@
           <w:lang w:val="en-US"/>
         </w:rPr>
       </w:pPr>
-      <w:hyperlink r:id="rId42" w:history="1">
+      <w:hyperlink r:id="rId44" w:history="1">
         <w:r>
           <w:rPr>
             <w:rStyle w:val="Hyperlink"/>
@@ -11317,7 +11782,7 @@
         <w:rPr>
           <w:lang w:val="en-US"/>
         </w:rPr>
-        <w:t xml:space="preserve">DevOps roles </w:t>
+        <w:t>DevOps toolchain</w:t>
       </w:r>
     </w:p>
     <w:p>
@@ -11331,7 +11796,203 @@
           <w:lang w:val="en-US"/>
         </w:rPr>
       </w:pPr>
-      <w:hyperlink r:id="rId43" w:history="1">
+      <w:r>
+        <w:rPr>
+          <w:lang w:val="en-US"/>
+        </w:rPr>
+        <w:t xml:space="preserve">“The never-ending toolchain puzzle </w:t>
+      </w:r>
+      <w:r>
+        <w:rPr>
+          <w:rFonts w:hint="cs"/>
+          <w:lang w:val="en-US"/>
+        </w:rPr>
+        <w:t>–</w:t>
+      </w:r>
+      <w:r>
+        <w:rPr>
+          <w:lang w:val="en-US"/>
+        </w:rPr>
+        <w:t xml:space="preserve"> Every company I have worked with has a bloated DevOps stack. Terraform, Kubernetes, Jenkins, </w:t>
+      </w:r>
+      <w:proofErr w:type="spellStart"/>
+      <w:r>
+        <w:rPr>
+          <w:lang w:val="en-US"/>
+        </w:rPr>
+        <w:t>ArgoCD</w:t>
+      </w:r>
+      <w:proofErr w:type="spellEnd"/>
+      <w:r>
+        <w:rPr>
+          <w:lang w:val="en-US"/>
+        </w:rPr>
+        <w:t>, GitHub Actions, Helm, Spinnaker</w:t>
+      </w:r>
+      <w:r>
+        <w:rPr>
+          <w:rFonts w:hint="cs"/>
+          <w:lang w:val="en-US"/>
+        </w:rPr>
+        <w:t>—</w:t>
+      </w:r>
+      <w:r>
+        <w:rPr>
+          <w:lang w:val="en-US"/>
+        </w:rPr>
+        <w:t>you name it. It</w:t>
+      </w:r>
+      <w:r>
+        <w:rPr>
+          <w:rFonts w:hint="cs"/>
+          <w:lang w:val="en-US"/>
+        </w:rPr>
+        <w:t>’</w:t>
+      </w:r>
+      <w:r>
+        <w:rPr>
+          <w:lang w:val="en-US"/>
+        </w:rPr>
+        <w:t xml:space="preserve">s like every tool </w:t>
+      </w:r>
+      <w:proofErr w:type="gramStart"/>
+      <w:r>
+        <w:rPr>
+          <w:lang w:val="en-US"/>
+        </w:rPr>
+        <w:t>fixes</w:t>
+      </w:r>
+      <w:proofErr w:type="gramEnd"/>
+      <w:r>
+        <w:rPr>
+          <w:lang w:val="en-US"/>
+        </w:rPr>
+        <w:t xml:space="preserve"> one thing but breaks another, and somehow, the entire setup is still fragile as hell. Instead of simplifying DevOps, we</w:t>
+      </w:r>
+      <w:r>
+        <w:rPr>
+          <w:rFonts w:hint="cs"/>
+          <w:lang w:val="en-US"/>
+        </w:rPr>
+        <w:t>’</w:t>
+      </w:r>
+      <w:r>
+        <w:rPr>
+          <w:lang w:val="en-US"/>
+        </w:rPr>
+        <w:t>re just stacking more complexity on top of complexity.</w:t>
+      </w:r>
+      <w:r>
+        <w:rPr>
+          <w:lang w:val="en-US"/>
+        </w:rPr>
+        <w:t>”</w:t>
+      </w:r>
+    </w:p>
+    <w:p>
+      <w:pPr>
+        <w:pStyle w:val="ListParagraph"/>
+        <w:numPr>
+          <w:ilvl w:val="2"/>
+          <w:numId w:val="14"/>
+        </w:numPr>
+        <w:rPr>
+          <w:lang w:val="en-US"/>
+        </w:rPr>
+      </w:pPr>
+      <w:r>
+        <w:rPr>
+          <w:lang w:val="en-US"/>
+        </w:rPr>
+        <w:t xml:space="preserve">This is just a reddit complaint, but mentions potential </w:t>
+      </w:r>
+      <w:proofErr w:type="gramStart"/>
+      <w:r>
+        <w:rPr>
+          <w:lang w:val="en-US"/>
+        </w:rPr>
+        <w:t>tools;</w:t>
+      </w:r>
+      <w:proofErr w:type="gramEnd"/>
+      <w:r>
+        <w:rPr>
+          <w:lang w:val="en-US"/>
+        </w:rPr>
+        <w:t xml:space="preserve"> the DevOps stack?</w:t>
+      </w:r>
+    </w:p>
+    <w:p>
+      <w:pPr>
+        <w:pStyle w:val="ListParagraph"/>
+        <w:numPr>
+          <w:ilvl w:val="2"/>
+          <w:numId w:val="14"/>
+        </w:numPr>
+        <w:rPr>
+          <w:lang w:val="en-US"/>
+        </w:rPr>
+      </w:pPr>
+      <w:hyperlink r:id="rId45" w:history="1">
+        <w:r>
+          <w:rPr>
+            <w:rStyle w:val="Hyperlink"/>
+          </w:rPr>
+          <w:t>Why is DevOps still such a fragmented, exhausting (and ofc costly) mess in 2025</w:t>
+        </w:r>
+        <w:proofErr w:type="gramStart"/>
+        <w:r>
+          <w:rPr>
+            <w:rStyle w:val="Hyperlink"/>
+          </w:rPr>
+          <w:t>? :</w:t>
+        </w:r>
+        <w:proofErr w:type="gramEnd"/>
+        <w:r>
+          <w:rPr>
+            <w:rStyle w:val="Hyperlink"/>
+          </w:rPr>
+          <w:t xml:space="preserve"> r/</w:t>
+        </w:r>
+        <w:proofErr w:type="spellStart"/>
+        <w:r>
+          <w:rPr>
+            <w:rStyle w:val="Hyperlink"/>
+          </w:rPr>
+          <w:t>devops</w:t>
+        </w:r>
+        <w:proofErr w:type="spellEnd"/>
+      </w:hyperlink>
+    </w:p>
+    <w:p>
+      <w:pPr>
+        <w:pStyle w:val="ListParagraph"/>
+        <w:numPr>
+          <w:ilvl w:val="0"/>
+          <w:numId w:val="14"/>
+        </w:numPr>
+        <w:rPr>
+          <w:lang w:val="en-US"/>
+        </w:rPr>
+      </w:pPr>
+      <w:r>
+        <w:rPr>
+          <w:lang w:val="en-US"/>
+        </w:rPr>
+        <w:t xml:space="preserve">DevOps roles </w:t>
+      </w:r>
+    </w:p>
+    <w:p>
+      <w:pPr>
+        <w:pStyle w:val="ListParagraph"/>
+        <w:numPr>
+          <w:ilvl w:val="1"/>
+          <w:numId w:val="14"/>
+        </w:numPr>
+        <w:rPr>
+          <w:lang w:val="en-US"/>
+        </w:rPr>
+      </w:pPr>
+      <w:hyperlink r:id="rId46" w:history="1">
         <w:r>
           <w:rPr>
             <w:rStyle w:val="Hyperlink"/>
@@ -11489,7 +12150,7 @@
           <w:lang w:val="en-US"/>
         </w:rPr>
       </w:pPr>
-      <w:hyperlink r:id="rId44" w:anchor=":~:text=A%20DevOps%20Dojo%20is%20a%20place%20where,teams%20with%20a%20collaborative%2C%20risk%2Dfree%20learning%20environment" w:history="1">
+      <w:hyperlink r:id="rId47" w:anchor=":~:text=A%20DevOps%20Dojo%20is%20a%20place%20where,teams%20with%20a%20collaborative%2C%20risk%2Dfree%20learning%20environment" w:history="1">
         <w:r>
           <w:rPr>
             <w:rStyle w:val="Hyperlink"/>
@@ -11509,7 +12170,7 @@
           <w:lang w:val="en-US"/>
         </w:rPr>
       </w:pPr>
-      <w:hyperlink r:id="rId45" w:history="1">
+      <w:hyperlink r:id="rId48" w:history="1">
         <w:r>
           <w:rPr>
             <w:rStyle w:val="Hyperlink"/>
@@ -11572,53 +12233,53 @@
         <w:rPr>
           <w:lang w:val="en-US"/>
         </w:rPr>
+        <w:t>“</w:t>
+      </w:r>
+      <w:r>
+        <w:rPr>
+          <w:lang w:val="en-US"/>
+        </w:rPr>
+        <w:t>Employee Net Promoter Score (</w:t>
+      </w:r>
+      <w:proofErr w:type="spellStart"/>
+      <w:r>
+        <w:rPr>
+          <w:lang w:val="en-US"/>
+        </w:rPr>
+        <w:t>eNPS</w:t>
+      </w:r>
+      <w:proofErr w:type="spellEnd"/>
+      <w:r>
+        <w:rPr>
+          <w:lang w:val="en-US"/>
+        </w:rPr>
+        <w:t xml:space="preserve">) is a way for organizations to measure employee loyalty. The Net Promoter Score, originally a customer service tool, was later used internally on employees instead of </w:t>
+      </w:r>
+      <w:proofErr w:type="gramStart"/>
+      <w:r>
+        <w:rPr>
+          <w:lang w:val="en-US"/>
+        </w:rPr>
+        <w:t>customers.”</w:t>
+      </w:r>
+      <w:proofErr w:type="gramEnd"/>
+    </w:p>
+    <w:p>
+      <w:pPr>
+        <w:pStyle w:val="ListParagraph"/>
+        <w:numPr>
+          <w:ilvl w:val="0"/>
+          <w:numId w:val="14"/>
+        </w:numPr>
+        <w:rPr>
+          <w:lang w:val="en-US"/>
+        </w:rPr>
+      </w:pPr>
+      <w:r>
+        <w:rPr>
+          <w:lang w:val="en-US"/>
+        </w:rPr>
         <w:lastRenderedPageBreak/>
-        <w:t>“</w:t>
-      </w:r>
-      <w:r>
-        <w:rPr>
-          <w:lang w:val="en-US"/>
-        </w:rPr>
-        <w:t>Employee Net Promoter Score (</w:t>
-      </w:r>
-      <w:proofErr w:type="spellStart"/>
-      <w:r>
-        <w:rPr>
-          <w:lang w:val="en-US"/>
-        </w:rPr>
-        <w:t>eNPS</w:t>
-      </w:r>
-      <w:proofErr w:type="spellEnd"/>
-      <w:r>
-        <w:rPr>
-          <w:lang w:val="en-US"/>
-        </w:rPr>
-        <w:t xml:space="preserve">) is a way for organizations to measure employee loyalty. The Net Promoter Score, originally a customer service tool, was later used internally on employees instead of </w:t>
-      </w:r>
-      <w:proofErr w:type="gramStart"/>
-      <w:r>
-        <w:rPr>
-          <w:lang w:val="en-US"/>
-        </w:rPr>
-        <w:t>customers.”</w:t>
-      </w:r>
-      <w:proofErr w:type="gramEnd"/>
-    </w:p>
-    <w:p>
-      <w:pPr>
-        <w:pStyle w:val="ListParagraph"/>
-        <w:numPr>
-          <w:ilvl w:val="0"/>
-          <w:numId w:val="14"/>
-        </w:numPr>
-        <w:rPr>
-          <w:lang w:val="en-US"/>
-        </w:rPr>
-      </w:pPr>
-      <w:r>
-        <w:rPr>
-          <w:lang w:val="en-US"/>
-        </w:rPr>
         <w:t>Epics</w:t>
       </w:r>
     </w:p>
@@ -11633,7 +12294,7 @@
           <w:lang w:val="en-US"/>
         </w:rPr>
       </w:pPr>
-      <w:hyperlink r:id="rId46" w:history="1">
+      <w:hyperlink r:id="rId49" w:history="1">
         <w:r>
           <w:rPr>
             <w:rStyle w:val="Hyperlink"/>
@@ -11791,7 +12452,7 @@
           <w:lang w:val="en-US"/>
         </w:rPr>
       </w:pPr>
-      <w:hyperlink r:id="rId47" w:history="1">
+      <w:hyperlink r:id="rId50" w:history="1">
         <w:r>
           <w:rPr>
             <w:rStyle w:val="Hyperlink"/>
@@ -11837,7 +12498,7 @@
           <w:lang w:val="en-US"/>
         </w:rPr>
       </w:pPr>
-      <w:hyperlink r:id="rId48" w:history="1">
+      <w:hyperlink r:id="rId51" w:history="1">
         <w:r>
           <w:rPr>
             <w:rStyle w:val="Hyperlink"/>
@@ -11857,7 +12518,7 @@
           <w:lang w:val="en-US"/>
         </w:rPr>
       </w:pPr>
-      <w:hyperlink r:id="rId49" w:history="1">
+      <w:hyperlink r:id="rId52" w:history="1">
         <w:r>
           <w:rPr>
             <w:rStyle w:val="Hyperlink"/>
@@ -11959,7 +12620,7 @@
           <w:lang w:val="en-US"/>
         </w:rPr>
       </w:pPr>
-      <w:hyperlink r:id="rId50" w:history="1">
+      <w:hyperlink r:id="rId53" w:history="1">
         <w:r>
           <w:rPr>
             <w:rStyle w:val="Hyperlink"/>
@@ -11970,6 +12631,90 @@
     </w:p>
     <w:p>
       <w:pPr>
+        <w:pStyle w:val="Heading2"/>
+        <w:rPr>
+          <w:lang w:val="en-US"/>
+        </w:rPr>
+      </w:pPr>
+      <w:r>
+        <w:rPr>
+          <w:lang w:val="en-US"/>
+        </w:rPr>
+        <w:t>IT Service Management (ITSM)</w:t>
+      </w:r>
+    </w:p>
+    <w:p>
+      <w:pPr>
+        <w:rPr>
+          <w:lang w:val="en-US"/>
+        </w:rPr>
+      </w:pPr>
+      <w:r>
+        <w:rPr>
+          <w:lang w:val="en-US"/>
+        </w:rPr>
+        <w:t>IT service management (ITSM) is the practice of designing, delivering, managing, and improving IT services to meet business goals and enhance customer satisfaction.</w:t>
+      </w:r>
+    </w:p>
+    <w:p>
+      <w:pPr>
+        <w:rPr>
+          <w:lang w:val="en-US"/>
+        </w:rPr>
+      </w:pPr>
+      <w:r>
+        <w:rPr>
+          <w:lang w:val="en-US"/>
+        </w:rPr>
+        <w:t>In other words, it’ how you manage your IT services through their entire lifecycle.</w:t>
+      </w:r>
+    </w:p>
+    <w:p>
+      <w:pPr>
+        <w:rPr>
+          <w:b/>
+          <w:bCs/>
+          <w:lang w:val="en-US"/>
+        </w:rPr>
+      </w:pPr>
+      <w:r>
+        <w:rPr>
+          <w:b/>
+          <w:bCs/>
+          <w:lang w:val="en-US"/>
+        </w:rPr>
+        <w:t>Sources:</w:t>
+      </w:r>
+    </w:p>
+    <w:p>
+      <w:pPr>
+        <w:pStyle w:val="ListParagraph"/>
+        <w:numPr>
+          <w:ilvl w:val="0"/>
+          <w:numId w:val="15"/>
+        </w:numPr>
+        <w:rPr>
+          <w:lang w:val="en-US"/>
+        </w:rPr>
+      </w:pPr>
+      <w:hyperlink r:id="rId54" w:history="1">
+        <w:r>
+          <w:rPr>
+            <w:rStyle w:val="Hyperlink"/>
+          </w:rPr>
+          <w:t>What Is IT Service Management: ITSM Examples &amp; Benefits</w:t>
+        </w:r>
+      </w:hyperlink>
+    </w:p>
+    <w:p>
+      <w:pPr>
+        <w:rPr>
+          <w:lang w:val="en-US"/>
+        </w:rPr>
+      </w:pPr>
+    </w:p>
+    <w:p>
+      <w:pPr>
         <w:pStyle w:val="ListParagraph"/>
         <w:numPr>
           <w:ilvl w:val="0"/>
@@ -11983,34 +12728,162 @@
         <w:rPr>
           <w:lang w:val="en-US"/>
         </w:rPr>
-        <w:t xml:space="preserve">IT service management </w:t>
-      </w:r>
-    </w:p>
-    <w:p>
-      <w:pPr>
-        <w:pStyle w:val="ListParagraph"/>
-        <w:numPr>
-          <w:ilvl w:val="0"/>
+        <w:t xml:space="preserve">Kanban </w:t>
+      </w:r>
+    </w:p>
+    <w:p>
+      <w:pPr>
+        <w:pStyle w:val="ListParagraph"/>
+        <w:numPr>
+          <w:ilvl w:val="1"/>
           <w:numId w:val="14"/>
         </w:numPr>
-        <w:rPr>
-          <w:lang w:val="en-US"/>
-        </w:rPr>
-      </w:pPr>
-      <w:r>
-        <w:rPr>
-          <w:lang w:val="en-US"/>
-        </w:rPr>
-        <w:t xml:space="preserve">Kanban </w:t>
-      </w:r>
-    </w:p>
-    <w:p>
-      <w:pPr>
-        <w:pStyle w:val="ListParagraph"/>
-        <w:numPr>
-          <w:ilvl w:val="0"/>
+      </w:pPr>
+      <w:r>
+        <w:rPr>
+          <w:lang w:val="en-US"/>
+        </w:rPr>
+        <w:t>“</w:t>
+      </w:r>
+      <w:r>
+        <w:t xml:space="preserve">Kanban is an </w:t>
+      </w:r>
+      <w:r>
+        <w:rPr>
+          <w:b/>
+          <w:bCs/>
+          <w:color w:val="EE0000"/>
+        </w:rPr>
+        <w:t>Agile framework</w:t>
+      </w:r>
+      <w:r>
+        <w:rPr>
+          <w:color w:val="EE0000"/>
+        </w:rPr>
+        <w:t xml:space="preserve"> </w:t>
+      </w:r>
+      <w:r>
+        <w:t>that visualizes work, limits work-in-</w:t>
+      </w:r>
+      <w:proofErr w:type="gramStart"/>
+      <w:r>
+        <w:t>progress, and</w:t>
+      </w:r>
+      <w:proofErr w:type="gramEnd"/>
+      <w:r>
+        <w:t xml:space="preserve"> promotes </w:t>
+      </w:r>
+      <w:r>
+        <w:rPr>
+          <w:b/>
+          <w:bCs/>
+          <w:color w:val="EE0000"/>
+        </w:rPr>
+        <w:t>continuous improvement</w:t>
+      </w:r>
+      <w:r>
+        <w:rPr>
+          <w:color w:val="EE0000"/>
+        </w:rPr>
+        <w:t xml:space="preserve"> </w:t>
+      </w:r>
+      <w:r>
+        <w:t>through transparent workflows.</w:t>
+      </w:r>
+      <w:r>
+        <w:t>”</w:t>
+      </w:r>
+    </w:p>
+    <w:p>
+      <w:pPr>
+        <w:pStyle w:val="ListParagraph"/>
+        <w:numPr>
+          <w:ilvl w:val="1"/>
           <w:numId w:val="14"/>
         </w:numPr>
+      </w:pPr>
+      <w:r>
+        <w:rPr>
+          <w:noProof/>
+        </w:rPr>
+        <w:lastRenderedPageBreak/>
+        <w:drawing>
+          <wp:inline distT="0" distB="0" distL="0" distR="0" wp14:anchorId="202AF313" wp14:editId="735AC7A3">
+            <wp:extent cx="3718560" cy="1859280"/>
+            <wp:effectExtent l="0" t="0" r="0" b="7620"/>
+            <wp:docPr id="839132130" name="Picture 1" descr="What is Kanban - Principles and Implementation - GeeksforGeeks"/>
+            <wp:cNvGraphicFramePr>
+              <a:graphicFrameLocks xmlns:a="http://schemas.openxmlformats.org/drawingml/2006/main" noChangeAspect="1"/>
+            </wp:cNvGraphicFramePr>
+            <a:graphic xmlns:a="http://schemas.openxmlformats.org/drawingml/2006/main">
+              <a:graphicData uri="http://schemas.openxmlformats.org/drawingml/2006/picture">
+                <pic:pic xmlns:pic="http://schemas.openxmlformats.org/drawingml/2006/picture">
+                  <pic:nvPicPr>
+                    <pic:cNvPr id="0" name="Picture 1" descr="What is Kanban - Principles and Implementation - GeeksforGeeks"/>
+                    <pic:cNvPicPr>
+                      <a:picLocks noChangeAspect="1" noChangeArrowheads="1"/>
+                    </pic:cNvPicPr>
+                  </pic:nvPicPr>
+                  <pic:blipFill>
+                    <a:blip r:embed="rId55">
+                      <a:extLst>
+                        <a:ext uri="{28A0092B-C50C-407E-A947-70E740481C1C}">
+                          <a14:useLocalDpi xmlns:a14="http://schemas.microsoft.com/office/drawing/2010/main" val="0"/>
+                        </a:ext>
+                      </a:extLst>
+                    </a:blip>
+                    <a:srcRect/>
+                    <a:stretch>
+                      <a:fillRect/>
+                    </a:stretch>
+                  </pic:blipFill>
+                  <pic:spPr bwMode="auto">
+                    <a:xfrm>
+                      <a:off x="0" y="0"/>
+                      <a:ext cx="3718560" cy="1859280"/>
+                    </a:xfrm>
+                    <a:prstGeom prst="rect">
+                      <a:avLst/>
+                    </a:prstGeom>
+                    <a:noFill/>
+                    <a:ln>
+                      <a:noFill/>
+                    </a:ln>
+                  </pic:spPr>
+                </pic:pic>
+              </a:graphicData>
+            </a:graphic>
+          </wp:inline>
+        </w:drawing>
+      </w:r>
+    </w:p>
+    <w:p>
+      <w:pPr>
+        <w:pStyle w:val="ListParagraph"/>
+        <w:numPr>
+          <w:ilvl w:val="1"/>
+          <w:numId w:val="14"/>
+        </w:numPr>
+        <w:rPr>
+          <w:lang w:val="en-US"/>
+        </w:rPr>
+      </w:pPr>
+      <w:hyperlink r:id="rId56" w:history="1">
+        <w:r>
+          <w:rPr>
+            <w:rStyle w:val="Hyperlink"/>
+          </w:rPr>
+          <w:t>What is Kanban in Project Management?</w:t>
+        </w:r>
+      </w:hyperlink>
+    </w:p>
+    <w:p>
+      <w:pPr>
+        <w:pStyle w:val="ListParagraph"/>
+        <w:numPr>
+          <w:ilvl w:val="0"/>
+          <w:numId w:val="14"/>
+        </w:numPr>
         <w:rPr>
           <w:lang w:val="en-US"/>
         </w:rPr>
@@ -12024,13 +12897,222 @@
     </w:p>
     <w:p>
       <w:pPr>
+        <w:pStyle w:val="ListParagraph"/>
+        <w:numPr>
+          <w:ilvl w:val="1"/>
+          <w:numId w:val="14"/>
+        </w:numPr>
+      </w:pPr>
+      <w:r>
+        <w:t xml:space="preserve">…Initially designed for the stages of grief, the creator consistently said it can be applied elsewhere. Today, it’s used more </w:t>
+      </w:r>
+      <w:proofErr w:type="gramStart"/>
+      <w:r>
+        <w:t>broadly,</w:t>
+      </w:r>
+      <w:proofErr w:type="gramEnd"/>
+      <w:r>
+        <w:t xml:space="preserve"> to even describe the stages an organisation goes through during change</w:t>
+      </w:r>
+      <w:r>
+        <w:t>???</w:t>
+      </w:r>
+    </w:p>
+    <w:p>
+      <w:pPr>
+        <w:pStyle w:val="ListParagraph"/>
+        <w:numPr>
+          <w:ilvl w:val="1"/>
+          <w:numId w:val="14"/>
+        </w:numPr>
+      </w:pPr>
+      <w:r>
+        <w:rPr>
+          <w:lang w:val="en-US"/>
+        </w:rPr>
+        <w:t>“</w:t>
+      </w:r>
+      <w:r>
+        <w:t>Since the late twentieth century, the stages have been adapted in leadership and organizational contexts as the Kübler-Ross Change Curve®. While commonly depicted visually for clarity, the process itself is best understood as fluid and nonlinear. People often revisit earlier responses as circumstances evolve, reflecting the dynamic and ongoing nature of adjustment.</w:t>
+      </w:r>
+      <w:r>
+        <w:t>”</w:t>
+      </w:r>
+    </w:p>
+    <w:p>
+      <w:pPr>
+        <w:pStyle w:val="ListParagraph"/>
+        <w:numPr>
+          <w:ilvl w:val="1"/>
+          <w:numId w:val="14"/>
+        </w:numPr>
+      </w:pPr>
+      <w:r>
+        <w:t>“</w:t>
+      </w:r>
+      <w:r>
+        <w:t>The change curve offers a framework for understanding common emotional responses to significant transitions</w:t>
+      </w:r>
+      <w:r>
+        <w:t>…”</w:t>
+      </w:r>
+    </w:p>
+    <w:p>
+      <w:pPr>
+        <w:pStyle w:val="ListParagraph"/>
+        <w:numPr>
+          <w:ilvl w:val="1"/>
+          <w:numId w:val="14"/>
+        </w:numPr>
+      </w:pPr>
+      <w:r>
+        <w:t>“</w:t>
+      </w:r>
+      <w:r>
+        <w:t>Today, the Kübler-Ross Change Curve remains a widely used framework for understanding the emotional dimensions of change across many settings. Consistent with Kübler-Ross’ original perspective, its value lies not in predicting outcomes but in encouraging greater awareness, patience, and compassion for the varied ways people respond to loss, uncertainty, and transformation.</w:t>
+      </w:r>
+      <w:r>
+        <w:t>”</w:t>
+      </w:r>
+    </w:p>
+    <w:p>
+      <w:pPr>
+        <w:pStyle w:val="ListParagraph"/>
+        <w:numPr>
+          <w:ilvl w:val="1"/>
+          <w:numId w:val="14"/>
+        </w:numPr>
+      </w:pPr>
+      <w:r>
+        <w:rPr>
+          <w:noProof/>
+        </w:rPr>
+        <w:lastRenderedPageBreak/>
+        <w:drawing>
+          <wp:inline distT="0" distB="0" distL="0" distR="0" wp14:anchorId="48C999B2" wp14:editId="4F3E487C">
+            <wp:extent cx="4922520" cy="3769060"/>
+            <wp:effectExtent l="0" t="0" r="0" b="3175"/>
+            <wp:docPr id="2083298796" name="Picture 2"/>
+            <wp:cNvGraphicFramePr>
+              <a:graphicFrameLocks xmlns:a="http://schemas.openxmlformats.org/drawingml/2006/main" noChangeAspect="1"/>
+            </wp:cNvGraphicFramePr>
+            <a:graphic xmlns:a="http://schemas.openxmlformats.org/drawingml/2006/main">
+              <a:graphicData uri="http://schemas.openxmlformats.org/drawingml/2006/picture">
+                <pic:pic xmlns:pic="http://schemas.openxmlformats.org/drawingml/2006/picture">
+                  <pic:nvPicPr>
+                    <pic:cNvPr id="0" name="Picture 3"/>
+                    <pic:cNvPicPr>
+                      <a:picLocks noChangeAspect="1" noChangeArrowheads="1"/>
+                    </pic:cNvPicPr>
+                  </pic:nvPicPr>
+                  <pic:blipFill>
+                    <a:blip r:embed="rId57">
+                      <a:extLst>
+                        <a:ext uri="{28A0092B-C50C-407E-A947-70E740481C1C}">
+                          <a14:useLocalDpi xmlns:a14="http://schemas.microsoft.com/office/drawing/2010/main" val="0"/>
+                        </a:ext>
+                      </a:extLst>
+                    </a:blip>
+                    <a:srcRect/>
+                    <a:stretch>
+                      <a:fillRect/>
+                    </a:stretch>
+                  </pic:blipFill>
+                  <pic:spPr bwMode="auto">
+                    <a:xfrm>
+                      <a:off x="0" y="0"/>
+                      <a:ext cx="4935685" cy="3779140"/>
+                    </a:xfrm>
+                    <a:prstGeom prst="rect">
+                      <a:avLst/>
+                    </a:prstGeom>
+                    <a:noFill/>
+                    <a:ln>
+                      <a:noFill/>
+                    </a:ln>
+                  </pic:spPr>
+                </pic:pic>
+              </a:graphicData>
+            </a:graphic>
+          </wp:inline>
+        </w:drawing>
+      </w:r>
+    </w:p>
+    <w:p>
+      <w:pPr>
+        <w:pStyle w:val="ListParagraph"/>
+        <w:numPr>
+          <w:ilvl w:val="1"/>
+          <w:numId w:val="14"/>
+        </w:numPr>
+        <w:rPr>
+          <w:lang w:val="en-US"/>
+        </w:rPr>
+      </w:pPr>
+      <w:hyperlink r:id="rId58" w:history="1">
+        <w:r>
+          <w:rPr>
+            <w:rStyle w:val="Hyperlink"/>
+          </w:rPr>
+          <w:t>Kübler-Ross Change Curve® -</w:t>
+        </w:r>
+      </w:hyperlink>
+    </w:p>
+    <w:p>
+      <w:pPr>
+        <w:pStyle w:val="ListParagraph"/>
+        <w:numPr>
+          <w:ilvl w:val="1"/>
+          <w:numId w:val="14"/>
+        </w:numPr>
+        <w:rPr>
+          <w:lang w:val="en-US"/>
+        </w:rPr>
+      </w:pPr>
+      <w:hyperlink r:id="rId59" w:anchor=":~:text=The%20K%C3%BCbler%2DRoss%20Change%20Curve%2C%20originally%20developed%20to%20describe%20the,change%20into%20the%20organizational%20culture." w:history="1">
+        <w:r>
+          <w:rPr>
+            <w:rStyle w:val="Hyperlink"/>
+          </w:rPr>
+          <w:t>The Bull, the China Shop, and Change – DASA</w:t>
+        </w:r>
+      </w:hyperlink>
+    </w:p>
+    <w:p>
+      <w:pPr>
+        <w:pStyle w:val="ListParagraph"/>
+        <w:numPr>
+          <w:ilvl w:val="1"/>
+          <w:numId w:val="14"/>
+        </w:numPr>
+        <w:rPr>
+          <w:lang w:val="en-US"/>
+        </w:rPr>
+      </w:pPr>
+      <w:hyperlink r:id="rId60" w:anchor=":~:text=6.,integrated%20into%20daily%20work%20life." w:history="1">
+        <w:r>
+          <w:rPr>
+            <w:rStyle w:val="Hyperlink"/>
+          </w:rPr>
+          <w:t xml:space="preserve">What Are Change Management Models &amp; Frameworks? - </w:t>
+        </w:r>
+        <w:proofErr w:type="spellStart"/>
+        <w:r>
+          <w:rPr>
+            <w:rStyle w:val="Hyperlink"/>
+          </w:rPr>
+          <w:t>Agilemania</w:t>
+        </w:r>
+        <w:proofErr w:type="spellEnd"/>
+      </w:hyperlink>
+    </w:p>
+    <w:p>
+      <w:pPr>
         <w:pStyle w:val="Heading2"/>
         <w:rPr>
           <w:lang w:val="en-US"/>
         </w:rPr>
       </w:pPr>
-      <w:bookmarkStart w:id="3" w:name="_Lead_Time_for"/>
-      <w:bookmarkEnd w:id="3"/>
       <w:r>
         <w:rPr>
           <w:lang w:val="en-US"/>
@@ -12124,7 +13206,6 @@
         <w:rPr>
           <w:lang w:val="en-US"/>
         </w:rPr>
-        <w:lastRenderedPageBreak/>
         <w:t xml:space="preserve">This is not to be confused with </w:t>
       </w:r>
       <w:hyperlink w:anchor="_Cycle_time" w:history="1">
@@ -12135,53 +13216,83 @@
             <w:bCs/>
             <w:lang w:val="en-US"/>
           </w:rPr>
-          <w:t xml:space="preserve">cycle </w:t>
+          <w:t>cycle time</w:t>
         </w:r>
+      </w:hyperlink>
+      <w:r>
+        <w:rPr>
+          <w:lang w:val="en-US"/>
+        </w:rPr>
+        <w:t xml:space="preserve">, which is the time </w:t>
+      </w:r>
+      <w:r>
+        <w:rPr>
+          <w:lang w:val="en-US"/>
+        </w:rPr>
+        <w:t xml:space="preserve">from </w:t>
+      </w:r>
+      <w:r>
+        <w:rPr>
+          <w:lang w:val="en-US"/>
+        </w:rPr>
+        <w:t>when a work item first enters an ‘In Progress’ state, until it reaches a ‘Completed’ state.</w:t>
+      </w:r>
+    </w:p>
+    <w:p>
+      <w:pPr>
+        <w:rPr>
+          <w:lang w:val="en-US"/>
+        </w:rPr>
+      </w:pPr>
+      <w:r>
+        <w:t xml:space="preserve">At a high level, </w:t>
+      </w:r>
+      <w:r>
+        <w:t xml:space="preserve">both </w:t>
+      </w:r>
+      <w:hyperlink w:anchor="_Deployment_frequency" w:history="1">
         <w:r>
           <w:rPr>
             <w:rStyle w:val="Hyperlink"/>
             <w:b/>
             <w:bCs/>
-            <w:lang w:val="en-US"/>
           </w:rPr>
-          <w:t>t</w:t>
+          <w:t>Deployment Frequency</w:t>
         </w:r>
+      </w:hyperlink>
+      <w:r>
+        <w:t xml:space="preserve"> and </w:t>
+      </w:r>
+      <w:r>
+        <w:t>Lead Time for Changes</w:t>
+      </w:r>
+      <w:r>
+        <w:t xml:space="preserve"> </w:t>
+      </w:r>
+      <w:r>
+        <w:t xml:space="preserve">are </w:t>
+      </w:r>
+      <w:r>
+        <w:t>measure</w:t>
+      </w:r>
+      <w:r>
+        <w:t>s of</w:t>
+      </w:r>
+      <w:r>
+        <w:t xml:space="preserve"> </w:t>
+      </w:r>
+      <w:hyperlink w:anchor="_Velocity" w:history="1">
         <w:r>
           <w:rPr>
             <w:rStyle w:val="Hyperlink"/>
             <w:b/>
             <w:bCs/>
-            <w:lang w:val="en-US"/>
           </w:rPr>
-          <w:t>i</w:t>
-        </w:r>
-        <w:r>
-          <w:rPr>
-            <w:rStyle w:val="Hyperlink"/>
-            <w:b/>
-            <w:bCs/>
-            <w:lang w:val="en-US"/>
-          </w:rPr>
-          <w:t>me</w:t>
+          <w:t>velocity</w:t>
         </w:r>
       </w:hyperlink>
       <w:r>
-        <w:rPr>
-          <w:lang w:val="en-US"/>
-        </w:rPr>
-        <w:t xml:space="preserve">, which is the time </w:t>
-      </w:r>
-      <w:r>
-        <w:rPr>
-          <w:lang w:val="en-US"/>
-        </w:rPr>
-        <w:t xml:space="preserve">from </w:t>
-      </w:r>
-      <w:r>
-        <w:rPr>
-          <w:lang w:val="en-US"/>
-        </w:rPr>
-        <w:t>when a work item first enters an ‘In Progress’ state, until it reaches a ‘Completed’ state.</w:t>
+        <w:t>.</w:t>
       </w:r>
     </w:p>
     <w:p>
@@ -12212,24 +13323,12 @@
           <w:lang w:val="en-US"/>
         </w:rPr>
       </w:pPr>
-      <w:hyperlink r:id="rId51" w:history="1">
+      <w:hyperlink r:id="rId61" w:history="1">
         <w:r>
           <w:rPr>
             <w:rStyle w:val="Hyperlink"/>
           </w:rPr>
-          <w:t>4 Key DevOps Metr</w:t>
-        </w:r>
-        <w:r>
-          <w:rPr>
-            <w:rStyle w:val="Hyperlink"/>
-          </w:rPr>
-          <w:t>i</w:t>
-        </w:r>
-        <w:r>
-          <w:rPr>
-            <w:rStyle w:val="Hyperlink"/>
-          </w:rPr>
-          <w:t>cs to Know | Atlassian</w:t>
+          <w:t>4 Key DevOps Metrics to Know | Atlassian</w:t>
         </w:r>
       </w:hyperlink>
     </w:p>
@@ -12244,7 +13343,7 @@
           <w:lang w:val="en-US"/>
         </w:rPr>
       </w:pPr>
-      <w:hyperlink r:id="rId52" w:history="1">
+      <w:hyperlink r:id="rId62" w:history="1">
         <w:r>
           <w:rPr>
             <w:rStyle w:val="Hyperlink"/>
@@ -12264,7 +13363,7 @@
           <w:lang w:val="en-US"/>
         </w:rPr>
       </w:pPr>
-      <w:hyperlink r:id="rId53" w:history="1">
+      <w:hyperlink r:id="rId63" w:history="1">
         <w:r>
           <w:rPr>
             <w:rStyle w:val="Hyperlink"/>
@@ -12284,7 +13383,7 @@
           <w:lang w:val="en-US"/>
         </w:rPr>
       </w:pPr>
-      <w:hyperlink r:id="rId54" w:history="1">
+      <w:hyperlink r:id="rId64" w:history="1">
         <w:r>
           <w:rPr>
             <w:rStyle w:val="Hyperlink"/>
@@ -12295,6 +13394,26 @@
     </w:p>
     <w:p>
       <w:pPr>
+        <w:pStyle w:val="ListParagraph"/>
+        <w:numPr>
+          <w:ilvl w:val="0"/>
+          <w:numId w:val="14"/>
+        </w:numPr>
+        <w:rPr>
+          <w:lang w:val="en-US"/>
+        </w:rPr>
+      </w:pPr>
+      <w:hyperlink r:id="rId65" w:history="1">
+        <w:r>
+          <w:rPr>
+            <w:rStyle w:val="Hyperlink"/>
+          </w:rPr>
+          <w:t>Use Four Keys metrics like change failure rate to measure your DevOps performance | Google Cloud Blog</w:t>
+        </w:r>
+      </w:hyperlink>
+    </w:p>
+    <w:p>
+      <w:pPr>
         <w:rPr>
           <w:lang w:val="en-US"/>
         </w:rPr>
@@ -12390,7 +13509,7 @@
       <w:r>
         <w:t>The expression "lean software development" originated in a book by the same name, written by Mary Poppendieck and Tom Poppendieck in 2003.</w:t>
       </w:r>
-      <w:hyperlink r:id="rId55" w:anchor="cite_note-1Poppendieck2003-2" w:history="1">
+      <w:hyperlink r:id="rId66" w:anchor="cite_note-1Poppendieck2003-2" w:history="1">
         <w:r>
           <w:rPr>
             <w:rStyle w:val="Hyperlink"/>
@@ -12402,7 +13521,7 @@
       <w:r>
         <w:t> The book restates traditional </w:t>
       </w:r>
-      <w:hyperlink r:id="rId56" w:anchor="Overview" w:tooltip="Lean manufacturing" w:history="1">
+      <w:hyperlink r:id="rId67" w:anchor="Overview" w:tooltip="Lean manufacturing" w:history="1">
         <w:r>
           <w:rPr>
             <w:rStyle w:val="Hyperlink"/>
@@ -12431,7 +13550,7 @@
       <w:r>
         <w:t>' involvement in the </w:t>
       </w:r>
-      <w:hyperlink r:id="rId57" w:tooltip="Agile software development" w:history="1">
+      <w:hyperlink r:id="rId68" w:tooltip="Agile software development" w:history="1">
         <w:r>
           <w:rPr>
             <w:rStyle w:val="Hyperlink"/>
@@ -12442,7 +13561,7 @@
       <w:r>
         <w:t> community, including talks at several Agile conferences </w:t>
       </w:r>
-      <w:hyperlink r:id="rId58" w:anchor="cite_note-3" w:history="1">
+      <w:hyperlink r:id="rId69" w:anchor="cite_note-3" w:history="1">
         <w:r>
           <w:rPr>
             <w:rStyle w:val="Hyperlink"/>
@@ -12469,7 +13588,7 @@
           <w:lang w:val="en-US"/>
         </w:rPr>
       </w:pPr>
-      <w:hyperlink r:id="rId59" w:history="1">
+      <w:hyperlink r:id="rId70" w:history="1">
         <w:r>
           <w:rPr>
             <w:rStyle w:val="Hyperlink"/>
@@ -12493,24 +13612,6 @@
         <w:rPr>
           <w:lang w:val="en-US"/>
         </w:rPr>
-        <w:t xml:space="preserve">Lean types of Waste (DOWNTIME) </w:t>
-      </w:r>
-    </w:p>
-    <w:p>
-      <w:pPr>
-        <w:pStyle w:val="ListParagraph"/>
-        <w:numPr>
-          <w:ilvl w:val="0"/>
-          <w:numId w:val="14"/>
-        </w:numPr>
-        <w:rPr>
-          <w:lang w:val="en-US"/>
-        </w:rPr>
-      </w:pPr>
-      <w:r>
-        <w:rPr>
-          <w:lang w:val="en-US"/>
-        </w:rPr>
         <w:t>Mean Time to Repair/Recover (MTTR)</w:t>
       </w:r>
     </w:p>
@@ -12549,7 +13650,7 @@
           <w:lang w:val="en-US"/>
         </w:rPr>
       </w:pPr>
-      <w:hyperlink r:id="rId60" w:history="1">
+      <w:hyperlink r:id="rId71" w:history="1">
         <w:r>
           <w:rPr>
             <w:rStyle w:val="Hyperlink"/>
@@ -12720,8 +13821,230 @@
         <w:rPr>
           <w:lang w:val="en-US"/>
         </w:rPr>
+        <w:t>They're closed for modification (each is implemented and versioned independently)</w:t>
+      </w:r>
+      <w:r>
+        <w:rPr>
+          <w:lang w:val="en-US"/>
+        </w:rPr>
+        <w:t>”</w:t>
+      </w:r>
+    </w:p>
+    <w:p>
+      <w:pPr>
+        <w:rPr>
+          <w:lang w:val="en-US"/>
+        </w:rPr>
+      </w:pPr>
+      <w:r>
+        <w:rPr>
+          <w:lang w:val="en-US"/>
+        </w:rPr>
+        <w:t xml:space="preserve">“Microservices provide many benefits over </w:t>
+      </w:r>
+      <w:r>
+        <w:rPr>
+          <w:b/>
+          <w:bCs/>
+          <w:color w:val="EE0000"/>
+          <w:lang w:val="en-US"/>
+        </w:rPr>
+        <w:t>monolithic architectures</w:t>
+      </w:r>
+      <w:r>
+        <w:rPr>
+          <w:lang w:val="en-US"/>
+        </w:rPr>
+        <w:t>:</w:t>
+      </w:r>
+    </w:p>
+    <w:p>
+      <w:pPr>
+        <w:pStyle w:val="ListParagraph"/>
+        <w:numPr>
+          <w:ilvl w:val="0"/>
+          <w:numId w:val="14"/>
+        </w:numPr>
+        <w:rPr>
+          <w:lang w:val="en-US"/>
+        </w:rPr>
+      </w:pPr>
+      <w:r>
+        <w:rPr>
+          <w:lang w:val="en-US"/>
+        </w:rPr>
+        <w:t xml:space="preserve">They can remove single points of failure </w:t>
+      </w:r>
+      <w:r>
+        <w:rPr>
+          <w:b/>
+          <w:bCs/>
+          <w:color w:val="EE0000"/>
+          <w:lang w:val="en-US"/>
+        </w:rPr>
+        <w:t>(SPOFs)</w:t>
+      </w:r>
+      <w:r>
+        <w:rPr>
+          <w:lang w:val="en-US"/>
+        </w:rPr>
+        <w:t xml:space="preserve"> by ensuring issues in one service don't crash or affect other parts of an application.</w:t>
+      </w:r>
+    </w:p>
+    <w:p>
+      <w:pPr>
+        <w:pStyle w:val="ListParagraph"/>
+        <w:numPr>
+          <w:ilvl w:val="0"/>
+          <w:numId w:val="14"/>
+        </w:numPr>
+        <w:rPr>
+          <w:lang w:val="en-US"/>
+        </w:rPr>
+      </w:pPr>
+      <w:r>
+        <w:rPr>
+          <w:lang w:val="en-US"/>
+        </w:rPr>
+        <w:t>Individual microservices can be scaled out independently to provide extra availability and capacity.</w:t>
+      </w:r>
+    </w:p>
+    <w:p>
+      <w:pPr>
+        <w:pStyle w:val="ListParagraph"/>
+        <w:numPr>
+          <w:ilvl w:val="0"/>
+          <w:numId w:val="14"/>
+        </w:numPr>
+        <w:rPr>
+          <w:lang w:val="en-US"/>
+        </w:rPr>
+      </w:pPr>
+      <w:r>
+        <w:rPr>
+          <w:lang w:val="en-US"/>
+        </w:rPr>
+        <w:t>DevOps teams can extend functionality by adding new microservices without unnecessarily affecting other parts of the application.</w:t>
+      </w:r>
+      <w:r>
+        <w:rPr>
+          <w:lang w:val="en-US"/>
+        </w:rPr>
+        <w:t>”</w:t>
+      </w:r>
+    </w:p>
+    <w:p>
+      <w:pPr>
+        <w:rPr>
+          <w:lang w:val="en-US"/>
+        </w:rPr>
+      </w:pPr>
+      <w:r>
+        <w:rPr>
+          <w:lang w:val="en-US"/>
+        </w:rPr>
         <w:lastRenderedPageBreak/>
-        <w:t>They're closed for modification (each is implemented and versioned independently)</w:t>
+        <w:t xml:space="preserve">“DevOps practices, such as </w:t>
+      </w:r>
+      <w:r>
+        <w:rPr>
+          <w:b/>
+          <w:bCs/>
+          <w:color w:val="EE0000"/>
+          <w:lang w:val="en-US"/>
+        </w:rPr>
+        <w:t>Continuous Integration</w:t>
+      </w:r>
+      <w:r>
+        <w:rPr>
+          <w:color w:val="EE0000"/>
+          <w:lang w:val="en-US"/>
+        </w:rPr>
+        <w:t xml:space="preserve"> </w:t>
+      </w:r>
+      <w:r>
+        <w:rPr>
+          <w:lang w:val="en-US"/>
+        </w:rPr>
+        <w:t xml:space="preserve">and </w:t>
+      </w:r>
+      <w:r>
+        <w:rPr>
+          <w:b/>
+          <w:bCs/>
+          <w:color w:val="EE0000"/>
+          <w:lang w:val="en-US"/>
+        </w:rPr>
+        <w:t>Continuous Delivery</w:t>
+      </w:r>
+      <w:r>
+        <w:rPr>
+          <w:lang w:val="en-US"/>
+        </w:rPr>
+        <w:t>, are used to drive microservice deployments.”</w:t>
+      </w:r>
+    </w:p>
+    <w:p>
+      <w:pPr>
+        <w:rPr>
+          <w:lang w:val="en-US"/>
+        </w:rPr>
+      </w:pPr>
+      <w:r>
+        <w:rPr>
+          <w:lang w:val="en-US"/>
+        </w:rPr>
+        <w:t>“</w:t>
+      </w:r>
+      <w:r>
+        <w:rPr>
+          <w:lang w:val="en-US"/>
+        </w:rPr>
+        <w:t xml:space="preserve">An increasingly common practice is to use </w:t>
+      </w:r>
+      <w:r>
+        <w:rPr>
+          <w:b/>
+          <w:bCs/>
+          <w:color w:val="EE0000"/>
+          <w:lang w:val="en-US"/>
+        </w:rPr>
+        <w:t>container</w:t>
+      </w:r>
+      <w:r>
+        <w:rPr>
+          <w:color w:val="EE0000"/>
+          <w:lang w:val="en-US"/>
+        </w:rPr>
+        <w:t xml:space="preserve"> </w:t>
+      </w:r>
+      <w:r>
+        <w:rPr>
+          <w:lang w:val="en-US"/>
+        </w:rPr>
+        <w:t xml:space="preserve">clusters to implement microservices. </w:t>
+      </w:r>
+      <w:r>
+        <w:rPr>
+          <w:b/>
+          <w:bCs/>
+          <w:color w:val="EE0000"/>
+          <w:lang w:val="en-US"/>
+        </w:rPr>
+        <w:t>Containers</w:t>
+      </w:r>
+      <w:r>
+        <w:rPr>
+          <w:color w:val="EE0000"/>
+          <w:lang w:val="en-US"/>
+        </w:rPr>
+        <w:t xml:space="preserve"> </w:t>
+      </w:r>
+      <w:r>
+        <w:rPr>
+          <w:lang w:val="en-US"/>
+        </w:rPr>
+        <w:t>allow for the isolation, packaging, and deployment of microservices, while orchestration scales out a group of containers into an application.</w:t>
       </w:r>
       <w:r>
         <w:rPr>
@@ -12733,29 +14056,18 @@
     <w:p>
       <w:pPr>
         <w:rPr>
-          <w:lang w:val="en-US"/>
-        </w:rPr>
-      </w:pPr>
-      <w:r>
-        <w:rPr>
-          <w:lang w:val="en-US"/>
-        </w:rPr>
-        <w:t xml:space="preserve">“Microservices provide many benefits over </w:t>
-      </w:r>
-      <w:r>
-        <w:rPr>
-          <w:b/>
-          <w:bCs/>
-          <w:color w:val="EE0000"/>
-          <w:lang w:val="en-US"/>
-        </w:rPr>
-        <w:t>monolithic architectures</w:t>
-      </w:r>
-      <w:r>
-        <w:rPr>
-          <w:lang w:val="en-US"/>
-        </w:rPr>
-        <w:t>:</w:t>
+          <w:b/>
+          <w:bCs/>
+          <w:lang w:val="en-US"/>
+        </w:rPr>
+      </w:pPr>
+      <w:r>
+        <w:rPr>
+          <w:b/>
+          <w:bCs/>
+          <w:lang w:val="en-US"/>
+        </w:rPr>
+        <w:t>Sources:</w:t>
       </w:r>
     </w:p>
     <w:p>
@@ -12769,166 +14081,7 @@
           <w:lang w:val="en-US"/>
         </w:rPr>
       </w:pPr>
-      <w:r>
-        <w:rPr>
-          <w:lang w:val="en-US"/>
-        </w:rPr>
-        <w:t>They can remove single points of failure (SPOFs) by ensuring issues in one service don't crash or affect other parts of an application.</w:t>
-      </w:r>
-    </w:p>
-    <w:p>
-      <w:pPr>
-        <w:pStyle w:val="ListParagraph"/>
-        <w:numPr>
-          <w:ilvl w:val="0"/>
-          <w:numId w:val="14"/>
-        </w:numPr>
-        <w:rPr>
-          <w:lang w:val="en-US"/>
-        </w:rPr>
-      </w:pPr>
-      <w:r>
-        <w:rPr>
-          <w:lang w:val="en-US"/>
-        </w:rPr>
-        <w:t>Individual microservices can be scaled out independently to provide extra availability and capacity.</w:t>
-      </w:r>
-    </w:p>
-    <w:p>
-      <w:pPr>
-        <w:pStyle w:val="ListParagraph"/>
-        <w:numPr>
-          <w:ilvl w:val="0"/>
-          <w:numId w:val="14"/>
-        </w:numPr>
-        <w:rPr>
-          <w:lang w:val="en-US"/>
-        </w:rPr>
-      </w:pPr>
-      <w:r>
-        <w:rPr>
-          <w:lang w:val="en-US"/>
-        </w:rPr>
-        <w:t>DevOps teams can extend functionality by adding new microservices without unnecessarily affecting other parts of the application.</w:t>
-      </w:r>
-      <w:r>
-        <w:rPr>
-          <w:lang w:val="en-US"/>
-        </w:rPr>
-        <w:t>”</w:t>
-      </w:r>
-    </w:p>
-    <w:p>
-      <w:pPr>
-        <w:rPr>
-          <w:lang w:val="en-US"/>
-        </w:rPr>
-      </w:pPr>
-      <w:r>
-        <w:rPr>
-          <w:lang w:val="en-US"/>
-        </w:rPr>
-        <w:t>“DevOps practices, such as Continuous Integration and Continuous Delivery, are used to drive microservice deployments.”</w:t>
-      </w:r>
-    </w:p>
-    <w:p>
-      <w:pPr>
-        <w:rPr>
-          <w:lang w:val="en-US"/>
-        </w:rPr>
-      </w:pPr>
-      <w:r>
-        <w:rPr>
-          <w:lang w:val="en-US"/>
-        </w:rPr>
-        <w:t>“</w:t>
-      </w:r>
-      <w:r>
-        <w:rPr>
-          <w:lang w:val="en-US"/>
-        </w:rPr>
-        <w:t xml:space="preserve">An increasingly common practice is to use </w:t>
-      </w:r>
-      <w:r>
-        <w:rPr>
-          <w:b/>
-          <w:bCs/>
-          <w:color w:val="EE0000"/>
-          <w:lang w:val="en-US"/>
-        </w:rPr>
-        <w:t>container</w:t>
-      </w:r>
-      <w:r>
-        <w:rPr>
-          <w:color w:val="EE0000"/>
-          <w:lang w:val="en-US"/>
-        </w:rPr>
-        <w:t xml:space="preserve"> </w:t>
-      </w:r>
-      <w:r>
-        <w:rPr>
-          <w:lang w:val="en-US"/>
-        </w:rPr>
-        <w:t xml:space="preserve">clusters to implement microservices. </w:t>
-      </w:r>
-      <w:r>
-        <w:rPr>
-          <w:b/>
-          <w:bCs/>
-          <w:color w:val="EE0000"/>
-          <w:lang w:val="en-US"/>
-        </w:rPr>
-        <w:t>Containers</w:t>
-      </w:r>
-      <w:r>
-        <w:rPr>
-          <w:color w:val="EE0000"/>
-          <w:lang w:val="en-US"/>
-        </w:rPr>
-        <w:t xml:space="preserve"> </w:t>
-      </w:r>
-      <w:r>
-        <w:rPr>
-          <w:lang w:val="en-US"/>
-        </w:rPr>
-        <w:t>allow for the isolation, packaging, and deployment of microservices, while orchestration scales out a group of containers into an application.</w:t>
-      </w:r>
-      <w:r>
-        <w:rPr>
-          <w:lang w:val="en-US"/>
-        </w:rPr>
-        <w:t>”</w:t>
-      </w:r>
-    </w:p>
-    <w:p>
-      <w:pPr>
-        <w:rPr>
-          <w:b/>
-          <w:bCs/>
-          <w:lang w:val="en-US"/>
-        </w:rPr>
-      </w:pPr>
-      <w:r>
-        <w:rPr>
-          <w:b/>
-          <w:bCs/>
-          <w:lang w:val="en-US"/>
-        </w:rPr>
-        <w:t>Sources:</w:t>
-      </w:r>
-    </w:p>
-    <w:p>
-      <w:pPr>
-        <w:pStyle w:val="ListParagraph"/>
-        <w:numPr>
-          <w:ilvl w:val="0"/>
-          <w:numId w:val="14"/>
-        </w:numPr>
-        <w:rPr>
-          <w:lang w:val="en-US"/>
-        </w:rPr>
-      </w:pPr>
-      <w:hyperlink r:id="rId61" w:history="1">
+      <w:hyperlink r:id="rId72" w:history="1">
         <w:r>
           <w:rPr>
             <w:rStyle w:val="Hyperlink"/>
@@ -12948,7 +14101,7 @@
           <w:lang w:val="en-US"/>
         </w:rPr>
       </w:pPr>
-      <w:hyperlink r:id="rId62" w:history="1">
+      <w:hyperlink r:id="rId73" w:history="1">
         <w:r>
           <w:rPr>
             <w:rStyle w:val="Hyperlink"/>
@@ -12976,7 +14129,7 @@
           <w:lang w:val="en-US"/>
         </w:rPr>
       </w:pPr>
-      <w:hyperlink r:id="rId63" w:history="1">
+      <w:hyperlink r:id="rId74" w:history="1">
         <w:proofErr w:type="spellStart"/>
         <w:r>
           <w:rPr>
@@ -13012,7 +14165,7 @@
           <w:lang w:val="en-US"/>
         </w:rPr>
       </w:pPr>
-      <w:hyperlink r:id="rId64" w:anchor=":~:text=%E2%9C%85%201.,Distributed%20tracing" w:history="1">
+      <w:hyperlink r:id="rId75" w:anchor=":~:text=%E2%9C%85%201.,Distributed%20tracing" w:history="1">
         <w:r>
           <w:rPr>
             <w:rStyle w:val="Hyperlink"/>
@@ -13032,7 +14185,7 @@
           <w:lang w:val="en-US"/>
         </w:rPr>
       </w:pPr>
-      <w:hyperlink r:id="rId65" w:history="1">
+      <w:hyperlink r:id="rId76" w:history="1">
         <w:r>
           <w:rPr>
             <w:rStyle w:val="Hyperlink"/>
@@ -13218,7 +14371,7 @@
           <w:lang w:val="en-US"/>
         </w:rPr>
       </w:pPr>
-      <w:hyperlink r:id="rId66" w:history="1">
+      <w:hyperlink r:id="rId77" w:history="1">
         <w:r>
           <w:rPr>
             <w:rStyle w:val="Hyperlink"/>
@@ -13321,7 +14474,7 @@
         </w:rPr>
         <w:t xml:space="preserve"> - </w:t>
       </w:r>
-      <w:hyperlink r:id="rId67" w:history="1">
+      <w:hyperlink r:id="rId78" w:history="1">
         <w:r>
           <w:rPr>
             <w:rStyle w:val="Hyperlink"/>
@@ -13345,7 +14498,6 @@
         <w:rPr>
           <w:lang w:val="en-US"/>
         </w:rPr>
-        <w:lastRenderedPageBreak/>
         <w:t xml:space="preserve">Organizational considerations </w:t>
       </w:r>
     </w:p>
@@ -13454,7 +14606,7 @@
           <w:lang w:val="en-US"/>
         </w:rPr>
       </w:pPr>
-      <w:hyperlink r:id="rId68" w:history="1">
+      <w:hyperlink r:id="rId79" w:history="1">
         <w:r>
           <w:rPr>
             <w:rStyle w:val="Hyperlink"/>
@@ -13510,6 +14662,7 @@
         <w:rPr>
           <w:lang w:val="en-US"/>
         </w:rPr>
+        <w:lastRenderedPageBreak/>
         <w:t xml:space="preserve">Scrum </w:t>
       </w:r>
     </w:p>
@@ -13578,7 +14731,7 @@
           <w:lang w:val="en-US"/>
         </w:rPr>
       </w:pPr>
-      <w:hyperlink r:id="rId69" w:history="1">
+      <w:hyperlink r:id="rId80" w:history="1">
         <w:r>
           <w:rPr>
             <w:rStyle w:val="Hyperlink"/>
@@ -13792,7 +14945,7 @@
           <w:lang w:val="en-US"/>
         </w:rPr>
       </w:pPr>
-      <w:hyperlink r:id="rId70" w:history="1">
+      <w:hyperlink r:id="rId81" w:history="1">
         <w:r>
           <w:rPr>
             <w:rStyle w:val="Hyperlink"/>
@@ -13812,7 +14965,7 @@
           <w:lang w:val="en-US"/>
         </w:rPr>
       </w:pPr>
-      <w:hyperlink r:id="rId71" w:history="1">
+      <w:hyperlink r:id="rId82" w:history="1">
         <w:r>
           <w:rPr>
             <w:rStyle w:val="Hyperlink"/>
@@ -13823,6 +14976,167 @@
     </w:p>
     <w:p>
       <w:pPr>
+        <w:pStyle w:val="Heading2"/>
+        <w:rPr>
+          <w:lang w:val="en-US"/>
+        </w:rPr>
+      </w:pPr>
+      <w:r>
+        <w:rPr>
+          <w:lang w:val="en-US"/>
+        </w:rPr>
+        <w:t>Test</w:t>
+      </w:r>
+      <w:r>
+        <w:rPr>
+          <w:lang w:val="en-US"/>
+        </w:rPr>
+        <w:t>-D</w:t>
+      </w:r>
+      <w:r>
+        <w:rPr>
+          <w:lang w:val="en-US"/>
+        </w:rPr>
+        <w:t xml:space="preserve">riven </w:t>
+      </w:r>
+      <w:r>
+        <w:rPr>
+          <w:lang w:val="en-US"/>
+        </w:rPr>
+        <w:t>D</w:t>
+      </w:r>
+      <w:r>
+        <w:rPr>
+          <w:lang w:val="en-US"/>
+        </w:rPr>
+        <w:t>evelopment</w:t>
+      </w:r>
+      <w:r>
+        <w:rPr>
+          <w:lang w:val="en-US"/>
+        </w:rPr>
+        <w:t xml:space="preserve"> (TDD)</w:t>
+      </w:r>
+    </w:p>
+    <w:p>
+      <w:pPr>
+        <w:rPr>
+          <w:lang w:val="en-US"/>
+        </w:rPr>
+      </w:pPr>
+      <w:r>
+        <w:rPr>
+          <w:lang w:val="en-US"/>
+        </w:rPr>
+        <w:t>Test-Driven Development (TDD) is a software development method where</w:t>
+      </w:r>
+      <w:r>
+        <w:rPr>
+          <w:lang w:val="en-US"/>
+        </w:rPr>
+        <w:t xml:space="preserve"> tests, often automated, are written before the functional code</w:t>
+      </w:r>
+      <w:r>
+        <w:rPr>
+          <w:lang w:val="en-US"/>
+        </w:rPr>
+        <w:t xml:space="preserve"> towards a feature of a product</w:t>
+      </w:r>
+      <w:r>
+        <w:rPr>
+          <w:lang w:val="en-US"/>
+        </w:rPr>
+        <w:t xml:space="preserve">. </w:t>
+      </w:r>
+    </w:p>
+    <w:p>
+      <w:r>
+        <w:rPr>
+          <w:lang w:val="en-US"/>
+        </w:rPr>
+        <w:t xml:space="preserve">This approach uses short development cycles that repeat to verify the quality and correctness, following a </w:t>
+      </w:r>
+      <w:r>
+        <w:rPr>
+          <w:b/>
+          <w:bCs/>
+          <w:lang w:val="en-US"/>
+        </w:rPr>
+        <w:t>‘Red-Green-Refactor’ cycle</w:t>
+      </w:r>
+      <w:r>
+        <w:rPr>
+          <w:lang w:val="en-US"/>
+        </w:rPr>
+        <w:t xml:space="preserve">; </w:t>
+      </w:r>
+      <w:r>
+        <w:t xml:space="preserve">write a failing test (Red), write minimal code to make it pass (Green), and then optimize </w:t>
+      </w:r>
+      <w:r>
+        <w:t>to remove duplicate/redundant</w:t>
+      </w:r>
+      <w:r>
+        <w:t xml:space="preserve"> code (Refactor)</w:t>
+      </w:r>
+      <w:r>
+        <w:t>.</w:t>
+      </w:r>
+    </w:p>
+    <w:p>
+      <w:r>
+        <w:t>This approach ensures that, after every time repeating the process for the next piece of functionality, and writing a new test, your code gets better, cleaner, and more reliable.</w:t>
+      </w:r>
+    </w:p>
+    <w:p>
+      <w:pPr>
+        <w:rPr>
+          <w:lang w:val="en-US"/>
+        </w:rPr>
+      </w:pPr>
+      <w:r>
+        <w:t xml:space="preserve">Programming in this style strengthens the relationship between coding, testing (in the form of automated unit-level tests) and code design. While </w:t>
+      </w:r>
+      <w:r>
+        <w:rPr>
+          <w:b/>
+          <w:bCs/>
+        </w:rPr>
+        <w:t>test-driven development might increase upfront development time</w:t>
+      </w:r>
+      <w:r>
+        <w:t xml:space="preserve">, it has been </w:t>
+      </w:r>
+      <w:r>
+        <w:rPr>
+          <w:b/>
+          <w:bCs/>
+        </w:rPr>
+        <w:t>demonstrated to improve code functionality and dexterity and save time overall</w:t>
+      </w:r>
+      <w:r>
+        <w:t>.</w:t>
+      </w:r>
+    </w:p>
+    <w:p>
+      <w:pPr>
+        <w:rPr>
+          <w:b/>
+          <w:bCs/>
+          <w:lang w:val="en-US"/>
+        </w:rPr>
+      </w:pPr>
+      <w:r>
+        <w:rPr>
+          <w:b/>
+          <w:bCs/>
+          <w:lang w:val="en-US"/>
+        </w:rPr>
+        <w:t>Sources:</w:t>
+      </w:r>
+    </w:p>
+    <w:p>
+      <w:pPr>
         <w:pStyle w:val="ListParagraph"/>
         <w:numPr>
           <w:ilvl w:val="0"/>
@@ -13832,12 +15146,69 @@
           <w:lang w:val="en-US"/>
         </w:rPr>
       </w:pPr>
-      <w:r>
-        <w:rPr>
-          <w:lang w:val="en-US"/>
-        </w:rPr>
-        <w:t xml:space="preserve">Test driven development </w:t>
-      </w:r>
+      <w:hyperlink r:id="rId83" w:history="1">
+        <w:r>
+          <w:rPr>
+            <w:rStyle w:val="Hyperlink"/>
+          </w:rPr>
+          <w:t xml:space="preserve">What is Test Driven Development (TDD)? - </w:t>
+        </w:r>
+        <w:proofErr w:type="spellStart"/>
+        <w:r>
+          <w:rPr>
+            <w:rStyle w:val="Hyperlink"/>
+          </w:rPr>
+          <w:t>GeeksforGeeks</w:t>
+        </w:r>
+        <w:proofErr w:type="spellEnd"/>
+      </w:hyperlink>
+    </w:p>
+    <w:p>
+      <w:pPr>
+        <w:pStyle w:val="ListParagraph"/>
+        <w:numPr>
+          <w:ilvl w:val="0"/>
+          <w:numId w:val="14"/>
+        </w:numPr>
+        <w:rPr>
+          <w:lang w:val="en-US"/>
+        </w:rPr>
+      </w:pPr>
+      <w:hyperlink r:id="rId84" w:history="1">
+        <w:r>
+          <w:rPr>
+            <w:rStyle w:val="Hyperlink"/>
+          </w:rPr>
+          <w:t>What is Test-Driven Development (TDD)? | IBM</w:t>
+        </w:r>
+      </w:hyperlink>
+    </w:p>
+    <w:p>
+      <w:pPr>
+        <w:pStyle w:val="ListParagraph"/>
+        <w:numPr>
+          <w:ilvl w:val="0"/>
+          <w:numId w:val="14"/>
+        </w:numPr>
+        <w:rPr>
+          <w:lang w:val="en-US"/>
+        </w:rPr>
+      </w:pPr>
+      <w:hyperlink r:id="rId85" w:history="1">
+        <w:r>
+          <w:rPr>
+            <w:rStyle w:val="Hyperlink"/>
+          </w:rPr>
+          <w:t>What is Test Driven Development (TDD)? | Agile Alliance</w:t>
+        </w:r>
+      </w:hyperlink>
+    </w:p>
+    <w:p>
+      <w:pPr>
+        <w:rPr>
+          <w:lang w:val="en-US"/>
+        </w:rPr>
+      </w:pPr>
     </w:p>
     <w:p>
       <w:pPr>
@@ -13980,7 +15351,6 @@
         <w:rPr>
           <w:lang w:val="en-US"/>
         </w:rPr>
-        <w:lastRenderedPageBreak/>
         <w:t xml:space="preserve">Principle of flow </w:t>
       </w:r>
       <w:r>
@@ -14147,7 +15517,7 @@
           <w:lang w:val="en-US"/>
         </w:rPr>
       </w:pPr>
-      <w:hyperlink r:id="rId72" w:history="1">
+      <w:hyperlink r:id="rId86" w:history="1">
         <w:r>
           <w:rPr>
             <w:rStyle w:val="Hyperlink"/>
@@ -14167,7 +15537,7 @@
           <w:lang w:val="en-US"/>
         </w:rPr>
       </w:pPr>
-      <w:hyperlink r:id="rId73" w:history="1">
+      <w:hyperlink r:id="rId87" w:history="1">
         <w:r>
           <w:rPr>
             <w:rStyle w:val="Hyperlink"/>
@@ -14178,6 +15548,235 @@
     </w:p>
     <w:p>
       <w:pPr>
+        <w:pStyle w:val="Heading2"/>
+        <w:rPr>
+          <w:lang w:val="en-US"/>
+        </w:rPr>
+      </w:pPr>
+      <w:r>
+        <w:rPr>
+          <w:lang w:val="en-US"/>
+        </w:rPr>
+        <w:t>Value stream mapping</w:t>
+      </w:r>
+      <w:r>
+        <w:rPr>
+          <w:lang w:val="en-US"/>
+        </w:rPr>
+        <w:t xml:space="preserve"> (VSM)</w:t>
+      </w:r>
+    </w:p>
+    <w:p>
+      <w:pPr>
+        <w:rPr>
+          <w:lang w:val="en-US"/>
+        </w:rPr>
+      </w:pPr>
+      <w:r>
+        <w:rPr>
+          <w:lang w:val="en-US"/>
+        </w:rPr>
+        <w:t xml:space="preserve">Value stream mapping (VSM) is a </w:t>
+      </w:r>
+      <w:r>
+        <w:rPr>
+          <w:b/>
+          <w:bCs/>
+          <w:color w:val="EE0000"/>
+          <w:lang w:val="en-US"/>
+        </w:rPr>
+        <w:t>lean manufacturing</w:t>
+      </w:r>
+      <w:r>
+        <w:rPr>
+          <w:color w:val="EE0000"/>
+          <w:lang w:val="en-US"/>
+        </w:rPr>
+        <w:t xml:space="preserve"> </w:t>
+      </w:r>
+      <w:r>
+        <w:rPr>
+          <w:lang w:val="en-US"/>
+        </w:rPr>
+        <w:t xml:space="preserve">technique to analyze, design, and manage the flow of materials and information </w:t>
+      </w:r>
+      <w:proofErr w:type="gramStart"/>
+      <w:r>
+        <w:rPr>
+          <w:lang w:val="en-US"/>
+        </w:rPr>
+        <w:t>require</w:t>
+      </w:r>
+      <w:proofErr w:type="gramEnd"/>
+      <w:r>
+        <w:rPr>
+          <w:lang w:val="en-US"/>
+        </w:rPr>
+        <w:t xml:space="preserve"> to bring a product to a customer.</w:t>
+      </w:r>
+    </w:p>
+    <w:p>
+      <w:pPr>
+        <w:rPr>
+          <w:lang w:val="en-US"/>
+        </w:rPr>
+      </w:pPr>
+      <w:r>
+        <w:rPr>
+          <w:lang w:val="en-US"/>
+        </w:rPr>
+        <w:t xml:space="preserve">By visualizing the flow, it helps identify value-adding steps and ways to eliminate </w:t>
+      </w:r>
+      <w:hyperlink w:anchor="_Waste" w:history="1">
+        <w:r>
+          <w:rPr>
+            <w:rStyle w:val="Hyperlink"/>
+            <w:b/>
+            <w:bCs/>
+            <w:lang w:val="en-US"/>
+          </w:rPr>
+          <w:t>waste</w:t>
+        </w:r>
+      </w:hyperlink>
+      <w:r>
+        <w:rPr>
+          <w:lang w:val="en-US"/>
+        </w:rPr>
+        <w:t xml:space="preserve"> in the production process</w:t>
+      </w:r>
+      <w:r>
+        <w:rPr>
+          <w:lang w:val="en-US"/>
+        </w:rPr>
+        <w:t xml:space="preserve">, </w:t>
+      </w:r>
+      <w:r>
+        <w:rPr>
+          <w:lang w:val="en-US"/>
+        </w:rPr>
+        <w:t>resulting in increased efficiency and a boost in collaboration.</w:t>
+      </w:r>
+    </w:p>
+    <w:p>
+      <w:r>
+        <w:t>Also known as "material and information-flow mapping", it uses a system of standard symbols to depict various work streams and information flows. Items are mapped as adding value or not adding value from the customer’s standpoint, with the purpose of rooting out items that don’t add value</w:t>
+      </w:r>
+      <w:r>
+        <w:t>, i.e. waste</w:t>
+      </w:r>
+      <w:r>
+        <w:t>.</w:t>
+      </w:r>
+    </w:p>
+    <w:p>
+      <w:r>
+        <w:t xml:space="preserve">By streamlining the production process, production overall is more consistent, meaning the benefits of VSM align well with </w:t>
+      </w:r>
+      <w:r>
+        <w:rPr>
+          <w:b/>
+          <w:bCs/>
+          <w:color w:val="EE0000"/>
+        </w:rPr>
+        <w:t>continuous delivery</w:t>
+      </w:r>
+      <w:r>
+        <w:t>.</w:t>
+      </w:r>
+    </w:p>
+    <w:p>
+      <w:pPr>
+        <w:rPr>
+          <w:lang w:val="en-US"/>
+        </w:rPr>
+      </w:pPr>
+      <w:r>
+        <w:rPr>
+          <w:lang w:val="en-US"/>
+        </w:rPr>
+        <w:t xml:space="preserve">However, </w:t>
+      </w:r>
+      <w:r>
+        <w:rPr>
+          <w:b/>
+          <w:bCs/>
+        </w:rPr>
+        <w:t>v</w:t>
+      </w:r>
+      <w:r>
+        <w:rPr>
+          <w:b/>
+          <w:bCs/>
+        </w:rPr>
+        <w:t xml:space="preserve">alue stream mapping </w:t>
+      </w:r>
+      <w:r>
+        <w:rPr>
+          <w:b/>
+          <w:bCs/>
+        </w:rPr>
+        <w:t xml:space="preserve">itself </w:t>
+      </w:r>
+      <w:r>
+        <w:rPr>
+          <w:b/>
+          <w:bCs/>
+        </w:rPr>
+        <w:t>can be</w:t>
+      </w:r>
+      <w:r>
+        <w:rPr>
+          <w:b/>
+          <w:bCs/>
+        </w:rPr>
+        <w:t xml:space="preserve"> </w:t>
+      </w:r>
+      <w:r>
+        <w:rPr>
+          <w:b/>
+          <w:bCs/>
+        </w:rPr>
+        <w:t>wasteful</w:t>
+      </w:r>
+      <w:r>
+        <w:t>, if you are not careful</w:t>
+      </w:r>
+      <w:r>
+        <w:t xml:space="preserve">. For example, if the level of effort (LOE) to conduct VSM is higher than the return on investment (ROI), then it is wasteful. Likewise, rushing to use professional-grade VSMs can result in further waste than just sketching with a pencil. </w:t>
+      </w:r>
+      <w:r>
+        <w:t xml:space="preserve">Overall, </w:t>
+      </w:r>
+      <w:r>
+        <w:rPr>
+          <w:b/>
+          <w:bCs/>
+        </w:rPr>
+        <w:t>doing value stream mapping is fine, yet overdoing it can be problematic</w:t>
+      </w:r>
+      <w:r>
+        <w:t>.</w:t>
+      </w:r>
+    </w:p>
+    <w:p>
+      <w:pPr>
+        <w:rPr>
+          <w:b/>
+          <w:bCs/>
+          <w:lang w:val="en-US"/>
+        </w:rPr>
+      </w:pPr>
+      <w:r>
+        <w:rPr>
+          <w:b/>
+          <w:bCs/>
+          <w:lang w:val="en-US"/>
+        </w:rPr>
+        <w:t>Sources:</w:t>
+      </w:r>
+    </w:p>
+    <w:p>
+      <w:pPr>
         <w:pStyle w:val="ListParagraph"/>
         <w:numPr>
           <w:ilvl w:val="0"/>
@@ -14187,199 +15786,178 @@
           <w:lang w:val="en-US"/>
         </w:rPr>
       </w:pPr>
-      <w:r>
-        <w:rPr>
-          <w:lang w:val="en-US"/>
-        </w:rPr>
-        <w:t>DevOps toolchain</w:t>
-      </w:r>
-    </w:p>
-    <w:p>
-      <w:pPr>
-        <w:pStyle w:val="ListParagraph"/>
-        <w:numPr>
-          <w:ilvl w:val="1"/>
-          <w:numId w:val="14"/>
-        </w:numPr>
-        <w:rPr>
-          <w:lang w:val="en-US"/>
-        </w:rPr>
-      </w:pPr>
-      <w:r>
-        <w:rPr>
-          <w:lang w:val="en-US"/>
-        </w:rPr>
-        <w:t>“</w:t>
-      </w:r>
-      <w:r>
-        <w:rPr>
-          <w:lang w:val="en-US"/>
-        </w:rPr>
-        <w:t xml:space="preserve">The never-ending toolchain puzzle </w:t>
-      </w:r>
-      <w:r>
-        <w:rPr>
-          <w:rFonts w:hint="cs"/>
-          <w:lang w:val="en-US"/>
-        </w:rPr>
-        <w:t>–</w:t>
-      </w:r>
-      <w:r>
-        <w:rPr>
-          <w:lang w:val="en-US"/>
-        </w:rPr>
-        <w:t xml:space="preserve"> Every company I have worked with has a bloated DevOps stack. Terraform, Kubernetes, Jenkins, </w:t>
-      </w:r>
-      <w:proofErr w:type="spellStart"/>
-      <w:r>
-        <w:rPr>
-          <w:lang w:val="en-US"/>
-        </w:rPr>
-        <w:t>ArgoCD</w:t>
-      </w:r>
-      <w:proofErr w:type="spellEnd"/>
-      <w:r>
-        <w:rPr>
-          <w:lang w:val="en-US"/>
-        </w:rPr>
-        <w:t>, GitHub Actions, Helm, Spinnaker</w:t>
-      </w:r>
-      <w:r>
-        <w:rPr>
-          <w:rFonts w:hint="cs"/>
-          <w:lang w:val="en-US"/>
-        </w:rPr>
-        <w:t>—</w:t>
-      </w:r>
-      <w:r>
-        <w:rPr>
-          <w:lang w:val="en-US"/>
-        </w:rPr>
-        <w:t>you name it. It</w:t>
-      </w:r>
-      <w:r>
-        <w:rPr>
-          <w:rFonts w:hint="cs"/>
-          <w:lang w:val="en-US"/>
-        </w:rPr>
-        <w:t>’</w:t>
-      </w:r>
-      <w:r>
-        <w:rPr>
-          <w:lang w:val="en-US"/>
-        </w:rPr>
-        <w:t xml:space="preserve">s like every tool </w:t>
-      </w:r>
-      <w:proofErr w:type="gramStart"/>
-      <w:r>
-        <w:rPr>
-          <w:lang w:val="en-US"/>
-        </w:rPr>
-        <w:t>fixes</w:t>
-      </w:r>
-      <w:proofErr w:type="gramEnd"/>
-      <w:r>
-        <w:rPr>
-          <w:lang w:val="en-US"/>
-        </w:rPr>
-        <w:t xml:space="preserve"> one thing but breaks another, and somehow, the entire setup is still fragile as hell. Instead of simplifying DevOps, we</w:t>
-      </w:r>
-      <w:r>
-        <w:rPr>
-          <w:rFonts w:hint="cs"/>
-          <w:lang w:val="en-US"/>
-        </w:rPr>
-        <w:t>’</w:t>
-      </w:r>
-      <w:r>
-        <w:rPr>
-          <w:lang w:val="en-US"/>
-        </w:rPr>
-        <w:t>re just stacking more complexity on top of complexity.</w:t>
-      </w:r>
-      <w:r>
-        <w:rPr>
-          <w:lang w:val="en-US"/>
-        </w:rPr>
-        <w:t>”</w:t>
-      </w:r>
-    </w:p>
-    <w:p>
-      <w:pPr>
-        <w:pStyle w:val="ListParagraph"/>
-        <w:numPr>
-          <w:ilvl w:val="2"/>
-          <w:numId w:val="14"/>
-        </w:numPr>
-        <w:rPr>
-          <w:lang w:val="en-US"/>
-        </w:rPr>
-      </w:pPr>
-      <w:r>
-        <w:rPr>
-          <w:lang w:val="en-US"/>
-        </w:rPr>
-        <w:t xml:space="preserve">This is just a reddit complaint, but mentions potential </w:t>
-      </w:r>
-      <w:proofErr w:type="gramStart"/>
-      <w:r>
-        <w:rPr>
-          <w:lang w:val="en-US"/>
-        </w:rPr>
-        <w:t>tools;</w:t>
-      </w:r>
-      <w:proofErr w:type="gramEnd"/>
-      <w:r>
-        <w:rPr>
-          <w:lang w:val="en-US"/>
-        </w:rPr>
-        <w:t xml:space="preserve"> the DevOps stack?</w:t>
-      </w:r>
-    </w:p>
-    <w:p>
-      <w:pPr>
-        <w:pStyle w:val="ListParagraph"/>
-        <w:numPr>
-          <w:ilvl w:val="2"/>
-          <w:numId w:val="14"/>
-        </w:numPr>
-        <w:rPr>
-          <w:lang w:val="en-US"/>
-        </w:rPr>
-      </w:pPr>
-      <w:hyperlink r:id="rId74" w:history="1">
+      <w:hyperlink r:id="rId88" w:history="1">
         <w:r>
           <w:rPr>
             <w:rStyle w:val="Hyperlink"/>
           </w:rPr>
-          <w:t>Why is DevOps still such a fragmented, exhausting (and ofc costly) mess in 2025</w:t>
+          <w:t>What is Value Stream Mapping? Guide &amp; Benefits | Atlassian</w:t>
         </w:r>
-        <w:proofErr w:type="gramStart"/>
-        <w:r>
-          <w:rPr>
-            <w:rStyle w:val="Hyperlink"/>
-          </w:rPr>
-          <w:t>? :</w:t>
-        </w:r>
-        <w:proofErr w:type="gramEnd"/>
-        <w:r>
-          <w:rPr>
-            <w:rStyle w:val="Hyperlink"/>
-          </w:rPr>
-          <w:t xml:space="preserve"> r/</w:t>
-        </w:r>
-        <w:proofErr w:type="spellStart"/>
-        <w:r>
-          <w:rPr>
-            <w:rStyle w:val="Hyperlink"/>
-          </w:rPr>
-          <w:t>devops</w:t>
-        </w:r>
-        <w:proofErr w:type="spellEnd"/>
       </w:hyperlink>
     </w:p>
     <w:p>
       <w:pPr>
+        <w:pStyle w:val="Heading2"/>
+      </w:pPr>
+      <w:bookmarkStart w:id="4" w:name="_Velocity"/>
+      <w:bookmarkEnd w:id="4"/>
+      <w:r>
+        <w:t>Velocity</w:t>
+      </w:r>
+    </w:p>
+    <w:p>
+      <w:pPr>
+        <w:rPr>
+          <w:lang w:val="en-US"/>
+        </w:rPr>
+      </w:pPr>
+      <w:r>
+        <w:rPr>
+          <w:lang w:val="en-US"/>
+        </w:rPr>
+        <w:t xml:space="preserve">Velocity represents the amount of work a team completed in past </w:t>
+      </w:r>
+      <w:r>
+        <w:rPr>
+          <w:b/>
+          <w:bCs/>
+          <w:lang w:val="en-US"/>
+        </w:rPr>
+        <w:t>sprints</w:t>
+      </w:r>
+      <w:r>
+        <w:rPr>
+          <w:lang w:val="en-US"/>
+        </w:rPr>
+        <w:t xml:space="preserve">, which is then used to help predict their capabilities for future </w:t>
+      </w:r>
+      <w:r>
+        <w:rPr>
+          <w:b/>
+          <w:bCs/>
+          <w:lang w:val="en-US"/>
+        </w:rPr>
+        <w:t>sprints</w:t>
+      </w:r>
+      <w:r>
+        <w:rPr>
+          <w:lang w:val="en-US"/>
+        </w:rPr>
+        <w:t>.</w:t>
+      </w:r>
+    </w:p>
+    <w:p>
+      <w:pPr>
+        <w:rPr>
+          <w:lang w:val="en-US"/>
+        </w:rPr>
+      </w:pPr>
+      <w:r>
+        <w:rPr>
+          <w:lang w:val="en-US"/>
+        </w:rPr>
+        <w:t>By</w:t>
+      </w:r>
+      <w:r>
+        <w:rPr>
+          <w:lang w:val="en-US"/>
+        </w:rPr>
+        <w:t xml:space="preserve"> estimat</w:t>
+      </w:r>
+      <w:r>
+        <w:rPr>
+          <w:lang w:val="en-US"/>
+        </w:rPr>
+        <w:t>ing</w:t>
+      </w:r>
+      <w:r>
+        <w:rPr>
+          <w:lang w:val="en-US"/>
+        </w:rPr>
+        <w:t xml:space="preserve"> how much work </w:t>
+      </w:r>
+      <w:r>
+        <w:rPr>
+          <w:lang w:val="en-US"/>
+        </w:rPr>
+        <w:t>a team</w:t>
+      </w:r>
+      <w:r>
+        <w:rPr>
+          <w:lang w:val="en-US"/>
+        </w:rPr>
+        <w:t xml:space="preserve"> can complete </w:t>
+      </w:r>
+      <w:proofErr w:type="gramStart"/>
+      <w:r>
+        <w:rPr>
+          <w:lang w:val="en-US"/>
+        </w:rPr>
+        <w:t>in a given</w:t>
+      </w:r>
+      <w:proofErr w:type="gramEnd"/>
+      <w:r>
+        <w:rPr>
+          <w:lang w:val="en-US"/>
+        </w:rPr>
+        <w:t xml:space="preserve"> </w:t>
+      </w:r>
+      <w:proofErr w:type="gramStart"/>
+      <w:r>
+        <w:rPr>
+          <w:lang w:val="en-US"/>
+        </w:rPr>
+        <w:t>time period</w:t>
+      </w:r>
+      <w:proofErr w:type="gramEnd"/>
+      <w:r>
+        <w:rPr>
+          <w:lang w:val="en-US"/>
+        </w:rPr>
+        <w:t xml:space="preserve">, </w:t>
+      </w:r>
+      <w:r>
+        <w:rPr>
+          <w:lang w:val="en-US"/>
+        </w:rPr>
+        <w:t>it can be used to determine</w:t>
+      </w:r>
+      <w:r>
+        <w:rPr>
+          <w:lang w:val="en-US"/>
+        </w:rPr>
+        <w:t xml:space="preserve"> what constitutes a ‘reasonable workload’.</w:t>
+      </w:r>
+    </w:p>
+    <w:p>
+      <w:pPr>
+        <w:rPr>
+          <w:lang w:val="en-US"/>
+        </w:rPr>
+      </w:pPr>
+      <w:r>
+        <w:rPr>
+          <w:lang w:val="en-US"/>
+        </w:rPr>
+        <w:t xml:space="preserve">Velocity is measured in two </w:t>
+      </w:r>
+      <w:proofErr w:type="gramStart"/>
+      <w:r>
+        <w:rPr>
+          <w:lang w:val="en-US"/>
+        </w:rPr>
+        <w:t>ways;</w:t>
+      </w:r>
+      <w:proofErr w:type="gramEnd"/>
+      <w:r>
+        <w:rPr>
+          <w:lang w:val="en-US"/>
+        </w:rPr>
+        <w:t xml:space="preserve"> by count and by sum.</w:t>
+      </w:r>
+    </w:p>
+    <w:p>
+      <w:pPr>
         <w:pStyle w:val="ListParagraph"/>
         <w:numPr>
           <w:ilvl w:val="0"/>
@@ -14391,57 +15969,113 @@
       </w:pPr>
       <w:r>
         <w:rPr>
-          <w:lang w:val="en-US"/>
-        </w:rPr>
-        <w:t xml:space="preserve">Value stream mapping </w:t>
-      </w:r>
-    </w:p>
-    <w:p>
-      <w:pPr>
-        <w:pStyle w:val="Heading2"/>
-      </w:pPr>
-      <w:r>
-        <w:t>Velocity</w:t>
-      </w:r>
-    </w:p>
-    <w:p>
-      <w:pPr>
-        <w:rPr>
-          <w:lang w:val="en-US"/>
-        </w:rPr>
-      </w:pPr>
-      <w:r>
-        <w:rPr>
-          <w:lang w:val="en-US"/>
-        </w:rPr>
-        <w:t xml:space="preserve">Velocity represents the amount of work a team completed in past </w:t>
-      </w:r>
-      <w:r>
-        <w:rPr>
-          <w:b/>
-          <w:bCs/>
-          <w:lang w:val="en-US"/>
-        </w:rPr>
-        <w:t>sprints</w:t>
-      </w:r>
-      <w:r>
-        <w:rPr>
-          <w:lang w:val="en-US"/>
-        </w:rPr>
-        <w:t xml:space="preserve">, which is then used to help predict their capabilities for future </w:t>
-      </w:r>
-      <w:r>
-        <w:rPr>
-          <w:b/>
-          <w:bCs/>
-          <w:lang w:val="en-US"/>
-        </w:rPr>
-        <w:t>sprints</w:t>
-      </w:r>
-      <w:r>
-        <w:rPr>
-          <w:lang w:val="en-US"/>
-        </w:rPr>
+          <w:b/>
+          <w:bCs/>
+          <w:lang w:val="en-US"/>
+        </w:rPr>
+        <w:t>When tracking by count</w:t>
+      </w:r>
+      <w:r>
+        <w:rPr>
+          <w:lang w:val="en-US"/>
+        </w:rPr>
+        <w:t>: Velocity shows the number of work items (user stories, bugs, tasks) completed per sprint</w:t>
+      </w:r>
+    </w:p>
+    <w:p>
+      <w:pPr>
+        <w:pStyle w:val="ListParagraph"/>
+        <w:numPr>
+          <w:ilvl w:val="0"/>
+          <w:numId w:val="14"/>
+        </w:numPr>
+        <w:rPr>
+          <w:lang w:val="en-US"/>
+        </w:rPr>
+      </w:pPr>
+      <w:r>
+        <w:rPr>
+          <w:b/>
+          <w:bCs/>
+          <w:lang w:val="en-US"/>
+        </w:rPr>
+        <w:t>When tracking by sum</w:t>
+      </w:r>
+      <w:r>
+        <w:rPr>
+          <w:lang w:val="en-US"/>
+        </w:rPr>
+        <w:t>: Velocity shows the total story points, effort hours, or size estimates completed per sprint</w:t>
+      </w:r>
+    </w:p>
+    <w:p>
+      <w:r>
+        <w:t>For example, if your team completed user stories worth 25 story points in Sprint 1, 30 story points in Sprint 2, and 28 story points in Sprint 3, your average velocity is approximately 28 story points per sprint. This average helps you plan how much work to commit to in future sprints.</w:t>
+      </w:r>
+    </w:p>
+    <w:p>
+      <w:r>
+        <w:t xml:space="preserve">However, </w:t>
+      </w:r>
+      <w:r>
+        <w:rPr>
+          <w:b/>
+          <w:bCs/>
+        </w:rPr>
+        <w:t>velocity should not be used as the only metric to evaluate developer performance</w:t>
+      </w:r>
+      <w:r>
+        <w:t xml:space="preserve">, as </w:t>
+      </w:r>
+      <w:r>
+        <w:t xml:space="preserve">several downsides of velocity exist. </w:t>
+      </w:r>
+    </w:p>
+    <w:p>
+      <w:r>
+        <w:t xml:space="preserve">First is that </w:t>
+      </w:r>
+      <w:r>
+        <w:rPr>
+          <w:b/>
+          <w:bCs/>
+        </w:rPr>
+        <w:t>it conflates work done with planning accuracy</w:t>
+      </w:r>
+      <w:r>
+        <w:t>; if tasks are estimated conservatively, and thus valued more highly</w:t>
+      </w:r>
+      <w:r>
+        <w:t>, this can skew the results. For example, i</w:t>
+      </w:r>
+      <w:r>
+        <w:t>f a team says that a task will take four hours or is worth 4 points instead of taking two hours or being worth two points, their velocity will look better (sometimes called point inflation).</w:t>
+      </w:r>
+    </w:p>
+    <w:p>
+      <w:r>
+        <w:t xml:space="preserve">Secondly, </w:t>
+      </w:r>
+      <w:r>
+        <w:rPr>
+          <w:b/>
+          <w:bCs/>
+        </w:rPr>
+        <w:t>velocity does not take quality, aligned with user goals, or priority into account</w:t>
+      </w:r>
+      <w:r>
+        <w:t xml:space="preserve">. </w:t>
+      </w:r>
+      <w:r>
+        <w:t>Simply completing features as quickly as possible increases velocity regardless of quality</w:t>
+      </w:r>
+      <w:r>
+        <w:t xml:space="preserve"> or relevancy towards the product. </w:t>
+      </w:r>
+      <w:r>
+        <w:t>For example, building a feature no one wants or needs still counts as "work done”</w:t>
+      </w:r>
+      <w:r>
         <w:t>.</w:t>
       </w:r>
     </w:p>
@@ -14452,107 +16086,37 @@
         </w:rPr>
       </w:pPr>
       <w:r>
-        <w:rPr>
-          <w:lang w:val="en-US"/>
-        </w:rPr>
-        <w:t>By</w:t>
-      </w:r>
-      <w:r>
-        <w:rPr>
-          <w:lang w:val="en-US"/>
-        </w:rPr>
-        <w:t xml:space="preserve"> estimat</w:t>
-      </w:r>
-      <w:r>
-        <w:rPr>
-          <w:lang w:val="en-US"/>
-        </w:rPr>
-        <w:t>ing</w:t>
-      </w:r>
-      <w:r>
-        <w:rPr>
-          <w:lang w:val="en-US"/>
-        </w:rPr>
-        <w:t xml:space="preserve"> how much work </w:t>
-      </w:r>
-      <w:r>
-        <w:rPr>
-          <w:lang w:val="en-US"/>
-        </w:rPr>
-        <w:t>a team</w:t>
-      </w:r>
-      <w:r>
-        <w:rPr>
-          <w:lang w:val="en-US"/>
-        </w:rPr>
-        <w:t xml:space="preserve"> can complete </w:t>
-      </w:r>
-      <w:proofErr w:type="gramStart"/>
-      <w:r>
-        <w:rPr>
-          <w:lang w:val="en-US"/>
-        </w:rPr>
-        <w:t>in a given</w:t>
-      </w:r>
-      <w:proofErr w:type="gramEnd"/>
-      <w:r>
-        <w:rPr>
-          <w:lang w:val="en-US"/>
-        </w:rPr>
-        <w:t xml:space="preserve"> </w:t>
-      </w:r>
-      <w:proofErr w:type="gramStart"/>
-      <w:r>
-        <w:rPr>
-          <w:lang w:val="en-US"/>
-        </w:rPr>
-        <w:t>time period</w:t>
-      </w:r>
-      <w:proofErr w:type="gramEnd"/>
-      <w:r>
-        <w:rPr>
-          <w:lang w:val="en-US"/>
-        </w:rPr>
-        <w:t xml:space="preserve">, </w:t>
-      </w:r>
-      <w:r>
-        <w:rPr>
-          <w:lang w:val="en-US"/>
-        </w:rPr>
-        <w:t>it can be used to determine</w:t>
-      </w:r>
-      <w:r>
-        <w:rPr>
-          <w:lang w:val="en-US"/>
-        </w:rPr>
-        <w:t xml:space="preserve"> what constitutes a ‘reasonable workload’.</w:t>
-      </w:r>
-    </w:p>
-    <w:p>
-      <w:pPr>
-        <w:rPr>
-          <w:lang w:val="en-US"/>
-        </w:rPr>
-      </w:pPr>
-      <w:r>
-        <w:rPr>
-          <w:lang w:val="en-US"/>
-        </w:rPr>
-        <w:t xml:space="preserve">Velocity is measured in two </w:t>
-      </w:r>
-      <w:proofErr w:type="gramStart"/>
-      <w:r>
-        <w:rPr>
-          <w:lang w:val="en-US"/>
-        </w:rPr>
-        <w:t>ways;</w:t>
-      </w:r>
-      <w:proofErr w:type="gramEnd"/>
-      <w:r>
-        <w:rPr>
-          <w:lang w:val="en-US"/>
-        </w:rPr>
-        <w:t xml:space="preserve"> by count and by sum.</w:t>
+        <w:t xml:space="preserve">Thirdly, </w:t>
+      </w:r>
+      <w:r>
+        <w:rPr>
+          <w:b/>
+          <w:bCs/>
+        </w:rPr>
+        <w:t>velocity is often misused as a measure of efficiency or team performance</w:t>
+      </w:r>
+      <w:r>
+        <w:t xml:space="preserve">. </w:t>
+      </w:r>
+      <w:r>
+        <w:t>Velocity is a metric of work done, not efficiency. Velocity can be increased by working overtime or adding team members, neither of which necessarily increase efficiency or performance.</w:t>
+      </w:r>
+    </w:p>
+    <w:p>
+      <w:pPr>
+        <w:rPr>
+          <w:b/>
+          <w:bCs/>
+          <w:lang w:val="en-US"/>
+        </w:rPr>
+      </w:pPr>
+      <w:r>
+        <w:rPr>
+          <w:b/>
+          <w:bCs/>
+          <w:lang w:val="en-US"/>
+        </w:rPr>
+        <w:t>Sources:</w:t>
       </w:r>
     </w:p>
     <w:p>
@@ -14566,171 +16130,7 @@
           <w:lang w:val="en-US"/>
         </w:rPr>
       </w:pPr>
-      <w:r>
-        <w:rPr>
-          <w:b/>
-          <w:bCs/>
-          <w:lang w:val="en-US"/>
-        </w:rPr>
-        <w:t>When tracking by count</w:t>
-      </w:r>
-      <w:r>
-        <w:rPr>
-          <w:lang w:val="en-US"/>
-        </w:rPr>
-        <w:t>: Velocity shows the number of work items (user stories, bugs, tasks) completed per sprint</w:t>
-      </w:r>
-    </w:p>
-    <w:p>
-      <w:pPr>
-        <w:pStyle w:val="ListParagraph"/>
-        <w:numPr>
-          <w:ilvl w:val="0"/>
-          <w:numId w:val="14"/>
-        </w:numPr>
-        <w:rPr>
-          <w:lang w:val="en-US"/>
-        </w:rPr>
-      </w:pPr>
-      <w:r>
-        <w:rPr>
-          <w:b/>
-          <w:bCs/>
-          <w:lang w:val="en-US"/>
-        </w:rPr>
-        <w:t>When tracking by sum</w:t>
-      </w:r>
-      <w:r>
-        <w:rPr>
-          <w:lang w:val="en-US"/>
-        </w:rPr>
-        <w:t>: Velocity shows the total story points, effort hours, or size estimates completed per sprint</w:t>
-      </w:r>
-    </w:p>
-    <w:p>
-      <w:r>
-        <w:t>For example, if your team completed user stories worth 25 story points in Sprint 1, 30 story points in Sprint 2, and 28 story points in Sprint 3, your average velocity is approximately 28 story points per sprint. This average helps you plan how much work to commit to in future sprints.</w:t>
-      </w:r>
-    </w:p>
-    <w:p>
-      <w:r>
-        <w:lastRenderedPageBreak/>
-        <w:t xml:space="preserve">However, </w:t>
-      </w:r>
-      <w:r>
-        <w:rPr>
-          <w:b/>
-          <w:bCs/>
-        </w:rPr>
-        <w:t>velocity should not be used as the only metric to evaluate developer performance</w:t>
-      </w:r>
-      <w:r>
-        <w:t xml:space="preserve">, as </w:t>
-      </w:r>
-      <w:r>
-        <w:t xml:space="preserve">several downsides of velocity exist. </w:t>
-      </w:r>
-    </w:p>
-    <w:p>
-      <w:r>
-        <w:t xml:space="preserve">First is that </w:t>
-      </w:r>
-      <w:r>
-        <w:rPr>
-          <w:b/>
-          <w:bCs/>
-        </w:rPr>
-        <w:t>it conflates work done with planning accuracy</w:t>
-      </w:r>
-      <w:r>
-        <w:t>; if tasks are estimated conservatively, and thus valued more highly</w:t>
-      </w:r>
-      <w:r>
-        <w:t>, this can skew the results. For example, i</w:t>
-      </w:r>
-      <w:r>
-        <w:t>f a team says that a task will take four hours or is worth 4 points instead of taking two hours or being worth two points, their velocity will look better (sometimes called point inflation).</w:t>
-      </w:r>
-    </w:p>
-    <w:p>
-      <w:r>
-        <w:t xml:space="preserve">Secondly, </w:t>
-      </w:r>
-      <w:r>
-        <w:rPr>
-          <w:b/>
-          <w:bCs/>
-        </w:rPr>
-        <w:t>velocity does not take quality, aligned with user goals, or priority into account</w:t>
-      </w:r>
-      <w:r>
-        <w:t xml:space="preserve">. </w:t>
-      </w:r>
-      <w:r>
-        <w:t>Simply completing features as quickly as possible increases velocity regardless of quality</w:t>
-      </w:r>
-      <w:r>
-        <w:t xml:space="preserve"> or relevancy towards the product. </w:t>
-      </w:r>
-      <w:r>
-        <w:t>For example, building a feature no one wants or needs still counts as "work done”</w:t>
-      </w:r>
-      <w:r>
-        <w:t>.</w:t>
-      </w:r>
-    </w:p>
-    <w:p>
-      <w:pPr>
-        <w:rPr>
-          <w:lang w:val="en-US"/>
-        </w:rPr>
-      </w:pPr>
-      <w:r>
-        <w:t xml:space="preserve">Thirdly, </w:t>
-      </w:r>
-      <w:r>
-        <w:rPr>
-          <w:b/>
-          <w:bCs/>
-        </w:rPr>
-        <w:t>velocity is often misused as a measure of efficiency or team performance</w:t>
-      </w:r>
-      <w:r>
-        <w:t xml:space="preserve">. </w:t>
-      </w:r>
-      <w:r>
-        <w:t>Velocity is a metric of work done, not efficiency. Velocity can be increased by working overtime or adding team members, neither of which necessarily increase efficiency or performance.</w:t>
-      </w:r>
-    </w:p>
-    <w:p>
-      <w:pPr>
-        <w:rPr>
-          <w:b/>
-          <w:bCs/>
-          <w:lang w:val="en-US"/>
-        </w:rPr>
-      </w:pPr>
-      <w:r>
-        <w:rPr>
-          <w:b/>
-          <w:bCs/>
-          <w:lang w:val="en-US"/>
-        </w:rPr>
-        <w:t>Sources:</w:t>
-      </w:r>
-    </w:p>
-    <w:p>
-      <w:pPr>
-        <w:pStyle w:val="ListParagraph"/>
-        <w:numPr>
-          <w:ilvl w:val="0"/>
-          <w:numId w:val="14"/>
-        </w:numPr>
-        <w:rPr>
-          <w:lang w:val="en-US"/>
-        </w:rPr>
-      </w:pPr>
-      <w:hyperlink r:id="rId75" w:history="1">
+      <w:hyperlink r:id="rId89" w:history="1">
         <w:r>
           <w:rPr>
             <w:rStyle w:val="Hyperlink"/>
@@ -14750,7 +16150,7 @@
           <w:lang w:val="en-US"/>
         </w:rPr>
       </w:pPr>
-      <w:hyperlink r:id="rId76" w:history="1">
+      <w:hyperlink r:id="rId90" w:history="1">
         <w:r>
           <w:rPr>
             <w:rStyle w:val="Hyperlink"/>
@@ -14767,6 +16167,8 @@
           <w:lang w:val="en-US"/>
         </w:rPr>
       </w:pPr>
+      <w:bookmarkStart w:id="5" w:name="_Waste"/>
+      <w:bookmarkEnd w:id="5"/>
       <w:r>
         <w:rPr>
           <w:color w:val="EE0000"/>
@@ -14791,6 +16193,12 @@
         <w:rPr>
           <w:lang w:val="en-US"/>
         </w:rPr>
+        <w:t>, in the context of lean,</w:t>
+      </w:r>
+      <w:r>
+        <w:rPr>
+          <w:lang w:val="en-US"/>
+        </w:rPr>
         <w:t xml:space="preserve"> </w:t>
       </w:r>
       <w:r>
@@ -14810,6 +16218,7 @@
         <w:rPr>
           <w:lang w:val="en-US"/>
         </w:rPr>
+        <w:lastRenderedPageBreak/>
         <w:t>The term waste (</w:t>
       </w:r>
       <w:proofErr w:type="spellStart"/>
@@ -15031,7 +16440,6 @@
         </w:rPr>
       </w:pPr>
       <w:r>
-        <w:lastRenderedPageBreak/>
         <w:t>This can be mitigated via practices such as code reviews and following modern coding patterns.</w:t>
       </w:r>
     </w:p>
@@ -15359,6 +16767,7 @@
           <w:bCs/>
           <w:lang w:val="en-US"/>
         </w:rPr>
+        <w:lastRenderedPageBreak/>
         <w:t xml:space="preserve">Whilst not initially attributed as </w:t>
       </w:r>
       <w:r>
@@ -15438,13 +16847,7 @@
         <w:t>“</w:t>
       </w:r>
       <w:r>
-        <w:t xml:space="preserve">By not engaging the frontline worker’s knowledge and expertise, it is difficult to improve processes. This is </w:t>
-      </w:r>
-      <w:r>
-        <w:t>because</w:t>
-      </w:r>
-      <w:r>
-        <w:t xml:space="preserve"> the people doing the work are the ones who are most capable of identifying problems and developing solutions for them.</w:t>
+        <w:t>By not engaging the frontline worker’s knowledge and expertise, it is difficult to improve processes. This is because the people doing the work are the ones who are most capable of identifying problems and developing solutions for them.</w:t>
       </w:r>
       <w:r>
         <w:t>”</w:t>
@@ -15579,15 +16982,7 @@
           <w:bCs/>
           <w:lang w:val="en-US"/>
         </w:rPr>
-        <w:t xml:space="preserve"> devote their attention to multiple projects. Each change in </w:t>
-      </w:r>
-      <w:r>
-        <w:rPr>
-          <w:bCs/>
-          <w:lang w:val="en-US"/>
-        </w:rPr>
-        <w:lastRenderedPageBreak/>
-        <w:t>attention requires a context switch, which produces waste</w:t>
+        <w:t xml:space="preserve"> devote their attention to multiple projects. Each change in attention requires a context switch, which produces waste</w:t>
       </w:r>
       <w:r>
         <w:rPr>
@@ -15730,31 +17125,7 @@
           <w:color w:val="EE0000"/>
           <w:lang w:val="en-US"/>
         </w:rPr>
-        <w:t xml:space="preserve">In software development this waste is referred to </w:t>
-      </w:r>
-      <w:r>
-        <w:rPr>
-          <w:b/>
-          <w:color w:val="EE0000"/>
-          <w:lang w:val="en-US"/>
-        </w:rPr>
-        <w:t>by</w:t>
-      </w:r>
-      <w:r>
-        <w:rPr>
-          <w:b/>
-          <w:color w:val="EE0000"/>
-          <w:lang w:val="en-US"/>
-        </w:rPr>
-        <w:t xml:space="preserve"> ‘</w:t>
-      </w:r>
-      <w:r>
-        <w:rPr>
-          <w:b/>
-          <w:color w:val="EE0000"/>
-          <w:lang w:val="en-US"/>
-        </w:rPr>
-        <w:t>Partially Done Work’</w:t>
+        <w:t>In software development this waste is referred to by ‘Partially Done Work’</w:t>
       </w:r>
       <w:r>
         <w:rPr>
@@ -15916,6 +17287,7 @@
           <w:u w:val="single"/>
           <w:lang w:val="en-US"/>
         </w:rPr>
+        <w:lastRenderedPageBreak/>
         <w:t>E</w:t>
       </w:r>
       <w:r>
@@ -15966,7 +17338,7 @@
           <w:lang w:val="en-US"/>
         </w:rPr>
       </w:pPr>
-      <w:hyperlink r:id="rId77" w:history="1">
+      <w:hyperlink r:id="rId91" w:history="1">
         <w:r>
           <w:rPr>
             <w:rStyle w:val="Hyperlink"/>
@@ -15986,7 +17358,7 @@
           <w:lang w:val="en-US"/>
         </w:rPr>
       </w:pPr>
-      <w:hyperlink r:id="rId78" w:history="1">
+      <w:hyperlink r:id="rId92" w:history="1">
         <w:r>
           <w:rPr>
             <w:rStyle w:val="Hyperlink"/>
@@ -16006,7 +17378,7 @@
           <w:lang w:val="en-US"/>
         </w:rPr>
       </w:pPr>
-      <w:hyperlink r:id="rId79" w:history="1">
+      <w:hyperlink r:id="rId93" w:history="1">
         <w:r>
           <w:rPr>
             <w:rStyle w:val="Hyperlink"/>
@@ -16026,7 +17398,7 @@
           <w:lang w:val="en-US"/>
         </w:rPr>
       </w:pPr>
-      <w:hyperlink r:id="rId80" w:history="1">
+      <w:hyperlink r:id="rId94" w:history="1">
         <w:r>
           <w:rPr>
             <w:rStyle w:val="Hyperlink"/>
@@ -16046,7 +17418,7 @@
           <w:lang w:val="en-US"/>
         </w:rPr>
       </w:pPr>
-      <w:hyperlink r:id="rId81" w:history="1">
+      <w:hyperlink r:id="rId95" w:history="1">
         <w:r>
           <w:rPr>
             <w:rStyle w:val="Hyperlink"/>
@@ -16094,7 +17466,7 @@
           <w:lang w:val="en-US"/>
         </w:rPr>
       </w:pPr>
-      <w:hyperlink r:id="rId82" w:history="1">
+      <w:hyperlink r:id="rId96" w:history="1">
         <w:r>
           <w:rPr>
             <w:rStyle w:val="Hyperlink"/>
@@ -16114,7 +17486,7 @@
           <w:lang w:val="en-US"/>
         </w:rPr>
       </w:pPr>
-      <w:hyperlink r:id="rId83" w:history="1">
+      <w:hyperlink r:id="rId97" w:history="1">
         <w:r>
           <w:rPr>
             <w:rStyle w:val="Hyperlink"/>
@@ -16134,7 +17506,7 @@
           <w:lang w:val="en-US"/>
         </w:rPr>
       </w:pPr>
-      <w:hyperlink r:id="rId84" w:history="1">
+      <w:hyperlink r:id="rId98" w:history="1">
         <w:r>
           <w:rPr>
             <w:rStyle w:val="Hyperlink"/>
@@ -16185,7 +17557,6 @@
         <w:rPr>
           <w:lang w:val="en-US"/>
         </w:rPr>
-        <w:lastRenderedPageBreak/>
         <w:t>Concept and Terminology List (Additional)</w:t>
       </w:r>
     </w:p>
@@ -16200,47 +17571,19 @@
           <w:lang w:val="en-US"/>
         </w:rPr>
       </w:pPr>
-      <w:r>
-        <w:rPr>
-          <w:lang w:val="en-US"/>
-        </w:rPr>
-        <w:t>CI/CD</w:t>
-      </w:r>
-    </w:p>
-    <w:p>
-      <w:pPr>
-        <w:pStyle w:val="ListParagraph"/>
-        <w:numPr>
-          <w:ilvl w:val="0"/>
-          <w:numId w:val="15"/>
-        </w:numPr>
-        <w:rPr>
-          <w:lang w:val="en-US"/>
-        </w:rPr>
-      </w:pPr>
-      <w:r>
-        <w:rPr>
-          <w:lang w:val="en-US"/>
-        </w:rPr>
-        <w:t>Fail Fast</w:t>
-      </w:r>
-    </w:p>
-    <w:p>
-      <w:pPr>
-        <w:pStyle w:val="ListParagraph"/>
-        <w:numPr>
-          <w:ilvl w:val="0"/>
-          <w:numId w:val="15"/>
-        </w:numPr>
-        <w:rPr>
-          <w:lang w:val="en-US"/>
-        </w:rPr>
-      </w:pPr>
-      <w:r>
-        <w:rPr>
-          <w:lang w:val="en-US"/>
-        </w:rPr>
-        <w:t>Lean Software Development</w:t>
+      <w:proofErr w:type="spellStart"/>
+      <w:r>
+        <w:rPr>
+          <w:lang w:val="en-US"/>
+        </w:rPr>
+        <w:t>Behaviour</w:t>
+      </w:r>
+      <w:proofErr w:type="spellEnd"/>
+      <w:r>
+        <w:rPr>
+          <w:lang w:val="en-US"/>
+        </w:rPr>
+        <w:t>-Driven Development (BDD)</w:t>
       </w:r>
     </w:p>
     <w:p>
@@ -16258,7 +17601,25 @@
         <w:rPr>
           <w:lang w:val="en-US"/>
         </w:rPr>
-        <w:t>First there was Toyota Production System</w:t>
+        <w:t>“TDD and BDD are closely related”?</w:t>
+      </w:r>
+    </w:p>
+    <w:p>
+      <w:pPr>
+        <w:pStyle w:val="ListParagraph"/>
+        <w:numPr>
+          <w:ilvl w:val="2"/>
+          <w:numId w:val="15"/>
+        </w:numPr>
+        <w:rPr>
+          <w:lang w:val="en-US"/>
+        </w:rPr>
+      </w:pPr>
+      <w:r>
+        <w:rPr>
+          <w:lang w:val="en-US"/>
+        </w:rPr>
+        <w:t>Do I need to add this to TDD section too?</w:t>
       </w:r>
     </w:p>
     <w:p>
@@ -16272,11 +17633,67 @@
           <w:lang w:val="en-US"/>
         </w:rPr>
       </w:pPr>
-      <w:r>
-        <w:rPr>
-          <w:lang w:val="en-US"/>
-        </w:rPr>
-        <w:t>Then, when the west adopted it, Lean Manufacturing emerged</w:t>
+      <w:hyperlink r:id="rId99" w:history="1">
+        <w:r>
+          <w:rPr>
+            <w:rStyle w:val="Hyperlink"/>
+          </w:rPr>
+          <w:t>What is Test-Driven Development (TDD)? | by Damar Aryaputra Rahman | Medium</w:t>
+        </w:r>
+      </w:hyperlink>
+    </w:p>
+    <w:p>
+      <w:pPr>
+        <w:pStyle w:val="ListParagraph"/>
+        <w:numPr>
+          <w:ilvl w:val="0"/>
+          <w:numId w:val="15"/>
+        </w:numPr>
+        <w:rPr>
+          <w:lang w:val="en-US"/>
+        </w:rPr>
+      </w:pPr>
+      <w:r>
+        <w:rPr>
+          <w:lang w:val="en-US"/>
+        </w:rPr>
+        <w:t>CI/CD</w:t>
+      </w:r>
+    </w:p>
+    <w:p>
+      <w:pPr>
+        <w:pStyle w:val="ListParagraph"/>
+        <w:numPr>
+          <w:ilvl w:val="0"/>
+          <w:numId w:val="15"/>
+        </w:numPr>
+        <w:rPr>
+          <w:lang w:val="en-US"/>
+        </w:rPr>
+      </w:pPr>
+      <w:r>
+        <w:rPr>
+          <w:lang w:val="en-US"/>
+        </w:rPr>
+        <w:t>Fail Fast</w:t>
+      </w:r>
+    </w:p>
+    <w:p>
+      <w:pPr>
+        <w:pStyle w:val="ListParagraph"/>
+        <w:numPr>
+          <w:ilvl w:val="0"/>
+          <w:numId w:val="15"/>
+        </w:numPr>
+        <w:rPr>
+          <w:lang w:val="en-US"/>
+        </w:rPr>
+      </w:pPr>
+      <w:r>
+        <w:rPr>
+          <w:lang w:val="en-US"/>
+        </w:rPr>
+        <w:t>Lean Software Development</w:t>
       </w:r>
     </w:p>
     <w:p>
@@ -16294,21 +17711,7 @@
         <w:rPr>
           <w:lang w:val="en-US"/>
         </w:rPr>
-        <w:t xml:space="preserve">Then, Lean Manufacturing’s principles and practices were translated </w:t>
-      </w:r>
-      <w:proofErr w:type="gramStart"/>
-      <w:r>
-        <w:rPr>
-          <w:lang w:val="en-US"/>
-        </w:rPr>
-        <w:t>to</w:t>
-      </w:r>
-      <w:proofErr w:type="gramEnd"/>
-      <w:r>
-        <w:rPr>
-          <w:lang w:val="en-US"/>
-        </w:rPr>
-        <w:t xml:space="preserve"> the software development domain, resulting in Lean Software Development</w:t>
+        <w:t>First there was Toyota Production System</w:t>
       </w:r>
     </w:p>
     <w:p>
@@ -16322,7 +17725,57 @@
           <w:lang w:val="en-US"/>
         </w:rPr>
       </w:pPr>
-      <w:hyperlink r:id="rId85" w:history="1">
+      <w:r>
+        <w:rPr>
+          <w:lang w:val="en-US"/>
+        </w:rPr>
+        <w:t>Then, when the west adopted it, Lean Manufacturing emerged</w:t>
+      </w:r>
+    </w:p>
+    <w:p>
+      <w:pPr>
+        <w:pStyle w:val="ListParagraph"/>
+        <w:numPr>
+          <w:ilvl w:val="1"/>
+          <w:numId w:val="15"/>
+        </w:numPr>
+        <w:rPr>
+          <w:lang w:val="en-US"/>
+        </w:rPr>
+      </w:pPr>
+      <w:r>
+        <w:rPr>
+          <w:lang w:val="en-US"/>
+        </w:rPr>
+        <w:t xml:space="preserve">Then, Lean Manufacturing’s principles and practices were translated </w:t>
+      </w:r>
+      <w:proofErr w:type="gramStart"/>
+      <w:r>
+        <w:rPr>
+          <w:lang w:val="en-US"/>
+        </w:rPr>
+        <w:t>to</w:t>
+      </w:r>
+      <w:proofErr w:type="gramEnd"/>
+      <w:r>
+        <w:rPr>
+          <w:lang w:val="en-US"/>
+        </w:rPr>
+        <w:t xml:space="preserve"> the software development domain, resulting in Lean Software Development</w:t>
+      </w:r>
+    </w:p>
+    <w:p>
+      <w:pPr>
+        <w:pStyle w:val="ListParagraph"/>
+        <w:numPr>
+          <w:ilvl w:val="1"/>
+          <w:numId w:val="15"/>
+        </w:numPr>
+        <w:rPr>
+          <w:lang w:val="en-US"/>
+        </w:rPr>
+      </w:pPr>
+      <w:hyperlink r:id="rId100" w:history="1">
         <w:r>
           <w:rPr>
             <w:rStyle w:val="Hyperlink"/>
@@ -16516,6 +17969,7 @@
         <w:rPr>
           <w:lang w:val="en-US"/>
         </w:rPr>
+        <w:lastRenderedPageBreak/>
         <w:t>A roadmap sits at the top, as the plan of action for the product</w:t>
       </w:r>
       <w:r>
@@ -16714,7 +18168,7 @@
           <w:lang w:val="en-US"/>
         </w:rPr>
       </w:pPr>
-      <w:hyperlink r:id="rId86" w:history="1">
+      <w:hyperlink r:id="rId101" w:history="1">
         <w:r>
           <w:rPr>
             <w:rStyle w:val="Hyperlink"/>
@@ -16795,7 +18249,6 @@
         <w:rPr>
           <w:lang w:val="en-US"/>
         </w:rPr>
-        <w:lastRenderedPageBreak/>
         <w:t>Relates to SREs</w:t>
       </w:r>
     </w:p>
@@ -16810,7 +18263,7 @@
           <w:lang w:val="en-US"/>
         </w:rPr>
       </w:pPr>
-      <w:hyperlink r:id="rId87" w:anchor="the-devops-incident-management-process" w:history="1">
+      <w:hyperlink r:id="rId102" w:anchor="the-devops-incident-management-process" w:history="1">
         <w:r>
           <w:rPr>
             <w:rStyle w:val="Hyperlink"/>
@@ -16916,7 +18369,7 @@
         </w:rPr>
         <w:t xml:space="preserve">: You can easily convert SLAs into "minutes of downtime" with this cool </w:t>
       </w:r>
-      <w:hyperlink r:id="rId88" w:history="1">
+      <w:hyperlink r:id="rId103" w:history="1">
         <w:r>
           <w:rPr>
             <w:rStyle w:val="Hyperlink"/>
@@ -16940,42 +18393,254 @@
     </w:p>
     <w:p>
       <w:pPr>
+        <w:pStyle w:val="ListParagraph"/>
+        <w:numPr>
+          <w:ilvl w:val="0"/>
+          <w:numId w:val="15"/>
+        </w:numPr>
+        <w:rPr>
+          <w:lang w:val="en-US"/>
+        </w:rPr>
+      </w:pPr>
+      <w:r>
+        <w:rPr>
+          <w:lang w:val="en-US"/>
+        </w:rPr>
+        <w:t>Sprint</w:t>
+      </w:r>
+    </w:p>
+    <w:p>
+      <w:pPr>
+        <w:pStyle w:val="ListParagraph"/>
+        <w:numPr>
+          <w:ilvl w:val="0"/>
+          <w:numId w:val="15"/>
+        </w:numPr>
+        <w:rPr>
+          <w:lang w:val="en-US"/>
+        </w:rPr>
+      </w:pPr>
+      <w:r>
+        <w:rPr>
+          <w:lang w:val="en-US"/>
+        </w:rPr>
+        <w:t>Time to Restore Service??</w:t>
+      </w:r>
+    </w:p>
+    <w:p>
+      <w:pPr>
         <w:pStyle w:val="Heading2"/>
         <w:rPr>
           <w:lang w:val="en-US"/>
         </w:rPr>
       </w:pPr>
-      <w:r>
-        <w:rPr>
-          <w:lang w:val="en-US"/>
-        </w:rPr>
-        <w:t>IT Service Management (ITSM)</w:t>
-      </w:r>
-    </w:p>
-    <w:p>
-      <w:pPr>
-        <w:rPr>
-          <w:lang w:val="en-US"/>
-        </w:rPr>
-      </w:pPr>
-      <w:r>
-        <w:rPr>
-          <w:lang w:val="en-US"/>
-        </w:rPr>
-        <w:t>IT service management (ITSM) is the practice of designing, delivering, managing, and improving IT services to meet business goals and enhance customer satisfaction.</w:t>
-      </w:r>
-    </w:p>
-    <w:p>
-      <w:pPr>
-        <w:rPr>
-          <w:lang w:val="en-US"/>
-        </w:rPr>
-      </w:pPr>
-      <w:r>
-        <w:rPr>
-          <w:lang w:val="en-US"/>
-        </w:rPr>
-        <w:t>In other words, it’ how you manage your IT services through their entire lifecycle.</w:t>
+      <w:bookmarkStart w:id="6" w:name="_Silo"/>
+      <w:bookmarkEnd w:id="6"/>
+      <w:r>
+        <w:rPr>
+          <w:lang w:val="en-US"/>
+        </w:rPr>
+        <w:t>Silo</w:t>
+      </w:r>
+    </w:p>
+    <w:p>
+      <w:pPr>
+        <w:rPr>
+          <w:lang w:val="en-US"/>
+        </w:rPr>
+      </w:pPr>
+      <w:r>
+        <w:rPr>
+          <w:lang w:val="en-US"/>
+        </w:rPr>
+        <w:t>S</w:t>
+      </w:r>
+      <w:r>
+        <w:rPr>
+          <w:lang w:val="en-US"/>
+        </w:rPr>
+        <w:t>ilo</w:t>
+      </w:r>
+      <w:r>
+        <w:rPr>
+          <w:lang w:val="en-US"/>
+        </w:rPr>
+        <w:t>s</w:t>
+      </w:r>
+      <w:r>
+        <w:rPr>
+          <w:lang w:val="en-US"/>
+        </w:rPr>
+        <w:t xml:space="preserve"> refers to</w:t>
+      </w:r>
+      <w:r>
+        <w:rPr>
+          <w:lang w:val="en-US"/>
+        </w:rPr>
+        <w:t xml:space="preserve"> </w:t>
+      </w:r>
+      <w:r>
+        <w:rPr>
+          <w:b/>
+          <w:bCs/>
+          <w:lang w:val="en-US"/>
+        </w:rPr>
+        <w:t>isolated teams that works independently</w:t>
+      </w:r>
+      <w:r>
+        <w:rPr>
+          <w:b/>
+          <w:bCs/>
+          <w:lang w:val="en-US"/>
+        </w:rPr>
+        <w:t xml:space="preserve"> in “siloed” functions that do not encourage teamwork</w:t>
+      </w:r>
+      <w:r>
+        <w:rPr>
+          <w:lang w:val="en-US"/>
+        </w:rPr>
+        <w:t xml:space="preserve">, </w:t>
+      </w:r>
+      <w:r>
+        <w:rPr>
+          <w:lang w:val="en-US"/>
+        </w:rPr>
+        <w:t xml:space="preserve">such as </w:t>
+      </w:r>
+      <w:r>
+        <w:rPr>
+          <w:lang w:val="en-US"/>
+        </w:rPr>
+        <w:t>rarely shar</w:t>
+      </w:r>
+      <w:r>
+        <w:rPr>
+          <w:lang w:val="en-US"/>
+        </w:rPr>
+        <w:t>ing</w:t>
+      </w:r>
+      <w:r>
+        <w:rPr>
+          <w:lang w:val="en-US"/>
+        </w:rPr>
+        <w:t xml:space="preserve"> information, </w:t>
+      </w:r>
+      <w:r>
+        <w:rPr>
+          <w:lang w:val="en-US"/>
+        </w:rPr>
+        <w:t>or having</w:t>
+      </w:r>
+      <w:r>
+        <w:rPr>
+          <w:lang w:val="en-US"/>
+        </w:rPr>
+        <w:t xml:space="preserve"> conflicting goals.</w:t>
+      </w:r>
+      <w:r>
+        <w:rPr>
+          <w:lang w:val="en-US"/>
+        </w:rPr>
+        <w:t xml:space="preserve"> This lack of cooperation and </w:t>
+      </w:r>
+      <w:r>
+        <w:rPr>
+          <w:lang w:val="en-US"/>
+        </w:rPr>
+        <w:t xml:space="preserve">collaboration; </w:t>
+      </w:r>
+      <w:r>
+        <w:rPr>
+          <w:lang w:val="en-US"/>
+        </w:rPr>
+        <w:t>sharing information and expectations</w:t>
+      </w:r>
+      <w:r>
+        <w:rPr>
+          <w:lang w:val="en-US"/>
+        </w:rPr>
+        <w:t>, takes a toll on morale and transparency, preventing teams from forming trust and mutual respect.</w:t>
+      </w:r>
+    </w:p>
+    <w:p>
+      <w:pPr>
+        <w:rPr>
+          <w:b/>
+          <w:bCs/>
+          <w:lang w:val="en-US"/>
+        </w:rPr>
+      </w:pPr>
+      <w:r>
+        <w:rPr>
+          <w:b/>
+          <w:bCs/>
+          <w:lang w:val="en-US"/>
+        </w:rPr>
+        <w:lastRenderedPageBreak/>
+        <w:t>It is the role of DevOps to prevent silos; to encourage cross-team collaboration and reduce repetitive work, facilitating constant feedback and creating an environment where the building and testing of software occur simultaneously.</w:t>
+      </w:r>
+    </w:p>
+    <w:p>
+      <w:pPr>
+        <w:rPr>
+          <w:lang w:val="en-US"/>
+        </w:rPr>
+      </w:pPr>
+      <w:r>
+        <w:rPr>
+          <w:b/>
+          <w:bCs/>
+          <w:lang w:val="en-US"/>
+        </w:rPr>
+        <w:t>T</w:t>
+      </w:r>
+      <w:r>
+        <w:rPr>
+          <w:b/>
+          <w:bCs/>
+          <w:lang w:val="en-US"/>
+        </w:rPr>
+        <w:t>ake development and operations teams as an example; both work with two completely distinct mindsets</w:t>
+      </w:r>
+      <w:r>
+        <w:rPr>
+          <w:lang w:val="en-US"/>
+        </w:rPr>
+        <w:t>. Operations values stability, which can slow down software updates. Development, however, values speed; they are encouraged to create, innovate, and generate as much as possible.</w:t>
+      </w:r>
+    </w:p>
+    <w:p>
+      <w:pPr>
+        <w:rPr>
+          <w:lang w:val="en-US"/>
+        </w:rPr>
+      </w:pPr>
+      <w:r>
+        <w:rPr>
+          <w:b/>
+          <w:bCs/>
+          <w:lang w:val="en-US"/>
+        </w:rPr>
+        <w:t>Silos develop when these departments are structured to work as separate entities with their own visions, goals and responsibilities</w:t>
+      </w:r>
+      <w:r>
+        <w:rPr>
+          <w:lang w:val="en-US"/>
+        </w:rPr>
+        <w:t>. If development employees aren</w:t>
+      </w:r>
+      <w:r>
+        <w:rPr>
+          <w:rFonts w:hint="cs"/>
+          <w:lang w:val="en-US"/>
+        </w:rPr>
+        <w:t>’</w:t>
+      </w:r>
+      <w:r>
+        <w:rPr>
+          <w:lang w:val="en-US"/>
+        </w:rPr>
+        <w:t>t passing information about software bugs to the operations team, then workflow quickly becomes bottlenecked and productivity suffers.</w:t>
       </w:r>
     </w:p>
     <w:p>
@@ -17000,309 +18665,13 @@
         <w:pStyle w:val="ListParagraph"/>
         <w:numPr>
           <w:ilvl w:val="0"/>
-          <w:numId w:val="15"/>
-        </w:numPr>
-        <w:rPr>
-          <w:lang w:val="en-US"/>
-        </w:rPr>
-      </w:pPr>
-      <w:hyperlink r:id="rId89" w:history="1">
-        <w:r>
-          <w:rPr>
-            <w:rStyle w:val="Hyperlink"/>
-          </w:rPr>
-          <w:t>What Is IT Service Management: ITSM Examples &amp; Benefits</w:t>
-        </w:r>
-      </w:hyperlink>
-    </w:p>
-    <w:p>
-      <w:pPr>
-        <w:rPr>
-          <w:lang w:val="en-US"/>
-        </w:rPr>
-      </w:pPr>
-    </w:p>
-    <w:p>
-      <w:pPr>
-        <w:pStyle w:val="ListParagraph"/>
-        <w:numPr>
-          <w:ilvl w:val="0"/>
-          <w:numId w:val="15"/>
-        </w:numPr>
-        <w:rPr>
-          <w:lang w:val="en-US"/>
-        </w:rPr>
-      </w:pPr>
-      <w:r>
-        <w:rPr>
-          <w:lang w:val="en-US"/>
-        </w:rPr>
-        <w:t>Sprint</w:t>
-      </w:r>
-    </w:p>
-    <w:p>
-      <w:pPr>
-        <w:pStyle w:val="ListParagraph"/>
-        <w:numPr>
-          <w:ilvl w:val="0"/>
-          <w:numId w:val="15"/>
-        </w:numPr>
-        <w:rPr>
-          <w:lang w:val="en-US"/>
-        </w:rPr>
-      </w:pPr>
-      <w:r>
-        <w:rPr>
-          <w:lang w:val="en-US"/>
-        </w:rPr>
-        <w:t>Time to Restore Service??</w:t>
-      </w:r>
-    </w:p>
-    <w:p>
-      <w:pPr>
-        <w:pStyle w:val="Heading2"/>
-        <w:rPr>
-          <w:lang w:val="en-US"/>
-        </w:rPr>
-      </w:pPr>
-      <w:bookmarkStart w:id="4" w:name="_Silo"/>
-      <w:bookmarkEnd w:id="4"/>
-      <w:r>
-        <w:rPr>
-          <w:lang w:val="en-US"/>
-        </w:rPr>
-        <w:t>Silo</w:t>
-      </w:r>
-    </w:p>
-    <w:p>
-      <w:pPr>
-        <w:rPr>
-          <w:lang w:val="en-US"/>
-        </w:rPr>
-      </w:pPr>
-      <w:r>
-        <w:rPr>
-          <w:lang w:val="en-US"/>
-        </w:rPr>
-        <w:t>S</w:t>
-      </w:r>
-      <w:r>
-        <w:rPr>
-          <w:lang w:val="en-US"/>
-        </w:rPr>
-        <w:t>ilo</w:t>
-      </w:r>
-      <w:r>
-        <w:rPr>
-          <w:lang w:val="en-US"/>
-        </w:rPr>
-        <w:t>s</w:t>
-      </w:r>
-      <w:r>
-        <w:rPr>
-          <w:lang w:val="en-US"/>
-        </w:rPr>
-        <w:t xml:space="preserve"> refers to</w:t>
-      </w:r>
-      <w:r>
-        <w:rPr>
-          <w:lang w:val="en-US"/>
-        </w:rPr>
-        <w:t xml:space="preserve"> </w:t>
-      </w:r>
-      <w:r>
-        <w:rPr>
-          <w:b/>
-          <w:bCs/>
-          <w:lang w:val="en-US"/>
-        </w:rPr>
-        <w:t>isolated teams that works independently</w:t>
-      </w:r>
-      <w:r>
-        <w:rPr>
-          <w:b/>
-          <w:bCs/>
-          <w:lang w:val="en-US"/>
-        </w:rPr>
-        <w:t xml:space="preserve"> in “siloed” functions that do not encourage teamwork</w:t>
-      </w:r>
-      <w:r>
-        <w:rPr>
-          <w:lang w:val="en-US"/>
-        </w:rPr>
-        <w:t xml:space="preserve">, </w:t>
-      </w:r>
-      <w:r>
-        <w:rPr>
-          <w:lang w:val="en-US"/>
-        </w:rPr>
-        <w:t xml:space="preserve">such as </w:t>
-      </w:r>
-      <w:r>
-        <w:rPr>
-          <w:lang w:val="en-US"/>
-        </w:rPr>
-        <w:t>rarely shar</w:t>
-      </w:r>
-      <w:r>
-        <w:rPr>
-          <w:lang w:val="en-US"/>
-        </w:rPr>
-        <w:t>ing</w:t>
-      </w:r>
-      <w:r>
-        <w:rPr>
-          <w:lang w:val="en-US"/>
-        </w:rPr>
-        <w:t xml:space="preserve"> information, </w:t>
-      </w:r>
-      <w:r>
-        <w:rPr>
-          <w:lang w:val="en-US"/>
-        </w:rPr>
-        <w:t>or having</w:t>
-      </w:r>
-      <w:r>
-        <w:rPr>
-          <w:lang w:val="en-US"/>
-        </w:rPr>
-        <w:t xml:space="preserve"> conflicting goals.</w:t>
-      </w:r>
-      <w:r>
-        <w:rPr>
-          <w:lang w:val="en-US"/>
-        </w:rPr>
-        <w:t xml:space="preserve"> This lack of cooperation and </w:t>
-      </w:r>
-      <w:r>
-        <w:rPr>
-          <w:lang w:val="en-US"/>
-        </w:rPr>
-        <w:t xml:space="preserve">collaboration; </w:t>
-      </w:r>
-      <w:r>
-        <w:rPr>
-          <w:lang w:val="en-US"/>
-        </w:rPr>
-        <w:t>sharing information and expectations</w:t>
-      </w:r>
-      <w:r>
-        <w:rPr>
-          <w:lang w:val="en-US"/>
-        </w:rPr>
-        <w:t>, takes a toll on morale and transparency, preventing teams from forming trust and mutual respect.</w:t>
-      </w:r>
-    </w:p>
-    <w:p>
-      <w:pPr>
-        <w:rPr>
-          <w:b/>
-          <w:bCs/>
-          <w:lang w:val="en-US"/>
-        </w:rPr>
-      </w:pPr>
-      <w:r>
-        <w:rPr>
-          <w:b/>
-          <w:bCs/>
-          <w:lang w:val="en-US"/>
-        </w:rPr>
-        <w:t>It is the role of DevOps to prevent silos; to encourage cross-team collaboration and reduce repetitive work, facilitating constant feedback and creating an environment where the building and testing of software occur simultaneously.</w:t>
-      </w:r>
-    </w:p>
-    <w:p>
-      <w:pPr>
-        <w:rPr>
-          <w:lang w:val="en-US"/>
-        </w:rPr>
-      </w:pPr>
-      <w:r>
-        <w:rPr>
-          <w:b/>
-          <w:bCs/>
-          <w:lang w:val="en-US"/>
-        </w:rPr>
-        <w:t>T</w:t>
-      </w:r>
-      <w:r>
-        <w:rPr>
-          <w:b/>
-          <w:bCs/>
-          <w:lang w:val="en-US"/>
-        </w:rPr>
-        <w:t>ake development and operations teams as an example; both work with two completely distinct mindsets</w:t>
-      </w:r>
-      <w:r>
-        <w:rPr>
-          <w:lang w:val="en-US"/>
-        </w:rPr>
-        <w:t>. Operations values stability, which can slow down software updates. Development, however, values speed; they are encouraged to create, innovate, and generate as much as possible.</w:t>
-      </w:r>
-    </w:p>
-    <w:p>
-      <w:pPr>
-        <w:rPr>
-          <w:lang w:val="en-US"/>
-        </w:rPr>
-      </w:pPr>
-      <w:r>
-        <w:rPr>
-          <w:b/>
-          <w:bCs/>
-          <w:lang w:val="en-US"/>
-        </w:rPr>
-        <w:t>Silos develop when these departments are structured to work as separate entities with their own visions, goals and responsibilities</w:t>
-      </w:r>
-      <w:r>
-        <w:rPr>
-          <w:lang w:val="en-US"/>
-        </w:rPr>
-        <w:t>. If development employees aren</w:t>
-      </w:r>
-      <w:r>
-        <w:rPr>
-          <w:rFonts w:hint="cs"/>
-          <w:lang w:val="en-US"/>
-        </w:rPr>
-        <w:t>’</w:t>
-      </w:r>
-      <w:r>
-        <w:rPr>
-          <w:lang w:val="en-US"/>
-        </w:rPr>
-        <w:t>t passing information about software bugs to the operations team, then workflow quickly becomes bottlenecked and productivity suffers.</w:t>
-      </w:r>
-    </w:p>
-    <w:p>
-      <w:pPr>
-        <w:rPr>
-          <w:b/>
-          <w:bCs/>
-          <w:lang w:val="en-US"/>
-        </w:rPr>
-      </w:pPr>
-      <w:r>
-        <w:rPr>
-          <w:b/>
-          <w:bCs/>
-          <w:lang w:val="en-US"/>
-        </w:rPr>
-        <w:lastRenderedPageBreak/>
-        <w:t>Sources:</w:t>
-      </w:r>
-    </w:p>
-    <w:p>
-      <w:pPr>
-        <w:pStyle w:val="ListParagraph"/>
-        <w:numPr>
-          <w:ilvl w:val="0"/>
           <w:numId w:val="19"/>
         </w:numPr>
         <w:rPr>
           <w:lang w:val="en-US"/>
         </w:rPr>
       </w:pPr>
-      <w:hyperlink r:id="rId90" w:history="1">
+      <w:hyperlink r:id="rId104" w:history="1">
         <w:r>
           <w:rPr>
             <w:rStyle w:val="Hyperlink"/>
@@ -17514,7 +18883,7 @@
           <w:numId w:val="17"/>
         </w:numPr>
       </w:pPr>
-      <w:hyperlink r:id="rId91" w:history="1">
+      <w:hyperlink r:id="rId105" w:history="1">
         <w:r>
           <w:rPr>
             <w:rStyle w:val="Hyperlink"/>
@@ -17537,6 +18906,155 @@
 <file path=word/numbering.xml><?xml version="1.0" encoding="utf-8"?>
 <w:numbering xmlns:wpc="http://schemas.microsoft.com/office/word/2010/wordprocessingCanvas" xmlns:cx="http://schemas.microsoft.com/office/drawing/2014/chartex" xmlns:cx1="http://schemas.microsoft.com/office/drawing/2015/9/8/chartex" xmlns:cx2="http://schemas.microsoft.com/office/drawing/2015/10/21/chartex" xmlns:cx3="http://schemas.microsoft.com/office/drawing/2016/5/9/chartex" xmlns:cx4="http://schemas.microsoft.com/office/drawing/2016/5/10/chartex" xmlns:cx5="http://schemas.microsoft.com/office/drawing/2016/5/11/chartex" xmlns:cx6="http://schemas.microsoft.com/office/drawing/2016/5/12/chartex" xmlns:cx7="http://schemas.microsoft.com/office/drawing/2016/5/13/chartex" xmlns:cx8="http://schemas.microsoft.com/office/drawing/2016/5/14/chartex" xmlns:mc="http://schemas.openxmlformats.org/markup-compatibility/2006" xmlns:aink="http://schemas.microsoft.com/office/drawing/2016/ink" xmlns:am3d="http://schemas.microsoft.com/office/drawing/2017/model3d" xmlns:o="urn:schemas-microsoft-com:office:office" xmlns:oel="http://schemas.microsoft.com/office/2019/extlst" xmlns:r="http://schemas.openxmlformats.org/officeDocument/2006/relationships" xmlns:m="http://schemas.openxmlformats.org/officeDocument/2006/math" xmlns:v="urn:schemas-microsoft-com:vml" xmlns:wp14="http://schemas.microsoft.com/office/word/2010/wordprocessingDrawing" xmlns:wp="http://schemas.openxmlformats.org/drawingml/2006/wordprocessingDrawing" xmlns:w10="urn:schemas-microsoft-com:office:word" xmlns:w="http://schemas.openxmlformats.org/wordprocessingml/2006/main" xmlns:w14="http://schemas.microsoft.com/office/word/2010/wordml" xmlns:w15="http://schemas.microsoft.com/office/word/2012/wordml" xmlns:w16cex="http://schemas.microsoft.com/office/word/2018/wordml/cex" xmlns:w16cid="http://schemas.microsoft.com/office/word/2016/wordml/cid" xmlns:w16="http://schemas.microsoft.com/office/word/2018/wordml" xmlns:w16du="http://schemas.microsoft.com/office/word/2023/wordml/word16du" xmlns:w16sdtdh="http://schemas.microsoft.com/office/word/2020/wordml/sdtdatahash" xmlns:w16sdtfl="http://schemas.microsoft.com/office/word/2024/wordml/sdtformatlock" xmlns:w16se="http://schemas.microsoft.com/office/word/2015/wordml/symex" xmlns:wpg="http://schemas.microsoft.com/office/word/2010/wordprocessingGroup" xmlns:wpi="http://schemas.microsoft.com/office/word/2010/wordprocessingInk" xmlns:wne="http://schemas.microsoft.com/office/word/2006/wordml" xmlns:wps="http://schemas.microsoft.com/office/word/2010/wordprocessingShape" mc:Ignorable="w14 w15 w16se w16cid w16 w16cex w16sdtdh w16sdtfl w16du wp14">
   <w:abstractNum w:abstractNumId="0" w15:restartNumberingAfterBreak="0">
+    <w:nsid w:val="0071188E"/>
+    <w:multiLevelType w:val="multilevel"/>
+    <w:tmpl w:val="80A48BA2"/>
+    <w:lvl w:ilvl="0">
+      <w:start w:val="1"/>
+      <w:numFmt w:val="bullet"/>
+      <w:lvlText w:val=""/>
+      <w:lvlJc w:val="left"/>
+      <w:pPr>
+        <w:tabs>
+          <w:tab w:val="num" w:pos="720"/>
+        </w:tabs>
+        <w:ind w:left="720" w:hanging="360"/>
+      </w:pPr>
+      <w:rPr>
+        <w:rFonts w:ascii="Symbol" w:hAnsi="Symbol" w:hint="default"/>
+        <w:sz w:val="20"/>
+      </w:rPr>
+    </w:lvl>
+    <w:lvl w:ilvl="1" w:tentative="1">
+      <w:start w:val="1"/>
+      <w:numFmt w:val="bullet"/>
+      <w:lvlText w:val="o"/>
+      <w:lvlJc w:val="left"/>
+      <w:pPr>
+        <w:tabs>
+          <w:tab w:val="num" w:pos="1440"/>
+        </w:tabs>
+        <w:ind w:left="1440" w:hanging="360"/>
+      </w:pPr>
+      <w:rPr>
+        <w:rFonts w:ascii="Courier New" w:hAnsi="Courier New" w:hint="default"/>
+        <w:sz w:val="20"/>
+      </w:rPr>
+    </w:lvl>
+    <w:lvl w:ilvl="2" w:tentative="1">
+      <w:start w:val="1"/>
+      <w:numFmt w:val="bullet"/>
+      <w:lvlText w:val=""/>
+      <w:lvlJc w:val="left"/>
+      <w:pPr>
+        <w:tabs>
+          <w:tab w:val="num" w:pos="2160"/>
+        </w:tabs>
+        <w:ind w:left="2160" w:hanging="360"/>
+      </w:pPr>
+      <w:rPr>
+        <w:rFonts w:ascii="Wingdings" w:hAnsi="Wingdings" w:hint="default"/>
+        <w:sz w:val="20"/>
+      </w:rPr>
+    </w:lvl>
+    <w:lvl w:ilvl="3" w:tentative="1">
+      <w:start w:val="1"/>
+      <w:numFmt w:val="bullet"/>
+      <w:lvlText w:val=""/>
+      <w:lvlJc w:val="left"/>
+      <w:pPr>
+        <w:tabs>
+          <w:tab w:val="num" w:pos="2880"/>
+        </w:tabs>
+        <w:ind w:left="2880" w:hanging="360"/>
+      </w:pPr>
+      <w:rPr>
+        <w:rFonts w:ascii="Wingdings" w:hAnsi="Wingdings" w:hint="default"/>
+        <w:sz w:val="20"/>
+      </w:rPr>
+    </w:lvl>
+    <w:lvl w:ilvl="4" w:tentative="1">
+      <w:start w:val="1"/>
+      <w:numFmt w:val="bullet"/>
+      <w:lvlText w:val=""/>
+      <w:lvlJc w:val="left"/>
+      <w:pPr>
+        <w:tabs>
+          <w:tab w:val="num" w:pos="3600"/>
+        </w:tabs>
+        <w:ind w:left="3600" w:hanging="360"/>
+      </w:pPr>
+      <w:rPr>
+        <w:rFonts w:ascii="Wingdings" w:hAnsi="Wingdings" w:hint="default"/>
+        <w:sz w:val="20"/>
+      </w:rPr>
+    </w:lvl>
+    <w:lvl w:ilvl="5" w:tentative="1">
+      <w:start w:val="1"/>
+      <w:numFmt w:val="bullet"/>
+      <w:lvlText w:val=""/>
+      <w:lvlJc w:val="left"/>
+      <w:pPr>
+        <w:tabs>
+          <w:tab w:val="num" w:pos="4320"/>
+        </w:tabs>
+        <w:ind w:left="4320" w:hanging="360"/>
+      </w:pPr>
+      <w:rPr>
+        <w:rFonts w:ascii="Wingdings" w:hAnsi="Wingdings" w:hint="default"/>
+        <w:sz w:val="20"/>
+      </w:rPr>
+    </w:lvl>
+    <w:lvl w:ilvl="6" w:tentative="1">
+      <w:start w:val="1"/>
+      <w:numFmt w:val="bullet"/>
+      <w:lvlText w:val=""/>
+      <w:lvlJc w:val="left"/>
+      <w:pPr>
+        <w:tabs>
+          <w:tab w:val="num" w:pos="5040"/>
+        </w:tabs>
+        <w:ind w:left="5040" w:hanging="360"/>
+      </w:pPr>
+      <w:rPr>
+        <w:rFonts w:ascii="Wingdings" w:hAnsi="Wingdings" w:hint="default"/>
+        <w:sz w:val="20"/>
+      </w:rPr>
+    </w:lvl>
+    <w:lvl w:ilvl="7" w:tentative="1">
+      <w:start w:val="1"/>
+      <w:numFmt w:val="bullet"/>
+      <w:lvlText w:val=""/>
+      <w:lvlJc w:val="left"/>
+      <w:pPr>
+        <w:tabs>
+          <w:tab w:val="num" w:pos="5760"/>
+        </w:tabs>
+        <w:ind w:left="5760" w:hanging="360"/>
+      </w:pPr>
+      <w:rPr>
+        <w:rFonts w:ascii="Wingdings" w:hAnsi="Wingdings" w:hint="default"/>
+        <w:sz w:val="20"/>
+      </w:rPr>
+    </w:lvl>
+    <w:lvl w:ilvl="8" w:tentative="1">
+      <w:start w:val="1"/>
+      <w:numFmt w:val="bullet"/>
+      <w:lvlText w:val=""/>
+      <w:lvlJc w:val="left"/>
+      <w:pPr>
+        <w:tabs>
+          <w:tab w:val="num" w:pos="6480"/>
+        </w:tabs>
+        <w:ind w:left="6480" w:hanging="360"/>
+      </w:pPr>
+      <w:rPr>
+        <w:rFonts w:ascii="Wingdings" w:hAnsi="Wingdings" w:hint="default"/>
+        <w:sz w:val="20"/>
+      </w:rPr>
+    </w:lvl>
+  </w:abstractNum>
+  <w:abstractNum w:abstractNumId="1" w15:restartNumberingAfterBreak="0">
     <w:nsid w:val="056B12BE"/>
     <w:multiLevelType w:val="hybridMultilevel"/>
     <w:tmpl w:val="5600D686"/>
@@ -17625,7 +19143,7 @@
       </w:pPr>
     </w:lvl>
   </w:abstractNum>
-  <w:abstractNum w:abstractNumId="1" w15:restartNumberingAfterBreak="0">
+  <w:abstractNum w:abstractNumId="2" w15:restartNumberingAfterBreak="0">
     <w:nsid w:val="081F433C"/>
     <w:multiLevelType w:val="hybridMultilevel"/>
     <w:tmpl w:val="174C157E"/>
@@ -17738,7 +19256,7 @@
       </w:rPr>
     </w:lvl>
   </w:abstractNum>
-  <w:abstractNum w:abstractNumId="2" w15:restartNumberingAfterBreak="0">
+  <w:abstractNum w:abstractNumId="3" w15:restartNumberingAfterBreak="0">
     <w:nsid w:val="0D0C47D3"/>
     <w:multiLevelType w:val="hybridMultilevel"/>
     <w:tmpl w:val="8000E822"/>
@@ -17851,7 +19369,7 @@
       </w:rPr>
     </w:lvl>
   </w:abstractNum>
-  <w:abstractNum w:abstractNumId="3" w15:restartNumberingAfterBreak="0">
+  <w:abstractNum w:abstractNumId="4" w15:restartNumberingAfterBreak="0">
     <w:nsid w:val="0F1E1B69"/>
     <w:multiLevelType w:val="hybridMultilevel"/>
     <w:tmpl w:val="84D8D212"/>
@@ -17964,7 +19482,7 @@
       </w:rPr>
     </w:lvl>
   </w:abstractNum>
-  <w:abstractNum w:abstractNumId="4" w15:restartNumberingAfterBreak="0">
+  <w:abstractNum w:abstractNumId="5" w15:restartNumberingAfterBreak="0">
     <w:nsid w:val="10B933D7"/>
     <w:multiLevelType w:val="hybridMultilevel"/>
     <w:tmpl w:val="0BF400E4"/>
@@ -18077,7 +19595,7 @@
       </w:rPr>
     </w:lvl>
   </w:abstractNum>
-  <w:abstractNum w:abstractNumId="5" w15:restartNumberingAfterBreak="0">
+  <w:abstractNum w:abstractNumId="6" w15:restartNumberingAfterBreak="0">
     <w:nsid w:val="12E514A1"/>
     <w:multiLevelType w:val="hybridMultilevel"/>
     <w:tmpl w:val="5238AF3C"/>
@@ -18190,7 +19708,7 @@
       </w:rPr>
     </w:lvl>
   </w:abstractNum>
-  <w:abstractNum w:abstractNumId="6" w15:restartNumberingAfterBreak="0">
+  <w:abstractNum w:abstractNumId="7" w15:restartNumberingAfterBreak="0">
     <w:nsid w:val="1C007388"/>
     <w:multiLevelType w:val="hybridMultilevel"/>
     <w:tmpl w:val="0D0869E6"/>
@@ -18303,7 +19821,7 @@
       </w:rPr>
     </w:lvl>
   </w:abstractNum>
-  <w:abstractNum w:abstractNumId="7" w15:restartNumberingAfterBreak="0">
+  <w:abstractNum w:abstractNumId="8" w15:restartNumberingAfterBreak="0">
     <w:nsid w:val="25DD509F"/>
     <w:multiLevelType w:val="hybridMultilevel"/>
     <w:tmpl w:val="592662CA"/>
@@ -18416,7 +19934,7 @@
       </w:rPr>
     </w:lvl>
   </w:abstractNum>
-  <w:abstractNum w:abstractNumId="8" w15:restartNumberingAfterBreak="0">
+  <w:abstractNum w:abstractNumId="9" w15:restartNumberingAfterBreak="0">
     <w:nsid w:val="280A30DA"/>
     <w:multiLevelType w:val="hybridMultilevel"/>
     <w:tmpl w:val="9698D9BA"/>
@@ -18529,7 +20047,7 @@
       </w:rPr>
     </w:lvl>
   </w:abstractNum>
-  <w:abstractNum w:abstractNumId="9" w15:restartNumberingAfterBreak="0">
+  <w:abstractNum w:abstractNumId="10" w15:restartNumberingAfterBreak="0">
     <w:nsid w:val="2BEF37AD"/>
     <w:multiLevelType w:val="hybridMultilevel"/>
     <w:tmpl w:val="DDEE9362"/>
@@ -18642,7 +20160,7 @@
       </w:rPr>
     </w:lvl>
   </w:abstractNum>
-  <w:abstractNum w:abstractNumId="10" w15:restartNumberingAfterBreak="0">
+  <w:abstractNum w:abstractNumId="11" w15:restartNumberingAfterBreak="0">
     <w:nsid w:val="38CC1C9F"/>
     <w:multiLevelType w:val="hybridMultilevel"/>
     <w:tmpl w:val="1D883956"/>
@@ -18755,7 +20273,7 @@
       </w:rPr>
     </w:lvl>
   </w:abstractNum>
-  <w:abstractNum w:abstractNumId="11" w15:restartNumberingAfterBreak="0">
+  <w:abstractNum w:abstractNumId="12" w15:restartNumberingAfterBreak="0">
     <w:nsid w:val="39BE5C9B"/>
     <w:multiLevelType w:val="hybridMultilevel"/>
     <w:tmpl w:val="3BDE4582"/>
@@ -18868,7 +20386,7 @@
       </w:rPr>
     </w:lvl>
   </w:abstractNum>
-  <w:abstractNum w:abstractNumId="12" w15:restartNumberingAfterBreak="0">
+  <w:abstractNum w:abstractNumId="13" w15:restartNumberingAfterBreak="0">
     <w:nsid w:val="3A340D93"/>
     <w:multiLevelType w:val="hybridMultilevel"/>
     <w:tmpl w:val="05640FB8"/>
@@ -18981,7 +20499,7 @@
       </w:rPr>
     </w:lvl>
   </w:abstractNum>
-  <w:abstractNum w:abstractNumId="13" w15:restartNumberingAfterBreak="0">
+  <w:abstractNum w:abstractNumId="14" w15:restartNumberingAfterBreak="0">
     <w:nsid w:val="3AEA6DA4"/>
     <w:multiLevelType w:val="hybridMultilevel"/>
     <w:tmpl w:val="FD5AF4F4"/>
@@ -19094,7 +20612,7 @@
       </w:rPr>
     </w:lvl>
   </w:abstractNum>
-  <w:abstractNum w:abstractNumId="14" w15:restartNumberingAfterBreak="0">
+  <w:abstractNum w:abstractNumId="15" w15:restartNumberingAfterBreak="0">
     <w:nsid w:val="3D105C69"/>
     <w:multiLevelType w:val="hybridMultilevel"/>
     <w:tmpl w:val="C6BA4992"/>
@@ -19207,7 +20725,7 @@
       </w:rPr>
     </w:lvl>
   </w:abstractNum>
-  <w:abstractNum w:abstractNumId="15" w15:restartNumberingAfterBreak="0">
+  <w:abstractNum w:abstractNumId="16" w15:restartNumberingAfterBreak="0">
     <w:nsid w:val="3D470236"/>
     <w:multiLevelType w:val="hybridMultilevel"/>
     <w:tmpl w:val="BADE6096"/>
@@ -19320,7 +20838,7 @@
       </w:rPr>
     </w:lvl>
   </w:abstractNum>
-  <w:abstractNum w:abstractNumId="16" w15:restartNumberingAfterBreak="0">
+  <w:abstractNum w:abstractNumId="17" w15:restartNumberingAfterBreak="0">
     <w:nsid w:val="447D22FA"/>
     <w:multiLevelType w:val="hybridMultilevel"/>
     <w:tmpl w:val="35568372"/>
@@ -19433,7 +20951,7 @@
       </w:rPr>
     </w:lvl>
   </w:abstractNum>
-  <w:abstractNum w:abstractNumId="17" w15:restartNumberingAfterBreak="0">
+  <w:abstractNum w:abstractNumId="18" w15:restartNumberingAfterBreak="0">
     <w:nsid w:val="46EB5BB5"/>
     <w:multiLevelType w:val="hybridMultilevel"/>
     <w:tmpl w:val="015C74D0"/>
@@ -19546,7 +21064,7 @@
       </w:rPr>
     </w:lvl>
   </w:abstractNum>
-  <w:abstractNum w:abstractNumId="18" w15:restartNumberingAfterBreak="0">
+  <w:abstractNum w:abstractNumId="19" w15:restartNumberingAfterBreak="0">
     <w:nsid w:val="47EA10E0"/>
     <w:multiLevelType w:val="hybridMultilevel"/>
     <w:tmpl w:val="47FCF308"/>
@@ -19659,7 +21177,7 @@
       </w:rPr>
     </w:lvl>
   </w:abstractNum>
-  <w:abstractNum w:abstractNumId="19" w15:restartNumberingAfterBreak="0">
+  <w:abstractNum w:abstractNumId="20" w15:restartNumberingAfterBreak="0">
     <w:nsid w:val="4A3B71FE"/>
     <w:multiLevelType w:val="hybridMultilevel"/>
     <w:tmpl w:val="BAEC612A"/>
@@ -19772,7 +21290,7 @@
       </w:rPr>
     </w:lvl>
   </w:abstractNum>
-  <w:abstractNum w:abstractNumId="20" w15:restartNumberingAfterBreak="0">
+  <w:abstractNum w:abstractNumId="21" w15:restartNumberingAfterBreak="0">
     <w:nsid w:val="4AE616A9"/>
     <w:multiLevelType w:val="hybridMultilevel"/>
     <w:tmpl w:val="8E96977A"/>
@@ -19885,7 +21403,7 @@
       </w:rPr>
     </w:lvl>
   </w:abstractNum>
-  <w:abstractNum w:abstractNumId="21" w15:restartNumberingAfterBreak="0">
+  <w:abstractNum w:abstractNumId="22" w15:restartNumberingAfterBreak="0">
     <w:nsid w:val="4B1F2D17"/>
     <w:multiLevelType w:val="hybridMultilevel"/>
     <w:tmpl w:val="EE2EE136"/>
@@ -19998,7 +21516,7 @@
       </w:rPr>
     </w:lvl>
   </w:abstractNum>
-  <w:abstractNum w:abstractNumId="22" w15:restartNumberingAfterBreak="0">
+  <w:abstractNum w:abstractNumId="23" w15:restartNumberingAfterBreak="0">
     <w:nsid w:val="53053D73"/>
     <w:multiLevelType w:val="hybridMultilevel"/>
     <w:tmpl w:val="6B46EF60"/>
@@ -20111,7 +21629,7 @@
       </w:rPr>
     </w:lvl>
   </w:abstractNum>
-  <w:abstractNum w:abstractNumId="23" w15:restartNumberingAfterBreak="0">
+  <w:abstractNum w:abstractNumId="24" w15:restartNumberingAfterBreak="0">
     <w:nsid w:val="593624BC"/>
     <w:multiLevelType w:val="hybridMultilevel"/>
     <w:tmpl w:val="C80E6D70"/>
@@ -20224,10 +21742,10 @@
       </w:rPr>
     </w:lvl>
   </w:abstractNum>
-  <w:abstractNum w:abstractNumId="24" w15:restartNumberingAfterBreak="0">
+  <w:abstractNum w:abstractNumId="25" w15:restartNumberingAfterBreak="0">
     <w:nsid w:val="5A391856"/>
     <w:multiLevelType w:val="hybridMultilevel"/>
-    <w:tmpl w:val="91E0AD94"/>
+    <w:tmpl w:val="6E30BED0"/>
     <w:lvl w:ilvl="0" w:tplc="0C090001">
       <w:start w:val="1"/>
       <w:numFmt w:val="bullet"/>
@@ -20337,7 +21855,7 @@
       </w:rPr>
     </w:lvl>
   </w:abstractNum>
-  <w:abstractNum w:abstractNumId="25" w15:restartNumberingAfterBreak="0">
+  <w:abstractNum w:abstractNumId="26" w15:restartNumberingAfterBreak="0">
     <w:nsid w:val="5C4C1445"/>
     <w:multiLevelType w:val="hybridMultilevel"/>
     <w:tmpl w:val="86CA69CC"/>
@@ -20450,7 +21968,7 @@
       </w:rPr>
     </w:lvl>
   </w:abstractNum>
-  <w:abstractNum w:abstractNumId="26" w15:restartNumberingAfterBreak="0">
+  <w:abstractNum w:abstractNumId="27" w15:restartNumberingAfterBreak="0">
     <w:nsid w:val="5D456D81"/>
     <w:multiLevelType w:val="hybridMultilevel"/>
     <w:tmpl w:val="389AB30E"/>
@@ -20563,7 +22081,7 @@
       </w:rPr>
     </w:lvl>
   </w:abstractNum>
-  <w:abstractNum w:abstractNumId="27" w15:restartNumberingAfterBreak="0">
+  <w:abstractNum w:abstractNumId="28" w15:restartNumberingAfterBreak="0">
     <w:nsid w:val="5FE511BC"/>
     <w:multiLevelType w:val="hybridMultilevel"/>
     <w:tmpl w:val="146CEB3C"/>
@@ -20652,7 +22170,7 @@
       </w:pPr>
     </w:lvl>
   </w:abstractNum>
-  <w:abstractNum w:abstractNumId="28" w15:restartNumberingAfterBreak="0">
+  <w:abstractNum w:abstractNumId="29" w15:restartNumberingAfterBreak="0">
     <w:nsid w:val="67E91361"/>
     <w:multiLevelType w:val="hybridMultilevel"/>
     <w:tmpl w:val="4B5A1D02"/>
@@ -20765,7 +22283,7 @@
       </w:rPr>
     </w:lvl>
   </w:abstractNum>
-  <w:abstractNum w:abstractNumId="29" w15:restartNumberingAfterBreak="0">
+  <w:abstractNum w:abstractNumId="30" w15:restartNumberingAfterBreak="0">
     <w:nsid w:val="6928679F"/>
     <w:multiLevelType w:val="hybridMultilevel"/>
     <w:tmpl w:val="238E678E"/>
@@ -20878,7 +22396,7 @@
       </w:rPr>
     </w:lvl>
   </w:abstractNum>
-  <w:abstractNum w:abstractNumId="30" w15:restartNumberingAfterBreak="0">
+  <w:abstractNum w:abstractNumId="31" w15:restartNumberingAfterBreak="0">
     <w:nsid w:val="6C7D3ECF"/>
     <w:multiLevelType w:val="hybridMultilevel"/>
     <w:tmpl w:val="AB7C2D6A"/>
@@ -20991,7 +22509,7 @@
       </w:rPr>
     </w:lvl>
   </w:abstractNum>
-  <w:abstractNum w:abstractNumId="31" w15:restartNumberingAfterBreak="0">
+  <w:abstractNum w:abstractNumId="32" w15:restartNumberingAfterBreak="0">
     <w:nsid w:val="6D011304"/>
     <w:multiLevelType w:val="hybridMultilevel"/>
     <w:tmpl w:val="4D9CBA90"/>
@@ -21104,7 +22622,7 @@
       </w:rPr>
     </w:lvl>
   </w:abstractNum>
-  <w:abstractNum w:abstractNumId="32" w15:restartNumberingAfterBreak="0">
+  <w:abstractNum w:abstractNumId="33" w15:restartNumberingAfterBreak="0">
     <w:nsid w:val="6F266615"/>
     <w:multiLevelType w:val="hybridMultilevel"/>
     <w:tmpl w:val="CAE0AB56"/>
@@ -21193,7 +22711,7 @@
       </w:pPr>
     </w:lvl>
   </w:abstractNum>
-  <w:abstractNum w:abstractNumId="33" w15:restartNumberingAfterBreak="0">
+  <w:abstractNum w:abstractNumId="34" w15:restartNumberingAfterBreak="0">
     <w:nsid w:val="703456C7"/>
     <w:multiLevelType w:val="hybridMultilevel"/>
     <w:tmpl w:val="CB52ABC2"/>
@@ -21306,7 +22824,7 @@
       </w:rPr>
     </w:lvl>
   </w:abstractNum>
-  <w:abstractNum w:abstractNumId="34" w15:restartNumberingAfterBreak="0">
+  <w:abstractNum w:abstractNumId="35" w15:restartNumberingAfterBreak="0">
     <w:nsid w:val="71355303"/>
     <w:multiLevelType w:val="hybridMultilevel"/>
     <w:tmpl w:val="B596D492"/>
@@ -21419,7 +22937,7 @@
       </w:rPr>
     </w:lvl>
   </w:abstractNum>
-  <w:abstractNum w:abstractNumId="35" w15:restartNumberingAfterBreak="0">
+  <w:abstractNum w:abstractNumId="36" w15:restartNumberingAfterBreak="0">
     <w:nsid w:val="77AF420C"/>
     <w:multiLevelType w:val="hybridMultilevel"/>
     <w:tmpl w:val="F8EAE540"/>
@@ -21532,7 +23050,7 @@
       </w:rPr>
     </w:lvl>
   </w:abstractNum>
-  <w:abstractNum w:abstractNumId="36" w15:restartNumberingAfterBreak="0">
+  <w:abstractNum w:abstractNumId="37" w15:restartNumberingAfterBreak="0">
     <w:nsid w:val="7B1517D2"/>
     <w:multiLevelType w:val="hybridMultilevel"/>
     <w:tmpl w:val="E0B4EB06"/>
@@ -21645,7 +23163,7 @@
       </w:rPr>
     </w:lvl>
   </w:abstractNum>
-  <w:abstractNum w:abstractNumId="37" w15:restartNumberingAfterBreak="0">
+  <w:abstractNum w:abstractNumId="38" w15:restartNumberingAfterBreak="0">
     <w:nsid w:val="7E501058"/>
     <w:multiLevelType w:val="hybridMultilevel"/>
     <w:tmpl w:val="503C8CC8"/>
@@ -21759,118 +23277,121 @@
     </w:lvl>
   </w:abstractNum>
   <w:num w:numId="1" w16cid:durableId="1894852809">
+    <w:abstractNumId w:val="33"/>
+  </w:num>
+  <w:num w:numId="2" w16cid:durableId="378214647">
+    <w:abstractNumId w:val="29"/>
+  </w:num>
+  <w:num w:numId="3" w16cid:durableId="244533345">
+    <w:abstractNumId w:val="31"/>
+  </w:num>
+  <w:num w:numId="4" w16cid:durableId="2028603337">
+    <w:abstractNumId w:val="23"/>
+  </w:num>
+  <w:num w:numId="5" w16cid:durableId="1624771115">
+    <w:abstractNumId w:val="11"/>
+  </w:num>
+  <w:num w:numId="6" w16cid:durableId="1832023564">
+    <w:abstractNumId w:val="28"/>
+  </w:num>
+  <w:num w:numId="7" w16cid:durableId="217984890">
+    <w:abstractNumId w:val="27"/>
+  </w:num>
+  <w:num w:numId="8" w16cid:durableId="2024701067">
+    <w:abstractNumId w:val="12"/>
+  </w:num>
+  <w:num w:numId="9" w16cid:durableId="1235512037">
+    <w:abstractNumId w:val="4"/>
+  </w:num>
+  <w:num w:numId="10" w16cid:durableId="867453629">
+    <w:abstractNumId w:val="35"/>
+  </w:num>
+  <w:num w:numId="11" w16cid:durableId="983392060">
+    <w:abstractNumId w:val="24"/>
+  </w:num>
+  <w:num w:numId="12" w16cid:durableId="1425810004">
+    <w:abstractNumId w:val="10"/>
+  </w:num>
+  <w:num w:numId="13" w16cid:durableId="1606881946">
+    <w:abstractNumId w:val="22"/>
+  </w:num>
+  <w:num w:numId="14" w16cid:durableId="787620961">
+    <w:abstractNumId w:val="25"/>
+  </w:num>
+  <w:num w:numId="15" w16cid:durableId="1931967077">
+    <w:abstractNumId w:val="16"/>
+  </w:num>
+  <w:num w:numId="16" w16cid:durableId="674193393">
+    <w:abstractNumId w:val="30"/>
+  </w:num>
+  <w:num w:numId="17" w16cid:durableId="557474289">
+    <w:abstractNumId w:val="9"/>
+  </w:num>
+  <w:num w:numId="18" w16cid:durableId="2100245841">
+    <w:abstractNumId w:val="5"/>
+  </w:num>
+  <w:num w:numId="19" w16cid:durableId="662123550">
+    <w:abstractNumId w:val="6"/>
+  </w:num>
+  <w:num w:numId="20" w16cid:durableId="714696325">
+    <w:abstractNumId w:val="19"/>
+  </w:num>
+  <w:num w:numId="21" w16cid:durableId="1936597003">
     <w:abstractNumId w:val="32"/>
   </w:num>
-  <w:num w:numId="2" w16cid:durableId="378214647">
-    <w:abstractNumId w:val="28"/>
+  <w:num w:numId="22" w16cid:durableId="291328965">
+    <w:abstractNumId w:val="38"/>
   </w:num>
-  <w:num w:numId="3" w16cid:durableId="244533345">
-    <w:abstractNumId w:val="30"/>
+  <w:num w:numId="23" w16cid:durableId="141586272">
+    <w:abstractNumId w:val="3"/>
   </w:num>
-  <w:num w:numId="4" w16cid:durableId="2028603337">
-    <w:abstractNumId w:val="22"/>
+  <w:num w:numId="24" w16cid:durableId="1113325865">
+    <w:abstractNumId w:val="8"/>
   </w:num>
-  <w:num w:numId="5" w16cid:durableId="1624771115">
-    <w:abstractNumId w:val="10"/>
+  <w:num w:numId="25" w16cid:durableId="1307390170">
+    <w:abstractNumId w:val="20"/>
   </w:num>
-  <w:num w:numId="6" w16cid:durableId="1832023564">
-    <w:abstractNumId w:val="27"/>
+  <w:num w:numId="26" w16cid:durableId="977613968">
+    <w:abstractNumId w:val="15"/>
   </w:num>
-  <w:num w:numId="7" w16cid:durableId="217984890">
+  <w:num w:numId="27" w16cid:durableId="2121954247">
+    <w:abstractNumId w:val="37"/>
+  </w:num>
+  <w:num w:numId="28" w16cid:durableId="1455521282">
+    <w:abstractNumId w:val="34"/>
+  </w:num>
+  <w:num w:numId="29" w16cid:durableId="901864970">
+    <w:abstractNumId w:val="36"/>
+  </w:num>
+  <w:num w:numId="30" w16cid:durableId="548538309">
+    <w:abstractNumId w:val="13"/>
+  </w:num>
+  <w:num w:numId="31" w16cid:durableId="184826915">
     <w:abstractNumId w:val="26"/>
   </w:num>
-  <w:num w:numId="8" w16cid:durableId="2024701067">
-    <w:abstractNumId w:val="11"/>
+  <w:num w:numId="32" w16cid:durableId="1971747184">
+    <w:abstractNumId w:val="1"/>
   </w:num>
-  <w:num w:numId="9" w16cid:durableId="1235512037">
-    <w:abstractNumId w:val="3"/>
+  <w:num w:numId="33" w16cid:durableId="364018126">
+    <w:abstractNumId w:val="7"/>
   </w:num>
-  <w:num w:numId="10" w16cid:durableId="867453629">
-    <w:abstractNumId w:val="34"/>
+  <w:num w:numId="34" w16cid:durableId="406147078">
+    <w:abstractNumId w:val="18"/>
   </w:num>
-  <w:num w:numId="11" w16cid:durableId="983392060">
-    <w:abstractNumId w:val="23"/>
-  </w:num>
-  <w:num w:numId="12" w16cid:durableId="1425810004">
-    <w:abstractNumId w:val="9"/>
-  </w:num>
-  <w:num w:numId="13" w16cid:durableId="1606881946">
+  <w:num w:numId="35" w16cid:durableId="1255699031">
     <w:abstractNumId w:val="21"/>
   </w:num>
-  <w:num w:numId="14" w16cid:durableId="787620961">
-    <w:abstractNumId w:val="24"/>
+  <w:num w:numId="36" w16cid:durableId="636493510">
+    <w:abstractNumId w:val="17"/>
   </w:num>
-  <w:num w:numId="15" w16cid:durableId="1931967077">
-    <w:abstractNumId w:val="15"/>
+  <w:num w:numId="37" w16cid:durableId="2132354401">
+    <w:abstractNumId w:val="14"/>
   </w:num>
-  <w:num w:numId="16" w16cid:durableId="674193393">
-    <w:abstractNumId w:val="29"/>
-  </w:num>
-  <w:num w:numId="17" w16cid:durableId="557474289">
-    <w:abstractNumId w:val="8"/>
-  </w:num>
-  <w:num w:numId="18" w16cid:durableId="2100245841">
-    <w:abstractNumId w:val="4"/>
-  </w:num>
-  <w:num w:numId="19" w16cid:durableId="662123550">
-    <w:abstractNumId w:val="5"/>
-  </w:num>
-  <w:num w:numId="20" w16cid:durableId="714696325">
-    <w:abstractNumId w:val="18"/>
-  </w:num>
-  <w:num w:numId="21" w16cid:durableId="1936597003">
-    <w:abstractNumId w:val="31"/>
-  </w:num>
-  <w:num w:numId="22" w16cid:durableId="291328965">
-    <w:abstractNumId w:val="37"/>
-  </w:num>
-  <w:num w:numId="23" w16cid:durableId="141586272">
+  <w:num w:numId="38" w16cid:durableId="2093352439">
     <w:abstractNumId w:val="2"/>
   </w:num>
-  <w:num w:numId="24" w16cid:durableId="1113325865">
-    <w:abstractNumId w:val="7"/>
-  </w:num>
-  <w:num w:numId="25" w16cid:durableId="1307390170">
-    <w:abstractNumId w:val="19"/>
-  </w:num>
-  <w:num w:numId="26" w16cid:durableId="977613968">
-    <w:abstractNumId w:val="14"/>
-  </w:num>
-  <w:num w:numId="27" w16cid:durableId="2121954247">
-    <w:abstractNumId w:val="36"/>
-  </w:num>
-  <w:num w:numId="28" w16cid:durableId="1455521282">
-    <w:abstractNumId w:val="33"/>
-  </w:num>
-  <w:num w:numId="29" w16cid:durableId="901864970">
-    <w:abstractNumId w:val="35"/>
-  </w:num>
-  <w:num w:numId="30" w16cid:durableId="548538309">
-    <w:abstractNumId w:val="12"/>
-  </w:num>
-  <w:num w:numId="31" w16cid:durableId="184826915">
-    <w:abstractNumId w:val="25"/>
-  </w:num>
-  <w:num w:numId="32" w16cid:durableId="1971747184">
+  <w:num w:numId="39" w16cid:durableId="446970335">
     <w:abstractNumId w:val="0"/>
-  </w:num>
-  <w:num w:numId="33" w16cid:durableId="364018126">
-    <w:abstractNumId w:val="6"/>
-  </w:num>
-  <w:num w:numId="34" w16cid:durableId="406147078">
-    <w:abstractNumId w:val="17"/>
-  </w:num>
-  <w:num w:numId="35" w16cid:durableId="1255699031">
-    <w:abstractNumId w:val="20"/>
-  </w:num>
-  <w:num w:numId="36" w16cid:durableId="636493510">
-    <w:abstractNumId w:val="16"/>
-  </w:num>
-  <w:num w:numId="37" w16cid:durableId="2132354401">
-    <w:abstractNumId w:val="13"/>
-  </w:num>
-  <w:num w:numId="38" w16cid:durableId="2093352439">
-    <w:abstractNumId w:val="1"/>
   </w:num>
 </w:numbering>
 </file>
@@ -22917,6 +24438,17 @@
       <w:u w:val="single"/>
     </w:rPr>
   </w:style>
+  <w:style w:type="paragraph" w:styleId="NormalWeb">
+    <w:name w:val="Normal (Web)"/>
+    <w:basedOn w:val="Normal"/>
+    <w:uiPriority w:val="99"/>
+    <w:semiHidden/>
+    <w:unhideWhenUsed/>
+    <w:rsid w:val="009E6925"/>
+    <w:rPr>
+      <w:rFonts w:ascii="Times New Roman" w:hAnsi="Times New Roman" w:cs="Times New Roman"/>
+    </w:rPr>
+  </w:style>
 </w:styles>
 </file>
 

--- a/DevOps Foundation.docx
+++ b/DevOps Foundation.docx
@@ -61,21 +61,7 @@
         <w:rPr>
           <w:lang w:val="en-US"/>
         </w:rPr>
-        <w:t xml:space="preserve">It was mentioned under change failure </w:t>
-      </w:r>
-      <w:proofErr w:type="gramStart"/>
-      <w:r>
-        <w:rPr>
-          <w:lang w:val="en-US"/>
-        </w:rPr>
-        <w:t>rate, and</w:t>
-      </w:r>
-      <w:proofErr w:type="gramEnd"/>
-      <w:r>
-        <w:rPr>
-          <w:lang w:val="en-US"/>
-        </w:rPr>
-        <w:t xml:space="preserve"> was also mentioned as “committing to the trunk” under lead time for change</w:t>
+        <w:t>It was mentioned under change failure rate, and was also mentioned as “committing to the trunk” under lead time for change</w:t>
       </w:r>
       <w:r>
         <w:rPr>
@@ -226,19 +212,11 @@
           <w:lang w:val="en-US"/>
         </w:rPr>
       </w:pPr>
-      <w:proofErr w:type="gramStart"/>
-      <w:r>
-        <w:rPr>
-          <w:lang w:val="en-US"/>
-        </w:rPr>
-        <w:t>Does</w:t>
-      </w:r>
-      <w:proofErr w:type="gramEnd"/>
-      <w:r>
-        <w:rPr>
-          <w:lang w:val="en-US"/>
-        </w:rPr>
-        <w:t xml:space="preserve"> monolithic tools refer to monolithic architecture, or is it a different or more specific term?</w:t>
+      <w:r>
+        <w:rPr>
+          <w:lang w:val="en-US"/>
+        </w:rPr>
+        <w:t>Does monolithic tools refer to monolithic architecture, or is it a different or more specific term?</w:t>
       </w:r>
     </w:p>
     <w:p>
@@ -379,25 +357,7 @@
           <w:bCs/>
           <w:lang w:val="en-US"/>
         </w:rPr>
-        <w:t xml:space="preserve">Deployment Frequency refers to how often an organization successfully </w:t>
-      </w:r>
-      <w:proofErr w:type="gramStart"/>
-      <w:r>
-        <w:rPr>
-          <w:b/>
-          <w:bCs/>
-          <w:lang w:val="en-US"/>
-        </w:rPr>
-        <w:t>releases to</w:t>
-      </w:r>
-      <w:proofErr w:type="gramEnd"/>
-      <w:r>
-        <w:rPr>
-          <w:b/>
-          <w:bCs/>
-          <w:lang w:val="en-US"/>
-        </w:rPr>
-        <w:t xml:space="preserve"> production.</w:t>
+        <w:t>Deployment Frequency refers to how often an organization successfully releases to production.</w:t>
       </w:r>
     </w:p>
     <w:p>
@@ -417,23 +377,7 @@
           <w:strike/>
           <w:lang w:val="en-US"/>
         </w:rPr>
-        <w:t xml:space="preserve">Deployment Frequency refers to the number of successful product releases within a specific </w:t>
-      </w:r>
-      <w:proofErr w:type="gramStart"/>
-      <w:r>
-        <w:rPr>
-          <w:strike/>
-          <w:lang w:val="en-US"/>
-        </w:rPr>
-        <w:t>period of time</w:t>
-      </w:r>
-      <w:proofErr w:type="gramEnd"/>
-      <w:r>
-        <w:rPr>
-          <w:strike/>
-          <w:lang w:val="en-US"/>
-        </w:rPr>
-        <w:t>.</w:t>
+        <w:t>Deployment Frequency refers to the number of successful product releases within a specific period of time.</w:t>
       </w:r>
     </w:p>
     <w:p>
@@ -453,39 +397,7 @@
           <w:color w:val="00B050"/>
           <w:lang w:val="en-US"/>
         </w:rPr>
-        <w:t xml:space="preserve">Deployment frequency refers to how often an </w:t>
-      </w:r>
-      <w:proofErr w:type="spellStart"/>
-      <w:r>
-        <w:rPr>
-          <w:color w:val="00B050"/>
-          <w:lang w:val="en-US"/>
-        </w:rPr>
-        <w:t>organisation</w:t>
-      </w:r>
-      <w:proofErr w:type="spellEnd"/>
-      <w:r>
-        <w:rPr>
-          <w:color w:val="00B050"/>
-          <w:lang w:val="en-US"/>
-        </w:rPr>
-        <w:t xml:space="preserve"> successfully </w:t>
-      </w:r>
-      <w:proofErr w:type="gramStart"/>
-      <w:r>
-        <w:rPr>
-          <w:color w:val="00B050"/>
-          <w:lang w:val="en-US"/>
-        </w:rPr>
-        <w:t>releases to</w:t>
-      </w:r>
-      <w:proofErr w:type="gramEnd"/>
-      <w:r>
-        <w:rPr>
-          <w:color w:val="00B050"/>
-          <w:lang w:val="en-US"/>
-        </w:rPr>
-        <w:t xml:space="preserve"> production would be the best option of the three.</w:t>
+        <w:t>Deployment frequency refers to how often an organisation successfully releases to production would be the best option of the three.</w:t>
       </w:r>
       <w:r>
         <w:rPr>
@@ -540,23 +452,7 @@
           <w:color w:val="EE0000"/>
           <w:lang w:val="en-US"/>
         </w:rPr>
-        <w:t xml:space="preserve">Regarding Lean software </w:t>
-      </w:r>
-      <w:proofErr w:type="spellStart"/>
-      <w:r>
-        <w:rPr>
-          <w:color w:val="EE0000"/>
-          <w:lang w:val="en-US"/>
-        </w:rPr>
-        <w:t>developments’s</w:t>
-      </w:r>
-      <w:proofErr w:type="spellEnd"/>
-      <w:r>
-        <w:rPr>
-          <w:color w:val="EE0000"/>
-          <w:lang w:val="en-US"/>
-        </w:rPr>
-        <w:t xml:space="preserve"> partially done work, I don’t quite understand how it occurs; why would developers finish work? Is it largely due to changing requirements causing progress on some features to be redundant?</w:t>
+        <w:t>Regarding Lean software developments’s partially done work, I don’t quite understand how it occurs; why would developers finish work? Is it largely due to changing requirements causing progress on some features to be redundant?</w:t>
       </w:r>
     </w:p>
     <w:p>
@@ -571,21 +467,12 @@
           <w:lang w:val="en-US"/>
         </w:rPr>
       </w:pPr>
-      <w:proofErr w:type="gramStart"/>
       <w:r>
         <w:rPr>
           <w:color w:val="EE0000"/>
           <w:lang w:val="en-US"/>
         </w:rPr>
-        <w:t>Handoffs and changing requirements can</w:t>
-      </w:r>
-      <w:proofErr w:type="gramEnd"/>
-      <w:r>
-        <w:rPr>
-          <w:color w:val="EE0000"/>
-          <w:lang w:val="en-US"/>
-        </w:rPr>
-        <w:t xml:space="preserve"> also be considered part of motion as a waste?</w:t>
+        <w:t>Handoffs and changing requirements can also be considered part of motion as a waste?</w:t>
       </w:r>
       <w:r>
         <w:rPr>
@@ -938,16 +825,8 @@
         <w:rPr>
           <w:lang w:val="en-US"/>
         </w:rPr>
-        <w:t xml:space="preserve">This topic describes the three DevOps principles of flow, feedback, and continuous learning to derive better DevOps </w:t>
-      </w:r>
-      <w:proofErr w:type="spellStart"/>
-      <w:r>
-        <w:rPr>
-          <w:lang w:val="en-US"/>
-        </w:rPr>
-        <w:t>behaviour</w:t>
-      </w:r>
-      <w:proofErr w:type="spellEnd"/>
+        <w:t>This topic describes the three DevOps principles of flow, feedback, and continuous learning to derive better DevOps behaviour</w:t>
+      </w:r>
       <w:r>
         <w:rPr>
           <w:lang w:val="en-US"/>
@@ -996,21 +875,7 @@
         <w:rPr>
           <w:lang w:val="en-US"/>
         </w:rPr>
-        <w:t xml:space="preserve">Principle of flow – enumerates how we’ll </w:t>
-      </w:r>
-      <w:proofErr w:type="gramStart"/>
-      <w:r>
-        <w:rPr>
-          <w:lang w:val="en-US"/>
-        </w:rPr>
-        <w:t>actually move</w:t>
-      </w:r>
-      <w:proofErr w:type="gramEnd"/>
-      <w:r>
-        <w:rPr>
-          <w:lang w:val="en-US"/>
-        </w:rPr>
-        <w:t xml:space="preserve"> from development of artifacts to management of said artifacts using operations</w:t>
+        <w:t>Principle of flow – enumerates how we’ll actually move from development of artifacts to management of said artifacts using operations</w:t>
       </w:r>
     </w:p>
     <w:p>
@@ -1028,21 +893,7 @@
         <w:rPr>
           <w:lang w:val="en-US"/>
         </w:rPr>
-        <w:t xml:space="preserve">Principle of feedback – cultivates culture of quick feedback availability </w:t>
-      </w:r>
-      <w:proofErr w:type="gramStart"/>
-      <w:r>
-        <w:rPr>
-          <w:lang w:val="en-US"/>
-        </w:rPr>
-        <w:t>in order to</w:t>
-      </w:r>
-      <w:proofErr w:type="gramEnd"/>
-      <w:r>
-        <w:rPr>
-          <w:lang w:val="en-US"/>
-        </w:rPr>
-        <w:t xml:space="preserve"> improvise? the product</w:t>
+        <w:t>Principle of feedback – cultivates culture of quick feedback availability in order to improvise? the product</w:t>
       </w:r>
     </w:p>
     <w:p>
@@ -1184,21 +1035,7 @@
         <w:rPr>
           <w:lang w:val="en-US"/>
         </w:rPr>
-        <w:t xml:space="preserve">We need to ensure that they collaborate </w:t>
-      </w:r>
-      <w:proofErr w:type="gramStart"/>
-      <w:r>
-        <w:rPr>
-          <w:lang w:val="en-US"/>
-        </w:rPr>
-        <w:t>well, and</w:t>
-      </w:r>
-      <w:proofErr w:type="gramEnd"/>
-      <w:r>
-        <w:rPr>
-          <w:lang w:val="en-US"/>
-        </w:rPr>
-        <w:t xml:space="preserve"> therein lies the responsibility with implementing proper DevOps culture.</w:t>
+        <w:t>We need to ensure that they collaborate well, and therein lies the responsibility with implementing proper DevOps culture.</w:t>
       </w:r>
     </w:p>
     <w:p>
@@ -1310,19 +1147,11 @@
         </w:rPr>
         <w:t xml:space="preserve">Can be enhanced using different tools - </w:t>
       </w:r>
-      <w:proofErr w:type="gramStart"/>
-      <w:r>
-        <w:rPr>
-          <w:lang w:val="en-US"/>
-        </w:rPr>
-        <w:t>In order to</w:t>
-      </w:r>
-      <w:proofErr w:type="gramEnd"/>
-      <w:r>
-        <w:rPr>
-          <w:lang w:val="en-US"/>
-        </w:rPr>
-        <w:t xml:space="preserve"> ensure everyone follows a common objective, they can also depend on tools</w:t>
+      <w:r>
+        <w:rPr>
+          <w:lang w:val="en-US"/>
+        </w:rPr>
+        <w:t>In order to ensure everyone follows a common objective, they can also depend on tools</w:t>
       </w:r>
     </w:p>
     <w:p>
@@ -1340,42 +1169,20 @@
         <w:rPr>
           <w:lang w:val="en-US"/>
         </w:rPr>
-        <w:t xml:space="preserve">Can have in-house programs </w:t>
-      </w:r>
-      <w:proofErr w:type="gramStart"/>
-      <w:r>
-        <w:rPr>
-          <w:lang w:val="en-US"/>
-        </w:rPr>
-        <w:t>in order to</w:t>
-      </w:r>
-      <w:proofErr w:type="gramEnd"/>
-      <w:r>
-        <w:rPr>
-          <w:lang w:val="en-US"/>
-        </w:rPr>
-        <w:t xml:space="preserve"> have proper exchange of learning</w:t>
-      </w:r>
-    </w:p>
-    <w:p>
-      <w:pPr>
-        <w:rPr>
-          <w:lang w:val="en-US"/>
-        </w:rPr>
-      </w:pPr>
-      <w:proofErr w:type="spellStart"/>
-      <w:r>
-        <w:rPr>
-          <w:lang w:val="en-US"/>
-        </w:rPr>
-        <w:t>Organisational</w:t>
-      </w:r>
-      <w:proofErr w:type="spellEnd"/>
-      <w:r>
-        <w:rPr>
-          <w:lang w:val="en-US"/>
-        </w:rPr>
-        <w:t xml:space="preserve"> culture</w:t>
+        <w:t>Can have in-house programs in order to have proper exchange of learning</w:t>
+      </w:r>
+    </w:p>
+    <w:p>
+      <w:pPr>
+        <w:rPr>
+          <w:lang w:val="en-US"/>
+        </w:rPr>
+      </w:pPr>
+      <w:r>
+        <w:rPr>
+          <w:lang w:val="en-US"/>
+        </w:rPr>
+        <w:t>Organisational culture</w:t>
       </w:r>
     </w:p>
     <w:p>
@@ -1389,19 +1196,11 @@
           <w:lang w:val="en-US"/>
         </w:rPr>
       </w:pPr>
-      <w:proofErr w:type="gramStart"/>
-      <w:r>
-        <w:rPr>
-          <w:lang w:val="en-US"/>
-        </w:rPr>
-        <w:t>Should</w:t>
-      </w:r>
-      <w:proofErr w:type="gramEnd"/>
-      <w:r>
-        <w:rPr>
-          <w:lang w:val="en-US"/>
-        </w:rPr>
-        <w:t xml:space="preserve"> adopt automation rather than going for silos???</w:t>
+      <w:r>
+        <w:rPr>
+          <w:lang w:val="en-US"/>
+        </w:rPr>
+        <w:t>Should adopt automation rather than going for silos???</w:t>
       </w:r>
     </w:p>
     <w:p>
@@ -1466,16 +1265,8 @@
         <w:rPr>
           <w:lang w:val="en-US"/>
         </w:rPr>
-        <w:t xml:space="preserve">Design thinking is divided into 5 </w:t>
-      </w:r>
-      <w:proofErr w:type="gramStart"/>
-      <w:r>
-        <w:rPr>
-          <w:lang w:val="en-US"/>
-        </w:rPr>
-        <w:t>steps;</w:t>
-      </w:r>
-      <w:proofErr w:type="gramEnd"/>
+        <w:t>Design thinking is divided into 5 steps;</w:t>
+      </w:r>
     </w:p>
     <w:p>
       <w:pPr>
@@ -1488,19 +1279,11 @@
           <w:lang w:val="en-US"/>
         </w:rPr>
       </w:pPr>
-      <w:proofErr w:type="spellStart"/>
-      <w:r>
-        <w:rPr>
-          <w:lang w:val="en-US"/>
-        </w:rPr>
-        <w:t>Empathise</w:t>
-      </w:r>
-      <w:proofErr w:type="spellEnd"/>
-      <w:r>
-        <w:rPr>
-          <w:lang w:val="en-US"/>
-        </w:rPr>
-        <w:t xml:space="preserve"> – think what the customer or user might want; put yourself in their shoes, so you can better provide a useful solution to them</w:t>
+      <w:r>
+        <w:rPr>
+          <w:lang w:val="en-US"/>
+        </w:rPr>
+        <w:t>Empathise – think what the customer or user might want; put yourself in their shoes, so you can better provide a useful solution to them</w:t>
       </w:r>
     </w:p>
     <w:p>
@@ -1518,16 +1301,8 @@
         <w:rPr>
           <w:lang w:val="en-US"/>
         </w:rPr>
-        <w:t xml:space="preserve">Define </w:t>
-      </w:r>
-      <w:proofErr w:type="gramStart"/>
-      <w:r>
-        <w:rPr>
-          <w:lang w:val="en-US"/>
-        </w:rPr>
-        <w:t>- ???</w:t>
-      </w:r>
-      <w:proofErr w:type="gramEnd"/>
+        <w:t>Define - ???</w:t>
+      </w:r>
     </w:p>
     <w:p>
       <w:pPr>
@@ -1580,21 +1355,7 @@
         <w:rPr>
           <w:lang w:val="en-US"/>
         </w:rPr>
-        <w:t xml:space="preserve">Test – refining the prototype </w:t>
-      </w:r>
-      <w:proofErr w:type="gramStart"/>
-      <w:r>
-        <w:rPr>
-          <w:lang w:val="en-US"/>
-        </w:rPr>
-        <w:t>in order to</w:t>
-      </w:r>
-      <w:proofErr w:type="gramEnd"/>
-      <w:r>
-        <w:rPr>
-          <w:lang w:val="en-US"/>
-        </w:rPr>
-        <w:t xml:space="preserve"> realise the improved customer experience that is required???</w:t>
+        <w:t>Test – refining the prototype in order to realise the improved customer experience that is required???</w:t>
       </w:r>
     </w:p>
     <w:p>
@@ -1651,21 +1412,7 @@
         <w:rPr>
           <w:lang w:val="en-US"/>
         </w:rPr>
-        <w:t xml:space="preserve">How </w:t>
-      </w:r>
-      <w:proofErr w:type="gramStart"/>
-      <w:r>
-        <w:rPr>
-          <w:lang w:val="en-US"/>
-        </w:rPr>
-        <w:t>design</w:t>
-      </w:r>
-      <w:proofErr w:type="gramEnd"/>
-      <w:r>
-        <w:rPr>
-          <w:lang w:val="en-US"/>
-        </w:rPr>
-        <w:t xml:space="preserve"> thinking helps agile</w:t>
+        <w:t>How design thinking helps agile</w:t>
       </w:r>
       <w:r>
         <w:rPr>
@@ -1673,7 +1420,6 @@
         </w:rPr>
         <w:t xml:space="preserve">/how we apply design thinking on agility to derive a </w:t>
       </w:r>
-      <w:proofErr w:type="gramStart"/>
       <w:r>
         <w:rPr>
           <w:lang w:val="en-US"/>
@@ -1684,14 +1430,7 @@
         <w:rPr>
           <w:lang w:val="en-US"/>
         </w:rPr>
-        <w:t>??</w:t>
-      </w:r>
-      <w:proofErr w:type="gramEnd"/>
-      <w:r>
-        <w:rPr>
-          <w:lang w:val="en-US"/>
-        </w:rPr>
-        <w:t>?????</w:t>
+        <w:t>???????</w:t>
       </w:r>
     </w:p>
     <w:p>
@@ -1745,21 +1484,7 @@
         <w:rPr>
           <w:lang w:val="en-US"/>
         </w:rPr>
-        <w:t xml:space="preserve">Find the </w:t>
-      </w:r>
-      <w:proofErr w:type="gramStart"/>
-      <w:r>
-        <w:rPr>
-          <w:lang w:val="en-US"/>
-        </w:rPr>
-        <w:t>root pain</w:t>
-      </w:r>
-      <w:proofErr w:type="gramEnd"/>
-      <w:r>
-        <w:rPr>
-          <w:lang w:val="en-US"/>
-        </w:rPr>
-        <w:t xml:space="preserve"> points the user is facing, for which you are planning to build a solution</w:t>
+        <w:t>Find the root pain points the user is facing, for which you are planning to build a solution</w:t>
       </w:r>
     </w:p>
     <w:p>
@@ -1795,21 +1520,7 @@
         <w:rPr>
           <w:lang w:val="en-US"/>
         </w:rPr>
-        <w:t xml:space="preserve">Validate ideas with a </w:t>
-      </w:r>
-      <w:proofErr w:type="gramStart"/>
-      <w:r>
-        <w:rPr>
-          <w:lang w:val="en-US"/>
-        </w:rPr>
-        <w:t>prototypes</w:t>
-      </w:r>
-      <w:proofErr w:type="gramEnd"/>
-      <w:r>
-        <w:rPr>
-          <w:lang w:val="en-US"/>
-        </w:rPr>
-        <w:t>; is it taking care of all the pain points or not</w:t>
+        <w:t>Validate ideas with a prototypes; is it taking care of all the pain points or not</w:t>
       </w:r>
     </w:p>
     <w:p>
@@ -1827,388 +1538,324 @@
         <w:rPr>
           <w:lang w:val="en-US"/>
         </w:rPr>
-        <w:t xml:space="preserve">Implementation </w:t>
-      </w:r>
-      <w:proofErr w:type="gramStart"/>
-      <w:r>
-        <w:rPr>
-          <w:lang w:val="en-US"/>
-        </w:rPr>
-        <w:t>plan;</w:t>
-      </w:r>
-      <w:proofErr w:type="gramEnd"/>
+        <w:t>Implementation plan; finalise what needs to be implemented and start the implementation process.</w:t>
+      </w:r>
+    </w:p>
+    <w:p>
+      <w:pPr>
+        <w:rPr>
+          <w:lang w:val="en-US"/>
+        </w:rPr>
+      </w:pPr>
+    </w:p>
+    <w:p>
+      <w:pPr>
+        <w:rPr>
+          <w:lang w:val="en-US"/>
+        </w:rPr>
+      </w:pPr>
+      <w:r>
+        <w:rPr>
+          <w:lang w:val="en-US"/>
+        </w:rPr>
+        <w:t>How we apply design thinking to DevOps</w:t>
+      </w:r>
+      <w:r>
+        <w:rPr>
+          <w:lang w:val="en-US"/>
+        </w:rPr>
+        <w:t>???????</w:t>
+      </w:r>
+    </w:p>
+    <w:p>
+      <w:pPr>
+        <w:rPr>
+          <w:lang w:val="en-US"/>
+        </w:rPr>
+      </w:pPr>
+    </w:p>
+    <w:p>
+      <w:pPr>
+        <w:rPr>
+          <w:lang w:val="en-US"/>
+        </w:rPr>
+      </w:pPr>
+      <w:r>
+        <w:rPr>
+          <w:lang w:val="en-US"/>
+        </w:rPr>
+        <w:t>Benefits of applying design thinking on DevOps</w:t>
+      </w:r>
+    </w:p>
+    <w:p>
+      <w:pPr>
+        <w:pStyle w:val="ListParagraph"/>
+        <w:numPr>
+          <w:ilvl w:val="0"/>
+          <w:numId w:val="5"/>
+        </w:numPr>
+        <w:rPr>
+          <w:lang w:val="en-US"/>
+        </w:rPr>
+      </w:pPr>
+      <w:r>
+        <w:rPr>
+          <w:lang w:val="en-US"/>
+        </w:rPr>
+        <w:t>Significantly reduces time-to-market</w:t>
+      </w:r>
+    </w:p>
+    <w:p>
+      <w:pPr>
+        <w:pStyle w:val="ListParagraph"/>
+        <w:numPr>
+          <w:ilvl w:val="0"/>
+          <w:numId w:val="5"/>
+        </w:numPr>
+        <w:rPr>
+          <w:lang w:val="en-US"/>
+        </w:rPr>
+      </w:pPr>
+      <w:r>
+        <w:rPr>
+          <w:lang w:val="en-US"/>
+        </w:rPr>
+        <w:t>Cost savings and better return-on-investment (ROI)</w:t>
+      </w:r>
+    </w:p>
+    <w:p>
+      <w:pPr>
+        <w:pStyle w:val="ListParagraph"/>
+        <w:numPr>
+          <w:ilvl w:val="0"/>
+          <w:numId w:val="5"/>
+        </w:numPr>
+        <w:rPr>
+          <w:lang w:val="en-US"/>
+        </w:rPr>
+      </w:pPr>
+      <w:r>
+        <w:rPr>
+          <w:lang w:val="en-US"/>
+        </w:rPr>
+        <w:t>Improves customer retention and loyalty</w:t>
+      </w:r>
+    </w:p>
+    <w:p>
+      <w:pPr>
+        <w:pStyle w:val="ListParagraph"/>
+        <w:numPr>
+          <w:ilvl w:val="0"/>
+          <w:numId w:val="5"/>
+        </w:numPr>
+        <w:rPr>
+          <w:lang w:val="en-US"/>
+        </w:rPr>
+      </w:pPr>
+      <w:r>
+        <w:rPr>
+          <w:lang w:val="en-US"/>
+        </w:rPr>
+        <w:t>Fosters innovations</w:t>
+      </w:r>
+    </w:p>
+    <w:p>
+      <w:pPr>
+        <w:pStyle w:val="ListParagraph"/>
+        <w:numPr>
+          <w:ilvl w:val="0"/>
+          <w:numId w:val="5"/>
+        </w:numPr>
+        <w:rPr>
+          <w:lang w:val="en-US"/>
+        </w:rPr>
+      </w:pPr>
+      <w:r>
+        <w:rPr>
+          <w:lang w:val="en-US"/>
+        </w:rPr>
+        <w:t>Encourages cross-team collaboration</w:t>
+      </w:r>
+    </w:p>
+    <w:p>
+      <w:pPr>
+        <w:rPr>
+          <w:lang w:val="en-US"/>
+        </w:rPr>
+      </w:pPr>
+    </w:p>
+    <w:p>
+      <w:pPr>
+        <w:rPr>
+          <w:b/>
+          <w:bCs/>
+          <w:u w:val="single"/>
+          <w:lang w:val="en-US"/>
+        </w:rPr>
+      </w:pPr>
+      <w:r>
+        <w:rPr>
+          <w:b/>
+          <w:bCs/>
+          <w:u w:val="single"/>
+          <w:lang w:val="en-US"/>
+        </w:rPr>
+        <w:t>Lean Dev Process with Kanban and Scrum Agile</w:t>
+      </w:r>
+    </w:p>
+    <w:p>
+      <w:pPr>
+        <w:rPr>
+          <w:lang w:val="en-US"/>
+        </w:rPr>
+      </w:pPr>
+      <w:r>
+        <w:rPr>
+          <w:lang w:val="en-US"/>
+        </w:rPr>
+        <w:t>Describe the Lean software development process and recognize the use of Kanban and Scrum Agile implementation practices.</w:t>
+      </w:r>
+    </w:p>
+    <w:p>
+      <w:pPr>
+        <w:rPr>
+          <w:lang w:val="en-US"/>
+        </w:rPr>
+      </w:pPr>
+    </w:p>
+    <w:p>
+      <w:pPr>
+        <w:rPr>
+          <w:lang w:val="en-US"/>
+        </w:rPr>
+      </w:pPr>
+      <w:r>
+        <w:rPr>
+          <w:lang w:val="en-US"/>
+        </w:rPr>
+        <w:t>Lean development principles:</w:t>
+      </w:r>
+    </w:p>
+    <w:p>
+      <w:pPr>
+        <w:pStyle w:val="ListParagraph"/>
+        <w:numPr>
+          <w:ilvl w:val="0"/>
+          <w:numId w:val="7"/>
+        </w:numPr>
+        <w:rPr>
+          <w:lang w:val="en-US"/>
+        </w:rPr>
+      </w:pPr>
+      <w:r>
+        <w:rPr>
+          <w:lang w:val="en-US"/>
+        </w:rPr>
+        <w:t xml:space="preserve">Eliminate waste – </w:t>
+      </w:r>
+    </w:p>
+    <w:p>
+      <w:pPr>
+        <w:pStyle w:val="ListParagraph"/>
+        <w:numPr>
+          <w:ilvl w:val="0"/>
+          <w:numId w:val="7"/>
+        </w:numPr>
+        <w:rPr>
+          <w:lang w:val="en-US"/>
+        </w:rPr>
+      </w:pPr>
+      <w:r>
+        <w:rPr>
+          <w:lang w:val="en-US"/>
+        </w:rPr>
+        <w:t xml:space="preserve">Build quality – </w:t>
+      </w:r>
+    </w:p>
+    <w:p>
+      <w:pPr>
+        <w:pStyle w:val="ListParagraph"/>
+        <w:numPr>
+          <w:ilvl w:val="0"/>
+          <w:numId w:val="7"/>
+        </w:numPr>
+        <w:rPr>
+          <w:lang w:val="en-US"/>
+        </w:rPr>
+      </w:pPr>
+      <w:r>
+        <w:rPr>
+          <w:lang w:val="en-US"/>
+        </w:rPr>
+        <w:t xml:space="preserve">Knowledge creation – </w:t>
+      </w:r>
+    </w:p>
+    <w:p>
+      <w:pPr>
+        <w:pStyle w:val="ListParagraph"/>
+        <w:numPr>
+          <w:ilvl w:val="0"/>
+          <w:numId w:val="7"/>
+        </w:numPr>
+        <w:rPr>
+          <w:lang w:val="en-US"/>
+        </w:rPr>
+      </w:pPr>
+      <w:r>
+        <w:rPr>
+          <w:lang w:val="en-US"/>
+        </w:rPr>
+        <w:t xml:space="preserve">Deferring commitment – </w:t>
+      </w:r>
+    </w:p>
+    <w:p>
+      <w:pPr>
+        <w:rPr>
+          <w:lang w:val="en-US"/>
+        </w:rPr>
+      </w:pPr>
+      <w:r>
+        <w:rPr>
+          <w:lang w:val="en-US"/>
+        </w:rPr>
+        <w:t xml:space="preserve">In short, </w:t>
+      </w:r>
+      <w:r>
+        <w:rPr>
+          <w:lang w:val="en-US"/>
+        </w:rPr>
+        <w:t xml:space="preserve">the objective of </w:t>
+      </w:r>
+      <w:r>
+        <w:rPr>
+          <w:lang w:val="en-US"/>
+        </w:rPr>
+        <w:t>lean development</w:t>
+      </w:r>
+      <w:r>
+        <w:rPr>
+          <w:lang w:val="en-US"/>
+        </w:rPr>
+        <w:t xml:space="preserve"> is</w:t>
+      </w:r>
+      <w:r>
+        <w:rPr>
+          <w:lang w:val="en-US"/>
+        </w:rPr>
+        <w:t>…does what??? It says the three things it does in short</w:t>
+      </w:r>
       <w:r>
         <w:rPr>
           <w:lang w:val="en-US"/>
         </w:rPr>
         <w:t xml:space="preserve"> </w:t>
       </w:r>
-      <w:proofErr w:type="spellStart"/>
-      <w:r>
-        <w:rPr>
-          <w:lang w:val="en-US"/>
-        </w:rPr>
-        <w:t>finalise</w:t>
-      </w:r>
-      <w:proofErr w:type="spellEnd"/>
-      <w:r>
-        <w:rPr>
-          <w:lang w:val="en-US"/>
-        </w:rPr>
-        <w:t xml:space="preserve"> what needs to be implemented and start the implementation process.</w:t>
-      </w:r>
-    </w:p>
-    <w:p>
-      <w:pPr>
-        <w:rPr>
-          <w:lang w:val="en-US"/>
-        </w:rPr>
-      </w:pPr>
-    </w:p>
-    <w:p>
-      <w:pPr>
-        <w:rPr>
-          <w:lang w:val="en-US"/>
-        </w:rPr>
-      </w:pPr>
-      <w:r>
-        <w:rPr>
-          <w:lang w:val="en-US"/>
-        </w:rPr>
-        <w:t xml:space="preserve">How </w:t>
-      </w:r>
-      <w:proofErr w:type="gramStart"/>
-      <w:r>
-        <w:rPr>
-          <w:lang w:val="en-US"/>
-        </w:rPr>
-        <w:t>we</w:t>
-      </w:r>
-      <w:proofErr w:type="gramEnd"/>
-      <w:r>
-        <w:rPr>
-          <w:lang w:val="en-US"/>
-        </w:rPr>
-        <w:t xml:space="preserve"> apply design thinking to </w:t>
-      </w:r>
-      <w:proofErr w:type="gramStart"/>
-      <w:r>
-        <w:rPr>
-          <w:lang w:val="en-US"/>
-        </w:rPr>
-        <w:t>DevOps</w:t>
-      </w:r>
-      <w:r>
-        <w:rPr>
-          <w:lang w:val="en-US"/>
-        </w:rPr>
-        <w:t>??</w:t>
-      </w:r>
-      <w:proofErr w:type="gramEnd"/>
-      <w:r>
-        <w:rPr>
-          <w:lang w:val="en-US"/>
-        </w:rPr>
-        <w:t>?????</w:t>
-      </w:r>
-    </w:p>
-    <w:p>
-      <w:pPr>
-        <w:rPr>
-          <w:lang w:val="en-US"/>
-        </w:rPr>
-      </w:pPr>
-    </w:p>
-    <w:p>
-      <w:pPr>
-        <w:rPr>
-          <w:lang w:val="en-US"/>
-        </w:rPr>
-      </w:pPr>
-      <w:r>
-        <w:rPr>
-          <w:lang w:val="en-US"/>
-        </w:rPr>
-        <w:t>Benefits of applying design thinking on DevOps</w:t>
-      </w:r>
-    </w:p>
-    <w:p>
-      <w:pPr>
-        <w:pStyle w:val="ListParagraph"/>
-        <w:numPr>
-          <w:ilvl w:val="0"/>
-          <w:numId w:val="5"/>
-        </w:numPr>
-        <w:rPr>
-          <w:lang w:val="en-US"/>
-        </w:rPr>
-      </w:pPr>
-      <w:r>
-        <w:rPr>
-          <w:lang w:val="en-US"/>
-        </w:rPr>
-        <w:t>Significantly reduces time-to-market</w:t>
-      </w:r>
-    </w:p>
-    <w:p>
-      <w:pPr>
-        <w:pStyle w:val="ListParagraph"/>
-        <w:numPr>
-          <w:ilvl w:val="0"/>
-          <w:numId w:val="5"/>
-        </w:numPr>
-        <w:rPr>
-          <w:lang w:val="en-US"/>
-        </w:rPr>
-      </w:pPr>
-      <w:r>
-        <w:rPr>
-          <w:lang w:val="en-US"/>
-        </w:rPr>
-        <w:t>Cost savings and better return-on-investment (ROI)</w:t>
-      </w:r>
-    </w:p>
-    <w:p>
-      <w:pPr>
-        <w:pStyle w:val="ListParagraph"/>
-        <w:numPr>
-          <w:ilvl w:val="0"/>
-          <w:numId w:val="5"/>
-        </w:numPr>
-        <w:rPr>
-          <w:lang w:val="en-US"/>
-        </w:rPr>
-      </w:pPr>
-      <w:r>
-        <w:rPr>
-          <w:lang w:val="en-US"/>
-        </w:rPr>
-        <w:t>Improves customer retention and loyalty</w:t>
-      </w:r>
-    </w:p>
-    <w:p>
-      <w:pPr>
-        <w:pStyle w:val="ListParagraph"/>
-        <w:numPr>
-          <w:ilvl w:val="0"/>
-          <w:numId w:val="5"/>
-        </w:numPr>
-        <w:rPr>
-          <w:lang w:val="en-US"/>
-        </w:rPr>
-      </w:pPr>
-      <w:r>
-        <w:rPr>
-          <w:lang w:val="en-US"/>
-        </w:rPr>
-        <w:t>Fosters innovations</w:t>
-      </w:r>
-    </w:p>
-    <w:p>
-      <w:pPr>
-        <w:pStyle w:val="ListParagraph"/>
-        <w:numPr>
-          <w:ilvl w:val="0"/>
-          <w:numId w:val="5"/>
-        </w:numPr>
-        <w:rPr>
-          <w:lang w:val="en-US"/>
-        </w:rPr>
-      </w:pPr>
-      <w:r>
-        <w:rPr>
-          <w:lang w:val="en-US"/>
-        </w:rPr>
-        <w:t>Encourages cross-team collaboration</w:t>
-      </w:r>
-    </w:p>
-    <w:p>
-      <w:pPr>
-        <w:rPr>
-          <w:lang w:val="en-US"/>
-        </w:rPr>
-      </w:pPr>
-    </w:p>
-    <w:p>
-      <w:pPr>
-        <w:rPr>
-          <w:b/>
-          <w:bCs/>
-          <w:u w:val="single"/>
-          <w:lang w:val="en-US"/>
-        </w:rPr>
-      </w:pPr>
-      <w:r>
-        <w:rPr>
-          <w:b/>
-          <w:bCs/>
-          <w:u w:val="single"/>
-          <w:lang w:val="en-US"/>
-        </w:rPr>
-        <w:t>Lean Dev Process with Kanban and Scrum Agile</w:t>
-      </w:r>
-    </w:p>
-    <w:p>
-      <w:pPr>
-        <w:rPr>
-          <w:lang w:val="en-US"/>
-        </w:rPr>
-      </w:pPr>
-      <w:r>
-        <w:rPr>
-          <w:lang w:val="en-US"/>
-        </w:rPr>
-        <w:t>Describe the Lean software development process and recognize the use of Kanban and Scrum Agile implementation practices.</w:t>
-      </w:r>
-    </w:p>
-    <w:p>
-      <w:pPr>
-        <w:rPr>
-          <w:lang w:val="en-US"/>
-        </w:rPr>
-      </w:pPr>
-    </w:p>
-    <w:p>
-      <w:pPr>
-        <w:rPr>
-          <w:lang w:val="en-US"/>
-        </w:rPr>
-      </w:pPr>
-      <w:r>
-        <w:rPr>
-          <w:lang w:val="en-US"/>
-        </w:rPr>
-        <w:t>Lean development principles:</w:t>
-      </w:r>
-    </w:p>
-    <w:p>
-      <w:pPr>
-        <w:pStyle w:val="ListParagraph"/>
-        <w:numPr>
-          <w:ilvl w:val="0"/>
-          <w:numId w:val="7"/>
-        </w:numPr>
-        <w:rPr>
-          <w:lang w:val="en-US"/>
-        </w:rPr>
-      </w:pPr>
-      <w:r>
-        <w:rPr>
-          <w:lang w:val="en-US"/>
-        </w:rPr>
-        <w:t xml:space="preserve">Eliminate waste – </w:t>
-      </w:r>
-    </w:p>
-    <w:p>
-      <w:pPr>
-        <w:pStyle w:val="ListParagraph"/>
-        <w:numPr>
-          <w:ilvl w:val="0"/>
-          <w:numId w:val="7"/>
-        </w:numPr>
-        <w:rPr>
-          <w:lang w:val="en-US"/>
-        </w:rPr>
-      </w:pPr>
-      <w:r>
-        <w:rPr>
-          <w:lang w:val="en-US"/>
-        </w:rPr>
-        <w:t xml:space="preserve">Build quality – </w:t>
-      </w:r>
-    </w:p>
-    <w:p>
-      <w:pPr>
-        <w:pStyle w:val="ListParagraph"/>
-        <w:numPr>
-          <w:ilvl w:val="0"/>
-          <w:numId w:val="7"/>
-        </w:numPr>
-        <w:rPr>
-          <w:lang w:val="en-US"/>
-        </w:rPr>
-      </w:pPr>
-      <w:r>
-        <w:rPr>
-          <w:lang w:val="en-US"/>
-        </w:rPr>
-        <w:t xml:space="preserve">Knowledge creation – </w:t>
-      </w:r>
-    </w:p>
-    <w:p>
-      <w:pPr>
-        <w:pStyle w:val="ListParagraph"/>
-        <w:numPr>
-          <w:ilvl w:val="0"/>
-          <w:numId w:val="7"/>
-        </w:numPr>
-        <w:rPr>
-          <w:lang w:val="en-US"/>
-        </w:rPr>
-      </w:pPr>
-      <w:r>
-        <w:rPr>
-          <w:lang w:val="en-US"/>
-        </w:rPr>
-        <w:t xml:space="preserve">Deferring commitment – </w:t>
-      </w:r>
-    </w:p>
-    <w:p>
-      <w:pPr>
-        <w:rPr>
-          <w:lang w:val="en-US"/>
-        </w:rPr>
-      </w:pPr>
-      <w:r>
-        <w:rPr>
-          <w:lang w:val="en-US"/>
-        </w:rPr>
-        <w:t xml:space="preserve">In short, </w:t>
-      </w:r>
-      <w:r>
-        <w:rPr>
-          <w:lang w:val="en-US"/>
-        </w:rPr>
-        <w:t xml:space="preserve">the objective of </w:t>
-      </w:r>
-      <w:r>
-        <w:rPr>
-          <w:lang w:val="en-US"/>
-        </w:rPr>
-        <w:t>lean development</w:t>
-      </w:r>
-      <w:r>
-        <w:rPr>
-          <w:lang w:val="en-US"/>
-        </w:rPr>
-        <w:t xml:space="preserve"> is</w:t>
-      </w:r>
-      <w:r>
-        <w:rPr>
-          <w:lang w:val="en-US"/>
-        </w:rPr>
-        <w:t>…does what??? It says the three things it does in short</w:t>
-      </w:r>
-      <w:r>
-        <w:rPr>
-          <w:lang w:val="en-US"/>
-        </w:rPr>
-        <w:t xml:space="preserve"> </w:t>
-      </w:r>
-      <w:r>
-        <w:rPr>
-          <w:lang w:val="en-US"/>
-        </w:rPr>
-        <w:t xml:space="preserve">in the </w:t>
-      </w:r>
-      <w:proofErr w:type="gramStart"/>
-      <w:r>
-        <w:rPr>
-          <w:lang w:val="en-US"/>
-        </w:rPr>
-        <w:t>vid</w:t>
-      </w:r>
-      <w:proofErr w:type="gramEnd"/>
+      <w:r>
+        <w:rPr>
+          <w:lang w:val="en-US"/>
+        </w:rPr>
+        <w:t>in the vid</w:t>
+      </w:r>
     </w:p>
     <w:p>
       <w:pPr>
@@ -2337,16 +1984,8 @@
         <w:rPr>
           <w:lang w:val="en-US"/>
         </w:rPr>
-        <w:t xml:space="preserve">Kanban </w:t>
-      </w:r>
-      <w:proofErr w:type="spellStart"/>
-      <w:r>
-        <w:rPr>
-          <w:lang w:val="en-US"/>
-        </w:rPr>
-        <w:t>Characertistics</w:t>
-      </w:r>
-      <w:proofErr w:type="spellEnd"/>
+        <w:t>Kanban Characertistics</w:t>
+      </w:r>
     </w:p>
     <w:p>
       <w:pPr>
@@ -2450,30 +2089,8 @@
         <w:rPr>
           <w:lang w:val="en-US"/>
         </w:rPr>
-        <w:t xml:space="preserve">Reasons it’s often </w:t>
-      </w:r>
-      <w:proofErr w:type="gramStart"/>
-      <w:r>
-        <w:rPr>
-          <w:lang w:val="en-US"/>
-        </w:rPr>
-        <w:t>one of the more adopted</w:t>
-      </w:r>
-      <w:proofErr w:type="gramEnd"/>
-      <w:r>
-        <w:rPr>
-          <w:lang w:val="en-US"/>
-        </w:rPr>
-        <w:t xml:space="preserve"> for Agile practice </w:t>
-      </w:r>
-      <w:proofErr w:type="gramStart"/>
-      <w:r>
-        <w:rPr>
-          <w:lang w:val="en-US"/>
-        </w:rPr>
-        <w:t>are;</w:t>
-      </w:r>
-      <w:proofErr w:type="gramEnd"/>
+        <w:t>Reasons it’s often one of the more adopted for Agile practice are;</w:t>
+      </w:r>
     </w:p>
     <w:p>
       <w:pPr>
@@ -2564,84 +2181,40 @@
         <w:rPr>
           <w:lang w:val="en-US"/>
         </w:rPr>
-        <w:t xml:space="preserve">Backlog, assigned </w:t>
-      </w:r>
-      <w:proofErr w:type="gramStart"/>
-      <w:r>
-        <w:rPr>
-          <w:lang w:val="en-US"/>
-        </w:rPr>
-        <w:t>task</w:t>
-      </w:r>
-      <w:proofErr w:type="gramEnd"/>
-      <w:r>
-        <w:rPr>
-          <w:lang w:val="en-US"/>
-        </w:rPr>
-        <w:t>, development, testing, documentation, deploy, done</w:t>
-      </w:r>
-    </w:p>
-    <w:p>
-      <w:pPr>
-        <w:rPr>
-          <w:lang w:val="en-US"/>
-        </w:rPr>
-      </w:pPr>
-    </w:p>
-    <w:p>
-      <w:pPr>
-        <w:rPr>
-          <w:lang w:val="en-US"/>
-        </w:rPr>
-      </w:pPr>
-      <w:r>
-        <w:rPr>
-          <w:lang w:val="en-US"/>
-        </w:rPr>
-        <w:t xml:space="preserve">Scrum </w:t>
-      </w:r>
-      <w:proofErr w:type="spellStart"/>
-      <w:r>
-        <w:rPr>
-          <w:lang w:val="en-US"/>
-        </w:rPr>
-        <w:t>Charactertistics</w:t>
-      </w:r>
-      <w:proofErr w:type="spellEnd"/>
-    </w:p>
-    <w:p>
-      <w:pPr>
-        <w:rPr>
-          <w:lang w:val="en-US"/>
-        </w:rPr>
-      </w:pPr>
-      <w:proofErr w:type="gramStart"/>
-      <w:r>
-        <w:rPr>
-          <w:lang w:val="en-US"/>
-        </w:rPr>
-        <w:t>Similar to</w:t>
-      </w:r>
-      <w:proofErr w:type="gramEnd"/>
-      <w:r>
-        <w:rPr>
-          <w:lang w:val="en-US"/>
-        </w:rPr>
-        <w:t xml:space="preserve"> Kanban; framework (or methodology</w:t>
-      </w:r>
-      <w:proofErr w:type="gramStart"/>
-      <w:r>
-        <w:rPr>
-          <w:lang w:val="en-US"/>
-        </w:rPr>
-        <w:t>???)…</w:t>
-      </w:r>
-      <w:proofErr w:type="gramEnd"/>
-      <w:r>
-        <w:rPr>
-          <w:lang w:val="en-US"/>
-        </w:rPr>
-        <w:t>???</w:t>
+        <w:t>Backlog, assigned task, development, testing, documentation, deploy, done</w:t>
+      </w:r>
+    </w:p>
+    <w:p>
+      <w:pPr>
+        <w:rPr>
+          <w:lang w:val="en-US"/>
+        </w:rPr>
+      </w:pPr>
+    </w:p>
+    <w:p>
+      <w:pPr>
+        <w:rPr>
+          <w:lang w:val="en-US"/>
+        </w:rPr>
+      </w:pPr>
+      <w:r>
+        <w:rPr>
+          <w:lang w:val="en-US"/>
+        </w:rPr>
+        <w:t>Scrum Charactertistics</w:t>
+      </w:r>
+    </w:p>
+    <w:p>
+      <w:pPr>
+        <w:rPr>
+          <w:lang w:val="en-US"/>
+        </w:rPr>
+      </w:pPr>
+      <w:r>
+        <w:rPr>
+          <w:lang w:val="en-US"/>
+        </w:rPr>
+        <w:t>Similar to Kanban; framework (or methodology???)…???</w:t>
       </w:r>
     </w:p>
     <w:p>
@@ -2804,81 +2377,31 @@
           <w:lang w:val="en-US"/>
         </w:rPr>
       </w:pPr>
-      <w:proofErr w:type="spellStart"/>
-      <w:r>
-        <w:rPr>
-          <w:lang w:val="en-US"/>
-        </w:rPr>
-        <w:t>Recognose</w:t>
-      </w:r>
-      <w:proofErr w:type="spellEnd"/>
-      <w:r>
-        <w:rPr>
-          <w:lang w:val="en-US"/>
-        </w:rPr>
-        <w:t xml:space="preserve"> the process of DevOps </w:t>
-      </w:r>
-      <w:proofErr w:type="spellStart"/>
-      <w:r>
-        <w:rPr>
-          <w:lang w:val="en-US"/>
-        </w:rPr>
-        <w:t>transofmration</w:t>
-      </w:r>
-      <w:proofErr w:type="spellEnd"/>
-      <w:r>
-        <w:rPr>
-          <w:lang w:val="en-US"/>
-        </w:rPr>
-        <w:t xml:space="preserve"> with focus on greenfield and brownfield DevOps project.</w:t>
-      </w:r>
-    </w:p>
-    <w:p>
-      <w:pPr>
-        <w:rPr>
-          <w:lang w:val="en-US"/>
-        </w:rPr>
-      </w:pPr>
-    </w:p>
-    <w:p>
-      <w:pPr>
-        <w:rPr>
-          <w:lang w:val="en-US"/>
-        </w:rPr>
-      </w:pPr>
-      <w:r>
-        <w:rPr>
-          <w:lang w:val="en-US"/>
-        </w:rPr>
-        <w:t xml:space="preserve">Greenfield development is something that starts from the beginning, or </w:t>
-      </w:r>
-      <w:proofErr w:type="gramStart"/>
-      <w:r>
-        <w:rPr>
-          <w:lang w:val="en-US"/>
-        </w:rPr>
-        <w:t>it</w:t>
-      </w:r>
-      <w:proofErr w:type="gramEnd"/>
-      <w:r>
-        <w:rPr>
-          <w:lang w:val="en-US"/>
-        </w:rPr>
-        <w:t xml:space="preserve"> </w:t>
-      </w:r>
-      <w:proofErr w:type="gramStart"/>
-      <w:r>
-        <w:rPr>
-          <w:lang w:val="en-US"/>
-        </w:rPr>
-        <w:t>starts</w:t>
-      </w:r>
-      <w:proofErr w:type="gramEnd"/>
-      <w:r>
-        <w:rPr>
-          <w:lang w:val="en-US"/>
-        </w:rPr>
-        <w:t xml:space="preserve"> for a new project?</w:t>
+      <w:r>
+        <w:rPr>
+          <w:lang w:val="en-US"/>
+        </w:rPr>
+        <w:t>Recognose the process of DevOps transofmration with focus on greenfield and brownfield DevOps project.</w:t>
+      </w:r>
+    </w:p>
+    <w:p>
+      <w:pPr>
+        <w:rPr>
+          <w:lang w:val="en-US"/>
+        </w:rPr>
+      </w:pPr>
+    </w:p>
+    <w:p>
+      <w:pPr>
+        <w:rPr>
+          <w:lang w:val="en-US"/>
+        </w:rPr>
+      </w:pPr>
+      <w:r>
+        <w:rPr>
+          <w:lang w:val="en-US"/>
+        </w:rPr>
+        <w:t>Greenfield development is something that starts from the beginning, or it starts for a new project?</w:t>
       </w:r>
     </w:p>
     <w:p>
@@ -2941,42 +2464,12 @@
           <w:lang w:val="en-US"/>
         </w:rPr>
       </w:pPr>
-      <w:proofErr w:type="spellStart"/>
-      <w:r>
-        <w:rPr>
-          <w:lang w:val="en-US"/>
-        </w:rPr>
-        <w:t>Maintaing</w:t>
-      </w:r>
-      <w:proofErr w:type="spellEnd"/>
-      <w:r>
-        <w:rPr>
-          <w:lang w:val="en-US"/>
-        </w:rPr>
-        <w:t xml:space="preserve"> </w:t>
-      </w:r>
-      <w:proofErr w:type="spellStart"/>
-      <w:r>
-        <w:rPr>
-          <w:lang w:val="en-US"/>
-        </w:rPr>
-        <w:t>worksloads</w:t>
-      </w:r>
-      <w:proofErr w:type="spellEnd"/>
-      <w:r>
-        <w:rPr>
-          <w:lang w:val="en-US"/>
-        </w:rPr>
-        <w:t xml:space="preserve"> across externally sourced </w:t>
-      </w:r>
-      <w:proofErr w:type="spellStart"/>
-      <w:r>
-        <w:rPr>
-          <w:lang w:val="en-US"/>
-        </w:rPr>
-        <w:t>infrastructres</w:t>
-      </w:r>
-      <w:proofErr w:type="spellEnd"/>
+      <w:r>
+        <w:rPr>
+          <w:lang w:val="en-US"/>
+        </w:rPr>
+        <w:t>Maintaing worksloads across externally sourced infrastructres</w:t>
+      </w:r>
     </w:p>
     <w:p>
       <w:pPr>
@@ -3112,33 +2605,11 @@
           <w:lang w:val="en-US"/>
         </w:rPr>
       </w:pPr>
-      <w:proofErr w:type="spellStart"/>
-      <w:r>
-        <w:rPr>
-          <w:lang w:val="en-US"/>
-        </w:rPr>
-        <w:t>Maintining</w:t>
-      </w:r>
-      <w:proofErr w:type="spellEnd"/>
-      <w:r>
-        <w:rPr>
-          <w:lang w:val="en-US"/>
-        </w:rPr>
-        <w:t xml:space="preserve"> workload across-on-</w:t>
-      </w:r>
-      <w:proofErr w:type="gramStart"/>
-      <w:r>
-        <w:rPr>
-          <w:lang w:val="en-US"/>
-        </w:rPr>
-        <w:t>premise</w:t>
-      </w:r>
-      <w:proofErr w:type="gramEnd"/>
-      <w:r>
-        <w:rPr>
-          <w:lang w:val="en-US"/>
-        </w:rPr>
-        <w:t xml:space="preserve"> data centers</w:t>
+      <w:r>
+        <w:rPr>
+          <w:lang w:val="en-US"/>
+        </w:rPr>
+        <w:t>Maintining workload across-on-premise data centers</w:t>
       </w:r>
     </w:p>
     <w:p>
@@ -3192,16 +2663,8 @@
         <w:rPr>
           <w:lang w:val="en-US"/>
         </w:rPr>
-        <w:t xml:space="preserve">Supports serial </w:t>
-      </w:r>
-      <w:proofErr w:type="spellStart"/>
-      <w:r>
-        <w:rPr>
-          <w:lang w:val="en-US"/>
-        </w:rPr>
-        <w:t>proccesses</w:t>
-      </w:r>
-      <w:proofErr w:type="spellEnd"/>
+        <w:t>Supports serial proccesses</w:t>
+      </w:r>
     </w:p>
     <w:p>
       <w:pPr>
@@ -3429,16 +2892,8 @@
               <w:rPr>
                 <w:lang w:val="en-US"/>
               </w:rPr>
-              <w:t xml:space="preserve">Less, as the </w:t>
+              <w:t>Less, as the basic foundation</w:t>
             </w:r>
-            <w:proofErr w:type="gramStart"/>
-            <w:r>
-              <w:rPr>
-                <w:lang w:val="en-US"/>
-              </w:rPr>
-              <w:t>basic foundation</w:t>
-            </w:r>
-            <w:proofErr w:type="gramEnd"/>
           </w:p>
           <w:p>
             <w:pPr>
@@ -4076,49 +3531,7 @@
         <w:rPr>
           <w:lang w:val="en-US"/>
         </w:rPr>
-        <w:t xml:space="preserve">Value stream refers to the set of all the activities that we start from beginning to </w:t>
-      </w:r>
-      <w:proofErr w:type="gramStart"/>
-      <w:r>
-        <w:rPr>
-          <w:lang w:val="en-US"/>
-        </w:rPr>
-        <w:t>end</w:t>
-      </w:r>
-      <w:proofErr w:type="gramEnd"/>
-      <w:r>
-        <w:rPr>
-          <w:lang w:val="en-US"/>
-        </w:rPr>
-        <w:t xml:space="preserve"> for a specific product or service </w:t>
-      </w:r>
-      <w:proofErr w:type="gramStart"/>
-      <w:r>
-        <w:rPr>
-          <w:lang w:val="en-US"/>
-        </w:rPr>
-        <w:t>in order to</w:t>
-      </w:r>
-      <w:proofErr w:type="gramEnd"/>
-      <w:r>
-        <w:rPr>
-          <w:lang w:val="en-US"/>
-        </w:rPr>
-        <w:t xml:space="preserve"> ensure that we </w:t>
-      </w:r>
-      <w:proofErr w:type="gramStart"/>
-      <w:r>
-        <w:rPr>
-          <w:lang w:val="en-US"/>
-        </w:rPr>
-        <w:t>are able to</w:t>
-      </w:r>
-      <w:proofErr w:type="gramEnd"/>
-      <w:r>
-        <w:rPr>
-          <w:lang w:val="en-US"/>
-        </w:rPr>
-        <w:t xml:space="preserve"> provide some business value to the intended customer.</w:t>
+        <w:t>Value stream refers to the set of all the activities that we start from beginning to end for a specific product or service in order to ensure that we are able to provide some business value to the intended customer.</w:t>
       </w:r>
     </w:p>
     <w:p>
@@ -4336,21 +3749,7 @@
         <w:rPr>
           <w:lang w:val="en-US"/>
         </w:rPr>
-        <w:t xml:space="preserve">Failure can now lead to continuous improvement in the </w:t>
-      </w:r>
-      <w:proofErr w:type="gramStart"/>
-      <w:r>
-        <w:rPr>
-          <w:lang w:val="en-US"/>
-        </w:rPr>
-        <w:t>development</w:t>
-      </w:r>
-      <w:proofErr w:type="gramEnd"/>
-      <w:r>
-        <w:rPr>
-          <w:lang w:val="en-US"/>
-        </w:rPr>
-        <w:t xml:space="preserve"> lifecycle.</w:t>
+        <w:t>Failure can now lead to continuous improvement in the development lifecycle.</w:t>
       </w:r>
       <w:r>
         <w:rPr>
@@ -4369,14 +3768,7 @@
         <w:rPr>
           <w:lang w:val="en-US"/>
         </w:rPr>
-        <w:t xml:space="preserve">In this course I will explore the concept </w:t>
-      </w:r>
-      <w:proofErr w:type="gramStart"/>
-      <w:r>
-        <w:rPr>
-          <w:lang w:val="en-US"/>
-        </w:rPr>
-        <w:t>of</w:t>
+        <w:t>In this course I will explore the concept of</w:t>
       </w:r>
       <w:r>
         <w:rPr>
@@ -4384,7 +3776,6 @@
         </w:rPr>
         <w:t>;</w:t>
       </w:r>
-      <w:proofErr w:type="gramEnd"/>
     </w:p>
     <w:p>
       <w:pPr>
@@ -4437,21 +3828,7 @@
         <w:rPr>
           <w:lang w:val="en-US"/>
         </w:rPr>
-        <w:t xml:space="preserve">I will also discuss the prominent software development techniques for </w:t>
-      </w:r>
-      <w:proofErr w:type="gramStart"/>
-      <w:r>
-        <w:rPr>
-          <w:lang w:val="en-US"/>
-        </w:rPr>
-        <w:t>fail</w:t>
-      </w:r>
-      <w:proofErr w:type="gramEnd"/>
-      <w:r>
-        <w:rPr>
-          <w:lang w:val="en-US"/>
-        </w:rPr>
-        <w:t xml:space="preserve"> fast </w:t>
+        <w:t xml:space="preserve">I will also discuss the prominent software development techniques for fail fast </w:t>
       </w:r>
     </w:p>
     <w:p>
@@ -4487,21 +3864,7 @@
         <w:rPr>
           <w:lang w:val="en-US"/>
         </w:rPr>
-        <w:t xml:space="preserve">I will then demonstrate how to set a </w:t>
-      </w:r>
-      <w:proofErr w:type="gramStart"/>
-      <w:r>
-        <w:rPr>
-          <w:lang w:val="en-US"/>
-        </w:rPr>
-        <w:t>fail</w:t>
-      </w:r>
-      <w:proofErr w:type="gramEnd"/>
-      <w:r>
-        <w:rPr>
-          <w:lang w:val="en-US"/>
-        </w:rPr>
-        <w:t xml:space="preserve"> fast development and operations environment, </w:t>
+        <w:t xml:space="preserve">I will then demonstrate how to set a fail fast development and operations environment, </w:t>
       </w:r>
     </w:p>
     <w:p>
@@ -4576,41 +3939,20 @@
         <w:rPr>
           <w:lang w:val="en-US"/>
         </w:rPr>
-        <w:t xml:space="preserve">The primary objective of adopting a methodology is to provide </w:t>
-      </w:r>
-      <w:proofErr w:type="gramStart"/>
-      <w:r>
-        <w:rPr>
-          <w:lang w:val="en-US"/>
-        </w:rPr>
-        <w:t>an error</w:t>
-      </w:r>
-      <w:proofErr w:type="gramEnd"/>
-      <w:r>
-        <w:rPr>
-          <w:lang w:val="en-US"/>
-        </w:rPr>
-        <w:t>-free, optimized, and fast delivery of the product.</w:t>
-      </w:r>
-    </w:p>
-    <w:p>
-      <w:pPr>
-        <w:rPr>
-          <w:lang w:val="en-US"/>
-        </w:rPr>
-      </w:pPr>
-      <w:r>
-        <w:rPr>
-          <w:lang w:val="en-US"/>
-        </w:rPr>
-        <w:t xml:space="preserve">Project failure when adopting DevOps can come from several </w:t>
-      </w:r>
-      <w:proofErr w:type="gramStart"/>
-      <w:r>
-        <w:rPr>
-          <w:lang w:val="en-US"/>
-        </w:rPr>
-        <w:t>sources</w:t>
+        <w:t>The primary objective of adopting a methodology is to provide an error-free, optimized, and fast delivery of the product.</w:t>
+      </w:r>
+    </w:p>
+    <w:p>
+      <w:pPr>
+        <w:rPr>
+          <w:lang w:val="en-US"/>
+        </w:rPr>
+      </w:pPr>
+      <w:r>
+        <w:rPr>
+          <w:lang w:val="en-US"/>
+        </w:rPr>
+        <w:t>Project failure when adopting DevOps can come from several sources</w:t>
       </w:r>
       <w:r>
         <w:rPr>
@@ -4618,7 +3960,6 @@
         </w:rPr>
         <w:t>;</w:t>
       </w:r>
-      <w:proofErr w:type="gramEnd"/>
     </w:p>
     <w:p>
       <w:pPr>
@@ -4817,16 +4158,8 @@
         <w:rPr>
           <w:lang w:val="en-US"/>
         </w:rPr>
-        <w:t xml:space="preserve">Preventing the above failure can </w:t>
-      </w:r>
-      <w:proofErr w:type="gramStart"/>
-      <w:r>
-        <w:rPr>
-          <w:lang w:val="en-US"/>
-        </w:rPr>
-        <w:t>involve;</w:t>
-      </w:r>
-      <w:proofErr w:type="gramEnd"/>
+        <w:t>Preventing the above failure can involve;</w:t>
+      </w:r>
     </w:p>
     <w:p>
       <w:pPr>
@@ -5203,35 +4536,7 @@
         <w:rPr>
           <w:lang w:val="en-US"/>
         </w:rPr>
-        <w:t xml:space="preserve">When we take the time to understand our failures, we learn from them. This means we can </w:t>
-      </w:r>
-      <w:proofErr w:type="gramStart"/>
-      <w:r>
-        <w:rPr>
-          <w:lang w:val="en-US"/>
-        </w:rPr>
-        <w:t>improve for</w:t>
-      </w:r>
-      <w:proofErr w:type="gramEnd"/>
-      <w:r>
-        <w:rPr>
-          <w:lang w:val="en-US"/>
-        </w:rPr>
-        <w:t xml:space="preserve"> next time and try and avoid </w:t>
-      </w:r>
-      <w:proofErr w:type="gramStart"/>
-      <w:r>
-        <w:rPr>
-          <w:lang w:val="en-US"/>
-        </w:rPr>
-        <w:t>the failure</w:t>
-      </w:r>
-      <w:proofErr w:type="gramEnd"/>
-      <w:r>
-        <w:rPr>
-          <w:lang w:val="en-US"/>
-        </w:rPr>
-        <w:t>?</w:t>
+        <w:t>When we take the time to understand our failures, we learn from them. This means we can improve for next time and try and avoid the failure?</w:t>
       </w:r>
     </w:p>
     <w:p>
@@ -5301,21 +4606,7 @@
         <w:rPr>
           <w:lang w:val="en-US"/>
         </w:rPr>
-        <w:t xml:space="preserve">, which involves </w:t>
-      </w:r>
-      <w:proofErr w:type="gramStart"/>
-      <w:r>
-        <w:rPr>
-          <w:lang w:val="en-US"/>
-        </w:rPr>
-        <w:t>first failing</w:t>
-      </w:r>
-      <w:proofErr w:type="gramEnd"/>
-      <w:r>
-        <w:rPr>
-          <w:lang w:val="en-US"/>
-        </w:rPr>
-        <w:t>, then passing by writing the right code.</w:t>
+        <w:t>, which involves first failing, then passing by writing the right code.</w:t>
       </w:r>
     </w:p>
     <w:p>
@@ -5339,21 +4630,7 @@
         <w:rPr>
           <w:lang w:val="en-US"/>
         </w:rPr>
-        <w:t xml:space="preserve"> – The more we try, the more failures we will identify, and the more chances we get for learning and steering our project in the right direction. This helps </w:t>
-      </w:r>
-      <w:proofErr w:type="gramStart"/>
-      <w:r>
-        <w:rPr>
-          <w:lang w:val="en-US"/>
-        </w:rPr>
-        <w:t>eliminates</w:t>
-      </w:r>
-      <w:proofErr w:type="gramEnd"/>
-      <w:r>
-        <w:rPr>
-          <w:lang w:val="en-US"/>
-        </w:rPr>
-        <w:t xml:space="preserve"> the need to waste time working on incorrect factors.</w:t>
+        <w:t xml:space="preserve"> – The more we try, the more failures we will identify, and the more chances we get for learning and steering our project in the right direction. This helps eliminates the need to waste time working on incorrect factors.</w:t>
       </w:r>
     </w:p>
     <w:p>
@@ -5377,21 +4654,7 @@
         <w:rPr>
           <w:lang w:val="en-US"/>
         </w:rPr>
-        <w:t xml:space="preserve"> – With early and frequent failures, all that is left is to </w:t>
-      </w:r>
-      <w:proofErr w:type="spellStart"/>
-      <w:r>
-        <w:rPr>
-          <w:lang w:val="en-US"/>
-        </w:rPr>
-        <w:t>maximise</w:t>
-      </w:r>
-      <w:proofErr w:type="spellEnd"/>
-      <w:r>
-        <w:rPr>
-          <w:lang w:val="en-US"/>
-        </w:rPr>
-        <w:t xml:space="preserve"> the learning we achieve from failure. This could be done through </w:t>
+        <w:t xml:space="preserve"> – With early and frequent failures, all that is left is to maximise the learning we achieve from failure. This could be done through </w:t>
       </w:r>
       <w:r>
         <w:rPr>
@@ -5554,9 +4817,8 @@
           <w:u w:val="single"/>
           <w:lang w:val="en-US"/>
         </w:rPr>
-        <w:t xml:space="preserve">Ensures </w:t>
-      </w:r>
-      <w:proofErr w:type="spellStart"/>
+        <w:t>Ensures stabili</w:t>
+      </w:r>
       <w:r>
         <w:rPr>
           <w:b/>
@@ -5564,7 +4826,7 @@
           <w:u w:val="single"/>
           <w:lang w:val="en-US"/>
         </w:rPr>
-        <w:t>stabili</w:t>
+        <w:t>s</w:t>
       </w:r>
       <w:r>
         <w:rPr>
@@ -5573,8 +4835,32 @@
           <w:u w:val="single"/>
           <w:lang w:val="en-US"/>
         </w:rPr>
-        <w:t>s</w:t>
-      </w:r>
+        <w:t>ed software</w:t>
+      </w:r>
+      <w:r>
+        <w:rPr>
+          <w:lang w:val="en-US"/>
+        </w:rPr>
+        <w:t xml:space="preserve"> – </w:t>
+      </w:r>
+      <w:r>
+        <w:rPr>
+          <w:lang w:val="en-US"/>
+        </w:rPr>
+        <w:t>By learning from failure quickly, it helps ensure the releases users receive are stabalised.</w:t>
+      </w:r>
+    </w:p>
+    <w:p>
+      <w:pPr>
+        <w:pStyle w:val="ListParagraph"/>
+        <w:numPr>
+          <w:ilvl w:val="0"/>
+          <w:numId w:val="26"/>
+        </w:numPr>
+        <w:rPr>
+          <w:lang w:val="en-US"/>
+        </w:rPr>
+      </w:pPr>
       <w:r>
         <w:rPr>
           <w:b/>
@@ -5582,9 +4868,26 @@
           <w:u w:val="single"/>
           <w:lang w:val="en-US"/>
         </w:rPr>
-        <w:t>ed</w:t>
-      </w:r>
-      <w:proofErr w:type="spellEnd"/>
+        <w:t>Higher-quality &amp; production-ready software</w:t>
+      </w:r>
+      <w:r>
+        <w:rPr>
+          <w:lang w:val="en-US"/>
+        </w:rPr>
+        <w:t xml:space="preserve"> – With fewer bugs and defects, especially if we’re able to treat issues at the early stages, it leads to higher-quality, production-ready software.</w:t>
+      </w:r>
+    </w:p>
+    <w:p>
+      <w:pPr>
+        <w:pStyle w:val="ListParagraph"/>
+        <w:numPr>
+          <w:ilvl w:val="0"/>
+          <w:numId w:val="26"/>
+        </w:numPr>
+        <w:rPr>
+          <w:lang w:val="en-US"/>
+        </w:rPr>
+      </w:pPr>
       <w:r>
         <w:rPr>
           <w:b/>
@@ -5592,7 +4895,7 @@
           <w:u w:val="single"/>
           <w:lang w:val="en-US"/>
         </w:rPr>
-        <w:t xml:space="preserve"> software</w:t>
+        <w:t>Reduces costs of failures &amp; bugs</w:t>
       </w:r>
       <w:r>
         <w:rPr>
@@ -5604,21 +4907,7 @@
         <w:rPr>
           <w:lang w:val="en-US"/>
         </w:rPr>
-        <w:t xml:space="preserve">By learning from failure quickly, it helps ensure the releases users receive are </w:t>
-      </w:r>
-      <w:proofErr w:type="spellStart"/>
-      <w:r>
-        <w:rPr>
-          <w:lang w:val="en-US"/>
-        </w:rPr>
-        <w:t>stabalised</w:t>
-      </w:r>
-      <w:proofErr w:type="spellEnd"/>
-      <w:r>
-        <w:rPr>
-          <w:lang w:val="en-US"/>
-        </w:rPr>
-        <w:t>.</w:t>
+        <w:t>When you detect bugs earlier, the costs of managing failures is reduced significantly.</w:t>
       </w:r>
     </w:p>
     <w:p>
@@ -5639,13 +4928,13 @@
           <w:u w:val="single"/>
           <w:lang w:val="en-US"/>
         </w:rPr>
-        <w:t>Higher-quality &amp; production-ready software</w:t>
-      </w:r>
-      <w:r>
-        <w:rPr>
-          <w:lang w:val="en-US"/>
-        </w:rPr>
-        <w:t xml:space="preserve"> – With fewer bugs and defects, especially if we’re able to treat issues at the early stages, it leads to higher-quality, production-ready software.</w:t>
+        <w:t>Embed software quality into build infrastructure</w:t>
+      </w:r>
+      <w:r>
+        <w:rPr>
+          <w:lang w:val="en-US"/>
+        </w:rPr>
+        <w:t xml:space="preserve"> – To promote DevOps culture???</w:t>
       </w:r>
     </w:p>
     <w:p>
@@ -5666,72 +4955,68 @@
           <w:u w:val="single"/>
           <w:lang w:val="en-US"/>
         </w:rPr>
-        <w:t>Reduces costs of failures &amp; bugs</w:t>
-      </w:r>
-      <w:r>
-        <w:rPr>
-          <w:lang w:val="en-US"/>
-        </w:rPr>
-        <w:t xml:space="preserve"> – </w:t>
-      </w:r>
-      <w:r>
-        <w:rPr>
-          <w:lang w:val="en-US"/>
-        </w:rPr>
-        <w:t xml:space="preserve">When you detect bugs earlier, the costs of managing failures </w:t>
-      </w:r>
-      <w:proofErr w:type="gramStart"/>
-      <w:r>
-        <w:rPr>
-          <w:lang w:val="en-US"/>
-        </w:rPr>
-        <w:t>is</w:t>
-      </w:r>
-      <w:proofErr w:type="gramEnd"/>
-      <w:r>
-        <w:rPr>
-          <w:lang w:val="en-US"/>
-        </w:rPr>
-        <w:t xml:space="preserve"> reduced significantly.</w:t>
-      </w:r>
-    </w:p>
-    <w:p>
-      <w:pPr>
-        <w:pStyle w:val="ListParagraph"/>
-        <w:numPr>
-          <w:ilvl w:val="0"/>
-          <w:numId w:val="26"/>
-        </w:numPr>
-        <w:rPr>
-          <w:lang w:val="en-US"/>
-        </w:rPr>
-      </w:pPr>
-      <w:r>
+        <w:t>Reduce debugging efforts</w:t>
+      </w:r>
+      <w:r>
+        <w:rPr>
+          <w:lang w:val="en-US"/>
+        </w:rPr>
+        <w:t xml:space="preserve"> – Adopting fail fast principle as part of your build helps reduce debugging effort or contributes to introducing automation</w:t>
+      </w:r>
+    </w:p>
+    <w:p>
+      <w:pPr>
+        <w:rPr>
+          <w:lang w:val="en-US"/>
+        </w:rPr>
+      </w:pPr>
+    </w:p>
+    <w:p>
+      <w:pPr>
+        <w:rPr>
+          <w:lang w:val="en-US"/>
+        </w:rPr>
+      </w:pPr>
+      <w:r>
+        <w:rPr>
+          <w:lang w:val="en-US"/>
+        </w:rPr>
+        <w:t>Two examples of traditional development vs quick win, fast fail example???</w:t>
+      </w:r>
+    </w:p>
+    <w:p>
+      <w:pPr>
+        <w:pStyle w:val="ListParagraph"/>
+        <w:numPr>
+          <w:ilvl w:val="0"/>
+          <w:numId w:val="27"/>
+        </w:numPr>
+        <w:rPr>
+          <w:lang w:val="en-US"/>
+        </w:rPr>
+      </w:pPr>
+      <w:r>
+        <w:rPr>
+          <w:lang w:val="en-US"/>
+        </w:rPr>
+        <w:t>Traditional does test at end, leading to infrequent releases, whereas fast fail does abundant development and testing, leading to more testing and failure and learning</w:t>
+      </w:r>
+    </w:p>
+    <w:p>
+      <w:pPr>
+        <w:rPr>
+          <w:lang w:val="en-US"/>
+        </w:rPr>
+      </w:pPr>
+    </w:p>
+    <w:p>
+      <w:pPr>
         <w:rPr>
           <w:b/>
           <w:bCs/>
           <w:u w:val="single"/>
           <w:lang w:val="en-US"/>
         </w:rPr>
-        <w:t>Embed software quality into build infrastructure</w:t>
-      </w:r>
-      <w:r>
-        <w:rPr>
-          <w:lang w:val="en-US"/>
-        </w:rPr>
-        <w:t xml:space="preserve"> – To promote DevOps culture???</w:t>
-      </w:r>
-    </w:p>
-    <w:p>
-      <w:pPr>
-        <w:pStyle w:val="ListParagraph"/>
-        <w:numPr>
-          <w:ilvl w:val="0"/>
-          <w:numId w:val="26"/>
-        </w:numPr>
-        <w:rPr>
-          <w:lang w:val="en-US"/>
-        </w:rPr>
       </w:pPr>
       <w:r>
         <w:rPr>
@@ -5740,33 +5025,40 @@
           <w:u w:val="single"/>
           <w:lang w:val="en-US"/>
         </w:rPr>
-        <w:t>Reduce debugging efforts</w:t>
-      </w:r>
-      <w:r>
-        <w:rPr>
-          <w:lang w:val="en-US"/>
-        </w:rPr>
-        <w:t xml:space="preserve"> – Adopting fail fast principle as part of your build helps reduce debugging effort or contributes to introducing automation</w:t>
-      </w:r>
-    </w:p>
-    <w:p>
-      <w:pPr>
-        <w:rPr>
-          <w:lang w:val="en-US"/>
-        </w:rPr>
-      </w:pPr>
-    </w:p>
-    <w:p>
-      <w:pPr>
-        <w:rPr>
-          <w:lang w:val="en-US"/>
-        </w:rPr>
-      </w:pPr>
-      <w:r>
-        <w:rPr>
-          <w:lang w:val="en-US"/>
-        </w:rPr>
-        <w:t>Two examples of traditional development vs quick win, fast fail example???</w:t>
+        <w:t>Fail Fast and DevOps</w:t>
+      </w:r>
+    </w:p>
+    <w:p>
+      <w:pPr>
+        <w:rPr>
+          <w:lang w:val="en-US"/>
+        </w:rPr>
+      </w:pPr>
+      <w:r>
+        <w:rPr>
+          <w:lang w:val="en-US"/>
+        </w:rPr>
+        <w:t>This topic describes fail fast as a DevOps principle and illustrates the role of feedback cycle.</w:t>
+      </w:r>
+    </w:p>
+    <w:p>
+      <w:pPr>
+        <w:rPr>
+          <w:lang w:val="en-US"/>
+        </w:rPr>
+      </w:pPr>
+    </w:p>
+    <w:p>
+      <w:pPr>
+        <w:rPr>
+          <w:lang w:val="en-US"/>
+        </w:rPr>
+      </w:pPr>
+      <w:r>
+        <w:rPr>
+          <w:lang w:val="en-US"/>
+        </w:rPr>
+        <w:t>Fail fast is implemented in DevOps with;</w:t>
       </w:r>
     </w:p>
     <w:p>
@@ -5784,89 +5076,8 @@
         <w:rPr>
           <w:lang w:val="en-US"/>
         </w:rPr>
-        <w:t>Traditional does test at end, leading to infrequent releases, whereas fast fail does abundant development and testing, leading to more testing and failure and learning</w:t>
-      </w:r>
-    </w:p>
-    <w:p>
-      <w:pPr>
-        <w:rPr>
-          <w:lang w:val="en-US"/>
-        </w:rPr>
-      </w:pPr>
-    </w:p>
-    <w:p>
-      <w:pPr>
-        <w:rPr>
-          <w:b/>
-          <w:bCs/>
-          <w:u w:val="single"/>
-          <w:lang w:val="en-US"/>
-        </w:rPr>
-      </w:pPr>
-      <w:r>
-        <w:rPr>
-          <w:b/>
-          <w:bCs/>
-          <w:u w:val="single"/>
-          <w:lang w:val="en-US"/>
-        </w:rPr>
-        <w:t>Fail Fast and DevOps</w:t>
-      </w:r>
-    </w:p>
-    <w:p>
-      <w:pPr>
-        <w:rPr>
-          <w:lang w:val="en-US"/>
-        </w:rPr>
-      </w:pPr>
-      <w:r>
-        <w:rPr>
-          <w:lang w:val="en-US"/>
-        </w:rPr>
-        <w:t xml:space="preserve">This topic describes </w:t>
-      </w:r>
-      <w:proofErr w:type="gramStart"/>
-      <w:r>
-        <w:rPr>
-          <w:lang w:val="en-US"/>
-        </w:rPr>
-        <w:t>fail</w:t>
-      </w:r>
-      <w:proofErr w:type="gramEnd"/>
-      <w:r>
-        <w:rPr>
-          <w:lang w:val="en-US"/>
-        </w:rPr>
-        <w:t xml:space="preserve"> fast as a DevOps principle and illustrates the role of feedback cycle.</w:t>
-      </w:r>
-    </w:p>
-    <w:p>
-      <w:pPr>
-        <w:rPr>
-          <w:lang w:val="en-US"/>
-        </w:rPr>
-      </w:pPr>
-    </w:p>
-    <w:p>
-      <w:pPr>
-        <w:rPr>
-          <w:lang w:val="en-US"/>
-        </w:rPr>
-      </w:pPr>
-      <w:r>
-        <w:rPr>
-          <w:lang w:val="en-US"/>
-        </w:rPr>
-        <w:t xml:space="preserve">Fail fast is implemented in DevOps </w:t>
-      </w:r>
-      <w:proofErr w:type="gramStart"/>
-      <w:r>
-        <w:rPr>
-          <w:lang w:val="en-US"/>
-        </w:rPr>
-        <w:t>with;</w:t>
-      </w:r>
-      <w:proofErr w:type="gramEnd"/>
+        <w:t>Test-driven development (TDD) – explanation; fixtures???</w:t>
+      </w:r>
     </w:p>
     <w:p>
       <w:pPr>
@@ -5883,33 +5094,7 @@
         <w:rPr>
           <w:lang w:val="en-US"/>
         </w:rPr>
-        <w:t>Test-driven development (TDD) – explanation; fixtures???</w:t>
-      </w:r>
-    </w:p>
-    <w:p>
-      <w:pPr>
-        <w:pStyle w:val="ListParagraph"/>
-        <w:numPr>
-          <w:ilvl w:val="0"/>
-          <w:numId w:val="27"/>
-        </w:numPr>
-        <w:rPr>
-          <w:lang w:val="en-US"/>
-        </w:rPr>
-      </w:pPr>
-      <w:proofErr w:type="spellStart"/>
-      <w:r>
-        <w:rPr>
-          <w:lang w:val="en-US"/>
-        </w:rPr>
-        <w:t>Behaviour</w:t>
-      </w:r>
-      <w:proofErr w:type="spellEnd"/>
-      <w:r>
-        <w:rPr>
-          <w:lang w:val="en-US"/>
-        </w:rPr>
-        <w:t>-driven development – Describes…???</w:t>
+        <w:t>Behaviour-driven development – Describes…???</w:t>
       </w:r>
     </w:p>
     <w:p>
@@ -5943,19 +5128,11 @@
           <w:lang w:val="en-US"/>
         </w:rPr>
       </w:pPr>
-      <w:proofErr w:type="gramStart"/>
-      <w:r>
-        <w:rPr>
-          <w:lang w:val="en-US"/>
-        </w:rPr>
-        <w:t>Depicts progress</w:t>
-      </w:r>
-      <w:proofErr w:type="gramEnd"/>
-      <w:r>
-        <w:rPr>
-          <w:lang w:val="en-US"/>
-        </w:rPr>
-        <w:t xml:space="preserve"> of DevOps processes</w:t>
+      <w:r>
+        <w:rPr>
+          <w:lang w:val="en-US"/>
+        </w:rPr>
+        <w:t>Depicts progress of DevOps processes</w:t>
       </w:r>
     </w:p>
     <w:p>
@@ -5969,19 +5146,11 @@
           <w:lang w:val="en-US"/>
         </w:rPr>
       </w:pPr>
-      <w:proofErr w:type="spellStart"/>
-      <w:r>
-        <w:rPr>
-          <w:lang w:val="en-US"/>
-        </w:rPr>
-        <w:t>Evalutates</w:t>
-      </w:r>
-      <w:proofErr w:type="spellEnd"/>
-      <w:r>
-        <w:rPr>
-          <w:lang w:val="en-US"/>
-        </w:rPr>
-        <w:t xml:space="preserve"> the effects of each release on user experience</w:t>
+      <w:r>
+        <w:rPr>
+          <w:lang w:val="en-US"/>
+        </w:rPr>
+        <w:t>Evalutates the effects of each release on user experience</w:t>
       </w:r>
     </w:p>
     <w:p>
@@ -6017,16 +5186,8 @@
         <w:rPr>
           <w:lang w:val="en-US"/>
         </w:rPr>
-        <w:t xml:space="preserve">Feedback gathering </w:t>
-      </w:r>
-      <w:proofErr w:type="gramStart"/>
-      <w:r>
-        <w:rPr>
-          <w:lang w:val="en-US"/>
-        </w:rPr>
-        <w:t>mechanisms;</w:t>
-      </w:r>
-      <w:proofErr w:type="gramEnd"/>
+        <w:t>Feedback gathering mechanisms;</w:t>
+      </w:r>
     </w:p>
     <w:p>
       <w:pPr>
@@ -6609,56 +5770,32 @@
           <w:lang w:val="en-US"/>
         </w:rPr>
       </w:pPr>
-      <w:proofErr w:type="spellStart"/>
-      <w:r>
-        <w:rPr>
-          <w:lang w:val="en-US"/>
-        </w:rPr>
-        <w:t>Recognise</w:t>
-      </w:r>
-      <w:proofErr w:type="spellEnd"/>
-      <w:r>
-        <w:rPr>
-          <w:lang w:val="en-US"/>
-        </w:rPr>
-        <w:t xml:space="preserve"> the essential software development techniques we can use to build </w:t>
-      </w:r>
-      <w:proofErr w:type="spellStart"/>
-      <w:r>
-        <w:rPr>
-          <w:lang w:val="en-US"/>
-        </w:rPr>
-        <w:t>softwares</w:t>
-      </w:r>
-      <w:proofErr w:type="spellEnd"/>
-      <w:r>
-        <w:rPr>
-          <w:lang w:val="en-US"/>
-        </w:rPr>
-        <w:t xml:space="preserve"> to fail fast.</w:t>
-      </w:r>
-    </w:p>
-    <w:p>
-      <w:pPr>
-        <w:rPr>
-          <w:lang w:val="en-US"/>
-        </w:rPr>
-      </w:pPr>
-    </w:p>
-    <w:p>
-      <w:pPr>
-        <w:rPr>
-          <w:lang w:val="en-US"/>
-        </w:rPr>
-      </w:pPr>
-      <w:proofErr w:type="gramStart"/>
+      <w:r>
+        <w:rPr>
+          <w:lang w:val="en-US"/>
+        </w:rPr>
+        <w:t>Recognise the essential software development techniques we can use to build softwares to fail fast.</w:t>
+      </w:r>
+    </w:p>
+    <w:p>
+      <w:pPr>
+        <w:rPr>
+          <w:lang w:val="en-US"/>
+        </w:rPr>
+      </w:pPr>
+    </w:p>
+    <w:p>
+      <w:pPr>
+        <w:rPr>
+          <w:lang w:val="en-US"/>
+        </w:rPr>
+      </w:pPr>
       <w:r>
         <w:rPr>
           <w:lang w:val="en-US"/>
         </w:rPr>
         <w:t>Methodologies;</w:t>
       </w:r>
-      <w:proofErr w:type="gramEnd"/>
     </w:p>
     <w:p>
       <w:pPr>
@@ -6779,19 +5916,11 @@
           <w:lang w:val="en-US"/>
         </w:rPr>
       </w:pPr>
-      <w:proofErr w:type="spellStart"/>
-      <w:r>
-        <w:rPr>
-          <w:lang w:val="en-US"/>
-        </w:rPr>
-        <w:t>Dvides</w:t>
-      </w:r>
-      <w:proofErr w:type="spellEnd"/>
-      <w:r>
-        <w:rPr>
-          <w:lang w:val="en-US"/>
-        </w:rPr>
-        <w:t xml:space="preserve"> phases into sprints</w:t>
+      <w:r>
+        <w:rPr>
+          <w:lang w:val="en-US"/>
+        </w:rPr>
+        <w:t>Dvides phases into sprints</w:t>
       </w:r>
     </w:p>
     <w:p>
@@ -6829,21 +5958,7 @@
         <w:rPr>
           <w:lang w:val="en-US"/>
         </w:rPr>
-        <w:t xml:space="preserve">DevOps is not just a methodology, like Agile, but goes further, encompassing the entire teams and </w:t>
-      </w:r>
-      <w:proofErr w:type="gramStart"/>
-      <w:r>
-        <w:rPr>
-          <w:lang w:val="en-US"/>
-        </w:rPr>
-        <w:t>process;</w:t>
-      </w:r>
-      <w:proofErr w:type="gramEnd"/>
-      <w:r>
-        <w:rPr>
-          <w:lang w:val="en-US"/>
-        </w:rPr>
-        <w:t xml:space="preserve"> focusing on improving the culture. Still, adopting DevOps means to adopt Agile, but also establishing proper relations between dev and ops teams.</w:t>
+        <w:t>DevOps is not just a methodology, like Agile, but goes further, encompassing the entire teams and process; focusing on improving the culture. Still, adopting DevOps means to adopt Agile, but also establishing proper relations between dev and ops teams.</w:t>
       </w:r>
     </w:p>
     <w:p>
@@ -6888,16 +6003,8 @@
         <w:rPr>
           <w:lang w:val="en-US"/>
         </w:rPr>
-        <w:t xml:space="preserve">process that starts </w:t>
-      </w:r>
-      <w:proofErr w:type="gramStart"/>
-      <w:r>
-        <w:rPr>
-          <w:lang w:val="en-US"/>
-        </w:rPr>
-        <w:t>with;</w:t>
-      </w:r>
-      <w:proofErr w:type="gramEnd"/>
+        <w:t>process that starts with;</w:t>
+      </w:r>
     </w:p>
     <w:p>
       <w:pPr>
@@ -6938,21 +6045,7 @@
         <w:rPr>
           <w:lang w:val="en-US"/>
         </w:rPr>
-        <w:t xml:space="preserve">, now </w:t>
-      </w:r>
-      <w:proofErr w:type="gramStart"/>
-      <w:r>
-        <w:rPr>
-          <w:lang w:val="en-US"/>
-        </w:rPr>
-        <w:t>having</w:t>
-      </w:r>
-      <w:proofErr w:type="gramEnd"/>
-      <w:r>
-        <w:rPr>
-          <w:lang w:val="en-US"/>
-        </w:rPr>
-        <w:t xml:space="preserve"> proper understanding of the actors and processes which need to be handled to meet business need.</w:t>
+        <w:t>, now having proper understanding of the actors and processes which need to be handled to meet business need.</w:t>
       </w:r>
     </w:p>
     <w:p>
@@ -7002,14 +6095,12 @@
           <w:lang w:val="en-US"/>
         </w:rPr>
       </w:pPr>
-      <w:proofErr w:type="gramStart"/>
       <w:r>
         <w:rPr>
           <w:lang w:val="en-US"/>
         </w:rPr>
         <w:t>Evaluate</w:t>
       </w:r>
-      <w:proofErr w:type="gramEnd"/>
     </w:p>
     <w:p>
       <w:pPr>
@@ -7080,21 +6171,7 @@
         <w:rPr>
           <w:lang w:val="en-US"/>
         </w:rPr>
-        <w:t xml:space="preserve">With Fail Fast, testing and implementation go together, because you must first test for failure, then </w:t>
-      </w:r>
-      <w:proofErr w:type="gramStart"/>
-      <w:r>
-        <w:rPr>
-          <w:lang w:val="en-US"/>
-        </w:rPr>
-        <w:t>implementing</w:t>
-      </w:r>
-      <w:proofErr w:type="gramEnd"/>
-      <w:r>
-        <w:rPr>
-          <w:lang w:val="en-US"/>
-        </w:rPr>
-        <w:t xml:space="preserve"> the right processes and code that ensures the test passes implementation.</w:t>
+        <w:t>With Fail Fast, testing and implementation go together, because you must first test for failure, then implementing the right processes and code that ensures the test passes implementation.</w:t>
       </w:r>
     </w:p>
     <w:p>
@@ -7246,16 +6323,8 @@
         <w:rPr>
           <w:lang w:val="en-US"/>
         </w:rPr>
-        <w:t xml:space="preserve">Agile Manifesto has 4 core pillars/values for improving the software development </w:t>
-      </w:r>
-      <w:proofErr w:type="gramStart"/>
-      <w:r>
-        <w:rPr>
-          <w:lang w:val="en-US"/>
-        </w:rPr>
-        <w:t>process;</w:t>
-      </w:r>
-      <w:proofErr w:type="gramEnd"/>
+        <w:t>Agile Manifesto has 4 core pillars/values for improving the software development process;</w:t>
+      </w:r>
     </w:p>
     <w:p>
       <w:pPr>
@@ -7474,16 +6543,8 @@
         <w:rPr>
           <w:lang w:val="en-US"/>
         </w:rPr>
-        <w:t xml:space="preserve">The 12 Agile principles, that expand upon the values of Agile, </w:t>
-      </w:r>
-      <w:proofErr w:type="gramStart"/>
-      <w:r>
-        <w:rPr>
-          <w:lang w:val="en-US"/>
-        </w:rPr>
-        <w:t>are;</w:t>
-      </w:r>
-      <w:proofErr w:type="gramEnd"/>
+        <w:t>The 12 Agile principles, that expand upon the values of Agile, are;</w:t>
+      </w:r>
     </w:p>
     <w:p>
       <w:pPr>
@@ -7548,14 +6609,7 @@
         <w:rPr>
           <w:lang w:val="en-US"/>
         </w:rPr>
-        <w:t xml:space="preserve">Customer Satisfaction through Early and Continuous Delivery: This principle concentrates on the importance of customer satisfaction by providing </w:t>
-      </w:r>
-      <w:r>
-        <w:rPr>
-          <w:lang w:val="en-US"/>
-        </w:rPr>
-        <w:lastRenderedPageBreak/>
-        <w:t xml:space="preserve">information to customers early on time </w:t>
+        <w:t xml:space="preserve">Customer Satisfaction through Early and Continuous Delivery: This principle concentrates on the importance of customer satisfaction by providing information to customers early on time </w:t>
       </w:r>
       <w:r>
         <w:rPr>
@@ -7767,25 +6821,7 @@
           <w:bCs/>
           <w:lang w:val="en-US"/>
         </w:rPr>
-        <w:t xml:space="preserve">adaptation to </w:t>
-      </w:r>
-      <w:proofErr w:type="gramStart"/>
-      <w:r>
-        <w:rPr>
-          <w:b/>
-          <w:bCs/>
-          <w:lang w:val="en-US"/>
-        </w:rPr>
-        <w:t>changing</w:t>
-      </w:r>
-      <w:proofErr w:type="gramEnd"/>
-      <w:r>
-        <w:rPr>
-          <w:b/>
-          <w:bCs/>
-          <w:lang w:val="en-US"/>
-        </w:rPr>
-        <w:t xml:space="preserve"> requirements</w:t>
+        <w:t>adaptation to changing requirements</w:t>
       </w:r>
       <w:r>
         <w:rPr>
@@ -7804,19 +6840,11 @@
           <w:lang w:val="en-US"/>
         </w:rPr>
       </w:pPr>
-      <w:proofErr w:type="gramStart"/>
-      <w:r>
-        <w:rPr>
-          <w:lang w:val="en-US"/>
-        </w:rPr>
-        <w:t>Business people</w:t>
-      </w:r>
-      <w:proofErr w:type="gramEnd"/>
-      <w:r>
-        <w:rPr>
-          <w:lang w:val="en-US"/>
-        </w:rPr>
-        <w:t xml:space="preserve"> and developers must work together daily throughout the project</w:t>
+      <w:r>
+        <w:rPr>
+          <w:lang w:val="en-US"/>
+        </w:rPr>
+        <w:t>Business people and developers must work together daily throughout the project</w:t>
       </w:r>
     </w:p>
     <w:p>
@@ -8093,7 +7121,6 @@
           <w:bCs/>
           <w:lang w:val="en-US"/>
         </w:rPr>
-        <w:lastRenderedPageBreak/>
         <w:t>Emphasizes delivering functional and working software as the primary metric for project advancement</w:t>
       </w:r>
       <w:r>
@@ -8280,29 +7307,13 @@
           <w:bCs/>
           <w:lang w:val="en-US"/>
         </w:rPr>
-        <w:t xml:space="preserve">ensure long-term </w:t>
-      </w:r>
-      <w:proofErr w:type="gramStart"/>
-      <w:r>
-        <w:rPr>
-          <w:b/>
-          <w:bCs/>
-          <w:lang w:val="en-US"/>
-        </w:rPr>
-        <w:t>agility</w:t>
-      </w:r>
-      <w:r>
-        <w:rPr>
-          <w:lang w:val="en-US"/>
-        </w:rPr>
-        <w:t>;</w:t>
-      </w:r>
-      <w:proofErr w:type="gramEnd"/>
-      <w:r>
-        <w:rPr>
-          <w:lang w:val="en-US"/>
-        </w:rPr>
-        <w:t xml:space="preserve"> the </w:t>
+        <w:t>ensure long-term agility</w:t>
+      </w:r>
+      <w:r>
+        <w:rPr>
+          <w:lang w:val="en-US"/>
+        </w:rPr>
+        <w:t xml:space="preserve">; the </w:t>
       </w:r>
       <w:r>
         <w:rPr>
@@ -8477,21 +7488,7 @@
         <w:rPr>
           <w:lang w:val="en-US"/>
         </w:rPr>
-        <w:t xml:space="preserve">The best </w:t>
-      </w:r>
-      <w:proofErr w:type="gramStart"/>
-      <w:r>
-        <w:rPr>
-          <w:lang w:val="en-US"/>
-        </w:rPr>
-        <w:t>architectures</w:t>
-      </w:r>
-      <w:proofErr w:type="gramEnd"/>
-      <w:r>
-        <w:rPr>
-          <w:lang w:val="en-US"/>
-        </w:rPr>
-        <w:t>, requirements, and designs emerge from self-organizing teams</w:t>
+        <w:t>The best architectures, requirements, and designs emerge from self-organizing teams</w:t>
       </w:r>
     </w:p>
     <w:p>
@@ -8598,27 +7595,13 @@
         <w:rPr>
           <w:lang w:val="en-US"/>
         </w:rPr>
-        <w:t xml:space="preserve">By making teams reflect at regular intervals how to become more </w:t>
-      </w:r>
-      <w:proofErr w:type="gramStart"/>
-      <w:r>
-        <w:rPr>
-          <w:lang w:val="en-US"/>
-        </w:rPr>
-        <w:t>affect</w:t>
-      </w:r>
-      <w:r>
-        <w:rPr>
-          <w:lang w:val="en-US"/>
-        </w:rPr>
-        <w:t>ive</w:t>
-      </w:r>
-      <w:proofErr w:type="gramEnd"/>
-      <w:r>
-        <w:rPr>
-          <w:lang w:val="en-US"/>
-        </w:rPr>
-        <w:t>,</w:t>
+        <w:t>By making teams reflect at regular intervals how to become more affect</w:t>
+      </w:r>
+      <w:r>
+        <w:rPr>
+          <w:lang w:val="en-US"/>
+        </w:rPr>
+        <w:t>ive,</w:t>
       </w:r>
       <w:r>
         <w:rPr>
@@ -8716,16 +7699,8 @@
           <w:rPr>
             <w:rStyle w:val="Hyperlink"/>
           </w:rPr>
-          <w:t xml:space="preserve">Manifesto for Agile Software Development - </w:t>
+          <w:t>Manifesto for Agile Software Development - GeeksforGeeks</w:t>
         </w:r>
-        <w:proofErr w:type="spellStart"/>
-        <w:r>
-          <w:rPr>
-            <w:rStyle w:val="Hyperlink"/>
-          </w:rPr>
-          <w:t>GeeksforGeeks</w:t>
-        </w:r>
-        <w:proofErr w:type="spellEnd"/>
       </w:hyperlink>
     </w:p>
     <w:p>
@@ -8750,17 +7725,86 @@
     </w:p>
     <w:p>
       <w:pPr>
-        <w:rPr>
-          <w:lang w:val="en-US"/>
-        </w:rPr>
-      </w:pPr>
-    </w:p>
-    <w:p>
-      <w:pPr>
-        <w:rPr>
-          <w:lang w:val="en-US"/>
-        </w:rPr>
-      </w:pPr>
+        <w:pStyle w:val="Heading2"/>
+        <w:rPr>
+          <w:color w:val="EE0000"/>
+          <w:lang w:val="en-US"/>
+        </w:rPr>
+      </w:pPr>
+      <w:r>
+        <w:rPr>
+          <w:color w:val="EE0000"/>
+          <w:lang w:val="en-US"/>
+        </w:rPr>
+        <w:t>Agile service management</w:t>
+      </w:r>
+    </w:p>
+    <w:p>
+      <w:pPr>
+        <w:rPr>
+          <w:lang w:val="en-US"/>
+        </w:rPr>
+      </w:pPr>
+      <w:r>
+        <w:rPr>
+          <w:lang w:val="en-US"/>
+        </w:rPr>
+        <w:t xml:space="preserve">“Agile Service Management (ASM) is about using agile methods in </w:t>
+      </w:r>
+      <w:r>
+        <w:rPr>
+          <w:b/>
+          <w:bCs/>
+          <w:color w:val="EE0000"/>
+          <w:lang w:val="en-US"/>
+        </w:rPr>
+        <w:t>IT service management</w:t>
+      </w:r>
+      <w:r>
+        <w:rPr>
+          <w:lang w:val="en-US"/>
+        </w:rPr>
+        <w:t>. It makes sure that service management processes are flexible, easy to adapt, and have just the right amount of control. This helps organizations provide services quickly and efficiently, staying up-to-date with market changes and customer demands.”</w:t>
+      </w:r>
+    </w:p>
+    <w:p>
+      <w:pPr>
+        <w:rPr>
+          <w:lang w:val="en-US"/>
+        </w:rPr>
+      </w:pPr>
+      <w:r>
+        <w:rPr>
+          <w:lang w:val="en-US"/>
+        </w:rPr>
+        <w:t>ASM revolves around translating Agile to support ITSM.</w:t>
+      </w:r>
+    </w:p>
+    <w:p>
+      <w:pPr>
+        <w:rPr>
+          <w:lang w:val="en-US"/>
+        </w:rPr>
+      </w:pPr>
+      <w:r>
+        <w:rPr>
+          <w:lang w:val="en-US"/>
+        </w:rPr>
+        <w:t>Adjusts agile value 2, to focus on services; as ASM focusses on services and their development??</w:t>
+      </w:r>
+    </w:p>
+    <w:p>
+      <w:pPr>
+        <w:rPr>
+          <w:lang w:val="en-US"/>
+        </w:rPr>
+      </w:pPr>
+      <w:r>
+        <w:rPr>
+          <w:lang w:val="en-US"/>
+        </w:rPr>
+        <w:t>Examples of how ASM works in practice, to make IT work more agile, are;</w:t>
+      </w:r>
     </w:p>
     <w:p>
       <w:pPr>
@@ -8777,14 +7821,14 @@
         <w:rPr>
           <w:lang w:val="en-US"/>
         </w:rPr>
-        <w:t>Agile service management</w:t>
-      </w:r>
-    </w:p>
-    <w:p>
-      <w:pPr>
-        <w:pStyle w:val="ListParagraph"/>
-        <w:numPr>
-          <w:ilvl w:val="1"/>
+        <w:t>Involve your customers in designing your processes and services.</w:t>
+      </w:r>
+    </w:p>
+    <w:p>
+      <w:pPr>
+        <w:pStyle w:val="ListParagraph"/>
+        <w:numPr>
+          <w:ilvl w:val="0"/>
           <w:numId w:val="14"/>
         </w:numPr>
         <w:rPr>
@@ -8795,70 +7839,14 @@
         <w:rPr>
           <w:lang w:val="en-US"/>
         </w:rPr>
-        <w:t>“</w:t>
-      </w:r>
-      <w:r>
-        <w:rPr>
-          <w:lang w:val="en-US"/>
-        </w:rPr>
-        <w:t xml:space="preserve">Agile Service Management (ASM) is about using agile methods in </w:t>
-      </w:r>
-      <w:r>
-        <w:rPr>
-          <w:b/>
-          <w:bCs/>
-          <w:color w:val="EE0000"/>
-          <w:lang w:val="en-US"/>
-        </w:rPr>
-        <w:t>IT service management</w:t>
-      </w:r>
-      <w:r>
-        <w:rPr>
-          <w:lang w:val="en-US"/>
-        </w:rPr>
-        <w:t xml:space="preserve">. It makes sure that service management processes are flexible, easy to adapt, and have just the right amount of control. This helps organizations </w:t>
-      </w:r>
-      <w:r>
-        <w:rPr>
-          <w:lang w:val="en-US"/>
-        </w:rPr>
-        <w:lastRenderedPageBreak/>
-        <w:t xml:space="preserve">provide services quickly and efficiently, staying </w:t>
-      </w:r>
-      <w:proofErr w:type="gramStart"/>
-      <w:r>
-        <w:rPr>
-          <w:lang w:val="en-US"/>
-        </w:rPr>
-        <w:t>up-to-date</w:t>
-      </w:r>
-      <w:proofErr w:type="gramEnd"/>
-      <w:r>
-        <w:rPr>
-          <w:lang w:val="en-US"/>
-        </w:rPr>
-        <w:t xml:space="preserve"> with market changes and customer </w:t>
-      </w:r>
-      <w:proofErr w:type="gramStart"/>
-      <w:r>
-        <w:rPr>
-          <w:lang w:val="en-US"/>
-        </w:rPr>
-        <w:t>demands.</w:t>
-      </w:r>
-      <w:r>
-        <w:rPr>
-          <w:lang w:val="en-US"/>
-        </w:rPr>
-        <w:t>”</w:t>
-      </w:r>
-      <w:proofErr w:type="gramEnd"/>
-    </w:p>
-    <w:p>
-      <w:pPr>
-        <w:pStyle w:val="ListParagraph"/>
-        <w:numPr>
-          <w:ilvl w:val="1"/>
+        <w:t>When releasing a new product, release a basic solution to a small test audience and iterate based on their feedback.</w:t>
+      </w:r>
+    </w:p>
+    <w:p>
+      <w:pPr>
+        <w:pStyle w:val="ListParagraph"/>
+        <w:numPr>
+          <w:ilvl w:val="0"/>
           <w:numId w:val="14"/>
         </w:numPr>
         <w:rPr>
@@ -8869,14 +7857,14 @@
         <w:rPr>
           <w:lang w:val="en-US"/>
         </w:rPr>
-        <w:t>ASM revolves around translating Agile to support ITSM.</w:t>
-      </w:r>
-    </w:p>
-    <w:p>
-      <w:pPr>
-        <w:pStyle w:val="ListParagraph"/>
-        <w:numPr>
-          <w:ilvl w:val="1"/>
+        <w:t>Aim for simplicity in your processes, remove steps that have no value for your customer.</w:t>
+      </w:r>
+    </w:p>
+    <w:p>
+      <w:pPr>
+        <w:pStyle w:val="ListParagraph"/>
+        <w:numPr>
+          <w:ilvl w:val="0"/>
           <w:numId w:val="14"/>
         </w:numPr>
         <w:rPr>
@@ -8887,134 +7875,21 @@
         <w:rPr>
           <w:lang w:val="en-US"/>
         </w:rPr>
-        <w:t>Adjusts agile value 2, to focus on services; as ASM focusses on services and their development??</w:t>
-      </w:r>
-    </w:p>
-    <w:p>
-      <w:pPr>
-        <w:pStyle w:val="ListParagraph"/>
-        <w:numPr>
-          <w:ilvl w:val="1"/>
-          <w:numId w:val="14"/>
-        </w:numPr>
-        <w:rPr>
-          <w:lang w:val="en-US"/>
-        </w:rPr>
-      </w:pPr>
-      <w:r>
-        <w:rPr>
-          <w:lang w:val="en-US"/>
-        </w:rPr>
-        <w:t xml:space="preserve">Examples of how ASM works in practice, to make </w:t>
-      </w:r>
-      <w:proofErr w:type="gramStart"/>
-      <w:r>
-        <w:rPr>
-          <w:lang w:val="en-US"/>
-        </w:rPr>
-        <w:t>IT work</w:t>
-      </w:r>
-      <w:proofErr w:type="gramEnd"/>
-      <w:r>
-        <w:rPr>
-          <w:lang w:val="en-US"/>
-        </w:rPr>
-        <w:t xml:space="preserve"> more agile, </w:t>
-      </w:r>
-      <w:proofErr w:type="gramStart"/>
-      <w:r>
-        <w:rPr>
-          <w:lang w:val="en-US"/>
-        </w:rPr>
-        <w:t>are;</w:t>
-      </w:r>
-      <w:proofErr w:type="gramEnd"/>
-    </w:p>
-    <w:p>
-      <w:pPr>
-        <w:pStyle w:val="ListParagraph"/>
-        <w:numPr>
-          <w:ilvl w:val="2"/>
-          <w:numId w:val="14"/>
-        </w:numPr>
-        <w:rPr>
-          <w:lang w:val="en-US"/>
-        </w:rPr>
-      </w:pPr>
-      <w:r>
-        <w:rPr>
-          <w:lang w:val="en-US"/>
-        </w:rPr>
-        <w:t>Involve your customers in designing your processes and services.</w:t>
-      </w:r>
-    </w:p>
-    <w:p>
-      <w:pPr>
-        <w:pStyle w:val="ListParagraph"/>
-        <w:numPr>
-          <w:ilvl w:val="2"/>
-          <w:numId w:val="14"/>
-        </w:numPr>
-        <w:rPr>
-          <w:lang w:val="en-US"/>
-        </w:rPr>
-      </w:pPr>
-      <w:r>
-        <w:rPr>
-          <w:lang w:val="en-US"/>
-        </w:rPr>
-        <w:t>When releasing a new product, release a basic solution to a small test audience and iterate based on their feedback.</w:t>
-      </w:r>
-    </w:p>
-    <w:p>
-      <w:pPr>
-        <w:pStyle w:val="ListParagraph"/>
-        <w:numPr>
-          <w:ilvl w:val="2"/>
-          <w:numId w:val="14"/>
-        </w:numPr>
-        <w:rPr>
-          <w:lang w:val="en-US"/>
-        </w:rPr>
-      </w:pPr>
-      <w:r>
-        <w:rPr>
-          <w:lang w:val="en-US"/>
-        </w:rPr>
-        <w:t>Aim for simplicity in your processes, remove steps that have no value for your customer.</w:t>
-      </w:r>
-    </w:p>
-    <w:p>
-      <w:pPr>
-        <w:pStyle w:val="ListParagraph"/>
-        <w:numPr>
-          <w:ilvl w:val="2"/>
-          <w:numId w:val="14"/>
-        </w:numPr>
-        <w:rPr>
-          <w:lang w:val="en-US"/>
-        </w:rPr>
-      </w:pPr>
-      <w:r>
-        <w:rPr>
-          <w:lang w:val="en-US"/>
-        </w:rPr>
         <w:t>Allow your team to deviate from the default process when it results in a better solution</w:t>
       </w:r>
     </w:p>
     <w:p>
       <w:pPr>
-        <w:pStyle w:val="ListParagraph"/>
-        <w:numPr>
-          <w:ilvl w:val="1"/>
-          <w:numId w:val="14"/>
-        </w:numPr>
-        <w:rPr>
-          <w:lang w:val="en-US"/>
-        </w:rPr>
-      </w:pPr>
-      <w:r>
-        <w:rPr>
+        <w:rPr>
+          <w:b/>
+          <w:bCs/>
+          <w:lang w:val="en-US"/>
+        </w:rPr>
+      </w:pPr>
+      <w:r>
+        <w:rPr>
+          <w:b/>
+          <w:bCs/>
           <w:lang w:val="en-US"/>
         </w:rPr>
         <w:t>Sources:</w:t>
@@ -9024,7 +7899,7 @@
       <w:pPr>
         <w:pStyle w:val="ListParagraph"/>
         <w:numPr>
-          <w:ilvl w:val="2"/>
+          <w:ilvl w:val="0"/>
           <w:numId w:val="14"/>
         </w:numPr>
         <w:rPr>
@@ -9044,7 +7919,7 @@
       <w:pPr>
         <w:pStyle w:val="ListParagraph"/>
         <w:numPr>
-          <w:ilvl w:val="2"/>
+          <w:ilvl w:val="0"/>
           <w:numId w:val="14"/>
         </w:numPr>
         <w:rPr>
@@ -9165,23 +8040,13 @@
         </w:rPr>
         <w:t xml:space="preserve"> that </w:t>
       </w:r>
-      <w:proofErr w:type="gramStart"/>
-      <w:r>
-        <w:rPr>
-          <w:b/>
-          <w:bCs/>
-          <w:lang w:val="en-US"/>
-        </w:rPr>
-        <w:t>enables</w:t>
-      </w:r>
-      <w:proofErr w:type="gramEnd"/>
-      <w:r>
-        <w:rPr>
-          <w:b/>
-          <w:bCs/>
-          <w:lang w:val="en-US"/>
-        </w:rPr>
-        <w:t xml:space="preserve"> software applications to communicate with each other</w:t>
+      <w:r>
+        <w:rPr>
+          <w:b/>
+          <w:bCs/>
+          <w:lang w:val="en-US"/>
+        </w:rPr>
+        <w:t>enables software applications to communicate with each other</w:t>
       </w:r>
       <w:r>
         <w:rPr>
@@ -9336,22 +8201,7 @@
         <w:rPr>
           <w:lang w:val="en-US"/>
         </w:rPr>
-        <w:lastRenderedPageBreak/>
-        <w:t xml:space="preserve">Culture refers to…. For example, culture is considered good if, after challenges and emergencies, people work as a team, looking to </w:t>
-      </w:r>
-      <w:proofErr w:type="gramStart"/>
-      <w:r>
-        <w:rPr>
-          <w:lang w:val="en-US"/>
-        </w:rPr>
-        <w:t>improve for</w:t>
-      </w:r>
-      <w:proofErr w:type="gramEnd"/>
-      <w:r>
-        <w:rPr>
-          <w:lang w:val="en-US"/>
-        </w:rPr>
-        <w:t xml:space="preserve"> next time, instead of pointing fingers on who’s to blame.</w:t>
+        <w:t>Culture refers to…. For example, culture is considered good if, after challenges and emergencies, people work as a team, looking to improve for next time, instead of pointing fingers on who’s to blame.</w:t>
       </w:r>
     </w:p>
     <w:p>
@@ -9553,82 +8403,136 @@
     </w:p>
     <w:p>
       <w:pPr>
-        <w:rPr>
-          <w:lang w:val="en-US"/>
-        </w:rPr>
-      </w:pPr>
-    </w:p>
-    <w:p>
-      <w:pPr>
-        <w:pStyle w:val="ListParagraph"/>
-        <w:numPr>
-          <w:ilvl w:val="0"/>
-          <w:numId w:val="14"/>
-        </w:numPr>
-        <w:rPr>
-          <w:lang w:val="en-US"/>
-        </w:rPr>
-      </w:pPr>
-      <w:r>
-        <w:rPr>
-          <w:lang w:val="en-US"/>
-        </w:rPr>
-        <w:t>Change failure rate</w:t>
-      </w:r>
-    </w:p>
-    <w:p>
-      <w:pPr>
-        <w:pStyle w:val="ListParagraph"/>
-        <w:numPr>
-          <w:ilvl w:val="1"/>
-          <w:numId w:val="14"/>
-        </w:numPr>
-        <w:rPr>
-          <w:lang w:val="en-US"/>
-        </w:rPr>
-      </w:pPr>
-      <w:r>
-        <w:rPr>
-          <w:lang w:val="en-US"/>
-        </w:rPr>
-        <w:t>“</w:t>
-      </w:r>
-      <w:r>
-        <w:t>The change failure rate is the percentage of code changes that require hot fixes or other remediation after production. This does not measure failures caught by testing and fixed before code is deployed.</w:t>
-      </w:r>
-      <w:r>
-        <w:t>”</w:t>
-      </w:r>
-    </w:p>
-    <w:p>
-      <w:pPr>
-        <w:pStyle w:val="ListParagraph"/>
-        <w:numPr>
-          <w:ilvl w:val="1"/>
-          <w:numId w:val="14"/>
-        </w:numPr>
-        <w:rPr>
-          <w:lang w:val="en-US"/>
-        </w:rPr>
-      </w:pPr>
-      <w:r>
-        <w:rPr>
-          <w:lang w:val="en-US"/>
-        </w:rPr>
-        <w:t>It is one of four critical DevOps metrics to track and can be used to</w:t>
-      </w:r>
-      <w:r>
-        <w:rPr>
-          <w:lang w:val="en-US"/>
-        </w:rPr>
-        <w:t>…</w:t>
-      </w:r>
-    </w:p>
-    <w:p>
-      <w:pPr>
-        <w:pStyle w:val="ListParagraph"/>
-        <w:numPr>
-          <w:ilvl w:val="1"/>
+        <w:pStyle w:val="Heading2"/>
+      </w:pPr>
+      <w:r>
+        <w:t xml:space="preserve">Change </w:t>
+      </w:r>
+      <w:r>
+        <w:t>F</w:t>
+      </w:r>
+      <w:r>
+        <w:t xml:space="preserve">ailure </w:t>
+      </w:r>
+      <w:r>
+        <w:t>R</w:t>
+      </w:r>
+      <w:r>
+        <w:t>ate</w:t>
+      </w:r>
+    </w:p>
+    <w:p>
+      <w:pPr>
+        <w:rPr>
+          <w:lang w:val="en-US"/>
+        </w:rPr>
+      </w:pPr>
+      <w:r>
+        <w:rPr>
+          <w:lang w:val="en-US"/>
+        </w:rPr>
+        <w:t xml:space="preserve">The Change Failure Rate refers to </w:t>
+      </w:r>
+      <w:r>
+        <w:rPr>
+          <w:b/>
+          <w:bCs/>
+          <w:lang w:val="en-US"/>
+        </w:rPr>
+        <w:t>the percentage of deployments causing a failure in production</w:t>
+      </w:r>
+      <w:r>
+        <w:rPr>
+          <w:lang w:val="en-US"/>
+        </w:rPr>
+        <w:t>, requiring hot-fixes or other remedies after production.</w:t>
+      </w:r>
+    </w:p>
+    <w:p>
+      <w:r>
+        <w:t>It</w:t>
+      </w:r>
+      <w:r>
+        <w:t xml:space="preserve"> does not</w:t>
+      </w:r>
+      <w:r>
+        <w:t xml:space="preserve"> however</w:t>
+      </w:r>
+      <w:r>
+        <w:t xml:space="preserve"> measure failures caught by testing and fixed before code is deployed</w:t>
+      </w:r>
+      <w:r>
+        <w:t xml:space="preserve">, as these never failed in production and this don’t contribute to the </w:t>
+      </w:r>
+      <w:r>
+        <w:t>ratio</w:t>
+      </w:r>
+      <w:r>
+        <w:t>.</w:t>
+      </w:r>
+    </w:p>
+    <w:p>
+      <w:pPr>
+        <w:rPr>
+          <w:lang w:val="en-US"/>
+        </w:rPr>
+      </w:pPr>
+      <w:r>
+        <w:rPr>
+          <w:lang w:val="en-US"/>
+        </w:rPr>
+        <w:t>It is one of the four critical DevOps metrics to track, important for identifying and fixing bugs, as well as indicating our code releases meet security requirements.</w:t>
+      </w:r>
+    </w:p>
+    <w:p>
+      <w:pPr>
+        <w:rPr>
+          <w:lang w:val="en-US"/>
+        </w:rPr>
+      </w:pPr>
+      <w:r>
+        <w:t xml:space="preserve">The same practices that enable shorter lead times; </w:t>
+      </w:r>
+      <w:r>
+        <w:t xml:space="preserve">test automation, </w:t>
+      </w:r>
+      <w:r>
+        <w:rPr>
+          <w:b/>
+          <w:bCs/>
+          <w:color w:val="EE0000"/>
+        </w:rPr>
+        <w:t>trunk-based development</w:t>
+      </w:r>
+      <w:r>
+        <w:t>, and working in small batches</w:t>
+      </w:r>
+      <w:r>
+        <w:t>, correlate with a reduction in change failure rates; they make defects much easier to identify and remediate.</w:t>
+      </w:r>
+    </w:p>
+    <w:p>
+      <w:pPr>
+        <w:rPr>
+          <w:b/>
+          <w:bCs/>
+          <w:lang w:val="en-US"/>
+        </w:rPr>
+      </w:pPr>
+      <w:r>
+        <w:rPr>
+          <w:b/>
+          <w:bCs/>
+          <w:lang w:val="en-US"/>
+        </w:rPr>
+        <w:t>Sources:</w:t>
+      </w:r>
+    </w:p>
+    <w:p>
+      <w:pPr>
+        <w:pStyle w:val="ListParagraph"/>
+        <w:numPr>
+          <w:ilvl w:val="0"/>
           <w:numId w:val="14"/>
         </w:numPr>
         <w:rPr>
@@ -9640,65 +8544,7 @@
           <w:rPr>
             <w:rStyle w:val="Hyperlink"/>
           </w:rPr>
-          <w:t>Use Four Keys metrics like change failure rate to measure your DevOps performance | Google Cloud Blog</w:t>
-        </w:r>
-      </w:hyperlink>
-    </w:p>
-    <w:p>
-      <w:pPr>
-        <w:pStyle w:val="ListParagraph"/>
-        <w:numPr>
-          <w:ilvl w:val="1"/>
-          <w:numId w:val="14"/>
-        </w:numPr>
-        <w:rPr>
-          <w:lang w:val="en-US"/>
-        </w:rPr>
-      </w:pPr>
-      <w:hyperlink r:id="rId17" w:history="1">
-        <w:r>
-          <w:rPr>
-            <w:rStyle w:val="Hyperlink"/>
-          </w:rPr>
-          <w:t>4 Key DevOps Metrics to Know | Atlassian</w:t>
-        </w:r>
-      </w:hyperlink>
-    </w:p>
-    <w:p>
-      <w:pPr>
-        <w:pStyle w:val="ListParagraph"/>
-        <w:numPr>
-          <w:ilvl w:val="0"/>
-          <w:numId w:val="14"/>
-        </w:numPr>
-        <w:rPr>
-          <w:lang w:val="en-US"/>
-        </w:rPr>
-      </w:pPr>
-      <w:r>
-        <w:rPr>
-          <w:lang w:val="en-US"/>
-        </w:rPr>
-        <w:t>Change fatigue</w:t>
-      </w:r>
-    </w:p>
-    <w:p>
-      <w:pPr>
-        <w:pStyle w:val="ListParagraph"/>
-        <w:numPr>
-          <w:ilvl w:val="1"/>
-          <w:numId w:val="14"/>
-        </w:numPr>
-        <w:rPr>
-          <w:lang w:val="en-US"/>
-        </w:rPr>
-      </w:pPr>
-      <w:hyperlink r:id="rId18" w:history="1">
-        <w:r>
-          <w:rPr>
-            <w:rStyle w:val="Hyperlink"/>
-          </w:rPr>
-          <w:t>What cau</w:t>
+          <w:t>Use Four Key</w:t>
         </w:r>
         <w:r>
           <w:rPr>
@@ -9710,7 +8556,298 @@
           <w:rPr>
             <w:rStyle w:val="Hyperlink"/>
           </w:rPr>
-          <w:t>es change fatigue and how to overcome it</w:t>
+          <w:t xml:space="preserve"> metrics like change failure rate to measure your DevOps performance | Google Cloud Blog</w:t>
+        </w:r>
+      </w:hyperlink>
+    </w:p>
+    <w:p>
+      <w:pPr>
+        <w:pStyle w:val="ListParagraph"/>
+        <w:numPr>
+          <w:ilvl w:val="0"/>
+          <w:numId w:val="14"/>
+        </w:numPr>
+        <w:rPr>
+          <w:lang w:val="en-US"/>
+        </w:rPr>
+      </w:pPr>
+      <w:hyperlink r:id="rId17" w:history="1">
+        <w:r>
+          <w:rPr>
+            <w:rStyle w:val="Hyperlink"/>
+          </w:rPr>
+          <w:t>4 Key DevOps Met</w:t>
+        </w:r>
+        <w:r>
+          <w:rPr>
+            <w:rStyle w:val="Hyperlink"/>
+          </w:rPr>
+          <w:t>r</w:t>
+        </w:r>
+        <w:r>
+          <w:rPr>
+            <w:rStyle w:val="Hyperlink"/>
+          </w:rPr>
+          <w:t>ics to Know | Atlassian</w:t>
+        </w:r>
+      </w:hyperlink>
+    </w:p>
+    <w:p>
+      <w:pPr>
+        <w:pStyle w:val="Heading2"/>
+        <w:rPr>
+          <w:lang w:val="en-US"/>
+        </w:rPr>
+      </w:pPr>
+      <w:r>
+        <w:rPr>
+          <w:lang w:val="en-US"/>
+        </w:rPr>
+        <w:t>Change fatigue</w:t>
+      </w:r>
+    </w:p>
+    <w:p>
+      <w:pPr>
+        <w:rPr>
+          <w:lang w:val="en-US"/>
+        </w:rPr>
+      </w:pPr>
+      <w:r>
+        <w:rPr>
+          <w:b/>
+          <w:bCs/>
+          <w:lang w:val="en-US"/>
+        </w:rPr>
+        <w:t>Change Fatigue is resistance or passive resignation to organizational changes, on the part of an employee</w:t>
+      </w:r>
+      <w:r>
+        <w:rPr>
+          <w:lang w:val="en-US"/>
+        </w:rPr>
+        <w:t xml:space="preserve">; </w:t>
+      </w:r>
+      <w:r>
+        <w:rPr>
+          <w:lang w:val="en-US"/>
+        </w:rPr>
+        <w:t>how willing they are to embrace changes, small or large, in the workplace.</w:t>
+      </w:r>
+    </w:p>
+    <w:p>
+      <w:pPr>
+        <w:rPr>
+          <w:lang w:val="en-US"/>
+        </w:rPr>
+      </w:pPr>
+      <w:r>
+        <w:rPr>
+          <w:b/>
+          <w:bCs/>
+          <w:lang w:val="en-US"/>
+        </w:rPr>
+        <w:lastRenderedPageBreak/>
+        <w:t>People crave stability</w:t>
+      </w:r>
+      <w:r>
+        <w:rPr>
+          <w:lang w:val="en-US"/>
+        </w:rPr>
+        <w:t xml:space="preserve">, and with world events having caused continued massive shifts in peoples lives, employees ability to cope with change has never been worse, </w:t>
+      </w:r>
+      <w:r>
+        <w:rPr>
+          <w:lang w:val="en-US"/>
+        </w:rPr>
+        <w:t xml:space="preserve">with their </w:t>
+      </w:r>
+      <w:r>
+        <w:rPr>
+          <w:b/>
+          <w:bCs/>
+          <w:lang w:val="en-US"/>
+        </w:rPr>
+        <w:t xml:space="preserve">capacity for change reduced </w:t>
+      </w:r>
+      <w:r>
+        <w:rPr>
+          <w:b/>
+          <w:bCs/>
+          <w:lang w:val="en-US"/>
+        </w:rPr>
+        <w:t xml:space="preserve">by 50% </w:t>
+      </w:r>
+      <w:r>
+        <w:rPr>
+          <w:b/>
+          <w:bCs/>
+          <w:lang w:val="en-US"/>
+        </w:rPr>
+        <w:t>compared to</w:t>
+      </w:r>
+      <w:r>
+        <w:rPr>
+          <w:b/>
+          <w:bCs/>
+          <w:lang w:val="en-US"/>
+        </w:rPr>
+        <w:t xml:space="preserve"> pre-COVID</w:t>
+      </w:r>
+      <w:r>
+        <w:rPr>
+          <w:b/>
+          <w:bCs/>
+          <w:lang w:val="en-US"/>
+        </w:rPr>
+        <w:t xml:space="preserve"> levels</w:t>
+      </w:r>
+      <w:r>
+        <w:rPr>
+          <w:lang w:val="en-US"/>
+        </w:rPr>
+        <w:t>.</w:t>
+      </w:r>
+    </w:p>
+    <w:p>
+      <w:pPr>
+        <w:rPr>
+          <w:lang w:val="en-US"/>
+        </w:rPr>
+      </w:pPr>
+      <w:r>
+        <w:rPr>
+          <w:lang w:val="en-US"/>
+        </w:rPr>
+        <w:t>If employees</w:t>
+      </w:r>
+      <w:r>
+        <w:rPr>
+          <w:lang w:val="en-US"/>
+        </w:rPr>
+        <w:t xml:space="preserve"> dislike or don’t care about changes in their workplace,</w:t>
+      </w:r>
+      <w:r>
+        <w:rPr>
+          <w:lang w:val="en-US"/>
+        </w:rPr>
+        <w:t xml:space="preserve"> it may be the result of change fatigue, </w:t>
+      </w:r>
+      <w:r>
+        <w:rPr>
+          <w:b/>
+          <w:bCs/>
+          <w:lang w:val="en-US"/>
+        </w:rPr>
+        <w:t>implying a lack of trust in leadership, a lack of team cohesion, or both</w:t>
+      </w:r>
+      <w:r>
+        <w:rPr>
+          <w:lang w:val="en-US"/>
+        </w:rPr>
+        <w:t>.</w:t>
+      </w:r>
+    </w:p>
+    <w:p>
+      <w:pPr>
+        <w:rPr>
+          <w:lang w:val="en-US"/>
+        </w:rPr>
+      </w:pPr>
+      <w:r>
+        <w:rPr>
+          <w:b/>
+          <w:bCs/>
+          <w:lang w:val="en-US"/>
+        </w:rPr>
+        <w:t xml:space="preserve">With greater trust in the organization or leadership and </w:t>
+      </w:r>
+      <w:r>
+        <w:rPr>
+          <w:b/>
+          <w:bCs/>
+          <w:lang w:val="en-US"/>
+        </w:rPr>
+        <w:t xml:space="preserve">for </w:t>
+      </w:r>
+      <w:r>
+        <w:rPr>
+          <w:b/>
+          <w:bCs/>
+          <w:lang w:val="en-US"/>
+        </w:rPr>
+        <w:t>their team, change fatigue can be reduced</w:t>
+      </w:r>
+      <w:r>
+        <w:rPr>
+          <w:lang w:val="en-US"/>
+        </w:rPr>
+        <w:t>, as this trust helps keep them from a negative spiral</w:t>
+      </w:r>
+      <w:r>
+        <w:rPr>
+          <w:lang w:val="en-US"/>
+        </w:rPr>
+        <w:t>; they trust that their leadership has their best interests in mind, have thought things through, and keep their promises, and feel a sense of belong and commitment from their team.</w:t>
+      </w:r>
+    </w:p>
+    <w:p>
+      <w:pPr>
+        <w:rPr>
+          <w:lang w:val="en-US"/>
+        </w:rPr>
+      </w:pPr>
+      <w:r>
+        <w:rPr>
+          <w:lang w:val="en-US"/>
+        </w:rPr>
+        <w:t>Thus, transparency and communication on leaderships part, as well as building a strong sense of team cohesion from the start, will go miles in improving employees’ ability to handle change.</w:t>
+      </w:r>
+    </w:p>
+    <w:p>
+      <w:pPr>
+        <w:rPr>
+          <w:b/>
+          <w:bCs/>
+          <w:lang w:val="en-US"/>
+        </w:rPr>
+      </w:pPr>
+      <w:r>
+        <w:rPr>
+          <w:b/>
+          <w:bCs/>
+          <w:lang w:val="en-US"/>
+        </w:rPr>
+        <w:t>Sources:</w:t>
+      </w:r>
+    </w:p>
+    <w:p>
+      <w:pPr>
+        <w:pStyle w:val="ListParagraph"/>
+        <w:numPr>
+          <w:ilvl w:val="0"/>
+          <w:numId w:val="14"/>
+        </w:numPr>
+        <w:rPr>
+          <w:lang w:val="en-US"/>
+        </w:rPr>
+      </w:pPr>
+      <w:hyperlink r:id="rId18" w:history="1">
+        <w:r>
+          <w:rPr>
+            <w:rStyle w:val="Hyperlink"/>
+          </w:rPr>
+          <w:t>What ca</w:t>
+        </w:r>
+        <w:r>
+          <w:rPr>
+            <w:rStyle w:val="Hyperlink"/>
+          </w:rPr>
+          <w:t>u</w:t>
+        </w:r>
+        <w:r>
+          <w:rPr>
+            <w:rStyle w:val="Hyperlink"/>
+          </w:rPr>
+          <w:t>ses change fatigue and how to overcome it</w:t>
         </w:r>
       </w:hyperlink>
       <w:bookmarkStart w:id="0" w:name="_Change_lead_time/Lead"/>
@@ -9718,23 +8855,26 @@
     </w:p>
     <w:p>
       <w:pPr>
-        <w:pStyle w:val="ListParagraph"/>
-        <w:numPr>
-          <w:ilvl w:val="0"/>
-          <w:numId w:val="14"/>
-        </w:numPr>
-        <w:rPr>
-          <w:lang w:val="en-US"/>
-        </w:rPr>
-      </w:pPr>
-      <w:proofErr w:type="spellStart"/>
-      <w:r>
-        <w:rPr>
+        <w:rPr>
+          <w:lang w:val="en-US"/>
+        </w:rPr>
+      </w:pPr>
+    </w:p>
+    <w:p>
+      <w:pPr>
+        <w:pStyle w:val="Heading2"/>
+        <w:rPr>
+          <w:color w:val="EE0000"/>
+          <w:lang w:val="en-US"/>
+        </w:rPr>
+      </w:pPr>
+      <w:r>
+        <w:rPr>
+          <w:color w:val="EE0000"/>
           <w:lang w:val="en-US"/>
         </w:rPr>
         <w:t>ChatOps</w:t>
       </w:r>
-      <w:proofErr w:type="spellEnd"/>
     </w:p>
     <w:p>
       <w:pPr>
@@ -9747,48 +8887,65 @@
           <w:lang w:val="en-US"/>
         </w:rPr>
       </w:pPr>
+      <w:r>
+        <w:rPr>
+          <w:lang w:val="en-US"/>
+        </w:rPr>
+        <w:t>“</w:t>
+      </w:r>
+      <w:r>
+        <w:rPr>
+          <w:lang w:val="en-US"/>
+        </w:rPr>
+        <w:t>ChatOps is a collaboration model that connects people, tools, process, and automation into a transparent workflow. This flow connects the work needed, the work happening, and the work done in a persistent location staffed by the people, bots, and related tools. The transparency tightens the feedback loop, improves information sharing, and enhances team collaboration. Not to mention team culture and cross-training.</w:t>
+      </w:r>
+      <w:r>
+        <w:rPr>
+          <w:lang w:val="en-US"/>
+        </w:rPr>
+        <w:t>”</w:t>
+      </w:r>
+    </w:p>
+    <w:p>
+      <w:pPr>
+        <w:pStyle w:val="ListParagraph"/>
+        <w:numPr>
+          <w:ilvl w:val="1"/>
+          <w:numId w:val="14"/>
+        </w:numPr>
+        <w:rPr>
+          <w:lang w:val="en-US"/>
+        </w:rPr>
+      </w:pPr>
+      <w:r>
+        <w:rPr>
+          <w:lang w:val="en-US"/>
+        </w:rPr>
+        <w:t>“</w:t>
+      </w:r>
+      <w:r>
+        <w:t>ChatOps is also known as "Conversation-driven collaboration" or "Conversation-driven DevOps". ChatOps is mainly designed for simple and fast messaging between the development team members. ChatOps is derived from </w:t>
+      </w:r>
       <w:hyperlink r:id="rId19" w:history="1">
-        <w:proofErr w:type="spellStart"/>
         <w:r>
           <w:rPr>
             <w:rStyle w:val="Hyperlink"/>
           </w:rPr>
-          <w:t>ChatOps</w:t>
-        </w:r>
-        <w:proofErr w:type="spellEnd"/>
-        <w:r>
-          <w:rPr>
-            <w:rStyle w:val="Hyperlink"/>
-          </w:rPr>
-          <w:t xml:space="preserve"> for incident management | Atlassian</w:t>
+          <w:t>DevOps</w:t>
         </w:r>
       </w:hyperlink>
-    </w:p>
-    <w:p>
-      <w:pPr>
-        <w:pStyle w:val="ListParagraph"/>
-        <w:numPr>
-          <w:ilvl w:val="0"/>
-          <w:numId w:val="14"/>
-        </w:numPr>
-        <w:rPr>
-          <w:lang w:val="en-US"/>
-        </w:rPr>
-      </w:pPr>
-      <w:r>
-        <w:rPr>
-          <w:lang w:val="en-US"/>
-        </w:rPr>
-        <w:t xml:space="preserve">Code </w:t>
-      </w:r>
-      <w:proofErr w:type="gramStart"/>
-      <w:r>
-        <w:rPr>
-          <w:lang w:val="en-US"/>
-        </w:rPr>
-        <w:t>commit</w:t>
-      </w:r>
-      <w:proofErr w:type="gramEnd"/>
+      <w:r>
+        <w:t xml:space="preserve"> and it uses chatbots that generally work with basic plugins and scripts. As we know it is </w:t>
+      </w:r>
+      <w:r>
+        <w:t>“</w:t>
+      </w:r>
+      <w:r>
+        <w:t>a collaboration model that connects tools, people, processes, and automation into a transparent workflow.</w:t>
+      </w:r>
+      <w:r>
+        <w:t>””</w:t>
+      </w:r>
     </w:p>
     <w:p>
       <w:pPr>
@@ -9802,10 +8959,13 @@
         </w:rPr>
       </w:pPr>
       <w:r>
-        <w:rPr>
-          <w:lang w:val="en-US"/>
-        </w:rPr>
-        <w:t>Code commit, in the context of version control systems such as Git, is when a snapshot of the current code is saved to a code repository.</w:t>
+        <w:t>“</w:t>
+      </w:r>
+      <w:r>
+        <w:t>ChatOps allows teams to perform tasks, manage workflows, and perform actions within a chat platform. So instead of switching between the different tools and interfaces, users can easily execute commands, and access the information from a chat interface. This method gives transparency, collaboration, and efficiency within teams by centralizing the operations and communication and providing a space where everyone can engage in managerial processes.</w:t>
+      </w:r>
+      <w:r>
+        <w:t>”</w:t>
       </w:r>
     </w:p>
     <w:p>
@@ -9820,38 +8980,13 @@
         </w:rPr>
       </w:pPr>
       <w:r>
-        <w:lastRenderedPageBreak/>
-        <w:t xml:space="preserve">a saved snapshot of changes made to files in a software project, acting as a permanent record in a version control system like Git. It records </w:t>
-      </w:r>
-      <w:r>
-        <w:rPr>
-          <w:i/>
-          <w:iCs/>
-        </w:rPr>
-        <w:t>who</w:t>
-      </w:r>
-      <w:r>
-        <w:t xml:space="preserve"> made the change, </w:t>
-      </w:r>
-      <w:r>
-        <w:rPr>
-          <w:i/>
-          <w:iCs/>
-        </w:rPr>
-        <w:t>when</w:t>
-      </w:r>
-      <w:r>
-        <w:t xml:space="preserve">, and </w:t>
-      </w:r>
-      <w:r>
-        <w:rPr>
-          <w:i/>
-          <w:iCs/>
-        </w:rPr>
-        <w:t>what</w:t>
-      </w:r>
-      <w:r>
-        <w:t xml:space="preserve"> was modified, allowing developers to track history, revert to previous versions, and collaborate.</w:t>
+        <w:t>“</w:t>
+      </w:r>
+      <w:r>
+        <w:t>Deploying a ChatOps environment involves several steps and can vary based on the tools and platforms you choose. It involves setting up a chatbot within a chat application that can execute operational tasks. The chatbot is typically integrated with various tools and services, allowing for automation of tasks and facilitating collaboration.</w:t>
+      </w:r>
+      <w:r>
+        <w:t>”</w:t>
       </w:r>
     </w:p>
     <w:p>
@@ -9859,21 +8994,6 @@
         <w:pStyle w:val="ListParagraph"/>
         <w:numPr>
           <w:ilvl w:val="1"/>
-          <w:numId w:val="14"/>
-        </w:numPr>
-        <w:rPr>
-          <w:lang w:val="en-US"/>
-        </w:rPr>
-      </w:pPr>
-      <w:r>
-        <w:t>Sources:</w:t>
-      </w:r>
-    </w:p>
-    <w:p>
-      <w:pPr>
-        <w:pStyle w:val="ListParagraph"/>
-        <w:numPr>
-          <w:ilvl w:val="2"/>
           <w:numId w:val="14"/>
         </w:numPr>
         <w:rPr>
@@ -9885,45 +9005,9 @@
           <w:rPr>
             <w:rStyle w:val="Hyperlink"/>
           </w:rPr>
-          <w:t>Commit in Git. This article is one of the articles in… | by Ario Liyan | Medium</w:t>
+          <w:t>ChatOps - GeeksforGeeks</w:t>
         </w:r>
       </w:hyperlink>
-    </w:p>
-    <w:p>
-      <w:pPr>
-        <w:pStyle w:val="ListParagraph"/>
-        <w:numPr>
-          <w:ilvl w:val="0"/>
-          <w:numId w:val="14"/>
-        </w:numPr>
-        <w:rPr>
-          <w:lang w:val="en-US"/>
-        </w:rPr>
-      </w:pPr>
-      <w:r>
-        <w:rPr>
-          <w:lang w:val="en-US"/>
-        </w:rPr>
-        <w:t xml:space="preserve">Collaboration and communication </w:t>
-      </w:r>
-    </w:p>
-    <w:p>
-      <w:pPr>
-        <w:pStyle w:val="ListParagraph"/>
-        <w:numPr>
-          <w:ilvl w:val="0"/>
-          <w:numId w:val="14"/>
-        </w:numPr>
-        <w:rPr>
-          <w:lang w:val="en-US"/>
-        </w:rPr>
-      </w:pPr>
-      <w:r>
-        <w:rPr>
-          <w:lang w:val="en-US"/>
-        </w:rPr>
-        <w:t>Collective Body of Knowledge (CBOK)</w:t>
-      </w:r>
     </w:p>
     <w:p>
       <w:pPr>
@@ -9941,26 +9025,262 @@
           <w:rPr>
             <w:rStyle w:val="Hyperlink"/>
           </w:rPr>
-          <w:t xml:space="preserve">DevOps Institute Announces First Playbook to Ignite </w:t>
+          <w:t>What is ChatOps? A guide to its evolution and adoption</w:t>
         </w:r>
-        <w:proofErr w:type="gramStart"/>
+      </w:hyperlink>
+    </w:p>
+    <w:p>
+      <w:pPr>
+        <w:pStyle w:val="ListParagraph"/>
+        <w:numPr>
+          <w:ilvl w:val="1"/>
+          <w:numId w:val="14"/>
+        </w:numPr>
+        <w:rPr>
+          <w:lang w:val="en-US"/>
+        </w:rPr>
+      </w:pPr>
+      <w:hyperlink r:id="rId22" w:history="1">
         <w:r>
           <w:rPr>
             <w:rStyle w:val="Hyperlink"/>
           </w:rPr>
-          <w:t>The</w:t>
+          <w:t>ChatOps for incident management | Atlassian</w:t>
         </w:r>
-        <w:proofErr w:type="gramEnd"/>
+      </w:hyperlink>
+    </w:p>
+    <w:p>
+      <w:pPr>
+        <w:pStyle w:val="Heading2"/>
+        <w:rPr>
+          <w:lang w:val="en-US"/>
+        </w:rPr>
+      </w:pPr>
+      <w:r>
+        <w:rPr>
+          <w:lang w:val="en-US"/>
+        </w:rPr>
+        <w:t xml:space="preserve">Code </w:t>
+      </w:r>
+      <w:r>
+        <w:rPr>
+          <w:lang w:val="en-US"/>
+        </w:rPr>
+        <w:t>C</w:t>
+      </w:r>
+      <w:r>
+        <w:rPr>
+          <w:lang w:val="en-US"/>
+        </w:rPr>
+        <w:t>ommit</w:t>
+      </w:r>
+    </w:p>
+    <w:p>
+      <w:pPr>
+        <w:rPr>
+          <w:lang w:val="en-US"/>
+        </w:rPr>
+      </w:pPr>
+      <w:r>
+        <w:rPr>
+          <w:lang w:val="en-US"/>
+        </w:rPr>
+        <w:t>A C</w:t>
+      </w:r>
+      <w:r>
+        <w:rPr>
+          <w:lang w:val="en-US"/>
+        </w:rPr>
+        <w:t xml:space="preserve">ode </w:t>
+      </w:r>
+      <w:r>
+        <w:rPr>
+          <w:lang w:val="en-US"/>
+        </w:rPr>
+        <w:t>C</w:t>
+      </w:r>
+      <w:r>
+        <w:rPr>
+          <w:lang w:val="en-US"/>
+        </w:rPr>
+        <w:t>ommit, in the context of version control systems such as Git, is when a snapshot of the current</w:t>
+      </w:r>
+      <w:r>
+        <w:rPr>
+          <w:lang w:val="en-US"/>
+        </w:rPr>
+        <w:t xml:space="preserve"> project and its</w:t>
+      </w:r>
+      <w:r>
+        <w:rPr>
+          <w:lang w:val="en-US"/>
+        </w:rPr>
+        <w:t xml:space="preserve"> code</w:t>
+      </w:r>
+      <w:r>
+        <w:rPr>
+          <w:lang w:val="en-US"/>
+        </w:rPr>
+        <w:t xml:space="preserve"> at a specific time</w:t>
+      </w:r>
+      <w:r>
+        <w:rPr>
+          <w:lang w:val="en-US"/>
+        </w:rPr>
+        <w:t xml:space="preserve"> is </w:t>
+      </w:r>
+      <w:r>
+        <w:rPr>
+          <w:lang w:val="en-US"/>
+        </w:rPr>
+        <w:t xml:space="preserve">recorded and </w:t>
+      </w:r>
+      <w:r>
+        <w:rPr>
+          <w:lang w:val="en-US"/>
+        </w:rPr>
+        <w:t>saved to a code repository.</w:t>
+      </w:r>
+      <w:r>
+        <w:rPr>
+          <w:lang w:val="en-US"/>
+        </w:rPr>
+        <w:t xml:space="preserve"> This is used to record changes made to the repository.</w:t>
+      </w:r>
+    </w:p>
+    <w:p>
+      <w:pPr>
+        <w:rPr>
+          <w:lang w:val="en-US"/>
+        </w:rPr>
+      </w:pPr>
+      <w:r>
+        <w:t xml:space="preserve">It records </w:t>
+      </w:r>
+      <w:r>
+        <w:rPr>
+          <w:i/>
+          <w:iCs/>
+        </w:rPr>
+        <w:t>who</w:t>
+      </w:r>
+      <w:r>
+        <w:t xml:space="preserve"> made the change, </w:t>
+      </w:r>
+      <w:r>
+        <w:rPr>
+          <w:i/>
+          <w:iCs/>
+        </w:rPr>
+        <w:t>when</w:t>
+      </w:r>
+      <w:r>
+        <w:t xml:space="preserve">, and </w:t>
+      </w:r>
+      <w:r>
+        <w:rPr>
+          <w:i/>
+          <w:iCs/>
+        </w:rPr>
+        <w:t>what</w:t>
+      </w:r>
+      <w:r>
+        <w:t xml:space="preserve"> was modified, allowing developers to track history, revert to previous versions, and collaborate.</w:t>
+      </w:r>
+    </w:p>
+    <w:p>
+      <w:pPr>
+        <w:rPr>
+          <w:b/>
+          <w:bCs/>
+          <w:lang w:val="en-US"/>
+        </w:rPr>
+      </w:pPr>
+      <w:r>
+        <w:rPr>
+          <w:b/>
+          <w:bCs/>
+        </w:rPr>
+        <w:t>Sources:</w:t>
+      </w:r>
+    </w:p>
+    <w:p>
+      <w:pPr>
+        <w:pStyle w:val="ListParagraph"/>
+        <w:numPr>
+          <w:ilvl w:val="0"/>
+          <w:numId w:val="14"/>
+        </w:numPr>
+        <w:rPr>
+          <w:lang w:val="en-US"/>
+        </w:rPr>
+      </w:pPr>
+      <w:hyperlink r:id="rId23" w:history="1">
         <w:r>
           <w:rPr>
             <w:rStyle w:val="Hyperlink"/>
           </w:rPr>
-          <w:t xml:space="preserve"> DevOps Journey - DevOps.com</w:t>
+          <w:t>Commit in Git. This ar</w:t>
+        </w:r>
+        <w:r>
+          <w:rPr>
+            <w:rStyle w:val="Hyperlink"/>
+          </w:rPr>
+          <w:t>t</w:t>
+        </w:r>
+        <w:r>
+          <w:rPr>
+            <w:rStyle w:val="Hyperlink"/>
+          </w:rPr>
+          <w:t>icle is one of the articles in… | by Ario Liyan | Medium</w:t>
         </w:r>
       </w:hyperlink>
     </w:p>
     <w:p>
       <w:pPr>
+        <w:rPr>
+          <w:lang w:val="en-US"/>
+        </w:rPr>
+      </w:pPr>
+    </w:p>
+    <w:p>
+      <w:pPr>
+        <w:pStyle w:val="ListParagraph"/>
+        <w:numPr>
+          <w:ilvl w:val="0"/>
+          <w:numId w:val="14"/>
+        </w:numPr>
+        <w:rPr>
+          <w:lang w:val="en-US"/>
+        </w:rPr>
+      </w:pPr>
+      <w:r>
+        <w:rPr>
+          <w:lang w:val="en-US"/>
+        </w:rPr>
+        <w:t xml:space="preserve">Collaboration and communication </w:t>
+      </w:r>
+    </w:p>
+    <w:p>
+      <w:pPr>
+        <w:pStyle w:val="ListParagraph"/>
+        <w:numPr>
+          <w:ilvl w:val="0"/>
+          <w:numId w:val="14"/>
+        </w:numPr>
+        <w:rPr>
+          <w:lang w:val="en-US"/>
+        </w:rPr>
+      </w:pPr>
+      <w:r>
+        <w:rPr>
+          <w:lang w:val="en-US"/>
+        </w:rPr>
+        <w:t>Collective Body of Knowledge (CBOK)</w:t>
+      </w:r>
+    </w:p>
+    <w:p>
+      <w:pPr>
         <w:pStyle w:val="ListParagraph"/>
         <w:numPr>
           <w:ilvl w:val="1"/>
@@ -9970,7 +9290,27 @@
           <w:lang w:val="en-US"/>
         </w:rPr>
       </w:pPr>
-      <w:hyperlink r:id="rId22" w:anchor=":~:text=call%20it%20the-,CBOK,-.%20ITIL%20is%20part" w:history="1">
+      <w:hyperlink r:id="rId24" w:history="1">
+        <w:r>
+          <w:rPr>
+            <w:rStyle w:val="Hyperlink"/>
+          </w:rPr>
+          <w:t>DevOps Institute Announces First Playbook to Ignite The DevOps Journey - DevOps.com</w:t>
+        </w:r>
+      </w:hyperlink>
+    </w:p>
+    <w:p>
+      <w:pPr>
+        <w:pStyle w:val="ListParagraph"/>
+        <w:numPr>
+          <w:ilvl w:val="1"/>
+          <w:numId w:val="14"/>
+        </w:numPr>
+        <w:rPr>
+          <w:lang w:val="en-US"/>
+        </w:rPr>
+      </w:pPr>
+      <w:hyperlink r:id="rId25" w:anchor=":~:text=call%20it%20the-,CBOK,-.%20ITIL%20is%20part" w:history="1">
         <w:r>
           <w:rPr>
             <w:rStyle w:val="Hyperlink"/>
@@ -9991,7 +9331,7 @@
           <w:lang w:val="en-US"/>
         </w:rPr>
       </w:pPr>
-      <w:hyperlink r:id="rId23" w:history="1">
+      <w:hyperlink r:id="rId26" w:history="1">
         <w:r>
           <w:rPr>
             <w:rStyle w:val="Hyperlink"/>
@@ -10033,6 +9373,7 @@
         <w:rPr>
           <w:lang w:val="en-US"/>
         </w:rPr>
+        <w:lastRenderedPageBreak/>
         <w:t>Containers</w:t>
       </w:r>
     </w:p>
@@ -10051,21 +9392,7 @@
         <w:rPr>
           <w:lang w:val="en-US"/>
         </w:rPr>
-        <w:t>Seems to refer to the concept from the first chapter, where software is packaged in self-contained ‘</w:t>
-      </w:r>
-      <w:proofErr w:type="gramStart"/>
-      <w:r>
-        <w:rPr>
-          <w:lang w:val="en-US"/>
-        </w:rPr>
-        <w:t>containers’</w:t>
-      </w:r>
-      <w:proofErr w:type="gramEnd"/>
-      <w:r>
-        <w:rPr>
-          <w:lang w:val="en-US"/>
-        </w:rPr>
-        <w:t>. The reason this relates to DevOps is that the IT software practice translates so well to the practices DevOps teaches.</w:t>
+        <w:t>Seems to refer to the concept from the first chapter, where software is packaged in self-contained ‘containers’. The reason this relates to DevOps is that the IT software practice translates so well to the practices DevOps teaches.</w:t>
       </w:r>
     </w:p>
     <w:p>
@@ -10083,21 +9410,7 @@
         <w:rPr>
           <w:lang w:val="en-US"/>
         </w:rPr>
-        <w:t xml:space="preserve">Docker is mentioned in CI/CD as one of the tools used during the process, which is </w:t>
-      </w:r>
-      <w:proofErr w:type="gramStart"/>
-      <w:r>
-        <w:rPr>
-          <w:lang w:val="en-US"/>
-        </w:rPr>
-        <w:t>a software</w:t>
-      </w:r>
-      <w:proofErr w:type="gramEnd"/>
-      <w:r>
-        <w:rPr>
-          <w:lang w:val="en-US"/>
-        </w:rPr>
-        <w:t xml:space="preserve"> used for containers, so I reckon that’s right; this is more a software concept, which </w:t>
+        <w:t xml:space="preserve">Docker is mentioned in CI/CD as one of the tools used during the process, which is a software used for containers, so I reckon that’s right; this is more a software concept, which </w:t>
       </w:r>
       <w:r>
         <w:rPr>
@@ -10109,16 +9422,8 @@
         <w:rPr>
           <w:lang w:val="en-US"/>
         </w:rPr>
-        <w:t xml:space="preserve"> is heavily intertwined </w:t>
-      </w:r>
-      <w:proofErr w:type="spellStart"/>
-      <w:r>
-        <w:rPr>
-          <w:lang w:val="en-US"/>
-        </w:rPr>
-        <w:t>wth</w:t>
-      </w:r>
-      <w:proofErr w:type="spellEnd"/>
+        <w:t xml:space="preserve"> is heavily intertwined wth</w:t>
+      </w:r>
     </w:p>
     <w:p>
       <w:pPr>
@@ -10131,7 +9436,7 @@
           <w:lang w:val="en-US"/>
         </w:rPr>
       </w:pPr>
-      <w:hyperlink r:id="rId24" w:anchor=":~:text=DevOps%20containers%20and%20containerization%20are%20a%20key,instances%20on%20the%20same%20host%20without%20interference." w:history="1">
+      <w:hyperlink r:id="rId27" w:anchor=":~:text=DevOps%20containers%20and%20containerization%20are%20a%20key,instances%20on%20the%20same%20host%20without%20interference." w:history="1">
         <w:r>
           <w:rPr>
             <w:rStyle w:val="Hyperlink"/>
@@ -10151,7 +9456,7 @@
           <w:lang w:val="en-US"/>
         </w:rPr>
       </w:pPr>
-      <w:hyperlink r:id="rId25" w:anchor=":~:text=Containers%20provide%20a%20standardized%20format,from%20dev%20box%20to%20production." w:history="1">
+      <w:hyperlink r:id="rId28" w:anchor=":~:text=Containers%20provide%20a%20standardized%20format,from%20dev%20box%20to%20production." w:history="1">
         <w:r>
           <w:rPr>
             <w:rStyle w:val="Hyperlink"/>
@@ -10256,27 +9561,7 @@
           <w:color w:val="EE0000"/>
           <w:lang w:val="en-US"/>
         </w:rPr>
-        <w:t xml:space="preserve">code </w:t>
-      </w:r>
-      <w:proofErr w:type="gramStart"/>
-      <w:r>
-        <w:rPr>
-          <w:b/>
-          <w:bCs/>
-          <w:color w:val="EE0000"/>
-          <w:lang w:val="en-US"/>
-        </w:rPr>
-        <w:t>commits</w:t>
-      </w:r>
-      <w:proofErr w:type="gramEnd"/>
-      <w:r>
-        <w:rPr>
-          <w:b/>
-          <w:bCs/>
-          <w:color w:val="EE0000"/>
-          <w:lang w:val="en-US"/>
-        </w:rPr>
-        <w:t xml:space="preserve"> </w:t>
+        <w:t xml:space="preserve">code commits </w:t>
       </w:r>
       <w:r>
         <w:rPr>
@@ -10358,7 +9643,7 @@
           <w:lang w:val="en-US"/>
         </w:rPr>
       </w:pPr>
-      <w:hyperlink r:id="rId26" w:history="1">
+      <w:hyperlink r:id="rId29" w:history="1">
         <w:r>
           <w:rPr>
             <w:rStyle w:val="Hyperlink"/>
@@ -10378,7 +9663,7 @@
           <w:lang w:val="en-US"/>
         </w:rPr>
       </w:pPr>
-      <w:hyperlink r:id="rId27" w:history="1">
+      <w:hyperlink r:id="rId30" w:history="1">
         <w:r>
           <w:rPr>
             <w:rStyle w:val="Hyperlink"/>
@@ -10398,21 +9683,13 @@
           <w:lang w:val="en-US"/>
         </w:rPr>
       </w:pPr>
-      <w:hyperlink r:id="rId28" w:history="1">
+      <w:hyperlink r:id="rId31" w:history="1">
         <w:r>
           <w:rPr>
             <w:rStyle w:val="Hyperlink"/>
           </w:rPr>
-          <w:t xml:space="preserve">What is CI/CD? - </w:t>
+          <w:t>What is CI/CD? - GeeksforGeeks</w:t>
         </w:r>
-        <w:proofErr w:type="spellStart"/>
-        <w:r>
-          <w:rPr>
-            <w:rStyle w:val="Hyperlink"/>
-          </w:rPr>
-          <w:t>GeeksforGeeks</w:t>
-        </w:r>
-        <w:proofErr w:type="spellEnd"/>
       </w:hyperlink>
     </w:p>
     <w:p>
@@ -10437,7 +9714,6 @@
         <w:rPr>
           <w:lang w:val="en-US"/>
         </w:rPr>
-        <w:lastRenderedPageBreak/>
         <w:t xml:space="preserve">Continuous delivery </w:t>
       </w:r>
     </w:p>
@@ -10494,21 +9770,7 @@
         <w:rPr>
           <w:lang w:val="en-US"/>
         </w:rPr>
-        <w:t xml:space="preserve">, </w:t>
-      </w:r>
-      <w:proofErr w:type="gramStart"/>
-      <w:r>
-        <w:rPr>
-          <w:lang w:val="en-US"/>
-        </w:rPr>
-        <w:t>where</w:t>
-      </w:r>
-      <w:proofErr w:type="gramEnd"/>
-      <w:r>
-        <w:rPr>
-          <w:lang w:val="en-US"/>
-        </w:rPr>
-        <w:t xml:space="preserve"> </w:t>
+        <w:t xml:space="preserve">, where </w:t>
       </w:r>
     </w:p>
     <w:p>
@@ -10522,7 +9784,7 @@
           <w:lang w:val="en-US"/>
         </w:rPr>
       </w:pPr>
-      <w:hyperlink r:id="rId29" w:history="1">
+      <w:hyperlink r:id="rId32" w:history="1">
         <w:r>
           <w:rPr>
             <w:rStyle w:val="Hyperlink"/>
@@ -10542,67 +9804,51 @@
           <w:lang w:val="en-US"/>
         </w:rPr>
       </w:pPr>
-      <w:hyperlink r:id="rId30" w:history="1">
+      <w:hyperlink r:id="rId33" w:history="1">
         <w:r>
           <w:rPr>
             <w:rStyle w:val="Hyperlink"/>
           </w:rPr>
-          <w:t xml:space="preserve">What is CI/CD? - </w:t>
+          <w:t>What is CI/CD? - GeeksforGeeks</w:t>
         </w:r>
-        <w:proofErr w:type="spellStart"/>
+      </w:hyperlink>
+    </w:p>
+    <w:p>
+      <w:pPr>
+        <w:pStyle w:val="ListParagraph"/>
+        <w:numPr>
+          <w:ilvl w:val="0"/>
+          <w:numId w:val="14"/>
+        </w:numPr>
+        <w:rPr>
+          <w:lang w:val="en-US"/>
+        </w:rPr>
+      </w:pPr>
+      <w:r>
+        <w:rPr>
+          <w:lang w:val="en-US"/>
+        </w:rPr>
+        <w:t xml:space="preserve">Continuous testing </w:t>
+      </w:r>
+    </w:p>
+    <w:p>
+      <w:pPr>
+        <w:pStyle w:val="ListParagraph"/>
+        <w:numPr>
+          <w:ilvl w:val="1"/>
+          <w:numId w:val="14"/>
+        </w:numPr>
+        <w:rPr>
+          <w:lang w:val="en-US"/>
+        </w:rPr>
+      </w:pPr>
+      <w:hyperlink r:id="rId34" w:history="1">
         <w:r>
           <w:rPr>
             <w:rStyle w:val="Hyperlink"/>
           </w:rPr>
-          <w:t>GeeksforGeeks</w:t>
+          <w:t>What is CI/CD? - GeeksforGeeks</w:t>
         </w:r>
-        <w:proofErr w:type="spellEnd"/>
-      </w:hyperlink>
-    </w:p>
-    <w:p>
-      <w:pPr>
-        <w:pStyle w:val="ListParagraph"/>
-        <w:numPr>
-          <w:ilvl w:val="0"/>
-          <w:numId w:val="14"/>
-        </w:numPr>
-        <w:rPr>
-          <w:lang w:val="en-US"/>
-        </w:rPr>
-      </w:pPr>
-      <w:r>
-        <w:rPr>
-          <w:lang w:val="en-US"/>
-        </w:rPr>
-        <w:t xml:space="preserve">Continuous testing </w:t>
-      </w:r>
-    </w:p>
-    <w:p>
-      <w:pPr>
-        <w:pStyle w:val="ListParagraph"/>
-        <w:numPr>
-          <w:ilvl w:val="1"/>
-          <w:numId w:val="14"/>
-        </w:numPr>
-        <w:rPr>
-          <w:lang w:val="en-US"/>
-        </w:rPr>
-      </w:pPr>
-      <w:hyperlink r:id="rId31" w:history="1">
-        <w:r>
-          <w:rPr>
-            <w:rStyle w:val="Hyperlink"/>
-          </w:rPr>
-          <w:t xml:space="preserve">What is CI/CD? - </w:t>
-        </w:r>
-        <w:proofErr w:type="spellStart"/>
-        <w:r>
-          <w:rPr>
-            <w:rStyle w:val="Hyperlink"/>
-          </w:rPr>
-          <w:t>GeeksforGeeks</w:t>
-        </w:r>
-        <w:proofErr w:type="spellEnd"/>
       </w:hyperlink>
     </w:p>
     <w:p>
@@ -10710,23 +9956,8 @@
           <w:b/>
           <w:bCs/>
         </w:rPr>
-        <w:t xml:space="preserve">This can manifest as, for </w:t>
-      </w:r>
-      <w:proofErr w:type="gramStart"/>
-      <w:r>
-        <w:rPr>
-          <w:b/>
-          <w:bCs/>
-        </w:rPr>
-        <w:t>example;</w:t>
-      </w:r>
-      <w:proofErr w:type="gramEnd"/>
-      <w:r>
-        <w:rPr>
-          <w:b/>
-          <w:bCs/>
-        </w:rPr>
-        <w:t xml:space="preserve"> </w:t>
+        <w:lastRenderedPageBreak/>
+        <w:t xml:space="preserve">This can manifest as, for example; </w:t>
       </w:r>
     </w:p>
     <w:p>
@@ -10876,7 +10107,7 @@
           <w:numId w:val="17"/>
         </w:numPr>
       </w:pPr>
-      <w:hyperlink r:id="rId32" w:history="1">
+      <w:hyperlink r:id="rId35" w:history="1">
         <w:r>
           <w:rPr>
             <w:rStyle w:val="Hyperlink"/>
@@ -10896,7 +10127,7 @@
           <w:lang w:val="en-US"/>
         </w:rPr>
       </w:pPr>
-      <w:hyperlink r:id="rId33" w:history="1">
+      <w:hyperlink r:id="rId36" w:history="1">
         <w:r>
           <w:rPr>
             <w:rStyle w:val="Hyperlink"/>
@@ -10986,7 +10217,6 @@
         <w:rPr>
           <w:lang w:val="en-US"/>
         </w:rPr>
-        <w:lastRenderedPageBreak/>
         <w:t>In the development world, this refers to the time</w:t>
       </w:r>
       <w:r>
@@ -11011,21 +10241,7 @@
         <w:rPr>
           <w:lang w:val="en-US"/>
         </w:rPr>
-        <w:t xml:space="preserve"> from when developers make a </w:t>
-      </w:r>
-      <w:proofErr w:type="gramStart"/>
-      <w:r>
-        <w:rPr>
-          <w:lang w:val="en-US"/>
-        </w:rPr>
-        <w:t>commit</w:t>
-      </w:r>
-      <w:proofErr w:type="gramEnd"/>
-      <w:r>
-        <w:rPr>
-          <w:lang w:val="en-US"/>
-        </w:rPr>
-        <w:t xml:space="preserve"> to the moment it's deployed to production.</w:t>
+        <w:t xml:space="preserve"> from when developers make a commit to the moment it's deployed to production.</w:t>
       </w:r>
     </w:p>
     <w:p>
@@ -11084,7 +10300,7 @@
           <w:lang w:val="en-US"/>
         </w:rPr>
       </w:pPr>
-      <w:hyperlink r:id="rId34" w:history="1">
+      <w:hyperlink r:id="rId37" w:history="1">
         <w:r>
           <w:rPr>
             <w:rStyle w:val="Hyperlink"/>
@@ -11104,7 +10320,7 @@
           <w:lang w:val="en-US"/>
         </w:rPr>
       </w:pPr>
-      <w:hyperlink r:id="rId35" w:history="1">
+      <w:hyperlink r:id="rId38" w:history="1">
         <w:r>
           <w:rPr>
             <w:rStyle w:val="Hyperlink"/>
@@ -11124,7 +10340,7 @@
           <w:lang w:val="en-US"/>
         </w:rPr>
       </w:pPr>
-      <w:hyperlink r:id="rId36" w:history="1">
+      <w:hyperlink r:id="rId39" w:history="1">
         <w:r>
           <w:rPr>
             <w:rStyle w:val="Hyperlink"/>
@@ -11144,7 +10360,7 @@
           <w:lang w:val="en-US"/>
         </w:rPr>
       </w:pPr>
-      <w:hyperlink r:id="rId37" w:history="1">
+      <w:hyperlink r:id="rId40" w:history="1">
         <w:r>
           <w:rPr>
             <w:rStyle w:val="Hyperlink"/>
@@ -11211,6 +10427,7 @@
         <w:rPr>
           <w:lang w:val="en-US"/>
         </w:rPr>
+        <w:lastRenderedPageBreak/>
         <w:t>Deployment frequency</w:t>
       </w:r>
     </w:p>
@@ -11224,21 +10441,7 @@
         <w:rPr>
           <w:lang w:val="en-US"/>
         </w:rPr>
-        <w:t xml:space="preserve">Deployment Frequency refers to how often an organization successfully </w:t>
-      </w:r>
-      <w:proofErr w:type="gramStart"/>
-      <w:r>
-        <w:rPr>
-          <w:lang w:val="en-US"/>
-        </w:rPr>
-        <w:t>releases to</w:t>
-      </w:r>
-      <w:proofErr w:type="gramEnd"/>
-      <w:r>
-        <w:rPr>
-          <w:lang w:val="en-US"/>
-        </w:rPr>
-        <w:t xml:space="preserve"> production.</w:t>
+        <w:t>Deployment Frequency refers to how often an organization successfully releases to production.</w:t>
       </w:r>
     </w:p>
     <w:p>
@@ -11331,25 +10534,7 @@
         <w:rPr>
           <w:lang w:val="en-US"/>
         </w:rPr>
-        <w:t xml:space="preserve">, </w:t>
-      </w:r>
-      <w:r>
-        <w:rPr>
-          <w:lang w:val="en-US"/>
-        </w:rPr>
-        <w:t xml:space="preserve">by looking at how quickly </w:t>
-      </w:r>
-      <w:r>
-        <w:rPr>
-          <w:lang w:val="en-US"/>
-        </w:rPr>
-        <w:t>a team</w:t>
-      </w:r>
-      <w:r>
-        <w:rPr>
-          <w:lang w:val="en-US"/>
-        </w:rPr>
-        <w:t xml:space="preserve"> can deploy changes</w:t>
+        <w:t>, by looking at how quickly a team can deploy changes</w:t>
       </w:r>
       <w:r>
         <w:rPr>
@@ -11473,24 +10658,32 @@
           <w:lang w:val="en-US"/>
         </w:rPr>
       </w:pPr>
-      <w:hyperlink r:id="rId38" w:history="1">
+      <w:hyperlink r:id="rId41" w:history="1">
         <w:r>
           <w:rPr>
             <w:rStyle w:val="Hyperlink"/>
           </w:rPr>
-          <w:t>Use Fou</w:t>
+          <w:t>Use Four Keys metrics like change failure rate to measure your DevOps performance | Google Cloud Blog</w:t>
         </w:r>
+      </w:hyperlink>
+    </w:p>
+    <w:p>
+      <w:pPr>
+        <w:pStyle w:val="ListParagraph"/>
+        <w:numPr>
+          <w:ilvl w:val="0"/>
+          <w:numId w:val="14"/>
+        </w:numPr>
+        <w:rPr>
+          <w:lang w:val="en-US"/>
+        </w:rPr>
+      </w:pPr>
+      <w:hyperlink r:id="rId42" w:history="1">
         <w:r>
           <w:rPr>
             <w:rStyle w:val="Hyperlink"/>
           </w:rPr>
-          <w:t>r</w:t>
-        </w:r>
-        <w:r>
-          <w:rPr>
-            <w:rStyle w:val="Hyperlink"/>
-          </w:rPr>
-          <w:t xml:space="preserve"> Keys metrics like change failure rate to measure your DevOps performance | Google Cloud Blog</w:t>
+          <w:t>4 Key DevOps Metrics to Know | Atlassian</w:t>
         </w:r>
       </w:hyperlink>
     </w:p>
@@ -11505,39 +10698,7 @@
           <w:lang w:val="en-US"/>
         </w:rPr>
       </w:pPr>
-      <w:hyperlink r:id="rId39" w:history="1">
-        <w:r>
-          <w:rPr>
-            <w:rStyle w:val="Hyperlink"/>
-          </w:rPr>
-          <w:t xml:space="preserve">4 Key </w:t>
-        </w:r>
-        <w:r>
-          <w:rPr>
-            <w:rStyle w:val="Hyperlink"/>
-          </w:rPr>
-          <w:t>D</w:t>
-        </w:r>
-        <w:r>
-          <w:rPr>
-            <w:rStyle w:val="Hyperlink"/>
-          </w:rPr>
-          <w:t>evOps Metrics to Know | Atlassian</w:t>
-        </w:r>
-      </w:hyperlink>
-    </w:p>
-    <w:p>
-      <w:pPr>
-        <w:pStyle w:val="ListParagraph"/>
-        <w:numPr>
-          <w:ilvl w:val="0"/>
-          <w:numId w:val="14"/>
-        </w:numPr>
-        <w:rPr>
-          <w:lang w:val="en-US"/>
-        </w:rPr>
-      </w:pPr>
-      <w:hyperlink r:id="rId40" w:history="1">
+      <w:hyperlink r:id="rId43" w:history="1">
         <w:r>
           <w:rPr>
             <w:rStyle w:val="Hyperlink"/>
@@ -11564,14 +10725,12 @@
           <w:lang w:val="en-US"/>
         </w:rPr>
       </w:pPr>
-      <w:proofErr w:type="spellStart"/>
       <w:r>
         <w:rPr>
           <w:lang w:val="en-US"/>
         </w:rPr>
         <w:t>DevSecOps</w:t>
       </w:r>
-      <w:proofErr w:type="spellEnd"/>
     </w:p>
     <w:p>
       <w:pPr>
@@ -11584,26 +10743,52 @@
           <w:lang w:val="en-US"/>
         </w:rPr>
       </w:pPr>
-      <w:hyperlink r:id="rId41" w:history="1">
+      <w:hyperlink r:id="rId44" w:history="1">
         <w:r>
           <w:rPr>
             <w:rStyle w:val="Hyperlink"/>
           </w:rPr>
-          <w:t xml:space="preserve">What Is </w:t>
+          <w:t>What Is DevSecOps? Definition and Best Practices | Microsoft Security</w:t>
         </w:r>
-        <w:proofErr w:type="spellStart"/>
+      </w:hyperlink>
+    </w:p>
+    <w:p>
+      <w:pPr>
+        <w:pStyle w:val="ListParagraph"/>
+        <w:numPr>
+          <w:ilvl w:val="1"/>
+          <w:numId w:val="14"/>
+        </w:numPr>
+        <w:rPr>
+          <w:lang w:val="en-US"/>
+        </w:rPr>
+      </w:pPr>
+      <w:hyperlink r:id="rId45" w:history="1">
         <w:r>
           <w:rPr>
             <w:rStyle w:val="Hyperlink"/>
           </w:rPr>
-          <w:t>DevSecOps</w:t>
+          <w:t>What is DevSecOps?</w:t>
         </w:r>
-        <w:proofErr w:type="spellEnd"/>
+      </w:hyperlink>
+    </w:p>
+    <w:p>
+      <w:pPr>
+        <w:pStyle w:val="ListParagraph"/>
+        <w:numPr>
+          <w:ilvl w:val="1"/>
+          <w:numId w:val="14"/>
+        </w:numPr>
+        <w:rPr>
+          <w:lang w:val="en-US"/>
+        </w:rPr>
+      </w:pPr>
+      <w:hyperlink r:id="rId46" w:history="1">
         <w:r>
           <w:rPr>
             <w:rStyle w:val="Hyperlink"/>
           </w:rPr>
-          <w:t>? Definition and Best Practices | Microsoft Security</w:t>
+          <w:t>What is DevSecOps? - Developer Security Operations Explained - AWS</w:t>
         </w:r>
       </w:hyperlink>
     </w:p>
@@ -11611,6 +10796,42 @@
       <w:pPr>
         <w:pStyle w:val="ListParagraph"/>
         <w:numPr>
+          <w:ilvl w:val="0"/>
+          <w:numId w:val="14"/>
+        </w:numPr>
+        <w:rPr>
+          <w:lang w:val="en-US"/>
+        </w:rPr>
+      </w:pPr>
+      <w:r>
+        <w:rPr>
+          <w:lang w:val="en-US"/>
+        </w:rPr>
+        <w:t xml:space="preserve">DevOps </w:t>
+      </w:r>
+    </w:p>
+    <w:p>
+      <w:pPr>
+        <w:pStyle w:val="ListParagraph"/>
+        <w:numPr>
+          <w:ilvl w:val="0"/>
+          <w:numId w:val="14"/>
+        </w:numPr>
+        <w:rPr>
+          <w:lang w:val="en-US"/>
+        </w:rPr>
+      </w:pPr>
+      <w:r>
+        <w:rPr>
+          <w:lang w:val="en-US"/>
+        </w:rPr>
+        <w:t>DevOps metrics</w:t>
+      </w:r>
+    </w:p>
+    <w:p>
+      <w:pPr>
+        <w:pStyle w:val="ListParagraph"/>
+        <w:numPr>
           <w:ilvl w:val="1"/>
           <w:numId w:val="14"/>
         </w:numPr>
@@ -11618,28 +10839,12 @@
           <w:lang w:val="en-US"/>
         </w:rPr>
       </w:pPr>
-      <w:hyperlink r:id="rId42" w:history="1">
-        <w:r>
-          <w:rPr>
-            <w:rStyle w:val="Hyperlink"/>
-          </w:rPr>
-          <w:t xml:space="preserve">What is </w:t>
-        </w:r>
-        <w:proofErr w:type="spellStart"/>
-        <w:r>
-          <w:rPr>
-            <w:rStyle w:val="Hyperlink"/>
-          </w:rPr>
-          <w:t>DevSecOps</w:t>
-        </w:r>
-        <w:proofErr w:type="spellEnd"/>
-        <w:r>
-          <w:rPr>
-            <w:rStyle w:val="Hyperlink"/>
-          </w:rPr>
-          <w:t>?</w:t>
-        </w:r>
-      </w:hyperlink>
+      <w:r>
+        <w:rPr>
+          <w:lang w:val="en-US"/>
+        </w:rPr>
+        <w:t>4 important ones</w:t>
+      </w:r>
     </w:p>
     <w:p>
       <w:pPr>
@@ -11652,63 +10857,11 @@
           <w:lang w:val="en-US"/>
         </w:rPr>
       </w:pPr>
-      <w:hyperlink r:id="rId43" w:history="1">
-        <w:r>
-          <w:rPr>
-            <w:rStyle w:val="Hyperlink"/>
-          </w:rPr>
-          <w:t xml:space="preserve">What is </w:t>
-        </w:r>
-        <w:proofErr w:type="spellStart"/>
-        <w:r>
-          <w:rPr>
-            <w:rStyle w:val="Hyperlink"/>
-          </w:rPr>
-          <w:t>DevSecOps</w:t>
-        </w:r>
-        <w:proofErr w:type="spellEnd"/>
-        <w:r>
-          <w:rPr>
-            <w:rStyle w:val="Hyperlink"/>
-          </w:rPr>
-          <w:t>? - Developer Security Operations Explained - AWS</w:t>
-        </w:r>
-      </w:hyperlink>
-    </w:p>
-    <w:p>
-      <w:pPr>
-        <w:pStyle w:val="ListParagraph"/>
-        <w:numPr>
-          <w:ilvl w:val="0"/>
-          <w:numId w:val="14"/>
-        </w:numPr>
-        <w:rPr>
-          <w:lang w:val="en-US"/>
-        </w:rPr>
-      </w:pPr>
-      <w:r>
-        <w:rPr>
-          <w:lang w:val="en-US"/>
-        </w:rPr>
-        <w:t xml:space="preserve">DevOps </w:t>
-      </w:r>
-    </w:p>
-    <w:p>
-      <w:pPr>
-        <w:pStyle w:val="ListParagraph"/>
-        <w:numPr>
-          <w:ilvl w:val="0"/>
-          <w:numId w:val="14"/>
-        </w:numPr>
-        <w:rPr>
-          <w:lang w:val="en-US"/>
-        </w:rPr>
-      </w:pPr>
-      <w:r>
-        <w:rPr>
-          <w:lang w:val="en-US"/>
-        </w:rPr>
-        <w:t xml:space="preserve">DevOps metrics </w:t>
+      <w:r>
+        <w:rPr>
+          <w:lang w:val="en-US"/>
+        </w:rPr>
+        <w:t>But are there many more???</w:t>
       </w:r>
     </w:p>
     <w:p>
@@ -11758,7 +10911,7 @@
           <w:lang w:val="en-US"/>
         </w:rPr>
       </w:pPr>
-      <w:hyperlink r:id="rId44" w:history="1">
+      <w:hyperlink r:id="rId47" w:history="1">
         <w:r>
           <w:rPr>
             <w:rStyle w:val="Hyperlink"/>
@@ -11813,21 +10966,7 @@
         <w:rPr>
           <w:lang w:val="en-US"/>
         </w:rPr>
-        <w:t xml:space="preserve"> Every company I have worked with has a bloated DevOps stack. Terraform, Kubernetes, Jenkins, </w:t>
-      </w:r>
-      <w:proofErr w:type="spellStart"/>
-      <w:r>
-        <w:rPr>
-          <w:lang w:val="en-US"/>
-        </w:rPr>
-        <w:t>ArgoCD</w:t>
-      </w:r>
-      <w:proofErr w:type="spellEnd"/>
-      <w:r>
-        <w:rPr>
-          <w:lang w:val="en-US"/>
-        </w:rPr>
-        <w:t>, GitHub Actions, Helm, Spinnaker</w:t>
+        <w:t xml:space="preserve"> Every company I have worked with has a bloated DevOps stack. Terraform, Kubernetes, Jenkins, ArgoCD, GitHub Actions, Helm, Spinnaker</w:t>
       </w:r>
       <w:r>
         <w:rPr>
@@ -11853,21 +10992,14 @@
         <w:rPr>
           <w:lang w:val="en-US"/>
         </w:rPr>
-        <w:t xml:space="preserve">s like every tool </w:t>
-      </w:r>
-      <w:proofErr w:type="gramStart"/>
-      <w:r>
-        <w:rPr>
-          <w:lang w:val="en-US"/>
-        </w:rPr>
-        <w:t>fixes</w:t>
-      </w:r>
-      <w:proofErr w:type="gramEnd"/>
-      <w:r>
-        <w:rPr>
-          <w:lang w:val="en-US"/>
-        </w:rPr>
-        <w:t xml:space="preserve"> one thing but breaks another, and somehow, the entire setup is still fragile as hell. Instead of simplifying DevOps, we</w:t>
+        <w:t xml:space="preserve">s like every tool fixes one thing but breaks </w:t>
+      </w:r>
+      <w:r>
+        <w:rPr>
+          <w:lang w:val="en-US"/>
+        </w:rPr>
+        <w:lastRenderedPageBreak/>
+        <w:t>another, and somehow, the entire setup is still fragile as hell. Instead of simplifying DevOps, we</w:t>
       </w:r>
       <w:r>
         <w:rPr>
@@ -11904,21 +11036,7 @@
         <w:rPr>
           <w:lang w:val="en-US"/>
         </w:rPr>
-        <w:t xml:space="preserve">This is just a reddit complaint, but mentions potential </w:t>
-      </w:r>
-      <w:proofErr w:type="gramStart"/>
-      <w:r>
-        <w:rPr>
-          <w:lang w:val="en-US"/>
-        </w:rPr>
-        <w:t>tools;</w:t>
-      </w:r>
-      <w:proofErr w:type="gramEnd"/>
-      <w:r>
-        <w:rPr>
-          <w:lang w:val="en-US"/>
-        </w:rPr>
-        <w:t xml:space="preserve"> the DevOps stack?</w:t>
+        <w:t>This is just a reddit complaint, but mentions potential tools; the DevOps stack?</w:t>
       </w:r>
     </w:p>
     <w:p>
@@ -11932,35 +11050,13 @@
           <w:lang w:val="en-US"/>
         </w:rPr>
       </w:pPr>
-      <w:hyperlink r:id="rId45" w:history="1">
+      <w:hyperlink r:id="rId48" w:history="1">
         <w:r>
           <w:rPr>
             <w:rStyle w:val="Hyperlink"/>
           </w:rPr>
-          <w:t>Why is DevOps still such a fragmented, exhausting (and ofc costly) mess in 2025</w:t>
+          <w:t>Why is DevOps still such a fragmented, exhausting (and ofc costly) mess in 2025? : r/devops</w:t>
         </w:r>
-        <w:proofErr w:type="gramStart"/>
-        <w:r>
-          <w:rPr>
-            <w:rStyle w:val="Hyperlink"/>
-          </w:rPr>
-          <w:t>? :</w:t>
-        </w:r>
-        <w:proofErr w:type="gramEnd"/>
-        <w:r>
-          <w:rPr>
-            <w:rStyle w:val="Hyperlink"/>
-          </w:rPr>
-          <w:t xml:space="preserve"> r/</w:t>
-        </w:r>
-        <w:proofErr w:type="spellStart"/>
-        <w:r>
-          <w:rPr>
-            <w:rStyle w:val="Hyperlink"/>
-          </w:rPr>
-          <w:t>devops</w:t>
-        </w:r>
-        <w:proofErr w:type="spellEnd"/>
       </w:hyperlink>
     </w:p>
     <w:p>
@@ -11992,7 +11088,7 @@
           <w:lang w:val="en-US"/>
         </w:rPr>
       </w:pPr>
-      <w:hyperlink r:id="rId46" w:history="1">
+      <w:hyperlink r:id="rId49" w:history="1">
         <w:r>
           <w:rPr>
             <w:rStyle w:val="Hyperlink"/>
@@ -12060,33 +11156,15 @@
           <w:bCs/>
           <w:lang w:val="en-US"/>
         </w:rPr>
-        <w:t xml:space="preserve">a DevOps Dojo provides a space where teams can study and practices DevOps principles, tools, and Agile methodologies on real-world projects with guidance from </w:t>
-      </w:r>
-      <w:proofErr w:type="gramStart"/>
-      <w:r>
-        <w:rPr>
-          <w:b/>
-          <w:bCs/>
-          <w:lang w:val="en-US"/>
-        </w:rPr>
-        <w:t>experts</w:t>
-      </w:r>
-      <w:r>
-        <w:rPr>
-          <w:b/>
-          <w:bCs/>
-          <w:lang w:val="en-US"/>
-        </w:rPr>
-        <w:t>;</w:t>
-      </w:r>
-      <w:proofErr w:type="gramEnd"/>
-      <w:r>
-        <w:rPr>
-          <w:b/>
-          <w:bCs/>
-          <w:lang w:val="en-US"/>
-        </w:rPr>
-        <w:t xml:space="preserve"> DevOps coaches</w:t>
+        <w:t>a DevOps Dojo provides a space where teams can study and practices DevOps principles, tools, and Agile methodologies on real-world projects with guidance from experts</w:t>
+      </w:r>
+      <w:r>
+        <w:rPr>
+          <w:b/>
+          <w:bCs/>
+          <w:lang w:val="en-US"/>
+        </w:rPr>
+        <w:t>; DevOps coaches</w:t>
       </w:r>
       <w:r>
         <w:rPr>
@@ -12150,7 +11228,7 @@
           <w:lang w:val="en-US"/>
         </w:rPr>
       </w:pPr>
-      <w:hyperlink r:id="rId47" w:anchor=":~:text=A%20DevOps%20Dojo%20is%20a%20place%20where,teams%20with%20a%20collaborative%2C%20risk%2Dfree%20learning%20environment" w:history="1">
+      <w:hyperlink r:id="rId50" w:anchor=":~:text=A%20DevOps%20Dojo%20is%20a%20place%20where,teams%20with%20a%20collaborative%2C%20risk%2Dfree%20learning%20environment" w:history="1">
         <w:r>
           <w:rPr>
             <w:rStyle w:val="Hyperlink"/>
@@ -12170,7 +11248,7 @@
           <w:lang w:val="en-US"/>
         </w:rPr>
       </w:pPr>
-      <w:hyperlink r:id="rId48" w:history="1">
+      <w:hyperlink r:id="rId51" w:history="1">
         <w:r>
           <w:rPr>
             <w:rStyle w:val="Hyperlink"/>
@@ -12201,21 +11279,7 @@
         <w:rPr>
           <w:lang w:val="en-US"/>
         </w:rPr>
-        <w:t>employee Net Promoter Score (</w:t>
-      </w:r>
-      <w:proofErr w:type="spellStart"/>
-      <w:r>
-        <w:rPr>
-          <w:lang w:val="en-US"/>
-        </w:rPr>
-        <w:t>eNPS</w:t>
-      </w:r>
-      <w:proofErr w:type="spellEnd"/>
-      <w:r>
-        <w:rPr>
-          <w:lang w:val="en-US"/>
-        </w:rPr>
-        <w:t>)</w:t>
+        <w:t>employee Net Promoter Score (eNPS)</w:t>
       </w:r>
     </w:p>
     <w:p>
@@ -12239,30 +11303,8 @@
         <w:rPr>
           <w:lang w:val="en-US"/>
         </w:rPr>
-        <w:t>Employee Net Promoter Score (</w:t>
-      </w:r>
-      <w:proofErr w:type="spellStart"/>
-      <w:r>
-        <w:rPr>
-          <w:lang w:val="en-US"/>
-        </w:rPr>
-        <w:t>eNPS</w:t>
-      </w:r>
-      <w:proofErr w:type="spellEnd"/>
-      <w:r>
-        <w:rPr>
-          <w:lang w:val="en-US"/>
-        </w:rPr>
-        <w:t xml:space="preserve">) is a way for organizations to measure employee loyalty. The Net Promoter Score, originally a customer service tool, was later used internally on employees instead of </w:t>
-      </w:r>
-      <w:proofErr w:type="gramStart"/>
-      <w:r>
-        <w:rPr>
-          <w:lang w:val="en-US"/>
-        </w:rPr>
-        <w:t>customers.”</w:t>
-      </w:r>
-      <w:proofErr w:type="gramEnd"/>
+        <w:t>Employee Net Promoter Score (eNPS) is a way for organizations to measure employee loyalty. The Net Promoter Score, originally a customer service tool, was later used internally on employees instead of customers.”</w:t>
+      </w:r>
     </w:p>
     <w:p>
       <w:pPr>
@@ -12279,7 +11321,6 @@
         <w:rPr>
           <w:lang w:val="en-US"/>
         </w:rPr>
-        <w:lastRenderedPageBreak/>
         <w:t>Epics</w:t>
       </w:r>
     </w:p>
@@ -12294,7 +11335,7 @@
           <w:lang w:val="en-US"/>
         </w:rPr>
       </w:pPr>
-      <w:hyperlink r:id="rId49" w:history="1">
+      <w:hyperlink r:id="rId52" w:history="1">
         <w:r>
           <w:rPr>
             <w:rStyle w:val="Hyperlink"/>
@@ -12390,6 +11431,7 @@
         </w:rPr>
       </w:pPr>
       <w:r>
+        <w:lastRenderedPageBreak/>
         <w:t>It is the highest tier of the development team’s work hierarchy.</w:t>
       </w:r>
     </w:p>
@@ -12452,7 +11494,7 @@
           <w:lang w:val="en-US"/>
         </w:rPr>
       </w:pPr>
-      <w:hyperlink r:id="rId50" w:history="1">
+      <w:hyperlink r:id="rId53" w:history="1">
         <w:r>
           <w:rPr>
             <w:rStyle w:val="Hyperlink"/>
@@ -12498,7 +11540,7 @@
           <w:lang w:val="en-US"/>
         </w:rPr>
       </w:pPr>
-      <w:hyperlink r:id="rId51" w:history="1">
+      <w:hyperlink r:id="rId54" w:history="1">
         <w:r>
           <w:rPr>
             <w:rStyle w:val="Hyperlink"/>
@@ -12518,40 +11560,12 @@
           <w:lang w:val="en-US"/>
         </w:rPr>
       </w:pPr>
-      <w:hyperlink r:id="rId52" w:history="1">
+      <w:hyperlink r:id="rId55" w:history="1">
         <w:r>
           <w:rPr>
             <w:rStyle w:val="Hyperlink"/>
           </w:rPr>
-          <w:t xml:space="preserve">The Engineer’s Golden Circle: Why "Start </w:t>
-        </w:r>
-        <w:proofErr w:type="gramStart"/>
-        <w:r>
-          <w:rPr>
-            <w:rStyle w:val="Hyperlink"/>
-          </w:rPr>
-          <w:t>With</w:t>
-        </w:r>
-        <w:proofErr w:type="gramEnd"/>
-        <w:r>
-          <w:rPr>
-            <w:rStyle w:val="Hyperlink"/>
-          </w:rPr>
-          <w:t xml:space="preserve"> Why" Isn’t Just a Buzzword, It’s Your Most Powerful Debugging Tool | by </w:t>
-        </w:r>
-        <w:proofErr w:type="spellStart"/>
-        <w:r>
-          <w:rPr>
-            <w:rStyle w:val="Hyperlink"/>
-          </w:rPr>
-          <w:t>Slimen</w:t>
-        </w:r>
-        <w:proofErr w:type="spellEnd"/>
-        <w:r>
-          <w:rPr>
-            <w:rStyle w:val="Hyperlink"/>
-          </w:rPr>
-          <w:t xml:space="preserve"> HMIDI | Medium</w:t>
+          <w:t>The Engineer’s Golden Circle: Why "Start With Why" Isn’t Just a Buzzword, It’s Your Most Powerful Debugging Tool | by Slimen HMIDI | Medium</w:t>
         </w:r>
       </w:hyperlink>
     </w:p>
@@ -12620,7 +11634,7 @@
           <w:lang w:val="en-US"/>
         </w:rPr>
       </w:pPr>
-      <w:hyperlink r:id="rId53" w:history="1">
+      <w:hyperlink r:id="rId56" w:history="1">
         <w:r>
           <w:rPr>
             <w:rStyle w:val="Hyperlink"/>
@@ -12697,7 +11711,7 @@
           <w:lang w:val="en-US"/>
         </w:rPr>
       </w:pPr>
-      <w:hyperlink r:id="rId54" w:history="1">
+      <w:hyperlink r:id="rId57" w:history="1">
         <w:r>
           <w:rPr>
             <w:rStyle w:val="Hyperlink"/>
@@ -12763,15 +11777,7 @@
         <w:t xml:space="preserve"> </w:t>
       </w:r>
       <w:r>
-        <w:t>that visualizes work, limits work-in-</w:t>
-      </w:r>
-      <w:proofErr w:type="gramStart"/>
-      <w:r>
-        <w:t>progress, and</w:t>
-      </w:r>
-      <w:proofErr w:type="gramEnd"/>
-      <w:r>
-        <w:t xml:space="preserve"> promotes </w:t>
+        <w:t xml:space="preserve">that visualizes work, limits work-in-progress, and promotes </w:t>
       </w:r>
       <w:r>
         <w:rPr>
@@ -12806,7 +11812,6 @@
         <w:rPr>
           <w:noProof/>
         </w:rPr>
-        <w:lastRenderedPageBreak/>
         <w:drawing>
           <wp:inline distT="0" distB="0" distL="0" distR="0" wp14:anchorId="202AF313" wp14:editId="735AC7A3">
             <wp:extent cx="3718560" cy="1859280"/>
@@ -12825,7 +11830,7 @@
                     </pic:cNvPicPr>
                   </pic:nvPicPr>
                   <pic:blipFill>
-                    <a:blip r:embed="rId55">
+                    <a:blip r:embed="rId58">
                       <a:extLst>
                         <a:ext uri="{28A0092B-C50C-407E-A947-70E740481C1C}">
                           <a14:useLocalDpi xmlns:a14="http://schemas.microsoft.com/office/drawing/2010/main" val="0"/>
@@ -12868,7 +11873,7 @@
           <w:lang w:val="en-US"/>
         </w:rPr>
       </w:pPr>
-      <w:hyperlink r:id="rId56" w:history="1">
+      <w:hyperlink r:id="rId59" w:history="1">
         <w:r>
           <w:rPr>
             <w:rStyle w:val="Hyperlink"/>
@@ -12904,15 +11909,7 @@
         </w:numPr>
       </w:pPr>
       <w:r>
-        <w:t xml:space="preserve">…Initially designed for the stages of grief, the creator consistently said it can be applied elsewhere. Today, it’s used more </w:t>
-      </w:r>
-      <w:proofErr w:type="gramStart"/>
-      <w:r>
-        <w:t>broadly,</w:t>
-      </w:r>
-      <w:proofErr w:type="gramEnd"/>
-      <w:r>
-        <w:t xml:space="preserve"> to even describe the stages an organisation goes through during change</w:t>
+        <w:t>…Initially designed for the stages of grief, the creator consistently said it can be applied elsewhere. Today, it’s used more broadly, to even describe the stages an organisation goes through during change</w:t>
       </w:r>
       <w:r>
         <w:t>???</w:t>
@@ -12930,6 +11927,7 @@
         <w:rPr>
           <w:lang w:val="en-US"/>
         </w:rPr>
+        <w:lastRenderedPageBreak/>
         <w:t>“</w:t>
       </w:r>
       <w:r>
@@ -12987,7 +11985,6 @@
         <w:rPr>
           <w:noProof/>
         </w:rPr>
-        <w:lastRenderedPageBreak/>
         <w:drawing>
           <wp:inline distT="0" distB="0" distL="0" distR="0" wp14:anchorId="48C999B2" wp14:editId="4F3E487C">
             <wp:extent cx="4922520" cy="3769060"/>
@@ -13006,7 +12003,7 @@
                     </pic:cNvPicPr>
                   </pic:nvPicPr>
                   <pic:blipFill>
-                    <a:blip r:embed="rId57">
+                    <a:blip r:embed="rId60">
                       <a:extLst>
                         <a:ext uri="{28A0092B-C50C-407E-A947-70E740481C1C}">
                           <a14:useLocalDpi xmlns:a14="http://schemas.microsoft.com/office/drawing/2010/main" val="0"/>
@@ -13049,7 +12046,7 @@
           <w:lang w:val="en-US"/>
         </w:rPr>
       </w:pPr>
-      <w:hyperlink r:id="rId58" w:history="1">
+      <w:hyperlink r:id="rId61" w:history="1">
         <w:r>
           <w:rPr>
             <w:rStyle w:val="Hyperlink"/>
@@ -13069,7 +12066,7 @@
           <w:lang w:val="en-US"/>
         </w:rPr>
       </w:pPr>
-      <w:hyperlink r:id="rId59" w:anchor=":~:text=The%20K%C3%BCbler%2DRoss%20Change%20Curve%2C%20originally%20developed%20to%20describe%20the,change%20into%20the%20organizational%20culture." w:history="1">
+      <w:hyperlink r:id="rId62" w:anchor=":~:text=The%20K%C3%BCbler%2DRoss%20Change%20Curve%2C%20originally%20developed%20to%20describe%20the,change%20into%20the%20organizational%20culture." w:history="1">
         <w:r>
           <w:rPr>
             <w:rStyle w:val="Hyperlink"/>
@@ -13089,21 +12086,13 @@
           <w:lang w:val="en-US"/>
         </w:rPr>
       </w:pPr>
-      <w:hyperlink r:id="rId60" w:anchor=":~:text=6.,integrated%20into%20daily%20work%20life." w:history="1">
+      <w:hyperlink r:id="rId63" w:anchor=":~:text=6.,integrated%20into%20daily%20work%20life." w:history="1">
         <w:r>
           <w:rPr>
             <w:rStyle w:val="Hyperlink"/>
           </w:rPr>
-          <w:t xml:space="preserve">What Are Change Management Models &amp; Frameworks? - </w:t>
+          <w:t>What Are Change Management Models &amp; Frameworks? - Agilemania</w:t>
         </w:r>
-        <w:proofErr w:type="spellStart"/>
-        <w:r>
-          <w:rPr>
-            <w:rStyle w:val="Hyperlink"/>
-          </w:rPr>
-          <w:t>Agilemania</w:t>
-        </w:r>
-        <w:proofErr w:type="spellEnd"/>
       </w:hyperlink>
     </w:p>
     <w:p>
@@ -13148,21 +12137,7 @@
         <w:rPr>
           <w:lang w:val="en-US"/>
         </w:rPr>
-        <w:t xml:space="preserve">a </w:t>
-      </w:r>
-      <w:proofErr w:type="gramStart"/>
-      <w:r>
-        <w:rPr>
-          <w:lang w:val="en-US"/>
-        </w:rPr>
-        <w:t>customer’s</w:t>
-      </w:r>
-      <w:proofErr w:type="gramEnd"/>
-      <w:r>
-        <w:rPr>
-          <w:lang w:val="en-US"/>
-        </w:rPr>
-        <w:t xml:space="preserve"> requests the product or solution</w:t>
+        <w:t>a customer’s requests the product or solution</w:t>
       </w:r>
       <w:r>
         <w:rPr>
@@ -13206,6 +12181,7 @@
         <w:rPr>
           <w:lang w:val="en-US"/>
         </w:rPr>
+        <w:lastRenderedPageBreak/>
         <w:t xml:space="preserve">This is not to be confused with </w:t>
       </w:r>
       <w:hyperlink w:anchor="_Cycle_time" w:history="1">
@@ -13323,7 +12299,7 @@
           <w:lang w:val="en-US"/>
         </w:rPr>
       </w:pPr>
-      <w:hyperlink r:id="rId61" w:history="1">
+      <w:hyperlink r:id="rId64" w:history="1">
         <w:r>
           <w:rPr>
             <w:rStyle w:val="Hyperlink"/>
@@ -13343,7 +12319,7 @@
           <w:lang w:val="en-US"/>
         </w:rPr>
       </w:pPr>
-      <w:hyperlink r:id="rId62" w:history="1">
+      <w:hyperlink r:id="rId65" w:history="1">
         <w:r>
           <w:rPr>
             <w:rStyle w:val="Hyperlink"/>
@@ -13363,7 +12339,7 @@
           <w:lang w:val="en-US"/>
         </w:rPr>
       </w:pPr>
-      <w:hyperlink r:id="rId63" w:history="1">
+      <w:hyperlink r:id="rId66" w:history="1">
         <w:r>
           <w:rPr>
             <w:rStyle w:val="Hyperlink"/>
@@ -13383,7 +12359,7 @@
           <w:lang w:val="en-US"/>
         </w:rPr>
       </w:pPr>
-      <w:hyperlink r:id="rId64" w:history="1">
+      <w:hyperlink r:id="rId67" w:history="1">
         <w:r>
           <w:rPr>
             <w:rStyle w:val="Hyperlink"/>
@@ -13403,7 +12379,7 @@
           <w:lang w:val="en-US"/>
         </w:rPr>
       </w:pPr>
-      <w:hyperlink r:id="rId65" w:history="1">
+      <w:hyperlink r:id="rId68" w:history="1">
         <w:r>
           <w:rPr>
             <w:rStyle w:val="Hyperlink"/>
@@ -13448,19 +12424,11 @@
           <w:lang w:val="en-US"/>
         </w:rPr>
       </w:pPr>
-      <w:proofErr w:type="gramStart"/>
-      <w:r>
-        <w:rPr>
-          <w:lang w:val="en-US"/>
-        </w:rPr>
-        <w:t>Lean</w:t>
-      </w:r>
-      <w:proofErr w:type="gramEnd"/>
-      <w:r>
-        <w:rPr>
-          <w:lang w:val="en-US"/>
-        </w:rPr>
-        <w:t xml:space="preserve"> thinking </w:t>
+      <w:r>
+        <w:rPr>
+          <w:lang w:val="en-US"/>
+        </w:rPr>
+        <w:t xml:space="preserve">Lean thinking </w:t>
       </w:r>
     </w:p>
     <w:p>
@@ -13474,19 +12442,11 @@
           <w:lang w:val="en-US"/>
         </w:rPr>
       </w:pPr>
-      <w:proofErr w:type="gramStart"/>
-      <w:r>
-        <w:rPr>
-          <w:lang w:val="en-US"/>
-        </w:rPr>
-        <w:t>Lean</w:t>
-      </w:r>
-      <w:proofErr w:type="gramEnd"/>
-      <w:r>
-        <w:rPr>
-          <w:lang w:val="en-US"/>
-        </w:rPr>
-        <w:t xml:space="preserve"> tools</w:t>
+      <w:r>
+        <w:rPr>
+          <w:lang w:val="en-US"/>
+        </w:rPr>
+        <w:t>Lean tools</w:t>
       </w:r>
     </w:p>
     <w:p>
@@ -13509,7 +12469,7 @@
       <w:r>
         <w:t>The expression "lean software development" originated in a book by the same name, written by Mary Poppendieck and Tom Poppendieck in 2003.</w:t>
       </w:r>
-      <w:hyperlink r:id="rId66" w:anchor="cite_note-1Poppendieck2003-2" w:history="1">
+      <w:hyperlink r:id="rId69" w:anchor="cite_note-1Poppendieck2003-2" w:history="1">
         <w:r>
           <w:rPr>
             <w:rStyle w:val="Hyperlink"/>
@@ -13521,7 +12481,7 @@
       <w:r>
         <w:t> The book restates traditional </w:t>
       </w:r>
-      <w:hyperlink r:id="rId67" w:anchor="Overview" w:tooltip="Lean manufacturing" w:history="1">
+      <w:hyperlink r:id="rId70" w:anchor="Overview" w:tooltip="Lean manufacturing" w:history="1">
         <w:r>
           <w:rPr>
             <w:rStyle w:val="Hyperlink"/>
@@ -13540,17 +12500,9 @@
         <w:t>tools</w:t>
       </w:r>
       <w:r>
-        <w:t xml:space="preserve"> and compares the tools to corresponding agile practices. The </w:t>
-      </w:r>
-      <w:proofErr w:type="spellStart"/>
-      <w:r>
-        <w:t>Poppendiecks</w:t>
-      </w:r>
-      <w:proofErr w:type="spellEnd"/>
-      <w:r>
-        <w:t>' involvement in the </w:t>
-      </w:r>
-      <w:hyperlink r:id="rId68" w:tooltip="Agile software development" w:history="1">
+        <w:t> and compares the tools to corresponding agile practices. The Poppendiecks' involvement in the </w:t>
+      </w:r>
+      <w:hyperlink r:id="rId71" w:tooltip="Agile software development" w:history="1">
         <w:r>
           <w:rPr>
             <w:rStyle w:val="Hyperlink"/>
@@ -13561,7 +12513,7 @@
       <w:r>
         <w:t> community, including talks at several Agile conferences </w:t>
       </w:r>
-      <w:hyperlink r:id="rId69" w:anchor="cite_note-3" w:history="1">
+      <w:hyperlink r:id="rId72" w:anchor="cite_note-3" w:history="1">
         <w:r>
           <w:rPr>
             <w:rStyle w:val="Hyperlink"/>
@@ -13588,7 +12540,7 @@
           <w:lang w:val="en-US"/>
         </w:rPr>
       </w:pPr>
-      <w:hyperlink r:id="rId70" w:history="1">
+      <w:hyperlink r:id="rId73" w:history="1">
         <w:r>
           <w:rPr>
             <w:rStyle w:val="Hyperlink"/>
@@ -13650,7 +12602,7 @@
           <w:lang w:val="en-US"/>
         </w:rPr>
       </w:pPr>
-      <w:hyperlink r:id="rId71" w:history="1">
+      <w:hyperlink r:id="rId74" w:history="1">
         <w:r>
           <w:rPr>
             <w:rStyle w:val="Hyperlink"/>
@@ -13770,6 +12722,7 @@
         <w:rPr>
           <w:lang w:val="en-US"/>
         </w:rPr>
+        <w:lastRenderedPageBreak/>
         <w:t xml:space="preserve">“Microservices apply an example of the </w:t>
       </w:r>
       <w:r>
@@ -13943,7 +12896,6 @@
         <w:rPr>
           <w:lang w:val="en-US"/>
         </w:rPr>
-        <w:lastRenderedPageBreak/>
         <w:t xml:space="preserve">“DevOps practices, such as </w:t>
       </w:r>
       <w:r>
@@ -14081,7 +13033,7 @@
           <w:lang w:val="en-US"/>
         </w:rPr>
       </w:pPr>
-      <w:hyperlink r:id="rId72" w:history="1">
+      <w:hyperlink r:id="rId75" w:history="1">
         <w:r>
           <w:rPr>
             <w:rStyle w:val="Hyperlink"/>
@@ -14101,21 +13053,33 @@
           <w:lang w:val="en-US"/>
         </w:rPr>
       </w:pPr>
-      <w:hyperlink r:id="rId73" w:history="1">
+      <w:hyperlink r:id="rId76" w:history="1">
         <w:r>
           <w:rPr>
             <w:rStyle w:val="Hyperlink"/>
           </w:rPr>
-          <w:t xml:space="preserve">Microservices - </w:t>
+          <w:t>Microservices - GeeksforGeeks</w:t>
         </w:r>
-        <w:proofErr w:type="spellStart"/>
+      </w:hyperlink>
+    </w:p>
+    <w:p>
+      <w:pPr>
+        <w:pStyle w:val="ListParagraph"/>
+        <w:numPr>
+          <w:ilvl w:val="0"/>
+          <w:numId w:val="14"/>
+        </w:numPr>
+        <w:rPr>
+          <w:lang w:val="en-US"/>
+        </w:rPr>
+      </w:pPr>
+      <w:hyperlink r:id="rId77" w:history="1">
         <w:r>
           <w:rPr>
             <w:rStyle w:val="Hyperlink"/>
           </w:rPr>
-          <w:t>GeeksforGeeks</w:t>
+          <w:t>Devops and Microservices - GeeksforGeeks</w:t>
         </w:r>
-        <w:proofErr w:type="spellEnd"/>
       </w:hyperlink>
     </w:p>
     <w:p>
@@ -14129,43 +13093,7 @@
           <w:lang w:val="en-US"/>
         </w:rPr>
       </w:pPr>
-      <w:hyperlink r:id="rId74" w:history="1">
-        <w:proofErr w:type="spellStart"/>
-        <w:r>
-          <w:rPr>
-            <w:rStyle w:val="Hyperlink"/>
-          </w:rPr>
-          <w:t>Devops</w:t>
-        </w:r>
-        <w:proofErr w:type="spellEnd"/>
-        <w:r>
-          <w:rPr>
-            <w:rStyle w:val="Hyperlink"/>
-          </w:rPr>
-          <w:t xml:space="preserve"> and Microservices - </w:t>
-        </w:r>
-        <w:proofErr w:type="spellStart"/>
-        <w:r>
-          <w:rPr>
-            <w:rStyle w:val="Hyperlink"/>
-          </w:rPr>
-          <w:t>GeeksforGeeks</w:t>
-        </w:r>
-        <w:proofErr w:type="spellEnd"/>
-      </w:hyperlink>
-    </w:p>
-    <w:p>
-      <w:pPr>
-        <w:pStyle w:val="ListParagraph"/>
-        <w:numPr>
-          <w:ilvl w:val="0"/>
-          <w:numId w:val="14"/>
-        </w:numPr>
-        <w:rPr>
-          <w:lang w:val="en-US"/>
-        </w:rPr>
-      </w:pPr>
-      <w:hyperlink r:id="rId75" w:anchor=":~:text=%E2%9C%85%201.,Distributed%20tracing" w:history="1">
+      <w:hyperlink r:id="rId78" w:anchor=":~:text=%E2%9C%85%201.,Distributed%20tracing" w:history="1">
         <w:r>
           <w:rPr>
             <w:rStyle w:val="Hyperlink"/>
@@ -14185,7 +13113,7 @@
           <w:lang w:val="en-US"/>
         </w:rPr>
       </w:pPr>
-      <w:hyperlink r:id="rId76" w:history="1">
+      <w:hyperlink r:id="rId79" w:history="1">
         <w:r>
           <w:rPr>
             <w:rStyle w:val="Hyperlink"/>
@@ -14201,7 +13129,6 @@
           <w:lang w:val="en-US"/>
         </w:rPr>
       </w:pPr>
-      <w:proofErr w:type="gramStart"/>
       <w:r>
         <w:rPr>
           <w:lang w:val="en-US"/>
@@ -14218,14 +13145,7 @@
         <w:rPr>
           <w:lang w:val="en-US"/>
         </w:rPr>
-        <w:t>ource</w:t>
-      </w:r>
-      <w:proofErr w:type="gramEnd"/>
-      <w:r>
-        <w:rPr>
-          <w:lang w:val="en-US"/>
-        </w:rPr>
-        <w:t xml:space="preserve"> </w:t>
+        <w:t xml:space="preserve">ource </w:t>
       </w:r>
       <w:r>
         <w:rPr>
@@ -14240,19 +13160,11 @@
           <w:lang w:val="en-US"/>
         </w:rPr>
       </w:pPr>
-      <w:proofErr w:type="gramStart"/>
-      <w:r>
-        <w:rPr>
-          <w:lang w:val="en-US"/>
-        </w:rPr>
-        <w:t>Open Source</w:t>
-      </w:r>
-      <w:proofErr w:type="gramEnd"/>
-      <w:r>
-        <w:rPr>
-          <w:lang w:val="en-US"/>
-        </w:rPr>
-        <w:t xml:space="preserve"> Software (OSS) refers to software that </w:t>
+      <w:r>
+        <w:rPr>
+          <w:lang w:val="en-US"/>
+        </w:rPr>
+        <w:t xml:space="preserve">Open Source Software (OSS) refers to software that </w:t>
       </w:r>
       <w:r>
         <w:rPr>
@@ -14326,21 +13238,7 @@
         <w:rPr>
           <w:lang w:val="en-US"/>
         </w:rPr>
-        <w:t xml:space="preserve">, which </w:t>
-      </w:r>
-      <w:proofErr w:type="gramStart"/>
-      <w:r>
-        <w:rPr>
-          <w:lang w:val="en-US"/>
-        </w:rPr>
-        <w:t>in itself just</w:t>
-      </w:r>
-      <w:proofErr w:type="gramEnd"/>
-      <w:r>
-        <w:rPr>
-          <w:lang w:val="en-US"/>
-        </w:rPr>
-        <w:t xml:space="preserve"> refers to the software that is freely available, in the form of the source code.</w:t>
+        <w:t>, which in itself just refers to the software that is freely available, in the form of the source code.</w:t>
       </w:r>
     </w:p>
     <w:p>
@@ -14371,26 +13269,12 @@
           <w:lang w:val="en-US"/>
         </w:rPr>
       </w:pPr>
-      <w:hyperlink r:id="rId77" w:history="1">
+      <w:hyperlink r:id="rId80" w:history="1">
         <w:r>
           <w:rPr>
             <w:rStyle w:val="Hyperlink"/>
           </w:rPr>
-          <w:t xml:space="preserve">What is </w:t>
-        </w:r>
-        <w:proofErr w:type="gramStart"/>
-        <w:r>
-          <w:rPr>
-            <w:rStyle w:val="Hyperlink"/>
-          </w:rPr>
-          <w:t>Open Source</w:t>
-        </w:r>
-        <w:proofErr w:type="gramEnd"/>
-        <w:r>
-          <w:rPr>
-            <w:rStyle w:val="Hyperlink"/>
-          </w:rPr>
-          <w:t xml:space="preserve"> Software (OSS)?</w:t>
+          <w:t>What is Open Source Software (OSS)?</w:t>
         </w:r>
       </w:hyperlink>
     </w:p>
@@ -14434,6 +13318,7 @@
         <w:rPr>
           <w:lang w:val="en-US"/>
         </w:rPr>
+        <w:lastRenderedPageBreak/>
         <w:t>“</w:t>
       </w:r>
       <w:r>
@@ -14474,7 +13359,7 @@
         </w:rPr>
         <w:t xml:space="preserve"> - </w:t>
       </w:r>
-      <w:hyperlink r:id="rId78" w:history="1">
+      <w:hyperlink r:id="rId81" w:history="1">
         <w:r>
           <w:rPr>
             <w:rStyle w:val="Hyperlink"/>
@@ -14564,35 +13449,7 @@
         <w:rPr>
           <w:lang w:val="en-US"/>
         </w:rPr>
-        <w:t xml:space="preserve">Thus, compared to reliability, resilience is the </w:t>
-      </w:r>
-      <w:proofErr w:type="spellStart"/>
-      <w:r>
-        <w:rPr>
-          <w:lang w:val="en-US"/>
-        </w:rPr>
-        <w:t>oppositve</w:t>
-      </w:r>
-      <w:proofErr w:type="spellEnd"/>
-      <w:r>
-        <w:rPr>
-          <w:lang w:val="en-US"/>
-        </w:rPr>
-        <w:t xml:space="preserve"> of ‘flying by the seat of your </w:t>
-      </w:r>
-      <w:proofErr w:type="gramStart"/>
-      <w:r>
-        <w:rPr>
-          <w:lang w:val="en-US"/>
-        </w:rPr>
-        <w:t>pants’</w:t>
-      </w:r>
-      <w:proofErr w:type="gramEnd"/>
-      <w:r>
-        <w:rPr>
-          <w:lang w:val="en-US"/>
-        </w:rPr>
-        <w:t xml:space="preserve"> when things break; you need to be ready, or have always been ready?</w:t>
+        <w:t>Thus, compared to reliability, resilience is the oppositve of ‘flying by the seat of your pants’ when things break; you need to be ready, or have always been ready?</w:t>
       </w:r>
     </w:p>
     <w:p>
@@ -14606,7 +13463,7 @@
           <w:lang w:val="en-US"/>
         </w:rPr>
       </w:pPr>
-      <w:hyperlink r:id="rId79" w:history="1">
+      <w:hyperlink r:id="rId82" w:history="1">
         <w:r>
           <w:rPr>
             <w:rStyle w:val="Hyperlink"/>
@@ -14630,21 +13487,7 @@
         <w:rPr>
           <w:lang w:val="en-US"/>
         </w:rPr>
-        <w:t>Scaled Agile Framework (</w:t>
-      </w:r>
-      <w:proofErr w:type="spellStart"/>
-      <w:r>
-        <w:rPr>
-          <w:lang w:val="en-US"/>
-        </w:rPr>
-        <w:t>SAFe</w:t>
-      </w:r>
-      <w:proofErr w:type="spellEnd"/>
-      <w:r>
-        <w:rPr>
-          <w:lang w:val="en-US"/>
-        </w:rPr>
-        <w:t xml:space="preserve">) </w:t>
+        <w:t xml:space="preserve">Scaled Agile Framework (SAFe) </w:t>
       </w:r>
     </w:p>
     <w:p>
@@ -14662,7 +13505,6 @@
         <w:rPr>
           <w:lang w:val="en-US"/>
         </w:rPr>
-        <w:lastRenderedPageBreak/>
         <w:t xml:space="preserve">Scrum </w:t>
       </w:r>
     </w:p>
@@ -14731,7 +13573,7 @@
           <w:lang w:val="en-US"/>
         </w:rPr>
       </w:pPr>
-      <w:hyperlink r:id="rId80" w:history="1">
+      <w:hyperlink r:id="rId83" w:history="1">
         <w:r>
           <w:rPr>
             <w:rStyle w:val="Hyperlink"/>
@@ -14869,30 +13711,8 @@
         <w:rPr>
           <w:lang w:val="en-US"/>
         </w:rPr>
-        <w:t xml:space="preserve">solves this by using the </w:t>
-      </w:r>
-      <w:proofErr w:type="gramStart"/>
-      <w:r>
-        <w:rPr>
-          <w:lang w:val="en-US"/>
-        </w:rPr>
-        <w:t>aforementioned formula</w:t>
-      </w:r>
-      <w:proofErr w:type="gramEnd"/>
-      <w:r>
-        <w:rPr>
-          <w:lang w:val="en-US"/>
-        </w:rPr>
-        <w:t xml:space="preserve">, instead of arguing between the two </w:t>
-      </w:r>
-      <w:proofErr w:type="gramStart"/>
-      <w:r>
-        <w:rPr>
-          <w:lang w:val="en-US"/>
-        </w:rPr>
-        <w:t>teams?</w:t>
-      </w:r>
-      <w:proofErr w:type="gramEnd"/>
+        <w:t>solves this by using the aforementioned formula, instead of arguing between the two teams?</w:t>
+      </w:r>
     </w:p>
     <w:p>
       <w:pPr>
@@ -14905,33 +13725,11 @@
           <w:lang w:val="en-US"/>
         </w:rPr>
       </w:pPr>
-      <w:proofErr w:type="gramStart"/>
-      <w:r>
-        <w:rPr>
-          <w:lang w:val="en-US"/>
-        </w:rPr>
-        <w:t>Has</w:t>
-      </w:r>
-      <w:proofErr w:type="gramEnd"/>
-      <w:r>
-        <w:rPr>
-          <w:lang w:val="en-US"/>
-        </w:rPr>
-        <w:t xml:space="preserve"> a dedicated team of people with Ops skills, called Service Reliability Engineers (SRE’s)</w:t>
-      </w:r>
-      <w:proofErr w:type="gramStart"/>
-      <w:r>
-        <w:rPr>
-          <w:lang w:val="en-US"/>
-        </w:rPr>
-        <w:t xml:space="preserve"> to</w:t>
-      </w:r>
-      <w:proofErr w:type="gramEnd"/>
-      <w:r>
-        <w:rPr>
-          <w:lang w:val="en-US"/>
-        </w:rPr>
-        <w:t xml:space="preserve"> continuously oversee the reliability of the product.</w:t>
+      <w:r>
+        <w:rPr>
+          <w:lang w:val="en-US"/>
+        </w:rPr>
+        <w:t>Has a dedicated team of people with Ops skills, called Service Reliability Engineers (SRE’s) to continuously oversee the reliability of the product.</w:t>
       </w:r>
     </w:p>
     <w:p>
@@ -14945,7 +13743,7 @@
           <w:lang w:val="en-US"/>
         </w:rPr>
       </w:pPr>
-      <w:hyperlink r:id="rId81" w:history="1">
+      <w:hyperlink r:id="rId84" w:history="1">
         <w:r>
           <w:rPr>
             <w:rStyle w:val="Hyperlink"/>
@@ -14965,7 +13763,7 @@
           <w:lang w:val="en-US"/>
         </w:rPr>
       </w:pPr>
-      <w:hyperlink r:id="rId82" w:history="1">
+      <w:hyperlink r:id="rId85" w:history="1">
         <w:r>
           <w:rPr>
             <w:rStyle w:val="Hyperlink"/>
@@ -15071,7 +13869,11 @@
         <w:t xml:space="preserve">; </w:t>
       </w:r>
       <w:r>
-        <w:t xml:space="preserve">write a failing test (Red), write minimal code to make it pass (Green), and then optimize </w:t>
+        <w:t xml:space="preserve">write a failing test (Red), write minimal </w:t>
+      </w:r>
+      <w:r>
+        <w:lastRenderedPageBreak/>
+        <w:t xml:space="preserve">code to make it pass (Green), and then optimize </w:t>
       </w:r>
       <w:r>
         <w:t>to remove duplicate/redundant</w:t>
@@ -15146,21 +13948,13 @@
           <w:lang w:val="en-US"/>
         </w:rPr>
       </w:pPr>
-      <w:hyperlink r:id="rId83" w:history="1">
+      <w:hyperlink r:id="rId86" w:history="1">
         <w:r>
           <w:rPr>
             <w:rStyle w:val="Hyperlink"/>
           </w:rPr>
-          <w:t xml:space="preserve">What is Test Driven Development (TDD)? - </w:t>
+          <w:t>What is Test Driven Development (TDD)? - GeeksforGeeks</w:t>
         </w:r>
-        <w:proofErr w:type="spellStart"/>
-        <w:r>
-          <w:rPr>
-            <w:rStyle w:val="Hyperlink"/>
-          </w:rPr>
-          <w:t>GeeksforGeeks</w:t>
-        </w:r>
-        <w:proofErr w:type="spellEnd"/>
       </w:hyperlink>
     </w:p>
     <w:p>
@@ -15174,7 +13968,7 @@
           <w:lang w:val="en-US"/>
         </w:rPr>
       </w:pPr>
-      <w:hyperlink r:id="rId84" w:history="1">
+      <w:hyperlink r:id="rId87" w:history="1">
         <w:r>
           <w:rPr>
             <w:rStyle w:val="Hyperlink"/>
@@ -15194,7 +13988,7 @@
           <w:lang w:val="en-US"/>
         </w:rPr>
       </w:pPr>
-      <w:hyperlink r:id="rId85" w:history="1">
+      <w:hyperlink r:id="rId88" w:history="1">
         <w:r>
           <w:rPr>
             <w:rStyle w:val="Hyperlink"/>
@@ -15257,33 +14051,11 @@
           <w:lang w:val="en-US"/>
         </w:rPr>
       </w:pPr>
-      <w:proofErr w:type="gramStart"/>
-      <w:r>
-        <w:rPr>
-          <w:lang w:val="en-US"/>
-        </w:rPr>
-        <w:t>Is</w:t>
-      </w:r>
-      <w:proofErr w:type="gramEnd"/>
-      <w:r>
-        <w:rPr>
-          <w:lang w:val="en-US"/>
-        </w:rPr>
-        <w:t xml:space="preserve"> </w:t>
-      </w:r>
-      <w:proofErr w:type="gramStart"/>
-      <w:r>
-        <w:rPr>
-          <w:lang w:val="en-US"/>
-        </w:rPr>
-        <w:t>this</w:t>
-      </w:r>
-      <w:proofErr w:type="gramEnd"/>
-      <w:r>
-        <w:rPr>
-          <w:lang w:val="en-US"/>
-        </w:rPr>
-        <w:t xml:space="preserve"> the three principles mentioned above?</w:t>
+      <w:r>
+        <w:rPr>
+          <w:lang w:val="en-US"/>
+        </w:rPr>
+        <w:t>Is this the three principles mentioned above?</w:t>
       </w:r>
     </w:p>
     <w:p>
@@ -15301,21 +14073,7 @@
         <w:rPr>
           <w:lang w:val="en-US"/>
         </w:rPr>
-        <w:t xml:space="preserve">This topic describes the three DevOps principles of flow, feedback, and continuous learning to derive better DevOps </w:t>
-      </w:r>
-      <w:proofErr w:type="spellStart"/>
-      <w:r>
-        <w:rPr>
-          <w:lang w:val="en-US"/>
-        </w:rPr>
-        <w:t>behaviour</w:t>
-      </w:r>
-      <w:proofErr w:type="spellEnd"/>
-      <w:r>
-        <w:rPr>
-          <w:lang w:val="en-US"/>
-        </w:rPr>
-        <w:t xml:space="preserve"> and cultivate the right adoption of DevOps.</w:t>
+        <w:t>This topic describes the three DevOps principles of flow, feedback, and continuous learning to derive better DevOps behaviour and cultivate the right adoption of DevOps.</w:t>
       </w:r>
     </w:p>
     <w:p>
@@ -15377,21 +14135,7 @@
         <w:rPr>
           <w:lang w:val="en-US"/>
         </w:rPr>
-        <w:t xml:space="preserve">ll </w:t>
-      </w:r>
-      <w:proofErr w:type="gramStart"/>
-      <w:r>
-        <w:rPr>
-          <w:lang w:val="en-US"/>
-        </w:rPr>
-        <w:t>actually move</w:t>
-      </w:r>
-      <w:proofErr w:type="gramEnd"/>
-      <w:r>
-        <w:rPr>
-          <w:lang w:val="en-US"/>
-        </w:rPr>
-        <w:t xml:space="preserve"> from development of artifacts to management of said artifacts using operations</w:t>
+        <w:t>ll actually move from development of artifacts to management of said artifacts using operations</w:t>
       </w:r>
     </w:p>
     <w:p>
@@ -15422,21 +14166,7 @@
         <w:rPr>
           <w:lang w:val="en-US"/>
         </w:rPr>
-        <w:t xml:space="preserve"> cultivates culture of quick feedback availability </w:t>
-      </w:r>
-      <w:proofErr w:type="gramStart"/>
-      <w:r>
-        <w:rPr>
-          <w:lang w:val="en-US"/>
-        </w:rPr>
-        <w:t>in order to</w:t>
-      </w:r>
-      <w:proofErr w:type="gramEnd"/>
-      <w:r>
-        <w:rPr>
-          <w:lang w:val="en-US"/>
-        </w:rPr>
-        <w:t xml:space="preserve"> improvise? the product</w:t>
+        <w:t xml:space="preserve"> cultivates culture of quick feedback availability in order to improvise? the product</w:t>
       </w:r>
     </w:p>
     <w:p>
@@ -15517,7 +14247,7 @@
           <w:lang w:val="en-US"/>
         </w:rPr>
       </w:pPr>
-      <w:hyperlink r:id="rId86" w:history="1">
+      <w:hyperlink r:id="rId89" w:history="1">
         <w:r>
           <w:rPr>
             <w:rStyle w:val="Hyperlink"/>
@@ -15537,7 +14267,7 @@
           <w:lang w:val="en-US"/>
         </w:rPr>
       </w:pPr>
-      <w:hyperlink r:id="rId87" w:history="1">
+      <w:hyperlink r:id="rId90" w:history="1">
         <w:r>
           <w:rPr>
             <w:rStyle w:val="Hyperlink"/>
@@ -15598,21 +14328,7 @@
         <w:rPr>
           <w:lang w:val="en-US"/>
         </w:rPr>
-        <w:t xml:space="preserve">technique to analyze, design, and manage the flow of materials and information </w:t>
-      </w:r>
-      <w:proofErr w:type="gramStart"/>
-      <w:r>
-        <w:rPr>
-          <w:lang w:val="en-US"/>
-        </w:rPr>
-        <w:t>require</w:t>
-      </w:r>
-      <w:proofErr w:type="gramEnd"/>
-      <w:r>
-        <w:rPr>
-          <w:lang w:val="en-US"/>
-        </w:rPr>
-        <w:t xml:space="preserve"> to bring a product to a customer.</w:t>
+        <w:t>technique to analyze, design, and manage the flow of materials and information require to bring a product to a customer.</w:t>
       </w:r>
     </w:p>
     <w:p>
@@ -15786,7 +14502,7 @@
           <w:lang w:val="en-US"/>
         </w:rPr>
       </w:pPr>
-      <w:hyperlink r:id="rId88" w:history="1">
+      <w:hyperlink r:id="rId91" w:history="1">
         <w:r>
           <w:rPr>
             <w:rStyle w:val="Hyperlink"/>
@@ -15886,35 +14602,7 @@
         <w:rPr>
           <w:lang w:val="en-US"/>
         </w:rPr>
-        <w:t xml:space="preserve"> can complete </w:t>
-      </w:r>
-      <w:proofErr w:type="gramStart"/>
-      <w:r>
-        <w:rPr>
-          <w:lang w:val="en-US"/>
-        </w:rPr>
-        <w:t>in a given</w:t>
-      </w:r>
-      <w:proofErr w:type="gramEnd"/>
-      <w:r>
-        <w:rPr>
-          <w:lang w:val="en-US"/>
-        </w:rPr>
-        <w:t xml:space="preserve"> </w:t>
-      </w:r>
-      <w:proofErr w:type="gramStart"/>
-      <w:r>
-        <w:rPr>
-          <w:lang w:val="en-US"/>
-        </w:rPr>
-        <w:t>time period</w:t>
-      </w:r>
-      <w:proofErr w:type="gramEnd"/>
-      <w:r>
-        <w:rPr>
-          <w:lang w:val="en-US"/>
-        </w:rPr>
-        <w:t xml:space="preserve">, </w:t>
+        <w:t xml:space="preserve"> can complete in a given time period, </w:t>
       </w:r>
       <w:r>
         <w:rPr>
@@ -15939,21 +14627,7 @@
         <w:rPr>
           <w:lang w:val="en-US"/>
         </w:rPr>
-        <w:t xml:space="preserve">Velocity is measured in two </w:t>
-      </w:r>
-      <w:proofErr w:type="gramStart"/>
-      <w:r>
-        <w:rPr>
-          <w:lang w:val="en-US"/>
-        </w:rPr>
-        <w:t>ways;</w:t>
-      </w:r>
-      <w:proofErr w:type="gramEnd"/>
-      <w:r>
-        <w:rPr>
-          <w:lang w:val="en-US"/>
-        </w:rPr>
-        <w:t xml:space="preserve"> by count and by sum.</w:t>
+        <w:t>Velocity is measured in two ways; by count and by sum.</w:t>
       </w:r>
     </w:p>
     <w:p>
@@ -16130,7 +14804,7 @@
           <w:lang w:val="en-US"/>
         </w:rPr>
       </w:pPr>
-      <w:hyperlink r:id="rId89" w:history="1">
+      <w:hyperlink r:id="rId92" w:history="1">
         <w:r>
           <w:rPr>
             <w:rStyle w:val="Hyperlink"/>
@@ -16150,7 +14824,7 @@
           <w:lang w:val="en-US"/>
         </w:rPr>
       </w:pPr>
-      <w:hyperlink r:id="rId90" w:history="1">
+      <w:hyperlink r:id="rId93" w:history="1">
         <w:r>
           <w:rPr>
             <w:rStyle w:val="Hyperlink"/>
@@ -16174,6 +14848,7 @@
           <w:color w:val="EE0000"/>
           <w:lang w:val="en-US"/>
         </w:rPr>
+        <w:lastRenderedPageBreak/>
         <w:t>Waste</w:t>
       </w:r>
     </w:p>
@@ -16218,22 +14893,7 @@
         <w:rPr>
           <w:lang w:val="en-US"/>
         </w:rPr>
-        <w:lastRenderedPageBreak/>
-        <w:t>The term waste (</w:t>
-      </w:r>
-      <w:proofErr w:type="spellStart"/>
-      <w:r>
-        <w:rPr>
-          <w:lang w:val="en-US"/>
-        </w:rPr>
-        <w:t>muda</w:t>
-      </w:r>
-      <w:proofErr w:type="spellEnd"/>
-      <w:r>
-        <w:rPr>
-          <w:lang w:val="en-US"/>
-        </w:rPr>
-        <w:t xml:space="preserve">) originated as part of the </w:t>
+        <w:t xml:space="preserve">The term waste (muda) originated as part of the </w:t>
       </w:r>
       <w:r>
         <w:rPr>
@@ -16255,21 +14915,7 @@
         <w:rPr>
           <w:lang w:val="en-US"/>
         </w:rPr>
-        <w:t xml:space="preserve">created by </w:t>
-      </w:r>
-      <w:proofErr w:type="spellStart"/>
-      <w:r>
-        <w:rPr>
-          <w:lang w:val="en-US"/>
-        </w:rPr>
-        <w:t>Taaichi</w:t>
-      </w:r>
-      <w:proofErr w:type="spellEnd"/>
-      <w:r>
-        <w:rPr>
-          <w:lang w:val="en-US"/>
-        </w:rPr>
-        <w:t xml:space="preserve"> Ohno. </w:t>
+        <w:t xml:space="preserve">created by Taaichi Ohno. </w:t>
       </w:r>
       <w:r>
         <w:rPr>
@@ -16473,21 +15119,7 @@
         <w:rPr>
           <w:lang w:val="en-US"/>
         </w:rPr>
-        <w:t xml:space="preserve"> – Waste from making more product than </w:t>
-      </w:r>
-      <w:proofErr w:type="gramStart"/>
-      <w:r>
-        <w:rPr>
-          <w:lang w:val="en-US"/>
-        </w:rPr>
-        <w:t>customers</w:t>
-      </w:r>
-      <w:proofErr w:type="gramEnd"/>
-      <w:r>
-        <w:rPr>
-          <w:lang w:val="en-US"/>
-        </w:rPr>
-        <w:t xml:space="preserve"> demand</w:t>
+        <w:t xml:space="preserve"> – Waste from making more product than customers demand</w:t>
       </w:r>
     </w:p>
     <w:p>
@@ -16610,23 +15242,7 @@
           <w:bCs/>
           <w:lang w:val="en-US"/>
         </w:rPr>
-        <w:t xml:space="preserve">Waste from waiting occurs in two </w:t>
-      </w:r>
-      <w:proofErr w:type="gramStart"/>
-      <w:r>
-        <w:rPr>
-          <w:bCs/>
-          <w:lang w:val="en-US"/>
-        </w:rPr>
-        <w:t>forms;</w:t>
-      </w:r>
-      <w:proofErr w:type="gramEnd"/>
-      <w:r>
-        <w:rPr>
-          <w:bCs/>
-          <w:lang w:val="en-US"/>
-        </w:rPr>
-        <w:t xml:space="preserve"> one, from waiting on materials and equipment, and two, from idle equipment. It is often caused by unevenness in the production stations and can result</w:t>
+        <w:t>Waste from waiting occurs in two forms; one, from waiting on materials and equipment, and two, from idle equipment. It is often caused by unevenness in the production stations and can result</w:t>
       </w:r>
       <w:r>
         <w:rPr>
@@ -16659,23 +15275,7 @@
           <w:bCs/>
           <w:lang w:val="en-US"/>
         </w:rPr>
-        <w:t xml:space="preserve">In software development, rather than waiting on materials, waiting on other teams to deliver before more work can continue </w:t>
-      </w:r>
-      <w:proofErr w:type="gramStart"/>
-      <w:r>
-        <w:rPr>
-          <w:bCs/>
-          <w:lang w:val="en-US"/>
-        </w:rPr>
-        <w:t>causes</w:t>
-      </w:r>
-      <w:proofErr w:type="gramEnd"/>
-      <w:r>
-        <w:rPr>
-          <w:bCs/>
-          <w:lang w:val="en-US"/>
-        </w:rPr>
-        <w:t xml:space="preserve"> this waste.</w:t>
+        <w:t>In software development, rather than waiting on materials, waiting on other teams to deliver before more work can continue causes this waste.</w:t>
       </w:r>
     </w:p>
     <w:p>
@@ -16694,6 +15294,7 @@
           <w:bCs/>
           <w:lang w:val="en-US"/>
         </w:rPr>
+        <w:lastRenderedPageBreak/>
         <w:t>This can be mitigated via introduction of automation in multiple ways, helping to streamline the process of delivery.</w:t>
       </w:r>
     </w:p>
@@ -16767,7 +15368,6 @@
           <w:bCs/>
           <w:lang w:val="en-US"/>
         </w:rPr>
-        <w:lastRenderedPageBreak/>
         <w:t xml:space="preserve">Whilst not initially attributed as </w:t>
       </w:r>
       <w:r>
@@ -16966,23 +15566,7 @@
           <w:bCs/>
           <w:lang w:val="en-US"/>
         </w:rPr>
-        <w:t xml:space="preserve"> and occurs when developers are interrupted and required to switch their attention to another </w:t>
-      </w:r>
-      <w:proofErr w:type="gramStart"/>
-      <w:r>
-        <w:rPr>
-          <w:bCs/>
-          <w:lang w:val="en-US"/>
-        </w:rPr>
-        <w:t>task, or</w:t>
-      </w:r>
-      <w:proofErr w:type="gramEnd"/>
-      <w:r>
-        <w:rPr>
-          <w:bCs/>
-          <w:lang w:val="en-US"/>
-        </w:rPr>
-        <w:t xml:space="preserve"> devote their attention to multiple projects. Each change in attention requires a context switch, which produces waste</w:t>
+        <w:t xml:space="preserve"> and occurs when developers are interrupted and required to switch their attention to another task, or devote their attention to multiple projects. Each change in attention requires a context switch, which produces waste</w:t>
       </w:r>
       <w:r>
         <w:rPr>
@@ -17016,23 +15600,7 @@
           <w:bCs/>
           <w:lang w:val="en-US"/>
         </w:rPr>
-        <w:t xml:space="preserve">an be mitigated with agile planning, setting our ‘Work in </w:t>
-      </w:r>
-      <w:proofErr w:type="gramStart"/>
-      <w:r>
-        <w:rPr>
-          <w:bCs/>
-          <w:lang w:val="en-US"/>
-        </w:rPr>
-        <w:t>Progress’,</w:t>
-      </w:r>
-      <w:proofErr w:type="gramEnd"/>
-      <w:r>
-        <w:rPr>
-          <w:bCs/>
-          <w:lang w:val="en-US"/>
-        </w:rPr>
-        <w:t xml:space="preserve"> or by allowing teams to self-organise, allowing for more organic changes in tasks</w:t>
+        <w:t>an be mitigated with agile planning, setting our ‘Work in Progress’, or by allowing teams to self-organise, allowing for more organic changes in tasks</w:t>
       </w:r>
       <w:r>
         <w:rPr>
@@ -17090,21 +15658,7 @@
         <w:rPr>
           <w:lang w:val="en-US"/>
         </w:rPr>
-        <w:t xml:space="preserve">Inventory as a waste occurs when having more inventory than is necessary to sustain a </w:t>
-      </w:r>
-      <w:proofErr w:type="gramStart"/>
-      <w:r>
-        <w:rPr>
-          <w:lang w:val="en-US"/>
-        </w:rPr>
-        <w:t>stead</w:t>
-      </w:r>
-      <w:proofErr w:type="gramEnd"/>
-      <w:r>
-        <w:rPr>
-          <w:lang w:val="en-US"/>
-        </w:rPr>
-        <w:t xml:space="preserve"> flow of work. This can result in greater lead times, product defects or damage, and inefficient allocation of capital.</w:t>
+        <w:t>Inventory as a waste occurs when having more inventory than is necessary to sustain a stead flow of work. This can result in greater lead times, product defects or damage, and inefficient allocation of capital.</w:t>
       </w:r>
     </w:p>
     <w:p>
@@ -17162,25 +15716,7 @@
           <w:color w:val="EE0000"/>
           <w:lang w:val="en-US"/>
         </w:rPr>
-        <w:t xml:space="preserve">WHY </w:t>
-      </w:r>
-      <w:proofErr w:type="spellStart"/>
-      <w:r>
-        <w:rPr>
-          <w:b/>
-          <w:color w:val="EE0000"/>
-          <w:lang w:val="en-US"/>
-        </w:rPr>
-        <w:t>WOULDN’t</w:t>
-      </w:r>
-      <w:proofErr w:type="spellEnd"/>
-      <w:r>
-        <w:rPr>
-          <w:b/>
-          <w:color w:val="EE0000"/>
-          <w:lang w:val="en-US"/>
-        </w:rPr>
-        <w:t xml:space="preserve"> IT BE DONE??? DON’T UNDERSTAND</w:t>
+        <w:t>WHY WOULDN’t IT BE DONE??? DON’T UNDERSTAND</w:t>
       </w:r>
     </w:p>
     <w:p>
@@ -17249,7 +15785,14 @@
         <w:rPr>
           <w:lang w:val="en-US"/>
         </w:rPr>
-        <w:t>Motion as a waste in software development is like in an office environment. For example, when a question requires gathering people from across an organization, waste is produced, as each person now needs to move to a meeting room, participate, and eventually return to their workplace.</w:t>
+        <w:t xml:space="preserve">Motion as a waste in software development is like in an office environment. For example, when a question requires gathering people from across an organization, </w:t>
+      </w:r>
+      <w:r>
+        <w:rPr>
+          <w:lang w:val="en-US"/>
+        </w:rPr>
+        <w:lastRenderedPageBreak/>
+        <w:t>waste is produced, as each person now needs to move to a meeting room, participate, and eventually return to their workplace.</w:t>
       </w:r>
     </w:p>
     <w:p>
@@ -17287,7 +15830,6 @@
           <w:u w:val="single"/>
           <w:lang w:val="en-US"/>
         </w:rPr>
-        <w:lastRenderedPageBreak/>
         <w:t>E</w:t>
       </w:r>
       <w:r>
@@ -17338,7 +15880,7 @@
           <w:lang w:val="en-US"/>
         </w:rPr>
       </w:pPr>
-      <w:hyperlink r:id="rId91" w:history="1">
+      <w:hyperlink r:id="rId94" w:history="1">
         <w:r>
           <w:rPr>
             <w:rStyle w:val="Hyperlink"/>
@@ -17358,7 +15900,7 @@
           <w:lang w:val="en-US"/>
         </w:rPr>
       </w:pPr>
-      <w:hyperlink r:id="rId92" w:history="1">
+      <w:hyperlink r:id="rId95" w:history="1">
         <w:r>
           <w:rPr>
             <w:rStyle w:val="Hyperlink"/>
@@ -17378,7 +15920,7 @@
           <w:lang w:val="en-US"/>
         </w:rPr>
       </w:pPr>
-      <w:hyperlink r:id="rId93" w:history="1">
+      <w:hyperlink r:id="rId96" w:history="1">
         <w:r>
           <w:rPr>
             <w:rStyle w:val="Hyperlink"/>
@@ -17398,7 +15940,7 @@
           <w:lang w:val="en-US"/>
         </w:rPr>
       </w:pPr>
-      <w:hyperlink r:id="rId94" w:history="1">
+      <w:hyperlink r:id="rId97" w:history="1">
         <w:r>
           <w:rPr>
             <w:rStyle w:val="Hyperlink"/>
@@ -17418,40 +15960,12 @@
           <w:lang w:val="en-US"/>
         </w:rPr>
       </w:pPr>
-      <w:hyperlink r:id="rId95" w:history="1">
+      <w:hyperlink r:id="rId98" w:history="1">
         <w:r>
           <w:rPr>
             <w:rStyle w:val="Hyperlink"/>
           </w:rPr>
-          <w:t xml:space="preserve">Fighting Waste </w:t>
-        </w:r>
-        <w:proofErr w:type="gramStart"/>
-        <w:r>
-          <w:rPr>
-            <w:rStyle w:val="Hyperlink"/>
-          </w:rPr>
-          <w:t>With</w:t>
-        </w:r>
-        <w:proofErr w:type="gramEnd"/>
-        <w:r>
-          <w:rPr>
-            <w:rStyle w:val="Hyperlink"/>
-          </w:rPr>
-          <w:t xml:space="preserve"> DevOps: The 7 + 2 Types </w:t>
-        </w:r>
-        <w:proofErr w:type="gramStart"/>
-        <w:r>
-          <w:rPr>
-            <w:rStyle w:val="Hyperlink"/>
-          </w:rPr>
-          <w:t>Of</w:t>
-        </w:r>
-        <w:proofErr w:type="gramEnd"/>
-        <w:r>
-          <w:rPr>
-            <w:rStyle w:val="Hyperlink"/>
-          </w:rPr>
-          <w:t xml:space="preserve"> IT Waste - IT Revolution</w:t>
+          <w:t>Fighting Waste With DevOps: The 7 + 2 Types Of IT Waste - IT Revolution</w:t>
         </w:r>
       </w:hyperlink>
     </w:p>
@@ -17466,7 +15980,7 @@
           <w:lang w:val="en-US"/>
         </w:rPr>
       </w:pPr>
-      <w:hyperlink r:id="rId96" w:history="1">
+      <w:hyperlink r:id="rId99" w:history="1">
         <w:r>
           <w:rPr>
             <w:rStyle w:val="Hyperlink"/>
@@ -17486,7 +16000,7 @@
           <w:lang w:val="en-US"/>
         </w:rPr>
       </w:pPr>
-      <w:hyperlink r:id="rId97" w:history="1">
+      <w:hyperlink r:id="rId100" w:history="1">
         <w:r>
           <w:rPr>
             <w:rStyle w:val="Hyperlink"/>
@@ -17506,7 +16020,7 @@
           <w:lang w:val="en-US"/>
         </w:rPr>
       </w:pPr>
-      <w:hyperlink r:id="rId98" w:history="1">
+      <w:hyperlink r:id="rId101" w:history="1">
         <w:r>
           <w:rPr>
             <w:rStyle w:val="Hyperlink"/>
@@ -17571,19 +16085,11 @@
           <w:lang w:val="en-US"/>
         </w:rPr>
       </w:pPr>
-      <w:proofErr w:type="spellStart"/>
-      <w:r>
-        <w:rPr>
-          <w:lang w:val="en-US"/>
-        </w:rPr>
-        <w:t>Behaviour</w:t>
-      </w:r>
-      <w:proofErr w:type="spellEnd"/>
-      <w:r>
-        <w:rPr>
-          <w:lang w:val="en-US"/>
-        </w:rPr>
-        <w:t>-Driven Development (BDD)</w:t>
+      <w:r>
+        <w:rPr>
+          <w:lang w:val="en-US"/>
+        </w:rPr>
+        <w:t>Behaviour-Driven Development (BDD)</w:t>
       </w:r>
     </w:p>
     <w:p>
@@ -17633,7 +16139,7 @@
           <w:lang w:val="en-US"/>
         </w:rPr>
       </w:pPr>
-      <w:hyperlink r:id="rId99" w:history="1">
+      <w:hyperlink r:id="rId102" w:history="1">
         <w:r>
           <w:rPr>
             <w:rStyle w:val="Hyperlink"/>
@@ -17747,21 +16253,7 @@
         <w:rPr>
           <w:lang w:val="en-US"/>
         </w:rPr>
-        <w:t xml:space="preserve">Then, Lean Manufacturing’s principles and practices were translated </w:t>
-      </w:r>
-      <w:proofErr w:type="gramStart"/>
-      <w:r>
-        <w:rPr>
-          <w:lang w:val="en-US"/>
-        </w:rPr>
-        <w:t>to</w:t>
-      </w:r>
-      <w:proofErr w:type="gramEnd"/>
-      <w:r>
-        <w:rPr>
-          <w:lang w:val="en-US"/>
-        </w:rPr>
-        <w:t xml:space="preserve"> the software development domain, resulting in Lean Software Development</w:t>
+        <w:t>Then, Lean Manufacturing’s principles and practices were translated to the software development domain, resulting in Lean Software Development</w:t>
       </w:r>
     </w:p>
     <w:p>
@@ -17775,7 +16267,7 @@
           <w:lang w:val="en-US"/>
         </w:rPr>
       </w:pPr>
-      <w:hyperlink r:id="rId100" w:history="1">
+      <w:hyperlink r:id="rId103" w:history="1">
         <w:r>
           <w:rPr>
             <w:rStyle w:val="Hyperlink"/>
@@ -17879,21 +16371,14 @@
         <w:rPr>
           <w:lang w:val="en-US"/>
         </w:rPr>
+        <w:lastRenderedPageBreak/>
         <w:t xml:space="preserve">An Agile roadmap is a dynamic plan outlining a product’s long-term </w:t>
       </w:r>
-      <w:proofErr w:type="gramStart"/>
-      <w:r>
-        <w:rPr>
-          <w:lang w:val="en-US"/>
-        </w:rPr>
-        <w:t>planning;</w:t>
-      </w:r>
-      <w:proofErr w:type="gramEnd"/>
-      <w:r>
-        <w:rPr>
-          <w:lang w:val="en-US"/>
-        </w:rPr>
-        <w:t xml:space="preserve"> vision</w:t>
+      <w:r>
+        <w:rPr>
+          <w:lang w:val="en-US"/>
+        </w:rPr>
+        <w:t>planning; vision</w:t>
       </w:r>
       <w:r>
         <w:rPr>
@@ -17905,21 +16390,7 @@
         <w:rPr>
           <w:lang w:val="en-US"/>
         </w:rPr>
-        <w:t xml:space="preserve">is a plan of action for how a product or solution will evolve over </w:t>
-      </w:r>
-      <w:proofErr w:type="gramStart"/>
-      <w:r>
-        <w:rPr>
-          <w:lang w:val="en-US"/>
-        </w:rPr>
-        <w:t>time, and</w:t>
-      </w:r>
-      <w:proofErr w:type="gramEnd"/>
-      <w:r>
-        <w:rPr>
-          <w:lang w:val="en-US"/>
-        </w:rPr>
-        <w:t xml:space="preserve"> </w:t>
+        <w:t xml:space="preserve">is a plan of action for how a product or solution will evolve over time, and </w:t>
       </w:r>
       <w:r>
         <w:rPr>
@@ -17943,16 +16414,8 @@
         <w:rPr>
           <w:lang w:val="en-US"/>
         </w:rPr>
-        <w:t xml:space="preserve">In terms of the overall </w:t>
-      </w:r>
-      <w:proofErr w:type="gramStart"/>
-      <w:r>
-        <w:rPr>
-          <w:lang w:val="en-US"/>
-        </w:rPr>
-        <w:t>hierarchy;</w:t>
-      </w:r>
-      <w:proofErr w:type="gramEnd"/>
+        <w:t>In terms of the overall hierarchy;</w:t>
+      </w:r>
     </w:p>
     <w:p>
       <w:pPr>
@@ -17969,7 +16432,6 @@
         <w:rPr>
           <w:lang w:val="en-US"/>
         </w:rPr>
-        <w:lastRenderedPageBreak/>
         <w:t>A roadmap sits at the top, as the plan of action for the product</w:t>
       </w:r>
       <w:r>
@@ -18008,19 +16470,11 @@
           <w:lang w:val="en-US"/>
         </w:rPr>
       </w:pPr>
-      <w:proofErr w:type="gramStart"/>
-      <w:r>
-        <w:rPr>
-          <w:lang w:val="en-US"/>
-        </w:rPr>
-        <w:t>A theme</w:t>
-      </w:r>
-      <w:proofErr w:type="gramEnd"/>
-      <w:r>
-        <w:rPr>
-          <w:lang w:val="en-US"/>
-        </w:rPr>
-        <w:t xml:space="preserve"> is an organizational goal that will drive the creation of epics and initiatives.</w:t>
+      <w:r>
+        <w:rPr>
+          <w:lang w:val="en-US"/>
+        </w:rPr>
+        <w:t>A theme is an organizational goal that will drive the creation of epics and initiatives.</w:t>
       </w:r>
     </w:p>
     <w:p>
@@ -18127,21 +16581,7 @@
         <w:rPr>
           <w:lang w:val="en-US"/>
         </w:rPr>
-        <w:t xml:space="preserve">, means it shines </w:t>
-      </w:r>
-      <w:proofErr w:type="gramStart"/>
-      <w:r>
-        <w:rPr>
-          <w:lang w:val="en-US"/>
-        </w:rPr>
-        <w:t>in regards to</w:t>
-      </w:r>
-      <w:proofErr w:type="gramEnd"/>
-      <w:r>
-        <w:rPr>
-          <w:lang w:val="en-US"/>
-        </w:rPr>
-        <w:t xml:space="preserve"> Failure Cost Analysis.</w:t>
+        <w:t>, means it shines in regards to Failure Cost Analysis.</w:t>
       </w:r>
     </w:p>
     <w:p>
@@ -18168,21 +16608,13 @@
           <w:lang w:val="en-US"/>
         </w:rPr>
       </w:pPr>
-      <w:hyperlink r:id="rId101" w:history="1">
+      <w:hyperlink r:id="rId104" w:history="1">
         <w:r>
           <w:rPr>
             <w:rStyle w:val="Hyperlink"/>
           </w:rPr>
-          <w:t xml:space="preserve">Failure Cost Analysis - </w:t>
+          <w:t>Failure Cost Analysis - Superworks</w:t>
         </w:r>
-        <w:proofErr w:type="spellStart"/>
-        <w:r>
-          <w:rPr>
-            <w:rStyle w:val="Hyperlink"/>
-          </w:rPr>
-          <w:t>Superworks</w:t>
-        </w:r>
-        <w:proofErr w:type="spellEnd"/>
       </w:hyperlink>
     </w:p>
     <w:p>
@@ -18263,7 +16695,7 @@
           <w:lang w:val="en-US"/>
         </w:rPr>
       </w:pPr>
-      <w:hyperlink r:id="rId102" w:anchor="the-devops-incident-management-process" w:history="1">
+      <w:hyperlink r:id="rId105" w:anchor="the-devops-incident-management-process" w:history="1">
         <w:r>
           <w:rPr>
             <w:rStyle w:val="Hyperlink"/>
@@ -18289,19 +16721,11 @@
         </w:rPr>
         <w:t>“</w:t>
       </w:r>
-      <w:proofErr w:type="gramStart"/>
-      <w:r>
-        <w:rPr>
-          <w:lang w:val="en-US"/>
-        </w:rPr>
-        <w:t>So</w:t>
-      </w:r>
-      <w:proofErr w:type="gramEnd"/>
-      <w:r>
-        <w:rPr>
-          <w:lang w:val="en-US"/>
-        </w:rPr>
-        <w:t xml:space="preserve"> for each service, the SRE team sets a service-level agreement (SLA) that defines how reliable the system needs to be to end-users. If the team agrees on a 99.9% SLA, that gives them an error budget of 0.1%. An error budget is exactly as it</w:t>
+      <w:r>
+        <w:rPr>
+          <w:lang w:val="en-US"/>
+        </w:rPr>
+        <w:t>So for each service, the SRE team sets a service-level agreement (SLA) that defines how reliable the system needs to be to end-users. If the team agrees on a 99.9% SLA, that gives them an error budget of 0.1%. An error budget is exactly as it</w:t>
       </w:r>
       <w:r>
         <w:rPr>
@@ -18314,21 +16738,7 @@
         <w:rPr>
           <w:lang w:val="en-US"/>
         </w:rPr>
-        <w:t xml:space="preserve">s </w:t>
-      </w:r>
-      <w:proofErr w:type="gramStart"/>
-      <w:r>
-        <w:rPr>
-          <w:lang w:val="en-US"/>
-        </w:rPr>
-        <w:t>named</w:t>
-      </w:r>
-      <w:proofErr w:type="gramEnd"/>
-      <w:r>
-        <w:rPr>
-          <w:lang w:val="en-US"/>
-        </w:rPr>
-        <w:t>: it</w:t>
+        <w:t>s named: it</w:t>
       </w:r>
       <w:r>
         <w:rPr>
@@ -18355,21 +16765,13 @@
           <w:lang w:val="en-US"/>
         </w:rPr>
       </w:pPr>
-      <w:proofErr w:type="spellStart"/>
-      <w:r>
-        <w:rPr>
-          <w:lang w:val="en-US"/>
-        </w:rPr>
-        <w:t>ProTip</w:t>
-      </w:r>
-      <w:proofErr w:type="spellEnd"/>
-      <w:r>
-        <w:rPr>
-          <w:lang w:val="en-US"/>
-        </w:rPr>
-        <w:t xml:space="preserve">: You can easily convert SLAs into "minutes of downtime" with this cool </w:t>
-      </w:r>
-      <w:hyperlink r:id="rId103" w:history="1">
+      <w:r>
+        <w:rPr>
+          <w:lang w:val="en-US"/>
+        </w:rPr>
+        <w:t xml:space="preserve">ProTip: You can easily convert SLAs into "minutes of downtime" with this cool </w:t>
+      </w:r>
+      <w:hyperlink r:id="rId106" w:history="1">
         <w:r>
           <w:rPr>
             <w:rStyle w:val="Hyperlink"/>
@@ -18576,7 +16978,6 @@
           <w:bCs/>
           <w:lang w:val="en-US"/>
         </w:rPr>
-        <w:lastRenderedPageBreak/>
         <w:t>It is the role of DevOps to prevent silos; to encourage cross-team collaboration and reduce repetitive work, facilitating constant feedback and creating an environment where the building and testing of software occur simultaneously.</w:t>
       </w:r>
     </w:p>
@@ -18671,7 +17072,7 @@
           <w:lang w:val="en-US"/>
         </w:rPr>
       </w:pPr>
-      <w:hyperlink r:id="rId104" w:history="1">
+      <w:hyperlink r:id="rId107" w:history="1">
         <w:r>
           <w:rPr>
             <w:rStyle w:val="Hyperlink"/>
@@ -18764,15 +17165,7 @@
         </w:numPr>
       </w:pPr>
       <w:r>
-        <w:t xml:space="preserve">Operational </w:t>
-      </w:r>
-      <w:proofErr w:type="gramStart"/>
-      <w:r>
-        <w:t>inefficiencies ,</w:t>
-      </w:r>
-      <w:proofErr w:type="gramEnd"/>
-      <w:r>
-        <w:t xml:space="preserve"> such as manual tasks where automation should exist</w:t>
+        <w:t>Operational inefficiencies , such as manual tasks where automation should exist</w:t>
       </w:r>
     </w:p>
     <w:p>
@@ -18883,7 +17276,7 @@
           <w:numId w:val="17"/>
         </w:numPr>
       </w:pPr>
-      <w:hyperlink r:id="rId105" w:history="1">
+      <w:hyperlink r:id="rId108" w:history="1">
         <w:r>
           <w:rPr>
             <w:rStyle w:val="Hyperlink"/>

--- a/DevOps Foundation.docx
+++ b/DevOps Foundation.docx
@@ -61,7 +61,21 @@
         <w:rPr>
           <w:lang w:val="en-US"/>
         </w:rPr>
-        <w:t>It was mentioned under change failure rate, and was also mentioned as “committing to the trunk” under lead time for change</w:t>
+        <w:t xml:space="preserve">It was mentioned under change failure </w:t>
+      </w:r>
+      <w:proofErr w:type="gramStart"/>
+      <w:r>
+        <w:rPr>
+          <w:lang w:val="en-US"/>
+        </w:rPr>
+        <w:t>rate, and</w:t>
+      </w:r>
+      <w:proofErr w:type="gramEnd"/>
+      <w:r>
+        <w:rPr>
+          <w:lang w:val="en-US"/>
+        </w:rPr>
+        <w:t xml:space="preserve"> was also mentioned as “committing to the trunk” under lead time for change</w:t>
       </w:r>
       <w:r>
         <w:rPr>
@@ -212,11 +226,19 @@
           <w:lang w:val="en-US"/>
         </w:rPr>
       </w:pPr>
-      <w:r>
-        <w:rPr>
-          <w:lang w:val="en-US"/>
-        </w:rPr>
-        <w:t>Does monolithic tools refer to monolithic architecture, or is it a different or more specific term?</w:t>
+      <w:proofErr w:type="gramStart"/>
+      <w:r>
+        <w:rPr>
+          <w:lang w:val="en-US"/>
+        </w:rPr>
+        <w:t>Does</w:t>
+      </w:r>
+      <w:proofErr w:type="gramEnd"/>
+      <w:r>
+        <w:rPr>
+          <w:lang w:val="en-US"/>
+        </w:rPr>
+        <w:t xml:space="preserve"> monolithic tools refer to monolithic architecture, or is it a different or more specific term?</w:t>
       </w:r>
     </w:p>
     <w:p>
@@ -357,7 +379,25 @@
           <w:bCs/>
           <w:lang w:val="en-US"/>
         </w:rPr>
-        <w:t>Deployment Frequency refers to how often an organization successfully releases to production.</w:t>
+        <w:t xml:space="preserve">Deployment Frequency refers to how often an organization successfully </w:t>
+      </w:r>
+      <w:proofErr w:type="gramStart"/>
+      <w:r>
+        <w:rPr>
+          <w:b/>
+          <w:bCs/>
+          <w:lang w:val="en-US"/>
+        </w:rPr>
+        <w:t>releases to</w:t>
+      </w:r>
+      <w:proofErr w:type="gramEnd"/>
+      <w:r>
+        <w:rPr>
+          <w:b/>
+          <w:bCs/>
+          <w:lang w:val="en-US"/>
+        </w:rPr>
+        <w:t xml:space="preserve"> production.</w:t>
       </w:r>
     </w:p>
     <w:p>
@@ -377,7 +417,23 @@
           <w:strike/>
           <w:lang w:val="en-US"/>
         </w:rPr>
-        <w:t>Deployment Frequency refers to the number of successful product releases within a specific period of time.</w:t>
+        <w:t xml:space="preserve">Deployment Frequency refers to the number of successful product releases within a specific </w:t>
+      </w:r>
+      <w:proofErr w:type="gramStart"/>
+      <w:r>
+        <w:rPr>
+          <w:strike/>
+          <w:lang w:val="en-US"/>
+        </w:rPr>
+        <w:t>period of time</w:t>
+      </w:r>
+      <w:proofErr w:type="gramEnd"/>
+      <w:r>
+        <w:rPr>
+          <w:strike/>
+          <w:lang w:val="en-US"/>
+        </w:rPr>
+        <w:t>.</w:t>
       </w:r>
     </w:p>
     <w:p>
@@ -397,7 +453,39 @@
           <w:color w:val="00B050"/>
           <w:lang w:val="en-US"/>
         </w:rPr>
-        <w:t>Deployment frequency refers to how often an organisation successfully releases to production would be the best option of the three.</w:t>
+        <w:t xml:space="preserve">Deployment frequency refers to how often an </w:t>
+      </w:r>
+      <w:proofErr w:type="spellStart"/>
+      <w:r>
+        <w:rPr>
+          <w:color w:val="00B050"/>
+          <w:lang w:val="en-US"/>
+        </w:rPr>
+        <w:t>organisation</w:t>
+      </w:r>
+      <w:proofErr w:type="spellEnd"/>
+      <w:r>
+        <w:rPr>
+          <w:color w:val="00B050"/>
+          <w:lang w:val="en-US"/>
+        </w:rPr>
+        <w:t xml:space="preserve"> successfully </w:t>
+      </w:r>
+      <w:proofErr w:type="gramStart"/>
+      <w:r>
+        <w:rPr>
+          <w:color w:val="00B050"/>
+          <w:lang w:val="en-US"/>
+        </w:rPr>
+        <w:t>releases to</w:t>
+      </w:r>
+      <w:proofErr w:type="gramEnd"/>
+      <w:r>
+        <w:rPr>
+          <w:color w:val="00B050"/>
+          <w:lang w:val="en-US"/>
+        </w:rPr>
+        <w:t xml:space="preserve"> production would be the best option of the three.</w:t>
       </w:r>
       <w:r>
         <w:rPr>
@@ -452,7 +540,23 @@
           <w:color w:val="EE0000"/>
           <w:lang w:val="en-US"/>
         </w:rPr>
-        <w:t>Regarding Lean software developments’s partially done work, I don’t quite understand how it occurs; why would developers finish work? Is it largely due to changing requirements causing progress on some features to be redundant?</w:t>
+        <w:t xml:space="preserve">Regarding Lean software </w:t>
+      </w:r>
+      <w:proofErr w:type="spellStart"/>
+      <w:r>
+        <w:rPr>
+          <w:color w:val="EE0000"/>
+          <w:lang w:val="en-US"/>
+        </w:rPr>
+        <w:t>developments’s</w:t>
+      </w:r>
+      <w:proofErr w:type="spellEnd"/>
+      <w:r>
+        <w:rPr>
+          <w:color w:val="EE0000"/>
+          <w:lang w:val="en-US"/>
+        </w:rPr>
+        <w:t xml:space="preserve"> partially done work, I don’t quite understand how it occurs; why would developers finish work? Is it largely due to changing requirements causing progress on some features to be redundant?</w:t>
       </w:r>
     </w:p>
     <w:p>
@@ -467,18 +571,27 @@
           <w:lang w:val="en-US"/>
         </w:rPr>
       </w:pPr>
+      <w:proofErr w:type="gramStart"/>
       <w:r>
         <w:rPr>
           <w:color w:val="EE0000"/>
           <w:lang w:val="en-US"/>
         </w:rPr>
-        <w:t>Handoffs and changing requirements can also be considered part of motion as a waste?</w:t>
-      </w:r>
+        <w:t>Handoffs and changing requirements can</w:t>
+      </w:r>
+      <w:proofErr w:type="gramEnd"/>
       <w:r>
         <w:rPr>
           <w:color w:val="EE0000"/>
           <w:lang w:val="en-US"/>
         </w:rPr>
+        <w:t xml:space="preserve"> also be considered part of motion as a waste?</w:t>
+      </w:r>
+      <w:r>
+        <w:rPr>
+          <w:color w:val="EE0000"/>
+          <w:lang w:val="en-US"/>
+        </w:rPr>
         <w:t xml:space="preserve"> Or is this false?</w:t>
       </w:r>
     </w:p>
@@ -490,9 +603,17 @@
           <w:numId w:val="37"/>
         </w:numPr>
         <w:rPr>
-          <w:lang w:val="en-US"/>
-        </w:rPr>
-      </w:pPr>
+          <w:color w:val="EE0000"/>
+          <w:lang w:val="en-US"/>
+        </w:rPr>
+      </w:pPr>
+      <w:r>
+        <w:rPr>
+          <w:color w:val="EE0000"/>
+          <w:lang w:val="en-US"/>
+        </w:rPr>
+        <w:t>Are Lean Manufacturing and Lean Production interchangeable?</w:t>
+      </w:r>
     </w:p>
     <w:p>
       <w:pPr>
@@ -825,8 +946,16 @@
         <w:rPr>
           <w:lang w:val="en-US"/>
         </w:rPr>
-        <w:t>This topic describes the three DevOps principles of flow, feedback, and continuous learning to derive better DevOps behaviour</w:t>
-      </w:r>
+        <w:t xml:space="preserve">This topic describes the three DevOps principles of flow, feedback, and continuous learning to derive better DevOps </w:t>
+      </w:r>
+      <w:proofErr w:type="spellStart"/>
+      <w:r>
+        <w:rPr>
+          <w:lang w:val="en-US"/>
+        </w:rPr>
+        <w:t>behaviour</w:t>
+      </w:r>
+      <w:proofErr w:type="spellEnd"/>
       <w:r>
         <w:rPr>
           <w:lang w:val="en-US"/>
@@ -875,7 +1004,21 @@
         <w:rPr>
           <w:lang w:val="en-US"/>
         </w:rPr>
-        <w:t>Principle of flow – enumerates how we’ll actually move from development of artifacts to management of said artifacts using operations</w:t>
+        <w:t xml:space="preserve">Principle of flow – enumerates how we’ll </w:t>
+      </w:r>
+      <w:proofErr w:type="gramStart"/>
+      <w:r>
+        <w:rPr>
+          <w:lang w:val="en-US"/>
+        </w:rPr>
+        <w:t>actually move</w:t>
+      </w:r>
+      <w:proofErr w:type="gramEnd"/>
+      <w:r>
+        <w:rPr>
+          <w:lang w:val="en-US"/>
+        </w:rPr>
+        <w:t xml:space="preserve"> from development of artifacts to management of said artifacts using operations</w:t>
       </w:r>
     </w:p>
     <w:p>
@@ -893,7 +1036,21 @@
         <w:rPr>
           <w:lang w:val="en-US"/>
         </w:rPr>
-        <w:t>Principle of feedback – cultivates culture of quick feedback availability in order to improvise? the product</w:t>
+        <w:t xml:space="preserve">Principle of feedback – cultivates culture of quick feedback availability </w:t>
+      </w:r>
+      <w:proofErr w:type="gramStart"/>
+      <w:r>
+        <w:rPr>
+          <w:lang w:val="en-US"/>
+        </w:rPr>
+        <w:t>in order to</w:t>
+      </w:r>
+      <w:proofErr w:type="gramEnd"/>
+      <w:r>
+        <w:rPr>
+          <w:lang w:val="en-US"/>
+        </w:rPr>
+        <w:t xml:space="preserve"> improvise? the product</w:t>
       </w:r>
     </w:p>
     <w:p>
@@ -1035,7 +1192,21 @@
         <w:rPr>
           <w:lang w:val="en-US"/>
         </w:rPr>
-        <w:t>We need to ensure that they collaborate well, and therein lies the responsibility with implementing proper DevOps culture.</w:t>
+        <w:t xml:space="preserve">We need to ensure that they collaborate </w:t>
+      </w:r>
+      <w:proofErr w:type="gramStart"/>
+      <w:r>
+        <w:rPr>
+          <w:lang w:val="en-US"/>
+        </w:rPr>
+        <w:t>well, and</w:t>
+      </w:r>
+      <w:proofErr w:type="gramEnd"/>
+      <w:r>
+        <w:rPr>
+          <w:lang w:val="en-US"/>
+        </w:rPr>
+        <w:t xml:space="preserve"> therein lies the responsibility with implementing proper DevOps culture.</w:t>
       </w:r>
     </w:p>
     <w:p>
@@ -1147,11 +1318,19 @@
         </w:rPr>
         <w:t xml:space="preserve">Can be enhanced using different tools - </w:t>
       </w:r>
-      <w:r>
-        <w:rPr>
-          <w:lang w:val="en-US"/>
-        </w:rPr>
-        <w:t>In order to ensure everyone follows a common objective, they can also depend on tools</w:t>
+      <w:proofErr w:type="gramStart"/>
+      <w:r>
+        <w:rPr>
+          <w:lang w:val="en-US"/>
+        </w:rPr>
+        <w:t>In order to</w:t>
+      </w:r>
+      <w:proofErr w:type="gramEnd"/>
+      <w:r>
+        <w:rPr>
+          <w:lang w:val="en-US"/>
+        </w:rPr>
+        <w:t xml:space="preserve"> ensure everyone follows a common objective, they can also depend on tools</w:t>
       </w:r>
     </w:p>
     <w:p>
@@ -1169,20 +1348,42 @@
         <w:rPr>
           <w:lang w:val="en-US"/>
         </w:rPr>
-        <w:t>Can have in-house programs in order to have proper exchange of learning</w:t>
-      </w:r>
-    </w:p>
-    <w:p>
-      <w:pPr>
-        <w:rPr>
-          <w:lang w:val="en-US"/>
-        </w:rPr>
-      </w:pPr>
-      <w:r>
-        <w:rPr>
-          <w:lang w:val="en-US"/>
-        </w:rPr>
-        <w:t>Organisational culture</w:t>
+        <w:t xml:space="preserve">Can have in-house programs </w:t>
+      </w:r>
+      <w:proofErr w:type="gramStart"/>
+      <w:r>
+        <w:rPr>
+          <w:lang w:val="en-US"/>
+        </w:rPr>
+        <w:t>in order to</w:t>
+      </w:r>
+      <w:proofErr w:type="gramEnd"/>
+      <w:r>
+        <w:rPr>
+          <w:lang w:val="en-US"/>
+        </w:rPr>
+        <w:t xml:space="preserve"> have proper exchange of learning</w:t>
+      </w:r>
+    </w:p>
+    <w:p>
+      <w:pPr>
+        <w:rPr>
+          <w:lang w:val="en-US"/>
+        </w:rPr>
+      </w:pPr>
+      <w:proofErr w:type="spellStart"/>
+      <w:r>
+        <w:rPr>
+          <w:lang w:val="en-US"/>
+        </w:rPr>
+        <w:t>Organisational</w:t>
+      </w:r>
+      <w:proofErr w:type="spellEnd"/>
+      <w:r>
+        <w:rPr>
+          <w:lang w:val="en-US"/>
+        </w:rPr>
+        <w:t xml:space="preserve"> culture</w:t>
       </w:r>
     </w:p>
     <w:p>
@@ -1196,11 +1397,19 @@
           <w:lang w:val="en-US"/>
         </w:rPr>
       </w:pPr>
-      <w:r>
-        <w:rPr>
-          <w:lang w:val="en-US"/>
-        </w:rPr>
-        <w:t>Should adopt automation rather than going for silos???</w:t>
+      <w:proofErr w:type="gramStart"/>
+      <w:r>
+        <w:rPr>
+          <w:lang w:val="en-US"/>
+        </w:rPr>
+        <w:t>Should</w:t>
+      </w:r>
+      <w:proofErr w:type="gramEnd"/>
+      <w:r>
+        <w:rPr>
+          <w:lang w:val="en-US"/>
+        </w:rPr>
+        <w:t xml:space="preserve"> adopt automation rather than going for silos???</w:t>
       </w:r>
     </w:p>
     <w:p>
@@ -1265,8 +1474,16 @@
         <w:rPr>
           <w:lang w:val="en-US"/>
         </w:rPr>
-        <w:t>Design thinking is divided into 5 steps;</w:t>
-      </w:r>
+        <w:t xml:space="preserve">Design thinking is divided into 5 </w:t>
+      </w:r>
+      <w:proofErr w:type="gramStart"/>
+      <w:r>
+        <w:rPr>
+          <w:lang w:val="en-US"/>
+        </w:rPr>
+        <w:t>steps;</w:t>
+      </w:r>
+      <w:proofErr w:type="gramEnd"/>
     </w:p>
     <w:p>
       <w:pPr>
@@ -1279,11 +1496,19 @@
           <w:lang w:val="en-US"/>
         </w:rPr>
       </w:pPr>
-      <w:r>
-        <w:rPr>
-          <w:lang w:val="en-US"/>
-        </w:rPr>
-        <w:t>Empathise – think what the customer or user might want; put yourself in their shoes, so you can better provide a useful solution to them</w:t>
+      <w:proofErr w:type="spellStart"/>
+      <w:r>
+        <w:rPr>
+          <w:lang w:val="en-US"/>
+        </w:rPr>
+        <w:t>Empathise</w:t>
+      </w:r>
+      <w:proofErr w:type="spellEnd"/>
+      <w:r>
+        <w:rPr>
+          <w:lang w:val="en-US"/>
+        </w:rPr>
+        <w:t xml:space="preserve"> – think what the customer or user might want; put yourself in their shoes, so you can better provide a useful solution to them</w:t>
       </w:r>
     </w:p>
     <w:p>
@@ -1301,8 +1526,16 @@
         <w:rPr>
           <w:lang w:val="en-US"/>
         </w:rPr>
-        <w:t>Define - ???</w:t>
-      </w:r>
+        <w:t xml:space="preserve">Define </w:t>
+      </w:r>
+      <w:proofErr w:type="gramStart"/>
+      <w:r>
+        <w:rPr>
+          <w:lang w:val="en-US"/>
+        </w:rPr>
+        <w:t>- ???</w:t>
+      </w:r>
+      <w:proofErr w:type="gramEnd"/>
     </w:p>
     <w:p>
       <w:pPr>
@@ -1355,7 +1588,21 @@
         <w:rPr>
           <w:lang w:val="en-US"/>
         </w:rPr>
-        <w:t>Test – refining the prototype in order to realise the improved customer experience that is required???</w:t>
+        <w:t xml:space="preserve">Test – refining the prototype </w:t>
+      </w:r>
+      <w:proofErr w:type="gramStart"/>
+      <w:r>
+        <w:rPr>
+          <w:lang w:val="en-US"/>
+        </w:rPr>
+        <w:t>in order to</w:t>
+      </w:r>
+      <w:proofErr w:type="gramEnd"/>
+      <w:r>
+        <w:rPr>
+          <w:lang w:val="en-US"/>
+        </w:rPr>
+        <w:t xml:space="preserve"> realise the improved customer experience that is required???</w:t>
       </w:r>
     </w:p>
     <w:p>
@@ -1412,7 +1659,21 @@
         <w:rPr>
           <w:lang w:val="en-US"/>
         </w:rPr>
-        <w:t>How design thinking helps agile</w:t>
+        <w:t xml:space="preserve">How </w:t>
+      </w:r>
+      <w:proofErr w:type="gramStart"/>
+      <w:r>
+        <w:rPr>
+          <w:lang w:val="en-US"/>
+        </w:rPr>
+        <w:t>design</w:t>
+      </w:r>
+      <w:proofErr w:type="gramEnd"/>
+      <w:r>
+        <w:rPr>
+          <w:lang w:val="en-US"/>
+        </w:rPr>
+        <w:t xml:space="preserve"> thinking helps agile</w:t>
       </w:r>
       <w:r>
         <w:rPr>
@@ -1420,6 +1681,7 @@
         </w:rPr>
         <w:t xml:space="preserve">/how we apply design thinking on agility to derive a </w:t>
       </w:r>
+      <w:proofErr w:type="gramStart"/>
       <w:r>
         <w:rPr>
           <w:lang w:val="en-US"/>
@@ -1430,7 +1692,14 @@
         <w:rPr>
           <w:lang w:val="en-US"/>
         </w:rPr>
-        <w:t>???????</w:t>
+        <w:t>??</w:t>
+      </w:r>
+      <w:proofErr w:type="gramEnd"/>
+      <w:r>
+        <w:rPr>
+          <w:lang w:val="en-US"/>
+        </w:rPr>
+        <w:t>?????</w:t>
       </w:r>
     </w:p>
     <w:p>
@@ -1484,7 +1753,21 @@
         <w:rPr>
           <w:lang w:val="en-US"/>
         </w:rPr>
-        <w:t>Find the root pain points the user is facing, for which you are planning to build a solution</w:t>
+        <w:t xml:space="preserve">Find the </w:t>
+      </w:r>
+      <w:proofErr w:type="gramStart"/>
+      <w:r>
+        <w:rPr>
+          <w:lang w:val="en-US"/>
+        </w:rPr>
+        <w:t>root pain</w:t>
+      </w:r>
+      <w:proofErr w:type="gramEnd"/>
+      <w:r>
+        <w:rPr>
+          <w:lang w:val="en-US"/>
+        </w:rPr>
+        <w:t xml:space="preserve"> points the user is facing, for which you are planning to build a solution</w:t>
       </w:r>
     </w:p>
     <w:p>
@@ -1520,7 +1803,21 @@
         <w:rPr>
           <w:lang w:val="en-US"/>
         </w:rPr>
-        <w:t>Validate ideas with a prototypes; is it taking care of all the pain points or not</w:t>
+        <w:t xml:space="preserve">Validate ideas with a </w:t>
+      </w:r>
+      <w:proofErr w:type="gramStart"/>
+      <w:r>
+        <w:rPr>
+          <w:lang w:val="en-US"/>
+        </w:rPr>
+        <w:t>prototypes</w:t>
+      </w:r>
+      <w:proofErr w:type="gramEnd"/>
+      <w:r>
+        <w:rPr>
+          <w:lang w:val="en-US"/>
+        </w:rPr>
+        <w:t>; is it taking care of all the pain points or not</w:t>
       </w:r>
     </w:p>
     <w:p>
@@ -1538,33 +1835,89 @@
         <w:rPr>
           <w:lang w:val="en-US"/>
         </w:rPr>
-        <w:t>Implementation plan; finalise what needs to be implemented and start the implementation process.</w:t>
-      </w:r>
-    </w:p>
-    <w:p>
-      <w:pPr>
-        <w:rPr>
-          <w:lang w:val="en-US"/>
-        </w:rPr>
-      </w:pPr>
-    </w:p>
-    <w:p>
-      <w:pPr>
-        <w:rPr>
-          <w:lang w:val="en-US"/>
-        </w:rPr>
-      </w:pPr>
-      <w:r>
-        <w:rPr>
-          <w:lang w:val="en-US"/>
-        </w:rPr>
-        <w:t>How we apply design thinking to DevOps</w:t>
-      </w:r>
-      <w:r>
-        <w:rPr>
-          <w:lang w:val="en-US"/>
-        </w:rPr>
-        <w:t>???????</w:t>
+        <w:t xml:space="preserve">Implementation </w:t>
+      </w:r>
+      <w:proofErr w:type="gramStart"/>
+      <w:r>
+        <w:rPr>
+          <w:lang w:val="en-US"/>
+        </w:rPr>
+        <w:t>plan;</w:t>
+      </w:r>
+      <w:proofErr w:type="gramEnd"/>
+      <w:r>
+        <w:rPr>
+          <w:lang w:val="en-US"/>
+        </w:rPr>
+        <w:t xml:space="preserve"> </w:t>
+      </w:r>
+      <w:proofErr w:type="spellStart"/>
+      <w:r>
+        <w:rPr>
+          <w:lang w:val="en-US"/>
+        </w:rPr>
+        <w:t>finalise</w:t>
+      </w:r>
+      <w:proofErr w:type="spellEnd"/>
+      <w:r>
+        <w:rPr>
+          <w:lang w:val="en-US"/>
+        </w:rPr>
+        <w:t xml:space="preserve"> what needs to be implemented and start the implementation process.</w:t>
+      </w:r>
+    </w:p>
+    <w:p>
+      <w:pPr>
+        <w:rPr>
+          <w:lang w:val="en-US"/>
+        </w:rPr>
+      </w:pPr>
+    </w:p>
+    <w:p>
+      <w:pPr>
+        <w:rPr>
+          <w:lang w:val="en-US"/>
+        </w:rPr>
+      </w:pPr>
+      <w:r>
+        <w:rPr>
+          <w:lang w:val="en-US"/>
+        </w:rPr>
+        <w:t xml:space="preserve">How </w:t>
+      </w:r>
+      <w:proofErr w:type="gramStart"/>
+      <w:r>
+        <w:rPr>
+          <w:lang w:val="en-US"/>
+        </w:rPr>
+        <w:t>we</w:t>
+      </w:r>
+      <w:proofErr w:type="gramEnd"/>
+      <w:r>
+        <w:rPr>
+          <w:lang w:val="en-US"/>
+        </w:rPr>
+        <w:t xml:space="preserve"> apply design thinking to </w:t>
+      </w:r>
+      <w:proofErr w:type="gramStart"/>
+      <w:r>
+        <w:rPr>
+          <w:lang w:val="en-US"/>
+        </w:rPr>
+        <w:t>DevOps</w:t>
+      </w:r>
+      <w:r>
+        <w:rPr>
+          <w:lang w:val="en-US"/>
+        </w:rPr>
+        <w:t>??</w:t>
+      </w:r>
+      <w:proofErr w:type="gramEnd"/>
+      <w:r>
+        <w:rPr>
+          <w:lang w:val="en-US"/>
+        </w:rPr>
+        <w:t>?????</w:t>
       </w:r>
     </w:p>
     <w:p>
@@ -1854,8 +2207,16 @@
         <w:rPr>
           <w:lang w:val="en-US"/>
         </w:rPr>
-        <w:t>in the vid</w:t>
-      </w:r>
+        <w:t xml:space="preserve">in the </w:t>
+      </w:r>
+      <w:proofErr w:type="gramStart"/>
+      <w:r>
+        <w:rPr>
+          <w:lang w:val="en-US"/>
+        </w:rPr>
+        <w:t>vid</w:t>
+      </w:r>
+      <w:proofErr w:type="gramEnd"/>
     </w:p>
     <w:p>
       <w:pPr>
@@ -1984,8 +2345,16 @@
         <w:rPr>
           <w:lang w:val="en-US"/>
         </w:rPr>
-        <w:t>Kanban Characertistics</w:t>
-      </w:r>
+        <w:t xml:space="preserve">Kanban </w:t>
+      </w:r>
+      <w:proofErr w:type="spellStart"/>
+      <w:r>
+        <w:rPr>
+          <w:lang w:val="en-US"/>
+        </w:rPr>
+        <w:t>Characertistics</w:t>
+      </w:r>
+      <w:proofErr w:type="spellEnd"/>
     </w:p>
     <w:p>
       <w:pPr>
@@ -2089,8 +2458,30 @@
         <w:rPr>
           <w:lang w:val="en-US"/>
         </w:rPr>
-        <w:t>Reasons it’s often one of the more adopted for Agile practice are;</w:t>
-      </w:r>
+        <w:t xml:space="preserve">Reasons it’s often </w:t>
+      </w:r>
+      <w:proofErr w:type="gramStart"/>
+      <w:r>
+        <w:rPr>
+          <w:lang w:val="en-US"/>
+        </w:rPr>
+        <w:t>one of the more adopted</w:t>
+      </w:r>
+      <w:proofErr w:type="gramEnd"/>
+      <w:r>
+        <w:rPr>
+          <w:lang w:val="en-US"/>
+        </w:rPr>
+        <w:t xml:space="preserve"> for Agile practice </w:t>
+      </w:r>
+      <w:proofErr w:type="gramStart"/>
+      <w:r>
+        <w:rPr>
+          <w:lang w:val="en-US"/>
+        </w:rPr>
+        <w:t>are;</w:t>
+      </w:r>
+      <w:proofErr w:type="gramEnd"/>
     </w:p>
     <w:p>
       <w:pPr>
@@ -2181,40 +2572,84 @@
         <w:rPr>
           <w:lang w:val="en-US"/>
         </w:rPr>
-        <w:t>Backlog, assigned task, development, testing, documentation, deploy, done</w:t>
-      </w:r>
-    </w:p>
-    <w:p>
-      <w:pPr>
-        <w:rPr>
-          <w:lang w:val="en-US"/>
-        </w:rPr>
-      </w:pPr>
-    </w:p>
-    <w:p>
-      <w:pPr>
-        <w:rPr>
-          <w:lang w:val="en-US"/>
-        </w:rPr>
-      </w:pPr>
-      <w:r>
-        <w:rPr>
-          <w:lang w:val="en-US"/>
-        </w:rPr>
-        <w:t>Scrum Charactertistics</w:t>
-      </w:r>
-    </w:p>
-    <w:p>
-      <w:pPr>
-        <w:rPr>
-          <w:lang w:val="en-US"/>
-        </w:rPr>
-      </w:pPr>
-      <w:r>
-        <w:rPr>
-          <w:lang w:val="en-US"/>
-        </w:rPr>
-        <w:t>Similar to Kanban; framework (or methodology???)…???</w:t>
+        <w:t xml:space="preserve">Backlog, assigned </w:t>
+      </w:r>
+      <w:proofErr w:type="gramStart"/>
+      <w:r>
+        <w:rPr>
+          <w:lang w:val="en-US"/>
+        </w:rPr>
+        <w:t>task</w:t>
+      </w:r>
+      <w:proofErr w:type="gramEnd"/>
+      <w:r>
+        <w:rPr>
+          <w:lang w:val="en-US"/>
+        </w:rPr>
+        <w:t>, development, testing, documentation, deploy, done</w:t>
+      </w:r>
+    </w:p>
+    <w:p>
+      <w:pPr>
+        <w:rPr>
+          <w:lang w:val="en-US"/>
+        </w:rPr>
+      </w:pPr>
+    </w:p>
+    <w:p>
+      <w:pPr>
+        <w:rPr>
+          <w:lang w:val="en-US"/>
+        </w:rPr>
+      </w:pPr>
+      <w:r>
+        <w:rPr>
+          <w:lang w:val="en-US"/>
+        </w:rPr>
+        <w:t xml:space="preserve">Scrum </w:t>
+      </w:r>
+      <w:proofErr w:type="spellStart"/>
+      <w:r>
+        <w:rPr>
+          <w:lang w:val="en-US"/>
+        </w:rPr>
+        <w:t>Charactertistics</w:t>
+      </w:r>
+      <w:proofErr w:type="spellEnd"/>
+    </w:p>
+    <w:p>
+      <w:pPr>
+        <w:rPr>
+          <w:lang w:val="en-US"/>
+        </w:rPr>
+      </w:pPr>
+      <w:proofErr w:type="gramStart"/>
+      <w:r>
+        <w:rPr>
+          <w:lang w:val="en-US"/>
+        </w:rPr>
+        <w:t>Similar to</w:t>
+      </w:r>
+      <w:proofErr w:type="gramEnd"/>
+      <w:r>
+        <w:rPr>
+          <w:lang w:val="en-US"/>
+        </w:rPr>
+        <w:t xml:space="preserve"> Kanban; framework (or methodology</w:t>
+      </w:r>
+      <w:proofErr w:type="gramStart"/>
+      <w:r>
+        <w:rPr>
+          <w:lang w:val="en-US"/>
+        </w:rPr>
+        <w:t>???)…</w:t>
+      </w:r>
+      <w:proofErr w:type="gramEnd"/>
+      <w:r>
+        <w:rPr>
+          <w:lang w:val="en-US"/>
+        </w:rPr>
+        <w:t>???</w:t>
       </w:r>
     </w:p>
     <w:p>
@@ -2377,31 +2812,81 @@
           <w:lang w:val="en-US"/>
         </w:rPr>
       </w:pPr>
-      <w:r>
-        <w:rPr>
-          <w:lang w:val="en-US"/>
-        </w:rPr>
-        <w:t>Recognose the process of DevOps transofmration with focus on greenfield and brownfield DevOps project.</w:t>
-      </w:r>
-    </w:p>
-    <w:p>
-      <w:pPr>
-        <w:rPr>
-          <w:lang w:val="en-US"/>
-        </w:rPr>
-      </w:pPr>
-    </w:p>
-    <w:p>
-      <w:pPr>
-        <w:rPr>
-          <w:lang w:val="en-US"/>
-        </w:rPr>
-      </w:pPr>
-      <w:r>
-        <w:rPr>
-          <w:lang w:val="en-US"/>
-        </w:rPr>
-        <w:t>Greenfield development is something that starts from the beginning, or it starts for a new project?</w:t>
+      <w:proofErr w:type="spellStart"/>
+      <w:r>
+        <w:rPr>
+          <w:lang w:val="en-US"/>
+        </w:rPr>
+        <w:t>Recognose</w:t>
+      </w:r>
+      <w:proofErr w:type="spellEnd"/>
+      <w:r>
+        <w:rPr>
+          <w:lang w:val="en-US"/>
+        </w:rPr>
+        <w:t xml:space="preserve"> the process of DevOps </w:t>
+      </w:r>
+      <w:proofErr w:type="spellStart"/>
+      <w:r>
+        <w:rPr>
+          <w:lang w:val="en-US"/>
+        </w:rPr>
+        <w:t>transofmration</w:t>
+      </w:r>
+      <w:proofErr w:type="spellEnd"/>
+      <w:r>
+        <w:rPr>
+          <w:lang w:val="en-US"/>
+        </w:rPr>
+        <w:t xml:space="preserve"> with focus on greenfield and brownfield DevOps project.</w:t>
+      </w:r>
+    </w:p>
+    <w:p>
+      <w:pPr>
+        <w:rPr>
+          <w:lang w:val="en-US"/>
+        </w:rPr>
+      </w:pPr>
+    </w:p>
+    <w:p>
+      <w:pPr>
+        <w:rPr>
+          <w:lang w:val="en-US"/>
+        </w:rPr>
+      </w:pPr>
+      <w:r>
+        <w:rPr>
+          <w:lang w:val="en-US"/>
+        </w:rPr>
+        <w:t xml:space="preserve">Greenfield development is something that starts from the beginning, or </w:t>
+      </w:r>
+      <w:proofErr w:type="gramStart"/>
+      <w:r>
+        <w:rPr>
+          <w:lang w:val="en-US"/>
+        </w:rPr>
+        <w:t>it</w:t>
+      </w:r>
+      <w:proofErr w:type="gramEnd"/>
+      <w:r>
+        <w:rPr>
+          <w:lang w:val="en-US"/>
+        </w:rPr>
+        <w:t xml:space="preserve"> </w:t>
+      </w:r>
+      <w:proofErr w:type="gramStart"/>
+      <w:r>
+        <w:rPr>
+          <w:lang w:val="en-US"/>
+        </w:rPr>
+        <w:t>starts</w:t>
+      </w:r>
+      <w:proofErr w:type="gramEnd"/>
+      <w:r>
+        <w:rPr>
+          <w:lang w:val="en-US"/>
+        </w:rPr>
+        <w:t xml:space="preserve"> for a new project?</w:t>
       </w:r>
     </w:p>
     <w:p>
@@ -2464,12 +2949,42 @@
           <w:lang w:val="en-US"/>
         </w:rPr>
       </w:pPr>
-      <w:r>
-        <w:rPr>
-          <w:lang w:val="en-US"/>
-        </w:rPr>
-        <w:t>Maintaing worksloads across externally sourced infrastructres</w:t>
-      </w:r>
+      <w:proofErr w:type="spellStart"/>
+      <w:r>
+        <w:rPr>
+          <w:lang w:val="en-US"/>
+        </w:rPr>
+        <w:t>Maintaing</w:t>
+      </w:r>
+      <w:proofErr w:type="spellEnd"/>
+      <w:r>
+        <w:rPr>
+          <w:lang w:val="en-US"/>
+        </w:rPr>
+        <w:t xml:space="preserve"> </w:t>
+      </w:r>
+      <w:proofErr w:type="spellStart"/>
+      <w:r>
+        <w:rPr>
+          <w:lang w:val="en-US"/>
+        </w:rPr>
+        <w:t>worksloads</w:t>
+      </w:r>
+      <w:proofErr w:type="spellEnd"/>
+      <w:r>
+        <w:rPr>
+          <w:lang w:val="en-US"/>
+        </w:rPr>
+        <w:t xml:space="preserve"> across externally sourced </w:t>
+      </w:r>
+      <w:proofErr w:type="spellStart"/>
+      <w:r>
+        <w:rPr>
+          <w:lang w:val="en-US"/>
+        </w:rPr>
+        <w:t>infrastructres</w:t>
+      </w:r>
+      <w:proofErr w:type="spellEnd"/>
     </w:p>
     <w:p>
       <w:pPr>
@@ -2605,11 +3120,33 @@
           <w:lang w:val="en-US"/>
         </w:rPr>
       </w:pPr>
-      <w:r>
-        <w:rPr>
-          <w:lang w:val="en-US"/>
-        </w:rPr>
-        <w:t>Maintining workload across-on-premise data centers</w:t>
+      <w:proofErr w:type="spellStart"/>
+      <w:r>
+        <w:rPr>
+          <w:lang w:val="en-US"/>
+        </w:rPr>
+        <w:t>Maintining</w:t>
+      </w:r>
+      <w:proofErr w:type="spellEnd"/>
+      <w:r>
+        <w:rPr>
+          <w:lang w:val="en-US"/>
+        </w:rPr>
+        <w:t xml:space="preserve"> workload across-on-</w:t>
+      </w:r>
+      <w:proofErr w:type="gramStart"/>
+      <w:r>
+        <w:rPr>
+          <w:lang w:val="en-US"/>
+        </w:rPr>
+        <w:t>premise</w:t>
+      </w:r>
+      <w:proofErr w:type="gramEnd"/>
+      <w:r>
+        <w:rPr>
+          <w:lang w:val="en-US"/>
+        </w:rPr>
+        <w:t xml:space="preserve"> data centers</w:t>
       </w:r>
     </w:p>
     <w:p>
@@ -2663,8 +3200,16 @@
         <w:rPr>
           <w:lang w:val="en-US"/>
         </w:rPr>
-        <w:t>Supports serial proccesses</w:t>
-      </w:r>
+        <w:t xml:space="preserve">Supports serial </w:t>
+      </w:r>
+      <w:proofErr w:type="spellStart"/>
+      <w:r>
+        <w:rPr>
+          <w:lang w:val="en-US"/>
+        </w:rPr>
+        <w:t>proccesses</w:t>
+      </w:r>
+      <w:proofErr w:type="spellEnd"/>
     </w:p>
     <w:p>
       <w:pPr>
@@ -2892,8 +3437,16 @@
               <w:rPr>
                 <w:lang w:val="en-US"/>
               </w:rPr>
-              <w:t>Less, as the basic foundation</w:t>
+              <w:t xml:space="preserve">Less, as the </w:t>
             </w:r>
+            <w:proofErr w:type="gramStart"/>
+            <w:r>
+              <w:rPr>
+                <w:lang w:val="en-US"/>
+              </w:rPr>
+              <w:t>basic foundation</w:t>
+            </w:r>
+            <w:proofErr w:type="gramEnd"/>
           </w:p>
           <w:p>
             <w:pPr>
@@ -3531,7 +4084,49 @@
         <w:rPr>
           <w:lang w:val="en-US"/>
         </w:rPr>
-        <w:t>Value stream refers to the set of all the activities that we start from beginning to end for a specific product or service in order to ensure that we are able to provide some business value to the intended customer.</w:t>
+        <w:t xml:space="preserve">Value stream refers to the set of all the activities that we start from beginning to </w:t>
+      </w:r>
+      <w:proofErr w:type="gramStart"/>
+      <w:r>
+        <w:rPr>
+          <w:lang w:val="en-US"/>
+        </w:rPr>
+        <w:t>end</w:t>
+      </w:r>
+      <w:proofErr w:type="gramEnd"/>
+      <w:r>
+        <w:rPr>
+          <w:lang w:val="en-US"/>
+        </w:rPr>
+        <w:t xml:space="preserve"> for a specific product or service </w:t>
+      </w:r>
+      <w:proofErr w:type="gramStart"/>
+      <w:r>
+        <w:rPr>
+          <w:lang w:val="en-US"/>
+        </w:rPr>
+        <w:t>in order to</w:t>
+      </w:r>
+      <w:proofErr w:type="gramEnd"/>
+      <w:r>
+        <w:rPr>
+          <w:lang w:val="en-US"/>
+        </w:rPr>
+        <w:t xml:space="preserve"> ensure that we </w:t>
+      </w:r>
+      <w:proofErr w:type="gramStart"/>
+      <w:r>
+        <w:rPr>
+          <w:lang w:val="en-US"/>
+        </w:rPr>
+        <w:t>are able to</w:t>
+      </w:r>
+      <w:proofErr w:type="gramEnd"/>
+      <w:r>
+        <w:rPr>
+          <w:lang w:val="en-US"/>
+        </w:rPr>
+        <w:t xml:space="preserve"> provide some business value to the intended customer.</w:t>
       </w:r>
     </w:p>
     <w:p>
@@ -3749,7 +4344,21 @@
         <w:rPr>
           <w:lang w:val="en-US"/>
         </w:rPr>
-        <w:t>Failure can now lead to continuous improvement in the development lifecycle.</w:t>
+        <w:t xml:space="preserve">Failure can now lead to continuous improvement in the </w:t>
+      </w:r>
+      <w:proofErr w:type="gramStart"/>
+      <w:r>
+        <w:rPr>
+          <w:lang w:val="en-US"/>
+        </w:rPr>
+        <w:t>development</w:t>
+      </w:r>
+      <w:proofErr w:type="gramEnd"/>
+      <w:r>
+        <w:rPr>
+          <w:lang w:val="en-US"/>
+        </w:rPr>
+        <w:t xml:space="preserve"> lifecycle.</w:t>
       </w:r>
       <w:r>
         <w:rPr>
@@ -3768,7 +4377,14 @@
         <w:rPr>
           <w:lang w:val="en-US"/>
         </w:rPr>
-        <w:t>In this course I will explore the concept of</w:t>
+        <w:t xml:space="preserve">In this course I will explore the concept </w:t>
+      </w:r>
+      <w:proofErr w:type="gramStart"/>
+      <w:r>
+        <w:rPr>
+          <w:lang w:val="en-US"/>
+        </w:rPr>
+        <w:t>of</w:t>
       </w:r>
       <w:r>
         <w:rPr>
@@ -3776,6 +4392,7 @@
         </w:rPr>
         <w:t>;</w:t>
       </w:r>
+      <w:proofErr w:type="gramEnd"/>
     </w:p>
     <w:p>
       <w:pPr>
@@ -3828,7 +4445,21 @@
         <w:rPr>
           <w:lang w:val="en-US"/>
         </w:rPr>
-        <w:t xml:space="preserve">I will also discuss the prominent software development techniques for fail fast </w:t>
+        <w:t xml:space="preserve">I will also discuss the prominent software development techniques for </w:t>
+      </w:r>
+      <w:proofErr w:type="gramStart"/>
+      <w:r>
+        <w:rPr>
+          <w:lang w:val="en-US"/>
+        </w:rPr>
+        <w:t>fail</w:t>
+      </w:r>
+      <w:proofErr w:type="gramEnd"/>
+      <w:r>
+        <w:rPr>
+          <w:lang w:val="en-US"/>
+        </w:rPr>
+        <w:t xml:space="preserve"> fast </w:t>
       </w:r>
     </w:p>
     <w:p>
@@ -3864,7 +4495,21 @@
         <w:rPr>
           <w:lang w:val="en-US"/>
         </w:rPr>
-        <w:t xml:space="preserve">I will then demonstrate how to set a fail fast development and operations environment, </w:t>
+        <w:t xml:space="preserve">I will then demonstrate how to set a </w:t>
+      </w:r>
+      <w:proofErr w:type="gramStart"/>
+      <w:r>
+        <w:rPr>
+          <w:lang w:val="en-US"/>
+        </w:rPr>
+        <w:t>fail</w:t>
+      </w:r>
+      <w:proofErr w:type="gramEnd"/>
+      <w:r>
+        <w:rPr>
+          <w:lang w:val="en-US"/>
+        </w:rPr>
+        <w:t xml:space="preserve"> fast development and operations environment, </w:t>
       </w:r>
     </w:p>
     <w:p>
@@ -3939,20 +4584,41 @@
         <w:rPr>
           <w:lang w:val="en-US"/>
         </w:rPr>
-        <w:t>The primary objective of adopting a methodology is to provide an error-free, optimized, and fast delivery of the product.</w:t>
-      </w:r>
-    </w:p>
-    <w:p>
-      <w:pPr>
-        <w:rPr>
-          <w:lang w:val="en-US"/>
-        </w:rPr>
-      </w:pPr>
-      <w:r>
-        <w:rPr>
-          <w:lang w:val="en-US"/>
-        </w:rPr>
-        <w:t>Project failure when adopting DevOps can come from several sources</w:t>
+        <w:t xml:space="preserve">The primary objective of adopting a methodology is to provide </w:t>
+      </w:r>
+      <w:proofErr w:type="gramStart"/>
+      <w:r>
+        <w:rPr>
+          <w:lang w:val="en-US"/>
+        </w:rPr>
+        <w:t>an error</w:t>
+      </w:r>
+      <w:proofErr w:type="gramEnd"/>
+      <w:r>
+        <w:rPr>
+          <w:lang w:val="en-US"/>
+        </w:rPr>
+        <w:t>-free, optimized, and fast delivery of the product.</w:t>
+      </w:r>
+    </w:p>
+    <w:p>
+      <w:pPr>
+        <w:rPr>
+          <w:lang w:val="en-US"/>
+        </w:rPr>
+      </w:pPr>
+      <w:r>
+        <w:rPr>
+          <w:lang w:val="en-US"/>
+        </w:rPr>
+        <w:t xml:space="preserve">Project failure when adopting DevOps can come from several </w:t>
+      </w:r>
+      <w:proofErr w:type="gramStart"/>
+      <w:r>
+        <w:rPr>
+          <w:lang w:val="en-US"/>
+        </w:rPr>
+        <w:t>sources</w:t>
       </w:r>
       <w:r>
         <w:rPr>
@@ -3960,6 +4626,7 @@
         </w:rPr>
         <w:t>;</w:t>
       </w:r>
+      <w:proofErr w:type="gramEnd"/>
     </w:p>
     <w:p>
       <w:pPr>
@@ -4158,8 +4825,16 @@
         <w:rPr>
           <w:lang w:val="en-US"/>
         </w:rPr>
-        <w:t>Preventing the above failure can involve;</w:t>
-      </w:r>
+        <w:t xml:space="preserve">Preventing the above failure can </w:t>
+      </w:r>
+      <w:proofErr w:type="gramStart"/>
+      <w:r>
+        <w:rPr>
+          <w:lang w:val="en-US"/>
+        </w:rPr>
+        <w:t>involve;</w:t>
+      </w:r>
+      <w:proofErr w:type="gramEnd"/>
     </w:p>
     <w:p>
       <w:pPr>
@@ -4536,7 +5211,35 @@
         <w:rPr>
           <w:lang w:val="en-US"/>
         </w:rPr>
-        <w:t>When we take the time to understand our failures, we learn from them. This means we can improve for next time and try and avoid the failure?</w:t>
+        <w:t xml:space="preserve">When we take the time to understand our failures, we learn from them. This means we can </w:t>
+      </w:r>
+      <w:proofErr w:type="gramStart"/>
+      <w:r>
+        <w:rPr>
+          <w:lang w:val="en-US"/>
+        </w:rPr>
+        <w:t>improve for</w:t>
+      </w:r>
+      <w:proofErr w:type="gramEnd"/>
+      <w:r>
+        <w:rPr>
+          <w:lang w:val="en-US"/>
+        </w:rPr>
+        <w:t xml:space="preserve"> next time and try and avoid </w:t>
+      </w:r>
+      <w:proofErr w:type="gramStart"/>
+      <w:r>
+        <w:rPr>
+          <w:lang w:val="en-US"/>
+        </w:rPr>
+        <w:t>the failure</w:t>
+      </w:r>
+      <w:proofErr w:type="gramEnd"/>
+      <w:r>
+        <w:rPr>
+          <w:lang w:val="en-US"/>
+        </w:rPr>
+        <w:t>?</w:t>
       </w:r>
     </w:p>
     <w:p>
@@ -4606,7 +5309,21 @@
         <w:rPr>
           <w:lang w:val="en-US"/>
         </w:rPr>
-        <w:t>, which involves first failing, then passing by writing the right code.</w:t>
+        <w:t xml:space="preserve">, which involves </w:t>
+      </w:r>
+      <w:proofErr w:type="gramStart"/>
+      <w:r>
+        <w:rPr>
+          <w:lang w:val="en-US"/>
+        </w:rPr>
+        <w:t>first failing</w:t>
+      </w:r>
+      <w:proofErr w:type="gramEnd"/>
+      <w:r>
+        <w:rPr>
+          <w:lang w:val="en-US"/>
+        </w:rPr>
+        <w:t>, then passing by writing the right code.</w:t>
       </w:r>
     </w:p>
     <w:p>
@@ -4630,7 +5347,21 @@
         <w:rPr>
           <w:lang w:val="en-US"/>
         </w:rPr>
-        <w:t xml:space="preserve"> – The more we try, the more failures we will identify, and the more chances we get for learning and steering our project in the right direction. This helps eliminates the need to waste time working on incorrect factors.</w:t>
+        <w:t xml:space="preserve"> – The more we try, the more failures we will identify, and the more chances we get for learning and steering our project in the right direction. This helps </w:t>
+      </w:r>
+      <w:proofErr w:type="gramStart"/>
+      <w:r>
+        <w:rPr>
+          <w:lang w:val="en-US"/>
+        </w:rPr>
+        <w:t>eliminates</w:t>
+      </w:r>
+      <w:proofErr w:type="gramEnd"/>
+      <w:r>
+        <w:rPr>
+          <w:lang w:val="en-US"/>
+        </w:rPr>
+        <w:t xml:space="preserve"> the need to waste time working on incorrect factors.</w:t>
       </w:r>
     </w:p>
     <w:p>
@@ -4654,7 +5385,21 @@
         <w:rPr>
           <w:lang w:val="en-US"/>
         </w:rPr>
-        <w:t xml:space="preserve"> – With early and frequent failures, all that is left is to maximise the learning we achieve from failure. This could be done through </w:t>
+        <w:t xml:space="preserve"> – With early and frequent failures, all that is left is to </w:t>
+      </w:r>
+      <w:proofErr w:type="spellStart"/>
+      <w:r>
+        <w:rPr>
+          <w:lang w:val="en-US"/>
+        </w:rPr>
+        <w:t>maximise</w:t>
+      </w:r>
+      <w:proofErr w:type="spellEnd"/>
+      <w:r>
+        <w:rPr>
+          <w:lang w:val="en-US"/>
+        </w:rPr>
+        <w:t xml:space="preserve"> the learning we achieve from failure. This could be done through </w:t>
       </w:r>
       <w:r>
         <w:rPr>
@@ -4817,8 +5562,9 @@
           <w:u w:val="single"/>
           <w:lang w:val="en-US"/>
         </w:rPr>
-        <w:t>Ensures stabili</w:t>
-      </w:r>
+        <w:t xml:space="preserve">Ensures </w:t>
+      </w:r>
+      <w:proofErr w:type="spellStart"/>
       <w:r>
         <w:rPr>
           <w:b/>
@@ -4826,6 +5572,15 @@
           <w:u w:val="single"/>
           <w:lang w:val="en-US"/>
         </w:rPr>
+        <w:t>stabili</w:t>
+      </w:r>
+      <w:r>
+        <w:rPr>
+          <w:b/>
+          <w:bCs/>
+          <w:u w:val="single"/>
+          <w:lang w:val="en-US"/>
+        </w:rPr>
         <w:t>s</w:t>
       </w:r>
       <w:r>
@@ -4835,7 +5590,17 @@
           <w:u w:val="single"/>
           <w:lang w:val="en-US"/>
         </w:rPr>
-        <w:t>ed software</w:t>
+        <w:t>ed</w:t>
+      </w:r>
+      <w:proofErr w:type="spellEnd"/>
+      <w:r>
+        <w:rPr>
+          <w:b/>
+          <w:bCs/>
+          <w:u w:val="single"/>
+          <w:lang w:val="en-US"/>
+        </w:rPr>
+        <w:t xml:space="preserve"> software</w:t>
       </w:r>
       <w:r>
         <w:rPr>
@@ -4847,7 +5612,21 @@
         <w:rPr>
           <w:lang w:val="en-US"/>
         </w:rPr>
-        <w:t>By learning from failure quickly, it helps ensure the releases users receive are stabalised.</w:t>
+        <w:t xml:space="preserve">By learning from failure quickly, it helps ensure the releases users receive are </w:t>
+      </w:r>
+      <w:proofErr w:type="spellStart"/>
+      <w:r>
+        <w:rPr>
+          <w:lang w:val="en-US"/>
+        </w:rPr>
+        <w:t>stabalised</w:t>
+      </w:r>
+      <w:proofErr w:type="spellEnd"/>
+      <w:r>
+        <w:rPr>
+          <w:lang w:val="en-US"/>
+        </w:rPr>
+        <w:t>.</w:t>
       </w:r>
     </w:p>
     <w:p>
@@ -4907,7 +5686,21 @@
         <w:rPr>
           <w:lang w:val="en-US"/>
         </w:rPr>
-        <w:t>When you detect bugs earlier, the costs of managing failures is reduced significantly.</w:t>
+        <w:t xml:space="preserve">When you detect bugs earlier, the costs of managing failures </w:t>
+      </w:r>
+      <w:proofErr w:type="gramStart"/>
+      <w:r>
+        <w:rPr>
+          <w:lang w:val="en-US"/>
+        </w:rPr>
+        <w:t>is</w:t>
+      </w:r>
+      <w:proofErr w:type="gramEnd"/>
+      <w:r>
+        <w:rPr>
+          <w:lang w:val="en-US"/>
+        </w:rPr>
+        <w:t xml:space="preserve"> reduced significantly.</w:t>
       </w:r>
     </w:p>
     <w:p>
@@ -5038,28 +5831,50 @@
         <w:rPr>
           <w:lang w:val="en-US"/>
         </w:rPr>
-        <w:t>This topic describes fail fast as a DevOps principle and illustrates the role of feedback cycle.</w:t>
-      </w:r>
-    </w:p>
-    <w:p>
-      <w:pPr>
-        <w:rPr>
-          <w:lang w:val="en-US"/>
-        </w:rPr>
-      </w:pPr>
-    </w:p>
-    <w:p>
-      <w:pPr>
-        <w:rPr>
-          <w:lang w:val="en-US"/>
-        </w:rPr>
-      </w:pPr>
-      <w:r>
-        <w:rPr>
-          <w:lang w:val="en-US"/>
-        </w:rPr>
-        <w:t>Fail fast is implemented in DevOps with;</w:t>
-      </w:r>
+        <w:t xml:space="preserve">This topic describes </w:t>
+      </w:r>
+      <w:proofErr w:type="gramStart"/>
+      <w:r>
+        <w:rPr>
+          <w:lang w:val="en-US"/>
+        </w:rPr>
+        <w:t>fail</w:t>
+      </w:r>
+      <w:proofErr w:type="gramEnd"/>
+      <w:r>
+        <w:rPr>
+          <w:lang w:val="en-US"/>
+        </w:rPr>
+        <w:t xml:space="preserve"> fast as a DevOps principle and illustrates the role of feedback cycle.</w:t>
+      </w:r>
+    </w:p>
+    <w:p>
+      <w:pPr>
+        <w:rPr>
+          <w:lang w:val="en-US"/>
+        </w:rPr>
+      </w:pPr>
+    </w:p>
+    <w:p>
+      <w:pPr>
+        <w:rPr>
+          <w:lang w:val="en-US"/>
+        </w:rPr>
+      </w:pPr>
+      <w:r>
+        <w:rPr>
+          <w:lang w:val="en-US"/>
+        </w:rPr>
+        <w:t xml:space="preserve">Fail fast is implemented in DevOps </w:t>
+      </w:r>
+      <w:proofErr w:type="gramStart"/>
+      <w:r>
+        <w:rPr>
+          <w:lang w:val="en-US"/>
+        </w:rPr>
+        <w:t>with;</w:t>
+      </w:r>
+      <w:proofErr w:type="gramEnd"/>
     </w:p>
     <w:p>
       <w:pPr>
@@ -5090,11 +5905,19 @@
           <w:lang w:val="en-US"/>
         </w:rPr>
       </w:pPr>
-      <w:r>
-        <w:rPr>
-          <w:lang w:val="en-US"/>
-        </w:rPr>
-        <w:t>Behaviour-driven development – Describes…???</w:t>
+      <w:proofErr w:type="spellStart"/>
+      <w:r>
+        <w:rPr>
+          <w:lang w:val="en-US"/>
+        </w:rPr>
+        <w:t>Behaviour</w:t>
+      </w:r>
+      <w:proofErr w:type="spellEnd"/>
+      <w:r>
+        <w:rPr>
+          <w:lang w:val="en-US"/>
+        </w:rPr>
+        <w:t>-driven development – Describes…???</w:t>
       </w:r>
     </w:p>
     <w:p>
@@ -5128,11 +5951,19 @@
           <w:lang w:val="en-US"/>
         </w:rPr>
       </w:pPr>
-      <w:r>
-        <w:rPr>
-          <w:lang w:val="en-US"/>
-        </w:rPr>
-        <w:t>Depicts progress of DevOps processes</w:t>
+      <w:proofErr w:type="gramStart"/>
+      <w:r>
+        <w:rPr>
+          <w:lang w:val="en-US"/>
+        </w:rPr>
+        <w:t>Depicts progress</w:t>
+      </w:r>
+      <w:proofErr w:type="gramEnd"/>
+      <w:r>
+        <w:rPr>
+          <w:lang w:val="en-US"/>
+        </w:rPr>
+        <w:t xml:space="preserve"> of DevOps processes</w:t>
       </w:r>
     </w:p>
     <w:p>
@@ -5146,11 +5977,19 @@
           <w:lang w:val="en-US"/>
         </w:rPr>
       </w:pPr>
-      <w:r>
-        <w:rPr>
-          <w:lang w:val="en-US"/>
-        </w:rPr>
-        <w:t>Evalutates the effects of each release on user experience</w:t>
+      <w:proofErr w:type="spellStart"/>
+      <w:r>
+        <w:rPr>
+          <w:lang w:val="en-US"/>
+        </w:rPr>
+        <w:t>Evalutates</w:t>
+      </w:r>
+      <w:proofErr w:type="spellEnd"/>
+      <w:r>
+        <w:rPr>
+          <w:lang w:val="en-US"/>
+        </w:rPr>
+        <w:t xml:space="preserve"> the effects of each release on user experience</w:t>
       </w:r>
     </w:p>
     <w:p>
@@ -5186,8 +6025,16 @@
         <w:rPr>
           <w:lang w:val="en-US"/>
         </w:rPr>
-        <w:t>Feedback gathering mechanisms;</w:t>
-      </w:r>
+        <w:t xml:space="preserve">Feedback gathering </w:t>
+      </w:r>
+      <w:proofErr w:type="gramStart"/>
+      <w:r>
+        <w:rPr>
+          <w:lang w:val="en-US"/>
+        </w:rPr>
+        <w:t>mechanisms;</w:t>
+      </w:r>
+      <w:proofErr w:type="gramEnd"/>
     </w:p>
     <w:p>
       <w:pPr>
@@ -5770,32 +6617,56 @@
           <w:lang w:val="en-US"/>
         </w:rPr>
       </w:pPr>
-      <w:r>
-        <w:rPr>
-          <w:lang w:val="en-US"/>
-        </w:rPr>
-        <w:t>Recognise the essential software development techniques we can use to build softwares to fail fast.</w:t>
-      </w:r>
-    </w:p>
-    <w:p>
-      <w:pPr>
-        <w:rPr>
-          <w:lang w:val="en-US"/>
-        </w:rPr>
-      </w:pPr>
-    </w:p>
-    <w:p>
-      <w:pPr>
-        <w:rPr>
-          <w:lang w:val="en-US"/>
-        </w:rPr>
-      </w:pPr>
+      <w:proofErr w:type="spellStart"/>
+      <w:r>
+        <w:rPr>
+          <w:lang w:val="en-US"/>
+        </w:rPr>
+        <w:t>Recognise</w:t>
+      </w:r>
+      <w:proofErr w:type="spellEnd"/>
+      <w:r>
+        <w:rPr>
+          <w:lang w:val="en-US"/>
+        </w:rPr>
+        <w:t xml:space="preserve"> the essential software development techniques we can use to build </w:t>
+      </w:r>
+      <w:proofErr w:type="spellStart"/>
+      <w:r>
+        <w:rPr>
+          <w:lang w:val="en-US"/>
+        </w:rPr>
+        <w:t>softwares</w:t>
+      </w:r>
+      <w:proofErr w:type="spellEnd"/>
+      <w:r>
+        <w:rPr>
+          <w:lang w:val="en-US"/>
+        </w:rPr>
+        <w:t xml:space="preserve"> to fail fast.</w:t>
+      </w:r>
+    </w:p>
+    <w:p>
+      <w:pPr>
+        <w:rPr>
+          <w:lang w:val="en-US"/>
+        </w:rPr>
+      </w:pPr>
+    </w:p>
+    <w:p>
+      <w:pPr>
+        <w:rPr>
+          <w:lang w:val="en-US"/>
+        </w:rPr>
+      </w:pPr>
+      <w:proofErr w:type="gramStart"/>
       <w:r>
         <w:rPr>
           <w:lang w:val="en-US"/>
         </w:rPr>
         <w:t>Methodologies;</w:t>
       </w:r>
+      <w:proofErr w:type="gramEnd"/>
     </w:p>
     <w:p>
       <w:pPr>
@@ -5916,11 +6787,19 @@
           <w:lang w:val="en-US"/>
         </w:rPr>
       </w:pPr>
-      <w:r>
-        <w:rPr>
-          <w:lang w:val="en-US"/>
-        </w:rPr>
-        <w:t>Dvides phases into sprints</w:t>
+      <w:proofErr w:type="spellStart"/>
+      <w:r>
+        <w:rPr>
+          <w:lang w:val="en-US"/>
+        </w:rPr>
+        <w:t>Dvides</w:t>
+      </w:r>
+      <w:proofErr w:type="spellEnd"/>
+      <w:r>
+        <w:rPr>
+          <w:lang w:val="en-US"/>
+        </w:rPr>
+        <w:t xml:space="preserve"> phases into sprints</w:t>
       </w:r>
     </w:p>
     <w:p>
@@ -5958,7 +6837,21 @@
         <w:rPr>
           <w:lang w:val="en-US"/>
         </w:rPr>
-        <w:t>DevOps is not just a methodology, like Agile, but goes further, encompassing the entire teams and process; focusing on improving the culture. Still, adopting DevOps means to adopt Agile, but also establishing proper relations between dev and ops teams.</w:t>
+        <w:t xml:space="preserve">DevOps is not just a methodology, like Agile, but goes further, encompassing the entire teams and </w:t>
+      </w:r>
+      <w:proofErr w:type="gramStart"/>
+      <w:r>
+        <w:rPr>
+          <w:lang w:val="en-US"/>
+        </w:rPr>
+        <w:t>process;</w:t>
+      </w:r>
+      <w:proofErr w:type="gramEnd"/>
+      <w:r>
+        <w:rPr>
+          <w:lang w:val="en-US"/>
+        </w:rPr>
+        <w:t xml:space="preserve"> focusing on improving the culture. Still, adopting DevOps means to adopt Agile, but also establishing proper relations between dev and ops teams.</w:t>
       </w:r>
     </w:p>
     <w:p>
@@ -6003,8 +6896,16 @@
         <w:rPr>
           <w:lang w:val="en-US"/>
         </w:rPr>
-        <w:t>process that starts with;</w:t>
-      </w:r>
+        <w:t xml:space="preserve">process that starts </w:t>
+      </w:r>
+      <w:proofErr w:type="gramStart"/>
+      <w:r>
+        <w:rPr>
+          <w:lang w:val="en-US"/>
+        </w:rPr>
+        <w:t>with;</w:t>
+      </w:r>
+      <w:proofErr w:type="gramEnd"/>
     </w:p>
     <w:p>
       <w:pPr>
@@ -6045,7 +6946,21 @@
         <w:rPr>
           <w:lang w:val="en-US"/>
         </w:rPr>
-        <w:t>, now having proper understanding of the actors and processes which need to be handled to meet business need.</w:t>
+        <w:t xml:space="preserve">, now </w:t>
+      </w:r>
+      <w:proofErr w:type="gramStart"/>
+      <w:r>
+        <w:rPr>
+          <w:lang w:val="en-US"/>
+        </w:rPr>
+        <w:t>having</w:t>
+      </w:r>
+      <w:proofErr w:type="gramEnd"/>
+      <w:r>
+        <w:rPr>
+          <w:lang w:val="en-US"/>
+        </w:rPr>
+        <w:t xml:space="preserve"> proper understanding of the actors and processes which need to be handled to meet business need.</w:t>
       </w:r>
     </w:p>
     <w:p>
@@ -6095,12 +7010,14 @@
           <w:lang w:val="en-US"/>
         </w:rPr>
       </w:pPr>
+      <w:proofErr w:type="gramStart"/>
       <w:r>
         <w:rPr>
           <w:lang w:val="en-US"/>
         </w:rPr>
         <w:t>Evaluate</w:t>
       </w:r>
+      <w:proofErr w:type="gramEnd"/>
     </w:p>
     <w:p>
       <w:pPr>
@@ -6171,7 +7088,21 @@
         <w:rPr>
           <w:lang w:val="en-US"/>
         </w:rPr>
-        <w:t>With Fail Fast, testing and implementation go together, because you must first test for failure, then implementing the right processes and code that ensures the test passes implementation.</w:t>
+        <w:t xml:space="preserve">With Fail Fast, testing and implementation go together, because you must first test for failure, then </w:t>
+      </w:r>
+      <w:proofErr w:type="gramStart"/>
+      <w:r>
+        <w:rPr>
+          <w:lang w:val="en-US"/>
+        </w:rPr>
+        <w:t>implementing</w:t>
+      </w:r>
+      <w:proofErr w:type="gramEnd"/>
+      <w:r>
+        <w:rPr>
+          <w:lang w:val="en-US"/>
+        </w:rPr>
+        <w:t xml:space="preserve"> the right processes and code that ensures the test passes implementation.</w:t>
       </w:r>
     </w:p>
     <w:p>
@@ -6323,8 +7254,16 @@
         <w:rPr>
           <w:lang w:val="en-US"/>
         </w:rPr>
-        <w:t>Agile Manifesto has 4 core pillars/values for improving the software development process;</w:t>
-      </w:r>
+        <w:t xml:space="preserve">Agile Manifesto has 4 core pillars/values for improving the software development </w:t>
+      </w:r>
+      <w:proofErr w:type="gramStart"/>
+      <w:r>
+        <w:rPr>
+          <w:lang w:val="en-US"/>
+        </w:rPr>
+        <w:t>process;</w:t>
+      </w:r>
+      <w:proofErr w:type="gramEnd"/>
     </w:p>
     <w:p>
       <w:pPr>
@@ -6543,8 +7482,16 @@
         <w:rPr>
           <w:lang w:val="en-US"/>
         </w:rPr>
-        <w:t>The 12 Agile principles, that expand upon the values of Agile, are;</w:t>
-      </w:r>
+        <w:t xml:space="preserve">The 12 Agile principles, that expand upon the values of Agile, </w:t>
+      </w:r>
+      <w:proofErr w:type="gramStart"/>
+      <w:r>
+        <w:rPr>
+          <w:lang w:val="en-US"/>
+        </w:rPr>
+        <w:t>are;</w:t>
+      </w:r>
+      <w:proofErr w:type="gramEnd"/>
     </w:p>
     <w:p>
       <w:pPr>
@@ -6609,7 +7556,14 @@
         <w:rPr>
           <w:lang w:val="en-US"/>
         </w:rPr>
-        <w:t xml:space="preserve">Customer Satisfaction through Early and Continuous Delivery: This principle concentrates on the importance of customer satisfaction by providing information to customers early on time </w:t>
+        <w:t xml:space="preserve">Customer Satisfaction through Early and Continuous Delivery: This principle concentrates on the importance of customer satisfaction by providing </w:t>
+      </w:r>
+      <w:r>
+        <w:rPr>
+          <w:lang w:val="en-US"/>
+        </w:rPr>
+        <w:lastRenderedPageBreak/>
+        <w:t xml:space="preserve">information to customers early on time </w:t>
       </w:r>
       <w:r>
         <w:rPr>
@@ -6821,7 +7775,25 @@
           <w:bCs/>
           <w:lang w:val="en-US"/>
         </w:rPr>
-        <w:t>adaptation to changing requirements</w:t>
+        <w:t xml:space="preserve">adaptation to </w:t>
+      </w:r>
+      <w:proofErr w:type="gramStart"/>
+      <w:r>
+        <w:rPr>
+          <w:b/>
+          <w:bCs/>
+          <w:lang w:val="en-US"/>
+        </w:rPr>
+        <w:t>changing</w:t>
+      </w:r>
+      <w:proofErr w:type="gramEnd"/>
+      <w:r>
+        <w:rPr>
+          <w:b/>
+          <w:bCs/>
+          <w:lang w:val="en-US"/>
+        </w:rPr>
+        <w:t xml:space="preserve"> requirements</w:t>
       </w:r>
       <w:r>
         <w:rPr>
@@ -6840,11 +7812,19 @@
           <w:lang w:val="en-US"/>
         </w:rPr>
       </w:pPr>
-      <w:r>
-        <w:rPr>
-          <w:lang w:val="en-US"/>
-        </w:rPr>
-        <w:t>Business people and developers must work together daily throughout the project</w:t>
+      <w:proofErr w:type="gramStart"/>
+      <w:r>
+        <w:rPr>
+          <w:lang w:val="en-US"/>
+        </w:rPr>
+        <w:t>Business people</w:t>
+      </w:r>
+      <w:proofErr w:type="gramEnd"/>
+      <w:r>
+        <w:rPr>
+          <w:lang w:val="en-US"/>
+        </w:rPr>
+        <w:t xml:space="preserve"> and developers must work together daily throughout the project</w:t>
       </w:r>
     </w:p>
     <w:p>
@@ -7121,6 +8101,7 @@
           <w:bCs/>
           <w:lang w:val="en-US"/>
         </w:rPr>
+        <w:lastRenderedPageBreak/>
         <w:t>Emphasizes delivering functional and working software as the primary metric for project advancement</w:t>
       </w:r>
       <w:r>
@@ -7307,13 +8288,29 @@
           <w:bCs/>
           <w:lang w:val="en-US"/>
         </w:rPr>
-        <w:t>ensure long-term agility</w:t>
-      </w:r>
-      <w:r>
-        <w:rPr>
-          <w:lang w:val="en-US"/>
-        </w:rPr>
-        <w:t xml:space="preserve">; the </w:t>
+        <w:t xml:space="preserve">ensure long-term </w:t>
+      </w:r>
+      <w:proofErr w:type="gramStart"/>
+      <w:r>
+        <w:rPr>
+          <w:b/>
+          <w:bCs/>
+          <w:lang w:val="en-US"/>
+        </w:rPr>
+        <w:t>agility</w:t>
+      </w:r>
+      <w:r>
+        <w:rPr>
+          <w:lang w:val="en-US"/>
+        </w:rPr>
+        <w:t>;</w:t>
+      </w:r>
+      <w:proofErr w:type="gramEnd"/>
+      <w:r>
+        <w:rPr>
+          <w:lang w:val="en-US"/>
+        </w:rPr>
+        <w:t xml:space="preserve"> the </w:t>
       </w:r>
       <w:r>
         <w:rPr>
@@ -7488,7 +8485,21 @@
         <w:rPr>
           <w:lang w:val="en-US"/>
         </w:rPr>
-        <w:t>The best architectures, requirements, and designs emerge from self-organizing teams</w:t>
+        <w:t xml:space="preserve">The best </w:t>
+      </w:r>
+      <w:proofErr w:type="gramStart"/>
+      <w:r>
+        <w:rPr>
+          <w:lang w:val="en-US"/>
+        </w:rPr>
+        <w:t>architectures</w:t>
+      </w:r>
+      <w:proofErr w:type="gramEnd"/>
+      <w:r>
+        <w:rPr>
+          <w:lang w:val="en-US"/>
+        </w:rPr>
+        <w:t>, requirements, and designs emerge from self-organizing teams</w:t>
       </w:r>
     </w:p>
     <w:p>
@@ -7595,13 +8606,27 @@
         <w:rPr>
           <w:lang w:val="en-US"/>
         </w:rPr>
-        <w:t>By making teams reflect at regular intervals how to become more affect</w:t>
-      </w:r>
-      <w:r>
-        <w:rPr>
-          <w:lang w:val="en-US"/>
-        </w:rPr>
-        <w:t>ive,</w:t>
+        <w:t xml:space="preserve">By making teams reflect at regular intervals how to become more </w:t>
+      </w:r>
+      <w:proofErr w:type="gramStart"/>
+      <w:r>
+        <w:rPr>
+          <w:lang w:val="en-US"/>
+        </w:rPr>
+        <w:t>affect</w:t>
+      </w:r>
+      <w:r>
+        <w:rPr>
+          <w:lang w:val="en-US"/>
+        </w:rPr>
+        <w:t>ive</w:t>
+      </w:r>
+      <w:proofErr w:type="gramEnd"/>
+      <w:r>
+        <w:rPr>
+          <w:lang w:val="en-US"/>
+        </w:rPr>
+        <w:t>,</w:t>
       </w:r>
       <w:r>
         <w:rPr>
@@ -7699,8 +8724,16 @@
           <w:rPr>
             <w:rStyle w:val="Hyperlink"/>
           </w:rPr>
-          <w:t>Manifesto for Agile Software Development - GeeksforGeeks</w:t>
+          <w:t xml:space="preserve">Manifesto for Agile Software Development - </w:t>
         </w:r>
+        <w:proofErr w:type="spellStart"/>
+        <w:r>
+          <w:rPr>
+            <w:rStyle w:val="Hyperlink"/>
+          </w:rPr>
+          <w:t>GeeksforGeeks</w:t>
+        </w:r>
+        <w:proofErr w:type="spellEnd"/>
       </w:hyperlink>
     </w:p>
     <w:p>
@@ -7764,19 +8797,42 @@
         <w:rPr>
           <w:lang w:val="en-US"/>
         </w:rPr>
-        <w:t>. It makes sure that service management processes are flexible, easy to adapt, and have just the right amount of control. This helps organizations provide services quickly and efficiently, staying up-to-date with market changes and customer demands.”</w:t>
-      </w:r>
-    </w:p>
-    <w:p>
-      <w:pPr>
-        <w:rPr>
-          <w:lang w:val="en-US"/>
-        </w:rPr>
-      </w:pPr>
-      <w:r>
-        <w:rPr>
-          <w:lang w:val="en-US"/>
-        </w:rPr>
+        <w:t xml:space="preserve">. It makes sure that service management processes are flexible, easy to adapt, and have just the right amount of control. This helps organizations provide services quickly and efficiently, staying </w:t>
+      </w:r>
+      <w:proofErr w:type="gramStart"/>
+      <w:r>
+        <w:rPr>
+          <w:lang w:val="en-US"/>
+        </w:rPr>
+        <w:t>up-to-date</w:t>
+      </w:r>
+      <w:proofErr w:type="gramEnd"/>
+      <w:r>
+        <w:rPr>
+          <w:lang w:val="en-US"/>
+        </w:rPr>
+        <w:t xml:space="preserve"> with market changes and customer </w:t>
+      </w:r>
+      <w:proofErr w:type="gramStart"/>
+      <w:r>
+        <w:rPr>
+          <w:lang w:val="en-US"/>
+        </w:rPr>
+        <w:t>demands.”</w:t>
+      </w:r>
+      <w:proofErr w:type="gramEnd"/>
+    </w:p>
+    <w:p>
+      <w:pPr>
+        <w:rPr>
+          <w:lang w:val="en-US"/>
+        </w:rPr>
+      </w:pPr>
+      <w:r>
+        <w:rPr>
+          <w:lang w:val="en-US"/>
+        </w:rPr>
+        <w:lastRenderedPageBreak/>
         <w:t>ASM revolves around translating Agile to support ITSM.</w:t>
       </w:r>
     </w:p>
@@ -7803,8 +8859,30 @@
         <w:rPr>
           <w:lang w:val="en-US"/>
         </w:rPr>
-        <w:t>Examples of how ASM works in practice, to make IT work more agile, are;</w:t>
-      </w:r>
+        <w:t xml:space="preserve">Examples of how ASM works in practice, to make </w:t>
+      </w:r>
+      <w:proofErr w:type="gramStart"/>
+      <w:r>
+        <w:rPr>
+          <w:lang w:val="en-US"/>
+        </w:rPr>
+        <w:t>IT work</w:t>
+      </w:r>
+      <w:proofErr w:type="gramEnd"/>
+      <w:r>
+        <w:rPr>
+          <w:lang w:val="en-US"/>
+        </w:rPr>
+        <w:t xml:space="preserve"> more agile, </w:t>
+      </w:r>
+      <w:proofErr w:type="gramStart"/>
+      <w:r>
+        <w:rPr>
+          <w:lang w:val="en-US"/>
+        </w:rPr>
+        <w:t>are;</w:t>
+      </w:r>
+      <w:proofErr w:type="gramEnd"/>
     </w:p>
     <w:p>
       <w:pPr>
@@ -8040,13 +9118,23 @@
         </w:rPr>
         <w:t xml:space="preserve"> that </w:t>
       </w:r>
-      <w:r>
-        <w:rPr>
-          <w:b/>
-          <w:bCs/>
-          <w:lang w:val="en-US"/>
-        </w:rPr>
-        <w:t>enables software applications to communicate with each other</w:t>
+      <w:proofErr w:type="gramStart"/>
+      <w:r>
+        <w:rPr>
+          <w:b/>
+          <w:bCs/>
+          <w:lang w:val="en-US"/>
+        </w:rPr>
+        <w:t>enables</w:t>
+      </w:r>
+      <w:proofErr w:type="gramEnd"/>
+      <w:r>
+        <w:rPr>
+          <w:b/>
+          <w:bCs/>
+          <w:lang w:val="en-US"/>
+        </w:rPr>
+        <w:t xml:space="preserve"> software applications to communicate with each other</w:t>
       </w:r>
       <w:r>
         <w:rPr>
@@ -8201,19 +9289,34 @@
         <w:rPr>
           <w:lang w:val="en-US"/>
         </w:rPr>
-        <w:t>Culture refers to…. For example, culture is considered good if, after challenges and emergencies, people work as a team, looking to improve for next time, instead of pointing fingers on who’s to blame.</w:t>
-      </w:r>
-    </w:p>
-    <w:p>
-      <w:pPr>
-        <w:rPr>
-          <w:lang w:val="en-US"/>
-        </w:rPr>
-      </w:pPr>
-      <w:r>
-        <w:rPr>
-          <w:lang w:val="en-US"/>
-        </w:rPr>
+        <w:t xml:space="preserve">Culture refers to…. For example, culture is considered good if, after challenges and emergencies, people work as a team, looking to </w:t>
+      </w:r>
+      <w:proofErr w:type="gramStart"/>
+      <w:r>
+        <w:rPr>
+          <w:lang w:val="en-US"/>
+        </w:rPr>
+        <w:t>improve for</w:t>
+      </w:r>
+      <w:proofErr w:type="gramEnd"/>
+      <w:r>
+        <w:rPr>
+          <w:lang w:val="en-US"/>
+        </w:rPr>
+        <w:t xml:space="preserve"> next time, instead of pointing fingers on who’s to blame.</w:t>
+      </w:r>
+    </w:p>
+    <w:p>
+      <w:pPr>
+        <w:rPr>
+          <w:lang w:val="en-US"/>
+        </w:rPr>
+      </w:pPr>
+      <w:r>
+        <w:rPr>
+          <w:lang w:val="en-US"/>
+        </w:rPr>
+        <w:lastRenderedPageBreak/>
         <w:t>“</w:t>
       </w:r>
       <w:r>
@@ -8544,19 +9647,7 @@
           <w:rPr>
             <w:rStyle w:val="Hyperlink"/>
           </w:rPr>
-          <w:t>Use Four Key</w:t>
-        </w:r>
-        <w:r>
-          <w:rPr>
-            <w:rStyle w:val="Hyperlink"/>
-          </w:rPr>
-          <w:t>s</w:t>
-        </w:r>
-        <w:r>
-          <w:rPr>
-            <w:rStyle w:val="Hyperlink"/>
-          </w:rPr>
-          <w:t xml:space="preserve"> metrics like change failure rate to measure your DevOps performance | Google Cloud Blog</w:t>
+          <w:t>Use Four Keys metrics like change failure rate to measure your DevOps performance | Google Cloud Blog</w:t>
         </w:r>
       </w:hyperlink>
     </w:p>
@@ -8576,19 +9667,7 @@
           <w:rPr>
             <w:rStyle w:val="Hyperlink"/>
           </w:rPr>
-          <w:t>4 Key DevOps Met</w:t>
-        </w:r>
-        <w:r>
-          <w:rPr>
-            <w:rStyle w:val="Hyperlink"/>
-          </w:rPr>
-          <w:t>r</w:t>
-        </w:r>
-        <w:r>
-          <w:rPr>
-            <w:rStyle w:val="Hyperlink"/>
-          </w:rPr>
-          <w:t>ics to Know | Atlassian</w:t>
+          <w:t>4 Key DevOps Metrics to Know | Atlassian</w:t>
         </w:r>
       </w:hyperlink>
     </w:p>
@@ -8652,7 +9731,37 @@
         <w:rPr>
           <w:lang w:val="en-US"/>
         </w:rPr>
-        <w:t xml:space="preserve">, and with world events having caused continued massive shifts in peoples lives, employees ability to cope with change has never been worse, </w:t>
+        <w:t xml:space="preserve">, and with world events having caused continued massive shifts in </w:t>
+      </w:r>
+      <w:proofErr w:type="spellStart"/>
+      <w:proofErr w:type="gramStart"/>
+      <w:r>
+        <w:rPr>
+          <w:lang w:val="en-US"/>
+        </w:rPr>
+        <w:t>peoples</w:t>
+      </w:r>
+      <w:proofErr w:type="spellEnd"/>
+      <w:proofErr w:type="gramEnd"/>
+      <w:r>
+        <w:rPr>
+          <w:lang w:val="en-US"/>
+        </w:rPr>
+        <w:t xml:space="preserve"> lives, </w:t>
+      </w:r>
+      <w:proofErr w:type="gramStart"/>
+      <w:r>
+        <w:rPr>
+          <w:lang w:val="en-US"/>
+        </w:rPr>
+        <w:t>employees</w:t>
+      </w:r>
+      <w:proofErr w:type="gramEnd"/>
+      <w:r>
+        <w:rPr>
+          <w:lang w:val="en-US"/>
+        </w:rPr>
+        <w:t xml:space="preserve"> ability to cope with change has never been worse, </w:t>
       </w:r>
       <w:r>
         <w:rPr>
@@ -8666,39 +9775,7 @@
           <w:bCs/>
           <w:lang w:val="en-US"/>
         </w:rPr>
-        <w:t xml:space="preserve">capacity for change reduced </w:t>
-      </w:r>
-      <w:r>
-        <w:rPr>
-          <w:b/>
-          <w:bCs/>
-          <w:lang w:val="en-US"/>
-        </w:rPr>
-        <w:t xml:space="preserve">by 50% </w:t>
-      </w:r>
-      <w:r>
-        <w:rPr>
-          <w:b/>
-          <w:bCs/>
-          <w:lang w:val="en-US"/>
-        </w:rPr>
-        <w:t>compared to</w:t>
-      </w:r>
-      <w:r>
-        <w:rPr>
-          <w:b/>
-          <w:bCs/>
-          <w:lang w:val="en-US"/>
-        </w:rPr>
-        <w:t xml:space="preserve"> pre-COVID</w:t>
-      </w:r>
-      <w:r>
-        <w:rPr>
-          <w:b/>
-          <w:bCs/>
-          <w:lang w:val="en-US"/>
-        </w:rPr>
-        <w:t xml:space="preserve"> levels</w:t>
+        <w:t>capacity for change reduced by 50% compared to pre-COVID levels</w:t>
       </w:r>
       <w:r>
         <w:rPr>
@@ -8835,19 +9912,7 @@
           <w:rPr>
             <w:rStyle w:val="Hyperlink"/>
           </w:rPr>
-          <w:t>What ca</w:t>
-        </w:r>
-        <w:r>
-          <w:rPr>
-            <w:rStyle w:val="Hyperlink"/>
-          </w:rPr>
-          <w:t>u</w:t>
-        </w:r>
-        <w:r>
-          <w:rPr>
-            <w:rStyle w:val="Hyperlink"/>
-          </w:rPr>
-          <w:t>ses change fatigue and how to overcome it</w:t>
+          <w:t>What causes change fatigue and how to overcome it</w:t>
         </w:r>
       </w:hyperlink>
       <w:bookmarkStart w:id="0" w:name="_Change_lead_time/Lead"/>
@@ -8855,19 +9920,13 @@
     </w:p>
     <w:p>
       <w:pPr>
-        <w:rPr>
-          <w:lang w:val="en-US"/>
-        </w:rPr>
-      </w:pPr>
-    </w:p>
-    <w:p>
-      <w:pPr>
         <w:pStyle w:val="Heading2"/>
         <w:rPr>
           <w:color w:val="EE0000"/>
           <w:lang w:val="en-US"/>
         </w:rPr>
       </w:pPr>
+      <w:proofErr w:type="spellStart"/>
       <w:r>
         <w:rPr>
           <w:color w:val="EE0000"/>
@@ -8875,6 +9934,7 @@
         </w:rPr>
         <w:t>ChatOps</w:t>
       </w:r>
+      <w:proofErr w:type="spellEnd"/>
     </w:p>
     <w:p>
       <w:pPr>
@@ -8893,11 +9953,47 @@
         </w:rPr>
         <w:t>“</w:t>
       </w:r>
-      <w:r>
-        <w:rPr>
-          <w:lang w:val="en-US"/>
-        </w:rPr>
-        <w:t>ChatOps is a collaboration model that connects people, tools, process, and automation into a transparent workflow. This flow connects the work needed, the work happening, and the work done in a persistent location staffed by the people, bots, and related tools. The transparency tightens the feedback loop, improves information sharing, and enhances team collaboration. Not to mention team culture and cross-training.</w:t>
+      <w:proofErr w:type="spellStart"/>
+      <w:r>
+        <w:rPr>
+          <w:lang w:val="en-US"/>
+        </w:rPr>
+        <w:t>ChatOps</w:t>
+      </w:r>
+      <w:proofErr w:type="spellEnd"/>
+      <w:r>
+        <w:rPr>
+          <w:lang w:val="en-US"/>
+        </w:rPr>
+        <w:t xml:space="preserve"> is a collaboration model that connects people, tools, process, and automation into a transparent workflow. This flow connects the work needed, the work happening, and the work done in a persistent location staffed by the people, </w:t>
+      </w:r>
+      <w:proofErr w:type="gramStart"/>
+      <w:r>
+        <w:rPr>
+          <w:lang w:val="en-US"/>
+        </w:rPr>
+        <w:t>bots</w:t>
+      </w:r>
+      <w:proofErr w:type="gramEnd"/>
+      <w:r>
+        <w:rPr>
+          <w:lang w:val="en-US"/>
+        </w:rPr>
+        <w:t xml:space="preserve">, and related tools. </w:t>
+      </w:r>
+      <w:proofErr w:type="gramStart"/>
+      <w:r>
+        <w:rPr>
+          <w:lang w:val="en-US"/>
+        </w:rPr>
+        <w:t>The transparency</w:t>
+      </w:r>
+      <w:proofErr w:type="gramEnd"/>
+      <w:r>
+        <w:rPr>
+          <w:lang w:val="en-US"/>
+        </w:rPr>
+        <w:t xml:space="preserve"> tightens the feedback loop, improves information sharing, and enhances team collaboration. Not to mention team culture and cross-training.</w:t>
       </w:r>
       <w:r>
         <w:rPr>
@@ -8923,8 +10019,29 @@
         </w:rPr>
         <w:t>“</w:t>
       </w:r>
-      <w:r>
-        <w:t>ChatOps is also known as "Conversation-driven collaboration" or "Conversation-driven DevOps". ChatOps is mainly designed for simple and fast messaging between the development team members. ChatOps is derived from </w:t>
+      <w:proofErr w:type="spellStart"/>
+      <w:r>
+        <w:t>ChatOps</w:t>
+      </w:r>
+      <w:proofErr w:type="spellEnd"/>
+      <w:r>
+        <w:t xml:space="preserve"> is also known as "Conversation-driven collaboration" or "Conversation-driven DevOps". </w:t>
+      </w:r>
+      <w:proofErr w:type="spellStart"/>
+      <w:r>
+        <w:t>ChatOps</w:t>
+      </w:r>
+      <w:proofErr w:type="spellEnd"/>
+      <w:r>
+        <w:t xml:space="preserve"> is mainly designed for simple and fast messaging between the development team members. </w:t>
+      </w:r>
+      <w:proofErr w:type="spellStart"/>
+      <w:r>
+        <w:t>ChatOps</w:t>
+      </w:r>
+      <w:proofErr w:type="spellEnd"/>
+      <w:r>
+        <w:t xml:space="preserve"> is derived from </w:t>
       </w:r>
       <w:hyperlink r:id="rId19" w:history="1">
         <w:r>
@@ -8961,8 +10078,21 @@
       <w:r>
         <w:t>“</w:t>
       </w:r>
-      <w:r>
-        <w:t>ChatOps allows teams to perform tasks, manage workflows, and perform actions within a chat platform. So instead of switching between the different tools and interfaces, users can easily execute commands, and access the information from a chat interface. This method gives transparency, collaboration, and efficiency within teams by centralizing the operations and communication and providing a space where everyone can engage in managerial processes.</w:t>
+      <w:proofErr w:type="spellStart"/>
+      <w:r>
+        <w:t>ChatOps</w:t>
+      </w:r>
+      <w:proofErr w:type="spellEnd"/>
+      <w:r>
+        <w:t xml:space="preserve"> allows teams to perform tasks, manage workflows, and perform actions within a chat platform. So instead of switching between the different tools and interfaces, users can easily execute </w:t>
+      </w:r>
+      <w:proofErr w:type="gramStart"/>
+      <w:r>
+        <w:t>commands, and</w:t>
+      </w:r>
+      <w:proofErr w:type="gramEnd"/>
+      <w:r>
+        <w:t xml:space="preserve"> access the information from a chat interface. This method gives transparency, collaboration, and efficiency within teams by centralizing the operations and communication and providing a space where everyone can engage in managerial processes.</w:t>
       </w:r>
       <w:r>
         <w:t>”</w:t>
@@ -8983,7 +10113,19 @@
         <w:t>“</w:t>
       </w:r>
       <w:r>
-        <w:t>Deploying a ChatOps environment involves several steps and can vary based on the tools and platforms you choose. It involves setting up a chatbot within a chat application that can execute operational tasks. The chatbot is typically integrated with various tools and services, allowing for automation of tasks and facilitating collaboration.</w:t>
+        <w:t xml:space="preserve">Deploying a </w:t>
+      </w:r>
+      <w:proofErr w:type="spellStart"/>
+      <w:r>
+        <w:t>ChatOps</w:t>
+      </w:r>
+      <w:proofErr w:type="spellEnd"/>
+      <w:r>
+        <w:t xml:space="preserve"> environment involves several steps and can vary based on the tools and platforms you choose. It involves setting up a chatbot within a chat application that can execute operational tasks. The chatbot is typically integrated </w:t>
+      </w:r>
+      <w:r>
+        <w:lastRenderedPageBreak/>
+        <w:t>with various tools and services, allowing for automation of tasks and facilitating collaboration.</w:t>
       </w:r>
       <w:r>
         <w:t>”</w:t>
@@ -9001,12 +10143,28 @@
         </w:rPr>
       </w:pPr>
       <w:hyperlink r:id="rId20" w:history="1">
+        <w:proofErr w:type="spellStart"/>
         <w:r>
           <w:rPr>
             <w:rStyle w:val="Hyperlink"/>
           </w:rPr>
-          <w:t>ChatOps - GeeksforGeeks</w:t>
+          <w:t>ChatOps</w:t>
         </w:r>
+        <w:proofErr w:type="spellEnd"/>
+        <w:r>
+          <w:rPr>
+            <w:rStyle w:val="Hyperlink"/>
+          </w:rPr>
+          <w:t xml:space="preserve"> - </w:t>
+        </w:r>
+        <w:proofErr w:type="spellStart"/>
+        <w:r>
+          <w:rPr>
+            <w:rStyle w:val="Hyperlink"/>
+          </w:rPr>
+          <w:t>GeeksforGeeks</w:t>
+        </w:r>
+        <w:proofErr w:type="spellEnd"/>
       </w:hyperlink>
     </w:p>
     <w:p>
@@ -9025,27 +10183,49 @@
           <w:rPr>
             <w:rStyle w:val="Hyperlink"/>
           </w:rPr>
-          <w:t>What is ChatOps? A guide to its evolution and adoption</w:t>
+          <w:t xml:space="preserve">What is </w:t>
         </w:r>
-      </w:hyperlink>
-    </w:p>
-    <w:p>
-      <w:pPr>
-        <w:pStyle w:val="ListParagraph"/>
-        <w:numPr>
-          <w:ilvl w:val="1"/>
-          <w:numId w:val="14"/>
-        </w:numPr>
-        <w:rPr>
-          <w:lang w:val="en-US"/>
-        </w:rPr>
-      </w:pPr>
-      <w:hyperlink r:id="rId22" w:history="1">
+        <w:proofErr w:type="spellStart"/>
         <w:r>
           <w:rPr>
             <w:rStyle w:val="Hyperlink"/>
           </w:rPr>
-          <w:t>ChatOps for incident management | Atlassian</w:t>
+          <w:t>ChatOps</w:t>
+        </w:r>
+        <w:proofErr w:type="spellEnd"/>
+        <w:r>
+          <w:rPr>
+            <w:rStyle w:val="Hyperlink"/>
+          </w:rPr>
+          <w:t>? A guide to its evolution and adoption</w:t>
+        </w:r>
+      </w:hyperlink>
+    </w:p>
+    <w:p>
+      <w:pPr>
+        <w:pStyle w:val="ListParagraph"/>
+        <w:numPr>
+          <w:ilvl w:val="1"/>
+          <w:numId w:val="14"/>
+        </w:numPr>
+        <w:rPr>
+          <w:lang w:val="en-US"/>
+        </w:rPr>
+      </w:pPr>
+      <w:hyperlink r:id="rId22" w:history="1">
+        <w:proofErr w:type="spellStart"/>
+        <w:r>
+          <w:rPr>
+            <w:rStyle w:val="Hyperlink"/>
+          </w:rPr>
+          <w:t>ChatOps</w:t>
+        </w:r>
+        <w:proofErr w:type="spellEnd"/>
+        <w:r>
+          <w:rPr>
+            <w:rStyle w:val="Hyperlink"/>
+          </w:rPr>
+          <w:t xml:space="preserve"> for incident management | Atlassian</w:t>
         </w:r>
       </w:hyperlink>
     </w:p>
@@ -9220,19 +10400,7 @@
           <w:rPr>
             <w:rStyle w:val="Hyperlink"/>
           </w:rPr>
-          <w:t>Commit in Git. This ar</w:t>
-        </w:r>
-        <w:r>
-          <w:rPr>
-            <w:rStyle w:val="Hyperlink"/>
-          </w:rPr>
-          <w:t>t</w:t>
-        </w:r>
-        <w:r>
-          <w:rPr>
-            <w:rStyle w:val="Hyperlink"/>
-          </w:rPr>
-          <w:t>icle is one of the articles in… | by Ario Liyan | Medium</w:t>
+          <w:t>Commit in Git. This article is one of the articles in… | by Ario Liyan | Medium</w:t>
         </w:r>
       </w:hyperlink>
     </w:p>
@@ -9295,7 +10463,21 @@
           <w:rPr>
             <w:rStyle w:val="Hyperlink"/>
           </w:rPr>
-          <w:t>DevOps Institute Announces First Playbook to Ignite The DevOps Journey - DevOps.com</w:t>
+          <w:t xml:space="preserve">DevOps Institute Announces First Playbook to Ignite </w:t>
+        </w:r>
+        <w:proofErr w:type="gramStart"/>
+        <w:r>
+          <w:rPr>
+            <w:rStyle w:val="Hyperlink"/>
+          </w:rPr>
+          <w:t>The</w:t>
+        </w:r>
+        <w:proofErr w:type="gramEnd"/>
+        <w:r>
+          <w:rPr>
+            <w:rStyle w:val="Hyperlink"/>
+          </w:rPr>
+          <w:t xml:space="preserve"> DevOps Journey - DevOps.com</w:t>
         </w:r>
       </w:hyperlink>
     </w:p>
@@ -9373,7 +10555,6 @@
         <w:rPr>
           <w:lang w:val="en-US"/>
         </w:rPr>
-        <w:lastRenderedPageBreak/>
         <w:t>Containers</w:t>
       </w:r>
     </w:p>
@@ -9392,7 +10573,21 @@
         <w:rPr>
           <w:lang w:val="en-US"/>
         </w:rPr>
-        <w:t>Seems to refer to the concept from the first chapter, where software is packaged in self-contained ‘containers’. The reason this relates to DevOps is that the IT software practice translates so well to the practices DevOps teaches.</w:t>
+        <w:t>Seems to refer to the concept from the first chapter, where software is packaged in self-contained ‘</w:t>
+      </w:r>
+      <w:proofErr w:type="gramStart"/>
+      <w:r>
+        <w:rPr>
+          <w:lang w:val="en-US"/>
+        </w:rPr>
+        <w:t>containers’</w:t>
+      </w:r>
+      <w:proofErr w:type="gramEnd"/>
+      <w:r>
+        <w:rPr>
+          <w:lang w:val="en-US"/>
+        </w:rPr>
+        <w:t>. The reason this relates to DevOps is that the IT software practice translates so well to the practices DevOps teaches.</w:t>
       </w:r>
     </w:p>
     <w:p>
@@ -9410,7 +10605,21 @@
         <w:rPr>
           <w:lang w:val="en-US"/>
         </w:rPr>
-        <w:t xml:space="preserve">Docker is mentioned in CI/CD as one of the tools used during the process, which is a software used for containers, so I reckon that’s right; this is more a software concept, which </w:t>
+        <w:t xml:space="preserve">Docker is mentioned in CI/CD as one of the tools used during the process, which is </w:t>
+      </w:r>
+      <w:proofErr w:type="gramStart"/>
+      <w:r>
+        <w:rPr>
+          <w:lang w:val="en-US"/>
+        </w:rPr>
+        <w:t>a software</w:t>
+      </w:r>
+      <w:proofErr w:type="gramEnd"/>
+      <w:r>
+        <w:rPr>
+          <w:lang w:val="en-US"/>
+        </w:rPr>
+        <w:t xml:space="preserve"> used for containers, so I reckon that’s right; this is more a software concept, which </w:t>
       </w:r>
       <w:r>
         <w:rPr>
@@ -9422,8 +10631,16 @@
         <w:rPr>
           <w:lang w:val="en-US"/>
         </w:rPr>
-        <w:t xml:space="preserve"> is heavily intertwined wth</w:t>
-      </w:r>
+        <w:t xml:space="preserve"> is heavily intertwined </w:t>
+      </w:r>
+      <w:proofErr w:type="spellStart"/>
+      <w:r>
+        <w:rPr>
+          <w:lang w:val="en-US"/>
+        </w:rPr>
+        <w:t>wth</w:t>
+      </w:r>
+      <w:proofErr w:type="spellEnd"/>
     </w:p>
     <w:p>
       <w:pPr>
@@ -9612,6 +10829,7 @@
         <w:rPr>
           <w:lang w:val="en-US"/>
         </w:rPr>
+        <w:lastRenderedPageBreak/>
         <w:t>Automating CI involves an automated CI server monitoring a repository for commits. When one is detected, the system builds the code, runs tests and, if the test fails, the build is rejected and the developer is notified immediately.</w:t>
       </w:r>
     </w:p>
@@ -9688,8 +10906,16 @@
           <w:rPr>
             <w:rStyle w:val="Hyperlink"/>
           </w:rPr>
-          <w:t>What is CI/CD? - GeeksforGeeks</w:t>
+          <w:t xml:space="preserve">What is CI/CD? - </w:t>
         </w:r>
+        <w:proofErr w:type="spellStart"/>
+        <w:r>
+          <w:rPr>
+            <w:rStyle w:val="Hyperlink"/>
+          </w:rPr>
+          <w:t>GeeksforGeeks</w:t>
+        </w:r>
+        <w:proofErr w:type="spellEnd"/>
       </w:hyperlink>
     </w:p>
     <w:p>
@@ -9770,7 +10996,21 @@
         <w:rPr>
           <w:lang w:val="en-US"/>
         </w:rPr>
-        <w:t xml:space="preserve">, where </w:t>
+        <w:t xml:space="preserve">, </w:t>
+      </w:r>
+      <w:proofErr w:type="gramStart"/>
+      <w:r>
+        <w:rPr>
+          <w:lang w:val="en-US"/>
+        </w:rPr>
+        <w:t>where</w:t>
+      </w:r>
+      <w:proofErr w:type="gramEnd"/>
+      <w:r>
+        <w:rPr>
+          <w:lang w:val="en-US"/>
+        </w:rPr>
+        <w:t xml:space="preserve"> </w:t>
       </w:r>
     </w:p>
     <w:p>
@@ -9809,8 +11049,16 @@
           <w:rPr>
             <w:rStyle w:val="Hyperlink"/>
           </w:rPr>
-          <w:t>What is CI/CD? - GeeksforGeeks</w:t>
+          <w:t xml:space="preserve">What is CI/CD? - </w:t>
         </w:r>
+        <w:proofErr w:type="spellStart"/>
+        <w:r>
+          <w:rPr>
+            <w:rStyle w:val="Hyperlink"/>
+          </w:rPr>
+          <w:t>GeeksforGeeks</w:t>
+        </w:r>
+        <w:proofErr w:type="spellEnd"/>
       </w:hyperlink>
     </w:p>
     <w:p>
@@ -9847,8 +11095,16 @@
           <w:rPr>
             <w:rStyle w:val="Hyperlink"/>
           </w:rPr>
-          <w:t>What is CI/CD? - GeeksforGeeks</w:t>
+          <w:t xml:space="preserve">What is CI/CD? - </w:t>
         </w:r>
+        <w:proofErr w:type="spellStart"/>
+        <w:r>
+          <w:rPr>
+            <w:rStyle w:val="Hyperlink"/>
+          </w:rPr>
+          <w:t>GeeksforGeeks</w:t>
+        </w:r>
+        <w:proofErr w:type="spellEnd"/>
       </w:hyperlink>
     </w:p>
     <w:p>
@@ -9956,8 +11212,23 @@
           <w:b/>
           <w:bCs/>
         </w:rPr>
-        <w:lastRenderedPageBreak/>
-        <w:t xml:space="preserve">This can manifest as, for example; </w:t>
+        <w:t xml:space="preserve">This can manifest as, for </w:t>
+      </w:r>
+      <w:proofErr w:type="gramStart"/>
+      <w:r>
+        <w:rPr>
+          <w:b/>
+          <w:bCs/>
+        </w:rPr>
+        <w:t>example;</w:t>
+      </w:r>
+      <w:proofErr w:type="gramEnd"/>
+      <w:r>
+        <w:rPr>
+          <w:b/>
+          <w:bCs/>
+        </w:rPr>
+        <w:t xml:space="preserve"> </w:t>
       </w:r>
     </w:p>
     <w:p>
@@ -10241,7 +11512,21 @@
         <w:rPr>
           <w:lang w:val="en-US"/>
         </w:rPr>
-        <w:t xml:space="preserve"> from when developers make a commit to the moment it's deployed to production.</w:t>
+        <w:t xml:space="preserve"> from when developers make a </w:t>
+      </w:r>
+      <w:proofErr w:type="gramStart"/>
+      <w:r>
+        <w:rPr>
+          <w:lang w:val="en-US"/>
+        </w:rPr>
+        <w:t>commit</w:t>
+      </w:r>
+      <w:proofErr w:type="gramEnd"/>
+      <w:r>
+        <w:rPr>
+          <w:lang w:val="en-US"/>
+        </w:rPr>
+        <w:t xml:space="preserve"> to the moment it's deployed to production.</w:t>
       </w:r>
     </w:p>
     <w:p>
@@ -10427,165 +11712,179 @@
         <w:rPr>
           <w:lang w:val="en-US"/>
         </w:rPr>
+        <w:t>Deployment frequency</w:t>
+      </w:r>
+    </w:p>
+    <w:p>
+      <w:pPr>
+        <w:rPr>
+          <w:lang w:val="en-US"/>
+        </w:rPr>
+      </w:pPr>
+      <w:r>
+        <w:rPr>
+          <w:lang w:val="en-US"/>
+        </w:rPr>
+        <w:t xml:space="preserve">Deployment Frequency refers to how often an organization successfully </w:t>
+      </w:r>
+      <w:proofErr w:type="gramStart"/>
+      <w:r>
+        <w:rPr>
+          <w:lang w:val="en-US"/>
+        </w:rPr>
+        <w:t>releases to</w:t>
+      </w:r>
+      <w:proofErr w:type="gramEnd"/>
+      <w:r>
+        <w:rPr>
+          <w:lang w:val="en-US"/>
+        </w:rPr>
+        <w:t xml:space="preserve"> production.</w:t>
+      </w:r>
+    </w:p>
+    <w:p>
+      <w:pPr>
+        <w:rPr>
+          <w:lang w:val="en-US"/>
+        </w:rPr>
+      </w:pPr>
+      <w:r>
+        <w:rPr>
+          <w:b/>
+          <w:bCs/>
+          <w:lang w:val="en-US"/>
+        </w:rPr>
+        <w:t>Not to be confused with “delivery”</w:t>
+      </w:r>
+      <w:r>
+        <w:rPr>
+          <w:lang w:val="en-US"/>
+        </w:rPr>
+        <w:t xml:space="preserve">, which refers to code changes released to a pre-production environment, whereas </w:t>
+      </w:r>
+      <w:r>
+        <w:rPr>
+          <w:b/>
+          <w:bCs/>
+          <w:lang w:val="en-US"/>
+        </w:rPr>
+        <w:t>“deployment” is reserved for changes that are released to production</w:t>
+      </w:r>
+      <w:r>
+        <w:rPr>
+          <w:lang w:val="en-US"/>
+        </w:rPr>
+        <w:t>.</w:t>
+      </w:r>
+    </w:p>
+    <w:p>
+      <w:pPr>
+        <w:rPr>
+          <w:lang w:val="en-US"/>
+        </w:rPr>
+      </w:pPr>
+      <w:r>
+        <w:rPr>
+          <w:lang w:val="en-US"/>
+        </w:rPr>
+        <w:t>It is one of four critical DevOps metrics to track and can be used to</w:t>
+      </w:r>
+      <w:r>
+        <w:rPr>
+          <w:lang w:val="en-US"/>
+        </w:rPr>
+        <w:t xml:space="preserve"> </w:t>
+      </w:r>
+      <w:r>
+        <w:rPr>
+          <w:lang w:val="en-US"/>
+        </w:rPr>
+        <w:t xml:space="preserve">help </w:t>
+      </w:r>
+      <w:r>
+        <w:rPr>
+          <w:lang w:val="en-US"/>
+        </w:rPr>
+        <w:t xml:space="preserve">evaluate </w:t>
+      </w:r>
+      <w:r>
+        <w:rPr>
+          <w:lang w:val="en-US"/>
+        </w:rPr>
+        <w:t xml:space="preserve">team </w:t>
+      </w:r>
+      <w:r>
+        <w:rPr>
+          <w:lang w:val="en-US"/>
+        </w:rPr>
+        <w:t xml:space="preserve">performance, focusing on speed and </w:t>
+      </w:r>
+      <w:r>
+        <w:rPr>
+          <w:b/>
+          <w:bCs/>
+          <w:color w:val="EE0000"/>
+          <w:lang w:val="en-US"/>
+        </w:rPr>
+        <w:t>continuous delivery</w:t>
+      </w:r>
+      <w:r>
+        <w:rPr>
+          <w:lang w:val="en-US"/>
+        </w:rPr>
+        <w:t>, by looking at how quickly a team can deploy changes</w:t>
+      </w:r>
+      <w:r>
+        <w:rPr>
+          <w:lang w:val="en-US"/>
+        </w:rPr>
+        <w:t>.</w:t>
+      </w:r>
+    </w:p>
+    <w:p>
+      <w:pPr>
+        <w:rPr>
+          <w:lang w:val="en-US"/>
+        </w:rPr>
+      </w:pPr>
+      <w:r>
+        <w:rPr>
+          <w:lang w:val="en-US"/>
+        </w:rPr>
+        <w:t xml:space="preserve">It should be noted that </w:t>
+      </w:r>
+      <w:r>
+        <w:rPr>
+          <w:b/>
+          <w:bCs/>
+          <w:lang w:val="en-US"/>
+        </w:rPr>
+        <w:t xml:space="preserve">the ability to deploy on demand requires an automated deployment </w:t>
+      </w:r>
+      <w:r>
+        <w:rPr>
+          <w:b/>
+          <w:bCs/>
+          <w:color w:val="EE0000"/>
+          <w:lang w:val="en-US"/>
+        </w:rPr>
+        <w:t>pipeline</w:t>
+      </w:r>
+      <w:r>
+        <w:rPr>
+          <w:lang w:val="en-US"/>
+        </w:rPr>
+        <w:t>, incorporating automated testing and feedback mechanisms, to minimize the need for human intervention and streamline the deployment process as much as possible.</w:t>
+      </w:r>
+    </w:p>
+    <w:p>
+      <w:pPr>
+        <w:rPr>
+          <w:lang w:val="en-US"/>
+        </w:rPr>
+      </w:pPr>
+      <w:r>
         <w:lastRenderedPageBreak/>
-        <w:t>Deployment frequency</w:t>
-      </w:r>
-    </w:p>
-    <w:p>
-      <w:pPr>
-        <w:rPr>
-          <w:lang w:val="en-US"/>
-        </w:rPr>
-      </w:pPr>
-      <w:r>
-        <w:rPr>
-          <w:lang w:val="en-US"/>
-        </w:rPr>
-        <w:t>Deployment Frequency refers to how often an organization successfully releases to production.</w:t>
-      </w:r>
-    </w:p>
-    <w:p>
-      <w:pPr>
-        <w:rPr>
-          <w:lang w:val="en-US"/>
-        </w:rPr>
-      </w:pPr>
-      <w:r>
-        <w:rPr>
-          <w:b/>
-          <w:bCs/>
-          <w:lang w:val="en-US"/>
-        </w:rPr>
-        <w:t>Not to be confused with “delivery”</w:t>
-      </w:r>
-      <w:r>
-        <w:rPr>
-          <w:lang w:val="en-US"/>
-        </w:rPr>
-        <w:t xml:space="preserve">, which refers to code changes released to a pre-production environment, whereas </w:t>
-      </w:r>
-      <w:r>
-        <w:rPr>
-          <w:b/>
-          <w:bCs/>
-          <w:lang w:val="en-US"/>
-        </w:rPr>
-        <w:t>“deployment” is reserved for changes that are released to production</w:t>
-      </w:r>
-      <w:r>
-        <w:rPr>
-          <w:lang w:val="en-US"/>
-        </w:rPr>
-        <w:t>.</w:t>
-      </w:r>
-    </w:p>
-    <w:p>
-      <w:pPr>
-        <w:rPr>
-          <w:lang w:val="en-US"/>
-        </w:rPr>
-      </w:pPr>
-      <w:r>
-        <w:rPr>
-          <w:lang w:val="en-US"/>
-        </w:rPr>
-        <w:t>It is one of four critical DevOps metrics to track and can be used to</w:t>
-      </w:r>
-      <w:r>
-        <w:rPr>
-          <w:lang w:val="en-US"/>
-        </w:rPr>
-        <w:t xml:space="preserve"> </w:t>
-      </w:r>
-      <w:r>
-        <w:rPr>
-          <w:lang w:val="en-US"/>
-        </w:rPr>
-        <w:t xml:space="preserve">help </w:t>
-      </w:r>
-      <w:r>
-        <w:rPr>
-          <w:lang w:val="en-US"/>
-        </w:rPr>
-        <w:t xml:space="preserve">evaluate </w:t>
-      </w:r>
-      <w:r>
-        <w:rPr>
-          <w:lang w:val="en-US"/>
-        </w:rPr>
-        <w:t xml:space="preserve">team </w:t>
-      </w:r>
-      <w:r>
-        <w:rPr>
-          <w:lang w:val="en-US"/>
-        </w:rPr>
-        <w:t xml:space="preserve">performance, focusing on speed and </w:t>
-      </w:r>
-      <w:r>
-        <w:rPr>
-          <w:b/>
-          <w:bCs/>
-          <w:color w:val="EE0000"/>
-          <w:lang w:val="en-US"/>
-        </w:rPr>
-        <w:t>continuous delivery</w:t>
-      </w:r>
-      <w:r>
-        <w:rPr>
-          <w:lang w:val="en-US"/>
-        </w:rPr>
-        <w:t>, by looking at how quickly a team can deploy changes</w:t>
-      </w:r>
-      <w:r>
-        <w:rPr>
-          <w:lang w:val="en-US"/>
-        </w:rPr>
-        <w:t>.</w:t>
-      </w:r>
-    </w:p>
-    <w:p>
-      <w:pPr>
-        <w:rPr>
-          <w:lang w:val="en-US"/>
-        </w:rPr>
-      </w:pPr>
-      <w:r>
-        <w:rPr>
-          <w:lang w:val="en-US"/>
-        </w:rPr>
-        <w:t xml:space="preserve">It should be noted that </w:t>
-      </w:r>
-      <w:r>
-        <w:rPr>
-          <w:b/>
-          <w:bCs/>
-          <w:lang w:val="en-US"/>
-        </w:rPr>
-        <w:t xml:space="preserve">the ability to deploy on demand requires an automated deployment </w:t>
-      </w:r>
-      <w:r>
-        <w:rPr>
-          <w:b/>
-          <w:bCs/>
-          <w:color w:val="EE0000"/>
-          <w:lang w:val="en-US"/>
-        </w:rPr>
-        <w:t>pipeline</w:t>
-      </w:r>
-      <w:r>
-        <w:rPr>
-          <w:lang w:val="en-US"/>
-        </w:rPr>
-        <w:t>, incorporating automated testing and feedback mechanisms, to minimize the need for human intervention and streamline the deployment process as much as possible.</w:t>
-      </w:r>
-    </w:p>
-    <w:p>
-      <w:pPr>
-        <w:rPr>
-          <w:lang w:val="en-US"/>
-        </w:rPr>
-      </w:pPr>
-      <w:r>
         <w:t xml:space="preserve">At a high level, </w:t>
       </w:r>
       <w:r>
@@ -10725,12 +12024,14 @@
           <w:lang w:val="en-US"/>
         </w:rPr>
       </w:pPr>
+      <w:proofErr w:type="spellStart"/>
       <w:r>
         <w:rPr>
           <w:lang w:val="en-US"/>
         </w:rPr>
         <w:t>DevSecOps</w:t>
       </w:r>
+      <w:proofErr w:type="spellEnd"/>
     </w:p>
     <w:p>
       <w:pPr>
@@ -10748,7 +12049,21 @@
           <w:rPr>
             <w:rStyle w:val="Hyperlink"/>
           </w:rPr>
-          <w:t>What Is DevSecOps? Definition and Best Practices | Microsoft Security</w:t>
+          <w:t xml:space="preserve">What Is </w:t>
+        </w:r>
+        <w:proofErr w:type="spellStart"/>
+        <w:r>
+          <w:rPr>
+            <w:rStyle w:val="Hyperlink"/>
+          </w:rPr>
+          <w:t>DevSecOps</w:t>
+        </w:r>
+        <w:proofErr w:type="spellEnd"/>
+        <w:r>
+          <w:rPr>
+            <w:rStyle w:val="Hyperlink"/>
+          </w:rPr>
+          <w:t>? Definition and Best Practices | Microsoft Security</w:t>
         </w:r>
       </w:hyperlink>
     </w:p>
@@ -10768,7 +12083,21 @@
           <w:rPr>
             <w:rStyle w:val="Hyperlink"/>
           </w:rPr>
-          <w:t>What is DevSecOps?</w:t>
+          <w:t xml:space="preserve">What is </w:t>
+        </w:r>
+        <w:proofErr w:type="spellStart"/>
+        <w:r>
+          <w:rPr>
+            <w:rStyle w:val="Hyperlink"/>
+          </w:rPr>
+          <w:t>DevSecOps</w:t>
+        </w:r>
+        <w:proofErr w:type="spellEnd"/>
+        <w:r>
+          <w:rPr>
+            <w:rStyle w:val="Hyperlink"/>
+          </w:rPr>
+          <w:t>?</w:t>
         </w:r>
       </w:hyperlink>
     </w:p>
@@ -10788,7 +12117,21 @@
           <w:rPr>
             <w:rStyle w:val="Hyperlink"/>
           </w:rPr>
-          <w:t>What is DevSecOps? - Developer Security Operations Explained - AWS</w:t>
+          <w:t xml:space="preserve">What is </w:t>
+        </w:r>
+        <w:proofErr w:type="spellStart"/>
+        <w:r>
+          <w:rPr>
+            <w:rStyle w:val="Hyperlink"/>
+          </w:rPr>
+          <w:t>DevSecOps</w:t>
+        </w:r>
+        <w:proofErr w:type="spellEnd"/>
+        <w:r>
+          <w:rPr>
+            <w:rStyle w:val="Hyperlink"/>
+          </w:rPr>
+          <w:t>? - Developer Security Operations Explained - AWS</w:t>
         </w:r>
       </w:hyperlink>
     </w:p>
@@ -10966,7 +12309,21 @@
         <w:rPr>
           <w:lang w:val="en-US"/>
         </w:rPr>
-        <w:t xml:space="preserve"> Every company I have worked with has a bloated DevOps stack. Terraform, Kubernetes, Jenkins, ArgoCD, GitHub Actions, Helm, Spinnaker</w:t>
+        <w:t xml:space="preserve"> Every company I have worked with has a bloated DevOps stack. Terraform, Kubernetes, Jenkins, </w:t>
+      </w:r>
+      <w:proofErr w:type="spellStart"/>
+      <w:r>
+        <w:rPr>
+          <w:lang w:val="en-US"/>
+        </w:rPr>
+        <w:t>ArgoCD</w:t>
+      </w:r>
+      <w:proofErr w:type="spellEnd"/>
+      <w:r>
+        <w:rPr>
+          <w:lang w:val="en-US"/>
+        </w:rPr>
+        <w:t>, GitHub Actions, Helm, Spinnaker</w:t>
       </w:r>
       <w:r>
         <w:rPr>
@@ -10992,14 +12349,21 @@
         <w:rPr>
           <w:lang w:val="en-US"/>
         </w:rPr>
-        <w:t xml:space="preserve">s like every tool fixes one thing but breaks </w:t>
-      </w:r>
-      <w:r>
-        <w:rPr>
-          <w:lang w:val="en-US"/>
-        </w:rPr>
-        <w:lastRenderedPageBreak/>
-        <w:t>another, and somehow, the entire setup is still fragile as hell. Instead of simplifying DevOps, we</w:t>
+        <w:t xml:space="preserve">s like every tool </w:t>
+      </w:r>
+      <w:proofErr w:type="gramStart"/>
+      <w:r>
+        <w:rPr>
+          <w:lang w:val="en-US"/>
+        </w:rPr>
+        <w:t>fixes</w:t>
+      </w:r>
+      <w:proofErr w:type="gramEnd"/>
+      <w:r>
+        <w:rPr>
+          <w:lang w:val="en-US"/>
+        </w:rPr>
+        <w:t xml:space="preserve"> one thing but breaks another, and somehow, the entire setup is still fragile as hell. Instead of simplifying DevOps, we</w:t>
       </w:r>
       <w:r>
         <w:rPr>
@@ -11036,7 +12400,21 @@
         <w:rPr>
           <w:lang w:val="en-US"/>
         </w:rPr>
-        <w:t>This is just a reddit complaint, but mentions potential tools; the DevOps stack?</w:t>
+        <w:t xml:space="preserve">This is just a reddit complaint, but mentions potential </w:t>
+      </w:r>
+      <w:proofErr w:type="gramStart"/>
+      <w:r>
+        <w:rPr>
+          <w:lang w:val="en-US"/>
+        </w:rPr>
+        <w:t>tools;</w:t>
+      </w:r>
+      <w:proofErr w:type="gramEnd"/>
+      <w:r>
+        <w:rPr>
+          <w:lang w:val="en-US"/>
+        </w:rPr>
+        <w:t xml:space="preserve"> the DevOps stack?</w:t>
       </w:r>
     </w:p>
     <w:p>
@@ -11055,8 +12433,16 @@
           <w:rPr>
             <w:rStyle w:val="Hyperlink"/>
           </w:rPr>
-          <w:t>Why is DevOps still such a fragmented, exhausting (and ofc costly) mess in 2025? : r/devops</w:t>
+          <w:t>Why is DevOps still such a fragmented, exhausting (and ofc costly) mess in 2025? : r/</w:t>
         </w:r>
+        <w:proofErr w:type="spellStart"/>
+        <w:r>
+          <w:rPr>
+            <w:rStyle w:val="Hyperlink"/>
+          </w:rPr>
+          <w:t>devops</w:t>
+        </w:r>
+        <w:proofErr w:type="spellEnd"/>
       </w:hyperlink>
     </w:p>
     <w:p>
@@ -11156,15 +12542,42 @@
           <w:bCs/>
           <w:lang w:val="en-US"/>
         </w:rPr>
-        <w:t>a DevOps Dojo provides a space where teams can study and practices DevOps principles, tools, and Agile methodologies on real-world projects with guidance from experts</w:t>
-      </w:r>
-      <w:r>
-        <w:rPr>
-          <w:b/>
-          <w:bCs/>
-          <w:lang w:val="en-US"/>
-        </w:rPr>
-        <w:t>; DevOps coaches</w:t>
+        <w:t xml:space="preserve">a DevOps Dojo provides a space where teams can study and practices DevOps principles, </w:t>
+      </w:r>
+      <w:r>
+        <w:rPr>
+          <w:b/>
+          <w:bCs/>
+          <w:lang w:val="en-US"/>
+        </w:rPr>
+        <w:lastRenderedPageBreak/>
+        <w:t xml:space="preserve">tools, and Agile methodologies on real-world projects with guidance from </w:t>
+      </w:r>
+      <w:proofErr w:type="gramStart"/>
+      <w:r>
+        <w:rPr>
+          <w:b/>
+          <w:bCs/>
+          <w:lang w:val="en-US"/>
+        </w:rPr>
+        <w:t>experts</w:t>
+      </w:r>
+      <w:r>
+        <w:rPr>
+          <w:b/>
+          <w:bCs/>
+          <w:lang w:val="en-US"/>
+        </w:rPr>
+        <w:t>;</w:t>
+      </w:r>
+      <w:proofErr w:type="gramEnd"/>
+      <w:r>
+        <w:rPr>
+          <w:b/>
+          <w:bCs/>
+          <w:lang w:val="en-US"/>
+        </w:rPr>
+        <w:t xml:space="preserve"> DevOps coaches</w:t>
       </w:r>
       <w:r>
         <w:rPr>
@@ -11279,7 +12692,21 @@
         <w:rPr>
           <w:lang w:val="en-US"/>
         </w:rPr>
-        <w:t>employee Net Promoter Score (eNPS)</w:t>
+        <w:t>employee Net Promoter Score (</w:t>
+      </w:r>
+      <w:proofErr w:type="spellStart"/>
+      <w:r>
+        <w:rPr>
+          <w:lang w:val="en-US"/>
+        </w:rPr>
+        <w:t>eNPS</w:t>
+      </w:r>
+      <w:proofErr w:type="spellEnd"/>
+      <w:r>
+        <w:rPr>
+          <w:lang w:val="en-US"/>
+        </w:rPr>
+        <w:t>)</w:t>
       </w:r>
     </w:p>
     <w:p>
@@ -11303,8 +12730,30 @@
         <w:rPr>
           <w:lang w:val="en-US"/>
         </w:rPr>
-        <w:t>Employee Net Promoter Score (eNPS) is a way for organizations to measure employee loyalty. The Net Promoter Score, originally a customer service tool, was later used internally on employees instead of customers.”</w:t>
-      </w:r>
+        <w:t>Employee Net Promoter Score (</w:t>
+      </w:r>
+      <w:proofErr w:type="spellStart"/>
+      <w:r>
+        <w:rPr>
+          <w:lang w:val="en-US"/>
+        </w:rPr>
+        <w:t>eNPS</w:t>
+      </w:r>
+      <w:proofErr w:type="spellEnd"/>
+      <w:r>
+        <w:rPr>
+          <w:lang w:val="en-US"/>
+        </w:rPr>
+        <w:t xml:space="preserve">) is a way for organizations to measure employee loyalty. The Net Promoter Score, originally a customer service tool, was later used internally on employees instead of </w:t>
+      </w:r>
+      <w:proofErr w:type="gramStart"/>
+      <w:r>
+        <w:rPr>
+          <w:lang w:val="en-US"/>
+        </w:rPr>
+        <w:t>customers.”</w:t>
+      </w:r>
+      <w:proofErr w:type="gramEnd"/>
     </w:p>
     <w:p>
       <w:pPr>
@@ -11431,7 +12880,6 @@
         </w:rPr>
       </w:pPr>
       <w:r>
-        <w:lastRenderedPageBreak/>
         <w:t>It is the highest tier of the development team’s work hierarchy.</w:t>
       </w:r>
     </w:p>
@@ -11565,7 +13013,35 @@
           <w:rPr>
             <w:rStyle w:val="Hyperlink"/>
           </w:rPr>
-          <w:t>The Engineer’s Golden Circle: Why "Start With Why" Isn’t Just a Buzzword, It’s Your Most Powerful Debugging Tool | by Slimen HMIDI | Medium</w:t>
+          <w:t xml:space="preserve">The Engineer’s Golden Circle: Why "Start </w:t>
+        </w:r>
+        <w:proofErr w:type="gramStart"/>
+        <w:r>
+          <w:rPr>
+            <w:rStyle w:val="Hyperlink"/>
+          </w:rPr>
+          <w:t>With</w:t>
+        </w:r>
+        <w:proofErr w:type="gramEnd"/>
+        <w:r>
+          <w:rPr>
+            <w:rStyle w:val="Hyperlink"/>
+          </w:rPr>
+          <w:t xml:space="preserve"> Why" Isn’t Just a Buzzword, It’s Your Most Powerful Debugging Tool | by </w:t>
+        </w:r>
+        <w:proofErr w:type="spellStart"/>
+        <w:r>
+          <w:rPr>
+            <w:rStyle w:val="Hyperlink"/>
+          </w:rPr>
+          <w:t>Slimen</w:t>
+        </w:r>
+        <w:proofErr w:type="spellEnd"/>
+        <w:r>
+          <w:rPr>
+            <w:rStyle w:val="Hyperlink"/>
+          </w:rPr>
+          <w:t xml:space="preserve"> HMIDI | Medium</w:t>
         </w:r>
       </w:hyperlink>
     </w:p>
@@ -11654,6 +13130,7 @@
         <w:rPr>
           <w:lang w:val="en-US"/>
         </w:rPr>
+        <w:lastRenderedPageBreak/>
         <w:t>IT Service Management (ITSM)</w:t>
       </w:r>
     </w:p>
@@ -11777,7 +13254,15 @@
         <w:t xml:space="preserve"> </w:t>
       </w:r>
       <w:r>
-        <w:t xml:space="preserve">that visualizes work, limits work-in-progress, and promotes </w:t>
+        <w:t>that visualizes work, limits work-in-</w:t>
+      </w:r>
+      <w:proofErr w:type="gramStart"/>
+      <w:r>
+        <w:t>progress, and</w:t>
+      </w:r>
+      <w:proofErr w:type="gramEnd"/>
+      <w:r>
+        <w:t xml:space="preserve"> promotes </w:t>
       </w:r>
       <w:r>
         <w:rPr>
@@ -11909,10 +13394,30 @@
         </w:numPr>
       </w:pPr>
       <w:r>
-        <w:t>…Initially designed for the stages of grief, the creator consistently said it can be applied elsewhere. Today, it’s used more broadly, to even describe the stages an organisation goes through during change</w:t>
+        <w:t xml:space="preserve">…Initially designed for the stages of grief, the creator consistently said it can be applied elsewhere. Today, it’s used more </w:t>
+      </w:r>
+      <w:proofErr w:type="gramStart"/>
+      <w:r>
+        <w:t>broadly,</w:t>
+      </w:r>
+      <w:proofErr w:type="gramEnd"/>
+      <w:r>
+        <w:t xml:space="preserve"> to even describe the stages an organisation goes through during change</w:t>
       </w:r>
       <w:r>
         <w:t>???</w:t>
+      </w:r>
+    </w:p>
+    <w:p>
+      <w:pPr>
+        <w:pStyle w:val="ListParagraph"/>
+        <w:numPr>
+          <w:ilvl w:val="2"/>
+          <w:numId w:val="14"/>
+        </w:numPr>
+      </w:pPr>
+      <w:r>
+        <w:t>During periods of great change, people are expected to react in one of the ways outlined in the curve. However, it is not a linear curve, with people sometimes expected to revisit stages within the curve as they adapt to the change.</w:t>
       </w:r>
     </w:p>
     <w:p>
@@ -11927,7 +13432,6 @@
         <w:rPr>
           <w:lang w:val="en-US"/>
         </w:rPr>
-        <w:lastRenderedPageBreak/>
         <w:t>“</w:t>
       </w:r>
       <w:r>
@@ -11967,7 +13471,11 @@
         <w:t>“</w:t>
       </w:r>
       <w:r>
-        <w:t>Today, the Kübler-Ross Change Curve remains a widely used framework for understanding the emotional dimensions of change across many settings. Consistent with Kübler-Ross’ original perspective, its value lies not in predicting outcomes but in encouraging greater awareness, patience, and compassion for the varied ways people respond to loss, uncertainty, and transformation.</w:t>
+        <w:t xml:space="preserve">Today, the Kübler-Ross Change Curve remains a widely used framework for understanding the emotional dimensions of change across many settings. Consistent with Kübler-Ross’ original perspective, its value lies not in predicting </w:t>
+      </w:r>
+      <w:r>
+        <w:lastRenderedPageBreak/>
+        <w:t>outcomes but in encouraging greater awareness, patience, and compassion for the varied ways people respond to loss, uncertainty, and transformation.</w:t>
       </w:r>
       <w:r>
         <w:t>”</w:t>
@@ -12091,8 +13599,16 @@
           <w:rPr>
             <w:rStyle w:val="Hyperlink"/>
           </w:rPr>
-          <w:t>What Are Change Management Models &amp; Frameworks? - Agilemania</w:t>
+          <w:t xml:space="preserve">What Are Change Management Models &amp; Frameworks? - </w:t>
         </w:r>
+        <w:proofErr w:type="spellStart"/>
+        <w:r>
+          <w:rPr>
+            <w:rStyle w:val="Hyperlink"/>
+          </w:rPr>
+          <w:t>Agilemania</w:t>
+        </w:r>
+        <w:proofErr w:type="spellEnd"/>
       </w:hyperlink>
     </w:p>
     <w:p>
@@ -12181,7 +13697,6 @@
         <w:rPr>
           <w:lang w:val="en-US"/>
         </w:rPr>
-        <w:lastRenderedPageBreak/>
         <w:t xml:space="preserve">This is not to be confused with </w:t>
       </w:r>
       <w:hyperlink w:anchor="_Cycle_time" w:history="1">
@@ -12424,11 +13939,19 @@
           <w:lang w:val="en-US"/>
         </w:rPr>
       </w:pPr>
-      <w:r>
-        <w:rPr>
-          <w:lang w:val="en-US"/>
-        </w:rPr>
-        <w:t xml:space="preserve">Lean thinking </w:t>
+      <w:proofErr w:type="gramStart"/>
+      <w:r>
+        <w:rPr>
+          <w:lang w:val="en-US"/>
+        </w:rPr>
+        <w:t>Lean</w:t>
+      </w:r>
+      <w:proofErr w:type="gramEnd"/>
+      <w:r>
+        <w:rPr>
+          <w:lang w:val="en-US"/>
+        </w:rPr>
+        <w:t xml:space="preserve"> thinking </w:t>
       </w:r>
     </w:p>
     <w:p>
@@ -12442,11 +13965,19 @@
           <w:lang w:val="en-US"/>
         </w:rPr>
       </w:pPr>
-      <w:r>
-        <w:rPr>
-          <w:lang w:val="en-US"/>
-        </w:rPr>
-        <w:t>Lean tools</w:t>
+      <w:proofErr w:type="gramStart"/>
+      <w:r>
+        <w:rPr>
+          <w:lang w:val="en-US"/>
+        </w:rPr>
+        <w:t>Lean</w:t>
+      </w:r>
+      <w:proofErr w:type="gramEnd"/>
+      <w:r>
+        <w:rPr>
+          <w:lang w:val="en-US"/>
+        </w:rPr>
+        <w:t xml:space="preserve"> tools</w:t>
       </w:r>
     </w:p>
     <w:p>
@@ -12500,7 +14031,15 @@
         <w:t>tools</w:t>
       </w:r>
       <w:r>
-        <w:t> and compares the tools to corresponding agile practices. The Poppendiecks' involvement in the </w:t>
+        <w:t xml:space="preserve"> and compares the tools to corresponding agile practices. The </w:t>
+      </w:r>
+      <w:proofErr w:type="spellStart"/>
+      <w:r>
+        <w:t>Poppendiecks</w:t>
+      </w:r>
+      <w:proofErr w:type="spellEnd"/>
+      <w:r>
+        <w:t>' involvement in the </w:t>
       </w:r>
       <w:hyperlink r:id="rId71" w:tooltip="Agile software development" w:history="1">
         <w:r>
@@ -12722,161 +14261,161 @@
         <w:rPr>
           <w:lang w:val="en-US"/>
         </w:rPr>
+        <w:t xml:space="preserve">“Microservices apply an example of the </w:t>
+      </w:r>
+      <w:r>
+        <w:rPr>
+          <w:b/>
+          <w:bCs/>
+          <w:color w:val="EE0000"/>
+          <w:lang w:val="en-US"/>
+        </w:rPr>
+        <w:t>open/closed principle (OCP)</w:t>
+      </w:r>
+      <w:r>
+        <w:rPr>
+          <w:lang w:val="en-US"/>
+        </w:rPr>
+        <w:t>:</w:t>
+      </w:r>
+    </w:p>
+    <w:p>
+      <w:pPr>
+        <w:pStyle w:val="ListParagraph"/>
+        <w:numPr>
+          <w:ilvl w:val="0"/>
+          <w:numId w:val="14"/>
+        </w:numPr>
+        <w:rPr>
+          <w:lang w:val="en-US"/>
+        </w:rPr>
+      </w:pPr>
+      <w:r>
+        <w:rPr>
+          <w:lang w:val="en-US"/>
+        </w:rPr>
+        <w:t>They're open for extension (using the interfaces they expose)</w:t>
+      </w:r>
+    </w:p>
+    <w:p>
+      <w:pPr>
+        <w:pStyle w:val="ListParagraph"/>
+        <w:numPr>
+          <w:ilvl w:val="0"/>
+          <w:numId w:val="14"/>
+        </w:numPr>
+        <w:rPr>
+          <w:lang w:val="en-US"/>
+        </w:rPr>
+      </w:pPr>
+      <w:r>
+        <w:rPr>
+          <w:lang w:val="en-US"/>
+        </w:rPr>
+        <w:t>They're closed for modification (each is implemented and versioned independently)</w:t>
+      </w:r>
+      <w:r>
+        <w:rPr>
+          <w:lang w:val="en-US"/>
+        </w:rPr>
+        <w:t>”</w:t>
+      </w:r>
+    </w:p>
+    <w:p>
+      <w:pPr>
+        <w:rPr>
+          <w:lang w:val="en-US"/>
+        </w:rPr>
+      </w:pPr>
+      <w:r>
+        <w:rPr>
+          <w:lang w:val="en-US"/>
+        </w:rPr>
+        <w:t xml:space="preserve">“Microservices provide many benefits over </w:t>
+      </w:r>
+      <w:r>
+        <w:rPr>
+          <w:b/>
+          <w:bCs/>
+          <w:color w:val="EE0000"/>
+          <w:lang w:val="en-US"/>
+        </w:rPr>
+        <w:t>monolithic architectures</w:t>
+      </w:r>
+      <w:r>
+        <w:rPr>
+          <w:lang w:val="en-US"/>
+        </w:rPr>
+        <w:t>:</w:t>
+      </w:r>
+    </w:p>
+    <w:p>
+      <w:pPr>
+        <w:pStyle w:val="ListParagraph"/>
+        <w:numPr>
+          <w:ilvl w:val="0"/>
+          <w:numId w:val="14"/>
+        </w:numPr>
+        <w:rPr>
+          <w:lang w:val="en-US"/>
+        </w:rPr>
+      </w:pPr>
+      <w:r>
+        <w:rPr>
+          <w:lang w:val="en-US"/>
+        </w:rPr>
+        <w:t xml:space="preserve">They can remove single points of failure </w:t>
+      </w:r>
+      <w:r>
+        <w:rPr>
+          <w:b/>
+          <w:bCs/>
+          <w:color w:val="EE0000"/>
+          <w:lang w:val="en-US"/>
+        </w:rPr>
+        <w:t>(SPOFs)</w:t>
+      </w:r>
+      <w:r>
+        <w:rPr>
+          <w:lang w:val="en-US"/>
+        </w:rPr>
+        <w:t xml:space="preserve"> by ensuring issues in one service don't crash or affect other parts of an application.</w:t>
+      </w:r>
+    </w:p>
+    <w:p>
+      <w:pPr>
+        <w:pStyle w:val="ListParagraph"/>
+        <w:numPr>
+          <w:ilvl w:val="0"/>
+          <w:numId w:val="14"/>
+        </w:numPr>
+        <w:rPr>
+          <w:lang w:val="en-US"/>
+        </w:rPr>
+      </w:pPr>
+      <w:r>
+        <w:rPr>
+          <w:lang w:val="en-US"/>
+        </w:rPr>
+        <w:t>Individual microservices can be scaled out independently to provide extra availability and capacity.</w:t>
+      </w:r>
+    </w:p>
+    <w:p>
+      <w:pPr>
+        <w:pStyle w:val="ListParagraph"/>
+        <w:numPr>
+          <w:ilvl w:val="0"/>
+          <w:numId w:val="14"/>
+        </w:numPr>
+        <w:rPr>
+          <w:lang w:val="en-US"/>
+        </w:rPr>
+      </w:pPr>
+      <w:r>
+        <w:rPr>
+          <w:lang w:val="en-US"/>
+        </w:rPr>
         <w:lastRenderedPageBreak/>
-        <w:t xml:space="preserve">“Microservices apply an example of the </w:t>
-      </w:r>
-      <w:r>
-        <w:rPr>
-          <w:b/>
-          <w:bCs/>
-          <w:color w:val="EE0000"/>
-          <w:lang w:val="en-US"/>
-        </w:rPr>
-        <w:t>open/closed principle (OCP)</w:t>
-      </w:r>
-      <w:r>
-        <w:rPr>
-          <w:lang w:val="en-US"/>
-        </w:rPr>
-        <w:t>:</w:t>
-      </w:r>
-    </w:p>
-    <w:p>
-      <w:pPr>
-        <w:pStyle w:val="ListParagraph"/>
-        <w:numPr>
-          <w:ilvl w:val="0"/>
-          <w:numId w:val="14"/>
-        </w:numPr>
-        <w:rPr>
-          <w:lang w:val="en-US"/>
-        </w:rPr>
-      </w:pPr>
-      <w:r>
-        <w:rPr>
-          <w:lang w:val="en-US"/>
-        </w:rPr>
-        <w:t>They're open for extension (using the interfaces they expose)</w:t>
-      </w:r>
-    </w:p>
-    <w:p>
-      <w:pPr>
-        <w:pStyle w:val="ListParagraph"/>
-        <w:numPr>
-          <w:ilvl w:val="0"/>
-          <w:numId w:val="14"/>
-        </w:numPr>
-        <w:rPr>
-          <w:lang w:val="en-US"/>
-        </w:rPr>
-      </w:pPr>
-      <w:r>
-        <w:rPr>
-          <w:lang w:val="en-US"/>
-        </w:rPr>
-        <w:t>They're closed for modification (each is implemented and versioned independently)</w:t>
-      </w:r>
-      <w:r>
-        <w:rPr>
-          <w:lang w:val="en-US"/>
-        </w:rPr>
-        <w:t>”</w:t>
-      </w:r>
-    </w:p>
-    <w:p>
-      <w:pPr>
-        <w:rPr>
-          <w:lang w:val="en-US"/>
-        </w:rPr>
-      </w:pPr>
-      <w:r>
-        <w:rPr>
-          <w:lang w:val="en-US"/>
-        </w:rPr>
-        <w:t xml:space="preserve">“Microservices provide many benefits over </w:t>
-      </w:r>
-      <w:r>
-        <w:rPr>
-          <w:b/>
-          <w:bCs/>
-          <w:color w:val="EE0000"/>
-          <w:lang w:val="en-US"/>
-        </w:rPr>
-        <w:t>monolithic architectures</w:t>
-      </w:r>
-      <w:r>
-        <w:rPr>
-          <w:lang w:val="en-US"/>
-        </w:rPr>
-        <w:t>:</w:t>
-      </w:r>
-    </w:p>
-    <w:p>
-      <w:pPr>
-        <w:pStyle w:val="ListParagraph"/>
-        <w:numPr>
-          <w:ilvl w:val="0"/>
-          <w:numId w:val="14"/>
-        </w:numPr>
-        <w:rPr>
-          <w:lang w:val="en-US"/>
-        </w:rPr>
-      </w:pPr>
-      <w:r>
-        <w:rPr>
-          <w:lang w:val="en-US"/>
-        </w:rPr>
-        <w:t xml:space="preserve">They can remove single points of failure </w:t>
-      </w:r>
-      <w:r>
-        <w:rPr>
-          <w:b/>
-          <w:bCs/>
-          <w:color w:val="EE0000"/>
-          <w:lang w:val="en-US"/>
-        </w:rPr>
-        <w:t>(SPOFs)</w:t>
-      </w:r>
-      <w:r>
-        <w:rPr>
-          <w:lang w:val="en-US"/>
-        </w:rPr>
-        <w:t xml:space="preserve"> by ensuring issues in one service don't crash or affect other parts of an application.</w:t>
-      </w:r>
-    </w:p>
-    <w:p>
-      <w:pPr>
-        <w:pStyle w:val="ListParagraph"/>
-        <w:numPr>
-          <w:ilvl w:val="0"/>
-          <w:numId w:val="14"/>
-        </w:numPr>
-        <w:rPr>
-          <w:lang w:val="en-US"/>
-        </w:rPr>
-      </w:pPr>
-      <w:r>
-        <w:rPr>
-          <w:lang w:val="en-US"/>
-        </w:rPr>
-        <w:t>Individual microservices can be scaled out independently to provide extra availability and capacity.</w:t>
-      </w:r>
-    </w:p>
-    <w:p>
-      <w:pPr>
-        <w:pStyle w:val="ListParagraph"/>
-        <w:numPr>
-          <w:ilvl w:val="0"/>
-          <w:numId w:val="14"/>
-        </w:numPr>
-        <w:rPr>
-          <w:lang w:val="en-US"/>
-        </w:rPr>
-      </w:pPr>
-      <w:r>
-        <w:rPr>
-          <w:lang w:val="en-US"/>
-        </w:rPr>
         <w:t>DevOps teams can extend functionality by adding new microservices without unnecessarily affecting other parts of the application.</w:t>
       </w:r>
       <w:r>
@@ -13058,28 +14597,52 @@
           <w:rPr>
             <w:rStyle w:val="Hyperlink"/>
           </w:rPr>
-          <w:t>Microservices - GeeksforGeeks</w:t>
+          <w:t xml:space="preserve">Microservices - </w:t>
         </w:r>
-      </w:hyperlink>
-    </w:p>
-    <w:p>
-      <w:pPr>
-        <w:pStyle w:val="ListParagraph"/>
-        <w:numPr>
-          <w:ilvl w:val="0"/>
-          <w:numId w:val="14"/>
-        </w:numPr>
-        <w:rPr>
-          <w:lang w:val="en-US"/>
-        </w:rPr>
-      </w:pPr>
-      <w:hyperlink r:id="rId77" w:history="1">
+        <w:proofErr w:type="spellStart"/>
         <w:r>
           <w:rPr>
             <w:rStyle w:val="Hyperlink"/>
           </w:rPr>
-          <w:t>Devops and Microservices - GeeksforGeeks</w:t>
+          <w:t>GeeksforGeeks</w:t>
         </w:r>
+        <w:proofErr w:type="spellEnd"/>
+      </w:hyperlink>
+    </w:p>
+    <w:p>
+      <w:pPr>
+        <w:pStyle w:val="ListParagraph"/>
+        <w:numPr>
+          <w:ilvl w:val="0"/>
+          <w:numId w:val="14"/>
+        </w:numPr>
+        <w:rPr>
+          <w:lang w:val="en-US"/>
+        </w:rPr>
+      </w:pPr>
+      <w:hyperlink r:id="rId77" w:history="1">
+        <w:proofErr w:type="spellStart"/>
+        <w:r>
+          <w:rPr>
+            <w:rStyle w:val="Hyperlink"/>
+          </w:rPr>
+          <w:t>Devops</w:t>
+        </w:r>
+        <w:proofErr w:type="spellEnd"/>
+        <w:r>
+          <w:rPr>
+            <w:rStyle w:val="Hyperlink"/>
+          </w:rPr>
+          <w:t xml:space="preserve"> and Microservices - </w:t>
+        </w:r>
+        <w:proofErr w:type="spellStart"/>
+        <w:r>
+          <w:rPr>
+            <w:rStyle w:val="Hyperlink"/>
+          </w:rPr>
+          <w:t>GeeksforGeeks</w:t>
+        </w:r>
+        <w:proofErr w:type="spellEnd"/>
       </w:hyperlink>
     </w:p>
     <w:p>
@@ -13129,6 +14692,7 @@
           <w:lang w:val="en-US"/>
         </w:rPr>
       </w:pPr>
+      <w:proofErr w:type="gramStart"/>
       <w:r>
         <w:rPr>
           <w:lang w:val="en-US"/>
@@ -13145,7 +14709,14 @@
         <w:rPr>
           <w:lang w:val="en-US"/>
         </w:rPr>
-        <w:t xml:space="preserve">ource </w:t>
+        <w:t>ource</w:t>
+      </w:r>
+      <w:proofErr w:type="gramEnd"/>
+      <w:r>
+        <w:rPr>
+          <w:lang w:val="en-US"/>
+        </w:rPr>
+        <w:t xml:space="preserve"> </w:t>
       </w:r>
       <w:r>
         <w:rPr>
@@ -13160,11 +14731,19 @@
           <w:lang w:val="en-US"/>
         </w:rPr>
       </w:pPr>
-      <w:r>
-        <w:rPr>
-          <w:lang w:val="en-US"/>
-        </w:rPr>
-        <w:t xml:space="preserve">Open Source Software (OSS) refers to software that </w:t>
+      <w:proofErr w:type="gramStart"/>
+      <w:r>
+        <w:rPr>
+          <w:lang w:val="en-US"/>
+        </w:rPr>
+        <w:t>Open Source</w:t>
+      </w:r>
+      <w:proofErr w:type="gramEnd"/>
+      <w:r>
+        <w:rPr>
+          <w:lang w:val="en-US"/>
+        </w:rPr>
+        <w:t xml:space="preserve"> Software (OSS) refers to software that </w:t>
       </w:r>
       <w:r>
         <w:rPr>
@@ -13238,7 +14817,21 @@
         <w:rPr>
           <w:lang w:val="en-US"/>
         </w:rPr>
-        <w:t>, which in itself just refers to the software that is freely available, in the form of the source code.</w:t>
+        <w:t xml:space="preserve">, which </w:t>
+      </w:r>
+      <w:proofErr w:type="gramStart"/>
+      <w:r>
+        <w:rPr>
+          <w:lang w:val="en-US"/>
+        </w:rPr>
+        <w:t>in itself just</w:t>
+      </w:r>
+      <w:proofErr w:type="gramEnd"/>
+      <w:r>
+        <w:rPr>
+          <w:lang w:val="en-US"/>
+        </w:rPr>
+        <w:t xml:space="preserve"> refers to the software that is freely available, in the form of the source code.</w:t>
       </w:r>
     </w:p>
     <w:p>
@@ -13274,7 +14867,21 @@
           <w:rPr>
             <w:rStyle w:val="Hyperlink"/>
           </w:rPr>
-          <w:t>What is Open Source Software (OSS)?</w:t>
+          <w:t xml:space="preserve">What is </w:t>
+        </w:r>
+        <w:proofErr w:type="gramStart"/>
+        <w:r>
+          <w:rPr>
+            <w:rStyle w:val="Hyperlink"/>
+          </w:rPr>
+          <w:t>Open Source</w:t>
+        </w:r>
+        <w:proofErr w:type="gramEnd"/>
+        <w:r>
+          <w:rPr>
+            <w:rStyle w:val="Hyperlink"/>
+          </w:rPr>
+          <w:t xml:space="preserve"> Software (OSS)?</w:t>
         </w:r>
       </w:hyperlink>
     </w:p>
@@ -13318,7 +14925,6 @@
         <w:rPr>
           <w:lang w:val="en-US"/>
         </w:rPr>
-        <w:lastRenderedPageBreak/>
         <w:t>“</w:t>
       </w:r>
       <w:r>
@@ -13449,7 +15055,35 @@
         <w:rPr>
           <w:lang w:val="en-US"/>
         </w:rPr>
-        <w:t>Thus, compared to reliability, resilience is the oppositve of ‘flying by the seat of your pants’ when things break; you need to be ready, or have always been ready?</w:t>
+        <w:t xml:space="preserve">Thus, compared to reliability, resilience is the </w:t>
+      </w:r>
+      <w:proofErr w:type="spellStart"/>
+      <w:r>
+        <w:rPr>
+          <w:lang w:val="en-US"/>
+        </w:rPr>
+        <w:t>oppositve</w:t>
+      </w:r>
+      <w:proofErr w:type="spellEnd"/>
+      <w:r>
+        <w:rPr>
+          <w:lang w:val="en-US"/>
+        </w:rPr>
+        <w:t xml:space="preserve"> of ‘flying by the seat of your </w:t>
+      </w:r>
+      <w:proofErr w:type="gramStart"/>
+      <w:r>
+        <w:rPr>
+          <w:lang w:val="en-US"/>
+        </w:rPr>
+        <w:t>pants’</w:t>
+      </w:r>
+      <w:proofErr w:type="gramEnd"/>
+      <w:r>
+        <w:rPr>
+          <w:lang w:val="en-US"/>
+        </w:rPr>
+        <w:t xml:space="preserve"> when things break; you need to be ready, or have always been ready?</w:t>
       </w:r>
     </w:p>
     <w:p>
@@ -13487,7 +15121,21 @@
         <w:rPr>
           <w:lang w:val="en-US"/>
         </w:rPr>
-        <w:t xml:space="preserve">Scaled Agile Framework (SAFe) </w:t>
+        <w:t>Scaled Agile Framework (</w:t>
+      </w:r>
+      <w:proofErr w:type="spellStart"/>
+      <w:r>
+        <w:rPr>
+          <w:lang w:val="en-US"/>
+        </w:rPr>
+        <w:t>SAFe</w:t>
+      </w:r>
+      <w:proofErr w:type="spellEnd"/>
+      <w:r>
+        <w:rPr>
+          <w:lang w:val="en-US"/>
+        </w:rPr>
+        <w:t xml:space="preserve">) </w:t>
       </w:r>
     </w:p>
     <w:p>
@@ -13711,8 +15359,30 @@
         <w:rPr>
           <w:lang w:val="en-US"/>
         </w:rPr>
-        <w:t>solves this by using the aforementioned formula, instead of arguing between the two teams?</w:t>
-      </w:r>
+        <w:t xml:space="preserve">solves this by using the </w:t>
+      </w:r>
+      <w:proofErr w:type="gramStart"/>
+      <w:r>
+        <w:rPr>
+          <w:lang w:val="en-US"/>
+        </w:rPr>
+        <w:t>aforementioned formula</w:t>
+      </w:r>
+      <w:proofErr w:type="gramEnd"/>
+      <w:r>
+        <w:rPr>
+          <w:lang w:val="en-US"/>
+        </w:rPr>
+        <w:t xml:space="preserve">, instead of arguing between the two </w:t>
+      </w:r>
+      <w:proofErr w:type="gramStart"/>
+      <w:r>
+        <w:rPr>
+          <w:lang w:val="en-US"/>
+        </w:rPr>
+        <w:t>teams?</w:t>
+      </w:r>
+      <w:proofErr w:type="gramEnd"/>
     </w:p>
     <w:p>
       <w:pPr>
@@ -13729,7 +15399,21 @@
         <w:rPr>
           <w:lang w:val="en-US"/>
         </w:rPr>
-        <w:t>Has a dedicated team of people with Ops skills, called Service Reliability Engineers (SRE’s) to continuously oversee the reliability of the product.</w:t>
+        <w:t>Has a dedicated team of people with Ops skills, called Service Reliability Engineers (SRE’s)</w:t>
+      </w:r>
+      <w:proofErr w:type="gramStart"/>
+      <w:r>
+        <w:rPr>
+          <w:lang w:val="en-US"/>
+        </w:rPr>
+        <w:t xml:space="preserve"> to</w:t>
+      </w:r>
+      <w:proofErr w:type="gramEnd"/>
+      <w:r>
+        <w:rPr>
+          <w:lang w:val="en-US"/>
+        </w:rPr>
+        <w:t xml:space="preserve"> continuously oversee the reliability of the product.</w:t>
       </w:r>
     </w:p>
     <w:p>
@@ -13869,11 +15553,7 @@
         <w:t xml:space="preserve">; </w:t>
       </w:r>
       <w:r>
-        <w:t xml:space="preserve">write a failing test (Red), write minimal </w:t>
-      </w:r>
-      <w:r>
-        <w:lastRenderedPageBreak/>
-        <w:t xml:space="preserve">code to make it pass (Green), and then optimize </w:t>
+        <w:t xml:space="preserve">write a failing test (Red), write minimal code to make it pass (Green), and then optimize </w:t>
       </w:r>
       <w:r>
         <w:t>to remove duplicate/redundant</w:t>
@@ -13953,8 +15633,16 @@
           <w:rPr>
             <w:rStyle w:val="Hyperlink"/>
           </w:rPr>
-          <w:t>What is Test Driven Development (TDD)? - GeeksforGeeks</w:t>
+          <w:t xml:space="preserve">What is Test Driven Development (TDD)? - </w:t>
         </w:r>
+        <w:proofErr w:type="spellStart"/>
+        <w:r>
+          <w:rPr>
+            <w:rStyle w:val="Hyperlink"/>
+          </w:rPr>
+          <w:t>GeeksforGeeks</w:t>
+        </w:r>
+        <w:proofErr w:type="spellEnd"/>
       </w:hyperlink>
     </w:p>
     <w:p>
@@ -14051,11 +15739,33 @@
           <w:lang w:val="en-US"/>
         </w:rPr>
       </w:pPr>
-      <w:r>
-        <w:rPr>
-          <w:lang w:val="en-US"/>
-        </w:rPr>
-        <w:t>Is this the three principles mentioned above?</w:t>
+      <w:proofErr w:type="gramStart"/>
+      <w:r>
+        <w:rPr>
+          <w:lang w:val="en-US"/>
+        </w:rPr>
+        <w:t>Is</w:t>
+      </w:r>
+      <w:proofErr w:type="gramEnd"/>
+      <w:r>
+        <w:rPr>
+          <w:lang w:val="en-US"/>
+        </w:rPr>
+        <w:t xml:space="preserve"> </w:t>
+      </w:r>
+      <w:proofErr w:type="gramStart"/>
+      <w:r>
+        <w:rPr>
+          <w:lang w:val="en-US"/>
+        </w:rPr>
+        <w:t>this</w:t>
+      </w:r>
+      <w:proofErr w:type="gramEnd"/>
+      <w:r>
+        <w:rPr>
+          <w:lang w:val="en-US"/>
+        </w:rPr>
+        <w:t xml:space="preserve"> the three principles mentioned above?</w:t>
       </w:r>
     </w:p>
     <w:p>
@@ -14073,7 +15783,21 @@
         <w:rPr>
           <w:lang w:val="en-US"/>
         </w:rPr>
-        <w:t>This topic describes the three DevOps principles of flow, feedback, and continuous learning to derive better DevOps behaviour and cultivate the right adoption of DevOps.</w:t>
+        <w:t xml:space="preserve">This topic describes the three DevOps principles of flow, feedback, and continuous learning to derive better DevOps </w:t>
+      </w:r>
+      <w:proofErr w:type="spellStart"/>
+      <w:r>
+        <w:rPr>
+          <w:lang w:val="en-US"/>
+        </w:rPr>
+        <w:t>behaviour</w:t>
+      </w:r>
+      <w:proofErr w:type="spellEnd"/>
+      <w:r>
+        <w:rPr>
+          <w:lang w:val="en-US"/>
+        </w:rPr>
+        <w:t xml:space="preserve"> and cultivate the right adoption of DevOps.</w:t>
       </w:r>
     </w:p>
     <w:p>
@@ -14135,7 +15859,21 @@
         <w:rPr>
           <w:lang w:val="en-US"/>
         </w:rPr>
-        <w:t>ll actually move from development of artifacts to management of said artifacts using operations</w:t>
+        <w:t xml:space="preserve">ll </w:t>
+      </w:r>
+      <w:proofErr w:type="gramStart"/>
+      <w:r>
+        <w:rPr>
+          <w:lang w:val="en-US"/>
+        </w:rPr>
+        <w:t>actually move</w:t>
+      </w:r>
+      <w:proofErr w:type="gramEnd"/>
+      <w:r>
+        <w:rPr>
+          <w:lang w:val="en-US"/>
+        </w:rPr>
+        <w:t xml:space="preserve"> from development of artifacts to management of said artifacts using operations</w:t>
       </w:r>
     </w:p>
     <w:p>
@@ -14166,7 +15904,21 @@
         <w:rPr>
           <w:lang w:val="en-US"/>
         </w:rPr>
-        <w:t xml:space="preserve"> cultivates culture of quick feedback availability in order to improvise? the product</w:t>
+        <w:t xml:space="preserve"> cultivates culture of quick feedback availability </w:t>
+      </w:r>
+      <w:proofErr w:type="gramStart"/>
+      <w:r>
+        <w:rPr>
+          <w:lang w:val="en-US"/>
+        </w:rPr>
+        <w:t>in order to</w:t>
+      </w:r>
+      <w:proofErr w:type="gramEnd"/>
+      <w:r>
+        <w:rPr>
+          <w:lang w:val="en-US"/>
+        </w:rPr>
+        <w:t xml:space="preserve"> improvise? the product</w:t>
       </w:r>
     </w:p>
     <w:p>
@@ -14328,7 +16080,21 @@
         <w:rPr>
           <w:lang w:val="en-US"/>
         </w:rPr>
-        <w:t>technique to analyze, design, and manage the flow of materials and information require to bring a product to a customer.</w:t>
+        <w:t xml:space="preserve">technique to analyze, design, and manage the flow of materials and information </w:t>
+      </w:r>
+      <w:proofErr w:type="gramStart"/>
+      <w:r>
+        <w:rPr>
+          <w:lang w:val="en-US"/>
+        </w:rPr>
+        <w:t>require</w:t>
+      </w:r>
+      <w:proofErr w:type="gramEnd"/>
+      <w:r>
+        <w:rPr>
+          <w:lang w:val="en-US"/>
+        </w:rPr>
+        <w:t xml:space="preserve"> to bring a product to a customer.</w:t>
       </w:r>
     </w:p>
     <w:p>
@@ -14458,7 +16224,11 @@
         <w:t>, if you are not careful</w:t>
       </w:r>
       <w:r>
-        <w:t xml:space="preserve">. For example, if the level of effort (LOE) to conduct VSM is higher than the return on investment (ROI), then it is wasteful. Likewise, rushing to use professional-grade VSMs can result in further waste than just sketching with a pencil. </w:t>
+        <w:t xml:space="preserve">. For example, if the level of effort (LOE) to conduct VSM is higher than the return on investment (ROI), then it is wasteful. Likewise, rushing to use professional-grade VSMs can result in further waste </w:t>
+      </w:r>
+      <w:r>
+        <w:lastRenderedPageBreak/>
+        <w:t xml:space="preserve">than just sketching with a pencil. </w:t>
       </w:r>
       <w:r>
         <w:t xml:space="preserve">Overall, </w:t>
@@ -14602,7 +16372,35 @@
         <w:rPr>
           <w:lang w:val="en-US"/>
         </w:rPr>
-        <w:t xml:space="preserve"> can complete in a given time period, </w:t>
+        <w:t xml:space="preserve"> can complete </w:t>
+      </w:r>
+      <w:proofErr w:type="gramStart"/>
+      <w:r>
+        <w:rPr>
+          <w:lang w:val="en-US"/>
+        </w:rPr>
+        <w:t>in a given</w:t>
+      </w:r>
+      <w:proofErr w:type="gramEnd"/>
+      <w:r>
+        <w:rPr>
+          <w:lang w:val="en-US"/>
+        </w:rPr>
+        <w:t xml:space="preserve"> </w:t>
+      </w:r>
+      <w:proofErr w:type="gramStart"/>
+      <w:r>
+        <w:rPr>
+          <w:lang w:val="en-US"/>
+        </w:rPr>
+        <w:t>time period</w:t>
+      </w:r>
+      <w:proofErr w:type="gramEnd"/>
+      <w:r>
+        <w:rPr>
+          <w:lang w:val="en-US"/>
+        </w:rPr>
+        <w:t xml:space="preserve">, </w:t>
       </w:r>
       <w:r>
         <w:rPr>
@@ -14627,7 +16425,21 @@
         <w:rPr>
           <w:lang w:val="en-US"/>
         </w:rPr>
-        <w:t>Velocity is measured in two ways; by count and by sum.</w:t>
+        <w:t xml:space="preserve">Velocity is measured in two </w:t>
+      </w:r>
+      <w:proofErr w:type="gramStart"/>
+      <w:r>
+        <w:rPr>
+          <w:lang w:val="en-US"/>
+        </w:rPr>
+        <w:t>ways;</w:t>
+      </w:r>
+      <w:proofErr w:type="gramEnd"/>
+      <w:r>
+        <w:rPr>
+          <w:lang w:val="en-US"/>
+        </w:rPr>
+        <w:t xml:space="preserve"> by count and by sum.</w:t>
       </w:r>
     </w:p>
     <w:p>
@@ -14893,7 +16705,21 @@
         <w:rPr>
           <w:lang w:val="en-US"/>
         </w:rPr>
-        <w:t xml:space="preserve">The term waste (muda) originated as part of the </w:t>
+        <w:t>The term waste (</w:t>
+      </w:r>
+      <w:proofErr w:type="spellStart"/>
+      <w:r>
+        <w:rPr>
+          <w:lang w:val="en-US"/>
+        </w:rPr>
+        <w:t>muda</w:t>
+      </w:r>
+      <w:proofErr w:type="spellEnd"/>
+      <w:r>
+        <w:rPr>
+          <w:lang w:val="en-US"/>
+        </w:rPr>
+        <w:t xml:space="preserve">) originated as part of the </w:t>
       </w:r>
       <w:r>
         <w:rPr>
@@ -14915,7 +16741,21 @@
         <w:rPr>
           <w:lang w:val="en-US"/>
         </w:rPr>
-        <w:t xml:space="preserve">created by Taaichi Ohno. </w:t>
+        <w:t xml:space="preserve">created by </w:t>
+      </w:r>
+      <w:proofErr w:type="spellStart"/>
+      <w:r>
+        <w:rPr>
+          <w:lang w:val="en-US"/>
+        </w:rPr>
+        <w:t>Taaichi</w:t>
+      </w:r>
+      <w:proofErr w:type="spellEnd"/>
+      <w:r>
+        <w:rPr>
+          <w:lang w:val="en-US"/>
+        </w:rPr>
+        <w:t xml:space="preserve"> Ohno. </w:t>
       </w:r>
       <w:r>
         <w:rPr>
@@ -15119,7 +16959,21 @@
         <w:rPr>
           <w:lang w:val="en-US"/>
         </w:rPr>
-        <w:t xml:space="preserve"> – Waste from making more product than customers demand</w:t>
+        <w:t xml:space="preserve"> – Waste from making more product than </w:t>
+      </w:r>
+      <w:proofErr w:type="gramStart"/>
+      <w:r>
+        <w:rPr>
+          <w:lang w:val="en-US"/>
+        </w:rPr>
+        <w:t>customers</w:t>
+      </w:r>
+      <w:proofErr w:type="gramEnd"/>
+      <w:r>
+        <w:rPr>
+          <w:lang w:val="en-US"/>
+        </w:rPr>
+        <w:t xml:space="preserve"> demand</w:t>
       </w:r>
     </w:p>
     <w:p>
@@ -15183,7 +17037,23 @@
           <w:bCs/>
           <w:lang w:val="en-US"/>
         </w:rPr>
-        <w:t xml:space="preserve"> when we create more code, features, and functions than the customers needs at the time. Anything built that the customer is not ready to “consume” is considered overproduction.</w:t>
+        <w:t xml:space="preserve"> when we create more code, features, and functions than the </w:t>
+      </w:r>
+      <w:proofErr w:type="spellStart"/>
+      <w:r>
+        <w:rPr>
+          <w:bCs/>
+          <w:lang w:val="en-US"/>
+        </w:rPr>
+        <w:t>customers</w:t>
+      </w:r>
+      <w:proofErr w:type="spellEnd"/>
+      <w:r>
+        <w:rPr>
+          <w:bCs/>
+          <w:lang w:val="en-US"/>
+        </w:rPr>
+        <w:t xml:space="preserve"> needs at the time. Anything built that the customer is not ready to “consume” is considered overproduction.</w:t>
       </w:r>
       <w:r>
         <w:rPr>
@@ -15242,7 +17112,23 @@
           <w:bCs/>
           <w:lang w:val="en-US"/>
         </w:rPr>
-        <w:t>Waste from waiting occurs in two forms; one, from waiting on materials and equipment, and two, from idle equipment. It is often caused by unevenness in the production stations and can result</w:t>
+        <w:t xml:space="preserve">Waste from waiting occurs in two </w:t>
+      </w:r>
+      <w:proofErr w:type="gramStart"/>
+      <w:r>
+        <w:rPr>
+          <w:bCs/>
+          <w:lang w:val="en-US"/>
+        </w:rPr>
+        <w:t>forms;</w:t>
+      </w:r>
+      <w:proofErr w:type="gramEnd"/>
+      <w:r>
+        <w:rPr>
+          <w:bCs/>
+          <w:lang w:val="en-US"/>
+        </w:rPr>
+        <w:t xml:space="preserve"> one, from waiting on materials and equipment, and two, from idle equipment. It is often caused by unevenness in the production stations and can result</w:t>
       </w:r>
       <w:r>
         <w:rPr>
@@ -15275,7 +17161,23 @@
           <w:bCs/>
           <w:lang w:val="en-US"/>
         </w:rPr>
-        <w:t>In software development, rather than waiting on materials, waiting on other teams to deliver before more work can continue causes this waste.</w:t>
+        <w:t xml:space="preserve">In software development, rather than waiting on materials, waiting on other teams to deliver before more work can continue </w:t>
+      </w:r>
+      <w:proofErr w:type="gramStart"/>
+      <w:r>
+        <w:rPr>
+          <w:bCs/>
+          <w:lang w:val="en-US"/>
+        </w:rPr>
+        <w:t>causes</w:t>
+      </w:r>
+      <w:proofErr w:type="gramEnd"/>
+      <w:r>
+        <w:rPr>
+          <w:bCs/>
+          <w:lang w:val="en-US"/>
+        </w:rPr>
+        <w:t xml:space="preserve"> this waste.</w:t>
       </w:r>
     </w:p>
     <w:p>
@@ -15396,7 +17298,23 @@
           <w:b/>
           <w:lang w:val="en-US"/>
         </w:rPr>
-        <w:t>when organisations separate the role of management from employees</w:t>
+        <w:t xml:space="preserve">when </w:t>
+      </w:r>
+      <w:proofErr w:type="spellStart"/>
+      <w:r>
+        <w:rPr>
+          <w:b/>
+          <w:lang w:val="en-US"/>
+        </w:rPr>
+        <w:t>organisations</w:t>
+      </w:r>
+      <w:proofErr w:type="spellEnd"/>
+      <w:r>
+        <w:rPr>
+          <w:b/>
+          <w:lang w:val="en-US"/>
+        </w:rPr>
+        <w:t xml:space="preserve"> separate the role of management from employees</w:t>
       </w:r>
       <w:r>
         <w:rPr>
@@ -15566,7 +17484,23 @@
           <w:bCs/>
           <w:lang w:val="en-US"/>
         </w:rPr>
-        <w:t xml:space="preserve"> and occurs when developers are interrupted and required to switch their attention to another task, or devote their attention to multiple projects. Each change in attention requires a context switch, which produces waste</w:t>
+        <w:t xml:space="preserve"> and occurs when developers are interrupted and required to switch their attention to another </w:t>
+      </w:r>
+      <w:proofErr w:type="gramStart"/>
+      <w:r>
+        <w:rPr>
+          <w:bCs/>
+          <w:lang w:val="en-US"/>
+        </w:rPr>
+        <w:t>task, or</w:t>
+      </w:r>
+      <w:proofErr w:type="gramEnd"/>
+      <w:r>
+        <w:rPr>
+          <w:bCs/>
+          <w:lang w:val="en-US"/>
+        </w:rPr>
+        <w:t xml:space="preserve"> devote their attention to multiple projects. Each change in attention requires a context switch, which produces waste</w:t>
       </w:r>
       <w:r>
         <w:rPr>
@@ -15600,7 +17534,23 @@
           <w:bCs/>
           <w:lang w:val="en-US"/>
         </w:rPr>
-        <w:t>an be mitigated with agile planning, setting our ‘Work in Progress’, or by allowing teams to self-organise, allowing for more organic changes in tasks</w:t>
+        <w:t xml:space="preserve">an be mitigated with agile planning, setting our ‘Work in </w:t>
+      </w:r>
+      <w:proofErr w:type="gramStart"/>
+      <w:r>
+        <w:rPr>
+          <w:bCs/>
+          <w:lang w:val="en-US"/>
+        </w:rPr>
+        <w:t>Progress’,</w:t>
+      </w:r>
+      <w:proofErr w:type="gramEnd"/>
+      <w:r>
+        <w:rPr>
+          <w:bCs/>
+          <w:lang w:val="en-US"/>
+        </w:rPr>
+        <w:t xml:space="preserve"> or by allowing teams to self-organise, allowing for more organic changes in tasks</w:t>
       </w:r>
       <w:r>
         <w:rPr>
@@ -15658,7 +17608,23 @@
         <w:rPr>
           <w:lang w:val="en-US"/>
         </w:rPr>
-        <w:t>Inventory as a waste occurs when having more inventory than is necessary to sustain a stead flow of work. This can result in greater lead times, product defects or damage, and inefficient allocation of capital.</w:t>
+        <w:t xml:space="preserve">Inventory as a waste occurs when having more inventory than is necessary to sustain a </w:t>
+      </w:r>
+      <w:proofErr w:type="spellStart"/>
+      <w:proofErr w:type="gramStart"/>
+      <w:r>
+        <w:rPr>
+          <w:lang w:val="en-US"/>
+        </w:rPr>
+        <w:t>stead</w:t>
+      </w:r>
+      <w:proofErr w:type="spellEnd"/>
+      <w:proofErr w:type="gramEnd"/>
+      <w:r>
+        <w:rPr>
+          <w:lang w:val="en-US"/>
+        </w:rPr>
+        <w:t xml:space="preserve"> flow of work. This can result in greater lead times, product defects or damage, and inefficient allocation of capital.</w:t>
       </w:r>
     </w:p>
     <w:p>
@@ -15716,7 +17682,25 @@
           <w:color w:val="EE0000"/>
           <w:lang w:val="en-US"/>
         </w:rPr>
-        <w:t>WHY WOULDN’t IT BE DONE??? DON’T UNDERSTAND</w:t>
+        <w:t xml:space="preserve">WHY </w:t>
+      </w:r>
+      <w:proofErr w:type="spellStart"/>
+      <w:r>
+        <w:rPr>
+          <w:b/>
+          <w:color w:val="EE0000"/>
+          <w:lang w:val="en-US"/>
+        </w:rPr>
+        <w:t>WOULDN’t</w:t>
+      </w:r>
+      <w:proofErr w:type="spellEnd"/>
+      <w:r>
+        <w:rPr>
+          <w:b/>
+          <w:color w:val="EE0000"/>
+          <w:lang w:val="en-US"/>
+        </w:rPr>
+        <w:t xml:space="preserve"> IT BE DONE??? DON’T UNDERSTAND</w:t>
       </w:r>
     </w:p>
     <w:p>
@@ -15965,7 +17949,35 @@
           <w:rPr>
             <w:rStyle w:val="Hyperlink"/>
           </w:rPr>
-          <w:t>Fighting Waste With DevOps: The 7 + 2 Types Of IT Waste - IT Revolution</w:t>
+          <w:t xml:space="preserve">Fighting Waste </w:t>
+        </w:r>
+        <w:proofErr w:type="gramStart"/>
+        <w:r>
+          <w:rPr>
+            <w:rStyle w:val="Hyperlink"/>
+          </w:rPr>
+          <w:t>With</w:t>
+        </w:r>
+        <w:proofErr w:type="gramEnd"/>
+        <w:r>
+          <w:rPr>
+            <w:rStyle w:val="Hyperlink"/>
+          </w:rPr>
+          <w:t xml:space="preserve"> DevOps: The 7 + 2 Types </w:t>
+        </w:r>
+        <w:proofErr w:type="gramStart"/>
+        <w:r>
+          <w:rPr>
+            <w:rStyle w:val="Hyperlink"/>
+          </w:rPr>
+          <w:t>Of</w:t>
+        </w:r>
+        <w:proofErr w:type="gramEnd"/>
+        <w:r>
+          <w:rPr>
+            <w:rStyle w:val="Hyperlink"/>
+          </w:rPr>
+          <w:t xml:space="preserve"> IT Waste - IT Revolution</w:t>
         </w:r>
       </w:hyperlink>
     </w:p>
@@ -16085,11 +18097,19 @@
           <w:lang w:val="en-US"/>
         </w:rPr>
       </w:pPr>
-      <w:r>
-        <w:rPr>
-          <w:lang w:val="en-US"/>
-        </w:rPr>
-        <w:t>Behaviour-Driven Development (BDD)</w:t>
+      <w:proofErr w:type="spellStart"/>
+      <w:r>
+        <w:rPr>
+          <w:lang w:val="en-US"/>
+        </w:rPr>
+        <w:t>Behaviour</w:t>
+      </w:r>
+      <w:proofErr w:type="spellEnd"/>
+      <w:r>
+        <w:rPr>
+          <w:lang w:val="en-US"/>
+        </w:rPr>
+        <w:t>-Driven Development (BDD)</w:t>
       </w:r>
     </w:p>
     <w:p>
@@ -16253,7 +18273,21 @@
         <w:rPr>
           <w:lang w:val="en-US"/>
         </w:rPr>
-        <w:t>Then, Lean Manufacturing’s principles and practices were translated to the software development domain, resulting in Lean Software Development</w:t>
+        <w:t xml:space="preserve">Then, Lean Manufacturing’s principles and practices were translated </w:t>
+      </w:r>
+      <w:proofErr w:type="gramStart"/>
+      <w:r>
+        <w:rPr>
+          <w:lang w:val="en-US"/>
+        </w:rPr>
+        <w:t>to</w:t>
+      </w:r>
+      <w:proofErr w:type="gramEnd"/>
+      <w:r>
+        <w:rPr>
+          <w:lang w:val="en-US"/>
+        </w:rPr>
+        <w:t xml:space="preserve"> the software development domain, resulting in Lean Software Development</w:t>
       </w:r>
     </w:p>
     <w:p>
@@ -16374,11 +18408,19 @@
         <w:lastRenderedPageBreak/>
         <w:t xml:space="preserve">An Agile roadmap is a dynamic plan outlining a product’s long-term </w:t>
       </w:r>
-      <w:r>
-        <w:rPr>
-          <w:lang w:val="en-US"/>
-        </w:rPr>
-        <w:t>planning; vision</w:t>
+      <w:proofErr w:type="gramStart"/>
+      <w:r>
+        <w:rPr>
+          <w:lang w:val="en-US"/>
+        </w:rPr>
+        <w:t>planning;</w:t>
+      </w:r>
+      <w:proofErr w:type="gramEnd"/>
+      <w:r>
+        <w:rPr>
+          <w:lang w:val="en-US"/>
+        </w:rPr>
+        <w:t xml:space="preserve"> vision</w:t>
       </w:r>
       <w:r>
         <w:rPr>
@@ -16390,7 +18432,21 @@
         <w:rPr>
           <w:lang w:val="en-US"/>
         </w:rPr>
-        <w:t xml:space="preserve">is a plan of action for how a product or solution will evolve over time, and </w:t>
+        <w:t xml:space="preserve">is a plan of action for how a product or solution will evolve over </w:t>
+      </w:r>
+      <w:proofErr w:type="gramStart"/>
+      <w:r>
+        <w:rPr>
+          <w:lang w:val="en-US"/>
+        </w:rPr>
+        <w:t>time, and</w:t>
+      </w:r>
+      <w:proofErr w:type="gramEnd"/>
+      <w:r>
+        <w:rPr>
+          <w:lang w:val="en-US"/>
+        </w:rPr>
+        <w:t xml:space="preserve"> </w:t>
       </w:r>
       <w:r>
         <w:rPr>
@@ -16414,8 +18470,16 @@
         <w:rPr>
           <w:lang w:val="en-US"/>
         </w:rPr>
-        <w:t>In terms of the overall hierarchy;</w:t>
-      </w:r>
+        <w:t xml:space="preserve">In terms of the overall </w:t>
+      </w:r>
+      <w:proofErr w:type="gramStart"/>
+      <w:r>
+        <w:rPr>
+          <w:lang w:val="en-US"/>
+        </w:rPr>
+        <w:t>hierarchy;</w:t>
+      </w:r>
+      <w:proofErr w:type="gramEnd"/>
     </w:p>
     <w:p>
       <w:pPr>
@@ -16470,11 +18534,19 @@
           <w:lang w:val="en-US"/>
         </w:rPr>
       </w:pPr>
-      <w:r>
-        <w:rPr>
-          <w:lang w:val="en-US"/>
-        </w:rPr>
-        <w:t>A theme is an organizational goal that will drive the creation of epics and initiatives.</w:t>
+      <w:proofErr w:type="gramStart"/>
+      <w:r>
+        <w:rPr>
+          <w:lang w:val="en-US"/>
+        </w:rPr>
+        <w:t>A theme</w:t>
+      </w:r>
+      <w:proofErr w:type="gramEnd"/>
+      <w:r>
+        <w:rPr>
+          <w:lang w:val="en-US"/>
+        </w:rPr>
+        <w:t xml:space="preserve"> is an organizational goal that will drive the creation of epics and initiatives.</w:t>
       </w:r>
     </w:p>
     <w:p>
@@ -16567,7 +18639,21 @@
         <w:rPr>
           <w:lang w:val="en-US"/>
         </w:rPr>
-        <w:t xml:space="preserve">DevOps advocates that we identify defects as soon as they occur. This, combined with the fact that </w:t>
+        <w:t xml:space="preserve">DevOps </w:t>
+      </w:r>
+      <w:proofErr w:type="gramStart"/>
+      <w:r>
+        <w:rPr>
+          <w:lang w:val="en-US"/>
+        </w:rPr>
+        <w:t>advocates</w:t>
+      </w:r>
+      <w:proofErr w:type="gramEnd"/>
+      <w:r>
+        <w:rPr>
+          <w:lang w:val="en-US"/>
+        </w:rPr>
+        <w:t xml:space="preserve"> that we identify defects as soon as they occur. This, combined with the fact that </w:t>
       </w:r>
       <w:r>
         <w:rPr>
@@ -16581,7 +18667,21 @@
         <w:rPr>
           <w:lang w:val="en-US"/>
         </w:rPr>
-        <w:t>, means it shines in regards to Failure Cost Analysis.</w:t>
+        <w:t xml:space="preserve">, means it shines </w:t>
+      </w:r>
+      <w:proofErr w:type="gramStart"/>
+      <w:r>
+        <w:rPr>
+          <w:lang w:val="en-US"/>
+        </w:rPr>
+        <w:t>in regards to</w:t>
+      </w:r>
+      <w:proofErr w:type="gramEnd"/>
+      <w:r>
+        <w:rPr>
+          <w:lang w:val="en-US"/>
+        </w:rPr>
+        <w:t xml:space="preserve"> Failure Cost Analysis.</w:t>
       </w:r>
     </w:p>
     <w:p>
@@ -16613,8 +18713,16 @@
           <w:rPr>
             <w:rStyle w:val="Hyperlink"/>
           </w:rPr>
-          <w:t>Failure Cost Analysis - Superworks</w:t>
+          <w:t xml:space="preserve">Failure Cost Analysis - </w:t>
         </w:r>
+        <w:proofErr w:type="spellStart"/>
+        <w:r>
+          <w:rPr>
+            <w:rStyle w:val="Hyperlink"/>
+          </w:rPr>
+          <w:t>Superworks</w:t>
+        </w:r>
+        <w:proofErr w:type="spellEnd"/>
       </w:hyperlink>
     </w:p>
     <w:p>
@@ -16721,11 +18829,19 @@
         </w:rPr>
         <w:t>“</w:t>
       </w:r>
-      <w:r>
-        <w:rPr>
-          <w:lang w:val="en-US"/>
-        </w:rPr>
-        <w:t>So for each service, the SRE team sets a service-level agreement (SLA) that defines how reliable the system needs to be to end-users. If the team agrees on a 99.9% SLA, that gives them an error budget of 0.1%. An error budget is exactly as it</w:t>
+      <w:proofErr w:type="gramStart"/>
+      <w:r>
+        <w:rPr>
+          <w:lang w:val="en-US"/>
+        </w:rPr>
+        <w:t>So</w:t>
+      </w:r>
+      <w:proofErr w:type="gramEnd"/>
+      <w:r>
+        <w:rPr>
+          <w:lang w:val="en-US"/>
+        </w:rPr>
+        <w:t xml:space="preserve"> for each service, the SRE team sets a service-level agreement (SLA) that defines how reliable the system needs to be to end-users. If the team agrees on a 99.9% SLA, that gives them an error budget of 0.1%. An error budget is exactly as it</w:t>
       </w:r>
       <w:r>
         <w:rPr>
@@ -16765,11 +18881,19 @@
           <w:lang w:val="en-US"/>
         </w:rPr>
       </w:pPr>
-      <w:r>
-        <w:rPr>
-          <w:lang w:val="en-US"/>
-        </w:rPr>
-        <w:t xml:space="preserve">ProTip: You can easily convert SLAs into "minutes of downtime" with this cool </w:t>
+      <w:proofErr w:type="spellStart"/>
+      <w:r>
+        <w:rPr>
+          <w:lang w:val="en-US"/>
+        </w:rPr>
+        <w:t>ProTip</w:t>
+      </w:r>
+      <w:proofErr w:type="spellEnd"/>
+      <w:r>
+        <w:rPr>
+          <w:lang w:val="en-US"/>
+        </w:rPr>
+        <w:t xml:space="preserve">: You can easily convert SLAs into "minutes of downtime" with this cool </w:t>
       </w:r>
       <w:hyperlink r:id="rId106" w:history="1">
         <w:r>
@@ -16842,6 +18966,7 @@
         <w:rPr>
           <w:lang w:val="en-US"/>
         </w:rPr>
+        <w:lastRenderedPageBreak/>
         <w:t>Silo</w:t>
       </w:r>
     </w:p>
@@ -17265,6 +19390,7 @@
           <w:b/>
           <w:bCs/>
         </w:rPr>
+        <w:lastRenderedPageBreak/>
         <w:t>Sources:</w:t>
       </w:r>
     </w:p>
@@ -22390,6 +24516,7 @@
   <w:style w:type="character" w:default="1" w:styleId="DefaultParagraphFont">
     <w:name w:val="Default Paragraph Font"/>
     <w:uiPriority w:val="1"/>
+    <w:semiHidden/>
     <w:unhideWhenUsed/>
   </w:style>
   <w:style w:type="table" w:default="1" w:styleId="TableNormal">

--- a/DevOps Foundation.docx
+++ b/DevOps Foundation.docx
@@ -61,21 +61,7 @@
         <w:rPr>
           <w:lang w:val="en-US"/>
         </w:rPr>
-        <w:t xml:space="preserve">It was mentioned under change failure </w:t>
-      </w:r>
-      <w:proofErr w:type="gramStart"/>
-      <w:r>
-        <w:rPr>
-          <w:lang w:val="en-US"/>
-        </w:rPr>
-        <w:t>rate, and</w:t>
-      </w:r>
-      <w:proofErr w:type="gramEnd"/>
-      <w:r>
-        <w:rPr>
-          <w:lang w:val="en-US"/>
-        </w:rPr>
-        <w:t xml:space="preserve"> was also mentioned as “committing to the trunk” under lead time for change</w:t>
+        <w:t>It was mentioned under change failure rate, and was also mentioned as “committing to the trunk” under lead time for change</w:t>
       </w:r>
       <w:r>
         <w:rPr>
@@ -226,19 +212,11 @@
           <w:lang w:val="en-US"/>
         </w:rPr>
       </w:pPr>
-      <w:proofErr w:type="gramStart"/>
-      <w:r>
-        <w:rPr>
-          <w:lang w:val="en-US"/>
-        </w:rPr>
-        <w:t>Does</w:t>
-      </w:r>
-      <w:proofErr w:type="gramEnd"/>
-      <w:r>
-        <w:rPr>
-          <w:lang w:val="en-US"/>
-        </w:rPr>
-        <w:t xml:space="preserve"> monolithic tools refer to monolithic architecture, or is it a different or more specific term?</w:t>
+      <w:r>
+        <w:rPr>
+          <w:lang w:val="en-US"/>
+        </w:rPr>
+        <w:t>Does monolithic tools refer to monolithic architecture, or is it a different or more specific term?</w:t>
       </w:r>
     </w:p>
     <w:p>
@@ -379,25 +357,7 @@
           <w:bCs/>
           <w:lang w:val="en-US"/>
         </w:rPr>
-        <w:t xml:space="preserve">Deployment Frequency refers to how often an organization successfully </w:t>
-      </w:r>
-      <w:proofErr w:type="gramStart"/>
-      <w:r>
-        <w:rPr>
-          <w:b/>
-          <w:bCs/>
-          <w:lang w:val="en-US"/>
-        </w:rPr>
-        <w:t>releases to</w:t>
-      </w:r>
-      <w:proofErr w:type="gramEnd"/>
-      <w:r>
-        <w:rPr>
-          <w:b/>
-          <w:bCs/>
-          <w:lang w:val="en-US"/>
-        </w:rPr>
-        <w:t xml:space="preserve"> production.</w:t>
+        <w:t>Deployment Frequency refers to how often an organization successfully releases to production.</w:t>
       </w:r>
     </w:p>
     <w:p>
@@ -417,23 +377,7 @@
           <w:strike/>
           <w:lang w:val="en-US"/>
         </w:rPr>
-        <w:t xml:space="preserve">Deployment Frequency refers to the number of successful product releases within a specific </w:t>
-      </w:r>
-      <w:proofErr w:type="gramStart"/>
-      <w:r>
-        <w:rPr>
-          <w:strike/>
-          <w:lang w:val="en-US"/>
-        </w:rPr>
-        <w:t>period of time</w:t>
-      </w:r>
-      <w:proofErr w:type="gramEnd"/>
-      <w:r>
-        <w:rPr>
-          <w:strike/>
-          <w:lang w:val="en-US"/>
-        </w:rPr>
-        <w:t>.</w:t>
+        <w:t>Deployment Frequency refers to the number of successful product releases within a specific period of time.</w:t>
       </w:r>
     </w:p>
     <w:p>
@@ -453,39 +397,7 @@
           <w:color w:val="00B050"/>
           <w:lang w:val="en-US"/>
         </w:rPr>
-        <w:t xml:space="preserve">Deployment frequency refers to how often an </w:t>
-      </w:r>
-      <w:proofErr w:type="spellStart"/>
-      <w:r>
-        <w:rPr>
-          <w:color w:val="00B050"/>
-          <w:lang w:val="en-US"/>
-        </w:rPr>
-        <w:t>organisation</w:t>
-      </w:r>
-      <w:proofErr w:type="spellEnd"/>
-      <w:r>
-        <w:rPr>
-          <w:color w:val="00B050"/>
-          <w:lang w:val="en-US"/>
-        </w:rPr>
-        <w:t xml:space="preserve"> successfully </w:t>
-      </w:r>
-      <w:proofErr w:type="gramStart"/>
-      <w:r>
-        <w:rPr>
-          <w:color w:val="00B050"/>
-          <w:lang w:val="en-US"/>
-        </w:rPr>
-        <w:t>releases to</w:t>
-      </w:r>
-      <w:proofErr w:type="gramEnd"/>
-      <w:r>
-        <w:rPr>
-          <w:color w:val="00B050"/>
-          <w:lang w:val="en-US"/>
-        </w:rPr>
-        <w:t xml:space="preserve"> production would be the best option of the three.</w:t>
+        <w:t>Deployment frequency refers to how often an organisation successfully releases to production would be the best option of the three.</w:t>
       </w:r>
       <w:r>
         <w:rPr>
@@ -540,23 +452,7 @@
           <w:color w:val="EE0000"/>
           <w:lang w:val="en-US"/>
         </w:rPr>
-        <w:t xml:space="preserve">Regarding Lean software </w:t>
-      </w:r>
-      <w:proofErr w:type="spellStart"/>
-      <w:r>
-        <w:rPr>
-          <w:color w:val="EE0000"/>
-          <w:lang w:val="en-US"/>
-        </w:rPr>
-        <w:t>developments’s</w:t>
-      </w:r>
-      <w:proofErr w:type="spellEnd"/>
-      <w:r>
-        <w:rPr>
-          <w:color w:val="EE0000"/>
-          <w:lang w:val="en-US"/>
-        </w:rPr>
-        <w:t xml:space="preserve"> partially done work, I don’t quite understand how it occurs; why would developers finish work? Is it largely due to changing requirements causing progress on some features to be redundant?</w:t>
+        <w:t>Regarding Lean software developments’s partially done work, I don’t quite understand how it occurs; why would developers finish work? Is it largely due to changing requirements causing progress on some features to be redundant?</w:t>
       </w:r>
     </w:p>
     <w:p>
@@ -571,28 +467,39 @@
           <w:lang w:val="en-US"/>
         </w:rPr>
       </w:pPr>
-      <w:proofErr w:type="gramStart"/>
       <w:r>
         <w:rPr>
           <w:color w:val="EE0000"/>
           <w:lang w:val="en-US"/>
         </w:rPr>
-        <w:t>Handoffs and changing requirements can</w:t>
-      </w:r>
-      <w:proofErr w:type="gramEnd"/>
+        <w:t>Handoffs and changing requirements can also be considered part of motion as a waste?</w:t>
+      </w:r>
       <w:r>
         <w:rPr>
           <w:color w:val="EE0000"/>
           <w:lang w:val="en-US"/>
         </w:rPr>
-        <w:t xml:space="preserve"> also be considered part of motion as a waste?</w:t>
-      </w:r>
-      <w:r>
+        <w:t xml:space="preserve"> Or is this false?</w:t>
+      </w:r>
+    </w:p>
+    <w:p>
+      <w:pPr>
+        <w:pStyle w:val="ListParagraph"/>
+        <w:numPr>
+          <w:ilvl w:val="0"/>
+          <w:numId w:val="37"/>
+        </w:numPr>
         <w:rPr>
           <w:color w:val="EE0000"/>
           <w:lang w:val="en-US"/>
         </w:rPr>
-        <w:t xml:space="preserve"> Or is this false?</w:t>
+      </w:pPr>
+      <w:r>
+        <w:rPr>
+          <w:color w:val="EE0000"/>
+          <w:lang w:val="en-US"/>
+        </w:rPr>
+        <w:t>Are Lean Manufacturing and Lean Production interchangeable?</w:t>
       </w:r>
     </w:p>
     <w:p>
@@ -612,7 +519,80 @@
           <w:color w:val="EE0000"/>
           <w:lang w:val="en-US"/>
         </w:rPr>
-        <w:t>Are Lean Manufacturing and Lean Production interchangeable?</w:t>
+        <w:t>Does a Collective Body of Knowledge (CBoK) refer to anything specific in DevOps, or is it just the general “the</w:t>
+      </w:r>
+      <w:r>
+        <w:rPr>
+          <w:color w:val="EE0000"/>
+          <w:lang w:val="en-US"/>
+        </w:rPr>
+        <w:t xml:space="preserve"> shared, accumulated expertise, information, and </w:t>
+      </w:r>
+      <w:r>
+        <w:rPr>
+          <w:color w:val="EE0000"/>
+          <w:lang w:val="en-US"/>
+        </w:rPr>
+        <w:lastRenderedPageBreak/>
+        <w:t>experiences of a group, organization, or field, exceeding what any single individual knows.</w:t>
+      </w:r>
+      <w:r>
+        <w:rPr>
+          <w:color w:val="EE0000"/>
+          <w:lang w:val="en-US"/>
+        </w:rPr>
+        <w:t>”</w:t>
+      </w:r>
+    </w:p>
+    <w:p>
+      <w:pPr>
+        <w:pStyle w:val="ListParagraph"/>
+        <w:numPr>
+          <w:ilvl w:val="1"/>
+          <w:numId w:val="37"/>
+        </w:numPr>
+        <w:rPr>
+          <w:color w:val="EE0000"/>
+          <w:lang w:val="en-US"/>
+        </w:rPr>
+      </w:pPr>
+      <w:r>
+        <w:rPr>
+          <w:color w:val="EE0000"/>
+          <w:lang w:val="en-US"/>
+        </w:rPr>
+        <w:t>Whilst reading I found this quote “</w:t>
+      </w:r>
+      <w:r>
+        <w:rPr>
+          <w:color w:val="EE0000"/>
+        </w:rPr>
+        <w:t>In fact, DevOps harmonizes and accelerates concepts found in a variety of other sources into a Collective Body of Knowledge (CBok)</w:t>
+      </w:r>
+      <w:r>
+        <w:rPr>
+          <w:color w:val="EE0000"/>
+        </w:rPr>
+        <w:t>”. Thus, I was a bit confused and wanted to confirm if it meant anything particular in DevOps.</w:t>
+      </w:r>
+    </w:p>
+    <w:p>
+      <w:pPr>
+        <w:pStyle w:val="ListParagraph"/>
+        <w:numPr>
+          <w:ilvl w:val="0"/>
+          <w:numId w:val="37"/>
+        </w:numPr>
+        <w:rPr>
+          <w:color w:val="EE0000"/>
+          <w:lang w:val="en-US"/>
+        </w:rPr>
+      </w:pPr>
+      <w:r>
+        <w:rPr>
+          <w:color w:val="EE0000"/>
+        </w:rPr>
+        <w:t>When ‘pipelines’ are referred to within DevOps, are “CI/CD pipelines” and “pipelines” one and the same, or is the former a more specific example of the latter? What is the difference, if so?</w:t>
       </w:r>
     </w:p>
     <w:p>
@@ -626,7 +606,6 @@
         <w:rPr>
           <w:lang w:val="en-US"/>
         </w:rPr>
-        <w:lastRenderedPageBreak/>
         <w:t>Agile Processes for DevOps</w:t>
       </w:r>
     </w:p>
@@ -946,16 +925,8 @@
         <w:rPr>
           <w:lang w:val="en-US"/>
         </w:rPr>
-        <w:t xml:space="preserve">This topic describes the three DevOps principles of flow, feedback, and continuous learning to derive better DevOps </w:t>
-      </w:r>
-      <w:proofErr w:type="spellStart"/>
-      <w:r>
-        <w:rPr>
-          <w:lang w:val="en-US"/>
-        </w:rPr>
-        <w:t>behaviour</w:t>
-      </w:r>
-      <w:proofErr w:type="spellEnd"/>
+        <w:t>This topic describes the three DevOps principles of flow, feedback, and continuous learning to derive better DevOps behaviour</w:t>
+      </w:r>
       <w:r>
         <w:rPr>
           <w:lang w:val="en-US"/>
@@ -1004,21 +975,7 @@
         <w:rPr>
           <w:lang w:val="en-US"/>
         </w:rPr>
-        <w:t xml:space="preserve">Principle of flow – enumerates how we’ll </w:t>
-      </w:r>
-      <w:proofErr w:type="gramStart"/>
-      <w:r>
-        <w:rPr>
-          <w:lang w:val="en-US"/>
-        </w:rPr>
-        <w:t>actually move</w:t>
-      </w:r>
-      <w:proofErr w:type="gramEnd"/>
-      <w:r>
-        <w:rPr>
-          <w:lang w:val="en-US"/>
-        </w:rPr>
-        <w:t xml:space="preserve"> from development of artifacts to management of said artifacts using operations</w:t>
+        <w:t>Principle of flow – enumerates how we’ll actually move from development of artifacts to management of said artifacts using operations</w:t>
       </w:r>
     </w:p>
     <w:p>
@@ -1036,21 +993,7 @@
         <w:rPr>
           <w:lang w:val="en-US"/>
         </w:rPr>
-        <w:t xml:space="preserve">Principle of feedback – cultivates culture of quick feedback availability </w:t>
-      </w:r>
-      <w:proofErr w:type="gramStart"/>
-      <w:r>
-        <w:rPr>
-          <w:lang w:val="en-US"/>
-        </w:rPr>
-        <w:t>in order to</w:t>
-      </w:r>
-      <w:proofErr w:type="gramEnd"/>
-      <w:r>
-        <w:rPr>
-          <w:lang w:val="en-US"/>
-        </w:rPr>
-        <w:t xml:space="preserve"> improvise? the product</w:t>
+        <w:t>Principle of feedback – cultivates culture of quick feedback availability in order to improvise? the product</w:t>
       </w:r>
     </w:p>
     <w:p>
@@ -1192,21 +1135,7 @@
         <w:rPr>
           <w:lang w:val="en-US"/>
         </w:rPr>
-        <w:t xml:space="preserve">We need to ensure that they collaborate </w:t>
-      </w:r>
-      <w:proofErr w:type="gramStart"/>
-      <w:r>
-        <w:rPr>
-          <w:lang w:val="en-US"/>
-        </w:rPr>
-        <w:t>well, and</w:t>
-      </w:r>
-      <w:proofErr w:type="gramEnd"/>
-      <w:r>
-        <w:rPr>
-          <w:lang w:val="en-US"/>
-        </w:rPr>
-        <w:t xml:space="preserve"> therein lies the responsibility with implementing proper DevOps culture.</w:t>
+        <w:t>We need to ensure that they collaborate well, and therein lies the responsibility with implementing proper DevOps culture.</w:t>
       </w:r>
     </w:p>
     <w:p>
@@ -1318,19 +1247,11 @@
         </w:rPr>
         <w:t xml:space="preserve">Can be enhanced using different tools - </w:t>
       </w:r>
-      <w:proofErr w:type="gramStart"/>
-      <w:r>
-        <w:rPr>
-          <w:lang w:val="en-US"/>
-        </w:rPr>
-        <w:t>In order to</w:t>
-      </w:r>
-      <w:proofErr w:type="gramEnd"/>
-      <w:r>
-        <w:rPr>
-          <w:lang w:val="en-US"/>
-        </w:rPr>
-        <w:t xml:space="preserve"> ensure everyone follows a common objective, they can also depend on tools</w:t>
+      <w:r>
+        <w:rPr>
+          <w:lang w:val="en-US"/>
+        </w:rPr>
+        <w:t>In order to ensure everyone follows a common objective, they can also depend on tools</w:t>
       </w:r>
     </w:p>
     <w:p>
@@ -1348,42 +1269,20 @@
         <w:rPr>
           <w:lang w:val="en-US"/>
         </w:rPr>
-        <w:t xml:space="preserve">Can have in-house programs </w:t>
-      </w:r>
-      <w:proofErr w:type="gramStart"/>
-      <w:r>
-        <w:rPr>
-          <w:lang w:val="en-US"/>
-        </w:rPr>
-        <w:t>in order to</w:t>
-      </w:r>
-      <w:proofErr w:type="gramEnd"/>
-      <w:r>
-        <w:rPr>
-          <w:lang w:val="en-US"/>
-        </w:rPr>
-        <w:t xml:space="preserve"> have proper exchange of learning</w:t>
-      </w:r>
-    </w:p>
-    <w:p>
-      <w:pPr>
-        <w:rPr>
-          <w:lang w:val="en-US"/>
-        </w:rPr>
-      </w:pPr>
-      <w:proofErr w:type="spellStart"/>
-      <w:r>
-        <w:rPr>
-          <w:lang w:val="en-US"/>
-        </w:rPr>
-        <w:t>Organisational</w:t>
-      </w:r>
-      <w:proofErr w:type="spellEnd"/>
-      <w:r>
-        <w:rPr>
-          <w:lang w:val="en-US"/>
-        </w:rPr>
-        <w:t xml:space="preserve"> culture</w:t>
+        <w:t>Can have in-house programs in order to have proper exchange of learning</w:t>
+      </w:r>
+    </w:p>
+    <w:p>
+      <w:pPr>
+        <w:rPr>
+          <w:lang w:val="en-US"/>
+        </w:rPr>
+      </w:pPr>
+      <w:r>
+        <w:rPr>
+          <w:lang w:val="en-US"/>
+        </w:rPr>
+        <w:t>Organisational culture</w:t>
       </w:r>
     </w:p>
     <w:p>
@@ -1397,19 +1296,11 @@
           <w:lang w:val="en-US"/>
         </w:rPr>
       </w:pPr>
-      <w:proofErr w:type="gramStart"/>
-      <w:r>
-        <w:rPr>
-          <w:lang w:val="en-US"/>
-        </w:rPr>
-        <w:t>Should</w:t>
-      </w:r>
-      <w:proofErr w:type="gramEnd"/>
-      <w:r>
-        <w:rPr>
-          <w:lang w:val="en-US"/>
-        </w:rPr>
-        <w:t xml:space="preserve"> adopt automation rather than going for silos???</w:t>
+      <w:r>
+        <w:rPr>
+          <w:lang w:val="en-US"/>
+        </w:rPr>
+        <w:t>Should adopt automation rather than going for silos???</w:t>
       </w:r>
     </w:p>
     <w:p>
@@ -1474,16 +1365,8 @@
         <w:rPr>
           <w:lang w:val="en-US"/>
         </w:rPr>
-        <w:t xml:space="preserve">Design thinking is divided into 5 </w:t>
-      </w:r>
-      <w:proofErr w:type="gramStart"/>
-      <w:r>
-        <w:rPr>
-          <w:lang w:val="en-US"/>
-        </w:rPr>
-        <w:t>steps;</w:t>
-      </w:r>
-      <w:proofErr w:type="gramEnd"/>
+        <w:t>Design thinking is divided into 5 steps;</w:t>
+      </w:r>
     </w:p>
     <w:p>
       <w:pPr>
@@ -1496,19 +1379,11 @@
           <w:lang w:val="en-US"/>
         </w:rPr>
       </w:pPr>
-      <w:proofErr w:type="spellStart"/>
-      <w:r>
-        <w:rPr>
-          <w:lang w:val="en-US"/>
-        </w:rPr>
-        <w:t>Empathise</w:t>
-      </w:r>
-      <w:proofErr w:type="spellEnd"/>
-      <w:r>
-        <w:rPr>
-          <w:lang w:val="en-US"/>
-        </w:rPr>
-        <w:t xml:space="preserve"> – think what the customer or user might want; put yourself in their shoes, so you can better provide a useful solution to them</w:t>
+      <w:r>
+        <w:rPr>
+          <w:lang w:val="en-US"/>
+        </w:rPr>
+        <w:t>Empathise – think what the customer or user might want; put yourself in their shoes, so you can better provide a useful solution to them</w:t>
       </w:r>
     </w:p>
     <w:p>
@@ -1526,16 +1401,8 @@
         <w:rPr>
           <w:lang w:val="en-US"/>
         </w:rPr>
-        <w:t xml:space="preserve">Define </w:t>
-      </w:r>
-      <w:proofErr w:type="gramStart"/>
-      <w:r>
-        <w:rPr>
-          <w:lang w:val="en-US"/>
-        </w:rPr>
-        <w:t>- ???</w:t>
-      </w:r>
-      <w:proofErr w:type="gramEnd"/>
+        <w:t>Define - ???</w:t>
+      </w:r>
     </w:p>
     <w:p>
       <w:pPr>
@@ -1588,21 +1455,7 @@
         <w:rPr>
           <w:lang w:val="en-US"/>
         </w:rPr>
-        <w:t xml:space="preserve">Test – refining the prototype </w:t>
-      </w:r>
-      <w:proofErr w:type="gramStart"/>
-      <w:r>
-        <w:rPr>
-          <w:lang w:val="en-US"/>
-        </w:rPr>
-        <w:t>in order to</w:t>
-      </w:r>
-      <w:proofErr w:type="gramEnd"/>
-      <w:r>
-        <w:rPr>
-          <w:lang w:val="en-US"/>
-        </w:rPr>
-        <w:t xml:space="preserve"> realise the improved customer experience that is required???</w:t>
+        <w:t>Test – refining the prototype in order to realise the improved customer experience that is required???</w:t>
       </w:r>
     </w:p>
     <w:p>
@@ -1659,21 +1512,7 @@
         <w:rPr>
           <w:lang w:val="en-US"/>
         </w:rPr>
-        <w:t xml:space="preserve">How </w:t>
-      </w:r>
-      <w:proofErr w:type="gramStart"/>
-      <w:r>
-        <w:rPr>
-          <w:lang w:val="en-US"/>
-        </w:rPr>
-        <w:t>design</w:t>
-      </w:r>
-      <w:proofErr w:type="gramEnd"/>
-      <w:r>
-        <w:rPr>
-          <w:lang w:val="en-US"/>
-        </w:rPr>
-        <w:t xml:space="preserve"> thinking helps agile</w:t>
+        <w:t>How design thinking helps agile</w:t>
       </w:r>
       <w:r>
         <w:rPr>
@@ -1681,7 +1520,6 @@
         </w:rPr>
         <w:t xml:space="preserve">/how we apply design thinking on agility to derive a </w:t>
       </w:r>
-      <w:proofErr w:type="gramStart"/>
       <w:r>
         <w:rPr>
           <w:lang w:val="en-US"/>
@@ -1692,14 +1530,7 @@
         <w:rPr>
           <w:lang w:val="en-US"/>
         </w:rPr>
-        <w:t>??</w:t>
-      </w:r>
-      <w:proofErr w:type="gramEnd"/>
-      <w:r>
-        <w:rPr>
-          <w:lang w:val="en-US"/>
-        </w:rPr>
-        <w:t>?????</w:t>
+        <w:t>???????</w:t>
       </w:r>
     </w:p>
     <w:p>
@@ -1753,21 +1584,7 @@
         <w:rPr>
           <w:lang w:val="en-US"/>
         </w:rPr>
-        <w:t xml:space="preserve">Find the </w:t>
-      </w:r>
-      <w:proofErr w:type="gramStart"/>
-      <w:r>
-        <w:rPr>
-          <w:lang w:val="en-US"/>
-        </w:rPr>
-        <w:t>root pain</w:t>
-      </w:r>
-      <w:proofErr w:type="gramEnd"/>
-      <w:r>
-        <w:rPr>
-          <w:lang w:val="en-US"/>
-        </w:rPr>
-        <w:t xml:space="preserve"> points the user is facing, for which you are planning to build a solution</w:t>
+        <w:t>Find the root pain points the user is facing, for which you are planning to build a solution</w:t>
       </w:r>
     </w:p>
     <w:p>
@@ -1803,21 +1620,7 @@
         <w:rPr>
           <w:lang w:val="en-US"/>
         </w:rPr>
-        <w:t xml:space="preserve">Validate ideas with a </w:t>
-      </w:r>
-      <w:proofErr w:type="gramStart"/>
-      <w:r>
-        <w:rPr>
-          <w:lang w:val="en-US"/>
-        </w:rPr>
-        <w:t>prototypes</w:t>
-      </w:r>
-      <w:proofErr w:type="gramEnd"/>
-      <w:r>
-        <w:rPr>
-          <w:lang w:val="en-US"/>
-        </w:rPr>
-        <w:t>; is it taking care of all the pain points or not</w:t>
+        <w:t>Validate ideas with a prototypes; is it taking care of all the pain points or not</w:t>
       </w:r>
     </w:p>
     <w:p>
@@ -1835,388 +1638,324 @@
         <w:rPr>
           <w:lang w:val="en-US"/>
         </w:rPr>
-        <w:t xml:space="preserve">Implementation </w:t>
-      </w:r>
-      <w:proofErr w:type="gramStart"/>
-      <w:r>
-        <w:rPr>
-          <w:lang w:val="en-US"/>
-        </w:rPr>
-        <w:t>plan;</w:t>
-      </w:r>
-      <w:proofErr w:type="gramEnd"/>
+        <w:t>Implementation plan; finalise what needs to be implemented and start the implementation process.</w:t>
+      </w:r>
+    </w:p>
+    <w:p>
+      <w:pPr>
+        <w:rPr>
+          <w:lang w:val="en-US"/>
+        </w:rPr>
+      </w:pPr>
+    </w:p>
+    <w:p>
+      <w:pPr>
+        <w:rPr>
+          <w:lang w:val="en-US"/>
+        </w:rPr>
+      </w:pPr>
+      <w:r>
+        <w:rPr>
+          <w:lang w:val="en-US"/>
+        </w:rPr>
+        <w:t>How we apply design thinking to DevOps</w:t>
+      </w:r>
+      <w:r>
+        <w:rPr>
+          <w:lang w:val="en-US"/>
+        </w:rPr>
+        <w:t>???????</w:t>
+      </w:r>
+    </w:p>
+    <w:p>
+      <w:pPr>
+        <w:rPr>
+          <w:lang w:val="en-US"/>
+        </w:rPr>
+      </w:pPr>
+    </w:p>
+    <w:p>
+      <w:pPr>
+        <w:rPr>
+          <w:lang w:val="en-US"/>
+        </w:rPr>
+      </w:pPr>
+      <w:r>
+        <w:rPr>
+          <w:lang w:val="en-US"/>
+        </w:rPr>
+        <w:t>Benefits of applying design thinking on DevOps</w:t>
+      </w:r>
+    </w:p>
+    <w:p>
+      <w:pPr>
+        <w:pStyle w:val="ListParagraph"/>
+        <w:numPr>
+          <w:ilvl w:val="0"/>
+          <w:numId w:val="5"/>
+        </w:numPr>
+        <w:rPr>
+          <w:lang w:val="en-US"/>
+        </w:rPr>
+      </w:pPr>
+      <w:r>
+        <w:rPr>
+          <w:lang w:val="en-US"/>
+        </w:rPr>
+        <w:t>Significantly reduces time-to-market</w:t>
+      </w:r>
+    </w:p>
+    <w:p>
+      <w:pPr>
+        <w:pStyle w:val="ListParagraph"/>
+        <w:numPr>
+          <w:ilvl w:val="0"/>
+          <w:numId w:val="5"/>
+        </w:numPr>
+        <w:rPr>
+          <w:lang w:val="en-US"/>
+        </w:rPr>
+      </w:pPr>
+      <w:r>
+        <w:rPr>
+          <w:lang w:val="en-US"/>
+        </w:rPr>
+        <w:t>Cost savings and better return-on-investment (ROI)</w:t>
+      </w:r>
+    </w:p>
+    <w:p>
+      <w:pPr>
+        <w:pStyle w:val="ListParagraph"/>
+        <w:numPr>
+          <w:ilvl w:val="0"/>
+          <w:numId w:val="5"/>
+        </w:numPr>
+        <w:rPr>
+          <w:lang w:val="en-US"/>
+        </w:rPr>
+      </w:pPr>
+      <w:r>
+        <w:rPr>
+          <w:lang w:val="en-US"/>
+        </w:rPr>
+        <w:t>Improves customer retention and loyalty</w:t>
+      </w:r>
+    </w:p>
+    <w:p>
+      <w:pPr>
+        <w:pStyle w:val="ListParagraph"/>
+        <w:numPr>
+          <w:ilvl w:val="0"/>
+          <w:numId w:val="5"/>
+        </w:numPr>
+        <w:rPr>
+          <w:lang w:val="en-US"/>
+        </w:rPr>
+      </w:pPr>
+      <w:r>
+        <w:rPr>
+          <w:lang w:val="en-US"/>
+        </w:rPr>
+        <w:t>Fosters innovations</w:t>
+      </w:r>
+    </w:p>
+    <w:p>
+      <w:pPr>
+        <w:pStyle w:val="ListParagraph"/>
+        <w:numPr>
+          <w:ilvl w:val="0"/>
+          <w:numId w:val="5"/>
+        </w:numPr>
+        <w:rPr>
+          <w:lang w:val="en-US"/>
+        </w:rPr>
+      </w:pPr>
+      <w:r>
+        <w:rPr>
+          <w:lang w:val="en-US"/>
+        </w:rPr>
+        <w:t>Encourages cross-team collaboration</w:t>
+      </w:r>
+    </w:p>
+    <w:p>
+      <w:pPr>
+        <w:rPr>
+          <w:lang w:val="en-US"/>
+        </w:rPr>
+      </w:pPr>
+    </w:p>
+    <w:p>
+      <w:pPr>
+        <w:rPr>
+          <w:b/>
+          <w:bCs/>
+          <w:u w:val="single"/>
+          <w:lang w:val="en-US"/>
+        </w:rPr>
+      </w:pPr>
+      <w:r>
+        <w:rPr>
+          <w:b/>
+          <w:bCs/>
+          <w:u w:val="single"/>
+          <w:lang w:val="en-US"/>
+        </w:rPr>
+        <w:t>Lean Dev Process with Kanban and Scrum Agile</w:t>
+      </w:r>
+    </w:p>
+    <w:p>
+      <w:pPr>
+        <w:rPr>
+          <w:lang w:val="en-US"/>
+        </w:rPr>
+      </w:pPr>
+      <w:r>
+        <w:rPr>
+          <w:lang w:val="en-US"/>
+        </w:rPr>
+        <w:t>Describe the Lean software development process and recognize the use of Kanban and Scrum Agile implementation practices.</w:t>
+      </w:r>
+    </w:p>
+    <w:p>
+      <w:pPr>
+        <w:rPr>
+          <w:lang w:val="en-US"/>
+        </w:rPr>
+      </w:pPr>
+    </w:p>
+    <w:p>
+      <w:pPr>
+        <w:rPr>
+          <w:lang w:val="en-US"/>
+        </w:rPr>
+      </w:pPr>
+      <w:r>
+        <w:rPr>
+          <w:lang w:val="en-US"/>
+        </w:rPr>
+        <w:t>Lean development principles:</w:t>
+      </w:r>
+    </w:p>
+    <w:p>
+      <w:pPr>
+        <w:pStyle w:val="ListParagraph"/>
+        <w:numPr>
+          <w:ilvl w:val="0"/>
+          <w:numId w:val="7"/>
+        </w:numPr>
+        <w:rPr>
+          <w:lang w:val="en-US"/>
+        </w:rPr>
+      </w:pPr>
+      <w:r>
+        <w:rPr>
+          <w:lang w:val="en-US"/>
+        </w:rPr>
+        <w:t xml:space="preserve">Eliminate waste – </w:t>
+      </w:r>
+    </w:p>
+    <w:p>
+      <w:pPr>
+        <w:pStyle w:val="ListParagraph"/>
+        <w:numPr>
+          <w:ilvl w:val="0"/>
+          <w:numId w:val="7"/>
+        </w:numPr>
+        <w:rPr>
+          <w:lang w:val="en-US"/>
+        </w:rPr>
+      </w:pPr>
+      <w:r>
+        <w:rPr>
+          <w:lang w:val="en-US"/>
+        </w:rPr>
+        <w:t xml:space="preserve">Build quality – </w:t>
+      </w:r>
+    </w:p>
+    <w:p>
+      <w:pPr>
+        <w:pStyle w:val="ListParagraph"/>
+        <w:numPr>
+          <w:ilvl w:val="0"/>
+          <w:numId w:val="7"/>
+        </w:numPr>
+        <w:rPr>
+          <w:lang w:val="en-US"/>
+        </w:rPr>
+      </w:pPr>
+      <w:r>
+        <w:rPr>
+          <w:lang w:val="en-US"/>
+        </w:rPr>
+        <w:t xml:space="preserve">Knowledge creation – </w:t>
+      </w:r>
+    </w:p>
+    <w:p>
+      <w:pPr>
+        <w:pStyle w:val="ListParagraph"/>
+        <w:numPr>
+          <w:ilvl w:val="0"/>
+          <w:numId w:val="7"/>
+        </w:numPr>
+        <w:rPr>
+          <w:lang w:val="en-US"/>
+        </w:rPr>
+      </w:pPr>
+      <w:r>
+        <w:rPr>
+          <w:lang w:val="en-US"/>
+        </w:rPr>
+        <w:t xml:space="preserve">Deferring commitment – </w:t>
+      </w:r>
+    </w:p>
+    <w:p>
+      <w:pPr>
+        <w:rPr>
+          <w:lang w:val="en-US"/>
+        </w:rPr>
+      </w:pPr>
+      <w:r>
+        <w:rPr>
+          <w:lang w:val="en-US"/>
+        </w:rPr>
+        <w:t xml:space="preserve">In short, </w:t>
+      </w:r>
+      <w:r>
+        <w:rPr>
+          <w:lang w:val="en-US"/>
+        </w:rPr>
+        <w:t xml:space="preserve">the objective of </w:t>
+      </w:r>
+      <w:r>
+        <w:rPr>
+          <w:lang w:val="en-US"/>
+        </w:rPr>
+        <w:t>lean development</w:t>
+      </w:r>
+      <w:r>
+        <w:rPr>
+          <w:lang w:val="en-US"/>
+        </w:rPr>
+        <w:t xml:space="preserve"> is</w:t>
+      </w:r>
+      <w:r>
+        <w:rPr>
+          <w:lang w:val="en-US"/>
+        </w:rPr>
+        <w:t>…does what??? It says the three things it does in short</w:t>
+      </w:r>
       <w:r>
         <w:rPr>
           <w:lang w:val="en-US"/>
         </w:rPr>
         <w:t xml:space="preserve"> </w:t>
       </w:r>
-      <w:proofErr w:type="spellStart"/>
-      <w:r>
-        <w:rPr>
-          <w:lang w:val="en-US"/>
-        </w:rPr>
-        <w:t>finalise</w:t>
-      </w:r>
-      <w:proofErr w:type="spellEnd"/>
-      <w:r>
-        <w:rPr>
-          <w:lang w:val="en-US"/>
-        </w:rPr>
-        <w:t xml:space="preserve"> what needs to be implemented and start the implementation process.</w:t>
-      </w:r>
-    </w:p>
-    <w:p>
-      <w:pPr>
-        <w:rPr>
-          <w:lang w:val="en-US"/>
-        </w:rPr>
-      </w:pPr>
-    </w:p>
-    <w:p>
-      <w:pPr>
-        <w:rPr>
-          <w:lang w:val="en-US"/>
-        </w:rPr>
-      </w:pPr>
-      <w:r>
-        <w:rPr>
-          <w:lang w:val="en-US"/>
-        </w:rPr>
-        <w:t xml:space="preserve">How </w:t>
-      </w:r>
-      <w:proofErr w:type="gramStart"/>
-      <w:r>
-        <w:rPr>
-          <w:lang w:val="en-US"/>
-        </w:rPr>
-        <w:t>we</w:t>
-      </w:r>
-      <w:proofErr w:type="gramEnd"/>
-      <w:r>
-        <w:rPr>
-          <w:lang w:val="en-US"/>
-        </w:rPr>
-        <w:t xml:space="preserve"> apply design thinking to </w:t>
-      </w:r>
-      <w:proofErr w:type="gramStart"/>
-      <w:r>
-        <w:rPr>
-          <w:lang w:val="en-US"/>
-        </w:rPr>
-        <w:t>DevOps</w:t>
-      </w:r>
-      <w:r>
-        <w:rPr>
-          <w:lang w:val="en-US"/>
-        </w:rPr>
-        <w:t>??</w:t>
-      </w:r>
-      <w:proofErr w:type="gramEnd"/>
-      <w:r>
-        <w:rPr>
-          <w:lang w:val="en-US"/>
-        </w:rPr>
-        <w:t>?????</w:t>
-      </w:r>
-    </w:p>
-    <w:p>
-      <w:pPr>
-        <w:rPr>
-          <w:lang w:val="en-US"/>
-        </w:rPr>
-      </w:pPr>
-    </w:p>
-    <w:p>
-      <w:pPr>
-        <w:rPr>
-          <w:lang w:val="en-US"/>
-        </w:rPr>
-      </w:pPr>
-      <w:r>
-        <w:rPr>
-          <w:lang w:val="en-US"/>
-        </w:rPr>
-        <w:t>Benefits of applying design thinking on DevOps</w:t>
-      </w:r>
-    </w:p>
-    <w:p>
-      <w:pPr>
-        <w:pStyle w:val="ListParagraph"/>
-        <w:numPr>
-          <w:ilvl w:val="0"/>
-          <w:numId w:val="5"/>
-        </w:numPr>
-        <w:rPr>
-          <w:lang w:val="en-US"/>
-        </w:rPr>
-      </w:pPr>
-      <w:r>
-        <w:rPr>
-          <w:lang w:val="en-US"/>
-        </w:rPr>
-        <w:t>Significantly reduces time-to-market</w:t>
-      </w:r>
-    </w:p>
-    <w:p>
-      <w:pPr>
-        <w:pStyle w:val="ListParagraph"/>
-        <w:numPr>
-          <w:ilvl w:val="0"/>
-          <w:numId w:val="5"/>
-        </w:numPr>
-        <w:rPr>
-          <w:lang w:val="en-US"/>
-        </w:rPr>
-      </w:pPr>
-      <w:r>
-        <w:rPr>
-          <w:lang w:val="en-US"/>
-        </w:rPr>
-        <w:t>Cost savings and better return-on-investment (ROI)</w:t>
-      </w:r>
-    </w:p>
-    <w:p>
-      <w:pPr>
-        <w:pStyle w:val="ListParagraph"/>
-        <w:numPr>
-          <w:ilvl w:val="0"/>
-          <w:numId w:val="5"/>
-        </w:numPr>
-        <w:rPr>
-          <w:lang w:val="en-US"/>
-        </w:rPr>
-      </w:pPr>
-      <w:r>
-        <w:rPr>
-          <w:lang w:val="en-US"/>
-        </w:rPr>
-        <w:t>Improves customer retention and loyalty</w:t>
-      </w:r>
-    </w:p>
-    <w:p>
-      <w:pPr>
-        <w:pStyle w:val="ListParagraph"/>
-        <w:numPr>
-          <w:ilvl w:val="0"/>
-          <w:numId w:val="5"/>
-        </w:numPr>
-        <w:rPr>
-          <w:lang w:val="en-US"/>
-        </w:rPr>
-      </w:pPr>
-      <w:r>
-        <w:rPr>
-          <w:lang w:val="en-US"/>
-        </w:rPr>
-        <w:t>Fosters innovations</w:t>
-      </w:r>
-    </w:p>
-    <w:p>
-      <w:pPr>
-        <w:pStyle w:val="ListParagraph"/>
-        <w:numPr>
-          <w:ilvl w:val="0"/>
-          <w:numId w:val="5"/>
-        </w:numPr>
-        <w:rPr>
-          <w:lang w:val="en-US"/>
-        </w:rPr>
-      </w:pPr>
-      <w:r>
-        <w:rPr>
-          <w:lang w:val="en-US"/>
-        </w:rPr>
-        <w:t>Encourages cross-team collaboration</w:t>
-      </w:r>
-    </w:p>
-    <w:p>
-      <w:pPr>
-        <w:rPr>
-          <w:lang w:val="en-US"/>
-        </w:rPr>
-      </w:pPr>
-    </w:p>
-    <w:p>
-      <w:pPr>
-        <w:rPr>
-          <w:b/>
-          <w:bCs/>
-          <w:u w:val="single"/>
-          <w:lang w:val="en-US"/>
-        </w:rPr>
-      </w:pPr>
-      <w:r>
-        <w:rPr>
-          <w:b/>
-          <w:bCs/>
-          <w:u w:val="single"/>
-          <w:lang w:val="en-US"/>
-        </w:rPr>
-        <w:t>Lean Dev Process with Kanban and Scrum Agile</w:t>
-      </w:r>
-    </w:p>
-    <w:p>
-      <w:pPr>
-        <w:rPr>
-          <w:lang w:val="en-US"/>
-        </w:rPr>
-      </w:pPr>
-      <w:r>
-        <w:rPr>
-          <w:lang w:val="en-US"/>
-        </w:rPr>
-        <w:t>Describe the Lean software development process and recognize the use of Kanban and Scrum Agile implementation practices.</w:t>
-      </w:r>
-    </w:p>
-    <w:p>
-      <w:pPr>
-        <w:rPr>
-          <w:lang w:val="en-US"/>
-        </w:rPr>
-      </w:pPr>
-    </w:p>
-    <w:p>
-      <w:pPr>
-        <w:rPr>
-          <w:lang w:val="en-US"/>
-        </w:rPr>
-      </w:pPr>
-      <w:r>
-        <w:rPr>
-          <w:lang w:val="en-US"/>
-        </w:rPr>
-        <w:t>Lean development principles:</w:t>
-      </w:r>
-    </w:p>
-    <w:p>
-      <w:pPr>
-        <w:pStyle w:val="ListParagraph"/>
-        <w:numPr>
-          <w:ilvl w:val="0"/>
-          <w:numId w:val="7"/>
-        </w:numPr>
-        <w:rPr>
-          <w:lang w:val="en-US"/>
-        </w:rPr>
-      </w:pPr>
-      <w:r>
-        <w:rPr>
-          <w:lang w:val="en-US"/>
-        </w:rPr>
-        <w:t xml:space="preserve">Eliminate waste – </w:t>
-      </w:r>
-    </w:p>
-    <w:p>
-      <w:pPr>
-        <w:pStyle w:val="ListParagraph"/>
-        <w:numPr>
-          <w:ilvl w:val="0"/>
-          <w:numId w:val="7"/>
-        </w:numPr>
-        <w:rPr>
-          <w:lang w:val="en-US"/>
-        </w:rPr>
-      </w:pPr>
-      <w:r>
-        <w:rPr>
-          <w:lang w:val="en-US"/>
-        </w:rPr>
-        <w:t xml:space="preserve">Build quality – </w:t>
-      </w:r>
-    </w:p>
-    <w:p>
-      <w:pPr>
-        <w:pStyle w:val="ListParagraph"/>
-        <w:numPr>
-          <w:ilvl w:val="0"/>
-          <w:numId w:val="7"/>
-        </w:numPr>
-        <w:rPr>
-          <w:lang w:val="en-US"/>
-        </w:rPr>
-      </w:pPr>
-      <w:r>
-        <w:rPr>
-          <w:lang w:val="en-US"/>
-        </w:rPr>
-        <w:t xml:space="preserve">Knowledge creation – </w:t>
-      </w:r>
-    </w:p>
-    <w:p>
-      <w:pPr>
-        <w:pStyle w:val="ListParagraph"/>
-        <w:numPr>
-          <w:ilvl w:val="0"/>
-          <w:numId w:val="7"/>
-        </w:numPr>
-        <w:rPr>
-          <w:lang w:val="en-US"/>
-        </w:rPr>
-      </w:pPr>
-      <w:r>
-        <w:rPr>
-          <w:lang w:val="en-US"/>
-        </w:rPr>
-        <w:t xml:space="preserve">Deferring commitment – </w:t>
-      </w:r>
-    </w:p>
-    <w:p>
-      <w:pPr>
-        <w:rPr>
-          <w:lang w:val="en-US"/>
-        </w:rPr>
-      </w:pPr>
-      <w:r>
-        <w:rPr>
-          <w:lang w:val="en-US"/>
-        </w:rPr>
-        <w:t xml:space="preserve">In short, </w:t>
-      </w:r>
-      <w:r>
-        <w:rPr>
-          <w:lang w:val="en-US"/>
-        </w:rPr>
-        <w:t xml:space="preserve">the objective of </w:t>
-      </w:r>
-      <w:r>
-        <w:rPr>
-          <w:lang w:val="en-US"/>
-        </w:rPr>
-        <w:t>lean development</w:t>
-      </w:r>
-      <w:r>
-        <w:rPr>
-          <w:lang w:val="en-US"/>
-        </w:rPr>
-        <w:t xml:space="preserve"> is</w:t>
-      </w:r>
-      <w:r>
-        <w:rPr>
-          <w:lang w:val="en-US"/>
-        </w:rPr>
-        <w:t>…does what??? It says the three things it does in short</w:t>
-      </w:r>
-      <w:r>
-        <w:rPr>
-          <w:lang w:val="en-US"/>
-        </w:rPr>
-        <w:t xml:space="preserve"> </w:t>
-      </w:r>
-      <w:r>
-        <w:rPr>
-          <w:lang w:val="en-US"/>
-        </w:rPr>
-        <w:t xml:space="preserve">in the </w:t>
-      </w:r>
-      <w:proofErr w:type="gramStart"/>
-      <w:r>
-        <w:rPr>
-          <w:lang w:val="en-US"/>
-        </w:rPr>
-        <w:t>vid</w:t>
-      </w:r>
-      <w:proofErr w:type="gramEnd"/>
+      <w:r>
+        <w:rPr>
+          <w:lang w:val="en-US"/>
+        </w:rPr>
+        <w:t>in the vid</w:t>
+      </w:r>
     </w:p>
     <w:p>
       <w:pPr>
@@ -2345,16 +2084,8 @@
         <w:rPr>
           <w:lang w:val="en-US"/>
         </w:rPr>
-        <w:t xml:space="preserve">Kanban </w:t>
-      </w:r>
-      <w:proofErr w:type="spellStart"/>
-      <w:r>
-        <w:rPr>
-          <w:lang w:val="en-US"/>
-        </w:rPr>
-        <w:t>Characertistics</w:t>
-      </w:r>
-      <w:proofErr w:type="spellEnd"/>
+        <w:t>Kanban Characertistics</w:t>
+      </w:r>
     </w:p>
     <w:p>
       <w:pPr>
@@ -2458,30 +2189,8 @@
         <w:rPr>
           <w:lang w:val="en-US"/>
         </w:rPr>
-        <w:t xml:space="preserve">Reasons it’s often </w:t>
-      </w:r>
-      <w:proofErr w:type="gramStart"/>
-      <w:r>
-        <w:rPr>
-          <w:lang w:val="en-US"/>
-        </w:rPr>
-        <w:t>one of the more adopted</w:t>
-      </w:r>
-      <w:proofErr w:type="gramEnd"/>
-      <w:r>
-        <w:rPr>
-          <w:lang w:val="en-US"/>
-        </w:rPr>
-        <w:t xml:space="preserve"> for Agile practice </w:t>
-      </w:r>
-      <w:proofErr w:type="gramStart"/>
-      <w:r>
-        <w:rPr>
-          <w:lang w:val="en-US"/>
-        </w:rPr>
-        <w:t>are;</w:t>
-      </w:r>
-      <w:proofErr w:type="gramEnd"/>
+        <w:t>Reasons it’s often one of the more adopted for Agile practice are;</w:t>
+      </w:r>
     </w:p>
     <w:p>
       <w:pPr>
@@ -2572,84 +2281,40 @@
         <w:rPr>
           <w:lang w:val="en-US"/>
         </w:rPr>
-        <w:t xml:space="preserve">Backlog, assigned </w:t>
-      </w:r>
-      <w:proofErr w:type="gramStart"/>
-      <w:r>
-        <w:rPr>
-          <w:lang w:val="en-US"/>
-        </w:rPr>
-        <w:t>task</w:t>
-      </w:r>
-      <w:proofErr w:type="gramEnd"/>
-      <w:r>
-        <w:rPr>
-          <w:lang w:val="en-US"/>
-        </w:rPr>
-        <w:t>, development, testing, documentation, deploy, done</w:t>
-      </w:r>
-    </w:p>
-    <w:p>
-      <w:pPr>
-        <w:rPr>
-          <w:lang w:val="en-US"/>
-        </w:rPr>
-      </w:pPr>
-    </w:p>
-    <w:p>
-      <w:pPr>
-        <w:rPr>
-          <w:lang w:val="en-US"/>
-        </w:rPr>
-      </w:pPr>
-      <w:r>
-        <w:rPr>
-          <w:lang w:val="en-US"/>
-        </w:rPr>
-        <w:t xml:space="preserve">Scrum </w:t>
-      </w:r>
-      <w:proofErr w:type="spellStart"/>
-      <w:r>
-        <w:rPr>
-          <w:lang w:val="en-US"/>
-        </w:rPr>
-        <w:t>Charactertistics</w:t>
-      </w:r>
-      <w:proofErr w:type="spellEnd"/>
-    </w:p>
-    <w:p>
-      <w:pPr>
-        <w:rPr>
-          <w:lang w:val="en-US"/>
-        </w:rPr>
-      </w:pPr>
-      <w:proofErr w:type="gramStart"/>
-      <w:r>
-        <w:rPr>
-          <w:lang w:val="en-US"/>
-        </w:rPr>
-        <w:t>Similar to</w:t>
-      </w:r>
-      <w:proofErr w:type="gramEnd"/>
-      <w:r>
-        <w:rPr>
-          <w:lang w:val="en-US"/>
-        </w:rPr>
-        <w:t xml:space="preserve"> Kanban; framework (or methodology</w:t>
-      </w:r>
-      <w:proofErr w:type="gramStart"/>
-      <w:r>
-        <w:rPr>
-          <w:lang w:val="en-US"/>
-        </w:rPr>
-        <w:t>???)…</w:t>
-      </w:r>
-      <w:proofErr w:type="gramEnd"/>
-      <w:r>
-        <w:rPr>
-          <w:lang w:val="en-US"/>
-        </w:rPr>
-        <w:t>???</w:t>
+        <w:t>Backlog, assigned task, development, testing, documentation, deploy, done</w:t>
+      </w:r>
+    </w:p>
+    <w:p>
+      <w:pPr>
+        <w:rPr>
+          <w:lang w:val="en-US"/>
+        </w:rPr>
+      </w:pPr>
+    </w:p>
+    <w:p>
+      <w:pPr>
+        <w:rPr>
+          <w:lang w:val="en-US"/>
+        </w:rPr>
+      </w:pPr>
+      <w:r>
+        <w:rPr>
+          <w:lang w:val="en-US"/>
+        </w:rPr>
+        <w:t>Scrum Charactertistics</w:t>
+      </w:r>
+    </w:p>
+    <w:p>
+      <w:pPr>
+        <w:rPr>
+          <w:lang w:val="en-US"/>
+        </w:rPr>
+      </w:pPr>
+      <w:r>
+        <w:rPr>
+          <w:lang w:val="en-US"/>
+        </w:rPr>
+        <w:t>Similar to Kanban; framework (or methodology???)…???</w:t>
       </w:r>
     </w:p>
     <w:p>
@@ -2812,81 +2477,31 @@
           <w:lang w:val="en-US"/>
         </w:rPr>
       </w:pPr>
-      <w:proofErr w:type="spellStart"/>
-      <w:r>
-        <w:rPr>
-          <w:lang w:val="en-US"/>
-        </w:rPr>
-        <w:t>Recognose</w:t>
-      </w:r>
-      <w:proofErr w:type="spellEnd"/>
-      <w:r>
-        <w:rPr>
-          <w:lang w:val="en-US"/>
-        </w:rPr>
-        <w:t xml:space="preserve"> the process of DevOps </w:t>
-      </w:r>
-      <w:proofErr w:type="spellStart"/>
-      <w:r>
-        <w:rPr>
-          <w:lang w:val="en-US"/>
-        </w:rPr>
-        <w:t>transofmration</w:t>
-      </w:r>
-      <w:proofErr w:type="spellEnd"/>
-      <w:r>
-        <w:rPr>
-          <w:lang w:val="en-US"/>
-        </w:rPr>
-        <w:t xml:space="preserve"> with focus on greenfield and brownfield DevOps project.</w:t>
-      </w:r>
-    </w:p>
-    <w:p>
-      <w:pPr>
-        <w:rPr>
-          <w:lang w:val="en-US"/>
-        </w:rPr>
-      </w:pPr>
-    </w:p>
-    <w:p>
-      <w:pPr>
-        <w:rPr>
-          <w:lang w:val="en-US"/>
-        </w:rPr>
-      </w:pPr>
-      <w:r>
-        <w:rPr>
-          <w:lang w:val="en-US"/>
-        </w:rPr>
-        <w:t xml:space="preserve">Greenfield development is something that starts from the beginning, or </w:t>
-      </w:r>
-      <w:proofErr w:type="gramStart"/>
-      <w:r>
-        <w:rPr>
-          <w:lang w:val="en-US"/>
-        </w:rPr>
-        <w:t>it</w:t>
-      </w:r>
-      <w:proofErr w:type="gramEnd"/>
-      <w:r>
-        <w:rPr>
-          <w:lang w:val="en-US"/>
-        </w:rPr>
-        <w:t xml:space="preserve"> </w:t>
-      </w:r>
-      <w:proofErr w:type="gramStart"/>
-      <w:r>
-        <w:rPr>
-          <w:lang w:val="en-US"/>
-        </w:rPr>
-        <w:t>starts</w:t>
-      </w:r>
-      <w:proofErr w:type="gramEnd"/>
-      <w:r>
-        <w:rPr>
-          <w:lang w:val="en-US"/>
-        </w:rPr>
-        <w:t xml:space="preserve"> for a new project?</w:t>
+      <w:r>
+        <w:rPr>
+          <w:lang w:val="en-US"/>
+        </w:rPr>
+        <w:t>Recognose the process of DevOps transofmration with focus on greenfield and brownfield DevOps project.</w:t>
+      </w:r>
+    </w:p>
+    <w:p>
+      <w:pPr>
+        <w:rPr>
+          <w:lang w:val="en-US"/>
+        </w:rPr>
+      </w:pPr>
+    </w:p>
+    <w:p>
+      <w:pPr>
+        <w:rPr>
+          <w:lang w:val="en-US"/>
+        </w:rPr>
+      </w:pPr>
+      <w:r>
+        <w:rPr>
+          <w:lang w:val="en-US"/>
+        </w:rPr>
+        <w:t>Greenfield development is something that starts from the beginning, or it starts for a new project?</w:t>
       </w:r>
     </w:p>
     <w:p>
@@ -2949,42 +2564,12 @@
           <w:lang w:val="en-US"/>
         </w:rPr>
       </w:pPr>
-      <w:proofErr w:type="spellStart"/>
-      <w:r>
-        <w:rPr>
-          <w:lang w:val="en-US"/>
-        </w:rPr>
-        <w:t>Maintaing</w:t>
-      </w:r>
-      <w:proofErr w:type="spellEnd"/>
-      <w:r>
-        <w:rPr>
-          <w:lang w:val="en-US"/>
-        </w:rPr>
-        <w:t xml:space="preserve"> </w:t>
-      </w:r>
-      <w:proofErr w:type="spellStart"/>
-      <w:r>
-        <w:rPr>
-          <w:lang w:val="en-US"/>
-        </w:rPr>
-        <w:t>worksloads</w:t>
-      </w:r>
-      <w:proofErr w:type="spellEnd"/>
-      <w:r>
-        <w:rPr>
-          <w:lang w:val="en-US"/>
-        </w:rPr>
-        <w:t xml:space="preserve"> across externally sourced </w:t>
-      </w:r>
-      <w:proofErr w:type="spellStart"/>
-      <w:r>
-        <w:rPr>
-          <w:lang w:val="en-US"/>
-        </w:rPr>
-        <w:t>infrastructres</w:t>
-      </w:r>
-      <w:proofErr w:type="spellEnd"/>
+      <w:r>
+        <w:rPr>
+          <w:lang w:val="en-US"/>
+        </w:rPr>
+        <w:t>Maintaing worksloads across externally sourced infrastructres</w:t>
+      </w:r>
     </w:p>
     <w:p>
       <w:pPr>
@@ -3120,33 +2705,11 @@
           <w:lang w:val="en-US"/>
         </w:rPr>
       </w:pPr>
-      <w:proofErr w:type="spellStart"/>
-      <w:r>
-        <w:rPr>
-          <w:lang w:val="en-US"/>
-        </w:rPr>
-        <w:t>Maintining</w:t>
-      </w:r>
-      <w:proofErr w:type="spellEnd"/>
-      <w:r>
-        <w:rPr>
-          <w:lang w:val="en-US"/>
-        </w:rPr>
-        <w:t xml:space="preserve"> workload across-on-</w:t>
-      </w:r>
-      <w:proofErr w:type="gramStart"/>
-      <w:r>
-        <w:rPr>
-          <w:lang w:val="en-US"/>
-        </w:rPr>
-        <w:t>premise</w:t>
-      </w:r>
-      <w:proofErr w:type="gramEnd"/>
-      <w:r>
-        <w:rPr>
-          <w:lang w:val="en-US"/>
-        </w:rPr>
-        <w:t xml:space="preserve"> data centers</w:t>
+      <w:r>
+        <w:rPr>
+          <w:lang w:val="en-US"/>
+        </w:rPr>
+        <w:t>Maintining workload across-on-premise data centers</w:t>
       </w:r>
     </w:p>
     <w:p>
@@ -3200,16 +2763,8 @@
         <w:rPr>
           <w:lang w:val="en-US"/>
         </w:rPr>
-        <w:t xml:space="preserve">Supports serial </w:t>
-      </w:r>
-      <w:proofErr w:type="spellStart"/>
-      <w:r>
-        <w:rPr>
-          <w:lang w:val="en-US"/>
-        </w:rPr>
-        <w:t>proccesses</w:t>
-      </w:r>
-      <w:proofErr w:type="spellEnd"/>
+        <w:t>Supports serial proccesses</w:t>
+      </w:r>
     </w:p>
     <w:p>
       <w:pPr>
@@ -3437,16 +2992,8 @@
               <w:rPr>
                 <w:lang w:val="en-US"/>
               </w:rPr>
-              <w:t xml:space="preserve">Less, as the </w:t>
+              <w:t>Less, as the basic foundation</w:t>
             </w:r>
-            <w:proofErr w:type="gramStart"/>
-            <w:r>
-              <w:rPr>
-                <w:lang w:val="en-US"/>
-              </w:rPr>
-              <w:t>basic foundation</w:t>
-            </w:r>
-            <w:proofErr w:type="gramEnd"/>
           </w:p>
           <w:p>
             <w:pPr>
@@ -4084,49 +3631,7 @@
         <w:rPr>
           <w:lang w:val="en-US"/>
         </w:rPr>
-        <w:t xml:space="preserve">Value stream refers to the set of all the activities that we start from beginning to </w:t>
-      </w:r>
-      <w:proofErr w:type="gramStart"/>
-      <w:r>
-        <w:rPr>
-          <w:lang w:val="en-US"/>
-        </w:rPr>
-        <w:t>end</w:t>
-      </w:r>
-      <w:proofErr w:type="gramEnd"/>
-      <w:r>
-        <w:rPr>
-          <w:lang w:val="en-US"/>
-        </w:rPr>
-        <w:t xml:space="preserve"> for a specific product or service </w:t>
-      </w:r>
-      <w:proofErr w:type="gramStart"/>
-      <w:r>
-        <w:rPr>
-          <w:lang w:val="en-US"/>
-        </w:rPr>
-        <w:t>in order to</w:t>
-      </w:r>
-      <w:proofErr w:type="gramEnd"/>
-      <w:r>
-        <w:rPr>
-          <w:lang w:val="en-US"/>
-        </w:rPr>
-        <w:t xml:space="preserve"> ensure that we </w:t>
-      </w:r>
-      <w:proofErr w:type="gramStart"/>
-      <w:r>
-        <w:rPr>
-          <w:lang w:val="en-US"/>
-        </w:rPr>
-        <w:t>are able to</w:t>
-      </w:r>
-      <w:proofErr w:type="gramEnd"/>
-      <w:r>
-        <w:rPr>
-          <w:lang w:val="en-US"/>
-        </w:rPr>
-        <w:t xml:space="preserve"> provide some business value to the intended customer.</w:t>
+        <w:t>Value stream refers to the set of all the activities that we start from beginning to end for a specific product or service in order to ensure that we are able to provide some business value to the intended customer.</w:t>
       </w:r>
     </w:p>
     <w:p>
@@ -4344,21 +3849,7 @@
         <w:rPr>
           <w:lang w:val="en-US"/>
         </w:rPr>
-        <w:t xml:space="preserve">Failure can now lead to continuous improvement in the </w:t>
-      </w:r>
-      <w:proofErr w:type="gramStart"/>
-      <w:r>
-        <w:rPr>
-          <w:lang w:val="en-US"/>
-        </w:rPr>
-        <w:t>development</w:t>
-      </w:r>
-      <w:proofErr w:type="gramEnd"/>
-      <w:r>
-        <w:rPr>
-          <w:lang w:val="en-US"/>
-        </w:rPr>
-        <w:t xml:space="preserve"> lifecycle.</w:t>
+        <w:t>Failure can now lead to continuous improvement in the development lifecycle.</w:t>
       </w:r>
       <w:r>
         <w:rPr>
@@ -4377,14 +3868,7 @@
         <w:rPr>
           <w:lang w:val="en-US"/>
         </w:rPr>
-        <w:t xml:space="preserve">In this course I will explore the concept </w:t>
-      </w:r>
-      <w:proofErr w:type="gramStart"/>
-      <w:r>
-        <w:rPr>
-          <w:lang w:val="en-US"/>
-        </w:rPr>
-        <w:t>of</w:t>
+        <w:t>In this course I will explore the concept of</w:t>
       </w:r>
       <w:r>
         <w:rPr>
@@ -4392,7 +3876,6 @@
         </w:rPr>
         <w:t>;</w:t>
       </w:r>
-      <w:proofErr w:type="gramEnd"/>
     </w:p>
     <w:p>
       <w:pPr>
@@ -4445,21 +3928,7 @@
         <w:rPr>
           <w:lang w:val="en-US"/>
         </w:rPr>
-        <w:t xml:space="preserve">I will also discuss the prominent software development techniques for </w:t>
-      </w:r>
-      <w:proofErr w:type="gramStart"/>
-      <w:r>
-        <w:rPr>
-          <w:lang w:val="en-US"/>
-        </w:rPr>
-        <w:t>fail</w:t>
-      </w:r>
-      <w:proofErr w:type="gramEnd"/>
-      <w:r>
-        <w:rPr>
-          <w:lang w:val="en-US"/>
-        </w:rPr>
-        <w:t xml:space="preserve"> fast </w:t>
+        <w:t xml:space="preserve">I will also discuss the prominent software development techniques for fail fast </w:t>
       </w:r>
     </w:p>
     <w:p>
@@ -4495,21 +3964,7 @@
         <w:rPr>
           <w:lang w:val="en-US"/>
         </w:rPr>
-        <w:t xml:space="preserve">I will then demonstrate how to set a </w:t>
-      </w:r>
-      <w:proofErr w:type="gramStart"/>
-      <w:r>
-        <w:rPr>
-          <w:lang w:val="en-US"/>
-        </w:rPr>
-        <w:t>fail</w:t>
-      </w:r>
-      <w:proofErr w:type="gramEnd"/>
-      <w:r>
-        <w:rPr>
-          <w:lang w:val="en-US"/>
-        </w:rPr>
-        <w:t xml:space="preserve"> fast development and operations environment, </w:t>
+        <w:t xml:space="preserve">I will then demonstrate how to set a fail fast development and operations environment, </w:t>
       </w:r>
     </w:p>
     <w:p>
@@ -4584,41 +4039,20 @@
         <w:rPr>
           <w:lang w:val="en-US"/>
         </w:rPr>
-        <w:t xml:space="preserve">The primary objective of adopting a methodology is to provide </w:t>
-      </w:r>
-      <w:proofErr w:type="gramStart"/>
-      <w:r>
-        <w:rPr>
-          <w:lang w:val="en-US"/>
-        </w:rPr>
-        <w:t>an error</w:t>
-      </w:r>
-      <w:proofErr w:type="gramEnd"/>
-      <w:r>
-        <w:rPr>
-          <w:lang w:val="en-US"/>
-        </w:rPr>
-        <w:t>-free, optimized, and fast delivery of the product.</w:t>
-      </w:r>
-    </w:p>
-    <w:p>
-      <w:pPr>
-        <w:rPr>
-          <w:lang w:val="en-US"/>
-        </w:rPr>
-      </w:pPr>
-      <w:r>
-        <w:rPr>
-          <w:lang w:val="en-US"/>
-        </w:rPr>
-        <w:t xml:space="preserve">Project failure when adopting DevOps can come from several </w:t>
-      </w:r>
-      <w:proofErr w:type="gramStart"/>
-      <w:r>
-        <w:rPr>
-          <w:lang w:val="en-US"/>
-        </w:rPr>
-        <w:t>sources</w:t>
+        <w:t>The primary objective of adopting a methodology is to provide an error-free, optimized, and fast delivery of the product.</w:t>
+      </w:r>
+    </w:p>
+    <w:p>
+      <w:pPr>
+        <w:rPr>
+          <w:lang w:val="en-US"/>
+        </w:rPr>
+      </w:pPr>
+      <w:r>
+        <w:rPr>
+          <w:lang w:val="en-US"/>
+        </w:rPr>
+        <w:t>Project failure when adopting DevOps can come from several sources</w:t>
       </w:r>
       <w:r>
         <w:rPr>
@@ -4626,7 +4060,6 @@
         </w:rPr>
         <w:t>;</w:t>
       </w:r>
-      <w:proofErr w:type="gramEnd"/>
     </w:p>
     <w:p>
       <w:pPr>
@@ -4825,16 +4258,8 @@
         <w:rPr>
           <w:lang w:val="en-US"/>
         </w:rPr>
-        <w:t xml:space="preserve">Preventing the above failure can </w:t>
-      </w:r>
-      <w:proofErr w:type="gramStart"/>
-      <w:r>
-        <w:rPr>
-          <w:lang w:val="en-US"/>
-        </w:rPr>
-        <w:t>involve;</w:t>
-      </w:r>
-      <w:proofErr w:type="gramEnd"/>
+        <w:t>Preventing the above failure can involve;</w:t>
+      </w:r>
     </w:p>
     <w:p>
       <w:pPr>
@@ -5211,35 +4636,7 @@
         <w:rPr>
           <w:lang w:val="en-US"/>
         </w:rPr>
-        <w:t xml:space="preserve">When we take the time to understand our failures, we learn from them. This means we can </w:t>
-      </w:r>
-      <w:proofErr w:type="gramStart"/>
-      <w:r>
-        <w:rPr>
-          <w:lang w:val="en-US"/>
-        </w:rPr>
-        <w:t>improve for</w:t>
-      </w:r>
-      <w:proofErr w:type="gramEnd"/>
-      <w:r>
-        <w:rPr>
-          <w:lang w:val="en-US"/>
-        </w:rPr>
-        <w:t xml:space="preserve"> next time and try and avoid </w:t>
-      </w:r>
-      <w:proofErr w:type="gramStart"/>
-      <w:r>
-        <w:rPr>
-          <w:lang w:val="en-US"/>
-        </w:rPr>
-        <w:t>the failure</w:t>
-      </w:r>
-      <w:proofErr w:type="gramEnd"/>
-      <w:r>
-        <w:rPr>
-          <w:lang w:val="en-US"/>
-        </w:rPr>
-        <w:t>?</w:t>
+        <w:t>When we take the time to understand our failures, we learn from them. This means we can improve for next time and try and avoid the failure?</w:t>
       </w:r>
     </w:p>
     <w:p>
@@ -5309,21 +4706,7 @@
         <w:rPr>
           <w:lang w:val="en-US"/>
         </w:rPr>
-        <w:t xml:space="preserve">, which involves </w:t>
-      </w:r>
-      <w:proofErr w:type="gramStart"/>
-      <w:r>
-        <w:rPr>
-          <w:lang w:val="en-US"/>
-        </w:rPr>
-        <w:t>first failing</w:t>
-      </w:r>
-      <w:proofErr w:type="gramEnd"/>
-      <w:r>
-        <w:rPr>
-          <w:lang w:val="en-US"/>
-        </w:rPr>
-        <w:t>, then passing by writing the right code.</w:t>
+        <w:t>, which involves first failing, then passing by writing the right code.</w:t>
       </w:r>
     </w:p>
     <w:p>
@@ -5347,21 +4730,7 @@
         <w:rPr>
           <w:lang w:val="en-US"/>
         </w:rPr>
-        <w:t xml:space="preserve"> – The more we try, the more failures we will identify, and the more chances we get for learning and steering our project in the right direction. This helps </w:t>
-      </w:r>
-      <w:proofErr w:type="gramStart"/>
-      <w:r>
-        <w:rPr>
-          <w:lang w:val="en-US"/>
-        </w:rPr>
-        <w:t>eliminates</w:t>
-      </w:r>
-      <w:proofErr w:type="gramEnd"/>
-      <w:r>
-        <w:rPr>
-          <w:lang w:val="en-US"/>
-        </w:rPr>
-        <w:t xml:space="preserve"> the need to waste time working on incorrect factors.</w:t>
+        <w:t xml:space="preserve"> – The more we try, the more failures we will identify, and the more chances we get for learning and steering our project in the right direction. This helps eliminates the need to waste time working on incorrect factors.</w:t>
       </w:r>
     </w:p>
     <w:p>
@@ -5385,21 +4754,7 @@
         <w:rPr>
           <w:lang w:val="en-US"/>
         </w:rPr>
-        <w:t xml:space="preserve"> – With early and frequent failures, all that is left is to </w:t>
-      </w:r>
-      <w:proofErr w:type="spellStart"/>
-      <w:r>
-        <w:rPr>
-          <w:lang w:val="en-US"/>
-        </w:rPr>
-        <w:t>maximise</w:t>
-      </w:r>
-      <w:proofErr w:type="spellEnd"/>
-      <w:r>
-        <w:rPr>
-          <w:lang w:val="en-US"/>
-        </w:rPr>
-        <w:t xml:space="preserve"> the learning we achieve from failure. This could be done through </w:t>
+        <w:t xml:space="preserve"> – With early and frequent failures, all that is left is to maximise the learning we achieve from failure. This could be done through </w:t>
       </w:r>
       <w:r>
         <w:rPr>
@@ -5562,9 +4917,8 @@
           <w:u w:val="single"/>
           <w:lang w:val="en-US"/>
         </w:rPr>
-        <w:t xml:space="preserve">Ensures </w:t>
-      </w:r>
-      <w:proofErr w:type="spellStart"/>
+        <w:t>Ensures stabili</w:t>
+      </w:r>
       <w:r>
         <w:rPr>
           <w:b/>
@@ -5572,7 +4926,7 @@
           <w:u w:val="single"/>
           <w:lang w:val="en-US"/>
         </w:rPr>
-        <w:t>stabili</w:t>
+        <w:t>s</w:t>
       </w:r>
       <w:r>
         <w:rPr>
@@ -5581,8 +4935,32 @@
           <w:u w:val="single"/>
           <w:lang w:val="en-US"/>
         </w:rPr>
-        <w:t>s</w:t>
-      </w:r>
+        <w:t>ed software</w:t>
+      </w:r>
+      <w:r>
+        <w:rPr>
+          <w:lang w:val="en-US"/>
+        </w:rPr>
+        <w:t xml:space="preserve"> – </w:t>
+      </w:r>
+      <w:r>
+        <w:rPr>
+          <w:lang w:val="en-US"/>
+        </w:rPr>
+        <w:t>By learning from failure quickly, it helps ensure the releases users receive are stabalised.</w:t>
+      </w:r>
+    </w:p>
+    <w:p>
+      <w:pPr>
+        <w:pStyle w:val="ListParagraph"/>
+        <w:numPr>
+          <w:ilvl w:val="0"/>
+          <w:numId w:val="26"/>
+        </w:numPr>
+        <w:rPr>
+          <w:lang w:val="en-US"/>
+        </w:rPr>
+      </w:pPr>
       <w:r>
         <w:rPr>
           <w:b/>
@@ -5590,9 +4968,26 @@
           <w:u w:val="single"/>
           <w:lang w:val="en-US"/>
         </w:rPr>
-        <w:t>ed</w:t>
-      </w:r>
-      <w:proofErr w:type="spellEnd"/>
+        <w:t>Higher-quality &amp; production-ready software</w:t>
+      </w:r>
+      <w:r>
+        <w:rPr>
+          <w:lang w:val="en-US"/>
+        </w:rPr>
+        <w:t xml:space="preserve"> – With fewer bugs and defects, especially if we’re able to treat issues at the early stages, it leads to higher-quality, production-ready software.</w:t>
+      </w:r>
+    </w:p>
+    <w:p>
+      <w:pPr>
+        <w:pStyle w:val="ListParagraph"/>
+        <w:numPr>
+          <w:ilvl w:val="0"/>
+          <w:numId w:val="26"/>
+        </w:numPr>
+        <w:rPr>
+          <w:lang w:val="en-US"/>
+        </w:rPr>
+      </w:pPr>
       <w:r>
         <w:rPr>
           <w:b/>
@@ -5600,7 +4995,7 @@
           <w:u w:val="single"/>
           <w:lang w:val="en-US"/>
         </w:rPr>
-        <w:t xml:space="preserve"> software</w:t>
+        <w:t>Reduces costs of failures &amp; bugs</w:t>
       </w:r>
       <w:r>
         <w:rPr>
@@ -5612,21 +5007,7 @@
         <w:rPr>
           <w:lang w:val="en-US"/>
         </w:rPr>
-        <w:t xml:space="preserve">By learning from failure quickly, it helps ensure the releases users receive are </w:t>
-      </w:r>
-      <w:proofErr w:type="spellStart"/>
-      <w:r>
-        <w:rPr>
-          <w:lang w:val="en-US"/>
-        </w:rPr>
-        <w:t>stabalised</w:t>
-      </w:r>
-      <w:proofErr w:type="spellEnd"/>
-      <w:r>
-        <w:rPr>
-          <w:lang w:val="en-US"/>
-        </w:rPr>
-        <w:t>.</w:t>
+        <w:t>When you detect bugs earlier, the costs of managing failures is reduced significantly.</w:t>
       </w:r>
     </w:p>
     <w:p>
@@ -5647,13 +5028,13 @@
           <w:u w:val="single"/>
           <w:lang w:val="en-US"/>
         </w:rPr>
-        <w:t>Higher-quality &amp; production-ready software</w:t>
-      </w:r>
-      <w:r>
-        <w:rPr>
-          <w:lang w:val="en-US"/>
-        </w:rPr>
-        <w:t xml:space="preserve"> – With fewer bugs and defects, especially if we’re able to treat issues at the early stages, it leads to higher-quality, production-ready software.</w:t>
+        <w:t>Embed software quality into build infrastructure</w:t>
+      </w:r>
+      <w:r>
+        <w:rPr>
+          <w:lang w:val="en-US"/>
+        </w:rPr>
+        <w:t xml:space="preserve"> – To promote DevOps culture???</w:t>
       </w:r>
     </w:p>
     <w:p>
@@ -5674,72 +5055,68 @@
           <w:u w:val="single"/>
           <w:lang w:val="en-US"/>
         </w:rPr>
-        <w:t>Reduces costs of failures &amp; bugs</w:t>
-      </w:r>
-      <w:r>
-        <w:rPr>
-          <w:lang w:val="en-US"/>
-        </w:rPr>
-        <w:t xml:space="preserve"> – </w:t>
-      </w:r>
-      <w:r>
-        <w:rPr>
-          <w:lang w:val="en-US"/>
-        </w:rPr>
-        <w:t xml:space="preserve">When you detect bugs earlier, the costs of managing failures </w:t>
-      </w:r>
-      <w:proofErr w:type="gramStart"/>
-      <w:r>
-        <w:rPr>
-          <w:lang w:val="en-US"/>
-        </w:rPr>
-        <w:t>is</w:t>
-      </w:r>
-      <w:proofErr w:type="gramEnd"/>
-      <w:r>
-        <w:rPr>
-          <w:lang w:val="en-US"/>
-        </w:rPr>
-        <w:t xml:space="preserve"> reduced significantly.</w:t>
-      </w:r>
-    </w:p>
-    <w:p>
-      <w:pPr>
-        <w:pStyle w:val="ListParagraph"/>
-        <w:numPr>
-          <w:ilvl w:val="0"/>
-          <w:numId w:val="26"/>
-        </w:numPr>
-        <w:rPr>
-          <w:lang w:val="en-US"/>
-        </w:rPr>
-      </w:pPr>
-      <w:r>
+        <w:t>Reduce debugging efforts</w:t>
+      </w:r>
+      <w:r>
+        <w:rPr>
+          <w:lang w:val="en-US"/>
+        </w:rPr>
+        <w:t xml:space="preserve"> – Adopting fail fast principle as part of your build helps reduce debugging effort or contributes to introducing automation</w:t>
+      </w:r>
+    </w:p>
+    <w:p>
+      <w:pPr>
+        <w:rPr>
+          <w:lang w:val="en-US"/>
+        </w:rPr>
+      </w:pPr>
+    </w:p>
+    <w:p>
+      <w:pPr>
+        <w:rPr>
+          <w:lang w:val="en-US"/>
+        </w:rPr>
+      </w:pPr>
+      <w:r>
+        <w:rPr>
+          <w:lang w:val="en-US"/>
+        </w:rPr>
+        <w:t>Two examples of traditional development vs quick win, fast fail example???</w:t>
+      </w:r>
+    </w:p>
+    <w:p>
+      <w:pPr>
+        <w:pStyle w:val="ListParagraph"/>
+        <w:numPr>
+          <w:ilvl w:val="0"/>
+          <w:numId w:val="27"/>
+        </w:numPr>
+        <w:rPr>
+          <w:lang w:val="en-US"/>
+        </w:rPr>
+      </w:pPr>
+      <w:r>
+        <w:rPr>
+          <w:lang w:val="en-US"/>
+        </w:rPr>
+        <w:t>Traditional does test at end, leading to infrequent releases, whereas fast fail does abundant development and testing, leading to more testing and failure and learning</w:t>
+      </w:r>
+    </w:p>
+    <w:p>
+      <w:pPr>
+        <w:rPr>
+          <w:lang w:val="en-US"/>
+        </w:rPr>
+      </w:pPr>
+    </w:p>
+    <w:p>
+      <w:pPr>
         <w:rPr>
           <w:b/>
           <w:bCs/>
           <w:u w:val="single"/>
           <w:lang w:val="en-US"/>
         </w:rPr>
-        <w:t>Embed software quality into build infrastructure</w:t>
-      </w:r>
-      <w:r>
-        <w:rPr>
-          <w:lang w:val="en-US"/>
-        </w:rPr>
-        <w:t xml:space="preserve"> – To promote DevOps culture???</w:t>
-      </w:r>
-    </w:p>
-    <w:p>
-      <w:pPr>
-        <w:pStyle w:val="ListParagraph"/>
-        <w:numPr>
-          <w:ilvl w:val="0"/>
-          <w:numId w:val="26"/>
-        </w:numPr>
-        <w:rPr>
-          <w:lang w:val="en-US"/>
-        </w:rPr>
       </w:pPr>
       <w:r>
         <w:rPr>
@@ -5748,33 +5125,40 @@
           <w:u w:val="single"/>
           <w:lang w:val="en-US"/>
         </w:rPr>
-        <w:t>Reduce debugging efforts</w:t>
-      </w:r>
-      <w:r>
-        <w:rPr>
-          <w:lang w:val="en-US"/>
-        </w:rPr>
-        <w:t xml:space="preserve"> – Adopting fail fast principle as part of your build helps reduce debugging effort or contributes to introducing automation</w:t>
-      </w:r>
-    </w:p>
-    <w:p>
-      <w:pPr>
-        <w:rPr>
-          <w:lang w:val="en-US"/>
-        </w:rPr>
-      </w:pPr>
-    </w:p>
-    <w:p>
-      <w:pPr>
-        <w:rPr>
-          <w:lang w:val="en-US"/>
-        </w:rPr>
-      </w:pPr>
-      <w:r>
-        <w:rPr>
-          <w:lang w:val="en-US"/>
-        </w:rPr>
-        <w:t>Two examples of traditional development vs quick win, fast fail example???</w:t>
+        <w:t>Fail Fast and DevOps</w:t>
+      </w:r>
+    </w:p>
+    <w:p>
+      <w:pPr>
+        <w:rPr>
+          <w:lang w:val="en-US"/>
+        </w:rPr>
+      </w:pPr>
+      <w:r>
+        <w:rPr>
+          <w:lang w:val="en-US"/>
+        </w:rPr>
+        <w:t>This topic describes fail fast as a DevOps principle and illustrates the role of feedback cycle.</w:t>
+      </w:r>
+    </w:p>
+    <w:p>
+      <w:pPr>
+        <w:rPr>
+          <w:lang w:val="en-US"/>
+        </w:rPr>
+      </w:pPr>
+    </w:p>
+    <w:p>
+      <w:pPr>
+        <w:rPr>
+          <w:lang w:val="en-US"/>
+        </w:rPr>
+      </w:pPr>
+      <w:r>
+        <w:rPr>
+          <w:lang w:val="en-US"/>
+        </w:rPr>
+        <w:t>Fail fast is implemented in DevOps with;</w:t>
       </w:r>
     </w:p>
     <w:p>
@@ -5792,89 +5176,8 @@
         <w:rPr>
           <w:lang w:val="en-US"/>
         </w:rPr>
-        <w:t>Traditional does test at end, leading to infrequent releases, whereas fast fail does abundant development and testing, leading to more testing and failure and learning</w:t>
-      </w:r>
-    </w:p>
-    <w:p>
-      <w:pPr>
-        <w:rPr>
-          <w:lang w:val="en-US"/>
-        </w:rPr>
-      </w:pPr>
-    </w:p>
-    <w:p>
-      <w:pPr>
-        <w:rPr>
-          <w:b/>
-          <w:bCs/>
-          <w:u w:val="single"/>
-          <w:lang w:val="en-US"/>
-        </w:rPr>
-      </w:pPr>
-      <w:r>
-        <w:rPr>
-          <w:b/>
-          <w:bCs/>
-          <w:u w:val="single"/>
-          <w:lang w:val="en-US"/>
-        </w:rPr>
-        <w:t>Fail Fast and DevOps</w:t>
-      </w:r>
-    </w:p>
-    <w:p>
-      <w:pPr>
-        <w:rPr>
-          <w:lang w:val="en-US"/>
-        </w:rPr>
-      </w:pPr>
-      <w:r>
-        <w:rPr>
-          <w:lang w:val="en-US"/>
-        </w:rPr>
-        <w:t xml:space="preserve">This topic describes </w:t>
-      </w:r>
-      <w:proofErr w:type="gramStart"/>
-      <w:r>
-        <w:rPr>
-          <w:lang w:val="en-US"/>
-        </w:rPr>
-        <w:t>fail</w:t>
-      </w:r>
-      <w:proofErr w:type="gramEnd"/>
-      <w:r>
-        <w:rPr>
-          <w:lang w:val="en-US"/>
-        </w:rPr>
-        <w:t xml:space="preserve"> fast as a DevOps principle and illustrates the role of feedback cycle.</w:t>
-      </w:r>
-    </w:p>
-    <w:p>
-      <w:pPr>
-        <w:rPr>
-          <w:lang w:val="en-US"/>
-        </w:rPr>
-      </w:pPr>
-    </w:p>
-    <w:p>
-      <w:pPr>
-        <w:rPr>
-          <w:lang w:val="en-US"/>
-        </w:rPr>
-      </w:pPr>
-      <w:r>
-        <w:rPr>
-          <w:lang w:val="en-US"/>
-        </w:rPr>
-        <w:t xml:space="preserve">Fail fast is implemented in DevOps </w:t>
-      </w:r>
-      <w:proofErr w:type="gramStart"/>
-      <w:r>
-        <w:rPr>
-          <w:lang w:val="en-US"/>
-        </w:rPr>
-        <w:t>with;</w:t>
-      </w:r>
-      <w:proofErr w:type="gramEnd"/>
+        <w:t>Test-driven development (TDD) – explanation; fixtures???</w:t>
+      </w:r>
     </w:p>
     <w:p>
       <w:pPr>
@@ -5891,33 +5194,7 @@
         <w:rPr>
           <w:lang w:val="en-US"/>
         </w:rPr>
-        <w:t>Test-driven development (TDD) – explanation; fixtures???</w:t>
-      </w:r>
-    </w:p>
-    <w:p>
-      <w:pPr>
-        <w:pStyle w:val="ListParagraph"/>
-        <w:numPr>
-          <w:ilvl w:val="0"/>
-          <w:numId w:val="27"/>
-        </w:numPr>
-        <w:rPr>
-          <w:lang w:val="en-US"/>
-        </w:rPr>
-      </w:pPr>
-      <w:proofErr w:type="spellStart"/>
-      <w:r>
-        <w:rPr>
-          <w:lang w:val="en-US"/>
-        </w:rPr>
-        <w:t>Behaviour</w:t>
-      </w:r>
-      <w:proofErr w:type="spellEnd"/>
-      <w:r>
-        <w:rPr>
-          <w:lang w:val="en-US"/>
-        </w:rPr>
-        <w:t>-driven development – Describes…???</w:t>
+        <w:t>Behaviour-driven development – Describes…???</w:t>
       </w:r>
     </w:p>
     <w:p>
@@ -5951,19 +5228,11 @@
           <w:lang w:val="en-US"/>
         </w:rPr>
       </w:pPr>
-      <w:proofErr w:type="gramStart"/>
-      <w:r>
-        <w:rPr>
-          <w:lang w:val="en-US"/>
-        </w:rPr>
-        <w:t>Depicts progress</w:t>
-      </w:r>
-      <w:proofErr w:type="gramEnd"/>
-      <w:r>
-        <w:rPr>
-          <w:lang w:val="en-US"/>
-        </w:rPr>
-        <w:t xml:space="preserve"> of DevOps processes</w:t>
+      <w:r>
+        <w:rPr>
+          <w:lang w:val="en-US"/>
+        </w:rPr>
+        <w:t>Depicts progress of DevOps processes</w:t>
       </w:r>
     </w:p>
     <w:p>
@@ -5977,19 +5246,11 @@
           <w:lang w:val="en-US"/>
         </w:rPr>
       </w:pPr>
-      <w:proofErr w:type="spellStart"/>
-      <w:r>
-        <w:rPr>
-          <w:lang w:val="en-US"/>
-        </w:rPr>
-        <w:t>Evalutates</w:t>
-      </w:r>
-      <w:proofErr w:type="spellEnd"/>
-      <w:r>
-        <w:rPr>
-          <w:lang w:val="en-US"/>
-        </w:rPr>
-        <w:t xml:space="preserve"> the effects of each release on user experience</w:t>
+      <w:r>
+        <w:rPr>
+          <w:lang w:val="en-US"/>
+        </w:rPr>
+        <w:t>Evalutates the effects of each release on user experience</w:t>
       </w:r>
     </w:p>
     <w:p>
@@ -6025,16 +5286,8 @@
         <w:rPr>
           <w:lang w:val="en-US"/>
         </w:rPr>
-        <w:t xml:space="preserve">Feedback gathering </w:t>
-      </w:r>
-      <w:proofErr w:type="gramStart"/>
-      <w:r>
-        <w:rPr>
-          <w:lang w:val="en-US"/>
-        </w:rPr>
-        <w:t>mechanisms;</w:t>
-      </w:r>
-      <w:proofErr w:type="gramEnd"/>
+        <w:t>Feedback gathering mechanisms;</w:t>
+      </w:r>
     </w:p>
     <w:p>
       <w:pPr>
@@ -6617,56 +5870,32 @@
           <w:lang w:val="en-US"/>
         </w:rPr>
       </w:pPr>
-      <w:proofErr w:type="spellStart"/>
-      <w:r>
-        <w:rPr>
-          <w:lang w:val="en-US"/>
-        </w:rPr>
-        <w:t>Recognise</w:t>
-      </w:r>
-      <w:proofErr w:type="spellEnd"/>
-      <w:r>
-        <w:rPr>
-          <w:lang w:val="en-US"/>
-        </w:rPr>
-        <w:t xml:space="preserve"> the essential software development techniques we can use to build </w:t>
-      </w:r>
-      <w:proofErr w:type="spellStart"/>
-      <w:r>
-        <w:rPr>
-          <w:lang w:val="en-US"/>
-        </w:rPr>
-        <w:t>softwares</w:t>
-      </w:r>
-      <w:proofErr w:type="spellEnd"/>
-      <w:r>
-        <w:rPr>
-          <w:lang w:val="en-US"/>
-        </w:rPr>
-        <w:t xml:space="preserve"> to fail fast.</w:t>
-      </w:r>
-    </w:p>
-    <w:p>
-      <w:pPr>
-        <w:rPr>
-          <w:lang w:val="en-US"/>
-        </w:rPr>
-      </w:pPr>
-    </w:p>
-    <w:p>
-      <w:pPr>
-        <w:rPr>
-          <w:lang w:val="en-US"/>
-        </w:rPr>
-      </w:pPr>
-      <w:proofErr w:type="gramStart"/>
+      <w:r>
+        <w:rPr>
+          <w:lang w:val="en-US"/>
+        </w:rPr>
+        <w:t>Recognise the essential software development techniques we can use to build softwares to fail fast.</w:t>
+      </w:r>
+    </w:p>
+    <w:p>
+      <w:pPr>
+        <w:rPr>
+          <w:lang w:val="en-US"/>
+        </w:rPr>
+      </w:pPr>
+    </w:p>
+    <w:p>
+      <w:pPr>
+        <w:rPr>
+          <w:lang w:val="en-US"/>
+        </w:rPr>
+      </w:pPr>
       <w:r>
         <w:rPr>
           <w:lang w:val="en-US"/>
         </w:rPr>
         <w:t>Methodologies;</w:t>
       </w:r>
-      <w:proofErr w:type="gramEnd"/>
     </w:p>
     <w:p>
       <w:pPr>
@@ -6787,19 +6016,11 @@
           <w:lang w:val="en-US"/>
         </w:rPr>
       </w:pPr>
-      <w:proofErr w:type="spellStart"/>
-      <w:r>
-        <w:rPr>
-          <w:lang w:val="en-US"/>
-        </w:rPr>
-        <w:t>Dvides</w:t>
-      </w:r>
-      <w:proofErr w:type="spellEnd"/>
-      <w:r>
-        <w:rPr>
-          <w:lang w:val="en-US"/>
-        </w:rPr>
-        <w:t xml:space="preserve"> phases into sprints</w:t>
+      <w:r>
+        <w:rPr>
+          <w:lang w:val="en-US"/>
+        </w:rPr>
+        <w:t>Dvides phases into sprints</w:t>
       </w:r>
     </w:p>
     <w:p>
@@ -6837,21 +6058,7 @@
         <w:rPr>
           <w:lang w:val="en-US"/>
         </w:rPr>
-        <w:t xml:space="preserve">DevOps is not just a methodology, like Agile, but goes further, encompassing the entire teams and </w:t>
-      </w:r>
-      <w:proofErr w:type="gramStart"/>
-      <w:r>
-        <w:rPr>
-          <w:lang w:val="en-US"/>
-        </w:rPr>
-        <w:t>process;</w:t>
-      </w:r>
-      <w:proofErr w:type="gramEnd"/>
-      <w:r>
-        <w:rPr>
-          <w:lang w:val="en-US"/>
-        </w:rPr>
-        <w:t xml:space="preserve"> focusing on improving the culture. Still, adopting DevOps means to adopt Agile, but also establishing proper relations between dev and ops teams.</w:t>
+        <w:t>DevOps is not just a methodology, like Agile, but goes further, encompassing the entire teams and process; focusing on improving the culture. Still, adopting DevOps means to adopt Agile, but also establishing proper relations between dev and ops teams.</w:t>
       </w:r>
     </w:p>
     <w:p>
@@ -6896,16 +6103,8 @@
         <w:rPr>
           <w:lang w:val="en-US"/>
         </w:rPr>
-        <w:t xml:space="preserve">process that starts </w:t>
-      </w:r>
-      <w:proofErr w:type="gramStart"/>
-      <w:r>
-        <w:rPr>
-          <w:lang w:val="en-US"/>
-        </w:rPr>
-        <w:t>with;</w:t>
-      </w:r>
-      <w:proofErr w:type="gramEnd"/>
+        <w:t>process that starts with;</w:t>
+      </w:r>
     </w:p>
     <w:p>
       <w:pPr>
@@ -6946,21 +6145,7 @@
         <w:rPr>
           <w:lang w:val="en-US"/>
         </w:rPr>
-        <w:t xml:space="preserve">, now </w:t>
-      </w:r>
-      <w:proofErr w:type="gramStart"/>
-      <w:r>
-        <w:rPr>
-          <w:lang w:val="en-US"/>
-        </w:rPr>
-        <w:t>having</w:t>
-      </w:r>
-      <w:proofErr w:type="gramEnd"/>
-      <w:r>
-        <w:rPr>
-          <w:lang w:val="en-US"/>
-        </w:rPr>
-        <w:t xml:space="preserve"> proper understanding of the actors and processes which need to be handled to meet business need.</w:t>
+        <w:t>, now having proper understanding of the actors and processes which need to be handled to meet business need.</w:t>
       </w:r>
     </w:p>
     <w:p>
@@ -7010,14 +6195,12 @@
           <w:lang w:val="en-US"/>
         </w:rPr>
       </w:pPr>
-      <w:proofErr w:type="gramStart"/>
       <w:r>
         <w:rPr>
           <w:lang w:val="en-US"/>
         </w:rPr>
         <w:t>Evaluate</w:t>
       </w:r>
-      <w:proofErr w:type="gramEnd"/>
     </w:p>
     <w:p>
       <w:pPr>
@@ -7088,21 +6271,7 @@
         <w:rPr>
           <w:lang w:val="en-US"/>
         </w:rPr>
-        <w:t xml:space="preserve">With Fail Fast, testing and implementation go together, because you must first test for failure, then </w:t>
-      </w:r>
-      <w:proofErr w:type="gramStart"/>
-      <w:r>
-        <w:rPr>
-          <w:lang w:val="en-US"/>
-        </w:rPr>
-        <w:t>implementing</w:t>
-      </w:r>
-      <w:proofErr w:type="gramEnd"/>
-      <w:r>
-        <w:rPr>
-          <w:lang w:val="en-US"/>
-        </w:rPr>
-        <w:t xml:space="preserve"> the right processes and code that ensures the test passes implementation.</w:t>
+        <w:t>With Fail Fast, testing and implementation go together, because you must first test for failure, then implementing the right processes and code that ensures the test passes implementation.</w:t>
       </w:r>
     </w:p>
     <w:p>
@@ -7174,11 +6343,13 @@
       <w:pPr>
         <w:pStyle w:val="Heading2"/>
         <w:rPr>
-          <w:lang w:val="en-US"/>
-        </w:rPr>
-      </w:pPr>
-      <w:r>
-        <w:rPr>
+          <w:color w:val="EE0000"/>
+          <w:lang w:val="en-US"/>
+        </w:rPr>
+      </w:pPr>
+      <w:r>
+        <w:rPr>
+          <w:color w:val="EE0000"/>
           <w:lang w:val="en-US"/>
         </w:rPr>
         <w:t xml:space="preserve">Agile Manifesto </w:t>
@@ -7254,16 +6425,8 @@
         <w:rPr>
           <w:lang w:val="en-US"/>
         </w:rPr>
-        <w:t xml:space="preserve">Agile Manifesto has 4 core pillars/values for improving the software development </w:t>
-      </w:r>
-      <w:proofErr w:type="gramStart"/>
-      <w:r>
-        <w:rPr>
-          <w:lang w:val="en-US"/>
-        </w:rPr>
-        <w:t>process;</w:t>
-      </w:r>
-      <w:proofErr w:type="gramEnd"/>
+        <w:t>Agile Manifesto has 4 core pillars/values for improving the software development process;</w:t>
+      </w:r>
     </w:p>
     <w:p>
       <w:pPr>
@@ -7482,16 +6645,8 @@
         <w:rPr>
           <w:lang w:val="en-US"/>
         </w:rPr>
-        <w:t xml:space="preserve">The 12 Agile principles, that expand upon the values of Agile, </w:t>
-      </w:r>
-      <w:proofErr w:type="gramStart"/>
-      <w:r>
-        <w:rPr>
-          <w:lang w:val="en-US"/>
-        </w:rPr>
-        <w:t>are;</w:t>
-      </w:r>
-      <w:proofErr w:type="gramEnd"/>
+        <w:t>The 12 Agile principles, that expand upon the values of Agile, are;</w:t>
+      </w:r>
     </w:p>
     <w:p>
       <w:pPr>
@@ -7556,14 +6711,7 @@
         <w:rPr>
           <w:lang w:val="en-US"/>
         </w:rPr>
-        <w:t xml:space="preserve">Customer Satisfaction through Early and Continuous Delivery: This principle concentrates on the importance of customer satisfaction by providing </w:t>
-      </w:r>
-      <w:r>
-        <w:rPr>
-          <w:lang w:val="en-US"/>
-        </w:rPr>
-        <w:lastRenderedPageBreak/>
-        <w:t xml:space="preserve">information to customers early on time </w:t>
+        <w:t xml:space="preserve">Customer Satisfaction through Early and Continuous Delivery: This principle concentrates on the importance of customer satisfaction by providing information to customers early on time </w:t>
       </w:r>
       <w:r>
         <w:rPr>
@@ -7775,25 +6923,7 @@
           <w:bCs/>
           <w:lang w:val="en-US"/>
         </w:rPr>
-        <w:t xml:space="preserve">adaptation to </w:t>
-      </w:r>
-      <w:proofErr w:type="gramStart"/>
-      <w:r>
-        <w:rPr>
-          <w:b/>
-          <w:bCs/>
-          <w:lang w:val="en-US"/>
-        </w:rPr>
-        <w:t>changing</w:t>
-      </w:r>
-      <w:proofErr w:type="gramEnd"/>
-      <w:r>
-        <w:rPr>
-          <w:b/>
-          <w:bCs/>
-          <w:lang w:val="en-US"/>
-        </w:rPr>
-        <w:t xml:space="preserve"> requirements</w:t>
+        <w:t>adaptation to changing requirements</w:t>
       </w:r>
       <w:r>
         <w:rPr>
@@ -7812,19 +6942,11 @@
           <w:lang w:val="en-US"/>
         </w:rPr>
       </w:pPr>
-      <w:proofErr w:type="gramStart"/>
-      <w:r>
-        <w:rPr>
-          <w:lang w:val="en-US"/>
-        </w:rPr>
-        <w:t>Business people</w:t>
-      </w:r>
-      <w:proofErr w:type="gramEnd"/>
-      <w:r>
-        <w:rPr>
-          <w:lang w:val="en-US"/>
-        </w:rPr>
-        <w:t xml:space="preserve"> and developers must work together daily throughout the project</w:t>
+      <w:r>
+        <w:rPr>
+          <w:lang w:val="en-US"/>
+        </w:rPr>
+        <w:t>Business people and developers must work together daily throughout the project</w:t>
       </w:r>
     </w:p>
     <w:p>
@@ -8101,7 +7223,6 @@
           <w:bCs/>
           <w:lang w:val="en-US"/>
         </w:rPr>
-        <w:lastRenderedPageBreak/>
         <w:t>Emphasizes delivering functional and working software as the primary metric for project advancement</w:t>
       </w:r>
       <w:r>
@@ -8288,29 +7409,13 @@
           <w:bCs/>
           <w:lang w:val="en-US"/>
         </w:rPr>
-        <w:t xml:space="preserve">ensure long-term </w:t>
-      </w:r>
-      <w:proofErr w:type="gramStart"/>
-      <w:r>
-        <w:rPr>
-          <w:b/>
-          <w:bCs/>
-          <w:lang w:val="en-US"/>
-        </w:rPr>
-        <w:t>agility</w:t>
-      </w:r>
-      <w:r>
-        <w:rPr>
-          <w:lang w:val="en-US"/>
-        </w:rPr>
-        <w:t>;</w:t>
-      </w:r>
-      <w:proofErr w:type="gramEnd"/>
-      <w:r>
-        <w:rPr>
-          <w:lang w:val="en-US"/>
-        </w:rPr>
-        <w:t xml:space="preserve"> the </w:t>
+        <w:t>ensure long-term agility</w:t>
+      </w:r>
+      <w:r>
+        <w:rPr>
+          <w:lang w:val="en-US"/>
+        </w:rPr>
+        <w:t xml:space="preserve">; the </w:t>
       </w:r>
       <w:r>
         <w:rPr>
@@ -8485,21 +7590,7 @@
         <w:rPr>
           <w:lang w:val="en-US"/>
         </w:rPr>
-        <w:t xml:space="preserve">The best </w:t>
-      </w:r>
-      <w:proofErr w:type="gramStart"/>
-      <w:r>
-        <w:rPr>
-          <w:lang w:val="en-US"/>
-        </w:rPr>
-        <w:t>architectures</w:t>
-      </w:r>
-      <w:proofErr w:type="gramEnd"/>
-      <w:r>
-        <w:rPr>
-          <w:lang w:val="en-US"/>
-        </w:rPr>
-        <w:t>, requirements, and designs emerge from self-organizing teams</w:t>
+        <w:t>The best architectures, requirements, and designs emerge from self-organizing teams</w:t>
       </w:r>
     </w:p>
     <w:p>
@@ -8606,27 +7697,13 @@
         <w:rPr>
           <w:lang w:val="en-US"/>
         </w:rPr>
-        <w:t xml:space="preserve">By making teams reflect at regular intervals how to become more </w:t>
-      </w:r>
-      <w:proofErr w:type="gramStart"/>
-      <w:r>
-        <w:rPr>
-          <w:lang w:val="en-US"/>
-        </w:rPr>
-        <w:t>affect</w:t>
-      </w:r>
-      <w:r>
-        <w:rPr>
-          <w:lang w:val="en-US"/>
-        </w:rPr>
-        <w:t>ive</w:t>
-      </w:r>
-      <w:proofErr w:type="gramEnd"/>
-      <w:r>
-        <w:rPr>
-          <w:lang w:val="en-US"/>
-        </w:rPr>
-        <w:t>,</w:t>
+        <w:t>By making teams reflect at regular intervals how to become more affect</w:t>
+      </w:r>
+      <w:r>
+        <w:rPr>
+          <w:lang w:val="en-US"/>
+        </w:rPr>
+        <w:t>ive,</w:t>
       </w:r>
       <w:r>
         <w:rPr>
@@ -8724,16 +7801,8 @@
           <w:rPr>
             <w:rStyle w:val="Hyperlink"/>
           </w:rPr>
-          <w:t xml:space="preserve">Manifesto for Agile Software Development - </w:t>
+          <w:t>Manifesto for Agile Software Development - GeeksforGeeks</w:t>
         </w:r>
-        <w:proofErr w:type="spellStart"/>
-        <w:r>
-          <w:rPr>
-            <w:rStyle w:val="Hyperlink"/>
-          </w:rPr>
-          <w:t>GeeksforGeeks</w:t>
-        </w:r>
-        <w:proofErr w:type="spellEnd"/>
       </w:hyperlink>
     </w:p>
     <w:p>
@@ -8797,42 +7866,19 @@
         <w:rPr>
           <w:lang w:val="en-US"/>
         </w:rPr>
-        <w:t xml:space="preserve">. It makes sure that service management processes are flexible, easy to adapt, and have just the right amount of control. This helps organizations provide services quickly and efficiently, staying </w:t>
-      </w:r>
-      <w:proofErr w:type="gramStart"/>
-      <w:r>
-        <w:rPr>
-          <w:lang w:val="en-US"/>
-        </w:rPr>
-        <w:t>up-to-date</w:t>
-      </w:r>
-      <w:proofErr w:type="gramEnd"/>
-      <w:r>
-        <w:rPr>
-          <w:lang w:val="en-US"/>
-        </w:rPr>
-        <w:t xml:space="preserve"> with market changes and customer </w:t>
-      </w:r>
-      <w:proofErr w:type="gramStart"/>
-      <w:r>
-        <w:rPr>
-          <w:lang w:val="en-US"/>
-        </w:rPr>
-        <w:t>demands.”</w:t>
-      </w:r>
-      <w:proofErr w:type="gramEnd"/>
-    </w:p>
-    <w:p>
-      <w:pPr>
-        <w:rPr>
-          <w:lang w:val="en-US"/>
-        </w:rPr>
-      </w:pPr>
-      <w:r>
-        <w:rPr>
-          <w:lang w:val="en-US"/>
-        </w:rPr>
-        <w:lastRenderedPageBreak/>
+        <w:t>. It makes sure that service management processes are flexible, easy to adapt, and have just the right amount of control. This helps organizations provide services quickly and efficiently, staying up-to-date with market changes and customer demands.”</w:t>
+      </w:r>
+    </w:p>
+    <w:p>
+      <w:pPr>
+        <w:rPr>
+          <w:lang w:val="en-US"/>
+        </w:rPr>
+      </w:pPr>
+      <w:r>
+        <w:rPr>
+          <w:lang w:val="en-US"/>
+        </w:rPr>
         <w:t>ASM revolves around translating Agile to support ITSM.</w:t>
       </w:r>
     </w:p>
@@ -8859,30 +7905,8 @@
         <w:rPr>
           <w:lang w:val="en-US"/>
         </w:rPr>
-        <w:t xml:space="preserve">Examples of how ASM works in practice, to make </w:t>
-      </w:r>
-      <w:proofErr w:type="gramStart"/>
-      <w:r>
-        <w:rPr>
-          <w:lang w:val="en-US"/>
-        </w:rPr>
-        <w:t>IT work</w:t>
-      </w:r>
-      <w:proofErr w:type="gramEnd"/>
-      <w:r>
-        <w:rPr>
-          <w:lang w:val="en-US"/>
-        </w:rPr>
-        <w:t xml:space="preserve"> more agile, </w:t>
-      </w:r>
-      <w:proofErr w:type="gramStart"/>
-      <w:r>
-        <w:rPr>
-          <w:lang w:val="en-US"/>
-        </w:rPr>
-        <w:t>are;</w:t>
-      </w:r>
-      <w:proofErr w:type="gramEnd"/>
+        <w:t>Examples of how ASM works in practice, to make IT work more agile, are;</w:t>
+      </w:r>
     </w:p>
     <w:p>
       <w:pPr>
@@ -9118,23 +8142,13 @@
         </w:rPr>
         <w:t xml:space="preserve"> that </w:t>
       </w:r>
-      <w:proofErr w:type="gramStart"/>
-      <w:r>
-        <w:rPr>
-          <w:b/>
-          <w:bCs/>
-          <w:lang w:val="en-US"/>
-        </w:rPr>
-        <w:t>enables</w:t>
-      </w:r>
-      <w:proofErr w:type="gramEnd"/>
-      <w:r>
-        <w:rPr>
-          <w:b/>
-          <w:bCs/>
-          <w:lang w:val="en-US"/>
-        </w:rPr>
-        <w:t xml:space="preserve"> software applications to communicate with each other</w:t>
+      <w:r>
+        <w:rPr>
+          <w:b/>
+          <w:bCs/>
+          <w:lang w:val="en-US"/>
+        </w:rPr>
+        <w:t>enables software applications to communicate with each other</w:t>
       </w:r>
       <w:r>
         <w:rPr>
@@ -9289,34 +8303,19 @@
         <w:rPr>
           <w:lang w:val="en-US"/>
         </w:rPr>
-        <w:t xml:space="preserve">Culture refers to…. For example, culture is considered good if, after challenges and emergencies, people work as a team, looking to </w:t>
-      </w:r>
-      <w:proofErr w:type="gramStart"/>
-      <w:r>
-        <w:rPr>
-          <w:lang w:val="en-US"/>
-        </w:rPr>
-        <w:t>improve for</w:t>
-      </w:r>
-      <w:proofErr w:type="gramEnd"/>
-      <w:r>
-        <w:rPr>
-          <w:lang w:val="en-US"/>
-        </w:rPr>
-        <w:t xml:space="preserve"> next time, instead of pointing fingers on who’s to blame.</w:t>
-      </w:r>
-    </w:p>
-    <w:p>
-      <w:pPr>
-        <w:rPr>
-          <w:lang w:val="en-US"/>
-        </w:rPr>
-      </w:pPr>
-      <w:r>
-        <w:rPr>
-          <w:lang w:val="en-US"/>
-        </w:rPr>
-        <w:lastRenderedPageBreak/>
+        <w:t>Culture refers to…. For example, culture is considered good if, after challenges and emergencies, people work as a team, looking to improve for next time, instead of pointing fingers on who’s to blame.</w:t>
+      </w:r>
+    </w:p>
+    <w:p>
+      <w:pPr>
+        <w:rPr>
+          <w:lang w:val="en-US"/>
+        </w:rPr>
+      </w:pPr>
+      <w:r>
+        <w:rPr>
+          <w:lang w:val="en-US"/>
+        </w:rPr>
         <w:t>“</w:t>
       </w:r>
       <w:r>
@@ -9724,44 +8723,13 @@
           <w:bCs/>
           <w:lang w:val="en-US"/>
         </w:rPr>
-        <w:lastRenderedPageBreak/>
         <w:t>People crave stability</w:t>
       </w:r>
       <w:r>
         <w:rPr>
           <w:lang w:val="en-US"/>
         </w:rPr>
-        <w:t xml:space="preserve">, and with world events having caused continued massive shifts in </w:t>
-      </w:r>
-      <w:proofErr w:type="spellStart"/>
-      <w:proofErr w:type="gramStart"/>
-      <w:r>
-        <w:rPr>
-          <w:lang w:val="en-US"/>
-        </w:rPr>
-        <w:t>peoples</w:t>
-      </w:r>
-      <w:proofErr w:type="spellEnd"/>
-      <w:proofErr w:type="gramEnd"/>
-      <w:r>
-        <w:rPr>
-          <w:lang w:val="en-US"/>
-        </w:rPr>
-        <w:t xml:space="preserve"> lives, </w:t>
-      </w:r>
-      <w:proofErr w:type="gramStart"/>
-      <w:r>
-        <w:rPr>
-          <w:lang w:val="en-US"/>
-        </w:rPr>
-        <w:t>employees</w:t>
-      </w:r>
-      <w:proofErr w:type="gramEnd"/>
-      <w:r>
-        <w:rPr>
-          <w:lang w:val="en-US"/>
-        </w:rPr>
-        <w:t xml:space="preserve"> ability to cope with change has never been worse, </w:t>
+        <w:t xml:space="preserve">, and with world events having caused continued massive shifts in peoples lives, employees ability to cope with change has never been worse, </w:t>
       </w:r>
       <w:r>
         <w:rPr>
@@ -9926,7 +8894,6 @@
           <w:lang w:val="en-US"/>
         </w:rPr>
       </w:pPr>
-      <w:proofErr w:type="spellStart"/>
       <w:r>
         <w:rPr>
           <w:color w:val="EE0000"/>
@@ -9934,7 +8901,6 @@
         </w:rPr>
         <w:t>ChatOps</w:t>
       </w:r>
-      <w:proofErr w:type="spellEnd"/>
     </w:p>
     <w:p>
       <w:pPr>
@@ -9953,47 +8919,11 @@
         </w:rPr>
         <w:t>“</w:t>
       </w:r>
-      <w:proofErr w:type="spellStart"/>
-      <w:r>
-        <w:rPr>
-          <w:lang w:val="en-US"/>
-        </w:rPr>
-        <w:t>ChatOps</w:t>
-      </w:r>
-      <w:proofErr w:type="spellEnd"/>
-      <w:r>
-        <w:rPr>
-          <w:lang w:val="en-US"/>
-        </w:rPr>
-        <w:t xml:space="preserve"> is a collaboration model that connects people, tools, process, and automation into a transparent workflow. This flow connects the work needed, the work happening, and the work done in a persistent location staffed by the people, </w:t>
-      </w:r>
-      <w:proofErr w:type="gramStart"/>
-      <w:r>
-        <w:rPr>
-          <w:lang w:val="en-US"/>
-        </w:rPr>
-        <w:t>bots</w:t>
-      </w:r>
-      <w:proofErr w:type="gramEnd"/>
-      <w:r>
-        <w:rPr>
-          <w:lang w:val="en-US"/>
-        </w:rPr>
-        <w:t xml:space="preserve">, and related tools. </w:t>
-      </w:r>
-      <w:proofErr w:type="gramStart"/>
-      <w:r>
-        <w:rPr>
-          <w:lang w:val="en-US"/>
-        </w:rPr>
-        <w:t>The transparency</w:t>
-      </w:r>
-      <w:proofErr w:type="gramEnd"/>
-      <w:r>
-        <w:rPr>
-          <w:lang w:val="en-US"/>
-        </w:rPr>
-        <w:t xml:space="preserve"> tightens the feedback loop, improves information sharing, and enhances team collaboration. Not to mention team culture and cross-training.</w:t>
+      <w:r>
+        <w:rPr>
+          <w:lang w:val="en-US"/>
+        </w:rPr>
+        <w:t>ChatOps is a collaboration model that connects people, tools, process, and automation into a transparent workflow. This flow connects the work needed, the work happening, and the work done in a persistent location staffed by the people, bots, and related tools. The transparency tightens the feedback loop, improves information sharing, and enhances team collaboration. Not to mention team culture and cross-training.</w:t>
       </w:r>
       <w:r>
         <w:rPr>
@@ -10019,29 +8949,8 @@
         </w:rPr>
         <w:t>“</w:t>
       </w:r>
-      <w:proofErr w:type="spellStart"/>
-      <w:r>
-        <w:t>ChatOps</w:t>
-      </w:r>
-      <w:proofErr w:type="spellEnd"/>
-      <w:r>
-        <w:t xml:space="preserve"> is also known as "Conversation-driven collaboration" or "Conversation-driven DevOps". </w:t>
-      </w:r>
-      <w:proofErr w:type="spellStart"/>
-      <w:r>
-        <w:t>ChatOps</w:t>
-      </w:r>
-      <w:proofErr w:type="spellEnd"/>
-      <w:r>
-        <w:t xml:space="preserve"> is mainly designed for simple and fast messaging between the development team members. </w:t>
-      </w:r>
-      <w:proofErr w:type="spellStart"/>
-      <w:r>
-        <w:t>ChatOps</w:t>
-      </w:r>
-      <w:proofErr w:type="spellEnd"/>
-      <w:r>
-        <w:t xml:space="preserve"> is derived from </w:t>
+      <w:r>
+        <w:t>ChatOps is also known as "Conversation-driven collaboration" or "Conversation-driven DevOps". ChatOps is mainly designed for simple and fast messaging between the development team members. ChatOps is derived from </w:t>
       </w:r>
       <w:hyperlink r:id="rId19" w:history="1">
         <w:r>
@@ -10078,21 +8987,8 @@
       <w:r>
         <w:t>“</w:t>
       </w:r>
-      <w:proofErr w:type="spellStart"/>
-      <w:r>
-        <w:t>ChatOps</w:t>
-      </w:r>
-      <w:proofErr w:type="spellEnd"/>
-      <w:r>
-        <w:t xml:space="preserve"> allows teams to perform tasks, manage workflows, and perform actions within a chat platform. So instead of switching between the different tools and interfaces, users can easily execute </w:t>
-      </w:r>
-      <w:proofErr w:type="gramStart"/>
-      <w:r>
-        <w:t>commands, and</w:t>
-      </w:r>
-      <w:proofErr w:type="gramEnd"/>
-      <w:r>
-        <w:t xml:space="preserve"> access the information from a chat interface. This method gives transparency, collaboration, and efficiency within teams by centralizing the operations and communication and providing a space where everyone can engage in managerial processes.</w:t>
+      <w:r>
+        <w:t>ChatOps allows teams to perform tasks, manage workflows, and perform actions within a chat platform. So instead of switching between the different tools and interfaces, users can easily execute commands, and access the information from a chat interface. This method gives transparency, collaboration, and efficiency within teams by centralizing the operations and communication and providing a space where everyone can engage in managerial processes.</w:t>
       </w:r>
       <w:r>
         <w:t>”</w:t>
@@ -10113,19 +9009,7 @@
         <w:t>“</w:t>
       </w:r>
       <w:r>
-        <w:t xml:space="preserve">Deploying a </w:t>
-      </w:r>
-      <w:proofErr w:type="spellStart"/>
-      <w:r>
-        <w:t>ChatOps</w:t>
-      </w:r>
-      <w:proofErr w:type="spellEnd"/>
-      <w:r>
-        <w:t xml:space="preserve"> environment involves several steps and can vary based on the tools and platforms you choose. It involves setting up a chatbot within a chat application that can execute operational tasks. The chatbot is typically integrated </w:t>
-      </w:r>
-      <w:r>
-        <w:lastRenderedPageBreak/>
-        <w:t>with various tools and services, allowing for automation of tasks and facilitating collaboration.</w:t>
+        <w:t>Deploying a ChatOps environment involves several steps and can vary based on the tools and platforms you choose. It involves setting up a chatbot within a chat application that can execute operational tasks. The chatbot is typically integrated with various tools and services, allowing for automation of tasks and facilitating collaboration.</w:t>
       </w:r>
       <w:r>
         <w:t>”</w:t>
@@ -10143,28 +9027,12 @@
         </w:rPr>
       </w:pPr>
       <w:hyperlink r:id="rId20" w:history="1">
-        <w:proofErr w:type="spellStart"/>
         <w:r>
           <w:rPr>
             <w:rStyle w:val="Hyperlink"/>
           </w:rPr>
-          <w:t>ChatOps</w:t>
+          <w:t>ChatOps - GeeksforGeeks</w:t>
         </w:r>
-        <w:proofErr w:type="spellEnd"/>
-        <w:r>
-          <w:rPr>
-            <w:rStyle w:val="Hyperlink"/>
-          </w:rPr>
-          <w:t xml:space="preserve"> - </w:t>
-        </w:r>
-        <w:proofErr w:type="spellStart"/>
-        <w:r>
-          <w:rPr>
-            <w:rStyle w:val="Hyperlink"/>
-          </w:rPr>
-          <w:t>GeeksforGeeks</w:t>
-        </w:r>
-        <w:proofErr w:type="spellEnd"/>
       </w:hyperlink>
     </w:p>
     <w:p>
@@ -10183,59 +9051,39 @@
           <w:rPr>
             <w:rStyle w:val="Hyperlink"/>
           </w:rPr>
-          <w:t xml:space="preserve">What is </w:t>
+          <w:t>What is ChatOps? A guide to its evolution and adoption</w:t>
         </w:r>
-        <w:proofErr w:type="spellStart"/>
+      </w:hyperlink>
+    </w:p>
+    <w:p>
+      <w:pPr>
+        <w:pStyle w:val="ListParagraph"/>
+        <w:numPr>
+          <w:ilvl w:val="1"/>
+          <w:numId w:val="14"/>
+        </w:numPr>
+        <w:rPr>
+          <w:lang w:val="en-US"/>
+        </w:rPr>
+      </w:pPr>
+      <w:hyperlink r:id="rId22" w:history="1">
         <w:r>
           <w:rPr>
             <w:rStyle w:val="Hyperlink"/>
           </w:rPr>
-          <w:t>ChatOps</w:t>
-        </w:r>
-        <w:proofErr w:type="spellEnd"/>
-        <w:r>
-          <w:rPr>
-            <w:rStyle w:val="Hyperlink"/>
-          </w:rPr>
-          <w:t>? A guide to its evolution and adoption</w:t>
+          <w:t>ChatOps for incident management | Atlassian</w:t>
         </w:r>
       </w:hyperlink>
     </w:p>
     <w:p>
       <w:pPr>
-        <w:pStyle w:val="ListParagraph"/>
-        <w:numPr>
-          <w:ilvl w:val="1"/>
-          <w:numId w:val="14"/>
-        </w:numPr>
-        <w:rPr>
-          <w:lang w:val="en-US"/>
-        </w:rPr>
-      </w:pPr>
-      <w:hyperlink r:id="rId22" w:history="1">
-        <w:proofErr w:type="spellStart"/>
-        <w:r>
-          <w:rPr>
-            <w:rStyle w:val="Hyperlink"/>
-          </w:rPr>
-          <w:t>ChatOps</w:t>
-        </w:r>
-        <w:proofErr w:type="spellEnd"/>
-        <w:r>
-          <w:rPr>
-            <w:rStyle w:val="Hyperlink"/>
-          </w:rPr>
-          <w:t xml:space="preserve"> for incident management | Atlassian</w:t>
-        </w:r>
-      </w:hyperlink>
-    </w:p>
-    <w:p>
-      <w:pPr>
         <w:pStyle w:val="Heading2"/>
         <w:rPr>
           <w:lang w:val="en-US"/>
         </w:rPr>
       </w:pPr>
+      <w:bookmarkStart w:id="1" w:name="_Code_Commit"/>
+      <w:bookmarkEnd w:id="1"/>
       <w:r>
         <w:rPr>
           <w:lang w:val="en-US"/>
@@ -10426,22 +9274,21 @@
         <w:rPr>
           <w:lang w:val="en-US"/>
         </w:rPr>
+        <w:lastRenderedPageBreak/>
         <w:t xml:space="preserve">Collaboration and communication </w:t>
       </w:r>
     </w:p>
     <w:p>
       <w:pPr>
-        <w:pStyle w:val="ListParagraph"/>
-        <w:numPr>
-          <w:ilvl w:val="0"/>
-          <w:numId w:val="14"/>
-        </w:numPr>
-        <w:rPr>
-          <w:lang w:val="en-US"/>
-        </w:rPr>
-      </w:pPr>
-      <w:r>
-        <w:rPr>
+        <w:pStyle w:val="Heading2"/>
+        <w:rPr>
+          <w:color w:val="EE0000"/>
+          <w:lang w:val="en-US"/>
+        </w:rPr>
+      </w:pPr>
+      <w:r>
+        <w:rPr>
+          <w:color w:val="EE0000"/>
           <w:lang w:val="en-US"/>
         </w:rPr>
         <w:t>Collective Body of Knowledge (CBOK)</w:t>
@@ -10449,9 +9296,68 @@
     </w:p>
     <w:p>
       <w:pPr>
-        <w:pStyle w:val="ListParagraph"/>
-        <w:numPr>
-          <w:ilvl w:val="1"/>
+        <w:rPr>
+          <w:lang w:val="en-US"/>
+        </w:rPr>
+      </w:pPr>
+      <w:r>
+        <w:rPr>
+          <w:lang w:val="en-US"/>
+        </w:rPr>
+        <w:t>“</w:t>
+      </w:r>
+      <w:r>
+        <w:rPr>
+          <w:lang w:val="en-US"/>
+        </w:rPr>
+        <w:t xml:space="preserve">A collective body of knowledge is the shared, accumulated expertise, information, and experiences of a group, organization, or field, exceeding what any single individual knows. It represents a "living" repository of best practices, lessons learned, and data contributed by many, often used to inform decisions and drive </w:t>
+      </w:r>
+      <w:r>
+        <w:rPr>
+          <w:lang w:val="en-US"/>
+        </w:rPr>
+        <w:t>innovation.</w:t>
+      </w:r>
+      <w:r>
+        <w:rPr>
+          <w:lang w:val="en-US"/>
+        </w:rPr>
+        <w:t>”</w:t>
+      </w:r>
+    </w:p>
+    <w:p>
+      <w:pPr>
+        <w:rPr>
+          <w:color w:val="EE0000"/>
+          <w:lang w:val="en-US"/>
+        </w:rPr>
+      </w:pPr>
+      <w:r>
+        <w:rPr>
+          <w:color w:val="EE0000"/>
+          <w:lang w:val="en-US"/>
+        </w:rPr>
+        <w:t>IS THIS A GENERAL CONCEPT, OR SPECIFICALLY RELATING TO DEVOPS? - WAITING ON RESPONSE FROM TUTOR</w:t>
+      </w:r>
+    </w:p>
+    <w:p>
+      <w:pPr>
+        <w:rPr>
+          <w:lang w:val="en-US"/>
+        </w:rPr>
+      </w:pPr>
+      <w:r>
+        <w:rPr>
+          <w:lang w:val="en-US"/>
+        </w:rPr>
+        <w:t>Sources:</w:t>
+      </w:r>
+    </w:p>
+    <w:p>
+      <w:pPr>
+        <w:pStyle w:val="ListParagraph"/>
+        <w:numPr>
+          <w:ilvl w:val="0"/>
           <w:numId w:val="14"/>
         </w:numPr>
         <w:rPr>
@@ -10463,21 +9369,19 @@
           <w:rPr>
             <w:rStyle w:val="Hyperlink"/>
           </w:rPr>
-          <w:t xml:space="preserve">DevOps Institute Announces First Playbook to Ignite </w:t>
+          <w:t>DevOps Instit</w:t>
         </w:r>
-        <w:proofErr w:type="gramStart"/>
         <w:r>
           <w:rPr>
             <w:rStyle w:val="Hyperlink"/>
           </w:rPr>
-          <w:t>The</w:t>
+          <w:t>u</w:t>
         </w:r>
-        <w:proofErr w:type="gramEnd"/>
         <w:r>
           <w:rPr>
             <w:rStyle w:val="Hyperlink"/>
           </w:rPr>
-          <w:t xml:space="preserve"> DevOps Journey - DevOps.com</w:t>
+          <w:t>te Announces First Playbook to Ignite The DevOps Journey - DevOps.com</w:t>
         </w:r>
       </w:hyperlink>
     </w:p>
@@ -10485,28 +9389,368 @@
       <w:pPr>
         <w:pStyle w:val="ListParagraph"/>
         <w:numPr>
-          <w:ilvl w:val="1"/>
+          <w:ilvl w:val="0"/>
           <w:numId w:val="14"/>
         </w:numPr>
         <w:rPr>
           <w:lang w:val="en-US"/>
         </w:rPr>
       </w:pPr>
-      <w:hyperlink r:id="rId25" w:anchor=":~:text=call%20it%20the-,CBOK,-.%20ITIL%20is%20part" w:history="1">
+      <w:hyperlink r:id="rId25" w:history="1">
         <w:r>
           <w:rPr>
             <w:rStyle w:val="Hyperlink"/>
+          </w:rPr>
+          <w:t>Stop Trying to D</w:t>
+        </w:r>
+        <w:r>
+          <w:rPr>
+            <w:rStyle w:val="Hyperlink"/>
+          </w:rPr>
+          <w:t>e</w:t>
+        </w:r>
+        <w:r>
+          <w:rPr>
+            <w:rStyle w:val="Hyperlink"/>
+          </w:rPr>
+          <w:t>fine DevOps — It’s the “New IT” | by Jayne Groll | The Humans of DevOps | Medium</w:t>
+        </w:r>
+      </w:hyperlink>
+    </w:p>
+    <w:p>
+      <w:pPr>
+        <w:pStyle w:val="Heading2"/>
+        <w:rPr>
+          <w:lang w:val="en-US"/>
+        </w:rPr>
+      </w:pPr>
+      <w:bookmarkStart w:id="2" w:name="_Constraint"/>
+      <w:bookmarkEnd w:id="2"/>
+      <w:r>
+        <w:rPr>
+          <w:lang w:val="en-US"/>
+        </w:rPr>
+        <w:t xml:space="preserve">Constraint </w:t>
+      </w:r>
+    </w:p>
+    <w:p>
+      <w:pPr>
+        <w:rPr>
+          <w:lang w:val="en-US"/>
+        </w:rPr>
+      </w:pPr>
+      <w:r>
+        <w:rPr>
+          <w:lang w:val="en-US"/>
+        </w:rPr>
+        <w:t xml:space="preserve">A constraint, in the context of </w:t>
+      </w:r>
+      <w:r>
+        <w:rPr>
+          <w:lang w:val="en-US"/>
+        </w:rPr>
+        <w:t>Eliyahu M. Goldratt</w:t>
+      </w:r>
+      <w:r>
+        <w:rPr>
+          <w:lang w:val="en-US"/>
+        </w:rPr>
+        <w:t>’s ‘</w:t>
+      </w:r>
+      <w:hyperlink w:anchor="_Theory_of_Constraints" w:history="1">
+        <w:r>
+          <w:rPr>
+            <w:rStyle w:val="Hyperlink"/>
+            <w:b/>
+            <w:bCs/>
             <w:lang w:val="en-US"/>
           </w:rPr>
-          <w:t>https://www.devopsinstitute.com/itil-sre-devops-best-framework-for-your-org-e8/#:~:text=call%20it%20the-,CBOK,-.%20ITIL%20is%20part</w:t>
+          <w:t>Theory of Constraints</w:t>
         </w:r>
       </w:hyperlink>
+      <w:r>
+        <w:rPr>
+          <w:lang w:val="en-US"/>
+        </w:rPr>
+        <w:t xml:space="preserve">’ (TOC), is </w:t>
+      </w:r>
+      <w:r>
+        <w:rPr>
+          <w:lang w:val="en-US"/>
+        </w:rPr>
+        <w:t xml:space="preserve">anything that prevents </w:t>
+      </w:r>
+      <w:r>
+        <w:rPr>
+          <w:lang w:val="en-US"/>
+        </w:rPr>
+        <w:t>a manageable</w:t>
+      </w:r>
+      <w:r>
+        <w:rPr>
+          <w:lang w:val="en-US"/>
+        </w:rPr>
+        <w:t xml:space="preserve"> system from achieving its goal</w:t>
+      </w:r>
+      <w:r>
+        <w:rPr>
+          <w:lang w:val="en-US"/>
+        </w:rPr>
+        <w:t>.</w:t>
+      </w:r>
+    </w:p>
+    <w:p>
+      <w:pPr>
+        <w:rPr>
+          <w:lang w:val="en-US"/>
+        </w:rPr>
+      </w:pPr>
+      <w:r>
+        <w:rPr>
+          <w:lang w:val="en-US"/>
+        </w:rPr>
+        <w:t xml:space="preserve">A </w:t>
+      </w:r>
+      <w:r>
+        <w:rPr>
+          <w:lang w:val="en-US"/>
+        </w:rPr>
+        <w:t>core principle of TOC</w:t>
+      </w:r>
+      <w:r>
+        <w:rPr>
+          <w:lang w:val="en-US"/>
+        </w:rPr>
+        <w:t xml:space="preserve"> stipulates that there are not tens of hundreds of constraints</w:t>
+      </w:r>
+      <w:r>
+        <w:rPr>
+          <w:lang w:val="en-US"/>
+        </w:rPr>
+        <w:t>, but at most only a few in any given system, and always at least one.</w:t>
+      </w:r>
+    </w:p>
+    <w:p>
+      <w:pPr>
+        <w:rPr>
+          <w:lang w:val="en-US"/>
+        </w:rPr>
+      </w:pPr>
+      <w:r>
+        <w:rPr>
+          <w:lang w:val="en-US"/>
+        </w:rPr>
+        <w:t>Constraints can be internal or external to the system;</w:t>
+      </w:r>
+    </w:p>
+    <w:p>
+      <w:pPr>
+        <w:pStyle w:val="ListParagraph"/>
+        <w:numPr>
+          <w:ilvl w:val="0"/>
+          <w:numId w:val="14"/>
+        </w:numPr>
+        <w:rPr>
+          <w:lang w:val="en-US"/>
+        </w:rPr>
+      </w:pPr>
+      <w:r>
+        <w:rPr>
+          <w:lang w:val="en-US"/>
+        </w:rPr>
+        <w:t xml:space="preserve">An internal constraint is evident when the market demands more from a system than it can deliver. </w:t>
+      </w:r>
+      <w:r>
+        <w:rPr>
+          <w:lang w:val="en-US"/>
+        </w:rPr>
+        <w:t xml:space="preserve">With these, an organization should focus on discovering the constraint and using </w:t>
+      </w:r>
+      <w:hyperlink w:anchor="_The_Five_Focusing" w:history="1">
+        <w:r>
+          <w:rPr>
+            <w:rStyle w:val="Hyperlink"/>
+            <w:b/>
+            <w:bCs/>
+            <w:lang w:val="en-US"/>
+          </w:rPr>
+          <w:t>the five focusing steps</w:t>
+        </w:r>
+      </w:hyperlink>
+      <w:r>
+        <w:rPr>
+          <w:color w:val="EE0000"/>
+          <w:lang w:val="en-US"/>
+        </w:rPr>
+        <w:t xml:space="preserve"> </w:t>
+      </w:r>
+      <w:r>
+        <w:rPr>
+          <w:lang w:val="en-US"/>
+        </w:rPr>
+        <w:t xml:space="preserve">to open it up and potentially remove it. </w:t>
+      </w:r>
+      <w:r>
+        <w:rPr>
+          <w:lang w:val="en-US"/>
+        </w:rPr>
+        <w:t>Examples</w:t>
+      </w:r>
+      <w:r>
+        <w:rPr>
+          <w:lang w:val="en-US"/>
+        </w:rPr>
+        <w:t xml:space="preserve"> of internal constraints</w:t>
+      </w:r>
+      <w:r>
+        <w:rPr>
+          <w:lang w:val="en-US"/>
+        </w:rPr>
+        <w:t xml:space="preserve"> include;</w:t>
+      </w:r>
     </w:p>
     <w:p>
       <w:pPr>
         <w:pStyle w:val="ListParagraph"/>
         <w:numPr>
           <w:ilvl w:val="1"/>
+          <w:numId w:val="14"/>
+        </w:numPr>
+        <w:rPr>
+          <w:lang w:val="en-US"/>
+        </w:rPr>
+      </w:pPr>
+      <w:r>
+        <w:rPr>
+          <w:b/>
+          <w:bCs/>
+          <w:lang w:val="en-US"/>
+        </w:rPr>
+        <w:t>Equipment</w:t>
+      </w:r>
+      <w:r>
+        <w:rPr>
+          <w:lang w:val="en-US"/>
+        </w:rPr>
+        <w:t xml:space="preserve"> –</w:t>
+      </w:r>
+      <w:r>
+        <w:rPr>
+          <w:lang w:val="en-US"/>
+        </w:rPr>
+        <w:t xml:space="preserve"> The way equipment is currently used limits the ability of the system to produce more salable goods/services.</w:t>
+      </w:r>
+    </w:p>
+    <w:p>
+      <w:pPr>
+        <w:pStyle w:val="ListParagraph"/>
+        <w:numPr>
+          <w:ilvl w:val="1"/>
+          <w:numId w:val="14"/>
+        </w:numPr>
+        <w:rPr>
+          <w:lang w:val="en-US"/>
+        </w:rPr>
+      </w:pPr>
+      <w:r>
+        <w:rPr>
+          <w:b/>
+          <w:bCs/>
+          <w:lang w:val="en-US"/>
+        </w:rPr>
+        <w:t>People</w:t>
+      </w:r>
+      <w:r>
+        <w:rPr>
+          <w:lang w:val="en-US"/>
+        </w:rPr>
+        <w:t xml:space="preserve"> –</w:t>
+      </w:r>
+      <w:r>
+        <w:rPr>
+          <w:lang w:val="en-US"/>
+        </w:rPr>
+        <w:t xml:space="preserve"> Lack of skilled people limits the system. Mental models held by people can cause behaviour that becomes a constraint.</w:t>
+      </w:r>
+    </w:p>
+    <w:p>
+      <w:pPr>
+        <w:pStyle w:val="ListParagraph"/>
+        <w:numPr>
+          <w:ilvl w:val="1"/>
+          <w:numId w:val="14"/>
+        </w:numPr>
+        <w:rPr>
+          <w:lang w:val="en-US"/>
+        </w:rPr>
+      </w:pPr>
+      <w:r>
+        <w:rPr>
+          <w:b/>
+          <w:bCs/>
+          <w:lang w:val="en-US"/>
+        </w:rPr>
+        <w:t>Policy</w:t>
+      </w:r>
+      <w:r>
+        <w:rPr>
+          <w:lang w:val="en-US"/>
+        </w:rPr>
+        <w:t xml:space="preserve"> –</w:t>
+      </w:r>
+      <w:r>
+        <w:rPr>
+          <w:lang w:val="en-US"/>
+        </w:rPr>
+        <w:t xml:space="preserve"> A written or unwritten policy prevents the system from making more.</w:t>
+      </w:r>
+    </w:p>
+    <w:p>
+      <w:pPr>
+        <w:pStyle w:val="ListParagraph"/>
+        <w:numPr>
+          <w:ilvl w:val="0"/>
+          <w:numId w:val="14"/>
+        </w:numPr>
+        <w:rPr>
+          <w:lang w:val="en-US"/>
+        </w:rPr>
+      </w:pPr>
+      <w:r>
+        <w:rPr>
+          <w:lang w:val="en-US"/>
+        </w:rPr>
+        <w:t xml:space="preserve">An external constraint </w:t>
+      </w:r>
+      <w:r>
+        <w:rPr>
+          <w:lang w:val="en-US"/>
+        </w:rPr>
+        <w:t>exists when the system can produce more than the market will bear. In these cases, the organization should focus on mechanisms to create more demand for its products or services.</w:t>
+      </w:r>
+    </w:p>
+    <w:p>
+      <w:pPr>
+        <w:rPr>
+          <w:b/>
+          <w:bCs/>
+          <w:lang w:val="en-US"/>
+        </w:rPr>
+      </w:pPr>
+      <w:r>
+        <w:rPr>
+          <w:b/>
+          <w:bCs/>
+          <w:lang w:val="en-US"/>
+        </w:rPr>
+        <w:t>Sources:</w:t>
+      </w:r>
+    </w:p>
+    <w:p>
+      <w:pPr>
+        <w:pStyle w:val="ListParagraph"/>
+        <w:numPr>
+          <w:ilvl w:val="0"/>
           <w:numId w:val="14"/>
         </w:numPr>
         <w:rPr>
@@ -10518,12 +9762,175 @@
           <w:rPr>
             <w:rStyle w:val="Hyperlink"/>
           </w:rPr>
-          <w:t>Stop Trying to Define DevOps — It’s the “New IT” | by Jayne Groll | The Humans of DevOps | Medium</w:t>
+          <w:t>Theory of constraints - Wikipedia</w:t>
         </w:r>
       </w:hyperlink>
     </w:p>
     <w:p>
       <w:pPr>
+        <w:pStyle w:val="Heading2"/>
+        <w:rPr>
+          <w:lang w:val="en-US"/>
+        </w:rPr>
+      </w:pPr>
+      <w:r>
+        <w:rPr>
+          <w:lang w:val="en-US"/>
+        </w:rPr>
+        <w:t>Containers</w:t>
+      </w:r>
+    </w:p>
+    <w:p>
+      <w:pPr>
+        <w:rPr>
+          <w:lang w:val="en-US"/>
+        </w:rPr>
+      </w:pPr>
+      <w:r>
+        <w:rPr>
+          <w:lang w:val="en-US"/>
+        </w:rPr>
+        <w:t>Containers, in the context of containerization, are applications packaged with all their dependencies (libraries, configuration files, runtime, etc.) into a single, portable unit.</w:t>
+      </w:r>
+    </w:p>
+    <w:p>
+      <w:pPr>
+        <w:rPr>
+          <w:lang w:val="en-US"/>
+        </w:rPr>
+      </w:pPr>
+      <w:r>
+        <w:rPr>
+          <w:lang w:val="en-US"/>
+        </w:rPr>
+        <w:t>Before containers, applications were mostly ‘</w:t>
+      </w:r>
+      <w:r>
+        <w:rPr>
+          <w:b/>
+          <w:bCs/>
+          <w:color w:val="EE0000"/>
+          <w:lang w:val="en-US"/>
+        </w:rPr>
+        <w:t>monolithic</w:t>
+      </w:r>
+      <w:r>
+        <w:rPr>
+          <w:lang w:val="en-US"/>
+        </w:rPr>
+        <w:t>’</w:t>
+      </w:r>
+      <w:r>
+        <w:rPr>
+          <w:lang w:val="en-US"/>
+        </w:rPr>
+        <w:t>, built as a single, large codebase with UI, business logic, and database layers all combined; even a small change required rebuilding and redeploying the entire application.</w:t>
+      </w:r>
+    </w:p>
+    <w:p>
+      <w:pPr>
+        <w:rPr>
+          <w:lang w:val="en-US"/>
+        </w:rPr>
+      </w:pPr>
+      <w:r>
+        <w:rPr>
+          <w:lang w:val="en-US"/>
+        </w:rPr>
+        <w:t>Now, with containers, applications can exist as portable units, able to run consistently across any environment and</w:t>
+      </w:r>
+      <w:r>
+        <w:rPr>
+          <w:lang w:val="en-US"/>
+        </w:rPr>
+        <w:t xml:space="preserve"> be deployed, replicated, and rolled back quickly and individually.</w:t>
+      </w:r>
+    </w:p>
+    <w:p>
+      <w:pPr>
+        <w:rPr>
+          <w:lang w:val="en-US"/>
+        </w:rPr>
+      </w:pPr>
+      <w:r>
+        <w:t>A</w:t>
+      </w:r>
+      <w:r>
+        <w:t xml:space="preserve">n increasingly common practice is to use container clusters to implement </w:t>
+      </w:r>
+      <w:hyperlink w:anchor="_Microservices" w:history="1">
+        <w:r>
+          <w:rPr>
+            <w:rStyle w:val="Hyperlink"/>
+            <w:b/>
+            <w:bCs/>
+          </w:rPr>
+          <w:t>microservices</w:t>
+        </w:r>
+      </w:hyperlink>
+      <w:r>
+        <w:t>. Containers allow for the isolation, packaging, and deployment of microservices, while orchestration scales out a group of containers into an application.</w:t>
+      </w:r>
+    </w:p>
+    <w:p>
+      <w:pPr>
+        <w:rPr>
+          <w:lang w:val="en-US"/>
+        </w:rPr>
+      </w:pPr>
+      <w:r>
+        <w:rPr>
+          <w:lang w:val="en-US"/>
+        </w:rPr>
+        <w:t xml:space="preserve">In the context of DevOps, </w:t>
+      </w:r>
+      <w:r>
+        <w:rPr>
+          <w:lang w:val="en-US"/>
+        </w:rPr>
+        <w:t>c</w:t>
+      </w:r>
+      <w:r>
+        <w:rPr>
+          <w:lang w:val="en-US"/>
+        </w:rPr>
+        <w:t xml:space="preserve">ontainers also contribute to modern </w:t>
+      </w:r>
+      <w:r>
+        <w:rPr>
+          <w:b/>
+          <w:bCs/>
+          <w:color w:val="EE0000"/>
+          <w:lang w:val="en-US"/>
+        </w:rPr>
+        <w:t>CI/CD pipelines</w:t>
+      </w:r>
+      <w:r>
+        <w:rPr>
+          <w:lang w:val="en-US"/>
+        </w:rPr>
+        <w:t>, integrating seamlessly with automated pipelines, ensuring smoother collaboration between developers, testers, and operations teams.</w:t>
+      </w:r>
+    </w:p>
+    <w:p>
+      <w:pPr>
+        <w:rPr>
+          <w:b/>
+          <w:bCs/>
+          <w:lang w:val="en-US"/>
+        </w:rPr>
+      </w:pPr>
+      <w:r>
+        <w:rPr>
+          <w:b/>
+          <w:bCs/>
+          <w:lang w:val="en-US"/>
+        </w:rPr>
+        <w:t>Sources:</w:t>
+      </w:r>
+    </w:p>
+    <w:p>
+      <w:pPr>
         <w:pStyle w:val="ListParagraph"/>
         <w:numPr>
           <w:ilvl w:val="0"/>
@@ -10533,221 +9940,115 @@
           <w:lang w:val="en-US"/>
         </w:rPr>
       </w:pPr>
-      <w:r>
-        <w:rPr>
-          <w:lang w:val="en-US"/>
-        </w:rPr>
-        <w:t xml:space="preserve">Constraint  </w:t>
-      </w:r>
-    </w:p>
-    <w:p>
-      <w:pPr>
-        <w:pStyle w:val="ListParagraph"/>
-        <w:numPr>
-          <w:ilvl w:val="0"/>
-          <w:numId w:val="14"/>
-        </w:numPr>
-        <w:rPr>
-          <w:lang w:val="en-US"/>
-        </w:rPr>
-      </w:pPr>
-      <w:r>
-        <w:rPr>
-          <w:lang w:val="en-US"/>
-        </w:rPr>
-        <w:t>Containers</w:t>
-      </w:r>
-    </w:p>
-    <w:p>
-      <w:pPr>
-        <w:pStyle w:val="ListParagraph"/>
-        <w:numPr>
-          <w:ilvl w:val="1"/>
-          <w:numId w:val="14"/>
-        </w:numPr>
-        <w:rPr>
-          <w:lang w:val="en-US"/>
-        </w:rPr>
-      </w:pPr>
-      <w:r>
-        <w:rPr>
-          <w:lang w:val="en-US"/>
-        </w:rPr>
-        <w:t>Seems to refer to the concept from the first chapter, where software is packaged in self-contained ‘</w:t>
-      </w:r>
-      <w:proofErr w:type="gramStart"/>
-      <w:r>
-        <w:rPr>
-          <w:lang w:val="en-US"/>
-        </w:rPr>
-        <w:t>containers’</w:t>
-      </w:r>
-      <w:proofErr w:type="gramEnd"/>
-      <w:r>
-        <w:rPr>
-          <w:lang w:val="en-US"/>
-        </w:rPr>
-        <w:t>. The reason this relates to DevOps is that the IT software practice translates so well to the practices DevOps teaches.</w:t>
-      </w:r>
-    </w:p>
-    <w:p>
-      <w:pPr>
-        <w:pStyle w:val="ListParagraph"/>
-        <w:numPr>
-          <w:ilvl w:val="1"/>
-          <w:numId w:val="14"/>
-        </w:numPr>
-        <w:rPr>
-          <w:lang w:val="en-US"/>
-        </w:rPr>
-      </w:pPr>
-      <w:r>
-        <w:rPr>
-          <w:lang w:val="en-US"/>
-        </w:rPr>
-        <w:t xml:space="preserve">Docker is mentioned in CI/CD as one of the tools used during the process, which is </w:t>
-      </w:r>
-      <w:proofErr w:type="gramStart"/>
-      <w:r>
-        <w:rPr>
-          <w:lang w:val="en-US"/>
-        </w:rPr>
-        <w:t>a software</w:t>
-      </w:r>
-      <w:proofErr w:type="gramEnd"/>
-      <w:r>
-        <w:rPr>
-          <w:lang w:val="en-US"/>
-        </w:rPr>
-        <w:t xml:space="preserve"> used for containers, so I reckon that’s right; this is more a software concept, which </w:t>
-      </w:r>
-      <w:r>
-        <w:rPr>
-          <w:lang w:val="en-US"/>
-        </w:rPr>
-        <w:t>DevOps</w:t>
-      </w:r>
-      <w:r>
-        <w:rPr>
-          <w:lang w:val="en-US"/>
-        </w:rPr>
-        <w:t xml:space="preserve"> is heavily intertwined </w:t>
-      </w:r>
-      <w:proofErr w:type="spellStart"/>
-      <w:r>
-        <w:rPr>
-          <w:lang w:val="en-US"/>
-        </w:rPr>
-        <w:t>wth</w:t>
-      </w:r>
-      <w:proofErr w:type="spellEnd"/>
-    </w:p>
-    <w:p>
-      <w:pPr>
-        <w:pStyle w:val="ListParagraph"/>
-        <w:numPr>
-          <w:ilvl w:val="1"/>
-          <w:numId w:val="14"/>
-        </w:numPr>
-        <w:rPr>
-          <w:lang w:val="en-US"/>
-        </w:rPr>
-      </w:pPr>
-      <w:hyperlink r:id="rId27" w:anchor=":~:text=DevOps%20containers%20and%20containerization%20are%20a%20key,instances%20on%20the%20same%20host%20without%20interference." w:history="1">
+      <w:hyperlink r:id="rId27" w:history="1">
         <w:r>
           <w:rPr>
             <w:rStyle w:val="Hyperlink"/>
           </w:rPr>
-          <w:t>DevOps Containers &amp; Containerization</w:t>
+          <w:t>Containerization in DevOps - GeeksforGeeks</w:t>
         </w:r>
       </w:hyperlink>
     </w:p>
     <w:p>
       <w:pPr>
-        <w:pStyle w:val="ListParagraph"/>
-        <w:numPr>
-          <w:ilvl w:val="1"/>
-          <w:numId w:val="14"/>
-        </w:numPr>
-        <w:rPr>
-          <w:lang w:val="en-US"/>
-        </w:rPr>
-      </w:pPr>
-      <w:hyperlink r:id="rId28" w:anchor=":~:text=Containers%20provide%20a%20standardized%20format,from%20dev%20box%20to%20production." w:history="1">
+        <w:pStyle w:val="Heading2"/>
+        <w:rPr>
+          <w:lang w:val="en-US"/>
+        </w:rPr>
+      </w:pPr>
+      <w:r>
+        <w:rPr>
+          <w:lang w:val="en-US"/>
+        </w:rPr>
+        <w:t>Continuous integration</w:t>
+      </w:r>
+      <w:r>
+        <w:rPr>
+          <w:lang w:val="en-US"/>
+        </w:rPr>
+        <w:t xml:space="preserve"> (CI)</w:t>
+      </w:r>
+    </w:p>
+    <w:p>
+      <w:pPr>
+        <w:rPr>
+          <w:lang w:val="en-US"/>
+        </w:rPr>
+      </w:pPr>
+      <w:r>
+        <w:rPr>
+          <w:lang w:val="en-US"/>
+        </w:rPr>
+        <w:t xml:space="preserve">Continuous Integration (CI) refers to a </w:t>
+      </w:r>
+      <w:r>
+        <w:rPr>
+          <w:b/>
+          <w:bCs/>
+          <w:lang w:val="en-US"/>
+        </w:rPr>
+        <w:t>s</w:t>
+      </w:r>
+      <w:r>
+        <w:rPr>
+          <w:b/>
+          <w:bCs/>
+          <w:lang w:val="en-US"/>
+        </w:rPr>
+        <w:t>oftware development practice</w:t>
+      </w:r>
+      <w:r>
+        <w:rPr>
+          <w:lang w:val="en-US"/>
+        </w:rPr>
+        <w:t xml:space="preserve">, often </w:t>
+      </w:r>
+      <w:r>
+        <w:rPr>
+          <w:lang w:val="en-US"/>
+        </w:rPr>
+        <w:t>paired with other continuous practices within</w:t>
+      </w:r>
+      <w:r>
+        <w:rPr>
+          <w:lang w:val="en-US"/>
+        </w:rPr>
+        <w:t xml:space="preserve"> the </w:t>
+      </w:r>
+      <w:r>
+        <w:rPr>
+          <w:b/>
+          <w:bCs/>
+          <w:color w:val="EE0000"/>
+          <w:lang w:val="en-US"/>
+        </w:rPr>
+        <w:t>CI/CD pipeline</w:t>
+      </w:r>
+      <w:r>
+        <w:rPr>
+          <w:lang w:val="en-US"/>
+        </w:rPr>
+        <w:t>, where</w:t>
+      </w:r>
+      <w:r>
+        <w:rPr>
+          <w:b/>
+          <w:bCs/>
+          <w:lang w:val="en-US"/>
+        </w:rPr>
+        <w:t xml:space="preserve"> </w:t>
+      </w:r>
+      <w:hyperlink w:anchor="_Code_Commit" w:history="1">
         <w:r>
           <w:rPr>
             <w:rStyle w:val="Hyperlink"/>
+            <w:b/>
+            <w:bCs/>
+            <w:lang w:val="en-US"/>
           </w:rPr>
-          <w:t>What is a container? | Microsoft Azure</w:t>
+          <w:t>code commits</w:t>
         </w:r>
       </w:hyperlink>
-    </w:p>
-    <w:p>
-      <w:pPr>
-        <w:pStyle w:val="Heading2"/>
-        <w:rPr>
-          <w:lang w:val="en-US"/>
-        </w:rPr>
-      </w:pPr>
-      <w:r>
-        <w:rPr>
-          <w:lang w:val="en-US"/>
-        </w:rPr>
-        <w:t>Continuous integration</w:t>
-      </w:r>
-      <w:r>
-        <w:rPr>
-          <w:lang w:val="en-US"/>
-        </w:rPr>
-        <w:t xml:space="preserve"> (CI)</w:t>
-      </w:r>
-    </w:p>
-    <w:p>
-      <w:pPr>
-        <w:rPr>
-          <w:lang w:val="en-US"/>
-        </w:rPr>
-      </w:pPr>
-      <w:r>
-        <w:rPr>
-          <w:lang w:val="en-US"/>
-        </w:rPr>
-        <w:t xml:space="preserve">Continuous Integration (CI) refers to a </w:t>
-      </w:r>
-      <w:r>
-        <w:rPr>
-          <w:b/>
-          <w:bCs/>
-          <w:lang w:val="en-US"/>
-        </w:rPr>
-        <w:t>s</w:t>
-      </w:r>
-      <w:r>
-        <w:rPr>
-          <w:b/>
-          <w:bCs/>
-          <w:lang w:val="en-US"/>
-        </w:rPr>
-        <w:t>oftware development practice</w:t>
-      </w:r>
-      <w:r>
-        <w:rPr>
-          <w:lang w:val="en-US"/>
-        </w:rPr>
-        <w:t xml:space="preserve">, often </w:t>
-      </w:r>
-      <w:r>
-        <w:rPr>
-          <w:lang w:val="en-US"/>
-        </w:rPr>
-        <w:t>paired with other continuous practices within</w:t>
-      </w:r>
-      <w:r>
-        <w:rPr>
-          <w:lang w:val="en-US"/>
-        </w:rPr>
-        <w:t xml:space="preserve"> the </w:t>
-      </w:r>
       <w:r>
         <w:rPr>
           <w:b/>
@@ -10755,35 +10056,12 @@
           <w:color w:val="EE0000"/>
           <w:lang w:val="en-US"/>
         </w:rPr>
-        <w:t>CI/CD pipeline</w:t>
-      </w:r>
-      <w:r>
-        <w:rPr>
-          <w:lang w:val="en-US"/>
-        </w:rPr>
-        <w:t>, where</w:t>
-      </w:r>
-      <w:r>
-        <w:rPr>
-          <w:b/>
-          <w:bCs/>
-          <w:lang w:val="en-US"/>
-        </w:rPr>
         <w:t xml:space="preserve"> </w:t>
       </w:r>
       <w:r>
         <w:rPr>
           <w:b/>
           <w:bCs/>
-          <w:color w:val="EE0000"/>
-          <w:lang w:val="en-US"/>
-        </w:rPr>
-        <w:t xml:space="preserve">code commits </w:t>
-      </w:r>
-      <w:r>
-        <w:rPr>
-          <w:b/>
-          <w:bCs/>
           <w:lang w:val="en-US"/>
         </w:rPr>
         <w:t>from multiple developers</w:t>
@@ -10829,7 +10107,6 @@
         <w:rPr>
           <w:lang w:val="en-US"/>
         </w:rPr>
-        <w:lastRenderedPageBreak/>
         <w:t>Automating CI involves an automated CI server monitoring a repository for commits. When one is detected, the system builds the code, runs tests and, if the test fails, the build is rejected and the developer is notified immediately.</w:t>
       </w:r>
     </w:p>
@@ -10861,7 +10138,7 @@
           <w:lang w:val="en-US"/>
         </w:rPr>
       </w:pPr>
-      <w:hyperlink r:id="rId29" w:history="1">
+      <w:hyperlink r:id="rId28" w:history="1">
         <w:r>
           <w:rPr>
             <w:rStyle w:val="Hyperlink"/>
@@ -10881,7 +10158,7 @@
           <w:lang w:val="en-US"/>
         </w:rPr>
       </w:pPr>
-      <w:hyperlink r:id="rId30" w:history="1">
+      <w:hyperlink r:id="rId29" w:history="1">
         <w:r>
           <w:rPr>
             <w:rStyle w:val="Hyperlink"/>
@@ -10901,21 +10178,25 @@
           <w:lang w:val="en-US"/>
         </w:rPr>
       </w:pPr>
-      <w:hyperlink r:id="rId31" w:history="1">
+      <w:hyperlink r:id="rId30" w:history="1">
         <w:r>
           <w:rPr>
             <w:rStyle w:val="Hyperlink"/>
           </w:rPr>
           <w:t xml:space="preserve">What is CI/CD? - </w:t>
         </w:r>
-        <w:proofErr w:type="spellStart"/>
         <w:r>
           <w:rPr>
             <w:rStyle w:val="Hyperlink"/>
           </w:rPr>
-          <w:t>GeeksforGeeks</w:t>
+          <w:t>G</w:t>
         </w:r>
-        <w:proofErr w:type="spellEnd"/>
+        <w:r>
+          <w:rPr>
+            <w:rStyle w:val="Hyperlink"/>
+          </w:rPr>
+          <w:t>eeksforGeeks</w:t>
+        </w:r>
       </w:hyperlink>
     </w:p>
     <w:p>
@@ -10996,21 +10277,7 @@
         <w:rPr>
           <w:lang w:val="en-US"/>
         </w:rPr>
-        <w:t xml:space="preserve">, </w:t>
-      </w:r>
-      <w:proofErr w:type="gramStart"/>
-      <w:r>
-        <w:rPr>
-          <w:lang w:val="en-US"/>
-        </w:rPr>
-        <w:t>where</w:t>
-      </w:r>
-      <w:proofErr w:type="gramEnd"/>
-      <w:r>
-        <w:rPr>
-          <w:lang w:val="en-US"/>
-        </w:rPr>
-        <w:t xml:space="preserve"> </w:t>
+        <w:t xml:space="preserve">, where </w:t>
       </w:r>
     </w:p>
     <w:p>
@@ -11024,7 +10291,7 @@
           <w:lang w:val="en-US"/>
         </w:rPr>
       </w:pPr>
-      <w:hyperlink r:id="rId32" w:history="1">
+      <w:hyperlink r:id="rId31" w:history="1">
         <w:r>
           <w:rPr>
             <w:rStyle w:val="Hyperlink"/>
@@ -11044,78 +10311,62 @@
           <w:lang w:val="en-US"/>
         </w:rPr>
       </w:pPr>
+      <w:hyperlink r:id="rId32" w:history="1">
+        <w:r>
+          <w:rPr>
+            <w:rStyle w:val="Hyperlink"/>
+          </w:rPr>
+          <w:t>What is CI/CD? - GeeksforGeeks</w:t>
+        </w:r>
+      </w:hyperlink>
+    </w:p>
+    <w:p>
+      <w:pPr>
+        <w:pStyle w:val="ListParagraph"/>
+        <w:numPr>
+          <w:ilvl w:val="0"/>
+          <w:numId w:val="14"/>
+        </w:numPr>
+        <w:rPr>
+          <w:lang w:val="en-US"/>
+        </w:rPr>
+      </w:pPr>
+      <w:r>
+        <w:rPr>
+          <w:lang w:val="en-US"/>
+        </w:rPr>
+        <w:t xml:space="preserve">Continuous testing </w:t>
+      </w:r>
+    </w:p>
+    <w:p>
+      <w:pPr>
+        <w:pStyle w:val="ListParagraph"/>
+        <w:numPr>
+          <w:ilvl w:val="1"/>
+          <w:numId w:val="14"/>
+        </w:numPr>
+        <w:rPr>
+          <w:lang w:val="en-US"/>
+        </w:rPr>
+      </w:pPr>
       <w:hyperlink r:id="rId33" w:history="1">
         <w:r>
           <w:rPr>
             <w:rStyle w:val="Hyperlink"/>
           </w:rPr>
-          <w:t xml:space="preserve">What is CI/CD? - </w:t>
+          <w:t>What is CI/CD? - GeeksforGeeks</w:t>
         </w:r>
-        <w:proofErr w:type="spellStart"/>
-        <w:r>
-          <w:rPr>
-            <w:rStyle w:val="Hyperlink"/>
-          </w:rPr>
-          <w:t>GeeksforGeeks</w:t>
-        </w:r>
-        <w:proofErr w:type="spellEnd"/>
       </w:hyperlink>
     </w:p>
     <w:p>
       <w:pPr>
-        <w:pStyle w:val="ListParagraph"/>
-        <w:numPr>
-          <w:ilvl w:val="0"/>
-          <w:numId w:val="14"/>
-        </w:numPr>
-        <w:rPr>
-          <w:lang w:val="en-US"/>
-        </w:rPr>
-      </w:pPr>
-      <w:r>
-        <w:rPr>
-          <w:lang w:val="en-US"/>
-        </w:rPr>
-        <w:t xml:space="preserve">Continuous testing </w:t>
-      </w:r>
-    </w:p>
-    <w:p>
-      <w:pPr>
-        <w:pStyle w:val="ListParagraph"/>
-        <w:numPr>
-          <w:ilvl w:val="1"/>
-          <w:numId w:val="14"/>
-        </w:numPr>
-        <w:rPr>
-          <w:lang w:val="en-US"/>
-        </w:rPr>
-      </w:pPr>
-      <w:hyperlink r:id="rId34" w:history="1">
-        <w:r>
-          <w:rPr>
-            <w:rStyle w:val="Hyperlink"/>
-          </w:rPr>
-          <w:t xml:space="preserve">What is CI/CD? - </w:t>
-        </w:r>
-        <w:proofErr w:type="spellStart"/>
-        <w:r>
-          <w:rPr>
-            <w:rStyle w:val="Hyperlink"/>
-          </w:rPr>
-          <w:t>GeeksforGeeks</w:t>
-        </w:r>
-        <w:proofErr w:type="spellEnd"/>
-      </w:hyperlink>
-    </w:p>
-    <w:p>
-      <w:pPr>
         <w:pStyle w:val="Heading2"/>
         <w:rPr>
           <w:lang w:val="en-US"/>
         </w:rPr>
       </w:pPr>
-      <w:bookmarkStart w:id="1" w:name="_Cultural_Debt"/>
-      <w:bookmarkEnd w:id="1"/>
+      <w:bookmarkStart w:id="3" w:name="_Cultural_Debt"/>
+      <w:bookmarkEnd w:id="3"/>
       <w:r>
         <w:rPr>
           <w:lang w:val="en-US"/>
@@ -11212,23 +10463,7 @@
           <w:b/>
           <w:bCs/>
         </w:rPr>
-        <w:t xml:space="preserve">This can manifest as, for </w:t>
-      </w:r>
-      <w:proofErr w:type="gramStart"/>
-      <w:r>
-        <w:rPr>
-          <w:b/>
-          <w:bCs/>
-        </w:rPr>
-        <w:t>example;</w:t>
-      </w:r>
-      <w:proofErr w:type="gramEnd"/>
-      <w:r>
-        <w:rPr>
-          <w:b/>
-          <w:bCs/>
-        </w:rPr>
-        <w:t xml:space="preserve"> </w:t>
+        <w:t xml:space="preserve">This can manifest as, for example; </w:t>
       </w:r>
     </w:p>
     <w:p>
@@ -11378,7 +10613,7 @@
           <w:numId w:val="17"/>
         </w:numPr>
       </w:pPr>
-      <w:hyperlink r:id="rId35" w:history="1">
+      <w:hyperlink r:id="rId34" w:history="1">
         <w:r>
           <w:rPr>
             <w:rStyle w:val="Hyperlink"/>
@@ -11398,7 +10633,7 @@
           <w:lang w:val="en-US"/>
         </w:rPr>
       </w:pPr>
-      <w:hyperlink r:id="rId36" w:history="1">
+      <w:hyperlink r:id="rId35" w:history="1">
         <w:r>
           <w:rPr>
             <w:rStyle w:val="Hyperlink"/>
@@ -11414,8 +10649,8 @@
           <w:lang w:val="en-US"/>
         </w:rPr>
       </w:pPr>
-      <w:bookmarkStart w:id="2" w:name="_Cycle_time"/>
-      <w:bookmarkEnd w:id="2"/>
+      <w:bookmarkStart w:id="4" w:name="_Cycle_time"/>
+      <w:bookmarkEnd w:id="4"/>
       <w:r>
         <w:rPr>
           <w:lang w:val="en-US"/>
@@ -11488,6 +10723,7 @@
         <w:rPr>
           <w:lang w:val="en-US"/>
         </w:rPr>
+        <w:lastRenderedPageBreak/>
         <w:t>In the development world, this refers to the time</w:t>
       </w:r>
       <w:r>
@@ -11514,14 +10750,17 @@
         </w:rPr>
         <w:t xml:space="preserve"> from when developers make a </w:t>
       </w:r>
-      <w:proofErr w:type="gramStart"/>
-      <w:r>
-        <w:rPr>
-          <w:lang w:val="en-US"/>
-        </w:rPr>
-        <w:t>commit</w:t>
-      </w:r>
-      <w:proofErr w:type="gramEnd"/>
+      <w:hyperlink w:anchor="_Code_Commit" w:history="1">
+        <w:r>
+          <w:rPr>
+            <w:rStyle w:val="Hyperlink"/>
+            <w:b/>
+            <w:bCs/>
+            <w:lang w:val="en-US"/>
+          </w:rPr>
+          <w:t>commit</w:t>
+        </w:r>
+      </w:hyperlink>
       <w:r>
         <w:rPr>
           <w:lang w:val="en-US"/>
@@ -11585,7 +10824,7 @@
           <w:lang w:val="en-US"/>
         </w:rPr>
       </w:pPr>
-      <w:hyperlink r:id="rId37" w:history="1">
+      <w:hyperlink r:id="rId36" w:history="1">
         <w:r>
           <w:rPr>
             <w:rStyle w:val="Hyperlink"/>
@@ -11605,7 +10844,7 @@
           <w:lang w:val="en-US"/>
         </w:rPr>
       </w:pPr>
-      <w:hyperlink r:id="rId38" w:history="1">
+      <w:hyperlink r:id="rId37" w:history="1">
         <w:r>
           <w:rPr>
             <w:rStyle w:val="Hyperlink"/>
@@ -11625,7 +10864,7 @@
           <w:lang w:val="en-US"/>
         </w:rPr>
       </w:pPr>
-      <w:hyperlink r:id="rId39" w:history="1">
+      <w:hyperlink r:id="rId38" w:history="1">
         <w:r>
           <w:rPr>
             <w:rStyle w:val="Hyperlink"/>
@@ -11645,7 +10884,7 @@
           <w:lang w:val="en-US"/>
         </w:rPr>
       </w:pPr>
-      <w:hyperlink r:id="rId40" w:history="1">
+      <w:hyperlink r:id="rId39" w:history="1">
         <w:r>
           <w:rPr>
             <w:rStyle w:val="Hyperlink"/>
@@ -11706,8 +10945,8 @@
           <w:lang w:val="en-US"/>
         </w:rPr>
       </w:pPr>
-      <w:bookmarkStart w:id="3" w:name="_Deployment_frequency"/>
-      <w:bookmarkEnd w:id="3"/>
+      <w:bookmarkStart w:id="5" w:name="_Deployment_frequency"/>
+      <w:bookmarkEnd w:id="5"/>
       <w:r>
         <w:rPr>
           <w:lang w:val="en-US"/>
@@ -11725,21 +10964,7 @@
         <w:rPr>
           <w:lang w:val="en-US"/>
         </w:rPr>
-        <w:t xml:space="preserve">Deployment Frequency refers to how often an organization successfully </w:t>
-      </w:r>
-      <w:proofErr w:type="gramStart"/>
-      <w:r>
-        <w:rPr>
-          <w:lang w:val="en-US"/>
-        </w:rPr>
-        <w:t>releases to</w:t>
-      </w:r>
-      <w:proofErr w:type="gramEnd"/>
-      <w:r>
-        <w:rPr>
-          <w:lang w:val="en-US"/>
-        </w:rPr>
-        <w:t xml:space="preserve"> production.</w:t>
+        <w:t>Deployment Frequency refers to how often an organization successfully releases to production.</w:t>
       </w:r>
     </w:p>
     <w:p>
@@ -11884,7 +11109,6 @@
         </w:rPr>
       </w:pPr>
       <w:r>
-        <w:lastRenderedPageBreak/>
         <w:t xml:space="preserve">At a high level, </w:t>
       </w:r>
       <w:r>
@@ -11957,7 +11181,7 @@
           <w:lang w:val="en-US"/>
         </w:rPr>
       </w:pPr>
-      <w:hyperlink r:id="rId41" w:history="1">
+      <w:hyperlink r:id="rId40" w:history="1">
         <w:r>
           <w:rPr>
             <w:rStyle w:val="Hyperlink"/>
@@ -11977,7 +11201,7 @@
           <w:lang w:val="en-US"/>
         </w:rPr>
       </w:pPr>
-      <w:hyperlink r:id="rId42" w:history="1">
+      <w:hyperlink r:id="rId41" w:history="1">
         <w:r>
           <w:rPr>
             <w:rStyle w:val="Hyperlink"/>
@@ -11997,7 +11221,7 @@
           <w:lang w:val="en-US"/>
         </w:rPr>
       </w:pPr>
-      <w:hyperlink r:id="rId43" w:history="1">
+      <w:hyperlink r:id="rId42" w:history="1">
         <w:r>
           <w:rPr>
             <w:rStyle w:val="Hyperlink"/>
@@ -12024,14 +11248,32 @@
           <w:lang w:val="en-US"/>
         </w:rPr>
       </w:pPr>
-      <w:proofErr w:type="spellStart"/>
       <w:r>
         <w:rPr>
           <w:lang w:val="en-US"/>
         </w:rPr>
         <w:t>DevSecOps</w:t>
       </w:r>
-      <w:proofErr w:type="spellEnd"/>
+    </w:p>
+    <w:p>
+      <w:pPr>
+        <w:pStyle w:val="ListParagraph"/>
+        <w:numPr>
+          <w:ilvl w:val="1"/>
+          <w:numId w:val="14"/>
+        </w:numPr>
+        <w:rPr>
+          <w:lang w:val="en-US"/>
+        </w:rPr>
+      </w:pPr>
+      <w:hyperlink r:id="rId43" w:history="1">
+        <w:r>
+          <w:rPr>
+            <w:rStyle w:val="Hyperlink"/>
+          </w:rPr>
+          <w:t>What Is DevSecOps? Definition and Best Practices | Microsoft Security</w:t>
+        </w:r>
+      </w:hyperlink>
     </w:p>
     <w:p>
       <w:pPr>
@@ -12049,21 +11291,7 @@
           <w:rPr>
             <w:rStyle w:val="Hyperlink"/>
           </w:rPr>
-          <w:t xml:space="preserve">What Is </w:t>
-        </w:r>
-        <w:proofErr w:type="spellStart"/>
-        <w:r>
-          <w:rPr>
-            <w:rStyle w:val="Hyperlink"/>
-          </w:rPr>
-          <w:t>DevSecOps</w:t>
-        </w:r>
-        <w:proofErr w:type="spellEnd"/>
-        <w:r>
-          <w:rPr>
-            <w:rStyle w:val="Hyperlink"/>
-          </w:rPr>
-          <w:t>? Definition and Best Practices | Microsoft Security</w:t>
+          <w:t>What is DevSecOps?</w:t>
         </w:r>
       </w:hyperlink>
     </w:p>
@@ -12083,21 +11311,7 @@
           <w:rPr>
             <w:rStyle w:val="Hyperlink"/>
           </w:rPr>
-          <w:t xml:space="preserve">What is </w:t>
-        </w:r>
-        <w:proofErr w:type="spellStart"/>
-        <w:r>
-          <w:rPr>
-            <w:rStyle w:val="Hyperlink"/>
-          </w:rPr>
-          <w:t>DevSecOps</w:t>
-        </w:r>
-        <w:proofErr w:type="spellEnd"/>
-        <w:r>
-          <w:rPr>
-            <w:rStyle w:val="Hyperlink"/>
-          </w:rPr>
-          <w:t>?</w:t>
+          <w:t>What is DevSecOps? - Developer Security Operations Explained - AWS</w:t>
         </w:r>
       </w:hyperlink>
     </w:p>
@@ -12105,6 +11319,42 @@
       <w:pPr>
         <w:pStyle w:val="ListParagraph"/>
         <w:numPr>
+          <w:ilvl w:val="0"/>
+          <w:numId w:val="14"/>
+        </w:numPr>
+        <w:rPr>
+          <w:lang w:val="en-US"/>
+        </w:rPr>
+      </w:pPr>
+      <w:r>
+        <w:rPr>
+          <w:lang w:val="en-US"/>
+        </w:rPr>
+        <w:t xml:space="preserve">DevOps </w:t>
+      </w:r>
+    </w:p>
+    <w:p>
+      <w:pPr>
+        <w:pStyle w:val="ListParagraph"/>
+        <w:numPr>
+          <w:ilvl w:val="0"/>
+          <w:numId w:val="14"/>
+        </w:numPr>
+        <w:rPr>
+          <w:lang w:val="en-US"/>
+        </w:rPr>
+      </w:pPr>
+      <w:r>
+        <w:rPr>
+          <w:lang w:val="en-US"/>
+        </w:rPr>
+        <w:t>DevOps metrics</w:t>
+      </w:r>
+    </w:p>
+    <w:p>
+      <w:pPr>
+        <w:pStyle w:val="ListParagraph"/>
+        <w:numPr>
           <w:ilvl w:val="1"/>
           <w:numId w:val="14"/>
         </w:numPr>
@@ -12112,63 +11362,11 @@
           <w:lang w:val="en-US"/>
         </w:rPr>
       </w:pPr>
-      <w:hyperlink r:id="rId46" w:history="1">
-        <w:r>
-          <w:rPr>
-            <w:rStyle w:val="Hyperlink"/>
-          </w:rPr>
-          <w:t xml:space="preserve">What is </w:t>
-        </w:r>
-        <w:proofErr w:type="spellStart"/>
-        <w:r>
-          <w:rPr>
-            <w:rStyle w:val="Hyperlink"/>
-          </w:rPr>
-          <w:t>DevSecOps</w:t>
-        </w:r>
-        <w:proofErr w:type="spellEnd"/>
-        <w:r>
-          <w:rPr>
-            <w:rStyle w:val="Hyperlink"/>
-          </w:rPr>
-          <w:t>? - Developer Security Operations Explained - AWS</w:t>
-        </w:r>
-      </w:hyperlink>
-    </w:p>
-    <w:p>
-      <w:pPr>
-        <w:pStyle w:val="ListParagraph"/>
-        <w:numPr>
-          <w:ilvl w:val="0"/>
-          <w:numId w:val="14"/>
-        </w:numPr>
-        <w:rPr>
-          <w:lang w:val="en-US"/>
-        </w:rPr>
-      </w:pPr>
-      <w:r>
-        <w:rPr>
-          <w:lang w:val="en-US"/>
-        </w:rPr>
-        <w:t xml:space="preserve">DevOps </w:t>
-      </w:r>
-    </w:p>
-    <w:p>
-      <w:pPr>
-        <w:pStyle w:val="ListParagraph"/>
-        <w:numPr>
-          <w:ilvl w:val="0"/>
-          <w:numId w:val="14"/>
-        </w:numPr>
-        <w:rPr>
-          <w:lang w:val="en-US"/>
-        </w:rPr>
-      </w:pPr>
-      <w:r>
-        <w:rPr>
-          <w:lang w:val="en-US"/>
-        </w:rPr>
-        <w:t>DevOps metrics</w:t>
+      <w:r>
+        <w:rPr>
+          <w:lang w:val="en-US"/>
+        </w:rPr>
+        <w:t>4 important ones</w:t>
       </w:r>
     </w:p>
     <w:p>
@@ -12186,7 +11384,43 @@
         <w:rPr>
           <w:lang w:val="en-US"/>
         </w:rPr>
-        <w:t>4 important ones</w:t>
+        <w:t>But are there many more???</w:t>
+      </w:r>
+    </w:p>
+    <w:p>
+      <w:pPr>
+        <w:pStyle w:val="ListParagraph"/>
+        <w:numPr>
+          <w:ilvl w:val="0"/>
+          <w:numId w:val="14"/>
+        </w:numPr>
+        <w:rPr>
+          <w:lang w:val="en-US"/>
+        </w:rPr>
+      </w:pPr>
+      <w:r>
+        <w:rPr>
+          <w:lang w:val="en-US"/>
+        </w:rPr>
+        <w:t xml:space="preserve">DevOps stakeholders </w:t>
+      </w:r>
+    </w:p>
+    <w:p>
+      <w:pPr>
+        <w:pStyle w:val="ListParagraph"/>
+        <w:numPr>
+          <w:ilvl w:val="0"/>
+          <w:numId w:val="14"/>
+        </w:numPr>
+        <w:rPr>
+          <w:lang w:val="en-US"/>
+        </w:rPr>
+      </w:pPr>
+      <w:r>
+        <w:rPr>
+          <w:lang w:val="en-US"/>
+        </w:rPr>
+        <w:t>DevOps teams</w:t>
       </w:r>
     </w:p>
     <w:p>
@@ -12200,61 +11434,7 @@
           <w:lang w:val="en-US"/>
         </w:rPr>
       </w:pPr>
-      <w:r>
-        <w:rPr>
-          <w:lang w:val="en-US"/>
-        </w:rPr>
-        <w:t>But are there many more???</w:t>
-      </w:r>
-    </w:p>
-    <w:p>
-      <w:pPr>
-        <w:pStyle w:val="ListParagraph"/>
-        <w:numPr>
-          <w:ilvl w:val="0"/>
-          <w:numId w:val="14"/>
-        </w:numPr>
-        <w:rPr>
-          <w:lang w:val="en-US"/>
-        </w:rPr>
-      </w:pPr>
-      <w:r>
-        <w:rPr>
-          <w:lang w:val="en-US"/>
-        </w:rPr>
-        <w:t xml:space="preserve">DevOps stakeholders </w:t>
-      </w:r>
-    </w:p>
-    <w:p>
-      <w:pPr>
-        <w:pStyle w:val="ListParagraph"/>
-        <w:numPr>
-          <w:ilvl w:val="0"/>
-          <w:numId w:val="14"/>
-        </w:numPr>
-        <w:rPr>
-          <w:lang w:val="en-US"/>
-        </w:rPr>
-      </w:pPr>
-      <w:r>
-        <w:rPr>
-          <w:lang w:val="en-US"/>
-        </w:rPr>
-        <w:t>DevOps teams</w:t>
-      </w:r>
-    </w:p>
-    <w:p>
-      <w:pPr>
-        <w:pStyle w:val="ListParagraph"/>
-        <w:numPr>
-          <w:ilvl w:val="1"/>
-          <w:numId w:val="14"/>
-        </w:numPr>
-        <w:rPr>
-          <w:lang w:val="en-US"/>
-        </w:rPr>
-      </w:pPr>
-      <w:hyperlink r:id="rId47" w:history="1">
+      <w:hyperlink r:id="rId46" w:history="1">
         <w:r>
           <w:rPr>
             <w:rStyle w:val="Hyperlink"/>
@@ -12309,21 +11489,7 @@
         <w:rPr>
           <w:lang w:val="en-US"/>
         </w:rPr>
-        <w:t xml:space="preserve"> Every company I have worked with has a bloated DevOps stack. Terraform, Kubernetes, Jenkins, </w:t>
-      </w:r>
-      <w:proofErr w:type="spellStart"/>
-      <w:r>
-        <w:rPr>
-          <w:lang w:val="en-US"/>
-        </w:rPr>
-        <w:t>ArgoCD</w:t>
-      </w:r>
-      <w:proofErr w:type="spellEnd"/>
-      <w:r>
-        <w:rPr>
-          <w:lang w:val="en-US"/>
-        </w:rPr>
-        <w:t>, GitHub Actions, Helm, Spinnaker</w:t>
+        <w:t xml:space="preserve"> Every company I have worked with has a bloated DevOps stack. Terraform, Kubernetes, Jenkins, ArgoCD, GitHub Actions, Helm, Spinnaker</w:t>
       </w:r>
       <w:r>
         <w:rPr>
@@ -12349,21 +11515,7 @@
         <w:rPr>
           <w:lang w:val="en-US"/>
         </w:rPr>
-        <w:t xml:space="preserve">s like every tool </w:t>
-      </w:r>
-      <w:proofErr w:type="gramStart"/>
-      <w:r>
-        <w:rPr>
-          <w:lang w:val="en-US"/>
-        </w:rPr>
-        <w:t>fixes</w:t>
-      </w:r>
-      <w:proofErr w:type="gramEnd"/>
-      <w:r>
-        <w:rPr>
-          <w:lang w:val="en-US"/>
-        </w:rPr>
-        <w:t xml:space="preserve"> one thing but breaks another, and somehow, the entire setup is still fragile as hell. Instead of simplifying DevOps, we</w:t>
+        <w:t>s like every tool fixes one thing but breaks another, and somehow, the entire setup is still fragile as hell. Instead of simplifying DevOps, we</w:t>
       </w:r>
       <w:r>
         <w:rPr>
@@ -12400,21 +11552,7 @@
         <w:rPr>
           <w:lang w:val="en-US"/>
         </w:rPr>
-        <w:t xml:space="preserve">This is just a reddit complaint, but mentions potential </w:t>
-      </w:r>
-      <w:proofErr w:type="gramStart"/>
-      <w:r>
-        <w:rPr>
-          <w:lang w:val="en-US"/>
-        </w:rPr>
-        <w:t>tools;</w:t>
-      </w:r>
-      <w:proofErr w:type="gramEnd"/>
-      <w:r>
-        <w:rPr>
-          <w:lang w:val="en-US"/>
-        </w:rPr>
-        <w:t xml:space="preserve"> the DevOps stack?</w:t>
+        <w:t>This is just a reddit complaint, but mentions potential tools; the DevOps stack?</w:t>
       </w:r>
     </w:p>
     <w:p>
@@ -12428,21 +11566,13 @@
           <w:lang w:val="en-US"/>
         </w:rPr>
       </w:pPr>
-      <w:hyperlink r:id="rId48" w:history="1">
+      <w:hyperlink r:id="rId47" w:history="1">
         <w:r>
           <w:rPr>
             <w:rStyle w:val="Hyperlink"/>
           </w:rPr>
-          <w:t>Why is DevOps still such a fragmented, exhausting (and ofc costly) mess in 2025? : r/</w:t>
+          <w:t>Why is DevOps still such a fragmented, exhausting (and ofc costly) mess in 2025? : r/devops</w:t>
         </w:r>
-        <w:proofErr w:type="spellStart"/>
-        <w:r>
-          <w:rPr>
-            <w:rStyle w:val="Hyperlink"/>
-          </w:rPr>
-          <w:t>devops</w:t>
-        </w:r>
-        <w:proofErr w:type="spellEnd"/>
       </w:hyperlink>
     </w:p>
     <w:p>
@@ -12474,7 +11604,7 @@
           <w:lang w:val="en-US"/>
         </w:rPr>
       </w:pPr>
-      <w:hyperlink r:id="rId49" w:history="1">
+      <w:hyperlink r:id="rId48" w:history="1">
         <w:r>
           <w:rPr>
             <w:rStyle w:val="Hyperlink"/>
@@ -12542,42 +11672,15 @@
           <w:bCs/>
           <w:lang w:val="en-US"/>
         </w:rPr>
-        <w:t xml:space="preserve">a DevOps Dojo provides a space where teams can study and practices DevOps principles, </w:t>
-      </w:r>
-      <w:r>
-        <w:rPr>
-          <w:b/>
-          <w:bCs/>
-          <w:lang w:val="en-US"/>
-        </w:rPr>
-        <w:lastRenderedPageBreak/>
-        <w:t xml:space="preserve">tools, and Agile methodologies on real-world projects with guidance from </w:t>
-      </w:r>
-      <w:proofErr w:type="gramStart"/>
-      <w:r>
-        <w:rPr>
-          <w:b/>
-          <w:bCs/>
-          <w:lang w:val="en-US"/>
-        </w:rPr>
-        <w:t>experts</w:t>
-      </w:r>
-      <w:r>
-        <w:rPr>
-          <w:b/>
-          <w:bCs/>
-          <w:lang w:val="en-US"/>
-        </w:rPr>
-        <w:t>;</w:t>
-      </w:r>
-      <w:proofErr w:type="gramEnd"/>
-      <w:r>
-        <w:rPr>
-          <w:b/>
-          <w:bCs/>
-          <w:lang w:val="en-US"/>
-        </w:rPr>
-        <w:t xml:space="preserve"> DevOps coaches</w:t>
+        <w:t>a DevOps Dojo provides a space where teams can study and practices DevOps principles, tools, and Agile methodologies on real-world projects with guidance from experts</w:t>
+      </w:r>
+      <w:r>
+        <w:rPr>
+          <w:b/>
+          <w:bCs/>
+          <w:lang w:val="en-US"/>
+        </w:rPr>
+        <w:t>; DevOps coaches</w:t>
       </w:r>
       <w:r>
         <w:rPr>
@@ -12641,7 +11744,7 @@
           <w:lang w:val="en-US"/>
         </w:rPr>
       </w:pPr>
-      <w:hyperlink r:id="rId50" w:anchor=":~:text=A%20DevOps%20Dojo%20is%20a%20place%20where,teams%20with%20a%20collaborative%2C%20risk%2Dfree%20learning%20environment" w:history="1">
+      <w:hyperlink r:id="rId49" w:anchor=":~:text=A%20DevOps%20Dojo%20is%20a%20place%20where,teams%20with%20a%20collaborative%2C%20risk%2Dfree%20learning%20environment" w:history="1">
         <w:r>
           <w:rPr>
             <w:rStyle w:val="Hyperlink"/>
@@ -12661,7 +11764,7 @@
           <w:lang w:val="en-US"/>
         </w:rPr>
       </w:pPr>
-      <w:hyperlink r:id="rId51" w:history="1">
+      <w:hyperlink r:id="rId50" w:history="1">
         <w:r>
           <w:rPr>
             <w:rStyle w:val="Hyperlink"/>
@@ -12692,21 +11795,7 @@
         <w:rPr>
           <w:lang w:val="en-US"/>
         </w:rPr>
-        <w:t>employee Net Promoter Score (</w:t>
-      </w:r>
-      <w:proofErr w:type="spellStart"/>
-      <w:r>
-        <w:rPr>
-          <w:lang w:val="en-US"/>
-        </w:rPr>
-        <w:t>eNPS</w:t>
-      </w:r>
-      <w:proofErr w:type="spellEnd"/>
-      <w:r>
-        <w:rPr>
-          <w:lang w:val="en-US"/>
-        </w:rPr>
-        <w:t>)</w:t>
+        <w:t>employee Net Promoter Score (eNPS)</w:t>
       </w:r>
     </w:p>
     <w:p>
@@ -12724,36 +11813,15 @@
         <w:rPr>
           <w:lang w:val="en-US"/>
         </w:rPr>
+        <w:lastRenderedPageBreak/>
         <w:t>“</w:t>
       </w:r>
       <w:r>
         <w:rPr>
           <w:lang w:val="en-US"/>
         </w:rPr>
-        <w:t>Employee Net Promoter Score (</w:t>
-      </w:r>
-      <w:proofErr w:type="spellStart"/>
-      <w:r>
-        <w:rPr>
-          <w:lang w:val="en-US"/>
-        </w:rPr>
-        <w:t>eNPS</w:t>
-      </w:r>
-      <w:proofErr w:type="spellEnd"/>
-      <w:r>
-        <w:rPr>
-          <w:lang w:val="en-US"/>
-        </w:rPr>
-        <w:t xml:space="preserve">) is a way for organizations to measure employee loyalty. The Net Promoter Score, originally a customer service tool, was later used internally on employees instead of </w:t>
-      </w:r>
-      <w:proofErr w:type="gramStart"/>
-      <w:r>
-        <w:rPr>
-          <w:lang w:val="en-US"/>
-        </w:rPr>
-        <w:t>customers.”</w:t>
-      </w:r>
-      <w:proofErr w:type="gramEnd"/>
+        <w:t>Employee Net Promoter Score (eNPS) is a way for organizations to measure employee loyalty. The Net Promoter Score, originally a customer service tool, was later used internally on employees instead of customers.”</w:t>
+      </w:r>
     </w:p>
     <w:p>
       <w:pPr>
@@ -12784,7 +11852,7 @@
           <w:lang w:val="en-US"/>
         </w:rPr>
       </w:pPr>
-      <w:hyperlink r:id="rId52" w:history="1">
+      <w:hyperlink r:id="rId51" w:history="1">
         <w:r>
           <w:rPr>
             <w:rStyle w:val="Hyperlink"/>
@@ -12942,7 +12010,7 @@
           <w:lang w:val="en-US"/>
         </w:rPr>
       </w:pPr>
-      <w:hyperlink r:id="rId53" w:history="1">
+      <w:hyperlink r:id="rId52" w:history="1">
         <w:r>
           <w:rPr>
             <w:rStyle w:val="Hyperlink"/>
@@ -12988,7 +12056,7 @@
           <w:lang w:val="en-US"/>
         </w:rPr>
       </w:pPr>
-      <w:hyperlink r:id="rId54" w:history="1">
+      <w:hyperlink r:id="rId53" w:history="1">
         <w:r>
           <w:rPr>
             <w:rStyle w:val="Hyperlink"/>
@@ -13008,40 +12076,12 @@
           <w:lang w:val="en-US"/>
         </w:rPr>
       </w:pPr>
-      <w:hyperlink r:id="rId55" w:history="1">
+      <w:hyperlink r:id="rId54" w:history="1">
         <w:r>
           <w:rPr>
             <w:rStyle w:val="Hyperlink"/>
           </w:rPr>
-          <w:t xml:space="preserve">The Engineer’s Golden Circle: Why "Start </w:t>
-        </w:r>
-        <w:proofErr w:type="gramStart"/>
-        <w:r>
-          <w:rPr>
-            <w:rStyle w:val="Hyperlink"/>
-          </w:rPr>
-          <w:t>With</w:t>
-        </w:r>
-        <w:proofErr w:type="gramEnd"/>
-        <w:r>
-          <w:rPr>
-            <w:rStyle w:val="Hyperlink"/>
-          </w:rPr>
-          <w:t xml:space="preserve"> Why" Isn’t Just a Buzzword, It’s Your Most Powerful Debugging Tool | by </w:t>
-        </w:r>
-        <w:proofErr w:type="spellStart"/>
-        <w:r>
-          <w:rPr>
-            <w:rStyle w:val="Hyperlink"/>
-          </w:rPr>
-          <w:t>Slimen</w:t>
-        </w:r>
-        <w:proofErr w:type="spellEnd"/>
-        <w:r>
-          <w:rPr>
-            <w:rStyle w:val="Hyperlink"/>
-          </w:rPr>
-          <w:t xml:space="preserve"> HMIDI | Medium</w:t>
+          <w:t>The Engineer’s Golden Circle: Why "Start With Why" Isn’t Just a Buzzword, It’s Your Most Powerful Debugging Tool | by Slimen HMIDI | Medium</w:t>
         </w:r>
       </w:hyperlink>
     </w:p>
@@ -13110,7 +12150,7 @@
           <w:lang w:val="en-US"/>
         </w:rPr>
       </w:pPr>
-      <w:hyperlink r:id="rId56" w:history="1">
+      <w:hyperlink r:id="rId55" w:history="1">
         <w:r>
           <w:rPr>
             <w:rStyle w:val="Hyperlink"/>
@@ -13130,7 +12170,6 @@
         <w:rPr>
           <w:lang w:val="en-US"/>
         </w:rPr>
-        <w:lastRenderedPageBreak/>
         <w:t>IT Service Management (ITSM)</w:t>
       </w:r>
     </w:p>
@@ -13188,7 +12227,7 @@
           <w:lang w:val="en-US"/>
         </w:rPr>
       </w:pPr>
-      <w:hyperlink r:id="rId57" w:history="1">
+      <w:hyperlink r:id="rId56" w:history="1">
         <w:r>
           <w:rPr>
             <w:rStyle w:val="Hyperlink"/>
@@ -13234,6 +12273,7 @@
         <w:rPr>
           <w:lang w:val="en-US"/>
         </w:rPr>
+        <w:lastRenderedPageBreak/>
         <w:t>“</w:t>
       </w:r>
       <w:r>
@@ -13254,15 +12294,7 @@
         <w:t xml:space="preserve"> </w:t>
       </w:r>
       <w:r>
-        <w:t>that visualizes work, limits work-in-</w:t>
-      </w:r>
-      <w:proofErr w:type="gramStart"/>
-      <w:r>
-        <w:t>progress, and</w:t>
-      </w:r>
-      <w:proofErr w:type="gramEnd"/>
-      <w:r>
-        <w:t xml:space="preserve"> promotes </w:t>
+        <w:t xml:space="preserve">that visualizes work, limits work-in-progress, and promotes </w:t>
       </w:r>
       <w:r>
         <w:rPr>
@@ -13315,7 +12347,7 @@
                     </pic:cNvPicPr>
                   </pic:nvPicPr>
                   <pic:blipFill>
-                    <a:blip r:embed="rId58">
+                    <a:blip r:embed="rId57">
                       <a:extLst>
                         <a:ext uri="{28A0092B-C50C-407E-A947-70E740481C1C}">
                           <a14:useLocalDpi xmlns:a14="http://schemas.microsoft.com/office/drawing/2010/main" val="0"/>
@@ -13358,7 +12390,7 @@
           <w:lang w:val="en-US"/>
         </w:rPr>
       </w:pPr>
-      <w:hyperlink r:id="rId59" w:history="1">
+      <w:hyperlink r:id="rId58" w:history="1">
         <w:r>
           <w:rPr>
             <w:rStyle w:val="Hyperlink"/>
@@ -13394,15 +12426,7 @@
         </w:numPr>
       </w:pPr>
       <w:r>
-        <w:t xml:space="preserve">…Initially designed for the stages of grief, the creator consistently said it can be applied elsewhere. Today, it’s used more </w:t>
-      </w:r>
-      <w:proofErr w:type="gramStart"/>
-      <w:r>
-        <w:t>broadly,</w:t>
-      </w:r>
-      <w:proofErr w:type="gramEnd"/>
-      <w:r>
-        <w:t xml:space="preserve"> to even describe the stages an organisation goes through during change</w:t>
+        <w:t>…Initially designed for the stages of grief, the creator consistently said it can be applied elsewhere. Today, it’s used more broadly, to even describe the stages an organisation goes through during change</w:t>
       </w:r>
       <w:r>
         <w:t>???</w:t>
@@ -13471,11 +12495,7 @@
         <w:t>“</w:t>
       </w:r>
       <w:r>
-        <w:t xml:space="preserve">Today, the Kübler-Ross Change Curve remains a widely used framework for understanding the emotional dimensions of change across many settings. Consistent with Kübler-Ross’ original perspective, its value lies not in predicting </w:t>
-      </w:r>
-      <w:r>
-        <w:lastRenderedPageBreak/>
-        <w:t>outcomes but in encouraging greater awareness, patience, and compassion for the varied ways people respond to loss, uncertainty, and transformation.</w:t>
+        <w:t>Today, the Kübler-Ross Change Curve remains a widely used framework for understanding the emotional dimensions of change across many settings. Consistent with Kübler-Ross’ original perspective, its value lies not in predicting outcomes but in encouraging greater awareness, patience, and compassion for the varied ways people respond to loss, uncertainty, and transformation.</w:t>
       </w:r>
       <w:r>
         <w:t>”</w:t>
@@ -13493,6 +12513,7 @@
         <w:rPr>
           <w:noProof/>
         </w:rPr>
+        <w:lastRenderedPageBreak/>
         <w:drawing>
           <wp:inline distT="0" distB="0" distL="0" distR="0" wp14:anchorId="48C999B2" wp14:editId="4F3E487C">
             <wp:extent cx="4922520" cy="3769060"/>
@@ -13511,7 +12532,7 @@
                     </pic:cNvPicPr>
                   </pic:nvPicPr>
                   <pic:blipFill>
-                    <a:blip r:embed="rId60">
+                    <a:blip r:embed="rId59">
                       <a:extLst>
                         <a:ext uri="{28A0092B-C50C-407E-A947-70E740481C1C}">
                           <a14:useLocalDpi xmlns:a14="http://schemas.microsoft.com/office/drawing/2010/main" val="0"/>
@@ -13554,7 +12575,7 @@
           <w:lang w:val="en-US"/>
         </w:rPr>
       </w:pPr>
-      <w:hyperlink r:id="rId61" w:history="1">
+      <w:hyperlink r:id="rId60" w:history="1">
         <w:r>
           <w:rPr>
             <w:rStyle w:val="Hyperlink"/>
@@ -13574,7 +12595,7 @@
           <w:lang w:val="en-US"/>
         </w:rPr>
       </w:pPr>
-      <w:hyperlink r:id="rId62" w:anchor=":~:text=The%20K%C3%BCbler%2DRoss%20Change%20Curve%2C%20originally%20developed%20to%20describe%20the,change%20into%20the%20organizational%20culture." w:history="1">
+      <w:hyperlink r:id="rId61" w:anchor=":~:text=The%20K%C3%BCbler%2DRoss%20Change%20Curve%2C%20originally%20developed%20to%20describe%20the,change%20into%20the%20organizational%20culture." w:history="1">
         <w:r>
           <w:rPr>
             <w:rStyle w:val="Hyperlink"/>
@@ -13594,21 +12615,13 @@
           <w:lang w:val="en-US"/>
         </w:rPr>
       </w:pPr>
-      <w:hyperlink r:id="rId63" w:anchor=":~:text=6.,integrated%20into%20daily%20work%20life." w:history="1">
+      <w:hyperlink r:id="rId62" w:anchor=":~:text=6.,integrated%20into%20daily%20work%20life." w:history="1">
         <w:r>
           <w:rPr>
             <w:rStyle w:val="Hyperlink"/>
           </w:rPr>
-          <w:t xml:space="preserve">What Are Change Management Models &amp; Frameworks? - </w:t>
+          <w:t>What Are Change Management Models &amp; Frameworks? - Agilemania</w:t>
         </w:r>
-        <w:proofErr w:type="spellStart"/>
-        <w:r>
-          <w:rPr>
-            <w:rStyle w:val="Hyperlink"/>
-          </w:rPr>
-          <w:t>Agilemania</w:t>
-        </w:r>
-        <w:proofErr w:type="spellEnd"/>
       </w:hyperlink>
     </w:p>
     <w:p>
@@ -13814,7 +12827,7 @@
           <w:lang w:val="en-US"/>
         </w:rPr>
       </w:pPr>
-      <w:hyperlink r:id="rId64" w:history="1">
+      <w:hyperlink r:id="rId63" w:history="1">
         <w:r>
           <w:rPr>
             <w:rStyle w:val="Hyperlink"/>
@@ -13834,7 +12847,7 @@
           <w:lang w:val="en-US"/>
         </w:rPr>
       </w:pPr>
-      <w:hyperlink r:id="rId65" w:history="1">
+      <w:hyperlink r:id="rId64" w:history="1">
         <w:r>
           <w:rPr>
             <w:rStyle w:val="Hyperlink"/>
@@ -13854,7 +12867,7 @@
           <w:lang w:val="en-US"/>
         </w:rPr>
       </w:pPr>
-      <w:hyperlink r:id="rId66" w:history="1">
+      <w:hyperlink r:id="rId65" w:history="1">
         <w:r>
           <w:rPr>
             <w:rStyle w:val="Hyperlink"/>
@@ -13874,7 +12887,7 @@
           <w:lang w:val="en-US"/>
         </w:rPr>
       </w:pPr>
-      <w:hyperlink r:id="rId67" w:history="1">
+      <w:hyperlink r:id="rId66" w:history="1">
         <w:r>
           <w:rPr>
             <w:rStyle w:val="Hyperlink"/>
@@ -13894,7 +12907,7 @@
           <w:lang w:val="en-US"/>
         </w:rPr>
       </w:pPr>
-      <w:hyperlink r:id="rId68" w:history="1">
+      <w:hyperlink r:id="rId67" w:history="1">
         <w:r>
           <w:rPr>
             <w:rStyle w:val="Hyperlink"/>
@@ -13939,19 +12952,11 @@
           <w:lang w:val="en-US"/>
         </w:rPr>
       </w:pPr>
-      <w:proofErr w:type="gramStart"/>
-      <w:r>
-        <w:rPr>
-          <w:lang w:val="en-US"/>
-        </w:rPr>
-        <w:t>Lean</w:t>
-      </w:r>
-      <w:proofErr w:type="gramEnd"/>
-      <w:r>
-        <w:rPr>
-          <w:lang w:val="en-US"/>
-        </w:rPr>
-        <w:t xml:space="preserve"> thinking </w:t>
+      <w:r>
+        <w:rPr>
+          <w:lang w:val="en-US"/>
+        </w:rPr>
+        <w:t xml:space="preserve">Lean thinking </w:t>
       </w:r>
     </w:p>
     <w:p>
@@ -13965,19 +12970,11 @@
           <w:lang w:val="en-US"/>
         </w:rPr>
       </w:pPr>
-      <w:proofErr w:type="gramStart"/>
-      <w:r>
-        <w:rPr>
-          <w:lang w:val="en-US"/>
-        </w:rPr>
-        <w:t>Lean</w:t>
-      </w:r>
-      <w:proofErr w:type="gramEnd"/>
-      <w:r>
-        <w:rPr>
-          <w:lang w:val="en-US"/>
-        </w:rPr>
-        <w:t xml:space="preserve"> tools</w:t>
+      <w:r>
+        <w:rPr>
+          <w:lang w:val="en-US"/>
+        </w:rPr>
+        <w:t>Lean tools</w:t>
       </w:r>
     </w:p>
     <w:p>
@@ -14000,7 +12997,7 @@
       <w:r>
         <w:t>The expression "lean software development" originated in a book by the same name, written by Mary Poppendieck and Tom Poppendieck in 2003.</w:t>
       </w:r>
-      <w:hyperlink r:id="rId69" w:anchor="cite_note-1Poppendieck2003-2" w:history="1">
+      <w:hyperlink r:id="rId68" w:anchor="cite_note-1Poppendieck2003-2" w:history="1">
         <w:r>
           <w:rPr>
             <w:rStyle w:val="Hyperlink"/>
@@ -14012,7 +13009,7 @@
       <w:r>
         <w:t> The book restates traditional </w:t>
       </w:r>
-      <w:hyperlink r:id="rId70" w:anchor="Overview" w:tooltip="Lean manufacturing" w:history="1">
+      <w:hyperlink r:id="rId69" w:anchor="Overview" w:tooltip="Lean manufacturing" w:history="1">
         <w:r>
           <w:rPr>
             <w:rStyle w:val="Hyperlink"/>
@@ -14031,17 +13028,9 @@
         <w:t>tools</w:t>
       </w:r>
       <w:r>
-        <w:t xml:space="preserve"> and compares the tools to corresponding agile practices. The </w:t>
-      </w:r>
-      <w:proofErr w:type="spellStart"/>
-      <w:r>
-        <w:t>Poppendiecks</w:t>
-      </w:r>
-      <w:proofErr w:type="spellEnd"/>
-      <w:r>
-        <w:t>' involvement in the </w:t>
-      </w:r>
-      <w:hyperlink r:id="rId71" w:tooltip="Agile software development" w:history="1">
+        <w:t> and compares the tools to corresponding agile practices. The Poppendiecks' involvement in the </w:t>
+      </w:r>
+      <w:hyperlink r:id="rId70" w:tooltip="Agile software development" w:history="1">
         <w:r>
           <w:rPr>
             <w:rStyle w:val="Hyperlink"/>
@@ -14052,7 +13041,7 @@
       <w:r>
         <w:t> community, including talks at several Agile conferences </w:t>
       </w:r>
-      <w:hyperlink r:id="rId72" w:anchor="cite_note-3" w:history="1">
+      <w:hyperlink r:id="rId71" w:anchor="cite_note-3" w:history="1">
         <w:r>
           <w:rPr>
             <w:rStyle w:val="Hyperlink"/>
@@ -14079,7 +13068,7 @@
           <w:lang w:val="en-US"/>
         </w:rPr>
       </w:pPr>
-      <w:hyperlink r:id="rId73" w:history="1">
+      <w:hyperlink r:id="rId72" w:history="1">
         <w:r>
           <w:rPr>
             <w:rStyle w:val="Hyperlink"/>
@@ -14141,7 +13130,7 @@
           <w:lang w:val="en-US"/>
         </w:rPr>
       </w:pPr>
-      <w:hyperlink r:id="rId74" w:history="1">
+      <w:hyperlink r:id="rId73" w:history="1">
         <w:r>
           <w:rPr>
             <w:rStyle w:val="Hyperlink"/>
@@ -14158,6 +13147,8 @@
           <w:lang w:val="en-US"/>
         </w:rPr>
       </w:pPr>
+      <w:bookmarkStart w:id="6" w:name="_Microservices"/>
+      <w:bookmarkEnd w:id="6"/>
       <w:r>
         <w:rPr>
           <w:color w:val="EE0000"/>
@@ -14415,8 +13406,127 @@
         <w:rPr>
           <w:lang w:val="en-US"/>
         </w:rPr>
+        <w:t>DevOps teams can extend functionality by adding new microservices without unnecessarily affecting other parts of the application.</w:t>
+      </w:r>
+      <w:r>
+        <w:rPr>
+          <w:lang w:val="en-US"/>
+        </w:rPr>
+        <w:t>”</w:t>
+      </w:r>
+    </w:p>
+    <w:p>
+      <w:pPr>
+        <w:rPr>
+          <w:lang w:val="en-US"/>
+        </w:rPr>
+      </w:pPr>
+      <w:r>
+        <w:rPr>
+          <w:lang w:val="en-US"/>
+        </w:rPr>
         <w:lastRenderedPageBreak/>
-        <w:t>DevOps teams can extend functionality by adding new microservices without unnecessarily affecting other parts of the application.</w:t>
+        <w:t xml:space="preserve">“DevOps practices, such as </w:t>
+      </w:r>
+      <w:r>
+        <w:rPr>
+          <w:b/>
+          <w:bCs/>
+          <w:color w:val="EE0000"/>
+          <w:lang w:val="en-US"/>
+        </w:rPr>
+        <w:t>Continuous Integration</w:t>
+      </w:r>
+      <w:r>
+        <w:rPr>
+          <w:color w:val="EE0000"/>
+          <w:lang w:val="en-US"/>
+        </w:rPr>
+        <w:t xml:space="preserve"> </w:t>
+      </w:r>
+      <w:r>
+        <w:rPr>
+          <w:lang w:val="en-US"/>
+        </w:rPr>
+        <w:t xml:space="preserve">and </w:t>
+      </w:r>
+      <w:r>
+        <w:rPr>
+          <w:b/>
+          <w:bCs/>
+          <w:color w:val="EE0000"/>
+          <w:lang w:val="en-US"/>
+        </w:rPr>
+        <w:t>Continuous Delivery</w:t>
+      </w:r>
+      <w:r>
+        <w:rPr>
+          <w:lang w:val="en-US"/>
+        </w:rPr>
+        <w:t>, are used to drive microservice deployments.”</w:t>
+      </w:r>
+    </w:p>
+    <w:p>
+      <w:pPr>
+        <w:rPr>
+          <w:lang w:val="en-US"/>
+        </w:rPr>
+      </w:pPr>
+      <w:r>
+        <w:rPr>
+          <w:lang w:val="en-US"/>
+        </w:rPr>
+        <w:t>“</w:t>
+      </w:r>
+      <w:r>
+        <w:rPr>
+          <w:lang w:val="en-US"/>
+        </w:rPr>
+        <w:t xml:space="preserve">An increasingly common practice is to use </w:t>
+      </w:r>
+      <w:r>
+        <w:rPr>
+          <w:b/>
+          <w:bCs/>
+          <w:color w:val="EE0000"/>
+          <w:lang w:val="en-US"/>
+        </w:rPr>
+        <w:t>container</w:t>
+      </w:r>
+      <w:r>
+        <w:rPr>
+          <w:color w:val="EE0000"/>
+          <w:lang w:val="en-US"/>
+        </w:rPr>
+        <w:t xml:space="preserve"> </w:t>
+      </w:r>
+      <w:r>
+        <w:rPr>
+          <w:lang w:val="en-US"/>
+        </w:rPr>
+        <w:t xml:space="preserve">clusters to implement microservices. </w:t>
+      </w:r>
+      <w:r>
+        <w:rPr>
+          <w:b/>
+          <w:bCs/>
+          <w:color w:val="EE0000"/>
+          <w:lang w:val="en-US"/>
+        </w:rPr>
+        <w:t>Containers</w:t>
+      </w:r>
+      <w:r>
+        <w:rPr>
+          <w:color w:val="EE0000"/>
+          <w:lang w:val="en-US"/>
+        </w:rPr>
+        <w:t xml:space="preserve"> </w:t>
+      </w:r>
+      <w:r>
+        <w:rPr>
+          <w:lang w:val="en-US"/>
+        </w:rPr>
+        <w:t>allow for the isolation, packaging, and deployment of microservices, while orchestration scales out a group of containers into an application.</w:t>
       </w:r>
       <w:r>
         <w:rPr>
@@ -14428,125 +13538,6 @@
     <w:p>
       <w:pPr>
         <w:rPr>
-          <w:lang w:val="en-US"/>
-        </w:rPr>
-      </w:pPr>
-      <w:r>
-        <w:rPr>
-          <w:lang w:val="en-US"/>
-        </w:rPr>
-        <w:t xml:space="preserve">“DevOps practices, such as </w:t>
-      </w:r>
-      <w:r>
-        <w:rPr>
-          <w:b/>
-          <w:bCs/>
-          <w:color w:val="EE0000"/>
-          <w:lang w:val="en-US"/>
-        </w:rPr>
-        <w:t>Continuous Integration</w:t>
-      </w:r>
-      <w:r>
-        <w:rPr>
-          <w:color w:val="EE0000"/>
-          <w:lang w:val="en-US"/>
-        </w:rPr>
-        <w:t xml:space="preserve"> </w:t>
-      </w:r>
-      <w:r>
-        <w:rPr>
-          <w:lang w:val="en-US"/>
-        </w:rPr>
-        <w:t xml:space="preserve">and </w:t>
-      </w:r>
-      <w:r>
-        <w:rPr>
-          <w:b/>
-          <w:bCs/>
-          <w:color w:val="EE0000"/>
-          <w:lang w:val="en-US"/>
-        </w:rPr>
-        <w:t>Continuous Delivery</w:t>
-      </w:r>
-      <w:r>
-        <w:rPr>
-          <w:lang w:val="en-US"/>
-        </w:rPr>
-        <w:t>, are used to drive microservice deployments.”</w:t>
-      </w:r>
-    </w:p>
-    <w:p>
-      <w:pPr>
-        <w:rPr>
-          <w:lang w:val="en-US"/>
-        </w:rPr>
-      </w:pPr>
-      <w:r>
-        <w:rPr>
-          <w:lang w:val="en-US"/>
-        </w:rPr>
-        <w:t>“</w:t>
-      </w:r>
-      <w:r>
-        <w:rPr>
-          <w:lang w:val="en-US"/>
-        </w:rPr>
-        <w:t xml:space="preserve">An increasingly common practice is to use </w:t>
-      </w:r>
-      <w:r>
-        <w:rPr>
-          <w:b/>
-          <w:bCs/>
-          <w:color w:val="EE0000"/>
-          <w:lang w:val="en-US"/>
-        </w:rPr>
-        <w:t>container</w:t>
-      </w:r>
-      <w:r>
-        <w:rPr>
-          <w:color w:val="EE0000"/>
-          <w:lang w:val="en-US"/>
-        </w:rPr>
-        <w:t xml:space="preserve"> </w:t>
-      </w:r>
-      <w:r>
-        <w:rPr>
-          <w:lang w:val="en-US"/>
-        </w:rPr>
-        <w:t xml:space="preserve">clusters to implement microservices. </w:t>
-      </w:r>
-      <w:r>
-        <w:rPr>
-          <w:b/>
-          <w:bCs/>
-          <w:color w:val="EE0000"/>
-          <w:lang w:val="en-US"/>
-        </w:rPr>
-        <w:t>Containers</w:t>
-      </w:r>
-      <w:r>
-        <w:rPr>
-          <w:color w:val="EE0000"/>
-          <w:lang w:val="en-US"/>
-        </w:rPr>
-        <w:t xml:space="preserve"> </w:t>
-      </w:r>
-      <w:r>
-        <w:rPr>
-          <w:lang w:val="en-US"/>
-        </w:rPr>
-        <w:t>allow for the isolation, packaging, and deployment of microservices, while orchestration scales out a group of containers into an application.</w:t>
-      </w:r>
-      <w:r>
-        <w:rPr>
-          <w:lang w:val="en-US"/>
-        </w:rPr>
-        <w:t>”</w:t>
-      </w:r>
-    </w:p>
-    <w:p>
-      <w:pPr>
-        <w:rPr>
           <w:b/>
           <w:bCs/>
           <w:lang w:val="en-US"/>
@@ -14560,6 +13551,38 @@
         </w:rPr>
         <w:t>Sources:</w:t>
       </w:r>
+    </w:p>
+    <w:p>
+      <w:pPr>
+        <w:pStyle w:val="ListParagraph"/>
+        <w:numPr>
+          <w:ilvl w:val="0"/>
+          <w:numId w:val="14"/>
+        </w:numPr>
+        <w:rPr>
+          <w:lang w:val="en-US"/>
+        </w:rPr>
+      </w:pPr>
+      <w:hyperlink r:id="rId74" w:history="1">
+        <w:r>
+          <w:rPr>
+            <w:rStyle w:val="Hyperlink"/>
+          </w:rPr>
+          <w:t>What are Mic</w:t>
+        </w:r>
+        <w:r>
+          <w:rPr>
+            <w:rStyle w:val="Hyperlink"/>
+          </w:rPr>
+          <w:t>r</w:t>
+        </w:r>
+        <w:r>
+          <w:rPr>
+            <w:rStyle w:val="Hyperlink"/>
+          </w:rPr>
+          <w:t>oservices? - Azure DevOps | Microsoft Learn</w:t>
+        </w:r>
+      </w:hyperlink>
     </w:p>
     <w:p>
       <w:pPr>
@@ -14577,7 +13600,7 @@
           <w:rPr>
             <w:rStyle w:val="Hyperlink"/>
           </w:rPr>
-          <w:t>What are Microservices? - Azure DevOps | Microsoft Learn</w:t>
+          <w:t>Microservices - GeeksforGeeks</w:t>
         </w:r>
       </w:hyperlink>
     </w:p>
@@ -14597,52 +13620,20 @@
           <w:rPr>
             <w:rStyle w:val="Hyperlink"/>
           </w:rPr>
-          <w:t xml:space="preserve">Microservices - </w:t>
+          <w:t>Devops and Microservi</w:t>
         </w:r>
-        <w:proofErr w:type="spellStart"/>
         <w:r>
           <w:rPr>
             <w:rStyle w:val="Hyperlink"/>
           </w:rPr>
-          <w:t>GeeksforGeeks</w:t>
+          <w:t>c</w:t>
         </w:r>
-        <w:proofErr w:type="spellEnd"/>
-      </w:hyperlink>
-    </w:p>
-    <w:p>
-      <w:pPr>
-        <w:pStyle w:val="ListParagraph"/>
-        <w:numPr>
-          <w:ilvl w:val="0"/>
-          <w:numId w:val="14"/>
-        </w:numPr>
-        <w:rPr>
-          <w:lang w:val="en-US"/>
-        </w:rPr>
-      </w:pPr>
-      <w:hyperlink r:id="rId77" w:history="1">
-        <w:proofErr w:type="spellStart"/>
         <w:r>
           <w:rPr>
             <w:rStyle w:val="Hyperlink"/>
           </w:rPr>
-          <w:t>Devops</w:t>
+          <w:t>es - GeeksforGeeks</w:t>
         </w:r>
-        <w:proofErr w:type="spellEnd"/>
-        <w:r>
-          <w:rPr>
-            <w:rStyle w:val="Hyperlink"/>
-          </w:rPr>
-          <w:t xml:space="preserve"> and Microservices - </w:t>
-        </w:r>
-        <w:proofErr w:type="spellStart"/>
-        <w:r>
-          <w:rPr>
-            <w:rStyle w:val="Hyperlink"/>
-          </w:rPr>
-          <w:t>GeeksforGeeks</w:t>
-        </w:r>
-        <w:proofErr w:type="spellEnd"/>
       </w:hyperlink>
     </w:p>
     <w:p>
@@ -14656,7 +13647,7 @@
           <w:lang w:val="en-US"/>
         </w:rPr>
       </w:pPr>
-      <w:hyperlink r:id="rId78" w:anchor=":~:text=%E2%9C%85%201.,Distributed%20tracing" w:history="1">
+      <w:hyperlink r:id="rId77" w:anchor=":~:text=%E2%9C%85%201.,Distributed%20tracing" w:history="1">
         <w:r>
           <w:rPr>
             <w:rStyle w:val="Hyperlink"/>
@@ -14676,7 +13667,7 @@
           <w:lang w:val="en-US"/>
         </w:rPr>
       </w:pPr>
-      <w:hyperlink r:id="rId79" w:history="1">
+      <w:hyperlink r:id="rId78" w:history="1">
         <w:r>
           <w:rPr>
             <w:rStyle w:val="Hyperlink"/>
@@ -14692,7 +13683,6 @@
           <w:lang w:val="en-US"/>
         </w:rPr>
       </w:pPr>
-      <w:proofErr w:type="gramStart"/>
       <w:r>
         <w:rPr>
           <w:lang w:val="en-US"/>
@@ -14709,14 +13699,7 @@
         <w:rPr>
           <w:lang w:val="en-US"/>
         </w:rPr>
-        <w:t>ource</w:t>
-      </w:r>
-      <w:proofErr w:type="gramEnd"/>
-      <w:r>
-        <w:rPr>
-          <w:lang w:val="en-US"/>
-        </w:rPr>
-        <w:t xml:space="preserve"> </w:t>
+        <w:t xml:space="preserve">ource </w:t>
       </w:r>
       <w:r>
         <w:rPr>
@@ -14731,19 +13714,11 @@
           <w:lang w:val="en-US"/>
         </w:rPr>
       </w:pPr>
-      <w:proofErr w:type="gramStart"/>
-      <w:r>
-        <w:rPr>
-          <w:lang w:val="en-US"/>
-        </w:rPr>
-        <w:t>Open Source</w:t>
-      </w:r>
-      <w:proofErr w:type="gramEnd"/>
-      <w:r>
-        <w:rPr>
-          <w:lang w:val="en-US"/>
-        </w:rPr>
-        <w:t xml:space="preserve"> Software (OSS) refers to software that </w:t>
+      <w:r>
+        <w:rPr>
+          <w:lang w:val="en-US"/>
+        </w:rPr>
+        <w:t xml:space="preserve">Open Source Software (OSS) refers to software that </w:t>
       </w:r>
       <w:r>
         <w:rPr>
@@ -14817,21 +13792,7 @@
         <w:rPr>
           <w:lang w:val="en-US"/>
         </w:rPr>
-        <w:t xml:space="preserve">, which </w:t>
-      </w:r>
-      <w:proofErr w:type="gramStart"/>
-      <w:r>
-        <w:rPr>
-          <w:lang w:val="en-US"/>
-        </w:rPr>
-        <w:t>in itself just</w:t>
-      </w:r>
-      <w:proofErr w:type="gramEnd"/>
-      <w:r>
-        <w:rPr>
-          <w:lang w:val="en-US"/>
-        </w:rPr>
-        <w:t xml:space="preserve"> refers to the software that is freely available, in the form of the source code.</w:t>
+        <w:t>, which in itself just refers to the software that is freely available, in the form of the source code.</w:t>
       </w:r>
     </w:p>
     <w:p>
@@ -14862,26 +13823,12 @@
           <w:lang w:val="en-US"/>
         </w:rPr>
       </w:pPr>
-      <w:hyperlink r:id="rId80" w:history="1">
+      <w:hyperlink r:id="rId79" w:history="1">
         <w:r>
           <w:rPr>
             <w:rStyle w:val="Hyperlink"/>
           </w:rPr>
-          <w:t xml:space="preserve">What is </w:t>
-        </w:r>
-        <w:proofErr w:type="gramStart"/>
-        <w:r>
-          <w:rPr>
-            <w:rStyle w:val="Hyperlink"/>
-          </w:rPr>
-          <w:t>Open Source</w:t>
-        </w:r>
-        <w:proofErr w:type="gramEnd"/>
-        <w:r>
-          <w:rPr>
-            <w:rStyle w:val="Hyperlink"/>
-          </w:rPr>
-          <w:t xml:space="preserve"> Software (OSS)?</w:t>
+          <w:t>What is Open Source Software (OSS)?</w:t>
         </w:r>
       </w:hyperlink>
     </w:p>
@@ -14965,7 +13912,7 @@
         </w:rPr>
         <w:t xml:space="preserve"> - </w:t>
       </w:r>
-      <w:hyperlink r:id="rId81" w:history="1">
+      <w:hyperlink r:id="rId80" w:history="1">
         <w:r>
           <w:rPr>
             <w:rStyle w:val="Hyperlink"/>
@@ -15055,35 +14002,7 @@
         <w:rPr>
           <w:lang w:val="en-US"/>
         </w:rPr>
-        <w:t xml:space="preserve">Thus, compared to reliability, resilience is the </w:t>
-      </w:r>
-      <w:proofErr w:type="spellStart"/>
-      <w:r>
-        <w:rPr>
-          <w:lang w:val="en-US"/>
-        </w:rPr>
-        <w:t>oppositve</w:t>
-      </w:r>
-      <w:proofErr w:type="spellEnd"/>
-      <w:r>
-        <w:rPr>
-          <w:lang w:val="en-US"/>
-        </w:rPr>
-        <w:t xml:space="preserve"> of ‘flying by the seat of your </w:t>
-      </w:r>
-      <w:proofErr w:type="gramStart"/>
-      <w:r>
-        <w:rPr>
-          <w:lang w:val="en-US"/>
-        </w:rPr>
-        <w:t>pants’</w:t>
-      </w:r>
-      <w:proofErr w:type="gramEnd"/>
-      <w:r>
-        <w:rPr>
-          <w:lang w:val="en-US"/>
-        </w:rPr>
-        <w:t xml:space="preserve"> when things break; you need to be ready, or have always been ready?</w:t>
+        <w:t>Thus, compared to reliability, resilience is the oppositve of ‘flying by the seat of your pants’ when things break; you need to be ready, or have always been ready?</w:t>
       </w:r>
     </w:p>
     <w:p>
@@ -15097,7 +14016,7 @@
           <w:lang w:val="en-US"/>
         </w:rPr>
       </w:pPr>
-      <w:hyperlink r:id="rId82" w:history="1">
+      <w:hyperlink r:id="rId81" w:history="1">
         <w:r>
           <w:rPr>
             <w:rStyle w:val="Hyperlink"/>
@@ -15121,21 +14040,7 @@
         <w:rPr>
           <w:lang w:val="en-US"/>
         </w:rPr>
-        <w:t>Scaled Agile Framework (</w:t>
-      </w:r>
-      <w:proofErr w:type="spellStart"/>
-      <w:r>
-        <w:rPr>
-          <w:lang w:val="en-US"/>
-        </w:rPr>
-        <w:t>SAFe</w:t>
-      </w:r>
-      <w:proofErr w:type="spellEnd"/>
-      <w:r>
-        <w:rPr>
-          <w:lang w:val="en-US"/>
-        </w:rPr>
-        <w:t xml:space="preserve">) </w:t>
+        <w:t xml:space="preserve">Scaled Agile Framework (SAFe) </w:t>
       </w:r>
     </w:p>
     <w:p>
@@ -15153,6 +14058,7 @@
         <w:rPr>
           <w:lang w:val="en-US"/>
         </w:rPr>
+        <w:lastRenderedPageBreak/>
         <w:t xml:space="preserve">Scrum </w:t>
       </w:r>
     </w:p>
@@ -15221,7 +14127,7 @@
           <w:lang w:val="en-US"/>
         </w:rPr>
       </w:pPr>
-      <w:hyperlink r:id="rId83" w:history="1">
+      <w:hyperlink r:id="rId82" w:history="1">
         <w:r>
           <w:rPr>
             <w:rStyle w:val="Hyperlink"/>
@@ -15359,30 +14265,8 @@
         <w:rPr>
           <w:lang w:val="en-US"/>
         </w:rPr>
-        <w:t xml:space="preserve">solves this by using the </w:t>
-      </w:r>
-      <w:proofErr w:type="gramStart"/>
-      <w:r>
-        <w:rPr>
-          <w:lang w:val="en-US"/>
-        </w:rPr>
-        <w:t>aforementioned formula</w:t>
-      </w:r>
-      <w:proofErr w:type="gramEnd"/>
-      <w:r>
-        <w:rPr>
-          <w:lang w:val="en-US"/>
-        </w:rPr>
-        <w:t xml:space="preserve">, instead of arguing between the two </w:t>
-      </w:r>
-      <w:proofErr w:type="gramStart"/>
-      <w:r>
-        <w:rPr>
-          <w:lang w:val="en-US"/>
-        </w:rPr>
-        <w:t>teams?</w:t>
-      </w:r>
-      <w:proofErr w:type="gramEnd"/>
+        <w:t>solves this by using the aforementioned formula, instead of arguing between the two teams?</w:t>
+      </w:r>
     </w:p>
     <w:p>
       <w:pPr>
@@ -15399,21 +14283,7 @@
         <w:rPr>
           <w:lang w:val="en-US"/>
         </w:rPr>
-        <w:t>Has a dedicated team of people with Ops skills, called Service Reliability Engineers (SRE’s)</w:t>
-      </w:r>
-      <w:proofErr w:type="gramStart"/>
-      <w:r>
-        <w:rPr>
-          <w:lang w:val="en-US"/>
-        </w:rPr>
-        <w:t xml:space="preserve"> to</w:t>
-      </w:r>
-      <w:proofErr w:type="gramEnd"/>
-      <w:r>
-        <w:rPr>
-          <w:lang w:val="en-US"/>
-        </w:rPr>
-        <w:t xml:space="preserve"> continuously oversee the reliability of the product.</w:t>
+        <w:t>Has a dedicated team of people with Ops skills, called Service Reliability Engineers (SRE’s) to continuously oversee the reliability of the product.</w:t>
       </w:r>
     </w:p>
     <w:p>
@@ -15427,7 +14297,7 @@
           <w:lang w:val="en-US"/>
         </w:rPr>
       </w:pPr>
-      <w:hyperlink r:id="rId84" w:history="1">
+      <w:hyperlink r:id="rId83" w:history="1">
         <w:r>
           <w:rPr>
             <w:rStyle w:val="Hyperlink"/>
@@ -15447,7 +14317,7 @@
           <w:lang w:val="en-US"/>
         </w:rPr>
       </w:pPr>
-      <w:hyperlink r:id="rId85" w:history="1">
+      <w:hyperlink r:id="rId84" w:history="1">
         <w:r>
           <w:rPr>
             <w:rStyle w:val="Hyperlink"/>
@@ -15628,21 +14498,13 @@
           <w:lang w:val="en-US"/>
         </w:rPr>
       </w:pPr>
-      <w:hyperlink r:id="rId86" w:history="1">
+      <w:hyperlink r:id="rId85" w:history="1">
         <w:r>
           <w:rPr>
             <w:rStyle w:val="Hyperlink"/>
           </w:rPr>
-          <w:t xml:space="preserve">What is Test Driven Development (TDD)? - </w:t>
+          <w:t>What is Test Driven Development (TDD)? - GeeksforGeeks</w:t>
         </w:r>
-        <w:proofErr w:type="spellStart"/>
-        <w:r>
-          <w:rPr>
-            <w:rStyle w:val="Hyperlink"/>
-          </w:rPr>
-          <w:t>GeeksforGeeks</w:t>
-        </w:r>
-        <w:proofErr w:type="spellEnd"/>
       </w:hyperlink>
     </w:p>
     <w:p>
@@ -15656,7 +14518,7 @@
           <w:lang w:val="en-US"/>
         </w:rPr>
       </w:pPr>
-      <w:hyperlink r:id="rId87" w:history="1">
+      <w:hyperlink r:id="rId86" w:history="1">
         <w:r>
           <w:rPr>
             <w:rStyle w:val="Hyperlink"/>
@@ -15676,7 +14538,7 @@
           <w:lang w:val="en-US"/>
         </w:rPr>
       </w:pPr>
-      <w:hyperlink r:id="rId88" w:history="1">
+      <w:hyperlink r:id="rId87" w:history="1">
         <w:r>
           <w:rPr>
             <w:rStyle w:val="Hyperlink"/>
@@ -15739,33 +14601,11 @@
           <w:lang w:val="en-US"/>
         </w:rPr>
       </w:pPr>
-      <w:proofErr w:type="gramStart"/>
-      <w:r>
-        <w:rPr>
-          <w:lang w:val="en-US"/>
-        </w:rPr>
-        <w:t>Is</w:t>
-      </w:r>
-      <w:proofErr w:type="gramEnd"/>
-      <w:r>
-        <w:rPr>
-          <w:lang w:val="en-US"/>
-        </w:rPr>
-        <w:t xml:space="preserve"> </w:t>
-      </w:r>
-      <w:proofErr w:type="gramStart"/>
-      <w:r>
-        <w:rPr>
-          <w:lang w:val="en-US"/>
-        </w:rPr>
-        <w:t>this</w:t>
-      </w:r>
-      <w:proofErr w:type="gramEnd"/>
-      <w:r>
-        <w:rPr>
-          <w:lang w:val="en-US"/>
-        </w:rPr>
-        <w:t xml:space="preserve"> the three principles mentioned above?</w:t>
+      <w:r>
+        <w:rPr>
+          <w:lang w:val="en-US"/>
+        </w:rPr>
+        <w:t>Is this the three principles mentioned above?</w:t>
       </w:r>
     </w:p>
     <w:p>
@@ -15783,21 +14623,7 @@
         <w:rPr>
           <w:lang w:val="en-US"/>
         </w:rPr>
-        <w:t xml:space="preserve">This topic describes the three DevOps principles of flow, feedback, and continuous learning to derive better DevOps </w:t>
-      </w:r>
-      <w:proofErr w:type="spellStart"/>
-      <w:r>
-        <w:rPr>
-          <w:lang w:val="en-US"/>
-        </w:rPr>
-        <w:t>behaviour</w:t>
-      </w:r>
-      <w:proofErr w:type="spellEnd"/>
-      <w:r>
-        <w:rPr>
-          <w:lang w:val="en-US"/>
-        </w:rPr>
-        <w:t xml:space="preserve"> and cultivate the right adoption of DevOps.</w:t>
+        <w:t>This topic describes the three DevOps principles of flow, feedback, and continuous learning to derive better DevOps behaviour and cultivate the right adoption of DevOps.</w:t>
       </w:r>
     </w:p>
     <w:p>
@@ -15859,21 +14685,7 @@
         <w:rPr>
           <w:lang w:val="en-US"/>
         </w:rPr>
-        <w:t xml:space="preserve">ll </w:t>
-      </w:r>
-      <w:proofErr w:type="gramStart"/>
-      <w:r>
-        <w:rPr>
-          <w:lang w:val="en-US"/>
-        </w:rPr>
-        <w:t>actually move</w:t>
-      </w:r>
-      <w:proofErr w:type="gramEnd"/>
-      <w:r>
-        <w:rPr>
-          <w:lang w:val="en-US"/>
-        </w:rPr>
-        <w:t xml:space="preserve"> from development of artifacts to management of said artifacts using operations</w:t>
+        <w:t>ll actually move from development of artifacts to management of said artifacts using operations</w:t>
       </w:r>
     </w:p>
     <w:p>
@@ -15904,21 +14716,7 @@
         <w:rPr>
           <w:lang w:val="en-US"/>
         </w:rPr>
-        <w:t xml:space="preserve"> cultivates culture of quick feedback availability </w:t>
-      </w:r>
-      <w:proofErr w:type="gramStart"/>
-      <w:r>
-        <w:rPr>
-          <w:lang w:val="en-US"/>
-        </w:rPr>
-        <w:t>in order to</w:t>
-      </w:r>
-      <w:proofErr w:type="gramEnd"/>
-      <w:r>
-        <w:rPr>
-          <w:lang w:val="en-US"/>
-        </w:rPr>
-        <w:t xml:space="preserve"> improvise? the product</w:t>
+        <w:t xml:space="preserve"> cultivates culture of quick feedback availability in order to improvise? the product</w:t>
       </w:r>
     </w:p>
     <w:p>
@@ -15999,7 +14797,7 @@
           <w:lang w:val="en-US"/>
         </w:rPr>
       </w:pPr>
-      <w:hyperlink r:id="rId89" w:history="1">
+      <w:hyperlink r:id="rId88" w:history="1">
         <w:r>
           <w:rPr>
             <w:rStyle w:val="Hyperlink"/>
@@ -16019,7 +14817,7 @@
           <w:lang w:val="en-US"/>
         </w:rPr>
       </w:pPr>
-      <w:hyperlink r:id="rId90" w:history="1">
+      <w:hyperlink r:id="rId89" w:history="1">
         <w:r>
           <w:rPr>
             <w:rStyle w:val="Hyperlink"/>
@@ -16080,21 +14878,7 @@
         <w:rPr>
           <w:lang w:val="en-US"/>
         </w:rPr>
-        <w:t xml:space="preserve">technique to analyze, design, and manage the flow of materials and information </w:t>
-      </w:r>
-      <w:proofErr w:type="gramStart"/>
-      <w:r>
-        <w:rPr>
-          <w:lang w:val="en-US"/>
-        </w:rPr>
-        <w:t>require</w:t>
-      </w:r>
-      <w:proofErr w:type="gramEnd"/>
-      <w:r>
-        <w:rPr>
-          <w:lang w:val="en-US"/>
-        </w:rPr>
-        <w:t xml:space="preserve"> to bring a product to a customer.</w:t>
+        <w:t>technique to analyze, design, and manage the flow of materials and information require to bring a product to a customer.</w:t>
       </w:r>
     </w:p>
     <w:p>
@@ -16224,11 +15008,7 @@
         <w:t>, if you are not careful</w:t>
       </w:r>
       <w:r>
-        <w:t xml:space="preserve">. For example, if the level of effort (LOE) to conduct VSM is higher than the return on investment (ROI), then it is wasteful. Likewise, rushing to use professional-grade VSMs can result in further waste </w:t>
-      </w:r>
-      <w:r>
-        <w:lastRenderedPageBreak/>
-        <w:t xml:space="preserve">than just sketching with a pencil. </w:t>
+        <w:t xml:space="preserve">. For example, if the level of effort (LOE) to conduct VSM is higher than the return on investment (ROI), then it is wasteful. Likewise, rushing to use professional-grade VSMs can result in further waste than just sketching with a pencil. </w:t>
       </w:r>
       <w:r>
         <w:t xml:space="preserve">Overall, </w:t>
@@ -16272,7 +15052,7 @@
           <w:lang w:val="en-US"/>
         </w:rPr>
       </w:pPr>
-      <w:hyperlink r:id="rId91" w:history="1">
+      <w:hyperlink r:id="rId90" w:history="1">
         <w:r>
           <w:rPr>
             <w:rStyle w:val="Hyperlink"/>
@@ -16285,8 +15065,8 @@
       <w:pPr>
         <w:pStyle w:val="Heading2"/>
       </w:pPr>
-      <w:bookmarkStart w:id="4" w:name="_Velocity"/>
-      <w:bookmarkEnd w:id="4"/>
+      <w:bookmarkStart w:id="7" w:name="_Velocity"/>
+      <w:bookmarkEnd w:id="7"/>
       <w:r>
         <w:t>Velocity</w:t>
       </w:r>
@@ -16372,35 +15152,7 @@
         <w:rPr>
           <w:lang w:val="en-US"/>
         </w:rPr>
-        <w:t xml:space="preserve"> can complete </w:t>
-      </w:r>
-      <w:proofErr w:type="gramStart"/>
-      <w:r>
-        <w:rPr>
-          <w:lang w:val="en-US"/>
-        </w:rPr>
-        <w:t>in a given</w:t>
-      </w:r>
-      <w:proofErr w:type="gramEnd"/>
-      <w:r>
-        <w:rPr>
-          <w:lang w:val="en-US"/>
-        </w:rPr>
-        <w:t xml:space="preserve"> </w:t>
-      </w:r>
-      <w:proofErr w:type="gramStart"/>
-      <w:r>
-        <w:rPr>
-          <w:lang w:val="en-US"/>
-        </w:rPr>
-        <w:t>time period</w:t>
-      </w:r>
-      <w:proofErr w:type="gramEnd"/>
-      <w:r>
-        <w:rPr>
-          <w:lang w:val="en-US"/>
-        </w:rPr>
-        <w:t xml:space="preserve">, </w:t>
+        <w:t xml:space="preserve"> can complete in a given time period, </w:t>
       </w:r>
       <w:r>
         <w:rPr>
@@ -16425,21 +15177,7 @@
         <w:rPr>
           <w:lang w:val="en-US"/>
         </w:rPr>
-        <w:t xml:space="preserve">Velocity is measured in two </w:t>
-      </w:r>
-      <w:proofErr w:type="gramStart"/>
-      <w:r>
-        <w:rPr>
-          <w:lang w:val="en-US"/>
-        </w:rPr>
-        <w:t>ways;</w:t>
-      </w:r>
-      <w:proofErr w:type="gramEnd"/>
-      <w:r>
-        <w:rPr>
-          <w:lang w:val="en-US"/>
-        </w:rPr>
-        <w:t xml:space="preserve"> by count and by sum.</w:t>
+        <w:t>Velocity is measured in two ways; by count and by sum.</w:t>
       </w:r>
     </w:p>
     <w:p>
@@ -16616,7 +15354,7 @@
           <w:lang w:val="en-US"/>
         </w:rPr>
       </w:pPr>
-      <w:hyperlink r:id="rId92" w:history="1">
+      <w:hyperlink r:id="rId91" w:history="1">
         <w:r>
           <w:rPr>
             <w:rStyle w:val="Hyperlink"/>
@@ -16636,7 +15374,7 @@
           <w:lang w:val="en-US"/>
         </w:rPr>
       </w:pPr>
-      <w:hyperlink r:id="rId93" w:history="1">
+      <w:hyperlink r:id="rId92" w:history="1">
         <w:r>
           <w:rPr>
             <w:rStyle w:val="Hyperlink"/>
@@ -16653,14 +15391,13 @@
           <w:lang w:val="en-US"/>
         </w:rPr>
       </w:pPr>
-      <w:bookmarkStart w:id="5" w:name="_Waste"/>
-      <w:bookmarkEnd w:id="5"/>
+      <w:bookmarkStart w:id="8" w:name="_Waste"/>
+      <w:bookmarkEnd w:id="8"/>
       <w:r>
         <w:rPr>
           <w:color w:val="EE0000"/>
           <w:lang w:val="en-US"/>
         </w:rPr>
-        <w:lastRenderedPageBreak/>
         <w:t>Waste</w:t>
       </w:r>
     </w:p>
@@ -16705,21 +15442,7 @@
         <w:rPr>
           <w:lang w:val="en-US"/>
         </w:rPr>
-        <w:t>The term waste (</w:t>
-      </w:r>
-      <w:proofErr w:type="spellStart"/>
-      <w:r>
-        <w:rPr>
-          <w:lang w:val="en-US"/>
-        </w:rPr>
-        <w:t>muda</w:t>
-      </w:r>
-      <w:proofErr w:type="spellEnd"/>
-      <w:r>
-        <w:rPr>
-          <w:lang w:val="en-US"/>
-        </w:rPr>
-        <w:t xml:space="preserve">) originated as part of the </w:t>
+        <w:t xml:space="preserve">The term waste (muda) originated as part of the </w:t>
       </w:r>
       <w:r>
         <w:rPr>
@@ -16741,21 +15464,7 @@
         <w:rPr>
           <w:lang w:val="en-US"/>
         </w:rPr>
-        <w:t xml:space="preserve">created by </w:t>
-      </w:r>
-      <w:proofErr w:type="spellStart"/>
-      <w:r>
-        <w:rPr>
-          <w:lang w:val="en-US"/>
-        </w:rPr>
-        <w:t>Taaichi</w:t>
-      </w:r>
-      <w:proofErr w:type="spellEnd"/>
-      <w:r>
-        <w:rPr>
-          <w:lang w:val="en-US"/>
-        </w:rPr>
-        <w:t xml:space="preserve"> Ohno. </w:t>
+        <w:t xml:space="preserve">created by Taaichi Ohno. </w:t>
       </w:r>
       <w:r>
         <w:rPr>
@@ -16893,6 +15602,7 @@
         <w:rPr>
           <w:lang w:val="en-US"/>
         </w:rPr>
+        <w:lastRenderedPageBreak/>
         <w:t>Defects occur when a product is not fit for use, typically resulting in either reworking or scrapping the product; both wasting time and money at no benefit to the customer.</w:t>
       </w:r>
     </w:p>
@@ -16959,21 +15669,7 @@
         <w:rPr>
           <w:lang w:val="en-US"/>
         </w:rPr>
-        <w:t xml:space="preserve"> – Waste from making more product than </w:t>
-      </w:r>
-      <w:proofErr w:type="gramStart"/>
-      <w:r>
-        <w:rPr>
-          <w:lang w:val="en-US"/>
-        </w:rPr>
-        <w:t>customers</w:t>
-      </w:r>
-      <w:proofErr w:type="gramEnd"/>
-      <w:r>
-        <w:rPr>
-          <w:lang w:val="en-US"/>
-        </w:rPr>
-        <w:t xml:space="preserve"> demand</w:t>
+        <w:t xml:space="preserve"> – Waste from making more product than customers demand</w:t>
       </w:r>
     </w:p>
     <w:p>
@@ -17037,23 +15733,7 @@
           <w:bCs/>
           <w:lang w:val="en-US"/>
         </w:rPr>
-        <w:t xml:space="preserve"> when we create more code, features, and functions than the </w:t>
-      </w:r>
-      <w:proofErr w:type="spellStart"/>
-      <w:r>
-        <w:rPr>
-          <w:bCs/>
-          <w:lang w:val="en-US"/>
-        </w:rPr>
-        <w:t>customers</w:t>
-      </w:r>
-      <w:proofErr w:type="spellEnd"/>
-      <w:r>
-        <w:rPr>
-          <w:bCs/>
-          <w:lang w:val="en-US"/>
-        </w:rPr>
-        <w:t xml:space="preserve"> needs at the time. Anything built that the customer is not ready to “consume” is considered overproduction.</w:t>
+        <w:t xml:space="preserve"> when we create more code, features, and functions than the customers needs at the time. Anything built that the customer is not ready to “consume” is considered overproduction.</w:t>
       </w:r>
       <w:r>
         <w:rPr>
@@ -17112,23 +15792,7 @@
           <w:bCs/>
           <w:lang w:val="en-US"/>
         </w:rPr>
-        <w:t xml:space="preserve">Waste from waiting occurs in two </w:t>
-      </w:r>
-      <w:proofErr w:type="gramStart"/>
-      <w:r>
-        <w:rPr>
-          <w:bCs/>
-          <w:lang w:val="en-US"/>
-        </w:rPr>
-        <w:t>forms;</w:t>
-      </w:r>
-      <w:proofErr w:type="gramEnd"/>
-      <w:r>
-        <w:rPr>
-          <w:bCs/>
-          <w:lang w:val="en-US"/>
-        </w:rPr>
-        <w:t xml:space="preserve"> one, from waiting on materials and equipment, and two, from idle equipment. It is often caused by unevenness in the production stations and can result</w:t>
+        <w:t>Waste from waiting occurs in two forms; one, from waiting on materials and equipment, and two, from idle equipment. It is often caused by unevenness in the production stations and can result</w:t>
       </w:r>
       <w:r>
         <w:rPr>
@@ -17161,23 +15825,7 @@
           <w:bCs/>
           <w:lang w:val="en-US"/>
         </w:rPr>
-        <w:t xml:space="preserve">In software development, rather than waiting on materials, waiting on other teams to deliver before more work can continue </w:t>
-      </w:r>
-      <w:proofErr w:type="gramStart"/>
-      <w:r>
-        <w:rPr>
-          <w:bCs/>
-          <w:lang w:val="en-US"/>
-        </w:rPr>
-        <w:t>causes</w:t>
-      </w:r>
-      <w:proofErr w:type="gramEnd"/>
-      <w:r>
-        <w:rPr>
-          <w:bCs/>
-          <w:lang w:val="en-US"/>
-        </w:rPr>
-        <w:t xml:space="preserve"> this waste.</w:t>
+        <w:t>In software development, rather than waiting on materials, waiting on other teams to deliver before more work can continue causes this waste.</w:t>
       </w:r>
     </w:p>
     <w:p>
@@ -17196,7 +15844,6 @@
           <w:bCs/>
           <w:lang w:val="en-US"/>
         </w:rPr>
-        <w:lastRenderedPageBreak/>
         <w:t>This can be mitigated via introduction of automation in multiple ways, helping to streamline the process of delivery.</w:t>
       </w:r>
     </w:p>
@@ -17298,23 +15945,7 @@
           <w:b/>
           <w:lang w:val="en-US"/>
         </w:rPr>
-        <w:t xml:space="preserve">when </w:t>
-      </w:r>
-      <w:proofErr w:type="spellStart"/>
-      <w:r>
-        <w:rPr>
-          <w:b/>
-          <w:lang w:val="en-US"/>
-        </w:rPr>
-        <w:t>organisations</w:t>
-      </w:r>
-      <w:proofErr w:type="spellEnd"/>
-      <w:r>
-        <w:rPr>
-          <w:b/>
-          <w:lang w:val="en-US"/>
-        </w:rPr>
-        <w:t xml:space="preserve"> separate the role of management from employees</w:t>
+        <w:t>when organisations separate the role of management from employees</w:t>
       </w:r>
       <w:r>
         <w:rPr>
@@ -17436,6 +16067,7 @@
           <w:bCs/>
           <w:lang w:val="en-US"/>
         </w:rPr>
+        <w:lastRenderedPageBreak/>
         <w:t xml:space="preserve">Waste in transportation </w:t>
       </w:r>
       <w:r>
@@ -17484,23 +16116,7 @@
           <w:bCs/>
           <w:lang w:val="en-US"/>
         </w:rPr>
-        <w:t xml:space="preserve"> and occurs when developers are interrupted and required to switch their attention to another </w:t>
-      </w:r>
-      <w:proofErr w:type="gramStart"/>
-      <w:r>
-        <w:rPr>
-          <w:bCs/>
-          <w:lang w:val="en-US"/>
-        </w:rPr>
-        <w:t>task, or</w:t>
-      </w:r>
-      <w:proofErr w:type="gramEnd"/>
-      <w:r>
-        <w:rPr>
-          <w:bCs/>
-          <w:lang w:val="en-US"/>
-        </w:rPr>
-        <w:t xml:space="preserve"> devote their attention to multiple projects. Each change in attention requires a context switch, which produces waste</w:t>
+        <w:t xml:space="preserve"> and occurs when developers are interrupted and required to switch their attention to another task, or devote their attention to multiple projects. Each change in attention requires a context switch, which produces waste</w:t>
       </w:r>
       <w:r>
         <w:rPr>
@@ -17534,23 +16150,7 @@
           <w:bCs/>
           <w:lang w:val="en-US"/>
         </w:rPr>
-        <w:t xml:space="preserve">an be mitigated with agile planning, setting our ‘Work in </w:t>
-      </w:r>
-      <w:proofErr w:type="gramStart"/>
-      <w:r>
-        <w:rPr>
-          <w:bCs/>
-          <w:lang w:val="en-US"/>
-        </w:rPr>
-        <w:t>Progress’,</w:t>
-      </w:r>
-      <w:proofErr w:type="gramEnd"/>
-      <w:r>
-        <w:rPr>
-          <w:bCs/>
-          <w:lang w:val="en-US"/>
-        </w:rPr>
-        <w:t xml:space="preserve"> or by allowing teams to self-organise, allowing for more organic changes in tasks</w:t>
+        <w:t>an be mitigated with agile planning, setting our ‘Work in Progress’, or by allowing teams to self-organise, allowing for more organic changes in tasks</w:t>
       </w:r>
       <w:r>
         <w:rPr>
@@ -17608,23 +16208,7 @@
         <w:rPr>
           <w:lang w:val="en-US"/>
         </w:rPr>
-        <w:t xml:space="preserve">Inventory as a waste occurs when having more inventory than is necessary to sustain a </w:t>
-      </w:r>
-      <w:proofErr w:type="spellStart"/>
-      <w:proofErr w:type="gramStart"/>
-      <w:r>
-        <w:rPr>
-          <w:lang w:val="en-US"/>
-        </w:rPr>
-        <w:t>stead</w:t>
-      </w:r>
-      <w:proofErr w:type="spellEnd"/>
-      <w:proofErr w:type="gramEnd"/>
-      <w:r>
-        <w:rPr>
-          <w:lang w:val="en-US"/>
-        </w:rPr>
-        <w:t xml:space="preserve"> flow of work. This can result in greater lead times, product defects or damage, and inefficient allocation of capital.</w:t>
+        <w:t>Inventory as a waste occurs when having more inventory than is necessary to sustain a stead flow of work. This can result in greater lead times, product defects or damage, and inefficient allocation of capital.</w:t>
       </w:r>
     </w:p>
     <w:p>
@@ -17682,25 +16266,7 @@
           <w:color w:val="EE0000"/>
           <w:lang w:val="en-US"/>
         </w:rPr>
-        <w:t xml:space="preserve">WHY </w:t>
-      </w:r>
-      <w:proofErr w:type="spellStart"/>
-      <w:r>
-        <w:rPr>
-          <w:b/>
-          <w:color w:val="EE0000"/>
-          <w:lang w:val="en-US"/>
-        </w:rPr>
-        <w:t>WOULDN’t</w:t>
-      </w:r>
-      <w:proofErr w:type="spellEnd"/>
-      <w:r>
-        <w:rPr>
-          <w:b/>
-          <w:color w:val="EE0000"/>
-          <w:lang w:val="en-US"/>
-        </w:rPr>
-        <w:t xml:space="preserve"> IT BE DONE??? DON’T UNDERSTAND</w:t>
+        <w:t>WHY WOULDN’t IT BE DONE??? DON’T UNDERSTAND</w:t>
       </w:r>
     </w:p>
     <w:p>
@@ -17769,14 +16335,7 @@
         <w:rPr>
           <w:lang w:val="en-US"/>
         </w:rPr>
-        <w:t xml:space="preserve">Motion as a waste in software development is like in an office environment. For example, when a question requires gathering people from across an organization, </w:t>
-      </w:r>
-      <w:r>
-        <w:rPr>
-          <w:lang w:val="en-US"/>
-        </w:rPr>
-        <w:lastRenderedPageBreak/>
-        <w:t>waste is produced, as each person now needs to move to a meeting room, participate, and eventually return to their workplace.</w:t>
+        <w:t>Motion as a waste in software development is like in an office environment. For example, when a question requires gathering people from across an organization, waste is produced, as each person now needs to move to a meeting room, participate, and eventually return to their workplace.</w:t>
       </w:r>
     </w:p>
     <w:p>
@@ -17864,7 +16423,7 @@
           <w:lang w:val="en-US"/>
         </w:rPr>
       </w:pPr>
-      <w:hyperlink r:id="rId94" w:history="1">
+      <w:hyperlink r:id="rId93" w:history="1">
         <w:r>
           <w:rPr>
             <w:rStyle w:val="Hyperlink"/>
@@ -17884,7 +16443,7 @@
           <w:lang w:val="en-US"/>
         </w:rPr>
       </w:pPr>
-      <w:hyperlink r:id="rId95" w:history="1">
+      <w:hyperlink r:id="rId94" w:history="1">
         <w:r>
           <w:rPr>
             <w:rStyle w:val="Hyperlink"/>
@@ -17904,7 +16463,7 @@
           <w:lang w:val="en-US"/>
         </w:rPr>
       </w:pPr>
-      <w:hyperlink r:id="rId96" w:history="1">
+      <w:hyperlink r:id="rId95" w:history="1">
         <w:r>
           <w:rPr>
             <w:rStyle w:val="Hyperlink"/>
@@ -17924,7 +16483,7 @@
           <w:lang w:val="en-US"/>
         </w:rPr>
       </w:pPr>
-      <w:hyperlink r:id="rId97" w:history="1">
+      <w:hyperlink r:id="rId96" w:history="1">
         <w:r>
           <w:rPr>
             <w:rStyle w:val="Hyperlink"/>
@@ -17944,40 +16503,12 @@
           <w:lang w:val="en-US"/>
         </w:rPr>
       </w:pPr>
-      <w:hyperlink r:id="rId98" w:history="1">
+      <w:hyperlink r:id="rId97" w:history="1">
         <w:r>
           <w:rPr>
             <w:rStyle w:val="Hyperlink"/>
           </w:rPr>
-          <w:t xml:space="preserve">Fighting Waste </w:t>
-        </w:r>
-        <w:proofErr w:type="gramStart"/>
-        <w:r>
-          <w:rPr>
-            <w:rStyle w:val="Hyperlink"/>
-          </w:rPr>
-          <w:t>With</w:t>
-        </w:r>
-        <w:proofErr w:type="gramEnd"/>
-        <w:r>
-          <w:rPr>
-            <w:rStyle w:val="Hyperlink"/>
-          </w:rPr>
-          <w:t xml:space="preserve"> DevOps: The 7 + 2 Types </w:t>
-        </w:r>
-        <w:proofErr w:type="gramStart"/>
-        <w:r>
-          <w:rPr>
-            <w:rStyle w:val="Hyperlink"/>
-          </w:rPr>
-          <w:t>Of</w:t>
-        </w:r>
-        <w:proofErr w:type="gramEnd"/>
-        <w:r>
-          <w:rPr>
-            <w:rStyle w:val="Hyperlink"/>
-          </w:rPr>
-          <w:t xml:space="preserve"> IT Waste - IT Revolution</w:t>
+          <w:t>Fighting Waste With DevOps: The 7 + 2 Types Of IT Waste - IT Revolution</w:t>
         </w:r>
       </w:hyperlink>
     </w:p>
@@ -17992,7 +16523,7 @@
           <w:lang w:val="en-US"/>
         </w:rPr>
       </w:pPr>
-      <w:hyperlink r:id="rId99" w:history="1">
+      <w:hyperlink r:id="rId98" w:history="1">
         <w:r>
           <w:rPr>
             <w:rStyle w:val="Hyperlink"/>
@@ -18012,7 +16543,7 @@
           <w:lang w:val="en-US"/>
         </w:rPr>
       </w:pPr>
-      <w:hyperlink r:id="rId100" w:history="1">
+      <w:hyperlink r:id="rId99" w:history="1">
         <w:r>
           <w:rPr>
             <w:rStyle w:val="Hyperlink"/>
@@ -18032,7 +16563,7 @@
           <w:lang w:val="en-US"/>
         </w:rPr>
       </w:pPr>
-      <w:hyperlink r:id="rId101" w:history="1">
+      <w:hyperlink r:id="rId100" w:history="1">
         <w:r>
           <w:rPr>
             <w:rStyle w:val="Hyperlink"/>
@@ -18051,6 +16582,7 @@
         <w:rPr>
           <w:lang w:val="en-US"/>
         </w:rPr>
+        <w:lastRenderedPageBreak/>
         <w:t>…</w:t>
       </w:r>
     </w:p>
@@ -18097,19 +16629,11 @@
           <w:lang w:val="en-US"/>
         </w:rPr>
       </w:pPr>
-      <w:proofErr w:type="spellStart"/>
-      <w:r>
-        <w:rPr>
-          <w:lang w:val="en-US"/>
-        </w:rPr>
-        <w:t>Behaviour</w:t>
-      </w:r>
-      <w:proofErr w:type="spellEnd"/>
-      <w:r>
-        <w:rPr>
-          <w:lang w:val="en-US"/>
-        </w:rPr>
-        <w:t>-Driven Development (BDD)</w:t>
+      <w:r>
+        <w:rPr>
+          <w:lang w:val="en-US"/>
+        </w:rPr>
+        <w:t>Behaviour-Driven Development (BDD)</w:t>
       </w:r>
     </w:p>
     <w:p>
@@ -18159,7 +16683,7 @@
           <w:lang w:val="en-US"/>
         </w:rPr>
       </w:pPr>
-      <w:hyperlink r:id="rId102" w:history="1">
+      <w:hyperlink r:id="rId101" w:history="1">
         <w:r>
           <w:rPr>
             <w:rStyle w:val="Hyperlink"/>
@@ -18273,21 +16797,7 @@
         <w:rPr>
           <w:lang w:val="en-US"/>
         </w:rPr>
-        <w:t xml:space="preserve">Then, Lean Manufacturing’s principles and practices were translated </w:t>
-      </w:r>
-      <w:proofErr w:type="gramStart"/>
-      <w:r>
-        <w:rPr>
-          <w:lang w:val="en-US"/>
-        </w:rPr>
-        <w:t>to</w:t>
-      </w:r>
-      <w:proofErr w:type="gramEnd"/>
-      <w:r>
-        <w:rPr>
-          <w:lang w:val="en-US"/>
-        </w:rPr>
-        <w:t xml:space="preserve"> the software development domain, resulting in Lean Software Development</w:t>
+        <w:t>Then, Lean Manufacturing’s principles and practices were translated to the software development domain, resulting in Lean Software Development</w:t>
       </w:r>
     </w:p>
     <w:p>
@@ -18301,7 +16811,7 @@
           <w:lang w:val="en-US"/>
         </w:rPr>
       </w:pPr>
-      <w:hyperlink r:id="rId103" w:history="1">
+      <w:hyperlink r:id="rId102" w:history="1">
         <w:r>
           <w:rPr>
             <w:rStyle w:val="Hyperlink"/>
@@ -18387,7 +16897,7 @@
         <w:rPr>
           <w:lang w:val="en-US"/>
         </w:rPr>
-        <w:t>Roadmap</w:t>
+        <w:t>Monolithic architecture</w:t>
       </w:r>
     </w:p>
     <w:p>
@@ -18405,54 +16915,25 @@
         <w:rPr>
           <w:lang w:val="en-US"/>
         </w:rPr>
-        <w:lastRenderedPageBreak/>
-        <w:t xml:space="preserve">An Agile roadmap is a dynamic plan outlining a product’s long-term </w:t>
-      </w:r>
-      <w:proofErr w:type="gramStart"/>
-      <w:r>
-        <w:rPr>
-          <w:lang w:val="en-US"/>
-        </w:rPr>
-        <w:t>planning;</w:t>
-      </w:r>
-      <w:proofErr w:type="gramEnd"/>
-      <w:r>
-        <w:rPr>
-          <w:lang w:val="en-US"/>
-        </w:rPr>
-        <w:t xml:space="preserve"> vision</w:t>
-      </w:r>
-      <w:r>
-        <w:rPr>
-          <w:lang w:val="en-US"/>
-        </w:rPr>
-        <w:t xml:space="preserve">, initiatives, and timelines. It </w:t>
-      </w:r>
-      <w:r>
-        <w:rPr>
-          <w:lang w:val="en-US"/>
-        </w:rPr>
-        <w:t xml:space="preserve">is a plan of action for how a product or solution will evolve over </w:t>
-      </w:r>
-      <w:proofErr w:type="gramStart"/>
-      <w:r>
-        <w:rPr>
-          <w:lang w:val="en-US"/>
-        </w:rPr>
-        <w:t>time, and</w:t>
-      </w:r>
-      <w:proofErr w:type="gramEnd"/>
-      <w:r>
-        <w:rPr>
-          <w:lang w:val="en-US"/>
-        </w:rPr>
-        <w:t xml:space="preserve"> </w:t>
-      </w:r>
-      <w:r>
-        <w:rPr>
-          <w:lang w:val="en-US"/>
-        </w:rPr>
-        <w:t>provides context for daily work and long-term goals.</w:t>
+        <w:t>Not to be confused with monolithic tools</w:t>
+      </w:r>
+    </w:p>
+    <w:p>
+      <w:pPr>
+        <w:pStyle w:val="ListParagraph"/>
+        <w:numPr>
+          <w:ilvl w:val="0"/>
+          <w:numId w:val="15"/>
+        </w:numPr>
+        <w:rPr>
+          <w:lang w:val="en-US"/>
+        </w:rPr>
+      </w:pPr>
+      <w:r>
+        <w:rPr>
+          <w:lang w:val="en-US"/>
+        </w:rPr>
+        <w:t>Monolithic tools</w:t>
       </w:r>
     </w:p>
     <w:p>
@@ -18470,16 +16951,86 @@
         <w:rPr>
           <w:lang w:val="en-US"/>
         </w:rPr>
-        <w:t xml:space="preserve">In terms of the overall </w:t>
-      </w:r>
-      <w:proofErr w:type="gramStart"/>
-      <w:r>
-        <w:rPr>
-          <w:lang w:val="en-US"/>
-        </w:rPr>
-        <w:t>hierarchy;</w:t>
-      </w:r>
-      <w:proofErr w:type="gramEnd"/>
+        <w:t>Not to be confused with monolithic architecture</w:t>
+      </w:r>
+    </w:p>
+    <w:p>
+      <w:pPr>
+        <w:pStyle w:val="ListParagraph"/>
+        <w:numPr>
+          <w:ilvl w:val="0"/>
+          <w:numId w:val="15"/>
+        </w:numPr>
+        <w:rPr>
+          <w:lang w:val="en-US"/>
+        </w:rPr>
+      </w:pPr>
+      <w:r>
+        <w:rPr>
+          <w:lang w:val="en-US"/>
+        </w:rPr>
+        <w:t>Roadmap</w:t>
+      </w:r>
+    </w:p>
+    <w:p>
+      <w:pPr>
+        <w:pStyle w:val="ListParagraph"/>
+        <w:numPr>
+          <w:ilvl w:val="1"/>
+          <w:numId w:val="15"/>
+        </w:numPr>
+        <w:rPr>
+          <w:lang w:val="en-US"/>
+        </w:rPr>
+      </w:pPr>
+      <w:r>
+        <w:rPr>
+          <w:lang w:val="en-US"/>
+        </w:rPr>
+        <w:t xml:space="preserve">An Agile roadmap is a dynamic plan outlining a product’s long-term </w:t>
+      </w:r>
+      <w:r>
+        <w:rPr>
+          <w:lang w:val="en-US"/>
+        </w:rPr>
+        <w:t>planning; vision</w:t>
+      </w:r>
+      <w:r>
+        <w:rPr>
+          <w:lang w:val="en-US"/>
+        </w:rPr>
+        <w:t xml:space="preserve">, initiatives, and timelines. It </w:t>
+      </w:r>
+      <w:r>
+        <w:rPr>
+          <w:lang w:val="en-US"/>
+        </w:rPr>
+        <w:t xml:space="preserve">is a plan of action for how a product or solution will evolve over time, and </w:t>
+      </w:r>
+      <w:r>
+        <w:rPr>
+          <w:lang w:val="en-US"/>
+        </w:rPr>
+        <w:t>provides context for daily work and long-term goals.</w:t>
+      </w:r>
+    </w:p>
+    <w:p>
+      <w:pPr>
+        <w:pStyle w:val="ListParagraph"/>
+        <w:numPr>
+          <w:ilvl w:val="1"/>
+          <w:numId w:val="15"/>
+        </w:numPr>
+        <w:rPr>
+          <w:lang w:val="en-US"/>
+        </w:rPr>
+      </w:pPr>
+      <w:r>
+        <w:rPr>
+          <w:lang w:val="en-US"/>
+        </w:rPr>
+        <w:t>In terms of the overall hierarchy;</w:t>
+      </w:r>
     </w:p>
     <w:p>
       <w:pPr>
@@ -18534,19 +17085,11 @@
           <w:lang w:val="en-US"/>
         </w:rPr>
       </w:pPr>
-      <w:proofErr w:type="gramStart"/>
-      <w:r>
-        <w:rPr>
-          <w:lang w:val="en-US"/>
-        </w:rPr>
-        <w:t>A theme</w:t>
-      </w:r>
-      <w:proofErr w:type="gramEnd"/>
-      <w:r>
-        <w:rPr>
-          <w:lang w:val="en-US"/>
-        </w:rPr>
-        <w:t xml:space="preserve"> is an organizational goal that will drive the creation of epics and initiatives.</w:t>
+      <w:r>
+        <w:rPr>
+          <w:lang w:val="en-US"/>
+        </w:rPr>
+        <w:t>A theme is an organizational goal that will drive the creation of epics and initiatives.</w:t>
       </w:r>
     </w:p>
     <w:p>
@@ -18626,6 +17169,7 @@
         <w:rPr>
           <w:lang w:val="en-US"/>
         </w:rPr>
+        <w:lastRenderedPageBreak/>
         <w:t>Failure Cost Analysis</w:t>
       </w:r>
     </w:p>
@@ -18639,21 +17183,7 @@
         <w:rPr>
           <w:lang w:val="en-US"/>
         </w:rPr>
-        <w:t xml:space="preserve">DevOps </w:t>
-      </w:r>
-      <w:proofErr w:type="gramStart"/>
-      <w:r>
-        <w:rPr>
-          <w:lang w:val="en-US"/>
-        </w:rPr>
-        <w:t>advocates</w:t>
-      </w:r>
-      <w:proofErr w:type="gramEnd"/>
-      <w:r>
-        <w:rPr>
-          <w:lang w:val="en-US"/>
-        </w:rPr>
-        <w:t xml:space="preserve"> that we identify defects as soon as they occur. This, combined with the fact that </w:t>
+        <w:t xml:space="preserve">DevOps advocates that we identify defects as soon as they occur. This, combined with the fact that </w:t>
       </w:r>
       <w:r>
         <w:rPr>
@@ -18667,21 +17197,7 @@
         <w:rPr>
           <w:lang w:val="en-US"/>
         </w:rPr>
-        <w:t xml:space="preserve">, means it shines </w:t>
-      </w:r>
-      <w:proofErr w:type="gramStart"/>
-      <w:r>
-        <w:rPr>
-          <w:lang w:val="en-US"/>
-        </w:rPr>
-        <w:t>in regards to</w:t>
-      </w:r>
-      <w:proofErr w:type="gramEnd"/>
-      <w:r>
-        <w:rPr>
-          <w:lang w:val="en-US"/>
-        </w:rPr>
-        <w:t xml:space="preserve"> Failure Cost Analysis.</w:t>
+        <w:t>, means it shines in regards to Failure Cost Analysis.</w:t>
       </w:r>
     </w:p>
     <w:p>
@@ -18708,38 +17224,224 @@
           <w:lang w:val="en-US"/>
         </w:rPr>
       </w:pPr>
+      <w:hyperlink r:id="rId103" w:history="1">
+        <w:r>
+          <w:rPr>
+            <w:rStyle w:val="Hyperlink"/>
+          </w:rPr>
+          <w:t>Failure Cost Analysis - Superworks</w:t>
+        </w:r>
+      </w:hyperlink>
+    </w:p>
+    <w:p>
+      <w:pPr>
+        <w:rPr>
+          <w:lang w:val="en-US"/>
+        </w:rPr>
+      </w:pPr>
+      <w:r>
+        <w:rPr>
+          <w:lang w:val="en-US"/>
+        </w:rPr>
+        <w:t>…</w:t>
+      </w:r>
+    </w:p>
+    <w:p>
+      <w:pPr>
+        <w:pStyle w:val="Heading2"/>
+        <w:rPr>
+          <w:color w:val="EE0000"/>
+          <w:lang w:val="en-US"/>
+        </w:rPr>
+      </w:pPr>
+      <w:r>
+        <w:rPr>
+          <w:color w:val="EE0000"/>
+          <w:lang w:val="en-US"/>
+        </w:rPr>
+        <w:t>Pipeline</w:t>
+      </w:r>
+    </w:p>
+    <w:p>
+      <w:r>
+        <w:rPr>
+          <w:lang w:val="en-US"/>
+        </w:rPr>
+        <w:t xml:space="preserve">A </w:t>
+      </w:r>
+      <w:r>
+        <w:t>DevOps pipeline is a combination of automation, tools, and practices across the</w:t>
+      </w:r>
+      <w:r>
+        <w:t xml:space="preserve"> software development lifecycle (SDLC)</w:t>
+      </w:r>
+      <w:r>
+        <w:t xml:space="preserve">, allowing </w:t>
+      </w:r>
+      <w:r>
+        <w:t>developers and operations professionals to collaborate on building and deploying code to a production environment</w:t>
+      </w:r>
+      <w:r>
+        <w:t xml:space="preserve">, </w:t>
+      </w:r>
+      <w:r>
+        <w:t>to facilitate the development and deployment of software into the hands of end users</w:t>
+      </w:r>
+      <w:r>
+        <w:t>.</w:t>
+      </w:r>
+    </w:p>
+    <w:p>
+      <w:pPr>
+        <w:rPr>
+          <w:color w:val="EE0000"/>
+        </w:rPr>
+      </w:pPr>
+      <w:r>
+        <w:rPr>
+          <w:color w:val="EE0000"/>
+          <w:lang w:val="en-US"/>
+        </w:rPr>
+        <w:t>“</w:t>
+      </w:r>
+      <w:r>
+        <w:rPr>
+          <w:color w:val="EE0000"/>
+        </w:rPr>
+        <w:t>A DevOps pipeline is a set of automated processes and </w:t>
+      </w:r>
       <w:hyperlink r:id="rId104" w:history="1">
         <w:r>
           <w:rPr>
             <w:rStyle w:val="Hyperlink"/>
+            <w:color w:val="EE0000"/>
           </w:rPr>
-          <w:t xml:space="preserve">Failure Cost Analysis - </w:t>
+          <w:t>tools</w:t>
         </w:r>
-        <w:proofErr w:type="spellStart"/>
+      </w:hyperlink>
+      <w:r>
+        <w:rPr>
+          <w:color w:val="EE0000"/>
+        </w:rPr>
+        <w:t> that allows both developers and operations professionals to work cohesively to build and deploy code to a production environment. While a DevOps pipeline can differ by organization, it typically includes build </w:t>
+      </w:r>
+      <w:hyperlink r:id="rId105" w:history="1">
+        <w:r>
+          <w:rPr>
+            <w:rStyle w:val="Hyperlink"/>
+            <w:color w:val="EE0000"/>
+          </w:rPr>
+          <w:t>automation/continuous integration</w:t>
+        </w:r>
+      </w:hyperlink>
+      <w:r>
+        <w:rPr>
+          <w:color w:val="EE0000"/>
+        </w:rPr>
+        <w:t>, </w:t>
+      </w:r>
+      <w:hyperlink r:id="rId106" w:history="1">
+        <w:r>
+          <w:rPr>
+            <w:rStyle w:val="Hyperlink"/>
+            <w:color w:val="EE0000"/>
+          </w:rPr>
+          <w:t>automation testing</w:t>
+        </w:r>
+      </w:hyperlink>
+      <w:r>
+        <w:rPr>
+          <w:color w:val="EE0000"/>
+        </w:rPr>
+        <w:t>, validation, and reporting. It may also include one or more manual gates that require human intervention before code is allowed to proceed.</w:t>
+      </w:r>
+    </w:p>
+    <w:p>
+      <w:pPr>
+        <w:rPr>
+          <w:color w:val="EE0000"/>
+        </w:rPr>
+      </w:pPr>
+      <w:r>
+        <w:rPr>
+          <w:color w:val="EE0000"/>
+        </w:rPr>
+        <w:t>Continuous is a differentiated characteristic of a DevOps pipeline. This includes continuous integration, </w:t>
+      </w:r>
+      <w:hyperlink r:id="rId107" w:history="1">
+        <w:r>
+          <w:rPr>
+            <w:rStyle w:val="Hyperlink"/>
+            <w:color w:val="EE0000"/>
+          </w:rPr>
+          <w:t>continuous delivery/deployment (CI/CD)</w:t>
+        </w:r>
+      </w:hyperlink>
+      <w:r>
+        <w:rPr>
+          <w:color w:val="EE0000"/>
+        </w:rPr>
+        <w:t>, continuous feedback, and continuous operations. Instead of one-off tests or scheduled deployments, each function occurs on an ongoing basis.</w:t>
+      </w:r>
+      <w:r>
+        <w:rPr>
+          <w:color w:val="EE0000"/>
+        </w:rPr>
+        <w:t>”</w:t>
+      </w:r>
+    </w:p>
+    <w:p>
+      <w:pPr>
+        <w:rPr>
+          <w:color w:val="EE0000"/>
+        </w:rPr>
+      </w:pPr>
+      <w:r>
+        <w:rPr>
+          <w:color w:val="EE0000"/>
+        </w:rPr>
+        <w:t>Are Pipelines and CI/CD Pipelines one and the same?</w:t>
+      </w:r>
+    </w:p>
+    <w:p>
+      <w:pPr>
+        <w:rPr>
+          <w:b/>
+          <w:bCs/>
+          <w:lang w:val="en-US"/>
+        </w:rPr>
+      </w:pPr>
+      <w:r>
+        <w:rPr>
+          <w:b/>
+          <w:bCs/>
+          <w:lang w:val="en-US"/>
+        </w:rPr>
+        <w:t>Sources:</w:t>
+      </w:r>
+    </w:p>
+    <w:p>
+      <w:pPr>
+        <w:pStyle w:val="ListParagraph"/>
+        <w:numPr>
+          <w:ilvl w:val="0"/>
+          <w:numId w:val="15"/>
+        </w:numPr>
+        <w:rPr>
+          <w:lang w:val="en-US"/>
+        </w:rPr>
+      </w:pPr>
+      <w:hyperlink r:id="rId108" w:history="1">
         <w:r>
           <w:rPr>
             <w:rStyle w:val="Hyperlink"/>
           </w:rPr>
-          <w:t>Superworks</w:t>
+          <w:t>What is a DevOps pipeline? A complete guide</w:t>
         </w:r>
-        <w:proofErr w:type="spellEnd"/>
       </w:hyperlink>
     </w:p>
     <w:p>
       <w:pPr>
-        <w:rPr>
-          <w:lang w:val="en-US"/>
-        </w:rPr>
-      </w:pPr>
-      <w:r>
-        <w:rPr>
-          <w:lang w:val="en-US"/>
-        </w:rPr>
-        <w:t>…</w:t>
-      </w:r>
-    </w:p>
-    <w:p>
-      <w:pPr>
         <w:pStyle w:val="ListParagraph"/>
         <w:numPr>
           <w:ilvl w:val="0"/>
@@ -18749,12 +17451,21 @@
           <w:lang w:val="en-US"/>
         </w:rPr>
       </w:pPr>
-      <w:r>
-        <w:rPr>
-          <w:lang w:val="en-US"/>
-        </w:rPr>
-        <w:t>Pipeline</w:t>
-      </w:r>
+      <w:hyperlink r:id="rId109" w:history="1">
+        <w:r>
+          <w:rPr>
+            <w:rStyle w:val="Hyperlink"/>
+          </w:rPr>
+          <w:t>DevOps Pipeline | Atlassian</w:t>
+        </w:r>
+      </w:hyperlink>
+    </w:p>
+    <w:p>
+      <w:pPr>
+        <w:rPr>
+          <w:lang w:val="en-US"/>
+        </w:rPr>
+      </w:pPr>
     </w:p>
     <w:p>
       <w:pPr>
@@ -18803,7 +17514,7 @@
           <w:lang w:val="en-US"/>
         </w:rPr>
       </w:pPr>
-      <w:hyperlink r:id="rId105" w:anchor="the-devops-incident-management-process" w:history="1">
+      <w:hyperlink r:id="rId110" w:anchor="the-devops-incident-management-process" w:history="1">
         <w:r>
           <w:rPr>
             <w:rStyle w:val="Hyperlink"/>
@@ -18829,19 +17540,18 @@
         </w:rPr>
         <w:t>“</w:t>
       </w:r>
-      <w:proofErr w:type="gramStart"/>
-      <w:r>
-        <w:rPr>
-          <w:lang w:val="en-US"/>
-        </w:rPr>
-        <w:t>So</w:t>
-      </w:r>
-      <w:proofErr w:type="gramEnd"/>
-      <w:r>
-        <w:rPr>
-          <w:lang w:val="en-US"/>
-        </w:rPr>
-        <w:t xml:space="preserve"> for each service, the SRE team sets a service-level agreement (SLA) that defines how reliable the system needs to be to end-users. If the team agrees on a 99.9% SLA, that gives them an error budget of 0.1%. An error budget is exactly as it</w:t>
+      <w:r>
+        <w:rPr>
+          <w:lang w:val="en-US"/>
+        </w:rPr>
+        <w:t xml:space="preserve">So for each service, the SRE team sets a service-level agreement (SLA) that defines how reliable the system needs to be to end-users. If the team agrees on a 99.9% SLA, that gives them an error </w:t>
+      </w:r>
+      <w:r>
+        <w:rPr>
+          <w:lang w:val="en-US"/>
+        </w:rPr>
+        <w:lastRenderedPageBreak/>
+        <w:t>budget of 0.1%. An error budget is exactly as it</w:t>
       </w:r>
       <w:r>
         <w:rPr>
@@ -18881,21 +17591,13 @@
           <w:lang w:val="en-US"/>
         </w:rPr>
       </w:pPr>
-      <w:proofErr w:type="spellStart"/>
-      <w:r>
-        <w:rPr>
-          <w:lang w:val="en-US"/>
-        </w:rPr>
-        <w:t>ProTip</w:t>
-      </w:r>
-      <w:proofErr w:type="spellEnd"/>
-      <w:r>
-        <w:rPr>
-          <w:lang w:val="en-US"/>
-        </w:rPr>
-        <w:t xml:space="preserve">: You can easily convert SLAs into "minutes of downtime" with this cool </w:t>
-      </w:r>
-      <w:hyperlink r:id="rId106" w:history="1">
+      <w:r>
+        <w:rPr>
+          <w:lang w:val="en-US"/>
+        </w:rPr>
+        <w:t xml:space="preserve">ProTip: You can easily convert SLAs into "minutes of downtime" with this cool </w:t>
+      </w:r>
+      <w:hyperlink r:id="rId111" w:history="1">
         <w:r>
           <w:rPr>
             <w:rStyle w:val="Hyperlink"/>
@@ -18960,13 +17662,12 @@
           <w:lang w:val="en-US"/>
         </w:rPr>
       </w:pPr>
-      <w:bookmarkStart w:id="6" w:name="_Silo"/>
-      <w:bookmarkEnd w:id="6"/>
-      <w:r>
-        <w:rPr>
-          <w:lang w:val="en-US"/>
-        </w:rPr>
-        <w:lastRenderedPageBreak/>
+      <w:bookmarkStart w:id="9" w:name="_Silo"/>
+      <w:bookmarkEnd w:id="9"/>
+      <w:r>
+        <w:rPr>
+          <w:lang w:val="en-US"/>
+        </w:rPr>
         <w:t>Silo</w:t>
       </w:r>
     </w:p>
@@ -19197,7 +17898,7 @@
           <w:lang w:val="en-US"/>
         </w:rPr>
       </w:pPr>
-      <w:hyperlink r:id="rId107" w:history="1">
+      <w:hyperlink r:id="rId112" w:history="1">
         <w:r>
           <w:rPr>
             <w:rStyle w:val="Hyperlink"/>
@@ -19390,7 +18091,6 @@
           <w:b/>
           <w:bCs/>
         </w:rPr>
-        <w:lastRenderedPageBreak/>
         <w:t>Sources:</w:t>
       </w:r>
     </w:p>
@@ -19402,7 +18102,7 @@
           <w:numId w:val="17"/>
         </w:numPr>
       </w:pPr>
-      <w:hyperlink r:id="rId108" w:history="1">
+      <w:hyperlink r:id="rId113" w:history="1">
         <w:r>
           <w:rPr>
             <w:rStyle w:val="Hyperlink"/>
@@ -19411,6 +18111,341 @@
         </w:r>
       </w:hyperlink>
     </w:p>
+    <w:p>
+      <w:pPr>
+        <w:pStyle w:val="Heading2"/>
+      </w:pPr>
+      <w:bookmarkStart w:id="10" w:name="_Theory_of_Constraints"/>
+      <w:bookmarkEnd w:id="10"/>
+      <w:r>
+        <w:t>Theory of Constraints (TOC)</w:t>
+      </w:r>
+    </w:p>
+    <w:p>
+      <w:pPr>
+        <w:rPr>
+          <w:lang w:val="en-US"/>
+        </w:rPr>
+      </w:pPr>
+      <w:r>
+        <w:rPr>
+          <w:lang w:val="en-US"/>
+        </w:rPr>
+        <w:t xml:space="preserve">The Theory of Constraints (TOC), introduced in 1984 by Eliyahu M. Goldratt in his book titled ‘The Goal’, is a management paradigm that </w:t>
+      </w:r>
+      <w:r>
+        <w:rPr>
+          <w:b/>
+          <w:bCs/>
+          <w:lang w:val="en-US"/>
+        </w:rPr>
+        <w:t xml:space="preserve">views any manageable system as being limited in achieving more of its goals by a very small number of </w:t>
+      </w:r>
+      <w:hyperlink w:anchor="_Constraint" w:history="1">
+        <w:r>
+          <w:rPr>
+            <w:rStyle w:val="Hyperlink"/>
+            <w:b/>
+            <w:bCs/>
+            <w:lang w:val="en-US"/>
+          </w:rPr>
+          <w:t>constraints</w:t>
+        </w:r>
+      </w:hyperlink>
+      <w:r>
+        <w:rPr>
+          <w:lang w:val="en-US"/>
+        </w:rPr>
+        <w:t>.</w:t>
+      </w:r>
+    </w:p>
+    <w:p>
+      <w:pPr>
+        <w:rPr>
+          <w:lang w:val="en-US"/>
+        </w:rPr>
+      </w:pPr>
+      <w:r>
+        <w:rPr>
+          <w:lang w:val="en-US"/>
+        </w:rPr>
+        <w:t>TOC is based on the prime that the rate of goal achievements by a goal-oriented system is limited</w:t>
+      </w:r>
+      <w:r>
+        <w:rPr>
+          <w:lang w:val="en-US"/>
+        </w:rPr>
+        <w:t xml:space="preserve"> </w:t>
+      </w:r>
+      <w:r>
+        <w:rPr>
+          <w:lang w:val="en-US"/>
+        </w:rPr>
+        <w:t>by at least one constraint, based on the logic that if there was nothing preventing a systems from achieving higher output, its throughput would be infinite (which is obviously impossible).</w:t>
+      </w:r>
+      <w:r>
+        <w:rPr>
+          <w:lang w:val="en-US"/>
+        </w:rPr>
+        <w:t xml:space="preserve"> </w:t>
+      </w:r>
+      <w:r>
+        <w:rPr>
+          <w:lang w:val="en-US"/>
+        </w:rPr>
+        <w:t>Thus, a core principle of TOC is that t</w:t>
+      </w:r>
+      <w:r>
+        <w:rPr>
+          <w:lang w:val="en-US"/>
+        </w:rPr>
+        <w:t xml:space="preserve">here </w:t>
+      </w:r>
+      <w:r>
+        <w:rPr>
+          <w:lang w:val="en-US"/>
+        </w:rPr>
+        <w:t>is always at least one constraint</w:t>
+      </w:r>
+      <w:r>
+        <w:rPr>
+          <w:lang w:val="en-US"/>
+        </w:rPr>
+        <w:t>.</w:t>
+      </w:r>
+    </w:p>
+    <w:p>
+      <w:pPr>
+        <w:rPr>
+          <w:lang w:val="en-US"/>
+        </w:rPr>
+      </w:pPr>
+      <w:r>
+        <w:rPr>
+          <w:lang w:val="en-US"/>
+        </w:rPr>
+        <w:t>TOC adopts the common idiom "a chain is no stronger than its weakest link". That means that organizations and processes are vulnerable because the weakest person or part can always damage or break them, or at least adversely affect the outcome.</w:t>
+      </w:r>
+    </w:p>
+    <w:p>
+      <w:pPr>
+        <w:pStyle w:val="Heading3"/>
+        <w:rPr>
+          <w:lang w:val="en-US"/>
+        </w:rPr>
+      </w:pPr>
+      <w:bookmarkStart w:id="11" w:name="_The_Five_Focusing"/>
+      <w:bookmarkEnd w:id="11"/>
+      <w:r>
+        <w:rPr>
+          <w:lang w:val="en-US"/>
+        </w:rPr>
+        <w:t>The Five Focusing Steps</w:t>
+      </w:r>
+    </w:p>
+    <w:p>
+      <w:pPr>
+        <w:rPr>
+          <w:lang w:val="en-US"/>
+        </w:rPr>
+      </w:pPr>
+      <w:r>
+        <w:rPr>
+          <w:lang w:val="en-US"/>
+        </w:rPr>
+        <w:t>TOC uses a focusing process</w:t>
+      </w:r>
+      <w:r>
+        <w:rPr>
+          <w:lang w:val="en-US"/>
+        </w:rPr>
+        <w:t>,</w:t>
+      </w:r>
+      <w:r>
+        <w:rPr>
+          <w:lang w:val="en-US"/>
+        </w:rPr>
+        <w:t xml:space="preserve"> </w:t>
+      </w:r>
+      <w:r>
+        <w:rPr>
+          <w:lang w:val="en-US"/>
+        </w:rPr>
+        <w:t xml:space="preserve">known as ‘the </w:t>
+      </w:r>
+      <w:r>
+        <w:rPr>
+          <w:lang w:val="en-US"/>
+        </w:rPr>
+        <w:t>five focusing steps’</w:t>
+      </w:r>
+      <w:r>
+        <w:rPr>
+          <w:lang w:val="en-US"/>
+        </w:rPr>
+        <w:t>,</w:t>
+      </w:r>
+      <w:r>
+        <w:rPr>
+          <w:lang w:val="en-US"/>
+        </w:rPr>
+        <w:t xml:space="preserve"> to identify the constraint and restructure the rest of the organization around it. </w:t>
+      </w:r>
+    </w:p>
+    <w:p>
+      <w:pPr>
+        <w:rPr>
+          <w:lang w:val="en-US"/>
+        </w:rPr>
+      </w:pPr>
+      <w:r>
+        <w:rPr>
+          <w:lang w:val="en-US"/>
+        </w:rPr>
+        <w:t>Assuming the goal of a system has been articulated and its measurements defined, the steps are:</w:t>
+      </w:r>
+    </w:p>
+    <w:p>
+      <w:pPr>
+        <w:pStyle w:val="ListParagraph"/>
+        <w:numPr>
+          <w:ilvl w:val="0"/>
+          <w:numId w:val="14"/>
+        </w:numPr>
+        <w:rPr>
+          <w:lang w:val="en-US"/>
+        </w:rPr>
+      </w:pPr>
+      <w:r>
+        <w:rPr>
+          <w:lang w:val="en-US"/>
+        </w:rPr>
+        <w:t>Identify the system's constraint(s).</w:t>
+      </w:r>
+    </w:p>
+    <w:p>
+      <w:pPr>
+        <w:pStyle w:val="ListParagraph"/>
+        <w:numPr>
+          <w:ilvl w:val="0"/>
+          <w:numId w:val="14"/>
+        </w:numPr>
+        <w:rPr>
+          <w:lang w:val="en-US"/>
+        </w:rPr>
+      </w:pPr>
+      <w:r>
+        <w:rPr>
+          <w:lang w:val="en-US"/>
+        </w:rPr>
+        <w:t>Decide how to exploit the system's constraint(s).</w:t>
+      </w:r>
+    </w:p>
+    <w:p>
+      <w:pPr>
+        <w:pStyle w:val="ListParagraph"/>
+        <w:numPr>
+          <w:ilvl w:val="0"/>
+          <w:numId w:val="14"/>
+        </w:numPr>
+        <w:rPr>
+          <w:lang w:val="en-US"/>
+        </w:rPr>
+      </w:pPr>
+      <w:r>
+        <w:rPr>
+          <w:lang w:val="en-US"/>
+        </w:rPr>
+        <w:t>Subordinate everything else to the above decision.</w:t>
+      </w:r>
+    </w:p>
+    <w:p>
+      <w:pPr>
+        <w:pStyle w:val="ListParagraph"/>
+        <w:numPr>
+          <w:ilvl w:val="0"/>
+          <w:numId w:val="14"/>
+        </w:numPr>
+        <w:rPr>
+          <w:lang w:val="en-US"/>
+        </w:rPr>
+      </w:pPr>
+      <w:r>
+        <w:rPr>
+          <w:lang w:val="en-US"/>
+        </w:rPr>
+        <w:t>Elevate the system's constraint(s).</w:t>
+      </w:r>
+    </w:p>
+    <w:p>
+      <w:pPr>
+        <w:pStyle w:val="ListParagraph"/>
+        <w:numPr>
+          <w:ilvl w:val="0"/>
+          <w:numId w:val="14"/>
+        </w:numPr>
+        <w:rPr>
+          <w:lang w:val="en-US"/>
+        </w:rPr>
+      </w:pPr>
+      <w:r>
+        <w:rPr>
+          <w:lang w:val="en-US"/>
+        </w:rPr>
+        <w:t>Warning! If in the previous steps a constraint has been broken, go back to step 1, but do not allow inertia to cause a system's constraint.</w:t>
+      </w:r>
+    </w:p>
+    <w:p>
+      <w:pPr>
+        <w:rPr>
+          <w:lang w:val="en-US"/>
+        </w:rPr>
+      </w:pPr>
+      <w:r>
+        <w:rPr>
+          <w:lang w:val="en-US"/>
+        </w:rPr>
+        <w:t>The five focusing steps aim to ensure ongoing improvement efforts are centered on the organization's constraint(s). In the TOC literature, this is referred to as the process of ongoing improvement (POOGI).</w:t>
+      </w:r>
+    </w:p>
+    <w:p>
+      <w:pPr>
+        <w:rPr>
+          <w:b/>
+          <w:bCs/>
+          <w:lang w:val="en-US"/>
+        </w:rPr>
+      </w:pPr>
+      <w:r>
+        <w:rPr>
+          <w:b/>
+          <w:bCs/>
+          <w:lang w:val="en-US"/>
+        </w:rPr>
+        <w:t>Sources:</w:t>
+      </w:r>
+    </w:p>
+    <w:p>
+      <w:pPr>
+        <w:pStyle w:val="ListParagraph"/>
+        <w:numPr>
+          <w:ilvl w:val="0"/>
+          <w:numId w:val="14"/>
+        </w:numPr>
+        <w:rPr>
+          <w:lang w:val="en-US"/>
+        </w:rPr>
+      </w:pPr>
+      <w:hyperlink r:id="rId114" w:history="1">
+        <w:r>
+          <w:rPr>
+            <w:rStyle w:val="Hyperlink"/>
+          </w:rPr>
+          <w:t>Theory of constraints - Wikipedia</w:t>
+        </w:r>
+      </w:hyperlink>
+    </w:p>
+    <w:p/>
     <w:sectPr>
       <w:type w:val="continuous"/>
       <w:pgSz w:w="11906" w:h="16838"/>
@@ -24516,7 +23551,6 @@
   <w:style w:type="character" w:default="1" w:styleId="DefaultParagraphFont">
     <w:name w:val="Default Paragraph Font"/>
     <w:uiPriority w:val="1"/>
-    <w:semiHidden/>
     <w:unhideWhenUsed/>
   </w:style>
   <w:style w:type="table" w:default="1" w:styleId="TableNormal">

--- a/DevOps Foundation.docx
+++ b/DevOps Foundation.docx
@@ -25,61 +25,6 @@
         <w:rPr>
           <w:lang w:val="en-US"/>
         </w:rPr>
-        <w:t>QUESTIONS FOR ME</w:t>
-      </w:r>
-    </w:p>
-    <w:p>
-      <w:pPr>
-        <w:pStyle w:val="ListParagraph"/>
-        <w:numPr>
-          <w:ilvl w:val="0"/>
-          <w:numId w:val="38"/>
-        </w:numPr>
-        <w:rPr>
-          <w:lang w:val="en-US"/>
-        </w:rPr>
-      </w:pPr>
-      <w:r>
-        <w:rPr>
-          <w:lang w:val="en-US"/>
-        </w:rPr>
-        <w:t>What is trunk-based development?</w:t>
-      </w:r>
-    </w:p>
-    <w:p>
-      <w:pPr>
-        <w:pStyle w:val="ListParagraph"/>
-        <w:numPr>
-          <w:ilvl w:val="1"/>
-          <w:numId w:val="38"/>
-        </w:numPr>
-        <w:rPr>
-          <w:lang w:val="en-US"/>
-        </w:rPr>
-      </w:pPr>
-      <w:r>
-        <w:rPr>
-          <w:lang w:val="en-US"/>
-        </w:rPr>
-        <w:t>It was mentioned under change failure rate, and was also mentioned as “committing to the trunk” under lead time for change</w:t>
-      </w:r>
-      <w:r>
-        <w:rPr>
-          <w:lang w:val="en-US"/>
-        </w:rPr>
-        <w:t>.</w:t>
-      </w:r>
-    </w:p>
-    <w:p>
-      <w:pPr>
-        <w:rPr>
-          <w:lang w:val="en-US"/>
-        </w:rPr>
-      </w:pPr>
-      <w:r>
-        <w:rPr>
-          <w:lang w:val="en-US"/>
-        </w:rPr>
         <w:t xml:space="preserve">QUESTIONS </w:t>
       </w:r>
       <w:r>
@@ -397,23 +342,7 @@
           <w:color w:val="00B050"/>
           <w:lang w:val="en-US"/>
         </w:rPr>
-        <w:t xml:space="preserve">Deployment frequency refers to how often an </w:t>
-      </w:r>
-      <w:proofErr w:type="spellStart"/>
-      <w:r>
-        <w:rPr>
-          <w:color w:val="00B050"/>
-          <w:lang w:val="en-US"/>
-        </w:rPr>
-        <w:t>organisation</w:t>
-      </w:r>
-      <w:proofErr w:type="spellEnd"/>
-      <w:r>
-        <w:rPr>
-          <w:color w:val="00B050"/>
-          <w:lang w:val="en-US"/>
-        </w:rPr>
-        <w:t xml:space="preserve"> successfully releases to production would be the best option of the three.</w:t>
+        <w:t>Deployment frequency refers to how often an organisation successfully releases to production would be the best option of the three.</w:t>
       </w:r>
       <w:r>
         <w:rPr>
@@ -463,21 +392,7 @@
         <w:rPr>
           <w:lang w:val="en-US"/>
         </w:rPr>
-        <w:t xml:space="preserve">Regarding Lean software </w:t>
-      </w:r>
-      <w:proofErr w:type="spellStart"/>
-      <w:r>
-        <w:rPr>
-          <w:lang w:val="en-US"/>
-        </w:rPr>
-        <w:t>developments’s</w:t>
-      </w:r>
-      <w:proofErr w:type="spellEnd"/>
-      <w:r>
-        <w:rPr>
-          <w:lang w:val="en-US"/>
-        </w:rPr>
-        <w:t xml:space="preserve"> partially done work, I don’t quite understand how it occurs; why would developers </w:t>
+        <w:t xml:space="preserve">Regarding Lean software developments’s partially done work, I don’t quite understand how it occurs; why would developers </w:t>
       </w:r>
       <w:r>
         <w:rPr>
@@ -593,7 +508,6 @@
           <w:color w:val="00B050"/>
           <w:lang w:val="en-US"/>
         </w:rPr>
-        <w:lastRenderedPageBreak/>
         <w:t>Dependencies blocking completion of other tasks</w:t>
       </w:r>
     </w:p>
@@ -652,6 +566,7 @@
         <w:rPr>
           <w:lang w:val="en-US"/>
         </w:rPr>
+        <w:lastRenderedPageBreak/>
         <w:t>Are Lean Manufacturing and Lean Production interchangeable?</w:t>
       </w:r>
     </w:p>
@@ -682,21 +597,12 @@
         </w:rPr>
         <w:t> </w:t>
       </w:r>
-      <w:proofErr w:type="spellStart"/>
       <w:r>
         <w:rPr>
           <w:color w:val="00B050"/>
           <w:lang w:val="en-US"/>
         </w:rPr>
-        <w:t>maximising</w:t>
-      </w:r>
-      <w:proofErr w:type="spellEnd"/>
-      <w:r>
-        <w:rPr>
-          <w:color w:val="00B050"/>
-          <w:lang w:val="en-US"/>
-        </w:rPr>
-        <w:t xml:space="preserve"> value.</w:t>
+        <w:t>maximising value.</w:t>
       </w:r>
     </w:p>
     <w:p>
@@ -714,21 +620,7 @@
         <w:rPr>
           <w:lang w:val="en-US"/>
         </w:rPr>
-        <w:t>Does a Collective Body of Knowledge (</w:t>
-      </w:r>
-      <w:proofErr w:type="spellStart"/>
-      <w:r>
-        <w:rPr>
-          <w:lang w:val="en-US"/>
-        </w:rPr>
-        <w:t>CBoK</w:t>
-      </w:r>
-      <w:proofErr w:type="spellEnd"/>
-      <w:r>
-        <w:rPr>
-          <w:lang w:val="en-US"/>
-        </w:rPr>
-        <w:t>) refer to anything specific in DevOps, or is it just the general “the shared, accumulated expertise, information, and experiences of a group, organization, or field, exceeding what any single individual knows.”</w:t>
+        <w:t>Does a Collective Body of Knowledge (CBoK) refer to anything specific in DevOps, or is it just the general “the shared, accumulated expertise, information, and experiences of a group, organization, or field, exceeding what any single individual knows.”</w:t>
       </w:r>
     </w:p>
     <w:p>
@@ -749,15 +641,7 @@
         <w:t>Whilst reading I found this quote “</w:t>
       </w:r>
       <w:r>
-        <w:t>In fact, DevOps harmonizes and accelerates concepts found in a variety of other sources into a Collective Body of Knowledge (</w:t>
-      </w:r>
-      <w:proofErr w:type="spellStart"/>
-      <w:r>
-        <w:t>CBok</w:t>
-      </w:r>
-      <w:proofErr w:type="spellEnd"/>
-      <w:r>
-        <w:t>)”. Thus, I was a bit confused and wanted to confirm if it meant anything particular in DevOps.</w:t>
+        <w:t>In fact, DevOps harmonizes and accelerates concepts found in a variety of other sources into a Collective Body of Knowledge (CBok)”. Thus, I was a bit confused and wanted to confirm if it meant anything particular in DevOps.</w:t>
       </w:r>
     </w:p>
     <w:p>
@@ -777,37 +661,7 @@
           <w:color w:val="00B050"/>
           <w:lang w:val="en-US"/>
         </w:rPr>
-        <w:t xml:space="preserve">In DevOps, this is not a formal, </w:t>
-      </w:r>
-      <w:proofErr w:type="spellStart"/>
-      <w:r>
-        <w:rPr>
-          <w:color w:val="00B050"/>
-          <w:lang w:val="en-US"/>
-        </w:rPr>
-        <w:t>standardised</w:t>
-      </w:r>
-      <w:proofErr w:type="spellEnd"/>
-      <w:r>
-        <w:rPr>
-          <w:color w:val="00B050"/>
-          <w:lang w:val="en-US"/>
-        </w:rPr>
-        <w:t xml:space="preserve"> framework.</w:t>
-      </w:r>
-      <w:r>
-        <w:rPr>
-          <w:color w:val="00B050"/>
-          <w:lang w:val="en-US"/>
-        </w:rPr>
-        <w:t xml:space="preserve"> </w:t>
-      </w:r>
-      <w:r>
-        <w:rPr>
-          <w:color w:val="00B050"/>
-          <w:lang w:val="en-US"/>
-        </w:rPr>
-        <w:t>There are however shared practices, principles, and learnings drawn from areas like:</w:t>
+        <w:t>In DevOps, this is not a formal, standardised framework. There are however shared practices, principles, and learnings drawn from areas like:</w:t>
       </w:r>
     </w:p>
     <w:p>
@@ -994,35 +848,7 @@
         <w:rPr>
           <w:lang w:val="en-US"/>
         </w:rPr>
-        <w:t xml:space="preserve">Is the defining feature of </w:t>
-      </w:r>
-      <w:proofErr w:type="spellStart"/>
-      <w:r>
-        <w:rPr>
-          <w:lang w:val="en-US"/>
-        </w:rPr>
-        <w:t>ChatOps</w:t>
-      </w:r>
-      <w:proofErr w:type="spellEnd"/>
-      <w:r>
-        <w:rPr>
-          <w:lang w:val="en-US"/>
-        </w:rPr>
-        <w:t xml:space="preserve"> that it uses </w:t>
-      </w:r>
-      <w:proofErr w:type="spellStart"/>
-      <w:r>
-        <w:rPr>
-          <w:lang w:val="en-US"/>
-        </w:rPr>
-        <w:t>ChatBots</w:t>
-      </w:r>
-      <w:proofErr w:type="spellEnd"/>
-      <w:r>
-        <w:rPr>
-          <w:lang w:val="en-US"/>
-        </w:rPr>
-        <w:t>/AI to help streamline processes between Devs and Ops teams?</w:t>
+        <w:t>Is the defining feature of ChatOps that it uses ChatBots/AI to help streamline processes between Devs and Ops teams?</w:t>
       </w:r>
     </w:p>
     <w:p>
@@ -1065,30 +891,7 @@
           <w14:ligatures w14:val="none"/>
         </w:rPr>
         <w:br/>
-      </w:r>
-      <w:proofErr w:type="spellStart"/>
-      <w:r>
-        <w:rPr>
-          <w:rFonts w:ascii="Aptos" w:eastAsia="Times New Roman" w:hAnsi="Aptos" w:cs="Segoe UI"/>
-          <w:color w:val="00B050"/>
-          <w:kern w:val="0"/>
-          <w:bdr w:val="none" w:sz="0" w:space="0" w:color="auto" w:frame="1"/>
-          <w:lang w:eastAsia="en-AU"/>
-          <w14:ligatures w14:val="none"/>
-        </w:rPr>
-        <w:t>ChatOps</w:t>
-      </w:r>
-      <w:proofErr w:type="spellEnd"/>
-      <w:r>
-        <w:rPr>
-          <w:rFonts w:ascii="Aptos" w:eastAsia="Times New Roman" w:hAnsi="Aptos" w:cs="Segoe UI"/>
-          <w:color w:val="00B050"/>
-          <w:kern w:val="0"/>
-          <w:bdr w:val="none" w:sz="0" w:space="0" w:color="auto" w:frame="1"/>
-          <w:lang w:eastAsia="en-AU"/>
-          <w14:ligatures w14:val="none"/>
-        </w:rPr>
-        <w:t xml:space="preserve"> is about using chat platforms such as Slack/ Teams as the central interface for operations and collaboration.</w:t>
+        <w:t>ChatOps is about using chat platforms such as Slack/ Teams as the central interface for operations and collaboration.</w:t>
       </w:r>
     </w:p>
     <w:p>
@@ -1137,22 +940,7 @@
         <w:rPr>
           <w:lang w:val="en-US"/>
         </w:rPr>
-        <w:lastRenderedPageBreak/>
-        <w:t xml:space="preserve">Does the CD in 'CI/CD' stand for continuous deployment or continuous delivery? Or is it indeed that that depends on the application; on whether a product is delivered or whether </w:t>
-      </w:r>
-      <w:proofErr w:type="spellStart"/>
-      <w:r>
-        <w:rPr>
-          <w:lang w:val="en-US"/>
-        </w:rPr>
-        <w:t>its</w:t>
-      </w:r>
-      <w:proofErr w:type="spellEnd"/>
-      <w:r>
-        <w:rPr>
-          <w:lang w:val="en-US"/>
-        </w:rPr>
-        <w:t xml:space="preserve"> a commit to a repo?</w:t>
+        <w:t>Does the CD in 'CI/CD' stand for continuous deployment or continuous delivery? Or is it indeed that that depends on the application; on whether a product is delivered or whether its a commit to a repo?</w:t>
       </w:r>
     </w:p>
     <w:p>
@@ -1226,6 +1014,7 @@
         <w:rPr>
           <w:color w:val="00B050"/>
         </w:rPr>
+        <w:lastRenderedPageBreak/>
         <w:t>But deployment to production is a manual decision </w:t>
       </w:r>
     </w:p>
@@ -1357,6 +1146,126 @@
     </w:p>
     <w:p>
       <w:pPr>
+        <w:pStyle w:val="ListParagraph"/>
+        <w:numPr>
+          <w:ilvl w:val="0"/>
+          <w:numId w:val="37"/>
+        </w:numPr>
+        <w:rPr>
+          <w:color w:val="EE0000"/>
+        </w:rPr>
+      </w:pPr>
+      <w:r>
+        <w:rPr>
+          <w:color w:val="EE0000"/>
+        </w:rPr>
+        <w:t>Is it fair to say that a DevOps team, rather than being any specific structure, is simply the team that ensures DevOps is adopted and runs smoothly across an organisation?</w:t>
+      </w:r>
+    </w:p>
+    <w:p>
+      <w:pPr>
+        <w:pStyle w:val="ListParagraph"/>
+        <w:numPr>
+          <w:ilvl w:val="1"/>
+          <w:numId w:val="37"/>
+        </w:numPr>
+        <w:rPr>
+          <w:color w:val="EE0000"/>
+        </w:rPr>
+      </w:pPr>
+      <w:r>
+        <w:rPr>
+          <w:color w:val="EE0000"/>
+        </w:rPr>
+        <w:t>Whether that be explaining DevOps to others, or actually integrating the pipelines for automation, or simply assuring quality or security?</w:t>
+      </w:r>
+    </w:p>
+    <w:p>
+      <w:pPr>
+        <w:pStyle w:val="ListParagraph"/>
+        <w:numPr>
+          <w:ilvl w:val="1"/>
+          <w:numId w:val="37"/>
+        </w:numPr>
+        <w:rPr>
+          <w:color w:val="EE0000"/>
+        </w:rPr>
+      </w:pPr>
+      <w:r>
+        <w:rPr>
+          <w:color w:val="EE0000"/>
+        </w:rPr>
+        <w:t>Essentially, any role that contributes to DevOps is a DevOps role.</w:t>
+      </w:r>
+    </w:p>
+    <w:p>
+      <w:pPr>
+        <w:pStyle w:val="ListParagraph"/>
+        <w:numPr>
+          <w:ilvl w:val="0"/>
+          <w:numId w:val="37"/>
+        </w:numPr>
+        <w:rPr>
+          <w:color w:val="EE0000"/>
+        </w:rPr>
+      </w:pPr>
+      <w:r>
+        <w:rPr>
+          <w:color w:val="EE0000"/>
+        </w:rPr>
+        <w:t xml:space="preserve">Having some trouble defining what is the difference between Resilience Engineering and Site </w:t>
+      </w:r>
+      <w:r>
+        <w:rPr>
+          <w:color w:val="EE0000"/>
+        </w:rPr>
+        <w:t>Reliability</w:t>
+      </w:r>
+      <w:r>
+        <w:rPr>
+          <w:color w:val="EE0000"/>
+        </w:rPr>
+        <w:t xml:space="preserve"> Engineering</w:t>
+      </w:r>
+    </w:p>
+    <w:p>
+      <w:pPr>
+        <w:pStyle w:val="ListParagraph"/>
+        <w:numPr>
+          <w:ilvl w:val="1"/>
+          <w:numId w:val="37"/>
+        </w:numPr>
+        <w:rPr>
+          <w:color w:val="EE0000"/>
+        </w:rPr>
+      </w:pPr>
+      <w:r>
+        <w:rPr>
+          <w:color w:val="EE0000"/>
+        </w:rPr>
+        <w:t>As a result, it’s hard to tell what each of them is or focusses on.</w:t>
+      </w:r>
+    </w:p>
+    <w:p>
+      <w:pPr>
+        <w:pStyle w:val="ListParagraph"/>
+        <w:numPr>
+          <w:ilvl w:val="0"/>
+          <w:numId w:val="37"/>
+        </w:numPr>
+        <w:rPr>
+          <w:color w:val="EE0000"/>
+        </w:rPr>
+      </w:pPr>
+      <w:r>
+        <w:rPr>
+          <w:color w:val="EE0000"/>
+        </w:rPr>
+        <w:t>I assume they are, but in case the definition is slightly different, are customers considered stakeholders (within the context of DevOps)?</w:t>
+      </w:r>
+    </w:p>
+    <w:p>
+      <w:pPr>
         <w:pStyle w:val="Heading1"/>
         <w:rPr>
           <w:lang w:val="en-US"/>
@@ -1646,6 +1555,7 @@
         <w:rPr>
           <w:lang w:val="en-US"/>
         </w:rPr>
+        <w:lastRenderedPageBreak/>
         <w:t>I will also explore the DevOps principle for modular design and Microservices and learn to implement Kanban workflows using JIRA.</w:t>
       </w:r>
     </w:p>
@@ -1685,16 +1595,8 @@
         <w:rPr>
           <w:lang w:val="en-US"/>
         </w:rPr>
-        <w:t xml:space="preserve">This topic describes the three DevOps principles of flow, feedback, and continuous learning to derive better DevOps </w:t>
-      </w:r>
-      <w:proofErr w:type="spellStart"/>
-      <w:r>
-        <w:rPr>
-          <w:lang w:val="en-US"/>
-        </w:rPr>
-        <w:t>behaviour</w:t>
-      </w:r>
-      <w:proofErr w:type="spellEnd"/>
+        <w:t>This topic describes the three DevOps principles of flow, feedback, and continuous learning to derive better DevOps behaviour</w:t>
+      </w:r>
       <w:r>
         <w:rPr>
           <w:lang w:val="en-US"/>
@@ -1995,6 +1897,7 @@
         <w:rPr>
           <w:lang w:val="en-US"/>
         </w:rPr>
+        <w:lastRenderedPageBreak/>
         <w:t>Build in Quality?? Built in did they mean???</w:t>
       </w:r>
     </w:p>
@@ -2046,19 +1949,11 @@
           <w:lang w:val="en-US"/>
         </w:rPr>
       </w:pPr>
-      <w:proofErr w:type="spellStart"/>
-      <w:r>
-        <w:rPr>
-          <w:lang w:val="en-US"/>
-        </w:rPr>
-        <w:t>Organisational</w:t>
-      </w:r>
-      <w:proofErr w:type="spellEnd"/>
-      <w:r>
-        <w:rPr>
-          <w:lang w:val="en-US"/>
-        </w:rPr>
-        <w:t xml:space="preserve"> culture</w:t>
+      <w:r>
+        <w:rPr>
+          <w:lang w:val="en-US"/>
+        </w:rPr>
+        <w:t>Organisational culture</w:t>
       </w:r>
     </w:p>
     <w:p>
@@ -2155,19 +2050,11 @@
           <w:lang w:val="en-US"/>
         </w:rPr>
       </w:pPr>
-      <w:proofErr w:type="spellStart"/>
-      <w:r>
-        <w:rPr>
-          <w:lang w:val="en-US"/>
-        </w:rPr>
-        <w:t>Empathise</w:t>
-      </w:r>
-      <w:proofErr w:type="spellEnd"/>
-      <w:r>
-        <w:rPr>
-          <w:lang w:val="en-US"/>
-        </w:rPr>
-        <w:t xml:space="preserve"> – think what the customer or user might want; put yourself in their shoes, so you can better provide a useful solution to them</w:t>
+      <w:r>
+        <w:rPr>
+          <w:lang w:val="en-US"/>
+        </w:rPr>
+        <w:t>Empathise – think what the customer or user might want; put yourself in their shoes, so you can better provide a useful solution to them</w:t>
       </w:r>
     </w:p>
     <w:p>
@@ -2422,21 +2309,7 @@
         <w:rPr>
           <w:lang w:val="en-US"/>
         </w:rPr>
-        <w:t xml:space="preserve">Implementation plan; </w:t>
-      </w:r>
-      <w:proofErr w:type="spellStart"/>
-      <w:r>
-        <w:rPr>
-          <w:lang w:val="en-US"/>
-        </w:rPr>
-        <w:t>finalise</w:t>
-      </w:r>
-      <w:proofErr w:type="spellEnd"/>
-      <w:r>
-        <w:rPr>
-          <w:lang w:val="en-US"/>
-        </w:rPr>
-        <w:t xml:space="preserve"> what needs to be implemented and start the implementation process.</w:t>
+        <w:t>Implementation plan; finalise what needs to be implemented and start the implementation process.</w:t>
       </w:r>
     </w:p>
     <w:p>
@@ -2882,16 +2755,8 @@
         <w:rPr>
           <w:lang w:val="en-US"/>
         </w:rPr>
-        <w:t xml:space="preserve">Kanban </w:t>
-      </w:r>
-      <w:proofErr w:type="spellStart"/>
-      <w:r>
-        <w:rPr>
-          <w:lang w:val="en-US"/>
-        </w:rPr>
-        <w:t>Characertistics</w:t>
-      </w:r>
-      <w:proofErr w:type="spellEnd"/>
+        <w:t>Kanban Characertistics</w:t>
+      </w:r>
     </w:p>
     <w:p>
       <w:pPr>
@@ -2975,6 +2840,7 @@
         <w:rPr>
           <w:lang w:val="en-US"/>
         </w:rPr>
+        <w:lastRenderedPageBreak/>
         <w:t>Increasing customer satisfaction</w:t>
       </w:r>
     </w:p>
@@ -3107,16 +2973,8 @@
         <w:rPr>
           <w:lang w:val="en-US"/>
         </w:rPr>
-        <w:t xml:space="preserve">Scrum </w:t>
-      </w:r>
-      <w:proofErr w:type="spellStart"/>
-      <w:r>
-        <w:rPr>
-          <w:lang w:val="en-US"/>
-        </w:rPr>
-        <w:t>Charactertistics</w:t>
-      </w:r>
-      <w:proofErr w:type="spellEnd"/>
+        <w:t>Scrum Charactertistics</w:t>
+      </w:r>
     </w:p>
     <w:p>
       <w:pPr>
@@ -3291,33 +3149,11 @@
           <w:lang w:val="en-US"/>
         </w:rPr>
       </w:pPr>
-      <w:proofErr w:type="spellStart"/>
-      <w:r>
-        <w:rPr>
-          <w:lang w:val="en-US"/>
-        </w:rPr>
-        <w:t>Recognose</w:t>
-      </w:r>
-      <w:proofErr w:type="spellEnd"/>
-      <w:r>
-        <w:rPr>
-          <w:lang w:val="en-US"/>
-        </w:rPr>
-        <w:t xml:space="preserve"> the process of DevOps </w:t>
-      </w:r>
-      <w:proofErr w:type="spellStart"/>
-      <w:r>
-        <w:rPr>
-          <w:lang w:val="en-US"/>
-        </w:rPr>
-        <w:t>transofmration</w:t>
-      </w:r>
-      <w:proofErr w:type="spellEnd"/>
-      <w:r>
-        <w:rPr>
-          <w:lang w:val="en-US"/>
-        </w:rPr>
-        <w:t xml:space="preserve"> with focus on greenfield and brownfield DevOps project.</w:t>
+      <w:r>
+        <w:rPr>
+          <w:lang w:val="en-US"/>
+        </w:rPr>
+        <w:t>Recognose the process of DevOps transofmration with focus on greenfield and brownfield DevOps project.</w:t>
       </w:r>
     </w:p>
     <w:p>
@@ -3400,42 +3236,13 @@
           <w:lang w:val="en-US"/>
         </w:rPr>
       </w:pPr>
-      <w:proofErr w:type="spellStart"/>
-      <w:r>
-        <w:rPr>
-          <w:lang w:val="en-US"/>
-        </w:rPr>
-        <w:t>Maintaing</w:t>
-      </w:r>
-      <w:proofErr w:type="spellEnd"/>
-      <w:r>
-        <w:rPr>
-          <w:lang w:val="en-US"/>
-        </w:rPr>
-        <w:t xml:space="preserve"> </w:t>
-      </w:r>
-      <w:proofErr w:type="spellStart"/>
-      <w:r>
-        <w:rPr>
-          <w:lang w:val="en-US"/>
-        </w:rPr>
-        <w:t>worksloads</w:t>
-      </w:r>
-      <w:proofErr w:type="spellEnd"/>
-      <w:r>
-        <w:rPr>
-          <w:lang w:val="en-US"/>
-        </w:rPr>
-        <w:t xml:space="preserve"> across externally sourced </w:t>
-      </w:r>
-      <w:proofErr w:type="spellStart"/>
-      <w:r>
-        <w:rPr>
-          <w:lang w:val="en-US"/>
-        </w:rPr>
-        <w:t>infrastructres</w:t>
-      </w:r>
-      <w:proofErr w:type="spellEnd"/>
+      <w:r>
+        <w:rPr>
+          <w:lang w:val="en-US"/>
+        </w:rPr>
+        <w:lastRenderedPageBreak/>
+        <w:t>Maintaing worksloads across externally sourced infrastructres</w:t>
+      </w:r>
     </w:p>
     <w:p>
       <w:pPr>
@@ -3571,19 +3378,11 @@
           <w:lang w:val="en-US"/>
         </w:rPr>
       </w:pPr>
-      <w:proofErr w:type="spellStart"/>
-      <w:r>
-        <w:rPr>
-          <w:lang w:val="en-US"/>
-        </w:rPr>
-        <w:t>Maintining</w:t>
-      </w:r>
-      <w:proofErr w:type="spellEnd"/>
-      <w:r>
-        <w:rPr>
-          <w:lang w:val="en-US"/>
-        </w:rPr>
-        <w:t xml:space="preserve"> workload across-on-premise data centers</w:t>
+      <w:r>
+        <w:rPr>
+          <w:lang w:val="en-US"/>
+        </w:rPr>
+        <w:t>Maintining workload across-on-premise data centers</w:t>
       </w:r>
     </w:p>
     <w:p>
@@ -3637,16 +3436,8 @@
         <w:rPr>
           <w:lang w:val="en-US"/>
         </w:rPr>
-        <w:t xml:space="preserve">Supports serial </w:t>
-      </w:r>
-      <w:proofErr w:type="spellStart"/>
-      <w:r>
-        <w:rPr>
-          <w:lang w:val="en-US"/>
-        </w:rPr>
-        <w:t>proccesses</w:t>
-      </w:r>
-      <w:proofErr w:type="spellEnd"/>
+        <w:t>Supports serial proccesses</w:t>
+      </w:r>
     </w:p>
     <w:p>
       <w:pPr>
@@ -4381,6 +4172,7 @@
         <w:rPr>
           <w:lang w:val="en-US"/>
         </w:rPr>
+        <w:lastRenderedPageBreak/>
         <w:t>In case of brownfield, you will already have a system where developers will</w:t>
       </w:r>
       <w:r>
@@ -5636,21 +5428,7 @@
         <w:rPr>
           <w:lang w:val="en-US"/>
         </w:rPr>
-        <w:t xml:space="preserve"> – With early and frequent failures, all that is left is to </w:t>
-      </w:r>
-      <w:proofErr w:type="spellStart"/>
-      <w:r>
-        <w:rPr>
-          <w:lang w:val="en-US"/>
-        </w:rPr>
-        <w:t>maximise</w:t>
-      </w:r>
-      <w:proofErr w:type="spellEnd"/>
-      <w:r>
-        <w:rPr>
-          <w:lang w:val="en-US"/>
-        </w:rPr>
-        <w:t xml:space="preserve"> the learning we achieve from failure. This could be done through </w:t>
+        <w:t xml:space="preserve"> – With early and frequent failures, all that is left is to maximise the learning we achieve from failure. This could be done through </w:t>
       </w:r>
       <w:r>
         <w:rPr>
@@ -5813,9 +5591,8 @@
           <w:u w:val="single"/>
           <w:lang w:val="en-US"/>
         </w:rPr>
-        <w:t xml:space="preserve">Ensures </w:t>
-      </w:r>
-      <w:proofErr w:type="spellStart"/>
+        <w:t>Ensures stabili</w:t>
+      </w:r>
       <w:r>
         <w:rPr>
           <w:b/>
@@ -5823,7 +5600,7 @@
           <w:u w:val="single"/>
           <w:lang w:val="en-US"/>
         </w:rPr>
-        <w:t>stabili</w:t>
+        <w:t>s</w:t>
       </w:r>
       <w:r>
         <w:rPr>
@@ -5832,8 +5609,32 @@
           <w:u w:val="single"/>
           <w:lang w:val="en-US"/>
         </w:rPr>
-        <w:t>s</w:t>
-      </w:r>
+        <w:t>ed software</w:t>
+      </w:r>
+      <w:r>
+        <w:rPr>
+          <w:lang w:val="en-US"/>
+        </w:rPr>
+        <w:t xml:space="preserve"> – </w:t>
+      </w:r>
+      <w:r>
+        <w:rPr>
+          <w:lang w:val="en-US"/>
+        </w:rPr>
+        <w:t>By learning from failure quickly, it helps ensure the releases users receive are stabalised.</w:t>
+      </w:r>
+    </w:p>
+    <w:p>
+      <w:pPr>
+        <w:pStyle w:val="ListParagraph"/>
+        <w:numPr>
+          <w:ilvl w:val="0"/>
+          <w:numId w:val="26"/>
+        </w:numPr>
+        <w:rPr>
+          <w:lang w:val="en-US"/>
+        </w:rPr>
+      </w:pPr>
       <w:r>
         <w:rPr>
           <w:b/>
@@ -5841,9 +5642,26 @@
           <w:u w:val="single"/>
           <w:lang w:val="en-US"/>
         </w:rPr>
-        <w:t>ed</w:t>
-      </w:r>
-      <w:proofErr w:type="spellEnd"/>
+        <w:t>Higher-quality &amp; production-ready software</w:t>
+      </w:r>
+      <w:r>
+        <w:rPr>
+          <w:lang w:val="en-US"/>
+        </w:rPr>
+        <w:t xml:space="preserve"> – With fewer bugs and defects, especially if we’re able to treat issues at the early stages, it leads to higher-quality, production-ready software.</w:t>
+      </w:r>
+    </w:p>
+    <w:p>
+      <w:pPr>
+        <w:pStyle w:val="ListParagraph"/>
+        <w:numPr>
+          <w:ilvl w:val="0"/>
+          <w:numId w:val="26"/>
+        </w:numPr>
+        <w:rPr>
+          <w:lang w:val="en-US"/>
+        </w:rPr>
+      </w:pPr>
       <w:r>
         <w:rPr>
           <w:b/>
@@ -5851,7 +5669,7 @@
           <w:u w:val="single"/>
           <w:lang w:val="en-US"/>
         </w:rPr>
-        <w:t xml:space="preserve"> software</w:t>
+        <w:t>Reduces costs of failures &amp; bugs</w:t>
       </w:r>
       <w:r>
         <w:rPr>
@@ -5863,21 +5681,7 @@
         <w:rPr>
           <w:lang w:val="en-US"/>
         </w:rPr>
-        <w:t xml:space="preserve">By learning from failure quickly, it helps ensure the releases users receive are </w:t>
-      </w:r>
-      <w:proofErr w:type="spellStart"/>
-      <w:r>
-        <w:rPr>
-          <w:lang w:val="en-US"/>
-        </w:rPr>
-        <w:t>stabalised</w:t>
-      </w:r>
-      <w:proofErr w:type="spellEnd"/>
-      <w:r>
-        <w:rPr>
-          <w:lang w:val="en-US"/>
-        </w:rPr>
-        <w:t>.</w:t>
+        <w:t>When you detect bugs earlier, the costs of managing failures is reduced significantly.</w:t>
       </w:r>
     </w:p>
     <w:p>
@@ -5898,13 +5702,13 @@
           <w:u w:val="single"/>
           <w:lang w:val="en-US"/>
         </w:rPr>
-        <w:t>Higher-quality &amp; production-ready software</w:t>
-      </w:r>
-      <w:r>
-        <w:rPr>
-          <w:lang w:val="en-US"/>
-        </w:rPr>
-        <w:t xml:space="preserve"> – With fewer bugs and defects, especially if we’re able to treat issues at the early stages, it leads to higher-quality, production-ready software.</w:t>
+        <w:t>Embed software quality into build infrastructure</w:t>
+      </w:r>
+      <w:r>
+        <w:rPr>
+          <w:lang w:val="en-US"/>
+        </w:rPr>
+        <w:t xml:space="preserve"> – To promote DevOps culture???</w:t>
       </w:r>
     </w:p>
     <w:p>
@@ -5925,58 +5729,68 @@
           <w:u w:val="single"/>
           <w:lang w:val="en-US"/>
         </w:rPr>
-        <w:t>Reduces costs of failures &amp; bugs</w:t>
-      </w:r>
-      <w:r>
-        <w:rPr>
-          <w:lang w:val="en-US"/>
-        </w:rPr>
-        <w:t xml:space="preserve"> – </w:t>
-      </w:r>
-      <w:r>
-        <w:rPr>
-          <w:lang w:val="en-US"/>
-        </w:rPr>
-        <w:t>When you detect bugs earlier, the costs of managing failures is reduced significantly.</w:t>
-      </w:r>
-    </w:p>
-    <w:p>
-      <w:pPr>
-        <w:pStyle w:val="ListParagraph"/>
-        <w:numPr>
-          <w:ilvl w:val="0"/>
-          <w:numId w:val="26"/>
-        </w:numPr>
-        <w:rPr>
-          <w:lang w:val="en-US"/>
-        </w:rPr>
-      </w:pPr>
-      <w:r>
+        <w:t>Reduce debugging efforts</w:t>
+      </w:r>
+      <w:r>
+        <w:rPr>
+          <w:lang w:val="en-US"/>
+        </w:rPr>
+        <w:t xml:space="preserve"> – Adopting fail fast principle as part of your build helps reduce debugging effort or contributes to introducing automation</w:t>
+      </w:r>
+    </w:p>
+    <w:p>
+      <w:pPr>
+        <w:rPr>
+          <w:lang w:val="en-US"/>
+        </w:rPr>
+      </w:pPr>
+    </w:p>
+    <w:p>
+      <w:pPr>
+        <w:rPr>
+          <w:lang w:val="en-US"/>
+        </w:rPr>
+      </w:pPr>
+      <w:r>
+        <w:rPr>
+          <w:lang w:val="en-US"/>
+        </w:rPr>
+        <w:t>Two examples of traditional development vs quick win, fast fail example???</w:t>
+      </w:r>
+    </w:p>
+    <w:p>
+      <w:pPr>
+        <w:pStyle w:val="ListParagraph"/>
+        <w:numPr>
+          <w:ilvl w:val="0"/>
+          <w:numId w:val="27"/>
+        </w:numPr>
+        <w:rPr>
+          <w:lang w:val="en-US"/>
+        </w:rPr>
+      </w:pPr>
+      <w:r>
+        <w:rPr>
+          <w:lang w:val="en-US"/>
+        </w:rPr>
+        <w:t>Traditional does test at end, leading to infrequent releases, whereas fast fail does abundant development and testing, leading to more testing and failure and learning</w:t>
+      </w:r>
+    </w:p>
+    <w:p>
+      <w:pPr>
+        <w:rPr>
+          <w:lang w:val="en-US"/>
+        </w:rPr>
+      </w:pPr>
+    </w:p>
+    <w:p>
+      <w:pPr>
         <w:rPr>
           <w:b/>
           <w:bCs/>
           <w:u w:val="single"/>
           <w:lang w:val="en-US"/>
         </w:rPr>
-        <w:t>Embed software quality into build infrastructure</w:t>
-      </w:r>
-      <w:r>
-        <w:rPr>
-          <w:lang w:val="en-US"/>
-        </w:rPr>
-        <w:t xml:space="preserve"> – To promote DevOps culture???</w:t>
-      </w:r>
-    </w:p>
-    <w:p>
-      <w:pPr>
-        <w:pStyle w:val="ListParagraph"/>
-        <w:numPr>
-          <w:ilvl w:val="0"/>
-          <w:numId w:val="26"/>
-        </w:numPr>
-        <w:rPr>
-          <w:lang w:val="en-US"/>
-        </w:rPr>
       </w:pPr>
       <w:r>
         <w:rPr>
@@ -5985,33 +5799,40 @@
           <w:u w:val="single"/>
           <w:lang w:val="en-US"/>
         </w:rPr>
-        <w:t>Reduce debugging efforts</w:t>
-      </w:r>
-      <w:r>
-        <w:rPr>
-          <w:lang w:val="en-US"/>
-        </w:rPr>
-        <w:t xml:space="preserve"> – Adopting fail fast principle as part of your build helps reduce debugging effort or contributes to introducing automation</w:t>
-      </w:r>
-    </w:p>
-    <w:p>
-      <w:pPr>
-        <w:rPr>
-          <w:lang w:val="en-US"/>
-        </w:rPr>
-      </w:pPr>
-    </w:p>
-    <w:p>
-      <w:pPr>
-        <w:rPr>
-          <w:lang w:val="en-US"/>
-        </w:rPr>
-      </w:pPr>
-      <w:r>
-        <w:rPr>
-          <w:lang w:val="en-US"/>
-        </w:rPr>
-        <w:t>Two examples of traditional development vs quick win, fast fail example???</w:t>
+        <w:t>Fail Fast and DevOps</w:t>
+      </w:r>
+    </w:p>
+    <w:p>
+      <w:pPr>
+        <w:rPr>
+          <w:lang w:val="en-US"/>
+        </w:rPr>
+      </w:pPr>
+      <w:r>
+        <w:rPr>
+          <w:lang w:val="en-US"/>
+        </w:rPr>
+        <w:t>This topic describes fail fast as a DevOps principle and illustrates the role of feedback cycle.</w:t>
+      </w:r>
+    </w:p>
+    <w:p>
+      <w:pPr>
+        <w:rPr>
+          <w:lang w:val="en-US"/>
+        </w:rPr>
+      </w:pPr>
+    </w:p>
+    <w:p>
+      <w:pPr>
+        <w:rPr>
+          <w:lang w:val="en-US"/>
+        </w:rPr>
+      </w:pPr>
+      <w:r>
+        <w:rPr>
+          <w:lang w:val="en-US"/>
+        </w:rPr>
+        <w:t>Fail fast is implemented in DevOps with;</w:t>
       </w:r>
     </w:p>
     <w:p>
@@ -6029,66 +5850,7 @@
         <w:rPr>
           <w:lang w:val="en-US"/>
         </w:rPr>
-        <w:t>Traditional does test at end, leading to infrequent releases, whereas fast fail does abundant development and testing, leading to more testing and failure and learning</w:t>
-      </w:r>
-    </w:p>
-    <w:p>
-      <w:pPr>
-        <w:rPr>
-          <w:lang w:val="en-US"/>
-        </w:rPr>
-      </w:pPr>
-    </w:p>
-    <w:p>
-      <w:pPr>
-        <w:rPr>
-          <w:b/>
-          <w:bCs/>
-          <w:u w:val="single"/>
-          <w:lang w:val="en-US"/>
-        </w:rPr>
-      </w:pPr>
-      <w:r>
-        <w:rPr>
-          <w:b/>
-          <w:bCs/>
-          <w:u w:val="single"/>
-          <w:lang w:val="en-US"/>
-        </w:rPr>
-        <w:t>Fail Fast and DevOps</w:t>
-      </w:r>
-    </w:p>
-    <w:p>
-      <w:pPr>
-        <w:rPr>
-          <w:lang w:val="en-US"/>
-        </w:rPr>
-      </w:pPr>
-      <w:r>
-        <w:rPr>
-          <w:lang w:val="en-US"/>
-        </w:rPr>
-        <w:t>This topic describes fail fast as a DevOps principle and illustrates the role of feedback cycle.</w:t>
-      </w:r>
-    </w:p>
-    <w:p>
-      <w:pPr>
-        <w:rPr>
-          <w:lang w:val="en-US"/>
-        </w:rPr>
-      </w:pPr>
-    </w:p>
-    <w:p>
-      <w:pPr>
-        <w:rPr>
-          <w:lang w:val="en-US"/>
-        </w:rPr>
-      </w:pPr>
-      <w:r>
-        <w:rPr>
-          <w:lang w:val="en-US"/>
-        </w:rPr>
-        <w:t>Fail fast is implemented in DevOps with;</w:t>
+        <w:t>Test-driven development (TDD) – explanation; fixtures???</w:t>
       </w:r>
     </w:p>
     <w:p>
@@ -6106,33 +5868,7 @@
         <w:rPr>
           <w:lang w:val="en-US"/>
         </w:rPr>
-        <w:t>Test-driven development (TDD) – explanation; fixtures???</w:t>
-      </w:r>
-    </w:p>
-    <w:p>
-      <w:pPr>
-        <w:pStyle w:val="ListParagraph"/>
-        <w:numPr>
-          <w:ilvl w:val="0"/>
-          <w:numId w:val="27"/>
-        </w:numPr>
-        <w:rPr>
-          <w:lang w:val="en-US"/>
-        </w:rPr>
-      </w:pPr>
-      <w:proofErr w:type="spellStart"/>
-      <w:r>
-        <w:rPr>
-          <w:lang w:val="en-US"/>
-        </w:rPr>
-        <w:t>Behaviour</w:t>
-      </w:r>
-      <w:proofErr w:type="spellEnd"/>
-      <w:r>
-        <w:rPr>
-          <w:lang w:val="en-US"/>
-        </w:rPr>
-        <w:t>-driven development – Describes…???</w:t>
+        <w:t>Behaviour-driven development – Describes…???</w:t>
       </w:r>
     </w:p>
     <w:p>
@@ -6184,19 +5920,11 @@
           <w:lang w:val="en-US"/>
         </w:rPr>
       </w:pPr>
-      <w:proofErr w:type="spellStart"/>
-      <w:r>
-        <w:rPr>
-          <w:lang w:val="en-US"/>
-        </w:rPr>
-        <w:t>Evalutates</w:t>
-      </w:r>
-      <w:proofErr w:type="spellEnd"/>
-      <w:r>
-        <w:rPr>
-          <w:lang w:val="en-US"/>
-        </w:rPr>
-        <w:t xml:space="preserve"> the effects of each release on user experience</w:t>
+      <w:r>
+        <w:rPr>
+          <w:lang w:val="en-US"/>
+        </w:rPr>
+        <w:t>Evalutates the effects of each release on user experience</w:t>
       </w:r>
     </w:p>
     <w:p>
@@ -6816,33 +6544,11 @@
           <w:lang w:val="en-US"/>
         </w:rPr>
       </w:pPr>
-      <w:proofErr w:type="spellStart"/>
-      <w:r>
-        <w:rPr>
-          <w:lang w:val="en-US"/>
-        </w:rPr>
-        <w:t>Recognise</w:t>
-      </w:r>
-      <w:proofErr w:type="spellEnd"/>
-      <w:r>
-        <w:rPr>
-          <w:lang w:val="en-US"/>
-        </w:rPr>
-        <w:t xml:space="preserve"> the essential software development techniques we can use to build </w:t>
-      </w:r>
-      <w:proofErr w:type="spellStart"/>
-      <w:r>
-        <w:rPr>
-          <w:lang w:val="en-US"/>
-        </w:rPr>
-        <w:t>softwares</w:t>
-      </w:r>
-      <w:proofErr w:type="spellEnd"/>
-      <w:r>
-        <w:rPr>
-          <w:lang w:val="en-US"/>
-        </w:rPr>
-        <w:t xml:space="preserve"> to fail fast.</w:t>
+      <w:r>
+        <w:rPr>
+          <w:lang w:val="en-US"/>
+        </w:rPr>
+        <w:t>Recognise the essential software development techniques we can use to build softwares to fail fast.</w:t>
       </w:r>
     </w:p>
     <w:p>
@@ -6984,19 +6690,11 @@
           <w:lang w:val="en-US"/>
         </w:rPr>
       </w:pPr>
-      <w:proofErr w:type="spellStart"/>
-      <w:r>
-        <w:rPr>
-          <w:lang w:val="en-US"/>
-        </w:rPr>
-        <w:t>Dvides</w:t>
-      </w:r>
-      <w:proofErr w:type="spellEnd"/>
-      <w:r>
-        <w:rPr>
-          <w:lang w:val="en-US"/>
-        </w:rPr>
-        <w:t xml:space="preserve"> phases into sprints</w:t>
+      <w:r>
+        <w:rPr>
+          <w:lang w:val="en-US"/>
+        </w:rPr>
+        <w:t>Dvides phases into sprints</w:t>
       </w:r>
     </w:p>
     <w:p>
@@ -8783,16 +8481,8 @@
           <w:rPr>
             <w:rStyle w:val="Hyperlink"/>
           </w:rPr>
-          <w:t xml:space="preserve">Manifesto for Agile Software Development - </w:t>
+          <w:t>Manifesto for Agile Software Development - GeeksforGeeks</w:t>
         </w:r>
-        <w:proofErr w:type="spellStart"/>
-        <w:r>
-          <w:rPr>
-            <w:rStyle w:val="Hyperlink"/>
-          </w:rPr>
-          <w:t>GeeksforGeeks</w:t>
-        </w:r>
-        <w:proofErr w:type="spellEnd"/>
       </w:hyperlink>
     </w:p>
     <w:p>
@@ -8865,7 +8555,31 @@
         <w:rPr>
           <w:lang w:val="en-US"/>
         </w:rPr>
-        <w:t>. It makes sure that service management processes are flexible, easy to adapt, and have just the right amount of control. This helps organizations provide services quickly and efficiently, staying up-to-date with market changes and customer demands.</w:t>
+        <w:t xml:space="preserve">. It makes sure that service management processes are flexible, easy to adapt, and have just the right amount of control. This helps organizations provide </w:t>
+      </w:r>
+      <w:hyperlink w:anchor="_Service" w:history="1">
+        <w:r>
+          <w:rPr>
+            <w:rStyle w:val="Hyperlink"/>
+            <w:b/>
+            <w:bCs/>
+            <w:lang w:val="en-US"/>
+          </w:rPr>
+          <w:t>services</w:t>
+        </w:r>
+      </w:hyperlink>
+      <w:r>
+        <w:rPr>
+          <w:color w:val="EE0000"/>
+          <w:lang w:val="en-US"/>
+        </w:rPr>
+        <w:t xml:space="preserve"> </w:t>
+      </w:r>
+      <w:r>
+        <w:rPr>
+          <w:lang w:val="en-US"/>
+        </w:rPr>
+        <w:t>quickly and efficiently, staying up-to-date with market changes and customer demands.</w:t>
       </w:r>
     </w:p>
     <w:p>
@@ -9182,6 +8896,7 @@
         <w:rPr>
           <w:lang w:val="en-US"/>
         </w:rPr>
+        <w:lastRenderedPageBreak/>
         <w:t xml:space="preserve">Agile software development </w:t>
       </w:r>
     </w:p>
@@ -9430,6 +9145,35 @@
     <w:p>
       <w:pPr>
         <w:rPr>
+          <w:color w:val="EE0000"/>
+          <w:lang w:val="en-US"/>
+        </w:rPr>
+      </w:pPr>
+      <w:r>
+        <w:rPr>
+          <w:color w:val="EE0000"/>
+          <w:lang w:val="en-US"/>
+        </w:rPr>
+        <w:t>LIKELY TO BE LINKED TO DEVOPS</w:t>
+      </w:r>
+      <w:r>
+        <w:rPr>
+          <w:color w:val="EE0000"/>
+          <w:lang w:val="en-US"/>
+        </w:rPr>
+        <w:t xml:space="preserve"> ORGANISATIONAL</w:t>
+      </w:r>
+      <w:r>
+        <w:rPr>
+          <w:color w:val="EE0000"/>
+          <w:lang w:val="en-US"/>
+        </w:rPr>
+        <w:t xml:space="preserve"> CULTURE</w:t>
+      </w:r>
+    </w:p>
+    <w:p>
+      <w:pPr>
+        <w:rPr>
           <w:lang w:val="en-US"/>
         </w:rPr>
       </w:pPr>
@@ -9734,14 +9478,16 @@
       <w:r>
         <w:t xml:space="preserve">test automation, </w:t>
       </w:r>
-      <w:r>
-        <w:rPr>
-          <w:b/>
-          <w:bCs/>
-          <w:color w:val="EE0000"/>
-        </w:rPr>
-        <w:t>trunk-based development</w:t>
-      </w:r>
+      <w:hyperlink w:anchor="_Trunk-based_Development" w:history="1">
+        <w:r>
+          <w:rPr>
+            <w:rStyle w:val="Hyperlink"/>
+            <w:b/>
+            <w:bCs/>
+          </w:rPr>
+          <w:t>trunk-based development</w:t>
+        </w:r>
+      </w:hyperlink>
       <w:r>
         <w:t>, and working in small batches</w:t>
       </w:r>
@@ -9877,21 +9623,7 @@
         <w:rPr>
           <w:lang w:val="en-US"/>
         </w:rPr>
-        <w:t xml:space="preserve">, and with world events having caused continued massive shifts in </w:t>
-      </w:r>
-      <w:proofErr w:type="spellStart"/>
-      <w:r>
-        <w:rPr>
-          <w:lang w:val="en-US"/>
-        </w:rPr>
-        <w:t>peoples</w:t>
-      </w:r>
-      <w:proofErr w:type="spellEnd"/>
-      <w:r>
-        <w:rPr>
-          <w:lang w:val="en-US"/>
-        </w:rPr>
-        <w:t xml:space="preserve"> lives, employees ability to cope with change has never been worse, </w:t>
+        <w:t xml:space="preserve">, and with world events having caused continued massive shifts in peoples lives, employees ability to cope with change has never been worse, </w:t>
       </w:r>
       <w:r>
         <w:rPr>
@@ -10056,7 +9788,6 @@
           <w:lang w:val="en-US"/>
         </w:rPr>
       </w:pPr>
-      <w:proofErr w:type="spellStart"/>
       <w:r>
         <w:rPr>
           <w:color w:val="EE0000"/>
@@ -10064,7 +9795,6 @@
         </w:rPr>
         <w:t>ChatOps</w:t>
       </w:r>
-      <w:proofErr w:type="spellEnd"/>
     </w:p>
     <w:p>
       <w:pPr>
@@ -10083,19 +9813,11 @@
         </w:rPr>
         <w:t>“</w:t>
       </w:r>
-      <w:proofErr w:type="spellStart"/>
-      <w:r>
-        <w:rPr>
-          <w:lang w:val="en-US"/>
-        </w:rPr>
-        <w:t>ChatOps</w:t>
-      </w:r>
-      <w:proofErr w:type="spellEnd"/>
-      <w:r>
-        <w:rPr>
-          <w:lang w:val="en-US"/>
-        </w:rPr>
-        <w:t xml:space="preserve"> is a collaboration model that connects people, tools, process, and automation into a transparent workflow. This flow connects the work needed, the work happening, and the work done in a persistent location staffed by the people, bots, and related tools. The transparency tightens the feedback loop, improves information sharing, and enhances team collaboration. Not to mention team culture and cross-training.</w:t>
+      <w:r>
+        <w:rPr>
+          <w:lang w:val="en-US"/>
+        </w:rPr>
+        <w:t>ChatOps is a collaboration model that connects people, tools, process, and automation into a transparent workflow. This flow connects the work needed, the work happening, and the work done in a persistent location staffed by the people, bots, and related tools. The transparency tightens the feedback loop, improves information sharing, and enhances team collaboration. Not to mention team culture and cross-training.</w:t>
       </w:r>
       <w:r>
         <w:rPr>
@@ -10121,29 +9843,8 @@
         </w:rPr>
         <w:t>“</w:t>
       </w:r>
-      <w:proofErr w:type="spellStart"/>
-      <w:r>
-        <w:t>ChatOps</w:t>
-      </w:r>
-      <w:proofErr w:type="spellEnd"/>
-      <w:r>
-        <w:t xml:space="preserve"> is also known as "Conversation-driven collaboration" or "Conversation-driven DevOps". </w:t>
-      </w:r>
-      <w:proofErr w:type="spellStart"/>
-      <w:r>
-        <w:t>ChatOps</w:t>
-      </w:r>
-      <w:proofErr w:type="spellEnd"/>
-      <w:r>
-        <w:t xml:space="preserve"> is mainly designed for simple and fast messaging between the development team members. </w:t>
-      </w:r>
-      <w:proofErr w:type="spellStart"/>
-      <w:r>
-        <w:t>ChatOps</w:t>
-      </w:r>
-      <w:proofErr w:type="spellEnd"/>
-      <w:r>
-        <w:t xml:space="preserve"> is derived from </w:t>
+      <w:r>
+        <w:t>ChatOps is also known as "Conversation-driven collaboration" or "Conversation-driven DevOps". ChatOps is mainly designed for simple and fast messaging between the development team members. ChatOps is derived from </w:t>
       </w:r>
       <w:hyperlink r:id="rId19" w:history="1">
         <w:r>
@@ -10180,13 +9881,8 @@
       <w:r>
         <w:t>“</w:t>
       </w:r>
-      <w:proofErr w:type="spellStart"/>
-      <w:r>
-        <w:t>ChatOps</w:t>
-      </w:r>
-      <w:proofErr w:type="spellEnd"/>
-      <w:r>
-        <w:t xml:space="preserve"> allows teams to perform tasks, manage workflows, and perform actions within a chat platform. So instead of switching between the different tools and interfaces, users can easily execute commands, and access the information from a chat interface. This method gives transparency, collaboration, and efficiency within teams by centralizing the operations and communication and providing a space where everyone can engage in managerial processes.</w:t>
+      <w:r>
+        <w:t>ChatOps allows teams to perform tasks, manage workflows, and perform actions within a chat platform. So instead of switching between the different tools and interfaces, users can easily execute commands, and access the information from a chat interface. This method gives transparency, collaboration, and efficiency within teams by centralizing the operations and communication and providing a space where everyone can engage in managerial processes.</w:t>
       </w:r>
       <w:r>
         <w:t>”</w:t>
@@ -10207,15 +9903,7 @@
         <w:t>“</w:t>
       </w:r>
       <w:r>
-        <w:t xml:space="preserve">Deploying a </w:t>
-      </w:r>
-      <w:proofErr w:type="spellStart"/>
-      <w:r>
-        <w:t>ChatOps</w:t>
-      </w:r>
-      <w:proofErr w:type="spellEnd"/>
-      <w:r>
-        <w:t xml:space="preserve"> environment involves several steps and can vary based on the tools and platforms you choose. It involves setting up a chatbot within a chat application that can execute operational tasks. The chatbot is typically integrated with various tools and services, allowing for automation of tasks and facilitating collaboration.</w:t>
+        <w:t>Deploying a ChatOps environment involves several steps and can vary based on the tools and platforms you choose. It involves setting up a chatbot within a chat application that can execute operational tasks. The chatbot is typically integrated with various tools and services, allowing for automation of tasks and facilitating collaboration.</w:t>
       </w:r>
       <w:r>
         <w:t>”</w:t>
@@ -10233,28 +9921,12 @@
         </w:rPr>
       </w:pPr>
       <w:hyperlink r:id="rId20" w:history="1">
-        <w:proofErr w:type="spellStart"/>
         <w:r>
           <w:rPr>
             <w:rStyle w:val="Hyperlink"/>
           </w:rPr>
-          <w:t>ChatOps</w:t>
+          <w:t>ChatOps - GeeksforGeeks</w:t>
         </w:r>
-        <w:proofErr w:type="spellEnd"/>
-        <w:r>
-          <w:rPr>
-            <w:rStyle w:val="Hyperlink"/>
-          </w:rPr>
-          <w:t xml:space="preserve"> - </w:t>
-        </w:r>
-        <w:proofErr w:type="spellStart"/>
-        <w:r>
-          <w:rPr>
-            <w:rStyle w:val="Hyperlink"/>
-          </w:rPr>
-          <w:t>GeeksforGeeks</w:t>
-        </w:r>
-        <w:proofErr w:type="spellEnd"/>
       </w:hyperlink>
     </w:p>
     <w:p>
@@ -10273,49 +9945,27 @@
           <w:rPr>
             <w:rStyle w:val="Hyperlink"/>
           </w:rPr>
-          <w:t xml:space="preserve">What is </w:t>
+          <w:t>What is ChatOps? A guide to its evolution and adoption</w:t>
         </w:r>
-        <w:proofErr w:type="spellStart"/>
+      </w:hyperlink>
+    </w:p>
+    <w:p>
+      <w:pPr>
+        <w:pStyle w:val="ListParagraph"/>
+        <w:numPr>
+          <w:ilvl w:val="1"/>
+          <w:numId w:val="14"/>
+        </w:numPr>
+        <w:rPr>
+          <w:lang w:val="en-US"/>
+        </w:rPr>
+      </w:pPr>
+      <w:hyperlink r:id="rId22" w:history="1">
         <w:r>
           <w:rPr>
             <w:rStyle w:val="Hyperlink"/>
           </w:rPr>
-          <w:t>ChatOps</w:t>
-        </w:r>
-        <w:proofErr w:type="spellEnd"/>
-        <w:r>
-          <w:rPr>
-            <w:rStyle w:val="Hyperlink"/>
-          </w:rPr>
-          <w:t>? A guide to its evolution and adoption</w:t>
-        </w:r>
-      </w:hyperlink>
-    </w:p>
-    <w:p>
-      <w:pPr>
-        <w:pStyle w:val="ListParagraph"/>
-        <w:numPr>
-          <w:ilvl w:val="1"/>
-          <w:numId w:val="14"/>
-        </w:numPr>
-        <w:rPr>
-          <w:lang w:val="en-US"/>
-        </w:rPr>
-      </w:pPr>
-      <w:hyperlink r:id="rId22" w:history="1">
-        <w:proofErr w:type="spellStart"/>
-        <w:r>
-          <w:rPr>
-            <w:rStyle w:val="Hyperlink"/>
-          </w:rPr>
-          <w:t>ChatOps</w:t>
-        </w:r>
-        <w:proofErr w:type="spellEnd"/>
-        <w:r>
-          <w:rPr>
-            <w:rStyle w:val="Hyperlink"/>
-          </w:rPr>
-          <w:t xml:space="preserve"> for incident management | Atlassian</w:t>
+          <w:t>ChatOps for incident management | Atlassian</w:t>
         </w:r>
       </w:hyperlink>
     </w:p>
@@ -10594,15 +10244,7 @@
         </w:rPr>
       </w:pPr>
       <w:r>
-        <w:t xml:space="preserve">DevOps is </w:t>
-      </w:r>
-      <w:proofErr w:type="spellStart"/>
-      <w:r>
-        <w:t>centered</w:t>
-      </w:r>
-      <w:proofErr w:type="spellEnd"/>
-      <w:r>
-        <w:t xml:space="preserve"> on teamwork. Organizations can get rid of bottlenecks, improve processes, and shorten time to market by tearing down silos and promoting collaboration between development, operations, and other stakeholders.</w:t>
+        <w:t>DevOps is centered on teamwork. Organizations can get rid of bottlenecks, improve processes, and shorten time to market by tearing down silos and promoting collaboration between development, operations, and other stakeholders.</w:t>
       </w:r>
     </w:p>
     <w:p>
@@ -11099,7 +10741,6 @@
         <w:rPr>
           <w:lang w:val="en-US"/>
         </w:rPr>
-        <w:lastRenderedPageBreak/>
         <w:t xml:space="preserve">Constraint </w:t>
       </w:r>
     </w:p>
@@ -11322,21 +10963,7 @@
         <w:rPr>
           <w:lang w:val="en-US"/>
         </w:rPr>
-        <w:t xml:space="preserve"> Lack of skilled people limits the system. Mental models held by people can cause </w:t>
-      </w:r>
-      <w:proofErr w:type="spellStart"/>
-      <w:r>
-        <w:rPr>
-          <w:lang w:val="en-US"/>
-        </w:rPr>
-        <w:t>behaviour</w:t>
-      </w:r>
-      <w:proofErr w:type="spellEnd"/>
-      <w:r>
-        <w:rPr>
-          <w:lang w:val="en-US"/>
-        </w:rPr>
-        <w:t xml:space="preserve"> that becomes a constraint.</w:t>
+        <w:t xml:space="preserve"> Lack of skilled people limits the system. Mental models held by people can cause behaviour that becomes a constraint.</w:t>
       </w:r>
     </w:p>
     <w:p>
@@ -11564,15 +11191,17 @@
         </w:rPr>
         <w:t xml:space="preserve">ontainers also contribute to modern </w:t>
       </w:r>
-      <w:r>
-        <w:rPr>
-          <w:b/>
-          <w:bCs/>
-          <w:color w:val="EE0000"/>
-          <w:lang w:val="en-US"/>
-        </w:rPr>
-        <w:t>CI/CD pipelines</w:t>
-      </w:r>
+      <w:hyperlink w:anchor="_CI/CD_Pipeline_1" w:history="1">
+        <w:r>
+          <w:rPr>
+            <w:rStyle w:val="Hyperlink"/>
+            <w:b/>
+            <w:bCs/>
+            <w:lang w:val="en-US"/>
+          </w:rPr>
+          <w:t>CI/CD pipelines</w:t>
+        </w:r>
+      </w:hyperlink>
       <w:r>
         <w:rPr>
           <w:lang w:val="en-US"/>
@@ -11613,16 +11242,8 @@
           <w:rPr>
             <w:rStyle w:val="Hyperlink"/>
           </w:rPr>
-          <w:t xml:space="preserve">Containerization in DevOps - </w:t>
+          <w:t>Containerization in DevOps - GeeksforGeeks</w:t>
         </w:r>
-        <w:proofErr w:type="spellStart"/>
-        <w:r>
-          <w:rPr>
-            <w:rStyle w:val="Hyperlink"/>
-          </w:rPr>
-          <w:t>GeeksforGeeks</w:t>
-        </w:r>
-        <w:proofErr w:type="spellEnd"/>
       </w:hyperlink>
     </w:p>
     <w:p>
@@ -11898,16 +11519,8 @@
           <w:rPr>
             <w:rStyle w:val="Hyperlink"/>
           </w:rPr>
-          <w:t xml:space="preserve">What is CI/CD? - </w:t>
+          <w:t>What is CI/CD? - GeeksforGeeks</w:t>
         </w:r>
-        <w:proofErr w:type="spellStart"/>
-        <w:r>
-          <w:rPr>
-            <w:rStyle w:val="Hyperlink"/>
-          </w:rPr>
-          <w:t>GeeksforGeeks</w:t>
-        </w:r>
-        <w:proofErr w:type="spellEnd"/>
       </w:hyperlink>
     </w:p>
     <w:p>
@@ -12174,16 +11787,8 @@
           <w:rPr>
             <w:rStyle w:val="Hyperlink"/>
           </w:rPr>
-          <w:t xml:space="preserve">What is CI/CD? - </w:t>
+          <w:t>What is CI/CD? - GeeksforGeeks</w:t>
         </w:r>
-        <w:proofErr w:type="spellStart"/>
-        <w:r>
-          <w:rPr>
-            <w:rStyle w:val="Hyperlink"/>
-          </w:rPr>
-          <w:t>GeeksforGeeks</w:t>
-        </w:r>
-        <w:proofErr w:type="spellEnd"/>
       </w:hyperlink>
     </w:p>
     <w:p>
@@ -12334,15 +11939,7 @@
             <w:b/>
             <w:bCs/>
           </w:rPr>
-          <w:t xml:space="preserve">continuous </w:t>
-        </w:r>
-        <w:r>
-          <w:rPr>
-            <w:rStyle w:val="Hyperlink"/>
-            <w:b/>
-            <w:bCs/>
-          </w:rPr>
-          <w:t>delivery</w:t>
+          <w:t>continuous delivery</w:t>
         </w:r>
       </w:hyperlink>
       <w:r>
@@ -12438,16 +12035,8 @@
           <w:rPr>
             <w:rStyle w:val="Hyperlink"/>
           </w:rPr>
-          <w:t xml:space="preserve">What is CI/CD? - </w:t>
+          <w:t>What is CI/CD? - GeeksforGeeks</w:t>
         </w:r>
-        <w:proofErr w:type="spellStart"/>
-        <w:r>
-          <w:rPr>
-            <w:rStyle w:val="Hyperlink"/>
-          </w:rPr>
-          <w:t>GeeksforGeeks</w:t>
-        </w:r>
-        <w:proofErr w:type="spellEnd"/>
       </w:hyperlink>
     </w:p>
     <w:p>
@@ -12559,6 +12148,9 @@
       <w:r>
         <w:t>, which checks that individual units of code work as expected</w:t>
       </w:r>
+      <w:r>
+        <w:t>, with developers writing tests for code as it’s developed</w:t>
+      </w:r>
     </w:p>
     <w:p>
       <w:pPr>
@@ -12654,16 +12246,28 @@
           <w:rPr>
             <w:rStyle w:val="Hyperlink"/>
           </w:rPr>
-          <w:t>Is Continuous Integration the same as Integration testing? : r/</w:t>
+          <w:t>Is Continuous Integration the same as Integration testing? : r/learnprogramming</w:t>
         </w:r>
-        <w:proofErr w:type="spellStart"/>
+      </w:hyperlink>
+    </w:p>
+    <w:p>
+      <w:pPr>
+        <w:pStyle w:val="ListParagraph"/>
+        <w:numPr>
+          <w:ilvl w:val="0"/>
+          <w:numId w:val="14"/>
+        </w:numPr>
+        <w:rPr>
+          <w:lang w:val="en-US"/>
+        </w:rPr>
+      </w:pPr>
+      <w:hyperlink r:id="rId39" w:history="1">
         <w:r>
           <w:rPr>
             <w:rStyle w:val="Hyperlink"/>
           </w:rPr>
-          <w:t>learnprogramming</w:t>
+          <w:t>Navigating DevOps: The Comprehensive Guide to Shift Left and Shift Right | by Nelson Alfonso | Medium</w:t>
         </w:r>
-        <w:proofErr w:type="spellEnd"/>
       </w:hyperlink>
     </w:p>
     <w:p>
@@ -12921,7 +12525,7 @@
           <w:numId w:val="17"/>
         </w:numPr>
       </w:pPr>
-      <w:hyperlink r:id="rId39" w:history="1">
+      <w:hyperlink r:id="rId40" w:history="1">
         <w:r>
           <w:rPr>
             <w:rStyle w:val="Hyperlink"/>
@@ -12941,7 +12545,7 @@
           <w:lang w:val="en-US"/>
         </w:rPr>
       </w:pPr>
-      <w:hyperlink r:id="rId40" w:history="1">
+      <w:hyperlink r:id="rId41" w:history="1">
         <w:r>
           <w:rPr>
             <w:rStyle w:val="Hyperlink"/>
@@ -13131,7 +12735,7 @@
           <w:lang w:val="en-US"/>
         </w:rPr>
       </w:pPr>
-      <w:hyperlink r:id="rId41" w:history="1">
+      <w:hyperlink r:id="rId42" w:history="1">
         <w:r>
           <w:rPr>
             <w:rStyle w:val="Hyperlink"/>
@@ -13151,7 +12755,7 @@
           <w:lang w:val="en-US"/>
         </w:rPr>
       </w:pPr>
-      <w:hyperlink r:id="rId42" w:history="1">
+      <w:hyperlink r:id="rId43" w:history="1">
         <w:r>
           <w:rPr>
             <w:rStyle w:val="Hyperlink"/>
@@ -13171,7 +12775,7 @@
           <w:lang w:val="en-US"/>
         </w:rPr>
       </w:pPr>
-      <w:hyperlink r:id="rId43" w:history="1">
+      <w:hyperlink r:id="rId44" w:history="1">
         <w:r>
           <w:rPr>
             <w:rStyle w:val="Hyperlink"/>
@@ -13191,7 +12795,7 @@
           <w:lang w:val="en-US"/>
         </w:rPr>
       </w:pPr>
-      <w:hyperlink r:id="rId44" w:history="1">
+      <w:hyperlink r:id="rId45" w:history="1">
         <w:r>
           <w:rPr>
             <w:rStyle w:val="Hyperlink"/>
@@ -13272,13 +12876,7 @@
         <w:rPr>
           <w:lang w:val="en-US"/>
         </w:rPr>
-        <w:t>. Although t</w:t>
-      </w:r>
-      <w:r>
-        <w:rPr>
-          <w:lang w:val="en-US"/>
-        </w:rPr>
-        <w:t xml:space="preserve">he terms are often used interchangeably, they differ in scope. </w:t>
+        <w:t xml:space="preserve">. Although the terms are often used interchangeably, they differ in scope. </w:t>
       </w:r>
     </w:p>
     <w:p>
@@ -13393,7 +12991,7 @@
           <w:lang w:val="en-US"/>
         </w:rPr>
       </w:pPr>
-      <w:hyperlink r:id="rId45" w:history="1">
+      <w:hyperlink r:id="rId46" w:history="1">
         <w:r>
           <w:rPr>
             <w:rStyle w:val="Hyperlink"/>
@@ -13413,7 +13011,7 @@
           <w:lang w:val="en-US"/>
         </w:rPr>
       </w:pPr>
-      <w:hyperlink r:id="rId46" w:history="1">
+      <w:hyperlink r:id="rId47" w:history="1">
         <w:r>
           <w:rPr>
             <w:rStyle w:val="Hyperlink"/>
@@ -13528,15 +13126,17 @@
         </w:rPr>
         <w:t xml:space="preserve">performance, focusing on speed and </w:t>
       </w:r>
-      <w:r>
-        <w:rPr>
-          <w:b/>
-          <w:bCs/>
-          <w:color w:val="EE0000"/>
-          <w:lang w:val="en-US"/>
-        </w:rPr>
-        <w:t>continuous delivery</w:t>
-      </w:r>
+      <w:hyperlink w:anchor="_Continuous_delivery_1" w:history="1">
+        <w:r>
+          <w:rPr>
+            <w:rStyle w:val="Hyperlink"/>
+            <w:b/>
+            <w:bCs/>
+            <w:lang w:val="en-US"/>
+          </w:rPr>
+          <w:t>continuous delivery</w:t>
+        </w:r>
+      </w:hyperlink>
       <w:r>
         <w:rPr>
           <w:lang w:val="en-US"/>
@@ -13607,6 +13207,8 @@
         <w:r>
           <w:rPr>
             <w:rStyle w:val="Hyperlink"/>
+            <w:b/>
+            <w:bCs/>
           </w:rPr>
           <w:t>Lead Time for Changes</w:t>
         </w:r>
@@ -13667,7 +13269,7 @@
           <w:lang w:val="en-US"/>
         </w:rPr>
       </w:pPr>
-      <w:hyperlink r:id="rId47" w:history="1">
+      <w:hyperlink r:id="rId48" w:history="1">
         <w:r>
           <w:rPr>
             <w:rStyle w:val="Hyperlink"/>
@@ -13687,7 +13289,7 @@
           <w:lang w:val="en-US"/>
         </w:rPr>
       </w:pPr>
-      <w:hyperlink r:id="rId48" w:history="1">
+      <w:hyperlink r:id="rId49" w:history="1">
         <w:r>
           <w:rPr>
             <w:rStyle w:val="Hyperlink"/>
@@ -13707,7 +13309,7 @@
           <w:lang w:val="en-US"/>
         </w:rPr>
       </w:pPr>
-      <w:hyperlink r:id="rId49" w:history="1">
+      <w:hyperlink r:id="rId50" w:history="1">
         <w:r>
           <w:rPr>
             <w:rStyle w:val="Hyperlink"/>
@@ -13724,7 +13326,6 @@
           <w:lang w:val="en-US"/>
         </w:rPr>
       </w:pPr>
-      <w:proofErr w:type="spellStart"/>
       <w:r>
         <w:rPr>
           <w:color w:val="EE0000"/>
@@ -13732,7 +13333,6 @@
         </w:rPr>
         <w:t>DevSecOps</w:t>
       </w:r>
-      <w:proofErr w:type="spellEnd"/>
     </w:p>
     <w:p>
       <w:pPr>
@@ -13757,40 +13357,6 @@
       <w:r>
         <w:t>”</w:t>
       </w:r>
-    </w:p>
-    <w:p>
-      <w:pPr>
-        <w:pStyle w:val="ListParagraph"/>
-        <w:numPr>
-          <w:ilvl w:val="1"/>
-          <w:numId w:val="14"/>
-        </w:numPr>
-        <w:rPr>
-          <w:lang w:val="en-US"/>
-        </w:rPr>
-      </w:pPr>
-      <w:hyperlink r:id="rId50" w:history="1">
-        <w:r>
-          <w:rPr>
-            <w:rStyle w:val="Hyperlink"/>
-          </w:rPr>
-          <w:t xml:space="preserve">What Is </w:t>
-        </w:r>
-        <w:proofErr w:type="spellStart"/>
-        <w:r>
-          <w:rPr>
-            <w:rStyle w:val="Hyperlink"/>
-          </w:rPr>
-          <w:t>DevSecOps</w:t>
-        </w:r>
-        <w:proofErr w:type="spellEnd"/>
-        <w:r>
-          <w:rPr>
-            <w:rStyle w:val="Hyperlink"/>
-          </w:rPr>
-          <w:t>? Definition and Best Practices | Microsoft Security</w:t>
-        </w:r>
-      </w:hyperlink>
     </w:p>
     <w:p>
       <w:pPr>
@@ -13808,21 +13374,7 @@
           <w:rPr>
             <w:rStyle w:val="Hyperlink"/>
           </w:rPr>
-          <w:t xml:space="preserve">What is </w:t>
-        </w:r>
-        <w:proofErr w:type="spellStart"/>
-        <w:r>
-          <w:rPr>
-            <w:rStyle w:val="Hyperlink"/>
-          </w:rPr>
-          <w:t>DevSecOps</w:t>
-        </w:r>
-        <w:proofErr w:type="spellEnd"/>
-        <w:r>
-          <w:rPr>
-            <w:rStyle w:val="Hyperlink"/>
-          </w:rPr>
-          <w:t>?</w:t>
+          <w:t>What Is DevSecOps? Definition and Best Practices | Microsoft Security</w:t>
         </w:r>
       </w:hyperlink>
     </w:p>
@@ -13842,115 +13394,249 @@
           <w:rPr>
             <w:rStyle w:val="Hyperlink"/>
           </w:rPr>
-          <w:t xml:space="preserve">What is </w:t>
+          <w:t>What is DevSecOps?</w:t>
         </w:r>
-        <w:proofErr w:type="spellStart"/>
+      </w:hyperlink>
+    </w:p>
+    <w:p>
+      <w:pPr>
+        <w:pStyle w:val="ListParagraph"/>
+        <w:numPr>
+          <w:ilvl w:val="1"/>
+          <w:numId w:val="14"/>
+        </w:numPr>
+        <w:rPr>
+          <w:lang w:val="en-US"/>
+        </w:rPr>
+      </w:pPr>
+      <w:hyperlink r:id="rId53" w:history="1">
         <w:r>
           <w:rPr>
             <w:rStyle w:val="Hyperlink"/>
           </w:rPr>
-          <w:t>DevSecOps</w:t>
+          <w:t>What is DevSecOps? - Developer Security Operations Explained - AWS</w:t>
         </w:r>
-        <w:proofErr w:type="spellEnd"/>
+      </w:hyperlink>
+    </w:p>
+    <w:p>
+      <w:pPr>
+        <w:pStyle w:val="Heading2"/>
+      </w:pPr>
+      <w:r>
+        <w:t>DevOps</w:t>
+      </w:r>
+    </w:p>
+    <w:p>
+      <w:r>
+        <w:t>DevOps is a set of </w:t>
+      </w:r>
+      <w:r>
+        <w:t>practices</w:t>
+      </w:r>
+      <w:r>
+        <w:t>, </w:t>
+      </w:r>
+      <w:r>
+        <w:t>tools</w:t>
+      </w:r>
+      <w:r>
+        <w:t>, and a </w:t>
+      </w:r>
+      <w:r>
+        <w:t>cultural philosophy</w:t>
+      </w:r>
+      <w:r>
+        <w:t> that automate and integrate the processes between software development and IT teams. It emphasizes team empowerment, cross-team communication and collaboration, and technology automation.</w:t>
+      </w:r>
+    </w:p>
+    <w:p>
+      <w:r>
+        <w:t xml:space="preserve">At its core, DevOps focuses </w:t>
+      </w:r>
+      <w:r>
+        <w:t>on unifying development</w:t>
+      </w:r>
+      <w:r>
+        <w:t xml:space="preserve"> and operations into a collaborative, automated lifecycle, emphasi</w:t>
+      </w:r>
+      <w:r>
+        <w:t>s</w:t>
+      </w:r>
+      <w:r>
+        <w:t xml:space="preserve">ing </w:t>
+      </w:r>
+      <w:hyperlink w:anchor="_CI/CD_Pipeline" w:history="1">
+        <w:r>
+          <w:rPr>
+            <w:rStyle w:val="Hyperlink"/>
+            <w:b/>
+            <w:bCs/>
+          </w:rPr>
+          <w:t>continuous integration and delivery (CI/CD)</w:t>
+        </w:r>
+      </w:hyperlink>
+      <w:r>
+        <w:t>, shared responsibility, and accelerated, reliable software delivery.</w:t>
+      </w:r>
+    </w:p>
+    <w:p>
+      <w:r>
+        <w:t xml:space="preserve">The </w:t>
+      </w:r>
+      <w:r>
+        <w:rPr>
+          <w:b/>
+          <w:bCs/>
+          <w:color w:val="EE0000"/>
+        </w:rPr>
+        <w:t>DevOps lifecycle</w:t>
+      </w:r>
+      <w:r>
+        <w:rPr>
+          <w:color w:val="EE0000"/>
+        </w:rPr>
+        <w:t xml:space="preserve"> </w:t>
+      </w:r>
+      <w:r>
+        <w:t xml:space="preserve">consists of eight phases representing the processes, capabilities, and tools needed for </w:t>
+      </w:r>
+      <w:r>
+        <w:rPr>
+          <w:b/>
+          <w:bCs/>
+        </w:rPr>
+        <w:t>development (on the left side of the loop)</w:t>
+      </w:r>
+      <w:r>
+        <w:t xml:space="preserve"> and </w:t>
+      </w:r>
+      <w:r>
+        <w:rPr>
+          <w:b/>
+          <w:bCs/>
+        </w:rPr>
+        <w:t>operations (on the right side of the loop)</w:t>
+      </w:r>
+      <w:r>
+        <w:t>. Throughout each phase, teams collaborate and communicate to maintain alignment, velocity, and quality.</w:t>
+      </w:r>
+    </w:p>
+    <w:p>
+      <w:pPr>
+        <w:rPr>
+          <w:lang w:val="en-US"/>
+        </w:rPr>
+      </w:pPr>
+    </w:p>
+    <w:p>
+      <w:pPr>
+        <w:rPr>
+          <w:lang w:val="en-US"/>
+        </w:rPr>
+      </w:pPr>
+      <w:r>
+        <w:rPr>
+          <w:noProof/>
+        </w:rPr>
+        <w:drawing>
+          <wp:inline distT="0" distB="0" distL="0" distR="0" wp14:anchorId="409C7178" wp14:editId="09B35862">
+            <wp:extent cx="5731510" cy="2790190"/>
+            <wp:effectExtent l="0" t="0" r="2540" b="0"/>
+            <wp:docPr id="1896457368" name="Picture 2"/>
+            <wp:cNvGraphicFramePr>
+              <a:graphicFrameLocks xmlns:a="http://schemas.openxmlformats.org/drawingml/2006/main" noChangeAspect="1"/>
+            </wp:cNvGraphicFramePr>
+            <a:graphic xmlns:a="http://schemas.openxmlformats.org/drawingml/2006/main">
+              <a:graphicData uri="http://schemas.openxmlformats.org/drawingml/2006/picture">
+                <pic:pic xmlns:pic="http://schemas.openxmlformats.org/drawingml/2006/picture">
+                  <pic:nvPicPr>
+                    <pic:cNvPr id="0" name="Picture 6"/>
+                    <pic:cNvPicPr>
+                      <a:picLocks noChangeAspect="1" noChangeArrowheads="1"/>
+                    </pic:cNvPicPr>
+                  </pic:nvPicPr>
+                  <pic:blipFill>
+                    <a:blip r:embed="rId54" cstate="print">
+                      <a:extLst>
+                        <a:ext uri="{28A0092B-C50C-407E-A947-70E740481C1C}">
+                          <a14:useLocalDpi xmlns:a14="http://schemas.microsoft.com/office/drawing/2010/main" val="0"/>
+                        </a:ext>
+                      </a:extLst>
+                    </a:blip>
+                    <a:srcRect/>
+                    <a:stretch>
+                      <a:fillRect/>
+                    </a:stretch>
+                  </pic:blipFill>
+                  <pic:spPr bwMode="auto">
+                    <a:xfrm>
+                      <a:off x="0" y="0"/>
+                      <a:ext cx="5731510" cy="2790190"/>
+                    </a:xfrm>
+                    <a:prstGeom prst="rect">
+                      <a:avLst/>
+                    </a:prstGeom>
+                    <a:noFill/>
+                    <a:ln>
+                      <a:noFill/>
+                    </a:ln>
+                  </pic:spPr>
+                </pic:pic>
+              </a:graphicData>
+            </a:graphic>
+          </wp:inline>
+        </w:drawing>
+      </w:r>
+    </w:p>
+    <w:p>
+      <w:pPr>
+        <w:rPr>
+          <w:b/>
+          <w:bCs/>
+          <w:lang w:val="en-US"/>
+        </w:rPr>
+      </w:pPr>
+      <w:r>
+        <w:rPr>
+          <w:b/>
+          <w:bCs/>
+          <w:lang w:val="en-US"/>
+        </w:rPr>
+        <w:t>Sources:</w:t>
+      </w:r>
+    </w:p>
+    <w:p>
+      <w:pPr>
+        <w:pStyle w:val="ListParagraph"/>
+        <w:numPr>
+          <w:ilvl w:val="0"/>
+          <w:numId w:val="14"/>
+        </w:numPr>
+        <w:rPr>
+          <w:lang w:val="en-US"/>
+        </w:rPr>
+      </w:pPr>
+      <w:hyperlink r:id="rId55" w:history="1">
         <w:r>
           <w:rPr>
             <w:rStyle w:val="Hyperlink"/>
           </w:rPr>
-          <w:t>? - Developer Security Operations Explained - AWS</w:t>
+          <w:t>What is DevOps? | Atlassian</w:t>
         </w:r>
       </w:hyperlink>
     </w:p>
     <w:p>
       <w:pPr>
-        <w:pStyle w:val="Heading2"/>
-        <w:rPr>
-          <w:color w:val="EE0000"/>
-          <w:lang w:val="en-US"/>
-        </w:rPr>
-      </w:pPr>
-      <w:r>
-        <w:rPr>
-          <w:color w:val="EE0000"/>
-          <w:lang w:val="en-US"/>
-        </w:rPr>
-        <w:t>DevOps</w:t>
-      </w:r>
-    </w:p>
-    <w:p>
-      <w:pPr>
-        <w:pStyle w:val="ListParagraph"/>
-        <w:numPr>
-          <w:ilvl w:val="1"/>
+        <w:pStyle w:val="ListParagraph"/>
+        <w:numPr>
+          <w:ilvl w:val="0"/>
           <w:numId w:val="14"/>
         </w:numPr>
         <w:rPr>
           <w:lang w:val="en-US"/>
         </w:rPr>
       </w:pPr>
-      <w:r>
-        <w:t>A cultural and professional movement that stresses communication, collaboration, and integration between software developers and IT operations professionals while automating the process of software delivery and infrastructure changes. It aims at establishing a culture and environment where building, testing, and releasing software can happen rapidly, frequently, and more reliably.</w:t>
-      </w:r>
-    </w:p>
-    <w:p>
-      <w:pPr>
-        <w:pStyle w:val="ListParagraph"/>
-        <w:numPr>
-          <w:ilvl w:val="2"/>
-          <w:numId w:val="14"/>
-        </w:numPr>
-        <w:rPr>
-          <w:lang w:val="en-US"/>
-        </w:rPr>
-      </w:pPr>
-      <w:r>
-        <w:t>DevOps In</w:t>
-      </w:r>
-      <w:r>
-        <w:t>s</w:t>
-      </w:r>
-      <w:r>
-        <w:t>titute</w:t>
-      </w:r>
-      <w:r>
-        <w:t xml:space="preserve"> (apparently from Wikipedia)</w:t>
-      </w:r>
-    </w:p>
-    <w:p>
-      <w:pPr>
-        <w:pStyle w:val="ListParagraph"/>
-        <w:numPr>
-          <w:ilvl w:val="1"/>
-          <w:numId w:val="14"/>
-        </w:numPr>
-        <w:rPr>
-          <w:lang w:val="en-US"/>
-        </w:rPr>
-      </w:pPr>
-      <w:r>
-        <w:rPr>
-          <w:lang w:val="en-US"/>
-        </w:rPr>
-        <w:t>“</w:t>
-      </w:r>
-      <w:r>
-        <w:t>At its core, DevOps focuses on blurring the line between development and operations teams, enabling greater collaboration between developers and system administrators.</w:t>
-      </w:r>
-      <w:r>
-        <w:t>”</w:t>
-      </w:r>
-    </w:p>
-    <w:p>
-      <w:pPr>
-        <w:pStyle w:val="ListParagraph"/>
-        <w:numPr>
-          <w:ilvl w:val="2"/>
-          <w:numId w:val="14"/>
-        </w:numPr>
-        <w:rPr>
-          <w:lang w:val="en-US"/>
-        </w:rPr>
-      </w:pPr>
-      <w:hyperlink r:id="rId53" w:history="1">
+      <w:hyperlink r:id="rId56" w:history="1">
         <w:r>
           <w:rPr>
             <w:rStyle w:val="Hyperlink"/>
@@ -14124,7 +13810,7 @@
           <w:lang w:val="en-US"/>
         </w:rPr>
       </w:pPr>
-      <w:hyperlink r:id="rId54" w:history="1">
+      <w:hyperlink r:id="rId57" w:history="1">
         <w:r>
           <w:rPr>
             <w:rStyle w:val="Hyperlink"/>
@@ -14135,47 +13821,27 @@
     </w:p>
     <w:p>
       <w:pPr>
-        <w:rPr>
-          <w:lang w:val="en-US"/>
-        </w:rPr>
-      </w:pPr>
-    </w:p>
-    <w:p>
-      <w:pPr>
-        <w:pStyle w:val="ListParagraph"/>
-        <w:numPr>
-          <w:ilvl w:val="0"/>
-          <w:numId w:val="14"/>
-        </w:numPr>
-        <w:rPr>
-          <w:lang w:val="en-US"/>
-        </w:rPr>
-      </w:pPr>
-      <w:r>
-        <w:rPr>
+        <w:pStyle w:val="Heading2"/>
+        <w:rPr>
+          <w:color w:val="EE0000"/>
+          <w:lang w:val="en-US"/>
+        </w:rPr>
+      </w:pPr>
+      <w:r>
+        <w:rPr>
+          <w:color w:val="EE0000"/>
           <w:lang w:val="en-US"/>
         </w:rPr>
         <w:lastRenderedPageBreak/>
-        <w:t xml:space="preserve">DevOps stakeholders </w:t>
-      </w:r>
-    </w:p>
-    <w:p>
-      <w:pPr>
-        <w:pStyle w:val="ListParagraph"/>
-        <w:numPr>
-          <w:ilvl w:val="0"/>
-          <w:numId w:val="14"/>
-        </w:numPr>
-        <w:rPr>
-          <w:lang w:val="en-US"/>
-        </w:rPr>
-      </w:pPr>
-      <w:r>
-        <w:rPr>
-          <w:lang w:val="en-US"/>
-        </w:rPr>
-        <w:t>DevOps teams</w:t>
-      </w:r>
+        <w:t>DevOps stakeholders</w:t>
+      </w:r>
+    </w:p>
+    <w:p>
+      <w:pPr>
+        <w:rPr>
+          <w:lang w:val="en-US"/>
+        </w:rPr>
+      </w:pPr>
     </w:p>
     <w:p>
       <w:pPr>
@@ -14188,7 +13854,177 @@
           <w:lang w:val="en-US"/>
         </w:rPr>
       </w:pPr>
-      <w:hyperlink r:id="rId55" w:history="1">
+      <w:r>
+        <w:rPr>
+          <w:lang w:val="en-US"/>
+        </w:rPr>
+        <w:t>Seems to be anyone that cares about the success of the project (as you would expect of the term stakeholder).</w:t>
+      </w:r>
+    </w:p>
+    <w:p>
+      <w:pPr>
+        <w:pStyle w:val="ListParagraph"/>
+        <w:numPr>
+          <w:ilvl w:val="1"/>
+          <w:numId w:val="14"/>
+        </w:numPr>
+        <w:rPr>
+          <w:lang w:val="en-US"/>
+        </w:rPr>
+      </w:pPr>
+      <w:r>
+        <w:rPr>
+          <w:lang w:val="en-US"/>
+        </w:rPr>
+        <w:t>This means the teams, the customer</w:t>
+      </w:r>
+    </w:p>
+    <w:p>
+      <w:pPr>
+        <w:pStyle w:val="ListParagraph"/>
+        <w:numPr>
+          <w:ilvl w:val="1"/>
+          <w:numId w:val="14"/>
+        </w:numPr>
+        <w:rPr>
+          <w:lang w:val="en-US"/>
+        </w:rPr>
+      </w:pPr>
+      <w:r>
+        <w:rPr>
+          <w:lang w:val="en-US"/>
+        </w:rPr>
+        <w:t>“</w:t>
+      </w:r>
+      <w:r>
+        <w:t>Stakeholders are people or groups who care about the success of a project. Their involvement is very important for promoting teamwork and aligning our goals. This ensures that we meet our development and operational targets effectively.</w:t>
+      </w:r>
+      <w:r>
+        <w:t>”</w:t>
+      </w:r>
+    </w:p>
+    <w:p>
+      <w:pPr>
+        <w:pStyle w:val="ListParagraph"/>
+        <w:numPr>
+          <w:ilvl w:val="1"/>
+          <w:numId w:val="14"/>
+        </w:numPr>
+        <w:rPr>
+          <w:lang w:val="en-US"/>
+        </w:rPr>
+      </w:pPr>
+      <w:r>
+        <w:rPr>
+          <w:lang w:val="en-US"/>
+        </w:rPr>
+        <w:t>Sources:</w:t>
+      </w:r>
+    </w:p>
+    <w:p>
+      <w:pPr>
+        <w:pStyle w:val="ListParagraph"/>
+        <w:numPr>
+          <w:ilvl w:val="2"/>
+          <w:numId w:val="14"/>
+        </w:numPr>
+        <w:rPr>
+          <w:lang w:val="en-US"/>
+        </w:rPr>
+      </w:pPr>
+      <w:hyperlink r:id="rId58" w:history="1">
+        <w:r>
+          <w:rPr>
+            <w:rStyle w:val="Hyperlink"/>
+          </w:rPr>
+          <w:t>DevOps - Stakeholders</w:t>
+        </w:r>
+      </w:hyperlink>
+    </w:p>
+    <w:p>
+      <w:pPr>
+        <w:pStyle w:val="ListParagraph"/>
+        <w:numPr>
+          <w:ilvl w:val="2"/>
+          <w:numId w:val="14"/>
+        </w:numPr>
+        <w:rPr>
+          <w:lang w:val="en-US"/>
+        </w:rPr>
+      </w:pPr>
+      <w:hyperlink r:id="rId59" w:history="1">
+        <w:r>
+          <w:rPr>
+            <w:rStyle w:val="Hyperlink"/>
+          </w:rPr>
+          <w:t>What is Stakeholder? Defination, Types and Examples - GeeksforGeeks</w:t>
+        </w:r>
+      </w:hyperlink>
+    </w:p>
+    <w:p>
+      <w:pPr>
+        <w:pStyle w:val="Heading2"/>
+        <w:rPr>
+          <w:color w:val="EE0000"/>
+          <w:lang w:val="en-US"/>
+        </w:rPr>
+      </w:pPr>
+      <w:bookmarkStart w:id="17" w:name="_DevOps_teams"/>
+      <w:bookmarkEnd w:id="17"/>
+      <w:r>
+        <w:rPr>
+          <w:color w:val="EE0000"/>
+          <w:lang w:val="en-US"/>
+        </w:rPr>
+        <w:t>DevOps teams</w:t>
+      </w:r>
+    </w:p>
+    <w:p>
+      <w:pPr>
+        <w:rPr>
+          <w:color w:val="EE0000"/>
+        </w:rPr>
+      </w:pPr>
+      <w:r>
+        <w:rPr>
+          <w:color w:val="EE0000"/>
+        </w:rPr>
+        <w:t>Is it fair to say that a DevOps team, rather than being any specific structure, is simply the team that ensures DevOps is adopted and runs smoothly across an organisation?</w:t>
+      </w:r>
+    </w:p>
+    <w:p>
+      <w:pPr>
+        <w:rPr>
+          <w:color w:val="EE0000"/>
+        </w:rPr>
+      </w:pPr>
+      <w:r>
+        <w:rPr>
+          <w:color w:val="EE0000"/>
+        </w:rPr>
+        <w:t>Whether that be explaining DevOps to others, or actually integrating the pipelines for automation, or simply assuring quality or security?</w:t>
+      </w:r>
+    </w:p>
+    <w:p>
+      <w:pPr>
+        <w:rPr>
+          <w:color w:val="EE0000"/>
+        </w:rPr>
+      </w:pPr>
+      <w:r>
+        <w:rPr>
+          <w:color w:val="EE0000"/>
+        </w:rPr>
+        <w:t>WAITING ON ANSWER FROM TUTOR</w:t>
+      </w:r>
+    </w:p>
+    <w:p>
+      <w:pPr>
+        <w:rPr>
+          <w:lang w:val="en-US"/>
+        </w:rPr>
+      </w:pPr>
+      <w:hyperlink r:id="rId60" w:history="1">
         <w:r>
           <w:rPr>
             <w:rStyle w:val="Hyperlink"/>
@@ -14199,41 +14035,15 @@
     </w:p>
     <w:p>
       <w:pPr>
-        <w:pStyle w:val="ListParagraph"/>
-        <w:numPr>
-          <w:ilvl w:val="0"/>
-          <w:numId w:val="14"/>
-        </w:numPr>
-        <w:rPr>
-          <w:lang w:val="en-US"/>
-        </w:rPr>
-      </w:pPr>
-      <w:r>
-        <w:rPr>
-          <w:lang w:val="en-US"/>
-        </w:rPr>
-        <w:t>DevOps toolchain</w:t>
-      </w:r>
-    </w:p>
-    <w:p>
-      <w:pPr>
-        <w:pStyle w:val="ListParagraph"/>
-        <w:numPr>
-          <w:ilvl w:val="1"/>
-          <w:numId w:val="14"/>
-        </w:numPr>
-        <w:rPr>
-          <w:lang w:val="en-US"/>
-        </w:rPr>
-      </w:pPr>
-      <w:r>
-        <w:rPr>
-          <w:lang w:val="en-US"/>
-        </w:rPr>
+        <w:rPr>
+          <w:lang w:val="en-US"/>
+        </w:rPr>
+      </w:pPr>
+      <w:r>
         <w:t>“</w:t>
       </w:r>
       <w:r>
-        <w:t>The tools needed to support a DevOps continuous development and delivery cycle from idea to value realization.</w:t>
+        <w:t>The fundamental problem is this: Bad behavior arises when you abstract people away from the consequences of their actions. Functional silos abstract people away from the consequences of their actions. In the example above, developers are abstracted away from the consequences of writing buggy code.</w:t>
       </w:r>
       <w:r>
         <w:t>”</w:t>
@@ -14241,139 +14051,52 @@
     </w:p>
     <w:p>
       <w:pPr>
-        <w:pStyle w:val="ListParagraph"/>
-        <w:numPr>
-          <w:ilvl w:val="1"/>
-          <w:numId w:val="14"/>
-        </w:numPr>
-        <w:rPr>
-          <w:lang w:val="en-US"/>
-        </w:rPr>
-      </w:pPr>
-      <w:r>
-        <w:rPr>
-          <w:lang w:val="en-US"/>
-        </w:rPr>
-        <w:t xml:space="preserve">“The never-ending toolchain puzzle </w:t>
-      </w:r>
-      <w:r>
-        <w:rPr>
-          <w:rFonts w:hint="cs"/>
-          <w:lang w:val="en-US"/>
-        </w:rPr>
-        <w:t>–</w:t>
-      </w:r>
-      <w:r>
-        <w:rPr>
-          <w:lang w:val="en-US"/>
-        </w:rPr>
-        <w:t xml:space="preserve"> Every company I have worked with has a bloated DevOps stack. Terraform, Kubernetes, Jenkins, </w:t>
-      </w:r>
-      <w:proofErr w:type="spellStart"/>
-      <w:r>
-        <w:rPr>
-          <w:lang w:val="en-US"/>
-        </w:rPr>
-        <w:t>ArgoCD</w:t>
-      </w:r>
-      <w:proofErr w:type="spellEnd"/>
-      <w:r>
-        <w:rPr>
-          <w:lang w:val="en-US"/>
-        </w:rPr>
-        <w:t>, GitHub Actions, Helm, Spinnaker</w:t>
-      </w:r>
-      <w:r>
-        <w:rPr>
-          <w:rFonts w:hint="cs"/>
-          <w:lang w:val="en-US"/>
-        </w:rPr>
-        <w:t>—</w:t>
-      </w:r>
-      <w:r>
-        <w:rPr>
-          <w:lang w:val="en-US"/>
-        </w:rPr>
-        <w:t>you name it. It</w:t>
-      </w:r>
-      <w:r>
-        <w:rPr>
-          <w:rFonts w:hint="cs"/>
-          <w:lang w:val="en-US"/>
-        </w:rPr>
-        <w:t>’</w:t>
-      </w:r>
-      <w:r>
-        <w:rPr>
-          <w:lang w:val="en-US"/>
-        </w:rPr>
-        <w:t>s like every tool fixes one thing but breaks another, and somehow, the entire setup is still fragile as hell. Instead of simplifying DevOps, we</w:t>
-      </w:r>
-      <w:r>
-        <w:rPr>
-          <w:rFonts w:hint="cs"/>
-          <w:lang w:val="en-US"/>
-        </w:rPr>
-        <w:t>’</w:t>
-      </w:r>
-      <w:r>
-        <w:rPr>
-          <w:lang w:val="en-US"/>
-        </w:rPr>
-        <w:t>re just stacking more complexity on top of complexity.</w:t>
-      </w:r>
-      <w:r>
-        <w:rPr>
-          <w:lang w:val="en-US"/>
-        </w:rPr>
-        <w:t>”</w:t>
-      </w:r>
-    </w:p>
-    <w:p>
-      <w:pPr>
-        <w:pStyle w:val="ListParagraph"/>
-        <w:numPr>
-          <w:ilvl w:val="2"/>
-          <w:numId w:val="14"/>
-        </w:numPr>
-        <w:rPr>
-          <w:lang w:val="en-US"/>
-        </w:rPr>
-      </w:pPr>
-      <w:r>
-        <w:rPr>
-          <w:lang w:val="en-US"/>
-        </w:rPr>
-        <w:t>This is just a reddit complaint, but mentions potential tools; the DevOps stack?</w:t>
-      </w:r>
-    </w:p>
-    <w:p>
-      <w:pPr>
-        <w:pStyle w:val="ListParagraph"/>
-        <w:numPr>
-          <w:ilvl w:val="2"/>
-          <w:numId w:val="14"/>
-        </w:numPr>
-        <w:rPr>
-          <w:lang w:val="en-US"/>
-        </w:rPr>
-      </w:pPr>
-      <w:hyperlink r:id="rId56" w:history="1">
+        <w:rPr>
+          <w:lang w:val="en-US"/>
+        </w:rPr>
+      </w:pPr>
+      <w:r>
+        <w:t>“</w:t>
+      </w:r>
+      <w:r>
+        <w:t>The best way of all to make people responsible for the consequences of their actions is to create </w:t>
+      </w:r>
+      <w:hyperlink r:id="rId61" w:history="1">
         <w:r>
           <w:rPr>
             <w:rStyle w:val="Hyperlink"/>
           </w:rPr>
-          <w:t>Why is DevOps still such a fragmented, exhausting (and ofc costly) mess in 2025? : r/</w:t>
+          <w:t>cross-functional teams</w:t>
         </w:r>
-        <w:proofErr w:type="spellStart"/>
+      </w:hyperlink>
+      <w:r>
+        <w:t> for each product or service. As Werner Vogels, CTO of Amazon, </w:t>
+      </w:r>
+      <w:hyperlink r:id="rId62" w:history="1">
         <w:r>
           <w:rPr>
             <w:rStyle w:val="Hyperlink"/>
           </w:rPr>
-          <w:t>devops</w:t>
+          <w:t>says</w:t>
         </w:r>
-        <w:proofErr w:type="spellEnd"/>
       </w:hyperlink>
+      <w:r>
+        <w:t>: "you build it, you run it." (It's worth reading </w:t>
+      </w:r>
+      <w:hyperlink r:id="rId63" w:history="1">
+        <w:r>
+          <w:rPr>
+            <w:rStyle w:val="Hyperlink"/>
+          </w:rPr>
+          <w:t>this excellent interview</w:t>
+        </w:r>
+      </w:hyperlink>
+      <w:r>
+        <w:t> in full).</w:t>
+      </w:r>
+      <w:r>
+        <w:t>”</w:t>
+      </w:r>
     </w:p>
     <w:p>
       <w:pPr>
@@ -14386,25 +14109,155 @@
           <w:lang w:val="en-US"/>
         </w:rPr>
       </w:pPr>
-      <w:r>
-        <w:rPr>
-          <w:lang w:val="en-US"/>
-        </w:rPr>
-        <w:t xml:space="preserve">DevOps roles </w:t>
-      </w:r>
-    </w:p>
-    <w:p>
-      <w:pPr>
-        <w:pStyle w:val="ListParagraph"/>
-        <w:numPr>
-          <w:ilvl w:val="1"/>
+      <w:hyperlink r:id="rId64" w:history="1">
+        <w:r>
+          <w:rPr>
+            <w:rStyle w:val="Hyperlink"/>
+          </w:rPr>
+          <w:t>There's No Such Thing as a "Devops Team" - Continuous Delivery</w:t>
+        </w:r>
+      </w:hyperlink>
+    </w:p>
+    <w:p>
+      <w:pPr>
+        <w:rPr>
+          <w:lang w:val="en-US"/>
+        </w:rPr>
+      </w:pPr>
+      <w:r>
+        <w:rPr>
+          <w:lang w:val="en-US"/>
+        </w:rPr>
+        <w:t>“</w:t>
+      </w:r>
+      <w:r>
+        <w:t>A DevOps team includes developers and IT operations working collaboratively throughout the product lifecycle, in order to increase the speed and quality of software deployment.</w:t>
+      </w:r>
+      <w:r>
+        <w:t>”</w:t>
+      </w:r>
+    </w:p>
+    <w:p>
+      <w:pPr>
+        <w:rPr>
+          <w:lang w:val="en-US"/>
+        </w:rPr>
+      </w:pPr>
+      <w:r>
+        <w:t>“</w:t>
+      </w:r>
+      <w:r>
+        <w:t>Under a DevOps model, development and operations teams are no longer “siloed.” Sometimes, these two teams merge into a single team where the engineers work across the entire application lifecycle — from development and test to deployment and operations — and have a range of multidisciplinary skills.</w:t>
+      </w:r>
+      <w:r>
+        <w:t>”</w:t>
+      </w:r>
+    </w:p>
+    <w:p>
+      <w:pPr>
+        <w:rPr>
+          <w:lang w:val="en-US"/>
+        </w:rPr>
+      </w:pPr>
+      <w:r>
+        <w:rPr>
+          <w:rFonts w:hint="cs"/>
+        </w:rPr>
+        <w:lastRenderedPageBreak/>
+        <w:t>”</w:t>
+      </w:r>
+      <w:r>
+        <w:rPr>
+          <w:rFonts w:ascii="Segoe UI" w:hAnsi="Segoe UI" w:cs="Segoe UI"/>
+          <w:color w:val="292A2E"/>
+        </w:rPr>
+        <w:t xml:space="preserve"> </w:t>
+      </w:r>
+      <w:r>
+        <w:t>DevOps teams use tools to automate and accelerate processes, which helps to increase reliability. A DevOps toolchain helps teams tackle important DevOps fundamentals including continuous integration, continuous delivery, automation, and collaboration.</w:t>
+      </w:r>
+      <w:r>
+        <w:t>”</w:t>
+      </w:r>
+    </w:p>
+    <w:p>
+      <w:pPr>
+        <w:pStyle w:val="ListParagraph"/>
+        <w:numPr>
+          <w:ilvl w:val="0"/>
           <w:numId w:val="14"/>
         </w:numPr>
         <w:rPr>
           <w:lang w:val="en-US"/>
         </w:rPr>
       </w:pPr>
-      <w:hyperlink r:id="rId57" w:history="1">
+      <w:hyperlink r:id="rId65" w:history="1">
+        <w:r>
+          <w:rPr>
+            <w:rStyle w:val="Hyperlink"/>
+          </w:rPr>
+          <w:t>What is DevOps? | Atlassian</w:t>
+        </w:r>
+      </w:hyperlink>
+    </w:p>
+    <w:p>
+      <w:r>
+        <w:rPr>
+          <w:lang w:val="en-US"/>
+        </w:rPr>
+        <w:t>“</w:t>
+      </w:r>
+      <w:r>
+        <w:t>Being part of a DevOps team doesn’t mean you have an entire team made up of “DevOps Engineers”. Instead, a DevOps-oriented company will spread the accountability for application development, testing/QA, and release across the entire engineering and IT organization.</w:t>
+      </w:r>
+    </w:p>
+    <w:p>
+      <w:r>
+        <w:t>Because DevOps teams are set up independently and autonomously, they are required to:</w:t>
+      </w:r>
+    </w:p>
+    <w:p>
+      <w:pPr>
+        <w:numPr>
+          <w:ilvl w:val="0"/>
+          <w:numId w:val="49"/>
+        </w:numPr>
+      </w:pPr>
+      <w:r>
+        <w:t>Be multi-skilled.</w:t>
+      </w:r>
+    </w:p>
+    <w:p>
+      <w:pPr>
+        <w:numPr>
+          <w:ilvl w:val="0"/>
+          <w:numId w:val="49"/>
+        </w:numPr>
+      </w:pPr>
+      <w:r>
+        <w:t>Have a service mindset that focuses on delivering quality first, by addressing defects early.</w:t>
+      </w:r>
+    </w:p>
+    <w:p>
+      <w:r>
+        <w:t>Such teams require well defined roles that are aligned in terms of priorities, goals, and time frames.</w:t>
+      </w:r>
+      <w:r>
+        <w:t>”</w:t>
+      </w:r>
+    </w:p>
+    <w:p>
+      <w:pPr>
+        <w:pStyle w:val="ListParagraph"/>
+        <w:numPr>
+          <w:ilvl w:val="0"/>
+          <w:numId w:val="14"/>
+        </w:numPr>
+        <w:rPr>
+          <w:lang w:val="en-US"/>
+        </w:rPr>
+      </w:pPr>
+      <w:hyperlink r:id="rId66" w:history="1">
         <w:r>
           <w:rPr>
             <w:rStyle w:val="Hyperlink"/>
@@ -14417,6 +14270,684 @@
       <w:pPr>
         <w:pStyle w:val="Heading2"/>
         <w:rPr>
+          <w:color w:val="EE0000"/>
+          <w:lang w:val="en-US"/>
+        </w:rPr>
+      </w:pPr>
+      <w:r>
+        <w:rPr>
+          <w:color w:val="EE0000"/>
+          <w:lang w:val="en-US"/>
+        </w:rPr>
+        <w:t>DevOps toolchain</w:t>
+      </w:r>
+    </w:p>
+    <w:p>
+      <w:pPr>
+        <w:pStyle w:val="ListParagraph"/>
+        <w:numPr>
+          <w:ilvl w:val="1"/>
+          <w:numId w:val="14"/>
+        </w:numPr>
+        <w:rPr>
+          <w:lang w:val="en-US"/>
+        </w:rPr>
+      </w:pPr>
+      <w:r>
+        <w:rPr>
+          <w:lang w:val="en-US"/>
+        </w:rPr>
+        <w:t>“</w:t>
+      </w:r>
+      <w:r>
+        <w:t>The tools needed to support a DevOps continuous development and delivery cycle from idea to value realization.</w:t>
+      </w:r>
+      <w:r>
+        <w:t>”</w:t>
+      </w:r>
+    </w:p>
+    <w:p>
+      <w:pPr>
+        <w:pStyle w:val="ListParagraph"/>
+        <w:numPr>
+          <w:ilvl w:val="1"/>
+          <w:numId w:val="14"/>
+        </w:numPr>
+        <w:rPr>
+          <w:lang w:val="en-US"/>
+        </w:rPr>
+      </w:pPr>
+      <w:r>
+        <w:rPr>
+          <w:lang w:val="en-US"/>
+        </w:rPr>
+        <w:t xml:space="preserve">“The never-ending toolchain puzzle </w:t>
+      </w:r>
+      <w:r>
+        <w:rPr>
+          <w:rFonts w:hint="cs"/>
+          <w:lang w:val="en-US"/>
+        </w:rPr>
+        <w:t>–</w:t>
+      </w:r>
+      <w:r>
+        <w:rPr>
+          <w:lang w:val="en-US"/>
+        </w:rPr>
+        <w:t xml:space="preserve"> Every company I have worked with has a bloated DevOps stack. Terraform, Kubernetes, Jenkins, ArgoCD, GitHub Actions, Helm, Spinnaker</w:t>
+      </w:r>
+      <w:r>
+        <w:rPr>
+          <w:rFonts w:hint="cs"/>
+          <w:lang w:val="en-US"/>
+        </w:rPr>
+        <w:t>—</w:t>
+      </w:r>
+      <w:r>
+        <w:rPr>
+          <w:lang w:val="en-US"/>
+        </w:rPr>
+        <w:t>you name it. It</w:t>
+      </w:r>
+      <w:r>
+        <w:rPr>
+          <w:rFonts w:hint="cs"/>
+          <w:lang w:val="en-US"/>
+        </w:rPr>
+        <w:t>’</w:t>
+      </w:r>
+      <w:r>
+        <w:rPr>
+          <w:lang w:val="en-US"/>
+        </w:rPr>
+        <w:t>s like every tool fixes one thing but breaks another, and somehow, the entire setup is still fragile as hell. Instead of simplifying DevOps, we</w:t>
+      </w:r>
+      <w:r>
+        <w:rPr>
+          <w:rFonts w:hint="cs"/>
+          <w:lang w:val="en-US"/>
+        </w:rPr>
+        <w:t>’</w:t>
+      </w:r>
+      <w:r>
+        <w:rPr>
+          <w:lang w:val="en-US"/>
+        </w:rPr>
+        <w:t>re just stacking more complexity on top of complexity.</w:t>
+      </w:r>
+      <w:r>
+        <w:rPr>
+          <w:lang w:val="en-US"/>
+        </w:rPr>
+        <w:t>”</w:t>
+      </w:r>
+    </w:p>
+    <w:p>
+      <w:pPr>
+        <w:pStyle w:val="ListParagraph"/>
+        <w:numPr>
+          <w:ilvl w:val="2"/>
+          <w:numId w:val="14"/>
+        </w:numPr>
+        <w:rPr>
+          <w:lang w:val="en-US"/>
+        </w:rPr>
+      </w:pPr>
+      <w:r>
+        <w:rPr>
+          <w:lang w:val="en-US"/>
+        </w:rPr>
+        <w:t>This is just a reddit complaint, but mentions potential tools; the DevOps stack?</w:t>
+      </w:r>
+    </w:p>
+    <w:p>
+      <w:pPr>
+        <w:pStyle w:val="ListParagraph"/>
+        <w:numPr>
+          <w:ilvl w:val="2"/>
+          <w:numId w:val="14"/>
+        </w:numPr>
+        <w:rPr>
+          <w:lang w:val="en-US"/>
+        </w:rPr>
+      </w:pPr>
+      <w:hyperlink r:id="rId67" w:history="1">
+        <w:r>
+          <w:rPr>
+            <w:rStyle w:val="Hyperlink"/>
+          </w:rPr>
+          <w:t>Why is DevOps still such a fragmented, exhausting (and ofc costly) mess in 2025? : r/devops</w:t>
+        </w:r>
+      </w:hyperlink>
+    </w:p>
+    <w:p>
+      <w:pPr>
+        <w:pStyle w:val="Heading2"/>
+        <w:rPr>
+          <w:color w:val="EE0000"/>
+          <w:lang w:val="en-US"/>
+        </w:rPr>
+      </w:pPr>
+      <w:r>
+        <w:rPr>
+          <w:color w:val="EE0000"/>
+          <w:lang w:val="en-US"/>
+        </w:rPr>
+        <w:t xml:space="preserve">DevOps roles </w:t>
+      </w:r>
+    </w:p>
+    <w:p>
+      <w:pPr>
+        <w:rPr>
+          <w:lang w:val="en-US"/>
+        </w:rPr>
+      </w:pPr>
+      <w:r>
+        <w:rPr>
+          <w:lang w:val="en-US"/>
+        </w:rPr>
+        <w:t xml:space="preserve">An organization wishing to adopt DevOps will not need every single role, but will need to identify which roles serve to enable DevOps within the organization before combining or coordinating them into an actual </w:t>
+      </w:r>
+      <w:hyperlink w:anchor="_DevOps_teams" w:history="1">
+        <w:r>
+          <w:rPr>
+            <w:rStyle w:val="Hyperlink"/>
+            <w:b/>
+            <w:bCs/>
+            <w:lang w:val="en-US"/>
+          </w:rPr>
+          <w:t>DevOps team</w:t>
+        </w:r>
+      </w:hyperlink>
+      <w:r>
+        <w:rPr>
+          <w:lang w:val="en-US"/>
+        </w:rPr>
+        <w:t>.</w:t>
+      </w:r>
+    </w:p>
+    <w:p>
+      <w:pPr>
+        <w:rPr>
+          <w:lang w:val="en-US"/>
+        </w:rPr>
+      </w:pPr>
+      <w:r>
+        <w:rPr>
+          <w:lang w:val="en-US"/>
+        </w:rPr>
+        <w:t>Whilst, again, roles vary from one organization to another</w:t>
+      </w:r>
+      <w:r>
+        <w:rPr>
+          <w:lang w:val="en-US"/>
+        </w:rPr>
+        <w:t>, there are roughly 12 key roles</w:t>
+      </w:r>
+      <w:r>
+        <w:rPr>
+          <w:lang w:val="en-US"/>
+        </w:rPr>
+        <w:t>, and their associated responsibilities,</w:t>
+      </w:r>
+      <w:r>
+        <w:rPr>
+          <w:lang w:val="en-US"/>
+        </w:rPr>
+        <w:t xml:space="preserve"> that are foundational to most DevOps strategies</w:t>
+      </w:r>
+      <w:r>
+        <w:rPr>
+          <w:lang w:val="en-US"/>
+        </w:rPr>
+        <w:t>, and should be kept in mind</w:t>
+      </w:r>
+      <w:r>
+        <w:rPr>
+          <w:lang w:val="en-US"/>
+        </w:rPr>
+        <w:t>.</w:t>
+      </w:r>
+    </w:p>
+    <w:p>
+      <w:pPr>
+        <w:rPr>
+          <w:lang w:val="en-US"/>
+        </w:rPr>
+      </w:pPr>
+      <w:r>
+        <w:rPr>
+          <w:lang w:val="en-US"/>
+        </w:rPr>
+        <w:t>Roles Include;</w:t>
+      </w:r>
+    </w:p>
+    <w:p>
+      <w:pPr>
+        <w:pStyle w:val="ListParagraph"/>
+        <w:numPr>
+          <w:ilvl w:val="0"/>
+          <w:numId w:val="14"/>
+        </w:numPr>
+        <w:rPr>
+          <w:lang w:val="en-US"/>
+        </w:rPr>
+      </w:pPr>
+      <w:r>
+        <w:rPr>
+          <w:lang w:val="en-US"/>
+        </w:rPr>
+        <w:t>Software developers</w:t>
+      </w:r>
+    </w:p>
+    <w:p>
+      <w:pPr>
+        <w:pStyle w:val="ListParagraph"/>
+        <w:numPr>
+          <w:ilvl w:val="1"/>
+          <w:numId w:val="14"/>
+        </w:numPr>
+        <w:rPr>
+          <w:lang w:val="en-US"/>
+        </w:rPr>
+      </w:pPr>
+      <w:r>
+        <w:rPr>
+          <w:lang w:val="en-US"/>
+        </w:rPr>
+        <w:t>Code is core to DevOps processes, and software developers write the code.</w:t>
+      </w:r>
+    </w:p>
+    <w:p>
+      <w:pPr>
+        <w:pStyle w:val="ListParagraph"/>
+        <w:numPr>
+          <w:ilvl w:val="1"/>
+          <w:numId w:val="14"/>
+        </w:numPr>
+        <w:rPr>
+          <w:lang w:val="en-US"/>
+        </w:rPr>
+      </w:pPr>
+      <w:r>
+        <w:rPr>
+          <w:lang w:val="en-US"/>
+        </w:rPr>
+        <w:t xml:space="preserve">To support DevOps, they must have a flexible tool kit, and must have at least a working understanding of what happens to code after it’s deployed; in order to bridge the gap between </w:t>
+      </w:r>
+      <w:r>
+        <w:t>software development and post-deployment software management</w:t>
+      </w:r>
+      <w:r>
+        <w:t>.</w:t>
+      </w:r>
+    </w:p>
+    <w:p>
+      <w:pPr>
+        <w:pStyle w:val="ListParagraph"/>
+        <w:numPr>
+          <w:ilvl w:val="0"/>
+          <w:numId w:val="14"/>
+        </w:numPr>
+        <w:rPr>
+          <w:lang w:val="en-US"/>
+        </w:rPr>
+      </w:pPr>
+      <w:r>
+        <w:rPr>
+          <w:lang w:val="en-US"/>
+        </w:rPr>
+        <w:t>IT (operations) engineers</w:t>
+      </w:r>
+    </w:p>
+    <w:p>
+      <w:pPr>
+        <w:pStyle w:val="ListParagraph"/>
+        <w:numPr>
+          <w:ilvl w:val="1"/>
+          <w:numId w:val="14"/>
+        </w:numPr>
+        <w:rPr>
+          <w:lang w:val="en-US"/>
+        </w:rPr>
+      </w:pPr>
+      <w:r>
+        <w:rPr>
+          <w:lang w:val="en-US"/>
+        </w:rPr>
+        <w:t>The ‘Ops’ in DevOps.</w:t>
+      </w:r>
+    </w:p>
+    <w:p>
+      <w:pPr>
+        <w:pStyle w:val="ListParagraph"/>
+        <w:numPr>
+          <w:ilvl w:val="1"/>
+          <w:numId w:val="14"/>
+        </w:numPr>
+        <w:rPr>
+          <w:lang w:val="en-US"/>
+        </w:rPr>
+      </w:pPr>
+      <w:r>
+        <w:rPr>
+          <w:lang w:val="en-US"/>
+        </w:rPr>
+        <w:t>“</w:t>
+      </w:r>
+      <w:r>
+        <w:t>DevOps requires IT engineers who are competent in IT operations, but ideally, they are more than that. They understand the </w:t>
+      </w:r>
+      <w:hyperlink r:id="rId68" w:history="1">
+        <w:r>
+          <w:rPr>
+            <w:rStyle w:val="Hyperlink"/>
+          </w:rPr>
+          <w:t>software development process</w:t>
+        </w:r>
+      </w:hyperlink>
+      <w:r>
+        <w:t> workflows and can collaborate with developers to reduce the friction that occurs when developers hand off code for deployment.</w:t>
+      </w:r>
+      <w:r>
+        <w:t>”</w:t>
+      </w:r>
+    </w:p>
+    <w:p>
+      <w:pPr>
+        <w:pStyle w:val="ListParagraph"/>
+        <w:numPr>
+          <w:ilvl w:val="0"/>
+          <w:numId w:val="14"/>
+        </w:numPr>
+        <w:rPr>
+          <w:lang w:val="en-US"/>
+        </w:rPr>
+      </w:pPr>
+      <w:r>
+        <w:rPr>
+          <w:lang w:val="en-US"/>
+        </w:rPr>
+        <w:t>DevOps engineers</w:t>
+      </w:r>
+    </w:p>
+    <w:p>
+      <w:pPr>
+        <w:pStyle w:val="ListParagraph"/>
+        <w:numPr>
+          <w:ilvl w:val="0"/>
+          <w:numId w:val="14"/>
+        </w:numPr>
+        <w:rPr>
+          <w:lang w:val="en-US"/>
+        </w:rPr>
+      </w:pPr>
+      <w:r>
+        <w:rPr>
+          <w:lang w:val="en-US"/>
+        </w:rPr>
+        <w:t>System architects</w:t>
+      </w:r>
+    </w:p>
+    <w:p>
+      <w:pPr>
+        <w:pStyle w:val="ListParagraph"/>
+        <w:numPr>
+          <w:ilvl w:val="0"/>
+          <w:numId w:val="14"/>
+        </w:numPr>
+        <w:rPr>
+          <w:lang w:val="en-US"/>
+        </w:rPr>
+      </w:pPr>
+      <w:r>
+        <w:rPr>
+          <w:lang w:val="en-US"/>
+        </w:rPr>
+        <w:t>QA engineers</w:t>
+      </w:r>
+    </w:p>
+    <w:p>
+      <w:pPr>
+        <w:pStyle w:val="ListParagraph"/>
+        <w:numPr>
+          <w:ilvl w:val="0"/>
+          <w:numId w:val="14"/>
+        </w:numPr>
+        <w:rPr>
+          <w:lang w:val="en-US"/>
+        </w:rPr>
+      </w:pPr>
+      <w:r>
+        <w:rPr>
+          <w:lang w:val="en-US"/>
+        </w:rPr>
+        <w:t>UX engineers</w:t>
+      </w:r>
+    </w:p>
+    <w:p>
+      <w:pPr>
+        <w:pStyle w:val="ListParagraph"/>
+        <w:numPr>
+          <w:ilvl w:val="0"/>
+          <w:numId w:val="14"/>
+        </w:numPr>
+        <w:rPr>
+          <w:lang w:val="en-US"/>
+        </w:rPr>
+      </w:pPr>
+      <w:r>
+        <w:rPr>
+          <w:lang w:val="en-US"/>
+        </w:rPr>
+        <w:t>Security engineers</w:t>
+      </w:r>
+    </w:p>
+    <w:p>
+      <w:pPr>
+        <w:pStyle w:val="ListParagraph"/>
+        <w:numPr>
+          <w:ilvl w:val="0"/>
+          <w:numId w:val="14"/>
+        </w:numPr>
+        <w:rPr>
+          <w:lang w:val="en-US"/>
+        </w:rPr>
+      </w:pPr>
+      <w:r>
+        <w:rPr>
+          <w:lang w:val="en-US"/>
+        </w:rPr>
+        <w:t>DevOps evangelists</w:t>
+      </w:r>
+    </w:p>
+    <w:p>
+      <w:pPr>
+        <w:pStyle w:val="ListParagraph"/>
+        <w:numPr>
+          <w:ilvl w:val="0"/>
+          <w:numId w:val="14"/>
+        </w:numPr>
+        <w:rPr>
+          <w:lang w:val="en-US"/>
+        </w:rPr>
+      </w:pPr>
+      <w:r>
+        <w:rPr>
+          <w:lang w:val="en-US"/>
+        </w:rPr>
+        <w:t>Site</w:t>
+      </w:r>
+      <w:r>
+        <w:rPr>
+          <w:lang w:val="en-US"/>
+        </w:rPr>
+        <w:t xml:space="preserve"> reliability engineers (SRE’s)</w:t>
+      </w:r>
+    </w:p>
+    <w:p>
+      <w:pPr>
+        <w:pStyle w:val="ListParagraph"/>
+        <w:numPr>
+          <w:ilvl w:val="0"/>
+          <w:numId w:val="14"/>
+        </w:numPr>
+        <w:rPr>
+          <w:lang w:val="en-US"/>
+        </w:rPr>
+      </w:pPr>
+      <w:r>
+        <w:rPr>
+          <w:lang w:val="en-US"/>
+        </w:rPr>
+        <w:t>Cloud engineer</w:t>
+      </w:r>
+    </w:p>
+    <w:p>
+      <w:pPr>
+        <w:pStyle w:val="ListParagraph"/>
+        <w:numPr>
+          <w:ilvl w:val="0"/>
+          <w:numId w:val="14"/>
+        </w:numPr>
+        <w:rPr>
+          <w:lang w:val="en-US"/>
+        </w:rPr>
+      </w:pPr>
+      <w:r>
+        <w:rPr>
+          <w:lang w:val="en-US"/>
+        </w:rPr>
+        <w:t>Automation engineer</w:t>
+      </w:r>
+    </w:p>
+    <w:p>
+      <w:pPr>
+        <w:pStyle w:val="ListParagraph"/>
+        <w:numPr>
+          <w:ilvl w:val="0"/>
+          <w:numId w:val="14"/>
+        </w:numPr>
+        <w:rPr>
+          <w:lang w:val="en-US"/>
+        </w:rPr>
+      </w:pPr>
+      <w:r>
+        <w:rPr>
+          <w:lang w:val="en-US"/>
+        </w:rPr>
+        <w:t>AI DevOps engineer</w:t>
+      </w:r>
+    </w:p>
+    <w:p>
+      <w:pPr>
+        <w:pStyle w:val="ListParagraph"/>
+        <w:numPr>
+          <w:ilvl w:val="1"/>
+          <w:numId w:val="14"/>
+        </w:numPr>
+        <w:rPr>
+          <w:lang w:val="en-US"/>
+        </w:rPr>
+      </w:pPr>
+      <w:r>
+        <w:rPr>
+          <w:lang w:val="en-US"/>
+        </w:rPr>
+        <w:t>Newer role who’s specific job is to implement and manage AI to automate and accelerate processes.</w:t>
+      </w:r>
+    </w:p>
+    <w:p>
+      <w:pPr>
+        <w:pStyle w:val="ListParagraph"/>
+        <w:numPr>
+          <w:ilvl w:val="1"/>
+          <w:numId w:val="14"/>
+        </w:numPr>
+        <w:rPr>
+          <w:lang w:val="en-US"/>
+        </w:rPr>
+      </w:pPr>
+      <w:r>
+        <w:rPr>
+          <w:lang w:val="en-US"/>
+        </w:rPr>
+        <w:t>This role serves little purpose if other engineers are already implementing AI into their own workflows without any troubles; compliance or security issues included.</w:t>
+      </w:r>
+    </w:p>
+    <w:p>
+      <w:pPr>
+        <w:rPr>
+          <w:b/>
+          <w:bCs/>
+          <w:lang w:val="en-US"/>
+        </w:rPr>
+      </w:pPr>
+      <w:r>
+        <w:rPr>
+          <w:b/>
+          <w:bCs/>
+          <w:lang w:val="en-US"/>
+        </w:rPr>
+        <w:t>Sources:</w:t>
+      </w:r>
+    </w:p>
+    <w:p>
+      <w:pPr>
+        <w:pStyle w:val="ListParagraph"/>
+        <w:numPr>
+          <w:ilvl w:val="0"/>
+          <w:numId w:val="14"/>
+        </w:numPr>
+        <w:rPr>
+          <w:lang w:val="en-US"/>
+        </w:rPr>
+      </w:pPr>
+      <w:hyperlink r:id="rId69" w:history="1">
+        <w:r>
+          <w:rPr>
+            <w:rStyle w:val="Hyperlink"/>
+          </w:rPr>
+          <w:t>DevOps roles explained: Key jobs, responsibilities and skills | TechTarget</w:t>
+        </w:r>
+      </w:hyperlink>
+    </w:p>
+    <w:p>
+      <w:pPr>
+        <w:pStyle w:val="ListParagraph"/>
+        <w:numPr>
+          <w:ilvl w:val="0"/>
+          <w:numId w:val="14"/>
+        </w:numPr>
+        <w:rPr>
+          <w:lang w:val="en-US"/>
+        </w:rPr>
+      </w:pPr>
+      <w:hyperlink r:id="rId70" w:history="1">
+        <w:r>
+          <w:rPr>
+            <w:rStyle w:val="Hyperlink"/>
+          </w:rPr>
+          <w:t>Common DevOps Roles and Responsibilities Today: Who’s on a DevOps Team &amp; How T</w:t>
+        </w:r>
+        <w:r>
+          <w:rPr>
+            <w:rStyle w:val="Hyperlink"/>
+          </w:rPr>
+          <w:t>h</w:t>
+        </w:r>
+        <w:r>
+          <w:rPr>
+            <w:rStyle w:val="Hyperlink"/>
+          </w:rPr>
+          <w:t>ese Roles Work Together | Splunk</w:t>
+        </w:r>
+      </w:hyperlink>
+    </w:p>
+    <w:p>
+      <w:pPr>
+        <w:pStyle w:val="Heading2"/>
+        <w:rPr>
           <w:lang w:val="en-US"/>
         </w:rPr>
       </w:pPr>
@@ -14544,7 +15075,7 @@
           <w:lang w:val="en-US"/>
         </w:rPr>
       </w:pPr>
-      <w:hyperlink r:id="rId58" w:anchor=":~:text=A%20DevOps%20Dojo%20is%20a%20place%20where,teams%20with%20a%20collaborative%2C%20risk%2Dfree%20learning%20environment" w:history="1">
+      <w:hyperlink r:id="rId71" w:anchor=":~:text=A%20DevOps%20Dojo%20is%20a%20place%20where,teams%20with%20a%20collaborative%2C%20risk%2Dfree%20learning%20environment" w:history="1">
         <w:r>
           <w:rPr>
             <w:rStyle w:val="Hyperlink"/>
@@ -14564,7 +15095,7 @@
           <w:lang w:val="en-US"/>
         </w:rPr>
       </w:pPr>
-      <w:hyperlink r:id="rId59" w:history="1">
+      <w:hyperlink r:id="rId72" w:history="1">
         <w:r>
           <w:rPr>
             <w:rStyle w:val="Hyperlink"/>
@@ -14587,39 +15118,17 @@
         <w:rPr>
           <w:lang w:val="en-US"/>
         </w:rPr>
-        <w:t>mployee Net Promoter Score (</w:t>
-      </w:r>
-      <w:proofErr w:type="spellStart"/>
-      <w:r>
-        <w:rPr>
-          <w:lang w:val="en-US"/>
-        </w:rPr>
-        <w:t>eNPS</w:t>
-      </w:r>
-      <w:proofErr w:type="spellEnd"/>
-      <w:r>
-        <w:rPr>
-          <w:lang w:val="en-US"/>
-        </w:rPr>
-        <w:t>)</w:t>
-      </w:r>
-    </w:p>
-    <w:p>
-      <w:pPr>
-        <w:rPr>
-          <w:lang w:val="en-US"/>
-        </w:rPr>
-      </w:pPr>
-      <w:r>
-        <w:t>Employee Net Promoter Score (</w:t>
-      </w:r>
-      <w:proofErr w:type="spellStart"/>
-      <w:r>
-        <w:t>eNPS</w:t>
-      </w:r>
-      <w:proofErr w:type="spellEnd"/>
-      <w:r>
-        <w:t>) is a powerful tool that helps companies measure and improve employee satisfaction and </w:t>
+        <w:t>mployee Net Promoter Score (eNPS)</w:t>
+      </w:r>
+    </w:p>
+    <w:p>
+      <w:pPr>
+        <w:rPr>
+          <w:lang w:val="en-US"/>
+        </w:rPr>
+      </w:pPr>
+      <w:r>
+        <w:t>Employee Net Promoter Score (eNPS) is a powerful tool that helps companies measure and improve employee satisfaction and </w:t>
       </w:r>
       <w:r>
         <w:t>engagement</w:t>
@@ -14662,27 +15171,7 @@
     </w:p>
     <w:p>
       <w:r>
-        <w:t xml:space="preserve">The </w:t>
-      </w:r>
-      <w:proofErr w:type="spellStart"/>
-      <w:r>
-        <w:t>eNPS</w:t>
-      </w:r>
-      <w:proofErr w:type="spellEnd"/>
-      <w:r>
-        <w:t xml:space="preserve"> score can indicate your employee engagement levels quickly, </w:t>
-      </w:r>
-      <w:r>
-        <w:t>allowing for action to be taken</w:t>
-      </w:r>
-      <w:r>
-        <w:t xml:space="preserve"> immediately. </w:t>
-      </w:r>
-      <w:r>
-        <w:t>However, u</w:t>
-      </w:r>
-      <w:r>
-        <w:t>sing it to measure your employees</w:t>
+        <w:t>The eNPS score can indicate your employee engagement levels quickly, allowing for action to be taken immediately. However, using it to measure your employees</w:t>
       </w:r>
       <w:r>
         <w:rPr>
@@ -14756,15 +15245,7 @@
         <w:t>High participation rates</w:t>
       </w:r>
       <w:r>
-        <w:t xml:space="preserve">: Because the </w:t>
-      </w:r>
-      <w:proofErr w:type="spellStart"/>
-      <w:r>
-        <w:t>eNPS</w:t>
-      </w:r>
-      <w:proofErr w:type="spellEnd"/>
-      <w:r>
-        <w:t xml:space="preserve"> is quick and easy to answer, you can expect 100% of your staff to answer the survey. </w:t>
+        <w:t xml:space="preserve">: Because the eNPS is quick and easy to answer, you can expect 100% of your staff to answer the survey. </w:t>
       </w:r>
     </w:p>
     <w:p>
@@ -14783,23 +15264,7 @@
         <w:t>Quick action</w:t>
       </w:r>
       <w:r>
-        <w:t xml:space="preserve">: </w:t>
-      </w:r>
-      <w:proofErr w:type="spellStart"/>
-      <w:r>
-        <w:t>eNPs</w:t>
-      </w:r>
-      <w:proofErr w:type="spellEnd"/>
-      <w:r>
-        <w:t xml:space="preserve"> survey data can also be collected and </w:t>
-      </w:r>
-      <w:proofErr w:type="spellStart"/>
-      <w:r>
-        <w:t>analyzed</w:t>
-      </w:r>
-      <w:proofErr w:type="spellEnd"/>
-      <w:r>
-        <w:t xml:space="preserve"> fast, so sharing results and drawing up the action plan can be done sooner. The immediate response allows for addressing issues promptly before they escalate. </w:t>
+        <w:t xml:space="preserve">: eNPs survey data can also be collected and analyzed fast, so sharing results and drawing up the action plan can be done sooner. The immediate response allows for addressing issues promptly before they escalate. </w:t>
       </w:r>
     </w:p>
     <w:p>
@@ -14864,15 +15329,7 @@
         <w:t>Continuous measurement of employee engagement</w:t>
       </w:r>
       <w:r>
-        <w:t xml:space="preserve">: Since the </w:t>
-      </w:r>
-      <w:proofErr w:type="spellStart"/>
-      <w:r>
-        <w:t>eNPS</w:t>
-      </w:r>
-      <w:proofErr w:type="spellEnd"/>
-      <w:r>
-        <w:t xml:space="preserve"> survey is quick to deploy, you can conduct it more frequently, allowing for effective and ongoing employee engagement monitoring.</w:t>
+        <w:t>: Since the eNPS survey is quick to deploy, you can conduct it more frequently, allowing for effective and ongoing employee engagement monitoring.</w:t>
       </w:r>
     </w:p>
     <w:p>
@@ -14903,15 +15360,7 @@
         <w:t>Limited results</w:t>
       </w:r>
       <w:r>
-        <w:t xml:space="preserve">: The question excludes other aspects of employee engagement, like employee motivation and employee retention. </w:t>
-      </w:r>
-      <w:proofErr w:type="spellStart"/>
-      <w:r>
-        <w:t>eNPS</w:t>
-      </w:r>
-      <w:proofErr w:type="spellEnd"/>
-      <w:r>
-        <w:t xml:space="preserve"> doesn</w:t>
+        <w:t>: The question excludes other aspects of employee engagement, like employee motivation and employee retention. eNPS doesn</w:t>
       </w:r>
       <w:r>
         <w:rPr>
@@ -14954,15 +15403,7 @@
         <w:t xml:space="preserve"> comprise most of</w:t>
       </w:r>
       <w:r>
-        <w:t xml:space="preserve"> the respondents, then the </w:t>
-      </w:r>
-      <w:proofErr w:type="spellStart"/>
-      <w:r>
-        <w:t>eNPS</w:t>
-      </w:r>
-      <w:proofErr w:type="spellEnd"/>
-      <w:r>
-        <w:t xml:space="preserve"> score doesn</w:t>
+        <w:t xml:space="preserve"> the respondents, then the eNPS score doesn</w:t>
       </w:r>
       <w:r>
         <w:rPr>
@@ -15008,15 +15449,7 @@
         <w:t>’</w:t>
       </w:r>
       <w:r>
-        <w:t xml:space="preserve">t have qualitative data to support the quantitative data (which is the </w:t>
-      </w:r>
-      <w:proofErr w:type="spellStart"/>
-      <w:r>
-        <w:t>eNPS</w:t>
-      </w:r>
-      <w:proofErr w:type="spellEnd"/>
-      <w:r>
-        <w:t xml:space="preserve"> score).</w:t>
+        <w:t>t have qualitative data to support the quantitative data (which is the eNPS score).</w:t>
       </w:r>
     </w:p>
     <w:p>
@@ -15047,26 +15480,12 @@
           <w:lang w:val="en-US"/>
         </w:rPr>
       </w:pPr>
-      <w:hyperlink r:id="rId60" w:history="1">
+      <w:hyperlink r:id="rId73" w:history="1">
         <w:r>
           <w:rPr>
             <w:rStyle w:val="Hyperlink"/>
           </w:rPr>
-          <w:t>Employee Net Promoter Score (</w:t>
-        </w:r>
-        <w:proofErr w:type="spellStart"/>
-        <w:r>
-          <w:rPr>
-            <w:rStyle w:val="Hyperlink"/>
-          </w:rPr>
-          <w:t>eNPS</w:t>
-        </w:r>
-        <w:proofErr w:type="spellEnd"/>
-        <w:r>
-          <w:rPr>
-            <w:rStyle w:val="Hyperlink"/>
-          </w:rPr>
-          <w:t>): 2026 Ultimate Guide - AIHR</w:t>
+          <w:t>Employee Net Promoter Score (eNPS): 2026 Ultimate Guide - AIHR</w:t>
         </w:r>
       </w:hyperlink>
     </w:p>
@@ -15097,7 +15516,7 @@
           <w:lang w:val="en-US"/>
         </w:rPr>
       </w:pPr>
-      <w:hyperlink r:id="rId61" w:history="1">
+      <w:hyperlink r:id="rId74" w:history="1">
         <w:r>
           <w:rPr>
             <w:rStyle w:val="Hyperlink"/>
@@ -15121,6 +15540,7 @@
         <w:rPr>
           <w:lang w:val="en-US"/>
         </w:rPr>
+        <w:lastRenderedPageBreak/>
         <w:t>“</w:t>
       </w:r>
       <w:r>
@@ -15250,7 +15670,7 @@
           <w:lang w:val="en-US"/>
         </w:rPr>
       </w:pPr>
-      <w:hyperlink r:id="rId62" w:history="1">
+      <w:hyperlink r:id="rId75" w:history="1">
         <w:r>
           <w:rPr>
             <w:rStyle w:val="Hyperlink"/>
@@ -15296,7 +15716,7 @@
           <w:lang w:val="en-US"/>
         </w:rPr>
       </w:pPr>
-      <w:hyperlink r:id="rId63" w:history="1">
+      <w:hyperlink r:id="rId76" w:history="1">
         <w:r>
           <w:rPr>
             <w:rStyle w:val="Hyperlink"/>
@@ -15316,26 +15736,12 @@
           <w:lang w:val="en-US"/>
         </w:rPr>
       </w:pPr>
-      <w:hyperlink r:id="rId64" w:history="1">
+      <w:hyperlink r:id="rId77" w:history="1">
         <w:r>
           <w:rPr>
             <w:rStyle w:val="Hyperlink"/>
           </w:rPr>
-          <w:t xml:space="preserve">The Engineer’s Golden Circle: Why "Start With Why" Isn’t Just a Buzzword, It’s Your Most Powerful Debugging Tool | by </w:t>
-        </w:r>
-        <w:proofErr w:type="spellStart"/>
-        <w:r>
-          <w:rPr>
-            <w:rStyle w:val="Hyperlink"/>
-          </w:rPr>
-          <w:t>Slimen</w:t>
-        </w:r>
-        <w:proofErr w:type="spellEnd"/>
-        <w:r>
-          <w:rPr>
-            <w:rStyle w:val="Hyperlink"/>
-          </w:rPr>
-          <w:t xml:space="preserve"> HMIDI | Medium</w:t>
+          <w:t>The Engineer’s Golden Circle: Why "Start With Why" Isn’t Just a Buzzword, It’s Your Most Powerful Debugging Tool | by Slimen HMIDI | Medium</w:t>
         </w:r>
       </w:hyperlink>
     </w:p>
@@ -15354,43 +15760,7 @@
         <w:rPr>
           <w:lang w:val="en-US"/>
         </w:rPr>
-        <w:t xml:space="preserve">High-performing organizations </w:t>
-      </w:r>
-    </w:p>
-    <w:p>
-      <w:pPr>
-        <w:pStyle w:val="ListParagraph"/>
-        <w:numPr>
-          <w:ilvl w:val="0"/>
-          <w:numId w:val="14"/>
-        </w:numPr>
-        <w:rPr>
-          <w:lang w:val="en-US"/>
-        </w:rPr>
-      </w:pPr>
-      <w:r>
-        <w:rPr>
-          <w:lang w:val="en-US"/>
-        </w:rPr>
-        <w:t xml:space="preserve">Immersion </w:t>
-      </w:r>
-    </w:p>
-    <w:p>
-      <w:pPr>
-        <w:pStyle w:val="ListParagraph"/>
-        <w:numPr>
-          <w:ilvl w:val="0"/>
-          <w:numId w:val="14"/>
-        </w:numPr>
-        <w:rPr>
-          <w:lang w:val="en-US"/>
-        </w:rPr>
-      </w:pPr>
-      <w:r>
-        <w:rPr>
-          <w:lang w:val="en-US"/>
-        </w:rPr>
-        <w:t>Improvement kata</w:t>
+        <w:t>High-performing organizations</w:t>
       </w:r>
     </w:p>
     <w:p>
@@ -15404,7 +15774,61 @@
           <w:lang w:val="en-US"/>
         </w:rPr>
       </w:pPr>
-      <w:hyperlink r:id="rId65" w:history="1">
+      <w:r>
+        <w:rPr>
+          <w:lang w:val="en-US"/>
+        </w:rPr>
+        <w:t>I know there’s something about metrics for high-performing teams; unsure if related</w:t>
+      </w:r>
+    </w:p>
+    <w:p>
+      <w:pPr>
+        <w:pStyle w:val="ListParagraph"/>
+        <w:numPr>
+          <w:ilvl w:val="0"/>
+          <w:numId w:val="14"/>
+        </w:numPr>
+        <w:rPr>
+          <w:lang w:val="en-US"/>
+        </w:rPr>
+      </w:pPr>
+      <w:r>
+        <w:rPr>
+          <w:lang w:val="en-US"/>
+        </w:rPr>
+        <w:t xml:space="preserve">Immersion </w:t>
+      </w:r>
+    </w:p>
+    <w:p>
+      <w:pPr>
+        <w:pStyle w:val="ListParagraph"/>
+        <w:numPr>
+          <w:ilvl w:val="0"/>
+          <w:numId w:val="14"/>
+        </w:numPr>
+        <w:rPr>
+          <w:lang w:val="en-US"/>
+        </w:rPr>
+      </w:pPr>
+      <w:r>
+        <w:rPr>
+          <w:lang w:val="en-US"/>
+        </w:rPr>
+        <w:t>Improvement kata</w:t>
+      </w:r>
+    </w:p>
+    <w:p>
+      <w:pPr>
+        <w:pStyle w:val="ListParagraph"/>
+        <w:numPr>
+          <w:ilvl w:val="1"/>
+          <w:numId w:val="14"/>
+        </w:numPr>
+        <w:rPr>
+          <w:lang w:val="en-US"/>
+        </w:rPr>
+      </w:pPr>
+      <w:hyperlink r:id="rId78" w:history="1">
         <w:r>
           <w:rPr>
             <w:rStyle w:val="Hyperlink"/>
@@ -15420,8 +15844,8 @@
           <w:lang w:val="en-US"/>
         </w:rPr>
       </w:pPr>
-      <w:bookmarkStart w:id="17" w:name="_IT_Service_Management"/>
-      <w:bookmarkEnd w:id="17"/>
+      <w:bookmarkStart w:id="18" w:name="_IT_Service_Management"/>
+      <w:bookmarkEnd w:id="18"/>
       <w:r>
         <w:rPr>
           <w:lang w:val="en-US"/>
@@ -15439,7 +15863,60 @@
         <w:rPr>
           <w:lang w:val="en-US"/>
         </w:rPr>
-        <w:t>IT service management (ITSM) is the practice of designing, delivering, managing, and improving IT services to meet business goals and enhance customer satisfaction.</w:t>
+        <w:t xml:space="preserve">IT service management (ITSM) is the practice of designing, delivering, managing, and improving </w:t>
+      </w:r>
+      <w:hyperlink w:anchor="_Service" w:history="1">
+        <w:r>
+          <w:rPr>
+            <w:rStyle w:val="Hyperlink"/>
+            <w:b/>
+            <w:bCs/>
+            <w:lang w:val="en-US"/>
+          </w:rPr>
+          <w:t>IT se</w:t>
+        </w:r>
+        <w:r>
+          <w:rPr>
+            <w:rStyle w:val="Hyperlink"/>
+            <w:b/>
+            <w:bCs/>
+            <w:lang w:val="en-US"/>
+          </w:rPr>
+          <w:t>r</w:t>
+        </w:r>
+        <w:r>
+          <w:rPr>
+            <w:rStyle w:val="Hyperlink"/>
+            <w:b/>
+            <w:bCs/>
+            <w:lang w:val="en-US"/>
+          </w:rPr>
+          <w:t>vi</w:t>
+        </w:r>
+        <w:r>
+          <w:rPr>
+            <w:rStyle w:val="Hyperlink"/>
+            <w:b/>
+            <w:bCs/>
+            <w:lang w:val="en-US"/>
+          </w:rPr>
+          <w:t>c</w:t>
+        </w:r>
+        <w:r>
+          <w:rPr>
+            <w:rStyle w:val="Hyperlink"/>
+            <w:b/>
+            <w:bCs/>
+            <w:lang w:val="en-US"/>
+          </w:rPr>
+          <w:t>es</w:t>
+        </w:r>
+      </w:hyperlink>
+      <w:r>
+        <w:rPr>
+          <w:lang w:val="en-US"/>
+        </w:rPr>
+        <w:t xml:space="preserve"> to meet business goals and enhance customer satisfaction.</w:t>
       </w:r>
     </w:p>
     <w:p>
@@ -15495,7 +15972,7 @@
           <w:lang w:val="en-US"/>
         </w:rPr>
       </w:pPr>
-      <w:hyperlink r:id="rId66" w:history="1">
+      <w:hyperlink r:id="rId79" w:history="1">
         <w:r>
           <w:rPr>
             <w:rStyle w:val="Hyperlink"/>
@@ -15596,6 +16073,7 @@
         <w:rPr>
           <w:noProof/>
         </w:rPr>
+        <w:lastRenderedPageBreak/>
         <w:drawing>
           <wp:inline distT="0" distB="0" distL="0" distR="0" wp14:anchorId="202AF313" wp14:editId="735AC7A3">
             <wp:extent cx="3718560" cy="1859280"/>
@@ -15614,7 +16092,7 @@
                     </pic:cNvPicPr>
                   </pic:nvPicPr>
                   <pic:blipFill>
-                    <a:blip r:embed="rId67">
+                    <a:blip r:embed="rId80">
                       <a:extLst>
                         <a:ext uri="{28A0092B-C50C-407E-A947-70E740481C1C}">
                           <a14:useLocalDpi xmlns:a14="http://schemas.microsoft.com/office/drawing/2010/main" val="0"/>
@@ -15657,7 +16135,7 @@
           <w:lang w:val="en-US"/>
         </w:rPr>
       </w:pPr>
-      <w:hyperlink r:id="rId68" w:history="1">
+      <w:hyperlink r:id="rId81" w:history="1">
         <w:r>
           <w:rPr>
             <w:rStyle w:val="Hyperlink"/>
@@ -15708,13 +16186,7 @@
     </w:p>
     <w:p>
       <w:r>
-        <w:t xml:space="preserve">Initially introduced </w:t>
-      </w:r>
-      <w:r>
-        <w:t xml:space="preserve">in 1969 </w:t>
-      </w:r>
-      <w:r>
-        <w:t xml:space="preserve">as what would later become the ‘five stages of grief’, Dr. Elisabeth </w:t>
+        <w:t xml:space="preserve">Initially introduced in 1969 as what would later become the ‘five stages of grief’, Dr. Elisabeth </w:t>
       </w:r>
       <w:r>
         <w:t>Kübler-Ross</w:t>
@@ -15794,7 +16266,7 @@
                     </pic:cNvPicPr>
                   </pic:nvPicPr>
                   <pic:blipFill>
-                    <a:blip r:embed="rId69">
+                    <a:blip r:embed="rId82">
                       <a:extLst>
                         <a:ext uri="{28A0092B-C50C-407E-A947-70E740481C1C}">
                           <a14:useLocalDpi xmlns:a14="http://schemas.microsoft.com/office/drawing/2010/main" val="0"/>
@@ -15863,7 +16335,7 @@
           <w:lang w:val="en-US"/>
         </w:rPr>
       </w:pPr>
-      <w:hyperlink r:id="rId70" w:history="1">
+      <w:hyperlink r:id="rId83" w:history="1">
         <w:r>
           <w:rPr>
             <w:rStyle w:val="Hyperlink"/>
@@ -15883,7 +16355,7 @@
           <w:lang w:val="en-US"/>
         </w:rPr>
       </w:pPr>
-      <w:hyperlink r:id="rId71" w:anchor=":~:text=The%20K%C3%BCbler%2DRoss%20Change%20Curve%2C%20originally%20developed%20to%20describe%20the,change%20into%20the%20organizational%20culture." w:history="1">
+      <w:hyperlink r:id="rId84" w:anchor=":~:text=The%20K%C3%BCbler%2DRoss%20Change%20Curve%2C%20originally%20developed%20to%20describe%20the,change%20into%20the%20organizational%20culture." w:history="1">
         <w:r>
           <w:rPr>
             <w:rStyle w:val="Hyperlink"/>
@@ -15903,21 +16375,13 @@
           <w:lang w:val="en-US"/>
         </w:rPr>
       </w:pPr>
-      <w:hyperlink r:id="rId72" w:anchor=":~:text=6.,integrated%20into%20daily%20work%20life." w:history="1">
+      <w:hyperlink r:id="rId85" w:anchor=":~:text=6.,integrated%20into%20daily%20work%20life." w:history="1">
         <w:r>
           <w:rPr>
             <w:rStyle w:val="Hyperlink"/>
           </w:rPr>
-          <w:t xml:space="preserve">What Are Change Management Models &amp; Frameworks? - </w:t>
+          <w:t>What Are Change Management Models &amp; Frameworks? - Agilemania</w:t>
         </w:r>
-        <w:proofErr w:type="spellStart"/>
-        <w:r>
-          <w:rPr>
-            <w:rStyle w:val="Hyperlink"/>
-          </w:rPr>
-          <w:t>Agilemania</w:t>
-        </w:r>
-        <w:proofErr w:type="spellEnd"/>
       </w:hyperlink>
     </w:p>
     <w:p>
@@ -15927,8 +16391,8 @@
           <w:lang w:val="en-US"/>
         </w:rPr>
       </w:pPr>
-      <w:bookmarkStart w:id="18" w:name="_Lead_Time_for"/>
-      <w:bookmarkEnd w:id="18"/>
+      <w:bookmarkStart w:id="19" w:name="_Lead_Time_for"/>
+      <w:bookmarkEnd w:id="19"/>
       <w:r>
         <w:rPr>
           <w:lang w:val="en-US"/>
@@ -16047,7 +16511,6 @@
         </w:rPr>
       </w:pPr>
       <w:r>
-        <w:lastRenderedPageBreak/>
         <w:t xml:space="preserve">At a high level, </w:t>
       </w:r>
       <w:r>
@@ -16126,7 +16589,7 @@
           <w:lang w:val="en-US"/>
         </w:rPr>
       </w:pPr>
-      <w:hyperlink r:id="rId73" w:history="1">
+      <w:hyperlink r:id="rId86" w:history="1">
         <w:r>
           <w:rPr>
             <w:rStyle w:val="Hyperlink"/>
@@ -16146,7 +16609,7 @@
           <w:lang w:val="en-US"/>
         </w:rPr>
       </w:pPr>
-      <w:hyperlink r:id="rId74" w:history="1">
+      <w:hyperlink r:id="rId87" w:history="1">
         <w:r>
           <w:rPr>
             <w:rStyle w:val="Hyperlink"/>
@@ -16166,7 +16629,7 @@
           <w:lang w:val="en-US"/>
         </w:rPr>
       </w:pPr>
-      <w:hyperlink r:id="rId75" w:history="1">
+      <w:hyperlink r:id="rId88" w:history="1">
         <w:r>
           <w:rPr>
             <w:rStyle w:val="Hyperlink"/>
@@ -16186,7 +16649,7 @@
           <w:lang w:val="en-US"/>
         </w:rPr>
       </w:pPr>
-      <w:hyperlink r:id="rId76" w:history="1">
+      <w:hyperlink r:id="rId89" w:history="1">
         <w:r>
           <w:rPr>
             <w:rStyle w:val="Hyperlink"/>
@@ -16206,7 +16669,7 @@
           <w:lang w:val="en-US"/>
         </w:rPr>
       </w:pPr>
-      <w:hyperlink r:id="rId77" w:history="1">
+      <w:hyperlink r:id="rId90" w:history="1">
         <w:r>
           <w:rPr>
             <w:rStyle w:val="Hyperlink"/>
@@ -16293,7 +16756,7 @@
           <w:lang w:val="en-US"/>
         </w:rPr>
       </w:pPr>
-      <w:hyperlink r:id="rId78" w:history="1">
+      <w:hyperlink r:id="rId91" w:history="1">
         <w:r>
           <w:rPr>
             <w:rStyle w:val="Hyperlink"/>
@@ -16315,6 +16778,7 @@
           <w:color w:val="EE0000"/>
           <w:lang w:val="en-US"/>
         </w:rPr>
+        <w:lastRenderedPageBreak/>
         <w:t>Lean tools</w:t>
       </w:r>
     </w:p>
@@ -16338,7 +16802,7 @@
       <w:r>
         <w:t>The expression "lean software development" originated in a book by the same name, written by Mary Poppendieck and Tom Poppendieck in 2003.</w:t>
       </w:r>
-      <w:hyperlink r:id="rId79" w:anchor="cite_note-1Poppendieck2003-2" w:history="1">
+      <w:hyperlink r:id="rId92" w:anchor="cite_note-1Poppendieck2003-2" w:history="1">
         <w:r>
           <w:rPr>
             <w:rStyle w:val="Hyperlink"/>
@@ -16350,7 +16814,7 @@
       <w:r>
         <w:t> The book restates traditional </w:t>
       </w:r>
-      <w:hyperlink r:id="rId80" w:anchor="Overview" w:tooltip="Lean manufacturing" w:history="1">
+      <w:hyperlink r:id="rId93" w:anchor="Overview" w:tooltip="Lean manufacturing" w:history="1">
         <w:r>
           <w:rPr>
             <w:rStyle w:val="Hyperlink"/>
@@ -16369,17 +16833,9 @@
         <w:t>tools</w:t>
       </w:r>
       <w:r>
-        <w:t xml:space="preserve"> and compares the tools to corresponding agile practices. The </w:t>
-      </w:r>
-      <w:proofErr w:type="spellStart"/>
-      <w:r>
-        <w:t>Poppendiecks</w:t>
-      </w:r>
-      <w:proofErr w:type="spellEnd"/>
-      <w:r>
-        <w:t>' involvement in the </w:t>
-      </w:r>
-      <w:hyperlink r:id="rId81" w:tooltip="Agile software development" w:history="1">
+        <w:t> and compares the tools to corresponding agile practices. The Poppendiecks' involvement in the </w:t>
+      </w:r>
+      <w:hyperlink r:id="rId94" w:tooltip="Agile software development" w:history="1">
         <w:r>
           <w:rPr>
             <w:rStyle w:val="Hyperlink"/>
@@ -16390,7 +16846,7 @@
       <w:r>
         <w:t> community, including talks at several Agile conferences </w:t>
       </w:r>
-      <w:hyperlink r:id="rId82" w:anchor="cite_note-3" w:history="1">
+      <w:hyperlink r:id="rId95" w:anchor="cite_note-3" w:history="1">
         <w:r>
           <w:rPr>
             <w:rStyle w:val="Hyperlink"/>
@@ -16513,7 +16969,7 @@
           <w:lang w:val="en-US"/>
         </w:rPr>
       </w:pPr>
-      <w:hyperlink r:id="rId83" w:history="1">
+      <w:hyperlink r:id="rId96" w:history="1">
         <w:r>
           <w:rPr>
             <w:rStyle w:val="Hyperlink"/>
@@ -16533,7 +16989,7 @@
           <w:lang w:val="en-US"/>
         </w:rPr>
       </w:pPr>
-      <w:hyperlink r:id="rId84" w:history="1">
+      <w:hyperlink r:id="rId97" w:history="1">
         <w:r>
           <w:rPr>
             <w:rStyle w:val="Hyperlink"/>
@@ -16674,8 +17130,8 @@
           <w:lang w:val="en-US"/>
         </w:rPr>
       </w:pPr>
-      <w:bookmarkStart w:id="19" w:name="_Mean_Time_to"/>
-      <w:bookmarkEnd w:id="19"/>
+      <w:bookmarkStart w:id="20" w:name="_Mean_Time_to"/>
+      <w:bookmarkEnd w:id="20"/>
       <w:r>
         <w:rPr>
           <w:lang w:val="en-US"/>
@@ -16815,6 +17271,7 @@
         <w:rPr>
           <w:lang w:val="en-US"/>
         </w:rPr>
+        <w:lastRenderedPageBreak/>
         <w:t xml:space="preserve">Mean Time to </w:t>
       </w:r>
       <w:r>
@@ -16888,7 +17345,7 @@
           <w:lang w:val="en-US"/>
         </w:rPr>
       </w:pPr>
-      <w:hyperlink r:id="rId85" w:history="1">
+      <w:hyperlink r:id="rId98" w:history="1">
         <w:r>
           <w:rPr>
             <w:rStyle w:val="Hyperlink"/>
@@ -16908,7 +17365,7 @@
           <w:lang w:val="en-US"/>
         </w:rPr>
       </w:pPr>
-      <w:hyperlink r:id="rId86" w:history="1">
+      <w:hyperlink r:id="rId99" w:history="1">
         <w:r>
           <w:rPr>
             <w:rStyle w:val="Hyperlink"/>
@@ -16925,8 +17382,8 @@
           <w:lang w:val="en-US"/>
         </w:rPr>
       </w:pPr>
-      <w:bookmarkStart w:id="20" w:name="_Microservices"/>
-      <w:bookmarkEnd w:id="20"/>
+      <w:bookmarkStart w:id="21" w:name="_Microservices"/>
+      <w:bookmarkEnd w:id="21"/>
       <w:r>
         <w:rPr>
           <w:color w:val="EE0000"/>
@@ -16970,7 +17427,6 @@
         <w:rPr>
           <w:lang w:val="en-US"/>
         </w:rPr>
-        <w:lastRenderedPageBreak/>
         <w:t xml:space="preserve">This approach is often compared with </w:t>
       </w:r>
       <w:r>
@@ -17329,6 +17785,7 @@
           <w:bCs/>
           <w:lang w:val="en-US"/>
         </w:rPr>
+        <w:lastRenderedPageBreak/>
         <w:t>Sources:</w:t>
       </w:r>
     </w:p>
@@ -17343,7 +17800,7 @@
           <w:lang w:val="en-US"/>
         </w:rPr>
       </w:pPr>
-      <w:hyperlink r:id="rId87" w:history="1">
+      <w:hyperlink r:id="rId100" w:history="1">
         <w:r>
           <w:rPr>
             <w:rStyle w:val="Hyperlink"/>
@@ -17363,21 +17820,33 @@
           <w:lang w:val="en-US"/>
         </w:rPr>
       </w:pPr>
-      <w:hyperlink r:id="rId88" w:history="1">
+      <w:hyperlink r:id="rId101" w:history="1">
         <w:r>
           <w:rPr>
             <w:rStyle w:val="Hyperlink"/>
           </w:rPr>
-          <w:t xml:space="preserve">Microservices - </w:t>
+          <w:t>Microservices - GeeksforGeeks</w:t>
         </w:r>
-        <w:proofErr w:type="spellStart"/>
+      </w:hyperlink>
+    </w:p>
+    <w:p>
+      <w:pPr>
+        <w:pStyle w:val="ListParagraph"/>
+        <w:numPr>
+          <w:ilvl w:val="0"/>
+          <w:numId w:val="14"/>
+        </w:numPr>
+        <w:rPr>
+          <w:lang w:val="en-US"/>
+        </w:rPr>
+      </w:pPr>
+      <w:hyperlink r:id="rId102" w:history="1">
         <w:r>
           <w:rPr>
             <w:rStyle w:val="Hyperlink"/>
           </w:rPr>
-          <w:t>GeeksforGeeks</w:t>
+          <w:t>Devops and Microservices - GeeksforGeeks</w:t>
         </w:r>
-        <w:proofErr w:type="spellEnd"/>
       </w:hyperlink>
     </w:p>
     <w:p>
@@ -17391,43 +17860,7 @@
           <w:lang w:val="en-US"/>
         </w:rPr>
       </w:pPr>
-      <w:hyperlink r:id="rId89" w:history="1">
-        <w:proofErr w:type="spellStart"/>
-        <w:r>
-          <w:rPr>
-            <w:rStyle w:val="Hyperlink"/>
-          </w:rPr>
-          <w:t>Devops</w:t>
-        </w:r>
-        <w:proofErr w:type="spellEnd"/>
-        <w:r>
-          <w:rPr>
-            <w:rStyle w:val="Hyperlink"/>
-          </w:rPr>
-          <w:t xml:space="preserve"> and Microservices - </w:t>
-        </w:r>
-        <w:proofErr w:type="spellStart"/>
-        <w:r>
-          <w:rPr>
-            <w:rStyle w:val="Hyperlink"/>
-          </w:rPr>
-          <w:t>GeeksforGeeks</w:t>
-        </w:r>
-        <w:proofErr w:type="spellEnd"/>
-      </w:hyperlink>
-    </w:p>
-    <w:p>
-      <w:pPr>
-        <w:pStyle w:val="ListParagraph"/>
-        <w:numPr>
-          <w:ilvl w:val="0"/>
-          <w:numId w:val="14"/>
-        </w:numPr>
-        <w:rPr>
-          <w:lang w:val="en-US"/>
-        </w:rPr>
-      </w:pPr>
-      <w:hyperlink r:id="rId90" w:anchor=":~:text=%E2%9C%85%201.,Distributed%20tracing" w:history="1">
+      <w:hyperlink r:id="rId103" w:anchor=":~:text=%E2%9C%85%201.,Distributed%20tracing" w:history="1">
         <w:r>
           <w:rPr>
             <w:rStyle w:val="Hyperlink"/>
@@ -17447,7 +17880,7 @@
           <w:lang w:val="en-US"/>
         </w:rPr>
       </w:pPr>
-      <w:hyperlink r:id="rId91" w:history="1">
+      <w:hyperlink r:id="rId104" w:history="1">
         <w:r>
           <w:rPr>
             <w:rStyle w:val="Hyperlink"/>
@@ -17589,7 +18022,6 @@
           <w:bCs/>
           <w:lang w:val="en-US"/>
         </w:rPr>
-        <w:lastRenderedPageBreak/>
         <w:t>Sources:</w:t>
       </w:r>
     </w:p>
@@ -17604,7 +18036,7 @@
           <w:lang w:val="en-US"/>
         </w:rPr>
       </w:pPr>
-      <w:hyperlink r:id="rId92" w:history="1">
+      <w:hyperlink r:id="rId105" w:history="1">
         <w:r>
           <w:rPr>
             <w:rStyle w:val="Hyperlink"/>
@@ -17615,24 +18047,15 @@
     </w:p>
     <w:p>
       <w:pPr>
-        <w:rPr>
-          <w:lang w:val="en-US"/>
-        </w:rPr>
-      </w:pPr>
-    </w:p>
-    <w:p>
-      <w:pPr>
-        <w:pStyle w:val="ListParagraph"/>
-        <w:numPr>
-          <w:ilvl w:val="0"/>
-          <w:numId w:val="14"/>
-        </w:numPr>
-        <w:rPr>
-          <w:lang w:val="en-US"/>
-        </w:rPr>
-      </w:pPr>
-      <w:r>
-        <w:rPr>
+        <w:pStyle w:val="Heading2"/>
+        <w:rPr>
+          <w:color w:val="EE0000"/>
+          <w:lang w:val="en-US"/>
+        </w:rPr>
+      </w:pPr>
+      <w:r>
+        <w:rPr>
+          <w:color w:val="EE0000"/>
           <w:lang w:val="en-US"/>
         </w:rPr>
         <w:t>Organizational culture</w:t>
@@ -17693,7 +18116,7 @@
         </w:rPr>
         <w:t xml:space="preserve"> - </w:t>
       </w:r>
-      <w:hyperlink r:id="rId93" w:history="1">
+      <w:hyperlink r:id="rId106" w:history="1">
         <w:r>
           <w:rPr>
             <w:rStyle w:val="Hyperlink"/>
@@ -17706,42 +18129,6 @@
       <w:pPr>
         <w:pStyle w:val="ListParagraph"/>
         <w:numPr>
-          <w:ilvl w:val="0"/>
-          <w:numId w:val="14"/>
-        </w:numPr>
-        <w:rPr>
-          <w:lang w:val="en-US"/>
-        </w:rPr>
-      </w:pPr>
-      <w:r>
-        <w:rPr>
-          <w:lang w:val="en-US"/>
-        </w:rPr>
-        <w:t xml:space="preserve">Organizational considerations </w:t>
-      </w:r>
-    </w:p>
-    <w:p>
-      <w:pPr>
-        <w:pStyle w:val="ListParagraph"/>
-        <w:numPr>
-          <w:ilvl w:val="0"/>
-          <w:numId w:val="14"/>
-        </w:numPr>
-        <w:rPr>
-          <w:lang w:val="en-US"/>
-        </w:rPr>
-      </w:pPr>
-      <w:r>
-        <w:rPr>
-          <w:lang w:val="en-US"/>
-        </w:rPr>
-        <w:t>Resilience engineering</w:t>
-      </w:r>
-    </w:p>
-    <w:p>
-      <w:pPr>
-        <w:pStyle w:val="ListParagraph"/>
-        <w:numPr>
           <w:ilvl w:val="1"/>
           <w:numId w:val="14"/>
         </w:numPr>
@@ -17749,74 +18136,12 @@
           <w:lang w:val="en-US"/>
         </w:rPr>
       </w:pPr>
-      <w:r>
-        <w:rPr>
-          <w:lang w:val="en-US"/>
-        </w:rPr>
-        <w:t>When compared to SRE, “</w:t>
-      </w:r>
-      <w:r>
-        <w:rPr>
-          <w:lang w:val="en-US"/>
-        </w:rPr>
-        <w:t>The purpose of the term is to change the focus from simply reacting to incidents to developing long-term response strategies for them.</w:t>
-      </w:r>
-      <w:r>
-        <w:rPr>
-          <w:lang w:val="en-US"/>
-        </w:rPr>
-        <w:t>”</w:t>
-      </w:r>
-    </w:p>
-    <w:p>
-      <w:pPr>
-        <w:pStyle w:val="ListParagraph"/>
-        <w:numPr>
-          <w:ilvl w:val="1"/>
-          <w:numId w:val="14"/>
-        </w:numPr>
-        <w:rPr>
-          <w:lang w:val="en-US"/>
-        </w:rPr>
-      </w:pPr>
-      <w:r>
-        <w:rPr>
-          <w:lang w:val="en-US"/>
-        </w:rPr>
-        <w:t xml:space="preserve">Thus, compared to reliability, resilience is the </w:t>
-      </w:r>
-      <w:proofErr w:type="spellStart"/>
-      <w:r>
-        <w:rPr>
-          <w:lang w:val="en-US"/>
-        </w:rPr>
-        <w:t>oppositve</w:t>
-      </w:r>
-      <w:proofErr w:type="spellEnd"/>
-      <w:r>
-        <w:rPr>
-          <w:lang w:val="en-US"/>
-        </w:rPr>
-        <w:t xml:space="preserve"> of ‘flying by the seat of your pants’ when things break; you need to be ready, or have always been ready?</w:t>
-      </w:r>
-    </w:p>
-    <w:p>
-      <w:pPr>
-        <w:pStyle w:val="ListParagraph"/>
-        <w:numPr>
-          <w:ilvl w:val="1"/>
-          <w:numId w:val="14"/>
-        </w:numPr>
-        <w:rPr>
-          <w:lang w:val="en-US"/>
-        </w:rPr>
-      </w:pPr>
-      <w:hyperlink r:id="rId94" w:history="1">
+      <w:hyperlink r:id="rId107" w:history="1">
         <w:r>
           <w:rPr>
             <w:rStyle w:val="Hyperlink"/>
           </w:rPr>
-          <w:t>What Is Resilience Engineering? - DevOps.com</w:t>
+          <w:t>DevOps Culture | Atlassian</w:t>
         </w:r>
       </w:hyperlink>
     </w:p>
@@ -17835,21 +18160,80 @@
         <w:rPr>
           <w:lang w:val="en-US"/>
         </w:rPr>
-        <w:t>Scaled Agile Framework (</w:t>
-      </w:r>
-      <w:proofErr w:type="spellStart"/>
-      <w:r>
-        <w:rPr>
-          <w:lang w:val="en-US"/>
-        </w:rPr>
-        <w:t>SAFe</w:t>
-      </w:r>
-      <w:proofErr w:type="spellEnd"/>
-      <w:r>
-        <w:rPr>
-          <w:lang w:val="en-US"/>
-        </w:rPr>
-        <w:t>)</w:t>
+        <w:t xml:space="preserve">Organizational considerations </w:t>
+      </w:r>
+    </w:p>
+    <w:p>
+      <w:pPr>
+        <w:pStyle w:val="Heading2"/>
+        <w:rPr>
+          <w:lang w:val="en-US"/>
+        </w:rPr>
+      </w:pPr>
+      <w:r>
+        <w:rPr>
+          <w:lang w:val="en-US"/>
+        </w:rPr>
+        <w:t xml:space="preserve">Resilience </w:t>
+      </w:r>
+      <w:r>
+        <w:rPr>
+          <w:lang w:val="en-US"/>
+        </w:rPr>
+        <w:t>E</w:t>
+      </w:r>
+      <w:r>
+        <w:rPr>
+          <w:lang w:val="en-US"/>
+        </w:rPr>
+        <w:t>ngineering</w:t>
+      </w:r>
+    </w:p>
+    <w:p>
+      <w:pPr>
+        <w:rPr>
+          <w:color w:val="EE0000"/>
+          <w:lang w:val="en-US"/>
+        </w:rPr>
+      </w:pPr>
+      <w:r>
+        <w:rPr>
+          <w:color w:val="EE0000"/>
+          <w:lang w:val="en-US"/>
+        </w:rPr>
+        <w:t>ASKING TUTOR FOR CLARIFICATION ON WHAT THIS IS AND HOW IT DIFFERS TO RE</w:t>
+      </w:r>
+    </w:p>
+    <w:p>
+      <w:pPr>
+        <w:rPr>
+          <w:lang w:val="en-US"/>
+        </w:rPr>
+      </w:pPr>
+      <w:r>
+        <w:rPr>
+          <w:lang w:val="en-US"/>
+        </w:rPr>
+        <w:t>Resilience is defined as the ability of a system to maintain, or quickly return to, a stable state; allowing it to continue operations, after a disturbance</w:t>
+      </w:r>
+      <w:r>
+        <w:rPr>
+          <w:lang w:val="en-US"/>
+        </w:rPr>
+        <w:t>.</w:t>
+      </w:r>
+    </w:p>
+    <w:p>
+      <w:pPr>
+        <w:rPr>
+          <w:lang w:val="en-US"/>
+        </w:rPr>
+      </w:pPr>
+      <w:r>
+        <w:rPr>
+          <w:lang w:val="en-US"/>
+        </w:rPr>
+        <w:t xml:space="preserve">Resilence Engineering (RE) then, is a safety paradigm focused on </w:t>
       </w:r>
     </w:p>
     <w:p>
@@ -17867,6 +18251,174 @@
         <w:rPr>
           <w:lang w:val="en-US"/>
         </w:rPr>
+        <w:t>When compared to SRE,</w:t>
+      </w:r>
+      <w:r>
+        <w:rPr>
+          <w:lang w:val="en-US"/>
+        </w:rPr>
+        <w:t xml:space="preserve"> which largely focusses on…???,</w:t>
+      </w:r>
+      <w:r>
+        <w:rPr>
+          <w:lang w:val="en-US"/>
+        </w:rPr>
+        <w:t xml:space="preserve"> “</w:t>
+      </w:r>
+      <w:r>
+        <w:rPr>
+          <w:lang w:val="en-US"/>
+        </w:rPr>
+        <w:t>The purpose of the term is to change the focus from simply reacting to incidents to developing long-term response strategies for them.</w:t>
+      </w:r>
+      <w:r>
+        <w:rPr>
+          <w:lang w:val="en-US"/>
+        </w:rPr>
+        <w:t>”</w:t>
+      </w:r>
+    </w:p>
+    <w:p>
+      <w:pPr>
+        <w:pStyle w:val="ListParagraph"/>
+        <w:numPr>
+          <w:ilvl w:val="2"/>
+          <w:numId w:val="14"/>
+        </w:numPr>
+        <w:rPr>
+          <w:lang w:val="en-US"/>
+        </w:rPr>
+      </w:pPr>
+      <w:r>
+        <w:rPr>
+          <w:lang w:val="en-US"/>
+        </w:rPr>
+        <w:t xml:space="preserve">RE assumes that </w:t>
+      </w:r>
+    </w:p>
+    <w:p>
+      <w:pPr>
+        <w:pStyle w:val="ListParagraph"/>
+        <w:numPr>
+          <w:ilvl w:val="1"/>
+          <w:numId w:val="14"/>
+        </w:numPr>
+        <w:rPr>
+          <w:lang w:val="en-US"/>
+        </w:rPr>
+      </w:pPr>
+      <w:r>
+        <w:rPr>
+          <w:lang w:val="en-US"/>
+        </w:rPr>
+        <w:t>Thus, compared to reliability, resilience is the oppositve of ‘flying by the seat of your pants’ when things break; you need to be ready, or have always been ready?</w:t>
+      </w:r>
+    </w:p>
+    <w:p>
+      <w:pPr>
+        <w:pStyle w:val="ListParagraph"/>
+        <w:numPr>
+          <w:ilvl w:val="1"/>
+          <w:numId w:val="14"/>
+        </w:numPr>
+        <w:rPr>
+          <w:lang w:val="en-US"/>
+        </w:rPr>
+      </w:pPr>
+      <w:hyperlink r:id="rId108" w:history="1">
+        <w:r>
+          <w:rPr>
+            <w:rStyle w:val="Hyperlink"/>
+          </w:rPr>
+          <w:t>What Is Re</w:t>
+        </w:r>
+        <w:r>
+          <w:rPr>
+            <w:rStyle w:val="Hyperlink"/>
+          </w:rPr>
+          <w:t>s</w:t>
+        </w:r>
+        <w:r>
+          <w:rPr>
+            <w:rStyle w:val="Hyperlink"/>
+          </w:rPr>
+          <w:t>ilience Engineering? - DevOps.com</w:t>
+        </w:r>
+      </w:hyperlink>
+    </w:p>
+    <w:p>
+      <w:pPr>
+        <w:pStyle w:val="ListParagraph"/>
+        <w:numPr>
+          <w:ilvl w:val="1"/>
+          <w:numId w:val="14"/>
+        </w:numPr>
+        <w:rPr>
+          <w:lang w:val="en-US"/>
+        </w:rPr>
+      </w:pPr>
+      <w:hyperlink r:id="rId109" w:history="1">
+        <w:r>
+          <w:rPr>
+            <w:rStyle w:val="Hyperlink"/>
+          </w:rPr>
+          <w:t>Hollnagel: What is Resilience Engineering? - Resilience Engineering Association</w:t>
+        </w:r>
+      </w:hyperlink>
+    </w:p>
+    <w:p>
+      <w:pPr>
+        <w:pStyle w:val="ListParagraph"/>
+        <w:numPr>
+          <w:ilvl w:val="1"/>
+          <w:numId w:val="14"/>
+        </w:numPr>
+        <w:rPr>
+          <w:lang w:val="en-US"/>
+        </w:rPr>
+      </w:pPr>
+      <w:hyperlink r:id="rId110" w:anchor=":~:text=Resilience%20engineering%20(RE)%20is%20defined%20as%20a,operations%20under%20both%20expected%20and%20unexpected%20conditions." w:history="1">
+        <w:r>
+          <w:rPr>
+            <w:rStyle w:val="Hyperlink"/>
+          </w:rPr>
+          <w:t>Resilience Engineering - an overview | ScienceDirect Topics</w:t>
+        </w:r>
+      </w:hyperlink>
+    </w:p>
+    <w:p>
+      <w:pPr>
+        <w:pStyle w:val="ListParagraph"/>
+        <w:numPr>
+          <w:ilvl w:val="0"/>
+          <w:numId w:val="14"/>
+        </w:numPr>
+        <w:rPr>
+          <w:lang w:val="en-US"/>
+        </w:rPr>
+      </w:pPr>
+      <w:r>
+        <w:rPr>
+          <w:lang w:val="en-US"/>
+        </w:rPr>
+        <w:t>Scaled Agile Framework (SAFe)</w:t>
+      </w:r>
+    </w:p>
+    <w:p>
+      <w:pPr>
+        <w:pStyle w:val="ListParagraph"/>
+        <w:numPr>
+          <w:ilvl w:val="1"/>
+          <w:numId w:val="14"/>
+        </w:numPr>
+        <w:rPr>
+          <w:lang w:val="en-US"/>
+        </w:rPr>
+      </w:pPr>
+      <w:r>
+        <w:rPr>
+          <w:lang w:val="en-US"/>
+        </w:rPr>
         <w:t>“</w:t>
       </w:r>
       <w:r>
@@ -17882,7 +18434,6 @@
       <w:r>
         <w:t> (</w:t>
       </w:r>
-      <w:proofErr w:type="spellStart"/>
       <w:r>
         <w:rPr>
           <w:b/>
@@ -17890,11 +18441,10 @@
         </w:rPr>
         <w:t>SAFe</w:t>
       </w:r>
-      <w:proofErr w:type="spellEnd"/>
       <w:r>
         <w:t>) is a set of organization and workflow patterns intended to guide enterprises in </w:t>
       </w:r>
-      <w:hyperlink r:id="rId95" w:tooltip="Scaling of innovations" w:history="1">
+      <w:hyperlink r:id="rId111" w:tooltip="Scaling of innovations" w:history="1">
         <w:r>
           <w:rPr>
             <w:rStyle w:val="Hyperlink"/>
@@ -17905,7 +18455,7 @@
       <w:r>
         <w:t> </w:t>
       </w:r>
-      <w:hyperlink r:id="rId96" w:tooltip="Lean software development" w:history="1">
+      <w:hyperlink r:id="rId112" w:tooltip="Lean software development" w:history="1">
         <w:r>
           <w:rPr>
             <w:rStyle w:val="Hyperlink"/>
@@ -17916,7 +18466,7 @@
       <w:r>
         <w:t> and </w:t>
       </w:r>
-      <w:hyperlink r:id="rId97" w:tooltip="Agile software development" w:history="1">
+      <w:hyperlink r:id="rId113" w:tooltip="Agile software development" w:history="1">
         <w:r>
           <w:rPr>
             <w:rStyle w:val="Hyperlink"/>
@@ -17948,7 +18498,7 @@
       <w:r>
         <w:t>Along with </w:t>
       </w:r>
-      <w:hyperlink r:id="rId98" w:tooltip="Disciplined agile delivery" w:history="1">
+      <w:hyperlink r:id="rId114" w:tooltip="Disciplined agile delivery" w:history="1">
         <w:r>
           <w:rPr>
             <w:rStyle w:val="Hyperlink"/>
@@ -17957,23 +18507,7 @@
         </w:r>
       </w:hyperlink>
       <w:r>
-        <w:t> (DAD) and S@S (</w:t>
-      </w:r>
-      <w:proofErr w:type="spellStart"/>
-      <w:r>
-        <w:t>Scrum@Scale</w:t>
-      </w:r>
-      <w:proofErr w:type="spellEnd"/>
-      <w:r>
-        <w:t xml:space="preserve">), </w:t>
-      </w:r>
-      <w:proofErr w:type="spellStart"/>
-      <w:r>
-        <w:t>SAFe</w:t>
-      </w:r>
-      <w:proofErr w:type="spellEnd"/>
-      <w:r>
-        <w:t xml:space="preserve"> is one of a growing number of frameworks that seek to address the problems encountered when scaling beyond a single team.</w:t>
+        <w:t> (DAD) and S@S (Scrum@Scale), SAFe is one of a growing number of frameworks that seek to address the problems encountered when scaling beyond a single team.</w:t>
       </w:r>
       <w:r>
         <w:t>”</w:t>
@@ -17993,15 +18527,10 @@
       <w:r>
         <w:t>“</w:t>
       </w:r>
-      <w:proofErr w:type="spellStart"/>
-      <w:r>
-        <w:t>SAFe</w:t>
-      </w:r>
-      <w:proofErr w:type="spellEnd"/>
-      <w:r>
-        <w:t xml:space="preserve"> promotes alignment, collaboration, and delivery across large numbers of agile teams. It was developed by and for practitioners, by leveraging three primary bodies of knowledge: </w:t>
-      </w:r>
-      <w:hyperlink r:id="rId99" w:tooltip="Agile software development" w:history="1">
+      <w:r>
+        <w:t>SAFe promotes alignment, collaboration, and delivery across large numbers of agile teams. It was developed by and for practitioners, by leveraging three primary bodies of knowledge: </w:t>
+      </w:r>
+      <w:hyperlink r:id="rId115" w:tooltip="Agile software development" w:history="1">
         <w:r>
           <w:rPr>
             <w:rStyle w:val="Hyperlink"/>
@@ -18012,7 +18541,7 @@
       <w:r>
         <w:t>, </w:t>
       </w:r>
-      <w:hyperlink r:id="rId100" w:tooltip="Lean product development" w:history="1">
+      <w:hyperlink r:id="rId116" w:tooltip="Lean product development" w:history="1">
         <w:r>
           <w:rPr>
             <w:rStyle w:val="Hyperlink"/>
@@ -18023,7 +18552,7 @@
       <w:r>
         <w:t>, and </w:t>
       </w:r>
-      <w:hyperlink r:id="rId101" w:tooltip="Systems thinking" w:history="1">
+      <w:hyperlink r:id="rId117" w:tooltip="Systems thinking" w:history="1">
         <w:r>
           <w:rPr>
             <w:rStyle w:val="Hyperlink"/>
@@ -18049,7 +18578,7 @@
           <w:lang w:val="en-US"/>
         </w:rPr>
       </w:pPr>
-      <w:hyperlink r:id="rId102" w:history="1">
+      <w:hyperlink r:id="rId118" w:history="1">
         <w:r>
           <w:rPr>
             <w:rStyle w:val="Hyperlink"/>
@@ -18085,61 +18614,7 @@
         <w:rPr>
           <w:lang w:val="en-US"/>
         </w:rPr>
-        <w:t xml:space="preserve">Scrum </w:t>
-      </w:r>
-    </w:p>
-    <w:p>
-      <w:pPr>
-        <w:pStyle w:val="ListParagraph"/>
-        <w:numPr>
-          <w:ilvl w:val="0"/>
-          <w:numId w:val="14"/>
-        </w:numPr>
-        <w:rPr>
-          <w:lang w:val="en-US"/>
-        </w:rPr>
-      </w:pPr>
-      <w:r>
-        <w:rPr>
-          <w:lang w:val="en-US"/>
-        </w:rPr>
-        <w:t xml:space="preserve">Scrum roles, artifacts and events </w:t>
-      </w:r>
-    </w:p>
-    <w:p>
-      <w:pPr>
-        <w:pStyle w:val="ListParagraph"/>
-        <w:numPr>
-          <w:ilvl w:val="0"/>
-          <w:numId w:val="14"/>
-        </w:numPr>
-        <w:rPr>
-          <w:lang w:val="en-US"/>
-        </w:rPr>
-      </w:pPr>
-      <w:r>
-        <w:rPr>
-          <w:lang w:val="en-US"/>
-        </w:rPr>
-        <w:t xml:space="preserve">Service </w:t>
-      </w:r>
-    </w:p>
-    <w:p>
-      <w:pPr>
-        <w:pStyle w:val="ListParagraph"/>
-        <w:numPr>
-          <w:ilvl w:val="0"/>
-          <w:numId w:val="14"/>
-        </w:numPr>
-        <w:rPr>
-          <w:lang w:val="en-US"/>
-        </w:rPr>
-      </w:pPr>
-      <w:r>
-        <w:rPr>
-          <w:lang w:val="en-US"/>
-        </w:rPr>
-        <w:t>Shift left</w:t>
+        <w:t>Scrum</w:t>
       </w:r>
     </w:p>
     <w:p>
@@ -18153,7 +18628,1541 @@
           <w:lang w:val="en-US"/>
         </w:rPr>
       </w:pPr>
-      <w:hyperlink r:id="rId103" w:history="1">
+      <w:r>
+        <w:rPr>
+          <w:lang w:val="en-US"/>
+        </w:rPr>
+        <w:t xml:space="preserve">Scrum is an Agile framework </w:t>
+      </w:r>
+    </w:p>
+    <w:p>
+      <w:pPr>
+        <w:pStyle w:val="ListParagraph"/>
+        <w:numPr>
+          <w:ilvl w:val="1"/>
+          <w:numId w:val="14"/>
+        </w:numPr>
+        <w:rPr>
+          <w:lang w:val="en-US"/>
+        </w:rPr>
+      </w:pPr>
+      <w:hyperlink r:id="rId119" w:history="1">
+        <w:r>
+          <w:rPr>
+            <w:rStyle w:val="Hyperlink"/>
+          </w:rPr>
+          <w:t>What is Scrum? A Guide to the Agile Framework | Atlassian</w:t>
+        </w:r>
+      </w:hyperlink>
+    </w:p>
+    <w:p>
+      <w:pPr>
+        <w:pStyle w:val="ListParagraph"/>
+        <w:numPr>
+          <w:ilvl w:val="0"/>
+          <w:numId w:val="14"/>
+        </w:numPr>
+        <w:rPr>
+          <w:lang w:val="en-US"/>
+        </w:rPr>
+      </w:pPr>
+      <w:r>
+        <w:rPr>
+          <w:lang w:val="en-US"/>
+        </w:rPr>
+        <w:t xml:space="preserve">Scrum roles, artifacts and events </w:t>
+      </w:r>
+    </w:p>
+    <w:p>
+      <w:pPr>
+        <w:pStyle w:val="Heading2"/>
+        <w:rPr>
+          <w:lang w:val="en-US"/>
+        </w:rPr>
+      </w:pPr>
+      <w:bookmarkStart w:id="22" w:name="_Service"/>
+      <w:bookmarkEnd w:id="22"/>
+      <w:r>
+        <w:rPr>
+          <w:lang w:val="en-US"/>
+        </w:rPr>
+        <w:t>Service</w:t>
+      </w:r>
+    </w:p>
+    <w:p>
+      <w:pPr>
+        <w:rPr>
+          <w:lang w:val="en-US"/>
+        </w:rPr>
+      </w:pPr>
+      <w:r>
+        <w:rPr>
+          <w:lang w:val="en-US"/>
+        </w:rPr>
+        <w:t>Services, in the context of IT, is</w:t>
+      </w:r>
+      <w:r>
+        <w:rPr>
+          <w:lang w:val="en-US"/>
+        </w:rPr>
+        <w:t xml:space="preserve"> and</w:t>
+      </w:r>
+      <w:r>
+        <w:rPr>
+          <w:lang w:val="en-US"/>
+        </w:rPr>
+        <w:t xml:space="preserve"> as quoted from the </w:t>
+      </w:r>
+      <w:hyperlink r:id="rId120" w:history="1">
+        <w:r>
+          <w:rPr>
+            <w:rStyle w:val="Hyperlink"/>
+            <w:lang w:val="en-US"/>
+          </w:rPr>
+          <w:t>ITIL Practitioner Guidance</w:t>
+        </w:r>
+      </w:hyperlink>
+      <w:r>
+        <w:rPr>
+          <w:lang w:val="en-US"/>
+        </w:rPr>
+        <w:t xml:space="preserve"> publication, </w:t>
+      </w:r>
+      <w:r>
+        <w:rPr>
+          <w:lang w:val="en-US"/>
+        </w:rPr>
+        <w:t xml:space="preserve">is </w:t>
+      </w:r>
+      <w:r>
+        <w:rPr>
+          <w:i/>
+          <w:iCs/>
+          <w:lang w:val="en-US"/>
+        </w:rPr>
+        <w:t>“</w:t>
+      </w:r>
+      <w:r>
+        <w:rPr>
+          <w:i/>
+          <w:iCs/>
+          <w:lang w:val="en-US"/>
+        </w:rPr>
+        <w:t>a means of delivering value to customers by facilitating outcomes that customers want to achieve without the ownership of specific costs and risks</w:t>
+      </w:r>
+      <w:r>
+        <w:rPr>
+          <w:i/>
+          <w:iCs/>
+          <w:lang w:val="en-US"/>
+        </w:rPr>
+        <w:t>”</w:t>
+      </w:r>
+      <w:r>
+        <w:rPr>
+          <w:lang w:val="en-US"/>
+        </w:rPr>
+        <w:t>.</w:t>
+      </w:r>
+    </w:p>
+    <w:p>
+      <w:r>
+        <w:rPr>
+          <w:lang w:val="en-US"/>
+        </w:rPr>
+        <w:t xml:space="preserve">That is, a service enables </w:t>
+      </w:r>
+      <w:r>
+        <w:t>the ability to do something when and how it is needed or desired. It enables its customers to achieve their objectives more efficiently and</w:t>
+      </w:r>
+      <w:r>
+        <w:t>, often,</w:t>
+      </w:r>
+      <w:r>
+        <w:t xml:space="preserve"> more effectively than they could without the service</w:t>
+      </w:r>
+      <w:r>
+        <w:t>.</w:t>
+      </w:r>
+    </w:p>
+    <w:p>
+      <w:pPr>
+        <w:rPr>
+          <w:lang w:val="en-US"/>
+        </w:rPr>
+      </w:pPr>
+      <w:hyperlink w:anchor="_IT_Service_Management" w:history="1">
+        <w:r>
+          <w:rPr>
+            <w:rStyle w:val="Hyperlink"/>
+            <w:b/>
+            <w:bCs/>
+          </w:rPr>
+          <w:t>IT service management</w:t>
+        </w:r>
+        <w:r>
+          <w:rPr>
+            <w:rStyle w:val="Hyperlink"/>
+            <w:b/>
+            <w:bCs/>
+          </w:rPr>
+          <w:t xml:space="preserve"> (ITSM)</w:t>
+        </w:r>
+      </w:hyperlink>
+      <w:r>
+        <w:t xml:space="preserve"> </w:t>
+      </w:r>
+      <w:r>
+        <w:t>is how IT teams manage the end-to-end delivery of IT services to customers. This includes all the processes and activities to design, create, deliver, and support IT services. </w:t>
+      </w:r>
+    </w:p>
+    <w:p>
+      <w:pPr>
+        <w:rPr>
+          <w:lang w:val="en-US"/>
+        </w:rPr>
+      </w:pPr>
+      <w:r>
+        <w:rPr>
+          <w:lang w:val="en-US"/>
+        </w:rPr>
+        <w:t>Sources:</w:t>
+      </w:r>
+    </w:p>
+    <w:p>
+      <w:pPr>
+        <w:pStyle w:val="ListParagraph"/>
+        <w:numPr>
+          <w:ilvl w:val="0"/>
+          <w:numId w:val="53"/>
+        </w:numPr>
+        <w:rPr>
+          <w:lang w:val="en-US"/>
+        </w:rPr>
+      </w:pPr>
+      <w:r>
+        <w:rPr>
+          <w:lang w:val="en-US"/>
+        </w:rPr>
+        <w:t>DevOps Institute</w:t>
+      </w:r>
+    </w:p>
+    <w:p>
+      <w:pPr>
+        <w:pStyle w:val="ListParagraph"/>
+        <w:numPr>
+          <w:ilvl w:val="0"/>
+          <w:numId w:val="53"/>
+        </w:numPr>
+        <w:rPr>
+          <w:lang w:val="en-US"/>
+        </w:rPr>
+      </w:pPr>
+      <w:hyperlink r:id="rId121" w:history="1">
+        <w:r>
+          <w:rPr>
+            <w:rStyle w:val="Hyperlink"/>
+          </w:rPr>
+          <w:t>ITSM Basics: What Is a Service? | Joe The IT Guy</w:t>
+        </w:r>
+      </w:hyperlink>
+    </w:p>
+    <w:p>
+      <w:pPr>
+        <w:pStyle w:val="ListParagraph"/>
+        <w:numPr>
+          <w:ilvl w:val="0"/>
+          <w:numId w:val="53"/>
+        </w:numPr>
+        <w:rPr>
+          <w:lang w:val="en-US"/>
+        </w:rPr>
+      </w:pPr>
+      <w:hyperlink r:id="rId122" w:history="1">
+        <w:r>
+          <w:rPr>
+            <w:rStyle w:val="Hyperlink"/>
+          </w:rPr>
+          <w:t>IT Services Explained [+ Benefits &amp; Examples] | Atlassian</w:t>
+        </w:r>
+      </w:hyperlink>
+    </w:p>
+    <w:p>
+      <w:pPr>
+        <w:pStyle w:val="Heading2"/>
+        <w:rPr>
+          <w:lang w:val="en-US"/>
+        </w:rPr>
+      </w:pPr>
+      <w:r>
+        <w:rPr>
+          <w:lang w:val="en-US"/>
+        </w:rPr>
+        <w:t>Shift left</w:t>
+      </w:r>
+    </w:p>
+    <w:p>
+      <w:pPr>
+        <w:rPr>
+          <w:lang w:val="en-US"/>
+        </w:rPr>
+      </w:pPr>
+      <w:r>
+        <w:rPr>
+          <w:lang w:val="en-US"/>
+        </w:rPr>
+        <w:t xml:space="preserve">Shift left and shift right are two </w:t>
+      </w:r>
+      <w:r>
+        <w:rPr>
+          <w:lang w:val="en-US"/>
+        </w:rPr>
+        <w:t>strategies</w:t>
+      </w:r>
+      <w:r>
+        <w:rPr>
+          <w:lang w:val="en-US"/>
+        </w:rPr>
+        <w:t xml:space="preserve"> critical to DevOps which, when both used effectively and integrated, can significantly enhance the </w:t>
+      </w:r>
+      <w:r>
+        <w:rPr>
+          <w:b/>
+          <w:bCs/>
+          <w:color w:val="EE0000"/>
+          <w:lang w:val="en-US"/>
+        </w:rPr>
+        <w:t>software development lifecycle</w:t>
+      </w:r>
+      <w:r>
+        <w:rPr>
+          <w:b/>
+          <w:bCs/>
+          <w:color w:val="EE0000"/>
+          <w:lang w:val="en-US"/>
+        </w:rPr>
+        <w:t xml:space="preserve"> (SDLC)</w:t>
+      </w:r>
+      <w:r>
+        <w:rPr>
+          <w:lang w:val="en-US"/>
+        </w:rPr>
+        <w:t>.</w:t>
+      </w:r>
+    </w:p>
+    <w:p>
+      <w:pPr>
+        <w:rPr>
+          <w:lang w:val="en-US"/>
+        </w:rPr>
+      </w:pPr>
+      <w:r>
+        <w:rPr>
+          <w:lang w:val="en-US"/>
+        </w:rPr>
+        <w:t>The term Shift Left originates from the traditional software development timeline, which is often represented from left (requirements) to right (production). Shifting left means moving critical activities</w:t>
+      </w:r>
+      <w:r>
+        <w:rPr>
+          <w:lang w:val="en-US"/>
+        </w:rPr>
+        <w:t xml:space="preserve">, </w:t>
+      </w:r>
+      <w:r>
+        <w:rPr>
+          <w:lang w:val="en-US"/>
+        </w:rPr>
+        <w:t>especially testing and quality assurance</w:t>
+      </w:r>
+      <w:r>
+        <w:rPr>
+          <w:lang w:val="en-US"/>
+        </w:rPr>
+        <w:t>,</w:t>
+      </w:r>
+      <w:r>
+        <w:rPr>
+          <w:lang w:val="en-US"/>
+        </w:rPr>
+        <w:t xml:space="preserve"> earlier in the SDLC.</w:t>
+      </w:r>
+    </w:p>
+    <w:p>
+      <w:pPr>
+        <w:rPr>
+          <w:lang w:val="en-US"/>
+        </w:rPr>
+      </w:pPr>
+      <w:r>
+        <w:rPr>
+          <w:noProof/>
+        </w:rPr>
+        <w:drawing>
+          <wp:inline distT="0" distB="0" distL="0" distR="0" wp14:anchorId="3C68E9E0" wp14:editId="604B8578">
+            <wp:extent cx="5731510" cy="3307080"/>
+            <wp:effectExtent l="0" t="0" r="2540" b="7620"/>
+            <wp:docPr id="200812463" name="Picture 3"/>
+            <wp:cNvGraphicFramePr>
+              <a:graphicFrameLocks xmlns:a="http://schemas.openxmlformats.org/drawingml/2006/main" noChangeAspect="1"/>
+            </wp:cNvGraphicFramePr>
+            <a:graphic xmlns:a="http://schemas.openxmlformats.org/drawingml/2006/main">
+              <a:graphicData uri="http://schemas.openxmlformats.org/drawingml/2006/picture">
+                <pic:pic xmlns:pic="http://schemas.openxmlformats.org/drawingml/2006/picture">
+                  <pic:nvPicPr>
+                    <pic:cNvPr id="0" name="Picture 8"/>
+                    <pic:cNvPicPr>
+                      <a:picLocks noChangeAspect="1" noChangeArrowheads="1"/>
+                    </pic:cNvPicPr>
+                  </pic:nvPicPr>
+                  <pic:blipFill>
+                    <a:blip r:embed="rId123">
+                      <a:extLst>
+                        <a:ext uri="{BEBA8EAE-BF5A-486C-A8C5-ECC9F3942E4B}">
+                          <a14:imgProps xmlns:a14="http://schemas.microsoft.com/office/drawing/2010/main">
+                            <a14:imgLayer r:embed="rId124">
+                              <a14:imgEffect>
+                                <a14:sharpenSoften amount="25000"/>
+                              </a14:imgEffect>
+                            </a14:imgLayer>
+                          </a14:imgProps>
+                        </a:ext>
+                        <a:ext uri="{28A0092B-C50C-407E-A947-70E740481C1C}">
+                          <a14:useLocalDpi xmlns:a14="http://schemas.microsoft.com/office/drawing/2010/main" val="0"/>
+                        </a:ext>
+                      </a:extLst>
+                    </a:blip>
+                    <a:srcRect/>
+                    <a:stretch>
+                      <a:fillRect/>
+                    </a:stretch>
+                  </pic:blipFill>
+                  <pic:spPr bwMode="auto">
+                    <a:xfrm>
+                      <a:off x="0" y="0"/>
+                      <a:ext cx="5731510" cy="3307080"/>
+                    </a:xfrm>
+                    <a:prstGeom prst="rect">
+                      <a:avLst/>
+                    </a:prstGeom>
+                    <a:noFill/>
+                    <a:ln>
+                      <a:noFill/>
+                    </a:ln>
+                  </pic:spPr>
+                </pic:pic>
+              </a:graphicData>
+            </a:graphic>
+          </wp:inline>
+        </w:drawing>
+      </w:r>
+    </w:p>
+    <w:p>
+      <w:pPr>
+        <w:pStyle w:val="Heading3"/>
+      </w:pPr>
+      <w:r>
+        <w:t>Shift Left</w:t>
+      </w:r>
+    </w:p>
+    <w:p>
+      <w:r>
+        <w:t xml:space="preserve">Shift left is the practice of moving testing, quality, and performance evaluation </w:t>
+      </w:r>
+      <w:r>
+        <w:rPr>
+          <w:b/>
+          <w:bCs/>
+        </w:rPr>
+        <w:t>early in the development process</w:t>
+      </w:r>
+      <w:r>
+        <w:t>, often before any code is written.</w:t>
+      </w:r>
+    </w:p>
+    <w:p>
+      <w:pPr>
+        <w:rPr>
+          <w:lang w:val="en-US"/>
+        </w:rPr>
+      </w:pPr>
+      <w:hyperlink w:anchor="_Continuous_testing" w:history="1">
+        <w:r>
+          <w:rPr>
+            <w:rStyle w:val="Hyperlink"/>
+            <w:b/>
+            <w:bCs/>
+            <w:lang w:val="en-US"/>
+          </w:rPr>
+          <w:t>Continuous testing</w:t>
+        </w:r>
+      </w:hyperlink>
+      <w:r>
+        <w:rPr>
+          <w:lang w:val="en-US"/>
+        </w:rPr>
+        <w:t xml:space="preserve"> and </w:t>
+      </w:r>
+      <w:hyperlink w:anchor="_Continuous_integration_(CI)" w:history="1">
+        <w:r>
+          <w:rPr>
+            <w:rStyle w:val="Hyperlink"/>
+            <w:b/>
+            <w:bCs/>
+            <w:lang w:val="en-US"/>
+          </w:rPr>
+          <w:t>continuous integration (CI)</w:t>
+        </w:r>
+      </w:hyperlink>
+      <w:r>
+        <w:rPr>
+          <w:lang w:val="en-US"/>
+        </w:rPr>
+        <w:t xml:space="preserve"> are performed early, to ensure any issues are caught </w:t>
+      </w:r>
+      <w:r>
+        <w:rPr>
+          <w:lang w:val="en-US"/>
+        </w:rPr>
+        <w:t>from the outset</w:t>
+      </w:r>
+      <w:r>
+        <w:rPr>
+          <w:lang w:val="en-US"/>
+        </w:rPr>
+        <w:t>; well before deploying to production.</w:t>
+      </w:r>
+    </w:p>
+    <w:p>
+      <w:pPr>
+        <w:rPr>
+          <w:lang w:val="en-US"/>
+        </w:rPr>
+      </w:pPr>
+      <w:r>
+        <w:rPr>
+          <w:lang w:val="en-US"/>
+        </w:rPr>
+        <w:t>Here, d</w:t>
+      </w:r>
+      <w:r>
+        <w:rPr>
+          <w:lang w:val="en-US"/>
+        </w:rPr>
+        <w:t xml:space="preserve">evelopers, testers, and business analysts work closely together. Likewise, with shift left, quality is </w:t>
+      </w:r>
+      <w:r>
+        <w:t>everyone’s responsibility, not just the QA team’s.</w:t>
+      </w:r>
+    </w:p>
+    <w:p>
+      <w:pPr>
+        <w:rPr>
+          <w:lang w:val="en-US"/>
+        </w:rPr>
+      </w:pPr>
+      <w:r>
+        <w:rPr>
+          <w:lang w:val="en-US"/>
+        </w:rPr>
+        <w:t>Finally, tools allow for automation of repetitive tests and identifying vulnerabilities.</w:t>
+      </w:r>
+    </w:p>
+    <w:p>
+      <w:pPr>
+        <w:rPr>
+          <w:lang w:val="en-US"/>
+        </w:rPr>
+      </w:pPr>
+      <w:r>
+        <w:rPr>
+          <w:lang w:val="en-US"/>
+        </w:rPr>
+        <w:t xml:space="preserve">The benefits of shift left </w:t>
+      </w:r>
+      <w:r>
+        <w:rPr>
+          <w:lang w:val="en-US"/>
+        </w:rPr>
+        <w:t>include</w:t>
+      </w:r>
+      <w:r>
+        <w:rPr>
+          <w:lang w:val="en-US"/>
+        </w:rPr>
+        <w:t>;</w:t>
+      </w:r>
+    </w:p>
+    <w:p>
+      <w:pPr>
+        <w:pStyle w:val="ListParagraph"/>
+        <w:numPr>
+          <w:ilvl w:val="0"/>
+          <w:numId w:val="50"/>
+        </w:numPr>
+        <w:rPr>
+          <w:lang w:val="en-US"/>
+        </w:rPr>
+      </w:pPr>
+      <w:r>
+        <w:rPr>
+          <w:b/>
+          <w:bCs/>
+          <w:lang w:val="en-US"/>
+        </w:rPr>
+        <w:t xml:space="preserve">Cost </w:t>
+      </w:r>
+      <w:r>
+        <w:rPr>
+          <w:b/>
+          <w:bCs/>
+          <w:lang w:val="en-US"/>
+        </w:rPr>
+        <w:t>Efficiency through Early Bug Detection</w:t>
+      </w:r>
+      <w:r>
+        <w:rPr>
+          <w:lang w:val="en-US"/>
+        </w:rPr>
+        <w:t xml:space="preserve">: </w:t>
+      </w:r>
+      <w:r>
+        <w:t>Fixing defects in the requirements or design phase can be up to 100 times cheaper than fixing them after release.</w:t>
+      </w:r>
+    </w:p>
+    <w:p>
+      <w:pPr>
+        <w:pStyle w:val="ListParagraph"/>
+        <w:numPr>
+          <w:ilvl w:val="0"/>
+          <w:numId w:val="50"/>
+        </w:numPr>
+        <w:rPr>
+          <w:lang w:val="en-US"/>
+        </w:rPr>
+      </w:pPr>
+      <w:r>
+        <w:rPr>
+          <w:b/>
+          <w:bCs/>
+          <w:lang w:val="en-US"/>
+        </w:rPr>
+        <w:t xml:space="preserve">Improved </w:t>
+      </w:r>
+      <w:r>
+        <w:rPr>
+          <w:b/>
+          <w:bCs/>
+          <w:lang w:val="en-US"/>
+        </w:rPr>
+        <w:t>Software Quality through Higher Test Coverage</w:t>
+      </w:r>
+      <w:r>
+        <w:rPr>
+          <w:lang w:val="en-US"/>
+        </w:rPr>
+        <w:t xml:space="preserve">: </w:t>
+      </w:r>
+      <w:r>
+        <w:t>Early and frequent testing leads to more robust code.</w:t>
+      </w:r>
+    </w:p>
+    <w:p>
+      <w:pPr>
+        <w:pStyle w:val="ListParagraph"/>
+        <w:numPr>
+          <w:ilvl w:val="0"/>
+          <w:numId w:val="50"/>
+        </w:numPr>
+        <w:rPr>
+          <w:lang w:val="en-US"/>
+        </w:rPr>
+      </w:pPr>
+      <w:r>
+        <w:rPr>
+          <w:b/>
+          <w:bCs/>
+          <w:lang w:val="en-US"/>
+        </w:rPr>
+        <w:t>Faster Time-to-Market</w:t>
+      </w:r>
+      <w:r>
+        <w:rPr>
+          <w:b/>
+          <w:bCs/>
+          <w:lang w:val="en-US"/>
+        </w:rPr>
+        <w:t xml:space="preserve"> through </w:t>
+      </w:r>
+      <w:r>
+        <w:rPr>
+          <w:b/>
+          <w:bCs/>
+          <w:lang w:val="en-US"/>
+        </w:rPr>
+        <w:t>Reduced Rework</w:t>
+      </w:r>
+      <w:r>
+        <w:rPr>
+          <w:lang w:val="en-US"/>
+        </w:rPr>
+        <w:t>: Early detection reduces delays caused by late-stage bug fixes.</w:t>
+      </w:r>
+    </w:p>
+    <w:p>
+      <w:pPr>
+        <w:rPr>
+          <w:lang w:val="en-US"/>
+        </w:rPr>
+      </w:pPr>
+      <w:r>
+        <w:rPr>
+          <w:lang w:val="en-US"/>
+        </w:rPr>
+        <w:t xml:space="preserve">Techniques &amp; tools </w:t>
+      </w:r>
+      <w:r>
+        <w:rPr>
+          <w:lang w:val="en-US"/>
+        </w:rPr>
+        <w:t xml:space="preserve">involved in shift left </w:t>
+      </w:r>
+      <w:r>
+        <w:rPr>
+          <w:lang w:val="en-US"/>
+        </w:rPr>
+        <w:t>include</w:t>
+      </w:r>
+      <w:r>
+        <w:rPr>
+          <w:lang w:val="en-US"/>
+        </w:rPr>
+        <w:t>;</w:t>
+      </w:r>
+    </w:p>
+    <w:p>
+      <w:pPr>
+        <w:pStyle w:val="ListParagraph"/>
+        <w:numPr>
+          <w:ilvl w:val="0"/>
+          <w:numId w:val="50"/>
+        </w:numPr>
+        <w:rPr>
+          <w:b/>
+          <w:bCs/>
+          <w:lang w:val="en-US"/>
+        </w:rPr>
+      </w:pPr>
+      <w:r>
+        <w:rPr>
+          <w:b/>
+          <w:bCs/>
+          <w:color w:val="EE0000"/>
+          <w:lang w:val="en-US"/>
+        </w:rPr>
+        <w:t>Behaviour-driven Development (BDD)</w:t>
+      </w:r>
+      <w:r>
+        <w:rPr>
+          <w:lang w:val="en-US"/>
+        </w:rPr>
+        <w:t xml:space="preserve">: </w:t>
+      </w:r>
+      <w:r>
+        <w:t>Aligns development with business objectives using tools like Cucumber.</w:t>
+      </w:r>
+    </w:p>
+    <w:p>
+      <w:pPr>
+        <w:pStyle w:val="ListParagraph"/>
+        <w:numPr>
+          <w:ilvl w:val="0"/>
+          <w:numId w:val="50"/>
+        </w:numPr>
+        <w:rPr>
+          <w:b/>
+          <w:bCs/>
+          <w:lang w:val="en-US"/>
+        </w:rPr>
+      </w:pPr>
+      <w:r>
+        <w:rPr>
+          <w:b/>
+          <w:bCs/>
+          <w:color w:val="EE0000"/>
+          <w:lang w:val="en-US"/>
+        </w:rPr>
+        <w:t>Test-driven Development (TDD)</w:t>
+      </w:r>
+      <w:r>
+        <w:rPr>
+          <w:lang w:val="en-US"/>
+        </w:rPr>
+        <w:t xml:space="preserve">: </w:t>
+      </w:r>
+      <w:r>
+        <w:t>Writing tests before code to define desired functionality.</w:t>
+      </w:r>
+    </w:p>
+    <w:p>
+      <w:pPr>
+        <w:pStyle w:val="ListParagraph"/>
+        <w:numPr>
+          <w:ilvl w:val="0"/>
+          <w:numId w:val="50"/>
+        </w:numPr>
+        <w:rPr>
+          <w:lang w:val="en-US"/>
+        </w:rPr>
+      </w:pPr>
+      <w:r>
+        <w:rPr>
+          <w:b/>
+          <w:bCs/>
+          <w:lang w:val="en-US"/>
+        </w:rPr>
+        <w:t xml:space="preserve">Continuous </w:t>
+      </w:r>
+      <w:r>
+        <w:rPr>
+          <w:b/>
+          <w:bCs/>
+          <w:lang w:val="en-US"/>
+        </w:rPr>
+        <w:t>Feedback Loops</w:t>
+      </w:r>
+      <w:r>
+        <w:rPr>
+          <w:lang w:val="en-US"/>
+        </w:rPr>
+        <w:t xml:space="preserve">: </w:t>
+      </w:r>
+      <w:r>
+        <w:t>Regular stand-ups and retrospectives to identify and resolve issues promptly.</w:t>
+      </w:r>
+    </w:p>
+    <w:p>
+      <w:pPr>
+        <w:pStyle w:val="Heading3"/>
+      </w:pPr>
+      <w:r>
+        <w:t>Shift Right</w:t>
+      </w:r>
+    </w:p>
+    <w:p>
+      <w:r>
+        <w:t>While Shift Left focuses on pre-production activities, </w:t>
+      </w:r>
+      <w:r>
+        <w:rPr>
+          <w:b/>
+          <w:bCs/>
+        </w:rPr>
+        <w:t>Shift Right</w:t>
+      </w:r>
+      <w:r>
+        <w:t> extends quality and testing practices into the production environment.</w:t>
+      </w:r>
+    </w:p>
+    <w:p>
+      <w:pPr>
+        <w:rPr>
+          <w:lang w:val="en-US"/>
+        </w:rPr>
+      </w:pPr>
+      <w:r>
+        <w:rPr>
+          <w:lang w:val="en-US"/>
+        </w:rPr>
+        <w:t xml:space="preserve">Shift right </w:t>
+      </w:r>
+      <w:r>
+        <w:rPr>
+          <w:lang w:val="en-US"/>
+        </w:rPr>
+        <w:t xml:space="preserve">is the practice of performing testing, quality, and performance evaluation </w:t>
+      </w:r>
+      <w:r>
+        <w:rPr>
+          <w:b/>
+          <w:bCs/>
+          <w:lang w:val="en-US"/>
+        </w:rPr>
+        <w:t>in production under re</w:t>
+      </w:r>
+      <w:r>
+        <w:rPr>
+          <w:b/>
+          <w:bCs/>
+          <w:lang w:val="en-US"/>
+        </w:rPr>
+        <w:t>al-world conditions</w:t>
+      </w:r>
+      <w:r>
+        <w:rPr>
+          <w:lang w:val="en-US"/>
+        </w:rPr>
+        <w:t>.</w:t>
+      </w:r>
+    </w:p>
+    <w:p>
+      <w:pPr>
+        <w:rPr>
+          <w:lang w:val="en-US"/>
+        </w:rPr>
+      </w:pPr>
+      <w:r>
+        <w:rPr>
+          <w:lang w:val="en-US"/>
+        </w:rPr>
+        <w:t xml:space="preserve">For continuous monitoring, shift right uses </w:t>
+      </w:r>
+      <w:r>
+        <w:rPr>
+          <w:b/>
+          <w:bCs/>
+          <w:lang w:val="en-US"/>
+        </w:rPr>
+        <w:t>a</w:t>
+      </w:r>
+      <w:r>
+        <w:rPr>
+          <w:b/>
+          <w:bCs/>
+          <w:lang w:val="en-US"/>
+        </w:rPr>
+        <w:t>pplication performance monitoring (APM)</w:t>
+      </w:r>
+      <w:r>
+        <w:rPr>
+          <w:lang w:val="en-US"/>
+        </w:rPr>
+        <w:t xml:space="preserve"> to </w:t>
+      </w:r>
+      <w:r>
+        <w:rPr>
+          <w:lang w:val="en-US"/>
+        </w:rPr>
+        <w:t>monitor</w:t>
+      </w:r>
+      <w:r>
+        <w:rPr>
+          <w:lang w:val="en-US"/>
+        </w:rPr>
+        <w:t xml:space="preserve"> </w:t>
+      </w:r>
+      <w:r>
+        <w:rPr>
+          <w:lang w:val="en-US"/>
+        </w:rPr>
+        <w:t>application health</w:t>
+      </w:r>
+      <w:r>
+        <w:rPr>
+          <w:lang w:val="en-US"/>
+        </w:rPr>
+        <w:t>, whilst also using</w:t>
+      </w:r>
+      <w:r>
+        <w:rPr>
+          <w:lang w:val="en-US"/>
+        </w:rPr>
+        <w:t xml:space="preserve"> </w:t>
+      </w:r>
+      <w:r>
+        <w:rPr>
+          <w:b/>
+          <w:bCs/>
+          <w:lang w:val="en-US"/>
+        </w:rPr>
+        <w:t>logging</w:t>
+      </w:r>
+      <w:r>
+        <w:rPr>
+          <w:b/>
+          <w:bCs/>
+          <w:lang w:val="en-US"/>
+        </w:rPr>
+        <w:t xml:space="preserve"> systems</w:t>
+      </w:r>
+      <w:r>
+        <w:rPr>
+          <w:lang w:val="en-US"/>
+        </w:rPr>
+        <w:t xml:space="preserve"> for real-time insights.</w:t>
+      </w:r>
+    </w:p>
+    <w:p>
+      <w:pPr>
+        <w:rPr>
+          <w:lang w:val="en-US"/>
+        </w:rPr>
+      </w:pPr>
+      <w:r>
+        <w:rPr>
+          <w:lang w:val="en-US"/>
+        </w:rPr>
+        <w:t xml:space="preserve">In regard to testing, </w:t>
+      </w:r>
+      <w:r>
+        <w:rPr>
+          <w:b/>
+          <w:bCs/>
+          <w:lang w:val="en-US"/>
+        </w:rPr>
+        <w:t>A/B</w:t>
+      </w:r>
+      <w:r>
+        <w:rPr>
+          <w:b/>
+          <w:bCs/>
+          <w:lang w:val="en-US"/>
+        </w:rPr>
+        <w:t xml:space="preserve"> testing</w:t>
+      </w:r>
+      <w:r>
+        <w:rPr>
+          <w:lang w:val="en-US"/>
+        </w:rPr>
+        <w:t xml:space="preserve"> and </w:t>
+      </w:r>
+      <w:r>
+        <w:rPr>
+          <w:b/>
+          <w:bCs/>
+          <w:lang w:val="en-US"/>
+        </w:rPr>
+        <w:t>feature testing</w:t>
+      </w:r>
+      <w:r>
+        <w:rPr>
+          <w:lang w:val="en-US"/>
+        </w:rPr>
+        <w:t xml:space="preserve"> is used, which involves t</w:t>
+      </w:r>
+      <w:r>
+        <w:t>esting different versions of features with real users to gauge effectiveness.</w:t>
+      </w:r>
+    </w:p>
+    <w:p>
+      <w:pPr>
+        <w:rPr>
+          <w:lang w:val="en-US"/>
+        </w:rPr>
+      </w:pPr>
+      <w:r>
+        <w:rPr>
+          <w:lang w:val="en-US"/>
+        </w:rPr>
+        <w:t xml:space="preserve">For risk mitigation, on account of working with real users, </w:t>
+      </w:r>
+      <w:r>
+        <w:rPr>
+          <w:lang w:val="en-US"/>
+        </w:rPr>
+        <w:t>Canary Releases and Blue/Green deployments</w:t>
+      </w:r>
+      <w:r>
+        <w:rPr>
+          <w:lang w:val="en-US"/>
+        </w:rPr>
+        <w:t xml:space="preserve"> are made;</w:t>
+      </w:r>
+    </w:p>
+    <w:p>
+      <w:pPr>
+        <w:pStyle w:val="ListParagraph"/>
+        <w:numPr>
+          <w:ilvl w:val="0"/>
+          <w:numId w:val="51"/>
+        </w:numPr>
+        <w:rPr>
+          <w:lang w:val="en-US"/>
+        </w:rPr>
+      </w:pPr>
+      <w:r>
+        <w:rPr>
+          <w:b/>
+          <w:bCs/>
+          <w:lang w:val="en-US"/>
+        </w:rPr>
+        <w:t>Canary Release</w:t>
+      </w:r>
+      <w:r>
+        <w:rPr>
+          <w:lang w:val="en-US"/>
+        </w:rPr>
+        <w:t>: R</w:t>
+      </w:r>
+      <w:r>
+        <w:rPr>
+          <w:lang w:val="en-US"/>
+        </w:rPr>
+        <w:t xml:space="preserve">eleasing a version to a </w:t>
+      </w:r>
+      <w:r>
+        <w:rPr>
+          <w:lang w:val="en-US"/>
+        </w:rPr>
+        <w:t>small subset of users</w:t>
+      </w:r>
+      <w:r>
+        <w:rPr>
+          <w:lang w:val="en-US"/>
+        </w:rPr>
+        <w:t xml:space="preserve"> to gain feedback</w:t>
+      </w:r>
+      <w:r>
+        <w:rPr>
+          <w:lang w:val="en-US"/>
+        </w:rPr>
+        <w:t xml:space="preserve">, so it doesn’t affect </w:t>
+      </w:r>
+      <w:r>
+        <w:rPr>
+          <w:lang w:val="en-US"/>
+        </w:rPr>
+        <w:t>all users</w:t>
+      </w:r>
+      <w:r>
+        <w:rPr>
+          <w:lang w:val="en-US"/>
+        </w:rPr>
+        <w:t xml:space="preserve"> if </w:t>
+      </w:r>
+      <w:r>
+        <w:rPr>
+          <w:lang w:val="en-US"/>
+        </w:rPr>
+        <w:t>there are issues</w:t>
+      </w:r>
+    </w:p>
+    <w:p>
+      <w:pPr>
+        <w:pStyle w:val="ListParagraph"/>
+        <w:numPr>
+          <w:ilvl w:val="0"/>
+          <w:numId w:val="51"/>
+        </w:numPr>
+        <w:rPr>
+          <w:lang w:val="en-US"/>
+        </w:rPr>
+      </w:pPr>
+      <w:r>
+        <w:rPr>
+          <w:b/>
+          <w:bCs/>
+          <w:lang w:val="en-US"/>
+        </w:rPr>
+        <w:t xml:space="preserve">Blue/Green </w:t>
+      </w:r>
+      <w:r>
+        <w:rPr>
+          <w:b/>
+          <w:bCs/>
+          <w:lang w:val="en-US"/>
+        </w:rPr>
+        <w:t>D</w:t>
+      </w:r>
+      <w:r>
+        <w:rPr>
+          <w:b/>
+          <w:bCs/>
+          <w:lang w:val="en-US"/>
+        </w:rPr>
+        <w:t>eployments</w:t>
+      </w:r>
+      <w:r>
+        <w:rPr>
+          <w:lang w:val="en-US"/>
+        </w:rPr>
+        <w:t>: H</w:t>
+      </w:r>
+      <w:r>
+        <w:rPr>
+          <w:lang w:val="en-US"/>
+        </w:rPr>
+        <w:t xml:space="preserve">aving two different production environments; </w:t>
+      </w:r>
+      <w:r>
+        <w:rPr>
+          <w:b/>
+          <w:bCs/>
+          <w:lang w:val="en-US"/>
+        </w:rPr>
+        <w:t>live (blue)</w:t>
+      </w:r>
+      <w:r>
+        <w:rPr>
+          <w:lang w:val="en-US"/>
+        </w:rPr>
+        <w:t xml:space="preserve"> and </w:t>
+      </w:r>
+      <w:r>
+        <w:rPr>
+          <w:lang w:val="en-US"/>
+        </w:rPr>
+        <w:t xml:space="preserve">the </w:t>
+      </w:r>
+      <w:r>
+        <w:rPr>
+          <w:b/>
+          <w:bCs/>
+          <w:lang w:val="en-US"/>
+        </w:rPr>
+        <w:t>new version (green)</w:t>
+      </w:r>
+      <w:r>
+        <w:rPr>
+          <w:lang w:val="en-US"/>
+        </w:rPr>
+        <w:t>, allowing for production-identical testing and near-instant switching</w:t>
+      </w:r>
+      <w:r>
+        <w:rPr>
+          <w:lang w:val="en-US"/>
+        </w:rPr>
+        <w:t xml:space="preserve"> between environments</w:t>
+      </w:r>
+      <w:r>
+        <w:rPr>
+          <w:lang w:val="en-US"/>
+        </w:rPr>
+        <w:t>, allowing for minimal downtime</w:t>
+      </w:r>
+      <w:r>
+        <w:rPr>
+          <w:lang w:val="en-US"/>
+        </w:rPr>
+        <w:t>.</w:t>
+      </w:r>
+    </w:p>
+    <w:p>
+      <w:pPr>
+        <w:rPr>
+          <w:lang w:val="en-US"/>
+        </w:rPr>
+      </w:pPr>
+      <w:r>
+        <w:rPr>
+          <w:lang w:val="en-US"/>
+        </w:rPr>
+        <w:t xml:space="preserve">Finally, to inform future development, </w:t>
+      </w:r>
+      <w:r>
+        <w:rPr>
+          <w:lang w:val="en-US"/>
+        </w:rPr>
+        <w:t>shift right c</w:t>
+      </w:r>
+      <w:r>
+        <w:rPr>
+          <w:lang w:val="en-US"/>
+        </w:rPr>
+        <w:t>ollect</w:t>
+      </w:r>
+      <w:r>
+        <w:rPr>
+          <w:lang w:val="en-US"/>
+        </w:rPr>
+        <w:t>s</w:t>
+      </w:r>
+      <w:r>
+        <w:rPr>
+          <w:lang w:val="en-US"/>
+        </w:rPr>
+        <w:t xml:space="preserve"> and analy</w:t>
+      </w:r>
+      <w:r>
+        <w:rPr>
+          <w:lang w:val="en-US"/>
+        </w:rPr>
+        <w:t>s</w:t>
+      </w:r>
+      <w:r>
+        <w:rPr>
+          <w:lang w:val="en-US"/>
+        </w:rPr>
+        <w:t>es</w:t>
+      </w:r>
+      <w:r>
+        <w:rPr>
+          <w:lang w:val="en-US"/>
+        </w:rPr>
+        <w:t xml:space="preserve"> user feedback, including using support tickets and queries to identify issues</w:t>
+      </w:r>
+      <w:r>
+        <w:rPr>
+          <w:lang w:val="en-US"/>
+        </w:rPr>
+        <w:t>.</w:t>
+      </w:r>
+    </w:p>
+    <w:p>
+      <w:pPr>
+        <w:rPr>
+          <w:lang w:val="en-US"/>
+        </w:rPr>
+      </w:pPr>
+      <w:r>
+        <w:rPr>
+          <w:lang w:val="en-US"/>
+        </w:rPr>
+        <w:t xml:space="preserve">The benefits of shift </w:t>
+      </w:r>
+      <w:r>
+        <w:rPr>
+          <w:lang w:val="en-US"/>
+        </w:rPr>
+        <w:t>right</w:t>
+      </w:r>
+      <w:r>
+        <w:rPr>
+          <w:lang w:val="en-US"/>
+        </w:rPr>
+        <w:t xml:space="preserve"> include;</w:t>
+      </w:r>
+    </w:p>
+    <w:p>
+      <w:pPr>
+        <w:pStyle w:val="ListParagraph"/>
+        <w:numPr>
+          <w:ilvl w:val="0"/>
+          <w:numId w:val="51"/>
+        </w:numPr>
+        <w:rPr>
+          <w:lang w:val="en-US"/>
+        </w:rPr>
+      </w:pPr>
+      <w:r>
+        <w:rPr>
+          <w:b/>
+          <w:bCs/>
+          <w:lang w:val="en-US"/>
+        </w:rPr>
+        <w:t>Real-World Validation &amp; User Behaviour Analysis</w:t>
+      </w:r>
+      <w:r>
+        <w:rPr>
+          <w:lang w:val="en-US"/>
+        </w:rPr>
+        <w:t>: Understanding how users interact with your application in real-world scenarios.</w:t>
+      </w:r>
+    </w:p>
+    <w:p>
+      <w:pPr>
+        <w:pStyle w:val="ListParagraph"/>
+        <w:numPr>
+          <w:ilvl w:val="0"/>
+          <w:numId w:val="51"/>
+        </w:numPr>
+        <w:rPr>
+          <w:lang w:val="en-US"/>
+        </w:rPr>
+      </w:pPr>
+      <w:r>
+        <w:rPr>
+          <w:b/>
+          <w:bCs/>
+          <w:lang w:val="en-US"/>
+        </w:rPr>
+        <w:t>Continuous Improvement &amp; Iterative Enhancements</w:t>
+      </w:r>
+      <w:r>
+        <w:rPr>
+          <w:lang w:val="en-US"/>
+        </w:rPr>
+        <w:t>: Using data-driven insights to refine features and performance.</w:t>
+      </w:r>
+    </w:p>
+    <w:p>
+      <w:pPr>
+        <w:pStyle w:val="ListParagraph"/>
+        <w:numPr>
+          <w:ilvl w:val="0"/>
+          <w:numId w:val="51"/>
+        </w:numPr>
+        <w:rPr>
+          <w:lang w:val="en-US"/>
+        </w:rPr>
+      </w:pPr>
+      <w:r>
+        <w:rPr>
+          <w:b/>
+          <w:bCs/>
+          <w:lang w:val="en-US"/>
+        </w:rPr>
+        <w:t>Increased Resilience &amp; Proactive Issue Resolution</w:t>
+      </w:r>
+      <w:r>
+        <w:rPr>
+          <w:lang w:val="en-US"/>
+        </w:rPr>
+        <w:t>: Detecting and addressing issues before they impact a significant user base.</w:t>
+      </w:r>
+    </w:p>
+    <w:p>
+      <w:pPr>
+        <w:rPr>
+          <w:lang w:val="en-US"/>
+        </w:rPr>
+      </w:pPr>
+      <w:r>
+        <w:rPr>
+          <w:lang w:val="en-US"/>
+        </w:rPr>
+        <w:t xml:space="preserve">Techniques &amp; tools involved in shift </w:t>
+      </w:r>
+      <w:r>
+        <w:rPr>
+          <w:lang w:val="en-US"/>
+        </w:rPr>
+        <w:t>right</w:t>
+      </w:r>
+      <w:r>
+        <w:rPr>
+          <w:lang w:val="en-US"/>
+        </w:rPr>
+        <w:t xml:space="preserve"> include;</w:t>
+      </w:r>
+    </w:p>
+    <w:p>
+      <w:pPr>
+        <w:pStyle w:val="ListParagraph"/>
+        <w:numPr>
+          <w:ilvl w:val="0"/>
+          <w:numId w:val="51"/>
+        </w:numPr>
+        <w:rPr>
+          <w:lang w:val="en-US"/>
+        </w:rPr>
+      </w:pPr>
+      <w:hyperlink w:anchor="_Chaos_Engineering" w:history="1">
+        <w:r>
+          <w:rPr>
+            <w:rStyle w:val="Hyperlink"/>
+            <w:b/>
+            <w:bCs/>
+            <w:lang w:val="en-US"/>
+          </w:rPr>
+          <w:t>Chaos Engineering</w:t>
+        </w:r>
+      </w:hyperlink>
+      <w:r>
+        <w:rPr>
+          <w:b/>
+          <w:bCs/>
+          <w:lang w:val="en-US"/>
+        </w:rPr>
+        <w:t xml:space="preserve"> &amp; Resilience Testing</w:t>
+      </w:r>
+      <w:r>
+        <w:rPr>
+          <w:lang w:val="en-US"/>
+        </w:rPr>
+        <w:t>: Tools like Chaos Monkey inject failures to test system robustness.</w:t>
+      </w:r>
+    </w:p>
+    <w:p>
+      <w:pPr>
+        <w:pStyle w:val="ListParagraph"/>
+        <w:numPr>
+          <w:ilvl w:val="0"/>
+          <w:numId w:val="51"/>
+        </w:numPr>
+        <w:rPr>
+          <w:lang w:val="en-US"/>
+        </w:rPr>
+      </w:pPr>
+      <w:r>
+        <w:rPr>
+          <w:b/>
+          <w:bCs/>
+          <w:lang w:val="en-US"/>
+        </w:rPr>
+        <w:t>Feature Flags &amp; Controlled Rollouts</w:t>
+      </w:r>
+      <w:r>
+        <w:rPr>
+          <w:lang w:val="en-US"/>
+        </w:rPr>
+        <w:t>: Tools like LaunchDarkly manage feature exposure to users.</w:t>
+      </w:r>
+    </w:p>
+    <w:p>
+      <w:pPr>
+        <w:pStyle w:val="ListParagraph"/>
+        <w:numPr>
+          <w:ilvl w:val="0"/>
+          <w:numId w:val="51"/>
+        </w:numPr>
+        <w:rPr>
+          <w:lang w:val="en-US"/>
+        </w:rPr>
+      </w:pPr>
+      <w:r>
+        <w:rPr>
+          <w:b/>
+          <w:bCs/>
+          <w:lang w:val="en-US"/>
+        </w:rPr>
+        <w:t>Service Level Objectives (SLOs) &amp; Performance Benchmarks</w:t>
+      </w:r>
+      <w:r>
+        <w:rPr>
+          <w:lang w:val="en-US"/>
+        </w:rPr>
+        <w:t>: Defining acceptable performance metrics to meet user expectations.</w:t>
+      </w:r>
+    </w:p>
+    <w:p>
+      <w:pPr>
+        <w:rPr>
+          <w:b/>
+          <w:bCs/>
+          <w:lang w:val="en-US"/>
+        </w:rPr>
+      </w:pPr>
+      <w:r>
+        <w:rPr>
+          <w:b/>
+          <w:bCs/>
+          <w:lang w:val="en-US"/>
+        </w:rPr>
+        <w:t>Sources:</w:t>
+      </w:r>
+    </w:p>
+    <w:p>
+      <w:pPr>
+        <w:pStyle w:val="ListParagraph"/>
+        <w:numPr>
+          <w:ilvl w:val="0"/>
+          <w:numId w:val="14"/>
+        </w:numPr>
+        <w:rPr>
+          <w:lang w:val="en-US"/>
+        </w:rPr>
+      </w:pPr>
+      <w:hyperlink r:id="rId125" w:history="1">
+        <w:r>
+          <w:rPr>
+            <w:rStyle w:val="Hyperlink"/>
+          </w:rPr>
+          <w:t>Navigating DevOps: The Comprehensive Guide to Shift Left and Shift Right | by Nelson Alfonso | Medium</w:t>
+        </w:r>
+      </w:hyperlink>
+    </w:p>
+    <w:p>
+      <w:pPr>
+        <w:pStyle w:val="ListParagraph"/>
+        <w:numPr>
+          <w:ilvl w:val="0"/>
+          <w:numId w:val="14"/>
+        </w:numPr>
+        <w:rPr>
+          <w:lang w:val="en-US"/>
+        </w:rPr>
+      </w:pPr>
+      <w:hyperlink r:id="rId126" w:history="1">
         <w:r>
           <w:rPr>
             <w:rStyle w:val="Hyperlink"/>
@@ -18173,12 +20182,14 @@
           <w:lang w:val="en-US"/>
         </w:rPr>
       </w:pPr>
-      <w:r>
-        <w:rPr>
-          <w:lang w:val="en-US"/>
-        </w:rPr>
-        <w:t xml:space="preserve">Simian Army/Chaos Monkey </w:t>
-      </w:r>
+      <w:hyperlink r:id="rId127" w:history="1">
+        <w:r>
+          <w:rPr>
+            <w:rStyle w:val="Hyperlink"/>
+          </w:rPr>
+          <w:t>What is shift left testing?</w:t>
+        </w:r>
+      </w:hyperlink>
     </w:p>
     <w:p>
       <w:pPr>
@@ -18191,6 +20202,237 @@
         <w:rPr>
           <w:lang w:val="en-US"/>
         </w:rPr>
+        <w:t>Simian Army</w:t>
+      </w:r>
+    </w:p>
+    <w:p>
+      <w:pPr>
+        <w:rPr>
+          <w:lang w:val="en-US"/>
+        </w:rPr>
+      </w:pPr>
+      <w:r>
+        <w:rPr>
+          <w:lang w:val="en-US"/>
+        </w:rPr>
+        <w:t>Simian Army is a suite of tools</w:t>
+      </w:r>
+      <w:r>
+        <w:rPr>
+          <w:lang w:val="en-US"/>
+        </w:rPr>
+        <w:t xml:space="preserve"> </w:t>
+      </w:r>
+      <w:r>
+        <w:rPr>
+          <w:lang w:val="en-US"/>
+        </w:rPr>
+        <w:t xml:space="preserve">developed by Netflix which are </w:t>
+      </w:r>
+      <w:r>
+        <w:rPr>
+          <w:lang w:val="en-US"/>
+        </w:rPr>
+        <w:t>designed to simulate and test responses to various system failures and edge cases</w:t>
+      </w:r>
+      <w:r>
+        <w:rPr>
+          <w:lang w:val="en-US"/>
+        </w:rPr>
+        <w:t>;</w:t>
+      </w:r>
+      <w:r>
+        <w:rPr>
+          <w:lang w:val="en-US"/>
+        </w:rPr>
+        <w:t xml:space="preserve"> </w:t>
+      </w:r>
+      <w:r>
+        <w:rPr>
+          <w:lang w:val="en-US"/>
+        </w:rPr>
+        <w:t>to</w:t>
+      </w:r>
+      <w:r>
+        <w:rPr>
+          <w:lang w:val="en-US"/>
+        </w:rPr>
+        <w:t xml:space="preserve"> test the reliability, security, or resilience of infrastructure</w:t>
+      </w:r>
+      <w:r>
+        <w:rPr>
+          <w:lang w:val="en-US"/>
+        </w:rPr>
+        <w:t>.</w:t>
+      </w:r>
+    </w:p>
+    <w:p>
+      <w:pPr>
+        <w:rPr>
+          <w:lang w:val="en-US"/>
+        </w:rPr>
+      </w:pPr>
+      <w:r>
+        <w:rPr>
+          <w:lang w:val="en-US"/>
+        </w:rPr>
+        <w:t>As of 2021, it is retired, however some of its functionality has been moved to other Netflix projects.</w:t>
+      </w:r>
+    </w:p>
+    <w:p>
+      <w:pPr>
+        <w:pStyle w:val="Heading3"/>
+        <w:rPr>
+          <w:lang w:val="en-US"/>
+        </w:rPr>
+      </w:pPr>
+      <w:r>
+        <w:rPr>
+          <w:lang w:val="en-US"/>
+        </w:rPr>
+        <w:t>Chaos Monkey</w:t>
+      </w:r>
+    </w:p>
+    <w:p>
+      <w:pPr>
+        <w:rPr>
+          <w:lang w:val="en-US"/>
+        </w:rPr>
+      </w:pPr>
+      <w:r>
+        <w:rPr>
+          <w:lang w:val="en-US"/>
+        </w:rPr>
+        <w:t xml:space="preserve">Chaos Monkey is a tool invented in 2011 by Netflix </w:t>
+      </w:r>
+      <w:r>
+        <w:rPr>
+          <w:lang w:val="en-US"/>
+        </w:rPr>
+        <w:t xml:space="preserve">to test the </w:t>
+      </w:r>
+      <w:r>
+        <w:rPr>
+          <w:lang w:val="en-US"/>
+        </w:rPr>
+        <w:t>resilience</w:t>
+      </w:r>
+      <w:r>
+        <w:rPr>
+          <w:lang w:val="en-US"/>
+        </w:rPr>
+        <w:t xml:space="preserve"> of </w:t>
+      </w:r>
+      <w:r>
+        <w:rPr>
+          <w:lang w:val="en-US"/>
+        </w:rPr>
+        <w:t>their</w:t>
+      </w:r>
+      <w:r>
+        <w:rPr>
+          <w:lang w:val="en-US"/>
+        </w:rPr>
+        <w:t xml:space="preserve"> IT infrastructure. </w:t>
+      </w:r>
+      <w:r>
+        <w:rPr>
+          <w:lang w:val="en-US"/>
+        </w:rPr>
+        <w:t xml:space="preserve">It was the first tool </w:t>
+      </w:r>
+      <w:r>
+        <w:rPr>
+          <w:lang w:val="en-US"/>
+        </w:rPr>
+        <w:t>created which now exists as part of the Simian Army toolset.</w:t>
+      </w:r>
+    </w:p>
+    <w:p>
+      <w:pPr>
+        <w:rPr>
+          <w:lang w:val="en-US"/>
+        </w:rPr>
+      </w:pPr>
+      <w:r>
+        <w:rPr>
+          <w:lang w:val="en-US"/>
+        </w:rPr>
+        <w:t xml:space="preserve">It follows the discipline of </w:t>
+      </w:r>
+      <w:hyperlink w:anchor="_Chaos_Engineering" w:history="1">
+        <w:r>
+          <w:rPr>
+            <w:rStyle w:val="Hyperlink"/>
+            <w:lang w:val="en-US"/>
+          </w:rPr>
+          <w:t>Chaos Engineering</w:t>
+        </w:r>
+      </w:hyperlink>
+      <w:r>
+        <w:rPr>
+          <w:lang w:val="en-US"/>
+        </w:rPr>
+        <w:t xml:space="preserve">; </w:t>
+      </w:r>
+      <w:r>
+        <w:t xml:space="preserve">experimenting on a system </w:t>
+      </w:r>
+      <w:r>
+        <w:t>to</w:t>
+      </w:r>
+      <w:r>
+        <w:t xml:space="preserve"> build confidence in the system's capability to withstand turbulent conditions in production.</w:t>
+      </w:r>
+    </w:p>
+    <w:p>
+      <w:pPr>
+        <w:rPr>
+          <w:b/>
+          <w:bCs/>
+          <w:lang w:val="en-US"/>
+        </w:rPr>
+      </w:pPr>
+      <w:r>
+        <w:rPr>
+          <w:b/>
+          <w:bCs/>
+          <w:lang w:val="en-US"/>
+        </w:rPr>
+        <w:t>Sources:</w:t>
+      </w:r>
+    </w:p>
+    <w:p>
+      <w:pPr>
+        <w:pStyle w:val="ListParagraph"/>
+        <w:numPr>
+          <w:ilvl w:val="0"/>
+          <w:numId w:val="14"/>
+        </w:numPr>
+        <w:rPr>
+          <w:lang w:val="en-US"/>
+        </w:rPr>
+      </w:pPr>
+      <w:hyperlink r:id="rId128" w:history="1">
+        <w:r>
+          <w:rPr>
+            <w:rStyle w:val="Hyperlink"/>
+          </w:rPr>
+          <w:t>Chaos engineering - Wikipedia</w:t>
+        </w:r>
+      </w:hyperlink>
+    </w:p>
+    <w:p>
+      <w:pPr>
+        <w:pStyle w:val="Heading2"/>
+        <w:rPr>
+          <w:lang w:val="en-US"/>
+        </w:rPr>
+      </w:pPr>
+      <w:r>
+        <w:rPr>
+          <w:lang w:val="en-US"/>
+        </w:rPr>
         <w:t>Single Point of Failure (SPOF)</w:t>
       </w:r>
     </w:p>
@@ -18290,7 +20532,7 @@
           <w:lang w:val="en-US"/>
         </w:rPr>
       </w:pPr>
-      <w:hyperlink r:id="rId104" w:history="1">
+      <w:hyperlink r:id="rId129" w:history="1">
         <w:r>
           <w:rPr>
             <w:rStyle w:val="Hyperlink"/>
@@ -18312,7 +20554,6 @@
           <w:color w:val="EE0000"/>
           <w:lang w:val="en-US"/>
         </w:rPr>
-        <w:lastRenderedPageBreak/>
         <w:t>Site Reliability Engineering</w:t>
       </w:r>
       <w:r>
@@ -18321,6 +20562,21 @@
           <w:lang w:val="en-US"/>
         </w:rPr>
         <w:t xml:space="preserve"> (SRE)</w:t>
+      </w:r>
+    </w:p>
+    <w:p>
+      <w:pPr>
+        <w:rPr>
+          <w:color w:val="EE0000"/>
+          <w:lang w:val="en-US"/>
+        </w:rPr>
+      </w:pPr>
+      <w:r>
+        <w:rPr>
+          <w:color w:val="EE0000"/>
+          <w:lang w:val="en-US"/>
+        </w:rPr>
+        <w:t>ASKING TUTOR FOR CLARIFICATION ON WHAT THIS IS AND HOW IT DIFFERS TO RE</w:t>
       </w:r>
     </w:p>
     <w:p>
@@ -18424,7 +20680,7 @@
           <w:lang w:val="en-US"/>
         </w:rPr>
       </w:pPr>
-      <w:hyperlink r:id="rId105" w:history="1">
+      <w:hyperlink r:id="rId130" w:history="1">
         <w:r>
           <w:rPr>
             <w:rStyle w:val="Hyperlink"/>
@@ -18444,7 +20700,7 @@
           <w:lang w:val="en-US"/>
         </w:rPr>
       </w:pPr>
-      <w:hyperlink r:id="rId106" w:history="1">
+      <w:hyperlink r:id="rId131" w:history="1">
         <w:r>
           <w:rPr>
             <w:rStyle w:val="Hyperlink"/>
@@ -18464,6 +20720,7 @@
         <w:rPr>
           <w:lang w:val="en-US"/>
         </w:rPr>
+        <w:lastRenderedPageBreak/>
         <w:t>Test</w:t>
       </w:r>
       <w:r>
@@ -18625,21 +20882,13 @@
           <w:lang w:val="en-US"/>
         </w:rPr>
       </w:pPr>
-      <w:hyperlink r:id="rId107" w:history="1">
+      <w:hyperlink r:id="rId132" w:history="1">
         <w:r>
           <w:rPr>
             <w:rStyle w:val="Hyperlink"/>
           </w:rPr>
-          <w:t xml:space="preserve">What is Test Driven Development (TDD)? - </w:t>
+          <w:t>What is Test Driven Development (TDD)? - GeeksforGeeks</w:t>
         </w:r>
-        <w:proofErr w:type="spellStart"/>
-        <w:r>
-          <w:rPr>
-            <w:rStyle w:val="Hyperlink"/>
-          </w:rPr>
-          <w:t>GeeksforGeeks</w:t>
-        </w:r>
-        <w:proofErr w:type="spellEnd"/>
       </w:hyperlink>
     </w:p>
     <w:p>
@@ -18653,7 +20902,7 @@
           <w:lang w:val="en-US"/>
         </w:rPr>
       </w:pPr>
-      <w:hyperlink r:id="rId108" w:history="1">
+      <w:hyperlink r:id="rId133" w:history="1">
         <w:r>
           <w:rPr>
             <w:rStyle w:val="Hyperlink"/>
@@ -18673,7 +20922,7 @@
           <w:lang w:val="en-US"/>
         </w:rPr>
       </w:pPr>
-      <w:hyperlink r:id="rId109" w:history="1">
+      <w:hyperlink r:id="rId134" w:history="1">
         <w:r>
           <w:rPr>
             <w:rStyle w:val="Hyperlink"/>
@@ -18758,22 +21007,7 @@
         <w:rPr>
           <w:lang w:val="en-US"/>
         </w:rPr>
-        <w:lastRenderedPageBreak/>
-        <w:t xml:space="preserve">This topic describes the three DevOps principles of flow, feedback, and continuous learning to derive better DevOps </w:t>
-      </w:r>
-      <w:proofErr w:type="spellStart"/>
-      <w:r>
-        <w:rPr>
-          <w:lang w:val="en-US"/>
-        </w:rPr>
-        <w:t>behaviour</w:t>
-      </w:r>
-      <w:proofErr w:type="spellEnd"/>
-      <w:r>
-        <w:rPr>
-          <w:lang w:val="en-US"/>
-        </w:rPr>
-        <w:t xml:space="preserve"> and cultivate the right adoption of DevOps.</w:t>
+        <w:t>This topic describes the three DevOps principles of flow, feedback, and continuous learning to derive better DevOps behaviour and cultivate the right adoption of DevOps.</w:t>
       </w:r>
     </w:p>
     <w:p>
@@ -18911,7 +21145,7 @@
           <w:lang w:val="en-US"/>
         </w:rPr>
       </w:pPr>
-      <w:hyperlink r:id="rId110" w:history="1">
+      <w:hyperlink r:id="rId135" w:history="1">
         <w:r>
           <w:rPr>
             <w:rStyle w:val="Hyperlink"/>
@@ -18942,8 +21176,8 @@
       <w:pPr>
         <w:pStyle w:val="Heading2"/>
       </w:pPr>
-      <w:bookmarkStart w:id="21" w:name="_Theory_of_Constraints_1"/>
-      <w:bookmarkEnd w:id="21"/>
+      <w:bookmarkStart w:id="23" w:name="_Theory_of_Constraints_1"/>
+      <w:bookmarkEnd w:id="23"/>
       <w:r>
         <w:t>Theory of Constraints (TOC)</w:t>
       </w:r>
@@ -19043,8 +21277,8 @@
           <w:lang w:val="en-US"/>
         </w:rPr>
       </w:pPr>
-      <w:bookmarkStart w:id="22" w:name="_The_Five_Focusing"/>
-      <w:bookmarkEnd w:id="22"/>
+      <w:bookmarkStart w:id="24" w:name="_The_Five_Focusing"/>
+      <w:bookmarkEnd w:id="24"/>
       <w:r>
         <w:rPr>
           <w:lang w:val="en-US"/>
@@ -19245,7 +21479,7 @@
           <w:lang w:val="en-US"/>
         </w:rPr>
       </w:pPr>
-      <w:hyperlink r:id="rId111" w:history="1">
+      <w:hyperlink r:id="rId136" w:history="1">
         <w:r>
           <w:rPr>
             <w:rStyle w:val="Hyperlink"/>
@@ -19267,6 +21501,7 @@
           <w:color w:val="EE0000"/>
           <w:lang w:val="en-US"/>
         </w:rPr>
+        <w:lastRenderedPageBreak/>
         <w:t>Thomas-Kilmann Conflict Modes</w:t>
       </w:r>
     </w:p>
@@ -19461,7 +21696,7 @@
           <w:lang w:val="en-US"/>
         </w:rPr>
       </w:pPr>
-      <w:hyperlink r:id="rId112" w:history="1">
+      <w:hyperlink r:id="rId137" w:history="1">
         <w:r>
           <w:rPr>
             <w:rStyle w:val="Hyperlink"/>
@@ -19496,7 +21731,7 @@
           <w:lang w:val="en-US"/>
         </w:rPr>
       </w:pPr>
-      <w:hyperlink r:id="rId113" w:history="1">
+      <w:hyperlink r:id="rId138" w:history="1">
         <w:r>
           <w:rPr>
             <w:rStyle w:val="Hyperlink"/>
@@ -19733,7 +21968,7 @@
           <w:lang w:val="en-US"/>
         </w:rPr>
       </w:pPr>
-      <w:hyperlink r:id="rId114" w:history="1">
+      <w:hyperlink r:id="rId139" w:history="1">
         <w:r>
           <w:rPr>
             <w:rStyle w:val="Hyperlink"/>
@@ -19746,9 +21981,10 @@
       <w:pPr>
         <w:pStyle w:val="Heading2"/>
       </w:pPr>
-      <w:bookmarkStart w:id="23" w:name="_Velocity"/>
-      <w:bookmarkEnd w:id="23"/>
-      <w:r>
+      <w:bookmarkStart w:id="25" w:name="_Velocity"/>
+      <w:bookmarkEnd w:id="25"/>
+      <w:r>
+        <w:lastRenderedPageBreak/>
         <w:t>Velocity</w:t>
       </w:r>
     </w:p>
@@ -20035,7 +22271,7 @@
           <w:lang w:val="en-US"/>
         </w:rPr>
       </w:pPr>
-      <w:hyperlink r:id="rId115" w:history="1">
+      <w:hyperlink r:id="rId140" w:history="1">
         <w:r>
           <w:rPr>
             <w:rStyle w:val="Hyperlink"/>
@@ -20055,7 +22291,7 @@
           <w:lang w:val="en-US"/>
         </w:rPr>
       </w:pPr>
-      <w:hyperlink r:id="rId116" w:history="1">
+      <w:hyperlink r:id="rId141" w:history="1">
         <w:r>
           <w:rPr>
             <w:rStyle w:val="Hyperlink"/>
@@ -20072,8 +22308,8 @@
           <w:lang w:val="en-US"/>
         </w:rPr>
       </w:pPr>
-      <w:bookmarkStart w:id="24" w:name="_Waste"/>
-      <w:bookmarkEnd w:id="24"/>
+      <w:bookmarkStart w:id="26" w:name="_Waste"/>
+      <w:bookmarkEnd w:id="26"/>
       <w:r>
         <w:rPr>
           <w:color w:val="EE0000"/>
@@ -20123,21 +22359,8 @@
         <w:rPr>
           <w:lang w:val="en-US"/>
         </w:rPr>
-        <w:t>The term waste (</w:t>
-      </w:r>
-      <w:proofErr w:type="spellStart"/>
-      <w:r>
-        <w:rPr>
-          <w:lang w:val="en-US"/>
-        </w:rPr>
-        <w:t>muda</w:t>
-      </w:r>
-      <w:proofErr w:type="spellEnd"/>
-      <w:r>
-        <w:rPr>
-          <w:lang w:val="en-US"/>
-        </w:rPr>
-        <w:t xml:space="preserve">) originated as part of the </w:t>
+        <w:lastRenderedPageBreak/>
+        <w:t xml:space="preserve">The term waste (muda) originated as part of the </w:t>
       </w:r>
       <w:r>
         <w:rPr>
@@ -20159,21 +22382,7 @@
         <w:rPr>
           <w:lang w:val="en-US"/>
         </w:rPr>
-        <w:t xml:space="preserve">created by </w:t>
-      </w:r>
-      <w:proofErr w:type="spellStart"/>
-      <w:r>
-        <w:rPr>
-          <w:lang w:val="en-US"/>
-        </w:rPr>
-        <w:t>Taaichi</w:t>
-      </w:r>
-      <w:proofErr w:type="spellEnd"/>
-      <w:r>
-        <w:rPr>
-          <w:lang w:val="en-US"/>
-        </w:rPr>
-        <w:t xml:space="preserve"> Ohno. </w:t>
+        <w:t xml:space="preserve">created by Taaichi Ohno. </w:t>
       </w:r>
       <w:r>
         <w:rPr>
@@ -20326,7 +22535,6 @@
         </w:rPr>
       </w:pPr>
       <w:r>
-        <w:lastRenderedPageBreak/>
         <w:t>Defects in software or operations are the same as in manufacturing; waste is produced because problems need to be fixed before new features can be delivered.</w:t>
       </w:r>
       <w:r>
@@ -20442,23 +22650,7 @@
           <w:bCs/>
           <w:lang w:val="en-US"/>
         </w:rPr>
-        <w:t xml:space="preserve"> when we create more code, features, and functions than the </w:t>
-      </w:r>
-      <w:proofErr w:type="spellStart"/>
-      <w:r>
-        <w:rPr>
-          <w:bCs/>
-          <w:lang w:val="en-US"/>
-        </w:rPr>
-        <w:t>customers</w:t>
-      </w:r>
-      <w:proofErr w:type="spellEnd"/>
-      <w:r>
-        <w:rPr>
-          <w:bCs/>
-          <w:lang w:val="en-US"/>
-        </w:rPr>
-        <w:t xml:space="preserve"> needs at the time. Anything built that the customer is not ready to “consume” is considered overproduction.</w:t>
+        <w:t xml:space="preserve"> when we create more code, features, and functions than the customers needs at the time. Anything built that the customer is not ready to “consume” is considered overproduction.</w:t>
       </w:r>
       <w:r>
         <w:rPr>
@@ -20642,6 +22834,7 @@
           <w:bCs/>
           <w:lang w:val="en-US"/>
         </w:rPr>
+        <w:lastRenderedPageBreak/>
         <w:t xml:space="preserve">Whilst not initially attributed as </w:t>
       </w:r>
       <w:r>
@@ -20670,23 +22863,7 @@
           <w:b/>
           <w:lang w:val="en-US"/>
         </w:rPr>
-        <w:t xml:space="preserve">when </w:t>
-      </w:r>
-      <w:proofErr w:type="spellStart"/>
-      <w:r>
-        <w:rPr>
-          <w:b/>
-          <w:lang w:val="en-US"/>
-        </w:rPr>
-        <w:t>organisations</w:t>
-      </w:r>
-      <w:proofErr w:type="spellEnd"/>
-      <w:r>
-        <w:rPr>
-          <w:b/>
-          <w:lang w:val="en-US"/>
-        </w:rPr>
-        <w:t xml:space="preserve"> separate the role of management from employees</w:t>
+        <w:t>when organisations separate the role of management from employees</w:t>
       </w:r>
       <w:r>
         <w:rPr>
@@ -20842,7 +23019,6 @@
           <w:b/>
           <w:lang w:val="en-US"/>
         </w:rPr>
-        <w:lastRenderedPageBreak/>
         <w:t>In software development this waste is referred to as ‘</w:t>
       </w:r>
       <w:r>
@@ -20949,21 +23125,7 @@
         <w:rPr>
           <w:lang w:val="en-US"/>
         </w:rPr>
-        <w:t xml:space="preserve">Inventory as a waste occurs when having more inventory than is necessary to sustain a </w:t>
-      </w:r>
-      <w:proofErr w:type="spellStart"/>
-      <w:r>
-        <w:rPr>
-          <w:lang w:val="en-US"/>
-        </w:rPr>
-        <w:t>stead</w:t>
-      </w:r>
-      <w:proofErr w:type="spellEnd"/>
-      <w:r>
-        <w:rPr>
-          <w:lang w:val="en-US"/>
-        </w:rPr>
-        <w:t xml:space="preserve"> flow of work. This can result in greater lead times, product defects or damage, and inefficient allocation of capital.</w:t>
+        <w:t>Inventory as a waste occurs when having more inventory than is necessary to sustain a stead flow of work. This can result in greater lead times, product defects or damage, and inefficient allocation of capital.</w:t>
       </w:r>
     </w:p>
     <w:p>
@@ -21022,23 +23184,7 @@
           <w:bCs/>
           <w:lang w:val="en-US"/>
         </w:rPr>
-        <w:t xml:space="preserve">This waste is software development is insidious. If for example a feature was only 10% complete before being dropped, that *does not* mean we’re throwing out 10% of </w:t>
-      </w:r>
-      <w:proofErr w:type="spellStart"/>
-      <w:r>
-        <w:rPr>
-          <w:bCs/>
-          <w:lang w:val="en-US"/>
-        </w:rPr>
-        <w:t>out</w:t>
-      </w:r>
-      <w:proofErr w:type="spellEnd"/>
-      <w:r>
-        <w:rPr>
-          <w:bCs/>
-          <w:lang w:val="en-US"/>
-        </w:rPr>
-        <w:t xml:space="preserve"> efforts; that doesn’t account for all the time we spent researching, making decisions, and all the other leadup to actual development of the feature.</w:t>
+        <w:t>This waste is software development is insidious. If for example a feature was only 10% complete before being dropped, that *does not* mean we’re throwing out 10% of out efforts; that doesn’t account for all the time we spent researching, making decisions, and all the other leadup to actual development of the feature.</w:t>
       </w:r>
     </w:p>
     <w:p>
@@ -21107,6 +23253,7 @@
         <w:rPr>
           <w:lang w:val="en-US"/>
         </w:rPr>
+        <w:lastRenderedPageBreak/>
         <w:t>Motion as a waste in software development is like in an office environment. For example, when a question requires gathering people from across an organization, waste is produced, as each person now needs to move to a meeting room, participate, and eventually return to their workplace.</w:t>
       </w:r>
     </w:p>
@@ -21200,7 +23347,7 @@
           <w:lang w:val="en-US"/>
         </w:rPr>
       </w:pPr>
-      <w:hyperlink r:id="rId117" w:history="1">
+      <w:hyperlink r:id="rId142" w:history="1">
         <w:r>
           <w:rPr>
             <w:rStyle w:val="Hyperlink"/>
@@ -21220,7 +23367,7 @@
           <w:lang w:val="en-US"/>
         </w:rPr>
       </w:pPr>
-      <w:hyperlink r:id="rId118" w:history="1">
+      <w:hyperlink r:id="rId143" w:history="1">
         <w:r>
           <w:rPr>
             <w:rStyle w:val="Hyperlink"/>
@@ -21240,7 +23387,7 @@
           <w:lang w:val="en-US"/>
         </w:rPr>
       </w:pPr>
-      <w:hyperlink r:id="rId119" w:history="1">
+      <w:hyperlink r:id="rId144" w:history="1">
         <w:r>
           <w:rPr>
             <w:rStyle w:val="Hyperlink"/>
@@ -21260,7 +23407,7 @@
           <w:lang w:val="en-US"/>
         </w:rPr>
       </w:pPr>
-      <w:hyperlink r:id="rId120" w:history="1">
+      <w:hyperlink r:id="rId145" w:history="1">
         <w:r>
           <w:rPr>
             <w:rStyle w:val="Hyperlink"/>
@@ -21280,7 +23427,7 @@
           <w:lang w:val="en-US"/>
         </w:rPr>
       </w:pPr>
-      <w:hyperlink r:id="rId121" w:history="1">
+      <w:hyperlink r:id="rId146" w:history="1">
         <w:r>
           <w:rPr>
             <w:rStyle w:val="Hyperlink"/>
@@ -21300,7 +23447,7 @@
           <w:lang w:val="en-US"/>
         </w:rPr>
       </w:pPr>
-      <w:hyperlink r:id="rId122" w:history="1">
+      <w:hyperlink r:id="rId147" w:history="1">
         <w:r>
           <w:rPr>
             <w:rStyle w:val="Hyperlink"/>
@@ -21320,7 +23467,7 @@
           <w:lang w:val="en-US"/>
         </w:rPr>
       </w:pPr>
-      <w:hyperlink r:id="rId123" w:history="1">
+      <w:hyperlink r:id="rId148" w:history="1">
         <w:r>
           <w:rPr>
             <w:rStyle w:val="Hyperlink"/>
@@ -21340,7 +23487,7 @@
           <w:lang w:val="en-US"/>
         </w:rPr>
       </w:pPr>
-      <w:hyperlink r:id="rId124" w:history="1">
+      <w:hyperlink r:id="rId149" w:history="1">
         <w:r>
           <w:rPr>
             <w:rStyle w:val="Hyperlink"/>
@@ -21351,30 +23498,15 @@
     </w:p>
     <w:p>
       <w:pPr>
-        <w:rPr>
-          <w:lang w:val="en-US"/>
-        </w:rPr>
-      </w:pPr>
-      <w:r>
-        <w:rPr>
-          <w:lang w:val="en-US"/>
-        </w:rPr>
-        <w:t>…</w:t>
-      </w:r>
-    </w:p>
-    <w:p>
-      <w:pPr>
-        <w:pStyle w:val="ListParagraph"/>
-        <w:numPr>
-          <w:ilvl w:val="0"/>
-          <w:numId w:val="14"/>
-        </w:numPr>
-        <w:rPr>
-          <w:lang w:val="en-US"/>
-        </w:rPr>
-      </w:pPr>
-      <w:r>
-        <w:rPr>
+        <w:pStyle w:val="Heading2"/>
+        <w:rPr>
+          <w:color w:val="EE0000"/>
+          <w:lang w:val="en-US"/>
+        </w:rPr>
+      </w:pPr>
+      <w:r>
+        <w:rPr>
+          <w:color w:val="EE0000"/>
           <w:lang w:val="en-US"/>
         </w:rPr>
         <w:t>Waterfall</w:t>
@@ -21391,7 +23523,7 @@
           <w:lang w:val="en-US"/>
         </w:rPr>
       </w:pPr>
-      <w:hyperlink r:id="rId125" w:history="1">
+      <w:hyperlink r:id="rId150" w:history="1">
         <w:r>
           <w:rPr>
             <w:rStyle w:val="Hyperlink"/>
@@ -21425,19 +23557,11 @@
           <w:lang w:val="en-US"/>
         </w:rPr>
       </w:pPr>
-      <w:proofErr w:type="spellStart"/>
-      <w:r>
-        <w:rPr>
-          <w:lang w:val="en-US"/>
-        </w:rPr>
-        <w:t>Behaviour</w:t>
-      </w:r>
-      <w:proofErr w:type="spellEnd"/>
-      <w:r>
-        <w:rPr>
-          <w:lang w:val="en-US"/>
-        </w:rPr>
-        <w:t>-Driven Development (BDD)</w:t>
+      <w:r>
+        <w:rPr>
+          <w:lang w:val="en-US"/>
+        </w:rPr>
+        <w:t>Behaviour-Driven Development (BDD)</w:t>
       </w:r>
     </w:p>
     <w:p>
@@ -21487,7 +23611,7 @@
           <w:lang w:val="en-US"/>
         </w:rPr>
       </w:pPr>
-      <w:hyperlink r:id="rId126" w:history="1">
+      <w:hyperlink r:id="rId151" w:history="1">
         <w:r>
           <w:rPr>
             <w:rStyle w:val="Hyperlink"/>
@@ -21504,10 +23628,10 @@
           <w:lang w:val="en-US"/>
         </w:rPr>
       </w:pPr>
-      <w:bookmarkStart w:id="25" w:name="_CI/CD_Pipeline"/>
-      <w:bookmarkStart w:id="26" w:name="_CI/CD"/>
-      <w:bookmarkEnd w:id="25"/>
-      <w:bookmarkEnd w:id="26"/>
+      <w:bookmarkStart w:id="27" w:name="_CI/CD_Pipeline"/>
+      <w:bookmarkStart w:id="28" w:name="_CI/CD"/>
+      <w:bookmarkEnd w:id="27"/>
+      <w:bookmarkEnd w:id="28"/>
       <w:r>
         <w:rPr>
           <w:color w:val="EE0000"/>
@@ -21578,6 +23702,10 @@
     </w:p>
     <w:p>
       <w:r>
+        <w:rPr>
+          <w:noProof/>
+        </w:rPr>
+        <w:lastRenderedPageBreak/>
         <w:drawing>
           <wp:inline distT="0" distB="0" distL="0" distR="0" wp14:anchorId="39209947" wp14:editId="22E53FF1">
             <wp:extent cx="5731510" cy="2860040"/>
@@ -21594,7 +23722,7 @@
                     <pic:cNvPicPr/>
                   </pic:nvPicPr>
                   <pic:blipFill>
-                    <a:blip r:embed="rId127"/>
+                    <a:blip r:embed="rId152"/>
                     <a:stretch>
                       <a:fillRect/>
                     </a:stretch>
@@ -21622,13 +23750,12 @@
           <w:lang w:val="en-US"/>
         </w:rPr>
       </w:pPr>
-      <w:bookmarkStart w:id="27" w:name="_CI/CD_Pipeline_1"/>
-      <w:bookmarkEnd w:id="27"/>
-      <w:r>
-        <w:rPr>
-          <w:lang w:val="en-US"/>
-        </w:rPr>
-        <w:lastRenderedPageBreak/>
+      <w:bookmarkStart w:id="29" w:name="_CI/CD_Pipeline_1"/>
+      <w:bookmarkEnd w:id="29"/>
+      <w:r>
+        <w:rPr>
+          <w:lang w:val="en-US"/>
+        </w:rPr>
         <w:t>CI/CD Pipeline</w:t>
       </w:r>
     </w:p>
@@ -21829,6 +23956,7 @@
         <w:rPr>
           <w:lang w:val="en-US"/>
         </w:rPr>
+        <w:lastRenderedPageBreak/>
         <w:t xml:space="preserve">A </w:t>
       </w:r>
       <w:r>
@@ -21869,7 +23997,7 @@
         </w:rPr>
         <w:t>A DevOps pipeline is a set of automated processes and </w:t>
       </w:r>
-      <w:hyperlink r:id="rId128" w:history="1">
+      <w:hyperlink r:id="rId153" w:history="1">
         <w:r>
           <w:rPr>
             <w:rStyle w:val="Hyperlink"/>
@@ -21884,7 +24012,7 @@
         </w:rPr>
         <w:t> that allows both developers and operations professionals to work cohesively to build and deploy code to a production environment. While a DevOps pipeline can differ by organization, it typically includes build </w:t>
       </w:r>
-      <w:hyperlink r:id="rId129" w:history="1">
+      <w:hyperlink r:id="rId154" w:history="1">
         <w:r>
           <w:rPr>
             <w:rStyle w:val="Hyperlink"/>
@@ -21899,7 +24027,7 @@
         </w:rPr>
         <w:t>, </w:t>
       </w:r>
-      <w:hyperlink r:id="rId130" w:history="1">
+      <w:hyperlink r:id="rId155" w:history="1">
         <w:r>
           <w:rPr>
             <w:rStyle w:val="Hyperlink"/>
@@ -21927,7 +24055,7 @@
         </w:rPr>
         <w:t>Continuous is a differentiated characteristic of a DevOps pipeline. This includes continuous integration, </w:t>
       </w:r>
-      <w:hyperlink r:id="rId131" w:history="1">
+      <w:hyperlink r:id="rId156" w:history="1">
         <w:r>
           <w:rPr>
             <w:rStyle w:val="Hyperlink"/>
@@ -21940,26 +24068,19 @@
         <w:rPr>
           <w:color w:val="EE0000"/>
         </w:rPr>
-        <w:t xml:space="preserve">, continuous feedback, and continuous </w:t>
-      </w:r>
-      <w:r>
+        <w:t>, continuous feedback, and continuous operations. Instead of one-off tests or scheduled deployments, each function occurs on an ongoing basis.”</w:t>
+      </w:r>
+    </w:p>
+    <w:p>
+      <w:pPr>
         <w:rPr>
           <w:color w:val="EE0000"/>
         </w:rPr>
-        <w:lastRenderedPageBreak/>
-        <w:t>operations. Instead of one-off tests or scheduled deployments, each function occurs on an ongoing basis.”</w:t>
-      </w:r>
-    </w:p>
-    <w:p>
-      <w:pPr>
+      </w:pPr>
+      <w:r>
         <w:rPr>
           <w:color w:val="EE0000"/>
         </w:rPr>
-      </w:pPr>
-      <w:r>
-        <w:rPr>
-          <w:color w:val="EE0000"/>
-        </w:rPr>
         <w:t>Are Pipelines and CI/CD Pipelines one and the same?</w:t>
       </w:r>
     </w:p>
@@ -21991,7 +24112,7 @@
           <w:lang w:val="en-US"/>
         </w:rPr>
       </w:pPr>
-      <w:hyperlink r:id="rId132" w:history="1">
+      <w:hyperlink r:id="rId157" w:history="1">
         <w:r>
           <w:rPr>
             <w:rStyle w:val="Hyperlink"/>
@@ -22011,7 +24132,7 @@
           <w:lang w:val="en-US"/>
         </w:rPr>
       </w:pPr>
-      <w:hyperlink r:id="rId133" w:history="1">
+      <w:hyperlink r:id="rId158" w:history="1">
         <w:r>
           <w:rPr>
             <w:rStyle w:val="Hyperlink"/>
@@ -22031,7 +24152,7 @@
           <w:lang w:val="en-US"/>
         </w:rPr>
       </w:pPr>
-      <w:hyperlink r:id="rId134" w:history="1">
+      <w:hyperlink r:id="rId159" w:history="1">
         <w:r>
           <w:rPr>
             <w:rStyle w:val="Hyperlink"/>
@@ -22051,7 +24172,7 @@
           <w:lang w:val="en-US"/>
         </w:rPr>
       </w:pPr>
-      <w:hyperlink r:id="rId135" w:history="1">
+      <w:hyperlink r:id="rId160" w:history="1">
         <w:r>
           <w:rPr>
             <w:rStyle w:val="Hyperlink"/>
@@ -22071,7 +24192,7 @@
           <w:lang w:val="en-US"/>
         </w:rPr>
       </w:pPr>
-      <w:hyperlink r:id="rId136" w:history="1">
+      <w:hyperlink r:id="rId161" w:history="1">
         <w:r>
           <w:rPr>
             <w:rStyle w:val="Hyperlink"/>
@@ -22091,7 +24212,7 @@
           <w:lang w:val="en-US"/>
         </w:rPr>
       </w:pPr>
-      <w:hyperlink r:id="rId137" w:history="1">
+      <w:hyperlink r:id="rId162" w:history="1">
         <w:r>
           <w:rPr>
             <w:rStyle w:val="Hyperlink"/>
@@ -22102,6 +24223,134 @@
     </w:p>
     <w:p>
       <w:pPr>
+        <w:pStyle w:val="Heading2"/>
+        <w:rPr>
+          <w:lang w:val="en-US"/>
+        </w:rPr>
+      </w:pPr>
+      <w:bookmarkStart w:id="30" w:name="_Chaos_Engineering"/>
+      <w:bookmarkEnd w:id="30"/>
+      <w:r>
+        <w:rPr>
+          <w:lang w:val="en-US"/>
+        </w:rPr>
+        <w:t>Chaos Engineering</w:t>
+      </w:r>
+    </w:p>
+    <w:p>
+      <w:pPr>
+        <w:rPr>
+          <w:lang w:val="en-US"/>
+        </w:rPr>
+      </w:pPr>
+      <w:r>
+        <w:rPr>
+          <w:lang w:val="en-US"/>
+        </w:rPr>
+        <w:t xml:space="preserve">Chaos engineering is the discipline of experimenting on a system </w:t>
+      </w:r>
+      <w:r>
+        <w:rPr>
+          <w:lang w:val="en-US"/>
+        </w:rPr>
+        <w:t>to</w:t>
+      </w:r>
+      <w:r>
+        <w:rPr>
+          <w:lang w:val="en-US"/>
+        </w:rPr>
+        <w:t xml:space="preserve"> build confidence in the system's capability to withstand turbulent conditions in production.</w:t>
+      </w:r>
+    </w:p>
+    <w:p>
+      <w:pPr>
+        <w:rPr>
+          <w:lang w:val="en-US"/>
+        </w:rPr>
+      </w:pPr>
+      <w:r>
+        <w:rPr>
+          <w:lang w:val="en-US"/>
+        </w:rPr>
+        <w:t>In software development, the ability of a given software to tolerate failures while still ensuring adequate quality of service</w:t>
+      </w:r>
+      <w:r>
+        <w:rPr>
+          <w:lang w:val="en-US"/>
+        </w:rPr>
+        <w:t xml:space="preserve">; </w:t>
+      </w:r>
+      <w:r>
+        <w:rPr>
+          <w:lang w:val="en-US"/>
+        </w:rPr>
+        <w:t>often termed resilienc</w:t>
+      </w:r>
+      <w:r>
+        <w:rPr>
+          <w:lang w:val="en-US"/>
+        </w:rPr>
+        <w:t xml:space="preserve">e, </w:t>
+      </w:r>
+      <w:r>
+        <w:rPr>
+          <w:lang w:val="en-US"/>
+        </w:rPr>
+        <w:t>is typically specified as a requirement. However, development teams may fail to meet this requirement due to factors such as short deadlines or lack of domain knowledge. Chaos engineering encompasses techniques aimed at meeting resilience requirements.</w:t>
+      </w:r>
+    </w:p>
+    <w:p>
+      <w:pPr>
+        <w:rPr>
+          <w:lang w:val="en-US"/>
+        </w:rPr>
+      </w:pPr>
+      <w:r>
+        <w:rPr>
+          <w:lang w:val="en-US"/>
+        </w:rPr>
+        <w:t>Chaos engineering can be used to achieve resilience against infrastructure failures, network failures, and application failures.</w:t>
+      </w:r>
+    </w:p>
+    <w:p>
+      <w:pPr>
+        <w:rPr>
+          <w:b/>
+          <w:bCs/>
+          <w:lang w:val="en-US"/>
+        </w:rPr>
+      </w:pPr>
+      <w:r>
+        <w:rPr>
+          <w:b/>
+          <w:bCs/>
+          <w:lang w:val="en-US"/>
+        </w:rPr>
+        <w:t>Sources:</w:t>
+      </w:r>
+    </w:p>
+    <w:p>
+      <w:pPr>
+        <w:pStyle w:val="ListParagraph"/>
+        <w:numPr>
+          <w:ilvl w:val="0"/>
+          <w:numId w:val="52"/>
+        </w:numPr>
+        <w:rPr>
+          <w:lang w:val="en-US"/>
+        </w:rPr>
+      </w:pPr>
+      <w:hyperlink r:id="rId163" w:history="1">
+        <w:r>
+          <w:rPr>
+            <w:rStyle w:val="Hyperlink"/>
+          </w:rPr>
+          <w:t>Chaos engineering - Wikipedia</w:t>
+        </w:r>
+      </w:hyperlink>
+    </w:p>
+    <w:p>
+      <w:pPr>
         <w:rPr>
           <w:lang w:val="en-US"/>
         </w:rPr>
@@ -22122,6 +24371,7 @@
         <w:rPr>
           <w:lang w:val="en-US"/>
         </w:rPr>
+        <w:lastRenderedPageBreak/>
         <w:t>Fail Fast</w:t>
       </w:r>
     </w:p>
@@ -22208,7 +24458,7 @@
           <w:lang w:val="en-US"/>
         </w:rPr>
       </w:pPr>
-      <w:hyperlink r:id="rId138" w:history="1">
+      <w:hyperlink r:id="rId164" w:history="1">
         <w:r>
           <w:rPr>
             <w:rStyle w:val="Hyperlink"/>
@@ -22534,7 +24784,6 @@
         <w:rPr>
           <w:lang w:val="en-US"/>
         </w:rPr>
-        <w:lastRenderedPageBreak/>
         <w:t>Software Development Lifecycle (SDC)</w:t>
       </w:r>
     </w:p>
@@ -22627,21 +24876,13 @@
           <w:lang w:val="en-US"/>
         </w:rPr>
       </w:pPr>
-      <w:hyperlink r:id="rId139" w:history="1">
+      <w:hyperlink r:id="rId165" w:history="1">
         <w:r>
           <w:rPr>
             <w:rStyle w:val="Hyperlink"/>
           </w:rPr>
-          <w:t xml:space="preserve">Failure Cost Analysis - </w:t>
+          <w:t>Failure Cost Analysis - Superworks</w:t>
         </w:r>
-        <w:proofErr w:type="spellStart"/>
-        <w:r>
-          <w:rPr>
-            <w:rStyle w:val="Hyperlink"/>
-          </w:rPr>
-          <w:t>Superworks</w:t>
-        </w:r>
-        <w:proofErr w:type="spellEnd"/>
       </w:hyperlink>
     </w:p>
     <w:p>
@@ -22661,12 +24902,13 @@
       <w:pPr>
         <w:pStyle w:val="Heading2"/>
       </w:pPr>
-      <w:bookmarkStart w:id="28" w:name="_Pipeline"/>
-      <w:bookmarkEnd w:id="28"/>
-      <w:r>
-        <w:rPr>
-          <w:lang w:val="en-US"/>
-        </w:rPr>
+      <w:bookmarkStart w:id="31" w:name="_Pipeline"/>
+      <w:bookmarkEnd w:id="31"/>
+      <w:r>
+        <w:rPr>
+          <w:lang w:val="en-US"/>
+        </w:rPr>
+        <w:lastRenderedPageBreak/>
         <w:t>Pipeline</w:t>
       </w:r>
     </w:p>
@@ -22803,21 +25045,13 @@
           <w:lang w:val="en-US"/>
         </w:rPr>
       </w:pPr>
-      <w:hyperlink r:id="rId140" w:history="1">
+      <w:hyperlink r:id="rId166" w:history="1">
         <w:r>
           <w:rPr>
             <w:rStyle w:val="Hyperlink"/>
           </w:rPr>
-          <w:t>What exactly is a pipeline? : r/</w:t>
+          <w:t>What exactly is a pipeline? : r/learnprogramming</w:t>
         </w:r>
-        <w:proofErr w:type="spellStart"/>
-        <w:r>
-          <w:rPr>
-            <w:rStyle w:val="Hyperlink"/>
-          </w:rPr>
-          <w:t>learnprogramming</w:t>
-        </w:r>
-        <w:proofErr w:type="spellEnd"/>
       </w:hyperlink>
     </w:p>
     <w:p>
@@ -22874,7 +25108,7 @@
           <w:lang w:val="en-US"/>
         </w:rPr>
       </w:pPr>
-      <w:hyperlink r:id="rId141" w:anchor="the-devops-incident-management-process" w:history="1">
+      <w:hyperlink r:id="rId167" w:anchor="the-devops-incident-management-process" w:history="1">
         <w:r>
           <w:rPr>
             <w:rStyle w:val="Hyperlink"/>
@@ -22944,21 +25178,13 @@
           <w:lang w:val="en-US"/>
         </w:rPr>
       </w:pPr>
-      <w:proofErr w:type="spellStart"/>
-      <w:r>
-        <w:rPr>
-          <w:lang w:val="en-US"/>
-        </w:rPr>
-        <w:t>ProTip</w:t>
-      </w:r>
-      <w:proofErr w:type="spellEnd"/>
-      <w:r>
-        <w:rPr>
-          <w:lang w:val="en-US"/>
-        </w:rPr>
-        <w:t xml:space="preserve">: You can easily convert SLAs into "minutes of downtime" with this cool </w:t>
-      </w:r>
-      <w:hyperlink r:id="rId142" w:history="1">
+      <w:r>
+        <w:rPr>
+          <w:lang w:val="en-US"/>
+        </w:rPr>
+        <w:t xml:space="preserve">ProTip: You can easily convert SLAs into "minutes of downtime" with this cool </w:t>
+      </w:r>
+      <w:hyperlink r:id="rId168" w:history="1">
         <w:r>
           <w:rPr>
             <w:rStyle w:val="Hyperlink"/>
@@ -23023,8 +25249,8 @@
           <w:lang w:val="en-US"/>
         </w:rPr>
       </w:pPr>
-      <w:bookmarkStart w:id="29" w:name="_Silo"/>
-      <w:bookmarkEnd w:id="29"/>
+      <w:bookmarkStart w:id="32" w:name="_Silo"/>
+      <w:bookmarkEnd w:id="32"/>
       <w:r>
         <w:rPr>
           <w:lang w:val="en-US"/>
@@ -23228,7 +25454,14 @@
         <w:rPr>
           <w:lang w:val="en-US"/>
         </w:rPr>
-        <w:t>t passing information about software bugs to the operations team, then workflow quickly becomes bottlenecked and productivity suffers.</w:t>
+        <w:t xml:space="preserve">t passing </w:t>
+      </w:r>
+      <w:r>
+        <w:rPr>
+          <w:lang w:val="en-US"/>
+        </w:rPr>
+        <w:lastRenderedPageBreak/>
+        <w:t>information about software bugs to the operations team, then workflow quickly becomes bottlenecked and productivity suffers.</w:t>
       </w:r>
     </w:p>
     <w:p>
@@ -23259,7 +25492,7 @@
           <w:lang w:val="en-US"/>
         </w:rPr>
       </w:pPr>
-      <w:hyperlink r:id="rId143" w:history="1">
+      <w:hyperlink r:id="rId169" w:history="1">
         <w:r>
           <w:rPr>
             <w:rStyle w:val="Hyperlink"/>
@@ -23463,7 +25696,7 @@
           <w:numId w:val="17"/>
         </w:numPr>
       </w:pPr>
-      <w:hyperlink r:id="rId144" w:history="1">
+      <w:hyperlink r:id="rId170" w:history="1">
         <w:r>
           <w:rPr>
             <w:rStyle w:val="Hyperlink"/>
@@ -23471,8 +25704,114 @@
           <w:t>Cultural Debt vs. Technical Debt in Infrastructure Automation - DevOps.com</w:t>
         </w:r>
       </w:hyperlink>
-      <w:bookmarkStart w:id="30" w:name="_Theory_of_Constraints"/>
-      <w:bookmarkEnd w:id="30"/>
+      <w:bookmarkStart w:id="33" w:name="_Theory_of_Constraints"/>
+      <w:bookmarkEnd w:id="33"/>
+    </w:p>
+    <w:p>
+      <w:pPr>
+        <w:pStyle w:val="Heading2"/>
+      </w:pPr>
+      <w:bookmarkStart w:id="34" w:name="_Trunk-based_Development"/>
+      <w:bookmarkEnd w:id="34"/>
+      <w:r>
+        <w:t>Trunk-based Development</w:t>
+      </w:r>
+    </w:p>
+    <w:p>
+      <w:r>
+        <w:t xml:space="preserve">Trunk-based development is a </w:t>
+      </w:r>
+      <w:r>
+        <w:rPr>
+          <w:b/>
+          <w:bCs/>
+        </w:rPr>
+        <w:t>version control management practice</w:t>
+      </w:r>
+      <w:r>
+        <w:t xml:space="preserve"> where developers </w:t>
+      </w:r>
+      <w:r>
+        <w:rPr>
+          <w:b/>
+          <w:bCs/>
+        </w:rPr>
+        <w:t>merge</w:t>
+      </w:r>
+      <w:r>
+        <w:t xml:space="preserve"> small, frequent updates to a core “</w:t>
+      </w:r>
+      <w:r>
+        <w:rPr>
+          <w:b/>
+          <w:bCs/>
+        </w:rPr>
+        <w:t>trunk</w:t>
+      </w:r>
+      <w:r>
+        <w:t xml:space="preserve">” or </w:t>
+      </w:r>
+      <w:r>
+        <w:rPr>
+          <w:b/>
+          <w:bCs/>
+          <w:u w:val="single"/>
+        </w:rPr>
+        <w:t>main</w:t>
+      </w:r>
+      <w:r>
+        <w:t> </w:t>
+      </w:r>
+      <w:r>
+        <w:rPr>
+          <w:b/>
+          <w:bCs/>
+        </w:rPr>
+        <w:t>branch</w:t>
+      </w:r>
+      <w:r>
+        <w:t xml:space="preserve">. </w:t>
+      </w:r>
+    </w:p>
+    <w:p>
+      <w:r>
+        <w:t xml:space="preserve">Since it streamlines merging and integration phases, it helps achieve </w:t>
+      </w:r>
+      <w:hyperlink w:anchor="_CI/CD_Pipeline" w:history="1">
+        <w:r>
+          <w:rPr>
+            <w:rStyle w:val="Hyperlink"/>
+            <w:b/>
+            <w:bCs/>
+          </w:rPr>
+          <w:t>CI/CD</w:t>
+        </w:r>
+      </w:hyperlink>
+      <w:r>
+        <w:t xml:space="preserve"> and increases software delivery and organizational performance.</w:t>
+      </w:r>
+    </w:p>
+    <w:p>
+      <w:r>
+        <w:t>Sources:</w:t>
+      </w:r>
+    </w:p>
+    <w:p>
+      <w:pPr>
+        <w:pStyle w:val="ListParagraph"/>
+        <w:numPr>
+          <w:ilvl w:val="0"/>
+          <w:numId w:val="17"/>
+        </w:numPr>
+      </w:pPr>
+      <w:hyperlink r:id="rId171" w:history="1">
+        <w:r>
+          <w:rPr>
+            <w:rStyle w:val="Hyperlink"/>
+          </w:rPr>
+          <w:t>Trunk-based Development | Atlassian</w:t>
+        </w:r>
+      </w:hyperlink>
     </w:p>
     <w:sectPr>
       <w:type w:val="continuous"/>
@@ -23988,6 +26327,119 @@
     </w:lvl>
   </w:abstractNum>
   <w:abstractNum w:abstractNumId="4" w15:restartNumberingAfterBreak="0">
+    <w:nsid w:val="0A187ABD"/>
+    <w:multiLevelType w:val="hybridMultilevel"/>
+    <w:tmpl w:val="05944064"/>
+    <w:lvl w:ilvl="0" w:tplc="0C090001">
+      <w:start w:val="1"/>
+      <w:numFmt w:val="bullet"/>
+      <w:lvlText w:val=""/>
+      <w:lvlJc w:val="left"/>
+      <w:pPr>
+        <w:ind w:left="360" w:hanging="360"/>
+      </w:pPr>
+      <w:rPr>
+        <w:rFonts w:ascii="Symbol" w:hAnsi="Symbol" w:hint="default"/>
+      </w:rPr>
+    </w:lvl>
+    <w:lvl w:ilvl="1" w:tplc="0C090003">
+      <w:start w:val="1"/>
+      <w:numFmt w:val="bullet"/>
+      <w:lvlText w:val="o"/>
+      <w:lvlJc w:val="left"/>
+      <w:pPr>
+        <w:ind w:left="1080" w:hanging="360"/>
+      </w:pPr>
+      <w:rPr>
+        <w:rFonts w:ascii="Courier New" w:hAnsi="Courier New" w:cs="Courier New" w:hint="default"/>
+      </w:rPr>
+    </w:lvl>
+    <w:lvl w:ilvl="2" w:tplc="0C090005" w:tentative="1">
+      <w:start w:val="1"/>
+      <w:numFmt w:val="bullet"/>
+      <w:lvlText w:val=""/>
+      <w:lvlJc w:val="left"/>
+      <w:pPr>
+        <w:ind w:left="1800" w:hanging="360"/>
+      </w:pPr>
+      <w:rPr>
+        <w:rFonts w:ascii="Wingdings" w:hAnsi="Wingdings" w:hint="default"/>
+      </w:rPr>
+    </w:lvl>
+    <w:lvl w:ilvl="3" w:tplc="0C090001" w:tentative="1">
+      <w:start w:val="1"/>
+      <w:numFmt w:val="bullet"/>
+      <w:lvlText w:val=""/>
+      <w:lvlJc w:val="left"/>
+      <w:pPr>
+        <w:ind w:left="2520" w:hanging="360"/>
+      </w:pPr>
+      <w:rPr>
+        <w:rFonts w:ascii="Symbol" w:hAnsi="Symbol" w:hint="default"/>
+      </w:rPr>
+    </w:lvl>
+    <w:lvl w:ilvl="4" w:tplc="0C090003" w:tentative="1">
+      <w:start w:val="1"/>
+      <w:numFmt w:val="bullet"/>
+      <w:lvlText w:val="o"/>
+      <w:lvlJc w:val="left"/>
+      <w:pPr>
+        <w:ind w:left="3240" w:hanging="360"/>
+      </w:pPr>
+      <w:rPr>
+        <w:rFonts w:ascii="Courier New" w:hAnsi="Courier New" w:cs="Courier New" w:hint="default"/>
+      </w:rPr>
+    </w:lvl>
+    <w:lvl w:ilvl="5" w:tplc="0C090005" w:tentative="1">
+      <w:start w:val="1"/>
+      <w:numFmt w:val="bullet"/>
+      <w:lvlText w:val=""/>
+      <w:lvlJc w:val="left"/>
+      <w:pPr>
+        <w:ind w:left="3960" w:hanging="360"/>
+      </w:pPr>
+      <w:rPr>
+        <w:rFonts w:ascii="Wingdings" w:hAnsi="Wingdings" w:hint="default"/>
+      </w:rPr>
+    </w:lvl>
+    <w:lvl w:ilvl="6" w:tplc="0C090001" w:tentative="1">
+      <w:start w:val="1"/>
+      <w:numFmt w:val="bullet"/>
+      <w:lvlText w:val=""/>
+      <w:lvlJc w:val="left"/>
+      <w:pPr>
+        <w:ind w:left="4680" w:hanging="360"/>
+      </w:pPr>
+      <w:rPr>
+        <w:rFonts w:ascii="Symbol" w:hAnsi="Symbol" w:hint="default"/>
+      </w:rPr>
+    </w:lvl>
+    <w:lvl w:ilvl="7" w:tplc="0C090003" w:tentative="1">
+      <w:start w:val="1"/>
+      <w:numFmt w:val="bullet"/>
+      <w:lvlText w:val="o"/>
+      <w:lvlJc w:val="left"/>
+      <w:pPr>
+        <w:ind w:left="5400" w:hanging="360"/>
+      </w:pPr>
+      <w:rPr>
+        <w:rFonts w:ascii="Courier New" w:hAnsi="Courier New" w:cs="Courier New" w:hint="default"/>
+      </w:rPr>
+    </w:lvl>
+    <w:lvl w:ilvl="8" w:tplc="0C090005" w:tentative="1">
+      <w:start w:val="1"/>
+      <w:numFmt w:val="bullet"/>
+      <w:lvlText w:val=""/>
+      <w:lvlJc w:val="left"/>
+      <w:pPr>
+        <w:ind w:left="6120" w:hanging="360"/>
+      </w:pPr>
+      <w:rPr>
+        <w:rFonts w:ascii="Wingdings" w:hAnsi="Wingdings" w:hint="default"/>
+      </w:rPr>
+    </w:lvl>
+  </w:abstractNum>
+  <w:abstractNum w:abstractNumId="5" w15:restartNumberingAfterBreak="0">
     <w:nsid w:val="0D0C47D3"/>
     <w:multiLevelType w:val="hybridMultilevel"/>
     <w:tmpl w:val="4BC42A58"/>
@@ -24100,7 +26552,7 @@
       </w:rPr>
     </w:lvl>
   </w:abstractNum>
-  <w:abstractNum w:abstractNumId="5" w15:restartNumberingAfterBreak="0">
+  <w:abstractNum w:abstractNumId="6" w15:restartNumberingAfterBreak="0">
     <w:nsid w:val="0F1E1B69"/>
     <w:multiLevelType w:val="hybridMultilevel"/>
     <w:tmpl w:val="84D8D212"/>
@@ -24213,7 +26665,7 @@
       </w:rPr>
     </w:lvl>
   </w:abstractNum>
-  <w:abstractNum w:abstractNumId="6" w15:restartNumberingAfterBreak="0">
+  <w:abstractNum w:abstractNumId="7" w15:restartNumberingAfterBreak="0">
     <w:nsid w:val="10B933D7"/>
     <w:multiLevelType w:val="hybridMultilevel"/>
     <w:tmpl w:val="0BF400E4"/>
@@ -24326,7 +26778,7 @@
       </w:rPr>
     </w:lvl>
   </w:abstractNum>
-  <w:abstractNum w:abstractNumId="7" w15:restartNumberingAfterBreak="0">
+  <w:abstractNum w:abstractNumId="8" w15:restartNumberingAfterBreak="0">
     <w:nsid w:val="12E514A1"/>
     <w:multiLevelType w:val="hybridMultilevel"/>
     <w:tmpl w:val="5238AF3C"/>
@@ -24439,7 +26891,7 @@
       </w:rPr>
     </w:lvl>
   </w:abstractNum>
-  <w:abstractNum w:abstractNumId="8" w15:restartNumberingAfterBreak="0">
+  <w:abstractNum w:abstractNumId="9" w15:restartNumberingAfterBreak="0">
     <w:nsid w:val="13596E94"/>
     <w:multiLevelType w:val="multilevel"/>
     <w:tmpl w:val="EACC2E12"/>
@@ -24588,7 +27040,120 @@
       </w:rPr>
     </w:lvl>
   </w:abstractNum>
-  <w:abstractNum w:abstractNumId="9" w15:restartNumberingAfterBreak="0">
+  <w:abstractNum w:abstractNumId="10" w15:restartNumberingAfterBreak="0">
+    <w:nsid w:val="1ACC3CAD"/>
+    <w:multiLevelType w:val="hybridMultilevel"/>
+    <w:tmpl w:val="0C3A8E94"/>
+    <w:lvl w:ilvl="0" w:tplc="0C090001">
+      <w:start w:val="1"/>
+      <w:numFmt w:val="bullet"/>
+      <w:lvlText w:val=""/>
+      <w:lvlJc w:val="left"/>
+      <w:pPr>
+        <w:ind w:left="360" w:hanging="360"/>
+      </w:pPr>
+      <w:rPr>
+        <w:rFonts w:ascii="Symbol" w:hAnsi="Symbol" w:hint="default"/>
+      </w:rPr>
+    </w:lvl>
+    <w:lvl w:ilvl="1" w:tplc="0C090003" w:tentative="1">
+      <w:start w:val="1"/>
+      <w:numFmt w:val="bullet"/>
+      <w:lvlText w:val="o"/>
+      <w:lvlJc w:val="left"/>
+      <w:pPr>
+        <w:ind w:left="1080" w:hanging="360"/>
+      </w:pPr>
+      <w:rPr>
+        <w:rFonts w:ascii="Courier New" w:hAnsi="Courier New" w:cs="Courier New" w:hint="default"/>
+      </w:rPr>
+    </w:lvl>
+    <w:lvl w:ilvl="2" w:tplc="0C090005" w:tentative="1">
+      <w:start w:val="1"/>
+      <w:numFmt w:val="bullet"/>
+      <w:lvlText w:val=""/>
+      <w:lvlJc w:val="left"/>
+      <w:pPr>
+        <w:ind w:left="1800" w:hanging="360"/>
+      </w:pPr>
+      <w:rPr>
+        <w:rFonts w:ascii="Wingdings" w:hAnsi="Wingdings" w:hint="default"/>
+      </w:rPr>
+    </w:lvl>
+    <w:lvl w:ilvl="3" w:tplc="0C090001" w:tentative="1">
+      <w:start w:val="1"/>
+      <w:numFmt w:val="bullet"/>
+      <w:lvlText w:val=""/>
+      <w:lvlJc w:val="left"/>
+      <w:pPr>
+        <w:ind w:left="2520" w:hanging="360"/>
+      </w:pPr>
+      <w:rPr>
+        <w:rFonts w:ascii="Symbol" w:hAnsi="Symbol" w:hint="default"/>
+      </w:rPr>
+    </w:lvl>
+    <w:lvl w:ilvl="4" w:tplc="0C090003" w:tentative="1">
+      <w:start w:val="1"/>
+      <w:numFmt w:val="bullet"/>
+      <w:lvlText w:val="o"/>
+      <w:lvlJc w:val="left"/>
+      <w:pPr>
+        <w:ind w:left="3240" w:hanging="360"/>
+      </w:pPr>
+      <w:rPr>
+        <w:rFonts w:ascii="Courier New" w:hAnsi="Courier New" w:cs="Courier New" w:hint="default"/>
+      </w:rPr>
+    </w:lvl>
+    <w:lvl w:ilvl="5" w:tplc="0C090005" w:tentative="1">
+      <w:start w:val="1"/>
+      <w:numFmt w:val="bullet"/>
+      <w:lvlText w:val=""/>
+      <w:lvlJc w:val="left"/>
+      <w:pPr>
+        <w:ind w:left="3960" w:hanging="360"/>
+      </w:pPr>
+      <w:rPr>
+        <w:rFonts w:ascii="Wingdings" w:hAnsi="Wingdings" w:hint="default"/>
+      </w:rPr>
+    </w:lvl>
+    <w:lvl w:ilvl="6" w:tplc="0C090001" w:tentative="1">
+      <w:start w:val="1"/>
+      <w:numFmt w:val="bullet"/>
+      <w:lvlText w:val=""/>
+      <w:lvlJc w:val="left"/>
+      <w:pPr>
+        <w:ind w:left="4680" w:hanging="360"/>
+      </w:pPr>
+      <w:rPr>
+        <w:rFonts w:ascii="Symbol" w:hAnsi="Symbol" w:hint="default"/>
+      </w:rPr>
+    </w:lvl>
+    <w:lvl w:ilvl="7" w:tplc="0C090003" w:tentative="1">
+      <w:start w:val="1"/>
+      <w:numFmt w:val="bullet"/>
+      <w:lvlText w:val="o"/>
+      <w:lvlJc w:val="left"/>
+      <w:pPr>
+        <w:ind w:left="5400" w:hanging="360"/>
+      </w:pPr>
+      <w:rPr>
+        <w:rFonts w:ascii="Courier New" w:hAnsi="Courier New" w:cs="Courier New" w:hint="default"/>
+      </w:rPr>
+    </w:lvl>
+    <w:lvl w:ilvl="8" w:tplc="0C090005" w:tentative="1">
+      <w:start w:val="1"/>
+      <w:numFmt w:val="bullet"/>
+      <w:lvlText w:val=""/>
+      <w:lvlJc w:val="left"/>
+      <w:pPr>
+        <w:ind w:left="6120" w:hanging="360"/>
+      </w:pPr>
+      <w:rPr>
+        <w:rFonts w:ascii="Wingdings" w:hAnsi="Wingdings" w:hint="default"/>
+      </w:rPr>
+    </w:lvl>
+  </w:abstractNum>
+  <w:abstractNum w:abstractNumId="11" w15:restartNumberingAfterBreak="0">
     <w:nsid w:val="1C007388"/>
     <w:multiLevelType w:val="hybridMultilevel"/>
     <w:tmpl w:val="0D0869E6"/>
@@ -24701,7 +27266,7 @@
       </w:rPr>
     </w:lvl>
   </w:abstractNum>
-  <w:abstractNum w:abstractNumId="10" w15:restartNumberingAfterBreak="0">
+  <w:abstractNum w:abstractNumId="12" w15:restartNumberingAfterBreak="0">
     <w:nsid w:val="202A2E61"/>
     <w:multiLevelType w:val="multilevel"/>
     <w:tmpl w:val="0D3E551C"/>
@@ -24850,7 +27415,7 @@
       </w:rPr>
     </w:lvl>
   </w:abstractNum>
-  <w:abstractNum w:abstractNumId="11" w15:restartNumberingAfterBreak="0">
+  <w:abstractNum w:abstractNumId="13" w15:restartNumberingAfterBreak="0">
     <w:nsid w:val="25DD509F"/>
     <w:multiLevelType w:val="hybridMultilevel"/>
     <w:tmpl w:val="592662CA"/>
@@ -24963,10 +27528,10 @@
       </w:rPr>
     </w:lvl>
   </w:abstractNum>
-  <w:abstractNum w:abstractNumId="12" w15:restartNumberingAfterBreak="0">
+  <w:abstractNum w:abstractNumId="14" w15:restartNumberingAfterBreak="0">
     <w:nsid w:val="280A30DA"/>
     <w:multiLevelType w:val="hybridMultilevel"/>
-    <w:tmpl w:val="9698D9BA"/>
+    <w:tmpl w:val="03D8DBEC"/>
     <w:lvl w:ilvl="0" w:tplc="0C090001">
       <w:start w:val="1"/>
       <w:numFmt w:val="bullet"/>
@@ -25076,7 +27641,7 @@
       </w:rPr>
     </w:lvl>
   </w:abstractNum>
-  <w:abstractNum w:abstractNumId="13" w15:restartNumberingAfterBreak="0">
+  <w:abstractNum w:abstractNumId="15" w15:restartNumberingAfterBreak="0">
     <w:nsid w:val="2BEF37AD"/>
     <w:multiLevelType w:val="hybridMultilevel"/>
     <w:tmpl w:val="DDEE9362"/>
@@ -25189,7 +27754,7 @@
       </w:rPr>
     </w:lvl>
   </w:abstractNum>
-  <w:abstractNum w:abstractNumId="14" w15:restartNumberingAfterBreak="0">
+  <w:abstractNum w:abstractNumId="16" w15:restartNumberingAfterBreak="0">
     <w:nsid w:val="2C0874CF"/>
     <w:multiLevelType w:val="hybridMultilevel"/>
     <w:tmpl w:val="12A6C3CE"/>
@@ -25302,7 +27867,120 @@
       </w:rPr>
     </w:lvl>
   </w:abstractNum>
-  <w:abstractNum w:abstractNumId="15" w15:restartNumberingAfterBreak="0">
+  <w:abstractNum w:abstractNumId="17" w15:restartNumberingAfterBreak="0">
+    <w:nsid w:val="368C49F0"/>
+    <w:multiLevelType w:val="hybridMultilevel"/>
+    <w:tmpl w:val="6FCEA1E8"/>
+    <w:lvl w:ilvl="0" w:tplc="0C090001">
+      <w:start w:val="1"/>
+      <w:numFmt w:val="bullet"/>
+      <w:lvlText w:val=""/>
+      <w:lvlJc w:val="left"/>
+      <w:pPr>
+        <w:ind w:left="360" w:hanging="360"/>
+      </w:pPr>
+      <w:rPr>
+        <w:rFonts w:ascii="Symbol" w:hAnsi="Symbol" w:hint="default"/>
+      </w:rPr>
+    </w:lvl>
+    <w:lvl w:ilvl="1" w:tplc="0C090003">
+      <w:start w:val="1"/>
+      <w:numFmt w:val="bullet"/>
+      <w:lvlText w:val="o"/>
+      <w:lvlJc w:val="left"/>
+      <w:pPr>
+        <w:ind w:left="1080" w:hanging="360"/>
+      </w:pPr>
+      <w:rPr>
+        <w:rFonts w:ascii="Courier New" w:hAnsi="Courier New" w:cs="Courier New" w:hint="default"/>
+      </w:rPr>
+    </w:lvl>
+    <w:lvl w:ilvl="2" w:tplc="0C090005" w:tentative="1">
+      <w:start w:val="1"/>
+      <w:numFmt w:val="bullet"/>
+      <w:lvlText w:val=""/>
+      <w:lvlJc w:val="left"/>
+      <w:pPr>
+        <w:ind w:left="1800" w:hanging="360"/>
+      </w:pPr>
+      <w:rPr>
+        <w:rFonts w:ascii="Wingdings" w:hAnsi="Wingdings" w:hint="default"/>
+      </w:rPr>
+    </w:lvl>
+    <w:lvl w:ilvl="3" w:tplc="0C090001" w:tentative="1">
+      <w:start w:val="1"/>
+      <w:numFmt w:val="bullet"/>
+      <w:lvlText w:val=""/>
+      <w:lvlJc w:val="left"/>
+      <w:pPr>
+        <w:ind w:left="2520" w:hanging="360"/>
+      </w:pPr>
+      <w:rPr>
+        <w:rFonts w:ascii="Symbol" w:hAnsi="Symbol" w:hint="default"/>
+      </w:rPr>
+    </w:lvl>
+    <w:lvl w:ilvl="4" w:tplc="0C090003" w:tentative="1">
+      <w:start w:val="1"/>
+      <w:numFmt w:val="bullet"/>
+      <w:lvlText w:val="o"/>
+      <w:lvlJc w:val="left"/>
+      <w:pPr>
+        <w:ind w:left="3240" w:hanging="360"/>
+      </w:pPr>
+      <w:rPr>
+        <w:rFonts w:ascii="Courier New" w:hAnsi="Courier New" w:cs="Courier New" w:hint="default"/>
+      </w:rPr>
+    </w:lvl>
+    <w:lvl w:ilvl="5" w:tplc="0C090005" w:tentative="1">
+      <w:start w:val="1"/>
+      <w:numFmt w:val="bullet"/>
+      <w:lvlText w:val=""/>
+      <w:lvlJc w:val="left"/>
+      <w:pPr>
+        <w:ind w:left="3960" w:hanging="360"/>
+      </w:pPr>
+      <w:rPr>
+        <w:rFonts w:ascii="Wingdings" w:hAnsi="Wingdings" w:hint="default"/>
+      </w:rPr>
+    </w:lvl>
+    <w:lvl w:ilvl="6" w:tplc="0C090001" w:tentative="1">
+      <w:start w:val="1"/>
+      <w:numFmt w:val="bullet"/>
+      <w:lvlText w:val=""/>
+      <w:lvlJc w:val="left"/>
+      <w:pPr>
+        <w:ind w:left="4680" w:hanging="360"/>
+      </w:pPr>
+      <w:rPr>
+        <w:rFonts w:ascii="Symbol" w:hAnsi="Symbol" w:hint="default"/>
+      </w:rPr>
+    </w:lvl>
+    <w:lvl w:ilvl="7" w:tplc="0C090003" w:tentative="1">
+      <w:start w:val="1"/>
+      <w:numFmt w:val="bullet"/>
+      <w:lvlText w:val="o"/>
+      <w:lvlJc w:val="left"/>
+      <w:pPr>
+        <w:ind w:left="5400" w:hanging="360"/>
+      </w:pPr>
+      <w:rPr>
+        <w:rFonts w:ascii="Courier New" w:hAnsi="Courier New" w:cs="Courier New" w:hint="default"/>
+      </w:rPr>
+    </w:lvl>
+    <w:lvl w:ilvl="8" w:tplc="0C090005" w:tentative="1">
+      <w:start w:val="1"/>
+      <w:numFmt w:val="bullet"/>
+      <w:lvlText w:val=""/>
+      <w:lvlJc w:val="left"/>
+      <w:pPr>
+        <w:ind w:left="6120" w:hanging="360"/>
+      </w:pPr>
+      <w:rPr>
+        <w:rFonts w:ascii="Wingdings" w:hAnsi="Wingdings" w:hint="default"/>
+      </w:rPr>
+    </w:lvl>
+  </w:abstractNum>
+  <w:abstractNum w:abstractNumId="18" w15:restartNumberingAfterBreak="0">
     <w:nsid w:val="38CC1C9F"/>
     <w:multiLevelType w:val="hybridMultilevel"/>
     <w:tmpl w:val="1D883956"/>
@@ -25415,7 +28093,7 @@
       </w:rPr>
     </w:lvl>
   </w:abstractNum>
-  <w:abstractNum w:abstractNumId="16" w15:restartNumberingAfterBreak="0">
+  <w:abstractNum w:abstractNumId="19" w15:restartNumberingAfterBreak="0">
     <w:nsid w:val="39BE5C9B"/>
     <w:multiLevelType w:val="hybridMultilevel"/>
     <w:tmpl w:val="3BDE4582"/>
@@ -25528,7 +28206,7 @@
       </w:rPr>
     </w:lvl>
   </w:abstractNum>
-  <w:abstractNum w:abstractNumId="17" w15:restartNumberingAfterBreak="0">
+  <w:abstractNum w:abstractNumId="20" w15:restartNumberingAfterBreak="0">
     <w:nsid w:val="3A340D93"/>
     <w:multiLevelType w:val="hybridMultilevel"/>
     <w:tmpl w:val="05640FB8"/>
@@ -25641,7 +28319,7 @@
       </w:rPr>
     </w:lvl>
   </w:abstractNum>
-  <w:abstractNum w:abstractNumId="18" w15:restartNumberingAfterBreak="0">
+  <w:abstractNum w:abstractNumId="21" w15:restartNumberingAfterBreak="0">
     <w:nsid w:val="3AEA6DA4"/>
     <w:multiLevelType w:val="hybridMultilevel"/>
     <w:tmpl w:val="FD5AF4F4"/>
@@ -25754,7 +28432,7 @@
       </w:rPr>
     </w:lvl>
   </w:abstractNum>
-  <w:abstractNum w:abstractNumId="19" w15:restartNumberingAfterBreak="0">
+  <w:abstractNum w:abstractNumId="22" w15:restartNumberingAfterBreak="0">
     <w:nsid w:val="3D105C69"/>
     <w:multiLevelType w:val="hybridMultilevel"/>
     <w:tmpl w:val="C6BA4992"/>
@@ -25867,7 +28545,7 @@
       </w:rPr>
     </w:lvl>
   </w:abstractNum>
-  <w:abstractNum w:abstractNumId="20" w15:restartNumberingAfterBreak="0">
+  <w:abstractNum w:abstractNumId="23" w15:restartNumberingAfterBreak="0">
     <w:nsid w:val="3D470236"/>
     <w:multiLevelType w:val="hybridMultilevel"/>
     <w:tmpl w:val="BADE6096"/>
@@ -25980,7 +28658,7 @@
       </w:rPr>
     </w:lvl>
   </w:abstractNum>
-  <w:abstractNum w:abstractNumId="21" w15:restartNumberingAfterBreak="0">
+  <w:abstractNum w:abstractNumId="24" w15:restartNumberingAfterBreak="0">
     <w:nsid w:val="3D517EE5"/>
     <w:multiLevelType w:val="hybridMultilevel"/>
     <w:tmpl w:val="D0A4B6B8"/>
@@ -26093,7 +28771,269 @@
       </w:rPr>
     </w:lvl>
   </w:abstractNum>
-  <w:abstractNum w:abstractNumId="22" w15:restartNumberingAfterBreak="0">
+  <w:abstractNum w:abstractNumId="25" w15:restartNumberingAfterBreak="0">
+    <w:nsid w:val="3E19164C"/>
+    <w:multiLevelType w:val="multilevel"/>
+    <w:tmpl w:val="1CB6EE74"/>
+    <w:lvl w:ilvl="0">
+      <w:start w:val="1"/>
+      <w:numFmt w:val="bullet"/>
+      <w:lvlText w:val=""/>
+      <w:lvlJc w:val="left"/>
+      <w:pPr>
+        <w:tabs>
+          <w:tab w:val="num" w:pos="720"/>
+        </w:tabs>
+        <w:ind w:left="720" w:hanging="360"/>
+      </w:pPr>
+      <w:rPr>
+        <w:rFonts w:ascii="Symbol" w:hAnsi="Symbol" w:hint="default"/>
+        <w:sz w:val="20"/>
+      </w:rPr>
+    </w:lvl>
+    <w:lvl w:ilvl="1" w:tentative="1">
+      <w:start w:val="1"/>
+      <w:numFmt w:val="bullet"/>
+      <w:lvlText w:val="o"/>
+      <w:lvlJc w:val="left"/>
+      <w:pPr>
+        <w:tabs>
+          <w:tab w:val="num" w:pos="1440"/>
+        </w:tabs>
+        <w:ind w:left="1440" w:hanging="360"/>
+      </w:pPr>
+      <w:rPr>
+        <w:rFonts w:ascii="Courier New" w:hAnsi="Courier New" w:hint="default"/>
+        <w:sz w:val="20"/>
+      </w:rPr>
+    </w:lvl>
+    <w:lvl w:ilvl="2" w:tentative="1">
+      <w:start w:val="1"/>
+      <w:numFmt w:val="bullet"/>
+      <w:lvlText w:val=""/>
+      <w:lvlJc w:val="left"/>
+      <w:pPr>
+        <w:tabs>
+          <w:tab w:val="num" w:pos="2160"/>
+        </w:tabs>
+        <w:ind w:left="2160" w:hanging="360"/>
+      </w:pPr>
+      <w:rPr>
+        <w:rFonts w:ascii="Wingdings" w:hAnsi="Wingdings" w:hint="default"/>
+        <w:sz w:val="20"/>
+      </w:rPr>
+    </w:lvl>
+    <w:lvl w:ilvl="3" w:tentative="1">
+      <w:start w:val="1"/>
+      <w:numFmt w:val="bullet"/>
+      <w:lvlText w:val=""/>
+      <w:lvlJc w:val="left"/>
+      <w:pPr>
+        <w:tabs>
+          <w:tab w:val="num" w:pos="2880"/>
+        </w:tabs>
+        <w:ind w:left="2880" w:hanging="360"/>
+      </w:pPr>
+      <w:rPr>
+        <w:rFonts w:ascii="Wingdings" w:hAnsi="Wingdings" w:hint="default"/>
+        <w:sz w:val="20"/>
+      </w:rPr>
+    </w:lvl>
+    <w:lvl w:ilvl="4" w:tentative="1">
+      <w:start w:val="1"/>
+      <w:numFmt w:val="bullet"/>
+      <w:lvlText w:val=""/>
+      <w:lvlJc w:val="left"/>
+      <w:pPr>
+        <w:tabs>
+          <w:tab w:val="num" w:pos="3600"/>
+        </w:tabs>
+        <w:ind w:left="3600" w:hanging="360"/>
+      </w:pPr>
+      <w:rPr>
+        <w:rFonts w:ascii="Wingdings" w:hAnsi="Wingdings" w:hint="default"/>
+        <w:sz w:val="20"/>
+      </w:rPr>
+    </w:lvl>
+    <w:lvl w:ilvl="5" w:tentative="1">
+      <w:start w:val="1"/>
+      <w:numFmt w:val="bullet"/>
+      <w:lvlText w:val=""/>
+      <w:lvlJc w:val="left"/>
+      <w:pPr>
+        <w:tabs>
+          <w:tab w:val="num" w:pos="4320"/>
+        </w:tabs>
+        <w:ind w:left="4320" w:hanging="360"/>
+      </w:pPr>
+      <w:rPr>
+        <w:rFonts w:ascii="Wingdings" w:hAnsi="Wingdings" w:hint="default"/>
+        <w:sz w:val="20"/>
+      </w:rPr>
+    </w:lvl>
+    <w:lvl w:ilvl="6" w:tentative="1">
+      <w:start w:val="1"/>
+      <w:numFmt w:val="bullet"/>
+      <w:lvlText w:val=""/>
+      <w:lvlJc w:val="left"/>
+      <w:pPr>
+        <w:tabs>
+          <w:tab w:val="num" w:pos="5040"/>
+        </w:tabs>
+        <w:ind w:left="5040" w:hanging="360"/>
+      </w:pPr>
+      <w:rPr>
+        <w:rFonts w:ascii="Wingdings" w:hAnsi="Wingdings" w:hint="default"/>
+        <w:sz w:val="20"/>
+      </w:rPr>
+    </w:lvl>
+    <w:lvl w:ilvl="7" w:tentative="1">
+      <w:start w:val="1"/>
+      <w:numFmt w:val="bullet"/>
+      <w:lvlText w:val=""/>
+      <w:lvlJc w:val="left"/>
+      <w:pPr>
+        <w:tabs>
+          <w:tab w:val="num" w:pos="5760"/>
+        </w:tabs>
+        <w:ind w:left="5760" w:hanging="360"/>
+      </w:pPr>
+      <w:rPr>
+        <w:rFonts w:ascii="Wingdings" w:hAnsi="Wingdings" w:hint="default"/>
+        <w:sz w:val="20"/>
+      </w:rPr>
+    </w:lvl>
+    <w:lvl w:ilvl="8" w:tentative="1">
+      <w:start w:val="1"/>
+      <w:numFmt w:val="bullet"/>
+      <w:lvlText w:val=""/>
+      <w:lvlJc w:val="left"/>
+      <w:pPr>
+        <w:tabs>
+          <w:tab w:val="num" w:pos="6480"/>
+        </w:tabs>
+        <w:ind w:left="6480" w:hanging="360"/>
+      </w:pPr>
+      <w:rPr>
+        <w:rFonts w:ascii="Wingdings" w:hAnsi="Wingdings" w:hint="default"/>
+        <w:sz w:val="20"/>
+      </w:rPr>
+    </w:lvl>
+  </w:abstractNum>
+  <w:abstractNum w:abstractNumId="26" w15:restartNumberingAfterBreak="0">
+    <w:nsid w:val="3FB66EA1"/>
+    <w:multiLevelType w:val="hybridMultilevel"/>
+    <w:tmpl w:val="D1D21C14"/>
+    <w:lvl w:ilvl="0" w:tplc="0C090001">
+      <w:start w:val="1"/>
+      <w:numFmt w:val="bullet"/>
+      <w:lvlText w:val=""/>
+      <w:lvlJc w:val="left"/>
+      <w:pPr>
+        <w:ind w:left="360" w:hanging="360"/>
+      </w:pPr>
+      <w:rPr>
+        <w:rFonts w:ascii="Symbol" w:hAnsi="Symbol" w:hint="default"/>
+      </w:rPr>
+    </w:lvl>
+    <w:lvl w:ilvl="1" w:tplc="0C090003" w:tentative="1">
+      <w:start w:val="1"/>
+      <w:numFmt w:val="bullet"/>
+      <w:lvlText w:val="o"/>
+      <w:lvlJc w:val="left"/>
+      <w:pPr>
+        <w:ind w:left="1080" w:hanging="360"/>
+      </w:pPr>
+      <w:rPr>
+        <w:rFonts w:ascii="Courier New" w:hAnsi="Courier New" w:cs="Courier New" w:hint="default"/>
+      </w:rPr>
+    </w:lvl>
+    <w:lvl w:ilvl="2" w:tplc="0C090005" w:tentative="1">
+      <w:start w:val="1"/>
+      <w:numFmt w:val="bullet"/>
+      <w:lvlText w:val=""/>
+      <w:lvlJc w:val="left"/>
+      <w:pPr>
+        <w:ind w:left="1800" w:hanging="360"/>
+      </w:pPr>
+      <w:rPr>
+        <w:rFonts w:ascii="Wingdings" w:hAnsi="Wingdings" w:hint="default"/>
+      </w:rPr>
+    </w:lvl>
+    <w:lvl w:ilvl="3" w:tplc="0C090001" w:tentative="1">
+      <w:start w:val="1"/>
+      <w:numFmt w:val="bullet"/>
+      <w:lvlText w:val=""/>
+      <w:lvlJc w:val="left"/>
+      <w:pPr>
+        <w:ind w:left="2520" w:hanging="360"/>
+      </w:pPr>
+      <w:rPr>
+        <w:rFonts w:ascii="Symbol" w:hAnsi="Symbol" w:hint="default"/>
+      </w:rPr>
+    </w:lvl>
+    <w:lvl w:ilvl="4" w:tplc="0C090003" w:tentative="1">
+      <w:start w:val="1"/>
+      <w:numFmt w:val="bullet"/>
+      <w:lvlText w:val="o"/>
+      <w:lvlJc w:val="left"/>
+      <w:pPr>
+        <w:ind w:left="3240" w:hanging="360"/>
+      </w:pPr>
+      <w:rPr>
+        <w:rFonts w:ascii="Courier New" w:hAnsi="Courier New" w:cs="Courier New" w:hint="default"/>
+      </w:rPr>
+    </w:lvl>
+    <w:lvl w:ilvl="5" w:tplc="0C090005" w:tentative="1">
+      <w:start w:val="1"/>
+      <w:numFmt w:val="bullet"/>
+      <w:lvlText w:val=""/>
+      <w:lvlJc w:val="left"/>
+      <w:pPr>
+        <w:ind w:left="3960" w:hanging="360"/>
+      </w:pPr>
+      <w:rPr>
+        <w:rFonts w:ascii="Wingdings" w:hAnsi="Wingdings" w:hint="default"/>
+      </w:rPr>
+    </w:lvl>
+    <w:lvl w:ilvl="6" w:tplc="0C090001" w:tentative="1">
+      <w:start w:val="1"/>
+      <w:numFmt w:val="bullet"/>
+      <w:lvlText w:val=""/>
+      <w:lvlJc w:val="left"/>
+      <w:pPr>
+        <w:ind w:left="4680" w:hanging="360"/>
+      </w:pPr>
+      <w:rPr>
+        <w:rFonts w:ascii="Symbol" w:hAnsi="Symbol" w:hint="default"/>
+      </w:rPr>
+    </w:lvl>
+    <w:lvl w:ilvl="7" w:tplc="0C090003" w:tentative="1">
+      <w:start w:val="1"/>
+      <w:numFmt w:val="bullet"/>
+      <w:lvlText w:val="o"/>
+      <w:lvlJc w:val="left"/>
+      <w:pPr>
+        <w:ind w:left="5400" w:hanging="360"/>
+      </w:pPr>
+      <w:rPr>
+        <w:rFonts w:ascii="Courier New" w:hAnsi="Courier New" w:cs="Courier New" w:hint="default"/>
+      </w:rPr>
+    </w:lvl>
+    <w:lvl w:ilvl="8" w:tplc="0C090005" w:tentative="1">
+      <w:start w:val="1"/>
+      <w:numFmt w:val="bullet"/>
+      <w:lvlText w:val=""/>
+      <w:lvlJc w:val="left"/>
+      <w:pPr>
+        <w:ind w:left="6120" w:hanging="360"/>
+      </w:pPr>
+      <w:rPr>
+        <w:rFonts w:ascii="Wingdings" w:hAnsi="Wingdings" w:hint="default"/>
+      </w:rPr>
+    </w:lvl>
+  </w:abstractNum>
+  <w:abstractNum w:abstractNumId="27" w15:restartNumberingAfterBreak="0">
     <w:nsid w:val="447D22FA"/>
     <w:multiLevelType w:val="hybridMultilevel"/>
     <w:tmpl w:val="35568372"/>
@@ -26206,7 +29146,7 @@
       </w:rPr>
     </w:lvl>
   </w:abstractNum>
-  <w:abstractNum w:abstractNumId="23" w15:restartNumberingAfterBreak="0">
+  <w:abstractNum w:abstractNumId="28" w15:restartNumberingAfterBreak="0">
     <w:nsid w:val="46EB5BB5"/>
     <w:multiLevelType w:val="hybridMultilevel"/>
     <w:tmpl w:val="015C74D0"/>
@@ -26319,7 +29259,7 @@
       </w:rPr>
     </w:lvl>
   </w:abstractNum>
-  <w:abstractNum w:abstractNumId="24" w15:restartNumberingAfterBreak="0">
+  <w:abstractNum w:abstractNumId="29" w15:restartNumberingAfterBreak="0">
     <w:nsid w:val="47EA10E0"/>
     <w:multiLevelType w:val="hybridMultilevel"/>
     <w:tmpl w:val="47FCF308"/>
@@ -26432,7 +29372,7 @@
       </w:rPr>
     </w:lvl>
   </w:abstractNum>
-  <w:abstractNum w:abstractNumId="25" w15:restartNumberingAfterBreak="0">
+  <w:abstractNum w:abstractNumId="30" w15:restartNumberingAfterBreak="0">
     <w:nsid w:val="4912091C"/>
     <w:multiLevelType w:val="multilevel"/>
     <w:tmpl w:val="334C5F02"/>
@@ -26581,7 +29521,7 @@
       </w:rPr>
     </w:lvl>
   </w:abstractNum>
-  <w:abstractNum w:abstractNumId="26" w15:restartNumberingAfterBreak="0">
+  <w:abstractNum w:abstractNumId="31" w15:restartNumberingAfterBreak="0">
     <w:nsid w:val="4A3B71FE"/>
     <w:multiLevelType w:val="hybridMultilevel"/>
     <w:tmpl w:val="BAEC612A"/>
@@ -26694,7 +29634,7 @@
       </w:rPr>
     </w:lvl>
   </w:abstractNum>
-  <w:abstractNum w:abstractNumId="27" w15:restartNumberingAfterBreak="0">
+  <w:abstractNum w:abstractNumId="32" w15:restartNumberingAfterBreak="0">
     <w:nsid w:val="4AE616A9"/>
     <w:multiLevelType w:val="hybridMultilevel"/>
     <w:tmpl w:val="8E96977A"/>
@@ -26807,7 +29747,7 @@
       </w:rPr>
     </w:lvl>
   </w:abstractNum>
-  <w:abstractNum w:abstractNumId="28" w15:restartNumberingAfterBreak="0">
+  <w:abstractNum w:abstractNumId="33" w15:restartNumberingAfterBreak="0">
     <w:nsid w:val="4B1F2D17"/>
     <w:multiLevelType w:val="hybridMultilevel"/>
     <w:tmpl w:val="EE2EE136"/>
@@ -26920,7 +29860,7 @@
       </w:rPr>
     </w:lvl>
   </w:abstractNum>
-  <w:abstractNum w:abstractNumId="29" w15:restartNumberingAfterBreak="0">
+  <w:abstractNum w:abstractNumId="34" w15:restartNumberingAfterBreak="0">
     <w:nsid w:val="53053D73"/>
     <w:multiLevelType w:val="hybridMultilevel"/>
     <w:tmpl w:val="6B46EF60"/>
@@ -27033,7 +29973,7 @@
       </w:rPr>
     </w:lvl>
   </w:abstractNum>
-  <w:abstractNum w:abstractNumId="30" w15:restartNumberingAfterBreak="0">
+  <w:abstractNum w:abstractNumId="35" w15:restartNumberingAfterBreak="0">
     <w:nsid w:val="593624BC"/>
     <w:multiLevelType w:val="hybridMultilevel"/>
     <w:tmpl w:val="C80E6D70"/>
@@ -27146,10 +30086,10 @@
       </w:rPr>
     </w:lvl>
   </w:abstractNum>
-  <w:abstractNum w:abstractNumId="31" w15:restartNumberingAfterBreak="0">
+  <w:abstractNum w:abstractNumId="36" w15:restartNumberingAfterBreak="0">
     <w:nsid w:val="5A391856"/>
     <w:multiLevelType w:val="hybridMultilevel"/>
-    <w:tmpl w:val="693C9570"/>
+    <w:tmpl w:val="A3B25918"/>
     <w:lvl w:ilvl="0" w:tplc="0C090001">
       <w:start w:val="1"/>
       <w:numFmt w:val="bullet"/>
@@ -27259,7 +30199,7 @@
       </w:rPr>
     </w:lvl>
   </w:abstractNum>
-  <w:abstractNum w:abstractNumId="32" w15:restartNumberingAfterBreak="0">
+  <w:abstractNum w:abstractNumId="37" w15:restartNumberingAfterBreak="0">
     <w:nsid w:val="5C4C1445"/>
     <w:multiLevelType w:val="hybridMultilevel"/>
     <w:tmpl w:val="86CA69CC"/>
@@ -27372,7 +30312,156 @@
       </w:rPr>
     </w:lvl>
   </w:abstractNum>
-  <w:abstractNum w:abstractNumId="33" w15:restartNumberingAfterBreak="0">
+  <w:abstractNum w:abstractNumId="38" w15:restartNumberingAfterBreak="0">
+    <w:nsid w:val="5C9E591C"/>
+    <w:multiLevelType w:val="multilevel"/>
+    <w:tmpl w:val="7A12A924"/>
+    <w:lvl w:ilvl="0">
+      <w:start w:val="1"/>
+      <w:numFmt w:val="bullet"/>
+      <w:lvlText w:val=""/>
+      <w:lvlJc w:val="left"/>
+      <w:pPr>
+        <w:tabs>
+          <w:tab w:val="num" w:pos="720"/>
+        </w:tabs>
+        <w:ind w:left="720" w:hanging="360"/>
+      </w:pPr>
+      <w:rPr>
+        <w:rFonts w:ascii="Symbol" w:hAnsi="Symbol" w:hint="default"/>
+        <w:sz w:val="20"/>
+      </w:rPr>
+    </w:lvl>
+    <w:lvl w:ilvl="1" w:tentative="1">
+      <w:start w:val="1"/>
+      <w:numFmt w:val="bullet"/>
+      <w:lvlText w:val="o"/>
+      <w:lvlJc w:val="left"/>
+      <w:pPr>
+        <w:tabs>
+          <w:tab w:val="num" w:pos="1440"/>
+        </w:tabs>
+        <w:ind w:left="1440" w:hanging="360"/>
+      </w:pPr>
+      <w:rPr>
+        <w:rFonts w:ascii="Courier New" w:hAnsi="Courier New" w:hint="default"/>
+        <w:sz w:val="20"/>
+      </w:rPr>
+    </w:lvl>
+    <w:lvl w:ilvl="2" w:tentative="1">
+      <w:start w:val="1"/>
+      <w:numFmt w:val="bullet"/>
+      <w:lvlText w:val=""/>
+      <w:lvlJc w:val="left"/>
+      <w:pPr>
+        <w:tabs>
+          <w:tab w:val="num" w:pos="2160"/>
+        </w:tabs>
+        <w:ind w:left="2160" w:hanging="360"/>
+      </w:pPr>
+      <w:rPr>
+        <w:rFonts w:ascii="Wingdings" w:hAnsi="Wingdings" w:hint="default"/>
+        <w:sz w:val="20"/>
+      </w:rPr>
+    </w:lvl>
+    <w:lvl w:ilvl="3" w:tentative="1">
+      <w:start w:val="1"/>
+      <w:numFmt w:val="bullet"/>
+      <w:lvlText w:val=""/>
+      <w:lvlJc w:val="left"/>
+      <w:pPr>
+        <w:tabs>
+          <w:tab w:val="num" w:pos="2880"/>
+        </w:tabs>
+        <w:ind w:left="2880" w:hanging="360"/>
+      </w:pPr>
+      <w:rPr>
+        <w:rFonts w:ascii="Wingdings" w:hAnsi="Wingdings" w:hint="default"/>
+        <w:sz w:val="20"/>
+      </w:rPr>
+    </w:lvl>
+    <w:lvl w:ilvl="4" w:tentative="1">
+      <w:start w:val="1"/>
+      <w:numFmt w:val="bullet"/>
+      <w:lvlText w:val=""/>
+      <w:lvlJc w:val="left"/>
+      <w:pPr>
+        <w:tabs>
+          <w:tab w:val="num" w:pos="3600"/>
+        </w:tabs>
+        <w:ind w:left="3600" w:hanging="360"/>
+      </w:pPr>
+      <w:rPr>
+        <w:rFonts w:ascii="Wingdings" w:hAnsi="Wingdings" w:hint="default"/>
+        <w:sz w:val="20"/>
+      </w:rPr>
+    </w:lvl>
+    <w:lvl w:ilvl="5" w:tentative="1">
+      <w:start w:val="1"/>
+      <w:numFmt w:val="bullet"/>
+      <w:lvlText w:val=""/>
+      <w:lvlJc w:val="left"/>
+      <w:pPr>
+        <w:tabs>
+          <w:tab w:val="num" w:pos="4320"/>
+        </w:tabs>
+        <w:ind w:left="4320" w:hanging="360"/>
+      </w:pPr>
+      <w:rPr>
+        <w:rFonts w:ascii="Wingdings" w:hAnsi="Wingdings" w:hint="default"/>
+        <w:sz w:val="20"/>
+      </w:rPr>
+    </w:lvl>
+    <w:lvl w:ilvl="6" w:tentative="1">
+      <w:start w:val="1"/>
+      <w:numFmt w:val="bullet"/>
+      <w:lvlText w:val=""/>
+      <w:lvlJc w:val="left"/>
+      <w:pPr>
+        <w:tabs>
+          <w:tab w:val="num" w:pos="5040"/>
+        </w:tabs>
+        <w:ind w:left="5040" w:hanging="360"/>
+      </w:pPr>
+      <w:rPr>
+        <w:rFonts w:ascii="Wingdings" w:hAnsi="Wingdings" w:hint="default"/>
+        <w:sz w:val="20"/>
+      </w:rPr>
+    </w:lvl>
+    <w:lvl w:ilvl="7" w:tentative="1">
+      <w:start w:val="1"/>
+      <w:numFmt w:val="bullet"/>
+      <w:lvlText w:val=""/>
+      <w:lvlJc w:val="left"/>
+      <w:pPr>
+        <w:tabs>
+          <w:tab w:val="num" w:pos="5760"/>
+        </w:tabs>
+        <w:ind w:left="5760" w:hanging="360"/>
+      </w:pPr>
+      <w:rPr>
+        <w:rFonts w:ascii="Wingdings" w:hAnsi="Wingdings" w:hint="default"/>
+        <w:sz w:val="20"/>
+      </w:rPr>
+    </w:lvl>
+    <w:lvl w:ilvl="8" w:tentative="1">
+      <w:start w:val="1"/>
+      <w:numFmt w:val="bullet"/>
+      <w:lvlText w:val=""/>
+      <w:lvlJc w:val="left"/>
+      <w:pPr>
+        <w:tabs>
+          <w:tab w:val="num" w:pos="6480"/>
+        </w:tabs>
+        <w:ind w:left="6480" w:hanging="360"/>
+      </w:pPr>
+      <w:rPr>
+        <w:rFonts w:ascii="Wingdings" w:hAnsi="Wingdings" w:hint="default"/>
+        <w:sz w:val="20"/>
+      </w:rPr>
+    </w:lvl>
+  </w:abstractNum>
+  <w:abstractNum w:abstractNumId="39" w15:restartNumberingAfterBreak="0">
     <w:nsid w:val="5CB012D6"/>
     <w:multiLevelType w:val="hybridMultilevel"/>
     <w:tmpl w:val="8B9ECD1E"/>
@@ -27485,7 +30574,7 @@
       </w:rPr>
     </w:lvl>
   </w:abstractNum>
-  <w:abstractNum w:abstractNumId="34" w15:restartNumberingAfterBreak="0">
+  <w:abstractNum w:abstractNumId="40" w15:restartNumberingAfterBreak="0">
     <w:nsid w:val="5D456D81"/>
     <w:multiLevelType w:val="hybridMultilevel"/>
     <w:tmpl w:val="389AB30E"/>
@@ -27598,7 +30687,7 @@
       </w:rPr>
     </w:lvl>
   </w:abstractNum>
-  <w:abstractNum w:abstractNumId="35" w15:restartNumberingAfterBreak="0">
+  <w:abstractNum w:abstractNumId="41" w15:restartNumberingAfterBreak="0">
     <w:nsid w:val="5FE511BC"/>
     <w:multiLevelType w:val="hybridMultilevel"/>
     <w:tmpl w:val="146CEB3C"/>
@@ -27687,7 +30776,7 @@
       </w:pPr>
     </w:lvl>
   </w:abstractNum>
-  <w:abstractNum w:abstractNumId="36" w15:restartNumberingAfterBreak="0">
+  <w:abstractNum w:abstractNumId="42" w15:restartNumberingAfterBreak="0">
     <w:nsid w:val="67E91361"/>
     <w:multiLevelType w:val="hybridMultilevel"/>
     <w:tmpl w:val="4B5A1D02"/>
@@ -27800,7 +30889,7 @@
       </w:rPr>
     </w:lvl>
   </w:abstractNum>
-  <w:abstractNum w:abstractNumId="37" w15:restartNumberingAfterBreak="0">
+  <w:abstractNum w:abstractNumId="43" w15:restartNumberingAfterBreak="0">
     <w:nsid w:val="6928679F"/>
     <w:multiLevelType w:val="hybridMultilevel"/>
     <w:tmpl w:val="238E678E"/>
@@ -27913,7 +31002,7 @@
       </w:rPr>
     </w:lvl>
   </w:abstractNum>
-  <w:abstractNum w:abstractNumId="38" w15:restartNumberingAfterBreak="0">
+  <w:abstractNum w:abstractNumId="44" w15:restartNumberingAfterBreak="0">
     <w:nsid w:val="6C7D3ECF"/>
     <w:multiLevelType w:val="hybridMultilevel"/>
     <w:tmpl w:val="AB7C2D6A"/>
@@ -28026,7 +31115,7 @@
       </w:rPr>
     </w:lvl>
   </w:abstractNum>
-  <w:abstractNum w:abstractNumId="39" w15:restartNumberingAfterBreak="0">
+  <w:abstractNum w:abstractNumId="45" w15:restartNumberingAfterBreak="0">
     <w:nsid w:val="6D011304"/>
     <w:multiLevelType w:val="hybridMultilevel"/>
     <w:tmpl w:val="4D9CBA90"/>
@@ -28139,7 +31228,7 @@
       </w:rPr>
     </w:lvl>
   </w:abstractNum>
-  <w:abstractNum w:abstractNumId="40" w15:restartNumberingAfterBreak="0">
+  <w:abstractNum w:abstractNumId="46" w15:restartNumberingAfterBreak="0">
     <w:nsid w:val="6F266615"/>
     <w:multiLevelType w:val="hybridMultilevel"/>
     <w:tmpl w:val="CAE0AB56"/>
@@ -28228,7 +31317,7 @@
       </w:pPr>
     </w:lvl>
   </w:abstractNum>
-  <w:abstractNum w:abstractNumId="41" w15:restartNumberingAfterBreak="0">
+  <w:abstractNum w:abstractNumId="47" w15:restartNumberingAfterBreak="0">
     <w:nsid w:val="703456C7"/>
     <w:multiLevelType w:val="hybridMultilevel"/>
     <w:tmpl w:val="CB52ABC2"/>
@@ -28341,7 +31430,7 @@
       </w:rPr>
     </w:lvl>
   </w:abstractNum>
-  <w:abstractNum w:abstractNumId="42" w15:restartNumberingAfterBreak="0">
+  <w:abstractNum w:abstractNumId="48" w15:restartNumberingAfterBreak="0">
     <w:nsid w:val="71355303"/>
     <w:multiLevelType w:val="hybridMultilevel"/>
     <w:tmpl w:val="B596D492"/>
@@ -28454,7 +31543,7 @@
       </w:rPr>
     </w:lvl>
   </w:abstractNum>
-  <w:abstractNum w:abstractNumId="43" w15:restartNumberingAfterBreak="0">
+  <w:abstractNum w:abstractNumId="49" w15:restartNumberingAfterBreak="0">
     <w:nsid w:val="77AF420C"/>
     <w:multiLevelType w:val="hybridMultilevel"/>
     <w:tmpl w:val="F8EAE540"/>
@@ -28567,7 +31656,7 @@
       </w:rPr>
     </w:lvl>
   </w:abstractNum>
-  <w:abstractNum w:abstractNumId="44" w15:restartNumberingAfterBreak="0">
+  <w:abstractNum w:abstractNumId="50" w15:restartNumberingAfterBreak="0">
     <w:nsid w:val="7B1517D2"/>
     <w:multiLevelType w:val="hybridMultilevel"/>
     <w:tmpl w:val="E0B4EB06"/>
@@ -28680,7 +31769,7 @@
       </w:rPr>
     </w:lvl>
   </w:abstractNum>
-  <w:abstractNum w:abstractNumId="45" w15:restartNumberingAfterBreak="0">
+  <w:abstractNum w:abstractNumId="51" w15:restartNumberingAfterBreak="0">
     <w:nsid w:val="7E501058"/>
     <w:multiLevelType w:val="hybridMultilevel"/>
     <w:tmpl w:val="503C8CC8"/>
@@ -28793,7 +31882,7 @@
       </w:rPr>
     </w:lvl>
   </w:abstractNum>
-  <w:abstractNum w:abstractNumId="46" w15:restartNumberingAfterBreak="0">
+  <w:abstractNum w:abstractNumId="52" w15:restartNumberingAfterBreak="0">
     <w:nsid w:val="7F2D48B5"/>
     <w:multiLevelType w:val="hybridMultilevel"/>
     <w:tmpl w:val="39A28CD4"/>
@@ -28907,115 +31996,115 @@
     </w:lvl>
   </w:abstractNum>
   <w:num w:numId="1" w16cid:durableId="1894852809">
+    <w:abstractNumId w:val="46"/>
+  </w:num>
+  <w:num w:numId="2" w16cid:durableId="378214647">
+    <w:abstractNumId w:val="42"/>
+  </w:num>
+  <w:num w:numId="3" w16cid:durableId="244533345">
+    <w:abstractNumId w:val="44"/>
+  </w:num>
+  <w:num w:numId="4" w16cid:durableId="2028603337">
+    <w:abstractNumId w:val="34"/>
+  </w:num>
+  <w:num w:numId="5" w16cid:durableId="1624771115">
+    <w:abstractNumId w:val="18"/>
+  </w:num>
+  <w:num w:numId="6" w16cid:durableId="1832023564">
+    <w:abstractNumId w:val="41"/>
+  </w:num>
+  <w:num w:numId="7" w16cid:durableId="217984890">
     <w:abstractNumId w:val="40"/>
   </w:num>
-  <w:num w:numId="2" w16cid:durableId="378214647">
+  <w:num w:numId="8" w16cid:durableId="2024701067">
+    <w:abstractNumId w:val="19"/>
+  </w:num>
+  <w:num w:numId="9" w16cid:durableId="1235512037">
+    <w:abstractNumId w:val="6"/>
+  </w:num>
+  <w:num w:numId="10" w16cid:durableId="867453629">
+    <w:abstractNumId w:val="48"/>
+  </w:num>
+  <w:num w:numId="11" w16cid:durableId="983392060">
+    <w:abstractNumId w:val="35"/>
+  </w:num>
+  <w:num w:numId="12" w16cid:durableId="1425810004">
+    <w:abstractNumId w:val="15"/>
+  </w:num>
+  <w:num w:numId="13" w16cid:durableId="1606881946">
+    <w:abstractNumId w:val="33"/>
+  </w:num>
+  <w:num w:numId="14" w16cid:durableId="787620961">
     <w:abstractNumId w:val="36"/>
   </w:num>
-  <w:num w:numId="3" w16cid:durableId="244533345">
-    <w:abstractNumId w:val="38"/>
+  <w:num w:numId="15" w16cid:durableId="1931967077">
+    <w:abstractNumId w:val="23"/>
   </w:num>
-  <w:num w:numId="4" w16cid:durableId="2028603337">
+  <w:num w:numId="16" w16cid:durableId="674193393">
+    <w:abstractNumId w:val="43"/>
+  </w:num>
+  <w:num w:numId="17" w16cid:durableId="557474289">
+    <w:abstractNumId w:val="14"/>
+  </w:num>
+  <w:num w:numId="18" w16cid:durableId="2100245841">
+    <w:abstractNumId w:val="7"/>
+  </w:num>
+  <w:num w:numId="19" w16cid:durableId="662123550">
+    <w:abstractNumId w:val="8"/>
+  </w:num>
+  <w:num w:numId="20" w16cid:durableId="714696325">
     <w:abstractNumId w:val="29"/>
   </w:num>
-  <w:num w:numId="5" w16cid:durableId="1624771115">
-    <w:abstractNumId w:val="15"/>
+  <w:num w:numId="21" w16cid:durableId="1936597003">
+    <w:abstractNumId w:val="45"/>
   </w:num>
-  <w:num w:numId="6" w16cid:durableId="1832023564">
-    <w:abstractNumId w:val="35"/>
+  <w:num w:numId="22" w16cid:durableId="291328965">
+    <w:abstractNumId w:val="51"/>
   </w:num>
-  <w:num w:numId="7" w16cid:durableId="217984890">
-    <w:abstractNumId w:val="34"/>
-  </w:num>
-  <w:num w:numId="8" w16cid:durableId="2024701067">
-    <w:abstractNumId w:val="16"/>
-  </w:num>
-  <w:num w:numId="9" w16cid:durableId="1235512037">
+  <w:num w:numId="23" w16cid:durableId="141586272">
     <w:abstractNumId w:val="5"/>
   </w:num>
-  <w:num w:numId="10" w16cid:durableId="867453629">
-    <w:abstractNumId w:val="42"/>
-  </w:num>
-  <w:num w:numId="11" w16cid:durableId="983392060">
-    <w:abstractNumId w:val="30"/>
-  </w:num>
-  <w:num w:numId="12" w16cid:durableId="1425810004">
+  <w:num w:numId="24" w16cid:durableId="1113325865">
     <w:abstractNumId w:val="13"/>
   </w:num>
-  <w:num w:numId="13" w16cid:durableId="1606881946">
-    <w:abstractNumId w:val="28"/>
-  </w:num>
-  <w:num w:numId="14" w16cid:durableId="787620961">
+  <w:num w:numId="25" w16cid:durableId="1307390170">
     <w:abstractNumId w:val="31"/>
   </w:num>
-  <w:num w:numId="15" w16cid:durableId="1931967077">
+  <w:num w:numId="26" w16cid:durableId="977613968">
+    <w:abstractNumId w:val="22"/>
+  </w:num>
+  <w:num w:numId="27" w16cid:durableId="2121954247">
+    <w:abstractNumId w:val="50"/>
+  </w:num>
+  <w:num w:numId="28" w16cid:durableId="1455521282">
+    <w:abstractNumId w:val="47"/>
+  </w:num>
+  <w:num w:numId="29" w16cid:durableId="901864970">
+    <w:abstractNumId w:val="49"/>
+  </w:num>
+  <w:num w:numId="30" w16cid:durableId="548538309">
     <w:abstractNumId w:val="20"/>
   </w:num>
-  <w:num w:numId="16" w16cid:durableId="674193393">
+  <w:num w:numId="31" w16cid:durableId="184826915">
     <w:abstractNumId w:val="37"/>
-  </w:num>
-  <w:num w:numId="17" w16cid:durableId="557474289">
-    <w:abstractNumId w:val="12"/>
-  </w:num>
-  <w:num w:numId="18" w16cid:durableId="2100245841">
-    <w:abstractNumId w:val="6"/>
-  </w:num>
-  <w:num w:numId="19" w16cid:durableId="662123550">
-    <w:abstractNumId w:val="7"/>
-  </w:num>
-  <w:num w:numId="20" w16cid:durableId="714696325">
-    <w:abstractNumId w:val="24"/>
-  </w:num>
-  <w:num w:numId="21" w16cid:durableId="1936597003">
-    <w:abstractNumId w:val="39"/>
-  </w:num>
-  <w:num w:numId="22" w16cid:durableId="291328965">
-    <w:abstractNumId w:val="45"/>
-  </w:num>
-  <w:num w:numId="23" w16cid:durableId="141586272">
-    <w:abstractNumId w:val="4"/>
-  </w:num>
-  <w:num w:numId="24" w16cid:durableId="1113325865">
-    <w:abstractNumId w:val="11"/>
-  </w:num>
-  <w:num w:numId="25" w16cid:durableId="1307390170">
-    <w:abstractNumId w:val="26"/>
-  </w:num>
-  <w:num w:numId="26" w16cid:durableId="977613968">
-    <w:abstractNumId w:val="19"/>
-  </w:num>
-  <w:num w:numId="27" w16cid:durableId="2121954247">
-    <w:abstractNumId w:val="44"/>
-  </w:num>
-  <w:num w:numId="28" w16cid:durableId="1455521282">
-    <w:abstractNumId w:val="41"/>
-  </w:num>
-  <w:num w:numId="29" w16cid:durableId="901864970">
-    <w:abstractNumId w:val="43"/>
-  </w:num>
-  <w:num w:numId="30" w16cid:durableId="548538309">
-    <w:abstractNumId w:val="17"/>
-  </w:num>
-  <w:num w:numId="31" w16cid:durableId="184826915">
-    <w:abstractNumId w:val="32"/>
   </w:num>
   <w:num w:numId="32" w16cid:durableId="1971747184">
     <w:abstractNumId w:val="2"/>
   </w:num>
   <w:num w:numId="33" w16cid:durableId="364018126">
-    <w:abstractNumId w:val="9"/>
+    <w:abstractNumId w:val="11"/>
   </w:num>
   <w:num w:numId="34" w16cid:durableId="406147078">
-    <w:abstractNumId w:val="23"/>
+    <w:abstractNumId w:val="28"/>
   </w:num>
   <w:num w:numId="35" w16cid:durableId="1255699031">
+    <w:abstractNumId w:val="32"/>
+  </w:num>
+  <w:num w:numId="36" w16cid:durableId="636493510">
     <w:abstractNumId w:val="27"/>
   </w:num>
-  <w:num w:numId="36" w16cid:durableId="636493510">
-    <w:abstractNumId w:val="22"/>
-  </w:num>
   <w:num w:numId="37" w16cid:durableId="2132354401">
-    <w:abstractNumId w:val="18"/>
+    <w:abstractNumId w:val="21"/>
   </w:num>
   <w:num w:numId="38" w16cid:durableId="2093352439">
     <w:abstractNumId w:val="3"/>
@@ -29024,28 +32113,46 @@
     <w:abstractNumId w:val="0"/>
   </w:num>
   <w:num w:numId="40" w16cid:durableId="1915625065">
-    <w:abstractNumId w:val="8"/>
+    <w:abstractNumId w:val="9"/>
   </w:num>
   <w:num w:numId="41" w16cid:durableId="1450393056">
-    <w:abstractNumId w:val="10"/>
+    <w:abstractNumId w:val="12"/>
   </w:num>
   <w:num w:numId="42" w16cid:durableId="249773525">
     <w:abstractNumId w:val="1"/>
   </w:num>
   <w:num w:numId="43" w16cid:durableId="185409035">
-    <w:abstractNumId w:val="21"/>
+    <w:abstractNumId w:val="24"/>
   </w:num>
   <w:num w:numId="44" w16cid:durableId="206113611">
-    <w:abstractNumId w:val="33"/>
+    <w:abstractNumId w:val="39"/>
   </w:num>
   <w:num w:numId="45" w16cid:durableId="47387272">
-    <w:abstractNumId w:val="14"/>
+    <w:abstractNumId w:val="16"/>
   </w:num>
   <w:num w:numId="46" w16cid:durableId="1035038677">
-    <w:abstractNumId w:val="46"/>
+    <w:abstractNumId w:val="52"/>
   </w:num>
   <w:num w:numId="47" w16cid:durableId="672685185">
+    <w:abstractNumId w:val="30"/>
+  </w:num>
+  <w:num w:numId="48" w16cid:durableId="1180697025">
     <w:abstractNumId w:val="25"/>
+  </w:num>
+  <w:num w:numId="49" w16cid:durableId="658073781">
+    <w:abstractNumId w:val="38"/>
+  </w:num>
+  <w:num w:numId="50" w16cid:durableId="559681459">
+    <w:abstractNumId w:val="4"/>
+  </w:num>
+  <w:num w:numId="51" w16cid:durableId="1526945752">
+    <w:abstractNumId w:val="17"/>
+  </w:num>
+  <w:num w:numId="52" w16cid:durableId="490027630">
+    <w:abstractNumId w:val="26"/>
+  </w:num>
+  <w:num w:numId="53" w16cid:durableId="78909684">
+    <w:abstractNumId w:val="10"/>
   </w:num>
 </w:numbering>
 </file>

--- a/DevOps Foundation.docx
+++ b/DevOps Foundation.docx
@@ -1399,14 +1399,8 @@
           <w:ilvl w:val="0"/>
           <w:numId w:val="33"/>
         </w:numPr>
-        <w:rPr>
-          <w:color w:val="EE0000"/>
-        </w:rPr>
-      </w:pPr>
-      <w:r>
-        <w:rPr>
-          <w:color w:val="EE0000"/>
-        </w:rPr>
+      </w:pPr>
+      <w:r>
         <w:t>Is it fair to say that a DevOps team, rather than being any specific structure, is simply the team that ensures DevOps is adopted and runs smoothly across an organisation?</w:t>
       </w:r>
     </w:p>
@@ -1417,28 +1411,16 @@
           <w:ilvl w:val="1"/>
           <w:numId w:val="33"/>
         </w:numPr>
-        <w:rPr>
-          <w:color w:val="EE0000"/>
-        </w:rPr>
-      </w:pPr>
-      <w:r>
-        <w:rPr>
-          <w:color w:val="EE0000"/>
-        </w:rPr>
+      </w:pPr>
+      <w:r>
         <w:t xml:space="preserve">Whether that be explaining DevOps to others, or </w:t>
       </w:r>
       <w:proofErr w:type="gramStart"/>
       <w:r>
-        <w:rPr>
-          <w:color w:val="EE0000"/>
-        </w:rPr>
         <w:t>actually integrating</w:t>
       </w:r>
       <w:proofErr w:type="gramEnd"/>
       <w:r>
-        <w:rPr>
-          <w:color w:val="EE0000"/>
-        </w:rPr>
         <w:t xml:space="preserve"> the pipelines for automation, or simply assuring quality or security?</w:t>
       </w:r>
     </w:p>
@@ -1449,45 +1431,9 @@
           <w:ilvl w:val="1"/>
           <w:numId w:val="33"/>
         </w:numPr>
-        <w:rPr>
-          <w:color w:val="EE0000"/>
-        </w:rPr>
-      </w:pPr>
-      <w:r>
-        <w:rPr>
-          <w:color w:val="EE0000"/>
-        </w:rPr>
+      </w:pPr>
+      <w:r>
         <w:t>Essentially, any role that contributes to DevOps is a DevOps role.</w:t>
-      </w:r>
-    </w:p>
-    <w:p>
-      <w:pPr>
-        <w:pStyle w:val="ListParagraph"/>
-        <w:numPr>
-          <w:ilvl w:val="0"/>
-          <w:numId w:val="33"/>
-        </w:numPr>
-        <w:rPr>
-          <w:color w:val="EE0000"/>
-        </w:rPr>
-      </w:pPr>
-      <w:r>
-        <w:rPr>
-          <w:color w:val="EE0000"/>
-        </w:rPr>
-        <w:t xml:space="preserve">Having some trouble defining what is the difference between Resilience Engineering and Site </w:t>
-      </w:r>
-      <w:r>
-        <w:rPr>
-          <w:color w:val="EE0000"/>
-        </w:rPr>
-        <w:t>Reliability</w:t>
-      </w:r>
-      <w:r>
-        <w:rPr>
-          <w:color w:val="EE0000"/>
-        </w:rPr>
-        <w:t xml:space="preserve"> Engineering</w:t>
       </w:r>
     </w:p>
     <w:p>
@@ -1498,13 +1444,75 @@
           <w:numId w:val="33"/>
         </w:numPr>
         <w:rPr>
-          <w:color w:val="EE0000"/>
-        </w:rPr>
-      </w:pPr>
-      <w:r>
-        <w:rPr>
-          <w:color w:val="EE0000"/>
-        </w:rPr>
+          <w:color w:val="00B050"/>
+        </w:rPr>
+      </w:pPr>
+      <w:r>
+        <w:rPr>
+          <w:color w:val="00B050"/>
+        </w:rPr>
+        <w:t xml:space="preserve">DevOps is a culture and a set of practices. It is a way of working to ensure collaboration between Development teams and operation teams can work together. </w:t>
+      </w:r>
+    </w:p>
+    <w:p>
+      <w:pPr>
+        <w:pStyle w:val="ListParagraph"/>
+        <w:numPr>
+          <w:ilvl w:val="1"/>
+          <w:numId w:val="33"/>
+        </w:numPr>
+        <w:rPr>
+          <w:color w:val="00B050"/>
+        </w:rPr>
+      </w:pPr>
+      <w:r>
+        <w:rPr>
+          <w:color w:val="00B050"/>
+        </w:rPr>
+        <w:t xml:space="preserve">Note that some organisations may have DevOps teams, but essentially DevOps is a shared responsibility across all </w:t>
+      </w:r>
+      <w:proofErr w:type="gramStart"/>
+      <w:r>
+        <w:rPr>
+          <w:color w:val="00B050"/>
+        </w:rPr>
+        <w:t>roles, and</w:t>
+      </w:r>
+      <w:proofErr w:type="gramEnd"/>
+      <w:r>
+        <w:rPr>
+          <w:color w:val="00B050"/>
+        </w:rPr>
+        <w:t xml:space="preserve"> aims to break down silos to improve flow and feedback in addition to continuous improvement.</w:t>
+      </w:r>
+    </w:p>
+    <w:p>
+      <w:pPr>
+        <w:pStyle w:val="ListParagraph"/>
+        <w:numPr>
+          <w:ilvl w:val="0"/>
+          <w:numId w:val="33"/>
+        </w:numPr>
+      </w:pPr>
+      <w:r>
+        <w:t xml:space="preserve">Having some trouble defining what is the difference between Resilience Engineering and Site </w:t>
+      </w:r>
+      <w:r>
+        <w:t>Reliability</w:t>
+      </w:r>
+      <w:r>
+        <w:t xml:space="preserve"> Engineering</w:t>
+      </w:r>
+    </w:p>
+    <w:p>
+      <w:pPr>
+        <w:pStyle w:val="ListParagraph"/>
+        <w:numPr>
+          <w:ilvl w:val="1"/>
+          <w:numId w:val="33"/>
+        </w:numPr>
+      </w:pPr>
+      <w:r>
         <w:t>As a result, it’s hard to tell what each of them is or focusses on.</w:t>
       </w:r>
     </w:p>
@@ -1512,22 +1520,333 @@
       <w:pPr>
         <w:pStyle w:val="ListParagraph"/>
         <w:numPr>
-          <w:ilvl w:val="0"/>
+          <w:ilvl w:val="1"/>
           <w:numId w:val="33"/>
         </w:numPr>
         <w:rPr>
-          <w:color w:val="EE0000"/>
-        </w:rPr>
-      </w:pPr>
-      <w:r>
-        <w:rPr>
-          <w:color w:val="EE0000"/>
-        </w:rPr>
+          <w:color w:val="00B050"/>
+        </w:rPr>
+      </w:pPr>
+      <w:r>
+        <w:rPr>
+          <w:color w:val="00B050"/>
+        </w:rPr>
+        <w:t>Resilience Engineering</w:t>
+      </w:r>
+    </w:p>
+    <w:p>
+      <w:pPr>
+        <w:pStyle w:val="ListParagraph"/>
+        <w:numPr>
+          <w:ilvl w:val="2"/>
+          <w:numId w:val="33"/>
+        </w:numPr>
+        <w:rPr>
+          <w:color w:val="00B050"/>
+        </w:rPr>
+      </w:pPr>
+      <w:r>
+        <w:rPr>
+          <w:color w:val="00B050"/>
+        </w:rPr>
+        <w:t>Focuses on a system</w:t>
+      </w:r>
+      <w:r>
+        <w:rPr>
+          <w:rFonts w:hint="cs"/>
+          <w:color w:val="00B050"/>
+        </w:rPr>
+        <w:t>’</w:t>
+      </w:r>
+      <w:r>
+        <w:rPr>
+          <w:color w:val="00B050"/>
+        </w:rPr>
+        <w:t>s ability to adapt, recover, and continue operating during disruptions</w:t>
+      </w:r>
+    </w:p>
+    <w:p>
+      <w:pPr>
+        <w:pStyle w:val="ListParagraph"/>
+        <w:numPr>
+          <w:ilvl w:val="2"/>
+          <w:numId w:val="33"/>
+        </w:numPr>
+        <w:rPr>
+          <w:color w:val="00B050"/>
+        </w:rPr>
+      </w:pPr>
+      <w:r>
+        <w:rPr>
+          <w:color w:val="00B050"/>
+        </w:rPr>
+        <w:t>Emphasises designing for failure and learning from incidents</w:t>
+      </w:r>
+    </w:p>
+    <w:p>
+      <w:pPr>
+        <w:pStyle w:val="ListParagraph"/>
+        <w:numPr>
+          <w:ilvl w:val="1"/>
+          <w:numId w:val="33"/>
+        </w:numPr>
+        <w:rPr>
+          <w:color w:val="00B050"/>
+        </w:rPr>
+      </w:pPr>
+      <w:r>
+        <w:rPr>
+          <w:color w:val="00B050"/>
+        </w:rPr>
+        <w:t>Site Reliability Engineering</w:t>
+      </w:r>
+    </w:p>
+    <w:p>
+      <w:pPr>
+        <w:pStyle w:val="ListParagraph"/>
+        <w:numPr>
+          <w:ilvl w:val="2"/>
+          <w:numId w:val="33"/>
+        </w:numPr>
+        <w:rPr>
+          <w:color w:val="00B050"/>
+        </w:rPr>
+      </w:pPr>
+      <w:r>
+        <w:rPr>
+          <w:color w:val="00B050"/>
+        </w:rPr>
+        <w:t>A practice that applies software engineering to IT operations</w:t>
+      </w:r>
+    </w:p>
+    <w:p>
+      <w:pPr>
+        <w:pStyle w:val="ListParagraph"/>
+        <w:numPr>
+          <w:ilvl w:val="2"/>
+          <w:numId w:val="33"/>
+        </w:numPr>
+        <w:rPr>
+          <w:color w:val="00B050"/>
+        </w:rPr>
+      </w:pPr>
+      <w:r>
+        <w:rPr>
+          <w:color w:val="00B050"/>
+        </w:rPr>
+        <w:t>Focuses on maintaining system reliability and performance</w:t>
+      </w:r>
+    </w:p>
+    <w:p>
+      <w:pPr>
+        <w:pStyle w:val="ListParagraph"/>
+        <w:numPr>
+          <w:ilvl w:val="2"/>
+          <w:numId w:val="33"/>
+        </w:numPr>
+        <w:rPr>
+          <w:color w:val="00B050"/>
+        </w:rPr>
+      </w:pPr>
+      <w:r>
+        <w:rPr>
+          <w:color w:val="00B050"/>
+        </w:rPr>
+        <w:t xml:space="preserve">Concepts </w:t>
+      </w:r>
+      <w:proofErr w:type="gramStart"/>
+      <w:r>
+        <w:rPr>
+          <w:color w:val="00B050"/>
+        </w:rPr>
+        <w:t>include  SLIs</w:t>
+      </w:r>
+      <w:proofErr w:type="gramEnd"/>
+      <w:r>
+        <w:rPr>
+          <w:color w:val="00B050"/>
+        </w:rPr>
+        <w:t>, SLOs, and error budgets</w:t>
+      </w:r>
+    </w:p>
+    <w:p>
+      <w:pPr>
+        <w:pStyle w:val="ListParagraph"/>
+        <w:numPr>
+          <w:ilvl w:val="0"/>
+          <w:numId w:val="33"/>
+        </w:numPr>
+      </w:pPr>
+      <w:r>
         <w:t>I assume they are, but in case the definition is slightly different, are customers considered stakeholders (within the context of DevOps)?</w:t>
       </w:r>
     </w:p>
     <w:p>
       <w:pPr>
+        <w:pStyle w:val="ListParagraph"/>
+        <w:numPr>
+          <w:ilvl w:val="1"/>
+          <w:numId w:val="33"/>
+        </w:numPr>
+        <w:rPr>
+          <w:color w:val="00B050"/>
+        </w:rPr>
+      </w:pPr>
+      <w:r>
+        <w:rPr>
+          <w:color w:val="00B050"/>
+        </w:rPr>
+        <w:t>Yes. in DevOps, customers are key stakeholders.</w:t>
+      </w:r>
+    </w:p>
+    <w:p>
+      <w:pPr>
+        <w:pStyle w:val="ListParagraph"/>
+        <w:numPr>
+          <w:ilvl w:val="1"/>
+          <w:numId w:val="33"/>
+        </w:numPr>
+        <w:rPr>
+          <w:color w:val="00B050"/>
+        </w:rPr>
+      </w:pPr>
+      <w:r>
+        <w:rPr>
+          <w:color w:val="00B050"/>
+        </w:rPr>
+        <w:t>The DevOps model emphasises Customer-centricity, continuous feedback loops, and delivering value to the customer</w:t>
+      </w:r>
+    </w:p>
+    <w:p>
+      <w:pPr>
+        <w:pStyle w:val="ListParagraph"/>
+        <w:numPr>
+          <w:ilvl w:val="0"/>
+          <w:numId w:val="33"/>
+        </w:numPr>
+        <w:spacing w:after="0" w:line="240" w:lineRule="auto"/>
+        <w:rPr>
+          <w:rFonts w:ascii="Times New Roman" w:eastAsia="Times New Roman" w:hAnsi="Times New Roman" w:cs="Times New Roman"/>
+          <w:kern w:val="0"/>
+          <w:lang w:eastAsia="en-AU"/>
+          <w14:ligatures w14:val="none"/>
+        </w:rPr>
+      </w:pPr>
+      <w:r>
+        <w:rPr>
+          <w:rFonts w:ascii="Calibri" w:eastAsia="Times New Roman" w:hAnsi="Calibri" w:cs="Calibri"/>
+          <w:color w:val="000000"/>
+          <w:kern w:val="0"/>
+          <w:lang w:eastAsia="en-AU"/>
+          <w14:ligatures w14:val="none"/>
+        </w:rPr>
+        <w:t xml:space="preserve">Would you happen to know of any good resources to test </w:t>
+      </w:r>
+      <w:proofErr w:type="spellStart"/>
+      <w:r>
+        <w:rPr>
+          <w:rFonts w:ascii="Calibri" w:eastAsia="Times New Roman" w:hAnsi="Calibri" w:cs="Calibri"/>
+          <w:color w:val="000000"/>
+          <w:kern w:val="0"/>
+          <w:lang w:eastAsia="en-AU"/>
+          <w14:ligatures w14:val="none"/>
+        </w:rPr>
+        <w:t>Devops</w:t>
+      </w:r>
+      <w:proofErr w:type="spellEnd"/>
+      <w:r>
+        <w:rPr>
+          <w:rFonts w:ascii="Calibri" w:eastAsia="Times New Roman" w:hAnsi="Calibri" w:cs="Calibri"/>
+          <w:color w:val="000000"/>
+          <w:kern w:val="0"/>
+          <w:lang w:eastAsia="en-AU"/>
+          <w14:ligatures w14:val="none"/>
+        </w:rPr>
+        <w:t xml:space="preserve"> knowledge? The exam's costs to retest are extensive, so I'm anxious to ensure I'm fully prepared.</w:t>
+      </w:r>
+    </w:p>
+    <w:p>
+      <w:pPr>
+        <w:pStyle w:val="ListParagraph"/>
+        <w:numPr>
+          <w:ilvl w:val="1"/>
+          <w:numId w:val="33"/>
+        </w:numPr>
+        <w:shd w:val="clear" w:color="auto" w:fill="FFFFFF"/>
+        <w:spacing w:after="0" w:line="240" w:lineRule="auto"/>
+        <w:textAlignment w:val="baseline"/>
+        <w:rPr>
+          <w:rFonts w:ascii="Aptos" w:eastAsia="Times New Roman" w:hAnsi="Aptos" w:cs="Times New Roman"/>
+          <w:color w:val="00B050"/>
+          <w:kern w:val="0"/>
+          <w:lang w:eastAsia="en-AU"/>
+          <w14:ligatures w14:val="none"/>
+        </w:rPr>
+      </w:pPr>
+      <w:r>
+        <w:rPr>
+          <w:rFonts w:ascii="Aptos" w:eastAsia="Times New Roman" w:hAnsi="Aptos" w:cs="Times New Roman"/>
+          <w:color w:val="00B050"/>
+          <w:kern w:val="0"/>
+          <w:lang w:eastAsia="en-AU"/>
+          <w14:ligatures w14:val="none"/>
+        </w:rPr>
+        <w:t xml:space="preserve">Keep note that this is an open book exam. How have you gone with the practice questions in </w:t>
+      </w:r>
+      <w:proofErr w:type="spellStart"/>
+      <w:r>
+        <w:rPr>
+          <w:rFonts w:ascii="Aptos" w:eastAsia="Times New Roman" w:hAnsi="Aptos" w:cs="Times New Roman"/>
+          <w:color w:val="00B050"/>
+          <w:kern w:val="0"/>
+          <w:lang w:eastAsia="en-AU"/>
+          <w14:ligatures w14:val="none"/>
+        </w:rPr>
+        <w:t>Studyspot</w:t>
+      </w:r>
+      <w:proofErr w:type="spellEnd"/>
+      <w:r>
+        <w:rPr>
+          <w:rFonts w:ascii="Aptos" w:eastAsia="Times New Roman" w:hAnsi="Aptos" w:cs="Times New Roman"/>
+          <w:color w:val="00B050"/>
+          <w:kern w:val="0"/>
+          <w:lang w:eastAsia="en-AU"/>
+          <w14:ligatures w14:val="none"/>
+        </w:rPr>
+        <w:t>? </w:t>
+      </w:r>
+    </w:p>
+    <w:p>
+      <w:pPr>
+        <w:pStyle w:val="ListParagraph"/>
+        <w:numPr>
+          <w:ilvl w:val="1"/>
+          <w:numId w:val="33"/>
+        </w:numPr>
+        <w:shd w:val="clear" w:color="auto" w:fill="FFFFFF"/>
+        <w:spacing w:after="0" w:line="240" w:lineRule="auto"/>
+        <w:textAlignment w:val="baseline"/>
+        <w:rPr>
+          <w:rFonts w:ascii="Aptos" w:eastAsia="Times New Roman" w:hAnsi="Aptos" w:cs="Times New Roman"/>
+          <w:color w:val="00B050"/>
+          <w:kern w:val="0"/>
+          <w:lang w:eastAsia="en-AU"/>
+          <w14:ligatures w14:val="none"/>
+        </w:rPr>
+      </w:pPr>
+      <w:r>
+        <w:rPr>
+          <w:rFonts w:ascii="Aptos" w:eastAsia="Times New Roman" w:hAnsi="Aptos" w:cs="Times New Roman"/>
+          <w:color w:val="00B050"/>
+          <w:kern w:val="0"/>
+          <w:lang w:eastAsia="en-AU"/>
+          <w14:ligatures w14:val="none"/>
+        </w:rPr>
+        <w:t>Most people would struggle with the Python exam more than this one.</w:t>
+      </w:r>
+    </w:p>
+    <w:p>
+      <w:pPr>
         <w:pStyle w:val="Heading1"/>
         <w:rPr>
           <w:lang w:val="en-US"/>
@@ -1537,6 +1856,7 @@
         <w:rPr>
           <w:lang w:val="en-US"/>
         </w:rPr>
+        <w:lastRenderedPageBreak/>
         <w:t>Agile Processes for DevOps</w:t>
       </w:r>
     </w:p>
@@ -8266,7 +8586,6 @@
         <w:rPr>
           <w:lang w:val="en-US"/>
         </w:rPr>
-        <w:lastRenderedPageBreak/>
         <w:t>Prioritise developing software rather than detailed documentation, as working software is more critical.</w:t>
       </w:r>
     </w:p>
@@ -8749,7 +9068,6 @@
         <w:rPr>
           <w:lang w:val="en-US"/>
         </w:rPr>
-        <w:lastRenderedPageBreak/>
         <w:t xml:space="preserve">There must be </w:t>
       </w:r>
       <w:r>
@@ -9514,7 +9832,6 @@
         <w:rPr>
           <w:lang w:val="en-US"/>
         </w:rPr>
-        <w:lastRenderedPageBreak/>
         <w:t xml:space="preserve">By making teams reflect at regular intervals how to become more </w:t>
       </w:r>
       <w:proofErr w:type="gramStart"/>
@@ -10135,7 +10452,6 @@
         <w:rPr>
           <w:lang w:val="en-US"/>
         </w:rPr>
-        <w:lastRenderedPageBreak/>
         <w:t>Application Programming Interface</w:t>
       </w:r>
       <w:r>
@@ -10377,6 +10693,105 @@
         <w:rPr>
           <w:lang w:val="en-US"/>
         </w:rPr>
+        <w:t>…</w:t>
+      </w:r>
+    </w:p>
+    <w:p>
+      <w:pPr>
+        <w:rPr>
+          <w:lang w:val="en-US"/>
+        </w:rPr>
+      </w:pPr>
+      <w:r>
+        <w:rPr>
+          <w:b/>
+          <w:bCs/>
+        </w:rPr>
+        <w:t>C: Culture</w:t>
+      </w:r>
+      <w:r>
+        <w:t xml:space="preserve"> - Emphasizes shared vision, collaboration, communication, learning and continuous improvement</w:t>
+      </w:r>
+      <w:r>
+        <w:t>.</w:t>
+      </w:r>
+    </w:p>
+    <w:p>
+      <w:r>
+        <w:rPr>
+          <w:b/>
+          <w:bCs/>
+        </w:rPr>
+        <w:t>A: Automation</w:t>
+      </w:r>
+      <w:r>
+        <w:t xml:space="preserve"> - CI/CD toolchains, Al and infrastructure-as-code enable automation, consistency, velocity and fast recovery. </w:t>
+      </w:r>
+    </w:p>
+    <w:p>
+      <w:r>
+        <w:rPr>
+          <w:b/>
+          <w:bCs/>
+        </w:rPr>
+        <w:t>L: Lean</w:t>
+      </w:r>
+      <w:r>
+        <w:t xml:space="preserve"> - Maximize customer value while minimizing waste and improving flow. </w:t>
+      </w:r>
+    </w:p>
+    <w:p>
+      <w:r>
+        <w:rPr>
+          <w:b/>
+          <w:bCs/>
+        </w:rPr>
+        <w:t>M: Measurement</w:t>
+      </w:r>
+      <w:r>
+        <w:t xml:space="preserve"> - Value-driven metrics for people, process and technology support trust and performance improvement. </w:t>
+      </w:r>
+    </w:p>
+    <w:p>
+      <w:pPr>
+        <w:rPr>
+          <w:lang w:val="en-US"/>
+        </w:rPr>
+      </w:pPr>
+      <w:r>
+        <w:rPr>
+          <w:b/>
+          <w:bCs/>
+        </w:rPr>
+        <w:t>S: Sharing</w:t>
+      </w:r>
+      <w:r>
+        <w:t xml:space="preserve"> - Leaders and teams share ideas, skills, improve communication, collaboration and performance.</w:t>
+      </w:r>
+    </w:p>
+    <w:p>
+      <w:pPr>
+        <w:rPr>
+          <w:lang w:val="en-US"/>
+        </w:rPr>
+      </w:pPr>
+      <w:r>
+        <w:rPr>
+          <w:lang w:val="en-US"/>
+        </w:rPr>
+        <w:t>…</w:t>
+      </w:r>
+    </w:p>
+    <w:p>
+      <w:pPr>
+        <w:rPr>
+          <w:lang w:val="en-US"/>
+        </w:rPr>
+      </w:pPr>
+      <w:r>
+        <w:rPr>
+          <w:lang w:val="en-US"/>
+        </w:rPr>
         <w:t xml:space="preserve">Culture refers to…. For example, culture is considered good if, after challenges and emergencies, people work as a team, looking to </w:t>
       </w:r>
       <w:proofErr w:type="gramStart"/>
@@ -10404,6 +10819,7 @@
         <w:rPr>
           <w:lang w:val="en-US"/>
         </w:rPr>
+        <w:lastRenderedPageBreak/>
         <w:t>“</w:t>
       </w:r>
       <w:r>
@@ -11034,7 +11450,6 @@
           <w:color w:val="EE0000"/>
           <w:lang w:val="en-US"/>
         </w:rPr>
-        <w:lastRenderedPageBreak/>
         <w:t>ChatOps</w:t>
       </w:r>
       <w:proofErr w:type="spellEnd"/>
@@ -11556,7 +11971,6 @@
         <w:rPr>
           <w:lang w:val="en-US"/>
         </w:rPr>
-        <w:lastRenderedPageBreak/>
         <w:t xml:space="preserve">‘Collaboration and communication’, in the context of DevOps, refers to one of the main elements of </w:t>
       </w:r>
       <w:proofErr w:type="gramStart"/>
@@ -11893,7 +12307,6 @@
         <w:pStyle w:val="Heading2"/>
       </w:pPr>
       <w:r>
-        <w:lastRenderedPageBreak/>
         <w:t>Collective Body of Knowledge (CBOK)</w:t>
       </w:r>
     </w:p>
@@ -12485,7 +12898,6 @@
           <w:bCs/>
           <w:lang w:val="en-US"/>
         </w:rPr>
-        <w:lastRenderedPageBreak/>
         <w:t>Sources:</w:t>
       </w:r>
     </w:p>
@@ -13934,7 +14346,6 @@
           <w:b/>
           <w:bCs/>
         </w:rPr>
-        <w:lastRenderedPageBreak/>
         <w:t>Cultural Debt</w:t>
       </w:r>
       <w:r>
@@ -14074,6 +14485,7 @@
         <w:rPr>
           <w:lang w:val="en-US"/>
         </w:rPr>
+        <w:lastRenderedPageBreak/>
         <w:t xml:space="preserve">Cycle time  </w:t>
       </w:r>
     </w:p>
@@ -14435,7 +14847,6 @@
         <w:rPr>
           <w:lang w:val="en-US"/>
         </w:rPr>
-        <w:lastRenderedPageBreak/>
         <w:t xml:space="preserve">A deployment </w:t>
       </w:r>
       <w:r>
@@ -15003,7 +15414,6 @@
         <w:pStyle w:val="Heading2"/>
       </w:pPr>
       <w:r>
-        <w:lastRenderedPageBreak/>
         <w:t>DevOps</w:t>
       </w:r>
     </w:p>
@@ -15263,11 +15673,7 @@
         </w:rPr>
       </w:pPr>
       <w:r>
-        <w:t xml:space="preserve">At its core, DevOps focuses on blurring the line between development and operations teams, enabling greater collaboration between developers and system administrators. Metrics allows DevOps teams to measure and assess collaborative workflows and track </w:t>
-      </w:r>
-      <w:r>
-        <w:lastRenderedPageBreak/>
-        <w:t>progress of achieving high-level goals including increased quality, faster release cycles, and improved application performance.</w:t>
+        <w:t>At its core, DevOps focuses on blurring the line between development and operations teams, enabling greater collaboration between developers and system administrators. Metrics allows DevOps teams to measure and assess collaborative workflows and track progress of achieving high-level goals including increased quality, faster release cycles, and improved application performance.</w:t>
       </w:r>
     </w:p>
     <w:p>
@@ -15663,6 +16069,66 @@
     <w:p>
       <w:pPr>
         <w:rPr>
+          <w:b/>
+          <w:bCs/>
+        </w:rPr>
+      </w:pPr>
+      <w:r>
+        <w:rPr>
+          <w:b/>
+          <w:bCs/>
+        </w:rPr>
+        <w:t>“</w:t>
+      </w:r>
+      <w:r>
+        <w:rPr>
+          <w:b/>
+          <w:bCs/>
+        </w:rPr>
+        <w:t xml:space="preserve">DevOps is a culture and a set of practices. It is a way of working to ensure collaboration between Development teams and operation teams can work together. </w:t>
+      </w:r>
+    </w:p>
+    <w:p>
+      <w:pPr>
+        <w:rPr>
+          <w:b/>
+          <w:bCs/>
+        </w:rPr>
+      </w:pPr>
+      <w:r>
+        <w:rPr>
+          <w:b/>
+          <w:bCs/>
+        </w:rPr>
+        <w:t xml:space="preserve">Note that some organisations may have DevOps teams, but essentially DevOps is a shared responsibility across all </w:t>
+      </w:r>
+      <w:proofErr w:type="gramStart"/>
+      <w:r>
+        <w:rPr>
+          <w:b/>
+          <w:bCs/>
+        </w:rPr>
+        <w:t>roles, and</w:t>
+      </w:r>
+      <w:proofErr w:type="gramEnd"/>
+      <w:r>
+        <w:rPr>
+          <w:b/>
+          <w:bCs/>
+        </w:rPr>
+        <w:t xml:space="preserve"> aims to break down silos to improve flow and feedback in addition to continuous improvement.</w:t>
+      </w:r>
+      <w:r>
+        <w:rPr>
+          <w:b/>
+          <w:bCs/>
+        </w:rPr>
+        <w:t>” – Evan Xia</w:t>
+      </w:r>
+    </w:p>
+    <w:p>
+      <w:pPr>
+        <w:rPr>
           <w:lang w:val="en-US"/>
         </w:rPr>
       </w:pPr>
@@ -15706,7 +16172,6 @@
         </w:rPr>
       </w:pPr>
       <w:r>
-        <w:lastRenderedPageBreak/>
         <w:t>“</w:t>
       </w:r>
       <w:r>
@@ -16089,7 +16554,6 @@
         <w:rPr>
           <w:lang w:val="en-US"/>
         </w:rPr>
-        <w:lastRenderedPageBreak/>
         <w:t xml:space="preserve">This is just a reddit complaint, but mentions potential </w:t>
       </w:r>
       <w:proofErr w:type="gramStart"/>
@@ -16665,7 +17129,6 @@
         <w:rPr>
           <w:lang w:val="en-US"/>
         </w:rPr>
-        <w:lastRenderedPageBreak/>
         <w:t>This role serves little purpose if other engineers are already implementing AI into their own workflows without any troubles; compliance or security issues included.</w:t>
       </w:r>
     </w:p>
@@ -17099,7 +17562,6 @@
           <w:b/>
           <w:bCs/>
         </w:rPr>
-        <w:lastRenderedPageBreak/>
         <w:t>Quick action</w:t>
       </w:r>
       <w:r>
@@ -17556,7 +18018,6 @@
         <w:rPr>
           <w:lang w:val="en-US"/>
         </w:rPr>
-        <w:lastRenderedPageBreak/>
         <w:t>Golden Circle</w:t>
       </w:r>
     </w:p>
@@ -17707,6 +18168,7 @@
         <w:rPr>
           <w:lang w:val="en-US"/>
         </w:rPr>
+        <w:lastRenderedPageBreak/>
         <w:t>I know there’s something about metrics for high-performing teams; unsure if related</w:t>
       </w:r>
     </w:p>
@@ -17876,24 +18338,15 @@
     </w:p>
     <w:p>
       <w:pPr>
-        <w:rPr>
-          <w:lang w:val="en-US"/>
-        </w:rPr>
-      </w:pPr>
-    </w:p>
-    <w:p>
-      <w:pPr>
-        <w:pStyle w:val="ListParagraph"/>
-        <w:numPr>
-          <w:ilvl w:val="0"/>
-          <w:numId w:val="12"/>
-        </w:numPr>
-        <w:rPr>
-          <w:lang w:val="en-US"/>
-        </w:rPr>
-      </w:pPr>
-      <w:r>
-        <w:rPr>
+        <w:pStyle w:val="Heading2"/>
+        <w:rPr>
+          <w:color w:val="EE0000"/>
+          <w:lang w:val="en-US"/>
+        </w:rPr>
+      </w:pPr>
+      <w:r>
+        <w:rPr>
+          <w:color w:val="EE0000"/>
           <w:lang w:val="en-US"/>
         </w:rPr>
         <w:t xml:space="preserve">Kanban </w:t>
@@ -18078,11 +18531,7 @@
         <w:t>for understanding the emotional dimensions of change across many settings.</w:t>
       </w:r>
       <w:r>
-        <w:t xml:space="preserve"> Rather than predicting outcomes, it encourages </w:t>
-      </w:r>
-      <w:r>
-        <w:lastRenderedPageBreak/>
-        <w:t xml:space="preserve">greater awareness, patience, and compassion for the varied </w:t>
+        <w:t xml:space="preserve"> Rather than predicting outcomes, it encourages greater awareness, patience, and compassion for the varied </w:t>
       </w:r>
       <w:r>
         <w:t>ways people respond to loss, uncertainty, and transformation.</w:t>
@@ -18600,30 +19049,22 @@
     </w:p>
     <w:p>
       <w:pPr>
-        <w:rPr>
-          <w:lang w:val="en-US"/>
-        </w:rPr>
-      </w:pPr>
-    </w:p>
-    <w:p>
-      <w:pPr>
-        <w:pStyle w:val="ListParagraph"/>
-        <w:numPr>
-          <w:ilvl w:val="0"/>
-          <w:numId w:val="12"/>
-        </w:numPr>
-        <w:rPr>
-          <w:lang w:val="en-US"/>
-        </w:rPr>
-      </w:pPr>
-      <w:r>
-        <w:rPr>
+        <w:pStyle w:val="Heading2"/>
+        <w:rPr>
+          <w:color w:val="EE0000"/>
+          <w:lang w:val="en-US"/>
+        </w:rPr>
+      </w:pPr>
+      <w:r>
+        <w:rPr>
+          <w:color w:val="EE0000"/>
           <w:lang w:val="en-US"/>
         </w:rPr>
         <w:t xml:space="preserve">Lean </w:t>
       </w:r>
       <w:r>
         <w:rPr>
+          <w:color w:val="EE0000"/>
           <w:lang w:val="en-US"/>
         </w:rPr>
         <w:t>Manufacturing</w:t>
@@ -18649,18 +19090,16 @@
     </w:p>
     <w:p>
       <w:pPr>
-        <w:pStyle w:val="ListParagraph"/>
-        <w:numPr>
-          <w:ilvl w:val="0"/>
-          <w:numId w:val="12"/>
-        </w:numPr>
-        <w:rPr>
+        <w:pStyle w:val="Heading2"/>
+        <w:rPr>
+          <w:color w:val="EE0000"/>
           <w:lang w:val="en-US"/>
         </w:rPr>
       </w:pPr>
       <w:proofErr w:type="gramStart"/>
       <w:r>
         <w:rPr>
+          <w:color w:val="EE0000"/>
           <w:lang w:val="en-US"/>
         </w:rPr>
         <w:t>Lean</w:t>
@@ -18668,6 +19107,7 @@
       <w:proofErr w:type="gramEnd"/>
       <w:r>
         <w:rPr>
+          <w:color w:val="EE0000"/>
           <w:lang w:val="en-US"/>
         </w:rPr>
         <w:t xml:space="preserve"> thinking</w:t>
@@ -18833,6 +19273,7 @@
         </w:rPr>
       </w:pPr>
       <w:r>
+        <w:lastRenderedPageBreak/>
         <w:t xml:space="preserve">Some tools that might fit, according to AI, and that have been seen or mentioned around this document, </w:t>
       </w:r>
       <w:proofErr w:type="gramStart"/>
@@ -18853,7 +19294,6 @@
         </w:rPr>
       </w:pPr>
       <w:r>
-        <w:lastRenderedPageBreak/>
         <w:t>Kanban</w:t>
       </w:r>
     </w:p>
@@ -19151,21 +19591,7 @@
         <w:rPr>
           <w:lang w:val="en-US"/>
         </w:rPr>
-        <w:t xml:space="preserve">, as it shifts focus away from how often we fail, and instead </w:t>
-      </w:r>
-      <w:proofErr w:type="gramStart"/>
-      <w:r>
-        <w:rPr>
-          <w:lang w:val="en-US"/>
-        </w:rPr>
-        <w:t>on</w:t>
-      </w:r>
-      <w:proofErr w:type="gramEnd"/>
-      <w:r>
-        <w:rPr>
-          <w:lang w:val="en-US"/>
-        </w:rPr>
-        <w:t xml:space="preserve"> expecting to fail, but looking to learn and improve from each failure through retrospection.</w:t>
+        <w:t>, as it shifts focus away from how often we fail, and instead on expecting to fail, but looking to learn and improve from each failure through retrospection.</w:t>
       </w:r>
     </w:p>
     <w:p>
@@ -19352,7 +19778,6 @@
           <w:color w:val="EE0000"/>
           <w:lang w:val="en-US"/>
         </w:rPr>
-        <w:lastRenderedPageBreak/>
         <w:t>Microservices</w:t>
       </w:r>
     </w:p>
@@ -19888,7 +20313,6 @@
         <w:rPr>
           <w:lang w:val="en-US"/>
         </w:rPr>
-        <w:lastRenderedPageBreak/>
         <w:t xml:space="preserve">Open </w:t>
       </w:r>
       <w:r>
@@ -20303,6 +20727,7 @@
         <w:rPr>
           <w:lang w:val="en-US"/>
         </w:rPr>
+        <w:lastRenderedPageBreak/>
         <w:t>When compared to SRE,</w:t>
       </w:r>
       <w:r>
@@ -20577,7 +21002,6 @@
         </w:rPr>
       </w:pPr>
       <w:r>
-        <w:lastRenderedPageBreak/>
         <w:t>“</w:t>
       </w:r>
       <w:r>
@@ -20904,6 +21328,7 @@
         <w:rPr>
           <w:lang w:val="en-US"/>
         </w:rPr>
+        <w:lastRenderedPageBreak/>
         <w:t>Sources:</w:t>
       </w:r>
     </w:p>
@@ -21297,6 +21722,7 @@
           <w:bCs/>
           <w:lang w:val="en-US"/>
         </w:rPr>
+        <w:lastRenderedPageBreak/>
         <w:t xml:space="preserve">Cost </w:t>
       </w:r>
       <w:r>
@@ -22069,6 +22495,7 @@
           <w:bCs/>
           <w:lang w:val="en-US"/>
         </w:rPr>
+        <w:lastRenderedPageBreak/>
         <w:t>Continuous Improvement &amp; Iterative Enhancements</w:t>
       </w:r>
       <w:r>
@@ -22529,6 +22956,7 @@
     </w:p>
     <w:p>
       <w:r>
+        <w:lastRenderedPageBreak/>
         <w:t>The term single point of failure implies that there is no backup or redundant option that would enable the system to continue to function without it.</w:t>
       </w:r>
     </w:p>
@@ -22770,11 +23198,19 @@
           <w:lang w:val="en-US"/>
         </w:rPr>
       </w:pPr>
-      <w:r>
-        <w:rPr>
-          <w:lang w:val="en-US"/>
-        </w:rPr>
-        <w:t>Has a dedicated team of people with Ops skills, called Service Reliability Engineers (SRE’s)</w:t>
+      <w:proofErr w:type="gramStart"/>
+      <w:r>
+        <w:rPr>
+          <w:lang w:val="en-US"/>
+        </w:rPr>
+        <w:t>Has</w:t>
+      </w:r>
+      <w:proofErr w:type="gramEnd"/>
+      <w:r>
+        <w:rPr>
+          <w:lang w:val="en-US"/>
+        </w:rPr>
+        <w:t xml:space="preserve"> a dedicated team of people with Ops skills, called Service Reliability Engineers (SRE’s)</w:t>
       </w:r>
       <w:proofErr w:type="gramStart"/>
       <w:r>
@@ -22959,7 +23395,15 @@
           <w:b/>
           <w:bCs/>
         </w:rPr>
-        <w:t>test-driven development might increase upfront development time</w:t>
+        <w:t xml:space="preserve">test-driven development might </w:t>
+      </w:r>
+      <w:r>
+        <w:rPr>
+          <w:b/>
+          <w:bCs/>
+        </w:rPr>
+        <w:lastRenderedPageBreak/>
+        <w:t>increase upfront development time</w:t>
       </w:r>
       <w:r>
         <w:t xml:space="preserve">, it has been </w:t>
@@ -23103,6 +23547,100 @@
       <w:pPr>
         <w:pStyle w:val="ListParagraph"/>
         <w:numPr>
+          <w:ilvl w:val="0"/>
+          <w:numId w:val="12"/>
+        </w:numPr>
+        <w:rPr>
+          <w:lang w:val="en-US"/>
+        </w:rPr>
+      </w:pPr>
+      <w:r>
+        <w:rPr>
+          <w:lang w:val="en-US"/>
+        </w:rPr>
+        <w:t>First Way – Continuous Flow</w:t>
+      </w:r>
+    </w:p>
+    <w:p>
+      <w:pPr>
+        <w:pStyle w:val="ListParagraph"/>
+        <w:numPr>
+          <w:ilvl w:val="0"/>
+          <w:numId w:val="12"/>
+        </w:numPr>
+        <w:rPr>
+          <w:lang w:val="en-US"/>
+        </w:rPr>
+      </w:pPr>
+      <w:r>
+        <w:rPr>
+          <w:lang w:val="en-US"/>
+        </w:rPr>
+        <w:t>Second Way – Feedback</w:t>
+      </w:r>
+    </w:p>
+    <w:p>
+      <w:pPr>
+        <w:pStyle w:val="ListParagraph"/>
+        <w:numPr>
+          <w:ilvl w:val="0"/>
+          <w:numId w:val="12"/>
+        </w:numPr>
+        <w:rPr>
+          <w:lang w:val="en-US"/>
+        </w:rPr>
+      </w:pPr>
+      <w:r>
+        <w:rPr>
+          <w:lang w:val="en-US"/>
+        </w:rPr>
+        <w:t>Third Way – Continuous Improvement (Experimenting &amp; Learning)</w:t>
+      </w:r>
+    </w:p>
+    <w:p>
+      <w:pPr>
+        <w:pStyle w:val="ListParagraph"/>
+        <w:numPr>
+          <w:ilvl w:val="0"/>
+          <w:numId w:val="12"/>
+        </w:numPr>
+        <w:rPr>
+          <w:lang w:val="en-US"/>
+        </w:rPr>
+      </w:pPr>
+      <w:proofErr w:type="gramStart"/>
+      <w:r>
+        <w:rPr>
+          <w:lang w:val="en-US"/>
+        </w:rPr>
+        <w:t>Is</w:t>
+      </w:r>
+      <w:proofErr w:type="gramEnd"/>
+      <w:r>
+        <w:rPr>
+          <w:lang w:val="en-US"/>
+        </w:rPr>
+        <w:t xml:space="preserve"> </w:t>
+      </w:r>
+      <w:proofErr w:type="gramStart"/>
+      <w:r>
+        <w:rPr>
+          <w:lang w:val="en-US"/>
+        </w:rPr>
+        <w:t>this</w:t>
+      </w:r>
+      <w:proofErr w:type="gramEnd"/>
+      <w:r>
+        <w:rPr>
+          <w:lang w:val="en-US"/>
+        </w:rPr>
+        <w:t xml:space="preserve"> the three principles mentioned above?</w:t>
+      </w:r>
+    </w:p>
+    <w:p>
+      <w:pPr>
+        <w:pStyle w:val="ListParagraph"/>
+        <w:numPr>
           <w:ilvl w:val="1"/>
           <w:numId w:val="12"/>
         </w:numPr>
@@ -23110,33 +23648,43 @@
           <w:lang w:val="en-US"/>
         </w:rPr>
       </w:pPr>
-      <w:proofErr w:type="gramStart"/>
-      <w:r>
-        <w:rPr>
-          <w:lang w:val="en-US"/>
-        </w:rPr>
-        <w:t>Is</w:t>
-      </w:r>
-      <w:proofErr w:type="gramEnd"/>
-      <w:r>
-        <w:rPr>
-          <w:lang w:val="en-US"/>
-        </w:rPr>
-        <w:t xml:space="preserve"> </w:t>
-      </w:r>
-      <w:proofErr w:type="gramStart"/>
-      <w:r>
-        <w:rPr>
-          <w:lang w:val="en-US"/>
-        </w:rPr>
-        <w:t>this</w:t>
-      </w:r>
-      <w:proofErr w:type="gramEnd"/>
-      <w:r>
-        <w:rPr>
-          <w:lang w:val="en-US"/>
-        </w:rPr>
-        <w:t xml:space="preserve"> the three principles mentioned above?</w:t>
+      <w:r>
+        <w:rPr>
+          <w:lang w:val="en-US"/>
+        </w:rPr>
+        <w:t xml:space="preserve">This topic describes the three DevOps principles of flow, feedback, and continuous learning to derive better DevOps </w:t>
+      </w:r>
+      <w:proofErr w:type="spellStart"/>
+      <w:r>
+        <w:rPr>
+          <w:lang w:val="en-US"/>
+        </w:rPr>
+        <w:t>behaviour</w:t>
+      </w:r>
+      <w:proofErr w:type="spellEnd"/>
+      <w:r>
+        <w:rPr>
+          <w:lang w:val="en-US"/>
+        </w:rPr>
+        <w:t xml:space="preserve"> and cultivate the right adoption of DevOps.</w:t>
+      </w:r>
+    </w:p>
+    <w:p>
+      <w:pPr>
+        <w:pStyle w:val="ListParagraph"/>
+        <w:numPr>
+          <w:ilvl w:val="1"/>
+          <w:numId w:val="12"/>
+        </w:numPr>
+        <w:rPr>
+          <w:lang w:val="en-US"/>
+        </w:rPr>
+      </w:pPr>
+      <w:r>
+        <w:rPr>
+          <w:lang w:val="en-US"/>
+        </w:rPr>
+        <w:t>To cultivate the right adoption of DevOps, we need to follow three fundamental principles:</w:t>
       </w:r>
     </w:p>
     <w:p>
@@ -23154,21 +23702,47 @@
         <w:rPr>
           <w:lang w:val="en-US"/>
         </w:rPr>
-        <w:t xml:space="preserve">This topic describes the three DevOps principles of flow, feedback, and continuous learning to derive better DevOps </w:t>
-      </w:r>
-      <w:proofErr w:type="spellStart"/>
-      <w:r>
-        <w:rPr>
-          <w:lang w:val="en-US"/>
-        </w:rPr>
-        <w:t>behaviour</w:t>
-      </w:r>
-      <w:proofErr w:type="spellEnd"/>
-      <w:r>
-        <w:rPr>
-          <w:lang w:val="en-US"/>
-        </w:rPr>
-        <w:t xml:space="preserve"> and cultivate the right adoption of DevOps.</w:t>
+        <w:t xml:space="preserve">Principle of flow </w:t>
+      </w:r>
+      <w:r>
+        <w:rPr>
+          <w:rFonts w:hint="cs"/>
+          <w:lang w:val="en-US"/>
+        </w:rPr>
+        <w:t>–</w:t>
+      </w:r>
+      <w:r>
+        <w:rPr>
+          <w:lang w:val="en-US"/>
+        </w:rPr>
+        <w:t xml:space="preserve"> enumerates how we</w:t>
+      </w:r>
+      <w:r>
+        <w:rPr>
+          <w:rFonts w:hint="cs"/>
+          <w:lang w:val="en-US"/>
+        </w:rPr>
+        <w:t>’</w:t>
+      </w:r>
+      <w:r>
+        <w:rPr>
+          <w:lang w:val="en-US"/>
+        </w:rPr>
+        <w:t xml:space="preserve">ll </w:t>
+      </w:r>
+      <w:proofErr w:type="gramStart"/>
+      <w:r>
+        <w:rPr>
+          <w:lang w:val="en-US"/>
+        </w:rPr>
+        <w:t>actually move</w:t>
+      </w:r>
+      <w:proofErr w:type="gramEnd"/>
+      <w:r>
+        <w:rPr>
+          <w:lang w:val="en-US"/>
+        </w:rPr>
+        <w:t xml:space="preserve"> from development of artifacts to management of said artifacts using operations</w:t>
       </w:r>
     </w:p>
     <w:p>
@@ -23186,14 +23760,41 @@
         <w:rPr>
           <w:lang w:val="en-US"/>
         </w:rPr>
-        <w:t>To cultivate the right adoption of DevOps, we need to follow three fundamental principles:</w:t>
-      </w:r>
-    </w:p>
-    <w:p>
-      <w:pPr>
-        <w:pStyle w:val="ListParagraph"/>
-        <w:numPr>
-          <w:ilvl w:val="3"/>
+        <w:t xml:space="preserve">Principle of feedback </w:t>
+      </w:r>
+      <w:r>
+        <w:rPr>
+          <w:rFonts w:hint="cs"/>
+          <w:lang w:val="en-US"/>
+        </w:rPr>
+        <w:t>–</w:t>
+      </w:r>
+      <w:r>
+        <w:rPr>
+          <w:lang w:val="en-US"/>
+        </w:rPr>
+        <w:t xml:space="preserve"> cultivates culture of quick feedback availability </w:t>
+      </w:r>
+      <w:proofErr w:type="gramStart"/>
+      <w:r>
+        <w:rPr>
+          <w:lang w:val="en-US"/>
+        </w:rPr>
+        <w:t>in order to</w:t>
+      </w:r>
+      <w:proofErr w:type="gramEnd"/>
+      <w:r>
+        <w:rPr>
+          <w:lang w:val="en-US"/>
+        </w:rPr>
+        <w:t xml:space="preserve"> improvise? the product</w:t>
+      </w:r>
+    </w:p>
+    <w:p>
+      <w:pPr>
+        <w:pStyle w:val="ListParagraph"/>
+        <w:numPr>
+          <w:ilvl w:val="2"/>
           <w:numId w:val="12"/>
         </w:numPr>
         <w:rPr>
@@ -23204,7 +23805,7 @@
         <w:rPr>
           <w:lang w:val="en-US"/>
         </w:rPr>
-        <w:t xml:space="preserve">Principle of flow </w:t>
+        <w:t xml:space="preserve">Principle of continuous learning </w:t>
       </w:r>
       <w:r>
         <w:rPr>
@@ -23217,109 +23818,6 @@
         <w:rPr>
           <w:lang w:val="en-US"/>
         </w:rPr>
-        <w:t xml:space="preserve"> enumerates how we</w:t>
-      </w:r>
-      <w:r>
-        <w:rPr>
-          <w:rFonts w:hint="cs"/>
-          <w:lang w:val="en-US"/>
-        </w:rPr>
-        <w:t>’</w:t>
-      </w:r>
-      <w:r>
-        <w:rPr>
-          <w:lang w:val="en-US"/>
-        </w:rPr>
-        <w:t xml:space="preserve">ll </w:t>
-      </w:r>
-      <w:proofErr w:type="gramStart"/>
-      <w:r>
-        <w:rPr>
-          <w:lang w:val="en-US"/>
-        </w:rPr>
-        <w:t>actually move</w:t>
-      </w:r>
-      <w:proofErr w:type="gramEnd"/>
-      <w:r>
-        <w:rPr>
-          <w:lang w:val="en-US"/>
-        </w:rPr>
-        <w:t xml:space="preserve"> from development of artifacts to management of said artifacts using operations</w:t>
-      </w:r>
-    </w:p>
-    <w:p>
-      <w:pPr>
-        <w:pStyle w:val="ListParagraph"/>
-        <w:numPr>
-          <w:ilvl w:val="3"/>
-          <w:numId w:val="12"/>
-        </w:numPr>
-        <w:rPr>
-          <w:lang w:val="en-US"/>
-        </w:rPr>
-      </w:pPr>
-      <w:r>
-        <w:rPr>
-          <w:lang w:val="en-US"/>
-        </w:rPr>
-        <w:t xml:space="preserve">Principle of feedback </w:t>
-      </w:r>
-      <w:r>
-        <w:rPr>
-          <w:rFonts w:hint="cs"/>
-          <w:lang w:val="en-US"/>
-        </w:rPr>
-        <w:t>–</w:t>
-      </w:r>
-      <w:r>
-        <w:rPr>
-          <w:lang w:val="en-US"/>
-        </w:rPr>
-        <w:t xml:space="preserve"> cultivates culture of quick feedback availability </w:t>
-      </w:r>
-      <w:proofErr w:type="gramStart"/>
-      <w:r>
-        <w:rPr>
-          <w:lang w:val="en-US"/>
-        </w:rPr>
-        <w:t>in order to</w:t>
-      </w:r>
-      <w:proofErr w:type="gramEnd"/>
-      <w:r>
-        <w:rPr>
-          <w:lang w:val="en-US"/>
-        </w:rPr>
-        <w:t xml:space="preserve"> improvise? the product</w:t>
-      </w:r>
-    </w:p>
-    <w:p>
-      <w:pPr>
-        <w:pStyle w:val="ListParagraph"/>
-        <w:numPr>
-          <w:ilvl w:val="3"/>
-          <w:numId w:val="12"/>
-        </w:numPr>
-        <w:rPr>
-          <w:lang w:val="en-US"/>
-        </w:rPr>
-      </w:pPr>
-      <w:r>
-        <w:rPr>
-          <w:lang w:val="en-US"/>
-        </w:rPr>
-        <w:t xml:space="preserve">Principle of continuous learning </w:t>
-      </w:r>
-      <w:r>
-        <w:rPr>
-          <w:rFonts w:hint="cs"/>
-          <w:lang w:val="en-US"/>
-        </w:rPr>
-        <w:t>–</w:t>
-      </w:r>
-      <w:r>
-        <w:rPr>
-          <w:lang w:val="en-US"/>
-        </w:rPr>
         <w:t xml:space="preserve"> ensures frequent improvements are there in the product</w:t>
       </w:r>
     </w:p>
@@ -23327,7 +23825,7 @@
       <w:pPr>
         <w:pStyle w:val="ListParagraph"/>
         <w:numPr>
-          <w:ilvl w:val="1"/>
+          <w:ilvl w:val="0"/>
           <w:numId w:val="12"/>
         </w:numPr>
         <w:rPr>
@@ -23347,7 +23845,7 @@
       <w:pPr>
         <w:pStyle w:val="ListParagraph"/>
         <w:numPr>
-          <w:ilvl w:val="1"/>
+          <w:ilvl w:val="0"/>
           <w:numId w:val="12"/>
         </w:numPr>
         <w:rPr>
@@ -23478,6 +23976,7 @@
         <w:rPr>
           <w:lang w:val="en-US"/>
         </w:rPr>
+        <w:lastRenderedPageBreak/>
         <w:t>TOC adopts the common idiom "a chain is no stronger than its weakest link". That means that organizations and processes are vulnerable because the weakest person or part can always damage or break them, or at least adversely affect the outcome.</w:t>
       </w:r>
     </w:p>
@@ -23818,7 +24317,6 @@
         <w:rPr>
           <w:lang w:val="en-US"/>
         </w:rPr>
-        <w:lastRenderedPageBreak/>
         <w:t>At the expense of others, but not automatically bad; may be required under duress</w:t>
       </w:r>
     </w:p>
@@ -24004,6 +24502,7 @@
         <w:rPr>
           <w:lang w:val="en-US"/>
         </w:rPr>
+        <w:lastRenderedPageBreak/>
         <w:t>Value stream mapping</w:t>
       </w:r>
       <w:r>
@@ -24422,67 +24921,67 @@
           <w:bCs/>
           <w:lang w:val="en-US"/>
         </w:rPr>
+        <w:t>When tracking by count</w:t>
+      </w:r>
+      <w:r>
+        <w:rPr>
+          <w:lang w:val="en-US"/>
+        </w:rPr>
+        <w:t>: Velocity shows the number of work items (user stories, bugs, tasks) completed per sprint</w:t>
+      </w:r>
+    </w:p>
+    <w:p>
+      <w:pPr>
+        <w:pStyle w:val="ListParagraph"/>
+        <w:numPr>
+          <w:ilvl w:val="0"/>
+          <w:numId w:val="12"/>
+        </w:numPr>
+        <w:rPr>
+          <w:lang w:val="en-US"/>
+        </w:rPr>
+      </w:pPr>
+      <w:r>
+        <w:rPr>
+          <w:b/>
+          <w:bCs/>
+          <w:lang w:val="en-US"/>
+        </w:rPr>
+        <w:t>When tracking by sum</w:t>
+      </w:r>
+      <w:r>
+        <w:rPr>
+          <w:lang w:val="en-US"/>
+        </w:rPr>
+        <w:t>: Velocity shows the total story points, effort hours, or size estimates completed per sprint</w:t>
+      </w:r>
+    </w:p>
+    <w:p>
+      <w:r>
+        <w:t>For example, if your team completed user stories worth 25 story points in Sprint 1, 30 story points in Sprint 2, and 28 story points in Sprint 3, your average velocity is approximately 28 story points per sprint. This average helps you plan how much work to commit to in future sprints.</w:t>
+      </w:r>
+    </w:p>
+    <w:p>
+      <w:r>
+        <w:t xml:space="preserve">However, </w:t>
+      </w:r>
+      <w:r>
+        <w:rPr>
+          <w:b/>
+          <w:bCs/>
+        </w:rPr>
+        <w:t>velocity should not be used as the only metric to evaluate developer performance</w:t>
+      </w:r>
+      <w:r>
+        <w:t xml:space="preserve">, as </w:t>
+      </w:r>
+      <w:r>
+        <w:t xml:space="preserve">several downsides of velocity exist. </w:t>
+      </w:r>
+    </w:p>
+    <w:p>
+      <w:r>
         <w:lastRenderedPageBreak/>
-        <w:t>When tracking by count</w:t>
-      </w:r>
-      <w:r>
-        <w:rPr>
-          <w:lang w:val="en-US"/>
-        </w:rPr>
-        <w:t>: Velocity shows the number of work items (user stories, bugs, tasks) completed per sprint</w:t>
-      </w:r>
-    </w:p>
-    <w:p>
-      <w:pPr>
-        <w:pStyle w:val="ListParagraph"/>
-        <w:numPr>
-          <w:ilvl w:val="0"/>
-          <w:numId w:val="12"/>
-        </w:numPr>
-        <w:rPr>
-          <w:lang w:val="en-US"/>
-        </w:rPr>
-      </w:pPr>
-      <w:r>
-        <w:rPr>
-          <w:b/>
-          <w:bCs/>
-          <w:lang w:val="en-US"/>
-        </w:rPr>
-        <w:t>When tracking by sum</w:t>
-      </w:r>
-      <w:r>
-        <w:rPr>
-          <w:lang w:val="en-US"/>
-        </w:rPr>
-        <w:t>: Velocity shows the total story points, effort hours, or size estimates completed per sprint</w:t>
-      </w:r>
-    </w:p>
-    <w:p>
-      <w:r>
-        <w:t>For example, if your team completed user stories worth 25 story points in Sprint 1, 30 story points in Sprint 2, and 28 story points in Sprint 3, your average velocity is approximately 28 story points per sprint. This average helps you plan how much work to commit to in future sprints.</w:t>
-      </w:r>
-    </w:p>
-    <w:p>
-      <w:r>
-        <w:t xml:space="preserve">However, </w:t>
-      </w:r>
-      <w:r>
-        <w:rPr>
-          <w:b/>
-          <w:bCs/>
-        </w:rPr>
-        <w:t>velocity should not be used as the only metric to evaluate developer performance</w:t>
-      </w:r>
-      <w:r>
-        <w:t xml:space="preserve">, as </w:t>
-      </w:r>
-      <w:r>
-        <w:t xml:space="preserve">several downsides of velocity exist. </w:t>
-      </w:r>
-    </w:p>
-    <w:p>
-      <w:r>
         <w:t xml:space="preserve">First is that </w:t>
       </w:r>
       <w:r>
@@ -24799,7 +25298,6 @@
         <w:rPr>
           <w:lang w:val="en-US"/>
         </w:rPr>
-        <w:lastRenderedPageBreak/>
         <w:t>8 wastes of lean (DOWNTIME)</w:t>
       </w:r>
     </w:p>
@@ -24955,6 +25453,7 @@
         <w:rPr>
           <w:lang w:val="en-US"/>
         </w:rPr>
+        <w:lastRenderedPageBreak/>
         <w:t>Overproduction occurs when manufacturing a product or an element of the product before it is being asked for or required. Whilst this may seem sensible at first,</w:t>
       </w:r>
       <w:r>
@@ -25346,7 +25845,6 @@
         </w:rPr>
       </w:pPr>
       <w:r>
-        <w:lastRenderedPageBreak/>
         <w:t>…???</w:t>
       </w:r>
     </w:p>
@@ -25491,6 +25989,7 @@
           <w:bCs/>
           <w:lang w:val="en-US"/>
         </w:rPr>
+        <w:lastRenderedPageBreak/>
         <w:t>This c</w:t>
       </w:r>
       <w:r>
@@ -26017,6 +26516,7 @@
           <w:color w:val="EE0000"/>
           <w:lang w:val="en-US"/>
         </w:rPr>
+        <w:lastRenderedPageBreak/>
         <w:t>Waterfall</w:t>
       </w:r>
     </w:p>
@@ -26235,7 +26735,6 @@
         <w:rPr>
           <w:noProof/>
         </w:rPr>
-        <w:lastRenderedPageBreak/>
         <w:drawing>
           <wp:inline distT="0" distB="0" distL="0" distR="0" wp14:anchorId="39209947" wp14:editId="22E53FF1">
             <wp:extent cx="5731510" cy="2860040"/>
@@ -26296,6 +26795,7 @@
     </w:p>
     <w:p>
       <w:r>
+        <w:lastRenderedPageBreak/>
         <w:t xml:space="preserve">This is particularly useful when it comes to </w:t>
       </w:r>
       <w:r>
@@ -26500,7 +27000,6 @@
         <w:rPr>
           <w:lang w:val="en-US"/>
         </w:rPr>
-        <w:lastRenderedPageBreak/>
         <w:t xml:space="preserve">A </w:t>
       </w:r>
       <w:r>
@@ -26903,7 +27402,6 @@
         <w:rPr>
           <w:lang w:val="en-US"/>
         </w:rPr>
-        <w:lastRenderedPageBreak/>
         <w:t>Fail Fast</w:t>
       </w:r>
     </w:p>
@@ -27206,7 +27704,14 @@
         <w:rPr>
           <w:lang w:val="en-US"/>
         </w:rPr>
-        <w:t xml:space="preserve">is a plan of action for how a product or solution will evolve over </w:t>
+        <w:t xml:space="preserve">is a plan of action for how a product or </w:t>
+      </w:r>
+      <w:r>
+        <w:rPr>
+          <w:lang w:val="en-US"/>
+        </w:rPr>
+        <w:lastRenderedPageBreak/>
+        <w:t xml:space="preserve">solution will evolve over </w:t>
       </w:r>
       <w:proofErr w:type="gramStart"/>
       <w:r>
@@ -27417,23 +27922,7 @@
           <w:color w:val="EE0000"/>
           <w:lang w:val="en-US"/>
         </w:rPr>
-        <w:t xml:space="preserve">DevOps </w:t>
-      </w:r>
-      <w:proofErr w:type="gramStart"/>
-      <w:r>
-        <w:rPr>
-          <w:color w:val="EE0000"/>
-          <w:lang w:val="en-US"/>
-        </w:rPr>
-        <w:t>advocates</w:t>
-      </w:r>
-      <w:proofErr w:type="gramEnd"/>
-      <w:r>
-        <w:rPr>
-          <w:color w:val="EE0000"/>
-          <w:lang w:val="en-US"/>
-        </w:rPr>
-        <w:t xml:space="preserve"> that we identify defects as soon as they occur. This, combined with the fact that </w:t>
+        <w:t xml:space="preserve">DevOps advocates that we identify defects as soon as they occur. This, combined with the fact that </w:t>
       </w:r>
       <w:r>
         <w:rPr>
@@ -27532,7 +28021,6 @@
         <w:rPr>
           <w:lang w:val="en-US"/>
         </w:rPr>
-        <w:lastRenderedPageBreak/>
         <w:t>Pipeline</w:t>
       </w:r>
     </w:p>
@@ -27837,6 +28325,7 @@
         <w:rPr>
           <w:lang w:val="en-US"/>
         </w:rPr>
+        <w:lastRenderedPageBreak/>
         <w:t>ProTip</w:t>
       </w:r>
       <w:proofErr w:type="spellEnd"/>
@@ -28116,14 +28605,7 @@
         <w:rPr>
           <w:lang w:val="en-US"/>
         </w:rPr>
-        <w:t xml:space="preserve">t passing </w:t>
-      </w:r>
-      <w:r>
-        <w:rPr>
-          <w:lang w:val="en-US"/>
-        </w:rPr>
-        <w:lastRenderedPageBreak/>
-        <w:t>information about software bugs to the operations team, then workflow quickly becomes bottlenecked and productivity suffers.</w:t>
+        <w:t>t passing information about software bugs to the operations team, then workflow quickly becomes bottlenecked and productivity suffers.</w:t>
       </w:r>
     </w:p>
     <w:p>
@@ -28293,7 +28775,11 @@
         <w:t>’</w:t>
       </w:r>
       <w:r>
-        <w:t xml:space="preserve">s responsible. This reluctance reinforces </w:t>
+        <w:t xml:space="preserve">s responsible. This reluctance </w:t>
+      </w:r>
+      <w:r>
+        <w:lastRenderedPageBreak/>
+        <w:t xml:space="preserve">reinforces </w:t>
       </w:r>
       <w:hyperlink w:anchor="_Silo" w:history="1">
         <w:r>
@@ -34105,7 +34591,6 @@
   <w:style w:type="character" w:default="1" w:styleId="DefaultParagraphFont">
     <w:name w:val="Default Paragraph Font"/>
     <w:uiPriority w:val="1"/>
-    <w:semiHidden/>
     <w:unhideWhenUsed/>
   </w:style>
   <w:style w:type="table" w:default="1" w:styleId="TableNormal">
